--- a/Documents/Safe Flame_V1.docx
+++ b/Documents/Safe Flame_V1.docx
@@ -1692,6 +1692,7 @@
       </w:pPr>
       <w:r>
         <w:rPr>
+          <w:noProof/>
           <w:sz w:val="24"/>
           <w:szCs w:val="24"/>
           <w:lang w:val="en-US"/>
@@ -1794,6 +1795,7 @@
       </w:pPr>
       <w:r>
         <w:rPr>
+          <w:noProof/>
           <w:sz w:val="24"/>
           <w:szCs w:val="24"/>
           <w:lang w:val="en-US"/>
@@ -1867,6 +1869,7 @@
       </w:pPr>
       <w:r>
         <w:rPr>
+          <w:noProof/>
           <w:sz w:val="24"/>
           <w:szCs w:val="24"/>
           <w:lang w:val="en-US"/>
@@ -1989,6 +1992,7 @@
       </w:pPr>
       <w:r>
         <w:rPr>
+          <w:noProof/>
           <w:sz w:val="24"/>
           <w:szCs w:val="24"/>
           <w:lang w:val="en-US"/>
@@ -2052,6 +2056,7 @@
       </w:pPr>
       <w:r>
         <w:rPr>
+          <w:noProof/>
           <w:sz w:val="24"/>
           <w:szCs w:val="24"/>
           <w:lang w:val="en-US"/>
@@ -2114,6 +2119,7 @@
       </w:pPr>
       <w:r>
         <w:rPr>
+          <w:noProof/>
           <w:sz w:val="24"/>
           <w:szCs w:val="24"/>
           <w:lang w:val="en-US"/>
@@ -2177,6 +2183,7 @@
       </w:pPr>
       <w:r>
         <w:rPr>
+          <w:noProof/>
           <w:sz w:val="24"/>
           <w:szCs w:val="24"/>
           <w:lang w:val="en-US"/>
@@ -2239,6 +2246,7 @@
       </w:pPr>
       <w:r>
         <w:rPr>
+          <w:noProof/>
           <w:sz w:val="24"/>
           <w:szCs w:val="24"/>
           <w:lang w:val="en-US"/>
@@ -2300,6 +2308,76 @@
           <w:lang w:val="en-US"/>
         </w:rPr>
       </w:pPr>
+      <w:r>
+        <w:rPr>
+          <w:sz w:val="24"/>
+          <w:szCs w:val="24"/>
+          <w:lang w:val="en-US"/>
+        </w:rPr>
+        <w:t>MQ2 gas sensor read values with stm32</w:t>
+      </w:r>
+    </w:p>
+    <w:p>
+      <w:pPr>
+        <w:jc w:val="both"/>
+        <w:rPr>
+          <w:sz w:val="24"/>
+          <w:szCs w:val="24"/>
+          <w:lang w:val="en-US"/>
+        </w:rPr>
+      </w:pPr>
+    </w:p>
+    <w:p>
+      <w:pPr>
+        <w:jc w:val="both"/>
+        <w:rPr>
+          <w:sz w:val="24"/>
+          <w:szCs w:val="24"/>
+          <w:lang w:val="en-US"/>
+        </w:rPr>
+      </w:pPr>
+      <w:r>
+        <w:rPr>
+          <w:sz w:val="24"/>
+          <w:szCs w:val="24"/>
+          <w:lang w:val="en-US"/>
+        </w:rPr>
+        <w:drawing>
+          <wp:inline distT="0" distB="0" distL="0" distR="0" wp14:anchorId="733548E7" wp14:editId="28144793">
+            <wp:extent cx="5731510" cy="3612515"/>
+            <wp:effectExtent l="0" t="0" r="2540" b="6985"/>
+            <wp:docPr id="1011645236" name="Picture 1"/>
+            <wp:cNvGraphicFramePr>
+              <a:graphicFrameLocks xmlns:a="http://schemas.openxmlformats.org/drawingml/2006/main" noChangeAspect="1"/>
+            </wp:cNvGraphicFramePr>
+            <a:graphic xmlns:a="http://schemas.openxmlformats.org/drawingml/2006/main">
+              <a:graphicData uri="http://schemas.openxmlformats.org/drawingml/2006/picture">
+                <pic:pic xmlns:pic="http://schemas.openxmlformats.org/drawingml/2006/picture">
+                  <pic:nvPicPr>
+                    <pic:cNvPr id="1011645236" name=""/>
+                    <pic:cNvPicPr/>
+                  </pic:nvPicPr>
+                  <pic:blipFill>
+                    <a:blip r:embed="rId15"/>
+                    <a:stretch>
+                      <a:fillRect/>
+                    </a:stretch>
+                  </pic:blipFill>
+                  <pic:spPr>
+                    <a:xfrm>
+                      <a:off x="0" y="0"/>
+                      <a:ext cx="5731510" cy="3612515"/>
+                    </a:xfrm>
+                    <a:prstGeom prst="rect">
+                      <a:avLst/>
+                    </a:prstGeom>
+                  </pic:spPr>
+                </pic:pic>
+              </a:graphicData>
+            </a:graphic>
+          </wp:inline>
+        </w:drawing>
+      </w:r>
     </w:p>
     <w:sectPr>
       <w:pgSz w:w="11906" w:h="16838"/>

--- a/Documents/Safe Flame_V1.docx
+++ b/Documents/Safe Flame_V1.docx
@@ -2316,6 +2316,14 @@
         </w:rPr>
         <w:t>MQ2 gas sensor read values with stm32</w:t>
       </w:r>
+      <w:r>
+        <w:rPr>
+          <w:sz w:val="24"/>
+          <w:szCs w:val="24"/>
+          <w:lang w:val="en-US"/>
+        </w:rPr>
+        <w:t>(Vref=3.3V,Ro=10)</w:t>
+      </w:r>
     </w:p>
     <w:p>
       <w:pPr>
@@ -2367,6 +2375,121 @@
                     <a:xfrm>
                       <a:off x="0" y="0"/>
                       <a:ext cx="5731510" cy="3612515"/>
+                    </a:xfrm>
+                    <a:prstGeom prst="rect">
+                      <a:avLst/>
+                    </a:prstGeom>
+                  </pic:spPr>
+                </pic:pic>
+              </a:graphicData>
+            </a:graphic>
+          </wp:inline>
+        </w:drawing>
+      </w:r>
+    </w:p>
+    <w:p>
+      <w:pPr>
+        <w:jc w:val="both"/>
+        <w:rPr>
+          <w:sz w:val="24"/>
+          <w:szCs w:val="24"/>
+          <w:lang w:val="en-US"/>
+        </w:rPr>
+      </w:pPr>
+    </w:p>
+    <w:p>
+      <w:pPr>
+        <w:jc w:val="both"/>
+        <w:rPr>
+          <w:sz w:val="24"/>
+          <w:szCs w:val="24"/>
+          <w:lang w:val="en-US"/>
+        </w:rPr>
+      </w:pPr>
+      <w:r>
+        <w:rPr>
+          <w:sz w:val="24"/>
+          <w:szCs w:val="24"/>
+          <w:lang w:val="en-US"/>
+        </w:rPr>
+        <w:lastRenderedPageBreak/>
+        <w:t xml:space="preserve">MQ4 sensor values </w:t>
+      </w:r>
+      <w:r>
+        <w:rPr>
+          <w:sz w:val="24"/>
+          <w:szCs w:val="24"/>
+          <w:lang w:val="en-US"/>
+        </w:rPr>
+        <w:t>(Vref=3.3V,Ro=</w:t>
+      </w:r>
+      <w:r>
+        <w:rPr>
+          <w:sz w:val="24"/>
+          <w:szCs w:val="24"/>
+          <w:lang w:val="en-US"/>
+        </w:rPr>
+        <w:t>5</w:t>
+      </w:r>
+      <w:r>
+        <w:rPr>
+          <w:sz w:val="24"/>
+          <w:szCs w:val="24"/>
+          <w:lang w:val="en-US"/>
+        </w:rPr>
+        <w:t>)</w:t>
+      </w:r>
+    </w:p>
+    <w:p>
+      <w:pPr>
+        <w:jc w:val="both"/>
+        <w:rPr>
+          <w:sz w:val="24"/>
+          <w:szCs w:val="24"/>
+          <w:lang w:val="en-US"/>
+        </w:rPr>
+      </w:pPr>
+    </w:p>
+    <w:p>
+      <w:pPr>
+        <w:jc w:val="both"/>
+        <w:rPr>
+          <w:sz w:val="24"/>
+          <w:szCs w:val="24"/>
+          <w:lang w:val="en-US"/>
+        </w:rPr>
+      </w:pPr>
+      <w:r>
+        <w:rPr>
+          <w:sz w:val="24"/>
+          <w:szCs w:val="24"/>
+          <w:lang w:val="en-US"/>
+        </w:rPr>
+        <w:drawing>
+          <wp:inline distT="0" distB="0" distL="0" distR="0" wp14:anchorId="0F74AFD9" wp14:editId="6E9E7924">
+            <wp:extent cx="5731510" cy="3675380"/>
+            <wp:effectExtent l="0" t="0" r="2540" b="1270"/>
+            <wp:docPr id="1963820208" name="Picture 1"/>
+            <wp:cNvGraphicFramePr>
+              <a:graphicFrameLocks xmlns:a="http://schemas.openxmlformats.org/drawingml/2006/main" noChangeAspect="1"/>
+            </wp:cNvGraphicFramePr>
+            <a:graphic xmlns:a="http://schemas.openxmlformats.org/drawingml/2006/main">
+              <a:graphicData uri="http://schemas.openxmlformats.org/drawingml/2006/picture">
+                <pic:pic xmlns:pic="http://schemas.openxmlformats.org/drawingml/2006/picture">
+                  <pic:nvPicPr>
+                    <pic:cNvPr id="1963820208" name=""/>
+                    <pic:cNvPicPr/>
+                  </pic:nvPicPr>
+                  <pic:blipFill>
+                    <a:blip r:embed="rId16"/>
+                    <a:stretch>
+                      <a:fillRect/>
+                    </a:stretch>
+                  </pic:blipFill>
+                  <pic:spPr>
+                    <a:xfrm>
+                      <a:off x="0" y="0"/>
+                      <a:ext cx="5731510" cy="3675380"/>
                     </a:xfrm>
                     <a:prstGeom prst="rect">
                       <a:avLst/>

--- a/Documents/Safe Flame_V1.docx
+++ b/Documents/Safe Flame_V1.docx
@@ -2314,7 +2314,23 @@
           <w:szCs w:val="24"/>
           <w:lang w:val="en-US"/>
         </w:rPr>
-        <w:t>MQ2 gas sensor read values with stm32</w:t>
+        <w:t>MQ2</w:t>
+      </w:r>
+      <w:r>
+        <w:rPr>
+          <w:sz w:val="24"/>
+          <w:szCs w:val="24"/>
+          <w:lang w:val="en-US"/>
+        </w:rPr>
+        <w:t xml:space="preserve"> (</w:t>
+      </w:r>
+      <w:r>
+        <w:rPr>
+          <w:sz w:val="24"/>
+          <w:szCs w:val="24"/>
+          <w:lang w:val="en-US"/>
+        </w:rPr>
+        <w:t xml:space="preserve"> gas sensor read values with stm32</w:t>
       </w:r>
       <w:r>
         <w:rPr>
@@ -2490,6 +2506,86 @@
                     <a:xfrm>
                       <a:off x="0" y="0"/>
                       <a:ext cx="5731510" cy="3675380"/>
+                    </a:xfrm>
+                    <a:prstGeom prst="rect">
+                      <a:avLst/>
+                    </a:prstGeom>
+                  </pic:spPr>
+                </pic:pic>
+              </a:graphicData>
+            </a:graphic>
+          </wp:inline>
+        </w:drawing>
+      </w:r>
+    </w:p>
+    <w:p>
+      <w:pPr>
+        <w:jc w:val="both"/>
+        <w:rPr>
+          <w:sz w:val="24"/>
+          <w:szCs w:val="24"/>
+          <w:lang w:val="en-US"/>
+        </w:rPr>
+      </w:pPr>
+    </w:p>
+    <w:p>
+      <w:pPr>
+        <w:jc w:val="both"/>
+        <w:rPr>
+          <w:sz w:val="24"/>
+          <w:szCs w:val="24"/>
+          <w:lang w:val="en-US"/>
+        </w:rPr>
+      </w:pPr>
+      <w:r>
+        <w:rPr>
+          <w:sz w:val="24"/>
+          <w:szCs w:val="24"/>
+          <w:lang w:val="en-US"/>
+        </w:rPr>
+        <w:t>MQ7 sensor values</w:t>
+      </w:r>
+    </w:p>
+    <w:p>
+      <w:pPr>
+        <w:jc w:val="both"/>
+        <w:rPr>
+          <w:sz w:val="24"/>
+          <w:szCs w:val="24"/>
+          <w:lang w:val="en-US"/>
+        </w:rPr>
+      </w:pPr>
+      <w:r>
+        <w:rPr>
+          <w:sz w:val="24"/>
+          <w:szCs w:val="24"/>
+          <w:lang w:val="en-US"/>
+        </w:rPr>
+        <w:drawing>
+          <wp:inline distT="0" distB="0" distL="0" distR="0" wp14:anchorId="79195512" wp14:editId="4000CB30">
+            <wp:extent cx="5731510" cy="3637915"/>
+            <wp:effectExtent l="0" t="0" r="2540" b="635"/>
+            <wp:docPr id="1661782008" name="Picture 1"/>
+            <wp:cNvGraphicFramePr>
+              <a:graphicFrameLocks xmlns:a="http://schemas.openxmlformats.org/drawingml/2006/main" noChangeAspect="1"/>
+            </wp:cNvGraphicFramePr>
+            <a:graphic xmlns:a="http://schemas.openxmlformats.org/drawingml/2006/main">
+              <a:graphicData uri="http://schemas.openxmlformats.org/drawingml/2006/picture">
+                <pic:pic xmlns:pic="http://schemas.openxmlformats.org/drawingml/2006/picture">
+                  <pic:nvPicPr>
+                    <pic:cNvPr id="1661782008" name=""/>
+                    <pic:cNvPicPr/>
+                  </pic:nvPicPr>
+                  <pic:blipFill>
+                    <a:blip r:embed="rId17"/>
+                    <a:stretch>
+                      <a:fillRect/>
+                    </a:stretch>
+                  </pic:blipFill>
+                  <pic:spPr>
+                    <a:xfrm>
+                      <a:off x="0" y="0"/>
+                      <a:ext cx="5731510" cy="3637915"/>
                     </a:xfrm>
                     <a:prstGeom prst="rect">
                       <a:avLst/>

--- a/Documents/Safe Flame_V1.docx
+++ b/Documents/Safe Flame_V1.docx
@@ -1681,6 +1681,643 @@
         <w:t>GPIO pin mapping</w:t>
       </w:r>
     </w:p>
+    <w:tbl>
+      <w:tblPr>
+        <w:tblStyle w:val="TableGrid"/>
+        <w:tblW w:w="9634" w:type="dxa"/>
+        <w:tblLook w:val="04A0" w:firstRow="1" w:lastRow="0" w:firstColumn="1" w:lastColumn="0" w:noHBand="0" w:noVBand="1"/>
+      </w:tblPr>
+      <w:tblGrid>
+        <w:gridCol w:w="2254"/>
+        <w:gridCol w:w="2254"/>
+        <w:gridCol w:w="2254"/>
+        <w:gridCol w:w="2872"/>
+      </w:tblGrid>
+      <w:tr>
+        <w:tc>
+          <w:tcPr>
+            <w:tcW w:w="2254" w:type="dxa"/>
+          </w:tcPr>
+          <w:p>
+            <w:pPr>
+              <w:jc w:val="both"/>
+              <w:rPr>
+                <w:b/>
+                <w:bCs/>
+                <w:sz w:val="24"/>
+                <w:szCs w:val="24"/>
+                <w:lang w:val="en-US"/>
+              </w:rPr>
+            </w:pPr>
+            <w:r>
+              <w:rPr>
+                <w:b/>
+                <w:bCs/>
+                <w:sz w:val="24"/>
+                <w:szCs w:val="24"/>
+                <w:lang w:val="en-US"/>
+              </w:rPr>
+              <w:t xml:space="preserve">Peripheral </w:t>
+            </w:r>
+          </w:p>
+        </w:tc>
+        <w:tc>
+          <w:tcPr>
+            <w:tcW w:w="2254" w:type="dxa"/>
+          </w:tcPr>
+          <w:p>
+            <w:pPr>
+              <w:jc w:val="both"/>
+              <w:rPr>
+                <w:b/>
+                <w:bCs/>
+                <w:sz w:val="24"/>
+                <w:szCs w:val="24"/>
+                <w:lang w:val="en-US"/>
+              </w:rPr>
+            </w:pPr>
+            <w:r>
+              <w:rPr>
+                <w:b/>
+                <w:bCs/>
+                <w:sz w:val="24"/>
+                <w:szCs w:val="24"/>
+                <w:lang w:val="en-US"/>
+              </w:rPr>
+              <w:t>STM32 Pin</w:t>
+            </w:r>
+          </w:p>
+        </w:tc>
+        <w:tc>
+          <w:tcPr>
+            <w:tcW w:w="2254" w:type="dxa"/>
+          </w:tcPr>
+          <w:p>
+            <w:pPr>
+              <w:jc w:val="both"/>
+              <w:rPr>
+                <w:b/>
+                <w:bCs/>
+                <w:sz w:val="24"/>
+                <w:szCs w:val="24"/>
+                <w:lang w:val="en-US"/>
+              </w:rPr>
+            </w:pPr>
+            <w:r>
+              <w:rPr>
+                <w:b/>
+                <w:bCs/>
+                <w:sz w:val="24"/>
+                <w:szCs w:val="24"/>
+                <w:lang w:val="en-US"/>
+              </w:rPr>
+              <w:t>Connector</w:t>
+            </w:r>
+          </w:p>
+        </w:tc>
+        <w:tc>
+          <w:tcPr>
+            <w:tcW w:w="2872" w:type="dxa"/>
+          </w:tcPr>
+          <w:p>
+            <w:pPr>
+              <w:jc w:val="both"/>
+              <w:rPr>
+                <w:b/>
+                <w:bCs/>
+                <w:sz w:val="24"/>
+                <w:szCs w:val="24"/>
+                <w:lang w:val="en-US"/>
+              </w:rPr>
+            </w:pPr>
+            <w:r>
+              <w:rPr>
+                <w:b/>
+                <w:bCs/>
+                <w:sz w:val="24"/>
+                <w:szCs w:val="24"/>
+                <w:lang w:val="en-US"/>
+              </w:rPr>
+              <w:t>Function</w:t>
+            </w:r>
+          </w:p>
+        </w:tc>
+      </w:tr>
+      <w:tr>
+        <w:tc>
+          <w:tcPr>
+            <w:tcW w:w="2254" w:type="dxa"/>
+          </w:tcPr>
+          <w:p>
+            <w:pPr>
+              <w:jc w:val="both"/>
+              <w:rPr>
+                <w:sz w:val="24"/>
+                <w:szCs w:val="24"/>
+                <w:lang w:val="en-US"/>
+              </w:rPr>
+            </w:pPr>
+            <w:r>
+              <w:rPr>
+                <w:sz w:val="24"/>
+                <w:szCs w:val="24"/>
+                <w:lang w:val="en-US"/>
+              </w:rPr>
+              <w:t>MQ-2 Sensor</w:t>
+            </w:r>
+          </w:p>
+        </w:tc>
+        <w:tc>
+          <w:tcPr>
+            <w:tcW w:w="2254" w:type="dxa"/>
+          </w:tcPr>
+          <w:p>
+            <w:pPr>
+              <w:jc w:val="both"/>
+              <w:rPr>
+                <w:sz w:val="24"/>
+                <w:szCs w:val="24"/>
+                <w:lang w:val="en-US"/>
+              </w:rPr>
+            </w:pPr>
+            <w:r>
+              <w:rPr>
+                <w:sz w:val="24"/>
+                <w:szCs w:val="24"/>
+                <w:lang w:val="en-US"/>
+              </w:rPr>
+              <w:t>PC0</w:t>
+            </w:r>
+          </w:p>
+        </w:tc>
+        <w:tc>
+          <w:tcPr>
+            <w:tcW w:w="2254" w:type="dxa"/>
+          </w:tcPr>
+          <w:p>
+            <w:pPr>
+              <w:jc w:val="both"/>
+              <w:rPr>
+                <w:sz w:val="24"/>
+                <w:szCs w:val="24"/>
+                <w:lang w:val="en-US"/>
+              </w:rPr>
+            </w:pPr>
+            <w:r>
+              <w:rPr>
+                <w:sz w:val="24"/>
+                <w:szCs w:val="24"/>
+                <w:lang w:val="en-US"/>
+              </w:rPr>
+              <w:t>CN9</w:t>
+            </w:r>
+          </w:p>
+        </w:tc>
+        <w:tc>
+          <w:tcPr>
+            <w:tcW w:w="2872" w:type="dxa"/>
+          </w:tcPr>
+          <w:p>
+            <w:pPr>
+              <w:jc w:val="both"/>
+              <w:rPr>
+                <w:sz w:val="24"/>
+                <w:szCs w:val="24"/>
+                <w:lang w:val="en-US"/>
+              </w:rPr>
+            </w:pPr>
+            <w:r>
+              <w:rPr>
+                <w:sz w:val="24"/>
+                <w:szCs w:val="24"/>
+                <w:lang w:val="en-US"/>
+              </w:rPr>
+              <w:t>ADC input (channel 10)</w:t>
+            </w:r>
+          </w:p>
+        </w:tc>
+      </w:tr>
+      <w:tr>
+        <w:tc>
+          <w:tcPr>
+            <w:tcW w:w="2254" w:type="dxa"/>
+          </w:tcPr>
+          <w:p>
+            <w:pPr>
+              <w:jc w:val="both"/>
+              <w:rPr>
+                <w:sz w:val="24"/>
+                <w:szCs w:val="24"/>
+                <w:lang w:val="en-US"/>
+              </w:rPr>
+            </w:pPr>
+            <w:r>
+              <w:rPr>
+                <w:sz w:val="24"/>
+                <w:szCs w:val="24"/>
+                <w:lang w:val="en-US"/>
+              </w:rPr>
+              <w:t>MQ-</w:t>
+            </w:r>
+            <w:r>
+              <w:rPr>
+                <w:sz w:val="24"/>
+                <w:szCs w:val="24"/>
+                <w:lang w:val="en-US"/>
+              </w:rPr>
+              <w:t>4</w:t>
+            </w:r>
+            <w:r>
+              <w:rPr>
+                <w:sz w:val="24"/>
+                <w:szCs w:val="24"/>
+                <w:lang w:val="en-US"/>
+              </w:rPr>
+              <w:t xml:space="preserve"> Sensor</w:t>
+            </w:r>
+          </w:p>
+        </w:tc>
+        <w:tc>
+          <w:tcPr>
+            <w:tcW w:w="2254" w:type="dxa"/>
+          </w:tcPr>
+          <w:p>
+            <w:pPr>
+              <w:jc w:val="both"/>
+              <w:rPr>
+                <w:sz w:val="24"/>
+                <w:szCs w:val="24"/>
+                <w:lang w:val="en-US"/>
+              </w:rPr>
+            </w:pPr>
+            <w:r>
+              <w:rPr>
+                <w:sz w:val="24"/>
+                <w:szCs w:val="24"/>
+                <w:lang w:val="en-US"/>
+              </w:rPr>
+              <w:t>PC</w:t>
+            </w:r>
+            <w:r>
+              <w:rPr>
+                <w:sz w:val="24"/>
+                <w:szCs w:val="24"/>
+                <w:lang w:val="en-US"/>
+              </w:rPr>
+              <w:t>2</w:t>
+            </w:r>
+          </w:p>
+        </w:tc>
+        <w:tc>
+          <w:tcPr>
+            <w:tcW w:w="2254" w:type="dxa"/>
+          </w:tcPr>
+          <w:p>
+            <w:pPr>
+              <w:jc w:val="both"/>
+              <w:rPr>
+                <w:sz w:val="24"/>
+                <w:szCs w:val="24"/>
+                <w:lang w:val="en-US"/>
+              </w:rPr>
+            </w:pPr>
+            <w:r>
+              <w:rPr>
+                <w:sz w:val="24"/>
+                <w:szCs w:val="24"/>
+                <w:lang w:val="en-US"/>
+              </w:rPr>
+              <w:t>CN</w:t>
+            </w:r>
+            <w:r>
+              <w:rPr>
+                <w:sz w:val="24"/>
+                <w:szCs w:val="24"/>
+                <w:lang w:val="en-US"/>
+              </w:rPr>
+              <w:t>10</w:t>
+            </w:r>
+          </w:p>
+        </w:tc>
+        <w:tc>
+          <w:tcPr>
+            <w:tcW w:w="2872" w:type="dxa"/>
+          </w:tcPr>
+          <w:p>
+            <w:pPr>
+              <w:jc w:val="both"/>
+              <w:rPr>
+                <w:sz w:val="24"/>
+                <w:szCs w:val="24"/>
+                <w:lang w:val="en-US"/>
+              </w:rPr>
+            </w:pPr>
+            <w:r>
+              <w:rPr>
+                <w:sz w:val="24"/>
+                <w:szCs w:val="24"/>
+                <w:lang w:val="en-US"/>
+              </w:rPr>
+              <w:t>ADC input (channel 1</w:t>
+            </w:r>
+            <w:r>
+              <w:rPr>
+                <w:sz w:val="24"/>
+                <w:szCs w:val="24"/>
+                <w:lang w:val="en-US"/>
+              </w:rPr>
+              <w:t>2</w:t>
+            </w:r>
+            <w:r>
+              <w:rPr>
+                <w:sz w:val="24"/>
+                <w:szCs w:val="24"/>
+                <w:lang w:val="en-US"/>
+              </w:rPr>
+              <w:t>)</w:t>
+            </w:r>
+          </w:p>
+        </w:tc>
+      </w:tr>
+      <w:tr>
+        <w:tc>
+          <w:tcPr>
+            <w:tcW w:w="2254" w:type="dxa"/>
+          </w:tcPr>
+          <w:p>
+            <w:pPr>
+              <w:jc w:val="both"/>
+              <w:rPr>
+                <w:sz w:val="24"/>
+                <w:szCs w:val="24"/>
+                <w:lang w:val="en-US"/>
+              </w:rPr>
+            </w:pPr>
+            <w:r>
+              <w:rPr>
+                <w:sz w:val="24"/>
+                <w:szCs w:val="24"/>
+                <w:lang w:val="en-US"/>
+              </w:rPr>
+              <w:t>MQ-</w:t>
+            </w:r>
+            <w:r>
+              <w:rPr>
+                <w:sz w:val="24"/>
+                <w:szCs w:val="24"/>
+                <w:lang w:val="en-US"/>
+              </w:rPr>
+              <w:t>7</w:t>
+            </w:r>
+            <w:r>
+              <w:rPr>
+                <w:sz w:val="24"/>
+                <w:szCs w:val="24"/>
+                <w:lang w:val="en-US"/>
+              </w:rPr>
+              <w:t xml:space="preserve"> Sensor</w:t>
+            </w:r>
+          </w:p>
+        </w:tc>
+        <w:tc>
+          <w:tcPr>
+            <w:tcW w:w="2254" w:type="dxa"/>
+          </w:tcPr>
+          <w:p>
+            <w:pPr>
+              <w:jc w:val="both"/>
+              <w:rPr>
+                <w:sz w:val="24"/>
+                <w:szCs w:val="24"/>
+                <w:lang w:val="en-US"/>
+              </w:rPr>
+            </w:pPr>
+            <w:r>
+              <w:rPr>
+                <w:sz w:val="24"/>
+                <w:szCs w:val="24"/>
+                <w:lang w:val="en-US"/>
+              </w:rPr>
+              <w:t>P</w:t>
+            </w:r>
+            <w:r>
+              <w:rPr>
+                <w:sz w:val="24"/>
+                <w:szCs w:val="24"/>
+                <w:lang w:val="en-US"/>
+              </w:rPr>
+              <w:t>A5</w:t>
+            </w:r>
+          </w:p>
+        </w:tc>
+        <w:tc>
+          <w:tcPr>
+            <w:tcW w:w="2254" w:type="dxa"/>
+          </w:tcPr>
+          <w:p>
+            <w:pPr>
+              <w:jc w:val="both"/>
+              <w:rPr>
+                <w:sz w:val="24"/>
+                <w:szCs w:val="24"/>
+                <w:lang w:val="en-US"/>
+              </w:rPr>
+            </w:pPr>
+            <w:r>
+              <w:rPr>
+                <w:sz w:val="24"/>
+                <w:szCs w:val="24"/>
+                <w:lang w:val="en-US"/>
+              </w:rPr>
+              <w:t>CN</w:t>
+            </w:r>
+            <w:r>
+              <w:rPr>
+                <w:sz w:val="24"/>
+                <w:szCs w:val="24"/>
+                <w:lang w:val="en-US"/>
+              </w:rPr>
+              <w:t>7</w:t>
+            </w:r>
+          </w:p>
+        </w:tc>
+        <w:tc>
+          <w:tcPr>
+            <w:tcW w:w="2872" w:type="dxa"/>
+          </w:tcPr>
+          <w:p>
+            <w:pPr>
+              <w:jc w:val="both"/>
+              <w:rPr>
+                <w:sz w:val="24"/>
+                <w:szCs w:val="24"/>
+                <w:lang w:val="en-US"/>
+              </w:rPr>
+            </w:pPr>
+            <w:r>
+              <w:rPr>
+                <w:sz w:val="24"/>
+                <w:szCs w:val="24"/>
+                <w:lang w:val="en-US"/>
+              </w:rPr>
+              <w:t xml:space="preserve">ADC input (channel </w:t>
+            </w:r>
+            <w:r>
+              <w:rPr>
+                <w:sz w:val="24"/>
+                <w:szCs w:val="24"/>
+                <w:lang w:val="en-US"/>
+              </w:rPr>
+              <w:t>5</w:t>
+            </w:r>
+            <w:r>
+              <w:rPr>
+                <w:sz w:val="24"/>
+                <w:szCs w:val="24"/>
+                <w:lang w:val="en-US"/>
+              </w:rPr>
+              <w:t>)</w:t>
+            </w:r>
+          </w:p>
+        </w:tc>
+      </w:tr>
+      <w:tr>
+        <w:tc>
+          <w:tcPr>
+            <w:tcW w:w="2254" w:type="dxa"/>
+          </w:tcPr>
+          <w:p>
+            <w:pPr>
+              <w:jc w:val="both"/>
+              <w:rPr>
+                <w:sz w:val="24"/>
+                <w:szCs w:val="24"/>
+                <w:lang w:val="en-US"/>
+              </w:rPr>
+            </w:pPr>
+          </w:p>
+        </w:tc>
+        <w:tc>
+          <w:tcPr>
+            <w:tcW w:w="2254" w:type="dxa"/>
+          </w:tcPr>
+          <w:p>
+            <w:pPr>
+              <w:jc w:val="both"/>
+              <w:rPr>
+                <w:sz w:val="24"/>
+                <w:szCs w:val="24"/>
+                <w:lang w:val="en-US"/>
+              </w:rPr>
+            </w:pPr>
+          </w:p>
+        </w:tc>
+        <w:tc>
+          <w:tcPr>
+            <w:tcW w:w="2254" w:type="dxa"/>
+          </w:tcPr>
+          <w:p>
+            <w:pPr>
+              <w:jc w:val="both"/>
+              <w:rPr>
+                <w:sz w:val="24"/>
+                <w:szCs w:val="24"/>
+                <w:lang w:val="en-US"/>
+              </w:rPr>
+            </w:pPr>
+          </w:p>
+        </w:tc>
+        <w:tc>
+          <w:tcPr>
+            <w:tcW w:w="2872" w:type="dxa"/>
+          </w:tcPr>
+          <w:p>
+            <w:pPr>
+              <w:jc w:val="both"/>
+              <w:rPr>
+                <w:sz w:val="24"/>
+                <w:szCs w:val="24"/>
+                <w:lang w:val="en-US"/>
+              </w:rPr>
+            </w:pPr>
+          </w:p>
+        </w:tc>
+      </w:tr>
+      <w:tr>
+        <w:tc>
+          <w:tcPr>
+            <w:tcW w:w="2254" w:type="dxa"/>
+          </w:tcPr>
+          <w:p>
+            <w:pPr>
+              <w:jc w:val="both"/>
+              <w:rPr>
+                <w:sz w:val="24"/>
+                <w:szCs w:val="24"/>
+                <w:lang w:val="en-US"/>
+              </w:rPr>
+            </w:pPr>
+          </w:p>
+        </w:tc>
+        <w:tc>
+          <w:tcPr>
+            <w:tcW w:w="2254" w:type="dxa"/>
+          </w:tcPr>
+          <w:p>
+            <w:pPr>
+              <w:jc w:val="both"/>
+              <w:rPr>
+                <w:sz w:val="24"/>
+                <w:szCs w:val="24"/>
+                <w:lang w:val="en-US"/>
+              </w:rPr>
+            </w:pPr>
+          </w:p>
+        </w:tc>
+        <w:tc>
+          <w:tcPr>
+            <w:tcW w:w="2254" w:type="dxa"/>
+          </w:tcPr>
+          <w:p>
+            <w:pPr>
+              <w:jc w:val="both"/>
+              <w:rPr>
+                <w:sz w:val="24"/>
+                <w:szCs w:val="24"/>
+                <w:lang w:val="en-US"/>
+              </w:rPr>
+            </w:pPr>
+          </w:p>
+        </w:tc>
+        <w:tc>
+          <w:tcPr>
+            <w:tcW w:w="2872" w:type="dxa"/>
+          </w:tcPr>
+          <w:p>
+            <w:pPr>
+              <w:jc w:val="both"/>
+              <w:rPr>
+                <w:sz w:val="24"/>
+                <w:szCs w:val="24"/>
+                <w:lang w:val="en-US"/>
+              </w:rPr>
+            </w:pPr>
+          </w:p>
+        </w:tc>
+      </w:tr>
+    </w:tbl>
+    <w:p>
+      <w:pPr>
+        <w:jc w:val="both"/>
+        <w:rPr>
+          <w:b/>
+          <w:bCs/>
+          <w:sz w:val="24"/>
+          <w:szCs w:val="24"/>
+          <w:lang w:val="en-US"/>
+        </w:rPr>
+      </w:pPr>
+    </w:p>
     <w:p>
       <w:pPr>
         <w:jc w:val="both"/>
@@ -1800,7 +2437,6 @@
           <w:szCs w:val="24"/>
           <w:lang w:val="en-US"/>
         </w:rPr>
-        <w:lastRenderedPageBreak/>
         <w:drawing>
           <wp:inline distT="0" distB="0" distL="0" distR="0" wp14:anchorId="609D749B" wp14:editId="055337B1">
             <wp:extent cx="5731510" cy="4507865"/>
@@ -1997,7 +2633,6 @@
           <w:szCs w:val="24"/>
           <w:lang w:val="en-US"/>
         </w:rPr>
-        <w:lastRenderedPageBreak/>
         <w:drawing>
           <wp:inline distT="0" distB="0" distL="0" distR="0" wp14:anchorId="0151E75F" wp14:editId="1B4160EE">
             <wp:extent cx="5731510" cy="3619500"/>
@@ -2362,6 +2997,7 @@
       </w:pPr>
       <w:r>
         <w:rPr>
+          <w:noProof/>
           <w:sz w:val="24"/>
           <w:szCs w:val="24"/>
           <w:lang w:val="en-US"/>
@@ -2429,54 +3065,31 @@
           <w:lang w:val="en-US"/>
         </w:rPr>
         <w:lastRenderedPageBreak/>
-        <w:t xml:space="preserve">MQ4 sensor values </w:t>
-      </w:r>
-      <w:r>
-        <w:rPr>
-          <w:sz w:val="24"/>
-          <w:szCs w:val="24"/>
-          <w:lang w:val="en-US"/>
-        </w:rPr>
-        <w:t>(Vref=3.3V,Ro=</w:t>
-      </w:r>
-      <w:r>
-        <w:rPr>
-          <w:sz w:val="24"/>
-          <w:szCs w:val="24"/>
-          <w:lang w:val="en-US"/>
-        </w:rPr>
-        <w:t>5</w:t>
-      </w:r>
-      <w:r>
-        <w:rPr>
-          <w:sz w:val="24"/>
-          <w:szCs w:val="24"/>
-          <w:lang w:val="en-US"/>
-        </w:rPr>
-        <w:t>)</w:t>
-      </w:r>
-    </w:p>
-    <w:p>
-      <w:pPr>
-        <w:jc w:val="both"/>
-        <w:rPr>
-          <w:sz w:val="24"/>
-          <w:szCs w:val="24"/>
-          <w:lang w:val="en-US"/>
-        </w:rPr>
-      </w:pPr>
-    </w:p>
-    <w:p>
-      <w:pPr>
-        <w:jc w:val="both"/>
-        <w:rPr>
-          <w:sz w:val="24"/>
-          <w:szCs w:val="24"/>
-          <w:lang w:val="en-US"/>
-        </w:rPr>
-      </w:pPr>
-      <w:r>
-        <w:rPr>
+        <w:t>MQ4 sensor values (Vref=3.3V,Ro=5)</w:t>
+      </w:r>
+    </w:p>
+    <w:p>
+      <w:pPr>
+        <w:jc w:val="both"/>
+        <w:rPr>
+          <w:sz w:val="24"/>
+          <w:szCs w:val="24"/>
+          <w:lang w:val="en-US"/>
+        </w:rPr>
+      </w:pPr>
+    </w:p>
+    <w:p>
+      <w:pPr>
+        <w:jc w:val="both"/>
+        <w:rPr>
+          <w:sz w:val="24"/>
+          <w:szCs w:val="24"/>
+          <w:lang w:val="en-US"/>
+        </w:rPr>
+      </w:pPr>
+      <w:r>
+        <w:rPr>
+          <w:noProof/>
           <w:sz w:val="24"/>
           <w:szCs w:val="24"/>
           <w:lang w:val="en-US"/>
@@ -2557,6 +3170,7 @@
       </w:pPr>
       <w:r>
         <w:rPr>
+          <w:noProof/>
           <w:sz w:val="24"/>
           <w:szCs w:val="24"/>
           <w:lang w:val="en-US"/>
@@ -6166,6 +6780,25 @@
       <w:spacing w:val="5"/>
     </w:rPr>
   </w:style>
+  <w:style w:type="table" w:styleId="TableGrid">
+    <w:name w:val="Table Grid"/>
+    <w:basedOn w:val="TableNormal"/>
+    <w:uiPriority w:val="39"/>
+    <w:rsid w:val="00257E6C"/>
+    <w:pPr>
+      <w:spacing w:after="0" w:line="240" w:lineRule="auto"/>
+    </w:pPr>
+    <w:tblPr>
+      <w:tblBorders>
+        <w:top w:val="single" w:sz="4" w:space="0" w:color="auto"/>
+        <w:left w:val="single" w:sz="4" w:space="0" w:color="auto"/>
+        <w:bottom w:val="single" w:sz="4" w:space="0" w:color="auto"/>
+        <w:right w:val="single" w:sz="4" w:space="0" w:color="auto"/>
+        <w:insideH w:val="single" w:sz="4" w:space="0" w:color="auto"/>
+        <w:insideV w:val="single" w:sz="4" w:space="0" w:color="auto"/>
+      </w:tblBorders>
+    </w:tblPr>
+  </w:style>
 </w:styles>
 </file>
 

--- a/Documents/Safe Flame_V1.docx
+++ b/Documents/Safe Flame_V1.docx
@@ -2195,8 +2195,103 @@
                 <w:lang w:val="en-US"/>
               </w:rPr>
             </w:pPr>
+            <w:r>
+              <w:rPr>
+                <w:sz w:val="24"/>
+                <w:szCs w:val="24"/>
+                <w:lang w:val="en-US"/>
+              </w:rPr>
+              <w:t>Load cell (HX711)</w:t>
+            </w:r>
           </w:p>
         </w:tc>
+        <w:tc>
+          <w:tcPr>
+            <w:tcW w:w="2254" w:type="dxa"/>
+          </w:tcPr>
+          <w:p>
+            <w:pPr>
+              <w:jc w:val="both"/>
+              <w:rPr>
+                <w:sz w:val="24"/>
+                <w:szCs w:val="24"/>
+                <w:lang w:val="en-US"/>
+              </w:rPr>
+            </w:pPr>
+            <w:r>
+              <w:rPr>
+                <w:sz w:val="24"/>
+                <w:szCs w:val="24"/>
+                <w:lang w:val="en-US"/>
+              </w:rPr>
+              <w:t>PB0 (DOUT)</w:t>
+            </w:r>
+          </w:p>
+        </w:tc>
+        <w:tc>
+          <w:tcPr>
+            <w:tcW w:w="2254" w:type="dxa"/>
+          </w:tcPr>
+          <w:p>
+            <w:pPr>
+              <w:jc w:val="both"/>
+              <w:rPr>
+                <w:sz w:val="24"/>
+                <w:szCs w:val="24"/>
+                <w:lang w:val="en-US"/>
+              </w:rPr>
+            </w:pPr>
+            <w:r>
+              <w:rPr>
+                <w:sz w:val="24"/>
+                <w:szCs w:val="24"/>
+                <w:lang w:val="en-US"/>
+              </w:rPr>
+              <w:t>CN 10</w:t>
+            </w:r>
+          </w:p>
+        </w:tc>
+        <w:tc>
+          <w:tcPr>
+            <w:tcW w:w="2872" w:type="dxa"/>
+          </w:tcPr>
+          <w:p>
+            <w:pPr>
+              <w:jc w:val="both"/>
+              <w:rPr>
+                <w:sz w:val="24"/>
+                <w:szCs w:val="24"/>
+                <w:lang w:val="en-US"/>
+              </w:rPr>
+            </w:pPr>
+            <w:r>
+              <w:rPr>
+                <w:sz w:val="24"/>
+                <w:szCs w:val="24"/>
+                <w:lang w:val="en-US"/>
+              </w:rPr>
+              <w:t xml:space="preserve">ADC input (channel </w:t>
+            </w:r>
+            <w:r>
+              <w:rPr>
+                <w:sz w:val="24"/>
+                <w:szCs w:val="24"/>
+                <w:lang w:val="en-US"/>
+              </w:rPr>
+              <w:t>8</w:t>
+            </w:r>
+            <w:r>
+              <w:rPr>
+                <w:sz w:val="24"/>
+                <w:szCs w:val="24"/>
+                <w:lang w:val="en-US"/>
+              </w:rPr>
+              <w:t>)</w:t>
+            </w:r>
+          </w:p>
+        </w:tc>
+      </w:tr>
+      <w:tr>
         <w:tc>
           <w:tcPr>
             <w:tcW w:w="2254" w:type="dxa"/>
@@ -2225,6 +2320,37 @@
                 <w:lang w:val="en-US"/>
               </w:rPr>
             </w:pPr>
+            <w:r>
+              <w:rPr>
+                <w:sz w:val="24"/>
+                <w:szCs w:val="24"/>
+                <w:lang w:val="en-US"/>
+              </w:rPr>
+              <w:t>PB1(SCK)</w:t>
+            </w:r>
+          </w:p>
+        </w:tc>
+        <w:tc>
+          <w:tcPr>
+            <w:tcW w:w="2254" w:type="dxa"/>
+          </w:tcPr>
+          <w:p>
+            <w:pPr>
+              <w:jc w:val="both"/>
+              <w:rPr>
+                <w:sz w:val="24"/>
+                <w:szCs w:val="24"/>
+                <w:lang w:val="en-US"/>
+              </w:rPr>
+            </w:pPr>
+            <w:r>
+              <w:rPr>
+                <w:sz w:val="24"/>
+                <w:szCs w:val="24"/>
+                <w:lang w:val="en-US"/>
+              </w:rPr>
+              <w:t>CN 10</w:t>
+            </w:r>
           </w:p>
         </w:tc>
         <w:tc>
@@ -2240,6 +2366,30 @@
                 <w:lang w:val="en-US"/>
               </w:rPr>
             </w:pPr>
+            <w:r>
+              <w:rPr>
+                <w:sz w:val="24"/>
+                <w:szCs w:val="24"/>
+                <w:lang w:val="en-US"/>
+              </w:rPr>
+              <w:t xml:space="preserve">ADC input (channel </w:t>
+            </w:r>
+            <w:r>
+              <w:rPr>
+                <w:sz w:val="24"/>
+                <w:szCs w:val="24"/>
+                <w:lang w:val="en-US"/>
+              </w:rPr>
+              <w:t>9</w:t>
+            </w:r>
+            <w:r>
+              <w:rPr>
+                <w:sz w:val="24"/>
+                <w:szCs w:val="24"/>
+                <w:lang w:val="en-US"/>
+              </w:rPr>
+              <w:t>)</w:t>
+            </w:r>
           </w:p>
         </w:tc>
       </w:tr>
@@ -2257,6 +2407,14 @@
                 <w:lang w:val="en-US"/>
               </w:rPr>
             </w:pPr>
+            <w:r>
+              <w:rPr>
+                <w:sz w:val="24"/>
+                <w:szCs w:val="24"/>
+                <w:lang w:val="en-US"/>
+              </w:rPr>
+              <w:t>DHT22</w:t>
+            </w:r>
           </w:p>
         </w:tc>
         <w:tc>
@@ -2334,6 +2492,7 @@
           <w:szCs w:val="24"/>
           <w:lang w:val="en-US"/>
         </w:rPr>
+        <w:lastRenderedPageBreak/>
         <w:drawing>
           <wp:inline distT="0" distB="0" distL="0" distR="0" wp14:anchorId="36593A00" wp14:editId="0F2CF05E">
             <wp:extent cx="5731510" cy="2185035"/>
@@ -2696,6 +2855,7 @@
           <w:szCs w:val="24"/>
           <w:lang w:val="en-US"/>
         </w:rPr>
+        <w:lastRenderedPageBreak/>
         <w:drawing>
           <wp:inline distT="0" distB="0" distL="0" distR="0" wp14:anchorId="27CDFADF" wp14:editId="241E0060">
             <wp:extent cx="5506218" cy="1028844"/>
@@ -2759,7 +2919,6 @@
           <w:szCs w:val="24"/>
           <w:lang w:val="en-US"/>
         </w:rPr>
-        <w:lastRenderedPageBreak/>
         <w:drawing>
           <wp:inline distT="0" distB="0" distL="0" distR="0" wp14:anchorId="510DFFAF" wp14:editId="097ED375">
             <wp:extent cx="5731510" cy="4350385"/>
@@ -2823,6 +2982,7 @@
           <w:szCs w:val="24"/>
           <w:lang w:val="en-US"/>
         </w:rPr>
+        <w:lastRenderedPageBreak/>
         <w:drawing>
           <wp:inline distT="0" distB="0" distL="0" distR="0" wp14:anchorId="1EBAC4FB" wp14:editId="28721381">
             <wp:extent cx="5731510" cy="3493135"/>
@@ -2886,7 +3046,6 @@
           <w:szCs w:val="24"/>
           <w:lang w:val="en-US"/>
         </w:rPr>
-        <w:lastRenderedPageBreak/>
         <w:drawing>
           <wp:inline distT="0" distB="0" distL="0" distR="0" wp14:anchorId="362AC674" wp14:editId="7B833423">
             <wp:extent cx="5731510" cy="3636645"/>
@@ -3002,6 +3161,7 @@
           <w:szCs w:val="24"/>
           <w:lang w:val="en-US"/>
         </w:rPr>
+        <w:lastRenderedPageBreak/>
         <w:drawing>
           <wp:inline distT="0" distB="0" distL="0" distR="0" wp14:anchorId="733548E7" wp14:editId="28144793">
             <wp:extent cx="5731510" cy="3612515"/>
@@ -3064,7 +3224,6 @@
           <w:szCs w:val="24"/>
           <w:lang w:val="en-US"/>
         </w:rPr>
-        <w:lastRenderedPageBreak/>
         <w:t>MQ4 sensor values (Vref=3.3V,Ro=5)</w:t>
       </w:r>
     </w:p>
@@ -3156,6 +3315,7 @@
           <w:szCs w:val="24"/>
           <w:lang w:val="en-US"/>
         </w:rPr>
+        <w:lastRenderedPageBreak/>
         <w:t>MQ7 sensor values</w:t>
       </w:r>
     </w:p>

--- a/Documents/Safe Flame_V1.docx
+++ b/Documents/Safe Flame_V1.docx
@@ -1956,15 +1956,7 @@
                 <w:szCs w:val="24"/>
                 <w:lang w:val="en-US"/>
               </w:rPr>
-              <w:t>PC</w:t>
-            </w:r>
-            <w:r>
-              <w:rPr>
-                <w:sz w:val="24"/>
-                <w:szCs w:val="24"/>
-                <w:lang w:val="en-US"/>
-              </w:rPr>
-              <w:t>2</w:t>
+              <w:t>PC2</w:t>
             </w:r>
           </w:p>
         </w:tc>
@@ -1987,15 +1979,7 @@
                 <w:szCs w:val="24"/>
                 <w:lang w:val="en-US"/>
               </w:rPr>
-              <w:t>CN</w:t>
-            </w:r>
-            <w:r>
-              <w:rPr>
-                <w:sz w:val="24"/>
-                <w:szCs w:val="24"/>
-                <w:lang w:val="en-US"/>
-              </w:rPr>
-              <w:t>10</w:t>
+              <w:t>CN10</w:t>
             </w:r>
           </w:p>
         </w:tc>
@@ -2018,23 +2002,7 @@
                 <w:szCs w:val="24"/>
                 <w:lang w:val="en-US"/>
               </w:rPr>
-              <w:t>ADC input (channel 1</w:t>
-            </w:r>
-            <w:r>
-              <w:rPr>
-                <w:sz w:val="24"/>
-                <w:szCs w:val="24"/>
-                <w:lang w:val="en-US"/>
-              </w:rPr>
-              <w:t>2</w:t>
-            </w:r>
-            <w:r>
-              <w:rPr>
-                <w:sz w:val="24"/>
-                <w:szCs w:val="24"/>
-                <w:lang w:val="en-US"/>
-              </w:rPr>
-              <w:t>)</w:t>
+              <w:t>ADC input (channel 12)</w:t>
             </w:r>
           </w:p>
         </w:tc>
@@ -2098,15 +2066,7 @@
                 <w:szCs w:val="24"/>
                 <w:lang w:val="en-US"/>
               </w:rPr>
-              <w:t>P</w:t>
-            </w:r>
-            <w:r>
-              <w:rPr>
-                <w:sz w:val="24"/>
-                <w:szCs w:val="24"/>
-                <w:lang w:val="en-US"/>
-              </w:rPr>
-              <w:t>A5</w:t>
+              <w:t>PA5</w:t>
             </w:r>
           </w:p>
         </w:tc>
@@ -2129,15 +2089,7 @@
                 <w:szCs w:val="24"/>
                 <w:lang w:val="en-US"/>
               </w:rPr>
-              <w:t>CN</w:t>
-            </w:r>
-            <w:r>
-              <w:rPr>
-                <w:sz w:val="24"/>
-                <w:szCs w:val="24"/>
-                <w:lang w:val="en-US"/>
-              </w:rPr>
-              <w:t>7</w:t>
+              <w:t>CN7</w:t>
             </w:r>
           </w:p>
         </w:tc>
@@ -2160,23 +2112,7 @@
                 <w:szCs w:val="24"/>
                 <w:lang w:val="en-US"/>
               </w:rPr>
-              <w:t xml:space="preserve">ADC input (channel </w:t>
-            </w:r>
-            <w:r>
-              <w:rPr>
-                <w:sz w:val="24"/>
-                <w:szCs w:val="24"/>
-                <w:lang w:val="en-US"/>
-              </w:rPr>
-              <w:t>5</w:t>
-            </w:r>
-            <w:r>
-              <w:rPr>
-                <w:sz w:val="24"/>
-                <w:szCs w:val="24"/>
-                <w:lang w:val="en-US"/>
-              </w:rPr>
-              <w:t>)</w:t>
+              <w:t>ADC input (channel 5)</w:t>
             </w:r>
           </w:p>
         </w:tc>
@@ -2270,23 +2206,7 @@
                 <w:szCs w:val="24"/>
                 <w:lang w:val="en-US"/>
               </w:rPr>
-              <w:t xml:space="preserve">ADC input (channel </w:t>
-            </w:r>
-            <w:r>
-              <w:rPr>
-                <w:sz w:val="24"/>
-                <w:szCs w:val="24"/>
-                <w:lang w:val="en-US"/>
-              </w:rPr>
-              <w:t>8</w:t>
-            </w:r>
-            <w:r>
-              <w:rPr>
-                <w:sz w:val="24"/>
-                <w:szCs w:val="24"/>
-                <w:lang w:val="en-US"/>
-              </w:rPr>
-              <w:t>)</w:t>
+              <w:t>GPIO input</w:t>
             </w:r>
           </w:p>
         </w:tc>
@@ -2372,23 +2292,7 @@
                 <w:szCs w:val="24"/>
                 <w:lang w:val="en-US"/>
               </w:rPr>
-              <w:t xml:space="preserve">ADC input (channel </w:t>
-            </w:r>
-            <w:r>
-              <w:rPr>
-                <w:sz w:val="24"/>
-                <w:szCs w:val="24"/>
-                <w:lang w:val="en-US"/>
-              </w:rPr>
-              <w:t>9</w:t>
-            </w:r>
-            <w:r>
-              <w:rPr>
-                <w:sz w:val="24"/>
-                <w:szCs w:val="24"/>
-                <w:lang w:val="en-US"/>
-              </w:rPr>
-              <w:t>)</w:t>
+              <w:t>GPIO output</w:t>
             </w:r>
           </w:p>
         </w:tc>
@@ -2430,6 +2334,14 @@
                 <w:lang w:val="en-US"/>
               </w:rPr>
             </w:pPr>
+            <w:r>
+              <w:rPr>
+                <w:sz w:val="24"/>
+                <w:szCs w:val="24"/>
+                <w:lang w:val="en-US"/>
+              </w:rPr>
+              <w:t>PA0</w:t>
+            </w:r>
           </w:p>
         </w:tc>
         <w:tc>
@@ -2445,6 +2357,14 @@
                 <w:lang w:val="en-US"/>
               </w:rPr>
             </w:pPr>
+            <w:r>
+              <w:rPr>
+                <w:sz w:val="24"/>
+                <w:szCs w:val="24"/>
+                <w:lang w:val="en-US"/>
+              </w:rPr>
+              <w:t>CN10</w:t>
+            </w:r>
           </w:p>
         </w:tc>
         <w:tc>
@@ -2460,6 +2380,14 @@
                 <w:lang w:val="en-US"/>
               </w:rPr>
             </w:pPr>
+            <w:r>
+              <w:rPr>
+                <w:sz w:val="24"/>
+                <w:szCs w:val="24"/>
+                <w:lang w:val="en-US"/>
+              </w:rPr>
+              <w:t>GPIO input</w:t>
+            </w:r>
           </w:p>
         </w:tc>
       </w:tr>
@@ -2485,6 +2413,66 @@
           <w:lang w:val="en-US"/>
         </w:rPr>
       </w:pPr>
+    </w:p>
+    <w:p>
+      <w:pPr>
+        <w:jc w:val="both"/>
+        <w:rPr>
+          <w:sz w:val="24"/>
+          <w:szCs w:val="24"/>
+          <w:lang w:val="en-US"/>
+        </w:rPr>
+      </w:pPr>
+    </w:p>
+    <w:p>
+      <w:pPr>
+        <w:jc w:val="both"/>
+        <w:rPr>
+          <w:sz w:val="24"/>
+          <w:szCs w:val="24"/>
+          <w:lang w:val="en-US"/>
+        </w:rPr>
+      </w:pPr>
+    </w:p>
+    <w:p>
+      <w:pPr>
+        <w:jc w:val="both"/>
+        <w:rPr>
+          <w:sz w:val="24"/>
+          <w:szCs w:val="24"/>
+          <w:lang w:val="en-US"/>
+        </w:rPr>
+      </w:pPr>
+    </w:p>
+    <w:p>
+      <w:pPr>
+        <w:jc w:val="both"/>
+        <w:rPr>
+          <w:sz w:val="24"/>
+          <w:szCs w:val="24"/>
+          <w:lang w:val="en-US"/>
+        </w:rPr>
+      </w:pPr>
+    </w:p>
+    <w:p>
+      <w:pPr>
+        <w:jc w:val="both"/>
+        <w:rPr>
+          <w:sz w:val="24"/>
+          <w:szCs w:val="24"/>
+          <w:lang w:val="en-US"/>
+        </w:rPr>
+      </w:pPr>
+    </w:p>
+    <w:p>
+      <w:pPr>
+        <w:jc w:val="both"/>
+        <w:rPr>
+          <w:sz w:val="24"/>
+          <w:szCs w:val="24"/>
+          <w:lang w:val="en-US"/>
+        </w:rPr>
+      </w:pPr>
       <w:r>
         <w:rPr>
           <w:noProof/>
@@ -2493,109 +2481,6 @@
           <w:lang w:val="en-US"/>
         </w:rPr>
         <w:lastRenderedPageBreak/>
-        <w:drawing>
-          <wp:inline distT="0" distB="0" distL="0" distR="0" wp14:anchorId="36593A00" wp14:editId="0F2CF05E">
-            <wp:extent cx="5731510" cy="2185035"/>
-            <wp:effectExtent l="0" t="0" r="2540" b="5715"/>
-            <wp:docPr id="348948438" name="Picture 1"/>
-            <wp:cNvGraphicFramePr>
-              <a:graphicFrameLocks xmlns:a="http://schemas.openxmlformats.org/drawingml/2006/main" noChangeAspect="1"/>
-            </wp:cNvGraphicFramePr>
-            <a:graphic xmlns:a="http://schemas.openxmlformats.org/drawingml/2006/main">
-              <a:graphicData uri="http://schemas.openxmlformats.org/drawingml/2006/picture">
-                <pic:pic xmlns:pic="http://schemas.openxmlformats.org/drawingml/2006/picture">
-                  <pic:nvPicPr>
-                    <pic:cNvPr id="348948438" name=""/>
-                    <pic:cNvPicPr/>
-                  </pic:nvPicPr>
-                  <pic:blipFill>
-                    <a:blip r:embed="rId7"/>
-                    <a:stretch>
-                      <a:fillRect/>
-                    </a:stretch>
-                  </pic:blipFill>
-                  <pic:spPr>
-                    <a:xfrm>
-                      <a:off x="0" y="0"/>
-                      <a:ext cx="5731510" cy="2185035"/>
-                    </a:xfrm>
-                    <a:prstGeom prst="rect">
-                      <a:avLst/>
-                    </a:prstGeom>
-                  </pic:spPr>
-                </pic:pic>
-              </a:graphicData>
-            </a:graphic>
-          </wp:inline>
-        </w:drawing>
-      </w:r>
-    </w:p>
-    <w:p>
-      <w:pPr>
-        <w:jc w:val="both"/>
-        <w:rPr>
-          <w:sz w:val="24"/>
-          <w:szCs w:val="24"/>
-          <w:lang w:val="en-US"/>
-        </w:rPr>
-      </w:pPr>
-    </w:p>
-    <w:p>
-      <w:pPr>
-        <w:jc w:val="both"/>
-        <w:rPr>
-          <w:sz w:val="24"/>
-          <w:szCs w:val="24"/>
-          <w:lang w:val="en-US"/>
-        </w:rPr>
-      </w:pPr>
-    </w:p>
-    <w:p>
-      <w:pPr>
-        <w:jc w:val="both"/>
-        <w:rPr>
-          <w:sz w:val="24"/>
-          <w:szCs w:val="24"/>
-          <w:lang w:val="en-US"/>
-        </w:rPr>
-      </w:pPr>
-    </w:p>
-    <w:p>
-      <w:pPr>
-        <w:jc w:val="both"/>
-        <w:rPr>
-          <w:sz w:val="24"/>
-          <w:szCs w:val="24"/>
-          <w:lang w:val="en-US"/>
-        </w:rPr>
-      </w:pPr>
-    </w:p>
-    <w:p>
-      <w:pPr>
-        <w:jc w:val="both"/>
-        <w:rPr>
-          <w:sz w:val="24"/>
-          <w:szCs w:val="24"/>
-          <w:lang w:val="en-US"/>
-        </w:rPr>
-      </w:pPr>
-    </w:p>
-    <w:p>
-      <w:pPr>
-        <w:jc w:val="both"/>
-        <w:rPr>
-          <w:sz w:val="24"/>
-          <w:szCs w:val="24"/>
-          <w:lang w:val="en-US"/>
-        </w:rPr>
-      </w:pPr>
-      <w:r>
-        <w:rPr>
-          <w:noProof/>
-          <w:sz w:val="24"/>
-          <w:szCs w:val="24"/>
-          <w:lang w:val="en-US"/>
-        </w:rPr>
         <w:drawing>
           <wp:inline distT="0" distB="0" distL="0" distR="0" wp14:anchorId="609D749B" wp14:editId="055337B1">
             <wp:extent cx="5731510" cy="4507865"/>
@@ -2612,7 +2497,7 @@
                     <pic:cNvPicPr/>
                   </pic:nvPicPr>
                   <pic:blipFill>
-                    <a:blip r:embed="rId8"/>
+                    <a:blip r:embed="rId7"/>
                     <a:stretch>
                       <a:fillRect/>
                     </a:stretch>
@@ -2685,7 +2570,7 @@
                     <pic:cNvPicPr/>
                   </pic:nvPicPr>
                   <pic:blipFill>
-                    <a:blip r:embed="rId9"/>
+                    <a:blip r:embed="rId8"/>
                     <a:stretch>
                       <a:fillRect/>
                     </a:stretch>
@@ -2792,6 +2677,7 @@
           <w:szCs w:val="24"/>
           <w:lang w:val="en-US"/>
         </w:rPr>
+        <w:lastRenderedPageBreak/>
         <w:drawing>
           <wp:inline distT="0" distB="0" distL="0" distR="0" wp14:anchorId="0151E75F" wp14:editId="1B4160EE">
             <wp:extent cx="5731510" cy="3619500"/>
@@ -2808,7 +2694,7 @@
                     <pic:cNvPicPr/>
                   </pic:nvPicPr>
                   <pic:blipFill>
-                    <a:blip r:embed="rId10"/>
+                    <a:blip r:embed="rId9"/>
                     <a:stretch>
                       <a:fillRect/>
                     </a:stretch>
@@ -2855,7 +2741,6 @@
           <w:szCs w:val="24"/>
           <w:lang w:val="en-US"/>
         </w:rPr>
-        <w:lastRenderedPageBreak/>
         <w:drawing>
           <wp:inline distT="0" distB="0" distL="0" distR="0" wp14:anchorId="27CDFADF" wp14:editId="241E0060">
             <wp:extent cx="5506218" cy="1028844"/>
@@ -2872,7 +2757,7 @@
                     <pic:cNvPicPr/>
                   </pic:nvPicPr>
                   <pic:blipFill>
-                    <a:blip r:embed="rId11"/>
+                    <a:blip r:embed="rId10"/>
                     <a:stretch>
                       <a:fillRect/>
                     </a:stretch>
@@ -2919,6 +2804,7 @@
           <w:szCs w:val="24"/>
           <w:lang w:val="en-US"/>
         </w:rPr>
+        <w:lastRenderedPageBreak/>
         <w:drawing>
           <wp:inline distT="0" distB="0" distL="0" distR="0" wp14:anchorId="510DFFAF" wp14:editId="097ED375">
             <wp:extent cx="5731510" cy="4350385"/>
@@ -2935,7 +2821,7 @@
                     <pic:cNvPicPr/>
                   </pic:nvPicPr>
                   <pic:blipFill>
-                    <a:blip r:embed="rId12"/>
+                    <a:blip r:embed="rId11"/>
                     <a:stretch>
                       <a:fillRect/>
                     </a:stretch>
@@ -2982,7 +2868,6 @@
           <w:szCs w:val="24"/>
           <w:lang w:val="en-US"/>
         </w:rPr>
-        <w:lastRenderedPageBreak/>
         <w:drawing>
           <wp:inline distT="0" distB="0" distL="0" distR="0" wp14:anchorId="1EBAC4FB" wp14:editId="28721381">
             <wp:extent cx="5731510" cy="3493135"/>
@@ -2999,7 +2884,7 @@
                     <pic:cNvPicPr/>
                   </pic:nvPicPr>
                   <pic:blipFill>
-                    <a:blip r:embed="rId13"/>
+                    <a:blip r:embed="rId12"/>
                     <a:stretch>
                       <a:fillRect/>
                     </a:stretch>
@@ -3041,336 +2926,322 @@
       </w:pPr>
       <w:r>
         <w:rPr>
-          <w:noProof/>
-          <w:sz w:val="24"/>
-          <w:szCs w:val="24"/>
-          <w:lang w:val="en-US"/>
-        </w:rPr>
-        <w:drawing>
-          <wp:inline distT="0" distB="0" distL="0" distR="0" wp14:anchorId="362AC674" wp14:editId="7B833423">
-            <wp:extent cx="5731510" cy="3636645"/>
-            <wp:effectExtent l="0" t="0" r="2540" b="1905"/>
-            <wp:docPr id="804607992" name="Picture 1"/>
-            <wp:cNvGraphicFramePr>
-              <a:graphicFrameLocks xmlns:a="http://schemas.openxmlformats.org/drawingml/2006/main" noChangeAspect="1"/>
-            </wp:cNvGraphicFramePr>
-            <a:graphic xmlns:a="http://schemas.openxmlformats.org/drawingml/2006/main">
-              <a:graphicData uri="http://schemas.openxmlformats.org/drawingml/2006/picture">
-                <pic:pic xmlns:pic="http://schemas.openxmlformats.org/drawingml/2006/picture">
-                  <pic:nvPicPr>
-                    <pic:cNvPr id="804607992" name=""/>
-                    <pic:cNvPicPr/>
-                  </pic:nvPicPr>
-                  <pic:blipFill>
-                    <a:blip r:embed="rId14"/>
-                    <a:stretch>
-                      <a:fillRect/>
-                    </a:stretch>
-                  </pic:blipFill>
-                  <pic:spPr>
-                    <a:xfrm>
-                      <a:off x="0" y="0"/>
-                      <a:ext cx="5731510" cy="3636645"/>
-                    </a:xfrm>
-                    <a:prstGeom prst="rect">
-                      <a:avLst/>
-                    </a:prstGeom>
-                  </pic:spPr>
-                </pic:pic>
-              </a:graphicData>
-            </a:graphic>
-          </wp:inline>
-        </w:drawing>
-      </w:r>
-    </w:p>
-    <w:p>
-      <w:pPr>
-        <w:jc w:val="both"/>
-        <w:rPr>
-          <w:sz w:val="24"/>
-          <w:szCs w:val="24"/>
-          <w:lang w:val="en-US"/>
-        </w:rPr>
-      </w:pPr>
-    </w:p>
-    <w:p>
-      <w:pPr>
-        <w:jc w:val="both"/>
-        <w:rPr>
-          <w:sz w:val="24"/>
-          <w:szCs w:val="24"/>
-          <w:lang w:val="en-US"/>
-        </w:rPr>
-      </w:pPr>
-      <w:r>
-        <w:rPr>
-          <w:sz w:val="24"/>
-          <w:szCs w:val="24"/>
-          <w:lang w:val="en-US"/>
-        </w:rPr>
-        <w:t>MQ2</w:t>
-      </w:r>
-      <w:r>
-        <w:rPr>
-          <w:sz w:val="24"/>
-          <w:szCs w:val="24"/>
-          <w:lang w:val="en-US"/>
-        </w:rPr>
-        <w:t xml:space="preserve"> (</w:t>
-      </w:r>
-      <w:r>
-        <w:rPr>
-          <w:sz w:val="24"/>
-          <w:szCs w:val="24"/>
-          <w:lang w:val="en-US"/>
-        </w:rPr>
-        <w:t xml:space="preserve"> gas sensor read values with stm32</w:t>
-      </w:r>
-      <w:r>
-        <w:rPr>
-          <w:sz w:val="24"/>
-          <w:szCs w:val="24"/>
-          <w:lang w:val="en-US"/>
-        </w:rPr>
-        <w:t>(Vref=3.3V,Ro=10)</w:t>
-      </w:r>
-    </w:p>
-    <w:p>
-      <w:pPr>
-        <w:jc w:val="both"/>
-        <w:rPr>
-          <w:sz w:val="24"/>
-          <w:szCs w:val="24"/>
-          <w:lang w:val="en-US"/>
-        </w:rPr>
-      </w:pPr>
-    </w:p>
-    <w:p>
-      <w:pPr>
-        <w:jc w:val="both"/>
-        <w:rPr>
-          <w:sz w:val="24"/>
-          <w:szCs w:val="24"/>
-          <w:lang w:val="en-US"/>
-        </w:rPr>
-      </w:pPr>
-      <w:r>
-        <w:rPr>
-          <w:noProof/>
           <w:sz w:val="24"/>
           <w:szCs w:val="24"/>
           <w:lang w:val="en-US"/>
         </w:rPr>
         <w:lastRenderedPageBreak/>
-        <w:drawing>
-          <wp:inline distT="0" distB="0" distL="0" distR="0" wp14:anchorId="733548E7" wp14:editId="28144793">
-            <wp:extent cx="5731510" cy="3612515"/>
-            <wp:effectExtent l="0" t="0" r="2540" b="6985"/>
-            <wp:docPr id="1011645236" name="Picture 1"/>
-            <wp:cNvGraphicFramePr>
-              <a:graphicFrameLocks xmlns:a="http://schemas.openxmlformats.org/drawingml/2006/main" noChangeAspect="1"/>
-            </wp:cNvGraphicFramePr>
-            <a:graphic xmlns:a="http://schemas.openxmlformats.org/drawingml/2006/main">
-              <a:graphicData uri="http://schemas.openxmlformats.org/drawingml/2006/picture">
-                <pic:pic xmlns:pic="http://schemas.openxmlformats.org/drawingml/2006/picture">
-                  <pic:nvPicPr>
-                    <pic:cNvPr id="1011645236" name=""/>
-                    <pic:cNvPicPr/>
-                  </pic:nvPicPr>
-                  <pic:blipFill>
-                    <a:blip r:embed="rId15"/>
-                    <a:stretch>
-                      <a:fillRect/>
-                    </a:stretch>
-                  </pic:blipFill>
-                  <pic:spPr>
-                    <a:xfrm>
-                      <a:off x="0" y="0"/>
-                      <a:ext cx="5731510" cy="3612515"/>
-                    </a:xfrm>
-                    <a:prstGeom prst="rect">
-                      <a:avLst/>
-                    </a:prstGeom>
-                  </pic:spPr>
-                </pic:pic>
-              </a:graphicData>
-            </a:graphic>
-          </wp:inline>
-        </w:drawing>
-      </w:r>
-    </w:p>
-    <w:p>
-      <w:pPr>
-        <w:jc w:val="both"/>
-        <w:rPr>
-          <w:sz w:val="24"/>
-          <w:szCs w:val="24"/>
-          <w:lang w:val="en-US"/>
-        </w:rPr>
-      </w:pPr>
-    </w:p>
-    <w:p>
-      <w:pPr>
-        <w:jc w:val="both"/>
-        <w:rPr>
-          <w:sz w:val="24"/>
-          <w:szCs w:val="24"/>
-          <w:lang w:val="en-US"/>
-        </w:rPr>
-      </w:pPr>
-      <w:r>
-        <w:rPr>
-          <w:sz w:val="24"/>
-          <w:szCs w:val="24"/>
-          <w:lang w:val="en-US"/>
-        </w:rPr>
-        <w:t>MQ4 sensor values (Vref=3.3V,Ro=5)</w:t>
-      </w:r>
-    </w:p>
-    <w:p>
-      <w:pPr>
-        <w:jc w:val="both"/>
-        <w:rPr>
-          <w:sz w:val="24"/>
-          <w:szCs w:val="24"/>
-          <w:lang w:val="en-US"/>
-        </w:rPr>
-      </w:pPr>
-    </w:p>
-    <w:p>
-      <w:pPr>
-        <w:jc w:val="both"/>
-        <w:rPr>
-          <w:sz w:val="24"/>
-          <w:szCs w:val="24"/>
-          <w:lang w:val="en-US"/>
-        </w:rPr>
-      </w:pPr>
-      <w:r>
-        <w:rPr>
-          <w:noProof/>
-          <w:sz w:val="24"/>
-          <w:szCs w:val="24"/>
-          <w:lang w:val="en-US"/>
-        </w:rPr>
-        <w:drawing>
-          <wp:inline distT="0" distB="0" distL="0" distR="0" wp14:anchorId="0F74AFD9" wp14:editId="6E9E7924">
-            <wp:extent cx="5731510" cy="3675380"/>
-            <wp:effectExtent l="0" t="0" r="2540" b="1270"/>
-            <wp:docPr id="1963820208" name="Picture 1"/>
-            <wp:cNvGraphicFramePr>
-              <a:graphicFrameLocks xmlns:a="http://schemas.openxmlformats.org/drawingml/2006/main" noChangeAspect="1"/>
-            </wp:cNvGraphicFramePr>
-            <a:graphic xmlns:a="http://schemas.openxmlformats.org/drawingml/2006/main">
-              <a:graphicData uri="http://schemas.openxmlformats.org/drawingml/2006/picture">
-                <pic:pic xmlns:pic="http://schemas.openxmlformats.org/drawingml/2006/picture">
-                  <pic:nvPicPr>
-                    <pic:cNvPr id="1963820208" name=""/>
-                    <pic:cNvPicPr/>
-                  </pic:nvPicPr>
-                  <pic:blipFill>
-                    <a:blip r:embed="rId16"/>
-                    <a:stretch>
-                      <a:fillRect/>
-                    </a:stretch>
-                  </pic:blipFill>
-                  <pic:spPr>
-                    <a:xfrm>
-                      <a:off x="0" y="0"/>
-                      <a:ext cx="5731510" cy="3675380"/>
-                    </a:xfrm>
-                    <a:prstGeom prst="rect">
-                      <a:avLst/>
-                    </a:prstGeom>
-                  </pic:spPr>
-                </pic:pic>
-              </a:graphicData>
-            </a:graphic>
-          </wp:inline>
-        </w:drawing>
-      </w:r>
-    </w:p>
-    <w:p>
-      <w:pPr>
-        <w:jc w:val="both"/>
-        <w:rPr>
-          <w:sz w:val="24"/>
-          <w:szCs w:val="24"/>
-          <w:lang w:val="en-US"/>
-        </w:rPr>
-      </w:pPr>
-    </w:p>
-    <w:p>
-      <w:pPr>
-        <w:jc w:val="both"/>
-        <w:rPr>
-          <w:sz w:val="24"/>
-          <w:szCs w:val="24"/>
-          <w:lang w:val="en-US"/>
-        </w:rPr>
-      </w:pPr>
-      <w:r>
-        <w:rPr>
-          <w:sz w:val="24"/>
-          <w:szCs w:val="24"/>
-          <w:lang w:val="en-US"/>
-        </w:rPr>
-        <w:lastRenderedPageBreak/>
-        <w:t>MQ7 sensor values</w:t>
-      </w:r>
-    </w:p>
-    <w:p>
-      <w:pPr>
-        <w:jc w:val="both"/>
-        <w:rPr>
-          <w:sz w:val="24"/>
-          <w:szCs w:val="24"/>
-          <w:lang w:val="en-US"/>
-        </w:rPr>
-      </w:pPr>
-      <w:r>
-        <w:rPr>
-          <w:noProof/>
-          <w:sz w:val="24"/>
-          <w:szCs w:val="24"/>
-          <w:lang w:val="en-US"/>
-        </w:rPr>
-        <w:drawing>
-          <wp:inline distT="0" distB="0" distL="0" distR="0" wp14:anchorId="79195512" wp14:editId="4000CB30">
-            <wp:extent cx="5731510" cy="3637915"/>
-            <wp:effectExtent l="0" t="0" r="2540" b="635"/>
-            <wp:docPr id="1661782008" name="Picture 1"/>
-            <wp:cNvGraphicFramePr>
-              <a:graphicFrameLocks xmlns:a="http://schemas.openxmlformats.org/drawingml/2006/main" noChangeAspect="1"/>
-            </wp:cNvGraphicFramePr>
-            <a:graphic xmlns:a="http://schemas.openxmlformats.org/drawingml/2006/main">
-              <a:graphicData uri="http://schemas.openxmlformats.org/drawingml/2006/picture">
-                <pic:pic xmlns:pic="http://schemas.openxmlformats.org/drawingml/2006/picture">
-                  <pic:nvPicPr>
-                    <pic:cNvPr id="1661782008" name=""/>
-                    <pic:cNvPicPr/>
-                  </pic:nvPicPr>
-                  <pic:blipFill>
-                    <a:blip r:embed="rId17"/>
-                    <a:stretch>
-                      <a:fillRect/>
-                    </a:stretch>
-                  </pic:blipFill>
-                  <pic:spPr>
-                    <a:xfrm>
-                      <a:off x="0" y="0"/>
-                      <a:ext cx="5731510" cy="3637915"/>
-                    </a:xfrm>
-                    <a:prstGeom prst="rect">
-                      <a:avLst/>
-                    </a:prstGeom>
-                  </pic:spPr>
-                </pic:pic>
-              </a:graphicData>
-            </a:graphic>
-          </wp:inline>
-        </w:drawing>
-      </w:r>
+        <w:t>STM32 SAR ADC gives us a digital value as output. Typically</w:t>
+      </w:r>
+      <w:r>
+        <w:rPr>
+          <w:sz w:val="24"/>
+          <w:szCs w:val="24"/>
+          <w:lang w:val="en-US"/>
+        </w:rPr>
+        <w:t>,</w:t>
+      </w:r>
+      <w:r>
+        <w:rPr>
+          <w:sz w:val="24"/>
+          <w:szCs w:val="24"/>
+          <w:lang w:val="en-US"/>
+        </w:rPr>
+        <w:t xml:space="preserve"> value is in between 0 to 4095</w:t>
+      </w:r>
+      <w:r>
+        <w:rPr>
+          <w:sz w:val="24"/>
+          <w:szCs w:val="24"/>
+          <w:lang w:val="en-US"/>
+        </w:rPr>
+        <w:t xml:space="preserve"> (12- bit ADC). Following steps are involved for calculating the PPM concentration of MQ2, MQ4 and MQ7.</w:t>
+      </w:r>
+    </w:p>
+    <w:p>
+      <w:pPr>
+        <w:pStyle w:val="ListParagraph"/>
+        <w:numPr>
+          <w:ilvl w:val="0"/>
+          <w:numId w:val="20"/>
+        </w:numPr>
+        <w:jc w:val="both"/>
+        <w:rPr>
+          <w:sz w:val="24"/>
+          <w:szCs w:val="24"/>
+          <w:lang w:val="en-US"/>
+        </w:rPr>
+      </w:pPr>
+      <w:r>
+        <w:rPr>
+          <w:sz w:val="24"/>
+          <w:szCs w:val="24"/>
+          <w:lang w:val="en-US"/>
+        </w:rPr>
+        <w:t>Convert ADC value to voltage</w:t>
+      </w:r>
+    </w:p>
+    <w:p>
+      <w:pPr>
+        <w:pStyle w:val="ListParagraph"/>
+        <w:jc w:val="both"/>
+        <w:rPr>
+          <w:sz w:val="24"/>
+          <w:szCs w:val="24"/>
+          <w:lang w:val="en-US"/>
+        </w:rPr>
+      </w:pPr>
+      <w:r>
+        <w:rPr>
+          <w:sz w:val="24"/>
+          <w:szCs w:val="24"/>
+          <w:lang w:val="en-US"/>
+        </w:rPr>
+        <w:t>Vout= (ADC value/</w:t>
+      </w:r>
+      <w:r>
+        <w:rPr>
+          <w:sz w:val="24"/>
+          <w:szCs w:val="24"/>
+          <w:lang w:val="en-US"/>
+        </w:rPr>
+        <w:t>4095) *</w:t>
+      </w:r>
+      <w:r>
+        <w:rPr>
+          <w:sz w:val="24"/>
+          <w:szCs w:val="24"/>
+          <w:lang w:val="en-US"/>
+        </w:rPr>
+        <w:t xml:space="preserve"> Vref</w:t>
+      </w:r>
+    </w:p>
+    <w:p>
+      <w:pPr>
+        <w:pStyle w:val="ListParagraph"/>
+        <w:numPr>
+          <w:ilvl w:val="0"/>
+          <w:numId w:val="20"/>
+        </w:numPr>
+        <w:jc w:val="both"/>
+        <w:rPr>
+          <w:sz w:val="24"/>
+          <w:szCs w:val="24"/>
+          <w:lang w:val="en-US"/>
+        </w:rPr>
+      </w:pPr>
+      <w:r>
+        <w:rPr>
+          <w:sz w:val="24"/>
+          <w:szCs w:val="24"/>
+          <w:lang w:val="en-US"/>
+        </w:rPr>
+        <w:t>Compute sensor resistance (Rs)</w:t>
+      </w:r>
+    </w:p>
+    <w:p>
+      <w:pPr>
+        <w:pStyle w:val="ListParagraph"/>
+        <w:jc w:val="both"/>
+        <w:rPr>
+          <w:sz w:val="24"/>
+          <w:szCs w:val="24"/>
+          <w:lang w:val="en-US"/>
+        </w:rPr>
+      </w:pPr>
+      <w:r>
+        <w:rPr>
+          <w:sz w:val="24"/>
+          <w:szCs w:val="24"/>
+          <w:lang w:val="en-US"/>
+        </w:rPr>
+        <w:t>Rs=((Vref-Vout)/</w:t>
+      </w:r>
+      <w:proofErr w:type="gramStart"/>
+      <w:r>
+        <w:rPr>
+          <w:sz w:val="24"/>
+          <w:szCs w:val="24"/>
+          <w:lang w:val="en-US"/>
+        </w:rPr>
+        <w:t>Vout)*</w:t>
+      </w:r>
+      <w:proofErr w:type="gramEnd"/>
+      <w:r>
+        <w:rPr>
+          <w:sz w:val="24"/>
+          <w:szCs w:val="24"/>
+          <w:lang w:val="en-US"/>
+        </w:rPr>
+        <w:t>Rl</w:t>
+      </w:r>
+      <w:r>
+        <w:rPr>
+          <w:sz w:val="24"/>
+          <w:szCs w:val="24"/>
+          <w:lang w:val="en-US"/>
+        </w:rPr>
+        <w:t xml:space="preserve"> </w:t>
+      </w:r>
+    </w:p>
+    <w:p>
+      <w:pPr>
+        <w:pStyle w:val="ListParagraph"/>
+        <w:numPr>
+          <w:ilvl w:val="0"/>
+          <w:numId w:val="20"/>
+        </w:numPr>
+        <w:jc w:val="both"/>
+        <w:rPr>
+          <w:sz w:val="24"/>
+          <w:szCs w:val="24"/>
+          <w:lang w:val="en-US"/>
+        </w:rPr>
+      </w:pPr>
+      <w:r>
+        <w:rPr>
+          <w:sz w:val="24"/>
+          <w:szCs w:val="24"/>
+          <w:lang w:val="en-US"/>
+        </w:rPr>
+        <w:t>Find the ratio Rs/Ro</w:t>
+      </w:r>
+    </w:p>
+    <w:p>
+      <w:pPr>
+        <w:pStyle w:val="ListParagraph"/>
+        <w:jc w:val="both"/>
+        <w:rPr>
+          <w:sz w:val="24"/>
+          <w:szCs w:val="24"/>
+          <w:lang w:val="en-US"/>
+        </w:rPr>
+      </w:pPr>
+      <w:r>
+        <w:rPr>
+          <w:sz w:val="24"/>
+          <w:szCs w:val="24"/>
+          <w:lang w:val="en-US"/>
+        </w:rPr>
+        <w:t>Ro is the sensor resistance in clean air also called the calibration constant</w:t>
+      </w:r>
+    </w:p>
+    <w:p>
+      <w:pPr>
+        <w:pStyle w:val="ListParagraph"/>
+        <w:numPr>
+          <w:ilvl w:val="0"/>
+          <w:numId w:val="20"/>
+        </w:numPr>
+        <w:jc w:val="both"/>
+        <w:rPr>
+          <w:sz w:val="24"/>
+          <w:szCs w:val="24"/>
+          <w:lang w:val="en-US"/>
+        </w:rPr>
+      </w:pPr>
+      <w:r>
+        <w:rPr>
+          <w:sz w:val="24"/>
+          <w:szCs w:val="24"/>
+          <w:lang w:val="en-US"/>
+        </w:rPr>
+        <w:t>Apply sensor curve</w:t>
+      </w:r>
+    </w:p>
+    <w:p>
+      <w:pPr>
+        <w:pStyle w:val="ListParagraph"/>
+        <w:jc w:val="both"/>
+        <w:rPr>
+          <w:sz w:val="24"/>
+          <w:szCs w:val="24"/>
+          <w:lang w:val="en-US"/>
+        </w:rPr>
+      </w:pPr>
+      <w:r>
+        <w:rPr>
+          <w:sz w:val="24"/>
+          <w:szCs w:val="24"/>
+          <w:lang w:val="en-US"/>
+        </w:rPr>
+        <w:t>Each sensor has a log-to-log curve given in the datasheet which helps us to calculate ppm values. It is approximated as:</w:t>
+      </w:r>
+    </w:p>
+    <w:p>
+      <w:pPr>
+        <w:pStyle w:val="ListParagraph"/>
+        <w:jc w:val="both"/>
+        <w:rPr>
+          <w:sz w:val="24"/>
+          <w:szCs w:val="24"/>
+          <w:lang w:val="en-US"/>
+        </w:rPr>
+      </w:pPr>
+      <w:r>
+        <w:rPr>
+          <w:sz w:val="24"/>
+          <w:szCs w:val="24"/>
+          <w:lang w:val="en-US"/>
+        </w:rPr>
+        <w:t>Log 10(ppm)=a log10(Rs/</w:t>
+      </w:r>
+      <w:r>
+        <w:rPr>
+          <w:sz w:val="24"/>
+          <w:szCs w:val="24"/>
+          <w:lang w:val="en-US"/>
+        </w:rPr>
+        <w:t>Ro) +</w:t>
+      </w:r>
+      <w:r>
+        <w:rPr>
+          <w:sz w:val="24"/>
+          <w:szCs w:val="24"/>
+          <w:lang w:val="en-US"/>
+        </w:rPr>
+        <w:t>b; a and b are constants from datasheet</w:t>
+      </w:r>
+    </w:p>
+    <w:p>
+      <w:pPr>
+        <w:jc w:val="both"/>
+        <w:rPr>
+          <w:sz w:val="24"/>
+          <w:szCs w:val="24"/>
+          <w:lang w:val="en-US"/>
+        </w:rPr>
+      </w:pPr>
+    </w:p>
+    <w:p>
+      <w:pPr>
+        <w:jc w:val="both"/>
+        <w:rPr>
+          <w:sz w:val="24"/>
+          <w:szCs w:val="24"/>
+          <w:lang w:val="en-US"/>
+        </w:rPr>
+      </w:pPr>
+    </w:p>
+    <w:p>
+      <w:pPr>
+        <w:jc w:val="both"/>
+        <w:rPr>
+          <w:sz w:val="24"/>
+          <w:szCs w:val="24"/>
+          <w:lang w:val="en-US"/>
+        </w:rPr>
+      </w:pPr>
+    </w:p>
+    <w:p>
+      <w:pPr>
+        <w:jc w:val="both"/>
+        <w:rPr>
+          <w:sz w:val="24"/>
+          <w:szCs w:val="24"/>
+          <w:lang w:val="en-US"/>
+        </w:rPr>
+      </w:pPr>
     </w:p>
     <w:sectPr>
       <w:pgSz w:w="11906" w:h="16838"/>
@@ -4424,6 +4295,95 @@
     </w:lvl>
   </w:abstractNum>
   <w:abstractNum w:abstractNumId="8" w15:restartNumberingAfterBreak="0">
+    <w:nsid w:val="4B302BD4"/>
+    <w:multiLevelType w:val="hybridMultilevel"/>
+    <w:tmpl w:val="9D36AA86"/>
+    <w:lvl w:ilvl="0" w:tplc="4009000F">
+      <w:start w:val="1"/>
+      <w:numFmt w:val="decimal"/>
+      <w:lvlText w:val="%1."/>
+      <w:lvlJc w:val="left"/>
+      <w:pPr>
+        <w:ind w:left="720" w:hanging="360"/>
+      </w:pPr>
+      <w:rPr>
+        <w:rFonts w:hint="default"/>
+      </w:rPr>
+    </w:lvl>
+    <w:lvl w:ilvl="1" w:tplc="40090019" w:tentative="1">
+      <w:start w:val="1"/>
+      <w:numFmt w:val="lowerLetter"/>
+      <w:lvlText w:val="%2."/>
+      <w:lvlJc w:val="left"/>
+      <w:pPr>
+        <w:ind w:left="1440" w:hanging="360"/>
+      </w:pPr>
+    </w:lvl>
+    <w:lvl w:ilvl="2" w:tplc="4009001B" w:tentative="1">
+      <w:start w:val="1"/>
+      <w:numFmt w:val="lowerRoman"/>
+      <w:lvlText w:val="%3."/>
+      <w:lvlJc w:val="right"/>
+      <w:pPr>
+        <w:ind w:left="2160" w:hanging="180"/>
+      </w:pPr>
+    </w:lvl>
+    <w:lvl w:ilvl="3" w:tplc="4009000F" w:tentative="1">
+      <w:start w:val="1"/>
+      <w:numFmt w:val="decimal"/>
+      <w:lvlText w:val="%4."/>
+      <w:lvlJc w:val="left"/>
+      <w:pPr>
+        <w:ind w:left="2880" w:hanging="360"/>
+      </w:pPr>
+    </w:lvl>
+    <w:lvl w:ilvl="4" w:tplc="40090019" w:tentative="1">
+      <w:start w:val="1"/>
+      <w:numFmt w:val="lowerLetter"/>
+      <w:lvlText w:val="%5."/>
+      <w:lvlJc w:val="left"/>
+      <w:pPr>
+        <w:ind w:left="3600" w:hanging="360"/>
+      </w:pPr>
+    </w:lvl>
+    <w:lvl w:ilvl="5" w:tplc="4009001B" w:tentative="1">
+      <w:start w:val="1"/>
+      <w:numFmt w:val="lowerRoman"/>
+      <w:lvlText w:val="%6."/>
+      <w:lvlJc w:val="right"/>
+      <w:pPr>
+        <w:ind w:left="4320" w:hanging="180"/>
+      </w:pPr>
+    </w:lvl>
+    <w:lvl w:ilvl="6" w:tplc="4009000F" w:tentative="1">
+      <w:start w:val="1"/>
+      <w:numFmt w:val="decimal"/>
+      <w:lvlText w:val="%7."/>
+      <w:lvlJc w:val="left"/>
+      <w:pPr>
+        <w:ind w:left="5040" w:hanging="360"/>
+      </w:pPr>
+    </w:lvl>
+    <w:lvl w:ilvl="7" w:tplc="40090019" w:tentative="1">
+      <w:start w:val="1"/>
+      <w:numFmt w:val="lowerLetter"/>
+      <w:lvlText w:val="%8."/>
+      <w:lvlJc w:val="left"/>
+      <w:pPr>
+        <w:ind w:left="5760" w:hanging="360"/>
+      </w:pPr>
+    </w:lvl>
+    <w:lvl w:ilvl="8" w:tplc="4009001B" w:tentative="1">
+      <w:start w:val="1"/>
+      <w:numFmt w:val="lowerRoman"/>
+      <w:lvlText w:val="%9."/>
+      <w:lvlJc w:val="right"/>
+      <w:pPr>
+        <w:ind w:left="6480" w:hanging="180"/>
+      </w:pPr>
+    </w:lvl>
+  </w:abstractNum>
+  <w:abstractNum w:abstractNumId="9" w15:restartNumberingAfterBreak="0">
     <w:nsid w:val="56CE5A07"/>
     <w:multiLevelType w:val="hybridMultilevel"/>
     <w:tmpl w:val="305460F4"/>
@@ -4563,7 +4523,7 @@
       </w:rPr>
     </w:lvl>
   </w:abstractNum>
-  <w:abstractNum w:abstractNumId="9" w15:restartNumberingAfterBreak="0">
+  <w:abstractNum w:abstractNumId="10" w15:restartNumberingAfterBreak="0">
     <w:nsid w:val="57E41D64"/>
     <w:multiLevelType w:val="hybridMultilevel"/>
     <w:tmpl w:val="9F0ACD00"/>
@@ -4703,7 +4663,7 @@
       </w:rPr>
     </w:lvl>
   </w:abstractNum>
-  <w:abstractNum w:abstractNumId="10" w15:restartNumberingAfterBreak="0">
+  <w:abstractNum w:abstractNumId="11" w15:restartNumberingAfterBreak="0">
     <w:nsid w:val="5A303293"/>
     <w:multiLevelType w:val="hybridMultilevel"/>
     <w:tmpl w:val="D7184CF6"/>
@@ -4843,7 +4803,7 @@
       </w:rPr>
     </w:lvl>
   </w:abstractNum>
-  <w:abstractNum w:abstractNumId="11" w15:restartNumberingAfterBreak="0">
+  <w:abstractNum w:abstractNumId="12" w15:restartNumberingAfterBreak="0">
     <w:nsid w:val="69BB0BE0"/>
     <w:multiLevelType w:val="hybridMultilevel"/>
     <w:tmpl w:val="617EB404"/>
@@ -4983,7 +4943,7 @@
       </w:rPr>
     </w:lvl>
   </w:abstractNum>
-  <w:abstractNum w:abstractNumId="12" w15:restartNumberingAfterBreak="0">
+  <w:abstractNum w:abstractNumId="13" w15:restartNumberingAfterBreak="0">
     <w:nsid w:val="6B962F89"/>
     <w:multiLevelType w:val="hybridMultilevel"/>
     <w:tmpl w:val="BACCB840"/>
@@ -5123,7 +5083,7 @@
       </w:rPr>
     </w:lvl>
   </w:abstractNum>
-  <w:abstractNum w:abstractNumId="13" w15:restartNumberingAfterBreak="0">
+  <w:abstractNum w:abstractNumId="14" w15:restartNumberingAfterBreak="0">
     <w:nsid w:val="6CDA336A"/>
     <w:multiLevelType w:val="hybridMultilevel"/>
     <w:tmpl w:val="4E7670AE"/>
@@ -5263,7 +5223,7 @@
       </w:rPr>
     </w:lvl>
   </w:abstractNum>
-  <w:abstractNum w:abstractNumId="14" w15:restartNumberingAfterBreak="0">
+  <w:abstractNum w:abstractNumId="15" w15:restartNumberingAfterBreak="0">
     <w:nsid w:val="6F6E201E"/>
     <w:multiLevelType w:val="hybridMultilevel"/>
     <w:tmpl w:val="8E980682"/>
@@ -5403,7 +5363,7 @@
       </w:rPr>
     </w:lvl>
   </w:abstractNum>
-  <w:abstractNum w:abstractNumId="15" w15:restartNumberingAfterBreak="0">
+  <w:abstractNum w:abstractNumId="16" w15:restartNumberingAfterBreak="0">
     <w:nsid w:val="70CD4AED"/>
     <w:multiLevelType w:val="hybridMultilevel"/>
     <w:tmpl w:val="4B1274F0"/>
@@ -5543,7 +5503,7 @@
       </w:rPr>
     </w:lvl>
   </w:abstractNum>
-  <w:abstractNum w:abstractNumId="16" w15:restartNumberingAfterBreak="0">
+  <w:abstractNum w:abstractNumId="17" w15:restartNumberingAfterBreak="0">
     <w:nsid w:val="783B3D5F"/>
     <w:multiLevelType w:val="hybridMultilevel"/>
     <w:tmpl w:val="5ED474B2"/>
@@ -5683,7 +5643,7 @@
       </w:rPr>
     </w:lvl>
   </w:abstractNum>
-  <w:abstractNum w:abstractNumId="17" w15:restartNumberingAfterBreak="0">
+  <w:abstractNum w:abstractNumId="18" w15:restartNumberingAfterBreak="0">
     <w:nsid w:val="7F3555A1"/>
     <w:multiLevelType w:val="hybridMultilevel"/>
     <w:tmpl w:val="ABEE4F4C"/>
@@ -5823,7 +5783,7 @@
       </w:rPr>
     </w:lvl>
   </w:abstractNum>
-  <w:abstractNum w:abstractNumId="18" w15:restartNumberingAfterBreak="0">
+  <w:abstractNum w:abstractNumId="19" w15:restartNumberingAfterBreak="0">
     <w:nsid w:val="7FA946F7"/>
     <w:multiLevelType w:val="hybridMultilevel"/>
     <w:tmpl w:val="5B0C56C4"/>
@@ -5967,13 +5927,13 @@
     <w:abstractNumId w:val="1"/>
   </w:num>
   <w:num w:numId="2" w16cid:durableId="207378518">
-    <w:abstractNumId w:val="14"/>
+    <w:abstractNumId w:val="15"/>
   </w:num>
   <w:num w:numId="3" w16cid:durableId="1622959244">
     <w:abstractNumId w:val="2"/>
   </w:num>
   <w:num w:numId="4" w16cid:durableId="1830710149">
-    <w:abstractNumId w:val="12"/>
+    <w:abstractNumId w:val="13"/>
   </w:num>
   <w:num w:numId="5" w16cid:durableId="6491571">
     <w:abstractNumId w:val="6"/>
@@ -5982,43 +5942,46 @@
     <w:abstractNumId w:val="0"/>
   </w:num>
   <w:num w:numId="7" w16cid:durableId="227495081">
-    <w:abstractNumId w:val="8"/>
+    <w:abstractNumId w:val="9"/>
   </w:num>
   <w:num w:numId="8" w16cid:durableId="1906182019">
     <w:abstractNumId w:val="5"/>
   </w:num>
   <w:num w:numId="9" w16cid:durableId="1467157761">
-    <w:abstractNumId w:val="13"/>
+    <w:abstractNumId w:val="14"/>
   </w:num>
   <w:num w:numId="10" w16cid:durableId="957296911">
-    <w:abstractNumId w:val="16"/>
+    <w:abstractNumId w:val="17"/>
   </w:num>
   <w:num w:numId="11" w16cid:durableId="1743676954">
     <w:abstractNumId w:val="3"/>
   </w:num>
   <w:num w:numId="12" w16cid:durableId="1858158302">
+    <w:abstractNumId w:val="19"/>
+  </w:num>
+  <w:num w:numId="13" w16cid:durableId="1601644658">
+    <w:abstractNumId w:val="11"/>
+  </w:num>
+  <w:num w:numId="14" w16cid:durableId="928393718">
+    <w:abstractNumId w:val="12"/>
+  </w:num>
+  <w:num w:numId="15" w16cid:durableId="1925803085">
     <w:abstractNumId w:val="18"/>
   </w:num>
-  <w:num w:numId="13" w16cid:durableId="1601644658">
+  <w:num w:numId="16" w16cid:durableId="807935079">
     <w:abstractNumId w:val="10"/>
   </w:num>
-  <w:num w:numId="14" w16cid:durableId="928393718">
-    <w:abstractNumId w:val="11"/>
-  </w:num>
-  <w:num w:numId="15" w16cid:durableId="1925803085">
-    <w:abstractNumId w:val="17"/>
-  </w:num>
-  <w:num w:numId="16" w16cid:durableId="807935079">
-    <w:abstractNumId w:val="9"/>
-  </w:num>
   <w:num w:numId="17" w16cid:durableId="1368674603">
-    <w:abstractNumId w:val="15"/>
+    <w:abstractNumId w:val="16"/>
   </w:num>
   <w:num w:numId="18" w16cid:durableId="5452043">
     <w:abstractNumId w:val="4"/>
   </w:num>
   <w:num w:numId="19" w16cid:durableId="1854493569">
     <w:abstractNumId w:val="7"/>
+  </w:num>
+  <w:num w:numId="20" w16cid:durableId="950207302">
+    <w:abstractNumId w:val="8"/>
   </w:num>
 </w:numbering>
 </file>

--- a/Documents/Safe Flame_V1.docx
+++ b/Documents/Safe Flame_V1.docx
@@ -3055,18 +3055,32 @@
           <w:szCs w:val="24"/>
           <w:lang w:val="en-US"/>
         </w:rPr>
-        <w:t>Rs=((Vref-Vout)/</w:t>
-      </w:r>
-      <w:proofErr w:type="gramStart"/>
-      <w:r>
-        <w:rPr>
-          <w:sz w:val="24"/>
-          <w:szCs w:val="24"/>
-          <w:lang w:val="en-US"/>
-        </w:rPr>
-        <w:t>Vout)*</w:t>
-      </w:r>
-      <w:proofErr w:type="gramEnd"/>
+        <w:t>Rs=((Vref-Vout)/Vout)</w:t>
+      </w:r>
+      <w:r>
+        <w:rPr>
+          <w:sz w:val="24"/>
+          <w:szCs w:val="24"/>
+          <w:lang w:val="en-US"/>
+        </w:rPr>
+        <w:t xml:space="preserve"> </w:t>
+      </w:r>
+      <w:r>
+        <w:rPr>
+          <w:sz w:val="24"/>
+          <w:szCs w:val="24"/>
+          <w:lang w:val="en-US"/>
+        </w:rPr>
+        <w:t>*</w:t>
+      </w:r>
+      <w:r>
+        <w:rPr>
+          <w:sz w:val="24"/>
+          <w:szCs w:val="24"/>
+          <w:lang w:val="en-US"/>
+        </w:rPr>
+        <w:t xml:space="preserve"> </w:t>
+      </w:r>
       <w:r>
         <w:rPr>
           <w:sz w:val="24"/>
@@ -3205,43 +3219,3062 @@
     </w:p>
     <w:p>
       <w:pPr>
-        <w:jc w:val="both"/>
-        <w:rPr>
-          <w:sz w:val="24"/>
-          <w:szCs w:val="24"/>
-          <w:lang w:val="en-US"/>
-        </w:rPr>
-      </w:pPr>
-    </w:p>
-    <w:p>
-      <w:pPr>
-        <w:jc w:val="both"/>
-        <w:rPr>
-          <w:sz w:val="24"/>
-          <w:szCs w:val="24"/>
-          <w:lang w:val="en-US"/>
-        </w:rPr>
-      </w:pPr>
-    </w:p>
-    <w:p>
-      <w:pPr>
-        <w:jc w:val="both"/>
-        <w:rPr>
-          <w:sz w:val="24"/>
-          <w:szCs w:val="24"/>
-          <w:lang w:val="en-US"/>
-        </w:rPr>
-      </w:pPr>
-    </w:p>
-    <w:p>
-      <w:pPr>
-        <w:jc w:val="both"/>
-        <w:rPr>
-          <w:sz w:val="24"/>
-          <w:szCs w:val="24"/>
-          <w:lang w:val="en-US"/>
-        </w:rPr>
-      </w:pPr>
+        <w:pStyle w:val="ListParagraph"/>
+        <w:jc w:val="both"/>
+        <w:rPr>
+          <w:sz w:val="24"/>
+          <w:szCs w:val="24"/>
+          <w:lang w:val="en-US"/>
+        </w:rPr>
+      </w:pPr>
+    </w:p>
+    <w:p>
+      <w:pPr>
+        <w:pStyle w:val="ListParagraph"/>
+        <w:jc w:val="both"/>
+        <w:rPr>
+          <w:sz w:val="24"/>
+          <w:szCs w:val="24"/>
+          <w:lang w:val="en-US"/>
+        </w:rPr>
+      </w:pPr>
+    </w:p>
+    <w:p>
+      <w:pPr>
+        <w:pStyle w:val="ListParagraph"/>
+        <w:jc w:val="both"/>
+        <w:rPr>
+          <w:b/>
+          <w:bCs/>
+          <w:sz w:val="24"/>
+          <w:szCs w:val="24"/>
+          <w:lang w:val="en-US"/>
+        </w:rPr>
+      </w:pPr>
+    </w:p>
+    <w:p>
+      <w:pPr>
+        <w:jc w:val="both"/>
+        <w:rPr>
+          <w:b/>
+          <w:bCs/>
+          <w:sz w:val="24"/>
+          <w:szCs w:val="24"/>
+          <w:lang w:val="en-US"/>
+        </w:rPr>
+      </w:pPr>
+      <w:r>
+        <w:rPr>
+          <w:b/>
+          <w:bCs/>
+          <w:sz w:val="24"/>
+          <w:szCs w:val="24"/>
+          <w:lang w:val="en-US"/>
+        </w:rPr>
+        <w:t xml:space="preserve">Temperature and </w:t>
+      </w:r>
+      <w:r>
+        <w:rPr>
+          <w:b/>
+          <w:bCs/>
+          <w:sz w:val="24"/>
+          <w:szCs w:val="24"/>
+          <w:lang w:val="en-US"/>
+        </w:rPr>
+        <w:t>H</w:t>
+      </w:r>
+      <w:r>
+        <w:rPr>
+          <w:b/>
+          <w:bCs/>
+          <w:sz w:val="24"/>
+          <w:szCs w:val="24"/>
+          <w:lang w:val="en-US"/>
+        </w:rPr>
+        <w:t>umidity sensor-DHT22</w:t>
+      </w:r>
+    </w:p>
+    <w:p>
+      <w:pPr>
+        <w:jc w:val="both"/>
+        <w:rPr>
+          <w:sz w:val="24"/>
+          <w:szCs w:val="24"/>
+        </w:rPr>
+      </w:pPr>
+      <w:r>
+        <w:rPr>
+          <w:sz w:val="24"/>
+          <w:szCs w:val="24"/>
+        </w:rPr>
+        <w:t>The DHT22 Sensor (also called AM2302) is a digital sensor that measure</w:t>
+      </w:r>
+      <w:r>
+        <w:rPr>
+          <w:sz w:val="24"/>
+          <w:szCs w:val="24"/>
+        </w:rPr>
+        <w:t>s t</w:t>
+      </w:r>
+      <w:r>
+        <w:rPr>
+          <w:sz w:val="24"/>
+          <w:szCs w:val="24"/>
+        </w:rPr>
+        <w:t>emperature</w:t>
+      </w:r>
+      <w:r>
+        <w:rPr>
+          <w:sz w:val="24"/>
+          <w:szCs w:val="24"/>
+        </w:rPr>
+        <w:t xml:space="preserve"> and r</w:t>
+      </w:r>
+      <w:r>
+        <w:rPr>
+          <w:sz w:val="24"/>
+          <w:szCs w:val="24"/>
+        </w:rPr>
+        <w:t>elative Humidity and sends the readings to a microcontroller</w:t>
+      </w:r>
+      <w:r>
+        <w:rPr>
+          <w:sz w:val="24"/>
+          <w:szCs w:val="24"/>
+        </w:rPr>
+        <w:t xml:space="preserve"> </w:t>
+      </w:r>
+      <w:r>
+        <w:rPr>
+          <w:sz w:val="24"/>
+          <w:szCs w:val="24"/>
+        </w:rPr>
+        <w:t>using a single-wire digital communication protocol.</w:t>
+      </w:r>
+      <w:r>
+        <w:rPr>
+          <w:sz w:val="24"/>
+          <w:szCs w:val="24"/>
+        </w:rPr>
+        <w:t xml:space="preserve"> </w:t>
+      </w:r>
+      <w:r>
+        <w:rPr>
+          <w:sz w:val="24"/>
+          <w:szCs w:val="24"/>
+        </w:rPr>
+        <w:t>Inside the DHT22 there are mainly:</w:t>
+      </w:r>
+    </w:p>
+    <w:p>
+      <w:pPr>
+        <w:jc w:val="both"/>
+        <w:rPr>
+          <w:b/>
+          <w:bCs/>
+          <w:sz w:val="24"/>
+          <w:szCs w:val="24"/>
+        </w:rPr>
+      </w:pPr>
+      <w:r>
+        <w:rPr>
+          <w:b/>
+          <w:bCs/>
+          <w:sz w:val="24"/>
+          <w:szCs w:val="24"/>
+        </w:rPr>
+        <w:t>A) Humidity Sensing Element</w:t>
+      </w:r>
+    </w:p>
+    <w:p>
+      <w:pPr>
+        <w:jc w:val="both"/>
+        <w:rPr>
+          <w:sz w:val="24"/>
+          <w:szCs w:val="24"/>
+        </w:rPr>
+      </w:pPr>
+      <w:r>
+        <w:rPr>
+          <w:sz w:val="24"/>
+          <w:szCs w:val="24"/>
+        </w:rPr>
+        <w:t xml:space="preserve">It contains a </w:t>
+      </w:r>
+      <w:r>
+        <w:rPr>
+          <w:b/>
+          <w:bCs/>
+          <w:sz w:val="24"/>
+          <w:szCs w:val="24"/>
+        </w:rPr>
+        <w:t>moisture-holding substrate</w:t>
+      </w:r>
+      <w:r>
+        <w:rPr>
+          <w:sz w:val="24"/>
+          <w:szCs w:val="24"/>
+        </w:rPr>
+        <w:t xml:space="preserve"> between two electrodes.</w:t>
+      </w:r>
+    </w:p>
+    <w:p>
+      <w:pPr>
+        <w:numPr>
+          <w:ilvl w:val="0"/>
+          <w:numId w:val="23"/>
+        </w:numPr>
+        <w:jc w:val="both"/>
+        <w:rPr>
+          <w:sz w:val="24"/>
+          <w:szCs w:val="24"/>
+        </w:rPr>
+      </w:pPr>
+      <w:r>
+        <w:rPr>
+          <w:sz w:val="24"/>
+          <w:szCs w:val="24"/>
+        </w:rPr>
+        <w:t xml:space="preserve">Water vapor changes the electrical properties (capacitance). </w:t>
+      </w:r>
+    </w:p>
+    <w:p>
+      <w:pPr>
+        <w:numPr>
+          <w:ilvl w:val="0"/>
+          <w:numId w:val="23"/>
+        </w:numPr>
+        <w:jc w:val="both"/>
+        <w:rPr>
+          <w:sz w:val="24"/>
+          <w:szCs w:val="24"/>
+        </w:rPr>
+      </w:pPr>
+      <w:r>
+        <w:rPr>
+          <w:sz w:val="24"/>
+          <w:szCs w:val="24"/>
+        </w:rPr>
+        <w:t xml:space="preserve">The internal IC measures this change. </w:t>
+      </w:r>
+    </w:p>
+    <w:p>
+      <w:pPr>
+        <w:numPr>
+          <w:ilvl w:val="0"/>
+          <w:numId w:val="23"/>
+        </w:numPr>
+        <w:jc w:val="both"/>
+        <w:rPr>
+          <w:sz w:val="24"/>
+          <w:szCs w:val="24"/>
+        </w:rPr>
+      </w:pPr>
+      <w:r>
+        <w:rPr>
+          <w:sz w:val="24"/>
+          <w:szCs w:val="24"/>
+        </w:rPr>
+        <w:t>It converts it into humidity percentage (%RH).</w:t>
+      </w:r>
+    </w:p>
+    <w:p>
+      <w:pPr>
+        <w:jc w:val="both"/>
+        <w:rPr>
+          <w:b/>
+          <w:bCs/>
+          <w:sz w:val="24"/>
+          <w:szCs w:val="24"/>
+        </w:rPr>
+      </w:pPr>
+      <w:r>
+        <w:rPr>
+          <w:b/>
+          <w:bCs/>
+          <w:sz w:val="24"/>
+          <w:szCs w:val="24"/>
+        </w:rPr>
+        <w:t>B) Temperature Sensor</w:t>
+      </w:r>
+    </w:p>
+    <w:p>
+      <w:pPr>
+        <w:jc w:val="both"/>
+        <w:rPr>
+          <w:sz w:val="24"/>
+          <w:szCs w:val="24"/>
+        </w:rPr>
+      </w:pPr>
+      <w:r>
+        <w:rPr>
+          <w:sz w:val="24"/>
+          <w:szCs w:val="24"/>
+        </w:rPr>
+        <w:t xml:space="preserve">It uses an </w:t>
+      </w:r>
+      <w:r>
+        <w:rPr>
+          <w:b/>
+          <w:bCs/>
+          <w:sz w:val="24"/>
+          <w:szCs w:val="24"/>
+        </w:rPr>
+        <w:t>NTC thermistor</w:t>
+      </w:r>
+      <w:r>
+        <w:rPr>
+          <w:sz w:val="24"/>
+          <w:szCs w:val="24"/>
+        </w:rPr>
+        <w:t>.</w:t>
+      </w:r>
+    </w:p>
+    <w:p>
+      <w:pPr>
+        <w:jc w:val="both"/>
+        <w:rPr>
+          <w:sz w:val="24"/>
+          <w:szCs w:val="24"/>
+        </w:rPr>
+      </w:pPr>
+      <w:r>
+        <w:rPr>
+          <w:sz w:val="24"/>
+          <w:szCs w:val="24"/>
+        </w:rPr>
+        <w:t>NTC means:</w:t>
+      </w:r>
+    </w:p>
+    <w:p>
+      <w:pPr>
+        <w:numPr>
+          <w:ilvl w:val="0"/>
+          <w:numId w:val="24"/>
+        </w:numPr>
+        <w:jc w:val="both"/>
+        <w:rPr>
+          <w:sz w:val="24"/>
+          <w:szCs w:val="24"/>
+        </w:rPr>
+      </w:pPr>
+      <w:r>
+        <w:rPr>
+          <w:sz w:val="24"/>
+          <w:szCs w:val="24"/>
+        </w:rPr>
+        <w:t xml:space="preserve">Temperature </w:t>
+      </w:r>
+      <w:r>
+        <w:rPr>
+          <w:sz w:val="24"/>
+          <w:szCs w:val="24"/>
+        </w:rPr>
+        <w:t>↑ Resistance</w:t>
+      </w:r>
+      <w:r>
+        <w:rPr>
+          <w:sz w:val="24"/>
+          <w:szCs w:val="24"/>
+        </w:rPr>
+        <w:t xml:space="preserve"> ↓ </w:t>
+      </w:r>
+    </w:p>
+    <w:p>
+      <w:pPr>
+        <w:jc w:val="both"/>
+        <w:rPr>
+          <w:sz w:val="24"/>
+          <w:szCs w:val="24"/>
+        </w:rPr>
+      </w:pPr>
+      <w:r>
+        <w:rPr>
+          <w:sz w:val="24"/>
+          <w:szCs w:val="24"/>
+        </w:rPr>
+        <w:t>The internal chip measures this resistance and converts it into temperature.</w:t>
+      </w:r>
+    </w:p>
+    <w:p>
+      <w:pPr>
+        <w:jc w:val="both"/>
+        <w:rPr>
+          <w:b/>
+          <w:bCs/>
+          <w:sz w:val="24"/>
+          <w:szCs w:val="24"/>
+        </w:rPr>
+      </w:pPr>
+      <w:r>
+        <w:rPr>
+          <w:b/>
+          <w:bCs/>
+          <w:sz w:val="24"/>
+          <w:szCs w:val="24"/>
+        </w:rPr>
+        <w:t>C) Internal ADC + Controller</w:t>
+      </w:r>
+    </w:p>
+    <w:p>
+      <w:pPr>
+        <w:jc w:val="both"/>
+        <w:rPr>
+          <w:sz w:val="24"/>
+          <w:szCs w:val="24"/>
+        </w:rPr>
+      </w:pPr>
+      <w:r>
+        <w:rPr>
+          <w:sz w:val="24"/>
+          <w:szCs w:val="24"/>
+        </w:rPr>
+        <w:t>An internal microcontroller:</w:t>
+      </w:r>
+    </w:p>
+    <w:p>
+      <w:pPr>
+        <w:numPr>
+          <w:ilvl w:val="0"/>
+          <w:numId w:val="25"/>
+        </w:numPr>
+        <w:jc w:val="both"/>
+        <w:rPr>
+          <w:sz w:val="24"/>
+          <w:szCs w:val="24"/>
+        </w:rPr>
+      </w:pPr>
+      <w:r>
+        <w:rPr>
+          <w:sz w:val="24"/>
+          <w:szCs w:val="24"/>
+        </w:rPr>
+        <w:t xml:space="preserve">Reads humidity sensor </w:t>
+      </w:r>
+    </w:p>
+    <w:p>
+      <w:pPr>
+        <w:numPr>
+          <w:ilvl w:val="0"/>
+          <w:numId w:val="25"/>
+        </w:numPr>
+        <w:jc w:val="both"/>
+        <w:rPr>
+          <w:sz w:val="24"/>
+          <w:szCs w:val="24"/>
+        </w:rPr>
+      </w:pPr>
+      <w:r>
+        <w:rPr>
+          <w:sz w:val="24"/>
+          <w:szCs w:val="24"/>
+        </w:rPr>
+        <w:t xml:space="preserve">Reads thermistor </w:t>
+      </w:r>
+    </w:p>
+    <w:p>
+      <w:pPr>
+        <w:numPr>
+          <w:ilvl w:val="0"/>
+          <w:numId w:val="25"/>
+        </w:numPr>
+        <w:jc w:val="both"/>
+        <w:rPr>
+          <w:sz w:val="24"/>
+          <w:szCs w:val="24"/>
+        </w:rPr>
+      </w:pPr>
+      <w:r>
+        <w:rPr>
+          <w:sz w:val="24"/>
+          <w:szCs w:val="24"/>
+        </w:rPr>
+        <w:t xml:space="preserve">Converts analog values into digital form </w:t>
+      </w:r>
+    </w:p>
+    <w:p>
+      <w:pPr>
+        <w:numPr>
+          <w:ilvl w:val="0"/>
+          <w:numId w:val="25"/>
+        </w:numPr>
+        <w:jc w:val="both"/>
+        <w:rPr>
+          <w:sz w:val="24"/>
+          <w:szCs w:val="24"/>
+        </w:rPr>
+      </w:pPr>
+      <w:r>
+        <w:rPr>
+          <w:sz w:val="24"/>
+          <w:szCs w:val="24"/>
+        </w:rPr>
+        <w:lastRenderedPageBreak/>
+        <w:t>Sends 40-bit data serially</w:t>
+      </w:r>
+    </w:p>
+    <w:p>
+      <w:pPr>
+        <w:jc w:val="both"/>
+        <w:rPr>
+          <w:sz w:val="24"/>
+          <w:szCs w:val="24"/>
+        </w:rPr>
+      </w:pPr>
+      <w:r>
+        <w:rPr>
+          <w:sz w:val="24"/>
+          <w:szCs w:val="24"/>
+        </w:rPr>
+        <w:drawing>
+          <wp:inline distT="0" distB="0" distL="0" distR="0" wp14:anchorId="0B60079A" wp14:editId="4FD7749C">
+            <wp:extent cx="5731510" cy="3103418"/>
+            <wp:effectExtent l="0" t="0" r="2540" b="1905"/>
+            <wp:docPr id="1789161871" name="Picture 1"/>
+            <wp:cNvGraphicFramePr>
+              <a:graphicFrameLocks xmlns:a="http://schemas.openxmlformats.org/drawingml/2006/main" noChangeAspect="1"/>
+            </wp:cNvGraphicFramePr>
+            <a:graphic xmlns:a="http://schemas.openxmlformats.org/drawingml/2006/main">
+              <a:graphicData uri="http://schemas.openxmlformats.org/drawingml/2006/picture">
+                <pic:pic xmlns:pic="http://schemas.openxmlformats.org/drawingml/2006/picture">
+                  <pic:nvPicPr>
+                    <pic:cNvPr id="1789161871" name=""/>
+                    <pic:cNvPicPr/>
+                  </pic:nvPicPr>
+                  <pic:blipFill rotWithShape="1">
+                    <a:blip r:embed="rId13"/>
+                    <a:srcRect b="2625"/>
+                    <a:stretch>
+                      <a:fillRect/>
+                    </a:stretch>
+                  </pic:blipFill>
+                  <pic:spPr bwMode="auto">
+                    <a:xfrm>
+                      <a:off x="0" y="0"/>
+                      <a:ext cx="5731510" cy="3103418"/>
+                    </a:xfrm>
+                    <a:prstGeom prst="rect">
+                      <a:avLst/>
+                    </a:prstGeom>
+                    <a:ln>
+                      <a:noFill/>
+                    </a:ln>
+                    <a:extLst>
+                      <a:ext uri="{53640926-AAD7-44D8-BBD7-CCE9431645EC}">
+                        <a14:shadowObscured xmlns:a14="http://schemas.microsoft.com/office/drawing/2010/main"/>
+                      </a:ext>
+                    </a:extLst>
+                  </pic:spPr>
+                </pic:pic>
+              </a:graphicData>
+            </a:graphic>
+          </wp:inline>
+        </w:drawing>
+      </w:r>
+    </w:p>
+    <w:p>
+      <w:pPr>
+        <w:jc w:val="both"/>
+        <w:rPr>
+          <w:b/>
+          <w:bCs/>
+          <w:sz w:val="24"/>
+          <w:szCs w:val="24"/>
+        </w:rPr>
+      </w:pPr>
+      <w:r>
+        <w:rPr>
+          <w:b/>
+          <w:bCs/>
+          <w:sz w:val="24"/>
+          <w:szCs w:val="24"/>
+        </w:rPr>
+        <w:t>Communication Interface for DHT22</w:t>
+      </w:r>
+    </w:p>
+    <w:p>
+      <w:pPr>
+        <w:jc w:val="both"/>
+        <w:rPr>
+          <w:sz w:val="24"/>
+          <w:szCs w:val="24"/>
+        </w:rPr>
+      </w:pPr>
+      <w:r>
+        <w:rPr>
+          <w:b/>
+          <w:bCs/>
+          <w:sz w:val="24"/>
+          <w:szCs w:val="24"/>
+        </w:rPr>
+        <w:t>Step 1:</w:t>
+      </w:r>
+      <w:r>
+        <w:rPr>
+          <w:sz w:val="24"/>
+          <w:szCs w:val="24"/>
+        </w:rPr>
+        <w:t xml:space="preserve"> MCU sends START signal</w:t>
+      </w:r>
+    </w:p>
+    <w:p>
+      <w:pPr>
+        <w:jc w:val="both"/>
+        <w:rPr>
+          <w:sz w:val="24"/>
+          <w:szCs w:val="24"/>
+        </w:rPr>
+      </w:pPr>
+      <w:r>
+        <w:rPr>
+          <w:sz w:val="24"/>
+          <w:szCs w:val="24"/>
+        </w:rPr>
+        <w:t>The microcontroller pulls the data line LOW for about:</w:t>
+      </w:r>
+    </w:p>
+    <w:p>
+      <w:pPr>
+        <w:numPr>
+          <w:ilvl w:val="0"/>
+          <w:numId w:val="26"/>
+        </w:numPr>
+        <w:jc w:val="both"/>
+        <w:rPr>
+          <w:sz w:val="24"/>
+          <w:szCs w:val="24"/>
+        </w:rPr>
+      </w:pPr>
+      <w:r>
+        <w:rPr>
+          <w:sz w:val="24"/>
+          <w:szCs w:val="24"/>
+        </w:rPr>
+        <w:t xml:space="preserve">&gt;1 ms </w:t>
+      </w:r>
+    </w:p>
+    <w:p>
+      <w:pPr>
+        <w:jc w:val="both"/>
+        <w:rPr>
+          <w:sz w:val="24"/>
+          <w:szCs w:val="24"/>
+        </w:rPr>
+      </w:pPr>
+      <w:r>
+        <w:rPr>
+          <w:sz w:val="24"/>
+          <w:szCs w:val="24"/>
+        </w:rPr>
+        <w:t>Then releases it HIGH.</w:t>
+      </w:r>
+    </w:p>
+    <w:p>
+      <w:pPr>
+        <w:jc w:val="both"/>
+        <w:rPr>
+          <w:sz w:val="24"/>
+          <w:szCs w:val="24"/>
+        </w:rPr>
+      </w:pPr>
+    </w:p>
+    <w:p>
+      <w:pPr>
+        <w:jc w:val="both"/>
+        <w:rPr>
+          <w:sz w:val="24"/>
+          <w:szCs w:val="24"/>
+        </w:rPr>
+      </w:pPr>
+      <w:r>
+        <w:rPr>
+          <w:b/>
+          <w:bCs/>
+          <w:sz w:val="24"/>
+          <w:szCs w:val="24"/>
+        </w:rPr>
+        <w:t>Step 2</w:t>
+      </w:r>
+      <w:r>
+        <w:rPr>
+          <w:sz w:val="24"/>
+          <w:szCs w:val="24"/>
+        </w:rPr>
+        <w:t>: DHT22 responds</w:t>
+      </w:r>
+    </w:p>
+    <w:p>
+      <w:pPr>
+        <w:jc w:val="both"/>
+        <w:rPr>
+          <w:sz w:val="24"/>
+          <w:szCs w:val="24"/>
+        </w:rPr>
+      </w:pPr>
+      <w:r>
+        <w:rPr>
+          <w:sz w:val="24"/>
+          <w:szCs w:val="24"/>
+        </w:rPr>
+        <w:t>Sensor replies:</w:t>
+      </w:r>
+    </w:p>
+    <w:p>
+      <w:pPr>
+        <w:numPr>
+          <w:ilvl w:val="0"/>
+          <w:numId w:val="27"/>
+        </w:numPr>
+        <w:jc w:val="both"/>
+        <w:rPr>
+          <w:sz w:val="24"/>
+          <w:szCs w:val="24"/>
+        </w:rPr>
+      </w:pPr>
+      <w:r>
+        <w:rPr>
+          <w:sz w:val="24"/>
+          <w:szCs w:val="24"/>
+        </w:rPr>
+        <w:t xml:space="preserve">LOW for 80 µs </w:t>
+      </w:r>
+    </w:p>
+    <w:p>
+      <w:pPr>
+        <w:numPr>
+          <w:ilvl w:val="0"/>
+          <w:numId w:val="27"/>
+        </w:numPr>
+        <w:jc w:val="both"/>
+        <w:rPr>
+          <w:sz w:val="24"/>
+          <w:szCs w:val="24"/>
+        </w:rPr>
+      </w:pPr>
+      <w:r>
+        <w:rPr>
+          <w:sz w:val="24"/>
+          <w:szCs w:val="24"/>
+        </w:rPr>
+        <w:t xml:space="preserve">HIGH for 80 µs </w:t>
+      </w:r>
+    </w:p>
+    <w:p>
+      <w:pPr>
+        <w:jc w:val="both"/>
+        <w:rPr>
+          <w:sz w:val="24"/>
+          <w:szCs w:val="24"/>
+        </w:rPr>
+      </w:pPr>
+      <w:r>
+        <w:rPr>
+          <w:sz w:val="24"/>
+          <w:szCs w:val="24"/>
+        </w:rPr>
+        <w:t>This means:"I am ready to transmit."</w:t>
+      </w:r>
+    </w:p>
+    <w:p>
+      <w:pPr>
+        <w:jc w:val="both"/>
+        <w:rPr>
+          <w:b/>
+          <w:bCs/>
+          <w:sz w:val="24"/>
+          <w:szCs w:val="24"/>
+        </w:rPr>
+      </w:pPr>
+    </w:p>
+    <w:p>
+      <w:pPr>
+        <w:jc w:val="both"/>
+        <w:rPr>
+          <w:sz w:val="24"/>
+          <w:szCs w:val="24"/>
+        </w:rPr>
+      </w:pPr>
+      <w:r>
+        <w:rPr>
+          <w:b/>
+          <w:bCs/>
+          <w:sz w:val="24"/>
+          <w:szCs w:val="24"/>
+        </w:rPr>
+        <w:t>Step 3</w:t>
+      </w:r>
+      <w:r>
+        <w:rPr>
+          <w:sz w:val="24"/>
+          <w:szCs w:val="24"/>
+        </w:rPr>
+        <w:t>: Sensor sends 40 bits</w:t>
+      </w:r>
+    </w:p>
+    <w:p>
+      <w:pPr>
+        <w:jc w:val="both"/>
+        <w:rPr>
+          <w:sz w:val="24"/>
+          <w:szCs w:val="24"/>
+        </w:rPr>
+      </w:pPr>
+      <w:r>
+        <w:rPr>
+          <w:sz w:val="24"/>
+          <w:szCs w:val="24"/>
+        </w:rPr>
+        <w:t>The data format is:</w:t>
+      </w:r>
+    </w:p>
+    <w:p>
+      <w:pPr>
+        <w:jc w:val="both"/>
+        <w:rPr>
+          <w:sz w:val="24"/>
+          <w:szCs w:val="24"/>
+        </w:rPr>
+      </w:pPr>
+    </w:p>
+    <w:p>
+      <w:pPr>
+        <w:jc w:val="both"/>
+        <w:rPr>
+          <w:b/>
+          <w:bCs/>
+          <w:sz w:val="24"/>
+          <w:szCs w:val="24"/>
+        </w:rPr>
+      </w:pPr>
+    </w:p>
+    <w:tbl>
+      <w:tblPr>
+        <w:tblW w:w="0" w:type="auto"/>
+        <w:tblCellSpacing w:w="15" w:type="dxa"/>
+        <w:tblLayout w:type="fixed"/>
+        <w:tblCellMar>
+          <w:top w:w="15" w:type="dxa"/>
+          <w:left w:w="15" w:type="dxa"/>
+          <w:bottom w:w="15" w:type="dxa"/>
+          <w:right w:w="15" w:type="dxa"/>
+        </w:tblCellMar>
+        <w:tblLook w:val="04A0" w:firstRow="1" w:lastRow="0" w:firstColumn="1" w:lastColumn="0" w:noHBand="0" w:noVBand="1"/>
+      </w:tblPr>
+      <w:tblGrid>
+        <w:gridCol w:w="1843"/>
+        <w:gridCol w:w="2977"/>
+      </w:tblGrid>
+      <w:tr>
+        <w:trPr>
+          <w:tblHeader/>
+          <w:tblCellSpacing w:w="15" w:type="dxa"/>
+        </w:trPr>
+        <w:tc>
+          <w:tcPr>
+            <w:tcW w:w="1798" w:type="dxa"/>
+            <w:vAlign w:val="center"/>
+            <w:hideMark/>
+          </w:tcPr>
+          <w:p>
+            <w:pPr>
+              <w:jc w:val="both"/>
+              <w:rPr>
+                <w:b/>
+                <w:bCs/>
+                <w:sz w:val="24"/>
+                <w:szCs w:val="24"/>
+              </w:rPr>
+            </w:pPr>
+            <w:r>
+              <w:rPr>
+                <w:b/>
+                <w:bCs/>
+                <w:sz w:val="24"/>
+                <w:szCs w:val="24"/>
+              </w:rPr>
+              <w:lastRenderedPageBreak/>
+              <w:t>Bits</w:t>
+            </w:r>
+          </w:p>
+        </w:tc>
+        <w:tc>
+          <w:tcPr>
+            <w:tcW w:w="2932" w:type="dxa"/>
+            <w:vAlign w:val="center"/>
+            <w:hideMark/>
+          </w:tcPr>
+          <w:p>
+            <w:pPr>
+              <w:jc w:val="both"/>
+              <w:rPr>
+                <w:b/>
+                <w:bCs/>
+                <w:sz w:val="24"/>
+                <w:szCs w:val="24"/>
+              </w:rPr>
+            </w:pPr>
+            <w:r>
+              <w:rPr>
+                <w:b/>
+                <w:bCs/>
+                <w:sz w:val="24"/>
+                <w:szCs w:val="24"/>
+              </w:rPr>
+              <w:t>Meaning</w:t>
+            </w:r>
+          </w:p>
+        </w:tc>
+      </w:tr>
+      <w:tr>
+        <w:trPr>
+          <w:tblCellSpacing w:w="15" w:type="dxa"/>
+        </w:trPr>
+        <w:tc>
+          <w:tcPr>
+            <w:tcW w:w="1798" w:type="dxa"/>
+            <w:vAlign w:val="center"/>
+            <w:hideMark/>
+          </w:tcPr>
+          <w:p>
+            <w:pPr>
+              <w:jc w:val="both"/>
+              <w:rPr>
+                <w:sz w:val="24"/>
+                <w:szCs w:val="24"/>
+              </w:rPr>
+            </w:pPr>
+            <w:r>
+              <w:rPr>
+                <w:sz w:val="24"/>
+                <w:szCs w:val="24"/>
+              </w:rPr>
+              <w:t>16 bits</w:t>
+            </w:r>
+          </w:p>
+        </w:tc>
+        <w:tc>
+          <w:tcPr>
+            <w:tcW w:w="2932" w:type="dxa"/>
+            <w:vAlign w:val="center"/>
+            <w:hideMark/>
+          </w:tcPr>
+          <w:p>
+            <w:pPr>
+              <w:jc w:val="both"/>
+              <w:rPr>
+                <w:sz w:val="24"/>
+                <w:szCs w:val="24"/>
+              </w:rPr>
+            </w:pPr>
+            <w:r>
+              <w:rPr>
+                <w:sz w:val="24"/>
+                <w:szCs w:val="24"/>
+              </w:rPr>
+              <w:t>Humidity</w:t>
+            </w:r>
+          </w:p>
+        </w:tc>
+      </w:tr>
+      <w:tr>
+        <w:trPr>
+          <w:tblCellSpacing w:w="15" w:type="dxa"/>
+        </w:trPr>
+        <w:tc>
+          <w:tcPr>
+            <w:tcW w:w="1798" w:type="dxa"/>
+            <w:vAlign w:val="center"/>
+            <w:hideMark/>
+          </w:tcPr>
+          <w:p>
+            <w:pPr>
+              <w:jc w:val="both"/>
+              <w:rPr>
+                <w:sz w:val="24"/>
+                <w:szCs w:val="24"/>
+              </w:rPr>
+            </w:pPr>
+            <w:r>
+              <w:rPr>
+                <w:sz w:val="24"/>
+                <w:szCs w:val="24"/>
+              </w:rPr>
+              <w:t>16 bits</w:t>
+            </w:r>
+          </w:p>
+        </w:tc>
+        <w:tc>
+          <w:tcPr>
+            <w:tcW w:w="2932" w:type="dxa"/>
+            <w:vAlign w:val="center"/>
+            <w:hideMark/>
+          </w:tcPr>
+          <w:p>
+            <w:pPr>
+              <w:jc w:val="both"/>
+              <w:rPr>
+                <w:sz w:val="24"/>
+                <w:szCs w:val="24"/>
+              </w:rPr>
+            </w:pPr>
+            <w:r>
+              <w:rPr>
+                <w:sz w:val="24"/>
+                <w:szCs w:val="24"/>
+              </w:rPr>
+              <w:t>Temperature</w:t>
+            </w:r>
+          </w:p>
+        </w:tc>
+      </w:tr>
+      <w:tr>
+        <w:trPr>
+          <w:tblCellSpacing w:w="15" w:type="dxa"/>
+        </w:trPr>
+        <w:tc>
+          <w:tcPr>
+            <w:tcW w:w="1798" w:type="dxa"/>
+            <w:vAlign w:val="center"/>
+            <w:hideMark/>
+          </w:tcPr>
+          <w:p>
+            <w:pPr>
+              <w:jc w:val="both"/>
+              <w:rPr>
+                <w:sz w:val="24"/>
+                <w:szCs w:val="24"/>
+              </w:rPr>
+            </w:pPr>
+            <w:r>
+              <w:rPr>
+                <w:sz w:val="24"/>
+                <w:szCs w:val="24"/>
+              </w:rPr>
+              <w:t>8 bits</w:t>
+            </w:r>
+          </w:p>
+        </w:tc>
+        <w:tc>
+          <w:tcPr>
+            <w:tcW w:w="2932" w:type="dxa"/>
+            <w:vAlign w:val="center"/>
+            <w:hideMark/>
+          </w:tcPr>
+          <w:p>
+            <w:pPr>
+              <w:jc w:val="both"/>
+              <w:rPr>
+                <w:sz w:val="24"/>
+                <w:szCs w:val="24"/>
+              </w:rPr>
+            </w:pPr>
+            <w:r>
+              <w:rPr>
+                <w:sz w:val="24"/>
+                <w:szCs w:val="24"/>
+              </w:rPr>
+              <w:t>Checksum</w:t>
+            </w:r>
+          </w:p>
+        </w:tc>
+      </w:tr>
+    </w:tbl>
+    <w:p>
+      <w:pPr>
+        <w:jc w:val="both"/>
+        <w:rPr>
+          <w:b/>
+          <w:bCs/>
+          <w:sz w:val="24"/>
+          <w:szCs w:val="24"/>
+        </w:rPr>
+      </w:pPr>
+      <w:r>
+        <w:rPr>
+          <w:b/>
+          <w:bCs/>
+          <w:sz w:val="24"/>
+          <w:szCs w:val="24"/>
+        </w:rPr>
+        <w:t>How Bits Are Encoded</w:t>
+      </w:r>
+    </w:p>
+    <w:p>
+      <w:pPr>
+        <w:jc w:val="both"/>
+        <w:rPr>
+          <w:sz w:val="24"/>
+          <w:szCs w:val="24"/>
+        </w:rPr>
+      </w:pPr>
+      <w:r>
+        <w:rPr>
+          <w:sz w:val="24"/>
+          <w:szCs w:val="24"/>
+        </w:rPr>
+        <w:t>Each bit starts with:</w:t>
+      </w:r>
+    </w:p>
+    <w:p>
+      <w:pPr>
+        <w:numPr>
+          <w:ilvl w:val="0"/>
+          <w:numId w:val="28"/>
+        </w:numPr>
+        <w:jc w:val="both"/>
+        <w:rPr>
+          <w:sz w:val="24"/>
+          <w:szCs w:val="24"/>
+        </w:rPr>
+      </w:pPr>
+      <w:r>
+        <w:rPr>
+          <w:sz w:val="24"/>
+          <w:szCs w:val="24"/>
+        </w:rPr>
+        <w:t xml:space="preserve">LOW for 50 µs </w:t>
+      </w:r>
+    </w:p>
+    <w:p>
+      <w:pPr>
+        <w:jc w:val="both"/>
+        <w:rPr>
+          <w:sz w:val="24"/>
+          <w:szCs w:val="24"/>
+        </w:rPr>
+      </w:pPr>
+      <w:r>
+        <w:rPr>
+          <w:sz w:val="24"/>
+          <w:szCs w:val="24"/>
+        </w:rPr>
+        <w:t>Then HIGH pulse duration decides whether it is 0 or 1.</w:t>
+      </w:r>
+    </w:p>
+    <w:tbl>
+      <w:tblPr>
+        <w:tblW w:w="0" w:type="auto"/>
+        <w:tblCellSpacing w:w="15" w:type="dxa"/>
+        <w:tblCellMar>
+          <w:top w:w="15" w:type="dxa"/>
+          <w:left w:w="15" w:type="dxa"/>
+          <w:bottom w:w="15" w:type="dxa"/>
+          <w:right w:w="15" w:type="dxa"/>
+        </w:tblCellMar>
+        <w:tblLook w:val="04A0" w:firstRow="1" w:lastRow="0" w:firstColumn="1" w:lastColumn="0" w:noHBand="0" w:noVBand="1"/>
+      </w:tblPr>
+      <w:tblGrid>
+        <w:gridCol w:w="2268"/>
+        <w:gridCol w:w="426"/>
+      </w:tblGrid>
+      <w:tr>
+        <w:trPr>
+          <w:tblHeader/>
+          <w:tblCellSpacing w:w="15" w:type="dxa"/>
+        </w:trPr>
+        <w:tc>
+          <w:tcPr>
+            <w:tcW w:w="2223" w:type="dxa"/>
+            <w:vAlign w:val="center"/>
+            <w:hideMark/>
+          </w:tcPr>
+          <w:p>
+            <w:pPr>
+              <w:jc w:val="both"/>
+              <w:rPr>
+                <w:b/>
+                <w:bCs/>
+                <w:sz w:val="24"/>
+                <w:szCs w:val="24"/>
+              </w:rPr>
+            </w:pPr>
+            <w:r>
+              <w:rPr>
+                <w:b/>
+                <w:bCs/>
+                <w:sz w:val="24"/>
+                <w:szCs w:val="24"/>
+              </w:rPr>
+              <w:t>HIGH Duration</w:t>
+            </w:r>
+          </w:p>
+        </w:tc>
+        <w:tc>
+          <w:tcPr>
+            <w:tcW w:w="381" w:type="dxa"/>
+            <w:vAlign w:val="center"/>
+            <w:hideMark/>
+          </w:tcPr>
+          <w:p>
+            <w:pPr>
+              <w:jc w:val="both"/>
+              <w:rPr>
+                <w:b/>
+                <w:bCs/>
+                <w:sz w:val="24"/>
+                <w:szCs w:val="24"/>
+              </w:rPr>
+            </w:pPr>
+            <w:r>
+              <w:rPr>
+                <w:b/>
+                <w:bCs/>
+                <w:sz w:val="24"/>
+                <w:szCs w:val="24"/>
+              </w:rPr>
+              <w:t>Bit</w:t>
+            </w:r>
+          </w:p>
+        </w:tc>
+      </w:tr>
+      <w:tr>
+        <w:trPr>
+          <w:tblCellSpacing w:w="15" w:type="dxa"/>
+        </w:trPr>
+        <w:tc>
+          <w:tcPr>
+            <w:tcW w:w="2223" w:type="dxa"/>
+            <w:vAlign w:val="center"/>
+            <w:hideMark/>
+          </w:tcPr>
+          <w:p>
+            <w:pPr>
+              <w:jc w:val="both"/>
+              <w:rPr>
+                <w:sz w:val="24"/>
+                <w:szCs w:val="24"/>
+              </w:rPr>
+            </w:pPr>
+            <w:r>
+              <w:rPr>
+                <w:sz w:val="24"/>
+                <w:szCs w:val="24"/>
+              </w:rPr>
+              <w:t>~26–28 µs</w:t>
+            </w:r>
+          </w:p>
+        </w:tc>
+        <w:tc>
+          <w:tcPr>
+            <w:tcW w:w="381" w:type="dxa"/>
+            <w:vAlign w:val="center"/>
+            <w:hideMark/>
+          </w:tcPr>
+          <w:p>
+            <w:pPr>
+              <w:jc w:val="both"/>
+              <w:rPr>
+                <w:sz w:val="24"/>
+                <w:szCs w:val="24"/>
+              </w:rPr>
+            </w:pPr>
+            <w:r>
+              <w:rPr>
+                <w:sz w:val="24"/>
+                <w:szCs w:val="24"/>
+              </w:rPr>
+              <w:t>0</w:t>
+            </w:r>
+          </w:p>
+        </w:tc>
+      </w:tr>
+      <w:tr>
+        <w:trPr>
+          <w:tblCellSpacing w:w="15" w:type="dxa"/>
+        </w:trPr>
+        <w:tc>
+          <w:tcPr>
+            <w:tcW w:w="2223" w:type="dxa"/>
+            <w:vAlign w:val="center"/>
+            <w:hideMark/>
+          </w:tcPr>
+          <w:p>
+            <w:pPr>
+              <w:jc w:val="both"/>
+              <w:rPr>
+                <w:sz w:val="24"/>
+                <w:szCs w:val="24"/>
+              </w:rPr>
+            </w:pPr>
+            <w:r>
+              <w:rPr>
+                <w:sz w:val="24"/>
+                <w:szCs w:val="24"/>
+              </w:rPr>
+              <w:t>~70 µs</w:t>
+            </w:r>
+          </w:p>
+        </w:tc>
+        <w:tc>
+          <w:tcPr>
+            <w:tcW w:w="381" w:type="dxa"/>
+            <w:vAlign w:val="center"/>
+            <w:hideMark/>
+          </w:tcPr>
+          <w:p>
+            <w:pPr>
+              <w:jc w:val="both"/>
+              <w:rPr>
+                <w:sz w:val="24"/>
+                <w:szCs w:val="24"/>
+              </w:rPr>
+            </w:pPr>
+            <w:r>
+              <w:rPr>
+                <w:sz w:val="24"/>
+                <w:szCs w:val="24"/>
+              </w:rPr>
+              <w:t>1</w:t>
+            </w:r>
+          </w:p>
+        </w:tc>
+      </w:tr>
+    </w:tbl>
+    <w:p>
+      <w:pPr>
+        <w:jc w:val="both"/>
+        <w:rPr>
+          <w:sz w:val="24"/>
+          <w:szCs w:val="24"/>
+        </w:rPr>
+      </w:pPr>
+      <w:r>
+        <w:rPr>
+          <w:sz w:val="24"/>
+          <w:szCs w:val="24"/>
+        </w:rPr>
+        <w:t>So MCU measures pulse width</w:t>
+      </w:r>
+      <w:r>
+        <w:rPr>
+          <w:sz w:val="24"/>
+          <w:szCs w:val="24"/>
+        </w:rPr>
+        <w:t xml:space="preserve"> to facilitate data transmission.</w:t>
+      </w:r>
+    </w:p>
+    <w:p>
+      <w:pPr>
+        <w:jc w:val="both"/>
+        <w:rPr>
+          <w:b/>
+          <w:bCs/>
+          <w:sz w:val="24"/>
+          <w:szCs w:val="24"/>
+        </w:rPr>
+      </w:pPr>
+      <w:r>
+        <w:rPr>
+          <w:b/>
+          <w:bCs/>
+          <w:sz w:val="24"/>
+          <w:szCs w:val="24"/>
+        </w:rPr>
+        <w:t>Step 4:</w:t>
+      </w:r>
+      <w:r>
+        <w:rPr>
+          <w:rFonts w:ascii="Times New Roman" w:eastAsia="Times New Roman" w:hAnsi="Times New Roman" w:cs="Times New Roman"/>
+          <w:b/>
+          <w:bCs/>
+          <w:kern w:val="36"/>
+          <w:sz w:val="48"/>
+          <w:szCs w:val="48"/>
+          <w:lang w:eastAsia="en-IN"/>
+          <w14:ligatures w14:val="none"/>
+        </w:rPr>
+        <w:t xml:space="preserve"> </w:t>
+      </w:r>
+      <w:r>
+        <w:rPr>
+          <w:sz w:val="24"/>
+          <w:szCs w:val="24"/>
+        </w:rPr>
+        <w:t>Data Format</w:t>
+      </w:r>
+    </w:p>
+    <w:p>
+      <w:pPr>
+        <w:jc w:val="both"/>
+        <w:rPr>
+          <w:sz w:val="24"/>
+          <w:szCs w:val="24"/>
+        </w:rPr>
+      </w:pPr>
+      <w:r>
+        <w:rPr>
+          <w:sz w:val="24"/>
+          <w:szCs w:val="24"/>
+        </w:rPr>
+        <w:t>The 40 bits are grouped into 5 bytes</w:t>
+      </w:r>
+      <w:r>
+        <w:rPr>
+          <w:sz w:val="24"/>
+          <w:szCs w:val="24"/>
+        </w:rPr>
+        <w:t xml:space="preserve">. </w:t>
+      </w:r>
+      <w:r>
+        <w:rPr>
+          <w:sz w:val="24"/>
+          <w:szCs w:val="24"/>
+        </w:rPr>
+        <w:t>The sensor</w:t>
+      </w:r>
+      <w:r>
+        <w:rPr>
+          <w:sz w:val="24"/>
+          <w:szCs w:val="24"/>
+        </w:rPr>
+        <w:t xml:space="preserve"> sends</w:t>
+      </w:r>
+      <w:r>
+        <w:rPr>
+          <w:sz w:val="24"/>
+          <w:szCs w:val="24"/>
+        </w:rPr>
+        <w:t xml:space="preserve"> </w:t>
+      </w:r>
+      <w:r>
+        <w:rPr>
+          <w:sz w:val="24"/>
+          <w:szCs w:val="24"/>
+        </w:rPr>
+        <w:t xml:space="preserve">the data in </w:t>
+      </w:r>
+      <w:r>
+        <w:rPr>
+          <w:sz w:val="24"/>
+          <w:szCs w:val="24"/>
+        </w:rPr>
+        <w:t>following format</w:t>
+      </w:r>
+      <w:r>
+        <w:rPr>
+          <w:sz w:val="24"/>
+          <w:szCs w:val="24"/>
+        </w:rPr>
+        <w:t>:</w:t>
+      </w:r>
+    </w:p>
+    <w:p>
+      <w:pPr>
+        <w:pStyle w:val="ListParagraph"/>
+        <w:numPr>
+          <w:ilvl w:val="0"/>
+          <w:numId w:val="29"/>
+        </w:numPr>
+        <w:jc w:val="both"/>
+        <w:rPr>
+          <w:sz w:val="24"/>
+          <w:szCs w:val="24"/>
+        </w:rPr>
+      </w:pPr>
+      <w:r>
+        <w:rPr>
+          <w:sz w:val="24"/>
+          <w:szCs w:val="24"/>
+        </w:rPr>
+        <w:t>Byte 1</w:t>
+      </w:r>
+      <w:r>
+        <w:rPr>
+          <w:sz w:val="24"/>
+          <w:szCs w:val="24"/>
+        </w:rPr>
+        <w:t>:</w:t>
+      </w:r>
+      <w:r>
+        <w:rPr>
+          <w:sz w:val="24"/>
+          <w:szCs w:val="24"/>
+        </w:rPr>
+        <w:t xml:space="preserve"> -</w:t>
+      </w:r>
+      <w:r>
+        <w:rPr>
+          <w:sz w:val="24"/>
+          <w:szCs w:val="24"/>
+        </w:rPr>
+        <w:t xml:space="preserve"> </w:t>
+      </w:r>
+      <w:r>
+        <w:rPr>
+          <w:sz w:val="24"/>
+          <w:szCs w:val="24"/>
+        </w:rPr>
+        <w:t>8-bit Humidity Integer</w:t>
+      </w:r>
+    </w:p>
+    <w:p>
+      <w:pPr>
+        <w:pStyle w:val="ListParagraph"/>
+        <w:numPr>
+          <w:ilvl w:val="0"/>
+          <w:numId w:val="29"/>
+        </w:numPr>
+        <w:jc w:val="both"/>
+        <w:rPr>
+          <w:sz w:val="24"/>
+          <w:szCs w:val="24"/>
+        </w:rPr>
+      </w:pPr>
+      <w:r>
+        <w:rPr>
+          <w:sz w:val="24"/>
+          <w:szCs w:val="24"/>
+        </w:rPr>
+        <w:t xml:space="preserve">Byte </w:t>
+      </w:r>
+      <w:r>
+        <w:rPr>
+          <w:sz w:val="24"/>
+          <w:szCs w:val="24"/>
+        </w:rPr>
+        <w:t>2</w:t>
+      </w:r>
+      <w:r>
+        <w:rPr>
+          <w:sz w:val="24"/>
+          <w:szCs w:val="24"/>
+        </w:rPr>
+        <w:t>:</w:t>
+      </w:r>
+      <w:r>
+        <w:rPr>
+          <w:sz w:val="24"/>
+          <w:szCs w:val="24"/>
+        </w:rPr>
+        <w:t xml:space="preserve"> </w:t>
+      </w:r>
+      <w:r>
+        <w:rPr>
+          <w:sz w:val="24"/>
+          <w:szCs w:val="24"/>
+        </w:rPr>
+        <w:t>-</w:t>
+      </w:r>
+      <w:r>
+        <w:rPr>
+          <w:sz w:val="24"/>
+          <w:szCs w:val="24"/>
+        </w:rPr>
+        <w:t>8-bit Humidity Decimal</w:t>
+      </w:r>
+    </w:p>
+    <w:p>
+      <w:pPr>
+        <w:pStyle w:val="ListParagraph"/>
+        <w:numPr>
+          <w:ilvl w:val="0"/>
+          <w:numId w:val="29"/>
+        </w:numPr>
+        <w:jc w:val="both"/>
+        <w:rPr>
+          <w:sz w:val="24"/>
+          <w:szCs w:val="24"/>
+        </w:rPr>
+      </w:pPr>
+      <w:r>
+        <w:rPr>
+          <w:sz w:val="24"/>
+          <w:szCs w:val="24"/>
+        </w:rPr>
+        <w:t xml:space="preserve">Byte </w:t>
+      </w:r>
+      <w:r>
+        <w:rPr>
+          <w:sz w:val="24"/>
+          <w:szCs w:val="24"/>
+        </w:rPr>
+        <w:t>3</w:t>
+      </w:r>
+      <w:r>
+        <w:rPr>
+          <w:sz w:val="24"/>
+          <w:szCs w:val="24"/>
+        </w:rPr>
+        <w:t>:</w:t>
+      </w:r>
+      <w:r>
+        <w:rPr>
+          <w:sz w:val="24"/>
+          <w:szCs w:val="24"/>
+        </w:rPr>
+        <w:t xml:space="preserve"> </w:t>
+      </w:r>
+      <w:r>
+        <w:rPr>
+          <w:sz w:val="24"/>
+          <w:szCs w:val="24"/>
+        </w:rPr>
+        <w:t>-</w:t>
+      </w:r>
+      <w:r>
+        <w:rPr>
+          <w:sz w:val="24"/>
+          <w:szCs w:val="24"/>
+        </w:rPr>
+        <w:t xml:space="preserve"> </w:t>
+      </w:r>
+      <w:r>
+        <w:rPr>
+          <w:sz w:val="24"/>
+          <w:szCs w:val="24"/>
+        </w:rPr>
+        <w:t>8-bit Temperature Integer</w:t>
+      </w:r>
+    </w:p>
+    <w:p>
+      <w:pPr>
+        <w:pStyle w:val="ListParagraph"/>
+        <w:numPr>
+          <w:ilvl w:val="0"/>
+          <w:numId w:val="29"/>
+        </w:numPr>
+        <w:jc w:val="both"/>
+        <w:rPr>
+          <w:sz w:val="24"/>
+          <w:szCs w:val="24"/>
+        </w:rPr>
+      </w:pPr>
+      <w:r>
+        <w:rPr>
+          <w:sz w:val="24"/>
+          <w:szCs w:val="24"/>
+        </w:rPr>
+        <w:t xml:space="preserve">Byte </w:t>
+      </w:r>
+      <w:r>
+        <w:rPr>
+          <w:sz w:val="24"/>
+          <w:szCs w:val="24"/>
+        </w:rPr>
+        <w:t>4</w:t>
+      </w:r>
+      <w:r>
+        <w:rPr>
+          <w:sz w:val="24"/>
+          <w:szCs w:val="24"/>
+        </w:rPr>
+        <w:t>:</w:t>
+      </w:r>
+      <w:r>
+        <w:rPr>
+          <w:sz w:val="24"/>
+          <w:szCs w:val="24"/>
+        </w:rPr>
+        <w:t xml:space="preserve"> </w:t>
+      </w:r>
+      <w:r>
+        <w:rPr>
+          <w:sz w:val="24"/>
+          <w:szCs w:val="24"/>
+        </w:rPr>
+        <w:t>-</w:t>
+      </w:r>
+      <w:r>
+        <w:rPr>
+          <w:sz w:val="24"/>
+          <w:szCs w:val="24"/>
+        </w:rPr>
+        <w:t xml:space="preserve"> </w:t>
+      </w:r>
+      <w:r>
+        <w:rPr>
+          <w:sz w:val="24"/>
+          <w:szCs w:val="24"/>
+        </w:rPr>
+        <w:t>8-bit Temperature Decimal</w:t>
+      </w:r>
+    </w:p>
+    <w:p>
+      <w:pPr>
+        <w:pStyle w:val="ListParagraph"/>
+        <w:numPr>
+          <w:ilvl w:val="0"/>
+          <w:numId w:val="29"/>
+        </w:numPr>
+        <w:jc w:val="both"/>
+        <w:rPr>
+          <w:sz w:val="24"/>
+          <w:szCs w:val="24"/>
+        </w:rPr>
+      </w:pPr>
+      <w:r>
+        <w:rPr>
+          <w:sz w:val="24"/>
+          <w:szCs w:val="24"/>
+        </w:rPr>
+        <w:t xml:space="preserve">Byte </w:t>
+      </w:r>
+      <w:r>
+        <w:rPr>
+          <w:sz w:val="24"/>
+          <w:szCs w:val="24"/>
+        </w:rPr>
+        <w:t>5</w:t>
+      </w:r>
+      <w:r>
+        <w:rPr>
+          <w:sz w:val="24"/>
+          <w:szCs w:val="24"/>
+        </w:rPr>
+        <w:t>:</w:t>
+      </w:r>
+      <w:r>
+        <w:rPr>
+          <w:sz w:val="24"/>
+          <w:szCs w:val="24"/>
+        </w:rPr>
+        <w:t xml:space="preserve"> </w:t>
+      </w:r>
+      <w:r>
+        <w:rPr>
+          <w:sz w:val="24"/>
+          <w:szCs w:val="24"/>
+        </w:rPr>
+        <w:t>-</w:t>
+      </w:r>
+      <w:r>
+        <w:rPr>
+          <w:sz w:val="24"/>
+          <w:szCs w:val="24"/>
+        </w:rPr>
+        <w:t xml:space="preserve"> </w:t>
+      </w:r>
+      <w:r>
+        <w:rPr>
+          <w:sz w:val="24"/>
+          <w:szCs w:val="24"/>
+        </w:rPr>
+        <w:t>8-bit Checksum</w:t>
+      </w:r>
+    </w:p>
+    <w:p>
+      <w:pPr>
+        <w:jc w:val="both"/>
+        <w:rPr>
+          <w:sz w:val="24"/>
+          <w:szCs w:val="24"/>
+        </w:rPr>
+      </w:pPr>
+      <w:r>
+        <w:rPr>
+          <w:b/>
+          <w:bCs/>
+          <w:sz w:val="24"/>
+          <w:szCs w:val="24"/>
+        </w:rPr>
+        <w:t>Step 5</w:t>
+      </w:r>
+      <w:r>
+        <w:rPr>
+          <w:sz w:val="24"/>
+          <w:szCs w:val="24"/>
+        </w:rPr>
+        <w:t>: Interpretation of temperature and humidity values</w:t>
+      </w:r>
+    </w:p>
+    <w:p>
+      <w:pPr>
+        <w:jc w:val="both"/>
+        <w:rPr>
+          <w:sz w:val="24"/>
+          <w:szCs w:val="24"/>
+        </w:rPr>
+      </w:pPr>
+      <w:r>
+        <w:rPr>
+          <w:sz w:val="24"/>
+          <w:szCs w:val="24"/>
+        </w:rPr>
+        <w:t>The actual formula for calculating temperature and humidity is shown below:</w:t>
+      </w:r>
+    </w:p>
+    <w:p>
+      <w:pPr>
+        <w:jc w:val="center"/>
+        <w:rPr>
+          <w:sz w:val="24"/>
+          <w:szCs w:val="24"/>
+        </w:rPr>
+      </w:pPr>
+      <w:r>
+        <w:rPr>
+          <w:sz w:val="24"/>
+          <w:szCs w:val="24"/>
+        </w:rPr>
+        <w:drawing>
+          <wp:inline distT="0" distB="0" distL="0" distR="0" wp14:anchorId="4C7EE371" wp14:editId="6B725D3A">
+            <wp:extent cx="2202007" cy="1297908"/>
+            <wp:effectExtent l="0" t="0" r="8255" b="0"/>
+            <wp:docPr id="306012088" name="Picture 1"/>
+            <wp:cNvGraphicFramePr>
+              <a:graphicFrameLocks xmlns:a="http://schemas.openxmlformats.org/drawingml/2006/main" noChangeAspect="1"/>
+            </wp:cNvGraphicFramePr>
+            <a:graphic xmlns:a="http://schemas.openxmlformats.org/drawingml/2006/main">
+              <a:graphicData uri="http://schemas.openxmlformats.org/drawingml/2006/picture">
+                <pic:pic xmlns:pic="http://schemas.openxmlformats.org/drawingml/2006/picture">
+                  <pic:nvPicPr>
+                    <pic:cNvPr id="306012088" name=""/>
+                    <pic:cNvPicPr/>
+                  </pic:nvPicPr>
+                  <pic:blipFill>
+                    <a:blip r:embed="rId14"/>
+                    <a:stretch>
+                      <a:fillRect/>
+                    </a:stretch>
+                  </pic:blipFill>
+                  <pic:spPr>
+                    <a:xfrm>
+                      <a:off x="0" y="0"/>
+                      <a:ext cx="2209750" cy="1302472"/>
+                    </a:xfrm>
+                    <a:prstGeom prst="rect">
+                      <a:avLst/>
+                    </a:prstGeom>
+                  </pic:spPr>
+                </pic:pic>
+              </a:graphicData>
+            </a:graphic>
+          </wp:inline>
+        </w:drawing>
+      </w:r>
+    </w:p>
+    <w:p>
+      <w:pPr>
+        <w:jc w:val="both"/>
+        <w:rPr>
+          <w:sz w:val="24"/>
+          <w:szCs w:val="24"/>
+        </w:rPr>
+      </w:pPr>
+    </w:p>
+    <w:p>
+      <w:pPr>
+        <w:jc w:val="both"/>
+        <w:rPr>
+          <w:sz w:val="24"/>
+          <w:szCs w:val="24"/>
+        </w:rPr>
+      </w:pPr>
+    </w:p>
+    <w:p>
+      <w:pPr>
+        <w:jc w:val="both"/>
+        <w:rPr>
+          <w:sz w:val="24"/>
+          <w:szCs w:val="24"/>
+        </w:rPr>
+      </w:pPr>
+    </w:p>
+    <w:p>
+      <w:pPr>
+        <w:jc w:val="both"/>
+        <w:rPr>
+          <w:sz w:val="24"/>
+          <w:szCs w:val="24"/>
+        </w:rPr>
+      </w:pPr>
+    </w:p>
+    <w:p>
+      <w:pPr>
+        <w:jc w:val="both"/>
+        <w:rPr>
+          <w:sz w:val="24"/>
+          <w:szCs w:val="24"/>
+          <w:lang w:val="en-US"/>
+        </w:rPr>
+      </w:pPr>
+      <w:r>
+        <w:rPr>
+          <w:sz w:val="24"/>
+          <w:szCs w:val="24"/>
+          <w:lang w:val="en-US"/>
+        </w:rPr>
+        <w:lastRenderedPageBreak/>
+        <w:t xml:space="preserve">But we use some bit level operations to read data from DHT22 sensor </w:t>
+      </w:r>
+      <w:r>
+        <w:rPr>
+          <w:sz w:val="24"/>
+          <w:szCs w:val="24"/>
+          <w:lang w:val="en-US"/>
+        </w:rPr>
+        <w:t>and output in digital format.</w:t>
+      </w:r>
+    </w:p>
+    <w:p>
+      <w:pPr>
+        <w:pStyle w:val="ListParagraph"/>
+        <w:numPr>
+          <w:ilvl w:val="0"/>
+          <w:numId w:val="30"/>
+        </w:numPr>
+        <w:jc w:val="both"/>
+        <w:rPr>
+          <w:sz w:val="24"/>
+          <w:szCs w:val="24"/>
+          <w:lang w:val="en-US"/>
+        </w:rPr>
+      </w:pPr>
+      <w:r>
+        <w:rPr>
+          <w:b/>
+          <w:bCs/>
+          <w:sz w:val="24"/>
+          <w:szCs w:val="24"/>
+          <w:lang w:val="en-US"/>
+        </w:rPr>
+        <w:t>Humidity</w:t>
+      </w:r>
+      <w:r>
+        <w:rPr>
+          <w:sz w:val="24"/>
+          <w:szCs w:val="24"/>
+          <w:lang w:val="en-US"/>
+        </w:rPr>
+        <w:t>=</w:t>
+      </w:r>
+      <w:r>
+        <w:t xml:space="preserve"> </w:t>
+      </w:r>
+      <w:r>
+        <w:rPr>
+          <w:sz w:val="24"/>
+          <w:szCs w:val="24"/>
+        </w:rPr>
+        <w:t>((Byte1 &lt;&lt; 8) | Byte2) / 10.0</w:t>
+      </w:r>
+    </w:p>
+    <w:p>
+      <w:pPr>
+        <w:pStyle w:val="ListParagraph"/>
+        <w:numPr>
+          <w:ilvl w:val="0"/>
+          <w:numId w:val="30"/>
+        </w:numPr>
+        <w:jc w:val="both"/>
+        <w:rPr>
+          <w:sz w:val="24"/>
+          <w:szCs w:val="24"/>
+          <w:lang w:val="en-US"/>
+        </w:rPr>
+      </w:pPr>
+      <w:r>
+        <w:rPr>
+          <w:b/>
+          <w:bCs/>
+          <w:sz w:val="24"/>
+          <w:szCs w:val="24"/>
+        </w:rPr>
+        <w:t>Temperature</w:t>
+      </w:r>
+      <w:r>
+        <w:rPr>
+          <w:sz w:val="24"/>
+          <w:szCs w:val="24"/>
+        </w:rPr>
+        <w:t>=</w:t>
+      </w:r>
+      <w:r>
+        <w:t xml:space="preserve"> </w:t>
+      </w:r>
+      <w:r>
+        <w:rPr>
+          <w:sz w:val="24"/>
+          <w:szCs w:val="24"/>
+        </w:rPr>
+        <w:t>((Byte3 &lt;&lt; 8) | Byte4) / 10.0</w:t>
+      </w:r>
+    </w:p>
+    <w:p>
+      <w:pPr>
+        <w:pStyle w:val="ListParagraph"/>
+        <w:numPr>
+          <w:ilvl w:val="0"/>
+          <w:numId w:val="30"/>
+        </w:numPr>
+        <w:jc w:val="both"/>
+        <w:rPr>
+          <w:sz w:val="24"/>
+          <w:szCs w:val="24"/>
+          <w:lang w:val="en-US"/>
+        </w:rPr>
+      </w:pPr>
+      <w:r>
+        <w:rPr>
+          <w:sz w:val="24"/>
+          <w:szCs w:val="24"/>
+        </w:rPr>
+        <w:t>If the MSB of Byte3 is set → temperature is negative.</w:t>
+      </w:r>
+    </w:p>
+    <w:p>
+      <w:pPr>
+        <w:pStyle w:val="ListParagraph"/>
+        <w:numPr>
+          <w:ilvl w:val="0"/>
+          <w:numId w:val="30"/>
+        </w:numPr>
+        <w:jc w:val="both"/>
+        <w:rPr>
+          <w:sz w:val="24"/>
+          <w:szCs w:val="24"/>
+          <w:lang w:val="en-US"/>
+        </w:rPr>
+      </w:pPr>
+      <w:r>
+        <w:rPr>
+          <w:b/>
+          <w:bCs/>
+          <w:sz w:val="24"/>
+          <w:szCs w:val="24"/>
+        </w:rPr>
+        <w:t>Checksum</w:t>
+      </w:r>
+      <w:r>
+        <w:rPr>
+          <w:sz w:val="24"/>
+          <w:szCs w:val="24"/>
+        </w:rPr>
+        <w:t xml:space="preserve"> = (Byte1 + Byte2 + Byte3 + Byte4) &amp; 0xFF</w:t>
+      </w:r>
+    </w:p>
+    <w:p>
+      <w:pPr>
+        <w:pStyle w:val="ListParagraph"/>
+        <w:numPr>
+          <w:ilvl w:val="0"/>
+          <w:numId w:val="30"/>
+        </w:numPr>
+        <w:jc w:val="both"/>
+        <w:rPr>
+          <w:b/>
+          <w:bCs/>
+          <w:sz w:val="24"/>
+          <w:szCs w:val="24"/>
+          <w:lang w:val="en-US"/>
+        </w:rPr>
+      </w:pPr>
+      <w:r>
+        <w:rPr>
+          <w:sz w:val="24"/>
+          <w:szCs w:val="24"/>
+        </w:rPr>
+        <w:t>Note that checksum m</w:t>
+      </w:r>
+      <w:r>
+        <w:rPr>
+          <w:sz w:val="24"/>
+          <w:szCs w:val="24"/>
+        </w:rPr>
+        <w:t>ust equal Byte5, otherwise reading is invalid</w:t>
+      </w:r>
+      <w:r>
+        <w:rPr>
+          <w:b/>
+          <w:bCs/>
+          <w:sz w:val="24"/>
+          <w:szCs w:val="24"/>
+        </w:rPr>
+        <w:t>.</w:t>
+      </w:r>
+    </w:p>
+    <w:p>
+      <w:pPr>
+        <w:pStyle w:val="ListParagraph"/>
+        <w:numPr>
+          <w:ilvl w:val="0"/>
+          <w:numId w:val="30"/>
+        </w:numPr>
+        <w:jc w:val="both"/>
+      </w:pPr>
+      <w:r>
+        <w:rPr>
+          <w:sz w:val="24"/>
+          <w:szCs w:val="24"/>
+        </w:rPr>
+        <w:t xml:space="preserve">The left shift operation is done because, </w:t>
+      </w:r>
+      <w:r>
+        <w:rPr>
+          <w:sz w:val="24"/>
+          <w:szCs w:val="24"/>
+        </w:rPr>
+        <w:t>t</w:t>
+      </w:r>
+      <w:r>
+        <w:rPr>
+          <w:sz w:val="24"/>
+          <w:szCs w:val="24"/>
+        </w:rPr>
+        <w:t>he DHT22 sends humidity and temperature as 16</w:t>
+      </w:r>
+      <w:r>
+        <w:rPr>
+          <w:sz w:val="24"/>
+          <w:szCs w:val="24"/>
+        </w:rPr>
+        <w:noBreakHyphen/>
+        <w:t>bit numbers split into two 8</w:t>
+      </w:r>
+      <w:r>
+        <w:rPr>
+          <w:sz w:val="24"/>
+          <w:szCs w:val="24"/>
+        </w:rPr>
+        <w:noBreakHyphen/>
+        <w:t>bit bytes.</w:t>
+      </w:r>
+      <w:r>
+        <w:rPr>
+          <w:sz w:val="24"/>
+          <w:szCs w:val="24"/>
+        </w:rPr>
+        <w:t xml:space="preserve"> </w:t>
+      </w:r>
+      <w:r>
+        <w:rPr>
+          <w:sz w:val="24"/>
+          <w:szCs w:val="24"/>
+        </w:rPr>
+        <w:t>Byte1 is the high byte, Byte2 is the low byte.</w:t>
+      </w:r>
+      <w:r>
+        <w:rPr>
+          <w:sz w:val="24"/>
+          <w:szCs w:val="24"/>
+        </w:rPr>
+        <w:t xml:space="preserve"> </w:t>
+      </w:r>
+      <w:r>
+        <w:rPr>
+          <w:sz w:val="24"/>
+          <w:szCs w:val="24"/>
+        </w:rPr>
+        <w:t>To reconstruct the full 16</w:t>
+      </w:r>
+      <w:r>
+        <w:rPr>
+          <w:sz w:val="24"/>
+          <w:szCs w:val="24"/>
+        </w:rPr>
+        <w:noBreakHyphen/>
+        <w:t>bit value, you shift the high byte left by 8 bits and OR it with the low byte.</w:t>
+      </w:r>
+    </w:p>
+    <w:p>
+      <w:pPr>
+        <w:pStyle w:val="ListParagraph"/>
+        <w:numPr>
+          <w:ilvl w:val="0"/>
+          <w:numId w:val="30"/>
+        </w:numPr>
+        <w:jc w:val="both"/>
+        <w:rPr>
+          <w:sz w:val="24"/>
+          <w:szCs w:val="24"/>
+          <w:lang w:val="en-US"/>
+        </w:rPr>
+      </w:pPr>
+      <w:r>
+        <w:rPr>
+          <w:sz w:val="24"/>
+          <w:szCs w:val="24"/>
+        </w:rPr>
+        <w:t xml:space="preserve">In other words, </w:t>
+      </w:r>
+      <w:r>
+        <w:rPr>
+          <w:sz w:val="24"/>
+          <w:szCs w:val="24"/>
+        </w:rPr>
+        <w:t>(Byte1 &lt;&lt; 8) | Byte2 is how you combine two 8</w:t>
+      </w:r>
+      <w:r>
+        <w:rPr>
+          <w:sz w:val="24"/>
+          <w:szCs w:val="24"/>
+        </w:rPr>
+        <w:noBreakHyphen/>
+        <w:t>bit pieces into one 16</w:t>
+      </w:r>
+      <w:r>
+        <w:rPr>
+          <w:sz w:val="24"/>
+          <w:szCs w:val="24"/>
+        </w:rPr>
+        <w:noBreakHyphen/>
+        <w:t>bit number. The left shift moves the high byte into the upper half, and the OR adds the low byte into the lower half.</w:t>
+      </w:r>
+    </w:p>
+    <w:p>
+      <w:pPr>
+        <w:pStyle w:val="ListParagraph"/>
+        <w:numPr>
+          <w:ilvl w:val="0"/>
+          <w:numId w:val="30"/>
+        </w:numPr>
+        <w:jc w:val="both"/>
+        <w:rPr>
+          <w:rFonts w:cstheme="minorHAnsi"/>
+          <w:sz w:val="24"/>
+          <w:szCs w:val="24"/>
+          <w:lang w:val="en-US"/>
+        </w:rPr>
+      </w:pPr>
+      <w:r>
+        <w:rPr>
+          <w:sz w:val="24"/>
+          <w:szCs w:val="24"/>
+        </w:rPr>
+        <w:t xml:space="preserve">In the checksum calculation </w:t>
+      </w:r>
+      <w:r>
+        <w:rPr>
+          <w:sz w:val="24"/>
+          <w:szCs w:val="24"/>
+        </w:rPr>
+        <w:t xml:space="preserve">0xFF is a hexadecimal constant that represents the binary </w:t>
+      </w:r>
+      <w:r>
+        <w:rPr>
+          <w:rFonts w:cstheme="minorHAnsi"/>
+          <w:sz w:val="24"/>
+          <w:szCs w:val="24"/>
+        </w:rPr>
+        <w:t>value</w:t>
+      </w:r>
+      <w:r>
+        <w:rPr>
+          <w:rFonts w:cstheme="minorHAnsi"/>
+          <w:sz w:val="24"/>
+          <w:szCs w:val="24"/>
+        </w:rPr>
+        <w:t xml:space="preserve">, </w:t>
+      </w:r>
+      <w:r>
+        <w:rPr>
+          <w:rFonts w:cstheme="minorHAnsi"/>
+          <w:sz w:val="24"/>
+          <w:szCs w:val="24"/>
+        </w:rPr>
+        <w:t>0xFF = 11111111 (binary) = 255 (decimal)</w:t>
+      </w:r>
+      <w:r>
+        <w:rPr>
+          <w:rFonts w:cstheme="minorHAnsi"/>
+          <w:sz w:val="24"/>
+          <w:szCs w:val="24"/>
+        </w:rPr>
+        <w:t>.</w:t>
+      </w:r>
+    </w:p>
+    <w:p>
+      <w:pPr>
+        <w:pStyle w:val="NormalWeb"/>
+        <w:numPr>
+          <w:ilvl w:val="0"/>
+          <w:numId w:val="30"/>
+        </w:numPr>
+        <w:rPr>
+          <w:rFonts w:asciiTheme="minorHAnsi" w:hAnsiTheme="minorHAnsi" w:cstheme="minorHAnsi"/>
+        </w:rPr>
+      </w:pPr>
+      <w:r>
+        <w:rPr>
+          <w:rFonts w:asciiTheme="minorHAnsi" w:hAnsiTheme="minorHAnsi" w:cstheme="minorHAnsi"/>
+        </w:rPr>
+        <w:t>The sum of the first 4 bytes could be larger than 255 (since each byte can be up to 255).</w:t>
+      </w:r>
+    </w:p>
+    <w:p>
+      <w:pPr>
+        <w:pStyle w:val="NormalWeb"/>
+        <w:numPr>
+          <w:ilvl w:val="0"/>
+          <w:numId w:val="30"/>
+        </w:numPr>
+        <w:rPr>
+          <w:rFonts w:asciiTheme="minorHAnsi" w:hAnsiTheme="minorHAnsi" w:cstheme="minorHAnsi"/>
+        </w:rPr>
+      </w:pPr>
+      <w:r>
+        <w:rPr>
+          <w:rFonts w:asciiTheme="minorHAnsi" w:hAnsiTheme="minorHAnsi" w:cstheme="minorHAnsi"/>
+        </w:rPr>
+        <w:t xml:space="preserve"> But the checksum is only </w:t>
+      </w:r>
+      <w:r>
+        <w:rPr>
+          <w:rStyle w:val="Strong"/>
+          <w:rFonts w:asciiTheme="minorHAnsi" w:hAnsiTheme="minorHAnsi" w:cstheme="minorHAnsi"/>
+          <w:b w:val="0"/>
+          <w:bCs w:val="0"/>
+        </w:rPr>
+        <w:t>1 byte (8 bits)</w:t>
+      </w:r>
+      <w:r>
+        <w:rPr>
+          <w:rFonts w:asciiTheme="minorHAnsi" w:hAnsiTheme="minorHAnsi" w:cstheme="minorHAnsi"/>
+          <w:b/>
+          <w:bCs/>
+        </w:rPr>
+        <w:t>.</w:t>
+      </w:r>
+    </w:p>
+    <w:p>
+      <w:pPr>
+        <w:pStyle w:val="NormalWeb"/>
+        <w:numPr>
+          <w:ilvl w:val="0"/>
+          <w:numId w:val="30"/>
+        </w:numPr>
+        <w:rPr>
+          <w:rFonts w:asciiTheme="minorHAnsi" w:hAnsiTheme="minorHAnsi" w:cstheme="minorHAnsi"/>
+        </w:rPr>
+      </w:pPr>
+      <w:r>
+        <w:rPr>
+          <w:rFonts w:asciiTheme="minorHAnsi" w:hAnsiTheme="minorHAnsi" w:cstheme="minorHAnsi"/>
+        </w:rPr>
+        <w:t xml:space="preserve"> </w:t>
+      </w:r>
+      <w:r>
+        <w:rPr>
+          <w:rFonts w:asciiTheme="minorHAnsi" w:hAnsiTheme="minorHAnsi" w:cstheme="minorHAnsi"/>
+        </w:rPr>
+        <w:t xml:space="preserve">0xFF </w:t>
+      </w:r>
+      <w:r>
+        <w:rPr>
+          <w:rFonts w:asciiTheme="minorHAnsi" w:hAnsiTheme="minorHAnsi" w:cstheme="minorHAnsi"/>
+        </w:rPr>
+        <w:t xml:space="preserve">masks the result so only the </w:t>
+      </w:r>
+      <w:r>
+        <w:rPr>
+          <w:rStyle w:val="Strong"/>
+          <w:rFonts w:asciiTheme="minorHAnsi" w:hAnsiTheme="minorHAnsi" w:cstheme="minorHAnsi"/>
+          <w:b w:val="0"/>
+          <w:bCs w:val="0"/>
+        </w:rPr>
+        <w:t>lowest 8 bits</w:t>
+      </w:r>
+      <w:r>
+        <w:rPr>
+          <w:rFonts w:asciiTheme="minorHAnsi" w:hAnsiTheme="minorHAnsi" w:cstheme="minorHAnsi"/>
+        </w:rPr>
+        <w:t xml:space="preserve"> are kept.</w:t>
+      </w:r>
+    </w:p>
+    <w:p>
+      <w:pPr>
+        <w:jc w:val="both"/>
+        <w:rPr>
+          <w:b/>
+          <w:bCs/>
+          <w:sz w:val="24"/>
+          <w:szCs w:val="24"/>
+          <w:lang w:val="en-US"/>
+        </w:rPr>
+      </w:pPr>
+    </w:p>
+    <w:p>
+      <w:pPr>
+        <w:jc w:val="both"/>
+        <w:rPr>
+          <w:b/>
+          <w:bCs/>
+          <w:sz w:val="24"/>
+          <w:szCs w:val="24"/>
+          <w:lang w:val="en-US"/>
+        </w:rPr>
+      </w:pPr>
+      <w:r>
+        <w:rPr>
+          <w:b/>
+          <w:bCs/>
+          <w:sz w:val="24"/>
+          <w:szCs w:val="24"/>
+          <w:lang w:val="en-US"/>
+        </w:rPr>
+        <w:t>Interfacing DHT22 with STM32</w:t>
+      </w:r>
+    </w:p>
+    <w:p>
+      <w:pPr>
+        <w:pStyle w:val="ListParagraph"/>
+        <w:numPr>
+          <w:ilvl w:val="0"/>
+          <w:numId w:val="21"/>
+        </w:numPr>
+        <w:jc w:val="both"/>
+        <w:rPr>
+          <w:sz w:val="24"/>
+          <w:szCs w:val="24"/>
+          <w:lang w:val="en-US"/>
+        </w:rPr>
+      </w:pPr>
+      <w:r>
+        <w:rPr>
+          <w:sz w:val="24"/>
+          <w:szCs w:val="24"/>
+          <w:lang w:val="en-US"/>
+        </w:rPr>
+        <w:t>Connect the sensor with STM32 board. There are only three pins Vcc,</w:t>
+      </w:r>
+      <w:r>
+        <w:rPr>
+          <w:sz w:val="24"/>
+          <w:szCs w:val="24"/>
+          <w:lang w:val="en-US"/>
+        </w:rPr>
+        <w:t xml:space="preserve"> </w:t>
+      </w:r>
+      <w:r>
+        <w:rPr>
+          <w:sz w:val="24"/>
+          <w:szCs w:val="24"/>
+          <w:lang w:val="en-US"/>
+        </w:rPr>
+        <w:t>GND and data. Connect Vcc with 3.3V supply from CN8,</w:t>
+      </w:r>
+      <w:r>
+        <w:rPr>
+          <w:sz w:val="24"/>
+          <w:szCs w:val="24"/>
+          <w:lang w:val="en-US"/>
+        </w:rPr>
+        <w:t xml:space="preserve"> </w:t>
+      </w:r>
+      <w:r>
+        <w:rPr>
+          <w:sz w:val="24"/>
+          <w:szCs w:val="24"/>
+          <w:lang w:val="en-US"/>
+        </w:rPr>
+        <w:t>GND from CN8 and data pin is connected to PA0 in CN10 using jumper wires.</w:t>
+      </w:r>
+    </w:p>
+    <w:p>
+      <w:pPr>
+        <w:pStyle w:val="ListParagraph"/>
+        <w:numPr>
+          <w:ilvl w:val="0"/>
+          <w:numId w:val="21"/>
+        </w:numPr>
+        <w:jc w:val="both"/>
+        <w:rPr>
+          <w:sz w:val="24"/>
+          <w:szCs w:val="24"/>
+          <w:lang w:val="en-US"/>
+        </w:rPr>
+      </w:pPr>
+      <w:r>
+        <w:rPr>
+          <w:sz w:val="24"/>
+          <w:szCs w:val="24"/>
+          <w:lang w:val="en-US"/>
+        </w:rPr>
+        <w:t>The DHT22 sensor does not have any LED indication to identify whether it is powered ON when connected to STM32.To ensure that the sensor module works fine, measure the voltage between Vcc and GND pin using a multimeter.</w:t>
+      </w:r>
+    </w:p>
+    <w:p>
+      <w:pPr>
+        <w:pStyle w:val="ListParagraph"/>
+        <w:numPr>
+          <w:ilvl w:val="0"/>
+          <w:numId w:val="21"/>
+        </w:numPr>
+        <w:jc w:val="both"/>
+        <w:rPr>
+          <w:sz w:val="24"/>
+          <w:szCs w:val="24"/>
+          <w:lang w:val="en-US"/>
+        </w:rPr>
+      </w:pPr>
+      <w:r>
+        <w:rPr>
+          <w:sz w:val="24"/>
+          <w:szCs w:val="24"/>
+          <w:lang w:val="en-US"/>
+        </w:rPr>
+        <w:t>In the .ioc file configure PA0 as gpio input with pull-up option enabled. This is because DHT22 sensor require a 4.7K pull up resistor between Vcc and data pin.</w:t>
+      </w:r>
+    </w:p>
+    <w:p>
+      <w:pPr>
+        <w:pStyle w:val="ListParagraph"/>
+        <w:numPr>
+          <w:ilvl w:val="0"/>
+          <w:numId w:val="21"/>
+        </w:numPr>
+        <w:jc w:val="both"/>
+        <w:rPr>
+          <w:sz w:val="24"/>
+          <w:szCs w:val="24"/>
+          <w:lang w:val="en-US"/>
+        </w:rPr>
+      </w:pPr>
+      <w:r>
+        <w:rPr>
+          <w:sz w:val="24"/>
+          <w:szCs w:val="24"/>
+        </w:rPr>
+        <w:t>When the bus is idle, it is in high state condition. This is because of the pull up resistor</w:t>
+      </w:r>
+      <w:r>
+        <w:rPr>
+          <w:sz w:val="24"/>
+          <w:szCs w:val="24"/>
+        </w:rPr>
+        <w:t>.</w:t>
+      </w:r>
+    </w:p>
+    <w:p>
+      <w:pPr>
+        <w:pStyle w:val="NormalWeb"/>
+        <w:numPr>
+          <w:ilvl w:val="0"/>
+          <w:numId w:val="21"/>
+        </w:numPr>
+        <w:jc w:val="both"/>
+        <w:rPr>
+          <w:rFonts w:asciiTheme="minorHAnsi" w:hAnsiTheme="minorHAnsi" w:cstheme="minorHAnsi"/>
+        </w:rPr>
+      </w:pPr>
+      <w:r>
+        <w:rPr>
+          <w:rFonts w:asciiTheme="minorHAnsi" w:hAnsiTheme="minorHAnsi" w:cstheme="minorHAnsi"/>
+        </w:rPr>
+        <w:t xml:space="preserve">The DHT22 uses a </w:t>
+      </w:r>
+      <w:r>
+        <w:rPr>
+          <w:rStyle w:val="Strong"/>
+          <w:rFonts w:asciiTheme="minorHAnsi" w:hAnsiTheme="minorHAnsi" w:cstheme="minorHAnsi"/>
+          <w:b w:val="0"/>
+          <w:bCs w:val="0"/>
+        </w:rPr>
+        <w:t>single</w:t>
+      </w:r>
+      <w:r>
+        <w:rPr>
+          <w:rStyle w:val="Strong"/>
+          <w:rFonts w:asciiTheme="minorHAnsi" w:hAnsiTheme="minorHAnsi" w:cstheme="minorHAnsi"/>
+          <w:b w:val="0"/>
+          <w:bCs w:val="0"/>
+        </w:rPr>
+        <w:noBreakHyphen/>
+        <w:t>wire bus</w:t>
+      </w:r>
+      <w:r>
+        <w:rPr>
+          <w:rFonts w:asciiTheme="minorHAnsi" w:hAnsiTheme="minorHAnsi" w:cstheme="minorHAnsi"/>
+        </w:rPr>
+        <w:t>.</w:t>
+      </w:r>
+    </w:p>
+    <w:p>
+      <w:pPr>
+        <w:pStyle w:val="NormalWeb"/>
+        <w:numPr>
+          <w:ilvl w:val="0"/>
+          <w:numId w:val="21"/>
+        </w:numPr>
+        <w:jc w:val="both"/>
+        <w:rPr>
+          <w:rFonts w:asciiTheme="minorHAnsi" w:hAnsiTheme="minorHAnsi" w:cstheme="minorHAnsi"/>
+        </w:rPr>
+      </w:pPr>
+      <w:r>
+        <w:rPr>
+          <w:rFonts w:asciiTheme="minorHAnsi" w:hAnsiTheme="minorHAnsi" w:cstheme="minorHAnsi"/>
+        </w:rPr>
+        <w:t xml:space="preserve">That means neither the MCU nor the sensor actively drives the line high. They only pull it </w:t>
+      </w:r>
+      <w:r>
+        <w:rPr>
+          <w:rStyle w:val="Strong"/>
+          <w:rFonts w:asciiTheme="minorHAnsi" w:hAnsiTheme="minorHAnsi" w:cstheme="minorHAnsi"/>
+          <w:b w:val="0"/>
+          <w:bCs w:val="0"/>
+        </w:rPr>
+        <w:t>low</w:t>
+      </w:r>
+      <w:r>
+        <w:rPr>
+          <w:rFonts w:asciiTheme="minorHAnsi" w:hAnsiTheme="minorHAnsi" w:cstheme="minorHAnsi"/>
+        </w:rPr>
+        <w:t xml:space="preserve"> when sending bits.</w:t>
+      </w:r>
+    </w:p>
+    <w:p>
+      <w:pPr>
+        <w:pStyle w:val="NormalWeb"/>
+        <w:numPr>
+          <w:ilvl w:val="0"/>
+          <w:numId w:val="21"/>
+        </w:numPr>
+        <w:jc w:val="both"/>
+        <w:rPr>
+          <w:rFonts w:asciiTheme="minorHAnsi" w:hAnsiTheme="minorHAnsi" w:cstheme="minorHAnsi"/>
+        </w:rPr>
+      </w:pPr>
+      <w:r>
+        <w:rPr>
+          <w:rFonts w:asciiTheme="minorHAnsi" w:hAnsiTheme="minorHAnsi" w:cstheme="minorHAnsi"/>
+        </w:rPr>
+        <w:t>To get a valid “high” level, you need a resistor that ties the line up to VCC. Without it, the line floats and the MCU reads random or stuck values.</w:t>
+      </w:r>
+    </w:p>
+    <w:p>
+      <w:pPr>
+        <w:pStyle w:val="NormalWeb"/>
+        <w:numPr>
+          <w:ilvl w:val="0"/>
+          <w:numId w:val="21"/>
+        </w:numPr>
+        <w:jc w:val="both"/>
+        <w:rPr>
+          <w:rFonts w:asciiTheme="minorHAnsi" w:hAnsiTheme="minorHAnsi" w:cstheme="minorHAnsi"/>
+        </w:rPr>
+      </w:pPr>
+      <w:r>
+        <w:rPr>
+          <w:rFonts w:asciiTheme="minorHAnsi" w:hAnsiTheme="minorHAnsi" w:cstheme="minorHAnsi"/>
+        </w:rPr>
+        <w:t>STM32 has internal pull</w:t>
+      </w:r>
+      <w:r>
+        <w:rPr>
+          <w:rFonts w:asciiTheme="minorHAnsi" w:hAnsiTheme="minorHAnsi" w:cstheme="minorHAnsi"/>
+        </w:rPr>
+        <w:noBreakHyphen/>
+        <w:t xml:space="preserve">ups (~30–50 kΩ). These are </w:t>
+      </w:r>
+      <w:r>
+        <w:rPr>
+          <w:rStyle w:val="Strong"/>
+          <w:rFonts w:asciiTheme="minorHAnsi" w:hAnsiTheme="minorHAnsi" w:cstheme="minorHAnsi"/>
+          <w:b w:val="0"/>
+          <w:bCs w:val="0"/>
+        </w:rPr>
+        <w:t>too weak</w:t>
+      </w:r>
+      <w:r>
+        <w:rPr>
+          <w:rFonts w:asciiTheme="minorHAnsi" w:hAnsiTheme="minorHAnsi" w:cstheme="minorHAnsi"/>
+        </w:rPr>
+        <w:t xml:space="preserve"> for reliable fast transitions.</w:t>
+      </w:r>
+    </w:p>
+    <w:p>
+      <w:pPr>
+        <w:pStyle w:val="NormalWeb"/>
+        <w:numPr>
+          <w:ilvl w:val="0"/>
+          <w:numId w:val="21"/>
+        </w:numPr>
+        <w:jc w:val="both"/>
+        <w:rPr>
+          <w:rFonts w:asciiTheme="minorHAnsi" w:hAnsiTheme="minorHAnsi" w:cstheme="minorHAnsi"/>
+        </w:rPr>
+      </w:pPr>
+      <w:r>
+        <w:rPr>
+          <w:rFonts w:asciiTheme="minorHAnsi" w:hAnsiTheme="minorHAnsi" w:cstheme="minorHAnsi"/>
+        </w:rPr>
+        <w:t xml:space="preserve"> The DHT22 requires a stronger pull</w:t>
+      </w:r>
+      <w:r>
+        <w:rPr>
+          <w:rFonts w:asciiTheme="minorHAnsi" w:hAnsiTheme="minorHAnsi" w:cstheme="minorHAnsi"/>
+        </w:rPr>
+        <w:noBreakHyphen/>
+        <w:t xml:space="preserve">up (typically </w:t>
+      </w:r>
+      <w:r>
+        <w:rPr>
+          <w:rStyle w:val="Strong"/>
+          <w:rFonts w:asciiTheme="minorHAnsi" w:hAnsiTheme="minorHAnsi" w:cstheme="minorHAnsi"/>
+          <w:b w:val="0"/>
+          <w:bCs w:val="0"/>
+        </w:rPr>
+        <w:t>4.7 kΩ to 10 kΩ</w:t>
+      </w:r>
+      <w:r>
+        <w:rPr>
+          <w:rFonts w:asciiTheme="minorHAnsi" w:hAnsiTheme="minorHAnsi" w:cstheme="minorHAnsi"/>
+        </w:rPr>
+        <w:t>) to ensure clean rising edges within the microsecond timing window.</w:t>
+      </w:r>
+    </w:p>
+    <w:p>
+      <w:pPr>
+        <w:pStyle w:val="NormalWeb"/>
+        <w:numPr>
+          <w:ilvl w:val="0"/>
+          <w:numId w:val="21"/>
+        </w:numPr>
+        <w:jc w:val="both"/>
+        <w:rPr>
+          <w:rFonts w:asciiTheme="minorHAnsi" w:hAnsiTheme="minorHAnsi" w:cstheme="minorHAnsi"/>
+        </w:rPr>
+      </w:pPr>
+      <w:r>
+        <w:rPr>
+          <w:rFonts w:asciiTheme="minorHAnsi" w:hAnsiTheme="minorHAnsi" w:cstheme="minorHAnsi"/>
+        </w:rPr>
+        <w:lastRenderedPageBreak/>
+        <w:t xml:space="preserve">That’s why you add an </w:t>
+      </w:r>
+      <w:r>
+        <w:rPr>
+          <w:rStyle w:val="Strong"/>
+          <w:rFonts w:asciiTheme="minorHAnsi" w:hAnsiTheme="minorHAnsi" w:cstheme="minorHAnsi"/>
+          <w:b w:val="0"/>
+          <w:bCs w:val="0"/>
+        </w:rPr>
+        <w:t>external 4.7 kΩ resistor</w:t>
+      </w:r>
+      <w:r>
+        <w:rPr>
+          <w:rFonts w:asciiTheme="minorHAnsi" w:hAnsiTheme="minorHAnsi" w:cstheme="minorHAnsi"/>
+        </w:rPr>
+        <w:t xml:space="preserve"> between PA0 and 3.3 V.</w:t>
+      </w:r>
+    </w:p>
+    <w:p>
+      <w:pPr>
+        <w:pStyle w:val="ListParagraph"/>
+        <w:numPr>
+          <w:ilvl w:val="0"/>
+          <w:numId w:val="21"/>
+        </w:numPr>
+        <w:jc w:val="both"/>
+        <w:rPr>
+          <w:rFonts w:cstheme="minorHAnsi"/>
+          <w:sz w:val="24"/>
+          <w:szCs w:val="24"/>
+          <w:lang w:val="en-US"/>
+        </w:rPr>
+      </w:pPr>
+      <w:r>
+        <w:rPr>
+          <w:rFonts w:cstheme="minorHAnsi"/>
+          <w:sz w:val="24"/>
+          <w:szCs w:val="24"/>
+          <w:lang w:val="en-US"/>
+        </w:rPr>
+        <w:t>Figure below shows the output reading of DHT22 sensor.</w:t>
+      </w:r>
+    </w:p>
+    <w:p>
+      <w:pPr>
+        <w:jc w:val="both"/>
+        <w:rPr>
+          <w:sz w:val="24"/>
+          <w:szCs w:val="24"/>
+          <w:lang w:val="en-US"/>
+        </w:rPr>
+      </w:pPr>
+      <w:r>
+        <w:rPr>
+          <w:sz w:val="24"/>
+          <w:szCs w:val="24"/>
+          <w:lang w:val="en-US"/>
+        </w:rPr>
+        <w:drawing>
+          <wp:inline distT="0" distB="0" distL="0" distR="0" wp14:anchorId="238CF9E4" wp14:editId="7F793A10">
+            <wp:extent cx="5731510" cy="2287617"/>
+            <wp:effectExtent l="0" t="0" r="0" b="0"/>
+            <wp:docPr id="1914532706" name="Picture 1"/>
+            <wp:cNvGraphicFramePr>
+              <a:graphicFrameLocks xmlns:a="http://schemas.openxmlformats.org/drawingml/2006/main" noChangeAspect="1"/>
+            </wp:cNvGraphicFramePr>
+            <a:graphic xmlns:a="http://schemas.openxmlformats.org/drawingml/2006/main">
+              <a:graphicData uri="http://schemas.openxmlformats.org/drawingml/2006/picture">
+                <pic:pic xmlns:pic="http://schemas.openxmlformats.org/drawingml/2006/picture">
+                  <pic:nvPicPr>
+                    <pic:cNvPr id="1914532706" name=""/>
+                    <pic:cNvPicPr/>
+                  </pic:nvPicPr>
+                  <pic:blipFill rotWithShape="1">
+                    <a:blip r:embed="rId15"/>
+                    <a:srcRect l="-494" t="1784" r="-1512"/>
+                    <a:stretch>
+                      <a:fillRect/>
+                    </a:stretch>
+                  </pic:blipFill>
+                  <pic:spPr bwMode="auto">
+                    <a:xfrm>
+                      <a:off x="0" y="0"/>
+                      <a:ext cx="5731510" cy="2287617"/>
+                    </a:xfrm>
+                    <a:prstGeom prst="rect">
+                      <a:avLst/>
+                    </a:prstGeom>
+                    <a:ln>
+                      <a:noFill/>
+                    </a:ln>
+                    <a:extLst>
+                      <a:ext uri="{53640926-AAD7-44D8-BBD7-CCE9431645EC}">
+                        <a14:shadowObscured xmlns:a14="http://schemas.microsoft.com/office/drawing/2010/main"/>
+                      </a:ext>
+                    </a:extLst>
+                  </pic:spPr>
+                </pic:pic>
+              </a:graphicData>
+            </a:graphic>
+          </wp:inline>
+        </w:drawing>
+      </w:r>
+    </w:p>
+    <w:p>
+      <w:pPr>
+        <w:pStyle w:val="ListParagraph"/>
+        <w:numPr>
+          <w:ilvl w:val="0"/>
+          <w:numId w:val="31"/>
+        </w:numPr>
+        <w:jc w:val="both"/>
+        <w:rPr>
+          <w:sz w:val="24"/>
+          <w:szCs w:val="24"/>
+          <w:lang w:val="en-US"/>
+        </w:rPr>
+      </w:pPr>
+      <w:r>
+        <w:rPr>
+          <w:sz w:val="24"/>
+          <w:szCs w:val="24"/>
+          <w:lang w:val="en-US"/>
+        </w:rPr>
+        <w:t>Figure below shows the timing diagram of DHT22 communication:</w:t>
+      </w:r>
+    </w:p>
+    <w:p>
+      <w:pPr>
+        <w:jc w:val="both"/>
+        <w:rPr>
+          <w:sz w:val="24"/>
+          <w:szCs w:val="24"/>
+          <w:lang w:val="en-US"/>
+        </w:rPr>
+      </w:pPr>
+      <w:r>
+        <w:rPr>
+          <w:sz w:val="24"/>
+          <w:szCs w:val="24"/>
+          <w:lang w:val="en-US"/>
+        </w:rPr>
+        <w:drawing>
+          <wp:inline distT="0" distB="0" distL="0" distR="0" wp14:anchorId="22D40113" wp14:editId="281BD26B">
+            <wp:extent cx="5731510" cy="2411095"/>
+            <wp:effectExtent l="0" t="0" r="2540" b="8255"/>
+            <wp:docPr id="475446045" name="Picture 1"/>
+            <wp:cNvGraphicFramePr>
+              <a:graphicFrameLocks xmlns:a="http://schemas.openxmlformats.org/drawingml/2006/main" noChangeAspect="1"/>
+            </wp:cNvGraphicFramePr>
+            <a:graphic xmlns:a="http://schemas.openxmlformats.org/drawingml/2006/main">
+              <a:graphicData uri="http://schemas.openxmlformats.org/drawingml/2006/picture">
+                <pic:pic xmlns:pic="http://schemas.openxmlformats.org/drawingml/2006/picture">
+                  <pic:nvPicPr>
+                    <pic:cNvPr id="475446045" name=""/>
+                    <pic:cNvPicPr/>
+                  </pic:nvPicPr>
+                  <pic:blipFill>
+                    <a:blip r:embed="rId16"/>
+                    <a:stretch>
+                      <a:fillRect/>
+                    </a:stretch>
+                  </pic:blipFill>
+                  <pic:spPr>
+                    <a:xfrm>
+                      <a:off x="0" y="0"/>
+                      <a:ext cx="5731510" cy="2411095"/>
+                    </a:xfrm>
+                    <a:prstGeom prst="rect">
+                      <a:avLst/>
+                    </a:prstGeom>
+                  </pic:spPr>
+                </pic:pic>
+              </a:graphicData>
+            </a:graphic>
+          </wp:inline>
+        </w:drawing>
+      </w:r>
+    </w:p>
+    <w:p>
+      <w:pPr>
+        <w:jc w:val="both"/>
+        <w:rPr>
+          <w:sz w:val="24"/>
+          <w:szCs w:val="24"/>
+          <w:lang w:val="en-US"/>
+        </w:rPr>
+      </w:pPr>
+    </w:p>
+    <w:p>
+      <w:pPr>
+        <w:jc w:val="both"/>
+        <w:rPr>
+          <w:sz w:val="24"/>
+          <w:szCs w:val="24"/>
+          <w:lang w:val="en-US"/>
+        </w:rPr>
+      </w:pPr>
+      <w:r>
+        <w:rPr>
+          <w:sz w:val="24"/>
+          <w:szCs w:val="24"/>
+          <w:lang w:val="en-US"/>
+        </w:rPr>
+        <w:drawing>
+          <wp:inline distT="0" distB="0" distL="0" distR="0" wp14:anchorId="2DD4AFD0" wp14:editId="2318D5A0">
+            <wp:extent cx="5731510" cy="1078230"/>
+            <wp:effectExtent l="0" t="0" r="2540" b="7620"/>
+            <wp:docPr id="209743461" name="Picture 1"/>
+            <wp:cNvGraphicFramePr>
+              <a:graphicFrameLocks xmlns:a="http://schemas.openxmlformats.org/drawingml/2006/main" noChangeAspect="1"/>
+            </wp:cNvGraphicFramePr>
+            <a:graphic xmlns:a="http://schemas.openxmlformats.org/drawingml/2006/main">
+              <a:graphicData uri="http://schemas.openxmlformats.org/drawingml/2006/picture">
+                <pic:pic xmlns:pic="http://schemas.openxmlformats.org/drawingml/2006/picture">
+                  <pic:nvPicPr>
+                    <pic:cNvPr id="209743461" name=""/>
+                    <pic:cNvPicPr/>
+                  </pic:nvPicPr>
+                  <pic:blipFill>
+                    <a:blip r:embed="rId17"/>
+                    <a:stretch>
+                      <a:fillRect/>
+                    </a:stretch>
+                  </pic:blipFill>
+                  <pic:spPr>
+                    <a:xfrm>
+                      <a:off x="0" y="0"/>
+                      <a:ext cx="5731510" cy="1078230"/>
+                    </a:xfrm>
+                    <a:prstGeom prst="rect">
+                      <a:avLst/>
+                    </a:prstGeom>
+                  </pic:spPr>
+                </pic:pic>
+              </a:graphicData>
+            </a:graphic>
+          </wp:inline>
+        </w:drawing>
+      </w:r>
+    </w:p>
+    <w:p>
+      <w:pPr>
+        <w:jc w:val="both"/>
+        <w:rPr>
+          <w:sz w:val="24"/>
+          <w:szCs w:val="24"/>
+          <w:lang w:val="en-US"/>
+        </w:rPr>
+      </w:pPr>
+    </w:p>
+    <w:p>
+      <w:pPr>
+        <w:jc w:val="both"/>
+        <w:rPr>
+          <w:b/>
+          <w:bCs/>
+          <w:sz w:val="24"/>
+          <w:szCs w:val="24"/>
+          <w:lang w:val="en-US"/>
+        </w:rPr>
+      </w:pPr>
+    </w:p>
+    <w:p>
+      <w:pPr>
+        <w:jc w:val="both"/>
+        <w:rPr>
+          <w:b/>
+          <w:bCs/>
+          <w:sz w:val="24"/>
+          <w:szCs w:val="24"/>
+          <w:lang w:val="en-US"/>
+        </w:rPr>
+      </w:pPr>
+    </w:p>
+    <w:p>
+      <w:pPr>
+        <w:jc w:val="both"/>
+        <w:rPr>
+          <w:b/>
+          <w:bCs/>
+          <w:sz w:val="24"/>
+          <w:szCs w:val="24"/>
+          <w:lang w:val="en-US"/>
+        </w:rPr>
+      </w:pPr>
+    </w:p>
+    <w:p>
+      <w:pPr>
+        <w:jc w:val="both"/>
+        <w:rPr>
+          <w:b/>
+          <w:bCs/>
+          <w:sz w:val="24"/>
+          <w:szCs w:val="24"/>
+          <w:lang w:val="en-US"/>
+        </w:rPr>
+      </w:pPr>
+    </w:p>
+    <w:p>
+      <w:pPr>
+        <w:jc w:val="both"/>
+        <w:rPr>
+          <w:b/>
+          <w:bCs/>
+          <w:sz w:val="24"/>
+          <w:szCs w:val="24"/>
+          <w:lang w:val="en-US"/>
+        </w:rPr>
+      </w:pPr>
+    </w:p>
+    <w:p>
+      <w:pPr>
+        <w:jc w:val="both"/>
+        <w:rPr>
+          <w:b/>
+          <w:bCs/>
+          <w:sz w:val="24"/>
+          <w:szCs w:val="24"/>
+          <w:lang w:val="en-US"/>
+        </w:rPr>
+      </w:pPr>
+    </w:p>
+    <w:p>
+      <w:pPr>
+        <w:jc w:val="both"/>
+        <w:rPr>
+          <w:b/>
+          <w:bCs/>
+          <w:sz w:val="24"/>
+          <w:szCs w:val="24"/>
+          <w:lang w:val="en-US"/>
+        </w:rPr>
+      </w:pPr>
+      <w:r>
+        <w:rPr>
+          <w:b/>
+          <w:bCs/>
+          <w:sz w:val="24"/>
+          <w:szCs w:val="24"/>
+          <w:lang w:val="en-US"/>
+        </w:rPr>
+        <w:t>Interfacing HX711+load cell with STM32</w:t>
+      </w:r>
     </w:p>
     <w:sectPr>
       <w:pgSz w:w="11906" w:h="16838"/>
@@ -3509,6 +6542,268 @@
     </w:lvl>
   </w:abstractNum>
   <w:abstractNum w:abstractNumId="2" w15:restartNumberingAfterBreak="0">
+    <w:nsid w:val="07A855FB"/>
+    <w:multiLevelType w:val="hybridMultilevel"/>
+    <w:tmpl w:val="FFE45CC6"/>
+    <w:lvl w:ilvl="0" w:tplc="40090001">
+      <w:start w:val="1"/>
+      <w:numFmt w:val="bullet"/>
+      <w:lvlText w:val=""/>
+      <w:lvlJc w:val="left"/>
+      <w:pPr>
+        <w:ind w:left="720" w:hanging="360"/>
+      </w:pPr>
+      <w:rPr>
+        <w:rFonts w:ascii="Symbol" w:hAnsi="Symbol" w:hint="default"/>
+      </w:rPr>
+    </w:lvl>
+    <w:lvl w:ilvl="1" w:tplc="40090003" w:tentative="1">
+      <w:start w:val="1"/>
+      <w:numFmt w:val="bullet"/>
+      <w:lvlText w:val="o"/>
+      <w:lvlJc w:val="left"/>
+      <w:pPr>
+        <w:ind w:left="1440" w:hanging="360"/>
+      </w:pPr>
+      <w:rPr>
+        <w:rFonts w:ascii="Courier New" w:hAnsi="Courier New" w:cs="Courier New" w:hint="default"/>
+      </w:rPr>
+    </w:lvl>
+    <w:lvl w:ilvl="2" w:tplc="40090005" w:tentative="1">
+      <w:start w:val="1"/>
+      <w:numFmt w:val="bullet"/>
+      <w:lvlText w:val=""/>
+      <w:lvlJc w:val="left"/>
+      <w:pPr>
+        <w:ind w:left="2160" w:hanging="360"/>
+      </w:pPr>
+      <w:rPr>
+        <w:rFonts w:ascii="Wingdings" w:hAnsi="Wingdings" w:hint="default"/>
+      </w:rPr>
+    </w:lvl>
+    <w:lvl w:ilvl="3" w:tplc="40090001" w:tentative="1">
+      <w:start w:val="1"/>
+      <w:numFmt w:val="bullet"/>
+      <w:lvlText w:val=""/>
+      <w:lvlJc w:val="left"/>
+      <w:pPr>
+        <w:ind w:left="2880" w:hanging="360"/>
+      </w:pPr>
+      <w:rPr>
+        <w:rFonts w:ascii="Symbol" w:hAnsi="Symbol" w:hint="default"/>
+      </w:rPr>
+    </w:lvl>
+    <w:lvl w:ilvl="4" w:tplc="40090003" w:tentative="1">
+      <w:start w:val="1"/>
+      <w:numFmt w:val="bullet"/>
+      <w:lvlText w:val="o"/>
+      <w:lvlJc w:val="left"/>
+      <w:pPr>
+        <w:ind w:left="3600" w:hanging="360"/>
+      </w:pPr>
+      <w:rPr>
+        <w:rFonts w:ascii="Courier New" w:hAnsi="Courier New" w:cs="Courier New" w:hint="default"/>
+      </w:rPr>
+    </w:lvl>
+    <w:lvl w:ilvl="5" w:tplc="40090005" w:tentative="1">
+      <w:start w:val="1"/>
+      <w:numFmt w:val="bullet"/>
+      <w:lvlText w:val=""/>
+      <w:lvlJc w:val="left"/>
+      <w:pPr>
+        <w:ind w:left="4320" w:hanging="360"/>
+      </w:pPr>
+      <w:rPr>
+        <w:rFonts w:ascii="Wingdings" w:hAnsi="Wingdings" w:hint="default"/>
+      </w:rPr>
+    </w:lvl>
+    <w:lvl w:ilvl="6" w:tplc="40090001" w:tentative="1">
+      <w:start w:val="1"/>
+      <w:numFmt w:val="bullet"/>
+      <w:lvlText w:val=""/>
+      <w:lvlJc w:val="left"/>
+      <w:pPr>
+        <w:ind w:left="5040" w:hanging="360"/>
+      </w:pPr>
+      <w:rPr>
+        <w:rFonts w:ascii="Symbol" w:hAnsi="Symbol" w:hint="default"/>
+      </w:rPr>
+    </w:lvl>
+    <w:lvl w:ilvl="7" w:tplc="40090003" w:tentative="1">
+      <w:start w:val="1"/>
+      <w:numFmt w:val="bullet"/>
+      <w:lvlText w:val="o"/>
+      <w:lvlJc w:val="left"/>
+      <w:pPr>
+        <w:ind w:left="5760" w:hanging="360"/>
+      </w:pPr>
+      <w:rPr>
+        <w:rFonts w:ascii="Courier New" w:hAnsi="Courier New" w:cs="Courier New" w:hint="default"/>
+      </w:rPr>
+    </w:lvl>
+    <w:lvl w:ilvl="8" w:tplc="40090005" w:tentative="1">
+      <w:start w:val="1"/>
+      <w:numFmt w:val="bullet"/>
+      <w:lvlText w:val=""/>
+      <w:lvlJc w:val="left"/>
+      <w:pPr>
+        <w:ind w:left="6480" w:hanging="360"/>
+      </w:pPr>
+      <w:rPr>
+        <w:rFonts w:ascii="Wingdings" w:hAnsi="Wingdings" w:hint="default"/>
+      </w:rPr>
+    </w:lvl>
+  </w:abstractNum>
+  <w:abstractNum w:abstractNumId="3" w15:restartNumberingAfterBreak="0">
+    <w:nsid w:val="08A02530"/>
+    <w:multiLevelType w:val="multilevel"/>
+    <w:tmpl w:val="915E31F4"/>
+    <w:lvl w:ilvl="0">
+      <w:start w:val="1"/>
+      <w:numFmt w:val="bullet"/>
+      <w:lvlText w:val=""/>
+      <w:lvlJc w:val="left"/>
+      <w:pPr>
+        <w:tabs>
+          <w:tab w:val="num" w:pos="720"/>
+        </w:tabs>
+        <w:ind w:left="720" w:hanging="360"/>
+      </w:pPr>
+      <w:rPr>
+        <w:rFonts w:ascii="Symbol" w:hAnsi="Symbol" w:hint="default"/>
+        <w:sz w:val="20"/>
+      </w:rPr>
+    </w:lvl>
+    <w:lvl w:ilvl="1" w:tentative="1">
+      <w:start w:val="1"/>
+      <w:numFmt w:val="bullet"/>
+      <w:lvlText w:val="o"/>
+      <w:lvlJc w:val="left"/>
+      <w:pPr>
+        <w:tabs>
+          <w:tab w:val="num" w:pos="1440"/>
+        </w:tabs>
+        <w:ind w:left="1440" w:hanging="360"/>
+      </w:pPr>
+      <w:rPr>
+        <w:rFonts w:ascii="Courier New" w:hAnsi="Courier New" w:hint="default"/>
+        <w:sz w:val="20"/>
+      </w:rPr>
+    </w:lvl>
+    <w:lvl w:ilvl="2" w:tentative="1">
+      <w:start w:val="1"/>
+      <w:numFmt w:val="bullet"/>
+      <w:lvlText w:val=""/>
+      <w:lvlJc w:val="left"/>
+      <w:pPr>
+        <w:tabs>
+          <w:tab w:val="num" w:pos="2160"/>
+        </w:tabs>
+        <w:ind w:left="2160" w:hanging="360"/>
+      </w:pPr>
+      <w:rPr>
+        <w:rFonts w:ascii="Wingdings" w:hAnsi="Wingdings" w:hint="default"/>
+        <w:sz w:val="20"/>
+      </w:rPr>
+    </w:lvl>
+    <w:lvl w:ilvl="3" w:tentative="1">
+      <w:start w:val="1"/>
+      <w:numFmt w:val="bullet"/>
+      <w:lvlText w:val=""/>
+      <w:lvlJc w:val="left"/>
+      <w:pPr>
+        <w:tabs>
+          <w:tab w:val="num" w:pos="2880"/>
+        </w:tabs>
+        <w:ind w:left="2880" w:hanging="360"/>
+      </w:pPr>
+      <w:rPr>
+        <w:rFonts w:ascii="Wingdings" w:hAnsi="Wingdings" w:hint="default"/>
+        <w:sz w:val="20"/>
+      </w:rPr>
+    </w:lvl>
+    <w:lvl w:ilvl="4" w:tentative="1">
+      <w:start w:val="1"/>
+      <w:numFmt w:val="bullet"/>
+      <w:lvlText w:val=""/>
+      <w:lvlJc w:val="left"/>
+      <w:pPr>
+        <w:tabs>
+          <w:tab w:val="num" w:pos="3600"/>
+        </w:tabs>
+        <w:ind w:left="3600" w:hanging="360"/>
+      </w:pPr>
+      <w:rPr>
+        <w:rFonts w:ascii="Wingdings" w:hAnsi="Wingdings" w:hint="default"/>
+        <w:sz w:val="20"/>
+      </w:rPr>
+    </w:lvl>
+    <w:lvl w:ilvl="5" w:tentative="1">
+      <w:start w:val="1"/>
+      <w:numFmt w:val="bullet"/>
+      <w:lvlText w:val=""/>
+      <w:lvlJc w:val="left"/>
+      <w:pPr>
+        <w:tabs>
+          <w:tab w:val="num" w:pos="4320"/>
+        </w:tabs>
+        <w:ind w:left="4320" w:hanging="360"/>
+      </w:pPr>
+      <w:rPr>
+        <w:rFonts w:ascii="Wingdings" w:hAnsi="Wingdings" w:hint="default"/>
+        <w:sz w:val="20"/>
+      </w:rPr>
+    </w:lvl>
+    <w:lvl w:ilvl="6" w:tentative="1">
+      <w:start w:val="1"/>
+      <w:numFmt w:val="bullet"/>
+      <w:lvlText w:val=""/>
+      <w:lvlJc w:val="left"/>
+      <w:pPr>
+        <w:tabs>
+          <w:tab w:val="num" w:pos="5040"/>
+        </w:tabs>
+        <w:ind w:left="5040" w:hanging="360"/>
+      </w:pPr>
+      <w:rPr>
+        <w:rFonts w:ascii="Wingdings" w:hAnsi="Wingdings" w:hint="default"/>
+        <w:sz w:val="20"/>
+      </w:rPr>
+    </w:lvl>
+    <w:lvl w:ilvl="7" w:tentative="1">
+      <w:start w:val="1"/>
+      <w:numFmt w:val="bullet"/>
+      <w:lvlText w:val=""/>
+      <w:lvlJc w:val="left"/>
+      <w:pPr>
+        <w:tabs>
+          <w:tab w:val="num" w:pos="5760"/>
+        </w:tabs>
+        <w:ind w:left="5760" w:hanging="360"/>
+      </w:pPr>
+      <w:rPr>
+        <w:rFonts w:ascii="Wingdings" w:hAnsi="Wingdings" w:hint="default"/>
+        <w:sz w:val="20"/>
+      </w:rPr>
+    </w:lvl>
+    <w:lvl w:ilvl="8" w:tentative="1">
+      <w:start w:val="1"/>
+      <w:numFmt w:val="bullet"/>
+      <w:lvlText w:val=""/>
+      <w:lvlJc w:val="left"/>
+      <w:pPr>
+        <w:tabs>
+          <w:tab w:val="num" w:pos="6480"/>
+        </w:tabs>
+        <w:ind w:left="6480" w:hanging="360"/>
+      </w:pPr>
+      <w:rPr>
+        <w:rFonts w:ascii="Wingdings" w:hAnsi="Wingdings" w:hint="default"/>
+        <w:sz w:val="20"/>
+      </w:rPr>
+    </w:lvl>
+  </w:abstractNum>
+  <w:abstractNum w:abstractNumId="4" w15:restartNumberingAfterBreak="0">
     <w:nsid w:val="0AAF7EEC"/>
     <w:multiLevelType w:val="hybridMultilevel"/>
     <w:tmpl w:val="E70E850C"/>
@@ -3648,7 +6943,7 @@
       </w:rPr>
     </w:lvl>
   </w:abstractNum>
-  <w:abstractNum w:abstractNumId="3" w15:restartNumberingAfterBreak="0">
+  <w:abstractNum w:abstractNumId="5" w15:restartNumberingAfterBreak="0">
     <w:nsid w:val="1485760C"/>
     <w:multiLevelType w:val="hybridMultilevel"/>
     <w:tmpl w:val="DED07786"/>
@@ -3788,7 +7083,7 @@
       </w:rPr>
     </w:lvl>
   </w:abstractNum>
-  <w:abstractNum w:abstractNumId="4" w15:restartNumberingAfterBreak="0">
+  <w:abstractNum w:abstractNumId="6" w15:restartNumberingAfterBreak="0">
     <w:nsid w:val="22391C15"/>
     <w:multiLevelType w:val="hybridMultilevel"/>
     <w:tmpl w:val="2660756C"/>
@@ -3901,7 +7196,7 @@
       </w:rPr>
     </w:lvl>
   </w:abstractNum>
-  <w:abstractNum w:abstractNumId="5" w15:restartNumberingAfterBreak="0">
+  <w:abstractNum w:abstractNumId="7" w15:restartNumberingAfterBreak="0">
     <w:nsid w:val="2517284B"/>
     <w:multiLevelType w:val="hybridMultilevel"/>
     <w:tmpl w:val="1832A934"/>
@@ -4041,7 +7336,269 @@
       </w:rPr>
     </w:lvl>
   </w:abstractNum>
-  <w:abstractNum w:abstractNumId="6" w15:restartNumberingAfterBreak="0">
+  <w:abstractNum w:abstractNumId="8" w15:restartNumberingAfterBreak="0">
+    <w:nsid w:val="26FA764D"/>
+    <w:multiLevelType w:val="multilevel"/>
+    <w:tmpl w:val="56009C4E"/>
+    <w:lvl w:ilvl="0">
+      <w:start w:val="1"/>
+      <w:numFmt w:val="decimal"/>
+      <w:lvlText w:val="%1."/>
+      <w:lvlJc w:val="left"/>
+      <w:pPr>
+        <w:tabs>
+          <w:tab w:val="num" w:pos="720"/>
+        </w:tabs>
+        <w:ind w:left="720" w:hanging="360"/>
+      </w:pPr>
+    </w:lvl>
+    <w:lvl w:ilvl="1" w:tentative="1">
+      <w:start w:val="1"/>
+      <w:numFmt w:val="decimal"/>
+      <w:lvlText w:val="%2."/>
+      <w:lvlJc w:val="left"/>
+      <w:pPr>
+        <w:tabs>
+          <w:tab w:val="num" w:pos="1440"/>
+        </w:tabs>
+        <w:ind w:left="1440" w:hanging="360"/>
+      </w:pPr>
+    </w:lvl>
+    <w:lvl w:ilvl="2" w:tentative="1">
+      <w:start w:val="1"/>
+      <w:numFmt w:val="decimal"/>
+      <w:lvlText w:val="%3."/>
+      <w:lvlJc w:val="left"/>
+      <w:pPr>
+        <w:tabs>
+          <w:tab w:val="num" w:pos="2160"/>
+        </w:tabs>
+        <w:ind w:left="2160" w:hanging="360"/>
+      </w:pPr>
+    </w:lvl>
+    <w:lvl w:ilvl="3" w:tentative="1">
+      <w:start w:val="1"/>
+      <w:numFmt w:val="decimal"/>
+      <w:lvlText w:val="%4."/>
+      <w:lvlJc w:val="left"/>
+      <w:pPr>
+        <w:tabs>
+          <w:tab w:val="num" w:pos="2880"/>
+        </w:tabs>
+        <w:ind w:left="2880" w:hanging="360"/>
+      </w:pPr>
+    </w:lvl>
+    <w:lvl w:ilvl="4" w:tentative="1">
+      <w:start w:val="1"/>
+      <w:numFmt w:val="decimal"/>
+      <w:lvlText w:val="%5."/>
+      <w:lvlJc w:val="left"/>
+      <w:pPr>
+        <w:tabs>
+          <w:tab w:val="num" w:pos="3600"/>
+        </w:tabs>
+        <w:ind w:left="3600" w:hanging="360"/>
+      </w:pPr>
+    </w:lvl>
+    <w:lvl w:ilvl="5" w:tentative="1">
+      <w:start w:val="1"/>
+      <w:numFmt w:val="decimal"/>
+      <w:lvlText w:val="%6."/>
+      <w:lvlJc w:val="left"/>
+      <w:pPr>
+        <w:tabs>
+          <w:tab w:val="num" w:pos="4320"/>
+        </w:tabs>
+        <w:ind w:left="4320" w:hanging="360"/>
+      </w:pPr>
+    </w:lvl>
+    <w:lvl w:ilvl="6" w:tentative="1">
+      <w:start w:val="1"/>
+      <w:numFmt w:val="decimal"/>
+      <w:lvlText w:val="%7."/>
+      <w:lvlJc w:val="left"/>
+      <w:pPr>
+        <w:tabs>
+          <w:tab w:val="num" w:pos="5040"/>
+        </w:tabs>
+        <w:ind w:left="5040" w:hanging="360"/>
+      </w:pPr>
+    </w:lvl>
+    <w:lvl w:ilvl="7" w:tentative="1">
+      <w:start w:val="1"/>
+      <w:numFmt w:val="decimal"/>
+      <w:lvlText w:val="%8."/>
+      <w:lvlJc w:val="left"/>
+      <w:pPr>
+        <w:tabs>
+          <w:tab w:val="num" w:pos="5760"/>
+        </w:tabs>
+        <w:ind w:left="5760" w:hanging="360"/>
+      </w:pPr>
+    </w:lvl>
+    <w:lvl w:ilvl="8" w:tentative="1">
+      <w:start w:val="1"/>
+      <w:numFmt w:val="decimal"/>
+      <w:lvlText w:val="%9."/>
+      <w:lvlJc w:val="left"/>
+      <w:pPr>
+        <w:tabs>
+          <w:tab w:val="num" w:pos="6480"/>
+        </w:tabs>
+        <w:ind w:left="6480" w:hanging="360"/>
+      </w:pPr>
+    </w:lvl>
+  </w:abstractNum>
+  <w:abstractNum w:abstractNumId="9" w15:restartNumberingAfterBreak="0">
+    <w:nsid w:val="358149EA"/>
+    <w:multiLevelType w:val="multilevel"/>
+    <w:tmpl w:val="93B4ECF8"/>
+    <w:lvl w:ilvl="0">
+      <w:start w:val="1"/>
+      <w:numFmt w:val="bullet"/>
+      <w:lvlText w:val=""/>
+      <w:lvlJc w:val="left"/>
+      <w:pPr>
+        <w:tabs>
+          <w:tab w:val="num" w:pos="720"/>
+        </w:tabs>
+        <w:ind w:left="720" w:hanging="360"/>
+      </w:pPr>
+      <w:rPr>
+        <w:rFonts w:ascii="Symbol" w:hAnsi="Symbol" w:hint="default"/>
+        <w:sz w:val="20"/>
+      </w:rPr>
+    </w:lvl>
+    <w:lvl w:ilvl="1" w:tentative="1">
+      <w:start w:val="1"/>
+      <w:numFmt w:val="bullet"/>
+      <w:lvlText w:val="o"/>
+      <w:lvlJc w:val="left"/>
+      <w:pPr>
+        <w:tabs>
+          <w:tab w:val="num" w:pos="1440"/>
+        </w:tabs>
+        <w:ind w:left="1440" w:hanging="360"/>
+      </w:pPr>
+      <w:rPr>
+        <w:rFonts w:ascii="Courier New" w:hAnsi="Courier New" w:hint="default"/>
+        <w:sz w:val="20"/>
+      </w:rPr>
+    </w:lvl>
+    <w:lvl w:ilvl="2" w:tentative="1">
+      <w:start w:val="1"/>
+      <w:numFmt w:val="bullet"/>
+      <w:lvlText w:val=""/>
+      <w:lvlJc w:val="left"/>
+      <w:pPr>
+        <w:tabs>
+          <w:tab w:val="num" w:pos="2160"/>
+        </w:tabs>
+        <w:ind w:left="2160" w:hanging="360"/>
+      </w:pPr>
+      <w:rPr>
+        <w:rFonts w:ascii="Wingdings" w:hAnsi="Wingdings" w:hint="default"/>
+        <w:sz w:val="20"/>
+      </w:rPr>
+    </w:lvl>
+    <w:lvl w:ilvl="3" w:tentative="1">
+      <w:start w:val="1"/>
+      <w:numFmt w:val="bullet"/>
+      <w:lvlText w:val=""/>
+      <w:lvlJc w:val="left"/>
+      <w:pPr>
+        <w:tabs>
+          <w:tab w:val="num" w:pos="2880"/>
+        </w:tabs>
+        <w:ind w:left="2880" w:hanging="360"/>
+      </w:pPr>
+      <w:rPr>
+        <w:rFonts w:ascii="Wingdings" w:hAnsi="Wingdings" w:hint="default"/>
+        <w:sz w:val="20"/>
+      </w:rPr>
+    </w:lvl>
+    <w:lvl w:ilvl="4" w:tentative="1">
+      <w:start w:val="1"/>
+      <w:numFmt w:val="bullet"/>
+      <w:lvlText w:val=""/>
+      <w:lvlJc w:val="left"/>
+      <w:pPr>
+        <w:tabs>
+          <w:tab w:val="num" w:pos="3600"/>
+        </w:tabs>
+        <w:ind w:left="3600" w:hanging="360"/>
+      </w:pPr>
+      <w:rPr>
+        <w:rFonts w:ascii="Wingdings" w:hAnsi="Wingdings" w:hint="default"/>
+        <w:sz w:val="20"/>
+      </w:rPr>
+    </w:lvl>
+    <w:lvl w:ilvl="5" w:tentative="1">
+      <w:start w:val="1"/>
+      <w:numFmt w:val="bullet"/>
+      <w:lvlText w:val=""/>
+      <w:lvlJc w:val="left"/>
+      <w:pPr>
+        <w:tabs>
+          <w:tab w:val="num" w:pos="4320"/>
+        </w:tabs>
+        <w:ind w:left="4320" w:hanging="360"/>
+      </w:pPr>
+      <w:rPr>
+        <w:rFonts w:ascii="Wingdings" w:hAnsi="Wingdings" w:hint="default"/>
+        <w:sz w:val="20"/>
+      </w:rPr>
+    </w:lvl>
+    <w:lvl w:ilvl="6" w:tentative="1">
+      <w:start w:val="1"/>
+      <w:numFmt w:val="bullet"/>
+      <w:lvlText w:val=""/>
+      <w:lvlJc w:val="left"/>
+      <w:pPr>
+        <w:tabs>
+          <w:tab w:val="num" w:pos="5040"/>
+        </w:tabs>
+        <w:ind w:left="5040" w:hanging="360"/>
+      </w:pPr>
+      <w:rPr>
+        <w:rFonts w:ascii="Wingdings" w:hAnsi="Wingdings" w:hint="default"/>
+        <w:sz w:val="20"/>
+      </w:rPr>
+    </w:lvl>
+    <w:lvl w:ilvl="7" w:tentative="1">
+      <w:start w:val="1"/>
+      <w:numFmt w:val="bullet"/>
+      <w:lvlText w:val=""/>
+      <w:lvlJc w:val="left"/>
+      <w:pPr>
+        <w:tabs>
+          <w:tab w:val="num" w:pos="5760"/>
+        </w:tabs>
+        <w:ind w:left="5760" w:hanging="360"/>
+      </w:pPr>
+      <w:rPr>
+        <w:rFonts w:ascii="Wingdings" w:hAnsi="Wingdings" w:hint="default"/>
+        <w:sz w:val="20"/>
+      </w:rPr>
+    </w:lvl>
+    <w:lvl w:ilvl="8" w:tentative="1">
+      <w:start w:val="1"/>
+      <w:numFmt w:val="bullet"/>
+      <w:lvlText w:val=""/>
+      <w:lvlJc w:val="left"/>
+      <w:pPr>
+        <w:tabs>
+          <w:tab w:val="num" w:pos="6480"/>
+        </w:tabs>
+        <w:ind w:left="6480" w:hanging="360"/>
+      </w:pPr>
+      <w:rPr>
+        <w:rFonts w:ascii="Wingdings" w:hAnsi="Wingdings" w:hint="default"/>
+        <w:sz w:val="20"/>
+      </w:rPr>
+    </w:lvl>
+  </w:abstractNum>
+  <w:abstractNum w:abstractNumId="10" w15:restartNumberingAfterBreak="0">
     <w:nsid w:val="36D95C30"/>
     <w:multiLevelType w:val="hybridMultilevel"/>
     <w:tmpl w:val="C7D003F2"/>
@@ -4181,7 +7738,7 @@
       </w:rPr>
     </w:lvl>
   </w:abstractNum>
-  <w:abstractNum w:abstractNumId="7" w15:restartNumberingAfterBreak="0">
+  <w:abstractNum w:abstractNumId="11" w15:restartNumberingAfterBreak="0">
     <w:nsid w:val="45F517DB"/>
     <w:multiLevelType w:val="hybridMultilevel"/>
     <w:tmpl w:val="CE8EB636"/>
@@ -4294,7 +7851,156 @@
       </w:rPr>
     </w:lvl>
   </w:abstractNum>
-  <w:abstractNum w:abstractNumId="8" w15:restartNumberingAfterBreak="0">
+  <w:abstractNum w:abstractNumId="12" w15:restartNumberingAfterBreak="0">
+    <w:nsid w:val="49EB7ADD"/>
+    <w:multiLevelType w:val="multilevel"/>
+    <w:tmpl w:val="AB58E030"/>
+    <w:lvl w:ilvl="0">
+      <w:start w:val="1"/>
+      <w:numFmt w:val="bullet"/>
+      <w:lvlText w:val=""/>
+      <w:lvlJc w:val="left"/>
+      <w:pPr>
+        <w:tabs>
+          <w:tab w:val="num" w:pos="720"/>
+        </w:tabs>
+        <w:ind w:left="720" w:hanging="360"/>
+      </w:pPr>
+      <w:rPr>
+        <w:rFonts w:ascii="Symbol" w:hAnsi="Symbol" w:hint="default"/>
+        <w:sz w:val="20"/>
+      </w:rPr>
+    </w:lvl>
+    <w:lvl w:ilvl="1" w:tentative="1">
+      <w:start w:val="1"/>
+      <w:numFmt w:val="bullet"/>
+      <w:lvlText w:val="o"/>
+      <w:lvlJc w:val="left"/>
+      <w:pPr>
+        <w:tabs>
+          <w:tab w:val="num" w:pos="1440"/>
+        </w:tabs>
+        <w:ind w:left="1440" w:hanging="360"/>
+      </w:pPr>
+      <w:rPr>
+        <w:rFonts w:ascii="Courier New" w:hAnsi="Courier New" w:hint="default"/>
+        <w:sz w:val="20"/>
+      </w:rPr>
+    </w:lvl>
+    <w:lvl w:ilvl="2" w:tentative="1">
+      <w:start w:val="1"/>
+      <w:numFmt w:val="bullet"/>
+      <w:lvlText w:val=""/>
+      <w:lvlJc w:val="left"/>
+      <w:pPr>
+        <w:tabs>
+          <w:tab w:val="num" w:pos="2160"/>
+        </w:tabs>
+        <w:ind w:left="2160" w:hanging="360"/>
+      </w:pPr>
+      <w:rPr>
+        <w:rFonts w:ascii="Wingdings" w:hAnsi="Wingdings" w:hint="default"/>
+        <w:sz w:val="20"/>
+      </w:rPr>
+    </w:lvl>
+    <w:lvl w:ilvl="3" w:tentative="1">
+      <w:start w:val="1"/>
+      <w:numFmt w:val="bullet"/>
+      <w:lvlText w:val=""/>
+      <w:lvlJc w:val="left"/>
+      <w:pPr>
+        <w:tabs>
+          <w:tab w:val="num" w:pos="2880"/>
+        </w:tabs>
+        <w:ind w:left="2880" w:hanging="360"/>
+      </w:pPr>
+      <w:rPr>
+        <w:rFonts w:ascii="Wingdings" w:hAnsi="Wingdings" w:hint="default"/>
+        <w:sz w:val="20"/>
+      </w:rPr>
+    </w:lvl>
+    <w:lvl w:ilvl="4" w:tentative="1">
+      <w:start w:val="1"/>
+      <w:numFmt w:val="bullet"/>
+      <w:lvlText w:val=""/>
+      <w:lvlJc w:val="left"/>
+      <w:pPr>
+        <w:tabs>
+          <w:tab w:val="num" w:pos="3600"/>
+        </w:tabs>
+        <w:ind w:left="3600" w:hanging="360"/>
+      </w:pPr>
+      <w:rPr>
+        <w:rFonts w:ascii="Wingdings" w:hAnsi="Wingdings" w:hint="default"/>
+        <w:sz w:val="20"/>
+      </w:rPr>
+    </w:lvl>
+    <w:lvl w:ilvl="5" w:tentative="1">
+      <w:start w:val="1"/>
+      <w:numFmt w:val="bullet"/>
+      <w:lvlText w:val=""/>
+      <w:lvlJc w:val="left"/>
+      <w:pPr>
+        <w:tabs>
+          <w:tab w:val="num" w:pos="4320"/>
+        </w:tabs>
+        <w:ind w:left="4320" w:hanging="360"/>
+      </w:pPr>
+      <w:rPr>
+        <w:rFonts w:ascii="Wingdings" w:hAnsi="Wingdings" w:hint="default"/>
+        <w:sz w:val="20"/>
+      </w:rPr>
+    </w:lvl>
+    <w:lvl w:ilvl="6" w:tentative="1">
+      <w:start w:val="1"/>
+      <w:numFmt w:val="bullet"/>
+      <w:lvlText w:val=""/>
+      <w:lvlJc w:val="left"/>
+      <w:pPr>
+        <w:tabs>
+          <w:tab w:val="num" w:pos="5040"/>
+        </w:tabs>
+        <w:ind w:left="5040" w:hanging="360"/>
+      </w:pPr>
+      <w:rPr>
+        <w:rFonts w:ascii="Wingdings" w:hAnsi="Wingdings" w:hint="default"/>
+        <w:sz w:val="20"/>
+      </w:rPr>
+    </w:lvl>
+    <w:lvl w:ilvl="7" w:tentative="1">
+      <w:start w:val="1"/>
+      <w:numFmt w:val="bullet"/>
+      <w:lvlText w:val=""/>
+      <w:lvlJc w:val="left"/>
+      <w:pPr>
+        <w:tabs>
+          <w:tab w:val="num" w:pos="5760"/>
+        </w:tabs>
+        <w:ind w:left="5760" w:hanging="360"/>
+      </w:pPr>
+      <w:rPr>
+        <w:rFonts w:ascii="Wingdings" w:hAnsi="Wingdings" w:hint="default"/>
+        <w:sz w:val="20"/>
+      </w:rPr>
+    </w:lvl>
+    <w:lvl w:ilvl="8" w:tentative="1">
+      <w:start w:val="1"/>
+      <w:numFmt w:val="bullet"/>
+      <w:lvlText w:val=""/>
+      <w:lvlJc w:val="left"/>
+      <w:pPr>
+        <w:tabs>
+          <w:tab w:val="num" w:pos="6480"/>
+        </w:tabs>
+        <w:ind w:left="6480" w:hanging="360"/>
+      </w:pPr>
+      <w:rPr>
+        <w:rFonts w:ascii="Wingdings" w:hAnsi="Wingdings" w:hint="default"/>
+        <w:sz w:val="20"/>
+      </w:rPr>
+    </w:lvl>
+  </w:abstractNum>
+  <w:abstractNum w:abstractNumId="13" w15:restartNumberingAfterBreak="0">
     <w:nsid w:val="4B302BD4"/>
     <w:multiLevelType w:val="hybridMultilevel"/>
     <w:tmpl w:val="9D36AA86"/>
@@ -4383,7 +8089,7 @@
       </w:pPr>
     </w:lvl>
   </w:abstractNum>
-  <w:abstractNum w:abstractNumId="9" w15:restartNumberingAfterBreak="0">
+  <w:abstractNum w:abstractNumId="14" w15:restartNumberingAfterBreak="0">
     <w:nsid w:val="56CE5A07"/>
     <w:multiLevelType w:val="hybridMultilevel"/>
     <w:tmpl w:val="305460F4"/>
@@ -4523,7 +8229,7 @@
       </w:rPr>
     </w:lvl>
   </w:abstractNum>
-  <w:abstractNum w:abstractNumId="10" w15:restartNumberingAfterBreak="0">
+  <w:abstractNum w:abstractNumId="15" w15:restartNumberingAfterBreak="0">
     <w:nsid w:val="57E41D64"/>
     <w:multiLevelType w:val="hybridMultilevel"/>
     <w:tmpl w:val="9F0ACD00"/>
@@ -4663,7 +8369,7 @@
       </w:rPr>
     </w:lvl>
   </w:abstractNum>
-  <w:abstractNum w:abstractNumId="11" w15:restartNumberingAfterBreak="0">
+  <w:abstractNum w:abstractNumId="16" w15:restartNumberingAfterBreak="0">
     <w:nsid w:val="5A303293"/>
     <w:multiLevelType w:val="hybridMultilevel"/>
     <w:tmpl w:val="D7184CF6"/>
@@ -4803,7 +8509,305 @@
       </w:rPr>
     </w:lvl>
   </w:abstractNum>
-  <w:abstractNum w:abstractNumId="12" w15:restartNumberingAfterBreak="0">
+  <w:abstractNum w:abstractNumId="17" w15:restartNumberingAfterBreak="0">
+    <w:nsid w:val="5C6315DD"/>
+    <w:multiLevelType w:val="multilevel"/>
+    <w:tmpl w:val="E4728940"/>
+    <w:lvl w:ilvl="0">
+      <w:start w:val="1"/>
+      <w:numFmt w:val="bullet"/>
+      <w:lvlText w:val=""/>
+      <w:lvlJc w:val="left"/>
+      <w:pPr>
+        <w:tabs>
+          <w:tab w:val="num" w:pos="720"/>
+        </w:tabs>
+        <w:ind w:left="720" w:hanging="360"/>
+      </w:pPr>
+      <w:rPr>
+        <w:rFonts w:ascii="Symbol" w:hAnsi="Symbol" w:hint="default"/>
+        <w:sz w:val="20"/>
+      </w:rPr>
+    </w:lvl>
+    <w:lvl w:ilvl="1" w:tentative="1">
+      <w:start w:val="1"/>
+      <w:numFmt w:val="bullet"/>
+      <w:lvlText w:val="o"/>
+      <w:lvlJc w:val="left"/>
+      <w:pPr>
+        <w:tabs>
+          <w:tab w:val="num" w:pos="1440"/>
+        </w:tabs>
+        <w:ind w:left="1440" w:hanging="360"/>
+      </w:pPr>
+      <w:rPr>
+        <w:rFonts w:ascii="Courier New" w:hAnsi="Courier New" w:hint="default"/>
+        <w:sz w:val="20"/>
+      </w:rPr>
+    </w:lvl>
+    <w:lvl w:ilvl="2" w:tentative="1">
+      <w:start w:val="1"/>
+      <w:numFmt w:val="bullet"/>
+      <w:lvlText w:val=""/>
+      <w:lvlJc w:val="left"/>
+      <w:pPr>
+        <w:tabs>
+          <w:tab w:val="num" w:pos="2160"/>
+        </w:tabs>
+        <w:ind w:left="2160" w:hanging="360"/>
+      </w:pPr>
+      <w:rPr>
+        <w:rFonts w:ascii="Wingdings" w:hAnsi="Wingdings" w:hint="default"/>
+        <w:sz w:val="20"/>
+      </w:rPr>
+    </w:lvl>
+    <w:lvl w:ilvl="3" w:tentative="1">
+      <w:start w:val="1"/>
+      <w:numFmt w:val="bullet"/>
+      <w:lvlText w:val=""/>
+      <w:lvlJc w:val="left"/>
+      <w:pPr>
+        <w:tabs>
+          <w:tab w:val="num" w:pos="2880"/>
+        </w:tabs>
+        <w:ind w:left="2880" w:hanging="360"/>
+      </w:pPr>
+      <w:rPr>
+        <w:rFonts w:ascii="Wingdings" w:hAnsi="Wingdings" w:hint="default"/>
+        <w:sz w:val="20"/>
+      </w:rPr>
+    </w:lvl>
+    <w:lvl w:ilvl="4" w:tentative="1">
+      <w:start w:val="1"/>
+      <w:numFmt w:val="bullet"/>
+      <w:lvlText w:val=""/>
+      <w:lvlJc w:val="left"/>
+      <w:pPr>
+        <w:tabs>
+          <w:tab w:val="num" w:pos="3600"/>
+        </w:tabs>
+        <w:ind w:left="3600" w:hanging="360"/>
+      </w:pPr>
+      <w:rPr>
+        <w:rFonts w:ascii="Wingdings" w:hAnsi="Wingdings" w:hint="default"/>
+        <w:sz w:val="20"/>
+      </w:rPr>
+    </w:lvl>
+    <w:lvl w:ilvl="5" w:tentative="1">
+      <w:start w:val="1"/>
+      <w:numFmt w:val="bullet"/>
+      <w:lvlText w:val=""/>
+      <w:lvlJc w:val="left"/>
+      <w:pPr>
+        <w:tabs>
+          <w:tab w:val="num" w:pos="4320"/>
+        </w:tabs>
+        <w:ind w:left="4320" w:hanging="360"/>
+      </w:pPr>
+      <w:rPr>
+        <w:rFonts w:ascii="Wingdings" w:hAnsi="Wingdings" w:hint="default"/>
+        <w:sz w:val="20"/>
+      </w:rPr>
+    </w:lvl>
+    <w:lvl w:ilvl="6" w:tentative="1">
+      <w:start w:val="1"/>
+      <w:numFmt w:val="bullet"/>
+      <w:lvlText w:val=""/>
+      <w:lvlJc w:val="left"/>
+      <w:pPr>
+        <w:tabs>
+          <w:tab w:val="num" w:pos="5040"/>
+        </w:tabs>
+        <w:ind w:left="5040" w:hanging="360"/>
+      </w:pPr>
+      <w:rPr>
+        <w:rFonts w:ascii="Wingdings" w:hAnsi="Wingdings" w:hint="default"/>
+        <w:sz w:val="20"/>
+      </w:rPr>
+    </w:lvl>
+    <w:lvl w:ilvl="7" w:tentative="1">
+      <w:start w:val="1"/>
+      <w:numFmt w:val="bullet"/>
+      <w:lvlText w:val=""/>
+      <w:lvlJc w:val="left"/>
+      <w:pPr>
+        <w:tabs>
+          <w:tab w:val="num" w:pos="5760"/>
+        </w:tabs>
+        <w:ind w:left="5760" w:hanging="360"/>
+      </w:pPr>
+      <w:rPr>
+        <w:rFonts w:ascii="Wingdings" w:hAnsi="Wingdings" w:hint="default"/>
+        <w:sz w:val="20"/>
+      </w:rPr>
+    </w:lvl>
+    <w:lvl w:ilvl="8" w:tentative="1">
+      <w:start w:val="1"/>
+      <w:numFmt w:val="bullet"/>
+      <w:lvlText w:val=""/>
+      <w:lvlJc w:val="left"/>
+      <w:pPr>
+        <w:tabs>
+          <w:tab w:val="num" w:pos="6480"/>
+        </w:tabs>
+        <w:ind w:left="6480" w:hanging="360"/>
+      </w:pPr>
+      <w:rPr>
+        <w:rFonts w:ascii="Wingdings" w:hAnsi="Wingdings" w:hint="default"/>
+        <w:sz w:val="20"/>
+      </w:rPr>
+    </w:lvl>
+  </w:abstractNum>
+  <w:abstractNum w:abstractNumId="18" w15:restartNumberingAfterBreak="0">
+    <w:nsid w:val="606C69CB"/>
+    <w:multiLevelType w:val="multilevel"/>
+    <w:tmpl w:val="C9FC62F8"/>
+    <w:lvl w:ilvl="0">
+      <w:start w:val="1"/>
+      <w:numFmt w:val="bullet"/>
+      <w:lvlText w:val=""/>
+      <w:lvlJc w:val="left"/>
+      <w:pPr>
+        <w:tabs>
+          <w:tab w:val="num" w:pos="720"/>
+        </w:tabs>
+        <w:ind w:left="720" w:hanging="360"/>
+      </w:pPr>
+      <w:rPr>
+        <w:rFonts w:ascii="Symbol" w:hAnsi="Symbol" w:hint="default"/>
+        <w:sz w:val="20"/>
+      </w:rPr>
+    </w:lvl>
+    <w:lvl w:ilvl="1" w:tentative="1">
+      <w:start w:val="1"/>
+      <w:numFmt w:val="bullet"/>
+      <w:lvlText w:val="o"/>
+      <w:lvlJc w:val="left"/>
+      <w:pPr>
+        <w:tabs>
+          <w:tab w:val="num" w:pos="1440"/>
+        </w:tabs>
+        <w:ind w:left="1440" w:hanging="360"/>
+      </w:pPr>
+      <w:rPr>
+        <w:rFonts w:ascii="Courier New" w:hAnsi="Courier New" w:hint="default"/>
+        <w:sz w:val="20"/>
+      </w:rPr>
+    </w:lvl>
+    <w:lvl w:ilvl="2" w:tentative="1">
+      <w:start w:val="1"/>
+      <w:numFmt w:val="bullet"/>
+      <w:lvlText w:val=""/>
+      <w:lvlJc w:val="left"/>
+      <w:pPr>
+        <w:tabs>
+          <w:tab w:val="num" w:pos="2160"/>
+        </w:tabs>
+        <w:ind w:left="2160" w:hanging="360"/>
+      </w:pPr>
+      <w:rPr>
+        <w:rFonts w:ascii="Wingdings" w:hAnsi="Wingdings" w:hint="default"/>
+        <w:sz w:val="20"/>
+      </w:rPr>
+    </w:lvl>
+    <w:lvl w:ilvl="3" w:tentative="1">
+      <w:start w:val="1"/>
+      <w:numFmt w:val="bullet"/>
+      <w:lvlText w:val=""/>
+      <w:lvlJc w:val="left"/>
+      <w:pPr>
+        <w:tabs>
+          <w:tab w:val="num" w:pos="2880"/>
+        </w:tabs>
+        <w:ind w:left="2880" w:hanging="360"/>
+      </w:pPr>
+      <w:rPr>
+        <w:rFonts w:ascii="Wingdings" w:hAnsi="Wingdings" w:hint="default"/>
+        <w:sz w:val="20"/>
+      </w:rPr>
+    </w:lvl>
+    <w:lvl w:ilvl="4" w:tentative="1">
+      <w:start w:val="1"/>
+      <w:numFmt w:val="bullet"/>
+      <w:lvlText w:val=""/>
+      <w:lvlJc w:val="left"/>
+      <w:pPr>
+        <w:tabs>
+          <w:tab w:val="num" w:pos="3600"/>
+        </w:tabs>
+        <w:ind w:left="3600" w:hanging="360"/>
+      </w:pPr>
+      <w:rPr>
+        <w:rFonts w:ascii="Wingdings" w:hAnsi="Wingdings" w:hint="default"/>
+        <w:sz w:val="20"/>
+      </w:rPr>
+    </w:lvl>
+    <w:lvl w:ilvl="5" w:tentative="1">
+      <w:start w:val="1"/>
+      <w:numFmt w:val="bullet"/>
+      <w:lvlText w:val=""/>
+      <w:lvlJc w:val="left"/>
+      <w:pPr>
+        <w:tabs>
+          <w:tab w:val="num" w:pos="4320"/>
+        </w:tabs>
+        <w:ind w:left="4320" w:hanging="360"/>
+      </w:pPr>
+      <w:rPr>
+        <w:rFonts w:ascii="Wingdings" w:hAnsi="Wingdings" w:hint="default"/>
+        <w:sz w:val="20"/>
+      </w:rPr>
+    </w:lvl>
+    <w:lvl w:ilvl="6" w:tentative="1">
+      <w:start w:val="1"/>
+      <w:numFmt w:val="bullet"/>
+      <w:lvlText w:val=""/>
+      <w:lvlJc w:val="left"/>
+      <w:pPr>
+        <w:tabs>
+          <w:tab w:val="num" w:pos="5040"/>
+        </w:tabs>
+        <w:ind w:left="5040" w:hanging="360"/>
+      </w:pPr>
+      <w:rPr>
+        <w:rFonts w:ascii="Wingdings" w:hAnsi="Wingdings" w:hint="default"/>
+        <w:sz w:val="20"/>
+      </w:rPr>
+    </w:lvl>
+    <w:lvl w:ilvl="7" w:tentative="1">
+      <w:start w:val="1"/>
+      <w:numFmt w:val="bullet"/>
+      <w:lvlText w:val=""/>
+      <w:lvlJc w:val="left"/>
+      <w:pPr>
+        <w:tabs>
+          <w:tab w:val="num" w:pos="5760"/>
+        </w:tabs>
+        <w:ind w:left="5760" w:hanging="360"/>
+      </w:pPr>
+      <w:rPr>
+        <w:rFonts w:ascii="Wingdings" w:hAnsi="Wingdings" w:hint="default"/>
+        <w:sz w:val="20"/>
+      </w:rPr>
+    </w:lvl>
+    <w:lvl w:ilvl="8" w:tentative="1">
+      <w:start w:val="1"/>
+      <w:numFmt w:val="bullet"/>
+      <w:lvlText w:val=""/>
+      <w:lvlJc w:val="left"/>
+      <w:pPr>
+        <w:tabs>
+          <w:tab w:val="num" w:pos="6480"/>
+        </w:tabs>
+        <w:ind w:left="6480" w:hanging="360"/>
+      </w:pPr>
+      <w:rPr>
+        <w:rFonts w:ascii="Wingdings" w:hAnsi="Wingdings" w:hint="default"/>
+        <w:sz w:val="20"/>
+      </w:rPr>
+    </w:lvl>
+  </w:abstractNum>
+  <w:abstractNum w:abstractNumId="19" w15:restartNumberingAfterBreak="0">
     <w:nsid w:val="69BB0BE0"/>
     <w:multiLevelType w:val="hybridMultilevel"/>
     <w:tmpl w:val="617EB404"/>
@@ -4943,7 +8947,120 @@
       </w:rPr>
     </w:lvl>
   </w:abstractNum>
-  <w:abstractNum w:abstractNumId="13" w15:restartNumberingAfterBreak="0">
+  <w:abstractNum w:abstractNumId="20" w15:restartNumberingAfterBreak="0">
+    <w:nsid w:val="6AB030F7"/>
+    <w:multiLevelType w:val="hybridMultilevel"/>
+    <w:tmpl w:val="46EEA212"/>
+    <w:lvl w:ilvl="0" w:tplc="40090001">
+      <w:start w:val="1"/>
+      <w:numFmt w:val="bullet"/>
+      <w:lvlText w:val=""/>
+      <w:lvlJc w:val="left"/>
+      <w:pPr>
+        <w:ind w:left="720" w:hanging="360"/>
+      </w:pPr>
+      <w:rPr>
+        <w:rFonts w:ascii="Symbol" w:hAnsi="Symbol" w:hint="default"/>
+      </w:rPr>
+    </w:lvl>
+    <w:lvl w:ilvl="1" w:tplc="40090003" w:tentative="1">
+      <w:start w:val="1"/>
+      <w:numFmt w:val="bullet"/>
+      <w:lvlText w:val="o"/>
+      <w:lvlJc w:val="left"/>
+      <w:pPr>
+        <w:ind w:left="1440" w:hanging="360"/>
+      </w:pPr>
+      <w:rPr>
+        <w:rFonts w:ascii="Courier New" w:hAnsi="Courier New" w:cs="Courier New" w:hint="default"/>
+      </w:rPr>
+    </w:lvl>
+    <w:lvl w:ilvl="2" w:tplc="40090005" w:tentative="1">
+      <w:start w:val="1"/>
+      <w:numFmt w:val="bullet"/>
+      <w:lvlText w:val=""/>
+      <w:lvlJc w:val="left"/>
+      <w:pPr>
+        <w:ind w:left="2160" w:hanging="360"/>
+      </w:pPr>
+      <w:rPr>
+        <w:rFonts w:ascii="Wingdings" w:hAnsi="Wingdings" w:hint="default"/>
+      </w:rPr>
+    </w:lvl>
+    <w:lvl w:ilvl="3" w:tplc="40090001" w:tentative="1">
+      <w:start w:val="1"/>
+      <w:numFmt w:val="bullet"/>
+      <w:lvlText w:val=""/>
+      <w:lvlJc w:val="left"/>
+      <w:pPr>
+        <w:ind w:left="2880" w:hanging="360"/>
+      </w:pPr>
+      <w:rPr>
+        <w:rFonts w:ascii="Symbol" w:hAnsi="Symbol" w:hint="default"/>
+      </w:rPr>
+    </w:lvl>
+    <w:lvl w:ilvl="4" w:tplc="40090003" w:tentative="1">
+      <w:start w:val="1"/>
+      <w:numFmt w:val="bullet"/>
+      <w:lvlText w:val="o"/>
+      <w:lvlJc w:val="left"/>
+      <w:pPr>
+        <w:ind w:left="3600" w:hanging="360"/>
+      </w:pPr>
+      <w:rPr>
+        <w:rFonts w:ascii="Courier New" w:hAnsi="Courier New" w:cs="Courier New" w:hint="default"/>
+      </w:rPr>
+    </w:lvl>
+    <w:lvl w:ilvl="5" w:tplc="40090005" w:tentative="1">
+      <w:start w:val="1"/>
+      <w:numFmt w:val="bullet"/>
+      <w:lvlText w:val=""/>
+      <w:lvlJc w:val="left"/>
+      <w:pPr>
+        <w:ind w:left="4320" w:hanging="360"/>
+      </w:pPr>
+      <w:rPr>
+        <w:rFonts w:ascii="Wingdings" w:hAnsi="Wingdings" w:hint="default"/>
+      </w:rPr>
+    </w:lvl>
+    <w:lvl w:ilvl="6" w:tplc="40090001" w:tentative="1">
+      <w:start w:val="1"/>
+      <w:numFmt w:val="bullet"/>
+      <w:lvlText w:val=""/>
+      <w:lvlJc w:val="left"/>
+      <w:pPr>
+        <w:ind w:left="5040" w:hanging="360"/>
+      </w:pPr>
+      <w:rPr>
+        <w:rFonts w:ascii="Symbol" w:hAnsi="Symbol" w:hint="default"/>
+      </w:rPr>
+    </w:lvl>
+    <w:lvl w:ilvl="7" w:tplc="40090003" w:tentative="1">
+      <w:start w:val="1"/>
+      <w:numFmt w:val="bullet"/>
+      <w:lvlText w:val="o"/>
+      <w:lvlJc w:val="left"/>
+      <w:pPr>
+        <w:ind w:left="5760" w:hanging="360"/>
+      </w:pPr>
+      <w:rPr>
+        <w:rFonts w:ascii="Courier New" w:hAnsi="Courier New" w:cs="Courier New" w:hint="default"/>
+      </w:rPr>
+    </w:lvl>
+    <w:lvl w:ilvl="8" w:tplc="40090005" w:tentative="1">
+      <w:start w:val="1"/>
+      <w:numFmt w:val="bullet"/>
+      <w:lvlText w:val=""/>
+      <w:lvlJc w:val="left"/>
+      <w:pPr>
+        <w:ind w:left="6480" w:hanging="360"/>
+      </w:pPr>
+      <w:rPr>
+        <w:rFonts w:ascii="Wingdings" w:hAnsi="Wingdings" w:hint="default"/>
+      </w:rPr>
+    </w:lvl>
+  </w:abstractNum>
+  <w:abstractNum w:abstractNumId="21" w15:restartNumberingAfterBreak="0">
     <w:nsid w:val="6B962F89"/>
     <w:multiLevelType w:val="hybridMultilevel"/>
     <w:tmpl w:val="BACCB840"/>
@@ -5083,7 +9200,7 @@
       </w:rPr>
     </w:lvl>
   </w:abstractNum>
-  <w:abstractNum w:abstractNumId="14" w15:restartNumberingAfterBreak="0">
+  <w:abstractNum w:abstractNumId="22" w15:restartNumberingAfterBreak="0">
     <w:nsid w:val="6CDA336A"/>
     <w:multiLevelType w:val="hybridMultilevel"/>
     <w:tmpl w:val="4E7670AE"/>
@@ -5223,7 +9340,120 @@
       </w:rPr>
     </w:lvl>
   </w:abstractNum>
-  <w:abstractNum w:abstractNumId="15" w15:restartNumberingAfterBreak="0">
+  <w:abstractNum w:abstractNumId="23" w15:restartNumberingAfterBreak="0">
+    <w:nsid w:val="6F2B0C99"/>
+    <w:multiLevelType w:val="hybridMultilevel"/>
+    <w:tmpl w:val="01F8D37E"/>
+    <w:lvl w:ilvl="0" w:tplc="40090001">
+      <w:start w:val="1"/>
+      <w:numFmt w:val="bullet"/>
+      <w:lvlText w:val=""/>
+      <w:lvlJc w:val="left"/>
+      <w:pPr>
+        <w:ind w:left="720" w:hanging="360"/>
+      </w:pPr>
+      <w:rPr>
+        <w:rFonts w:ascii="Symbol" w:hAnsi="Symbol" w:hint="default"/>
+      </w:rPr>
+    </w:lvl>
+    <w:lvl w:ilvl="1" w:tplc="40090003" w:tentative="1">
+      <w:start w:val="1"/>
+      <w:numFmt w:val="bullet"/>
+      <w:lvlText w:val="o"/>
+      <w:lvlJc w:val="left"/>
+      <w:pPr>
+        <w:ind w:left="1440" w:hanging="360"/>
+      </w:pPr>
+      <w:rPr>
+        <w:rFonts w:ascii="Courier New" w:hAnsi="Courier New" w:cs="Courier New" w:hint="default"/>
+      </w:rPr>
+    </w:lvl>
+    <w:lvl w:ilvl="2" w:tplc="40090005" w:tentative="1">
+      <w:start w:val="1"/>
+      <w:numFmt w:val="bullet"/>
+      <w:lvlText w:val=""/>
+      <w:lvlJc w:val="left"/>
+      <w:pPr>
+        <w:ind w:left="2160" w:hanging="360"/>
+      </w:pPr>
+      <w:rPr>
+        <w:rFonts w:ascii="Wingdings" w:hAnsi="Wingdings" w:hint="default"/>
+      </w:rPr>
+    </w:lvl>
+    <w:lvl w:ilvl="3" w:tplc="40090001" w:tentative="1">
+      <w:start w:val="1"/>
+      <w:numFmt w:val="bullet"/>
+      <w:lvlText w:val=""/>
+      <w:lvlJc w:val="left"/>
+      <w:pPr>
+        <w:ind w:left="2880" w:hanging="360"/>
+      </w:pPr>
+      <w:rPr>
+        <w:rFonts w:ascii="Symbol" w:hAnsi="Symbol" w:hint="default"/>
+      </w:rPr>
+    </w:lvl>
+    <w:lvl w:ilvl="4" w:tplc="40090003" w:tentative="1">
+      <w:start w:val="1"/>
+      <w:numFmt w:val="bullet"/>
+      <w:lvlText w:val="o"/>
+      <w:lvlJc w:val="left"/>
+      <w:pPr>
+        <w:ind w:left="3600" w:hanging="360"/>
+      </w:pPr>
+      <w:rPr>
+        <w:rFonts w:ascii="Courier New" w:hAnsi="Courier New" w:cs="Courier New" w:hint="default"/>
+      </w:rPr>
+    </w:lvl>
+    <w:lvl w:ilvl="5" w:tplc="40090005" w:tentative="1">
+      <w:start w:val="1"/>
+      <w:numFmt w:val="bullet"/>
+      <w:lvlText w:val=""/>
+      <w:lvlJc w:val="left"/>
+      <w:pPr>
+        <w:ind w:left="4320" w:hanging="360"/>
+      </w:pPr>
+      <w:rPr>
+        <w:rFonts w:ascii="Wingdings" w:hAnsi="Wingdings" w:hint="default"/>
+      </w:rPr>
+    </w:lvl>
+    <w:lvl w:ilvl="6" w:tplc="40090001" w:tentative="1">
+      <w:start w:val="1"/>
+      <w:numFmt w:val="bullet"/>
+      <w:lvlText w:val=""/>
+      <w:lvlJc w:val="left"/>
+      <w:pPr>
+        <w:ind w:left="5040" w:hanging="360"/>
+      </w:pPr>
+      <w:rPr>
+        <w:rFonts w:ascii="Symbol" w:hAnsi="Symbol" w:hint="default"/>
+      </w:rPr>
+    </w:lvl>
+    <w:lvl w:ilvl="7" w:tplc="40090003" w:tentative="1">
+      <w:start w:val="1"/>
+      <w:numFmt w:val="bullet"/>
+      <w:lvlText w:val="o"/>
+      <w:lvlJc w:val="left"/>
+      <w:pPr>
+        <w:ind w:left="5760" w:hanging="360"/>
+      </w:pPr>
+      <w:rPr>
+        <w:rFonts w:ascii="Courier New" w:hAnsi="Courier New" w:cs="Courier New" w:hint="default"/>
+      </w:rPr>
+    </w:lvl>
+    <w:lvl w:ilvl="8" w:tplc="40090005" w:tentative="1">
+      <w:start w:val="1"/>
+      <w:numFmt w:val="bullet"/>
+      <w:lvlText w:val=""/>
+      <w:lvlJc w:val="left"/>
+      <w:pPr>
+        <w:ind w:left="6480" w:hanging="360"/>
+      </w:pPr>
+      <w:rPr>
+        <w:rFonts w:ascii="Wingdings" w:hAnsi="Wingdings" w:hint="default"/>
+      </w:rPr>
+    </w:lvl>
+  </w:abstractNum>
+  <w:abstractNum w:abstractNumId="24" w15:restartNumberingAfterBreak="0">
     <w:nsid w:val="6F6E201E"/>
     <w:multiLevelType w:val="hybridMultilevel"/>
     <w:tmpl w:val="8E980682"/>
@@ -5363,7 +9593,7 @@
       </w:rPr>
     </w:lvl>
   </w:abstractNum>
-  <w:abstractNum w:abstractNumId="16" w15:restartNumberingAfterBreak="0">
+  <w:abstractNum w:abstractNumId="25" w15:restartNumberingAfterBreak="0">
     <w:nsid w:val="70CD4AED"/>
     <w:multiLevelType w:val="hybridMultilevel"/>
     <w:tmpl w:val="4B1274F0"/>
@@ -5503,7 +9733,7 @@
       </w:rPr>
     </w:lvl>
   </w:abstractNum>
-  <w:abstractNum w:abstractNumId="17" w15:restartNumberingAfterBreak="0">
+  <w:abstractNum w:abstractNumId="26" w15:restartNumberingAfterBreak="0">
     <w:nsid w:val="783B3D5F"/>
     <w:multiLevelType w:val="hybridMultilevel"/>
     <w:tmpl w:val="5ED474B2"/>
@@ -5643,7 +9873,269 @@
       </w:rPr>
     </w:lvl>
   </w:abstractNum>
-  <w:abstractNum w:abstractNumId="18" w15:restartNumberingAfterBreak="0">
+  <w:abstractNum w:abstractNumId="27" w15:restartNumberingAfterBreak="0">
+    <w:nsid w:val="79A91BB6"/>
+    <w:multiLevelType w:val="multilevel"/>
+    <w:tmpl w:val="A36A922A"/>
+    <w:lvl w:ilvl="0">
+      <w:start w:val="1"/>
+      <w:numFmt w:val="bullet"/>
+      <w:lvlText w:val=""/>
+      <w:lvlJc w:val="left"/>
+      <w:pPr>
+        <w:tabs>
+          <w:tab w:val="num" w:pos="720"/>
+        </w:tabs>
+        <w:ind w:left="720" w:hanging="360"/>
+      </w:pPr>
+      <w:rPr>
+        <w:rFonts w:ascii="Symbol" w:hAnsi="Symbol" w:hint="default"/>
+        <w:sz w:val="20"/>
+      </w:rPr>
+    </w:lvl>
+    <w:lvl w:ilvl="1" w:tentative="1">
+      <w:start w:val="1"/>
+      <w:numFmt w:val="bullet"/>
+      <w:lvlText w:val="o"/>
+      <w:lvlJc w:val="left"/>
+      <w:pPr>
+        <w:tabs>
+          <w:tab w:val="num" w:pos="1440"/>
+        </w:tabs>
+        <w:ind w:left="1440" w:hanging="360"/>
+      </w:pPr>
+      <w:rPr>
+        <w:rFonts w:ascii="Courier New" w:hAnsi="Courier New" w:hint="default"/>
+        <w:sz w:val="20"/>
+      </w:rPr>
+    </w:lvl>
+    <w:lvl w:ilvl="2" w:tentative="1">
+      <w:start w:val="1"/>
+      <w:numFmt w:val="bullet"/>
+      <w:lvlText w:val=""/>
+      <w:lvlJc w:val="left"/>
+      <w:pPr>
+        <w:tabs>
+          <w:tab w:val="num" w:pos="2160"/>
+        </w:tabs>
+        <w:ind w:left="2160" w:hanging="360"/>
+      </w:pPr>
+      <w:rPr>
+        <w:rFonts w:ascii="Wingdings" w:hAnsi="Wingdings" w:hint="default"/>
+        <w:sz w:val="20"/>
+      </w:rPr>
+    </w:lvl>
+    <w:lvl w:ilvl="3" w:tentative="1">
+      <w:start w:val="1"/>
+      <w:numFmt w:val="bullet"/>
+      <w:lvlText w:val=""/>
+      <w:lvlJc w:val="left"/>
+      <w:pPr>
+        <w:tabs>
+          <w:tab w:val="num" w:pos="2880"/>
+        </w:tabs>
+        <w:ind w:left="2880" w:hanging="360"/>
+      </w:pPr>
+      <w:rPr>
+        <w:rFonts w:ascii="Wingdings" w:hAnsi="Wingdings" w:hint="default"/>
+        <w:sz w:val="20"/>
+      </w:rPr>
+    </w:lvl>
+    <w:lvl w:ilvl="4" w:tentative="1">
+      <w:start w:val="1"/>
+      <w:numFmt w:val="bullet"/>
+      <w:lvlText w:val=""/>
+      <w:lvlJc w:val="left"/>
+      <w:pPr>
+        <w:tabs>
+          <w:tab w:val="num" w:pos="3600"/>
+        </w:tabs>
+        <w:ind w:left="3600" w:hanging="360"/>
+      </w:pPr>
+      <w:rPr>
+        <w:rFonts w:ascii="Wingdings" w:hAnsi="Wingdings" w:hint="default"/>
+        <w:sz w:val="20"/>
+      </w:rPr>
+    </w:lvl>
+    <w:lvl w:ilvl="5" w:tentative="1">
+      <w:start w:val="1"/>
+      <w:numFmt w:val="bullet"/>
+      <w:lvlText w:val=""/>
+      <w:lvlJc w:val="left"/>
+      <w:pPr>
+        <w:tabs>
+          <w:tab w:val="num" w:pos="4320"/>
+        </w:tabs>
+        <w:ind w:left="4320" w:hanging="360"/>
+      </w:pPr>
+      <w:rPr>
+        <w:rFonts w:ascii="Wingdings" w:hAnsi="Wingdings" w:hint="default"/>
+        <w:sz w:val="20"/>
+      </w:rPr>
+    </w:lvl>
+    <w:lvl w:ilvl="6" w:tentative="1">
+      <w:start w:val="1"/>
+      <w:numFmt w:val="bullet"/>
+      <w:lvlText w:val=""/>
+      <w:lvlJc w:val="left"/>
+      <w:pPr>
+        <w:tabs>
+          <w:tab w:val="num" w:pos="5040"/>
+        </w:tabs>
+        <w:ind w:left="5040" w:hanging="360"/>
+      </w:pPr>
+      <w:rPr>
+        <w:rFonts w:ascii="Wingdings" w:hAnsi="Wingdings" w:hint="default"/>
+        <w:sz w:val="20"/>
+      </w:rPr>
+    </w:lvl>
+    <w:lvl w:ilvl="7" w:tentative="1">
+      <w:start w:val="1"/>
+      <w:numFmt w:val="bullet"/>
+      <w:lvlText w:val=""/>
+      <w:lvlJc w:val="left"/>
+      <w:pPr>
+        <w:tabs>
+          <w:tab w:val="num" w:pos="5760"/>
+        </w:tabs>
+        <w:ind w:left="5760" w:hanging="360"/>
+      </w:pPr>
+      <w:rPr>
+        <w:rFonts w:ascii="Wingdings" w:hAnsi="Wingdings" w:hint="default"/>
+        <w:sz w:val="20"/>
+      </w:rPr>
+    </w:lvl>
+    <w:lvl w:ilvl="8" w:tentative="1">
+      <w:start w:val="1"/>
+      <w:numFmt w:val="bullet"/>
+      <w:lvlText w:val=""/>
+      <w:lvlJc w:val="left"/>
+      <w:pPr>
+        <w:tabs>
+          <w:tab w:val="num" w:pos="6480"/>
+        </w:tabs>
+        <w:ind w:left="6480" w:hanging="360"/>
+      </w:pPr>
+      <w:rPr>
+        <w:rFonts w:ascii="Wingdings" w:hAnsi="Wingdings" w:hint="default"/>
+        <w:sz w:val="20"/>
+      </w:rPr>
+    </w:lvl>
+  </w:abstractNum>
+  <w:abstractNum w:abstractNumId="28" w15:restartNumberingAfterBreak="0">
+    <w:nsid w:val="7EBD6CE2"/>
+    <w:multiLevelType w:val="hybridMultilevel"/>
+    <w:tmpl w:val="EE1A1C06"/>
+    <w:lvl w:ilvl="0" w:tplc="40090001">
+      <w:start w:val="1"/>
+      <w:numFmt w:val="bullet"/>
+      <w:lvlText w:val=""/>
+      <w:lvlJc w:val="left"/>
+      <w:pPr>
+        <w:ind w:left="720" w:hanging="360"/>
+      </w:pPr>
+      <w:rPr>
+        <w:rFonts w:ascii="Symbol" w:hAnsi="Symbol" w:hint="default"/>
+      </w:rPr>
+    </w:lvl>
+    <w:lvl w:ilvl="1" w:tplc="40090003" w:tentative="1">
+      <w:start w:val="1"/>
+      <w:numFmt w:val="bullet"/>
+      <w:lvlText w:val="o"/>
+      <w:lvlJc w:val="left"/>
+      <w:pPr>
+        <w:ind w:left="1440" w:hanging="360"/>
+      </w:pPr>
+      <w:rPr>
+        <w:rFonts w:ascii="Courier New" w:hAnsi="Courier New" w:cs="Courier New" w:hint="default"/>
+      </w:rPr>
+    </w:lvl>
+    <w:lvl w:ilvl="2" w:tplc="40090005" w:tentative="1">
+      <w:start w:val="1"/>
+      <w:numFmt w:val="bullet"/>
+      <w:lvlText w:val=""/>
+      <w:lvlJc w:val="left"/>
+      <w:pPr>
+        <w:ind w:left="2160" w:hanging="360"/>
+      </w:pPr>
+      <w:rPr>
+        <w:rFonts w:ascii="Wingdings" w:hAnsi="Wingdings" w:hint="default"/>
+      </w:rPr>
+    </w:lvl>
+    <w:lvl w:ilvl="3" w:tplc="40090001" w:tentative="1">
+      <w:start w:val="1"/>
+      <w:numFmt w:val="bullet"/>
+      <w:lvlText w:val=""/>
+      <w:lvlJc w:val="left"/>
+      <w:pPr>
+        <w:ind w:left="2880" w:hanging="360"/>
+      </w:pPr>
+      <w:rPr>
+        <w:rFonts w:ascii="Symbol" w:hAnsi="Symbol" w:hint="default"/>
+      </w:rPr>
+    </w:lvl>
+    <w:lvl w:ilvl="4" w:tplc="40090003" w:tentative="1">
+      <w:start w:val="1"/>
+      <w:numFmt w:val="bullet"/>
+      <w:lvlText w:val="o"/>
+      <w:lvlJc w:val="left"/>
+      <w:pPr>
+        <w:ind w:left="3600" w:hanging="360"/>
+      </w:pPr>
+      <w:rPr>
+        <w:rFonts w:ascii="Courier New" w:hAnsi="Courier New" w:cs="Courier New" w:hint="default"/>
+      </w:rPr>
+    </w:lvl>
+    <w:lvl w:ilvl="5" w:tplc="40090005" w:tentative="1">
+      <w:start w:val="1"/>
+      <w:numFmt w:val="bullet"/>
+      <w:lvlText w:val=""/>
+      <w:lvlJc w:val="left"/>
+      <w:pPr>
+        <w:ind w:left="4320" w:hanging="360"/>
+      </w:pPr>
+      <w:rPr>
+        <w:rFonts w:ascii="Wingdings" w:hAnsi="Wingdings" w:hint="default"/>
+      </w:rPr>
+    </w:lvl>
+    <w:lvl w:ilvl="6" w:tplc="40090001" w:tentative="1">
+      <w:start w:val="1"/>
+      <w:numFmt w:val="bullet"/>
+      <w:lvlText w:val=""/>
+      <w:lvlJc w:val="left"/>
+      <w:pPr>
+        <w:ind w:left="5040" w:hanging="360"/>
+      </w:pPr>
+      <w:rPr>
+        <w:rFonts w:ascii="Symbol" w:hAnsi="Symbol" w:hint="default"/>
+      </w:rPr>
+    </w:lvl>
+    <w:lvl w:ilvl="7" w:tplc="40090003" w:tentative="1">
+      <w:start w:val="1"/>
+      <w:numFmt w:val="bullet"/>
+      <w:lvlText w:val="o"/>
+      <w:lvlJc w:val="left"/>
+      <w:pPr>
+        <w:ind w:left="5760" w:hanging="360"/>
+      </w:pPr>
+      <w:rPr>
+        <w:rFonts w:ascii="Courier New" w:hAnsi="Courier New" w:cs="Courier New" w:hint="default"/>
+      </w:rPr>
+    </w:lvl>
+    <w:lvl w:ilvl="8" w:tplc="40090005" w:tentative="1">
+      <w:start w:val="1"/>
+      <w:numFmt w:val="bullet"/>
+      <w:lvlText w:val=""/>
+      <w:lvlJc w:val="left"/>
+      <w:pPr>
+        <w:ind w:left="6480" w:hanging="360"/>
+      </w:pPr>
+      <w:rPr>
+        <w:rFonts w:ascii="Wingdings" w:hAnsi="Wingdings" w:hint="default"/>
+      </w:rPr>
+    </w:lvl>
+  </w:abstractNum>
+  <w:abstractNum w:abstractNumId="29" w15:restartNumberingAfterBreak="0">
     <w:nsid w:val="7F3555A1"/>
     <w:multiLevelType w:val="hybridMultilevel"/>
     <w:tmpl w:val="ABEE4F4C"/>
@@ -5783,7 +10275,7 @@
       </w:rPr>
     </w:lvl>
   </w:abstractNum>
-  <w:abstractNum w:abstractNumId="19" w15:restartNumberingAfterBreak="0">
+  <w:abstractNum w:abstractNumId="30" w15:restartNumberingAfterBreak="0">
     <w:nsid w:val="7FA946F7"/>
     <w:multiLevelType w:val="hybridMultilevel"/>
     <w:tmpl w:val="5B0C56C4"/>
@@ -5927,61 +10419,94 @@
     <w:abstractNumId w:val="1"/>
   </w:num>
   <w:num w:numId="2" w16cid:durableId="207378518">
-    <w:abstractNumId w:val="15"/>
+    <w:abstractNumId w:val="24"/>
   </w:num>
   <w:num w:numId="3" w16cid:durableId="1622959244">
-    <w:abstractNumId w:val="2"/>
+    <w:abstractNumId w:val="4"/>
   </w:num>
   <w:num w:numId="4" w16cid:durableId="1830710149">
-    <w:abstractNumId w:val="13"/>
+    <w:abstractNumId w:val="21"/>
   </w:num>
   <w:num w:numId="5" w16cid:durableId="6491571">
-    <w:abstractNumId w:val="6"/>
+    <w:abstractNumId w:val="10"/>
   </w:num>
   <w:num w:numId="6" w16cid:durableId="1906722806">
     <w:abstractNumId w:val="0"/>
   </w:num>
   <w:num w:numId="7" w16cid:durableId="227495081">
+    <w:abstractNumId w:val="14"/>
+  </w:num>
+  <w:num w:numId="8" w16cid:durableId="1906182019">
+    <w:abstractNumId w:val="7"/>
+  </w:num>
+  <w:num w:numId="9" w16cid:durableId="1467157761">
+    <w:abstractNumId w:val="22"/>
+  </w:num>
+  <w:num w:numId="10" w16cid:durableId="957296911">
+    <w:abstractNumId w:val="26"/>
+  </w:num>
+  <w:num w:numId="11" w16cid:durableId="1743676954">
+    <w:abstractNumId w:val="5"/>
+  </w:num>
+  <w:num w:numId="12" w16cid:durableId="1858158302">
+    <w:abstractNumId w:val="30"/>
+  </w:num>
+  <w:num w:numId="13" w16cid:durableId="1601644658">
+    <w:abstractNumId w:val="16"/>
+  </w:num>
+  <w:num w:numId="14" w16cid:durableId="928393718">
+    <w:abstractNumId w:val="19"/>
+  </w:num>
+  <w:num w:numId="15" w16cid:durableId="1925803085">
+    <w:abstractNumId w:val="29"/>
+  </w:num>
+  <w:num w:numId="16" w16cid:durableId="807935079">
+    <w:abstractNumId w:val="15"/>
+  </w:num>
+  <w:num w:numId="17" w16cid:durableId="1368674603">
+    <w:abstractNumId w:val="25"/>
+  </w:num>
+  <w:num w:numId="18" w16cid:durableId="5452043">
+    <w:abstractNumId w:val="6"/>
+  </w:num>
+  <w:num w:numId="19" w16cid:durableId="1854493569">
+    <w:abstractNumId w:val="11"/>
+  </w:num>
+  <w:num w:numId="20" w16cid:durableId="950207302">
+    <w:abstractNumId w:val="13"/>
+  </w:num>
+  <w:num w:numId="21" w16cid:durableId="834228262">
+    <w:abstractNumId w:val="28"/>
+  </w:num>
+  <w:num w:numId="22" w16cid:durableId="1137603474">
     <w:abstractNumId w:val="9"/>
   </w:num>
-  <w:num w:numId="8" w16cid:durableId="1906182019">
-    <w:abstractNumId w:val="5"/>
+  <w:num w:numId="23" w16cid:durableId="1406420481">
+    <w:abstractNumId w:val="3"/>
   </w:num>
-  <w:num w:numId="9" w16cid:durableId="1467157761">
-    <w:abstractNumId w:val="14"/>
+  <w:num w:numId="24" w16cid:durableId="1953979480">
+    <w:abstractNumId w:val="27"/>
   </w:num>
-  <w:num w:numId="10" w16cid:durableId="957296911">
+  <w:num w:numId="25" w16cid:durableId="2111732095">
+    <w:abstractNumId w:val="8"/>
+  </w:num>
+  <w:num w:numId="26" w16cid:durableId="1644651298">
     <w:abstractNumId w:val="17"/>
   </w:num>
-  <w:num w:numId="11" w16cid:durableId="1743676954">
-    <w:abstractNumId w:val="3"/>
-  </w:num>
-  <w:num w:numId="12" w16cid:durableId="1858158302">
-    <w:abstractNumId w:val="19"/>
-  </w:num>
-  <w:num w:numId="13" w16cid:durableId="1601644658">
-    <w:abstractNumId w:val="11"/>
-  </w:num>
-  <w:num w:numId="14" w16cid:durableId="928393718">
+  <w:num w:numId="27" w16cid:durableId="731387957">
     <w:abstractNumId w:val="12"/>
   </w:num>
-  <w:num w:numId="15" w16cid:durableId="1925803085">
+  <w:num w:numId="28" w16cid:durableId="245845369">
     <w:abstractNumId w:val="18"/>
   </w:num>
-  <w:num w:numId="16" w16cid:durableId="807935079">
-    <w:abstractNumId w:val="10"/>
+  <w:num w:numId="29" w16cid:durableId="1140420511">
+    <w:abstractNumId w:val="2"/>
   </w:num>
-  <w:num w:numId="17" w16cid:durableId="1368674603">
-    <w:abstractNumId w:val="16"/>
+  <w:num w:numId="30" w16cid:durableId="1112359595">
+    <w:abstractNumId w:val="23"/>
   </w:num>
-  <w:num w:numId="18" w16cid:durableId="5452043">
-    <w:abstractNumId w:val="4"/>
-  </w:num>
-  <w:num w:numId="19" w16cid:durableId="1854493569">
-    <w:abstractNumId w:val="7"/>
-  </w:num>
-  <w:num w:numId="20" w16cid:durableId="950207302">
-    <w:abstractNumId w:val="8"/>
+  <w:num w:numId="31" w16cid:durableId="1308851327">
+    <w:abstractNumId w:val="20"/>
   </w:num>
 </w:numbering>
 </file>
@@ -6589,7 +11114,6 @@
   <w:style w:type="character" w:default="1" w:styleId="DefaultParagraphFont">
     <w:name w:val="Default Paragraph Font"/>
     <w:uiPriority w:val="1"/>
-    <w:semiHidden/>
     <w:unhideWhenUsed/>
   </w:style>
   <w:style w:type="table" w:default="1" w:styleId="TableNormal">
@@ -6922,6 +11446,49 @@
       </w:tblBorders>
     </w:tblPr>
   </w:style>
+  <w:style w:type="paragraph" w:styleId="NormalWeb">
+    <w:name w:val="Normal (Web)"/>
+    <w:basedOn w:val="Normal"/>
+    <w:uiPriority w:val="99"/>
+    <w:semiHidden/>
+    <w:unhideWhenUsed/>
+    <w:rsid w:val="007A77BB"/>
+    <w:pPr>
+      <w:spacing w:before="100" w:beforeAutospacing="1" w:after="100" w:afterAutospacing="1" w:line="240" w:lineRule="auto"/>
+    </w:pPr>
+    <w:rPr>
+      <w:rFonts w:ascii="Times New Roman" w:eastAsia="Times New Roman" w:hAnsi="Times New Roman" w:cs="Times New Roman"/>
+      <w:kern w:val="0"/>
+      <w:sz w:val="24"/>
+      <w:szCs w:val="24"/>
+      <w:lang w:eastAsia="en-IN"/>
+      <w14:ligatures w14:val="none"/>
+    </w:rPr>
+  </w:style>
+  <w:style w:type="character" w:styleId="Strong">
+    <w:name w:val="Strong"/>
+    <w:basedOn w:val="DefaultParagraphFont"/>
+    <w:uiPriority w:val="22"/>
+    <w:qFormat/>
+    <w:rsid w:val="007A77BB"/>
+    <w:rPr>
+      <w:b/>
+      <w:bCs/>
+    </w:rPr>
+  </w:style>
+  <w:style w:type="character" w:styleId="HTMLCode">
+    <w:name w:val="HTML Code"/>
+    <w:basedOn w:val="DefaultParagraphFont"/>
+    <w:uiPriority w:val="99"/>
+    <w:semiHidden/>
+    <w:unhideWhenUsed/>
+    <w:rsid w:val="00DA5FEB"/>
+    <w:rPr>
+      <w:rFonts w:ascii="Courier New" w:eastAsia="Times New Roman" w:hAnsi="Courier New" w:cs="Courier New"/>
+      <w:sz w:val="20"/>
+      <w:szCs w:val="20"/>
+    </w:rPr>
+  </w:style>
 </w:styles>
 </file>
 

--- a/Documents/Safe Flame_V1.docx
+++ b/Documents/Safe Flame_V1.docx
@@ -2991,13 +2991,23 @@
           <w:lang w:val="en-US"/>
         </w:rPr>
       </w:pPr>
-      <w:r>
-        <w:rPr>
-          <w:sz w:val="24"/>
-          <w:szCs w:val="24"/>
-          <w:lang w:val="en-US"/>
-        </w:rPr>
-        <w:t>Vout= (ADC value/</w:t>
+      <w:proofErr w:type="spellStart"/>
+      <w:r>
+        <w:rPr>
+          <w:sz w:val="24"/>
+          <w:szCs w:val="24"/>
+          <w:lang w:val="en-US"/>
+        </w:rPr>
+        <w:t>Vout</w:t>
+      </w:r>
+      <w:proofErr w:type="spellEnd"/>
+      <w:r>
+        <w:rPr>
+          <w:sz w:val="24"/>
+          <w:szCs w:val="24"/>
+          <w:lang w:val="en-US"/>
+        </w:rPr>
+        <w:t>= (ADC value/</w:t>
       </w:r>
       <w:r>
         <w:rPr>
@@ -3013,8 +3023,18 @@
           <w:szCs w:val="24"/>
           <w:lang w:val="en-US"/>
         </w:rPr>
-        <w:t xml:space="preserve"> Vref</w:t>
-      </w:r>
+        <w:t xml:space="preserve"> </w:t>
+      </w:r>
+      <w:proofErr w:type="spellStart"/>
+      <w:r>
+        <w:rPr>
+          <w:sz w:val="24"/>
+          <w:szCs w:val="24"/>
+          <w:lang w:val="en-US"/>
+        </w:rPr>
+        <w:t>Vref</w:t>
+      </w:r>
+      <w:proofErr w:type="spellEnd"/>
     </w:p>
     <w:p>
       <w:pPr>
@@ -3055,7 +3075,43 @@
           <w:szCs w:val="24"/>
           <w:lang w:val="en-US"/>
         </w:rPr>
-        <w:t>Rs=((Vref-Vout)/Vout)</w:t>
+        <w:t>Rs=((</w:t>
+      </w:r>
+      <w:proofErr w:type="spellStart"/>
+      <w:r>
+        <w:rPr>
+          <w:sz w:val="24"/>
+          <w:szCs w:val="24"/>
+          <w:lang w:val="en-US"/>
+        </w:rPr>
+        <w:t>Vref-Vout</w:t>
+      </w:r>
+      <w:proofErr w:type="spellEnd"/>
+      <w:r>
+        <w:rPr>
+          <w:sz w:val="24"/>
+          <w:szCs w:val="24"/>
+          <w:lang w:val="en-US"/>
+        </w:rPr>
+        <w:t>)/</w:t>
+      </w:r>
+      <w:proofErr w:type="spellStart"/>
+      <w:r>
+        <w:rPr>
+          <w:sz w:val="24"/>
+          <w:szCs w:val="24"/>
+          <w:lang w:val="en-US"/>
+        </w:rPr>
+        <w:t>Vout</w:t>
+      </w:r>
+      <w:proofErr w:type="spellEnd"/>
+      <w:r>
+        <w:rPr>
+          <w:sz w:val="24"/>
+          <w:szCs w:val="24"/>
+          <w:lang w:val="en-US"/>
+        </w:rPr>
+        <w:t>)</w:t>
       </w:r>
       <w:r>
         <w:rPr>
@@ -3081,6 +3137,7 @@
         </w:rPr>
         <w:t xml:space="preserve"> </w:t>
       </w:r>
+      <w:proofErr w:type="spellStart"/>
       <w:r>
         <w:rPr>
           <w:sz w:val="24"/>
@@ -3089,6 +3146,7 @@
         </w:rPr>
         <w:t>Rl</w:t>
       </w:r>
+      <w:proofErr w:type="spellEnd"/>
       <w:r>
         <w:rPr>
           <w:sz w:val="24"/>
@@ -3689,7 +3747,23 @@
           <w:sz w:val="24"/>
           <w:szCs w:val="24"/>
         </w:rPr>
-        <w:t xml:space="preserve">Converts analog values into digital form </w:t>
+        <w:t xml:space="preserve">Converts </w:t>
+      </w:r>
+      <w:proofErr w:type="spellStart"/>
+      <w:r>
+        <w:rPr>
+          <w:sz w:val="24"/>
+          <w:szCs w:val="24"/>
+        </w:rPr>
+        <w:t>analog</w:t>
+      </w:r>
+      <w:proofErr w:type="spellEnd"/>
+      <w:r>
+        <w:rPr>
+          <w:sz w:val="24"/>
+          <w:szCs w:val="24"/>
+        </w:rPr>
+        <w:t xml:space="preserve"> values into digital form </w:t>
       </w:r>
     </w:p>
     <w:p>
@@ -3850,7 +3924,23 @@
           <w:sz w:val="24"/>
           <w:szCs w:val="24"/>
         </w:rPr>
-        <w:t xml:space="preserve">&gt;1 ms </w:t>
+        <w:t xml:space="preserve">&gt;1 </w:t>
+      </w:r>
+      <w:proofErr w:type="spellStart"/>
+      <w:r>
+        <w:rPr>
+          <w:sz w:val="24"/>
+          <w:szCs w:val="24"/>
+        </w:rPr>
+        <w:t>ms</w:t>
+      </w:r>
+      <w:proofErr w:type="spellEnd"/>
+      <w:r>
+        <w:rPr>
+          <w:sz w:val="24"/>
+          <w:szCs w:val="24"/>
+        </w:rPr>
+        <w:t xml:space="preserve"> </w:t>
       </w:r>
     </w:p>
     <w:p>
@@ -3972,7 +4062,23 @@
           <w:sz w:val="24"/>
           <w:szCs w:val="24"/>
         </w:rPr>
-        <w:t>This means:"I am ready to transmit."</w:t>
+        <w:t xml:space="preserve">This </w:t>
+      </w:r>
+      <w:proofErr w:type="spellStart"/>
+      <w:r>
+        <w:rPr>
+          <w:sz w:val="24"/>
+          <w:szCs w:val="24"/>
+        </w:rPr>
+        <w:t>means:"I</w:t>
+      </w:r>
+      <w:proofErr w:type="spellEnd"/>
+      <w:r>
+        <w:rPr>
+          <w:sz w:val="24"/>
+          <w:szCs w:val="24"/>
+        </w:rPr>
+        <w:t xml:space="preserve"> am ready to transmit."</w:t>
       </w:r>
     </w:p>
     <w:p>
@@ -5625,7 +5731,25 @@
           <w:szCs w:val="24"/>
           <w:lang w:val="en-US"/>
         </w:rPr>
-        <w:t>Connect the sensor with STM32 board. There are only three pins Vcc,</w:t>
+        <w:t xml:space="preserve">Connect the sensor with STM32 board. There are only three pins </w:t>
+      </w:r>
+      <w:proofErr w:type="spellStart"/>
+      <w:r>
+        <w:rPr>
+          <w:sz w:val="24"/>
+          <w:szCs w:val="24"/>
+          <w:lang w:val="en-US"/>
+        </w:rPr>
+        <w:t>Vcc</w:t>
+      </w:r>
+      <w:proofErr w:type="spellEnd"/>
+      <w:r>
+        <w:rPr>
+          <w:sz w:val="24"/>
+          <w:szCs w:val="24"/>
+          <w:lang w:val="en-US"/>
+        </w:rPr>
+        <w:t>,</w:t>
       </w:r>
       <w:r>
         <w:rPr>
@@ -5641,7 +5765,25 @@
           <w:szCs w:val="24"/>
           <w:lang w:val="en-US"/>
         </w:rPr>
-        <w:t>GND and data. Connect Vcc with 3.3V supply from CN8,</w:t>
+        <w:t xml:space="preserve">GND and data. Connect </w:t>
+      </w:r>
+      <w:proofErr w:type="spellStart"/>
+      <w:r>
+        <w:rPr>
+          <w:sz w:val="24"/>
+          <w:szCs w:val="24"/>
+          <w:lang w:val="en-US"/>
+        </w:rPr>
+        <w:t>Vcc</w:t>
+      </w:r>
+      <w:proofErr w:type="spellEnd"/>
+      <w:r>
+        <w:rPr>
+          <w:sz w:val="24"/>
+          <w:szCs w:val="24"/>
+          <w:lang w:val="en-US"/>
+        </w:rPr>
+        <w:t xml:space="preserve"> with 3.3V supply from CN8,</w:t>
       </w:r>
       <w:r>
         <w:rPr>
@@ -5680,7 +5822,25 @@
           <w:szCs w:val="24"/>
           <w:lang w:val="en-US"/>
         </w:rPr>
-        <w:t>The DHT22 sensor does not have any LED indication to identify whether it is powered ON when connected to STM32.To ensure that the sensor module works fine, measure the voltage between Vcc and GND pin using a multimeter.</w:t>
+        <w:t xml:space="preserve">The DHT22 sensor does not have any LED indication to identify whether it is powered ON when connected to STM32.To ensure that the sensor module works fine, measure the voltage between </w:t>
+      </w:r>
+      <w:proofErr w:type="spellStart"/>
+      <w:r>
+        <w:rPr>
+          <w:sz w:val="24"/>
+          <w:szCs w:val="24"/>
+          <w:lang w:val="en-US"/>
+        </w:rPr>
+        <w:t>Vcc</w:t>
+      </w:r>
+      <w:proofErr w:type="spellEnd"/>
+      <w:r>
+        <w:rPr>
+          <w:sz w:val="24"/>
+          <w:szCs w:val="24"/>
+          <w:lang w:val="en-US"/>
+        </w:rPr>
+        <w:t xml:space="preserve"> and GND pin using a multimeter.</w:t>
       </w:r>
     </w:p>
     <w:p>
@@ -5703,7 +5863,61 @@
           <w:szCs w:val="24"/>
           <w:lang w:val="en-US"/>
         </w:rPr>
-        <w:t>In the .ioc file configure PA0 as gpio input with pull-up option enabled. This is because DHT22 sensor require a 4.7K pull up resistor between Vcc and data pin.</w:t>
+        <w:t>In the .</w:t>
+      </w:r>
+      <w:proofErr w:type="spellStart"/>
+      <w:r>
+        <w:rPr>
+          <w:sz w:val="24"/>
+          <w:szCs w:val="24"/>
+          <w:lang w:val="en-US"/>
+        </w:rPr>
+        <w:t>ioc</w:t>
+      </w:r>
+      <w:proofErr w:type="spellEnd"/>
+      <w:r>
+        <w:rPr>
+          <w:sz w:val="24"/>
+          <w:szCs w:val="24"/>
+          <w:lang w:val="en-US"/>
+        </w:rPr>
+        <w:t xml:space="preserve"> file configure PA0 as </w:t>
+      </w:r>
+      <w:proofErr w:type="spellStart"/>
+      <w:r>
+        <w:rPr>
+          <w:sz w:val="24"/>
+          <w:szCs w:val="24"/>
+          <w:lang w:val="en-US"/>
+        </w:rPr>
+        <w:t>gpio</w:t>
+      </w:r>
+      <w:proofErr w:type="spellEnd"/>
+      <w:r>
+        <w:rPr>
+          <w:sz w:val="24"/>
+          <w:szCs w:val="24"/>
+          <w:lang w:val="en-US"/>
+        </w:rPr>
+        <w:t xml:space="preserve"> input with pull-up option enabled. This is because DHT22 sensor require a 4.7K pull up resistor between </w:t>
+      </w:r>
+      <w:proofErr w:type="spellStart"/>
+      <w:r>
+        <w:rPr>
+          <w:sz w:val="24"/>
+          <w:szCs w:val="24"/>
+          <w:lang w:val="en-US"/>
+        </w:rPr>
+        <w:t>Vcc</w:t>
+      </w:r>
+      <w:proofErr w:type="spellEnd"/>
+      <w:r>
+        <w:rPr>
+          <w:sz w:val="24"/>
+          <w:szCs w:val="24"/>
+          <w:lang w:val="en-US"/>
+        </w:rPr>
+        <w:t xml:space="preserve"> and data pin.</w:t>
       </w:r>
     </w:p>
     <w:p>
@@ -5734,6 +5948,13 @@
         </w:rPr>
         <w:t>.</w:t>
       </w:r>
+      <w:r>
+        <w:rPr>
+          <w:sz w:val="24"/>
+          <w:szCs w:val="24"/>
+        </w:rPr>
+        <w:t>9</w:t>
+      </w:r>
     </w:p>
     <w:p>
       <w:pPr>
@@ -5855,7 +6076,21 @@
           <w:rFonts w:asciiTheme="minorHAnsi" w:hAnsiTheme="minorHAnsi" w:cstheme="minorHAnsi"/>
         </w:rPr>
         <w:noBreakHyphen/>
-        <w:t xml:space="preserve">ups (~30–50 kΩ). These are </w:t>
+        <w:t>ups (~30–50 </w:t>
+      </w:r>
+      <w:proofErr w:type="spellStart"/>
+      <w:r>
+        <w:rPr>
+          <w:rFonts w:asciiTheme="minorHAnsi" w:hAnsiTheme="minorHAnsi" w:cstheme="minorHAnsi"/>
+        </w:rPr>
+        <w:t>kΩ</w:t>
+      </w:r>
+      <w:proofErr w:type="spellEnd"/>
+      <w:r>
+        <w:rPr>
+          <w:rFonts w:asciiTheme="minorHAnsi" w:hAnsiTheme="minorHAnsi" w:cstheme="minorHAnsi"/>
+        </w:rPr>
+        <w:t xml:space="preserve">). These are </w:t>
       </w:r>
       <w:r>
         <w:rPr>
@@ -5905,8 +6140,39 @@
           <w:b w:val="0"/>
           <w:bCs w:val="0"/>
         </w:rPr>
-        <w:t>4.7 kΩ to 10 kΩ</w:t>
-      </w:r>
+        <w:t>4.7 </w:t>
+      </w:r>
+      <w:proofErr w:type="spellStart"/>
+      <w:r>
+        <w:rPr>
+          <w:rStyle w:val="Strong"/>
+          <w:rFonts w:asciiTheme="minorHAnsi" w:hAnsiTheme="minorHAnsi" w:cstheme="minorHAnsi"/>
+          <w:b w:val="0"/>
+          <w:bCs w:val="0"/>
+        </w:rPr>
+        <w:t>kΩ</w:t>
+      </w:r>
+      <w:proofErr w:type="spellEnd"/>
+      <w:r>
+        <w:rPr>
+          <w:rStyle w:val="Strong"/>
+          <w:rFonts w:asciiTheme="minorHAnsi" w:hAnsiTheme="minorHAnsi" w:cstheme="minorHAnsi"/>
+          <w:b w:val="0"/>
+          <w:bCs w:val="0"/>
+        </w:rPr>
+        <w:t xml:space="preserve"> to 10 </w:t>
+      </w:r>
+      <w:proofErr w:type="spellStart"/>
+      <w:r>
+        <w:rPr>
+          <w:rStyle w:val="Strong"/>
+          <w:rFonts w:asciiTheme="minorHAnsi" w:hAnsiTheme="minorHAnsi" w:cstheme="minorHAnsi"/>
+          <w:b w:val="0"/>
+          <w:bCs w:val="0"/>
+        </w:rPr>
+        <w:t>kΩ</w:t>
+      </w:r>
+      <w:proofErr w:type="spellEnd"/>
       <w:r>
         <w:rPr>
           <w:rFonts w:asciiTheme="minorHAnsi" w:hAnsiTheme="minorHAnsi" w:cstheme="minorHAnsi"/>
@@ -5940,7 +6206,27 @@
           <w:b w:val="0"/>
           <w:bCs w:val="0"/>
         </w:rPr>
-        <w:t>external 4.7 kΩ resistor</w:t>
+        <w:t>external 4.7 </w:t>
+      </w:r>
+      <w:proofErr w:type="spellStart"/>
+      <w:r>
+        <w:rPr>
+          <w:rStyle w:val="Strong"/>
+          <w:rFonts w:asciiTheme="minorHAnsi" w:hAnsiTheme="minorHAnsi" w:cstheme="minorHAnsi"/>
+          <w:b w:val="0"/>
+          <w:bCs w:val="0"/>
+        </w:rPr>
+        <w:t>kΩ</w:t>
+      </w:r>
+      <w:proofErr w:type="spellEnd"/>
+      <w:r>
+        <w:rPr>
+          <w:rStyle w:val="Strong"/>
+          <w:rFonts w:asciiTheme="minorHAnsi" w:hAnsiTheme="minorHAnsi" w:cstheme="minorHAnsi"/>
+          <w:b w:val="0"/>
+          <w:bCs w:val="0"/>
+        </w:rPr>
+        <w:t xml:space="preserve"> resistor</w:t>
       </w:r>
       <w:r>
         <w:rPr>
@@ -6241,10 +6527,7 @@
           <w:lang w:val="en-US"/>
         </w:rPr>
       </w:pPr>
-    </w:p>
-    <w:p>
-      <w:pPr>
-        <w:jc w:val="both"/>
+      <w:r>
         <w:rPr>
           <w:b/>
           <w:bCs/>
@@ -6252,29 +6535,233 @@
           <w:szCs w:val="24"/>
           <w:lang w:val="en-US"/>
         </w:rPr>
-      </w:pPr>
-    </w:p>
-    <w:p>
-      <w:pPr>
-        <w:jc w:val="both"/>
-        <w:rPr>
-          <w:b/>
-          <w:bCs/>
-          <w:sz w:val="24"/>
-          <w:szCs w:val="24"/>
-          <w:lang w:val="en-US"/>
-        </w:rPr>
-      </w:pPr>
-      <w:r>
-        <w:rPr>
-          <w:b/>
-          <w:bCs/>
-          <w:sz w:val="24"/>
-          <w:szCs w:val="24"/>
-          <w:lang w:val="en-US"/>
-        </w:rPr>
+        <w:lastRenderedPageBreak/>
         <w:t>Interfacing HX711+load cell with STM32</w:t>
       </w:r>
+    </w:p>
+    <w:p>
+      <w:pPr>
+        <w:jc w:val="both"/>
+        <w:rPr>
+          <w:sz w:val="24"/>
+          <w:szCs w:val="24"/>
+          <w:lang w:val="en-US"/>
+        </w:rPr>
+      </w:pPr>
+      <w:r>
+        <w:rPr>
+          <w:sz w:val="24"/>
+          <w:szCs w:val="24"/>
+          <w:lang w:val="en-US"/>
+        </w:rPr>
+        <w:t>A three</w:t>
+      </w:r>
+      <w:r>
+        <w:rPr>
+          <w:sz w:val="24"/>
+          <w:szCs w:val="24"/>
+          <w:lang w:val="en-US"/>
+        </w:rPr>
+        <w:t>-</w:t>
+      </w:r>
+      <w:r>
+        <w:rPr>
+          <w:sz w:val="24"/>
+          <w:szCs w:val="24"/>
+          <w:lang w:val="en-US"/>
+        </w:rPr>
+        <w:t xml:space="preserve">wire load cell </w:t>
+      </w:r>
+      <w:r>
+        <w:rPr>
+          <w:sz w:val="24"/>
+          <w:szCs w:val="24"/>
+          <w:lang w:val="en-US"/>
+        </w:rPr>
+        <w:t>with HX711 amplifier module is connected with STM32.The hardware connection is as follows:</w:t>
+      </w:r>
+    </w:p>
+    <w:p>
+      <w:pPr>
+        <w:jc w:val="both"/>
+        <w:rPr>
+          <w:sz w:val="24"/>
+          <w:szCs w:val="24"/>
+          <w:lang w:val="en-US"/>
+        </w:rPr>
+      </w:pPr>
+      <w:r>
+        <w:rPr>
+          <w:sz w:val="24"/>
+          <w:szCs w:val="24"/>
+          <w:lang w:val="en-US"/>
+        </w:rPr>
+        <w:t>HX711 DT: -GPIO input- STM32 PB0-CN10</w:t>
+      </w:r>
+    </w:p>
+    <w:p>
+      <w:pPr>
+        <w:jc w:val="both"/>
+        <w:rPr>
+          <w:sz w:val="24"/>
+          <w:szCs w:val="24"/>
+          <w:lang w:val="en-US"/>
+        </w:rPr>
+      </w:pPr>
+      <w:r>
+        <w:rPr>
+          <w:sz w:val="24"/>
+          <w:szCs w:val="24"/>
+          <w:lang w:val="en-US"/>
+        </w:rPr>
+        <w:t>HX711 SCK: -GPIO output-STM32 PB1-CN10</w:t>
+      </w:r>
+    </w:p>
+    <w:p>
+      <w:pPr>
+        <w:jc w:val="both"/>
+        <w:rPr>
+          <w:sz w:val="24"/>
+          <w:szCs w:val="24"/>
+          <w:lang w:val="en-US"/>
+        </w:rPr>
+      </w:pPr>
+      <w:r>
+        <w:rPr>
+          <w:sz w:val="24"/>
+          <w:szCs w:val="24"/>
+          <w:lang w:val="en-US"/>
+        </w:rPr>
+        <w:t xml:space="preserve">HX711 </w:t>
+      </w:r>
+      <w:proofErr w:type="spellStart"/>
+      <w:proofErr w:type="gramStart"/>
+      <w:r>
+        <w:rPr>
+          <w:sz w:val="24"/>
+          <w:szCs w:val="24"/>
+          <w:lang w:val="en-US"/>
+        </w:rPr>
+        <w:t>Vcc</w:t>
+      </w:r>
+      <w:proofErr w:type="spellEnd"/>
+      <w:r>
+        <w:rPr>
+          <w:sz w:val="24"/>
+          <w:szCs w:val="24"/>
+          <w:lang w:val="en-US"/>
+        </w:rPr>
+        <w:t xml:space="preserve"> :</w:t>
+      </w:r>
+      <w:proofErr w:type="gramEnd"/>
+      <w:r>
+        <w:rPr>
+          <w:sz w:val="24"/>
+          <w:szCs w:val="24"/>
+          <w:lang w:val="en-US"/>
+        </w:rPr>
+        <w:t xml:space="preserve"> -3.3V/5V- STM32 CN8</w:t>
+      </w:r>
+    </w:p>
+    <w:p>
+      <w:pPr>
+        <w:jc w:val="both"/>
+        <w:rPr>
+          <w:sz w:val="24"/>
+          <w:szCs w:val="24"/>
+          <w:lang w:val="en-US"/>
+        </w:rPr>
+      </w:pPr>
+      <w:r>
+        <w:rPr>
+          <w:sz w:val="24"/>
+          <w:szCs w:val="24"/>
+          <w:lang w:val="en-US"/>
+        </w:rPr>
+        <w:t xml:space="preserve">HX711 </w:t>
+      </w:r>
+      <w:r>
+        <w:rPr>
+          <w:sz w:val="24"/>
+          <w:szCs w:val="24"/>
+          <w:lang w:val="en-US"/>
+        </w:rPr>
+        <w:t>GND:</w:t>
+      </w:r>
+      <w:r>
+        <w:rPr>
+          <w:sz w:val="24"/>
+          <w:szCs w:val="24"/>
+          <w:lang w:val="en-US"/>
+        </w:rPr>
+        <w:t xml:space="preserve"> - GND- STM32 GND CN8</w:t>
+      </w:r>
+    </w:p>
+    <w:p>
+      <w:pPr>
+        <w:jc w:val="both"/>
+        <w:rPr>
+          <w:sz w:val="24"/>
+          <w:szCs w:val="24"/>
+          <w:lang w:val="en-US"/>
+        </w:rPr>
+      </w:pPr>
+      <w:r>
+        <w:rPr>
+          <w:sz w:val="24"/>
+          <w:szCs w:val="24"/>
+          <w:lang w:val="en-US"/>
+        </w:rPr>
+        <w:t>HX711 E+: - load cell red wire</w:t>
+      </w:r>
+    </w:p>
+    <w:p>
+      <w:pPr>
+        <w:jc w:val="both"/>
+        <w:rPr>
+          <w:sz w:val="24"/>
+          <w:szCs w:val="24"/>
+          <w:lang w:val="en-US"/>
+        </w:rPr>
+      </w:pPr>
+      <w:r>
+        <w:rPr>
+          <w:sz w:val="24"/>
+          <w:szCs w:val="24"/>
+          <w:lang w:val="en-US"/>
+        </w:rPr>
+        <w:t>HX711 E-: - load cell black wire</w:t>
+      </w:r>
+    </w:p>
+    <w:p>
+      <w:pPr>
+        <w:jc w:val="both"/>
+        <w:rPr>
+          <w:sz w:val="24"/>
+          <w:szCs w:val="24"/>
+          <w:lang w:val="en-US"/>
+        </w:rPr>
+      </w:pPr>
+    </w:p>
+    <w:p>
+      <w:pPr>
+        <w:jc w:val="both"/>
+        <w:rPr>
+          <w:sz w:val="24"/>
+          <w:szCs w:val="24"/>
+          <w:lang w:val="en-US"/>
+        </w:rPr>
+      </w:pPr>
+    </w:p>
+    <w:p>
+      <w:pPr>
+        <w:jc w:val="both"/>
+        <w:rPr>
+          <w:sz w:val="24"/>
+          <w:szCs w:val="24"/>
+          <w:lang w:val="en-US"/>
+        </w:rPr>
+      </w:pPr>
     </w:p>
     <w:sectPr>
       <w:pgSz w:w="11906" w:h="16838"/>
@@ -11785,4 +12272,24 @@
     </a:ext>
   </a:extLst>
 </a:theme>
+</file>
+
+<file path=word/webextensions/taskpanes.xml><?xml version="1.0" encoding="utf-8"?>
+<wetp:taskpanes xmlns:wetp="http://schemas.microsoft.com/office/webextensions/taskpanes/2010/11">
+  <wetp:taskpane dockstate="right" visibility="0" width="438" row="0">
+    <wetp:webextensionref xmlns:r="http://schemas.openxmlformats.org/officeDocument/2006/relationships" r:id="rId1"/>
+  </wetp:taskpane>
+</wetp:taskpanes>
+</file>
+
+<file path=word/webextensions/webextension1.xml><?xml version="1.0" encoding="utf-8"?>
+<we:webextension xmlns:we="http://schemas.microsoft.com/office/webextensions/webextension/2010/11" id="{CF7E0543-4000-4925-8EAF-9852E2BAA9B3}">
+  <we:reference id="wa200000113" version="1.0.0.0" store="en-US" storeType="OMEX"/>
+  <we:alternateReferences>
+    <we:reference id="WA200000113" version="1.0.0.0" store="" storeType="OMEX"/>
+  </we:alternateReferences>
+  <we:properties/>
+  <we:bindings/>
+  <we:snapshot xmlns:r="http://schemas.openxmlformats.org/officeDocument/2006/relationships"/>
+</we:webextension>
 </file>
--- a/Documents/Safe Flame_V1.docx
+++ b/Documents/Safe Flame_V1.docx
@@ -1204,8 +1204,6 @@
       <w:pPr>
         <w:jc w:val="both"/>
         <w:rPr>
-          <w:b/>
-          <w:bCs/>
           <w:sz w:val="24"/>
           <w:szCs w:val="24"/>
           <w:lang w:val="en-US"/>
@@ -1244,9 +1242,9 @@
           <w:lang w:val="en-US"/>
         </w:rPr>
         <w:drawing>
-          <wp:inline distT="0" distB="0" distL="0" distR="0" wp14:anchorId="41A774CB" wp14:editId="719ECB89">
-            <wp:extent cx="5731510" cy="4165600"/>
-            <wp:effectExtent l="0" t="0" r="2540" b="6350"/>
+          <wp:inline distT="0" distB="0" distL="0" distR="0" wp14:anchorId="41A774CB" wp14:editId="763B286D">
+            <wp:extent cx="5481879" cy="3984171"/>
+            <wp:effectExtent l="0" t="0" r="5080" b="0"/>
             <wp:docPr id="1254533600" name="Picture 1"/>
             <wp:cNvGraphicFramePr>
               <a:graphicFrameLocks xmlns:a="http://schemas.openxmlformats.org/drawingml/2006/main" noChangeAspect="1"/>
@@ -1267,7 +1265,7 @@
                   <pic:spPr>
                     <a:xfrm>
                       <a:off x="0" y="0"/>
-                      <a:ext cx="5731510" cy="4165600"/>
+                      <a:ext cx="5487531" cy="3988279"/>
                     </a:xfrm>
                     <a:prstGeom prst="rect">
                       <a:avLst/>
@@ -1303,7 +1301,10 @@
           <w:lang w:val="en-US"/>
         </w:rPr>
       </w:pPr>
-      <w:r>
+    </w:p>
+    <w:p>
+      <w:pPr>
+        <w:jc w:val="both"/>
         <w:rPr>
           <w:b/>
           <w:bCs/>
@@ -1311,6 +1312,167 @@
           <w:szCs w:val="24"/>
           <w:lang w:val="en-US"/>
         </w:rPr>
+      </w:pPr>
+      <w:r>
+        <w:rPr>
+          <w:b/>
+          <w:bCs/>
+          <w:noProof/>
+          <w:sz w:val="24"/>
+          <w:szCs w:val="24"/>
+          <w:lang w:val="en-US"/>
+        </w:rPr>
+        <w:drawing>
+          <wp:inline distT="0" distB="0" distL="0" distR="0" wp14:anchorId="5A70A8C5" wp14:editId="544282B5">
+            <wp:extent cx="5094797" cy="3396343"/>
+            <wp:effectExtent l="0" t="0" r="0" b="0"/>
+            <wp:docPr id="2039855394" name="Picture 1"/>
+            <wp:cNvGraphicFramePr>
+              <a:graphicFrameLocks xmlns:a="http://schemas.openxmlformats.org/drawingml/2006/main" noChangeAspect="1"/>
+            </wp:cNvGraphicFramePr>
+            <a:graphic xmlns:a="http://schemas.openxmlformats.org/drawingml/2006/main">
+              <a:graphicData uri="http://schemas.openxmlformats.org/drawingml/2006/picture">
+                <pic:pic xmlns:pic="http://schemas.openxmlformats.org/drawingml/2006/picture">
+                  <pic:nvPicPr>
+                    <pic:cNvPr id="2039855394" name="Picture 2039855394"/>
+                    <pic:cNvPicPr/>
+                  </pic:nvPicPr>
+                  <pic:blipFill>
+                    <a:blip r:embed="rId6" cstate="print">
+                      <a:extLst>
+                        <a:ext uri="{28A0092B-C50C-407E-A947-70E740481C1C}">
+                          <a14:useLocalDpi xmlns:a14="http://schemas.microsoft.com/office/drawing/2010/main" val="0"/>
+                        </a:ext>
+                      </a:extLst>
+                    </a:blip>
+                    <a:stretch>
+                      <a:fillRect/>
+                    </a:stretch>
+                  </pic:blipFill>
+                  <pic:spPr>
+                    <a:xfrm>
+                      <a:off x="0" y="0"/>
+                      <a:ext cx="5101022" cy="3400492"/>
+                    </a:xfrm>
+                    <a:prstGeom prst="rect">
+                      <a:avLst/>
+                    </a:prstGeom>
+                  </pic:spPr>
+                </pic:pic>
+              </a:graphicData>
+            </a:graphic>
+          </wp:inline>
+        </w:drawing>
+      </w:r>
+    </w:p>
+    <w:p>
+      <w:pPr>
+        <w:jc w:val="both"/>
+        <w:rPr>
+          <w:b/>
+          <w:bCs/>
+          <w:sz w:val="24"/>
+          <w:szCs w:val="24"/>
+          <w:lang w:val="en-US"/>
+        </w:rPr>
+      </w:pPr>
+      <w:r>
+        <w:rPr>
+          <w:b/>
+          <w:bCs/>
+          <w:noProof/>
+          <w:sz w:val="24"/>
+          <w:szCs w:val="24"/>
+          <w:lang w:val="en-US"/>
+        </w:rPr>
+        <w:lastRenderedPageBreak/>
+        <w:drawing>
+          <wp:inline distT="0" distB="0" distL="0" distR="0" wp14:anchorId="3A4F86F5" wp14:editId="3CB9505D">
+            <wp:extent cx="5419453" cy="8129179"/>
+            <wp:effectExtent l="0" t="0" r="0" b="5715"/>
+            <wp:docPr id="1348354832" name="Picture 2"/>
+            <wp:cNvGraphicFramePr>
+              <a:graphicFrameLocks xmlns:a="http://schemas.openxmlformats.org/drawingml/2006/main" noChangeAspect="1"/>
+            </wp:cNvGraphicFramePr>
+            <a:graphic xmlns:a="http://schemas.openxmlformats.org/drawingml/2006/main">
+              <a:graphicData uri="http://schemas.openxmlformats.org/drawingml/2006/picture">
+                <pic:pic xmlns:pic="http://schemas.openxmlformats.org/drawingml/2006/picture">
+                  <pic:nvPicPr>
+                    <pic:cNvPr id="1348354832" name="Picture 1348354832"/>
+                    <pic:cNvPicPr/>
+                  </pic:nvPicPr>
+                  <pic:blipFill>
+                    <a:blip r:embed="rId7">
+                      <a:extLst>
+                        <a:ext uri="{28A0092B-C50C-407E-A947-70E740481C1C}">
+                          <a14:useLocalDpi xmlns:a14="http://schemas.microsoft.com/office/drawing/2010/main" val="0"/>
+                        </a:ext>
+                      </a:extLst>
+                    </a:blip>
+                    <a:stretch>
+                      <a:fillRect/>
+                    </a:stretch>
+                  </pic:blipFill>
+                  <pic:spPr>
+                    <a:xfrm>
+                      <a:off x="0" y="0"/>
+                      <a:ext cx="5423410" cy="8135115"/>
+                    </a:xfrm>
+                    <a:prstGeom prst="rect">
+                      <a:avLst/>
+                    </a:prstGeom>
+                  </pic:spPr>
+                </pic:pic>
+              </a:graphicData>
+            </a:graphic>
+          </wp:inline>
+        </w:drawing>
+      </w:r>
+    </w:p>
+    <w:p>
+      <w:pPr>
+        <w:jc w:val="both"/>
+        <w:rPr>
+          <w:b/>
+          <w:bCs/>
+          <w:sz w:val="24"/>
+          <w:szCs w:val="24"/>
+          <w:lang w:val="en-US"/>
+        </w:rPr>
+      </w:pPr>
+    </w:p>
+    <w:p>
+      <w:pPr>
+        <w:jc w:val="both"/>
+        <w:rPr>
+          <w:b/>
+          <w:bCs/>
+          <w:sz w:val="24"/>
+          <w:szCs w:val="24"/>
+          <w:lang w:val="en-US"/>
+        </w:rPr>
+      </w:pPr>
+    </w:p>
+    <w:p>
+      <w:pPr>
+        <w:jc w:val="both"/>
+        <w:rPr>
+          <w:b/>
+          <w:bCs/>
+          <w:sz w:val="24"/>
+          <w:szCs w:val="24"/>
+          <w:lang w:val="en-US"/>
+        </w:rPr>
+      </w:pPr>
+      <w:r>
+        <w:rPr>
+          <w:b/>
+          <w:bCs/>
+          <w:sz w:val="24"/>
+          <w:szCs w:val="24"/>
+          <w:lang w:val="en-US"/>
+        </w:rPr>
+        <w:lastRenderedPageBreak/>
         <w:t>Components Required</w:t>
       </w:r>
     </w:p>
@@ -1592,7 +1754,6 @@
           <w:szCs w:val="24"/>
           <w:lang w:val="en-US"/>
         </w:rPr>
-        <w:lastRenderedPageBreak/>
         <w:t>MQ-2 alone is fine for simple leak detection, but for distinguishing LPG, methane and CO a multi sensor array is used.</w:t>
       </w:r>
     </w:p>
@@ -1638,7 +1799,7 @@
                     <pic:cNvPicPr/>
                   </pic:nvPicPr>
                   <pic:blipFill>
-                    <a:blip r:embed="rId6"/>
+                    <a:blip r:embed="rId8"/>
                     <a:stretch>
                       <a:fillRect/>
                     </a:stretch>
@@ -1678,6 +1839,7 @@
           <w:szCs w:val="24"/>
           <w:lang w:val="en-US"/>
         </w:rPr>
+        <w:lastRenderedPageBreak/>
         <w:t>GPIO pin mapping</w:t>
       </w:r>
     </w:p>
@@ -2443,36 +2605,6 @@
           <w:lang w:val="en-US"/>
         </w:rPr>
       </w:pPr>
-    </w:p>
-    <w:p>
-      <w:pPr>
-        <w:jc w:val="both"/>
-        <w:rPr>
-          <w:sz w:val="24"/>
-          <w:szCs w:val="24"/>
-          <w:lang w:val="en-US"/>
-        </w:rPr>
-      </w:pPr>
-    </w:p>
-    <w:p>
-      <w:pPr>
-        <w:jc w:val="both"/>
-        <w:rPr>
-          <w:sz w:val="24"/>
-          <w:szCs w:val="24"/>
-          <w:lang w:val="en-US"/>
-        </w:rPr>
-      </w:pPr>
-    </w:p>
-    <w:p>
-      <w:pPr>
-        <w:jc w:val="both"/>
-        <w:rPr>
-          <w:sz w:val="24"/>
-          <w:szCs w:val="24"/>
-          <w:lang w:val="en-US"/>
-        </w:rPr>
-      </w:pPr>
       <w:r>
         <w:rPr>
           <w:noProof/>
@@ -2480,7 +2612,6 @@
           <w:szCs w:val="24"/>
           <w:lang w:val="en-US"/>
         </w:rPr>
-        <w:lastRenderedPageBreak/>
         <w:drawing>
           <wp:inline distT="0" distB="0" distL="0" distR="0" wp14:anchorId="609D749B" wp14:editId="055337B1">
             <wp:extent cx="5731510" cy="4507865"/>
@@ -2497,7 +2628,7 @@
                     <pic:cNvPicPr/>
                   </pic:nvPicPr>
                   <pic:blipFill>
-                    <a:blip r:embed="rId7"/>
+                    <a:blip r:embed="rId9"/>
                     <a:stretch>
                       <a:fillRect/>
                     </a:stretch>
@@ -2554,6 +2685,7 @@
           <w:szCs w:val="24"/>
           <w:lang w:val="en-US"/>
         </w:rPr>
+        <w:lastRenderedPageBreak/>
         <w:drawing>
           <wp:inline distT="0" distB="0" distL="0" distR="0" wp14:anchorId="5F5DC677" wp14:editId="6048D917">
             <wp:extent cx="5731510" cy="1378585"/>
@@ -2570,7 +2702,7 @@
                     <pic:cNvPicPr/>
                   </pic:nvPicPr>
                   <pic:blipFill>
-                    <a:blip r:embed="rId8"/>
+                    <a:blip r:embed="rId10"/>
                     <a:stretch>
                       <a:fillRect/>
                     </a:stretch>
@@ -2610,66 +2742,6 @@
           <w:lang w:val="en-US"/>
         </w:rPr>
       </w:pPr>
-    </w:p>
-    <w:p>
-      <w:pPr>
-        <w:jc w:val="both"/>
-        <w:rPr>
-          <w:sz w:val="24"/>
-          <w:szCs w:val="24"/>
-          <w:lang w:val="en-US"/>
-        </w:rPr>
-      </w:pPr>
-    </w:p>
-    <w:p>
-      <w:pPr>
-        <w:jc w:val="both"/>
-        <w:rPr>
-          <w:sz w:val="24"/>
-          <w:szCs w:val="24"/>
-          <w:lang w:val="en-US"/>
-        </w:rPr>
-      </w:pPr>
-    </w:p>
-    <w:p>
-      <w:pPr>
-        <w:jc w:val="both"/>
-        <w:rPr>
-          <w:sz w:val="24"/>
-          <w:szCs w:val="24"/>
-          <w:lang w:val="en-US"/>
-        </w:rPr>
-      </w:pPr>
-    </w:p>
-    <w:p>
-      <w:pPr>
-        <w:jc w:val="both"/>
-        <w:rPr>
-          <w:sz w:val="24"/>
-          <w:szCs w:val="24"/>
-          <w:lang w:val="en-US"/>
-        </w:rPr>
-      </w:pPr>
-    </w:p>
-    <w:p>
-      <w:pPr>
-        <w:jc w:val="both"/>
-        <w:rPr>
-          <w:sz w:val="24"/>
-          <w:szCs w:val="24"/>
-          <w:lang w:val="en-US"/>
-        </w:rPr>
-      </w:pPr>
-    </w:p>
-    <w:p>
-      <w:pPr>
-        <w:jc w:val="both"/>
-        <w:rPr>
-          <w:sz w:val="24"/>
-          <w:szCs w:val="24"/>
-          <w:lang w:val="en-US"/>
-        </w:rPr>
-      </w:pPr>
       <w:r>
         <w:rPr>
           <w:noProof/>
@@ -2677,7 +2749,6 @@
           <w:szCs w:val="24"/>
           <w:lang w:val="en-US"/>
         </w:rPr>
-        <w:lastRenderedPageBreak/>
         <w:drawing>
           <wp:inline distT="0" distB="0" distL="0" distR="0" wp14:anchorId="0151E75F" wp14:editId="1B4160EE">
             <wp:extent cx="5731510" cy="3619500"/>
@@ -2694,7 +2765,7 @@
                     <pic:cNvPicPr/>
                   </pic:nvPicPr>
                   <pic:blipFill>
-                    <a:blip r:embed="rId9"/>
+                    <a:blip r:embed="rId11"/>
                     <a:stretch>
                       <a:fillRect/>
                     </a:stretch>
@@ -2757,7 +2828,7 @@
                     <pic:cNvPicPr/>
                   </pic:nvPicPr>
                   <pic:blipFill>
-                    <a:blip r:embed="rId10"/>
+                    <a:blip r:embed="rId12"/>
                     <a:stretch>
                       <a:fillRect/>
                     </a:stretch>
@@ -2821,7 +2892,7 @@
                     <pic:cNvPicPr/>
                   </pic:nvPicPr>
                   <pic:blipFill>
-                    <a:blip r:embed="rId11"/>
+                    <a:blip r:embed="rId13"/>
                     <a:stretch>
                       <a:fillRect/>
                     </a:stretch>
@@ -2884,7 +2955,7 @@
                     <pic:cNvPicPr/>
                   </pic:nvPicPr>
                   <pic:blipFill>
-                    <a:blip r:embed="rId12"/>
+                    <a:blip r:embed="rId14"/>
                     <a:stretch>
                       <a:fillRect/>
                     </a:stretch>
@@ -3365,35 +3436,7 @@
           <w:sz w:val="24"/>
           <w:szCs w:val="24"/>
         </w:rPr>
-        <w:t>The DHT22 Sensor (also called AM2302) is a digital sensor that measure</w:t>
-      </w:r>
-      <w:r>
-        <w:rPr>
-          <w:sz w:val="24"/>
-          <w:szCs w:val="24"/>
-        </w:rPr>
-        <w:t>s t</w:t>
-      </w:r>
-      <w:r>
-        <w:rPr>
-          <w:sz w:val="24"/>
-          <w:szCs w:val="24"/>
-        </w:rPr>
-        <w:t>emperature</w:t>
-      </w:r>
-      <w:r>
-        <w:rPr>
-          <w:sz w:val="24"/>
-          <w:szCs w:val="24"/>
-        </w:rPr>
-        <w:t xml:space="preserve"> and r</w:t>
-      </w:r>
-      <w:r>
-        <w:rPr>
-          <w:sz w:val="24"/>
-          <w:szCs w:val="24"/>
-        </w:rPr>
-        <w:t>elative Humidity and sends the readings to a microcontroller</w:t>
+        <w:t>The DHT22 Sensor (also called AM2302) is a digital sensor that measures temperature and relative Humidity and sends the readings to a microcontroller</w:t>
       </w:r>
       <w:r>
         <w:rPr>
@@ -3621,21 +3664,7 @@
           <w:sz w:val="24"/>
           <w:szCs w:val="24"/>
         </w:rPr>
-        <w:t xml:space="preserve">Temperature </w:t>
-      </w:r>
-      <w:r>
-        <w:rPr>
-          <w:sz w:val="24"/>
-          <w:szCs w:val="24"/>
-        </w:rPr>
-        <w:t>↑ Resistance</w:t>
-      </w:r>
-      <w:r>
-        <w:rPr>
-          <w:sz w:val="24"/>
-          <w:szCs w:val="24"/>
-        </w:rPr>
-        <w:t xml:space="preserve"> ↓ </w:t>
+        <w:t xml:space="preserve">Temperature ↑ Resistance ↓ </w:t>
       </w:r>
     </w:p>
     <w:p>
@@ -3797,6 +3826,7 @@
       </w:pPr>
       <w:r>
         <w:rPr>
+          <w:noProof/>
           <w:sz w:val="24"/>
           <w:szCs w:val="24"/>
         </w:rPr>
@@ -3816,7 +3846,7 @@
                     <pic:cNvPicPr/>
                   </pic:nvPicPr>
                   <pic:blipFill rotWithShape="1">
-                    <a:blip r:embed="rId13"/>
+                    <a:blip r:embed="rId15"/>
                     <a:srcRect b="2625"/>
                     <a:stretch>
                       <a:fillRect/>
@@ -4838,21 +4868,7 @@
           <w:sz w:val="24"/>
           <w:szCs w:val="24"/>
         </w:rPr>
-        <w:t>2</w:t>
-      </w:r>
-      <w:r>
-        <w:rPr>
-          <w:sz w:val="24"/>
-          <w:szCs w:val="24"/>
-        </w:rPr>
-        <w:t>:</w:t>
-      </w:r>
-      <w:r>
-        <w:rPr>
-          <w:sz w:val="24"/>
-          <w:szCs w:val="24"/>
-        </w:rPr>
-        <w:t xml:space="preserve"> </w:t>
+        <w:t xml:space="preserve">2: </w:t>
       </w:r>
       <w:r>
         <w:rPr>
@@ -4894,21 +4910,7 @@
           <w:sz w:val="24"/>
           <w:szCs w:val="24"/>
         </w:rPr>
-        <w:t>3</w:t>
-      </w:r>
-      <w:r>
-        <w:rPr>
-          <w:sz w:val="24"/>
-          <w:szCs w:val="24"/>
-        </w:rPr>
-        <w:t>:</w:t>
-      </w:r>
-      <w:r>
-        <w:rPr>
-          <w:sz w:val="24"/>
-          <w:szCs w:val="24"/>
-        </w:rPr>
-        <w:t xml:space="preserve"> </w:t>
+        <w:t xml:space="preserve">3: </w:t>
       </w:r>
       <w:r>
         <w:rPr>
@@ -4957,21 +4959,7 @@
           <w:sz w:val="24"/>
           <w:szCs w:val="24"/>
         </w:rPr>
-        <w:t>4</w:t>
-      </w:r>
-      <w:r>
-        <w:rPr>
-          <w:sz w:val="24"/>
-          <w:szCs w:val="24"/>
-        </w:rPr>
-        <w:t>:</w:t>
-      </w:r>
-      <w:r>
-        <w:rPr>
-          <w:sz w:val="24"/>
-          <w:szCs w:val="24"/>
-        </w:rPr>
-        <w:t xml:space="preserve"> </w:t>
+        <w:t xml:space="preserve">4: </w:t>
       </w:r>
       <w:r>
         <w:rPr>
@@ -5020,21 +5008,7 @@
           <w:sz w:val="24"/>
           <w:szCs w:val="24"/>
         </w:rPr>
-        <w:t>5</w:t>
-      </w:r>
-      <w:r>
-        <w:rPr>
-          <w:sz w:val="24"/>
-          <w:szCs w:val="24"/>
-        </w:rPr>
-        <w:t>:</w:t>
-      </w:r>
-      <w:r>
-        <w:rPr>
-          <w:sz w:val="24"/>
-          <w:szCs w:val="24"/>
-        </w:rPr>
-        <w:t xml:space="preserve"> </w:t>
+        <w:t xml:space="preserve">5: </w:t>
       </w:r>
       <w:r>
         <w:rPr>
@@ -5109,6 +5083,7 @@
       </w:pPr>
       <w:r>
         <w:rPr>
+          <w:noProof/>
           <w:sz w:val="24"/>
           <w:szCs w:val="24"/>
         </w:rPr>
@@ -5128,7 +5103,7 @@
                     <pic:cNvPicPr/>
                   </pic:nvPicPr>
                   <pic:blipFill>
-                    <a:blip r:embed="rId14"/>
+                    <a:blip r:embed="rId16"/>
                     <a:stretch>
                       <a:fillRect/>
                     </a:stretch>
@@ -5410,14 +5385,7 @@
           <w:sz w:val="24"/>
           <w:szCs w:val="24"/>
         </w:rPr>
-        <w:t>t</w:t>
-      </w:r>
-      <w:r>
-        <w:rPr>
-          <w:sz w:val="24"/>
-          <w:szCs w:val="24"/>
-        </w:rPr>
-        <w:t>he DHT22 sends humidity and temperature as 16</w:t>
+        <w:t>the DHT22 sends humidity and temperature as 16</w:t>
       </w:r>
       <w:r>
         <w:rPr>
@@ -5433,21 +5401,7 @@
           <w:szCs w:val="24"/>
         </w:rPr>
         <w:noBreakHyphen/>
-        <w:t>bit bytes.</w:t>
-      </w:r>
-      <w:r>
-        <w:rPr>
-          <w:sz w:val="24"/>
-          <w:szCs w:val="24"/>
-        </w:rPr>
-        <w:t xml:space="preserve"> </w:t>
-      </w:r>
-      <w:r>
-        <w:rPr>
-          <w:sz w:val="24"/>
-          <w:szCs w:val="24"/>
-        </w:rPr>
-        <w:t>Byte1 is the high byte, Byte2 is the low byte.</w:t>
+        <w:t>bit bytes. Byte1 is the high byte, Byte2 is the low byte.</w:t>
       </w:r>
       <w:r>
         <w:rPr>
@@ -5552,31 +5506,7 @@
           <w:sz w:val="24"/>
           <w:szCs w:val="24"/>
         </w:rPr>
-        <w:t>value</w:t>
-      </w:r>
-      <w:r>
-        <w:rPr>
-          <w:rFonts w:cstheme="minorHAnsi"/>
-          <w:sz w:val="24"/>
-          <w:szCs w:val="24"/>
-        </w:rPr>
-        <w:t xml:space="preserve">, </w:t>
-      </w:r>
-      <w:r>
-        <w:rPr>
-          <w:rFonts w:cstheme="minorHAnsi"/>
-          <w:sz w:val="24"/>
-          <w:szCs w:val="24"/>
-        </w:rPr>
-        <w:t>0xFF = 11111111 (binary) = 255 (decimal)</w:t>
-      </w:r>
-      <w:r>
-        <w:rPr>
-          <w:rFonts w:cstheme="minorHAnsi"/>
-          <w:sz w:val="24"/>
-          <w:szCs w:val="24"/>
-        </w:rPr>
-        <w:t>.</w:t>
+        <w:t>value, 0xFF = 11111111 (binary) = 255 (decimal).</w:t>
       </w:r>
     </w:p>
     <w:p>
@@ -6271,6 +6201,7 @@
       </w:pPr>
       <w:r>
         <w:rPr>
+          <w:noProof/>
           <w:sz w:val="24"/>
           <w:szCs w:val="24"/>
           <w:lang w:val="en-US"/>
@@ -6291,7 +6222,7 @@
                     <pic:cNvPicPr/>
                   </pic:nvPicPr>
                   <pic:blipFill rotWithShape="1">
-                    <a:blip r:embed="rId15"/>
+                    <a:blip r:embed="rId17"/>
                     <a:srcRect l="-494" t="1784" r="-1512"/>
                     <a:stretch>
                       <a:fillRect/>
@@ -6355,6 +6286,7 @@
       </w:pPr>
       <w:r>
         <w:rPr>
+          <w:noProof/>
           <w:sz w:val="24"/>
           <w:szCs w:val="24"/>
           <w:lang w:val="en-US"/>
@@ -6375,7 +6307,7 @@
                     <pic:cNvPicPr/>
                   </pic:nvPicPr>
                   <pic:blipFill>
-                    <a:blip r:embed="rId16"/>
+                    <a:blip r:embed="rId18"/>
                     <a:stretch>
                       <a:fillRect/>
                     </a:stretch>
@@ -6417,6 +6349,7 @@
       </w:pPr>
       <w:r>
         <w:rPr>
+          <w:noProof/>
           <w:sz w:val="24"/>
           <w:szCs w:val="24"/>
           <w:lang w:val="en-US"/>
@@ -6437,7 +6370,7 @@
                     <pic:cNvPicPr/>
                   </pic:nvPicPr>
                   <pic:blipFill>
-                    <a:blip r:embed="rId17"/>
+                    <a:blip r:embed="rId19"/>
                     <a:stretch>
                       <a:fillRect/>
                     </a:stretch>
@@ -6635,7 +6568,6 @@
         <w:t xml:space="preserve">HX711 </w:t>
       </w:r>
       <w:proofErr w:type="spellStart"/>
-      <w:proofErr w:type="gramStart"/>
       <w:r>
         <w:rPr>
           <w:sz w:val="24"/>
@@ -6651,9 +6583,8 @@
           <w:szCs w:val="24"/>
           <w:lang w:val="en-US"/>
         </w:rPr>
-        <w:t xml:space="preserve"> :</w:t>
-      </w:r>
-      <w:proofErr w:type="gramEnd"/>
+        <w:t>:</w:t>
+      </w:r>
       <w:r>
         <w:rPr>
           <w:sz w:val="24"/>
@@ -6752,6 +6683,221 @@
           <w:lang w:val="en-US"/>
         </w:rPr>
       </w:pPr>
+      <w:r>
+        <w:rPr>
+          <w:sz w:val="24"/>
+          <w:szCs w:val="24"/>
+          <w:lang w:val="en-US"/>
+        </w:rPr>
+        <w:drawing>
+          <wp:inline distT="0" distB="0" distL="0" distR="0" wp14:anchorId="341E5B35" wp14:editId="13E0725F">
+            <wp:extent cx="5731510" cy="3653790"/>
+            <wp:effectExtent l="0" t="0" r="2540" b="3810"/>
+            <wp:docPr id="1003018432" name="Picture 1"/>
+            <wp:cNvGraphicFramePr>
+              <a:graphicFrameLocks xmlns:a="http://schemas.openxmlformats.org/drawingml/2006/main" noChangeAspect="1"/>
+            </wp:cNvGraphicFramePr>
+            <a:graphic xmlns:a="http://schemas.openxmlformats.org/drawingml/2006/main">
+              <a:graphicData uri="http://schemas.openxmlformats.org/drawingml/2006/picture">
+                <pic:pic xmlns:pic="http://schemas.openxmlformats.org/drawingml/2006/picture">
+                  <pic:nvPicPr>
+                    <pic:cNvPr id="1003018432" name=""/>
+                    <pic:cNvPicPr/>
+                  </pic:nvPicPr>
+                  <pic:blipFill>
+                    <a:blip r:embed="rId20"/>
+                    <a:stretch>
+                      <a:fillRect/>
+                    </a:stretch>
+                  </pic:blipFill>
+                  <pic:spPr>
+                    <a:xfrm>
+                      <a:off x="0" y="0"/>
+                      <a:ext cx="5731510" cy="3653790"/>
+                    </a:xfrm>
+                    <a:prstGeom prst="rect">
+                      <a:avLst/>
+                    </a:prstGeom>
+                  </pic:spPr>
+                </pic:pic>
+              </a:graphicData>
+            </a:graphic>
+          </wp:inline>
+        </w:drawing>
+      </w:r>
+    </w:p>
+    <w:p>
+      <w:pPr>
+        <w:jc w:val="both"/>
+        <w:rPr>
+          <w:sz w:val="24"/>
+          <w:szCs w:val="24"/>
+        </w:rPr>
+      </w:pPr>
+      <w:r>
+        <w:rPr>
+          <w:sz w:val="24"/>
+          <w:szCs w:val="24"/>
+        </w:rPr>
+        <w:t>A load cell is basically a metal bar with strain gauges that change resistance when the bar bends under force. This bending produces a very tiny voltage difference (in the range of millivolts). Because the signal is so small, the HX711 chip amplifies it about 128 times and then converts it into a 24</w:t>
+      </w:r>
+      <w:r>
+        <w:rPr>
+          <w:sz w:val="24"/>
+          <w:szCs w:val="24"/>
+        </w:rPr>
+        <w:noBreakHyphen/>
+        <w:t>bit digital number. The STM32 microcontroller reads this number by toggling a clock pin (logic levels: 0 V for LOW, 3.3 V for HIGH) and sampling the data pin. Each read gives a raw count value that represents how much the bar is bending.</w:t>
+      </w:r>
+    </w:p>
+    <w:p>
+      <w:pPr>
+        <w:jc w:val="both"/>
+        <w:rPr>
+          <w:sz w:val="24"/>
+          <w:szCs w:val="24"/>
+        </w:rPr>
+      </w:pPr>
+      <w:r>
+        <w:rPr>
+          <w:sz w:val="24"/>
+          <w:szCs w:val="24"/>
+        </w:rPr>
+        <w:t xml:space="preserve">The program first performs a </w:t>
+      </w:r>
+      <w:r>
+        <w:rPr>
+          <w:b/>
+          <w:bCs/>
+          <w:sz w:val="24"/>
+          <w:szCs w:val="24"/>
+        </w:rPr>
+        <w:t>tare</w:t>
+      </w:r>
+      <w:r>
+        <w:rPr>
+          <w:sz w:val="24"/>
+          <w:szCs w:val="24"/>
+        </w:rPr>
+        <w:t xml:space="preserve">: it measures the raw counts when the platform is empty and stores that baseline. This ensures that “no load” corresponds to zero. Next, it performs </w:t>
+      </w:r>
+      <w:r>
+        <w:rPr>
+          <w:b/>
+          <w:bCs/>
+          <w:sz w:val="24"/>
+          <w:szCs w:val="24"/>
+        </w:rPr>
+        <w:t>calibration</w:t>
+      </w:r>
+      <w:r>
+        <w:rPr>
+          <w:sz w:val="24"/>
+          <w:szCs w:val="24"/>
+        </w:rPr>
+        <w:t xml:space="preserve">: you place a known weight (say 5 kg), the program calculates how many counts </w:t>
+      </w:r>
+      <w:r>
+        <w:rPr>
+          <w:sz w:val="24"/>
+          <w:szCs w:val="24"/>
+        </w:rPr>
+        <w:lastRenderedPageBreak/>
+        <w:t>correspond to that weight, and from this it derives a conversion factor (kg per count). After that, every new measurement follows the formula:</w:t>
+      </w:r>
+    </w:p>
+    <w:p>
+      <w:pPr>
+        <w:jc w:val="both"/>
+        <w:rPr>
+          <w:sz w:val="24"/>
+          <w:szCs w:val="24"/>
+        </w:rPr>
+      </w:pPr>
+      <m:oMathPara>
+        <m:oMath>
+          <m:r>
+            <m:rPr>
+              <m:nor/>
+            </m:rPr>
+            <w:rPr>
+              <w:sz w:val="24"/>
+              <w:szCs w:val="24"/>
+            </w:rPr>
+            <m:t>Weight (kg)</m:t>
+          </m:r>
+          <m:r>
+            <w:rPr>
+              <w:rFonts w:ascii="Cambria Math" w:hAnsi="Cambria Math"/>
+              <w:sz w:val="24"/>
+              <w:szCs w:val="24"/>
+            </w:rPr>
+            <m:t>=(</m:t>
+          </m:r>
+          <m:r>
+            <m:rPr>
+              <m:nor/>
+            </m:rPr>
+            <w:rPr>
+              <w:sz w:val="24"/>
+              <w:szCs w:val="24"/>
+            </w:rPr>
+            <m:t>Raw counts</m:t>
+          </m:r>
+          <m:r>
+            <w:rPr>
+              <w:rFonts w:ascii="Cambria Math" w:hAnsi="Cambria Math"/>
+              <w:sz w:val="24"/>
+              <w:szCs w:val="24"/>
+            </w:rPr>
+            <m:t>-</m:t>
+          </m:r>
+          <m:r>
+            <m:rPr>
+              <m:nor/>
+            </m:rPr>
+            <w:rPr>
+              <w:sz w:val="24"/>
+              <w:szCs w:val="24"/>
+            </w:rPr>
+            <m:t>Tare offset</m:t>
+          </m:r>
+          <m:r>
+            <w:rPr>
+              <w:rFonts w:ascii="Cambria Math" w:hAnsi="Cambria Math"/>
+              <w:sz w:val="24"/>
+              <w:szCs w:val="24"/>
+            </w:rPr>
+            <m:t>)×</m:t>
+          </m:r>
+          <m:r>
+            <m:rPr>
+              <m:nor/>
+            </m:rPr>
+            <w:rPr>
+              <w:sz w:val="24"/>
+              <w:szCs w:val="24"/>
+            </w:rPr>
+            <m:t>Calibration factor</m:t>
+          </m:r>
+        </m:oMath>
+      </m:oMathPara>
+    </w:p>
+    <w:p>
+      <w:pPr>
+        <w:jc w:val="both"/>
+        <w:rPr>
+          <w:sz w:val="24"/>
+          <w:szCs w:val="24"/>
+        </w:rPr>
+      </w:pPr>
+      <w:r>
+        <w:rPr>
+          <w:sz w:val="24"/>
+          <w:szCs w:val="24"/>
+        </w:rPr>
+        <w:t>This way, the microcontroller continuously reads the HX711 output, subtracts the tare offset, multiplies by the calibration factor, and prints the net weight to PuTTY. Even when no object is placed, small fluctuations appear because the ADC is so sensitive to electrical noise and temperature drift, but the tare and filtering logic clamp those values close to zero.</w:t>
+      </w:r>
     </w:p>
     <w:p>
       <w:pPr>

--- a/Documents/Safe Flame_V1.docx
+++ b/Documents/Safe Flame_V1.docx
@@ -6417,6 +6417,87 @@
       <w:pPr>
         <w:jc w:val="both"/>
         <w:rPr>
+          <w:sz w:val="24"/>
+          <w:szCs w:val="24"/>
+          <w:lang w:val="en-US"/>
+        </w:rPr>
+      </w:pPr>
+      <w:r>
+        <w:rPr>
+          <w:sz w:val="24"/>
+          <w:szCs w:val="24"/>
+        </w:rPr>
+        <w:t>This DHT22 driver implements the sensor’s single</w:t>
+      </w:r>
+      <w:r>
+        <w:rPr>
+          <w:sz w:val="24"/>
+          <w:szCs w:val="24"/>
+        </w:rPr>
+        <w:noBreakHyphen/>
+        <w:t>wire protocol with precise timing control. The microsecond delay function uses the STM32’s DWT cycle counter to generate accurate delays, while DHT22_WaitForPin ensures transitions occur within a timeout so the MCU never hangs. To start communication, the MCU drives the data pin low for 20 </w:t>
+      </w:r>
+      <w:proofErr w:type="spellStart"/>
+      <w:r>
+        <w:rPr>
+          <w:sz w:val="24"/>
+          <w:szCs w:val="24"/>
+        </w:rPr>
+        <w:t>ms</w:t>
+      </w:r>
+      <w:proofErr w:type="spellEnd"/>
+      <w:r>
+        <w:rPr>
+          <w:sz w:val="24"/>
+          <w:szCs w:val="24"/>
+        </w:rPr>
+        <w:t>, then releases it and switches the pin to input mode; the DHT22 responds with a specific low</w:t>
+      </w:r>
+      <w:r>
+        <w:rPr>
+          <w:sz w:val="24"/>
+          <w:szCs w:val="24"/>
+        </w:rPr>
+        <w:noBreakHyphen/>
+        <w:t xml:space="preserve">high handshake. </w:t>
+      </w:r>
+      <w:r>
+        <w:rPr>
+          <w:sz w:val="24"/>
+          <w:szCs w:val="24"/>
+        </w:rPr>
+        <w:lastRenderedPageBreak/>
+        <w:t>The main read loop then captures 40 bits: each bit begins with a low pulse, followed by a high pulse whose duration encodes 0 or 1. The code samples the line after ~40 µs to decide the bit value and assembles the result into five bytes. A checksum verifies data integrity, and the raw humidity and temperature values are extracted from the first four bytes, scaled by 10 to yield human</w:t>
+      </w:r>
+      <w:r>
+        <w:rPr>
+          <w:sz w:val="24"/>
+          <w:szCs w:val="24"/>
+        </w:rPr>
+        <w:noBreakHyphen/>
+        <w:t>readable floats. In essence, the code handles clock</w:t>
+      </w:r>
+      <w:r>
+        <w:rPr>
+          <w:sz w:val="24"/>
+          <w:szCs w:val="24"/>
+        </w:rPr>
+        <w:noBreakHyphen/>
+        <w:t>like timing generation, protocol framing, error detection, and conversion, turning the DHT22’s pulse</w:t>
+      </w:r>
+      <w:r>
+        <w:rPr>
+          <w:sz w:val="24"/>
+          <w:szCs w:val="24"/>
+        </w:rPr>
+        <w:noBreakHyphen/>
+        <w:t>width encoded signal into stable temperature and humidity readings.</w:t>
+      </w:r>
+    </w:p>
+    <w:p>
+      <w:pPr>
+        <w:jc w:val="both"/>
+        <w:rPr>
           <w:b/>
           <w:bCs/>
           <w:sz w:val="24"/>
@@ -6448,10 +6529,7 @@
           <w:lang w:val="en-US"/>
         </w:rPr>
       </w:pPr>
-    </w:p>
-    <w:p>
-      <w:pPr>
-        <w:jc w:val="both"/>
+      <w:r>
         <w:rPr>
           <w:b/>
           <w:bCs/>
@@ -6459,16 +6537,6 @@
           <w:szCs w:val="24"/>
           <w:lang w:val="en-US"/>
         </w:rPr>
-      </w:pPr>
-      <w:r>
-        <w:rPr>
-          <w:b/>
-          <w:bCs/>
-          <w:sz w:val="24"/>
-          <w:szCs w:val="24"/>
-          <w:lang w:val="en-US"/>
-        </w:rPr>
-        <w:lastRenderedPageBreak/>
         <w:t>Interfacing HX711+load cell with STM32</w:t>
       </w:r>
     </w:p>
@@ -6685,6 +6753,7 @@
       </w:pPr>
       <w:r>
         <w:rPr>
+          <w:noProof/>
           <w:sz w:val="24"/>
           <w:szCs w:val="24"/>
           <w:lang w:val="en-US"/>
@@ -6739,6 +6808,7 @@
           <w:sz w:val="24"/>
           <w:szCs w:val="24"/>
         </w:rPr>
+        <w:lastRenderedPageBreak/>
         <w:t>A load cell is basically a metal bar with strain gauges that change resistance when the bar bends under force. This bending produces a very tiny voltage difference (in the range of millivolts). Because the signal is so small, the HX711 chip amplifies it about 128 times and then converts it into a 24</w:t>
       </w:r>
       <w:r>
@@ -6763,16 +6833,14 @@
           <w:sz w:val="24"/>
           <w:szCs w:val="24"/>
         </w:rPr>
-        <w:t xml:space="preserve">The program first performs a </w:t>
-      </w:r>
-      <w:r>
-        <w:rPr>
-          <w:b/>
-          <w:bCs/>
-          <w:sz w:val="24"/>
-          <w:szCs w:val="24"/>
-        </w:rPr>
-        <w:t>tare</w:t>
+        <w:t xml:space="preserve">The program first performs </w:t>
+      </w:r>
+      <w:r>
+        <w:rPr>
+          <w:sz w:val="24"/>
+          <w:szCs w:val="24"/>
+        </w:rPr>
+        <w:t>a tare</w:t>
       </w:r>
       <w:r>
         <w:rPr>
@@ -6783,8 +6851,6 @@
       </w:r>
       <w:r>
         <w:rPr>
-          <w:b/>
-          <w:bCs/>
           <w:sz w:val="24"/>
           <w:szCs w:val="24"/>
         </w:rPr>
@@ -6795,15 +6861,7 @@
           <w:sz w:val="24"/>
           <w:szCs w:val="24"/>
         </w:rPr>
-        <w:t xml:space="preserve">: you place a known weight (say 5 kg), the program calculates how many counts </w:t>
-      </w:r>
-      <w:r>
-        <w:rPr>
-          <w:sz w:val="24"/>
-          <w:szCs w:val="24"/>
-        </w:rPr>
-        <w:lastRenderedPageBreak/>
-        <w:t>correspond to that weight, and from this it derives a conversion factor (kg per count). After that, every new measurement follows the formula:</w:t>
+        <w:t>: you place a known weight (say 5 kg), the program calculates how many counts correspond to that weight, and from this it derives a conversion factor (kg per count). After that, every new measurement follows the formula:</w:t>
       </w:r>
     </w:p>
     <w:p>
@@ -6905,9 +6963,57 @@
         <w:rPr>
           <w:sz w:val="24"/>
           <w:szCs w:val="24"/>
-          <w:lang w:val="en-US"/>
-        </w:rPr>
-      </w:pPr>
+        </w:rPr>
+      </w:pPr>
+    </w:p>
+    <w:p>
+      <w:pPr>
+        <w:jc w:val="both"/>
+        <w:rPr>
+          <w:sz w:val="24"/>
+          <w:szCs w:val="24"/>
+          <w:lang w:val="en-US"/>
+        </w:rPr>
+      </w:pPr>
+      <w:r>
+        <w:rPr>
+          <w:sz w:val="24"/>
+          <w:szCs w:val="24"/>
+        </w:rPr>
+        <w:t>This HX711 driver works by manually implementing the chip’s custom synchronous protocol through GPIO toggling. At initialization, PB1 (SCK) is set low to establish a stable starting state. During a read, the STM32 first waits until HX711 signals data ready by pulling PB0 (DOUT) low, then generates 24 clock pulses on PB1; each rising edge causes HX711 to shift out one bit of its 24</w:t>
+      </w:r>
+      <w:r>
+        <w:rPr>
+          <w:sz w:val="24"/>
+          <w:szCs w:val="24"/>
+        </w:rPr>
+        <w:noBreakHyphen/>
+        <w:t>bit ADC register, which the code assembles into value. After the 24th bit, the code issues one extra pulse (25th), which is not part of the data but re</w:t>
+      </w:r>
+      <w:r>
+        <w:rPr>
+          <w:sz w:val="24"/>
+          <w:szCs w:val="24"/>
+        </w:rPr>
+        <w:noBreakHyphen/>
+        <w:t>selects the next conversion mode — in this case Channel A with Gain 128, the default configuration. Because HX711 outputs a 24</w:t>
+      </w:r>
+      <w:r>
+        <w:rPr>
+          <w:sz w:val="24"/>
+          <w:szCs w:val="24"/>
+        </w:rPr>
+        <w:noBreakHyphen/>
+        <w:t>bit two’s complement signed value, the MCU must sign</w:t>
+      </w:r>
+      <w:r>
+        <w:rPr>
+          <w:sz w:val="24"/>
+          <w:szCs w:val="24"/>
+        </w:rPr>
+        <w:noBreakHyphen/>
+        <w:t>extend it into 32 bits so negative readings are preserved correctly. The tare routine averages multiple samples to establish a baseline offset, while the weight function subtracts this offset from new raw readings and multiplies by a calibration factor to convert counts into kilograms. In essence, the code handles clock generation, protocol framing, signed data conversion, and calibration, turning the millivolt signal from the load cell into a stable, meaningful weight measurement.</w:t>
+      </w:r>
     </w:p>
     <w:sectPr>
       <w:pgSz w:w="11906" w:h="16838"/>

--- a/Documents/Safe Flame_V1.docx
+++ b/Documents/Safe Flame_V1.docx
@@ -3062,23 +3062,13 @@
           <w:lang w:val="en-US"/>
         </w:rPr>
       </w:pPr>
-      <w:proofErr w:type="spellStart"/>
-      <w:r>
-        <w:rPr>
-          <w:sz w:val="24"/>
-          <w:szCs w:val="24"/>
-          <w:lang w:val="en-US"/>
-        </w:rPr>
-        <w:t>Vout</w:t>
-      </w:r>
-      <w:proofErr w:type="spellEnd"/>
-      <w:r>
-        <w:rPr>
-          <w:sz w:val="24"/>
-          <w:szCs w:val="24"/>
-          <w:lang w:val="en-US"/>
-        </w:rPr>
-        <w:t>= (ADC value/</w:t>
+      <w:r>
+        <w:rPr>
+          <w:sz w:val="24"/>
+          <w:szCs w:val="24"/>
+          <w:lang w:val="en-US"/>
+        </w:rPr>
+        <w:t>Vout= (ADC value/</w:t>
       </w:r>
       <w:r>
         <w:rPr>
@@ -3094,18 +3084,8 @@
           <w:szCs w:val="24"/>
           <w:lang w:val="en-US"/>
         </w:rPr>
-        <w:t xml:space="preserve"> </w:t>
-      </w:r>
-      <w:proofErr w:type="spellStart"/>
-      <w:r>
-        <w:rPr>
-          <w:sz w:val="24"/>
-          <w:szCs w:val="24"/>
-          <w:lang w:val="en-US"/>
-        </w:rPr>
-        <w:t>Vref</w:t>
-      </w:r>
-      <w:proofErr w:type="spellEnd"/>
+        <w:t xml:space="preserve"> Vref</w:t>
+      </w:r>
     </w:p>
     <w:p>
       <w:pPr>
@@ -3146,43 +3126,7 @@
           <w:szCs w:val="24"/>
           <w:lang w:val="en-US"/>
         </w:rPr>
-        <w:t>Rs=((</w:t>
-      </w:r>
-      <w:proofErr w:type="spellStart"/>
-      <w:r>
-        <w:rPr>
-          <w:sz w:val="24"/>
-          <w:szCs w:val="24"/>
-          <w:lang w:val="en-US"/>
-        </w:rPr>
-        <w:t>Vref-Vout</w:t>
-      </w:r>
-      <w:proofErr w:type="spellEnd"/>
-      <w:r>
-        <w:rPr>
-          <w:sz w:val="24"/>
-          <w:szCs w:val="24"/>
-          <w:lang w:val="en-US"/>
-        </w:rPr>
-        <w:t>)/</w:t>
-      </w:r>
-      <w:proofErr w:type="spellStart"/>
-      <w:r>
-        <w:rPr>
-          <w:sz w:val="24"/>
-          <w:szCs w:val="24"/>
-          <w:lang w:val="en-US"/>
-        </w:rPr>
-        <w:t>Vout</w:t>
-      </w:r>
-      <w:proofErr w:type="spellEnd"/>
-      <w:r>
-        <w:rPr>
-          <w:sz w:val="24"/>
-          <w:szCs w:val="24"/>
-          <w:lang w:val="en-US"/>
-        </w:rPr>
-        <w:t>)</w:t>
+        <w:t>Rs=((Vref-Vout)/Vout)</w:t>
       </w:r>
       <w:r>
         <w:rPr>
@@ -3208,7 +3152,6 @@
         </w:rPr>
         <w:t xml:space="preserve"> </w:t>
       </w:r>
-      <w:proofErr w:type="spellStart"/>
       <w:r>
         <w:rPr>
           <w:sz w:val="24"/>
@@ -3217,7 +3160,6 @@
         </w:rPr>
         <w:t>Rl</w:t>
       </w:r>
-      <w:proofErr w:type="spellEnd"/>
       <w:r>
         <w:rPr>
           <w:sz w:val="24"/>
@@ -3776,23 +3718,7 @@
           <w:sz w:val="24"/>
           <w:szCs w:val="24"/>
         </w:rPr>
-        <w:t xml:space="preserve">Converts </w:t>
-      </w:r>
-      <w:proofErr w:type="spellStart"/>
-      <w:r>
-        <w:rPr>
-          <w:sz w:val="24"/>
-          <w:szCs w:val="24"/>
-        </w:rPr>
-        <w:t>analog</w:t>
-      </w:r>
-      <w:proofErr w:type="spellEnd"/>
-      <w:r>
-        <w:rPr>
-          <w:sz w:val="24"/>
-          <w:szCs w:val="24"/>
-        </w:rPr>
-        <w:t xml:space="preserve"> values into digital form </w:t>
+        <w:t xml:space="preserve">Converts analog values into digital form </w:t>
       </w:r>
     </w:p>
     <w:p>
@@ -3954,23 +3880,7 @@
           <w:sz w:val="24"/>
           <w:szCs w:val="24"/>
         </w:rPr>
-        <w:t xml:space="preserve">&gt;1 </w:t>
-      </w:r>
-      <w:proofErr w:type="spellStart"/>
-      <w:r>
-        <w:rPr>
-          <w:sz w:val="24"/>
-          <w:szCs w:val="24"/>
-        </w:rPr>
-        <w:t>ms</w:t>
-      </w:r>
-      <w:proofErr w:type="spellEnd"/>
-      <w:r>
-        <w:rPr>
-          <w:sz w:val="24"/>
-          <w:szCs w:val="24"/>
-        </w:rPr>
-        <w:t xml:space="preserve"> </w:t>
+        <w:t xml:space="preserve">&gt;1 ms </w:t>
       </w:r>
     </w:p>
     <w:p>
@@ -4092,23 +4002,7 @@
           <w:sz w:val="24"/>
           <w:szCs w:val="24"/>
         </w:rPr>
-        <w:t xml:space="preserve">This </w:t>
-      </w:r>
-      <w:proofErr w:type="spellStart"/>
-      <w:r>
-        <w:rPr>
-          <w:sz w:val="24"/>
-          <w:szCs w:val="24"/>
-        </w:rPr>
-        <w:t>means:"I</w:t>
-      </w:r>
-      <w:proofErr w:type="spellEnd"/>
-      <w:r>
-        <w:rPr>
-          <w:sz w:val="24"/>
-          <w:szCs w:val="24"/>
-        </w:rPr>
-        <w:t xml:space="preserve"> am ready to transmit."</w:t>
+        <w:t>This means:"I am ready to transmit."</w:t>
       </w:r>
     </w:p>
     <w:p>
@@ -5661,25 +5555,7 @@
           <w:szCs w:val="24"/>
           <w:lang w:val="en-US"/>
         </w:rPr>
-        <w:t xml:space="preserve">Connect the sensor with STM32 board. There are only three pins </w:t>
-      </w:r>
-      <w:proofErr w:type="spellStart"/>
-      <w:r>
-        <w:rPr>
-          <w:sz w:val="24"/>
-          <w:szCs w:val="24"/>
-          <w:lang w:val="en-US"/>
-        </w:rPr>
-        <w:t>Vcc</w:t>
-      </w:r>
-      <w:proofErr w:type="spellEnd"/>
-      <w:r>
-        <w:rPr>
-          <w:sz w:val="24"/>
-          <w:szCs w:val="24"/>
-          <w:lang w:val="en-US"/>
-        </w:rPr>
-        <w:t>,</w:t>
+        <w:t>Connect the sensor with STM32 board. There are only three pins Vcc,</w:t>
       </w:r>
       <w:r>
         <w:rPr>
@@ -5695,25 +5571,7 @@
           <w:szCs w:val="24"/>
           <w:lang w:val="en-US"/>
         </w:rPr>
-        <w:t xml:space="preserve">GND and data. Connect </w:t>
-      </w:r>
-      <w:proofErr w:type="spellStart"/>
-      <w:r>
-        <w:rPr>
-          <w:sz w:val="24"/>
-          <w:szCs w:val="24"/>
-          <w:lang w:val="en-US"/>
-        </w:rPr>
-        <w:t>Vcc</w:t>
-      </w:r>
-      <w:proofErr w:type="spellEnd"/>
-      <w:r>
-        <w:rPr>
-          <w:sz w:val="24"/>
-          <w:szCs w:val="24"/>
-          <w:lang w:val="en-US"/>
-        </w:rPr>
-        <w:t xml:space="preserve"> with 3.3V supply from CN8,</w:t>
+        <w:t>GND and data. Connect Vcc with 3.3V supply from CN8,</w:t>
       </w:r>
       <w:r>
         <w:rPr>
@@ -5752,25 +5610,7 @@
           <w:szCs w:val="24"/>
           <w:lang w:val="en-US"/>
         </w:rPr>
-        <w:t xml:space="preserve">The DHT22 sensor does not have any LED indication to identify whether it is powered ON when connected to STM32.To ensure that the sensor module works fine, measure the voltage between </w:t>
-      </w:r>
-      <w:proofErr w:type="spellStart"/>
-      <w:r>
-        <w:rPr>
-          <w:sz w:val="24"/>
-          <w:szCs w:val="24"/>
-          <w:lang w:val="en-US"/>
-        </w:rPr>
-        <w:t>Vcc</w:t>
-      </w:r>
-      <w:proofErr w:type="spellEnd"/>
-      <w:r>
-        <w:rPr>
-          <w:sz w:val="24"/>
-          <w:szCs w:val="24"/>
-          <w:lang w:val="en-US"/>
-        </w:rPr>
-        <w:t xml:space="preserve"> and GND pin using a multimeter.</w:t>
+        <w:t>DWT counter is enabled in the main code to enable precision timing in the range of micro seconds.</w:t>
       </w:r>
     </w:p>
     <w:p>
@@ -5793,61 +5633,7 @@
           <w:szCs w:val="24"/>
           <w:lang w:val="en-US"/>
         </w:rPr>
-        <w:t>In the .</w:t>
-      </w:r>
-      <w:proofErr w:type="spellStart"/>
-      <w:r>
-        <w:rPr>
-          <w:sz w:val="24"/>
-          <w:szCs w:val="24"/>
-          <w:lang w:val="en-US"/>
-        </w:rPr>
-        <w:t>ioc</w:t>
-      </w:r>
-      <w:proofErr w:type="spellEnd"/>
-      <w:r>
-        <w:rPr>
-          <w:sz w:val="24"/>
-          <w:szCs w:val="24"/>
-          <w:lang w:val="en-US"/>
-        </w:rPr>
-        <w:t xml:space="preserve"> file configure PA0 as </w:t>
-      </w:r>
-      <w:proofErr w:type="spellStart"/>
-      <w:r>
-        <w:rPr>
-          <w:sz w:val="24"/>
-          <w:szCs w:val="24"/>
-          <w:lang w:val="en-US"/>
-        </w:rPr>
-        <w:t>gpio</w:t>
-      </w:r>
-      <w:proofErr w:type="spellEnd"/>
-      <w:r>
-        <w:rPr>
-          <w:sz w:val="24"/>
-          <w:szCs w:val="24"/>
-          <w:lang w:val="en-US"/>
-        </w:rPr>
-        <w:t xml:space="preserve"> input with pull-up option enabled. This is because DHT22 sensor require a 4.7K pull up resistor between </w:t>
-      </w:r>
-      <w:proofErr w:type="spellStart"/>
-      <w:r>
-        <w:rPr>
-          <w:sz w:val="24"/>
-          <w:szCs w:val="24"/>
-          <w:lang w:val="en-US"/>
-        </w:rPr>
-        <w:t>Vcc</w:t>
-      </w:r>
-      <w:proofErr w:type="spellEnd"/>
-      <w:r>
-        <w:rPr>
-          <w:sz w:val="24"/>
-          <w:szCs w:val="24"/>
-          <w:lang w:val="en-US"/>
-        </w:rPr>
-        <w:t xml:space="preserve"> and data pin.</w:t>
+        <w:t>The DHT22 sensor does not have any LED indication to identify whether it is powered ON when connected to STM32.To ensure that the sensor module works fine, measure the voltage between Vcc and GND pin using a multimeter.</w:t>
       </w:r>
     </w:p>
     <w:p>
@@ -5868,6 +5654,29 @@
         <w:rPr>
           <w:sz w:val="24"/>
           <w:szCs w:val="24"/>
+          <w:lang w:val="en-US"/>
+        </w:rPr>
+        <w:t>In the .ioc file configure PA0 as gpio input with pull-up option enabled. This is because DHT22 sensor require a 4.7K pull up resistor between Vcc and data pin.</w:t>
+      </w:r>
+    </w:p>
+    <w:p>
+      <w:pPr>
+        <w:pStyle w:val="ListParagraph"/>
+        <w:numPr>
+          <w:ilvl w:val="0"/>
+          <w:numId w:val="21"/>
+        </w:numPr>
+        <w:jc w:val="both"/>
+        <w:rPr>
+          <w:sz w:val="24"/>
+          <w:szCs w:val="24"/>
+          <w:lang w:val="en-US"/>
+        </w:rPr>
+      </w:pPr>
+      <w:r>
+        <w:rPr>
+          <w:sz w:val="24"/>
+          <w:szCs w:val="24"/>
         </w:rPr>
         <w:t>When the bus is idle, it is in high state condition. This is because of the pull up resistor</w:t>
       </w:r>
@@ -5877,13 +5686,6 @@
           <w:szCs w:val="24"/>
         </w:rPr>
         <w:t>.</w:t>
-      </w:r>
-      <w:r>
-        <w:rPr>
-          <w:sz w:val="24"/>
-          <w:szCs w:val="24"/>
-        </w:rPr>
-        <w:t>9</w:t>
       </w:r>
     </w:p>
     <w:p>
@@ -5925,6 +5727,15 @@
       </w:r>
       <w:r>
         <w:rPr>
+          <w:rStyle w:val="Strong"/>
+          <w:rFonts w:asciiTheme="minorHAnsi" w:hAnsiTheme="minorHAnsi" w:cstheme="minorHAnsi"/>
+          <w:b w:val="0"/>
+          <w:bCs w:val="0"/>
+        </w:rPr>
+        <w:t xml:space="preserve"> for communication</w:t>
+      </w:r>
+      <w:r>
+        <w:rPr>
           <w:rFonts w:asciiTheme="minorHAnsi" w:hAnsiTheme="minorHAnsi" w:cstheme="minorHAnsi"/>
         </w:rPr>
         <w:t>.</w:t>
@@ -6006,21 +5817,7 @@
           <w:rFonts w:asciiTheme="minorHAnsi" w:hAnsiTheme="minorHAnsi" w:cstheme="minorHAnsi"/>
         </w:rPr>
         <w:noBreakHyphen/>
-        <w:t>ups (~30–50 </w:t>
-      </w:r>
-      <w:proofErr w:type="spellStart"/>
-      <w:r>
-        <w:rPr>
-          <w:rFonts w:asciiTheme="minorHAnsi" w:hAnsiTheme="minorHAnsi" w:cstheme="minorHAnsi"/>
-        </w:rPr>
-        <w:t>kΩ</w:t>
-      </w:r>
-      <w:proofErr w:type="spellEnd"/>
-      <w:r>
-        <w:rPr>
-          <w:rFonts w:asciiTheme="minorHAnsi" w:hAnsiTheme="minorHAnsi" w:cstheme="minorHAnsi"/>
-        </w:rPr>
-        <w:t xml:space="preserve">). These are </w:t>
+        <w:t xml:space="preserve">ups (~30–50 kΩ). These are </w:t>
       </w:r>
       <w:r>
         <w:rPr>
@@ -6054,6 +5851,7 @@
         <w:rPr>
           <w:rFonts w:asciiTheme="minorHAnsi" w:hAnsiTheme="minorHAnsi" w:cstheme="minorHAnsi"/>
         </w:rPr>
+        <w:lastRenderedPageBreak/>
         <w:t xml:space="preserve"> The DHT22 requires a stronger pull</w:t>
       </w:r>
       <w:r>
@@ -6070,39 +5868,8 @@
           <w:b w:val="0"/>
           <w:bCs w:val="0"/>
         </w:rPr>
-        <w:t>4.7 </w:t>
-      </w:r>
-      <w:proofErr w:type="spellStart"/>
-      <w:r>
-        <w:rPr>
-          <w:rStyle w:val="Strong"/>
-          <w:rFonts w:asciiTheme="minorHAnsi" w:hAnsiTheme="minorHAnsi" w:cstheme="minorHAnsi"/>
-          <w:b w:val="0"/>
-          <w:bCs w:val="0"/>
-        </w:rPr>
-        <w:t>kΩ</w:t>
-      </w:r>
-      <w:proofErr w:type="spellEnd"/>
-      <w:r>
-        <w:rPr>
-          <w:rStyle w:val="Strong"/>
-          <w:rFonts w:asciiTheme="minorHAnsi" w:hAnsiTheme="minorHAnsi" w:cstheme="minorHAnsi"/>
-          <w:b w:val="0"/>
-          <w:bCs w:val="0"/>
-        </w:rPr>
-        <w:t xml:space="preserve"> to 10 </w:t>
-      </w:r>
-      <w:proofErr w:type="spellStart"/>
-      <w:r>
-        <w:rPr>
-          <w:rStyle w:val="Strong"/>
-          <w:rFonts w:asciiTheme="minorHAnsi" w:hAnsiTheme="minorHAnsi" w:cstheme="minorHAnsi"/>
-          <w:b w:val="0"/>
-          <w:bCs w:val="0"/>
-        </w:rPr>
-        <w:t>kΩ</w:t>
-      </w:r>
-      <w:proofErr w:type="spellEnd"/>
+        <w:t>4.7 kΩ to 10 kΩ</w:t>
+      </w:r>
       <w:r>
         <w:rPr>
           <w:rFonts w:asciiTheme="minorHAnsi" w:hAnsiTheme="minorHAnsi" w:cstheme="minorHAnsi"/>
@@ -6126,7 +5893,6 @@
         <w:rPr>
           <w:rFonts w:asciiTheme="minorHAnsi" w:hAnsiTheme="minorHAnsi" w:cstheme="minorHAnsi"/>
         </w:rPr>
-        <w:lastRenderedPageBreak/>
         <w:t xml:space="preserve">That’s why you add an </w:t>
       </w:r>
       <w:r>
@@ -6136,27 +5902,7 @@
           <w:b w:val="0"/>
           <w:bCs w:val="0"/>
         </w:rPr>
-        <w:t>external 4.7 </w:t>
-      </w:r>
-      <w:proofErr w:type="spellStart"/>
-      <w:r>
-        <w:rPr>
-          <w:rStyle w:val="Strong"/>
-          <w:rFonts w:asciiTheme="minorHAnsi" w:hAnsiTheme="minorHAnsi" w:cstheme="minorHAnsi"/>
-          <w:b w:val="0"/>
-          <w:bCs w:val="0"/>
-        </w:rPr>
-        <w:t>kΩ</w:t>
-      </w:r>
-      <w:proofErr w:type="spellEnd"/>
-      <w:r>
-        <w:rPr>
-          <w:rStyle w:val="Strong"/>
-          <w:rFonts w:asciiTheme="minorHAnsi" w:hAnsiTheme="minorHAnsi" w:cstheme="minorHAnsi"/>
-          <w:b w:val="0"/>
-          <w:bCs w:val="0"/>
-        </w:rPr>
-        <w:t xml:space="preserve"> resistor</w:t>
+        <w:t>external 4.7 kΩ resistor</w:t>
       </w:r>
       <w:r>
         <w:rPr>
@@ -6435,23 +6181,15 @@
           <w:szCs w:val="24"/>
         </w:rPr>
         <w:noBreakHyphen/>
-        <w:t>wire protocol with precise timing control. The microsecond delay function uses the STM32’s DWT cycle counter to generate accurate delays, while DHT22_WaitForPin ensures transitions occur within a timeout so the MCU never hangs. To start communication, the MCU drives the data pin low for 20 </w:t>
-      </w:r>
-      <w:proofErr w:type="spellStart"/>
-      <w:r>
-        <w:rPr>
-          <w:sz w:val="24"/>
-          <w:szCs w:val="24"/>
-        </w:rPr>
-        <w:t>ms</w:t>
-      </w:r>
-      <w:proofErr w:type="spellEnd"/>
-      <w:r>
-        <w:rPr>
-          <w:sz w:val="24"/>
-          <w:szCs w:val="24"/>
-        </w:rPr>
-        <w:t>, then releases it and switches the pin to input mode; the DHT22 responds with a specific low</w:t>
+        <w:t xml:space="preserve">wire protocol with precise timing control. The microsecond delay function uses the STM32’s DWT cycle counter to generate accurate delays, while DHT22_WaitForPin ensures transitions occur within a timeout so the MCU never </w:t>
+      </w:r>
+      <w:r>
+        <w:rPr>
+          <w:sz w:val="24"/>
+          <w:szCs w:val="24"/>
+        </w:rPr>
+        <w:lastRenderedPageBreak/>
+        <w:t>hangs. To start communication, the MCU drives the data pin low for 20 ms, then releases it and switches the pin to input mode; the DHT22 responds with a specific low</w:t>
       </w:r>
       <w:r>
         <w:rPr>
@@ -6459,15 +6197,7 @@
           <w:szCs w:val="24"/>
         </w:rPr>
         <w:noBreakHyphen/>
-        <w:t xml:space="preserve">high handshake. </w:t>
-      </w:r>
-      <w:r>
-        <w:rPr>
-          <w:sz w:val="24"/>
-          <w:szCs w:val="24"/>
-        </w:rPr>
-        <w:lastRenderedPageBreak/>
-        <w:t>The main read loop then captures 40 bits: each bit begins with a low pulse, followed by a high pulse whose duration encodes 0 or 1. The code samples the line after ~40 µs to decide the bit value and assembles the result into five bytes. A checksum verifies data integrity, and the raw humidity and temperature values are extracted from the first four bytes, scaled by 10 to yield human</w:t>
+        <w:t>high handshake. The main read loop then captures 40 bits: each bit begins with a low pulse, followed by a high pulse whose duration encodes 0 or 1. The code samples the line after ~40 µs to decide the bit value and assembles the result into five bytes. A checksum verifies data integrity, and the raw humidity and temperature values are extracted from the first four bytes, scaled by 10 to yield human</w:t>
       </w:r>
       <w:r>
         <w:rPr>
@@ -6635,23 +6365,13 @@
         </w:rPr>
         <w:t xml:space="preserve">HX711 </w:t>
       </w:r>
-      <w:proofErr w:type="spellStart"/>
-      <w:r>
-        <w:rPr>
-          <w:sz w:val="24"/>
-          <w:szCs w:val="24"/>
-          <w:lang w:val="en-US"/>
-        </w:rPr>
-        <w:t>Vcc</w:t>
-      </w:r>
-      <w:proofErr w:type="spellEnd"/>
-      <w:r>
-        <w:rPr>
-          <w:sz w:val="24"/>
-          <w:szCs w:val="24"/>
-          <w:lang w:val="en-US"/>
-        </w:rPr>
-        <w:t>:</w:t>
+      <w:r>
+        <w:rPr>
+          <w:sz w:val="24"/>
+          <w:szCs w:val="24"/>
+          <w:lang w:val="en-US"/>
+        </w:rPr>
+        <w:t>Vcc:</w:t>
       </w:r>
       <w:r>
         <w:rPr>
@@ -6758,6 +6478,7 @@
           <w:szCs w:val="24"/>
           <w:lang w:val="en-US"/>
         </w:rPr>
+        <w:lastRenderedPageBreak/>
         <w:drawing>
           <wp:inline distT="0" distB="0" distL="0" distR="0" wp14:anchorId="341E5B35" wp14:editId="13E0725F">
             <wp:extent cx="5731510" cy="3653790"/>
@@ -6808,7 +6529,6 @@
           <w:sz w:val="24"/>
           <w:szCs w:val="24"/>
         </w:rPr>
-        <w:lastRenderedPageBreak/>
         <w:t>A load cell is basically a metal bar with strain gauges that change resistance when the bar bends under force. This bending produces a very tiny voltage difference (in the range of millivolts). Because the signal is so small, the HX711 chip amplifies it about 128 times and then converts it into a 24</w:t>
       </w:r>
       <w:r>
@@ -6972,7 +6692,6 @@
         <w:rPr>
           <w:sz w:val="24"/>
           <w:szCs w:val="24"/>
-          <w:lang w:val="en-US"/>
         </w:rPr>
       </w:pPr>
       <w:r>
@@ -6988,7 +6707,15 @@
           <w:szCs w:val="24"/>
         </w:rPr>
         <w:noBreakHyphen/>
-        <w:t>bit ADC register, which the code assembles into value. After the 24th bit, the code issues one extra pulse (25th), which is not part of the data but re</w:t>
+        <w:t xml:space="preserve">bit ADC register, which the code assembles into value. After the 24th bit, the code issues </w:t>
+      </w:r>
+      <w:r>
+        <w:rPr>
+          <w:sz w:val="24"/>
+          <w:szCs w:val="24"/>
+        </w:rPr>
+        <w:lastRenderedPageBreak/>
+        <w:t>one extra pulse (25th), which is not part of the data but re</w:t>
       </w:r>
       <w:r>
         <w:rPr>
@@ -7014,6 +6741,3930 @@
         <w:noBreakHyphen/>
         <w:t>extend it into 32 bits so negative readings are preserved correctly. The tare routine averages multiple samples to establish a baseline offset, while the weight function subtracts this offset from new raw readings and multiplies by a calibration factor to convert counts into kilograms. In essence, the code handles clock generation, protocol framing, signed data conversion, and calibration, turning the millivolt signal from the load cell into a stable, meaningful weight measurement.</w:t>
       </w:r>
+    </w:p>
+    <w:p>
+      <w:pPr>
+        <w:jc w:val="both"/>
+        <w:rPr>
+          <w:sz w:val="24"/>
+          <w:szCs w:val="24"/>
+        </w:rPr>
+      </w:pPr>
+    </w:p>
+    <w:p>
+      <w:pPr>
+        <w:jc w:val="both"/>
+        <w:rPr>
+          <w:b/>
+          <w:bCs/>
+          <w:sz w:val="24"/>
+          <w:szCs w:val="24"/>
+        </w:rPr>
+      </w:pPr>
+      <w:r>
+        <w:rPr>
+          <w:b/>
+          <w:bCs/>
+          <w:sz w:val="24"/>
+          <w:szCs w:val="24"/>
+        </w:rPr>
+        <w:t>Sensor Specifications</w:t>
+      </w:r>
+    </w:p>
+    <w:p>
+      <w:pPr>
+        <w:pStyle w:val="ListParagraph"/>
+        <w:numPr>
+          <w:ilvl w:val="0"/>
+          <w:numId w:val="32"/>
+        </w:numPr>
+        <w:jc w:val="both"/>
+        <w:rPr>
+          <w:b/>
+          <w:bCs/>
+          <w:sz w:val="24"/>
+          <w:szCs w:val="24"/>
+          <w:lang w:val="en-US"/>
+        </w:rPr>
+      </w:pPr>
+      <w:r>
+        <w:rPr>
+          <w:b/>
+          <w:bCs/>
+          <w:sz w:val="24"/>
+          <w:szCs w:val="24"/>
+          <w:lang w:val="en-US"/>
+        </w:rPr>
+        <w:t>MQ2</w:t>
+      </w:r>
+      <w:r>
+        <w:rPr>
+          <w:b/>
+          <w:bCs/>
+          <w:sz w:val="24"/>
+          <w:szCs w:val="24"/>
+          <w:lang w:val="en-US"/>
+        </w:rPr>
+        <w:t>-</w:t>
+      </w:r>
+      <w:r>
+        <w:rPr>
+          <w:b/>
+          <w:bCs/>
+          <w:sz w:val="24"/>
+          <w:szCs w:val="24"/>
+          <w:lang w:val="en-US"/>
+        </w:rPr>
+        <w:t>LPG sensor</w:t>
+      </w:r>
+    </w:p>
+    <w:p>
+      <w:pPr>
+        <w:pStyle w:val="ListParagraph"/>
+        <w:jc w:val="both"/>
+        <w:rPr>
+          <w:b/>
+          <w:bCs/>
+          <w:sz w:val="24"/>
+          <w:szCs w:val="24"/>
+          <w:lang w:val="en-US"/>
+        </w:rPr>
+      </w:pPr>
+    </w:p>
+    <w:tbl>
+      <w:tblPr>
+        <w:tblStyle w:val="TableGrid"/>
+        <w:tblW w:w="0" w:type="auto"/>
+        <w:jc w:val="center"/>
+        <w:tblLook w:val="04A0" w:firstRow="1" w:lastRow="0" w:firstColumn="1" w:lastColumn="0" w:noHBand="0" w:noVBand="1"/>
+      </w:tblPr>
+      <w:tblGrid>
+        <w:gridCol w:w="4152"/>
+        <w:gridCol w:w="4144"/>
+      </w:tblGrid>
+      <w:tr>
+        <w:trPr>
+          <w:trHeight w:val="532"/>
+          <w:jc w:val="center"/>
+        </w:trPr>
+        <w:tc>
+          <w:tcPr>
+            <w:tcW w:w="4152" w:type="dxa"/>
+            <w:vAlign w:val="center"/>
+          </w:tcPr>
+          <w:p>
+            <w:pPr>
+              <w:pStyle w:val="ListParagraph"/>
+              <w:ind w:left="0"/>
+              <w:jc w:val="center"/>
+              <w:rPr>
+                <w:b/>
+                <w:bCs/>
+                <w:sz w:val="24"/>
+                <w:szCs w:val="24"/>
+                <w:lang w:val="en-US"/>
+              </w:rPr>
+            </w:pPr>
+            <w:r>
+              <w:rPr>
+                <w:b/>
+                <w:bCs/>
+                <w:sz w:val="24"/>
+                <w:szCs w:val="24"/>
+                <w:lang w:val="en-US"/>
+              </w:rPr>
+              <w:t>Parameter</w:t>
+            </w:r>
+          </w:p>
+        </w:tc>
+        <w:tc>
+          <w:tcPr>
+            <w:tcW w:w="4144" w:type="dxa"/>
+            <w:vAlign w:val="center"/>
+          </w:tcPr>
+          <w:p>
+            <w:pPr>
+              <w:pStyle w:val="ListParagraph"/>
+              <w:ind w:left="0"/>
+              <w:jc w:val="center"/>
+              <w:rPr>
+                <w:b/>
+                <w:bCs/>
+                <w:sz w:val="24"/>
+                <w:szCs w:val="24"/>
+                <w:lang w:val="en-US"/>
+              </w:rPr>
+            </w:pPr>
+            <w:r>
+              <w:rPr>
+                <w:b/>
+                <w:bCs/>
+                <w:sz w:val="24"/>
+                <w:szCs w:val="24"/>
+                <w:lang w:val="en-US"/>
+              </w:rPr>
+              <w:t>Values</w:t>
+            </w:r>
+          </w:p>
+        </w:tc>
+      </w:tr>
+      <w:tr>
+        <w:trPr>
+          <w:jc w:val="center"/>
+        </w:trPr>
+        <w:tc>
+          <w:tcPr>
+            <w:tcW w:w="4152" w:type="dxa"/>
+            <w:vAlign w:val="center"/>
+          </w:tcPr>
+          <w:p>
+            <w:pPr>
+              <w:pStyle w:val="ListParagraph"/>
+              <w:ind w:left="0"/>
+              <w:jc w:val="center"/>
+              <w:rPr>
+                <w:sz w:val="24"/>
+                <w:szCs w:val="24"/>
+                <w:lang w:val="en-US"/>
+              </w:rPr>
+            </w:pPr>
+            <w:r>
+              <w:rPr>
+                <w:sz w:val="24"/>
+                <w:szCs w:val="24"/>
+                <w:lang w:val="en-US"/>
+              </w:rPr>
+              <w:t>Detectable gases</w:t>
+            </w:r>
+          </w:p>
+        </w:tc>
+        <w:tc>
+          <w:tcPr>
+            <w:tcW w:w="4144" w:type="dxa"/>
+            <w:vAlign w:val="center"/>
+          </w:tcPr>
+          <w:p>
+            <w:pPr>
+              <w:pStyle w:val="ListParagraph"/>
+              <w:ind w:left="0"/>
+              <w:jc w:val="center"/>
+              <w:rPr>
+                <w:sz w:val="24"/>
+                <w:szCs w:val="24"/>
+                <w:lang w:val="en-US"/>
+              </w:rPr>
+            </w:pPr>
+            <w:r>
+              <w:rPr>
+                <w:sz w:val="24"/>
+                <w:szCs w:val="24"/>
+                <w:lang w:val="en-US"/>
+              </w:rPr>
+              <w:t>LPG,i-butane, propane, methane, alcohol, hydrogen, smoke</w:t>
+            </w:r>
+          </w:p>
+        </w:tc>
+      </w:tr>
+      <w:tr>
+        <w:trPr>
+          <w:jc w:val="center"/>
+        </w:trPr>
+        <w:tc>
+          <w:tcPr>
+            <w:tcW w:w="4152" w:type="dxa"/>
+            <w:vAlign w:val="center"/>
+          </w:tcPr>
+          <w:p>
+            <w:pPr>
+              <w:pStyle w:val="ListParagraph"/>
+              <w:ind w:left="0"/>
+              <w:jc w:val="center"/>
+              <w:rPr>
+                <w:sz w:val="24"/>
+                <w:szCs w:val="24"/>
+                <w:lang w:val="en-US"/>
+              </w:rPr>
+            </w:pPr>
+            <w:r>
+              <w:rPr>
+                <w:sz w:val="24"/>
+                <w:szCs w:val="24"/>
+              </w:rPr>
+              <w:t>Vc</w:t>
+            </w:r>
+            <w:r>
+              <w:rPr>
+                <w:sz w:val="24"/>
+                <w:szCs w:val="24"/>
+              </w:rPr>
+              <w:t>,</w:t>
+            </w:r>
+            <w:r>
+              <w:rPr>
+                <w:sz w:val="24"/>
+                <w:szCs w:val="24"/>
+              </w:rPr>
+              <w:t xml:space="preserve"> Circuit voltage</w:t>
+            </w:r>
+          </w:p>
+        </w:tc>
+        <w:tc>
+          <w:tcPr>
+            <w:tcW w:w="4144" w:type="dxa"/>
+            <w:vAlign w:val="center"/>
+          </w:tcPr>
+          <w:p>
+            <w:pPr>
+              <w:pStyle w:val="ListParagraph"/>
+              <w:ind w:left="0"/>
+              <w:jc w:val="center"/>
+              <w:rPr>
+                <w:sz w:val="24"/>
+                <w:szCs w:val="24"/>
+                <w:lang w:val="en-US"/>
+              </w:rPr>
+            </w:pPr>
+            <w:r>
+              <w:rPr>
+                <w:sz w:val="24"/>
+                <w:szCs w:val="24"/>
+              </w:rPr>
+              <w:t>5V±0.1 AC OR DC</w:t>
+            </w:r>
+          </w:p>
+        </w:tc>
+      </w:tr>
+      <w:tr>
+        <w:trPr>
+          <w:jc w:val="center"/>
+        </w:trPr>
+        <w:tc>
+          <w:tcPr>
+            <w:tcW w:w="4152" w:type="dxa"/>
+            <w:vAlign w:val="center"/>
+          </w:tcPr>
+          <w:p>
+            <w:pPr>
+              <w:pStyle w:val="ListParagraph"/>
+              <w:ind w:left="0"/>
+              <w:jc w:val="center"/>
+              <w:rPr>
+                <w:sz w:val="24"/>
+                <w:szCs w:val="24"/>
+                <w:lang w:val="en-US"/>
+              </w:rPr>
+            </w:pPr>
+            <w:r>
+              <w:rPr>
+                <w:sz w:val="24"/>
+                <w:szCs w:val="24"/>
+              </w:rPr>
+              <w:t>VH</w:t>
+            </w:r>
+            <w:r>
+              <w:rPr>
+                <w:sz w:val="24"/>
+                <w:szCs w:val="24"/>
+              </w:rPr>
+              <w:t>,</w:t>
+            </w:r>
+            <w:r>
+              <w:rPr>
+                <w:sz w:val="24"/>
+                <w:szCs w:val="24"/>
+              </w:rPr>
+              <w:t>Heating voltage</w:t>
+            </w:r>
+          </w:p>
+        </w:tc>
+        <w:tc>
+          <w:tcPr>
+            <w:tcW w:w="4144" w:type="dxa"/>
+            <w:vAlign w:val="center"/>
+          </w:tcPr>
+          <w:p>
+            <w:pPr>
+              <w:pStyle w:val="ListParagraph"/>
+              <w:ind w:left="0"/>
+              <w:jc w:val="center"/>
+              <w:rPr>
+                <w:sz w:val="24"/>
+                <w:szCs w:val="24"/>
+                <w:lang w:val="en-US"/>
+              </w:rPr>
+            </w:pPr>
+            <w:r>
+              <w:rPr>
+                <w:sz w:val="24"/>
+                <w:szCs w:val="24"/>
+              </w:rPr>
+              <w:t>5V±0.1 AC OR DC</w:t>
+            </w:r>
+          </w:p>
+        </w:tc>
+      </w:tr>
+      <w:tr>
+        <w:trPr>
+          <w:jc w:val="center"/>
+        </w:trPr>
+        <w:tc>
+          <w:tcPr>
+            <w:tcW w:w="4152" w:type="dxa"/>
+            <w:vAlign w:val="center"/>
+          </w:tcPr>
+          <w:p>
+            <w:pPr>
+              <w:pStyle w:val="ListParagraph"/>
+              <w:ind w:left="0"/>
+              <w:jc w:val="center"/>
+              <w:rPr>
+                <w:rFonts w:cstheme="minorHAnsi"/>
+                <w:sz w:val="24"/>
+                <w:szCs w:val="24"/>
+                <w:lang w:val="en-US"/>
+              </w:rPr>
+            </w:pPr>
+            <w:r>
+              <w:rPr>
+                <w:rFonts w:cstheme="minorHAnsi"/>
+                <w:kern w:val="0"/>
+                <w:sz w:val="24"/>
+                <w:szCs w:val="24"/>
+              </w:rPr>
+              <w:t>RL</w:t>
+            </w:r>
+            <w:r>
+              <w:rPr>
+                <w:rFonts w:cstheme="minorHAnsi"/>
+                <w:kern w:val="0"/>
+                <w:sz w:val="24"/>
+                <w:szCs w:val="24"/>
+              </w:rPr>
+              <w:t>,</w:t>
+            </w:r>
+            <w:r>
+              <w:rPr>
+                <w:rFonts w:cstheme="minorHAnsi"/>
+                <w:kern w:val="0"/>
+                <w:sz w:val="24"/>
+                <w:szCs w:val="24"/>
+              </w:rPr>
+              <w:t xml:space="preserve"> Load resistance can adjust</w:t>
+            </w:r>
+          </w:p>
+        </w:tc>
+        <w:tc>
+          <w:tcPr>
+            <w:tcW w:w="4144" w:type="dxa"/>
+            <w:vAlign w:val="center"/>
+          </w:tcPr>
+          <w:p>
+            <w:pPr>
+              <w:pStyle w:val="ListParagraph"/>
+              <w:ind w:left="0"/>
+              <w:jc w:val="center"/>
+              <w:rPr>
+                <w:rFonts w:cstheme="minorHAnsi"/>
+                <w:sz w:val="24"/>
+                <w:szCs w:val="24"/>
+                <w:lang w:val="en-US"/>
+              </w:rPr>
+            </w:pPr>
+            <w:r>
+              <w:rPr>
+                <w:rFonts w:cstheme="minorHAnsi"/>
+                <w:kern w:val="0"/>
+                <w:sz w:val="24"/>
+                <w:szCs w:val="24"/>
+              </w:rPr>
+              <w:t>20K</w:t>
+            </w:r>
+            <w:r>
+              <w:rPr>
+                <w:rFonts w:eastAsia="ﾋﾎﾌ・" w:cstheme="minorHAnsi"/>
+                <w:kern w:val="0"/>
+                <w:sz w:val="24"/>
+                <w:szCs w:val="24"/>
+              </w:rPr>
+              <w:t xml:space="preserve"> Ω</w:t>
+            </w:r>
+            <w:r>
+              <w:rPr>
+                <w:rFonts w:eastAsia="ﾋﾎﾌ・" w:cstheme="minorHAnsi"/>
+                <w:kern w:val="0"/>
+                <w:sz w:val="24"/>
+                <w:szCs w:val="24"/>
+              </w:rPr>
+              <w:t xml:space="preserve"> (typical) or (5K</w:t>
+            </w:r>
+            <w:r>
+              <w:rPr>
+                <w:rFonts w:eastAsia="ﾋﾎﾌ・" w:cstheme="minorHAnsi"/>
+                <w:kern w:val="0"/>
+                <w:sz w:val="24"/>
+                <w:szCs w:val="24"/>
+              </w:rPr>
+              <w:t xml:space="preserve"> Ω</w:t>
+            </w:r>
+            <w:r>
+              <w:rPr>
+                <w:rFonts w:eastAsia="ﾋﾎﾌ・" w:cstheme="minorHAnsi"/>
+                <w:kern w:val="0"/>
+                <w:sz w:val="24"/>
+                <w:szCs w:val="24"/>
+              </w:rPr>
+              <w:t xml:space="preserve"> -</w:t>
+            </w:r>
+            <w:r>
+              <w:rPr>
+                <w:rFonts w:eastAsia="ﾋﾎﾌ・" w:cstheme="minorHAnsi"/>
+                <w:kern w:val="0"/>
+                <w:sz w:val="24"/>
+                <w:szCs w:val="24"/>
+              </w:rPr>
+              <w:t xml:space="preserve"> 47K</w:t>
+            </w:r>
+            <w:r>
+              <w:rPr>
+                <w:rFonts w:eastAsia="ﾋﾎﾌ・" w:cstheme="minorHAnsi"/>
+                <w:kern w:val="0"/>
+                <w:sz w:val="24"/>
+                <w:szCs w:val="24"/>
+              </w:rPr>
+              <w:t xml:space="preserve"> Ω</w:t>
+            </w:r>
+            <w:r>
+              <w:rPr>
+                <w:rFonts w:eastAsia="ﾋﾎﾌ・" w:cstheme="minorHAnsi"/>
+                <w:kern w:val="0"/>
+                <w:sz w:val="24"/>
+                <w:szCs w:val="24"/>
+              </w:rPr>
+              <w:t>)</w:t>
+            </w:r>
+          </w:p>
+        </w:tc>
+      </w:tr>
+      <w:tr>
+        <w:trPr>
+          <w:jc w:val="center"/>
+        </w:trPr>
+        <w:tc>
+          <w:tcPr>
+            <w:tcW w:w="4152" w:type="dxa"/>
+            <w:vAlign w:val="center"/>
+          </w:tcPr>
+          <w:p>
+            <w:pPr>
+              <w:pStyle w:val="ListParagraph"/>
+              <w:ind w:left="0"/>
+              <w:jc w:val="center"/>
+              <w:rPr>
+                <w:rFonts w:cstheme="minorHAnsi"/>
+                <w:sz w:val="24"/>
+                <w:szCs w:val="24"/>
+                <w:lang w:val="en-US"/>
+              </w:rPr>
+            </w:pPr>
+            <w:r>
+              <w:rPr>
+                <w:rFonts w:cstheme="minorHAnsi"/>
+                <w:kern w:val="0"/>
+                <w:sz w:val="24"/>
+                <w:szCs w:val="24"/>
+              </w:rPr>
+              <w:t>RH</w:t>
+            </w:r>
+            <w:r>
+              <w:rPr>
+                <w:rFonts w:cstheme="minorHAnsi"/>
+                <w:kern w:val="0"/>
+                <w:sz w:val="24"/>
+                <w:szCs w:val="24"/>
+              </w:rPr>
+              <w:t>,</w:t>
+            </w:r>
+            <w:r>
+              <w:rPr>
+                <w:rFonts w:cstheme="minorHAnsi"/>
+                <w:kern w:val="0"/>
+                <w:sz w:val="24"/>
+                <w:szCs w:val="24"/>
+              </w:rPr>
+              <w:t xml:space="preserve"> Heater resistance 33</w:t>
+            </w:r>
+            <w:r>
+              <w:rPr>
+                <w:rFonts w:eastAsia="ﾋﾎﾌ・" w:cstheme="minorHAnsi"/>
+                <w:kern w:val="0"/>
+                <w:sz w:val="24"/>
+                <w:szCs w:val="24"/>
+              </w:rPr>
+              <w:t>Ω</w:t>
+            </w:r>
+            <w:r>
+              <w:rPr>
+                <w:rFonts w:ascii="Calibri" w:eastAsia="ﾋﾎﾌ・" w:hAnsi="Calibri" w:cs="Calibri"/>
+                <w:kern w:val="0"/>
+                <w:sz w:val="24"/>
+                <w:szCs w:val="24"/>
+              </w:rPr>
+              <w:t></w:t>
+            </w:r>
+            <w:r>
+              <w:rPr>
+                <w:rFonts w:eastAsia="ﾋﾎﾌ・" w:cstheme="minorHAnsi"/>
+                <w:kern w:val="0"/>
+                <w:sz w:val="24"/>
+                <w:szCs w:val="24"/>
+              </w:rPr>
+              <w:t>}</w:t>
+            </w:r>
+            <w:r>
+              <w:rPr>
+                <w:rFonts w:cstheme="minorHAnsi"/>
+                <w:kern w:val="0"/>
+                <w:sz w:val="24"/>
+                <w:szCs w:val="24"/>
+              </w:rPr>
+              <w:t>5%</w:t>
+            </w:r>
+          </w:p>
+        </w:tc>
+        <w:tc>
+          <w:tcPr>
+            <w:tcW w:w="4144" w:type="dxa"/>
+            <w:vAlign w:val="center"/>
+          </w:tcPr>
+          <w:p>
+            <w:pPr>
+              <w:pStyle w:val="ListParagraph"/>
+              <w:ind w:left="0"/>
+              <w:jc w:val="center"/>
+              <w:rPr>
+                <w:rFonts w:cstheme="minorHAnsi"/>
+                <w:sz w:val="24"/>
+                <w:szCs w:val="24"/>
+                <w:lang w:val="en-US"/>
+              </w:rPr>
+            </w:pPr>
+            <w:r>
+              <w:rPr>
+                <w:rFonts w:cstheme="minorHAnsi"/>
+                <w:kern w:val="0"/>
+                <w:sz w:val="24"/>
+                <w:szCs w:val="24"/>
+              </w:rPr>
+              <w:t>33</w:t>
+            </w:r>
+            <w:r>
+              <w:rPr>
+                <w:rFonts w:eastAsia="ﾋﾎﾌ・" w:cstheme="minorHAnsi"/>
+                <w:kern w:val="0"/>
+                <w:sz w:val="24"/>
+                <w:szCs w:val="24"/>
+              </w:rPr>
+              <w:t>Ω</w:t>
+            </w:r>
+            <w:r>
+              <w:rPr>
+                <w:rFonts w:eastAsia="ﾋﾎﾌ・" w:cstheme="minorHAnsi"/>
+                <w:kern w:val="0"/>
+                <w:sz w:val="24"/>
+                <w:szCs w:val="24"/>
+              </w:rPr>
+              <w:t xml:space="preserve"> ±</w:t>
+            </w:r>
+            <w:r>
+              <w:rPr>
+                <w:rFonts w:cstheme="minorHAnsi"/>
+                <w:kern w:val="0"/>
+                <w:sz w:val="24"/>
+                <w:szCs w:val="24"/>
+              </w:rPr>
+              <w:t>5%</w:t>
+            </w:r>
+          </w:p>
+        </w:tc>
+      </w:tr>
+      <w:tr>
+        <w:trPr>
+          <w:jc w:val="center"/>
+        </w:trPr>
+        <w:tc>
+          <w:tcPr>
+            <w:tcW w:w="4152" w:type="dxa"/>
+            <w:vAlign w:val="center"/>
+          </w:tcPr>
+          <w:p>
+            <w:pPr>
+              <w:pStyle w:val="ListParagraph"/>
+              <w:ind w:left="0"/>
+              <w:jc w:val="center"/>
+              <w:rPr>
+                <w:rFonts w:cstheme="minorHAnsi"/>
+                <w:kern w:val="0"/>
+                <w:sz w:val="24"/>
+                <w:szCs w:val="24"/>
+              </w:rPr>
+            </w:pPr>
+            <w:r>
+              <w:rPr>
+                <w:rFonts w:cstheme="minorHAnsi"/>
+                <w:kern w:val="0"/>
+                <w:sz w:val="24"/>
+                <w:szCs w:val="24"/>
+              </w:rPr>
+              <w:t>PH</w:t>
+            </w:r>
+            <w:r>
+              <w:rPr>
+                <w:rFonts w:cstheme="minorHAnsi"/>
+                <w:kern w:val="0"/>
+                <w:sz w:val="24"/>
+                <w:szCs w:val="24"/>
+              </w:rPr>
+              <w:t>,</w:t>
+            </w:r>
+            <w:r>
+              <w:rPr>
+                <w:rFonts w:cstheme="minorHAnsi"/>
+                <w:kern w:val="0"/>
+                <w:sz w:val="24"/>
+                <w:szCs w:val="24"/>
+              </w:rPr>
+              <w:t xml:space="preserve"> Heating consumption</w:t>
+            </w:r>
+          </w:p>
+        </w:tc>
+        <w:tc>
+          <w:tcPr>
+            <w:tcW w:w="4144" w:type="dxa"/>
+            <w:vAlign w:val="center"/>
+          </w:tcPr>
+          <w:p>
+            <w:pPr>
+              <w:pStyle w:val="ListParagraph"/>
+              <w:ind w:left="0"/>
+              <w:jc w:val="center"/>
+              <w:rPr>
+                <w:rFonts w:cstheme="minorHAnsi"/>
+                <w:kern w:val="0"/>
+                <w:sz w:val="24"/>
+                <w:szCs w:val="24"/>
+              </w:rPr>
+            </w:pPr>
+            <w:r>
+              <w:rPr>
+                <w:rFonts w:cstheme="minorHAnsi"/>
+                <w:kern w:val="0"/>
+                <w:sz w:val="24"/>
+                <w:szCs w:val="24"/>
+              </w:rPr>
+              <w:t>&lt;</w:t>
+            </w:r>
+            <w:r>
+              <w:rPr>
+                <w:rFonts w:cstheme="minorHAnsi"/>
+                <w:kern w:val="0"/>
+                <w:sz w:val="24"/>
+                <w:szCs w:val="24"/>
+              </w:rPr>
+              <w:t xml:space="preserve"> 800mw</w:t>
+            </w:r>
+          </w:p>
+        </w:tc>
+      </w:tr>
+      <w:tr>
+        <w:trPr>
+          <w:jc w:val="center"/>
+        </w:trPr>
+        <w:tc>
+          <w:tcPr>
+            <w:tcW w:w="4152" w:type="dxa"/>
+            <w:vAlign w:val="center"/>
+          </w:tcPr>
+          <w:p>
+            <w:pPr>
+              <w:jc w:val="center"/>
+              <w:rPr>
+                <w:rFonts w:cstheme="minorHAnsi"/>
+                <w:kern w:val="0"/>
+                <w:sz w:val="24"/>
+                <w:szCs w:val="24"/>
+              </w:rPr>
+            </w:pPr>
+            <w:r>
+              <w:rPr>
+                <w:rFonts w:cstheme="minorHAnsi"/>
+                <w:kern w:val="0"/>
+                <w:sz w:val="24"/>
+                <w:szCs w:val="24"/>
+              </w:rPr>
+              <w:t>Rs, Sensing Resistance</w:t>
+            </w:r>
+          </w:p>
+        </w:tc>
+        <w:tc>
+          <w:tcPr>
+            <w:tcW w:w="4144" w:type="dxa"/>
+            <w:vAlign w:val="center"/>
+          </w:tcPr>
+          <w:p>
+            <w:pPr>
+              <w:pStyle w:val="ListParagraph"/>
+              <w:ind w:left="0"/>
+              <w:jc w:val="center"/>
+              <w:rPr>
+                <w:rFonts w:cstheme="minorHAnsi"/>
+                <w:kern w:val="0"/>
+                <w:sz w:val="24"/>
+                <w:szCs w:val="24"/>
+              </w:rPr>
+            </w:pPr>
+            <w:r>
+              <w:rPr>
+                <w:rFonts w:cstheme="minorHAnsi"/>
+                <w:kern w:val="0"/>
+                <w:sz w:val="24"/>
+                <w:szCs w:val="24"/>
+              </w:rPr>
+              <w:t>3KΩ-30KΩ</w:t>
+            </w:r>
+          </w:p>
+        </w:tc>
+      </w:tr>
+      <w:tr>
+        <w:trPr>
+          <w:jc w:val="center"/>
+        </w:trPr>
+        <w:tc>
+          <w:tcPr>
+            <w:tcW w:w="4152" w:type="dxa"/>
+            <w:vAlign w:val="center"/>
+          </w:tcPr>
+          <w:p>
+            <w:pPr>
+              <w:jc w:val="center"/>
+              <w:rPr>
+                <w:rFonts w:cstheme="minorHAnsi"/>
+                <w:kern w:val="0"/>
+                <w:sz w:val="24"/>
+                <w:szCs w:val="24"/>
+              </w:rPr>
+            </w:pPr>
+            <w:r>
+              <w:rPr>
+                <w:rFonts w:cstheme="minorHAnsi"/>
+                <w:kern w:val="0"/>
+                <w:sz w:val="24"/>
+                <w:szCs w:val="24"/>
+              </w:rPr>
+              <w:t>Rs/R0</w:t>
+            </w:r>
+          </w:p>
+        </w:tc>
+        <w:tc>
+          <w:tcPr>
+            <w:tcW w:w="4144" w:type="dxa"/>
+            <w:vAlign w:val="center"/>
+          </w:tcPr>
+          <w:p>
+            <w:pPr>
+              <w:pStyle w:val="ListParagraph"/>
+              <w:ind w:left="0"/>
+              <w:jc w:val="center"/>
+              <w:rPr>
+                <w:rFonts w:cstheme="minorHAnsi"/>
+                <w:kern w:val="0"/>
+                <w:sz w:val="24"/>
+                <w:szCs w:val="24"/>
+              </w:rPr>
+            </w:pPr>
+            <w:r>
+              <w:rPr>
+                <w:rFonts w:cstheme="minorHAnsi"/>
+                <w:kern w:val="0"/>
+                <w:sz w:val="24"/>
+                <w:szCs w:val="24"/>
+              </w:rPr>
+              <w:t>9.8</w:t>
+            </w:r>
+          </w:p>
+        </w:tc>
+      </w:tr>
+      <w:tr>
+        <w:trPr>
+          <w:jc w:val="center"/>
+        </w:trPr>
+        <w:tc>
+          <w:tcPr>
+            <w:tcW w:w="4152" w:type="dxa"/>
+            <w:vAlign w:val="center"/>
+          </w:tcPr>
+          <w:p>
+            <w:pPr>
+              <w:jc w:val="center"/>
+              <w:rPr>
+                <w:rFonts w:cstheme="minorHAnsi"/>
+                <w:kern w:val="0"/>
+                <w:sz w:val="24"/>
+                <w:szCs w:val="24"/>
+              </w:rPr>
+            </w:pPr>
+            <w:r>
+              <w:rPr>
+                <w:rFonts w:cstheme="minorHAnsi"/>
+                <w:kern w:val="0"/>
+                <w:sz w:val="24"/>
+                <w:szCs w:val="24"/>
+              </w:rPr>
+              <w:t>Interface type</w:t>
+            </w:r>
+          </w:p>
+        </w:tc>
+        <w:tc>
+          <w:tcPr>
+            <w:tcW w:w="4144" w:type="dxa"/>
+            <w:vAlign w:val="center"/>
+          </w:tcPr>
+          <w:p>
+            <w:pPr>
+              <w:pStyle w:val="ListParagraph"/>
+              <w:ind w:left="0"/>
+              <w:jc w:val="center"/>
+              <w:rPr>
+                <w:rFonts w:cstheme="minorHAnsi"/>
+                <w:kern w:val="0"/>
+                <w:sz w:val="24"/>
+                <w:szCs w:val="24"/>
+              </w:rPr>
+            </w:pPr>
+            <w:r>
+              <w:rPr>
+                <w:rFonts w:cstheme="minorHAnsi"/>
+                <w:kern w:val="0"/>
+                <w:sz w:val="24"/>
+                <w:szCs w:val="24"/>
+              </w:rPr>
+              <w:t>ADC</w:t>
+            </w:r>
+          </w:p>
+        </w:tc>
+      </w:tr>
+    </w:tbl>
+    <w:p>
+      <w:pPr>
+        <w:pStyle w:val="ListParagraph"/>
+        <w:jc w:val="both"/>
+        <w:rPr>
+          <w:b/>
+          <w:bCs/>
+          <w:sz w:val="24"/>
+          <w:szCs w:val="24"/>
+          <w:lang w:val="en-US"/>
+        </w:rPr>
+      </w:pPr>
+    </w:p>
+    <w:p>
+      <w:pPr>
+        <w:pStyle w:val="ListParagraph"/>
+        <w:numPr>
+          <w:ilvl w:val="0"/>
+          <w:numId w:val="32"/>
+        </w:numPr>
+        <w:jc w:val="both"/>
+        <w:rPr>
+          <w:b/>
+          <w:bCs/>
+          <w:sz w:val="24"/>
+          <w:szCs w:val="24"/>
+          <w:lang w:val="en-US"/>
+        </w:rPr>
+      </w:pPr>
+      <w:r>
+        <w:rPr>
+          <w:b/>
+          <w:bCs/>
+          <w:sz w:val="24"/>
+          <w:szCs w:val="24"/>
+          <w:lang w:val="en-US"/>
+        </w:rPr>
+        <w:t>MQ4-Methane sensor</w:t>
+      </w:r>
+    </w:p>
+    <w:p>
+      <w:pPr>
+        <w:pStyle w:val="ListParagraph"/>
+        <w:jc w:val="both"/>
+        <w:rPr>
+          <w:b/>
+          <w:bCs/>
+          <w:sz w:val="24"/>
+          <w:szCs w:val="24"/>
+          <w:lang w:val="en-US"/>
+        </w:rPr>
+      </w:pPr>
+    </w:p>
+    <w:tbl>
+      <w:tblPr>
+        <w:tblStyle w:val="TableGrid"/>
+        <w:tblW w:w="0" w:type="auto"/>
+        <w:jc w:val="center"/>
+        <w:tblLook w:val="04A0" w:firstRow="1" w:lastRow="0" w:firstColumn="1" w:lastColumn="0" w:noHBand="0" w:noVBand="1"/>
+      </w:tblPr>
+      <w:tblGrid>
+        <w:gridCol w:w="4152"/>
+        <w:gridCol w:w="4144"/>
+      </w:tblGrid>
+      <w:tr>
+        <w:trPr>
+          <w:trHeight w:val="532"/>
+          <w:jc w:val="center"/>
+        </w:trPr>
+        <w:tc>
+          <w:tcPr>
+            <w:tcW w:w="4152" w:type="dxa"/>
+            <w:vAlign w:val="center"/>
+          </w:tcPr>
+          <w:p>
+            <w:pPr>
+              <w:pStyle w:val="ListParagraph"/>
+              <w:ind w:left="0"/>
+              <w:jc w:val="center"/>
+              <w:rPr>
+                <w:b/>
+                <w:bCs/>
+                <w:sz w:val="24"/>
+                <w:szCs w:val="24"/>
+                <w:lang w:val="en-US"/>
+              </w:rPr>
+            </w:pPr>
+            <w:r>
+              <w:rPr>
+                <w:b/>
+                <w:bCs/>
+                <w:sz w:val="24"/>
+                <w:szCs w:val="24"/>
+                <w:lang w:val="en-US"/>
+              </w:rPr>
+              <w:t>Parameter</w:t>
+            </w:r>
+          </w:p>
+        </w:tc>
+        <w:tc>
+          <w:tcPr>
+            <w:tcW w:w="4144" w:type="dxa"/>
+            <w:vAlign w:val="center"/>
+          </w:tcPr>
+          <w:p>
+            <w:pPr>
+              <w:pStyle w:val="ListParagraph"/>
+              <w:ind w:left="0"/>
+              <w:jc w:val="center"/>
+              <w:rPr>
+                <w:b/>
+                <w:bCs/>
+                <w:sz w:val="24"/>
+                <w:szCs w:val="24"/>
+                <w:lang w:val="en-US"/>
+              </w:rPr>
+            </w:pPr>
+            <w:r>
+              <w:rPr>
+                <w:b/>
+                <w:bCs/>
+                <w:sz w:val="24"/>
+                <w:szCs w:val="24"/>
+                <w:lang w:val="en-US"/>
+              </w:rPr>
+              <w:t>Values</w:t>
+            </w:r>
+          </w:p>
+        </w:tc>
+      </w:tr>
+      <w:tr>
+        <w:trPr>
+          <w:jc w:val="center"/>
+        </w:trPr>
+        <w:tc>
+          <w:tcPr>
+            <w:tcW w:w="4152" w:type="dxa"/>
+            <w:vAlign w:val="center"/>
+          </w:tcPr>
+          <w:p>
+            <w:pPr>
+              <w:pStyle w:val="ListParagraph"/>
+              <w:ind w:left="0"/>
+              <w:jc w:val="center"/>
+              <w:rPr>
+                <w:sz w:val="24"/>
+                <w:szCs w:val="24"/>
+                <w:lang w:val="en-US"/>
+              </w:rPr>
+            </w:pPr>
+            <w:r>
+              <w:rPr>
+                <w:sz w:val="24"/>
+                <w:szCs w:val="24"/>
+                <w:lang w:val="en-US"/>
+              </w:rPr>
+              <w:t>Detectable gases</w:t>
+            </w:r>
+          </w:p>
+        </w:tc>
+        <w:tc>
+          <w:tcPr>
+            <w:tcW w:w="4144" w:type="dxa"/>
+            <w:vAlign w:val="center"/>
+          </w:tcPr>
+          <w:p>
+            <w:pPr>
+              <w:pStyle w:val="ListParagraph"/>
+              <w:ind w:left="0"/>
+              <w:jc w:val="center"/>
+              <w:rPr>
+                <w:sz w:val="24"/>
+                <w:szCs w:val="24"/>
+                <w:lang w:val="en-US"/>
+              </w:rPr>
+            </w:pPr>
+            <w:r>
+              <w:rPr>
+                <w:sz w:val="24"/>
+                <w:szCs w:val="24"/>
+                <w:lang w:val="en-US"/>
+              </w:rPr>
+              <w:t>Methane, natural gas,LNG</w:t>
+            </w:r>
+          </w:p>
+        </w:tc>
+      </w:tr>
+      <w:tr>
+        <w:trPr>
+          <w:jc w:val="center"/>
+        </w:trPr>
+        <w:tc>
+          <w:tcPr>
+            <w:tcW w:w="4152" w:type="dxa"/>
+            <w:vAlign w:val="center"/>
+          </w:tcPr>
+          <w:p>
+            <w:pPr>
+              <w:pStyle w:val="ListParagraph"/>
+              <w:ind w:left="0"/>
+              <w:jc w:val="center"/>
+              <w:rPr>
+                <w:sz w:val="24"/>
+                <w:szCs w:val="24"/>
+                <w:lang w:val="en-US"/>
+              </w:rPr>
+            </w:pPr>
+            <w:r>
+              <w:rPr>
+                <w:sz w:val="24"/>
+                <w:szCs w:val="24"/>
+              </w:rPr>
+              <w:t>Vc</w:t>
+            </w:r>
+            <w:r>
+              <w:rPr>
+                <w:sz w:val="24"/>
+                <w:szCs w:val="24"/>
+              </w:rPr>
+              <w:t>,</w:t>
+            </w:r>
+            <w:r>
+              <w:rPr>
+                <w:sz w:val="24"/>
+                <w:szCs w:val="24"/>
+              </w:rPr>
+              <w:t xml:space="preserve"> Circuit voltage</w:t>
+            </w:r>
+          </w:p>
+        </w:tc>
+        <w:tc>
+          <w:tcPr>
+            <w:tcW w:w="4144" w:type="dxa"/>
+            <w:vAlign w:val="center"/>
+          </w:tcPr>
+          <w:p>
+            <w:pPr>
+              <w:pStyle w:val="ListParagraph"/>
+              <w:ind w:left="0"/>
+              <w:jc w:val="center"/>
+              <w:rPr>
+                <w:sz w:val="24"/>
+                <w:szCs w:val="24"/>
+                <w:lang w:val="en-US"/>
+              </w:rPr>
+            </w:pPr>
+            <w:r>
+              <w:rPr>
+                <w:sz w:val="24"/>
+                <w:szCs w:val="24"/>
+              </w:rPr>
+              <w:t>5V±0.1 AC OR DC</w:t>
+            </w:r>
+          </w:p>
+        </w:tc>
+      </w:tr>
+      <w:tr>
+        <w:trPr>
+          <w:jc w:val="center"/>
+        </w:trPr>
+        <w:tc>
+          <w:tcPr>
+            <w:tcW w:w="4152" w:type="dxa"/>
+            <w:vAlign w:val="center"/>
+          </w:tcPr>
+          <w:p>
+            <w:pPr>
+              <w:pStyle w:val="ListParagraph"/>
+              <w:ind w:left="0"/>
+              <w:jc w:val="center"/>
+              <w:rPr>
+                <w:sz w:val="24"/>
+                <w:szCs w:val="24"/>
+                <w:lang w:val="en-US"/>
+              </w:rPr>
+            </w:pPr>
+            <w:r>
+              <w:rPr>
+                <w:sz w:val="24"/>
+                <w:szCs w:val="24"/>
+              </w:rPr>
+              <w:t>VH</w:t>
+            </w:r>
+            <w:r>
+              <w:rPr>
+                <w:sz w:val="24"/>
+                <w:szCs w:val="24"/>
+              </w:rPr>
+              <w:t>,</w:t>
+            </w:r>
+            <w:r>
+              <w:rPr>
+                <w:sz w:val="24"/>
+                <w:szCs w:val="24"/>
+              </w:rPr>
+              <w:t>Heating voltage</w:t>
+            </w:r>
+          </w:p>
+        </w:tc>
+        <w:tc>
+          <w:tcPr>
+            <w:tcW w:w="4144" w:type="dxa"/>
+            <w:vAlign w:val="center"/>
+          </w:tcPr>
+          <w:p>
+            <w:pPr>
+              <w:pStyle w:val="ListParagraph"/>
+              <w:ind w:left="0"/>
+              <w:jc w:val="center"/>
+              <w:rPr>
+                <w:sz w:val="24"/>
+                <w:szCs w:val="24"/>
+                <w:lang w:val="en-US"/>
+              </w:rPr>
+            </w:pPr>
+            <w:r>
+              <w:rPr>
+                <w:sz w:val="24"/>
+                <w:szCs w:val="24"/>
+              </w:rPr>
+              <w:t>5V±0.1 AC OR DC</w:t>
+            </w:r>
+          </w:p>
+        </w:tc>
+      </w:tr>
+      <w:tr>
+        <w:trPr>
+          <w:jc w:val="center"/>
+        </w:trPr>
+        <w:tc>
+          <w:tcPr>
+            <w:tcW w:w="4152" w:type="dxa"/>
+            <w:vAlign w:val="center"/>
+          </w:tcPr>
+          <w:p>
+            <w:pPr>
+              <w:pStyle w:val="ListParagraph"/>
+              <w:ind w:left="0"/>
+              <w:jc w:val="center"/>
+              <w:rPr>
+                <w:rFonts w:cstheme="minorHAnsi"/>
+                <w:sz w:val="24"/>
+                <w:szCs w:val="24"/>
+                <w:lang w:val="en-US"/>
+              </w:rPr>
+            </w:pPr>
+            <w:r>
+              <w:rPr>
+                <w:rFonts w:cstheme="minorHAnsi"/>
+                <w:kern w:val="0"/>
+                <w:sz w:val="24"/>
+                <w:szCs w:val="24"/>
+              </w:rPr>
+              <w:t>RL</w:t>
+            </w:r>
+            <w:r>
+              <w:rPr>
+                <w:rFonts w:cstheme="minorHAnsi"/>
+                <w:kern w:val="0"/>
+                <w:sz w:val="24"/>
+                <w:szCs w:val="24"/>
+              </w:rPr>
+              <w:t>,</w:t>
+            </w:r>
+            <w:r>
+              <w:rPr>
+                <w:rFonts w:cstheme="minorHAnsi"/>
+                <w:kern w:val="0"/>
+                <w:sz w:val="24"/>
+                <w:szCs w:val="24"/>
+              </w:rPr>
+              <w:t xml:space="preserve"> Load resistance can adjust</w:t>
+            </w:r>
+          </w:p>
+        </w:tc>
+        <w:tc>
+          <w:tcPr>
+            <w:tcW w:w="4144" w:type="dxa"/>
+            <w:vAlign w:val="center"/>
+          </w:tcPr>
+          <w:p>
+            <w:pPr>
+              <w:pStyle w:val="ListParagraph"/>
+              <w:ind w:left="0"/>
+              <w:jc w:val="center"/>
+              <w:rPr>
+                <w:rFonts w:cstheme="minorHAnsi"/>
+                <w:sz w:val="24"/>
+                <w:szCs w:val="24"/>
+                <w:lang w:val="en-US"/>
+              </w:rPr>
+            </w:pPr>
+            <w:r>
+              <w:rPr>
+                <w:rFonts w:cstheme="minorHAnsi"/>
+                <w:kern w:val="0"/>
+                <w:sz w:val="24"/>
+                <w:szCs w:val="24"/>
+              </w:rPr>
+              <w:t>20K</w:t>
+            </w:r>
+            <w:r>
+              <w:rPr>
+                <w:rFonts w:eastAsia="ﾋﾎﾌ・" w:cstheme="minorHAnsi"/>
+                <w:kern w:val="0"/>
+                <w:sz w:val="24"/>
+                <w:szCs w:val="24"/>
+              </w:rPr>
+              <w:t xml:space="preserve"> Ω</w:t>
+            </w:r>
+            <w:r>
+              <w:rPr>
+                <w:rFonts w:eastAsia="ﾋﾎﾌ・" w:cstheme="minorHAnsi"/>
+                <w:kern w:val="0"/>
+                <w:sz w:val="24"/>
+                <w:szCs w:val="24"/>
+              </w:rPr>
+              <w:t xml:space="preserve"> (typical) </w:t>
+            </w:r>
+          </w:p>
+        </w:tc>
+      </w:tr>
+      <w:tr>
+        <w:trPr>
+          <w:jc w:val="center"/>
+        </w:trPr>
+        <w:tc>
+          <w:tcPr>
+            <w:tcW w:w="4152" w:type="dxa"/>
+            <w:vAlign w:val="center"/>
+          </w:tcPr>
+          <w:p>
+            <w:pPr>
+              <w:pStyle w:val="ListParagraph"/>
+              <w:ind w:left="0"/>
+              <w:jc w:val="center"/>
+              <w:rPr>
+                <w:rFonts w:cstheme="minorHAnsi"/>
+                <w:sz w:val="24"/>
+                <w:szCs w:val="24"/>
+                <w:lang w:val="en-US"/>
+              </w:rPr>
+            </w:pPr>
+            <w:r>
+              <w:rPr>
+                <w:rFonts w:cstheme="minorHAnsi"/>
+                <w:kern w:val="0"/>
+                <w:sz w:val="24"/>
+                <w:szCs w:val="24"/>
+              </w:rPr>
+              <w:t>RH</w:t>
+            </w:r>
+            <w:r>
+              <w:rPr>
+                <w:rFonts w:cstheme="minorHAnsi"/>
+                <w:kern w:val="0"/>
+                <w:sz w:val="24"/>
+                <w:szCs w:val="24"/>
+              </w:rPr>
+              <w:t>,</w:t>
+            </w:r>
+            <w:r>
+              <w:rPr>
+                <w:rFonts w:cstheme="minorHAnsi"/>
+                <w:kern w:val="0"/>
+                <w:sz w:val="24"/>
+                <w:szCs w:val="24"/>
+              </w:rPr>
+              <w:t xml:space="preserve"> Heater resistance 33</w:t>
+            </w:r>
+            <w:r>
+              <w:rPr>
+                <w:rFonts w:eastAsia="ﾋﾎﾌ・" w:cstheme="minorHAnsi"/>
+                <w:kern w:val="0"/>
+                <w:sz w:val="24"/>
+                <w:szCs w:val="24"/>
+              </w:rPr>
+              <w:t>Ω</w:t>
+            </w:r>
+            <w:r>
+              <w:rPr>
+                <w:rFonts w:ascii="Calibri" w:eastAsia="ﾋﾎﾌ・" w:hAnsi="Calibri" w:cs="Calibri"/>
+                <w:kern w:val="0"/>
+                <w:sz w:val="24"/>
+                <w:szCs w:val="24"/>
+              </w:rPr>
+              <w:t></w:t>
+            </w:r>
+            <w:r>
+              <w:rPr>
+                <w:rFonts w:eastAsia="ﾋﾎﾌ・" w:cstheme="minorHAnsi"/>
+                <w:kern w:val="0"/>
+                <w:sz w:val="24"/>
+                <w:szCs w:val="24"/>
+              </w:rPr>
+              <w:t>}</w:t>
+            </w:r>
+            <w:r>
+              <w:rPr>
+                <w:rFonts w:cstheme="minorHAnsi"/>
+                <w:kern w:val="0"/>
+                <w:sz w:val="24"/>
+                <w:szCs w:val="24"/>
+              </w:rPr>
+              <w:t>5%</w:t>
+            </w:r>
+          </w:p>
+        </w:tc>
+        <w:tc>
+          <w:tcPr>
+            <w:tcW w:w="4144" w:type="dxa"/>
+            <w:vAlign w:val="center"/>
+          </w:tcPr>
+          <w:p>
+            <w:pPr>
+              <w:pStyle w:val="ListParagraph"/>
+              <w:ind w:left="0"/>
+              <w:jc w:val="center"/>
+              <w:rPr>
+                <w:rFonts w:cstheme="minorHAnsi"/>
+                <w:sz w:val="24"/>
+                <w:szCs w:val="24"/>
+                <w:lang w:val="en-US"/>
+              </w:rPr>
+            </w:pPr>
+            <w:r>
+              <w:rPr>
+                <w:rFonts w:cstheme="minorHAnsi"/>
+                <w:kern w:val="0"/>
+                <w:sz w:val="24"/>
+                <w:szCs w:val="24"/>
+              </w:rPr>
+              <w:t>33</w:t>
+            </w:r>
+            <w:r>
+              <w:rPr>
+                <w:rFonts w:eastAsia="ﾋﾎﾌ・" w:cstheme="minorHAnsi"/>
+                <w:kern w:val="0"/>
+                <w:sz w:val="24"/>
+                <w:szCs w:val="24"/>
+              </w:rPr>
+              <w:t>Ω</w:t>
+            </w:r>
+            <w:r>
+              <w:rPr>
+                <w:rFonts w:eastAsia="ﾋﾎﾌ・" w:cstheme="minorHAnsi"/>
+                <w:kern w:val="0"/>
+                <w:sz w:val="24"/>
+                <w:szCs w:val="24"/>
+              </w:rPr>
+              <w:t xml:space="preserve"> ±</w:t>
+            </w:r>
+            <w:r>
+              <w:rPr>
+                <w:rFonts w:cstheme="minorHAnsi"/>
+                <w:kern w:val="0"/>
+                <w:sz w:val="24"/>
+                <w:szCs w:val="24"/>
+              </w:rPr>
+              <w:t>5%</w:t>
+            </w:r>
+          </w:p>
+        </w:tc>
+      </w:tr>
+      <w:tr>
+        <w:trPr>
+          <w:jc w:val="center"/>
+        </w:trPr>
+        <w:tc>
+          <w:tcPr>
+            <w:tcW w:w="4152" w:type="dxa"/>
+            <w:vAlign w:val="center"/>
+          </w:tcPr>
+          <w:p>
+            <w:pPr>
+              <w:pStyle w:val="ListParagraph"/>
+              <w:ind w:left="0"/>
+              <w:jc w:val="center"/>
+              <w:rPr>
+                <w:rFonts w:cstheme="minorHAnsi"/>
+                <w:kern w:val="0"/>
+                <w:sz w:val="24"/>
+                <w:szCs w:val="24"/>
+              </w:rPr>
+            </w:pPr>
+            <w:r>
+              <w:rPr>
+                <w:rFonts w:cstheme="minorHAnsi"/>
+                <w:kern w:val="0"/>
+                <w:sz w:val="24"/>
+                <w:szCs w:val="24"/>
+              </w:rPr>
+              <w:t>PH</w:t>
+            </w:r>
+            <w:r>
+              <w:rPr>
+                <w:rFonts w:cstheme="minorHAnsi"/>
+                <w:kern w:val="0"/>
+                <w:sz w:val="24"/>
+                <w:szCs w:val="24"/>
+              </w:rPr>
+              <w:t>,</w:t>
+            </w:r>
+            <w:r>
+              <w:rPr>
+                <w:rFonts w:cstheme="minorHAnsi"/>
+                <w:kern w:val="0"/>
+                <w:sz w:val="24"/>
+                <w:szCs w:val="24"/>
+              </w:rPr>
+              <w:t xml:space="preserve"> Heating consumption</w:t>
+            </w:r>
+          </w:p>
+        </w:tc>
+        <w:tc>
+          <w:tcPr>
+            <w:tcW w:w="4144" w:type="dxa"/>
+            <w:vAlign w:val="center"/>
+          </w:tcPr>
+          <w:p>
+            <w:pPr>
+              <w:pStyle w:val="ListParagraph"/>
+              <w:ind w:left="0"/>
+              <w:jc w:val="center"/>
+              <w:rPr>
+                <w:rFonts w:cstheme="minorHAnsi"/>
+                <w:kern w:val="0"/>
+                <w:sz w:val="24"/>
+                <w:szCs w:val="24"/>
+              </w:rPr>
+            </w:pPr>
+            <w:r>
+              <w:rPr>
+                <w:rFonts w:cstheme="minorHAnsi"/>
+                <w:kern w:val="0"/>
+                <w:sz w:val="24"/>
+                <w:szCs w:val="24"/>
+              </w:rPr>
+              <w:t>&lt;</w:t>
+            </w:r>
+            <w:r>
+              <w:rPr>
+                <w:rFonts w:cstheme="minorHAnsi"/>
+                <w:kern w:val="0"/>
+                <w:sz w:val="24"/>
+                <w:szCs w:val="24"/>
+              </w:rPr>
+              <w:t xml:space="preserve"> </w:t>
+            </w:r>
+            <w:r>
+              <w:rPr>
+                <w:rFonts w:cstheme="minorHAnsi"/>
+                <w:kern w:val="0"/>
+                <w:sz w:val="24"/>
+                <w:szCs w:val="24"/>
+              </w:rPr>
+              <w:t>75</w:t>
+            </w:r>
+            <w:r>
+              <w:rPr>
+                <w:rFonts w:cstheme="minorHAnsi"/>
+                <w:kern w:val="0"/>
+                <w:sz w:val="24"/>
+                <w:szCs w:val="24"/>
+              </w:rPr>
+              <w:t>0mw</w:t>
+            </w:r>
+          </w:p>
+        </w:tc>
+      </w:tr>
+      <w:tr>
+        <w:trPr>
+          <w:jc w:val="center"/>
+        </w:trPr>
+        <w:tc>
+          <w:tcPr>
+            <w:tcW w:w="4152" w:type="dxa"/>
+            <w:vAlign w:val="center"/>
+          </w:tcPr>
+          <w:p>
+            <w:pPr>
+              <w:jc w:val="center"/>
+              <w:rPr>
+                <w:rFonts w:cstheme="minorHAnsi"/>
+                <w:kern w:val="0"/>
+                <w:sz w:val="24"/>
+                <w:szCs w:val="24"/>
+              </w:rPr>
+            </w:pPr>
+            <w:r>
+              <w:rPr>
+                <w:rFonts w:cstheme="minorHAnsi"/>
+                <w:kern w:val="0"/>
+                <w:sz w:val="24"/>
+                <w:szCs w:val="24"/>
+              </w:rPr>
+              <w:t>Rs, Sensing Resistance</w:t>
+            </w:r>
+          </w:p>
+        </w:tc>
+        <w:tc>
+          <w:tcPr>
+            <w:tcW w:w="4144" w:type="dxa"/>
+            <w:vAlign w:val="center"/>
+          </w:tcPr>
+          <w:p>
+            <w:pPr>
+              <w:pStyle w:val="ListParagraph"/>
+              <w:ind w:left="0"/>
+              <w:jc w:val="center"/>
+              <w:rPr>
+                <w:rFonts w:cstheme="minorHAnsi"/>
+                <w:kern w:val="0"/>
+                <w:sz w:val="24"/>
+                <w:szCs w:val="24"/>
+              </w:rPr>
+            </w:pPr>
+            <w:r>
+              <w:rPr>
+                <w:rFonts w:cstheme="minorHAnsi"/>
+                <w:kern w:val="0"/>
+                <w:sz w:val="24"/>
+                <w:szCs w:val="24"/>
+              </w:rPr>
+              <w:t>10</w:t>
+            </w:r>
+            <w:r>
+              <w:rPr>
+                <w:rFonts w:cstheme="minorHAnsi"/>
+                <w:kern w:val="0"/>
+                <w:sz w:val="24"/>
+                <w:szCs w:val="24"/>
+              </w:rPr>
+              <w:t>KΩ-</w:t>
+            </w:r>
+            <w:r>
+              <w:rPr>
+                <w:rFonts w:cstheme="minorHAnsi"/>
+                <w:kern w:val="0"/>
+                <w:sz w:val="24"/>
+                <w:szCs w:val="24"/>
+              </w:rPr>
+              <w:t>6</w:t>
+            </w:r>
+            <w:r>
+              <w:rPr>
+                <w:rFonts w:cstheme="minorHAnsi"/>
+                <w:kern w:val="0"/>
+                <w:sz w:val="24"/>
+                <w:szCs w:val="24"/>
+              </w:rPr>
+              <w:t>0KΩ</w:t>
+            </w:r>
+          </w:p>
+        </w:tc>
+      </w:tr>
+      <w:tr>
+        <w:trPr>
+          <w:jc w:val="center"/>
+        </w:trPr>
+        <w:tc>
+          <w:tcPr>
+            <w:tcW w:w="4152" w:type="dxa"/>
+            <w:vAlign w:val="center"/>
+          </w:tcPr>
+          <w:p>
+            <w:pPr>
+              <w:jc w:val="center"/>
+              <w:rPr>
+                <w:rFonts w:cstheme="minorHAnsi"/>
+                <w:kern w:val="0"/>
+                <w:sz w:val="24"/>
+                <w:szCs w:val="24"/>
+              </w:rPr>
+            </w:pPr>
+            <w:r>
+              <w:rPr>
+                <w:rFonts w:cstheme="minorHAnsi"/>
+                <w:kern w:val="0"/>
+                <w:sz w:val="24"/>
+                <w:szCs w:val="24"/>
+              </w:rPr>
+              <w:t>Rs/R0</w:t>
+            </w:r>
+          </w:p>
+        </w:tc>
+        <w:tc>
+          <w:tcPr>
+            <w:tcW w:w="4144" w:type="dxa"/>
+            <w:vAlign w:val="center"/>
+          </w:tcPr>
+          <w:p>
+            <w:pPr>
+              <w:pStyle w:val="ListParagraph"/>
+              <w:ind w:left="0"/>
+              <w:jc w:val="center"/>
+              <w:rPr>
+                <w:rFonts w:cstheme="minorHAnsi"/>
+                <w:kern w:val="0"/>
+                <w:sz w:val="24"/>
+                <w:szCs w:val="24"/>
+              </w:rPr>
+            </w:pPr>
+            <w:r>
+              <w:rPr>
+                <w:rFonts w:cstheme="minorHAnsi"/>
+                <w:kern w:val="0"/>
+                <w:sz w:val="24"/>
+                <w:szCs w:val="24"/>
+              </w:rPr>
+              <w:t>4.4</w:t>
+            </w:r>
+          </w:p>
+        </w:tc>
+      </w:tr>
+      <w:tr>
+        <w:trPr>
+          <w:jc w:val="center"/>
+        </w:trPr>
+        <w:tc>
+          <w:tcPr>
+            <w:tcW w:w="4152" w:type="dxa"/>
+            <w:vAlign w:val="center"/>
+          </w:tcPr>
+          <w:p>
+            <w:pPr>
+              <w:jc w:val="center"/>
+              <w:rPr>
+                <w:rFonts w:cstheme="minorHAnsi"/>
+                <w:kern w:val="0"/>
+                <w:sz w:val="24"/>
+                <w:szCs w:val="24"/>
+              </w:rPr>
+            </w:pPr>
+            <w:r>
+              <w:rPr>
+                <w:rFonts w:cstheme="minorHAnsi"/>
+                <w:kern w:val="0"/>
+                <w:sz w:val="24"/>
+                <w:szCs w:val="24"/>
+              </w:rPr>
+              <w:t>Interface type</w:t>
+            </w:r>
+          </w:p>
+        </w:tc>
+        <w:tc>
+          <w:tcPr>
+            <w:tcW w:w="4144" w:type="dxa"/>
+            <w:vAlign w:val="center"/>
+          </w:tcPr>
+          <w:p>
+            <w:pPr>
+              <w:pStyle w:val="ListParagraph"/>
+              <w:ind w:left="0"/>
+              <w:jc w:val="center"/>
+              <w:rPr>
+                <w:rFonts w:cstheme="minorHAnsi"/>
+                <w:kern w:val="0"/>
+                <w:sz w:val="24"/>
+                <w:szCs w:val="24"/>
+              </w:rPr>
+            </w:pPr>
+            <w:r>
+              <w:rPr>
+                <w:rFonts w:cstheme="minorHAnsi"/>
+                <w:kern w:val="0"/>
+                <w:sz w:val="24"/>
+                <w:szCs w:val="24"/>
+              </w:rPr>
+              <w:t>ADC</w:t>
+            </w:r>
+          </w:p>
+        </w:tc>
+      </w:tr>
+    </w:tbl>
+    <w:p>
+      <w:pPr>
+        <w:jc w:val="both"/>
+        <w:rPr>
+          <w:b/>
+          <w:bCs/>
+          <w:sz w:val="24"/>
+          <w:szCs w:val="24"/>
+          <w:lang w:val="en-US"/>
+        </w:rPr>
+      </w:pPr>
+    </w:p>
+    <w:p>
+      <w:pPr>
+        <w:jc w:val="both"/>
+        <w:rPr>
+          <w:b/>
+          <w:bCs/>
+          <w:sz w:val="24"/>
+          <w:szCs w:val="24"/>
+          <w:lang w:val="en-US"/>
+        </w:rPr>
+      </w:pPr>
+    </w:p>
+    <w:p>
+      <w:pPr>
+        <w:jc w:val="both"/>
+        <w:rPr>
+          <w:b/>
+          <w:bCs/>
+          <w:sz w:val="24"/>
+          <w:szCs w:val="24"/>
+          <w:lang w:val="en-US"/>
+        </w:rPr>
+      </w:pPr>
+    </w:p>
+    <w:p>
+      <w:pPr>
+        <w:jc w:val="both"/>
+        <w:rPr>
+          <w:b/>
+          <w:bCs/>
+          <w:sz w:val="24"/>
+          <w:szCs w:val="24"/>
+          <w:lang w:val="en-US"/>
+        </w:rPr>
+      </w:pPr>
+    </w:p>
+    <w:p>
+      <w:pPr>
+        <w:jc w:val="both"/>
+        <w:rPr>
+          <w:b/>
+          <w:bCs/>
+          <w:sz w:val="24"/>
+          <w:szCs w:val="24"/>
+          <w:lang w:val="en-US"/>
+        </w:rPr>
+      </w:pPr>
+    </w:p>
+    <w:p>
+      <w:pPr>
+        <w:jc w:val="both"/>
+        <w:rPr>
+          <w:b/>
+          <w:bCs/>
+          <w:sz w:val="24"/>
+          <w:szCs w:val="24"/>
+          <w:lang w:val="en-US"/>
+        </w:rPr>
+      </w:pPr>
+    </w:p>
+    <w:p>
+      <w:pPr>
+        <w:pStyle w:val="ListParagraph"/>
+        <w:numPr>
+          <w:ilvl w:val="0"/>
+          <w:numId w:val="32"/>
+        </w:numPr>
+        <w:jc w:val="both"/>
+        <w:rPr>
+          <w:b/>
+          <w:bCs/>
+          <w:sz w:val="24"/>
+          <w:szCs w:val="24"/>
+          <w:lang w:val="en-US"/>
+        </w:rPr>
+      </w:pPr>
+      <w:r>
+        <w:rPr>
+          <w:b/>
+          <w:bCs/>
+          <w:sz w:val="24"/>
+          <w:szCs w:val="24"/>
+          <w:lang w:val="en-US"/>
+        </w:rPr>
+        <w:t>MQ7- Carbon Monoxide sensor</w:t>
+      </w:r>
+    </w:p>
+    <w:tbl>
+      <w:tblPr>
+        <w:tblStyle w:val="TableGrid"/>
+        <w:tblW w:w="0" w:type="auto"/>
+        <w:jc w:val="center"/>
+        <w:tblLook w:val="04A0" w:firstRow="1" w:lastRow="0" w:firstColumn="1" w:lastColumn="0" w:noHBand="0" w:noVBand="1"/>
+      </w:tblPr>
+      <w:tblGrid>
+        <w:gridCol w:w="4152"/>
+        <w:gridCol w:w="4144"/>
+      </w:tblGrid>
+      <w:tr>
+        <w:trPr>
+          <w:trHeight w:val="532"/>
+          <w:jc w:val="center"/>
+        </w:trPr>
+        <w:tc>
+          <w:tcPr>
+            <w:tcW w:w="4152" w:type="dxa"/>
+            <w:vAlign w:val="center"/>
+          </w:tcPr>
+          <w:p>
+            <w:pPr>
+              <w:pStyle w:val="ListParagraph"/>
+              <w:ind w:left="0"/>
+              <w:jc w:val="center"/>
+              <w:rPr>
+                <w:b/>
+                <w:bCs/>
+                <w:sz w:val="24"/>
+                <w:szCs w:val="24"/>
+                <w:lang w:val="en-US"/>
+              </w:rPr>
+            </w:pPr>
+            <w:r>
+              <w:rPr>
+                <w:b/>
+                <w:bCs/>
+                <w:sz w:val="24"/>
+                <w:szCs w:val="24"/>
+                <w:lang w:val="en-US"/>
+              </w:rPr>
+              <w:t>Parameter</w:t>
+            </w:r>
+          </w:p>
+        </w:tc>
+        <w:tc>
+          <w:tcPr>
+            <w:tcW w:w="4144" w:type="dxa"/>
+            <w:vAlign w:val="center"/>
+          </w:tcPr>
+          <w:p>
+            <w:pPr>
+              <w:pStyle w:val="ListParagraph"/>
+              <w:ind w:left="0"/>
+              <w:jc w:val="center"/>
+              <w:rPr>
+                <w:b/>
+                <w:bCs/>
+                <w:sz w:val="24"/>
+                <w:szCs w:val="24"/>
+                <w:lang w:val="en-US"/>
+              </w:rPr>
+            </w:pPr>
+            <w:r>
+              <w:rPr>
+                <w:b/>
+                <w:bCs/>
+                <w:sz w:val="24"/>
+                <w:szCs w:val="24"/>
+                <w:lang w:val="en-US"/>
+              </w:rPr>
+              <w:t>Values</w:t>
+            </w:r>
+          </w:p>
+        </w:tc>
+      </w:tr>
+      <w:tr>
+        <w:trPr>
+          <w:jc w:val="center"/>
+        </w:trPr>
+        <w:tc>
+          <w:tcPr>
+            <w:tcW w:w="4152" w:type="dxa"/>
+            <w:vAlign w:val="center"/>
+          </w:tcPr>
+          <w:p>
+            <w:pPr>
+              <w:pStyle w:val="ListParagraph"/>
+              <w:ind w:left="0"/>
+              <w:jc w:val="center"/>
+              <w:rPr>
+                <w:sz w:val="24"/>
+                <w:szCs w:val="24"/>
+                <w:lang w:val="en-US"/>
+              </w:rPr>
+            </w:pPr>
+            <w:r>
+              <w:rPr>
+                <w:sz w:val="24"/>
+                <w:szCs w:val="24"/>
+                <w:lang w:val="en-US"/>
+              </w:rPr>
+              <w:t>Detectable gases</w:t>
+            </w:r>
+          </w:p>
+        </w:tc>
+        <w:tc>
+          <w:tcPr>
+            <w:tcW w:w="4144" w:type="dxa"/>
+            <w:vAlign w:val="center"/>
+          </w:tcPr>
+          <w:p>
+            <w:pPr>
+              <w:pStyle w:val="ListParagraph"/>
+              <w:ind w:left="0"/>
+              <w:jc w:val="center"/>
+              <w:rPr>
+                <w:sz w:val="24"/>
+                <w:szCs w:val="24"/>
+                <w:lang w:val="en-US"/>
+              </w:rPr>
+            </w:pPr>
+            <w:r>
+              <w:rPr>
+                <w:sz w:val="24"/>
+                <w:szCs w:val="24"/>
+                <w:lang w:val="en-US"/>
+              </w:rPr>
+              <w:t>Methane, natural gas,LNG</w:t>
+            </w:r>
+          </w:p>
+        </w:tc>
+      </w:tr>
+      <w:tr>
+        <w:trPr>
+          <w:jc w:val="center"/>
+        </w:trPr>
+        <w:tc>
+          <w:tcPr>
+            <w:tcW w:w="4152" w:type="dxa"/>
+            <w:vAlign w:val="center"/>
+          </w:tcPr>
+          <w:p>
+            <w:pPr>
+              <w:pStyle w:val="ListParagraph"/>
+              <w:ind w:left="0"/>
+              <w:jc w:val="center"/>
+              <w:rPr>
+                <w:sz w:val="24"/>
+                <w:szCs w:val="24"/>
+                <w:lang w:val="en-US"/>
+              </w:rPr>
+            </w:pPr>
+            <w:r>
+              <w:rPr>
+                <w:sz w:val="24"/>
+                <w:szCs w:val="24"/>
+              </w:rPr>
+              <w:t>Vc</w:t>
+            </w:r>
+            <w:r>
+              <w:rPr>
+                <w:sz w:val="24"/>
+                <w:szCs w:val="24"/>
+              </w:rPr>
+              <w:t>,</w:t>
+            </w:r>
+            <w:r>
+              <w:rPr>
+                <w:sz w:val="24"/>
+                <w:szCs w:val="24"/>
+              </w:rPr>
+              <w:t xml:space="preserve"> Circuit voltage</w:t>
+            </w:r>
+          </w:p>
+        </w:tc>
+        <w:tc>
+          <w:tcPr>
+            <w:tcW w:w="4144" w:type="dxa"/>
+            <w:vAlign w:val="center"/>
+          </w:tcPr>
+          <w:p>
+            <w:pPr>
+              <w:pStyle w:val="ListParagraph"/>
+              <w:ind w:left="0"/>
+              <w:jc w:val="center"/>
+              <w:rPr>
+                <w:sz w:val="24"/>
+                <w:szCs w:val="24"/>
+                <w:lang w:val="en-US"/>
+              </w:rPr>
+            </w:pPr>
+            <w:r>
+              <w:rPr>
+                <w:sz w:val="24"/>
+                <w:szCs w:val="24"/>
+              </w:rPr>
+              <w:t>5V±0.1 AC OR DC</w:t>
+            </w:r>
+          </w:p>
+        </w:tc>
+      </w:tr>
+      <w:tr>
+        <w:trPr>
+          <w:jc w:val="center"/>
+        </w:trPr>
+        <w:tc>
+          <w:tcPr>
+            <w:tcW w:w="4152" w:type="dxa"/>
+            <w:vAlign w:val="center"/>
+          </w:tcPr>
+          <w:p>
+            <w:pPr>
+              <w:pStyle w:val="ListParagraph"/>
+              <w:ind w:left="0"/>
+              <w:jc w:val="center"/>
+              <w:rPr>
+                <w:sz w:val="24"/>
+                <w:szCs w:val="24"/>
+                <w:lang w:val="en-US"/>
+              </w:rPr>
+            </w:pPr>
+            <w:r>
+              <w:rPr>
+                <w:sz w:val="24"/>
+                <w:szCs w:val="24"/>
+              </w:rPr>
+              <w:t>VH</w:t>
+            </w:r>
+            <w:r>
+              <w:rPr>
+                <w:sz w:val="24"/>
+                <w:szCs w:val="24"/>
+              </w:rPr>
+              <w:t xml:space="preserve"> (H), </w:t>
+            </w:r>
+            <w:r>
+              <w:rPr>
+                <w:sz w:val="24"/>
+                <w:szCs w:val="24"/>
+              </w:rPr>
+              <w:t>Heating voltage</w:t>
+            </w:r>
+            <w:r>
+              <w:rPr>
+                <w:sz w:val="24"/>
+                <w:szCs w:val="24"/>
+              </w:rPr>
+              <w:t xml:space="preserve"> high</w:t>
+            </w:r>
+          </w:p>
+        </w:tc>
+        <w:tc>
+          <w:tcPr>
+            <w:tcW w:w="4144" w:type="dxa"/>
+            <w:vAlign w:val="center"/>
+          </w:tcPr>
+          <w:p>
+            <w:pPr>
+              <w:pStyle w:val="ListParagraph"/>
+              <w:ind w:left="0"/>
+              <w:jc w:val="center"/>
+              <w:rPr>
+                <w:sz w:val="24"/>
+                <w:szCs w:val="24"/>
+                <w:lang w:val="en-US"/>
+              </w:rPr>
+            </w:pPr>
+            <w:r>
+              <w:rPr>
+                <w:sz w:val="24"/>
+                <w:szCs w:val="24"/>
+              </w:rPr>
+              <w:t>5V±0.1 AC OR DC</w:t>
+            </w:r>
+          </w:p>
+        </w:tc>
+      </w:tr>
+      <w:tr>
+        <w:trPr>
+          <w:jc w:val="center"/>
+        </w:trPr>
+        <w:tc>
+          <w:tcPr>
+            <w:tcW w:w="4152" w:type="dxa"/>
+            <w:vAlign w:val="center"/>
+          </w:tcPr>
+          <w:p>
+            <w:pPr>
+              <w:pStyle w:val="ListParagraph"/>
+              <w:ind w:left="0"/>
+              <w:jc w:val="center"/>
+              <w:rPr>
+                <w:sz w:val="24"/>
+                <w:szCs w:val="24"/>
+              </w:rPr>
+            </w:pPr>
+            <w:r>
+              <w:rPr>
+                <w:sz w:val="24"/>
+                <w:szCs w:val="24"/>
+              </w:rPr>
+              <w:t>VH</w:t>
+            </w:r>
+            <w:r>
+              <w:rPr>
+                <w:sz w:val="24"/>
+                <w:szCs w:val="24"/>
+              </w:rPr>
+              <w:t xml:space="preserve"> (L), </w:t>
+            </w:r>
+            <w:r>
+              <w:rPr>
+                <w:sz w:val="24"/>
+                <w:szCs w:val="24"/>
+              </w:rPr>
+              <w:t>Heating voltage</w:t>
+            </w:r>
+            <w:r>
+              <w:rPr>
+                <w:sz w:val="24"/>
+                <w:szCs w:val="24"/>
+              </w:rPr>
+              <w:t xml:space="preserve"> low</w:t>
+            </w:r>
+          </w:p>
+        </w:tc>
+        <w:tc>
+          <w:tcPr>
+            <w:tcW w:w="4144" w:type="dxa"/>
+            <w:vAlign w:val="center"/>
+          </w:tcPr>
+          <w:p>
+            <w:pPr>
+              <w:pStyle w:val="ListParagraph"/>
+              <w:ind w:left="0"/>
+              <w:jc w:val="center"/>
+              <w:rPr>
+                <w:sz w:val="24"/>
+                <w:szCs w:val="24"/>
+              </w:rPr>
+            </w:pPr>
+            <w:r>
+              <w:rPr>
+                <w:sz w:val="24"/>
+                <w:szCs w:val="24"/>
+              </w:rPr>
+              <w:t>1.4</w:t>
+            </w:r>
+            <w:r>
+              <w:rPr>
+                <w:sz w:val="24"/>
+                <w:szCs w:val="24"/>
+              </w:rPr>
+              <w:t>V±0.1 AC OR DC</w:t>
+            </w:r>
+          </w:p>
+        </w:tc>
+      </w:tr>
+      <w:tr>
+        <w:trPr>
+          <w:jc w:val="center"/>
+        </w:trPr>
+        <w:tc>
+          <w:tcPr>
+            <w:tcW w:w="4152" w:type="dxa"/>
+            <w:vAlign w:val="center"/>
+          </w:tcPr>
+          <w:p>
+            <w:pPr>
+              <w:pStyle w:val="ListParagraph"/>
+              <w:ind w:left="0"/>
+              <w:jc w:val="center"/>
+              <w:rPr>
+                <w:rFonts w:cstheme="minorHAnsi"/>
+                <w:sz w:val="24"/>
+                <w:szCs w:val="24"/>
+                <w:lang w:val="en-US"/>
+              </w:rPr>
+            </w:pPr>
+            <w:r>
+              <w:rPr>
+                <w:rFonts w:cstheme="minorHAnsi"/>
+                <w:kern w:val="0"/>
+                <w:sz w:val="24"/>
+                <w:szCs w:val="24"/>
+              </w:rPr>
+              <w:t>RL</w:t>
+            </w:r>
+            <w:r>
+              <w:rPr>
+                <w:rFonts w:cstheme="minorHAnsi"/>
+                <w:kern w:val="0"/>
+                <w:sz w:val="24"/>
+                <w:szCs w:val="24"/>
+              </w:rPr>
+              <w:t>,</w:t>
+            </w:r>
+            <w:r>
+              <w:rPr>
+                <w:rFonts w:cstheme="minorHAnsi"/>
+                <w:kern w:val="0"/>
+                <w:sz w:val="24"/>
+                <w:szCs w:val="24"/>
+              </w:rPr>
+              <w:t xml:space="preserve"> Load resistance can adjust</w:t>
+            </w:r>
+          </w:p>
+        </w:tc>
+        <w:tc>
+          <w:tcPr>
+            <w:tcW w:w="4144" w:type="dxa"/>
+            <w:vAlign w:val="center"/>
+          </w:tcPr>
+          <w:p>
+            <w:pPr>
+              <w:pStyle w:val="ListParagraph"/>
+              <w:ind w:left="0"/>
+              <w:jc w:val="center"/>
+              <w:rPr>
+                <w:rFonts w:cstheme="minorHAnsi"/>
+                <w:sz w:val="24"/>
+                <w:szCs w:val="24"/>
+                <w:lang w:val="en-US"/>
+              </w:rPr>
+            </w:pPr>
+            <w:r>
+              <w:rPr>
+                <w:rFonts w:cstheme="minorHAnsi"/>
+                <w:kern w:val="0"/>
+                <w:sz w:val="24"/>
+                <w:szCs w:val="24"/>
+              </w:rPr>
+              <w:t>20K</w:t>
+            </w:r>
+            <w:r>
+              <w:rPr>
+                <w:rFonts w:eastAsia="ﾋﾎﾌ・" w:cstheme="minorHAnsi"/>
+                <w:kern w:val="0"/>
+                <w:sz w:val="24"/>
+                <w:szCs w:val="24"/>
+              </w:rPr>
+              <w:t xml:space="preserve"> Ω</w:t>
+            </w:r>
+            <w:r>
+              <w:rPr>
+                <w:rFonts w:eastAsia="ﾋﾎﾌ・" w:cstheme="minorHAnsi"/>
+                <w:kern w:val="0"/>
+                <w:sz w:val="24"/>
+                <w:szCs w:val="24"/>
+              </w:rPr>
+              <w:t xml:space="preserve"> (typical) </w:t>
+            </w:r>
+          </w:p>
+        </w:tc>
+      </w:tr>
+      <w:tr>
+        <w:trPr>
+          <w:jc w:val="center"/>
+        </w:trPr>
+        <w:tc>
+          <w:tcPr>
+            <w:tcW w:w="4152" w:type="dxa"/>
+            <w:vAlign w:val="center"/>
+          </w:tcPr>
+          <w:p>
+            <w:pPr>
+              <w:pStyle w:val="ListParagraph"/>
+              <w:ind w:left="0"/>
+              <w:jc w:val="center"/>
+              <w:rPr>
+                <w:rFonts w:cstheme="minorHAnsi"/>
+                <w:sz w:val="24"/>
+                <w:szCs w:val="24"/>
+                <w:lang w:val="en-US"/>
+              </w:rPr>
+            </w:pPr>
+            <w:r>
+              <w:rPr>
+                <w:rFonts w:cstheme="minorHAnsi"/>
+                <w:kern w:val="0"/>
+                <w:sz w:val="24"/>
+                <w:szCs w:val="24"/>
+              </w:rPr>
+              <w:t>RH</w:t>
+            </w:r>
+            <w:r>
+              <w:rPr>
+                <w:rFonts w:cstheme="minorHAnsi"/>
+                <w:kern w:val="0"/>
+                <w:sz w:val="24"/>
+                <w:szCs w:val="24"/>
+              </w:rPr>
+              <w:t>,</w:t>
+            </w:r>
+            <w:r>
+              <w:rPr>
+                <w:rFonts w:cstheme="minorHAnsi"/>
+                <w:kern w:val="0"/>
+                <w:sz w:val="24"/>
+                <w:szCs w:val="24"/>
+              </w:rPr>
+              <w:t xml:space="preserve"> Heater resistance 33</w:t>
+            </w:r>
+            <w:r>
+              <w:rPr>
+                <w:rFonts w:eastAsia="ﾋﾎﾌ・" w:cstheme="minorHAnsi"/>
+                <w:kern w:val="0"/>
+                <w:sz w:val="24"/>
+                <w:szCs w:val="24"/>
+              </w:rPr>
+              <w:t>Ω</w:t>
+            </w:r>
+            <w:r>
+              <w:rPr>
+                <w:rFonts w:ascii="Calibri" w:eastAsia="ﾋﾎﾌ・" w:hAnsi="Calibri" w:cs="Calibri"/>
+                <w:kern w:val="0"/>
+                <w:sz w:val="24"/>
+                <w:szCs w:val="24"/>
+              </w:rPr>
+              <w:t></w:t>
+            </w:r>
+            <w:r>
+              <w:rPr>
+                <w:rFonts w:eastAsia="ﾋﾎﾌ・" w:cstheme="minorHAnsi"/>
+                <w:kern w:val="0"/>
+                <w:sz w:val="24"/>
+                <w:szCs w:val="24"/>
+              </w:rPr>
+              <w:t>}</w:t>
+            </w:r>
+            <w:r>
+              <w:rPr>
+                <w:rFonts w:cstheme="minorHAnsi"/>
+                <w:kern w:val="0"/>
+                <w:sz w:val="24"/>
+                <w:szCs w:val="24"/>
+              </w:rPr>
+              <w:t>5%</w:t>
+            </w:r>
+          </w:p>
+        </w:tc>
+        <w:tc>
+          <w:tcPr>
+            <w:tcW w:w="4144" w:type="dxa"/>
+            <w:vAlign w:val="center"/>
+          </w:tcPr>
+          <w:p>
+            <w:pPr>
+              <w:pStyle w:val="ListParagraph"/>
+              <w:ind w:left="0"/>
+              <w:jc w:val="center"/>
+              <w:rPr>
+                <w:rFonts w:cstheme="minorHAnsi"/>
+                <w:sz w:val="24"/>
+                <w:szCs w:val="24"/>
+                <w:lang w:val="en-US"/>
+              </w:rPr>
+            </w:pPr>
+            <w:r>
+              <w:rPr>
+                <w:rFonts w:cstheme="minorHAnsi"/>
+                <w:kern w:val="0"/>
+                <w:sz w:val="24"/>
+                <w:szCs w:val="24"/>
+              </w:rPr>
+              <w:t>33</w:t>
+            </w:r>
+            <w:r>
+              <w:rPr>
+                <w:rFonts w:eastAsia="ﾋﾎﾌ・" w:cstheme="minorHAnsi"/>
+                <w:kern w:val="0"/>
+                <w:sz w:val="24"/>
+                <w:szCs w:val="24"/>
+              </w:rPr>
+              <w:t>Ω</w:t>
+            </w:r>
+            <w:r>
+              <w:rPr>
+                <w:rFonts w:eastAsia="ﾋﾎﾌ・" w:cstheme="minorHAnsi"/>
+                <w:kern w:val="0"/>
+                <w:sz w:val="24"/>
+                <w:szCs w:val="24"/>
+              </w:rPr>
+              <w:t xml:space="preserve"> ±</w:t>
+            </w:r>
+            <w:r>
+              <w:rPr>
+                <w:rFonts w:cstheme="minorHAnsi"/>
+                <w:kern w:val="0"/>
+                <w:sz w:val="24"/>
+                <w:szCs w:val="24"/>
+              </w:rPr>
+              <w:t>5%</w:t>
+            </w:r>
+          </w:p>
+        </w:tc>
+      </w:tr>
+      <w:tr>
+        <w:trPr>
+          <w:jc w:val="center"/>
+        </w:trPr>
+        <w:tc>
+          <w:tcPr>
+            <w:tcW w:w="4152" w:type="dxa"/>
+          </w:tcPr>
+          <w:p>
+            <w:pPr>
+              <w:pStyle w:val="ListParagraph"/>
+              <w:ind w:left="0"/>
+              <w:rPr>
+                <w:rFonts w:cstheme="minorHAnsi"/>
+                <w:kern w:val="0"/>
+                <w:sz w:val="24"/>
+                <w:szCs w:val="24"/>
+              </w:rPr>
+            </w:pPr>
+            <w:r>
+              <w:rPr>
+                <w:rFonts w:ascii="Times New Roman" w:hAnsi="Times New Roman" w:cs="Times New Roman"/>
+                <w:kern w:val="0"/>
+                <w:sz w:val="21"/>
+                <w:szCs w:val="21"/>
+              </w:rPr>
+              <w:t>T</w:t>
+            </w:r>
+            <w:r>
+              <w:rPr>
+                <w:rFonts w:ascii="Times New Roman" w:hAnsi="Times New Roman" w:cs="Times New Roman"/>
+                <w:kern w:val="0"/>
+                <w:sz w:val="15"/>
+                <w:szCs w:val="15"/>
+              </w:rPr>
+              <w:t xml:space="preserve">H (H) </w:t>
+            </w:r>
+            <w:r>
+              <w:rPr>
+                <w:rFonts w:ascii="Times New Roman" w:hAnsi="Times New Roman" w:cs="Times New Roman"/>
+                <w:kern w:val="0"/>
+                <w:sz w:val="21"/>
+                <w:szCs w:val="21"/>
+              </w:rPr>
+              <w:t xml:space="preserve">Heating time (high) </w:t>
+            </w:r>
+          </w:p>
+        </w:tc>
+        <w:tc>
+          <w:tcPr>
+            <w:tcW w:w="4144" w:type="dxa"/>
+          </w:tcPr>
+          <w:p>
+            <w:pPr>
+              <w:pStyle w:val="ListParagraph"/>
+              <w:ind w:left="0"/>
+              <w:jc w:val="center"/>
+              <w:rPr>
+                <w:rFonts w:cstheme="minorHAnsi"/>
+                <w:kern w:val="0"/>
+                <w:sz w:val="24"/>
+                <w:szCs w:val="24"/>
+              </w:rPr>
+            </w:pPr>
+            <w:r>
+              <w:rPr>
+                <w:rFonts w:ascii="Times New Roman" w:hAnsi="Times New Roman" w:cs="Times New Roman"/>
+                <w:kern w:val="0"/>
+                <w:sz w:val="21"/>
+                <w:szCs w:val="21"/>
+              </w:rPr>
+              <w:t xml:space="preserve"> 60</w:t>
+            </w:r>
+            <w:r>
+              <w:rPr>
+                <w:rFonts w:ascii="Times New Roman" w:hAnsi="Times New Roman" w:cs="Times New Roman"/>
+                <w:kern w:val="0"/>
+                <w:sz w:val="21"/>
+                <w:szCs w:val="21"/>
+              </w:rPr>
+              <w:t xml:space="preserve"> ±</w:t>
+            </w:r>
+            <w:r>
+              <w:rPr>
+                <w:rFonts w:ascii="Times New Roman" w:hAnsi="Times New Roman" w:cs="Times New Roman"/>
+                <w:kern w:val="0"/>
+                <w:sz w:val="21"/>
+                <w:szCs w:val="21"/>
+              </w:rPr>
+              <w:t>1 seconds</w:t>
+            </w:r>
+          </w:p>
+        </w:tc>
+      </w:tr>
+      <w:tr>
+        <w:trPr>
+          <w:jc w:val="center"/>
+        </w:trPr>
+        <w:tc>
+          <w:tcPr>
+            <w:tcW w:w="4152" w:type="dxa"/>
+          </w:tcPr>
+          <w:p>
+            <w:pPr>
+              <w:pStyle w:val="ListParagraph"/>
+              <w:ind w:left="0"/>
+              <w:rPr>
+                <w:rFonts w:cstheme="minorHAnsi"/>
+                <w:kern w:val="0"/>
+                <w:sz w:val="24"/>
+                <w:szCs w:val="24"/>
+              </w:rPr>
+            </w:pPr>
+            <w:r>
+              <w:rPr>
+                <w:rFonts w:ascii="Times New Roman" w:hAnsi="Times New Roman" w:cs="Times New Roman"/>
+                <w:kern w:val="0"/>
+                <w:sz w:val="21"/>
+                <w:szCs w:val="21"/>
+              </w:rPr>
+              <w:t>T</w:t>
+            </w:r>
+            <w:r>
+              <w:rPr>
+                <w:rFonts w:ascii="Times New Roman" w:hAnsi="Times New Roman" w:cs="Times New Roman"/>
+                <w:kern w:val="0"/>
+                <w:sz w:val="15"/>
+                <w:szCs w:val="15"/>
+              </w:rPr>
+              <w:t>H (</w:t>
+            </w:r>
+            <w:r>
+              <w:rPr>
+                <w:rFonts w:ascii="Times New Roman" w:hAnsi="Times New Roman" w:cs="Times New Roman"/>
+                <w:kern w:val="0"/>
+                <w:sz w:val="15"/>
+                <w:szCs w:val="15"/>
+              </w:rPr>
+              <w:t>L</w:t>
+            </w:r>
+            <w:r>
+              <w:rPr>
+                <w:rFonts w:ascii="Times New Roman" w:hAnsi="Times New Roman" w:cs="Times New Roman"/>
+                <w:kern w:val="0"/>
+                <w:sz w:val="15"/>
+                <w:szCs w:val="15"/>
+              </w:rPr>
+              <w:t xml:space="preserve">) </w:t>
+            </w:r>
+            <w:r>
+              <w:rPr>
+                <w:rFonts w:ascii="Times New Roman" w:hAnsi="Times New Roman" w:cs="Times New Roman"/>
+                <w:kern w:val="0"/>
+                <w:sz w:val="21"/>
+                <w:szCs w:val="21"/>
+              </w:rPr>
+              <w:t>Heating time (</w:t>
+            </w:r>
+            <w:r>
+              <w:rPr>
+                <w:rFonts w:ascii="Times New Roman" w:hAnsi="Times New Roman" w:cs="Times New Roman"/>
+                <w:kern w:val="0"/>
+                <w:sz w:val="21"/>
+                <w:szCs w:val="21"/>
+              </w:rPr>
+              <w:t>low</w:t>
+            </w:r>
+            <w:r>
+              <w:rPr>
+                <w:rFonts w:ascii="Times New Roman" w:hAnsi="Times New Roman" w:cs="Times New Roman"/>
+                <w:kern w:val="0"/>
+                <w:sz w:val="21"/>
+                <w:szCs w:val="21"/>
+              </w:rPr>
+              <w:t xml:space="preserve">) </w:t>
+            </w:r>
+          </w:p>
+        </w:tc>
+        <w:tc>
+          <w:tcPr>
+            <w:tcW w:w="4144" w:type="dxa"/>
+          </w:tcPr>
+          <w:p>
+            <w:pPr>
+              <w:pStyle w:val="ListParagraph"/>
+              <w:ind w:left="0"/>
+              <w:jc w:val="center"/>
+              <w:rPr>
+                <w:rFonts w:cstheme="minorHAnsi"/>
+                <w:kern w:val="0"/>
+                <w:sz w:val="24"/>
+                <w:szCs w:val="24"/>
+              </w:rPr>
+            </w:pPr>
+            <w:r>
+              <w:rPr>
+                <w:rFonts w:ascii="Times New Roman" w:hAnsi="Times New Roman" w:cs="Times New Roman"/>
+                <w:kern w:val="0"/>
+                <w:sz w:val="21"/>
+                <w:szCs w:val="21"/>
+              </w:rPr>
+              <w:t xml:space="preserve"> </w:t>
+            </w:r>
+            <w:r>
+              <w:rPr>
+                <w:rFonts w:ascii="Times New Roman" w:hAnsi="Times New Roman" w:cs="Times New Roman"/>
+                <w:kern w:val="0"/>
+                <w:sz w:val="21"/>
+                <w:szCs w:val="21"/>
+              </w:rPr>
+              <w:t>9</w:t>
+            </w:r>
+            <w:r>
+              <w:rPr>
+                <w:rFonts w:ascii="Times New Roman" w:hAnsi="Times New Roman" w:cs="Times New Roman"/>
+                <w:kern w:val="0"/>
+                <w:sz w:val="21"/>
+                <w:szCs w:val="21"/>
+              </w:rPr>
+              <w:t>0</w:t>
+            </w:r>
+            <w:r>
+              <w:rPr>
+                <w:rFonts w:ascii="Times New Roman" w:hAnsi="Times New Roman" w:cs="Times New Roman"/>
+                <w:kern w:val="0"/>
+                <w:sz w:val="21"/>
+                <w:szCs w:val="21"/>
+              </w:rPr>
+              <w:t>±</w:t>
+            </w:r>
+            <w:r>
+              <w:rPr>
+                <w:rFonts w:ascii="Times New Roman" w:hAnsi="Times New Roman" w:cs="Times New Roman"/>
+                <w:kern w:val="0"/>
+                <w:sz w:val="21"/>
+                <w:szCs w:val="21"/>
+              </w:rPr>
+              <w:t>1 seconds</w:t>
+            </w:r>
+          </w:p>
+        </w:tc>
+      </w:tr>
+      <w:tr>
+        <w:trPr>
+          <w:jc w:val="center"/>
+        </w:trPr>
+        <w:tc>
+          <w:tcPr>
+            <w:tcW w:w="4152" w:type="dxa"/>
+            <w:vAlign w:val="center"/>
+          </w:tcPr>
+          <w:p>
+            <w:pPr>
+              <w:pStyle w:val="ListParagraph"/>
+              <w:ind w:left="0"/>
+              <w:jc w:val="center"/>
+              <w:rPr>
+                <w:rFonts w:cstheme="minorHAnsi"/>
+                <w:kern w:val="0"/>
+                <w:sz w:val="24"/>
+                <w:szCs w:val="24"/>
+              </w:rPr>
+            </w:pPr>
+            <w:r>
+              <w:rPr>
+                <w:rFonts w:cstheme="minorHAnsi"/>
+                <w:kern w:val="0"/>
+                <w:sz w:val="24"/>
+                <w:szCs w:val="24"/>
+              </w:rPr>
+              <w:t>PH</w:t>
+            </w:r>
+            <w:r>
+              <w:rPr>
+                <w:rFonts w:cstheme="minorHAnsi"/>
+                <w:kern w:val="0"/>
+                <w:sz w:val="24"/>
+                <w:szCs w:val="24"/>
+              </w:rPr>
+              <w:t>,</w:t>
+            </w:r>
+            <w:r>
+              <w:rPr>
+                <w:rFonts w:cstheme="minorHAnsi"/>
+                <w:kern w:val="0"/>
+                <w:sz w:val="24"/>
+                <w:szCs w:val="24"/>
+              </w:rPr>
+              <w:t xml:space="preserve"> Heating consumption</w:t>
+            </w:r>
+          </w:p>
+        </w:tc>
+        <w:tc>
+          <w:tcPr>
+            <w:tcW w:w="4144" w:type="dxa"/>
+            <w:vAlign w:val="center"/>
+          </w:tcPr>
+          <w:p>
+            <w:pPr>
+              <w:pStyle w:val="ListParagraph"/>
+              <w:ind w:left="0"/>
+              <w:jc w:val="center"/>
+              <w:rPr>
+                <w:rFonts w:cstheme="minorHAnsi"/>
+                <w:kern w:val="0"/>
+                <w:sz w:val="24"/>
+                <w:szCs w:val="24"/>
+              </w:rPr>
+            </w:pPr>
+            <w:r>
+              <w:rPr>
+                <w:rFonts w:cstheme="minorHAnsi"/>
+                <w:kern w:val="0"/>
+                <w:sz w:val="24"/>
+                <w:szCs w:val="24"/>
+              </w:rPr>
+              <w:t>&lt;</w:t>
+            </w:r>
+            <w:r>
+              <w:rPr>
+                <w:rFonts w:cstheme="minorHAnsi"/>
+                <w:kern w:val="0"/>
+                <w:sz w:val="24"/>
+                <w:szCs w:val="24"/>
+              </w:rPr>
+              <w:t xml:space="preserve"> </w:t>
+            </w:r>
+            <w:r>
+              <w:rPr>
+                <w:rFonts w:cstheme="minorHAnsi"/>
+                <w:kern w:val="0"/>
+                <w:sz w:val="24"/>
+                <w:szCs w:val="24"/>
+              </w:rPr>
+              <w:t>35</w:t>
+            </w:r>
+            <w:r>
+              <w:rPr>
+                <w:rFonts w:cstheme="minorHAnsi"/>
+                <w:kern w:val="0"/>
+                <w:sz w:val="24"/>
+                <w:szCs w:val="24"/>
+              </w:rPr>
+              <w:t>0mw</w:t>
+            </w:r>
+          </w:p>
+        </w:tc>
+      </w:tr>
+      <w:tr>
+        <w:trPr>
+          <w:jc w:val="center"/>
+        </w:trPr>
+        <w:tc>
+          <w:tcPr>
+            <w:tcW w:w="4152" w:type="dxa"/>
+            <w:vAlign w:val="center"/>
+          </w:tcPr>
+          <w:p>
+            <w:pPr>
+              <w:jc w:val="center"/>
+              <w:rPr>
+                <w:rFonts w:cstheme="minorHAnsi"/>
+                <w:kern w:val="0"/>
+                <w:sz w:val="24"/>
+                <w:szCs w:val="24"/>
+              </w:rPr>
+            </w:pPr>
+            <w:r>
+              <w:rPr>
+                <w:rFonts w:cstheme="minorHAnsi"/>
+                <w:kern w:val="0"/>
+                <w:sz w:val="24"/>
+                <w:szCs w:val="24"/>
+              </w:rPr>
+              <w:t>Rs, Sensing Resistance</w:t>
+            </w:r>
+          </w:p>
+        </w:tc>
+        <w:tc>
+          <w:tcPr>
+            <w:tcW w:w="4144" w:type="dxa"/>
+            <w:vAlign w:val="center"/>
+          </w:tcPr>
+          <w:p>
+            <w:pPr>
+              <w:pStyle w:val="ListParagraph"/>
+              <w:ind w:left="0"/>
+              <w:jc w:val="center"/>
+              <w:rPr>
+                <w:rFonts w:cstheme="minorHAnsi"/>
+                <w:kern w:val="0"/>
+                <w:sz w:val="24"/>
+                <w:szCs w:val="24"/>
+              </w:rPr>
+            </w:pPr>
+            <w:r>
+              <w:rPr>
+                <w:rFonts w:cstheme="minorHAnsi"/>
+                <w:kern w:val="0"/>
+                <w:sz w:val="24"/>
+                <w:szCs w:val="24"/>
+              </w:rPr>
+              <w:t>2</w:t>
+            </w:r>
+            <w:r>
+              <w:rPr>
+                <w:rFonts w:cstheme="minorHAnsi"/>
+                <w:kern w:val="0"/>
+                <w:sz w:val="24"/>
+                <w:szCs w:val="24"/>
+              </w:rPr>
+              <w:t>KΩ-</w:t>
+            </w:r>
+            <w:r>
+              <w:rPr>
+                <w:rFonts w:cstheme="minorHAnsi"/>
+                <w:kern w:val="0"/>
+                <w:sz w:val="24"/>
+                <w:szCs w:val="24"/>
+              </w:rPr>
+              <w:t>2</w:t>
+            </w:r>
+            <w:r>
+              <w:rPr>
+                <w:rFonts w:cstheme="minorHAnsi"/>
+                <w:kern w:val="0"/>
+                <w:sz w:val="24"/>
+                <w:szCs w:val="24"/>
+              </w:rPr>
+              <w:t>0KΩ</w:t>
+            </w:r>
+          </w:p>
+        </w:tc>
+      </w:tr>
+      <w:tr>
+        <w:trPr>
+          <w:jc w:val="center"/>
+        </w:trPr>
+        <w:tc>
+          <w:tcPr>
+            <w:tcW w:w="4152" w:type="dxa"/>
+            <w:vAlign w:val="center"/>
+          </w:tcPr>
+          <w:p>
+            <w:pPr>
+              <w:jc w:val="center"/>
+              <w:rPr>
+                <w:rFonts w:cstheme="minorHAnsi"/>
+                <w:kern w:val="0"/>
+                <w:sz w:val="24"/>
+                <w:szCs w:val="24"/>
+              </w:rPr>
+            </w:pPr>
+            <w:r>
+              <w:rPr>
+                <w:rFonts w:cstheme="minorHAnsi"/>
+                <w:kern w:val="0"/>
+                <w:sz w:val="24"/>
+                <w:szCs w:val="24"/>
+              </w:rPr>
+              <w:t>Rs/R0</w:t>
+            </w:r>
+          </w:p>
+        </w:tc>
+        <w:tc>
+          <w:tcPr>
+            <w:tcW w:w="4144" w:type="dxa"/>
+            <w:vAlign w:val="center"/>
+          </w:tcPr>
+          <w:p>
+            <w:pPr>
+              <w:pStyle w:val="ListParagraph"/>
+              <w:ind w:left="0"/>
+              <w:jc w:val="center"/>
+              <w:rPr>
+                <w:rFonts w:cstheme="minorHAnsi"/>
+                <w:kern w:val="0"/>
+                <w:sz w:val="24"/>
+                <w:szCs w:val="24"/>
+              </w:rPr>
+            </w:pPr>
+            <w:r>
+              <w:rPr>
+                <w:rFonts w:cstheme="minorHAnsi"/>
+                <w:kern w:val="0"/>
+                <w:sz w:val="24"/>
+                <w:szCs w:val="24"/>
+              </w:rPr>
+              <w:t>1.5</w:t>
+            </w:r>
+          </w:p>
+        </w:tc>
+      </w:tr>
+      <w:tr>
+        <w:trPr>
+          <w:jc w:val="center"/>
+        </w:trPr>
+        <w:tc>
+          <w:tcPr>
+            <w:tcW w:w="4152" w:type="dxa"/>
+            <w:vAlign w:val="center"/>
+          </w:tcPr>
+          <w:p>
+            <w:pPr>
+              <w:jc w:val="center"/>
+              <w:rPr>
+                <w:rFonts w:cstheme="minorHAnsi"/>
+                <w:kern w:val="0"/>
+                <w:sz w:val="24"/>
+                <w:szCs w:val="24"/>
+              </w:rPr>
+            </w:pPr>
+            <w:r>
+              <w:rPr>
+                <w:rFonts w:cstheme="minorHAnsi"/>
+                <w:kern w:val="0"/>
+                <w:sz w:val="24"/>
+                <w:szCs w:val="24"/>
+              </w:rPr>
+              <w:t>Interface type</w:t>
+            </w:r>
+          </w:p>
+        </w:tc>
+        <w:tc>
+          <w:tcPr>
+            <w:tcW w:w="4144" w:type="dxa"/>
+            <w:vAlign w:val="center"/>
+          </w:tcPr>
+          <w:p>
+            <w:pPr>
+              <w:pStyle w:val="ListParagraph"/>
+              <w:ind w:left="0"/>
+              <w:jc w:val="center"/>
+              <w:rPr>
+                <w:rFonts w:cstheme="minorHAnsi"/>
+                <w:kern w:val="0"/>
+                <w:sz w:val="24"/>
+                <w:szCs w:val="24"/>
+              </w:rPr>
+            </w:pPr>
+            <w:r>
+              <w:rPr>
+                <w:rFonts w:cstheme="minorHAnsi"/>
+                <w:kern w:val="0"/>
+                <w:sz w:val="24"/>
+                <w:szCs w:val="24"/>
+              </w:rPr>
+              <w:t>ADC</w:t>
+            </w:r>
+          </w:p>
+        </w:tc>
+      </w:tr>
+    </w:tbl>
+    <w:p>
+      <w:pPr>
+        <w:jc w:val="both"/>
+        <w:rPr>
+          <w:b/>
+          <w:bCs/>
+          <w:sz w:val="24"/>
+          <w:szCs w:val="24"/>
+          <w:lang w:val="en-US"/>
+        </w:rPr>
+      </w:pPr>
+    </w:p>
+    <w:p>
+      <w:pPr>
+        <w:pStyle w:val="ListParagraph"/>
+        <w:numPr>
+          <w:ilvl w:val="0"/>
+          <w:numId w:val="32"/>
+        </w:numPr>
+        <w:jc w:val="both"/>
+        <w:rPr>
+          <w:b/>
+          <w:bCs/>
+          <w:sz w:val="24"/>
+          <w:szCs w:val="24"/>
+          <w:lang w:val="en-US"/>
+        </w:rPr>
+      </w:pPr>
+      <w:r>
+        <w:rPr>
+          <w:b/>
+          <w:bCs/>
+          <w:sz w:val="24"/>
+          <w:szCs w:val="24"/>
+          <w:lang w:val="en-US"/>
+        </w:rPr>
+        <w:t>DHT22-Temperature and Humidity Sensor</w:t>
+      </w:r>
+    </w:p>
+    <w:p>
+      <w:pPr>
+        <w:pStyle w:val="ListParagraph"/>
+        <w:jc w:val="both"/>
+        <w:rPr>
+          <w:b/>
+          <w:bCs/>
+          <w:sz w:val="24"/>
+          <w:szCs w:val="24"/>
+          <w:lang w:val="en-US"/>
+        </w:rPr>
+      </w:pPr>
+    </w:p>
+    <w:tbl>
+      <w:tblPr>
+        <w:tblStyle w:val="TableGrid"/>
+        <w:tblW w:w="0" w:type="auto"/>
+        <w:tblInd w:w="720" w:type="dxa"/>
+        <w:tblLook w:val="04A0" w:firstRow="1" w:lastRow="0" w:firstColumn="1" w:lastColumn="0" w:noHBand="0" w:noVBand="1"/>
+      </w:tblPr>
+      <w:tblGrid>
+        <w:gridCol w:w="4148"/>
+        <w:gridCol w:w="4148"/>
+      </w:tblGrid>
+      <w:tr>
+        <w:tc>
+          <w:tcPr>
+            <w:tcW w:w="4148" w:type="dxa"/>
+            <w:vAlign w:val="center"/>
+          </w:tcPr>
+          <w:p>
+            <w:pPr>
+              <w:pStyle w:val="ListParagraph"/>
+              <w:ind w:left="0"/>
+              <w:jc w:val="center"/>
+              <w:rPr>
+                <w:b/>
+                <w:bCs/>
+                <w:sz w:val="24"/>
+                <w:szCs w:val="24"/>
+                <w:lang w:val="en-US"/>
+              </w:rPr>
+            </w:pPr>
+            <w:r>
+              <w:rPr>
+                <w:b/>
+                <w:bCs/>
+                <w:sz w:val="24"/>
+                <w:szCs w:val="24"/>
+                <w:lang w:val="en-US"/>
+              </w:rPr>
+              <w:t>Parameter</w:t>
+            </w:r>
+          </w:p>
+        </w:tc>
+        <w:tc>
+          <w:tcPr>
+            <w:tcW w:w="4148" w:type="dxa"/>
+            <w:vAlign w:val="center"/>
+          </w:tcPr>
+          <w:p>
+            <w:pPr>
+              <w:pStyle w:val="ListParagraph"/>
+              <w:ind w:left="0"/>
+              <w:jc w:val="center"/>
+              <w:rPr>
+                <w:b/>
+                <w:bCs/>
+                <w:sz w:val="24"/>
+                <w:szCs w:val="24"/>
+                <w:lang w:val="en-US"/>
+              </w:rPr>
+            </w:pPr>
+            <w:r>
+              <w:rPr>
+                <w:b/>
+                <w:bCs/>
+                <w:sz w:val="24"/>
+                <w:szCs w:val="24"/>
+                <w:lang w:val="en-US"/>
+              </w:rPr>
+              <w:t>Values</w:t>
+            </w:r>
+          </w:p>
+        </w:tc>
+      </w:tr>
+      <w:tr>
+        <w:tc>
+          <w:tcPr>
+            <w:tcW w:w="4148" w:type="dxa"/>
+          </w:tcPr>
+          <w:p>
+            <w:pPr>
+              <w:pStyle w:val="ListParagraph"/>
+              <w:ind w:left="0"/>
+              <w:jc w:val="center"/>
+              <w:rPr>
+                <w:sz w:val="24"/>
+                <w:szCs w:val="24"/>
+                <w:lang w:val="en-US"/>
+              </w:rPr>
+            </w:pPr>
+            <w:r>
+              <w:rPr>
+                <w:sz w:val="24"/>
+                <w:szCs w:val="24"/>
+                <w:lang w:val="en-US"/>
+              </w:rPr>
+              <w:t>Power supply</w:t>
+            </w:r>
+          </w:p>
+        </w:tc>
+        <w:tc>
+          <w:tcPr>
+            <w:tcW w:w="4148" w:type="dxa"/>
+          </w:tcPr>
+          <w:p>
+            <w:pPr>
+              <w:pStyle w:val="ListParagraph"/>
+              <w:ind w:left="0"/>
+              <w:jc w:val="center"/>
+              <w:rPr>
+                <w:sz w:val="24"/>
+                <w:szCs w:val="24"/>
+                <w:lang w:val="en-US"/>
+              </w:rPr>
+            </w:pPr>
+            <w:r>
+              <w:rPr>
+                <w:sz w:val="24"/>
+                <w:szCs w:val="24"/>
+                <w:lang w:val="en-US"/>
+              </w:rPr>
+              <w:t>3.3 to 6V</w:t>
+            </w:r>
+          </w:p>
+        </w:tc>
+      </w:tr>
+      <w:tr>
+        <w:tc>
+          <w:tcPr>
+            <w:tcW w:w="4148" w:type="dxa"/>
+          </w:tcPr>
+          <w:p>
+            <w:pPr>
+              <w:pStyle w:val="ListParagraph"/>
+              <w:ind w:left="0"/>
+              <w:jc w:val="center"/>
+              <w:rPr>
+                <w:sz w:val="24"/>
+                <w:szCs w:val="24"/>
+                <w:lang w:val="en-US"/>
+              </w:rPr>
+            </w:pPr>
+            <w:r>
+              <w:rPr>
+                <w:sz w:val="24"/>
+                <w:szCs w:val="24"/>
+                <w:lang w:val="en-US"/>
+              </w:rPr>
+              <w:t>Output signal type</w:t>
+            </w:r>
+          </w:p>
+        </w:tc>
+        <w:tc>
+          <w:tcPr>
+            <w:tcW w:w="4148" w:type="dxa"/>
+          </w:tcPr>
+          <w:p>
+            <w:pPr>
+              <w:pStyle w:val="ListParagraph"/>
+              <w:ind w:left="0"/>
+              <w:jc w:val="center"/>
+              <w:rPr>
+                <w:sz w:val="24"/>
+                <w:szCs w:val="24"/>
+                <w:lang w:val="en-US"/>
+              </w:rPr>
+            </w:pPr>
+            <w:r>
+              <w:rPr>
+                <w:sz w:val="24"/>
+                <w:szCs w:val="24"/>
+                <w:lang w:val="en-US"/>
+              </w:rPr>
+              <w:t>Digital</w:t>
+            </w:r>
+          </w:p>
+        </w:tc>
+      </w:tr>
+      <w:tr>
+        <w:tc>
+          <w:tcPr>
+            <w:tcW w:w="4148" w:type="dxa"/>
+          </w:tcPr>
+          <w:p>
+            <w:pPr>
+              <w:pStyle w:val="ListParagraph"/>
+              <w:ind w:left="0"/>
+              <w:jc w:val="center"/>
+              <w:rPr>
+                <w:sz w:val="24"/>
+                <w:szCs w:val="24"/>
+                <w:lang w:val="en-US"/>
+              </w:rPr>
+            </w:pPr>
+            <w:r>
+              <w:rPr>
+                <w:sz w:val="24"/>
+                <w:szCs w:val="24"/>
+                <w:lang w:val="en-US"/>
+              </w:rPr>
+              <w:t>Operating range</w:t>
+            </w:r>
+          </w:p>
+        </w:tc>
+        <w:tc>
+          <w:tcPr>
+            <w:tcW w:w="4148" w:type="dxa"/>
+          </w:tcPr>
+          <w:p>
+            <w:pPr>
+              <w:pStyle w:val="ListParagraph"/>
+              <w:ind w:left="0"/>
+              <w:jc w:val="both"/>
+              <w:rPr>
+                <w:rFonts w:cstheme="minorHAnsi"/>
+                <w:sz w:val="24"/>
+                <w:szCs w:val="24"/>
+                <w:lang w:val="en-US"/>
+              </w:rPr>
+            </w:pPr>
+            <w:r>
+              <w:rPr>
+                <w:sz w:val="24"/>
+                <w:szCs w:val="24"/>
+                <w:lang w:val="en-US"/>
+              </w:rPr>
+              <w:t>0-100 % RH; temperature- -40 to 80</w:t>
+            </w:r>
+            <w:r>
+              <w:rPr>
+                <w:rFonts w:cstheme="minorHAnsi"/>
+                <w:sz w:val="24"/>
+                <w:szCs w:val="24"/>
+                <w:vertAlign w:val="superscript"/>
+                <w:lang w:val="en-US"/>
+              </w:rPr>
+              <w:t>o</w:t>
+            </w:r>
+            <w:r>
+              <w:rPr>
+                <w:rFonts w:cstheme="minorHAnsi"/>
+                <w:sz w:val="24"/>
+                <w:szCs w:val="24"/>
+                <w:vertAlign w:val="superscript"/>
+                <w:lang w:val="en-US"/>
+              </w:rPr>
+              <w:t xml:space="preserve"> </w:t>
+            </w:r>
+            <w:r>
+              <w:rPr>
+                <w:rFonts w:cstheme="minorHAnsi"/>
+                <w:sz w:val="24"/>
+                <w:szCs w:val="24"/>
+                <w:lang w:val="en-US"/>
+              </w:rPr>
+              <w:t>C</w:t>
+            </w:r>
+          </w:p>
+        </w:tc>
+      </w:tr>
+      <w:tr>
+        <w:tc>
+          <w:tcPr>
+            <w:tcW w:w="4148" w:type="dxa"/>
+          </w:tcPr>
+          <w:p>
+            <w:pPr>
+              <w:pStyle w:val="ListParagraph"/>
+              <w:ind w:left="0"/>
+              <w:jc w:val="center"/>
+              <w:rPr>
+                <w:sz w:val="24"/>
+                <w:szCs w:val="24"/>
+                <w:lang w:val="en-US"/>
+              </w:rPr>
+            </w:pPr>
+            <w:r>
+              <w:rPr>
+                <w:sz w:val="24"/>
+                <w:szCs w:val="24"/>
+                <w:lang w:val="en-US"/>
+              </w:rPr>
+              <w:t>Resolution or sensitivity</w:t>
+            </w:r>
+          </w:p>
+        </w:tc>
+        <w:tc>
+          <w:tcPr>
+            <w:tcW w:w="4148" w:type="dxa"/>
+          </w:tcPr>
+          <w:p>
+            <w:pPr>
+              <w:pStyle w:val="ListParagraph"/>
+              <w:ind w:left="0"/>
+              <w:jc w:val="center"/>
+              <w:rPr>
+                <w:sz w:val="24"/>
+                <w:szCs w:val="24"/>
+                <w:lang w:val="en-US"/>
+              </w:rPr>
+            </w:pPr>
+            <w:r>
+              <w:rPr>
+                <w:sz w:val="24"/>
+                <w:szCs w:val="24"/>
+                <w:lang w:val="en-US"/>
+              </w:rPr>
+              <w:t>Humidity 0.1% RH; Temperature 0.1</w:t>
+            </w:r>
+            <w:r>
+              <w:rPr>
+                <w:rFonts w:cstheme="minorHAnsi"/>
+                <w:sz w:val="24"/>
+                <w:szCs w:val="24"/>
+                <w:vertAlign w:val="superscript"/>
+                <w:lang w:val="en-US"/>
+              </w:rPr>
+              <w:t>o</w:t>
+            </w:r>
+            <w:r>
+              <w:rPr>
+                <w:rFonts w:cstheme="minorHAnsi"/>
+                <w:sz w:val="24"/>
+                <w:szCs w:val="24"/>
+                <w:vertAlign w:val="superscript"/>
+                <w:lang w:val="en-US"/>
+              </w:rPr>
+              <w:t xml:space="preserve"> </w:t>
+            </w:r>
+            <w:r>
+              <w:rPr>
+                <w:rFonts w:cstheme="minorHAnsi"/>
+                <w:sz w:val="24"/>
+                <w:szCs w:val="24"/>
+                <w:lang w:val="en-US"/>
+              </w:rPr>
+              <w:t>C</w:t>
+            </w:r>
+          </w:p>
+        </w:tc>
+      </w:tr>
+      <w:tr>
+        <w:tc>
+          <w:tcPr>
+            <w:tcW w:w="4148" w:type="dxa"/>
+            <w:vAlign w:val="center"/>
+          </w:tcPr>
+          <w:p>
+            <w:pPr>
+              <w:pStyle w:val="ListParagraph"/>
+              <w:ind w:left="0"/>
+              <w:jc w:val="center"/>
+              <w:rPr>
+                <w:sz w:val="24"/>
+                <w:szCs w:val="24"/>
+                <w:lang w:val="en-US"/>
+              </w:rPr>
+            </w:pPr>
+            <w:r>
+              <w:rPr>
+                <w:rFonts w:cstheme="minorHAnsi"/>
+                <w:kern w:val="0"/>
+                <w:sz w:val="24"/>
+                <w:szCs w:val="24"/>
+              </w:rPr>
+              <w:t>Interface type</w:t>
+            </w:r>
+          </w:p>
+        </w:tc>
+        <w:tc>
+          <w:tcPr>
+            <w:tcW w:w="4148" w:type="dxa"/>
+            <w:vAlign w:val="center"/>
+          </w:tcPr>
+          <w:p>
+            <w:pPr>
+              <w:pStyle w:val="ListParagraph"/>
+              <w:ind w:left="0"/>
+              <w:jc w:val="center"/>
+              <w:rPr>
+                <w:sz w:val="24"/>
+                <w:szCs w:val="24"/>
+                <w:lang w:val="en-US"/>
+              </w:rPr>
+            </w:pPr>
+            <w:r>
+              <w:rPr>
+                <w:sz w:val="24"/>
+                <w:szCs w:val="24"/>
+                <w:lang w:val="en-US"/>
+              </w:rPr>
+              <w:t>Single bus protocol</w:t>
+            </w:r>
+          </w:p>
+        </w:tc>
+      </w:tr>
+    </w:tbl>
+    <w:p>
+      <w:pPr>
+        <w:pStyle w:val="ListParagraph"/>
+        <w:jc w:val="both"/>
+        <w:rPr>
+          <w:b/>
+          <w:bCs/>
+          <w:sz w:val="24"/>
+          <w:szCs w:val="24"/>
+          <w:lang w:val="en-US"/>
+        </w:rPr>
+      </w:pPr>
+    </w:p>
+    <w:p>
+      <w:pPr>
+        <w:pStyle w:val="ListParagraph"/>
+        <w:numPr>
+          <w:ilvl w:val="0"/>
+          <w:numId w:val="32"/>
+        </w:numPr>
+        <w:jc w:val="both"/>
+        <w:rPr>
+          <w:b/>
+          <w:bCs/>
+          <w:sz w:val="24"/>
+          <w:szCs w:val="24"/>
+          <w:lang w:val="en-US"/>
+        </w:rPr>
+      </w:pPr>
+      <w:r>
+        <w:rPr>
+          <w:b/>
+          <w:bCs/>
+          <w:sz w:val="24"/>
+          <w:szCs w:val="24"/>
+          <w:lang w:val="en-US"/>
+        </w:rPr>
+        <w:t>Load cell +</w:t>
+      </w:r>
+      <w:r>
+        <w:rPr>
+          <w:b/>
+          <w:bCs/>
+          <w:sz w:val="24"/>
+          <w:szCs w:val="24"/>
+          <w:lang w:val="en-US"/>
+        </w:rPr>
+        <w:t>HX711</w:t>
+      </w:r>
+    </w:p>
+    <w:p>
+      <w:pPr>
+        <w:pStyle w:val="ListParagraph"/>
+        <w:jc w:val="both"/>
+        <w:rPr>
+          <w:b/>
+          <w:bCs/>
+          <w:sz w:val="24"/>
+          <w:szCs w:val="24"/>
+          <w:lang w:val="en-US"/>
+        </w:rPr>
+      </w:pPr>
+    </w:p>
+    <w:tbl>
+      <w:tblPr>
+        <w:tblStyle w:val="TableGrid"/>
+        <w:tblW w:w="0" w:type="auto"/>
+        <w:tblInd w:w="720" w:type="dxa"/>
+        <w:tblLook w:val="04A0" w:firstRow="1" w:lastRow="0" w:firstColumn="1" w:lastColumn="0" w:noHBand="0" w:noVBand="1"/>
+      </w:tblPr>
+      <w:tblGrid>
+        <w:gridCol w:w="4148"/>
+        <w:gridCol w:w="4148"/>
+      </w:tblGrid>
+      <w:tr>
+        <w:tc>
+          <w:tcPr>
+            <w:tcW w:w="4148" w:type="dxa"/>
+            <w:vAlign w:val="center"/>
+          </w:tcPr>
+          <w:p>
+            <w:pPr>
+              <w:pStyle w:val="ListParagraph"/>
+              <w:ind w:left="0"/>
+              <w:jc w:val="center"/>
+              <w:rPr>
+                <w:b/>
+                <w:bCs/>
+                <w:sz w:val="24"/>
+                <w:szCs w:val="24"/>
+                <w:lang w:val="en-US"/>
+              </w:rPr>
+            </w:pPr>
+            <w:r>
+              <w:rPr>
+                <w:b/>
+                <w:bCs/>
+                <w:sz w:val="24"/>
+                <w:szCs w:val="24"/>
+                <w:lang w:val="en-US"/>
+              </w:rPr>
+              <w:t>Parameter</w:t>
+            </w:r>
+          </w:p>
+        </w:tc>
+        <w:tc>
+          <w:tcPr>
+            <w:tcW w:w="4148" w:type="dxa"/>
+            <w:vAlign w:val="center"/>
+          </w:tcPr>
+          <w:p>
+            <w:pPr>
+              <w:pStyle w:val="ListParagraph"/>
+              <w:ind w:left="0"/>
+              <w:jc w:val="center"/>
+              <w:rPr>
+                <w:b/>
+                <w:bCs/>
+                <w:sz w:val="24"/>
+                <w:szCs w:val="24"/>
+                <w:lang w:val="en-US"/>
+              </w:rPr>
+            </w:pPr>
+            <w:r>
+              <w:rPr>
+                <w:b/>
+                <w:bCs/>
+                <w:sz w:val="24"/>
+                <w:szCs w:val="24"/>
+                <w:lang w:val="en-US"/>
+              </w:rPr>
+              <w:t>Values</w:t>
+            </w:r>
+          </w:p>
+        </w:tc>
+      </w:tr>
+      <w:tr>
+        <w:tc>
+          <w:tcPr>
+            <w:tcW w:w="4148" w:type="dxa"/>
+          </w:tcPr>
+          <w:p>
+            <w:pPr>
+              <w:pStyle w:val="ListParagraph"/>
+              <w:ind w:left="0"/>
+              <w:jc w:val="center"/>
+              <w:rPr>
+                <w:sz w:val="24"/>
+                <w:szCs w:val="24"/>
+                <w:lang w:val="en-US"/>
+              </w:rPr>
+            </w:pPr>
+            <w:r>
+              <w:rPr>
+                <w:sz w:val="24"/>
+                <w:szCs w:val="24"/>
+                <w:lang w:val="en-US"/>
+              </w:rPr>
+              <w:t>Power supply</w:t>
+            </w:r>
+          </w:p>
+        </w:tc>
+        <w:tc>
+          <w:tcPr>
+            <w:tcW w:w="4148" w:type="dxa"/>
+          </w:tcPr>
+          <w:p>
+            <w:pPr>
+              <w:pStyle w:val="ListParagraph"/>
+              <w:ind w:left="0"/>
+              <w:jc w:val="center"/>
+              <w:rPr>
+                <w:sz w:val="24"/>
+                <w:szCs w:val="24"/>
+                <w:lang w:val="en-US"/>
+              </w:rPr>
+            </w:pPr>
+            <w:r>
+              <w:rPr>
+                <w:sz w:val="24"/>
+                <w:szCs w:val="24"/>
+                <w:lang w:val="en-US"/>
+              </w:rPr>
+              <w:t>2.6V to 5.5V (3.3V typical)</w:t>
+            </w:r>
+          </w:p>
+        </w:tc>
+      </w:tr>
+      <w:tr>
+        <w:tc>
+          <w:tcPr>
+            <w:tcW w:w="4148" w:type="dxa"/>
+          </w:tcPr>
+          <w:p>
+            <w:pPr>
+              <w:pStyle w:val="ListParagraph"/>
+              <w:ind w:left="0"/>
+              <w:jc w:val="center"/>
+              <w:rPr>
+                <w:sz w:val="24"/>
+                <w:szCs w:val="24"/>
+                <w:lang w:val="en-US"/>
+              </w:rPr>
+            </w:pPr>
+            <w:r>
+              <w:rPr>
+                <w:sz w:val="24"/>
+                <w:szCs w:val="24"/>
+                <w:lang w:val="en-US"/>
+              </w:rPr>
+              <w:t xml:space="preserve">Output </w:t>
+            </w:r>
+            <w:r>
+              <w:rPr>
+                <w:sz w:val="24"/>
+                <w:szCs w:val="24"/>
+                <w:lang w:val="en-US"/>
+              </w:rPr>
+              <w:t>data coding</w:t>
+            </w:r>
+          </w:p>
+        </w:tc>
+        <w:tc>
+          <w:tcPr>
+            <w:tcW w:w="4148" w:type="dxa"/>
+          </w:tcPr>
+          <w:p>
+            <w:pPr>
+              <w:pStyle w:val="ListParagraph"/>
+              <w:ind w:left="0"/>
+              <w:jc w:val="center"/>
+              <w:rPr>
+                <w:sz w:val="24"/>
+                <w:szCs w:val="24"/>
+                <w:lang w:val="en-US"/>
+              </w:rPr>
+            </w:pPr>
+            <w:r>
+              <w:rPr>
+                <w:sz w:val="24"/>
+                <w:szCs w:val="24"/>
+                <w:lang w:val="en-US"/>
+              </w:rPr>
+              <w:t>2’s compliment</w:t>
+            </w:r>
+          </w:p>
+        </w:tc>
+      </w:tr>
+      <w:tr>
+        <w:tc>
+          <w:tcPr>
+            <w:tcW w:w="4148" w:type="dxa"/>
+          </w:tcPr>
+          <w:p>
+            <w:pPr>
+              <w:pStyle w:val="ListParagraph"/>
+              <w:ind w:left="0"/>
+              <w:jc w:val="center"/>
+              <w:rPr>
+                <w:sz w:val="24"/>
+                <w:szCs w:val="24"/>
+                <w:lang w:val="en-US"/>
+              </w:rPr>
+            </w:pPr>
+            <w:r>
+              <w:rPr>
+                <w:sz w:val="24"/>
+                <w:szCs w:val="24"/>
+                <w:lang w:val="en-US"/>
+              </w:rPr>
+              <w:t xml:space="preserve">ADC </w:t>
+            </w:r>
+            <w:r>
+              <w:rPr>
+                <w:sz w:val="24"/>
+                <w:szCs w:val="24"/>
+                <w:lang w:val="en-US"/>
+              </w:rPr>
+              <w:t>resolution</w:t>
+            </w:r>
+          </w:p>
+        </w:tc>
+        <w:tc>
+          <w:tcPr>
+            <w:tcW w:w="4148" w:type="dxa"/>
+          </w:tcPr>
+          <w:p>
+            <w:pPr>
+              <w:pStyle w:val="ListParagraph"/>
+              <w:ind w:left="0"/>
+              <w:jc w:val="center"/>
+              <w:rPr>
+                <w:rFonts w:cstheme="minorHAnsi"/>
+                <w:sz w:val="24"/>
+                <w:szCs w:val="24"/>
+                <w:lang w:val="en-US"/>
+              </w:rPr>
+            </w:pPr>
+            <w:r>
+              <w:rPr>
+                <w:rFonts w:cstheme="minorHAnsi"/>
+                <w:sz w:val="24"/>
+                <w:szCs w:val="24"/>
+                <w:lang w:val="en-US"/>
+              </w:rPr>
+              <w:t>24 bits</w:t>
+            </w:r>
+          </w:p>
+        </w:tc>
+      </w:tr>
+      <w:tr>
+        <w:tc>
+          <w:tcPr>
+            <w:tcW w:w="4148" w:type="dxa"/>
+          </w:tcPr>
+          <w:p>
+            <w:pPr>
+              <w:pStyle w:val="ListParagraph"/>
+              <w:ind w:left="0"/>
+              <w:jc w:val="center"/>
+              <w:rPr>
+                <w:sz w:val="24"/>
+                <w:szCs w:val="24"/>
+                <w:lang w:val="en-US"/>
+              </w:rPr>
+            </w:pPr>
+            <w:r>
+              <w:rPr>
+                <w:sz w:val="24"/>
+                <w:szCs w:val="24"/>
+                <w:lang w:val="en-US"/>
+              </w:rPr>
+              <w:t>No. of Differential input channels</w:t>
+            </w:r>
+          </w:p>
+        </w:tc>
+        <w:tc>
+          <w:tcPr>
+            <w:tcW w:w="4148" w:type="dxa"/>
+          </w:tcPr>
+          <w:p>
+            <w:pPr>
+              <w:pStyle w:val="ListParagraph"/>
+              <w:ind w:left="0"/>
+              <w:jc w:val="center"/>
+              <w:rPr>
+                <w:sz w:val="24"/>
+                <w:szCs w:val="24"/>
+                <w:lang w:val="en-US"/>
+              </w:rPr>
+            </w:pPr>
+            <w:r>
+              <w:rPr>
+                <w:sz w:val="24"/>
+                <w:szCs w:val="24"/>
+                <w:lang w:val="en-US"/>
+              </w:rPr>
+              <w:t>2-with selectable PGA gain of 32,64,128</w:t>
+            </w:r>
+          </w:p>
+        </w:tc>
+      </w:tr>
+      <w:tr>
+        <w:tc>
+          <w:tcPr>
+            <w:tcW w:w="4148" w:type="dxa"/>
+            <w:vAlign w:val="center"/>
+          </w:tcPr>
+          <w:p>
+            <w:pPr>
+              <w:pStyle w:val="ListParagraph"/>
+              <w:ind w:left="0"/>
+              <w:jc w:val="center"/>
+              <w:rPr>
+                <w:sz w:val="24"/>
+                <w:szCs w:val="24"/>
+                <w:lang w:val="en-US"/>
+              </w:rPr>
+            </w:pPr>
+            <w:r>
+              <w:rPr>
+                <w:rFonts w:cstheme="minorHAnsi"/>
+                <w:kern w:val="0"/>
+                <w:sz w:val="24"/>
+                <w:szCs w:val="24"/>
+              </w:rPr>
+              <w:t>Interface type</w:t>
+            </w:r>
+          </w:p>
+        </w:tc>
+        <w:tc>
+          <w:tcPr>
+            <w:tcW w:w="4148" w:type="dxa"/>
+            <w:vAlign w:val="center"/>
+          </w:tcPr>
+          <w:p>
+            <w:pPr>
+              <w:pStyle w:val="ListParagraph"/>
+              <w:ind w:left="0"/>
+              <w:jc w:val="center"/>
+              <w:rPr>
+                <w:sz w:val="24"/>
+                <w:szCs w:val="24"/>
+                <w:lang w:val="en-US"/>
+              </w:rPr>
+            </w:pPr>
+            <w:r>
+              <w:rPr>
+                <w:sz w:val="24"/>
+                <w:szCs w:val="24"/>
+                <w:lang w:val="en-US"/>
+              </w:rPr>
+              <w:t>S</w:t>
+            </w:r>
+            <w:r>
+              <w:rPr>
+                <w:sz w:val="24"/>
+                <w:szCs w:val="24"/>
+                <w:lang w:val="en-US"/>
+              </w:rPr>
+              <w:t>erial interface using GPIO</w:t>
+            </w:r>
+          </w:p>
+        </w:tc>
+      </w:tr>
+    </w:tbl>
+    <w:p>
+      <w:pPr>
+        <w:pStyle w:val="ListParagraph"/>
+        <w:jc w:val="both"/>
+        <w:rPr>
+          <w:b/>
+          <w:bCs/>
+          <w:sz w:val="24"/>
+          <w:szCs w:val="24"/>
+          <w:lang w:val="en-US"/>
+        </w:rPr>
+      </w:pPr>
     </w:p>
     <w:sectPr>
       <w:pgSz w:w="11906" w:h="16838"/>
@@ -8076,6 +11727,95 @@
     </w:lvl>
   </w:abstractNum>
   <w:abstractNum w:abstractNumId="8" w15:restartNumberingAfterBreak="0">
+    <w:nsid w:val="251F539A"/>
+    <w:multiLevelType w:val="hybridMultilevel"/>
+    <w:tmpl w:val="232A62BA"/>
+    <w:lvl w:ilvl="0" w:tplc="4009000F">
+      <w:start w:val="1"/>
+      <w:numFmt w:val="decimal"/>
+      <w:lvlText w:val="%1."/>
+      <w:lvlJc w:val="left"/>
+      <w:pPr>
+        <w:ind w:left="720" w:hanging="360"/>
+      </w:pPr>
+      <w:rPr>
+        <w:rFonts w:hint="default"/>
+      </w:rPr>
+    </w:lvl>
+    <w:lvl w:ilvl="1" w:tplc="40090019" w:tentative="1">
+      <w:start w:val="1"/>
+      <w:numFmt w:val="lowerLetter"/>
+      <w:lvlText w:val="%2."/>
+      <w:lvlJc w:val="left"/>
+      <w:pPr>
+        <w:ind w:left="1440" w:hanging="360"/>
+      </w:pPr>
+    </w:lvl>
+    <w:lvl w:ilvl="2" w:tplc="4009001B" w:tentative="1">
+      <w:start w:val="1"/>
+      <w:numFmt w:val="lowerRoman"/>
+      <w:lvlText w:val="%3."/>
+      <w:lvlJc w:val="right"/>
+      <w:pPr>
+        <w:ind w:left="2160" w:hanging="180"/>
+      </w:pPr>
+    </w:lvl>
+    <w:lvl w:ilvl="3" w:tplc="4009000F" w:tentative="1">
+      <w:start w:val="1"/>
+      <w:numFmt w:val="decimal"/>
+      <w:lvlText w:val="%4."/>
+      <w:lvlJc w:val="left"/>
+      <w:pPr>
+        <w:ind w:left="2880" w:hanging="360"/>
+      </w:pPr>
+    </w:lvl>
+    <w:lvl w:ilvl="4" w:tplc="40090019" w:tentative="1">
+      <w:start w:val="1"/>
+      <w:numFmt w:val="lowerLetter"/>
+      <w:lvlText w:val="%5."/>
+      <w:lvlJc w:val="left"/>
+      <w:pPr>
+        <w:ind w:left="3600" w:hanging="360"/>
+      </w:pPr>
+    </w:lvl>
+    <w:lvl w:ilvl="5" w:tplc="4009001B" w:tentative="1">
+      <w:start w:val="1"/>
+      <w:numFmt w:val="lowerRoman"/>
+      <w:lvlText w:val="%6."/>
+      <w:lvlJc w:val="right"/>
+      <w:pPr>
+        <w:ind w:left="4320" w:hanging="180"/>
+      </w:pPr>
+    </w:lvl>
+    <w:lvl w:ilvl="6" w:tplc="4009000F" w:tentative="1">
+      <w:start w:val="1"/>
+      <w:numFmt w:val="decimal"/>
+      <w:lvlText w:val="%7."/>
+      <w:lvlJc w:val="left"/>
+      <w:pPr>
+        <w:ind w:left="5040" w:hanging="360"/>
+      </w:pPr>
+    </w:lvl>
+    <w:lvl w:ilvl="7" w:tplc="40090019" w:tentative="1">
+      <w:start w:val="1"/>
+      <w:numFmt w:val="lowerLetter"/>
+      <w:lvlText w:val="%8."/>
+      <w:lvlJc w:val="left"/>
+      <w:pPr>
+        <w:ind w:left="5760" w:hanging="360"/>
+      </w:pPr>
+    </w:lvl>
+    <w:lvl w:ilvl="8" w:tplc="4009001B" w:tentative="1">
+      <w:start w:val="1"/>
+      <w:numFmt w:val="lowerRoman"/>
+      <w:lvlText w:val="%9."/>
+      <w:lvlJc w:val="right"/>
+      <w:pPr>
+        <w:ind w:left="6480" w:hanging="180"/>
+      </w:pPr>
+    </w:lvl>
+  </w:abstractNum>
+  <w:abstractNum w:abstractNumId="9" w15:restartNumberingAfterBreak="0">
     <w:nsid w:val="26FA764D"/>
     <w:multiLevelType w:val="multilevel"/>
     <w:tmpl w:val="56009C4E"/>
@@ -8188,7 +11928,7 @@
       </w:pPr>
     </w:lvl>
   </w:abstractNum>
-  <w:abstractNum w:abstractNumId="9" w15:restartNumberingAfterBreak="0">
+  <w:abstractNum w:abstractNumId="10" w15:restartNumberingAfterBreak="0">
     <w:nsid w:val="358149EA"/>
     <w:multiLevelType w:val="multilevel"/>
     <w:tmpl w:val="93B4ECF8"/>
@@ -8337,7 +12077,7 @@
       </w:rPr>
     </w:lvl>
   </w:abstractNum>
-  <w:abstractNum w:abstractNumId="10" w15:restartNumberingAfterBreak="0">
+  <w:abstractNum w:abstractNumId="11" w15:restartNumberingAfterBreak="0">
     <w:nsid w:val="36D95C30"/>
     <w:multiLevelType w:val="hybridMultilevel"/>
     <w:tmpl w:val="C7D003F2"/>
@@ -8477,7 +12217,7 @@
       </w:rPr>
     </w:lvl>
   </w:abstractNum>
-  <w:abstractNum w:abstractNumId="11" w15:restartNumberingAfterBreak="0">
+  <w:abstractNum w:abstractNumId="12" w15:restartNumberingAfterBreak="0">
     <w:nsid w:val="45F517DB"/>
     <w:multiLevelType w:val="hybridMultilevel"/>
     <w:tmpl w:val="CE8EB636"/>
@@ -8590,7 +12330,7 @@
       </w:rPr>
     </w:lvl>
   </w:abstractNum>
-  <w:abstractNum w:abstractNumId="12" w15:restartNumberingAfterBreak="0">
+  <w:abstractNum w:abstractNumId="13" w15:restartNumberingAfterBreak="0">
     <w:nsid w:val="49EB7ADD"/>
     <w:multiLevelType w:val="multilevel"/>
     <w:tmpl w:val="AB58E030"/>
@@ -8739,7 +12479,7 @@
       </w:rPr>
     </w:lvl>
   </w:abstractNum>
-  <w:abstractNum w:abstractNumId="13" w15:restartNumberingAfterBreak="0">
+  <w:abstractNum w:abstractNumId="14" w15:restartNumberingAfterBreak="0">
     <w:nsid w:val="4B302BD4"/>
     <w:multiLevelType w:val="hybridMultilevel"/>
     <w:tmpl w:val="9D36AA86"/>
@@ -8828,7 +12568,7 @@
       </w:pPr>
     </w:lvl>
   </w:abstractNum>
-  <w:abstractNum w:abstractNumId="14" w15:restartNumberingAfterBreak="0">
+  <w:abstractNum w:abstractNumId="15" w15:restartNumberingAfterBreak="0">
     <w:nsid w:val="56CE5A07"/>
     <w:multiLevelType w:val="hybridMultilevel"/>
     <w:tmpl w:val="305460F4"/>
@@ -8968,7 +12708,7 @@
       </w:rPr>
     </w:lvl>
   </w:abstractNum>
-  <w:abstractNum w:abstractNumId="15" w15:restartNumberingAfterBreak="0">
+  <w:abstractNum w:abstractNumId="16" w15:restartNumberingAfterBreak="0">
     <w:nsid w:val="57E41D64"/>
     <w:multiLevelType w:val="hybridMultilevel"/>
     <w:tmpl w:val="9F0ACD00"/>
@@ -9108,7 +12848,7 @@
       </w:rPr>
     </w:lvl>
   </w:abstractNum>
-  <w:abstractNum w:abstractNumId="16" w15:restartNumberingAfterBreak="0">
+  <w:abstractNum w:abstractNumId="17" w15:restartNumberingAfterBreak="0">
     <w:nsid w:val="5A303293"/>
     <w:multiLevelType w:val="hybridMultilevel"/>
     <w:tmpl w:val="D7184CF6"/>
@@ -9248,7 +12988,7 @@
       </w:rPr>
     </w:lvl>
   </w:abstractNum>
-  <w:abstractNum w:abstractNumId="17" w15:restartNumberingAfterBreak="0">
+  <w:abstractNum w:abstractNumId="18" w15:restartNumberingAfterBreak="0">
     <w:nsid w:val="5C6315DD"/>
     <w:multiLevelType w:val="multilevel"/>
     <w:tmpl w:val="E4728940"/>
@@ -9397,7 +13137,7 @@
       </w:rPr>
     </w:lvl>
   </w:abstractNum>
-  <w:abstractNum w:abstractNumId="18" w15:restartNumberingAfterBreak="0">
+  <w:abstractNum w:abstractNumId="19" w15:restartNumberingAfterBreak="0">
     <w:nsid w:val="606C69CB"/>
     <w:multiLevelType w:val="multilevel"/>
     <w:tmpl w:val="C9FC62F8"/>
@@ -9546,7 +13286,7 @@
       </w:rPr>
     </w:lvl>
   </w:abstractNum>
-  <w:abstractNum w:abstractNumId="19" w15:restartNumberingAfterBreak="0">
+  <w:abstractNum w:abstractNumId="20" w15:restartNumberingAfterBreak="0">
     <w:nsid w:val="69BB0BE0"/>
     <w:multiLevelType w:val="hybridMultilevel"/>
     <w:tmpl w:val="617EB404"/>
@@ -9686,7 +13426,7 @@
       </w:rPr>
     </w:lvl>
   </w:abstractNum>
-  <w:abstractNum w:abstractNumId="20" w15:restartNumberingAfterBreak="0">
+  <w:abstractNum w:abstractNumId="21" w15:restartNumberingAfterBreak="0">
     <w:nsid w:val="6AB030F7"/>
     <w:multiLevelType w:val="hybridMultilevel"/>
     <w:tmpl w:val="46EEA212"/>
@@ -9799,7 +13539,7 @@
       </w:rPr>
     </w:lvl>
   </w:abstractNum>
-  <w:abstractNum w:abstractNumId="21" w15:restartNumberingAfterBreak="0">
+  <w:abstractNum w:abstractNumId="22" w15:restartNumberingAfterBreak="0">
     <w:nsid w:val="6B962F89"/>
     <w:multiLevelType w:val="hybridMultilevel"/>
     <w:tmpl w:val="BACCB840"/>
@@ -9939,7 +13679,7 @@
       </w:rPr>
     </w:lvl>
   </w:abstractNum>
-  <w:abstractNum w:abstractNumId="22" w15:restartNumberingAfterBreak="0">
+  <w:abstractNum w:abstractNumId="23" w15:restartNumberingAfterBreak="0">
     <w:nsid w:val="6CDA336A"/>
     <w:multiLevelType w:val="hybridMultilevel"/>
     <w:tmpl w:val="4E7670AE"/>
@@ -10079,7 +13819,7 @@
       </w:rPr>
     </w:lvl>
   </w:abstractNum>
-  <w:abstractNum w:abstractNumId="23" w15:restartNumberingAfterBreak="0">
+  <w:abstractNum w:abstractNumId="24" w15:restartNumberingAfterBreak="0">
     <w:nsid w:val="6F2B0C99"/>
     <w:multiLevelType w:val="hybridMultilevel"/>
     <w:tmpl w:val="01F8D37E"/>
@@ -10192,7 +13932,7 @@
       </w:rPr>
     </w:lvl>
   </w:abstractNum>
-  <w:abstractNum w:abstractNumId="24" w15:restartNumberingAfterBreak="0">
+  <w:abstractNum w:abstractNumId="25" w15:restartNumberingAfterBreak="0">
     <w:nsid w:val="6F6E201E"/>
     <w:multiLevelType w:val="hybridMultilevel"/>
     <w:tmpl w:val="8E980682"/>
@@ -10332,7 +14072,7 @@
       </w:rPr>
     </w:lvl>
   </w:abstractNum>
-  <w:abstractNum w:abstractNumId="25" w15:restartNumberingAfterBreak="0">
+  <w:abstractNum w:abstractNumId="26" w15:restartNumberingAfterBreak="0">
     <w:nsid w:val="70CD4AED"/>
     <w:multiLevelType w:val="hybridMultilevel"/>
     <w:tmpl w:val="4B1274F0"/>
@@ -10472,7 +14212,7 @@
       </w:rPr>
     </w:lvl>
   </w:abstractNum>
-  <w:abstractNum w:abstractNumId="26" w15:restartNumberingAfterBreak="0">
+  <w:abstractNum w:abstractNumId="27" w15:restartNumberingAfterBreak="0">
     <w:nsid w:val="783B3D5F"/>
     <w:multiLevelType w:val="hybridMultilevel"/>
     <w:tmpl w:val="5ED474B2"/>
@@ -10612,7 +14352,7 @@
       </w:rPr>
     </w:lvl>
   </w:abstractNum>
-  <w:abstractNum w:abstractNumId="27" w15:restartNumberingAfterBreak="0">
+  <w:abstractNum w:abstractNumId="28" w15:restartNumberingAfterBreak="0">
     <w:nsid w:val="79A91BB6"/>
     <w:multiLevelType w:val="multilevel"/>
     <w:tmpl w:val="A36A922A"/>
@@ -10761,7 +14501,7 @@
       </w:rPr>
     </w:lvl>
   </w:abstractNum>
-  <w:abstractNum w:abstractNumId="28" w15:restartNumberingAfterBreak="0">
+  <w:abstractNum w:abstractNumId="29" w15:restartNumberingAfterBreak="0">
     <w:nsid w:val="7EBD6CE2"/>
     <w:multiLevelType w:val="hybridMultilevel"/>
     <w:tmpl w:val="EE1A1C06"/>
@@ -10874,7 +14614,7 @@
       </w:rPr>
     </w:lvl>
   </w:abstractNum>
-  <w:abstractNum w:abstractNumId="29" w15:restartNumberingAfterBreak="0">
+  <w:abstractNum w:abstractNumId="30" w15:restartNumberingAfterBreak="0">
     <w:nsid w:val="7F3555A1"/>
     <w:multiLevelType w:val="hybridMultilevel"/>
     <w:tmpl w:val="ABEE4F4C"/>
@@ -11014,7 +14754,7 @@
       </w:rPr>
     </w:lvl>
   </w:abstractNum>
-  <w:abstractNum w:abstractNumId="30" w15:restartNumberingAfterBreak="0">
+  <w:abstractNum w:abstractNumId="31" w15:restartNumberingAfterBreak="0">
     <w:nsid w:val="7FA946F7"/>
     <w:multiLevelType w:val="hybridMultilevel"/>
     <w:tmpl w:val="5B0C56C4"/>
@@ -11158,94 +14898,97 @@
     <w:abstractNumId w:val="1"/>
   </w:num>
   <w:num w:numId="2" w16cid:durableId="207378518">
-    <w:abstractNumId w:val="24"/>
+    <w:abstractNumId w:val="25"/>
   </w:num>
   <w:num w:numId="3" w16cid:durableId="1622959244">
     <w:abstractNumId w:val="4"/>
   </w:num>
   <w:num w:numId="4" w16cid:durableId="1830710149">
-    <w:abstractNumId w:val="21"/>
+    <w:abstractNumId w:val="22"/>
   </w:num>
   <w:num w:numId="5" w16cid:durableId="6491571">
-    <w:abstractNumId w:val="10"/>
+    <w:abstractNumId w:val="11"/>
   </w:num>
   <w:num w:numId="6" w16cid:durableId="1906722806">
     <w:abstractNumId w:val="0"/>
   </w:num>
   <w:num w:numId="7" w16cid:durableId="227495081">
-    <w:abstractNumId w:val="14"/>
+    <w:abstractNumId w:val="15"/>
   </w:num>
   <w:num w:numId="8" w16cid:durableId="1906182019">
     <w:abstractNumId w:val="7"/>
   </w:num>
   <w:num w:numId="9" w16cid:durableId="1467157761">
-    <w:abstractNumId w:val="22"/>
+    <w:abstractNumId w:val="23"/>
   </w:num>
   <w:num w:numId="10" w16cid:durableId="957296911">
-    <w:abstractNumId w:val="26"/>
+    <w:abstractNumId w:val="27"/>
   </w:num>
   <w:num w:numId="11" w16cid:durableId="1743676954">
     <w:abstractNumId w:val="5"/>
   </w:num>
   <w:num w:numId="12" w16cid:durableId="1858158302">
+    <w:abstractNumId w:val="31"/>
+  </w:num>
+  <w:num w:numId="13" w16cid:durableId="1601644658">
+    <w:abstractNumId w:val="17"/>
+  </w:num>
+  <w:num w:numId="14" w16cid:durableId="928393718">
+    <w:abstractNumId w:val="20"/>
+  </w:num>
+  <w:num w:numId="15" w16cid:durableId="1925803085">
     <w:abstractNumId w:val="30"/>
   </w:num>
-  <w:num w:numId="13" w16cid:durableId="1601644658">
+  <w:num w:numId="16" w16cid:durableId="807935079">
     <w:abstractNumId w:val="16"/>
   </w:num>
-  <w:num w:numId="14" w16cid:durableId="928393718">
-    <w:abstractNumId w:val="19"/>
-  </w:num>
-  <w:num w:numId="15" w16cid:durableId="1925803085">
-    <w:abstractNumId w:val="29"/>
-  </w:num>
-  <w:num w:numId="16" w16cid:durableId="807935079">
-    <w:abstractNumId w:val="15"/>
-  </w:num>
   <w:num w:numId="17" w16cid:durableId="1368674603">
-    <w:abstractNumId w:val="25"/>
+    <w:abstractNumId w:val="26"/>
   </w:num>
   <w:num w:numId="18" w16cid:durableId="5452043">
     <w:abstractNumId w:val="6"/>
   </w:num>
   <w:num w:numId="19" w16cid:durableId="1854493569">
-    <w:abstractNumId w:val="11"/>
+    <w:abstractNumId w:val="12"/>
   </w:num>
   <w:num w:numId="20" w16cid:durableId="950207302">
-    <w:abstractNumId w:val="13"/>
+    <w:abstractNumId w:val="14"/>
   </w:num>
   <w:num w:numId="21" w16cid:durableId="834228262">
-    <w:abstractNumId w:val="28"/>
+    <w:abstractNumId w:val="29"/>
   </w:num>
   <w:num w:numId="22" w16cid:durableId="1137603474">
-    <w:abstractNumId w:val="9"/>
+    <w:abstractNumId w:val="10"/>
   </w:num>
   <w:num w:numId="23" w16cid:durableId="1406420481">
     <w:abstractNumId w:val="3"/>
   </w:num>
   <w:num w:numId="24" w16cid:durableId="1953979480">
-    <w:abstractNumId w:val="27"/>
+    <w:abstractNumId w:val="28"/>
   </w:num>
   <w:num w:numId="25" w16cid:durableId="2111732095">
-    <w:abstractNumId w:val="8"/>
+    <w:abstractNumId w:val="9"/>
   </w:num>
   <w:num w:numId="26" w16cid:durableId="1644651298">
-    <w:abstractNumId w:val="17"/>
+    <w:abstractNumId w:val="18"/>
   </w:num>
   <w:num w:numId="27" w16cid:durableId="731387957">
-    <w:abstractNumId w:val="12"/>
+    <w:abstractNumId w:val="13"/>
   </w:num>
   <w:num w:numId="28" w16cid:durableId="245845369">
-    <w:abstractNumId w:val="18"/>
+    <w:abstractNumId w:val="19"/>
   </w:num>
   <w:num w:numId="29" w16cid:durableId="1140420511">
     <w:abstractNumId w:val="2"/>
   </w:num>
   <w:num w:numId="30" w16cid:durableId="1112359595">
-    <w:abstractNumId w:val="23"/>
+    <w:abstractNumId w:val="24"/>
   </w:num>
   <w:num w:numId="31" w16cid:durableId="1308851327">
-    <w:abstractNumId w:val="20"/>
+    <w:abstractNumId w:val="21"/>
+  </w:num>
+  <w:num w:numId="32" w16cid:durableId="665280855">
+    <w:abstractNumId w:val="8"/>
   </w:num>
 </w:numbering>
 </file>
@@ -11650,6 +15393,7 @@
   <w:style w:type="paragraph" w:default="1" w:styleId="Normal">
     <w:name w:val="Normal"/>
     <w:qFormat/>
+    <w:rsid w:val="00E5640B"/>
   </w:style>
   <w:style w:type="paragraph" w:styleId="Heading1">
     <w:name w:val="heading 1"/>

--- a/Documents/Safe Flame_V1.docx
+++ b/Documents/Safe Flame_V1.docx
@@ -6379,7 +6379,7 @@
           <w:szCs w:val="24"/>
           <w:lang w:val="en-US"/>
         </w:rPr>
-        <w:t xml:space="preserve"> -3.3V/5V- STM32 CN8</w:t>
+        <w:t xml:space="preserve"> -5V- STM32 CN8</w:t>
       </w:r>
     </w:p>
     <w:p>
@@ -8631,7 +8631,7 @@
       <w:tblPr>
         <w:tblStyle w:val="TableGrid"/>
         <w:tblW w:w="0" w:type="auto"/>
-        <w:jc w:val="center"/>
+        <w:tblInd w:w="720" w:type="dxa"/>
         <w:tblLook w:val="04A0" w:firstRow="1" w:lastRow="0" w:firstColumn="1" w:lastColumn="0" w:noHBand="0" w:noVBand="1"/>
       </w:tblPr>
       <w:tblGrid>
@@ -8641,7 +8641,6 @@
       <w:tr>
         <w:trPr>
           <w:trHeight w:val="532"/>
-          <w:jc w:val="center"/>
         </w:trPr>
         <w:tc>
           <w:tcPr>
@@ -8705,9 +8704,6 @@
         </w:tc>
       </w:tr>
       <w:tr>
-        <w:trPr>
-          <w:jc w:val="center"/>
-        </w:trPr>
         <w:tc>
           <w:tcPr>
             <w:tcW w:w="4152" w:type="dxa"/>
@@ -8762,9 +8758,6 @@
         </w:tc>
       </w:tr>
       <w:tr>
-        <w:trPr>
-          <w:jc w:val="center"/>
-        </w:trPr>
         <w:tc>
           <w:tcPr>
             <w:tcW w:w="4152" w:type="dxa"/>
@@ -8831,9 +8824,6 @@
         </w:tc>
       </w:tr>
       <w:tr>
-        <w:trPr>
-          <w:jc w:val="center"/>
-        </w:trPr>
         <w:tc>
           <w:tcPr>
             <w:tcW w:w="4152" w:type="dxa"/>
@@ -8907,9 +8897,6 @@
         </w:tc>
       </w:tr>
       <w:tr>
-        <w:trPr>
-          <w:jc w:val="center"/>
-        </w:trPr>
         <w:tc>
           <w:tcPr>
             <w:tcW w:w="4152" w:type="dxa"/>
@@ -8988,9 +8975,6 @@
         </w:tc>
       </w:tr>
       <w:tr>
-        <w:trPr>
-          <w:jc w:val="center"/>
-        </w:trPr>
         <w:tc>
           <w:tcPr>
             <w:tcW w:w="4152" w:type="dxa"/>
@@ -9085,9 +9069,6 @@
         </w:tc>
       </w:tr>
       <w:tr>
-        <w:trPr>
-          <w:jc w:val="center"/>
-        </w:trPr>
         <w:tc>
           <w:tcPr>
             <w:tcW w:w="4152" w:type="dxa"/>
@@ -9227,9 +9208,6 @@
         </w:tc>
       </w:tr>
       <w:tr>
-        <w:trPr>
-          <w:jc w:val="center"/>
-        </w:trPr>
         <w:tc>
           <w:tcPr>
             <w:tcW w:w="4152" w:type="dxa"/>
@@ -9321,9 +9299,6 @@
         </w:tc>
       </w:tr>
       <w:tr>
-        <w:trPr>
-          <w:jc w:val="center"/>
-        </w:trPr>
         <w:tc>
           <w:tcPr>
             <w:tcW w:w="4152" w:type="dxa"/>
@@ -9469,9 +9444,6 @@
         </w:tc>
       </w:tr>
       <w:tr>
-        <w:trPr>
-          <w:jc w:val="center"/>
-        </w:trPr>
         <w:tc>
           <w:tcPr>
             <w:tcW w:w="4152" w:type="dxa"/>
@@ -9575,9 +9547,6 @@
         </w:tc>
       </w:tr>
       <w:tr>
-        <w:trPr>
-          <w:jc w:val="center"/>
-        </w:trPr>
         <w:tc>
           <w:tcPr>
             <w:tcW w:w="4152" w:type="dxa"/>
@@ -9661,9 +9630,6 @@
         </w:tc>
       </w:tr>
       <w:tr>
-        <w:trPr>
-          <w:jc w:val="center"/>
-        </w:trPr>
         <w:tc>
           <w:tcPr>
             <w:tcW w:w="4152" w:type="dxa"/>
@@ -9720,9 +9686,6 @@
         </w:tc>
       </w:tr>
       <w:tr>
-        <w:trPr>
-          <w:jc w:val="center"/>
-        </w:trPr>
         <w:tc>
           <w:tcPr>
             <w:tcW w:w="4152" w:type="dxa"/>
@@ -10410,7 +10373,23 @@
                 <w:szCs w:val="24"/>
                 <w:lang w:val="en-US"/>
               </w:rPr>
-              <w:t>2.6V to 5.5V (3.3V typical)</w:t>
+              <w:t>2.6V to 5.5V (</w:t>
+            </w:r>
+            <w:r>
+              <w:rPr>
+                <w:sz w:val="24"/>
+                <w:szCs w:val="24"/>
+                <w:lang w:val="en-US"/>
+              </w:rPr>
+              <w:t>5</w:t>
+            </w:r>
+            <w:r>
+              <w:rPr>
+                <w:sz w:val="24"/>
+                <w:szCs w:val="24"/>
+                <w:lang w:val="en-US"/>
+              </w:rPr>
+              <w:t>V typical)</w:t>
             </w:r>
           </w:p>
         </w:tc>

--- a/Documents/Safe Flame_V1.docx
+++ b/Documents/Safe Flame_V1.docx
@@ -6750,6 +6750,518 @@
           <w:szCs w:val="24"/>
         </w:rPr>
       </w:pPr>
+      <w:r>
+        <w:rPr>
+          <w:sz w:val="24"/>
+          <w:szCs w:val="24"/>
+        </w:rPr>
+        <w:t>Figure below shows the DOUT and SCK signals captured using logic analyser (24MHz,8channel)</w:t>
+      </w:r>
+    </w:p>
+    <w:p>
+      <w:pPr>
+        <w:jc w:val="both"/>
+        <w:rPr>
+          <w:sz w:val="24"/>
+          <w:szCs w:val="24"/>
+        </w:rPr>
+      </w:pPr>
+    </w:p>
+    <w:p>
+      <w:pPr>
+        <w:jc w:val="both"/>
+        <w:rPr>
+          <w:sz w:val="24"/>
+          <w:szCs w:val="24"/>
+        </w:rPr>
+      </w:pPr>
+      <w:r>
+        <w:rPr>
+          <w:sz w:val="24"/>
+          <w:szCs w:val="24"/>
+        </w:rPr>
+        <w:drawing>
+          <wp:inline distT="0" distB="0" distL="0" distR="0" wp14:anchorId="591A3747" wp14:editId="28AFEE39">
+            <wp:extent cx="5731510" cy="770890"/>
+            <wp:effectExtent l="0" t="0" r="2540" b="0"/>
+            <wp:docPr id="463398442" name="Picture 1"/>
+            <wp:cNvGraphicFramePr>
+              <a:graphicFrameLocks xmlns:a="http://schemas.openxmlformats.org/drawingml/2006/main" noChangeAspect="1"/>
+            </wp:cNvGraphicFramePr>
+            <a:graphic xmlns:a="http://schemas.openxmlformats.org/drawingml/2006/main">
+              <a:graphicData uri="http://schemas.openxmlformats.org/drawingml/2006/picture">
+                <pic:pic xmlns:pic="http://schemas.openxmlformats.org/drawingml/2006/picture">
+                  <pic:nvPicPr>
+                    <pic:cNvPr id="463398442" name=""/>
+                    <pic:cNvPicPr/>
+                  </pic:nvPicPr>
+                  <pic:blipFill>
+                    <a:blip r:embed="rId21"/>
+                    <a:stretch>
+                      <a:fillRect/>
+                    </a:stretch>
+                  </pic:blipFill>
+                  <pic:spPr>
+                    <a:xfrm>
+                      <a:off x="0" y="0"/>
+                      <a:ext cx="5731510" cy="770890"/>
+                    </a:xfrm>
+                    <a:prstGeom prst="rect">
+                      <a:avLst/>
+                    </a:prstGeom>
+                  </pic:spPr>
+                </pic:pic>
+              </a:graphicData>
+            </a:graphic>
+          </wp:inline>
+        </w:drawing>
+      </w:r>
+    </w:p>
+    <w:p>
+      <w:pPr>
+        <w:jc w:val="both"/>
+        <w:rPr>
+          <w:sz w:val="24"/>
+          <w:szCs w:val="24"/>
+        </w:rPr>
+      </w:pPr>
+      <w:r>
+        <w:rPr>
+          <w:sz w:val="24"/>
+          <w:szCs w:val="24"/>
+        </w:rPr>
+        <w:t>Figure below shows the generated clock signal and bit shifting operation.</w:t>
+      </w:r>
+    </w:p>
+    <w:p>
+      <w:pPr>
+        <w:jc w:val="both"/>
+        <w:rPr>
+          <w:sz w:val="24"/>
+          <w:szCs w:val="24"/>
+        </w:rPr>
+      </w:pPr>
+      <w:r>
+        <w:rPr>
+          <w:sz w:val="24"/>
+          <w:szCs w:val="24"/>
+        </w:rPr>
+        <w:drawing>
+          <wp:inline distT="0" distB="0" distL="0" distR="0" wp14:anchorId="41648481" wp14:editId="05B81FDC">
+            <wp:extent cx="5731510" cy="1057910"/>
+            <wp:effectExtent l="0" t="0" r="2540" b="8890"/>
+            <wp:docPr id="160163500" name="Picture 1"/>
+            <wp:cNvGraphicFramePr>
+              <a:graphicFrameLocks xmlns:a="http://schemas.openxmlformats.org/drawingml/2006/main" noChangeAspect="1"/>
+            </wp:cNvGraphicFramePr>
+            <a:graphic xmlns:a="http://schemas.openxmlformats.org/drawingml/2006/main">
+              <a:graphicData uri="http://schemas.openxmlformats.org/drawingml/2006/picture">
+                <pic:pic xmlns:pic="http://schemas.openxmlformats.org/drawingml/2006/picture">
+                  <pic:nvPicPr>
+                    <pic:cNvPr id="160163500" name=""/>
+                    <pic:cNvPicPr/>
+                  </pic:nvPicPr>
+                  <pic:blipFill>
+                    <a:blip r:embed="rId22"/>
+                    <a:stretch>
+                      <a:fillRect/>
+                    </a:stretch>
+                  </pic:blipFill>
+                  <pic:spPr>
+                    <a:xfrm>
+                      <a:off x="0" y="0"/>
+                      <a:ext cx="5731510" cy="1057910"/>
+                    </a:xfrm>
+                    <a:prstGeom prst="rect">
+                      <a:avLst/>
+                    </a:prstGeom>
+                  </pic:spPr>
+                </pic:pic>
+              </a:graphicData>
+            </a:graphic>
+          </wp:inline>
+        </w:drawing>
+      </w:r>
+    </w:p>
+    <w:p>
+      <w:pPr>
+        <w:pStyle w:val="ListParagraph"/>
+        <w:numPr>
+          <w:ilvl w:val="0"/>
+          <w:numId w:val="31"/>
+        </w:numPr>
+        <w:jc w:val="both"/>
+        <w:rPr>
+          <w:sz w:val="24"/>
+          <w:szCs w:val="24"/>
+        </w:rPr>
+      </w:pPr>
+      <w:r>
+        <w:rPr>
+          <w:sz w:val="24"/>
+          <w:szCs w:val="24"/>
+        </w:rPr>
+        <w:t>SCK ON time-10us</w:t>
+      </w:r>
+    </w:p>
+    <w:p>
+      <w:pPr>
+        <w:pStyle w:val="ListParagraph"/>
+        <w:numPr>
+          <w:ilvl w:val="0"/>
+          <w:numId w:val="31"/>
+        </w:numPr>
+        <w:jc w:val="both"/>
+        <w:rPr>
+          <w:sz w:val="24"/>
+          <w:szCs w:val="24"/>
+        </w:rPr>
+      </w:pPr>
+      <w:r>
+        <w:rPr>
+          <w:sz w:val="24"/>
+          <w:szCs w:val="24"/>
+        </w:rPr>
+        <w:t>SCK OFF time-10us</w:t>
+      </w:r>
+    </w:p>
+    <w:p>
+      <w:pPr>
+        <w:pStyle w:val="ListParagraph"/>
+        <w:numPr>
+          <w:ilvl w:val="0"/>
+          <w:numId w:val="31"/>
+        </w:numPr>
+        <w:jc w:val="both"/>
+        <w:rPr>
+          <w:sz w:val="24"/>
+          <w:szCs w:val="24"/>
+        </w:rPr>
+      </w:pPr>
+      <w:r>
+        <w:rPr>
+          <w:sz w:val="24"/>
+          <w:szCs w:val="24"/>
+        </w:rPr>
+        <w:t>Duty cycle -50 %</w:t>
+      </w:r>
+    </w:p>
+    <w:p>
+      <w:pPr>
+        <w:pStyle w:val="ListParagraph"/>
+        <w:numPr>
+          <w:ilvl w:val="0"/>
+          <w:numId w:val="31"/>
+        </w:numPr>
+        <w:jc w:val="both"/>
+        <w:rPr>
+          <w:sz w:val="24"/>
+          <w:szCs w:val="24"/>
+        </w:rPr>
+      </w:pPr>
+      <w:r>
+        <w:rPr>
+          <w:sz w:val="24"/>
+          <w:szCs w:val="24"/>
+        </w:rPr>
+        <w:t>Clock Frequency- 1/ (20 us) =50kHz</w:t>
+      </w:r>
+    </w:p>
+    <w:p>
+      <w:pPr>
+        <w:pStyle w:val="ListParagraph"/>
+        <w:numPr>
+          <w:ilvl w:val="0"/>
+          <w:numId w:val="31"/>
+        </w:numPr>
+        <w:jc w:val="both"/>
+        <w:rPr>
+          <w:sz w:val="24"/>
+          <w:szCs w:val="24"/>
+        </w:rPr>
+      </w:pPr>
+      <w:r>
+        <w:rPr>
+          <w:sz w:val="24"/>
+          <w:szCs w:val="24"/>
+        </w:rPr>
+        <w:t>A total of 25 pulses (24 clock pulses and channel selecting signal one</w:t>
+      </w:r>
+      <w:r>
+        <w:rPr>
+          <w:sz w:val="24"/>
+          <w:szCs w:val="24"/>
+        </w:rPr>
+        <w:t>) is generated at 50 kHz were each pulse take 20 us each.</w:t>
+      </w:r>
+    </w:p>
+    <w:p>
+      <w:pPr>
+        <w:pStyle w:val="ListParagraph"/>
+        <w:numPr>
+          <w:ilvl w:val="0"/>
+          <w:numId w:val="31"/>
+        </w:numPr>
+        <w:jc w:val="both"/>
+        <w:rPr>
+          <w:sz w:val="24"/>
+          <w:szCs w:val="24"/>
+        </w:rPr>
+      </w:pPr>
+      <w:r>
+        <w:rPr>
+          <w:sz w:val="24"/>
+          <w:szCs w:val="24"/>
+        </w:rPr>
+        <w:t>Hence, total read time-25 x 20 us =500 us =0.5ms</w:t>
+      </w:r>
+    </w:p>
+    <w:p>
+      <w:pPr>
+        <w:pStyle w:val="ListParagraph"/>
+        <w:numPr>
+          <w:ilvl w:val="0"/>
+          <w:numId w:val="31"/>
+        </w:numPr>
+        <w:jc w:val="both"/>
+        <w:rPr>
+          <w:sz w:val="24"/>
+          <w:szCs w:val="24"/>
+        </w:rPr>
+      </w:pPr>
+      <w:r>
+        <w:rPr>
+          <w:sz w:val="24"/>
+          <w:szCs w:val="24"/>
+        </w:rPr>
+        <w:t>Figure below shows the real time capture of read sequence.</w:t>
+      </w:r>
+    </w:p>
+    <w:p>
+      <w:pPr>
+        <w:rPr>
+          <w:sz w:val="24"/>
+          <w:szCs w:val="24"/>
+        </w:rPr>
+      </w:pPr>
+      <w:r>
+        <w:rPr>
+          <w:sz w:val="24"/>
+          <w:szCs w:val="24"/>
+        </w:rPr>
+        <w:drawing>
+          <wp:inline distT="0" distB="0" distL="0" distR="0" wp14:anchorId="2BD121E7" wp14:editId="36F2DFB9">
+            <wp:extent cx="5731510" cy="713740"/>
+            <wp:effectExtent l="0" t="0" r="2540" b="0"/>
+            <wp:docPr id="1295323340" name="Picture 1"/>
+            <wp:cNvGraphicFramePr>
+              <a:graphicFrameLocks xmlns:a="http://schemas.openxmlformats.org/drawingml/2006/main" noChangeAspect="1"/>
+            </wp:cNvGraphicFramePr>
+            <a:graphic xmlns:a="http://schemas.openxmlformats.org/drawingml/2006/main">
+              <a:graphicData uri="http://schemas.openxmlformats.org/drawingml/2006/picture">
+                <pic:pic xmlns:pic="http://schemas.openxmlformats.org/drawingml/2006/picture">
+                  <pic:nvPicPr>
+                    <pic:cNvPr id="1295323340" name=""/>
+                    <pic:cNvPicPr/>
+                  </pic:nvPicPr>
+                  <pic:blipFill>
+                    <a:blip r:embed="rId23"/>
+                    <a:stretch>
+                      <a:fillRect/>
+                    </a:stretch>
+                  </pic:blipFill>
+                  <pic:spPr>
+                    <a:xfrm>
+                      <a:off x="0" y="0"/>
+                      <a:ext cx="5731510" cy="713740"/>
+                    </a:xfrm>
+                    <a:prstGeom prst="rect">
+                      <a:avLst/>
+                    </a:prstGeom>
+                  </pic:spPr>
+                </pic:pic>
+              </a:graphicData>
+            </a:graphic>
+          </wp:inline>
+        </w:drawing>
+      </w:r>
+    </w:p>
+    <w:p>
+      <w:pPr>
+        <w:pStyle w:val="ListParagraph"/>
+        <w:numPr>
+          <w:ilvl w:val="0"/>
+          <w:numId w:val="36"/>
+        </w:numPr>
+        <w:rPr>
+          <w:sz w:val="24"/>
+          <w:szCs w:val="24"/>
+        </w:rPr>
+      </w:pPr>
+      <w:r>
+        <w:rPr>
+          <w:sz w:val="24"/>
+          <w:szCs w:val="24"/>
+        </w:rPr>
+        <w:t>Time gap</w:t>
+      </w:r>
+      <w:r>
+        <w:rPr>
+          <w:sz w:val="24"/>
+          <w:szCs w:val="24"/>
+        </w:rPr>
+        <w:t xml:space="preserve"> between two burst is determined by HX711 conversion rate.</w:t>
+      </w:r>
+    </w:p>
+    <w:p>
+      <w:pPr>
+        <w:pStyle w:val="ListParagraph"/>
+        <w:numPr>
+          <w:ilvl w:val="0"/>
+          <w:numId w:val="36"/>
+        </w:numPr>
+        <w:rPr>
+          <w:sz w:val="24"/>
+          <w:szCs w:val="24"/>
+        </w:rPr>
+      </w:pPr>
+      <w:r>
+        <w:rPr>
+          <w:sz w:val="24"/>
+          <w:szCs w:val="24"/>
+        </w:rPr>
+        <w:t>HX711 internal oscillator frequency-11.059 MHz.</w:t>
+      </w:r>
+    </w:p>
+    <w:p>
+      <w:pPr>
+        <w:pStyle w:val="ListParagraph"/>
+        <w:numPr>
+          <w:ilvl w:val="0"/>
+          <w:numId w:val="36"/>
+        </w:numPr>
+        <w:rPr>
+          <w:sz w:val="24"/>
+          <w:szCs w:val="24"/>
+        </w:rPr>
+      </w:pPr>
+      <w:r>
+        <w:rPr>
+          <w:sz w:val="24"/>
+          <w:szCs w:val="24"/>
+        </w:rPr>
+        <w:t>Rate pin tied to 0 (Default state) implies output data is at 10 Hz and conversion time is 100ms.</w:t>
+      </w:r>
+    </w:p>
+    <w:p>
+      <w:pPr>
+        <w:pStyle w:val="ListParagraph"/>
+        <w:numPr>
+          <w:ilvl w:val="0"/>
+          <w:numId w:val="36"/>
+        </w:numPr>
+        <w:rPr>
+          <w:sz w:val="24"/>
+          <w:szCs w:val="24"/>
+        </w:rPr>
+      </w:pPr>
+      <w:r>
+        <w:rPr>
+          <w:sz w:val="24"/>
+          <w:szCs w:val="24"/>
+        </w:rPr>
+        <w:t xml:space="preserve">Rate pin tied to </w:t>
+      </w:r>
+      <w:r>
+        <w:rPr>
+          <w:sz w:val="24"/>
+          <w:szCs w:val="24"/>
+        </w:rPr>
+        <w:t>1</w:t>
+      </w:r>
+      <w:r>
+        <w:rPr>
+          <w:sz w:val="24"/>
+          <w:szCs w:val="24"/>
+        </w:rPr>
+        <w:t xml:space="preserve"> (Default state) implies output data is at </w:t>
+      </w:r>
+      <w:r>
+        <w:rPr>
+          <w:sz w:val="24"/>
+          <w:szCs w:val="24"/>
+        </w:rPr>
+        <w:t>8</w:t>
+      </w:r>
+      <w:r>
+        <w:rPr>
+          <w:sz w:val="24"/>
+          <w:szCs w:val="24"/>
+        </w:rPr>
+        <w:t>0 Hz and conversion time is 1</w:t>
+      </w:r>
+      <w:r>
+        <w:rPr>
+          <w:sz w:val="24"/>
+          <w:szCs w:val="24"/>
+        </w:rPr>
+        <w:t>2.5</w:t>
+      </w:r>
+      <w:r>
+        <w:rPr>
+          <w:sz w:val="24"/>
+          <w:szCs w:val="24"/>
+        </w:rPr>
+        <w:t>ms.</w:t>
+      </w:r>
+    </w:p>
+    <w:p>
+      <w:pPr>
+        <w:pStyle w:val="ListParagraph"/>
+        <w:numPr>
+          <w:ilvl w:val="0"/>
+          <w:numId w:val="36"/>
+        </w:numPr>
+        <w:rPr>
+          <w:sz w:val="24"/>
+          <w:szCs w:val="24"/>
+        </w:rPr>
+      </w:pPr>
+      <w:r>
+        <w:rPr>
+          <w:sz w:val="24"/>
+          <w:szCs w:val="24"/>
+        </w:rPr>
+        <w:t>Conversion time =1/Data rate</w:t>
+      </w:r>
+    </w:p>
+    <w:p>
+      <w:pPr>
+        <w:pStyle w:val="ListParagraph"/>
+        <w:numPr>
+          <w:ilvl w:val="0"/>
+          <w:numId w:val="36"/>
+        </w:numPr>
+        <w:rPr>
+          <w:sz w:val="24"/>
+          <w:szCs w:val="24"/>
+        </w:rPr>
+      </w:pPr>
+      <w:r>
+        <w:rPr>
+          <w:sz w:val="24"/>
+          <w:szCs w:val="24"/>
+        </w:rPr>
+        <w:lastRenderedPageBreak/>
+        <w:t>By default, DOUT is held high, when data is ready DOUT is pulled low, followed by SCK generation. At the end of 24 th pulse, DOUT goes high for conversion proces</w:t>
+      </w:r>
+      <w:r>
+        <w:rPr>
+          <w:sz w:val="24"/>
+          <w:szCs w:val="24"/>
+        </w:rPr>
+        <w:t>s.</w:t>
+      </w:r>
     </w:p>
     <w:p>
       <w:pPr>
@@ -8602,6 +9114,42 @@
     </w:p>
     <w:p>
       <w:pPr>
+        <w:jc w:val="both"/>
+        <w:rPr>
+          <w:b/>
+          <w:bCs/>
+          <w:sz w:val="24"/>
+          <w:szCs w:val="24"/>
+          <w:lang w:val="en-US"/>
+        </w:rPr>
+      </w:pPr>
+    </w:p>
+    <w:p>
+      <w:pPr>
+        <w:jc w:val="both"/>
+        <w:rPr>
+          <w:b/>
+          <w:bCs/>
+          <w:sz w:val="24"/>
+          <w:szCs w:val="24"/>
+          <w:lang w:val="en-US"/>
+        </w:rPr>
+      </w:pPr>
+    </w:p>
+    <w:p>
+      <w:pPr>
+        <w:jc w:val="both"/>
+        <w:rPr>
+          <w:b/>
+          <w:bCs/>
+          <w:sz w:val="24"/>
+          <w:szCs w:val="24"/>
+          <w:lang w:val="en-US"/>
+        </w:rPr>
+      </w:pPr>
+    </w:p>
+    <w:p>
+      <w:pPr>
         <w:pStyle w:val="ListParagraph"/>
         <w:numPr>
           <w:ilvl w:val="0"/>
@@ -8624,6 +9172,7 @@
           <w:szCs w:val="24"/>
           <w:lang w:val="en-US"/>
         </w:rPr>
+        <w:lastRenderedPageBreak/>
         <w:t>MQ7- Carbon Monoxide sensor</w:t>
       </w:r>
     </w:p>
@@ -10416,15 +10965,7 @@
                 <w:szCs w:val="24"/>
                 <w:lang w:val="en-US"/>
               </w:rPr>
-              <w:t xml:space="preserve">Output </w:t>
-            </w:r>
-            <w:r>
-              <w:rPr>
-                <w:sz w:val="24"/>
-                <w:szCs w:val="24"/>
-                <w:lang w:val="en-US"/>
-              </w:rPr>
-              <w:t>data coding</w:t>
+              <w:t>Output data coding</w:t>
             </w:r>
           </w:p>
         </w:tc>
@@ -10618,15 +11159,7 @@
                 <w:szCs w:val="24"/>
                 <w:lang w:val="en-US"/>
               </w:rPr>
-              <w:t>S</w:t>
-            </w:r>
-            <w:r>
-              <w:rPr>
-                <w:sz w:val="24"/>
-                <w:szCs w:val="24"/>
-                <w:lang w:val="en-US"/>
-              </w:rPr>
-              <w:t>erial interface using GPIO</w:t>
+              <w:t>Serial interface using GPIO</w:t>
             </w:r>
           </w:p>
         </w:tc>
@@ -11173,6 +11706,119 @@
     </w:lvl>
   </w:abstractNum>
   <w:abstractNum w:abstractNumId="4" w15:restartNumberingAfterBreak="0">
+    <w:nsid w:val="0AA50796"/>
+    <w:multiLevelType w:val="hybridMultilevel"/>
+    <w:tmpl w:val="6E46D51E"/>
+    <w:lvl w:ilvl="0" w:tplc="40090001">
+      <w:start w:val="1"/>
+      <w:numFmt w:val="bullet"/>
+      <w:lvlText w:val=""/>
+      <w:lvlJc w:val="left"/>
+      <w:pPr>
+        <w:ind w:left="3600" w:hanging="360"/>
+      </w:pPr>
+      <w:rPr>
+        <w:rFonts w:ascii="Symbol" w:hAnsi="Symbol" w:hint="default"/>
+      </w:rPr>
+    </w:lvl>
+    <w:lvl w:ilvl="1" w:tplc="40090003" w:tentative="1">
+      <w:start w:val="1"/>
+      <w:numFmt w:val="bullet"/>
+      <w:lvlText w:val="o"/>
+      <w:lvlJc w:val="left"/>
+      <w:pPr>
+        <w:ind w:left="4320" w:hanging="360"/>
+      </w:pPr>
+      <w:rPr>
+        <w:rFonts w:ascii="Courier New" w:hAnsi="Courier New" w:cs="Courier New" w:hint="default"/>
+      </w:rPr>
+    </w:lvl>
+    <w:lvl w:ilvl="2" w:tplc="40090005" w:tentative="1">
+      <w:start w:val="1"/>
+      <w:numFmt w:val="bullet"/>
+      <w:lvlText w:val=""/>
+      <w:lvlJc w:val="left"/>
+      <w:pPr>
+        <w:ind w:left="5040" w:hanging="360"/>
+      </w:pPr>
+      <w:rPr>
+        <w:rFonts w:ascii="Wingdings" w:hAnsi="Wingdings" w:hint="default"/>
+      </w:rPr>
+    </w:lvl>
+    <w:lvl w:ilvl="3" w:tplc="40090001" w:tentative="1">
+      <w:start w:val="1"/>
+      <w:numFmt w:val="bullet"/>
+      <w:lvlText w:val=""/>
+      <w:lvlJc w:val="left"/>
+      <w:pPr>
+        <w:ind w:left="5760" w:hanging="360"/>
+      </w:pPr>
+      <w:rPr>
+        <w:rFonts w:ascii="Symbol" w:hAnsi="Symbol" w:hint="default"/>
+      </w:rPr>
+    </w:lvl>
+    <w:lvl w:ilvl="4" w:tplc="40090003" w:tentative="1">
+      <w:start w:val="1"/>
+      <w:numFmt w:val="bullet"/>
+      <w:lvlText w:val="o"/>
+      <w:lvlJc w:val="left"/>
+      <w:pPr>
+        <w:ind w:left="6480" w:hanging="360"/>
+      </w:pPr>
+      <w:rPr>
+        <w:rFonts w:ascii="Courier New" w:hAnsi="Courier New" w:cs="Courier New" w:hint="default"/>
+      </w:rPr>
+    </w:lvl>
+    <w:lvl w:ilvl="5" w:tplc="40090005" w:tentative="1">
+      <w:start w:val="1"/>
+      <w:numFmt w:val="bullet"/>
+      <w:lvlText w:val=""/>
+      <w:lvlJc w:val="left"/>
+      <w:pPr>
+        <w:ind w:left="7200" w:hanging="360"/>
+      </w:pPr>
+      <w:rPr>
+        <w:rFonts w:ascii="Wingdings" w:hAnsi="Wingdings" w:hint="default"/>
+      </w:rPr>
+    </w:lvl>
+    <w:lvl w:ilvl="6" w:tplc="40090001" w:tentative="1">
+      <w:start w:val="1"/>
+      <w:numFmt w:val="bullet"/>
+      <w:lvlText w:val=""/>
+      <w:lvlJc w:val="left"/>
+      <w:pPr>
+        <w:ind w:left="7920" w:hanging="360"/>
+      </w:pPr>
+      <w:rPr>
+        <w:rFonts w:ascii="Symbol" w:hAnsi="Symbol" w:hint="default"/>
+      </w:rPr>
+    </w:lvl>
+    <w:lvl w:ilvl="7" w:tplc="40090003" w:tentative="1">
+      <w:start w:val="1"/>
+      <w:numFmt w:val="bullet"/>
+      <w:lvlText w:val="o"/>
+      <w:lvlJc w:val="left"/>
+      <w:pPr>
+        <w:ind w:left="8640" w:hanging="360"/>
+      </w:pPr>
+      <w:rPr>
+        <w:rFonts w:ascii="Courier New" w:hAnsi="Courier New" w:cs="Courier New" w:hint="default"/>
+      </w:rPr>
+    </w:lvl>
+    <w:lvl w:ilvl="8" w:tplc="40090005" w:tentative="1">
+      <w:start w:val="1"/>
+      <w:numFmt w:val="bullet"/>
+      <w:lvlText w:val=""/>
+      <w:lvlJc w:val="left"/>
+      <w:pPr>
+        <w:ind w:left="9360" w:hanging="360"/>
+      </w:pPr>
+      <w:rPr>
+        <w:rFonts w:ascii="Wingdings" w:hAnsi="Wingdings" w:hint="default"/>
+      </w:rPr>
+    </w:lvl>
+  </w:abstractNum>
+  <w:abstractNum w:abstractNumId="5" w15:restartNumberingAfterBreak="0">
     <w:nsid w:val="0AAF7EEC"/>
     <w:multiLevelType w:val="hybridMultilevel"/>
     <w:tmpl w:val="E70E850C"/>
@@ -11312,7 +11958,120 @@
       </w:rPr>
     </w:lvl>
   </w:abstractNum>
-  <w:abstractNum w:abstractNumId="5" w15:restartNumberingAfterBreak="0">
+  <w:abstractNum w:abstractNumId="6" w15:restartNumberingAfterBreak="0">
+    <w:nsid w:val="134D2DBC"/>
+    <w:multiLevelType w:val="hybridMultilevel"/>
+    <w:tmpl w:val="5EBA8FE0"/>
+    <w:lvl w:ilvl="0" w:tplc="40090001">
+      <w:start w:val="1"/>
+      <w:numFmt w:val="bullet"/>
+      <w:lvlText w:val=""/>
+      <w:lvlJc w:val="left"/>
+      <w:pPr>
+        <w:ind w:left="3600" w:hanging="360"/>
+      </w:pPr>
+      <w:rPr>
+        <w:rFonts w:ascii="Symbol" w:hAnsi="Symbol" w:hint="default"/>
+      </w:rPr>
+    </w:lvl>
+    <w:lvl w:ilvl="1" w:tplc="40090003" w:tentative="1">
+      <w:start w:val="1"/>
+      <w:numFmt w:val="bullet"/>
+      <w:lvlText w:val="o"/>
+      <w:lvlJc w:val="left"/>
+      <w:pPr>
+        <w:ind w:left="4320" w:hanging="360"/>
+      </w:pPr>
+      <w:rPr>
+        <w:rFonts w:ascii="Courier New" w:hAnsi="Courier New" w:cs="Courier New" w:hint="default"/>
+      </w:rPr>
+    </w:lvl>
+    <w:lvl w:ilvl="2" w:tplc="40090005" w:tentative="1">
+      <w:start w:val="1"/>
+      <w:numFmt w:val="bullet"/>
+      <w:lvlText w:val=""/>
+      <w:lvlJc w:val="left"/>
+      <w:pPr>
+        <w:ind w:left="5040" w:hanging="360"/>
+      </w:pPr>
+      <w:rPr>
+        <w:rFonts w:ascii="Wingdings" w:hAnsi="Wingdings" w:hint="default"/>
+      </w:rPr>
+    </w:lvl>
+    <w:lvl w:ilvl="3" w:tplc="40090001" w:tentative="1">
+      <w:start w:val="1"/>
+      <w:numFmt w:val="bullet"/>
+      <w:lvlText w:val=""/>
+      <w:lvlJc w:val="left"/>
+      <w:pPr>
+        <w:ind w:left="5760" w:hanging="360"/>
+      </w:pPr>
+      <w:rPr>
+        <w:rFonts w:ascii="Symbol" w:hAnsi="Symbol" w:hint="default"/>
+      </w:rPr>
+    </w:lvl>
+    <w:lvl w:ilvl="4" w:tplc="40090003" w:tentative="1">
+      <w:start w:val="1"/>
+      <w:numFmt w:val="bullet"/>
+      <w:lvlText w:val="o"/>
+      <w:lvlJc w:val="left"/>
+      <w:pPr>
+        <w:ind w:left="6480" w:hanging="360"/>
+      </w:pPr>
+      <w:rPr>
+        <w:rFonts w:ascii="Courier New" w:hAnsi="Courier New" w:cs="Courier New" w:hint="default"/>
+      </w:rPr>
+    </w:lvl>
+    <w:lvl w:ilvl="5" w:tplc="40090005" w:tentative="1">
+      <w:start w:val="1"/>
+      <w:numFmt w:val="bullet"/>
+      <w:lvlText w:val=""/>
+      <w:lvlJc w:val="left"/>
+      <w:pPr>
+        <w:ind w:left="7200" w:hanging="360"/>
+      </w:pPr>
+      <w:rPr>
+        <w:rFonts w:ascii="Wingdings" w:hAnsi="Wingdings" w:hint="default"/>
+      </w:rPr>
+    </w:lvl>
+    <w:lvl w:ilvl="6" w:tplc="40090001" w:tentative="1">
+      <w:start w:val="1"/>
+      <w:numFmt w:val="bullet"/>
+      <w:lvlText w:val=""/>
+      <w:lvlJc w:val="left"/>
+      <w:pPr>
+        <w:ind w:left="7920" w:hanging="360"/>
+      </w:pPr>
+      <w:rPr>
+        <w:rFonts w:ascii="Symbol" w:hAnsi="Symbol" w:hint="default"/>
+      </w:rPr>
+    </w:lvl>
+    <w:lvl w:ilvl="7" w:tplc="40090003" w:tentative="1">
+      <w:start w:val="1"/>
+      <w:numFmt w:val="bullet"/>
+      <w:lvlText w:val="o"/>
+      <w:lvlJc w:val="left"/>
+      <w:pPr>
+        <w:ind w:left="8640" w:hanging="360"/>
+      </w:pPr>
+      <w:rPr>
+        <w:rFonts w:ascii="Courier New" w:hAnsi="Courier New" w:cs="Courier New" w:hint="default"/>
+      </w:rPr>
+    </w:lvl>
+    <w:lvl w:ilvl="8" w:tplc="40090005" w:tentative="1">
+      <w:start w:val="1"/>
+      <w:numFmt w:val="bullet"/>
+      <w:lvlText w:val=""/>
+      <w:lvlJc w:val="left"/>
+      <w:pPr>
+        <w:ind w:left="9360" w:hanging="360"/>
+      </w:pPr>
+      <w:rPr>
+        <w:rFonts w:ascii="Wingdings" w:hAnsi="Wingdings" w:hint="default"/>
+      </w:rPr>
+    </w:lvl>
+  </w:abstractNum>
+  <w:abstractNum w:abstractNumId="7" w15:restartNumberingAfterBreak="0">
     <w:nsid w:val="1485760C"/>
     <w:multiLevelType w:val="hybridMultilevel"/>
     <w:tmpl w:val="DED07786"/>
@@ -11452,7 +12211,7 @@
       </w:rPr>
     </w:lvl>
   </w:abstractNum>
-  <w:abstractNum w:abstractNumId="6" w15:restartNumberingAfterBreak="0">
+  <w:abstractNum w:abstractNumId="8" w15:restartNumberingAfterBreak="0">
     <w:nsid w:val="22391C15"/>
     <w:multiLevelType w:val="hybridMultilevel"/>
     <w:tmpl w:val="2660756C"/>
@@ -11565,7 +12324,7 @@
       </w:rPr>
     </w:lvl>
   </w:abstractNum>
-  <w:abstractNum w:abstractNumId="7" w15:restartNumberingAfterBreak="0">
+  <w:abstractNum w:abstractNumId="9" w15:restartNumberingAfterBreak="0">
     <w:nsid w:val="2517284B"/>
     <w:multiLevelType w:val="hybridMultilevel"/>
     <w:tmpl w:val="1832A934"/>
@@ -11705,7 +12464,7 @@
       </w:rPr>
     </w:lvl>
   </w:abstractNum>
-  <w:abstractNum w:abstractNumId="8" w15:restartNumberingAfterBreak="0">
+  <w:abstractNum w:abstractNumId="10" w15:restartNumberingAfterBreak="0">
     <w:nsid w:val="251F539A"/>
     <w:multiLevelType w:val="hybridMultilevel"/>
     <w:tmpl w:val="232A62BA"/>
@@ -11794,7 +12553,7 @@
       </w:pPr>
     </w:lvl>
   </w:abstractNum>
-  <w:abstractNum w:abstractNumId="9" w15:restartNumberingAfterBreak="0">
+  <w:abstractNum w:abstractNumId="11" w15:restartNumberingAfterBreak="0">
     <w:nsid w:val="26FA764D"/>
     <w:multiLevelType w:val="multilevel"/>
     <w:tmpl w:val="56009C4E"/>
@@ -11907,7 +12666,7 @@
       </w:pPr>
     </w:lvl>
   </w:abstractNum>
-  <w:abstractNum w:abstractNumId="10" w15:restartNumberingAfterBreak="0">
+  <w:abstractNum w:abstractNumId="12" w15:restartNumberingAfterBreak="0">
     <w:nsid w:val="358149EA"/>
     <w:multiLevelType w:val="multilevel"/>
     <w:tmpl w:val="93B4ECF8"/>
@@ -12056,7 +12815,7 @@
       </w:rPr>
     </w:lvl>
   </w:abstractNum>
-  <w:abstractNum w:abstractNumId="11" w15:restartNumberingAfterBreak="0">
+  <w:abstractNum w:abstractNumId="13" w15:restartNumberingAfterBreak="0">
     <w:nsid w:val="36D95C30"/>
     <w:multiLevelType w:val="hybridMultilevel"/>
     <w:tmpl w:val="C7D003F2"/>
@@ -12196,7 +12955,7 @@
       </w:rPr>
     </w:lvl>
   </w:abstractNum>
-  <w:abstractNum w:abstractNumId="12" w15:restartNumberingAfterBreak="0">
+  <w:abstractNum w:abstractNumId="14" w15:restartNumberingAfterBreak="0">
     <w:nsid w:val="45F517DB"/>
     <w:multiLevelType w:val="hybridMultilevel"/>
     <w:tmpl w:val="CE8EB636"/>
@@ -12309,7 +13068,7 @@
       </w:rPr>
     </w:lvl>
   </w:abstractNum>
-  <w:abstractNum w:abstractNumId="13" w15:restartNumberingAfterBreak="0">
+  <w:abstractNum w:abstractNumId="15" w15:restartNumberingAfterBreak="0">
     <w:nsid w:val="49EB7ADD"/>
     <w:multiLevelType w:val="multilevel"/>
     <w:tmpl w:val="AB58E030"/>
@@ -12458,7 +13217,7 @@
       </w:rPr>
     </w:lvl>
   </w:abstractNum>
-  <w:abstractNum w:abstractNumId="14" w15:restartNumberingAfterBreak="0">
+  <w:abstractNum w:abstractNumId="16" w15:restartNumberingAfterBreak="0">
     <w:nsid w:val="4B302BD4"/>
     <w:multiLevelType w:val="hybridMultilevel"/>
     <w:tmpl w:val="9D36AA86"/>
@@ -12547,7 +13306,233 @@
       </w:pPr>
     </w:lvl>
   </w:abstractNum>
-  <w:abstractNum w:abstractNumId="15" w15:restartNumberingAfterBreak="0">
+  <w:abstractNum w:abstractNumId="17" w15:restartNumberingAfterBreak="0">
+    <w:nsid w:val="4B7B77DE"/>
+    <w:multiLevelType w:val="hybridMultilevel"/>
+    <w:tmpl w:val="882A3756"/>
+    <w:lvl w:ilvl="0" w:tplc="40090001">
+      <w:start w:val="1"/>
+      <w:numFmt w:val="bullet"/>
+      <w:lvlText w:val=""/>
+      <w:lvlJc w:val="left"/>
+      <w:pPr>
+        <w:ind w:left="3600" w:hanging="360"/>
+      </w:pPr>
+      <w:rPr>
+        <w:rFonts w:ascii="Symbol" w:hAnsi="Symbol" w:hint="default"/>
+      </w:rPr>
+    </w:lvl>
+    <w:lvl w:ilvl="1" w:tplc="40090003" w:tentative="1">
+      <w:start w:val="1"/>
+      <w:numFmt w:val="bullet"/>
+      <w:lvlText w:val="o"/>
+      <w:lvlJc w:val="left"/>
+      <w:pPr>
+        <w:ind w:left="4320" w:hanging="360"/>
+      </w:pPr>
+      <w:rPr>
+        <w:rFonts w:ascii="Courier New" w:hAnsi="Courier New" w:cs="Courier New" w:hint="default"/>
+      </w:rPr>
+    </w:lvl>
+    <w:lvl w:ilvl="2" w:tplc="40090005" w:tentative="1">
+      <w:start w:val="1"/>
+      <w:numFmt w:val="bullet"/>
+      <w:lvlText w:val=""/>
+      <w:lvlJc w:val="left"/>
+      <w:pPr>
+        <w:ind w:left="5040" w:hanging="360"/>
+      </w:pPr>
+      <w:rPr>
+        <w:rFonts w:ascii="Wingdings" w:hAnsi="Wingdings" w:hint="default"/>
+      </w:rPr>
+    </w:lvl>
+    <w:lvl w:ilvl="3" w:tplc="40090001" w:tentative="1">
+      <w:start w:val="1"/>
+      <w:numFmt w:val="bullet"/>
+      <w:lvlText w:val=""/>
+      <w:lvlJc w:val="left"/>
+      <w:pPr>
+        <w:ind w:left="5760" w:hanging="360"/>
+      </w:pPr>
+      <w:rPr>
+        <w:rFonts w:ascii="Symbol" w:hAnsi="Symbol" w:hint="default"/>
+      </w:rPr>
+    </w:lvl>
+    <w:lvl w:ilvl="4" w:tplc="40090003" w:tentative="1">
+      <w:start w:val="1"/>
+      <w:numFmt w:val="bullet"/>
+      <w:lvlText w:val="o"/>
+      <w:lvlJc w:val="left"/>
+      <w:pPr>
+        <w:ind w:left="6480" w:hanging="360"/>
+      </w:pPr>
+      <w:rPr>
+        <w:rFonts w:ascii="Courier New" w:hAnsi="Courier New" w:cs="Courier New" w:hint="default"/>
+      </w:rPr>
+    </w:lvl>
+    <w:lvl w:ilvl="5" w:tplc="40090005" w:tentative="1">
+      <w:start w:val="1"/>
+      <w:numFmt w:val="bullet"/>
+      <w:lvlText w:val=""/>
+      <w:lvlJc w:val="left"/>
+      <w:pPr>
+        <w:ind w:left="7200" w:hanging="360"/>
+      </w:pPr>
+      <w:rPr>
+        <w:rFonts w:ascii="Wingdings" w:hAnsi="Wingdings" w:hint="default"/>
+      </w:rPr>
+    </w:lvl>
+    <w:lvl w:ilvl="6" w:tplc="40090001" w:tentative="1">
+      <w:start w:val="1"/>
+      <w:numFmt w:val="bullet"/>
+      <w:lvlText w:val=""/>
+      <w:lvlJc w:val="left"/>
+      <w:pPr>
+        <w:ind w:left="7920" w:hanging="360"/>
+      </w:pPr>
+      <w:rPr>
+        <w:rFonts w:ascii="Symbol" w:hAnsi="Symbol" w:hint="default"/>
+      </w:rPr>
+    </w:lvl>
+    <w:lvl w:ilvl="7" w:tplc="40090003" w:tentative="1">
+      <w:start w:val="1"/>
+      <w:numFmt w:val="bullet"/>
+      <w:lvlText w:val="o"/>
+      <w:lvlJc w:val="left"/>
+      <w:pPr>
+        <w:ind w:left="8640" w:hanging="360"/>
+      </w:pPr>
+      <w:rPr>
+        <w:rFonts w:ascii="Courier New" w:hAnsi="Courier New" w:cs="Courier New" w:hint="default"/>
+      </w:rPr>
+    </w:lvl>
+    <w:lvl w:ilvl="8" w:tplc="40090005" w:tentative="1">
+      <w:start w:val="1"/>
+      <w:numFmt w:val="bullet"/>
+      <w:lvlText w:val=""/>
+      <w:lvlJc w:val="left"/>
+      <w:pPr>
+        <w:ind w:left="9360" w:hanging="360"/>
+      </w:pPr>
+      <w:rPr>
+        <w:rFonts w:ascii="Wingdings" w:hAnsi="Wingdings" w:hint="default"/>
+      </w:rPr>
+    </w:lvl>
+  </w:abstractNum>
+  <w:abstractNum w:abstractNumId="18" w15:restartNumberingAfterBreak="0">
+    <w:nsid w:val="504766EF"/>
+    <w:multiLevelType w:val="hybridMultilevel"/>
+    <w:tmpl w:val="5F300F94"/>
+    <w:lvl w:ilvl="0" w:tplc="40090001">
+      <w:start w:val="1"/>
+      <w:numFmt w:val="bullet"/>
+      <w:lvlText w:val=""/>
+      <w:lvlJc w:val="left"/>
+      <w:pPr>
+        <w:ind w:left="720" w:hanging="360"/>
+      </w:pPr>
+      <w:rPr>
+        <w:rFonts w:ascii="Symbol" w:hAnsi="Symbol" w:hint="default"/>
+      </w:rPr>
+    </w:lvl>
+    <w:lvl w:ilvl="1" w:tplc="40090003" w:tentative="1">
+      <w:start w:val="1"/>
+      <w:numFmt w:val="bullet"/>
+      <w:lvlText w:val="o"/>
+      <w:lvlJc w:val="left"/>
+      <w:pPr>
+        <w:ind w:left="1440" w:hanging="360"/>
+      </w:pPr>
+      <w:rPr>
+        <w:rFonts w:ascii="Courier New" w:hAnsi="Courier New" w:cs="Courier New" w:hint="default"/>
+      </w:rPr>
+    </w:lvl>
+    <w:lvl w:ilvl="2" w:tplc="40090005" w:tentative="1">
+      <w:start w:val="1"/>
+      <w:numFmt w:val="bullet"/>
+      <w:lvlText w:val=""/>
+      <w:lvlJc w:val="left"/>
+      <w:pPr>
+        <w:ind w:left="2160" w:hanging="360"/>
+      </w:pPr>
+      <w:rPr>
+        <w:rFonts w:ascii="Wingdings" w:hAnsi="Wingdings" w:hint="default"/>
+      </w:rPr>
+    </w:lvl>
+    <w:lvl w:ilvl="3" w:tplc="40090001" w:tentative="1">
+      <w:start w:val="1"/>
+      <w:numFmt w:val="bullet"/>
+      <w:lvlText w:val=""/>
+      <w:lvlJc w:val="left"/>
+      <w:pPr>
+        <w:ind w:left="2880" w:hanging="360"/>
+      </w:pPr>
+      <w:rPr>
+        <w:rFonts w:ascii="Symbol" w:hAnsi="Symbol" w:hint="default"/>
+      </w:rPr>
+    </w:lvl>
+    <w:lvl w:ilvl="4" w:tplc="40090003" w:tentative="1">
+      <w:start w:val="1"/>
+      <w:numFmt w:val="bullet"/>
+      <w:lvlText w:val="o"/>
+      <w:lvlJc w:val="left"/>
+      <w:pPr>
+        <w:ind w:left="3600" w:hanging="360"/>
+      </w:pPr>
+      <w:rPr>
+        <w:rFonts w:ascii="Courier New" w:hAnsi="Courier New" w:cs="Courier New" w:hint="default"/>
+      </w:rPr>
+    </w:lvl>
+    <w:lvl w:ilvl="5" w:tplc="40090005" w:tentative="1">
+      <w:start w:val="1"/>
+      <w:numFmt w:val="bullet"/>
+      <w:lvlText w:val=""/>
+      <w:lvlJc w:val="left"/>
+      <w:pPr>
+        <w:ind w:left="4320" w:hanging="360"/>
+      </w:pPr>
+      <w:rPr>
+        <w:rFonts w:ascii="Wingdings" w:hAnsi="Wingdings" w:hint="default"/>
+      </w:rPr>
+    </w:lvl>
+    <w:lvl w:ilvl="6" w:tplc="40090001" w:tentative="1">
+      <w:start w:val="1"/>
+      <w:numFmt w:val="bullet"/>
+      <w:lvlText w:val=""/>
+      <w:lvlJc w:val="left"/>
+      <w:pPr>
+        <w:ind w:left="5040" w:hanging="360"/>
+      </w:pPr>
+      <w:rPr>
+        <w:rFonts w:ascii="Symbol" w:hAnsi="Symbol" w:hint="default"/>
+      </w:rPr>
+    </w:lvl>
+    <w:lvl w:ilvl="7" w:tplc="40090003" w:tentative="1">
+      <w:start w:val="1"/>
+      <w:numFmt w:val="bullet"/>
+      <w:lvlText w:val="o"/>
+      <w:lvlJc w:val="left"/>
+      <w:pPr>
+        <w:ind w:left="5760" w:hanging="360"/>
+      </w:pPr>
+      <w:rPr>
+        <w:rFonts w:ascii="Courier New" w:hAnsi="Courier New" w:cs="Courier New" w:hint="default"/>
+      </w:rPr>
+    </w:lvl>
+    <w:lvl w:ilvl="8" w:tplc="40090005" w:tentative="1">
+      <w:start w:val="1"/>
+      <w:numFmt w:val="bullet"/>
+      <w:lvlText w:val=""/>
+      <w:lvlJc w:val="left"/>
+      <w:pPr>
+        <w:ind w:left="6480" w:hanging="360"/>
+      </w:pPr>
+      <w:rPr>
+        <w:rFonts w:ascii="Wingdings" w:hAnsi="Wingdings" w:hint="default"/>
+      </w:rPr>
+    </w:lvl>
+  </w:abstractNum>
+  <w:abstractNum w:abstractNumId="19" w15:restartNumberingAfterBreak="0">
     <w:nsid w:val="56CE5A07"/>
     <w:multiLevelType w:val="hybridMultilevel"/>
     <w:tmpl w:val="305460F4"/>
@@ -12687,7 +13672,7 @@
       </w:rPr>
     </w:lvl>
   </w:abstractNum>
-  <w:abstractNum w:abstractNumId="16" w15:restartNumberingAfterBreak="0">
+  <w:abstractNum w:abstractNumId="20" w15:restartNumberingAfterBreak="0">
     <w:nsid w:val="57E41D64"/>
     <w:multiLevelType w:val="hybridMultilevel"/>
     <w:tmpl w:val="9F0ACD00"/>
@@ -12827,7 +13812,7 @@
       </w:rPr>
     </w:lvl>
   </w:abstractNum>
-  <w:abstractNum w:abstractNumId="17" w15:restartNumberingAfterBreak="0">
+  <w:abstractNum w:abstractNumId="21" w15:restartNumberingAfterBreak="0">
     <w:nsid w:val="5A303293"/>
     <w:multiLevelType w:val="hybridMultilevel"/>
     <w:tmpl w:val="D7184CF6"/>
@@ -12967,7 +13952,7 @@
       </w:rPr>
     </w:lvl>
   </w:abstractNum>
-  <w:abstractNum w:abstractNumId="18" w15:restartNumberingAfterBreak="0">
+  <w:abstractNum w:abstractNumId="22" w15:restartNumberingAfterBreak="0">
     <w:nsid w:val="5C6315DD"/>
     <w:multiLevelType w:val="multilevel"/>
     <w:tmpl w:val="E4728940"/>
@@ -13116,7 +14101,7 @@
       </w:rPr>
     </w:lvl>
   </w:abstractNum>
-  <w:abstractNum w:abstractNumId="19" w15:restartNumberingAfterBreak="0">
+  <w:abstractNum w:abstractNumId="23" w15:restartNumberingAfterBreak="0">
     <w:nsid w:val="606C69CB"/>
     <w:multiLevelType w:val="multilevel"/>
     <w:tmpl w:val="C9FC62F8"/>
@@ -13265,7 +14250,7 @@
       </w:rPr>
     </w:lvl>
   </w:abstractNum>
-  <w:abstractNum w:abstractNumId="20" w15:restartNumberingAfterBreak="0">
+  <w:abstractNum w:abstractNumId="24" w15:restartNumberingAfterBreak="0">
     <w:nsid w:val="69BB0BE0"/>
     <w:multiLevelType w:val="hybridMultilevel"/>
     <w:tmpl w:val="617EB404"/>
@@ -13405,10 +14390,10 @@
       </w:rPr>
     </w:lvl>
   </w:abstractNum>
-  <w:abstractNum w:abstractNumId="21" w15:restartNumberingAfterBreak="0">
+  <w:abstractNum w:abstractNumId="25" w15:restartNumberingAfterBreak="0">
     <w:nsid w:val="6AB030F7"/>
     <w:multiLevelType w:val="hybridMultilevel"/>
-    <w:tmpl w:val="46EEA212"/>
+    <w:tmpl w:val="496ABADA"/>
     <w:lvl w:ilvl="0" w:tplc="40090001">
       <w:start w:val="1"/>
       <w:numFmt w:val="bullet"/>
@@ -13518,7 +14503,7 @@
       </w:rPr>
     </w:lvl>
   </w:abstractNum>
-  <w:abstractNum w:abstractNumId="22" w15:restartNumberingAfterBreak="0">
+  <w:abstractNum w:abstractNumId="26" w15:restartNumberingAfterBreak="0">
     <w:nsid w:val="6B962F89"/>
     <w:multiLevelType w:val="hybridMultilevel"/>
     <w:tmpl w:val="BACCB840"/>
@@ -13658,7 +14643,7 @@
       </w:rPr>
     </w:lvl>
   </w:abstractNum>
-  <w:abstractNum w:abstractNumId="23" w15:restartNumberingAfterBreak="0">
+  <w:abstractNum w:abstractNumId="27" w15:restartNumberingAfterBreak="0">
     <w:nsid w:val="6CDA336A"/>
     <w:multiLevelType w:val="hybridMultilevel"/>
     <w:tmpl w:val="4E7670AE"/>
@@ -13798,7 +14783,7 @@
       </w:rPr>
     </w:lvl>
   </w:abstractNum>
-  <w:abstractNum w:abstractNumId="24" w15:restartNumberingAfterBreak="0">
+  <w:abstractNum w:abstractNumId="28" w15:restartNumberingAfterBreak="0">
     <w:nsid w:val="6F2B0C99"/>
     <w:multiLevelType w:val="hybridMultilevel"/>
     <w:tmpl w:val="01F8D37E"/>
@@ -13911,7 +14896,7 @@
       </w:rPr>
     </w:lvl>
   </w:abstractNum>
-  <w:abstractNum w:abstractNumId="25" w15:restartNumberingAfterBreak="0">
+  <w:abstractNum w:abstractNumId="29" w15:restartNumberingAfterBreak="0">
     <w:nsid w:val="6F6E201E"/>
     <w:multiLevelType w:val="hybridMultilevel"/>
     <w:tmpl w:val="8E980682"/>
@@ -14051,7 +15036,7 @@
       </w:rPr>
     </w:lvl>
   </w:abstractNum>
-  <w:abstractNum w:abstractNumId="26" w15:restartNumberingAfterBreak="0">
+  <w:abstractNum w:abstractNumId="30" w15:restartNumberingAfterBreak="0">
     <w:nsid w:val="70CD4AED"/>
     <w:multiLevelType w:val="hybridMultilevel"/>
     <w:tmpl w:val="4B1274F0"/>
@@ -14191,7 +15176,7 @@
       </w:rPr>
     </w:lvl>
   </w:abstractNum>
-  <w:abstractNum w:abstractNumId="27" w15:restartNumberingAfterBreak="0">
+  <w:abstractNum w:abstractNumId="31" w15:restartNumberingAfterBreak="0">
     <w:nsid w:val="783B3D5F"/>
     <w:multiLevelType w:val="hybridMultilevel"/>
     <w:tmpl w:val="5ED474B2"/>
@@ -14331,7 +15316,7 @@
       </w:rPr>
     </w:lvl>
   </w:abstractNum>
-  <w:abstractNum w:abstractNumId="28" w15:restartNumberingAfterBreak="0">
+  <w:abstractNum w:abstractNumId="32" w15:restartNumberingAfterBreak="0">
     <w:nsid w:val="79A91BB6"/>
     <w:multiLevelType w:val="multilevel"/>
     <w:tmpl w:val="A36A922A"/>
@@ -14480,7 +15465,7 @@
       </w:rPr>
     </w:lvl>
   </w:abstractNum>
-  <w:abstractNum w:abstractNumId="29" w15:restartNumberingAfterBreak="0">
+  <w:abstractNum w:abstractNumId="33" w15:restartNumberingAfterBreak="0">
     <w:nsid w:val="7EBD6CE2"/>
     <w:multiLevelType w:val="hybridMultilevel"/>
     <w:tmpl w:val="EE1A1C06"/>
@@ -14593,7 +15578,7 @@
       </w:rPr>
     </w:lvl>
   </w:abstractNum>
-  <w:abstractNum w:abstractNumId="30" w15:restartNumberingAfterBreak="0">
+  <w:abstractNum w:abstractNumId="34" w15:restartNumberingAfterBreak="0">
     <w:nsid w:val="7F3555A1"/>
     <w:multiLevelType w:val="hybridMultilevel"/>
     <w:tmpl w:val="ABEE4F4C"/>
@@ -14733,7 +15718,7 @@
       </w:rPr>
     </w:lvl>
   </w:abstractNum>
-  <w:abstractNum w:abstractNumId="31" w15:restartNumberingAfterBreak="0">
+  <w:abstractNum w:abstractNumId="35" w15:restartNumberingAfterBreak="0">
     <w:nsid w:val="7FA946F7"/>
     <w:multiLevelType w:val="hybridMultilevel"/>
     <w:tmpl w:val="5B0C56C4"/>
@@ -14877,97 +15862,109 @@
     <w:abstractNumId w:val="1"/>
   </w:num>
   <w:num w:numId="2" w16cid:durableId="207378518">
-    <w:abstractNumId w:val="25"/>
+    <w:abstractNumId w:val="29"/>
   </w:num>
   <w:num w:numId="3" w16cid:durableId="1622959244">
-    <w:abstractNumId w:val="4"/>
+    <w:abstractNumId w:val="5"/>
   </w:num>
   <w:num w:numId="4" w16cid:durableId="1830710149">
-    <w:abstractNumId w:val="22"/>
+    <w:abstractNumId w:val="26"/>
   </w:num>
   <w:num w:numId="5" w16cid:durableId="6491571">
-    <w:abstractNumId w:val="11"/>
+    <w:abstractNumId w:val="13"/>
   </w:num>
   <w:num w:numId="6" w16cid:durableId="1906722806">
     <w:abstractNumId w:val="0"/>
   </w:num>
   <w:num w:numId="7" w16cid:durableId="227495081">
-    <w:abstractNumId w:val="15"/>
+    <w:abstractNumId w:val="19"/>
   </w:num>
   <w:num w:numId="8" w16cid:durableId="1906182019">
+    <w:abstractNumId w:val="9"/>
+  </w:num>
+  <w:num w:numId="9" w16cid:durableId="1467157761">
+    <w:abstractNumId w:val="27"/>
+  </w:num>
+  <w:num w:numId="10" w16cid:durableId="957296911">
+    <w:abstractNumId w:val="31"/>
+  </w:num>
+  <w:num w:numId="11" w16cid:durableId="1743676954">
     <w:abstractNumId w:val="7"/>
   </w:num>
-  <w:num w:numId="9" w16cid:durableId="1467157761">
-    <w:abstractNumId w:val="23"/>
-  </w:num>
-  <w:num w:numId="10" w16cid:durableId="957296911">
-    <w:abstractNumId w:val="27"/>
-  </w:num>
-  <w:num w:numId="11" w16cid:durableId="1743676954">
-    <w:abstractNumId w:val="5"/>
-  </w:num>
   <w:num w:numId="12" w16cid:durableId="1858158302">
-    <w:abstractNumId w:val="31"/>
+    <w:abstractNumId w:val="35"/>
   </w:num>
   <w:num w:numId="13" w16cid:durableId="1601644658">
-    <w:abstractNumId w:val="17"/>
+    <w:abstractNumId w:val="21"/>
   </w:num>
   <w:num w:numId="14" w16cid:durableId="928393718">
+    <w:abstractNumId w:val="24"/>
+  </w:num>
+  <w:num w:numId="15" w16cid:durableId="1925803085">
+    <w:abstractNumId w:val="34"/>
+  </w:num>
+  <w:num w:numId="16" w16cid:durableId="807935079">
     <w:abstractNumId w:val="20"/>
   </w:num>
-  <w:num w:numId="15" w16cid:durableId="1925803085">
+  <w:num w:numId="17" w16cid:durableId="1368674603">
     <w:abstractNumId w:val="30"/>
   </w:num>
-  <w:num w:numId="16" w16cid:durableId="807935079">
+  <w:num w:numId="18" w16cid:durableId="5452043">
+    <w:abstractNumId w:val="8"/>
+  </w:num>
+  <w:num w:numId="19" w16cid:durableId="1854493569">
+    <w:abstractNumId w:val="14"/>
+  </w:num>
+  <w:num w:numId="20" w16cid:durableId="950207302">
     <w:abstractNumId w:val="16"/>
   </w:num>
-  <w:num w:numId="17" w16cid:durableId="1368674603">
-    <w:abstractNumId w:val="26"/>
-  </w:num>
-  <w:num w:numId="18" w16cid:durableId="5452043">
-    <w:abstractNumId w:val="6"/>
-  </w:num>
-  <w:num w:numId="19" w16cid:durableId="1854493569">
-    <w:abstractNumId w:val="12"/>
-  </w:num>
-  <w:num w:numId="20" w16cid:durableId="950207302">
-    <w:abstractNumId w:val="14"/>
-  </w:num>
   <w:num w:numId="21" w16cid:durableId="834228262">
-    <w:abstractNumId w:val="29"/>
+    <w:abstractNumId w:val="33"/>
   </w:num>
   <w:num w:numId="22" w16cid:durableId="1137603474">
-    <w:abstractNumId w:val="10"/>
+    <w:abstractNumId w:val="12"/>
   </w:num>
   <w:num w:numId="23" w16cid:durableId="1406420481">
     <w:abstractNumId w:val="3"/>
   </w:num>
   <w:num w:numId="24" w16cid:durableId="1953979480">
-    <w:abstractNumId w:val="28"/>
+    <w:abstractNumId w:val="32"/>
   </w:num>
   <w:num w:numId="25" w16cid:durableId="2111732095">
-    <w:abstractNumId w:val="9"/>
+    <w:abstractNumId w:val="11"/>
   </w:num>
   <w:num w:numId="26" w16cid:durableId="1644651298">
-    <w:abstractNumId w:val="18"/>
+    <w:abstractNumId w:val="22"/>
   </w:num>
   <w:num w:numId="27" w16cid:durableId="731387957">
-    <w:abstractNumId w:val="13"/>
+    <w:abstractNumId w:val="15"/>
   </w:num>
   <w:num w:numId="28" w16cid:durableId="245845369">
-    <w:abstractNumId w:val="19"/>
+    <w:abstractNumId w:val="23"/>
   </w:num>
   <w:num w:numId="29" w16cid:durableId="1140420511">
     <w:abstractNumId w:val="2"/>
   </w:num>
   <w:num w:numId="30" w16cid:durableId="1112359595">
-    <w:abstractNumId w:val="24"/>
+    <w:abstractNumId w:val="28"/>
   </w:num>
   <w:num w:numId="31" w16cid:durableId="1308851327">
-    <w:abstractNumId w:val="21"/>
+    <w:abstractNumId w:val="25"/>
   </w:num>
   <w:num w:numId="32" w16cid:durableId="665280855">
-    <w:abstractNumId w:val="8"/>
+    <w:abstractNumId w:val="10"/>
+  </w:num>
+  <w:num w:numId="33" w16cid:durableId="2096826486">
+    <w:abstractNumId w:val="17"/>
+  </w:num>
+  <w:num w:numId="34" w16cid:durableId="1238399404">
+    <w:abstractNumId w:val="4"/>
+  </w:num>
+  <w:num w:numId="35" w16cid:durableId="257716114">
+    <w:abstractNumId w:val="6"/>
+  </w:num>
+  <w:num w:numId="36" w16cid:durableId="311445063">
+    <w:abstractNumId w:val="18"/>
   </w:num>
 </w:numbering>
 </file>
@@ -15576,6 +16573,7 @@
   <w:style w:type="character" w:default="1" w:styleId="DefaultParagraphFont">
     <w:name w:val="Default Paragraph Font"/>
     <w:uiPriority w:val="1"/>
+    <w:semiHidden/>
     <w:unhideWhenUsed/>
   </w:style>
   <w:style w:type="table" w:default="1" w:styleId="TableNormal">

--- a/Documents/Safe Flame_V1.docx
+++ b/Documents/Safe Flame_V1.docx
@@ -3062,13 +3062,23 @@
           <w:lang w:val="en-US"/>
         </w:rPr>
       </w:pPr>
-      <w:r>
-        <w:rPr>
-          <w:sz w:val="24"/>
-          <w:szCs w:val="24"/>
-          <w:lang w:val="en-US"/>
-        </w:rPr>
-        <w:t>Vout= (ADC value/</w:t>
+      <w:proofErr w:type="spellStart"/>
+      <w:r>
+        <w:rPr>
+          <w:sz w:val="24"/>
+          <w:szCs w:val="24"/>
+          <w:lang w:val="en-US"/>
+        </w:rPr>
+        <w:t>Vout</w:t>
+      </w:r>
+      <w:proofErr w:type="spellEnd"/>
+      <w:r>
+        <w:rPr>
+          <w:sz w:val="24"/>
+          <w:szCs w:val="24"/>
+          <w:lang w:val="en-US"/>
+        </w:rPr>
+        <w:t>= (ADC value/</w:t>
       </w:r>
       <w:r>
         <w:rPr>
@@ -3084,8 +3094,18 @@
           <w:szCs w:val="24"/>
           <w:lang w:val="en-US"/>
         </w:rPr>
-        <w:t xml:space="preserve"> Vref</w:t>
-      </w:r>
+        <w:t xml:space="preserve"> </w:t>
+      </w:r>
+      <w:proofErr w:type="spellStart"/>
+      <w:r>
+        <w:rPr>
+          <w:sz w:val="24"/>
+          <w:szCs w:val="24"/>
+          <w:lang w:val="en-US"/>
+        </w:rPr>
+        <w:t>Vref</w:t>
+      </w:r>
+      <w:proofErr w:type="spellEnd"/>
     </w:p>
     <w:p>
       <w:pPr>
@@ -3126,7 +3146,43 @@
           <w:szCs w:val="24"/>
           <w:lang w:val="en-US"/>
         </w:rPr>
-        <w:t>Rs=((Vref-Vout)/Vout)</w:t>
+        <w:t>Rs=((</w:t>
+      </w:r>
+      <w:proofErr w:type="spellStart"/>
+      <w:r>
+        <w:rPr>
+          <w:sz w:val="24"/>
+          <w:szCs w:val="24"/>
+          <w:lang w:val="en-US"/>
+        </w:rPr>
+        <w:t>Vref-Vout</w:t>
+      </w:r>
+      <w:proofErr w:type="spellEnd"/>
+      <w:r>
+        <w:rPr>
+          <w:sz w:val="24"/>
+          <w:szCs w:val="24"/>
+          <w:lang w:val="en-US"/>
+        </w:rPr>
+        <w:t>)/</w:t>
+      </w:r>
+      <w:proofErr w:type="spellStart"/>
+      <w:r>
+        <w:rPr>
+          <w:sz w:val="24"/>
+          <w:szCs w:val="24"/>
+          <w:lang w:val="en-US"/>
+        </w:rPr>
+        <w:t>Vout</w:t>
+      </w:r>
+      <w:proofErr w:type="spellEnd"/>
+      <w:r>
+        <w:rPr>
+          <w:sz w:val="24"/>
+          <w:szCs w:val="24"/>
+          <w:lang w:val="en-US"/>
+        </w:rPr>
+        <w:t>)</w:t>
       </w:r>
       <w:r>
         <w:rPr>
@@ -3152,6 +3208,7 @@
         </w:rPr>
         <w:t xml:space="preserve"> </w:t>
       </w:r>
+      <w:proofErr w:type="spellStart"/>
       <w:r>
         <w:rPr>
           <w:sz w:val="24"/>
@@ -3160,6 +3217,7 @@
         </w:rPr>
         <w:t>Rl</w:t>
       </w:r>
+      <w:proofErr w:type="spellEnd"/>
       <w:r>
         <w:rPr>
           <w:sz w:val="24"/>
@@ -3718,7 +3776,23 @@
           <w:sz w:val="24"/>
           <w:szCs w:val="24"/>
         </w:rPr>
-        <w:t xml:space="preserve">Converts analog values into digital form </w:t>
+        <w:t xml:space="preserve">Converts </w:t>
+      </w:r>
+      <w:proofErr w:type="spellStart"/>
+      <w:r>
+        <w:rPr>
+          <w:sz w:val="24"/>
+          <w:szCs w:val="24"/>
+        </w:rPr>
+        <w:t>analog</w:t>
+      </w:r>
+      <w:proofErr w:type="spellEnd"/>
+      <w:r>
+        <w:rPr>
+          <w:sz w:val="24"/>
+          <w:szCs w:val="24"/>
+        </w:rPr>
+        <w:t xml:space="preserve"> values into digital form </w:t>
       </w:r>
     </w:p>
     <w:p>
@@ -3880,7 +3954,23 @@
           <w:sz w:val="24"/>
           <w:szCs w:val="24"/>
         </w:rPr>
-        <w:t xml:space="preserve">&gt;1 ms </w:t>
+        <w:t xml:space="preserve">&gt;1 </w:t>
+      </w:r>
+      <w:proofErr w:type="spellStart"/>
+      <w:r>
+        <w:rPr>
+          <w:sz w:val="24"/>
+          <w:szCs w:val="24"/>
+        </w:rPr>
+        <w:t>ms</w:t>
+      </w:r>
+      <w:proofErr w:type="spellEnd"/>
+      <w:r>
+        <w:rPr>
+          <w:sz w:val="24"/>
+          <w:szCs w:val="24"/>
+        </w:rPr>
+        <w:t xml:space="preserve"> </w:t>
       </w:r>
     </w:p>
     <w:p>
@@ -4002,7 +4092,23 @@
           <w:sz w:val="24"/>
           <w:szCs w:val="24"/>
         </w:rPr>
-        <w:t>This means:"I am ready to transmit."</w:t>
+        <w:t xml:space="preserve">This </w:t>
+      </w:r>
+      <w:proofErr w:type="spellStart"/>
+      <w:r>
+        <w:rPr>
+          <w:sz w:val="24"/>
+          <w:szCs w:val="24"/>
+        </w:rPr>
+        <w:t>means:"I</w:t>
+      </w:r>
+      <w:proofErr w:type="spellEnd"/>
+      <w:r>
+        <w:rPr>
+          <w:sz w:val="24"/>
+          <w:szCs w:val="24"/>
+        </w:rPr>
+        <w:t xml:space="preserve"> am ready to transmit."</w:t>
       </w:r>
     </w:p>
     <w:p>
@@ -5555,7 +5661,25 @@
           <w:szCs w:val="24"/>
           <w:lang w:val="en-US"/>
         </w:rPr>
-        <w:t>Connect the sensor with STM32 board. There are only three pins Vcc,</w:t>
+        <w:t xml:space="preserve">Connect the sensor with STM32 board. There are only three pins </w:t>
+      </w:r>
+      <w:proofErr w:type="spellStart"/>
+      <w:r>
+        <w:rPr>
+          <w:sz w:val="24"/>
+          <w:szCs w:val="24"/>
+          <w:lang w:val="en-US"/>
+        </w:rPr>
+        <w:t>Vcc</w:t>
+      </w:r>
+      <w:proofErr w:type="spellEnd"/>
+      <w:r>
+        <w:rPr>
+          <w:sz w:val="24"/>
+          <w:szCs w:val="24"/>
+          <w:lang w:val="en-US"/>
+        </w:rPr>
+        <w:t>,</w:t>
       </w:r>
       <w:r>
         <w:rPr>
@@ -5571,7 +5695,25 @@
           <w:szCs w:val="24"/>
           <w:lang w:val="en-US"/>
         </w:rPr>
-        <w:t>GND and data. Connect Vcc with 3.3V supply from CN8,</w:t>
+        <w:t xml:space="preserve">GND and data. Connect </w:t>
+      </w:r>
+      <w:proofErr w:type="spellStart"/>
+      <w:r>
+        <w:rPr>
+          <w:sz w:val="24"/>
+          <w:szCs w:val="24"/>
+          <w:lang w:val="en-US"/>
+        </w:rPr>
+        <w:t>Vcc</w:t>
+      </w:r>
+      <w:proofErr w:type="spellEnd"/>
+      <w:r>
+        <w:rPr>
+          <w:sz w:val="24"/>
+          <w:szCs w:val="24"/>
+          <w:lang w:val="en-US"/>
+        </w:rPr>
+        <w:t xml:space="preserve"> with 3.3V supply from CN8,</w:t>
       </w:r>
       <w:r>
         <w:rPr>
@@ -5633,7 +5775,25 @@
           <w:szCs w:val="24"/>
           <w:lang w:val="en-US"/>
         </w:rPr>
-        <w:t>The DHT22 sensor does not have any LED indication to identify whether it is powered ON when connected to STM32.To ensure that the sensor module works fine, measure the voltage between Vcc and GND pin using a multimeter.</w:t>
+        <w:t xml:space="preserve">The DHT22 sensor does not have any LED indication to identify whether it is powered ON when connected to STM32.To ensure that the sensor module works fine, measure the voltage between </w:t>
+      </w:r>
+      <w:proofErr w:type="spellStart"/>
+      <w:r>
+        <w:rPr>
+          <w:sz w:val="24"/>
+          <w:szCs w:val="24"/>
+          <w:lang w:val="en-US"/>
+        </w:rPr>
+        <w:t>Vcc</w:t>
+      </w:r>
+      <w:proofErr w:type="spellEnd"/>
+      <w:r>
+        <w:rPr>
+          <w:sz w:val="24"/>
+          <w:szCs w:val="24"/>
+          <w:lang w:val="en-US"/>
+        </w:rPr>
+        <w:t xml:space="preserve"> and GND pin using a multimeter.</w:t>
       </w:r>
     </w:p>
     <w:p>
@@ -5656,7 +5816,61 @@
           <w:szCs w:val="24"/>
           <w:lang w:val="en-US"/>
         </w:rPr>
-        <w:t>In the .ioc file configure PA0 as gpio input with pull-up option enabled. This is because DHT22 sensor require a 4.7K pull up resistor between Vcc and data pin.</w:t>
+        <w:t>In the .</w:t>
+      </w:r>
+      <w:proofErr w:type="spellStart"/>
+      <w:r>
+        <w:rPr>
+          <w:sz w:val="24"/>
+          <w:szCs w:val="24"/>
+          <w:lang w:val="en-US"/>
+        </w:rPr>
+        <w:t>ioc</w:t>
+      </w:r>
+      <w:proofErr w:type="spellEnd"/>
+      <w:r>
+        <w:rPr>
+          <w:sz w:val="24"/>
+          <w:szCs w:val="24"/>
+          <w:lang w:val="en-US"/>
+        </w:rPr>
+        <w:t xml:space="preserve"> file configure PA0 as </w:t>
+      </w:r>
+      <w:proofErr w:type="spellStart"/>
+      <w:r>
+        <w:rPr>
+          <w:sz w:val="24"/>
+          <w:szCs w:val="24"/>
+          <w:lang w:val="en-US"/>
+        </w:rPr>
+        <w:t>gpio</w:t>
+      </w:r>
+      <w:proofErr w:type="spellEnd"/>
+      <w:r>
+        <w:rPr>
+          <w:sz w:val="24"/>
+          <w:szCs w:val="24"/>
+          <w:lang w:val="en-US"/>
+        </w:rPr>
+        <w:t xml:space="preserve"> input with pull-up option enabled. This is because DHT22 sensor require a 4.7K pull up resistor between </w:t>
+      </w:r>
+      <w:proofErr w:type="spellStart"/>
+      <w:r>
+        <w:rPr>
+          <w:sz w:val="24"/>
+          <w:szCs w:val="24"/>
+          <w:lang w:val="en-US"/>
+        </w:rPr>
+        <w:t>Vcc</w:t>
+      </w:r>
+      <w:proofErr w:type="spellEnd"/>
+      <w:r>
+        <w:rPr>
+          <w:sz w:val="24"/>
+          <w:szCs w:val="24"/>
+          <w:lang w:val="en-US"/>
+        </w:rPr>
+        <w:t xml:space="preserve"> and data pin.</w:t>
       </w:r>
     </w:p>
     <w:p>
@@ -5817,7 +6031,21 @@
           <w:rFonts w:asciiTheme="minorHAnsi" w:hAnsiTheme="minorHAnsi" w:cstheme="minorHAnsi"/>
         </w:rPr>
         <w:noBreakHyphen/>
-        <w:t xml:space="preserve">ups (~30–50 kΩ). These are </w:t>
+        <w:t>ups (~30–50 </w:t>
+      </w:r>
+      <w:proofErr w:type="spellStart"/>
+      <w:r>
+        <w:rPr>
+          <w:rFonts w:asciiTheme="minorHAnsi" w:hAnsiTheme="minorHAnsi" w:cstheme="minorHAnsi"/>
+        </w:rPr>
+        <w:t>kΩ</w:t>
+      </w:r>
+      <w:proofErr w:type="spellEnd"/>
+      <w:r>
+        <w:rPr>
+          <w:rFonts w:asciiTheme="minorHAnsi" w:hAnsiTheme="minorHAnsi" w:cstheme="minorHAnsi"/>
+        </w:rPr>
+        <w:t xml:space="preserve">). These are </w:t>
       </w:r>
       <w:r>
         <w:rPr>
@@ -5868,8 +6096,39 @@
           <w:b w:val="0"/>
           <w:bCs w:val="0"/>
         </w:rPr>
-        <w:t>4.7 kΩ to 10 kΩ</w:t>
-      </w:r>
+        <w:t>4.7 </w:t>
+      </w:r>
+      <w:proofErr w:type="spellStart"/>
+      <w:r>
+        <w:rPr>
+          <w:rStyle w:val="Strong"/>
+          <w:rFonts w:asciiTheme="minorHAnsi" w:hAnsiTheme="minorHAnsi" w:cstheme="minorHAnsi"/>
+          <w:b w:val="0"/>
+          <w:bCs w:val="0"/>
+        </w:rPr>
+        <w:t>kΩ</w:t>
+      </w:r>
+      <w:proofErr w:type="spellEnd"/>
+      <w:r>
+        <w:rPr>
+          <w:rStyle w:val="Strong"/>
+          <w:rFonts w:asciiTheme="minorHAnsi" w:hAnsiTheme="minorHAnsi" w:cstheme="minorHAnsi"/>
+          <w:b w:val="0"/>
+          <w:bCs w:val="0"/>
+        </w:rPr>
+        <w:t xml:space="preserve"> to 10 </w:t>
+      </w:r>
+      <w:proofErr w:type="spellStart"/>
+      <w:r>
+        <w:rPr>
+          <w:rStyle w:val="Strong"/>
+          <w:rFonts w:asciiTheme="minorHAnsi" w:hAnsiTheme="minorHAnsi" w:cstheme="minorHAnsi"/>
+          <w:b w:val="0"/>
+          <w:bCs w:val="0"/>
+        </w:rPr>
+        <w:t>kΩ</w:t>
+      </w:r>
+      <w:proofErr w:type="spellEnd"/>
       <w:r>
         <w:rPr>
           <w:rFonts w:asciiTheme="minorHAnsi" w:hAnsiTheme="minorHAnsi" w:cstheme="minorHAnsi"/>
@@ -5902,7 +6161,27 @@
           <w:b w:val="0"/>
           <w:bCs w:val="0"/>
         </w:rPr>
-        <w:t>external 4.7 kΩ resistor</w:t>
+        <w:t>external 4.7 </w:t>
+      </w:r>
+      <w:proofErr w:type="spellStart"/>
+      <w:r>
+        <w:rPr>
+          <w:rStyle w:val="Strong"/>
+          <w:rFonts w:asciiTheme="minorHAnsi" w:hAnsiTheme="minorHAnsi" w:cstheme="minorHAnsi"/>
+          <w:b w:val="0"/>
+          <w:bCs w:val="0"/>
+        </w:rPr>
+        <w:t>kΩ</w:t>
+      </w:r>
+      <w:proofErr w:type="spellEnd"/>
+      <w:r>
+        <w:rPr>
+          <w:rStyle w:val="Strong"/>
+          <w:rFonts w:asciiTheme="minorHAnsi" w:hAnsiTheme="minorHAnsi" w:cstheme="minorHAnsi"/>
+          <w:b w:val="0"/>
+          <w:bCs w:val="0"/>
+        </w:rPr>
+        <w:t xml:space="preserve"> resistor</w:t>
       </w:r>
       <w:r>
         <w:rPr>
@@ -6189,7 +6468,23 @@
           <w:szCs w:val="24"/>
         </w:rPr>
         <w:lastRenderedPageBreak/>
-        <w:t>hangs. To start communication, the MCU drives the data pin low for 20 ms, then releases it and switches the pin to input mode; the DHT22 responds with a specific low</w:t>
+        <w:t>hangs. To start communication, the MCU drives the data pin low for 20 </w:t>
+      </w:r>
+      <w:proofErr w:type="spellStart"/>
+      <w:r>
+        <w:rPr>
+          <w:sz w:val="24"/>
+          <w:szCs w:val="24"/>
+        </w:rPr>
+        <w:t>ms</w:t>
+      </w:r>
+      <w:proofErr w:type="spellEnd"/>
+      <w:r>
+        <w:rPr>
+          <w:sz w:val="24"/>
+          <w:szCs w:val="24"/>
+        </w:rPr>
+        <w:t>, then releases it and switches the pin to input mode; the DHT22 responds with a specific low</w:t>
       </w:r>
       <w:r>
         <w:rPr>
@@ -6365,13 +6660,23 @@
         </w:rPr>
         <w:t xml:space="preserve">HX711 </w:t>
       </w:r>
-      <w:r>
-        <w:rPr>
-          <w:sz w:val="24"/>
-          <w:szCs w:val="24"/>
-          <w:lang w:val="en-US"/>
-        </w:rPr>
-        <w:t>Vcc:</w:t>
+      <w:proofErr w:type="spellStart"/>
+      <w:r>
+        <w:rPr>
+          <w:sz w:val="24"/>
+          <w:szCs w:val="24"/>
+          <w:lang w:val="en-US"/>
+        </w:rPr>
+        <w:t>Vcc</w:t>
+      </w:r>
+      <w:proofErr w:type="spellEnd"/>
+      <w:r>
+        <w:rPr>
+          <w:sz w:val="24"/>
+          <w:szCs w:val="24"/>
+          <w:lang w:val="en-US"/>
+        </w:rPr>
+        <w:t>:</w:t>
       </w:r>
       <w:r>
         <w:rPr>
@@ -6777,6 +7082,7 @@
       </w:pPr>
       <w:r>
         <w:rPr>
+          <w:noProof/>
           <w:sz w:val="24"/>
           <w:szCs w:val="24"/>
         </w:rPr>
@@ -6843,6 +7149,7 @@
       </w:pPr>
       <w:r>
         <w:rPr>
+          <w:noProof/>
           <w:sz w:val="24"/>
           <w:szCs w:val="24"/>
         </w:rPr>
@@ -7046,6 +7353,7 @@
       </w:pPr>
       <w:r>
         <w:rPr>
+          <w:noProof/>
           <w:sz w:val="24"/>
           <w:szCs w:val="24"/>
         </w:rPr>
@@ -7130,8 +7438,17 @@
           <w:sz w:val="24"/>
           <w:szCs w:val="24"/>
         </w:rPr>
-        <w:t>HX711 internal oscillator frequency-11.059 MHz.</w:t>
-      </w:r>
+        <w:t xml:space="preserve">HX711 internal oscillator frequency-11.059 </w:t>
+      </w:r>
+      <w:proofErr w:type="spellStart"/>
+      <w:r>
+        <w:rPr>
+          <w:sz w:val="24"/>
+          <w:szCs w:val="24"/>
+        </w:rPr>
+        <w:t>MHz.</w:t>
+      </w:r>
+      <w:proofErr w:type="spellEnd"/>
     </w:p>
     <w:p>
       <w:pPr>
@@ -7170,49 +7487,7 @@
           <w:sz w:val="24"/>
           <w:szCs w:val="24"/>
         </w:rPr>
-        <w:t xml:space="preserve">Rate pin tied to </w:t>
-      </w:r>
-      <w:r>
-        <w:rPr>
-          <w:sz w:val="24"/>
-          <w:szCs w:val="24"/>
-        </w:rPr>
-        <w:t>1</w:t>
-      </w:r>
-      <w:r>
-        <w:rPr>
-          <w:sz w:val="24"/>
-          <w:szCs w:val="24"/>
-        </w:rPr>
-        <w:t xml:space="preserve"> (Default state) implies output data is at </w:t>
-      </w:r>
-      <w:r>
-        <w:rPr>
-          <w:sz w:val="24"/>
-          <w:szCs w:val="24"/>
-        </w:rPr>
-        <w:t>8</w:t>
-      </w:r>
-      <w:r>
-        <w:rPr>
-          <w:sz w:val="24"/>
-          <w:szCs w:val="24"/>
-        </w:rPr>
-        <w:t>0 Hz and conversion time is 1</w:t>
-      </w:r>
-      <w:r>
-        <w:rPr>
-          <w:sz w:val="24"/>
-          <w:szCs w:val="24"/>
-        </w:rPr>
-        <w:t>2.5</w:t>
-      </w:r>
-      <w:r>
-        <w:rPr>
-          <w:sz w:val="24"/>
-          <w:szCs w:val="24"/>
-        </w:rPr>
-        <w:t>ms.</w:t>
+        <w:t>Rate pin tied to 1 (Default state) implies output data is at 80 Hz and conversion time is 12.5ms.</w:t>
       </w:r>
     </w:p>
     <w:p>
@@ -7253,7 +7528,23 @@
           <w:szCs w:val="24"/>
         </w:rPr>
         <w:lastRenderedPageBreak/>
-        <w:t>By default, DOUT is held high, when data is ready DOUT is pulled low, followed by SCK generation. At the end of 24 th pulse, DOUT goes high for conversion proces</w:t>
+        <w:t xml:space="preserve">By default, DOUT is held high, when data is ready DOUT is pulled low, followed by SCK generation. At the end of 24 </w:t>
+      </w:r>
+      <w:proofErr w:type="spellStart"/>
+      <w:r>
+        <w:rPr>
+          <w:sz w:val="24"/>
+          <w:szCs w:val="24"/>
+        </w:rPr>
+        <w:t>th</w:t>
+      </w:r>
+      <w:proofErr w:type="spellEnd"/>
+      <w:r>
+        <w:rPr>
+          <w:sz w:val="24"/>
+          <w:szCs w:val="24"/>
+        </w:rPr>
+        <w:t xml:space="preserve"> pulse, DOUT goes high for conversion proces</w:t>
       </w:r>
       <w:r>
         <w:rPr>
@@ -7466,13 +7757,25 @@
                 <w:lang w:val="en-US"/>
               </w:rPr>
             </w:pPr>
+            <w:proofErr w:type="spellStart"/>
+            <w:proofErr w:type="gramStart"/>
             <w:r>
               <w:rPr>
                 <w:sz w:val="24"/>
                 <w:szCs w:val="24"/>
                 <w:lang w:val="en-US"/>
               </w:rPr>
-              <w:t>LPG,i-butane, propane, methane, alcohol, hydrogen, smoke</w:t>
+              <w:t>LPG,i</w:t>
+            </w:r>
+            <w:proofErr w:type="spellEnd"/>
+            <w:proofErr w:type="gramEnd"/>
+            <w:r>
+              <w:rPr>
+                <w:sz w:val="24"/>
+                <w:szCs w:val="24"/>
+                <w:lang w:val="en-US"/>
+              </w:rPr>
+              <w:t>-butane, propane, methane, alcohol, hydrogen, smoke</w:t>
             </w:r>
           </w:p>
         </w:tc>
@@ -7497,6 +7800,7 @@
                 <w:lang w:val="en-US"/>
               </w:rPr>
             </w:pPr>
+            <w:proofErr w:type="spellStart"/>
             <w:r>
               <w:rPr>
                 <w:sz w:val="24"/>
@@ -7504,6 +7808,7 @@
               </w:rPr>
               <w:t>Vc</w:t>
             </w:r>
+            <w:proofErr w:type="spellEnd"/>
             <w:r>
               <w:rPr>
                 <w:sz w:val="24"/>
@@ -7566,6 +7871,8 @@
                 <w:lang w:val="en-US"/>
               </w:rPr>
             </w:pPr>
+            <w:proofErr w:type="spellStart"/>
+            <w:proofErr w:type="gramStart"/>
             <w:r>
               <w:rPr>
                 <w:sz w:val="24"/>
@@ -7585,7 +7892,16 @@
                 <w:sz w:val="24"/>
                 <w:szCs w:val="24"/>
               </w:rPr>
-              <w:t>Heating voltage</w:t>
+              <w:t>Heating</w:t>
+            </w:r>
+            <w:proofErr w:type="spellEnd"/>
+            <w:proofErr w:type="gramEnd"/>
+            <w:r>
+              <w:rPr>
+                <w:sz w:val="24"/>
+                <w:szCs w:val="24"/>
+              </w:rPr>
+              <w:t xml:space="preserve"> voltage</w:t>
             </w:r>
           </w:p>
         </w:tc>
@@ -8347,8 +8663,20 @@
                 <w:szCs w:val="24"/>
                 <w:lang w:val="en-US"/>
               </w:rPr>
-              <w:t>Methane, natural gas,LNG</w:t>
-            </w:r>
+              <w:t xml:space="preserve">Methane, natural </w:t>
+            </w:r>
+            <w:proofErr w:type="spellStart"/>
+            <w:proofErr w:type="gramStart"/>
+            <w:r>
+              <w:rPr>
+                <w:sz w:val="24"/>
+                <w:szCs w:val="24"/>
+                <w:lang w:val="en-US"/>
+              </w:rPr>
+              <w:t>gas,LNG</w:t>
+            </w:r>
+            <w:proofErr w:type="spellEnd"/>
+            <w:proofErr w:type="gramEnd"/>
           </w:p>
         </w:tc>
       </w:tr>
@@ -8372,6 +8700,7 @@
                 <w:lang w:val="en-US"/>
               </w:rPr>
             </w:pPr>
+            <w:proofErr w:type="spellStart"/>
             <w:r>
               <w:rPr>
                 <w:sz w:val="24"/>
@@ -8379,6 +8708,7 @@
               </w:rPr>
               <w:t>Vc</w:t>
             </w:r>
+            <w:proofErr w:type="spellEnd"/>
             <w:r>
               <w:rPr>
                 <w:sz w:val="24"/>
@@ -8441,6 +8771,8 @@
                 <w:lang w:val="en-US"/>
               </w:rPr>
             </w:pPr>
+            <w:proofErr w:type="spellStart"/>
+            <w:proofErr w:type="gramStart"/>
             <w:r>
               <w:rPr>
                 <w:sz w:val="24"/>
@@ -8460,7 +8792,16 @@
                 <w:sz w:val="24"/>
                 <w:szCs w:val="24"/>
               </w:rPr>
-              <w:t>Heating voltage</w:t>
+              <w:t>Heating</w:t>
+            </w:r>
+            <w:proofErr w:type="spellEnd"/>
+            <w:proofErr w:type="gramEnd"/>
+            <w:r>
+              <w:rPr>
+                <w:sz w:val="24"/>
+                <w:szCs w:val="24"/>
+              </w:rPr>
+              <w:t xml:space="preserve"> voltage</w:t>
             </w:r>
           </w:p>
         </w:tc>
@@ -9301,8 +9642,20 @@
                 <w:szCs w:val="24"/>
                 <w:lang w:val="en-US"/>
               </w:rPr>
-              <w:t>Methane, natural gas,LNG</w:t>
-            </w:r>
+              <w:t xml:space="preserve">Methane, natural </w:t>
+            </w:r>
+            <w:proofErr w:type="spellStart"/>
+            <w:proofErr w:type="gramStart"/>
+            <w:r>
+              <w:rPr>
+                <w:sz w:val="24"/>
+                <w:szCs w:val="24"/>
+                <w:lang w:val="en-US"/>
+              </w:rPr>
+              <w:t>gas,LNG</w:t>
+            </w:r>
+            <w:proofErr w:type="spellEnd"/>
+            <w:proofErr w:type="gramEnd"/>
           </w:p>
         </w:tc>
       </w:tr>
@@ -9323,6 +9676,7 @@
                 <w:lang w:val="en-US"/>
               </w:rPr>
             </w:pPr>
+            <w:proofErr w:type="spellStart"/>
             <w:r>
               <w:rPr>
                 <w:sz w:val="24"/>
@@ -9330,6 +9684,7 @@
               </w:rPr>
               <w:t>Vc</w:t>
             </w:r>
+            <w:proofErr w:type="spellEnd"/>
             <w:r>
               <w:rPr>
                 <w:sz w:val="24"/>
@@ -11177,6 +11532,219 @@
           <w:lang w:val="en-US"/>
         </w:rPr>
       </w:pPr>
+    </w:p>
+    <w:p>
+      <w:pPr>
+        <w:pStyle w:val="ListParagraph"/>
+        <w:jc w:val="both"/>
+        <w:rPr>
+          <w:b/>
+          <w:bCs/>
+          <w:sz w:val="24"/>
+          <w:szCs w:val="24"/>
+          <w:lang w:val="en-US"/>
+        </w:rPr>
+      </w:pPr>
+    </w:p>
+    <w:p>
+      <w:pPr>
+        <w:pStyle w:val="ListParagraph"/>
+        <w:jc w:val="both"/>
+        <w:rPr>
+          <w:b/>
+          <w:bCs/>
+          <w:sz w:val="24"/>
+          <w:szCs w:val="24"/>
+          <w:lang w:val="en-US"/>
+        </w:rPr>
+      </w:pPr>
+    </w:p>
+    <w:p>
+      <w:pPr>
+        <w:pStyle w:val="ListParagraph"/>
+        <w:jc w:val="both"/>
+        <w:rPr>
+          <w:b/>
+          <w:bCs/>
+          <w:sz w:val="24"/>
+          <w:szCs w:val="24"/>
+          <w:lang w:val="en-US"/>
+        </w:rPr>
+      </w:pPr>
+    </w:p>
+    <w:p>
+      <w:pPr>
+        <w:pStyle w:val="ListParagraph"/>
+        <w:jc w:val="both"/>
+        <w:rPr>
+          <w:b/>
+          <w:bCs/>
+          <w:sz w:val="24"/>
+          <w:szCs w:val="24"/>
+          <w:lang w:val="en-US"/>
+        </w:rPr>
+      </w:pPr>
+    </w:p>
+    <w:p>
+      <w:pPr>
+        <w:pStyle w:val="ListParagraph"/>
+        <w:jc w:val="both"/>
+        <w:rPr>
+          <w:b/>
+          <w:bCs/>
+          <w:sz w:val="24"/>
+          <w:szCs w:val="24"/>
+          <w:lang w:val="en-US"/>
+        </w:rPr>
+      </w:pPr>
+    </w:p>
+    <w:p>
+      <w:pPr>
+        <w:pStyle w:val="ListParagraph"/>
+        <w:jc w:val="both"/>
+        <w:rPr>
+          <w:b/>
+          <w:bCs/>
+          <w:sz w:val="24"/>
+          <w:szCs w:val="24"/>
+          <w:lang w:val="en-US"/>
+        </w:rPr>
+      </w:pPr>
+    </w:p>
+    <w:p>
+      <w:pPr>
+        <w:pStyle w:val="ListParagraph"/>
+        <w:jc w:val="both"/>
+        <w:rPr>
+          <w:b/>
+          <w:bCs/>
+          <w:sz w:val="24"/>
+          <w:szCs w:val="24"/>
+          <w:lang w:val="en-US"/>
+        </w:rPr>
+      </w:pPr>
+    </w:p>
+    <w:p>
+      <w:pPr>
+        <w:pStyle w:val="ListParagraph"/>
+        <w:jc w:val="both"/>
+        <w:rPr>
+          <w:b/>
+          <w:bCs/>
+          <w:sz w:val="24"/>
+          <w:szCs w:val="24"/>
+          <w:lang w:val="en-US"/>
+        </w:rPr>
+      </w:pPr>
+    </w:p>
+    <w:p>
+      <w:pPr>
+        <w:pStyle w:val="ListParagraph"/>
+        <w:jc w:val="both"/>
+        <w:rPr>
+          <w:b/>
+          <w:bCs/>
+          <w:sz w:val="24"/>
+          <w:szCs w:val="24"/>
+          <w:lang w:val="en-US"/>
+        </w:rPr>
+      </w:pPr>
+    </w:p>
+    <w:p>
+      <w:pPr>
+        <w:pStyle w:val="ListParagraph"/>
+        <w:jc w:val="both"/>
+        <w:rPr>
+          <w:b/>
+          <w:bCs/>
+          <w:sz w:val="24"/>
+          <w:szCs w:val="24"/>
+          <w:lang w:val="en-US"/>
+        </w:rPr>
+      </w:pPr>
+    </w:p>
+    <w:p>
+      <w:pPr>
+        <w:pStyle w:val="ListParagraph"/>
+        <w:jc w:val="both"/>
+        <w:rPr>
+          <w:b/>
+          <w:bCs/>
+          <w:sz w:val="24"/>
+          <w:szCs w:val="24"/>
+          <w:lang w:val="en-US"/>
+        </w:rPr>
+      </w:pPr>
+    </w:p>
+    <w:p>
+      <w:pPr>
+        <w:pStyle w:val="ListParagraph"/>
+        <w:jc w:val="both"/>
+        <w:rPr>
+          <w:b/>
+          <w:bCs/>
+          <w:sz w:val="24"/>
+          <w:szCs w:val="24"/>
+          <w:lang w:val="en-US"/>
+        </w:rPr>
+      </w:pPr>
+    </w:p>
+    <w:p>
+      <w:pPr>
+        <w:pStyle w:val="ListParagraph"/>
+        <w:jc w:val="both"/>
+        <w:rPr>
+          <w:b/>
+          <w:bCs/>
+          <w:sz w:val="24"/>
+          <w:szCs w:val="24"/>
+          <w:lang w:val="en-US"/>
+        </w:rPr>
+      </w:pPr>
+      <w:r>
+        <w:rPr>
+          <w:b/>
+          <w:bCs/>
+          <w:sz w:val="24"/>
+          <w:szCs w:val="24"/>
+          <w:lang w:val="en-US"/>
+        </w:rPr>
+        <w:drawing>
+          <wp:inline distT="0" distB="0" distL="0" distR="0" wp14:anchorId="15B9ED07" wp14:editId="18C6F5A5">
+            <wp:extent cx="5243014" cy="5296359"/>
+            <wp:effectExtent l="0" t="0" r="0" b="0"/>
+            <wp:docPr id="371871005" name="Picture 1"/>
+            <wp:cNvGraphicFramePr>
+              <a:graphicFrameLocks xmlns:a="http://schemas.openxmlformats.org/drawingml/2006/main" noChangeAspect="1"/>
+            </wp:cNvGraphicFramePr>
+            <a:graphic xmlns:a="http://schemas.openxmlformats.org/drawingml/2006/main">
+              <a:graphicData uri="http://schemas.openxmlformats.org/drawingml/2006/picture">
+                <pic:pic xmlns:pic="http://schemas.openxmlformats.org/drawingml/2006/picture">
+                  <pic:nvPicPr>
+                    <pic:cNvPr id="371871005" name=""/>
+                    <pic:cNvPicPr/>
+                  </pic:nvPicPr>
+                  <pic:blipFill>
+                    <a:blip r:embed="rId24"/>
+                    <a:stretch>
+                      <a:fillRect/>
+                    </a:stretch>
+                  </pic:blipFill>
+                  <pic:spPr>
+                    <a:xfrm>
+                      <a:off x="0" y="0"/>
+                      <a:ext cx="5243014" cy="5296359"/>
+                    </a:xfrm>
+                    <a:prstGeom prst="rect">
+                      <a:avLst/>
+                    </a:prstGeom>
+                  </pic:spPr>
+                </pic:pic>
+              </a:graphicData>
+            </a:graphic>
+          </wp:inline>
+        </w:drawing>
+      </w:r>
     </w:p>
     <w:sectPr>
       <w:pgSz w:w="11906" w:h="16838"/>

--- a/Documents/Safe Flame_V1.docx
+++ b/Documents/Safe Flame_V1.docx
@@ -3062,23 +3062,13 @@
           <w:lang w:val="en-US"/>
         </w:rPr>
       </w:pPr>
-      <w:proofErr w:type="spellStart"/>
-      <w:r>
-        <w:rPr>
-          <w:sz w:val="24"/>
-          <w:szCs w:val="24"/>
-          <w:lang w:val="en-US"/>
-        </w:rPr>
-        <w:t>Vout</w:t>
-      </w:r>
-      <w:proofErr w:type="spellEnd"/>
-      <w:r>
-        <w:rPr>
-          <w:sz w:val="24"/>
-          <w:szCs w:val="24"/>
-          <w:lang w:val="en-US"/>
-        </w:rPr>
-        <w:t>= (ADC value/</w:t>
+      <w:r>
+        <w:rPr>
+          <w:sz w:val="24"/>
+          <w:szCs w:val="24"/>
+          <w:lang w:val="en-US"/>
+        </w:rPr>
+        <w:t>Vout= (ADC value/</w:t>
       </w:r>
       <w:r>
         <w:rPr>
@@ -3094,18 +3084,8 @@
           <w:szCs w:val="24"/>
           <w:lang w:val="en-US"/>
         </w:rPr>
-        <w:t xml:space="preserve"> </w:t>
-      </w:r>
-      <w:proofErr w:type="spellStart"/>
-      <w:r>
-        <w:rPr>
-          <w:sz w:val="24"/>
-          <w:szCs w:val="24"/>
-          <w:lang w:val="en-US"/>
-        </w:rPr>
-        <w:t>Vref</w:t>
-      </w:r>
-      <w:proofErr w:type="spellEnd"/>
+        <w:t xml:space="preserve"> Vref</w:t>
+      </w:r>
     </w:p>
     <w:p>
       <w:pPr>
@@ -3146,43 +3126,7 @@
           <w:szCs w:val="24"/>
           <w:lang w:val="en-US"/>
         </w:rPr>
-        <w:t>Rs=((</w:t>
-      </w:r>
-      <w:proofErr w:type="spellStart"/>
-      <w:r>
-        <w:rPr>
-          <w:sz w:val="24"/>
-          <w:szCs w:val="24"/>
-          <w:lang w:val="en-US"/>
-        </w:rPr>
-        <w:t>Vref-Vout</w:t>
-      </w:r>
-      <w:proofErr w:type="spellEnd"/>
-      <w:r>
-        <w:rPr>
-          <w:sz w:val="24"/>
-          <w:szCs w:val="24"/>
-          <w:lang w:val="en-US"/>
-        </w:rPr>
-        <w:t>)/</w:t>
-      </w:r>
-      <w:proofErr w:type="spellStart"/>
-      <w:r>
-        <w:rPr>
-          <w:sz w:val="24"/>
-          <w:szCs w:val="24"/>
-          <w:lang w:val="en-US"/>
-        </w:rPr>
-        <w:t>Vout</w:t>
-      </w:r>
-      <w:proofErr w:type="spellEnd"/>
-      <w:r>
-        <w:rPr>
-          <w:sz w:val="24"/>
-          <w:szCs w:val="24"/>
-          <w:lang w:val="en-US"/>
-        </w:rPr>
-        <w:t>)</w:t>
+        <w:t>Rs=((Vref-Vout)/Vout)</w:t>
       </w:r>
       <w:r>
         <w:rPr>
@@ -3208,7 +3152,6 @@
         </w:rPr>
         <w:t xml:space="preserve"> </w:t>
       </w:r>
-      <w:proofErr w:type="spellStart"/>
       <w:r>
         <w:rPr>
           <w:sz w:val="24"/>
@@ -3217,7 +3160,6 @@
         </w:rPr>
         <w:t>Rl</w:t>
       </w:r>
-      <w:proofErr w:type="spellEnd"/>
       <w:r>
         <w:rPr>
           <w:sz w:val="24"/>
@@ -3776,23 +3718,7 @@
           <w:sz w:val="24"/>
           <w:szCs w:val="24"/>
         </w:rPr>
-        <w:t xml:space="preserve">Converts </w:t>
-      </w:r>
-      <w:proofErr w:type="spellStart"/>
-      <w:r>
-        <w:rPr>
-          <w:sz w:val="24"/>
-          <w:szCs w:val="24"/>
-        </w:rPr>
-        <w:t>analog</w:t>
-      </w:r>
-      <w:proofErr w:type="spellEnd"/>
-      <w:r>
-        <w:rPr>
-          <w:sz w:val="24"/>
-          <w:szCs w:val="24"/>
-        </w:rPr>
-        <w:t xml:space="preserve"> values into digital form </w:t>
+        <w:t xml:space="preserve">Converts analog values into digital form </w:t>
       </w:r>
     </w:p>
     <w:p>
@@ -3954,23 +3880,7 @@
           <w:sz w:val="24"/>
           <w:szCs w:val="24"/>
         </w:rPr>
-        <w:t xml:space="preserve">&gt;1 </w:t>
-      </w:r>
-      <w:proofErr w:type="spellStart"/>
-      <w:r>
-        <w:rPr>
-          <w:sz w:val="24"/>
-          <w:szCs w:val="24"/>
-        </w:rPr>
-        <w:t>ms</w:t>
-      </w:r>
-      <w:proofErr w:type="spellEnd"/>
-      <w:r>
-        <w:rPr>
-          <w:sz w:val="24"/>
-          <w:szCs w:val="24"/>
-        </w:rPr>
-        <w:t xml:space="preserve"> </w:t>
+        <w:t xml:space="preserve">&gt;1 ms </w:t>
       </w:r>
     </w:p>
     <w:p>
@@ -4092,23 +4002,7 @@
           <w:sz w:val="24"/>
           <w:szCs w:val="24"/>
         </w:rPr>
-        <w:t xml:space="preserve">This </w:t>
-      </w:r>
-      <w:proofErr w:type="spellStart"/>
-      <w:r>
-        <w:rPr>
-          <w:sz w:val="24"/>
-          <w:szCs w:val="24"/>
-        </w:rPr>
-        <w:t>means:"I</w:t>
-      </w:r>
-      <w:proofErr w:type="spellEnd"/>
-      <w:r>
-        <w:rPr>
-          <w:sz w:val="24"/>
-          <w:szCs w:val="24"/>
-        </w:rPr>
-        <w:t xml:space="preserve"> am ready to transmit."</w:t>
+        <w:t>This means:"I am ready to transmit."</w:t>
       </w:r>
     </w:p>
     <w:p>
@@ -5661,25 +5555,7 @@
           <w:szCs w:val="24"/>
           <w:lang w:val="en-US"/>
         </w:rPr>
-        <w:t xml:space="preserve">Connect the sensor with STM32 board. There are only three pins </w:t>
-      </w:r>
-      <w:proofErr w:type="spellStart"/>
-      <w:r>
-        <w:rPr>
-          <w:sz w:val="24"/>
-          <w:szCs w:val="24"/>
-          <w:lang w:val="en-US"/>
-        </w:rPr>
-        <w:t>Vcc</w:t>
-      </w:r>
-      <w:proofErr w:type="spellEnd"/>
-      <w:r>
-        <w:rPr>
-          <w:sz w:val="24"/>
-          <w:szCs w:val="24"/>
-          <w:lang w:val="en-US"/>
-        </w:rPr>
-        <w:t>,</w:t>
+        <w:t>Connect the sensor with STM32 board. There are only three pins Vcc,</w:t>
       </w:r>
       <w:r>
         <w:rPr>
@@ -5695,25 +5571,7 @@
           <w:szCs w:val="24"/>
           <w:lang w:val="en-US"/>
         </w:rPr>
-        <w:t xml:space="preserve">GND and data. Connect </w:t>
-      </w:r>
-      <w:proofErr w:type="spellStart"/>
-      <w:r>
-        <w:rPr>
-          <w:sz w:val="24"/>
-          <w:szCs w:val="24"/>
-          <w:lang w:val="en-US"/>
-        </w:rPr>
-        <w:t>Vcc</w:t>
-      </w:r>
-      <w:proofErr w:type="spellEnd"/>
-      <w:r>
-        <w:rPr>
-          <w:sz w:val="24"/>
-          <w:szCs w:val="24"/>
-          <w:lang w:val="en-US"/>
-        </w:rPr>
-        <w:t xml:space="preserve"> with 3.3V supply from CN8,</w:t>
+        <w:t>GND and data. Connect Vcc with 3.3V supply from CN8,</w:t>
       </w:r>
       <w:r>
         <w:rPr>
@@ -5775,25 +5633,7 @@
           <w:szCs w:val="24"/>
           <w:lang w:val="en-US"/>
         </w:rPr>
-        <w:t xml:space="preserve">The DHT22 sensor does not have any LED indication to identify whether it is powered ON when connected to STM32.To ensure that the sensor module works fine, measure the voltage between </w:t>
-      </w:r>
-      <w:proofErr w:type="spellStart"/>
-      <w:r>
-        <w:rPr>
-          <w:sz w:val="24"/>
-          <w:szCs w:val="24"/>
-          <w:lang w:val="en-US"/>
-        </w:rPr>
-        <w:t>Vcc</w:t>
-      </w:r>
-      <w:proofErr w:type="spellEnd"/>
-      <w:r>
-        <w:rPr>
-          <w:sz w:val="24"/>
-          <w:szCs w:val="24"/>
-          <w:lang w:val="en-US"/>
-        </w:rPr>
-        <w:t xml:space="preserve"> and GND pin using a multimeter.</w:t>
+        <w:t>The DHT22 sensor does not have any LED indication to identify whether it is powered ON when connected to STM32.To ensure that the sensor module works fine, measure the voltage between Vcc and GND pin using a multimeter.</w:t>
       </w:r>
     </w:p>
     <w:p>
@@ -5816,61 +5656,7 @@
           <w:szCs w:val="24"/>
           <w:lang w:val="en-US"/>
         </w:rPr>
-        <w:t>In the .</w:t>
-      </w:r>
-      <w:proofErr w:type="spellStart"/>
-      <w:r>
-        <w:rPr>
-          <w:sz w:val="24"/>
-          <w:szCs w:val="24"/>
-          <w:lang w:val="en-US"/>
-        </w:rPr>
-        <w:t>ioc</w:t>
-      </w:r>
-      <w:proofErr w:type="spellEnd"/>
-      <w:r>
-        <w:rPr>
-          <w:sz w:val="24"/>
-          <w:szCs w:val="24"/>
-          <w:lang w:val="en-US"/>
-        </w:rPr>
-        <w:t xml:space="preserve"> file configure PA0 as </w:t>
-      </w:r>
-      <w:proofErr w:type="spellStart"/>
-      <w:r>
-        <w:rPr>
-          <w:sz w:val="24"/>
-          <w:szCs w:val="24"/>
-          <w:lang w:val="en-US"/>
-        </w:rPr>
-        <w:t>gpio</w:t>
-      </w:r>
-      <w:proofErr w:type="spellEnd"/>
-      <w:r>
-        <w:rPr>
-          <w:sz w:val="24"/>
-          <w:szCs w:val="24"/>
-          <w:lang w:val="en-US"/>
-        </w:rPr>
-        <w:t xml:space="preserve"> input with pull-up option enabled. This is because DHT22 sensor require a 4.7K pull up resistor between </w:t>
-      </w:r>
-      <w:proofErr w:type="spellStart"/>
-      <w:r>
-        <w:rPr>
-          <w:sz w:val="24"/>
-          <w:szCs w:val="24"/>
-          <w:lang w:val="en-US"/>
-        </w:rPr>
-        <w:t>Vcc</w:t>
-      </w:r>
-      <w:proofErr w:type="spellEnd"/>
-      <w:r>
-        <w:rPr>
-          <w:sz w:val="24"/>
-          <w:szCs w:val="24"/>
-          <w:lang w:val="en-US"/>
-        </w:rPr>
-        <w:t xml:space="preserve"> and data pin.</w:t>
+        <w:t>In the .ioc file configure PA0 as gpio input with pull-up option enabled. This is because DHT22 sensor require a 4.7K pull up resistor between Vcc and data pin.</w:t>
       </w:r>
     </w:p>
     <w:p>
@@ -6031,21 +5817,7 @@
           <w:rFonts w:asciiTheme="minorHAnsi" w:hAnsiTheme="minorHAnsi" w:cstheme="minorHAnsi"/>
         </w:rPr>
         <w:noBreakHyphen/>
-        <w:t>ups (~30–50 </w:t>
-      </w:r>
-      <w:proofErr w:type="spellStart"/>
-      <w:r>
-        <w:rPr>
-          <w:rFonts w:asciiTheme="minorHAnsi" w:hAnsiTheme="minorHAnsi" w:cstheme="minorHAnsi"/>
-        </w:rPr>
-        <w:t>kΩ</w:t>
-      </w:r>
-      <w:proofErr w:type="spellEnd"/>
-      <w:r>
-        <w:rPr>
-          <w:rFonts w:asciiTheme="minorHAnsi" w:hAnsiTheme="minorHAnsi" w:cstheme="minorHAnsi"/>
-        </w:rPr>
-        <w:t xml:space="preserve">). These are </w:t>
+        <w:t xml:space="preserve">ups (~30–50 kΩ). These are </w:t>
       </w:r>
       <w:r>
         <w:rPr>
@@ -6096,39 +5868,8 @@
           <w:b w:val="0"/>
           <w:bCs w:val="0"/>
         </w:rPr>
-        <w:t>4.7 </w:t>
-      </w:r>
-      <w:proofErr w:type="spellStart"/>
-      <w:r>
-        <w:rPr>
-          <w:rStyle w:val="Strong"/>
-          <w:rFonts w:asciiTheme="minorHAnsi" w:hAnsiTheme="minorHAnsi" w:cstheme="minorHAnsi"/>
-          <w:b w:val="0"/>
-          <w:bCs w:val="0"/>
-        </w:rPr>
-        <w:t>kΩ</w:t>
-      </w:r>
-      <w:proofErr w:type="spellEnd"/>
-      <w:r>
-        <w:rPr>
-          <w:rStyle w:val="Strong"/>
-          <w:rFonts w:asciiTheme="minorHAnsi" w:hAnsiTheme="minorHAnsi" w:cstheme="minorHAnsi"/>
-          <w:b w:val="0"/>
-          <w:bCs w:val="0"/>
-        </w:rPr>
-        <w:t xml:space="preserve"> to 10 </w:t>
-      </w:r>
-      <w:proofErr w:type="spellStart"/>
-      <w:r>
-        <w:rPr>
-          <w:rStyle w:val="Strong"/>
-          <w:rFonts w:asciiTheme="minorHAnsi" w:hAnsiTheme="minorHAnsi" w:cstheme="minorHAnsi"/>
-          <w:b w:val="0"/>
-          <w:bCs w:val="0"/>
-        </w:rPr>
-        <w:t>kΩ</w:t>
-      </w:r>
-      <w:proofErr w:type="spellEnd"/>
+        <w:t>4.7 kΩ to 10 kΩ</w:t>
+      </w:r>
       <w:r>
         <w:rPr>
           <w:rFonts w:asciiTheme="minorHAnsi" w:hAnsiTheme="minorHAnsi" w:cstheme="minorHAnsi"/>
@@ -6161,27 +5902,7 @@
           <w:b w:val="0"/>
           <w:bCs w:val="0"/>
         </w:rPr>
-        <w:t>external 4.7 </w:t>
-      </w:r>
-      <w:proofErr w:type="spellStart"/>
-      <w:r>
-        <w:rPr>
-          <w:rStyle w:val="Strong"/>
-          <w:rFonts w:asciiTheme="minorHAnsi" w:hAnsiTheme="minorHAnsi" w:cstheme="minorHAnsi"/>
-          <w:b w:val="0"/>
-          <w:bCs w:val="0"/>
-        </w:rPr>
-        <w:t>kΩ</w:t>
-      </w:r>
-      <w:proofErr w:type="spellEnd"/>
-      <w:r>
-        <w:rPr>
-          <w:rStyle w:val="Strong"/>
-          <w:rFonts w:asciiTheme="minorHAnsi" w:hAnsiTheme="minorHAnsi" w:cstheme="minorHAnsi"/>
-          <w:b w:val="0"/>
-          <w:bCs w:val="0"/>
-        </w:rPr>
-        <w:t xml:space="preserve"> resistor</w:t>
+        <w:t>external 4.7 kΩ resistor</w:t>
       </w:r>
       <w:r>
         <w:rPr>
@@ -6468,23 +6189,7 @@
           <w:szCs w:val="24"/>
         </w:rPr>
         <w:lastRenderedPageBreak/>
-        <w:t>hangs. To start communication, the MCU drives the data pin low for 20 </w:t>
-      </w:r>
-      <w:proofErr w:type="spellStart"/>
-      <w:r>
-        <w:rPr>
-          <w:sz w:val="24"/>
-          <w:szCs w:val="24"/>
-        </w:rPr>
-        <w:t>ms</w:t>
-      </w:r>
-      <w:proofErr w:type="spellEnd"/>
-      <w:r>
-        <w:rPr>
-          <w:sz w:val="24"/>
-          <w:szCs w:val="24"/>
-        </w:rPr>
-        <w:t>, then releases it and switches the pin to input mode; the DHT22 responds with a specific low</w:t>
+        <w:t>hangs. To start communication, the MCU drives the data pin low for 20 ms, then releases it and switches the pin to input mode; the DHT22 responds with a specific low</w:t>
       </w:r>
       <w:r>
         <w:rPr>
@@ -6660,23 +6365,13 @@
         </w:rPr>
         <w:t xml:space="preserve">HX711 </w:t>
       </w:r>
-      <w:proofErr w:type="spellStart"/>
-      <w:r>
-        <w:rPr>
-          <w:sz w:val="24"/>
-          <w:szCs w:val="24"/>
-          <w:lang w:val="en-US"/>
-        </w:rPr>
-        <w:t>Vcc</w:t>
-      </w:r>
-      <w:proofErr w:type="spellEnd"/>
-      <w:r>
-        <w:rPr>
-          <w:sz w:val="24"/>
-          <w:szCs w:val="24"/>
-          <w:lang w:val="en-US"/>
-        </w:rPr>
-        <w:t>:</w:t>
+      <w:r>
+        <w:rPr>
+          <w:sz w:val="24"/>
+          <w:szCs w:val="24"/>
+          <w:lang w:val="en-US"/>
+        </w:rPr>
+        <w:t>Vcc:</w:t>
       </w:r>
       <w:r>
         <w:rPr>
@@ -7438,17 +7133,8 @@
           <w:sz w:val="24"/>
           <w:szCs w:val="24"/>
         </w:rPr>
-        <w:t xml:space="preserve">HX711 internal oscillator frequency-11.059 </w:t>
-      </w:r>
-      <w:proofErr w:type="spellStart"/>
-      <w:r>
-        <w:rPr>
-          <w:sz w:val="24"/>
-          <w:szCs w:val="24"/>
-        </w:rPr>
-        <w:t>MHz.</w:t>
-      </w:r>
-      <w:proofErr w:type="spellEnd"/>
+        <w:t>HX711 internal oscillator frequency-11.059 MHz.</w:t>
+      </w:r>
     </w:p>
     <w:p>
       <w:pPr>
@@ -7528,23 +7214,7 @@
           <w:szCs w:val="24"/>
         </w:rPr>
         <w:lastRenderedPageBreak/>
-        <w:t xml:space="preserve">By default, DOUT is held high, when data is ready DOUT is pulled low, followed by SCK generation. At the end of 24 </w:t>
-      </w:r>
-      <w:proofErr w:type="spellStart"/>
-      <w:r>
-        <w:rPr>
-          <w:sz w:val="24"/>
-          <w:szCs w:val="24"/>
-        </w:rPr>
-        <w:t>th</w:t>
-      </w:r>
-      <w:proofErr w:type="spellEnd"/>
-      <w:r>
-        <w:rPr>
-          <w:sz w:val="24"/>
-          <w:szCs w:val="24"/>
-        </w:rPr>
-        <w:t xml:space="preserve"> pulse, DOUT goes high for conversion proces</w:t>
+        <w:t>By default, DOUT is held high, when data is ready DOUT is pulled low, followed by SCK generation. At the end of 24 th pulse, DOUT goes high for conversion proces</w:t>
       </w:r>
       <w:r>
         <w:rPr>
@@ -7757,25 +7427,13 @@
                 <w:lang w:val="en-US"/>
               </w:rPr>
             </w:pPr>
-            <w:proofErr w:type="spellStart"/>
-            <w:proofErr w:type="gramStart"/>
             <w:r>
               <w:rPr>
                 <w:sz w:val="24"/>
                 <w:szCs w:val="24"/>
                 <w:lang w:val="en-US"/>
               </w:rPr>
-              <w:t>LPG,i</w:t>
-            </w:r>
-            <w:proofErr w:type="spellEnd"/>
-            <w:proofErr w:type="gramEnd"/>
-            <w:r>
-              <w:rPr>
-                <w:sz w:val="24"/>
-                <w:szCs w:val="24"/>
-                <w:lang w:val="en-US"/>
-              </w:rPr>
-              <w:t>-butane, propane, methane, alcohol, hydrogen, smoke</w:t>
+              <w:t>LPG,i-butane, propane, methane, alcohol, hydrogen, smoke</w:t>
             </w:r>
           </w:p>
         </w:tc>
@@ -7800,7 +7458,6 @@
                 <w:lang w:val="en-US"/>
               </w:rPr>
             </w:pPr>
-            <w:proofErr w:type="spellStart"/>
             <w:r>
               <w:rPr>
                 <w:sz w:val="24"/>
@@ -7808,7 +7465,6 @@
               </w:rPr>
               <w:t>Vc</w:t>
             </w:r>
-            <w:proofErr w:type="spellEnd"/>
             <w:r>
               <w:rPr>
                 <w:sz w:val="24"/>
@@ -7871,8 +7527,6 @@
                 <w:lang w:val="en-US"/>
               </w:rPr>
             </w:pPr>
-            <w:proofErr w:type="spellStart"/>
-            <w:proofErr w:type="gramStart"/>
             <w:r>
               <w:rPr>
                 <w:sz w:val="24"/>
@@ -7892,16 +7546,7 @@
                 <w:sz w:val="24"/>
                 <w:szCs w:val="24"/>
               </w:rPr>
-              <w:t>Heating</w:t>
-            </w:r>
-            <w:proofErr w:type="spellEnd"/>
-            <w:proofErr w:type="gramEnd"/>
-            <w:r>
-              <w:rPr>
-                <w:sz w:val="24"/>
-                <w:szCs w:val="24"/>
-              </w:rPr>
-              <w:t xml:space="preserve"> voltage</w:t>
+              <w:t>Heating voltage</w:t>
             </w:r>
           </w:p>
         </w:tc>
@@ -8663,20 +8308,24 @@
                 <w:szCs w:val="24"/>
                 <w:lang w:val="en-US"/>
               </w:rPr>
-              <w:t xml:space="preserve">Methane, natural </w:t>
-            </w:r>
-            <w:proofErr w:type="spellStart"/>
-            <w:proofErr w:type="gramStart"/>
+              <w:t>Methane, natural gas,</w:t>
+            </w:r>
             <w:r>
               <w:rPr>
                 <w:sz w:val="24"/>
                 <w:szCs w:val="24"/>
                 <w:lang w:val="en-US"/>
               </w:rPr>
-              <w:t>gas,LNG</w:t>
-            </w:r>
-            <w:proofErr w:type="spellEnd"/>
-            <w:proofErr w:type="gramEnd"/>
+              <w:t xml:space="preserve"> </w:t>
+            </w:r>
+            <w:r>
+              <w:rPr>
+                <w:sz w:val="24"/>
+                <w:szCs w:val="24"/>
+                <w:lang w:val="en-US"/>
+              </w:rPr>
+              <w:t>LNG</w:t>
+            </w:r>
           </w:p>
         </w:tc>
       </w:tr>
@@ -8700,7 +8349,6 @@
                 <w:lang w:val="en-US"/>
               </w:rPr>
             </w:pPr>
-            <w:proofErr w:type="spellStart"/>
             <w:r>
               <w:rPr>
                 <w:sz w:val="24"/>
@@ -8708,7 +8356,6 @@
               </w:rPr>
               <w:t>Vc</w:t>
             </w:r>
-            <w:proofErr w:type="spellEnd"/>
             <w:r>
               <w:rPr>
                 <w:sz w:val="24"/>
@@ -8771,8 +8418,6 @@
                 <w:lang w:val="en-US"/>
               </w:rPr>
             </w:pPr>
-            <w:proofErr w:type="spellStart"/>
-            <w:proofErr w:type="gramStart"/>
             <w:r>
               <w:rPr>
                 <w:sz w:val="24"/>
@@ -8792,16 +8437,7 @@
                 <w:sz w:val="24"/>
                 <w:szCs w:val="24"/>
               </w:rPr>
-              <w:t>Heating</w:t>
-            </w:r>
-            <w:proofErr w:type="spellEnd"/>
-            <w:proofErr w:type="gramEnd"/>
-            <w:r>
-              <w:rPr>
-                <w:sz w:val="24"/>
-                <w:szCs w:val="24"/>
-              </w:rPr>
-              <w:t xml:space="preserve"> voltage</w:t>
+              <w:t>Heating voltage</w:t>
             </w:r>
           </w:p>
         </w:tc>
@@ -9642,20 +9278,8 @@
                 <w:szCs w:val="24"/>
                 <w:lang w:val="en-US"/>
               </w:rPr>
-              <w:t xml:space="preserve">Methane, natural </w:t>
-            </w:r>
-            <w:proofErr w:type="spellStart"/>
-            <w:proofErr w:type="gramStart"/>
-            <w:r>
-              <w:rPr>
-                <w:sz w:val="24"/>
-                <w:szCs w:val="24"/>
-                <w:lang w:val="en-US"/>
-              </w:rPr>
-              <w:t>gas,LNG</w:t>
-            </w:r>
-            <w:proofErr w:type="spellEnd"/>
-            <w:proofErr w:type="gramEnd"/>
+              <w:t>Methane, natural gas,LNG</w:t>
+            </w:r>
           </w:p>
         </w:tc>
       </w:tr>
@@ -9676,7 +9300,6 @@
                 <w:lang w:val="en-US"/>
               </w:rPr>
             </w:pPr>
-            <w:proofErr w:type="spellStart"/>
             <w:r>
               <w:rPr>
                 <w:sz w:val="24"/>
@@ -9684,7 +9307,6 @@
               </w:rPr>
               <w:t>Vc</w:t>
             </w:r>
-            <w:proofErr w:type="spellEnd"/>
             <w:r>
               <w:rPr>
                 <w:sz w:val="24"/>
@@ -10131,28 +9753,10 @@
               <w:rPr>
                 <w:rFonts w:ascii="Times New Roman" w:hAnsi="Times New Roman" w:cs="Times New Roman"/>
                 <w:kern w:val="0"/>
-                <w:sz w:val="21"/>
-                <w:szCs w:val="21"/>
-              </w:rPr>
-              <w:t>T</w:t>
-            </w:r>
-            <w:r>
-              <w:rPr>
-                <w:rFonts w:ascii="Times New Roman" w:hAnsi="Times New Roman" w:cs="Times New Roman"/>
-                <w:kern w:val="0"/>
-                <w:sz w:val="15"/>
-                <w:szCs w:val="15"/>
-              </w:rPr>
-              <w:t xml:space="preserve">H (H) </w:t>
-            </w:r>
-            <w:r>
-              <w:rPr>
-                <w:rFonts w:ascii="Times New Roman" w:hAnsi="Times New Roman" w:cs="Times New Roman"/>
-                <w:kern w:val="0"/>
-                <w:sz w:val="21"/>
-                <w:szCs w:val="21"/>
-              </w:rPr>
-              <w:t xml:space="preserve">Heating time (high) </w:t>
+                <w:sz w:val="24"/>
+                <w:szCs w:val="24"/>
+              </w:rPr>
+              <w:t xml:space="preserve">TH (H) Heating time (high) </w:t>
             </w:r>
           </w:p>
         </w:tc>
@@ -10222,64 +9826,10 @@
               <w:rPr>
                 <w:rFonts w:ascii="Times New Roman" w:hAnsi="Times New Roman" w:cs="Times New Roman"/>
                 <w:kern w:val="0"/>
-                <w:sz w:val="21"/>
-                <w:szCs w:val="21"/>
-              </w:rPr>
-              <w:t>T</w:t>
-            </w:r>
-            <w:r>
-              <w:rPr>
-                <w:rFonts w:ascii="Times New Roman" w:hAnsi="Times New Roman" w:cs="Times New Roman"/>
-                <w:kern w:val="0"/>
-                <w:sz w:val="15"/>
-                <w:szCs w:val="15"/>
-              </w:rPr>
-              <w:t>H (</w:t>
-            </w:r>
-            <w:r>
-              <w:rPr>
-                <w:rFonts w:ascii="Times New Roman" w:hAnsi="Times New Roman" w:cs="Times New Roman"/>
-                <w:kern w:val="0"/>
-                <w:sz w:val="15"/>
-                <w:szCs w:val="15"/>
-              </w:rPr>
-              <w:t>L</w:t>
-            </w:r>
-            <w:r>
-              <w:rPr>
-                <w:rFonts w:ascii="Times New Roman" w:hAnsi="Times New Roman" w:cs="Times New Roman"/>
-                <w:kern w:val="0"/>
-                <w:sz w:val="15"/>
-                <w:szCs w:val="15"/>
-              </w:rPr>
-              <w:t xml:space="preserve">) </w:t>
-            </w:r>
-            <w:r>
-              <w:rPr>
-                <w:rFonts w:ascii="Times New Roman" w:hAnsi="Times New Roman" w:cs="Times New Roman"/>
-                <w:kern w:val="0"/>
-                <w:sz w:val="21"/>
-                <w:szCs w:val="21"/>
-              </w:rPr>
-              <w:t>Heating time (</w:t>
-            </w:r>
-            <w:r>
-              <w:rPr>
-                <w:rFonts w:ascii="Times New Roman" w:hAnsi="Times New Roman" w:cs="Times New Roman"/>
-                <w:kern w:val="0"/>
-                <w:sz w:val="21"/>
-                <w:szCs w:val="21"/>
-              </w:rPr>
-              <w:t>low</w:t>
-            </w:r>
-            <w:r>
-              <w:rPr>
-                <w:rFonts w:ascii="Times New Roman" w:hAnsi="Times New Roman" w:cs="Times New Roman"/>
-                <w:kern w:val="0"/>
-                <w:sz w:val="21"/>
-                <w:szCs w:val="21"/>
-              </w:rPr>
-              <w:t xml:space="preserve">) </w:t>
+                <w:sz w:val="24"/>
+                <w:szCs w:val="24"/>
+              </w:rPr>
+              <w:t xml:space="preserve">TH (L) Heating time (low) </w:t>
             </w:r>
           </w:p>
         </w:tc>
@@ -10870,7 +10420,7 @@
                 <w:szCs w:val="24"/>
                 <w:lang w:val="en-US"/>
               </w:rPr>
-              <w:t>Digital</w:t>
+              <w:t>Analog</w:t>
             </w:r>
           </w:p>
         </w:tc>
@@ -11519,6 +11069,174 @@
           </w:p>
         </w:tc>
       </w:tr>
+      <w:tr>
+        <w:tc>
+          <w:tcPr>
+            <w:tcW w:w="4148" w:type="dxa"/>
+            <w:vAlign w:val="center"/>
+          </w:tcPr>
+          <w:p>
+            <w:pPr>
+              <w:pStyle w:val="ListParagraph"/>
+              <w:ind w:left="0"/>
+              <w:jc w:val="center"/>
+              <w:rPr>
+                <w:rFonts w:cstheme="minorHAnsi"/>
+                <w:kern w:val="0"/>
+                <w:sz w:val="24"/>
+                <w:szCs w:val="24"/>
+              </w:rPr>
+            </w:pPr>
+            <w:r>
+              <w:rPr>
+                <w:rFonts w:cstheme="minorHAnsi"/>
+                <w:kern w:val="0"/>
+                <w:sz w:val="24"/>
+                <w:szCs w:val="24"/>
+              </w:rPr>
+              <w:t>Output data rate</w:t>
+            </w:r>
+          </w:p>
+        </w:tc>
+        <w:tc>
+          <w:tcPr>
+            <w:tcW w:w="4148" w:type="dxa"/>
+            <w:vAlign w:val="center"/>
+          </w:tcPr>
+          <w:p>
+            <w:pPr>
+              <w:pStyle w:val="ListParagraph"/>
+              <w:ind w:left="0"/>
+              <w:jc w:val="center"/>
+              <w:rPr>
+                <w:sz w:val="24"/>
+                <w:szCs w:val="24"/>
+                <w:lang w:val="en-US"/>
+              </w:rPr>
+            </w:pPr>
+            <w:r>
+              <w:rPr>
+                <w:sz w:val="24"/>
+                <w:szCs w:val="24"/>
+                <w:lang w:val="en-US"/>
+              </w:rPr>
+              <w:t>10 Hz</w:t>
+            </w:r>
+          </w:p>
+        </w:tc>
+      </w:tr>
+      <w:tr>
+        <w:tc>
+          <w:tcPr>
+            <w:tcW w:w="4148" w:type="dxa"/>
+            <w:vAlign w:val="center"/>
+          </w:tcPr>
+          <w:p>
+            <w:pPr>
+              <w:pStyle w:val="ListParagraph"/>
+              <w:ind w:left="0"/>
+              <w:jc w:val="center"/>
+              <w:rPr>
+                <w:rFonts w:cstheme="minorHAnsi"/>
+                <w:kern w:val="0"/>
+                <w:sz w:val="24"/>
+                <w:szCs w:val="24"/>
+              </w:rPr>
+            </w:pPr>
+            <w:r>
+              <w:rPr>
+                <w:rFonts w:cstheme="minorHAnsi"/>
+                <w:kern w:val="0"/>
+                <w:sz w:val="24"/>
+                <w:szCs w:val="24"/>
+              </w:rPr>
+              <w:t>Conversion time</w:t>
+            </w:r>
+          </w:p>
+        </w:tc>
+        <w:tc>
+          <w:tcPr>
+            <w:tcW w:w="4148" w:type="dxa"/>
+            <w:vAlign w:val="center"/>
+          </w:tcPr>
+          <w:p>
+            <w:pPr>
+              <w:pStyle w:val="ListParagraph"/>
+              <w:ind w:left="0"/>
+              <w:jc w:val="center"/>
+              <w:rPr>
+                <w:sz w:val="24"/>
+                <w:szCs w:val="24"/>
+                <w:lang w:val="en-US"/>
+              </w:rPr>
+            </w:pPr>
+            <w:r>
+              <w:rPr>
+                <w:sz w:val="24"/>
+                <w:szCs w:val="24"/>
+                <w:lang w:val="en-US"/>
+              </w:rPr>
+              <w:t>100 ms</w:t>
+            </w:r>
+          </w:p>
+        </w:tc>
+      </w:tr>
+      <w:tr>
+        <w:tc>
+          <w:tcPr>
+            <w:tcW w:w="4148" w:type="dxa"/>
+            <w:vAlign w:val="center"/>
+          </w:tcPr>
+          <w:p>
+            <w:pPr>
+              <w:pStyle w:val="ListParagraph"/>
+              <w:ind w:left="0"/>
+              <w:jc w:val="center"/>
+              <w:rPr>
+                <w:rFonts w:cstheme="minorHAnsi"/>
+                <w:kern w:val="0"/>
+                <w:sz w:val="24"/>
+                <w:szCs w:val="24"/>
+              </w:rPr>
+            </w:pPr>
+            <w:r>
+              <w:rPr>
+                <w:rFonts w:cstheme="minorHAnsi"/>
+                <w:kern w:val="0"/>
+                <w:sz w:val="24"/>
+                <w:szCs w:val="24"/>
+              </w:rPr>
+              <w:t>Load cell sensitivity</w:t>
+            </w:r>
+          </w:p>
+        </w:tc>
+        <w:tc>
+          <w:tcPr>
+            <w:tcW w:w="4148" w:type="dxa"/>
+            <w:vAlign w:val="center"/>
+          </w:tcPr>
+          <w:p>
+            <w:pPr>
+              <w:pStyle w:val="ListParagraph"/>
+              <w:ind w:left="0"/>
+              <w:jc w:val="center"/>
+              <w:rPr>
+                <w:sz w:val="24"/>
+                <w:szCs w:val="24"/>
+                <w:lang w:val="en-US"/>
+              </w:rPr>
+            </w:pPr>
+            <w:r>
+              <w:rPr>
+                <w:sz w:val="24"/>
+                <w:szCs w:val="24"/>
+                <w:lang w:val="en-US"/>
+              </w:rPr>
+              <w:t>1 mV/V</w:t>
+            </w:r>
+          </w:p>
+        </w:tc>
+      </w:tr>
     </w:tbl>
     <w:p>
       <w:pPr>
@@ -11613,7 +11331,6 @@
     </w:p>
     <w:p>
       <w:pPr>
-        <w:pStyle w:val="ListParagraph"/>
         <w:jc w:val="both"/>
         <w:rPr>
           <w:b/>
@@ -11626,7 +11343,6 @@
     </w:p>
     <w:p>
       <w:pPr>
-        <w:pStyle w:val="ListParagraph"/>
         <w:jc w:val="both"/>
         <w:rPr>
           <w:b/>
@@ -11642,6 +11358,260 @@
         <w:pStyle w:val="ListParagraph"/>
         <w:jc w:val="both"/>
         <w:rPr>
+          <w:sz w:val="24"/>
+          <w:szCs w:val="24"/>
+          <w:lang w:val="en-US"/>
+        </w:rPr>
+      </w:pPr>
+      <w:r>
+        <w:rPr>
+          <w:sz w:val="24"/>
+          <w:szCs w:val="24"/>
+          <w:lang w:val="en-US"/>
+        </w:rPr>
+        <w:t>STM32 flat firmware code is updated to RTOS implementation. Five tasks have been created namely:</w:t>
+      </w:r>
+    </w:p>
+    <w:p>
+      <w:pPr>
+        <w:pStyle w:val="ListParagraph"/>
+        <w:numPr>
+          <w:ilvl w:val="0"/>
+          <w:numId w:val="37"/>
+        </w:numPr>
+        <w:jc w:val="both"/>
+        <w:rPr>
+          <w:sz w:val="24"/>
+          <w:szCs w:val="24"/>
+          <w:lang w:val="en-US"/>
+        </w:rPr>
+      </w:pPr>
+      <w:r>
+        <w:rPr>
+          <w:sz w:val="24"/>
+          <w:szCs w:val="24"/>
+          <w:lang w:val="en-US"/>
+        </w:rPr>
+        <w:t>Sensor Task- mq2, mq4, mq7, dht22, hx711 sensors.</w:t>
+      </w:r>
+    </w:p>
+    <w:p>
+      <w:pPr>
+        <w:pStyle w:val="ListParagraph"/>
+        <w:numPr>
+          <w:ilvl w:val="0"/>
+          <w:numId w:val="37"/>
+        </w:numPr>
+        <w:jc w:val="both"/>
+        <w:rPr>
+          <w:sz w:val="24"/>
+          <w:szCs w:val="24"/>
+          <w:lang w:val="en-US"/>
+        </w:rPr>
+      </w:pPr>
+      <w:r>
+        <w:rPr>
+          <w:sz w:val="24"/>
+          <w:szCs w:val="24"/>
+          <w:lang w:val="en-US"/>
+        </w:rPr>
+        <w:t>Process Task – core logic of the project such as weight monitoring, leak prediction etc.</w:t>
+      </w:r>
+    </w:p>
+    <w:p>
+      <w:pPr>
+        <w:pStyle w:val="ListParagraph"/>
+        <w:numPr>
+          <w:ilvl w:val="0"/>
+          <w:numId w:val="37"/>
+        </w:numPr>
+        <w:jc w:val="both"/>
+        <w:rPr>
+          <w:sz w:val="24"/>
+          <w:szCs w:val="24"/>
+          <w:lang w:val="en-US"/>
+        </w:rPr>
+      </w:pPr>
+      <w:r>
+        <w:rPr>
+          <w:sz w:val="24"/>
+          <w:szCs w:val="24"/>
+          <w:lang w:val="en-US"/>
+        </w:rPr>
+        <w:t>Control Task – In case of gas leakage or any other anomaly the auto cut of valve closes and buzzer sounds alarm.</w:t>
+      </w:r>
+    </w:p>
+    <w:p>
+      <w:pPr>
+        <w:pStyle w:val="ListParagraph"/>
+        <w:numPr>
+          <w:ilvl w:val="0"/>
+          <w:numId w:val="37"/>
+        </w:numPr>
+        <w:jc w:val="both"/>
+        <w:rPr>
+          <w:sz w:val="24"/>
+          <w:szCs w:val="24"/>
+          <w:lang w:val="en-US"/>
+        </w:rPr>
+      </w:pPr>
+      <w:r>
+        <w:rPr>
+          <w:sz w:val="24"/>
+          <w:szCs w:val="24"/>
+          <w:lang w:val="en-US"/>
+        </w:rPr>
+        <w:t>Communication Task-All the output values from different sensors displayed through UART.</w:t>
+      </w:r>
+    </w:p>
+    <w:p>
+      <w:pPr>
+        <w:pStyle w:val="ListParagraph"/>
+        <w:numPr>
+          <w:ilvl w:val="0"/>
+          <w:numId w:val="37"/>
+        </w:numPr>
+        <w:jc w:val="both"/>
+        <w:rPr>
+          <w:sz w:val="24"/>
+          <w:szCs w:val="24"/>
+          <w:lang w:val="en-US"/>
+        </w:rPr>
+      </w:pPr>
+      <w:r>
+        <w:rPr>
+          <w:sz w:val="24"/>
+          <w:szCs w:val="24"/>
+          <w:lang w:val="en-US"/>
+        </w:rPr>
+        <w:t>Compensation Task-</w:t>
+      </w:r>
+      <w:r>
+        <w:rPr>
+          <w:sz w:val="24"/>
+          <w:szCs w:val="24"/>
+          <w:lang w:val="en-US"/>
+        </w:rPr>
+        <w:t xml:space="preserve"> mq2, mq4 and mq7 gas sensor readings may vary with accumulating temperature and humidity. Applying small compensation to the sensor curve reduce the chance of false alarm and trigger.</w:t>
+      </w:r>
+    </w:p>
+    <w:p>
+      <w:pPr>
+        <w:pStyle w:val="ListParagraph"/>
+        <w:numPr>
+          <w:ilvl w:val="0"/>
+          <w:numId w:val="37"/>
+        </w:numPr>
+        <w:jc w:val="both"/>
+        <w:rPr>
+          <w:sz w:val="24"/>
+          <w:szCs w:val="24"/>
+          <w:lang w:val="en-US"/>
+        </w:rPr>
+      </w:pPr>
+      <w:r>
+        <w:rPr>
+          <w:sz w:val="24"/>
+          <w:szCs w:val="24"/>
+          <w:lang w:val="en-US"/>
+        </w:rPr>
+        <w:t>Figure below shows the PuTTY output terminal when RTOS code is executed.</w:t>
+      </w:r>
+    </w:p>
+    <w:p>
+      <w:pPr>
+        <w:pStyle w:val="ListParagraph"/>
+        <w:numPr>
+          <w:ilvl w:val="0"/>
+          <w:numId w:val="37"/>
+        </w:numPr>
+        <w:jc w:val="both"/>
+        <w:rPr>
+          <w:sz w:val="24"/>
+          <w:szCs w:val="24"/>
+          <w:lang w:val="en-US"/>
+        </w:rPr>
+      </w:pPr>
+      <w:r>
+        <w:rPr>
+          <w:sz w:val="24"/>
+          <w:szCs w:val="24"/>
+          <w:lang w:val="en-US"/>
+        </w:rPr>
+        <w:t>Inter Process Communication Mechanism Queue was implemented to facilitate communication between the task.</w:t>
+      </w:r>
+    </w:p>
+    <w:p>
+      <w:pPr>
+        <w:pStyle w:val="ListParagraph"/>
+        <w:numPr>
+          <w:ilvl w:val="0"/>
+          <w:numId w:val="37"/>
+        </w:numPr>
+        <w:jc w:val="both"/>
+        <w:rPr>
+          <w:sz w:val="24"/>
+          <w:szCs w:val="24"/>
+          <w:lang w:val="en-US"/>
+        </w:rPr>
+      </w:pPr>
+      <w:r>
+        <w:rPr>
+          <w:sz w:val="24"/>
+          <w:szCs w:val="24"/>
+          <w:lang w:val="en-US"/>
+        </w:rPr>
+        <w:t xml:space="preserve">Two queues are named sensor queue and status queue respectively. Sensor queue is used to push the </w:t>
+      </w:r>
+      <w:r>
+        <w:rPr>
+          <w:sz w:val="24"/>
+          <w:szCs w:val="24"/>
+          <w:lang w:val="en-US"/>
+        </w:rPr>
+        <w:t>data to the processing task. The raw values from the ADC are packed into the structure sensor data which is passed to the process task for PPM calculation and other mathematical calculation.</w:t>
+      </w:r>
+    </w:p>
+    <w:p>
+      <w:pPr>
+        <w:pStyle w:val="ListParagraph"/>
+        <w:numPr>
+          <w:ilvl w:val="0"/>
+          <w:numId w:val="37"/>
+        </w:numPr>
+        <w:jc w:val="both"/>
+        <w:rPr>
+          <w:sz w:val="24"/>
+          <w:szCs w:val="24"/>
+          <w:lang w:val="en-US"/>
+        </w:rPr>
+      </w:pPr>
+      <w:r>
+        <w:rPr>
+          <w:sz w:val="24"/>
+          <w:szCs w:val="24"/>
+          <w:lang w:val="en-US"/>
+        </w:rPr>
+        <w:t>The status queue communicates between processing task and other tasks like control task, communication task and compensation task.</w:t>
+      </w:r>
+    </w:p>
+    <w:p>
+      <w:pPr>
+        <w:pStyle w:val="ListParagraph"/>
+        <w:ind w:left="1500"/>
+        <w:jc w:val="both"/>
+        <w:rPr>
+          <w:sz w:val="24"/>
+          <w:szCs w:val="24"/>
+          <w:lang w:val="en-US"/>
+        </w:rPr>
+      </w:pPr>
+    </w:p>
+    <w:p>
+      <w:pPr>
+        <w:pStyle w:val="ListParagraph"/>
+        <w:jc w:val="both"/>
+        <w:rPr>
           <w:b/>
           <w:bCs/>
           <w:sz w:val="24"/>
@@ -11649,11 +11619,7 @@
           <w:lang w:val="en-US"/>
         </w:rPr>
       </w:pPr>
-    </w:p>
-    <w:p>
-      <w:pPr>
-        <w:pStyle w:val="ListParagraph"/>
-        <w:jc w:val="both"/>
+      <w:r>
         <w:rPr>
           <w:b/>
           <w:bCs/>
@@ -11661,59 +11627,11 @@
           <w:szCs w:val="24"/>
           <w:lang w:val="en-US"/>
         </w:rPr>
-      </w:pPr>
-    </w:p>
-    <w:p>
-      <w:pPr>
-        <w:pStyle w:val="ListParagraph"/>
-        <w:jc w:val="both"/>
-        <w:rPr>
-          <w:b/>
-          <w:bCs/>
-          <w:sz w:val="24"/>
-          <w:szCs w:val="24"/>
-          <w:lang w:val="en-US"/>
-        </w:rPr>
-      </w:pPr>
-    </w:p>
-    <w:p>
-      <w:pPr>
-        <w:pStyle w:val="ListParagraph"/>
-        <w:jc w:val="both"/>
-        <w:rPr>
-          <w:b/>
-          <w:bCs/>
-          <w:sz w:val="24"/>
-          <w:szCs w:val="24"/>
-          <w:lang w:val="en-US"/>
-        </w:rPr>
-      </w:pPr>
-    </w:p>
-    <w:p>
-      <w:pPr>
-        <w:pStyle w:val="ListParagraph"/>
-        <w:jc w:val="both"/>
-        <w:rPr>
-          <w:b/>
-          <w:bCs/>
-          <w:sz w:val="24"/>
-          <w:szCs w:val="24"/>
-          <w:lang w:val="en-US"/>
-        </w:rPr>
-      </w:pPr>
-      <w:r>
-        <w:rPr>
-          <w:b/>
-          <w:bCs/>
-          <w:sz w:val="24"/>
-          <w:szCs w:val="24"/>
-          <w:lang w:val="en-US"/>
-        </w:rPr>
         <w:drawing>
-          <wp:inline distT="0" distB="0" distL="0" distR="0" wp14:anchorId="15B9ED07" wp14:editId="18C6F5A5">
-            <wp:extent cx="5243014" cy="5296359"/>
-            <wp:effectExtent l="0" t="0" r="0" b="0"/>
-            <wp:docPr id="371871005" name="Picture 1"/>
+          <wp:inline distT="0" distB="0" distL="0" distR="0" wp14:anchorId="463C711B" wp14:editId="53E83271">
+            <wp:extent cx="5364480" cy="3284220"/>
+            <wp:effectExtent l="0" t="0" r="7620" b="0"/>
+            <wp:docPr id="2123205416" name="Picture 1"/>
             <wp:cNvGraphicFramePr>
               <a:graphicFrameLocks xmlns:a="http://schemas.openxmlformats.org/drawingml/2006/main" noChangeAspect="1"/>
             </wp:cNvGraphicFramePr>
@@ -11721,23 +11639,32 @@
               <a:graphicData uri="http://schemas.openxmlformats.org/drawingml/2006/picture">
                 <pic:pic xmlns:pic="http://schemas.openxmlformats.org/drawingml/2006/picture">
                   <pic:nvPicPr>
-                    <pic:cNvPr id="371871005" name=""/>
+                    <pic:cNvPr id="2123205416" name=""/>
                     <pic:cNvPicPr/>
                   </pic:nvPicPr>
-                  <pic:blipFill>
+                  <pic:blipFill rotWithShape="1">
                     <a:blip r:embed="rId24"/>
+                    <a:srcRect r="-428" b="56333"/>
                     <a:stretch>
                       <a:fillRect/>
                     </a:stretch>
                   </pic:blipFill>
-                  <pic:spPr>
+                  <pic:spPr bwMode="auto">
                     <a:xfrm>
                       <a:off x="0" y="0"/>
-                      <a:ext cx="5243014" cy="5296359"/>
+                      <a:ext cx="5364945" cy="3284505"/>
                     </a:xfrm>
                     <a:prstGeom prst="rect">
                       <a:avLst/>
                     </a:prstGeom>
+                    <a:ln>
+                      <a:noFill/>
+                    </a:ln>
+                    <a:extLst>
+                      <a:ext uri="{53640926-AAD7-44D8-BBD7-CCE9431645EC}">
+                        <a14:shadowObscured xmlns:a14="http://schemas.microsoft.com/office/drawing/2010/main"/>
+                      </a:ext>
+                    </a:extLst>
                   </pic:spPr>
                 </pic:pic>
               </a:graphicData>
@@ -12780,6 +12707,119 @@
     </w:lvl>
   </w:abstractNum>
   <w:abstractNum w:abstractNumId="8" w15:restartNumberingAfterBreak="0">
+    <w:nsid w:val="1C0F1307"/>
+    <w:multiLevelType w:val="hybridMultilevel"/>
+    <w:tmpl w:val="33BC3352"/>
+    <w:lvl w:ilvl="0" w:tplc="40090001">
+      <w:start w:val="1"/>
+      <w:numFmt w:val="bullet"/>
+      <w:lvlText w:val=""/>
+      <w:lvlJc w:val="left"/>
+      <w:pPr>
+        <w:ind w:left="1500" w:hanging="360"/>
+      </w:pPr>
+      <w:rPr>
+        <w:rFonts w:ascii="Symbol" w:hAnsi="Symbol" w:hint="default"/>
+      </w:rPr>
+    </w:lvl>
+    <w:lvl w:ilvl="1" w:tplc="40090003" w:tentative="1">
+      <w:start w:val="1"/>
+      <w:numFmt w:val="bullet"/>
+      <w:lvlText w:val="o"/>
+      <w:lvlJc w:val="left"/>
+      <w:pPr>
+        <w:ind w:left="2220" w:hanging="360"/>
+      </w:pPr>
+      <w:rPr>
+        <w:rFonts w:ascii="Courier New" w:hAnsi="Courier New" w:cs="Courier New" w:hint="default"/>
+      </w:rPr>
+    </w:lvl>
+    <w:lvl w:ilvl="2" w:tplc="40090005" w:tentative="1">
+      <w:start w:val="1"/>
+      <w:numFmt w:val="bullet"/>
+      <w:lvlText w:val=""/>
+      <w:lvlJc w:val="left"/>
+      <w:pPr>
+        <w:ind w:left="2940" w:hanging="360"/>
+      </w:pPr>
+      <w:rPr>
+        <w:rFonts w:ascii="Wingdings" w:hAnsi="Wingdings" w:hint="default"/>
+      </w:rPr>
+    </w:lvl>
+    <w:lvl w:ilvl="3" w:tplc="40090001" w:tentative="1">
+      <w:start w:val="1"/>
+      <w:numFmt w:val="bullet"/>
+      <w:lvlText w:val=""/>
+      <w:lvlJc w:val="left"/>
+      <w:pPr>
+        <w:ind w:left="3660" w:hanging="360"/>
+      </w:pPr>
+      <w:rPr>
+        <w:rFonts w:ascii="Symbol" w:hAnsi="Symbol" w:hint="default"/>
+      </w:rPr>
+    </w:lvl>
+    <w:lvl w:ilvl="4" w:tplc="40090003" w:tentative="1">
+      <w:start w:val="1"/>
+      <w:numFmt w:val="bullet"/>
+      <w:lvlText w:val="o"/>
+      <w:lvlJc w:val="left"/>
+      <w:pPr>
+        <w:ind w:left="4380" w:hanging="360"/>
+      </w:pPr>
+      <w:rPr>
+        <w:rFonts w:ascii="Courier New" w:hAnsi="Courier New" w:cs="Courier New" w:hint="default"/>
+      </w:rPr>
+    </w:lvl>
+    <w:lvl w:ilvl="5" w:tplc="40090005" w:tentative="1">
+      <w:start w:val="1"/>
+      <w:numFmt w:val="bullet"/>
+      <w:lvlText w:val=""/>
+      <w:lvlJc w:val="left"/>
+      <w:pPr>
+        <w:ind w:left="5100" w:hanging="360"/>
+      </w:pPr>
+      <w:rPr>
+        <w:rFonts w:ascii="Wingdings" w:hAnsi="Wingdings" w:hint="default"/>
+      </w:rPr>
+    </w:lvl>
+    <w:lvl w:ilvl="6" w:tplc="40090001" w:tentative="1">
+      <w:start w:val="1"/>
+      <w:numFmt w:val="bullet"/>
+      <w:lvlText w:val=""/>
+      <w:lvlJc w:val="left"/>
+      <w:pPr>
+        <w:ind w:left="5820" w:hanging="360"/>
+      </w:pPr>
+      <w:rPr>
+        <w:rFonts w:ascii="Symbol" w:hAnsi="Symbol" w:hint="default"/>
+      </w:rPr>
+    </w:lvl>
+    <w:lvl w:ilvl="7" w:tplc="40090003" w:tentative="1">
+      <w:start w:val="1"/>
+      <w:numFmt w:val="bullet"/>
+      <w:lvlText w:val="o"/>
+      <w:lvlJc w:val="left"/>
+      <w:pPr>
+        <w:ind w:left="6540" w:hanging="360"/>
+      </w:pPr>
+      <w:rPr>
+        <w:rFonts w:ascii="Courier New" w:hAnsi="Courier New" w:cs="Courier New" w:hint="default"/>
+      </w:rPr>
+    </w:lvl>
+    <w:lvl w:ilvl="8" w:tplc="40090005" w:tentative="1">
+      <w:start w:val="1"/>
+      <w:numFmt w:val="bullet"/>
+      <w:lvlText w:val=""/>
+      <w:lvlJc w:val="left"/>
+      <w:pPr>
+        <w:ind w:left="7260" w:hanging="360"/>
+      </w:pPr>
+      <w:rPr>
+        <w:rFonts w:ascii="Wingdings" w:hAnsi="Wingdings" w:hint="default"/>
+      </w:rPr>
+    </w:lvl>
+  </w:abstractNum>
+  <w:abstractNum w:abstractNumId="9" w15:restartNumberingAfterBreak="0">
     <w:nsid w:val="22391C15"/>
     <w:multiLevelType w:val="hybridMultilevel"/>
     <w:tmpl w:val="2660756C"/>
@@ -12892,7 +12932,7 @@
       </w:rPr>
     </w:lvl>
   </w:abstractNum>
-  <w:abstractNum w:abstractNumId="9" w15:restartNumberingAfterBreak="0">
+  <w:abstractNum w:abstractNumId="10" w15:restartNumberingAfterBreak="0">
     <w:nsid w:val="2517284B"/>
     <w:multiLevelType w:val="hybridMultilevel"/>
     <w:tmpl w:val="1832A934"/>
@@ -13032,7 +13072,7 @@
       </w:rPr>
     </w:lvl>
   </w:abstractNum>
-  <w:abstractNum w:abstractNumId="10" w15:restartNumberingAfterBreak="0">
+  <w:abstractNum w:abstractNumId="11" w15:restartNumberingAfterBreak="0">
     <w:nsid w:val="251F539A"/>
     <w:multiLevelType w:val="hybridMultilevel"/>
     <w:tmpl w:val="232A62BA"/>
@@ -13121,7 +13161,7 @@
       </w:pPr>
     </w:lvl>
   </w:abstractNum>
-  <w:abstractNum w:abstractNumId="11" w15:restartNumberingAfterBreak="0">
+  <w:abstractNum w:abstractNumId="12" w15:restartNumberingAfterBreak="0">
     <w:nsid w:val="26FA764D"/>
     <w:multiLevelType w:val="multilevel"/>
     <w:tmpl w:val="56009C4E"/>
@@ -13234,7 +13274,7 @@
       </w:pPr>
     </w:lvl>
   </w:abstractNum>
-  <w:abstractNum w:abstractNumId="12" w15:restartNumberingAfterBreak="0">
+  <w:abstractNum w:abstractNumId="13" w15:restartNumberingAfterBreak="0">
     <w:nsid w:val="358149EA"/>
     <w:multiLevelType w:val="multilevel"/>
     <w:tmpl w:val="93B4ECF8"/>
@@ -13383,7 +13423,7 @@
       </w:rPr>
     </w:lvl>
   </w:abstractNum>
-  <w:abstractNum w:abstractNumId="13" w15:restartNumberingAfterBreak="0">
+  <w:abstractNum w:abstractNumId="14" w15:restartNumberingAfterBreak="0">
     <w:nsid w:val="36D95C30"/>
     <w:multiLevelType w:val="hybridMultilevel"/>
     <w:tmpl w:val="C7D003F2"/>
@@ -13523,7 +13563,7 @@
       </w:rPr>
     </w:lvl>
   </w:abstractNum>
-  <w:abstractNum w:abstractNumId="14" w15:restartNumberingAfterBreak="0">
+  <w:abstractNum w:abstractNumId="15" w15:restartNumberingAfterBreak="0">
     <w:nsid w:val="45F517DB"/>
     <w:multiLevelType w:val="hybridMultilevel"/>
     <w:tmpl w:val="CE8EB636"/>
@@ -13636,7 +13676,7 @@
       </w:rPr>
     </w:lvl>
   </w:abstractNum>
-  <w:abstractNum w:abstractNumId="15" w15:restartNumberingAfterBreak="0">
+  <w:abstractNum w:abstractNumId="16" w15:restartNumberingAfterBreak="0">
     <w:nsid w:val="49EB7ADD"/>
     <w:multiLevelType w:val="multilevel"/>
     <w:tmpl w:val="AB58E030"/>
@@ -13785,7 +13825,7 @@
       </w:rPr>
     </w:lvl>
   </w:abstractNum>
-  <w:abstractNum w:abstractNumId="16" w15:restartNumberingAfterBreak="0">
+  <w:abstractNum w:abstractNumId="17" w15:restartNumberingAfterBreak="0">
     <w:nsid w:val="4B302BD4"/>
     <w:multiLevelType w:val="hybridMultilevel"/>
     <w:tmpl w:val="9D36AA86"/>
@@ -13874,7 +13914,7 @@
       </w:pPr>
     </w:lvl>
   </w:abstractNum>
-  <w:abstractNum w:abstractNumId="17" w15:restartNumberingAfterBreak="0">
+  <w:abstractNum w:abstractNumId="18" w15:restartNumberingAfterBreak="0">
     <w:nsid w:val="4B7B77DE"/>
     <w:multiLevelType w:val="hybridMultilevel"/>
     <w:tmpl w:val="882A3756"/>
@@ -13987,7 +14027,7 @@
       </w:rPr>
     </w:lvl>
   </w:abstractNum>
-  <w:abstractNum w:abstractNumId="18" w15:restartNumberingAfterBreak="0">
+  <w:abstractNum w:abstractNumId="19" w15:restartNumberingAfterBreak="0">
     <w:nsid w:val="504766EF"/>
     <w:multiLevelType w:val="hybridMultilevel"/>
     <w:tmpl w:val="5F300F94"/>
@@ -14100,7 +14140,7 @@
       </w:rPr>
     </w:lvl>
   </w:abstractNum>
-  <w:abstractNum w:abstractNumId="19" w15:restartNumberingAfterBreak="0">
+  <w:abstractNum w:abstractNumId="20" w15:restartNumberingAfterBreak="0">
     <w:nsid w:val="56CE5A07"/>
     <w:multiLevelType w:val="hybridMultilevel"/>
     <w:tmpl w:val="305460F4"/>
@@ -14240,7 +14280,7 @@
       </w:rPr>
     </w:lvl>
   </w:abstractNum>
-  <w:abstractNum w:abstractNumId="20" w15:restartNumberingAfterBreak="0">
+  <w:abstractNum w:abstractNumId="21" w15:restartNumberingAfterBreak="0">
     <w:nsid w:val="57E41D64"/>
     <w:multiLevelType w:val="hybridMultilevel"/>
     <w:tmpl w:val="9F0ACD00"/>
@@ -14380,7 +14420,7 @@
       </w:rPr>
     </w:lvl>
   </w:abstractNum>
-  <w:abstractNum w:abstractNumId="21" w15:restartNumberingAfterBreak="0">
+  <w:abstractNum w:abstractNumId="22" w15:restartNumberingAfterBreak="0">
     <w:nsid w:val="5A303293"/>
     <w:multiLevelType w:val="hybridMultilevel"/>
     <w:tmpl w:val="D7184CF6"/>
@@ -14520,7 +14560,7 @@
       </w:rPr>
     </w:lvl>
   </w:abstractNum>
-  <w:abstractNum w:abstractNumId="22" w15:restartNumberingAfterBreak="0">
+  <w:abstractNum w:abstractNumId="23" w15:restartNumberingAfterBreak="0">
     <w:nsid w:val="5C6315DD"/>
     <w:multiLevelType w:val="multilevel"/>
     <w:tmpl w:val="E4728940"/>
@@ -14669,7 +14709,7 @@
       </w:rPr>
     </w:lvl>
   </w:abstractNum>
-  <w:abstractNum w:abstractNumId="23" w15:restartNumberingAfterBreak="0">
+  <w:abstractNum w:abstractNumId="24" w15:restartNumberingAfterBreak="0">
     <w:nsid w:val="606C69CB"/>
     <w:multiLevelType w:val="multilevel"/>
     <w:tmpl w:val="C9FC62F8"/>
@@ -14818,7 +14858,7 @@
       </w:rPr>
     </w:lvl>
   </w:abstractNum>
-  <w:abstractNum w:abstractNumId="24" w15:restartNumberingAfterBreak="0">
+  <w:abstractNum w:abstractNumId="25" w15:restartNumberingAfterBreak="0">
     <w:nsid w:val="69BB0BE0"/>
     <w:multiLevelType w:val="hybridMultilevel"/>
     <w:tmpl w:val="617EB404"/>
@@ -14958,7 +14998,7 @@
       </w:rPr>
     </w:lvl>
   </w:abstractNum>
-  <w:abstractNum w:abstractNumId="25" w15:restartNumberingAfterBreak="0">
+  <w:abstractNum w:abstractNumId="26" w15:restartNumberingAfterBreak="0">
     <w:nsid w:val="6AB030F7"/>
     <w:multiLevelType w:val="hybridMultilevel"/>
     <w:tmpl w:val="496ABADA"/>
@@ -15071,7 +15111,7 @@
       </w:rPr>
     </w:lvl>
   </w:abstractNum>
-  <w:abstractNum w:abstractNumId="26" w15:restartNumberingAfterBreak="0">
+  <w:abstractNum w:abstractNumId="27" w15:restartNumberingAfterBreak="0">
     <w:nsid w:val="6B962F89"/>
     <w:multiLevelType w:val="hybridMultilevel"/>
     <w:tmpl w:val="BACCB840"/>
@@ -15211,7 +15251,7 @@
       </w:rPr>
     </w:lvl>
   </w:abstractNum>
-  <w:abstractNum w:abstractNumId="27" w15:restartNumberingAfterBreak="0">
+  <w:abstractNum w:abstractNumId="28" w15:restartNumberingAfterBreak="0">
     <w:nsid w:val="6CDA336A"/>
     <w:multiLevelType w:val="hybridMultilevel"/>
     <w:tmpl w:val="4E7670AE"/>
@@ -15351,7 +15391,7 @@
       </w:rPr>
     </w:lvl>
   </w:abstractNum>
-  <w:abstractNum w:abstractNumId="28" w15:restartNumberingAfterBreak="0">
+  <w:abstractNum w:abstractNumId="29" w15:restartNumberingAfterBreak="0">
     <w:nsid w:val="6F2B0C99"/>
     <w:multiLevelType w:val="hybridMultilevel"/>
     <w:tmpl w:val="01F8D37E"/>
@@ -15464,7 +15504,7 @@
       </w:rPr>
     </w:lvl>
   </w:abstractNum>
-  <w:abstractNum w:abstractNumId="29" w15:restartNumberingAfterBreak="0">
+  <w:abstractNum w:abstractNumId="30" w15:restartNumberingAfterBreak="0">
     <w:nsid w:val="6F6E201E"/>
     <w:multiLevelType w:val="hybridMultilevel"/>
     <w:tmpl w:val="8E980682"/>
@@ -15604,7 +15644,7 @@
       </w:rPr>
     </w:lvl>
   </w:abstractNum>
-  <w:abstractNum w:abstractNumId="30" w15:restartNumberingAfterBreak="0">
+  <w:abstractNum w:abstractNumId="31" w15:restartNumberingAfterBreak="0">
     <w:nsid w:val="70CD4AED"/>
     <w:multiLevelType w:val="hybridMultilevel"/>
     <w:tmpl w:val="4B1274F0"/>
@@ -15744,7 +15784,7 @@
       </w:rPr>
     </w:lvl>
   </w:abstractNum>
-  <w:abstractNum w:abstractNumId="31" w15:restartNumberingAfterBreak="0">
+  <w:abstractNum w:abstractNumId="32" w15:restartNumberingAfterBreak="0">
     <w:nsid w:val="783B3D5F"/>
     <w:multiLevelType w:val="hybridMultilevel"/>
     <w:tmpl w:val="5ED474B2"/>
@@ -15884,7 +15924,7 @@
       </w:rPr>
     </w:lvl>
   </w:abstractNum>
-  <w:abstractNum w:abstractNumId="32" w15:restartNumberingAfterBreak="0">
+  <w:abstractNum w:abstractNumId="33" w15:restartNumberingAfterBreak="0">
     <w:nsid w:val="79A91BB6"/>
     <w:multiLevelType w:val="multilevel"/>
     <w:tmpl w:val="A36A922A"/>
@@ -16033,7 +16073,7 @@
       </w:rPr>
     </w:lvl>
   </w:abstractNum>
-  <w:abstractNum w:abstractNumId="33" w15:restartNumberingAfterBreak="0">
+  <w:abstractNum w:abstractNumId="34" w15:restartNumberingAfterBreak="0">
     <w:nsid w:val="7EBD6CE2"/>
     <w:multiLevelType w:val="hybridMultilevel"/>
     <w:tmpl w:val="EE1A1C06"/>
@@ -16146,7 +16186,7 @@
       </w:rPr>
     </w:lvl>
   </w:abstractNum>
-  <w:abstractNum w:abstractNumId="34" w15:restartNumberingAfterBreak="0">
+  <w:abstractNum w:abstractNumId="35" w15:restartNumberingAfterBreak="0">
     <w:nsid w:val="7F3555A1"/>
     <w:multiLevelType w:val="hybridMultilevel"/>
     <w:tmpl w:val="ABEE4F4C"/>
@@ -16286,7 +16326,7 @@
       </w:rPr>
     </w:lvl>
   </w:abstractNum>
-  <w:abstractNum w:abstractNumId="35" w15:restartNumberingAfterBreak="0">
+  <w:abstractNum w:abstractNumId="36" w15:restartNumberingAfterBreak="0">
     <w:nsid w:val="7FA946F7"/>
     <w:multiLevelType w:val="hybridMultilevel"/>
     <w:tmpl w:val="5B0C56C4"/>
@@ -16430,100 +16470,100 @@
     <w:abstractNumId w:val="1"/>
   </w:num>
   <w:num w:numId="2" w16cid:durableId="207378518">
-    <w:abstractNumId w:val="29"/>
+    <w:abstractNumId w:val="30"/>
   </w:num>
   <w:num w:numId="3" w16cid:durableId="1622959244">
     <w:abstractNumId w:val="5"/>
   </w:num>
   <w:num w:numId="4" w16cid:durableId="1830710149">
-    <w:abstractNumId w:val="26"/>
+    <w:abstractNumId w:val="27"/>
   </w:num>
   <w:num w:numId="5" w16cid:durableId="6491571">
-    <w:abstractNumId w:val="13"/>
+    <w:abstractNumId w:val="14"/>
   </w:num>
   <w:num w:numId="6" w16cid:durableId="1906722806">
     <w:abstractNumId w:val="0"/>
   </w:num>
   <w:num w:numId="7" w16cid:durableId="227495081">
-    <w:abstractNumId w:val="19"/>
+    <w:abstractNumId w:val="20"/>
   </w:num>
   <w:num w:numId="8" w16cid:durableId="1906182019">
-    <w:abstractNumId w:val="9"/>
+    <w:abstractNumId w:val="10"/>
   </w:num>
   <w:num w:numId="9" w16cid:durableId="1467157761">
-    <w:abstractNumId w:val="27"/>
+    <w:abstractNumId w:val="28"/>
   </w:num>
   <w:num w:numId="10" w16cid:durableId="957296911">
-    <w:abstractNumId w:val="31"/>
+    <w:abstractNumId w:val="32"/>
   </w:num>
   <w:num w:numId="11" w16cid:durableId="1743676954">
     <w:abstractNumId w:val="7"/>
   </w:num>
   <w:num w:numId="12" w16cid:durableId="1858158302">
+    <w:abstractNumId w:val="36"/>
+  </w:num>
+  <w:num w:numId="13" w16cid:durableId="1601644658">
+    <w:abstractNumId w:val="22"/>
+  </w:num>
+  <w:num w:numId="14" w16cid:durableId="928393718">
+    <w:abstractNumId w:val="25"/>
+  </w:num>
+  <w:num w:numId="15" w16cid:durableId="1925803085">
     <w:abstractNumId w:val="35"/>
   </w:num>
-  <w:num w:numId="13" w16cid:durableId="1601644658">
+  <w:num w:numId="16" w16cid:durableId="807935079">
     <w:abstractNumId w:val="21"/>
   </w:num>
-  <w:num w:numId="14" w16cid:durableId="928393718">
-    <w:abstractNumId w:val="24"/>
+  <w:num w:numId="17" w16cid:durableId="1368674603">
+    <w:abstractNumId w:val="31"/>
   </w:num>
-  <w:num w:numId="15" w16cid:durableId="1925803085">
+  <w:num w:numId="18" w16cid:durableId="5452043">
+    <w:abstractNumId w:val="9"/>
+  </w:num>
+  <w:num w:numId="19" w16cid:durableId="1854493569">
+    <w:abstractNumId w:val="15"/>
+  </w:num>
+  <w:num w:numId="20" w16cid:durableId="950207302">
+    <w:abstractNumId w:val="17"/>
+  </w:num>
+  <w:num w:numId="21" w16cid:durableId="834228262">
     <w:abstractNumId w:val="34"/>
   </w:num>
-  <w:num w:numId="16" w16cid:durableId="807935079">
-    <w:abstractNumId w:val="20"/>
-  </w:num>
-  <w:num w:numId="17" w16cid:durableId="1368674603">
-    <w:abstractNumId w:val="30"/>
-  </w:num>
-  <w:num w:numId="18" w16cid:durableId="5452043">
-    <w:abstractNumId w:val="8"/>
-  </w:num>
-  <w:num w:numId="19" w16cid:durableId="1854493569">
-    <w:abstractNumId w:val="14"/>
-  </w:num>
-  <w:num w:numId="20" w16cid:durableId="950207302">
-    <w:abstractNumId w:val="16"/>
-  </w:num>
-  <w:num w:numId="21" w16cid:durableId="834228262">
-    <w:abstractNumId w:val="33"/>
-  </w:num>
   <w:num w:numId="22" w16cid:durableId="1137603474">
-    <w:abstractNumId w:val="12"/>
+    <w:abstractNumId w:val="13"/>
   </w:num>
   <w:num w:numId="23" w16cid:durableId="1406420481">
     <w:abstractNumId w:val="3"/>
   </w:num>
   <w:num w:numId="24" w16cid:durableId="1953979480">
-    <w:abstractNumId w:val="32"/>
+    <w:abstractNumId w:val="33"/>
   </w:num>
   <w:num w:numId="25" w16cid:durableId="2111732095">
-    <w:abstractNumId w:val="11"/>
+    <w:abstractNumId w:val="12"/>
   </w:num>
   <w:num w:numId="26" w16cid:durableId="1644651298">
-    <w:abstractNumId w:val="22"/>
+    <w:abstractNumId w:val="23"/>
   </w:num>
   <w:num w:numId="27" w16cid:durableId="731387957">
-    <w:abstractNumId w:val="15"/>
+    <w:abstractNumId w:val="16"/>
   </w:num>
   <w:num w:numId="28" w16cid:durableId="245845369">
-    <w:abstractNumId w:val="23"/>
+    <w:abstractNumId w:val="24"/>
   </w:num>
   <w:num w:numId="29" w16cid:durableId="1140420511">
     <w:abstractNumId w:val="2"/>
   </w:num>
   <w:num w:numId="30" w16cid:durableId="1112359595">
-    <w:abstractNumId w:val="28"/>
+    <w:abstractNumId w:val="29"/>
   </w:num>
   <w:num w:numId="31" w16cid:durableId="1308851327">
-    <w:abstractNumId w:val="25"/>
+    <w:abstractNumId w:val="26"/>
   </w:num>
   <w:num w:numId="32" w16cid:durableId="665280855">
-    <w:abstractNumId w:val="10"/>
+    <w:abstractNumId w:val="11"/>
   </w:num>
   <w:num w:numId="33" w16cid:durableId="2096826486">
-    <w:abstractNumId w:val="17"/>
+    <w:abstractNumId w:val="18"/>
   </w:num>
   <w:num w:numId="34" w16cid:durableId="1238399404">
     <w:abstractNumId w:val="4"/>
@@ -16532,7 +16572,10 @@
     <w:abstractNumId w:val="6"/>
   </w:num>
   <w:num w:numId="36" w16cid:durableId="311445063">
-    <w:abstractNumId w:val="18"/>
+    <w:abstractNumId w:val="19"/>
+  </w:num>
+  <w:num w:numId="37" w16cid:durableId="752626901">
+    <w:abstractNumId w:val="8"/>
   </w:num>
 </w:numbering>
 </file>

--- a/Documents/Safe Flame_V1.docx
+++ b/Documents/Safe Flame_V1.docx
@@ -3062,13 +3062,23 @@
           <w:lang w:val="en-US"/>
         </w:rPr>
       </w:pPr>
-      <w:r>
-        <w:rPr>
-          <w:sz w:val="24"/>
-          <w:szCs w:val="24"/>
-          <w:lang w:val="en-US"/>
-        </w:rPr>
-        <w:t>Vout= (ADC value/</w:t>
+      <w:proofErr w:type="spellStart"/>
+      <w:r>
+        <w:rPr>
+          <w:sz w:val="24"/>
+          <w:szCs w:val="24"/>
+          <w:lang w:val="en-US"/>
+        </w:rPr>
+        <w:t>Vout</w:t>
+      </w:r>
+      <w:proofErr w:type="spellEnd"/>
+      <w:r>
+        <w:rPr>
+          <w:sz w:val="24"/>
+          <w:szCs w:val="24"/>
+          <w:lang w:val="en-US"/>
+        </w:rPr>
+        <w:t>= (ADC value/</w:t>
       </w:r>
       <w:r>
         <w:rPr>
@@ -3084,8 +3094,18 @@
           <w:szCs w:val="24"/>
           <w:lang w:val="en-US"/>
         </w:rPr>
-        <w:t xml:space="preserve"> Vref</w:t>
-      </w:r>
+        <w:t xml:space="preserve"> </w:t>
+      </w:r>
+      <w:proofErr w:type="spellStart"/>
+      <w:r>
+        <w:rPr>
+          <w:sz w:val="24"/>
+          <w:szCs w:val="24"/>
+          <w:lang w:val="en-US"/>
+        </w:rPr>
+        <w:t>Vref</w:t>
+      </w:r>
+      <w:proofErr w:type="spellEnd"/>
     </w:p>
     <w:p>
       <w:pPr>
@@ -3126,7 +3146,43 @@
           <w:szCs w:val="24"/>
           <w:lang w:val="en-US"/>
         </w:rPr>
-        <w:t>Rs=((Vref-Vout)/Vout)</w:t>
+        <w:t>Rs=((</w:t>
+      </w:r>
+      <w:proofErr w:type="spellStart"/>
+      <w:r>
+        <w:rPr>
+          <w:sz w:val="24"/>
+          <w:szCs w:val="24"/>
+          <w:lang w:val="en-US"/>
+        </w:rPr>
+        <w:t>Vref-Vout</w:t>
+      </w:r>
+      <w:proofErr w:type="spellEnd"/>
+      <w:r>
+        <w:rPr>
+          <w:sz w:val="24"/>
+          <w:szCs w:val="24"/>
+          <w:lang w:val="en-US"/>
+        </w:rPr>
+        <w:t>)/</w:t>
+      </w:r>
+      <w:proofErr w:type="spellStart"/>
+      <w:r>
+        <w:rPr>
+          <w:sz w:val="24"/>
+          <w:szCs w:val="24"/>
+          <w:lang w:val="en-US"/>
+        </w:rPr>
+        <w:t>Vout</w:t>
+      </w:r>
+      <w:proofErr w:type="spellEnd"/>
+      <w:r>
+        <w:rPr>
+          <w:sz w:val="24"/>
+          <w:szCs w:val="24"/>
+          <w:lang w:val="en-US"/>
+        </w:rPr>
+        <w:t>)</w:t>
       </w:r>
       <w:r>
         <w:rPr>
@@ -3152,6 +3208,7 @@
         </w:rPr>
         <w:t xml:space="preserve"> </w:t>
       </w:r>
+      <w:proofErr w:type="spellStart"/>
       <w:r>
         <w:rPr>
           <w:sz w:val="24"/>
@@ -3160,6 +3217,7 @@
         </w:rPr>
         <w:t>Rl</w:t>
       </w:r>
+      <w:proofErr w:type="spellEnd"/>
       <w:r>
         <w:rPr>
           <w:sz w:val="24"/>
@@ -3718,7 +3776,23 @@
           <w:sz w:val="24"/>
           <w:szCs w:val="24"/>
         </w:rPr>
-        <w:t xml:space="preserve">Converts analog values into digital form </w:t>
+        <w:t xml:space="preserve">Converts </w:t>
+      </w:r>
+      <w:proofErr w:type="spellStart"/>
+      <w:r>
+        <w:rPr>
+          <w:sz w:val="24"/>
+          <w:szCs w:val="24"/>
+        </w:rPr>
+        <w:t>analog</w:t>
+      </w:r>
+      <w:proofErr w:type="spellEnd"/>
+      <w:r>
+        <w:rPr>
+          <w:sz w:val="24"/>
+          <w:szCs w:val="24"/>
+        </w:rPr>
+        <w:t xml:space="preserve"> values into digital form </w:t>
       </w:r>
     </w:p>
     <w:p>
@@ -3880,7 +3954,23 @@
           <w:sz w:val="24"/>
           <w:szCs w:val="24"/>
         </w:rPr>
-        <w:t xml:space="preserve">&gt;1 ms </w:t>
+        <w:t xml:space="preserve">&gt;1 </w:t>
+      </w:r>
+      <w:proofErr w:type="spellStart"/>
+      <w:r>
+        <w:rPr>
+          <w:sz w:val="24"/>
+          <w:szCs w:val="24"/>
+        </w:rPr>
+        <w:t>ms</w:t>
+      </w:r>
+      <w:proofErr w:type="spellEnd"/>
+      <w:r>
+        <w:rPr>
+          <w:sz w:val="24"/>
+          <w:szCs w:val="24"/>
+        </w:rPr>
+        <w:t xml:space="preserve"> </w:t>
       </w:r>
     </w:p>
     <w:p>
@@ -4002,7 +4092,23 @@
           <w:sz w:val="24"/>
           <w:szCs w:val="24"/>
         </w:rPr>
-        <w:t>This means:"I am ready to transmit."</w:t>
+        <w:t xml:space="preserve">This </w:t>
+      </w:r>
+      <w:proofErr w:type="spellStart"/>
+      <w:r>
+        <w:rPr>
+          <w:sz w:val="24"/>
+          <w:szCs w:val="24"/>
+        </w:rPr>
+        <w:t>means:"I</w:t>
+      </w:r>
+      <w:proofErr w:type="spellEnd"/>
+      <w:r>
+        <w:rPr>
+          <w:sz w:val="24"/>
+          <w:szCs w:val="24"/>
+        </w:rPr>
+        <w:t xml:space="preserve"> am ready to transmit."</w:t>
       </w:r>
     </w:p>
     <w:p>
@@ -5555,7 +5661,25 @@
           <w:szCs w:val="24"/>
           <w:lang w:val="en-US"/>
         </w:rPr>
-        <w:t>Connect the sensor with STM32 board. There are only three pins Vcc,</w:t>
+        <w:t xml:space="preserve">Connect the sensor with STM32 board. There are only three pins </w:t>
+      </w:r>
+      <w:proofErr w:type="spellStart"/>
+      <w:r>
+        <w:rPr>
+          <w:sz w:val="24"/>
+          <w:szCs w:val="24"/>
+          <w:lang w:val="en-US"/>
+        </w:rPr>
+        <w:t>Vcc</w:t>
+      </w:r>
+      <w:proofErr w:type="spellEnd"/>
+      <w:r>
+        <w:rPr>
+          <w:sz w:val="24"/>
+          <w:szCs w:val="24"/>
+          <w:lang w:val="en-US"/>
+        </w:rPr>
+        <w:t>,</w:t>
       </w:r>
       <w:r>
         <w:rPr>
@@ -5571,7 +5695,25 @@
           <w:szCs w:val="24"/>
           <w:lang w:val="en-US"/>
         </w:rPr>
-        <w:t>GND and data. Connect Vcc with 3.3V supply from CN8,</w:t>
+        <w:t xml:space="preserve">GND and data. Connect </w:t>
+      </w:r>
+      <w:proofErr w:type="spellStart"/>
+      <w:r>
+        <w:rPr>
+          <w:sz w:val="24"/>
+          <w:szCs w:val="24"/>
+          <w:lang w:val="en-US"/>
+        </w:rPr>
+        <w:t>Vcc</w:t>
+      </w:r>
+      <w:proofErr w:type="spellEnd"/>
+      <w:r>
+        <w:rPr>
+          <w:sz w:val="24"/>
+          <w:szCs w:val="24"/>
+          <w:lang w:val="en-US"/>
+        </w:rPr>
+        <w:t xml:space="preserve"> with 3.3V supply from CN8,</w:t>
       </w:r>
       <w:r>
         <w:rPr>
@@ -5633,7 +5775,25 @@
           <w:szCs w:val="24"/>
           <w:lang w:val="en-US"/>
         </w:rPr>
-        <w:t>The DHT22 sensor does not have any LED indication to identify whether it is powered ON when connected to STM32.To ensure that the sensor module works fine, measure the voltage between Vcc and GND pin using a multimeter.</w:t>
+        <w:t xml:space="preserve">The DHT22 sensor does not have any LED indication to identify whether it is powered ON when connected to STM32.To ensure that the sensor module works fine, measure the voltage between </w:t>
+      </w:r>
+      <w:proofErr w:type="spellStart"/>
+      <w:r>
+        <w:rPr>
+          <w:sz w:val="24"/>
+          <w:szCs w:val="24"/>
+          <w:lang w:val="en-US"/>
+        </w:rPr>
+        <w:t>Vcc</w:t>
+      </w:r>
+      <w:proofErr w:type="spellEnd"/>
+      <w:r>
+        <w:rPr>
+          <w:sz w:val="24"/>
+          <w:szCs w:val="24"/>
+          <w:lang w:val="en-US"/>
+        </w:rPr>
+        <w:t xml:space="preserve"> and GND pin using a multimeter.</w:t>
       </w:r>
     </w:p>
     <w:p>
@@ -5656,7 +5816,79 @@
           <w:szCs w:val="24"/>
           <w:lang w:val="en-US"/>
         </w:rPr>
-        <w:t>In the .ioc file configure PA0 as gpio input with pull-up option enabled. This is because DHT22 sensor require a 4.7K pull up resistor between Vcc and data pin.</w:t>
+        <w:t>In the .</w:t>
+      </w:r>
+      <w:proofErr w:type="spellStart"/>
+      <w:r>
+        <w:rPr>
+          <w:sz w:val="24"/>
+          <w:szCs w:val="24"/>
+          <w:lang w:val="en-US"/>
+        </w:rPr>
+        <w:t>ioc</w:t>
+      </w:r>
+      <w:proofErr w:type="spellEnd"/>
+      <w:r>
+        <w:rPr>
+          <w:sz w:val="24"/>
+          <w:szCs w:val="24"/>
+          <w:lang w:val="en-US"/>
+        </w:rPr>
+        <w:t xml:space="preserve"> file configure PA0 as </w:t>
+      </w:r>
+      <w:proofErr w:type="spellStart"/>
+      <w:r>
+        <w:rPr>
+          <w:sz w:val="24"/>
+          <w:szCs w:val="24"/>
+          <w:lang w:val="en-US"/>
+        </w:rPr>
+        <w:t>gpio</w:t>
+      </w:r>
+      <w:proofErr w:type="spellEnd"/>
+      <w:r>
+        <w:rPr>
+          <w:sz w:val="24"/>
+          <w:szCs w:val="24"/>
+          <w:lang w:val="en-US"/>
+        </w:rPr>
+        <w:t xml:space="preserve"> input with pull-up option enabled. This is because DHT22 sensor </w:t>
+      </w:r>
+      <w:proofErr w:type="gramStart"/>
+      <w:r>
+        <w:rPr>
+          <w:sz w:val="24"/>
+          <w:szCs w:val="24"/>
+          <w:lang w:val="en-US"/>
+        </w:rPr>
+        <w:t>require</w:t>
+      </w:r>
+      <w:proofErr w:type="gramEnd"/>
+      <w:r>
+        <w:rPr>
+          <w:sz w:val="24"/>
+          <w:szCs w:val="24"/>
+          <w:lang w:val="en-US"/>
+        </w:rPr>
+        <w:t xml:space="preserve"> a 4.7K pull up resistor between </w:t>
+      </w:r>
+      <w:proofErr w:type="spellStart"/>
+      <w:r>
+        <w:rPr>
+          <w:sz w:val="24"/>
+          <w:szCs w:val="24"/>
+          <w:lang w:val="en-US"/>
+        </w:rPr>
+        <w:t>Vcc</w:t>
+      </w:r>
+      <w:proofErr w:type="spellEnd"/>
+      <w:r>
+        <w:rPr>
+          <w:sz w:val="24"/>
+          <w:szCs w:val="24"/>
+          <w:lang w:val="en-US"/>
+        </w:rPr>
+        <w:t xml:space="preserve"> and data pin.</w:t>
       </w:r>
     </w:p>
     <w:p>
@@ -5817,7 +6049,21 @@
           <w:rFonts w:asciiTheme="minorHAnsi" w:hAnsiTheme="minorHAnsi" w:cstheme="minorHAnsi"/>
         </w:rPr>
         <w:noBreakHyphen/>
-        <w:t xml:space="preserve">ups (~30–50 kΩ). These are </w:t>
+        <w:t>ups (~30–50 </w:t>
+      </w:r>
+      <w:proofErr w:type="spellStart"/>
+      <w:r>
+        <w:rPr>
+          <w:rFonts w:asciiTheme="minorHAnsi" w:hAnsiTheme="minorHAnsi" w:cstheme="minorHAnsi"/>
+        </w:rPr>
+        <w:t>kΩ</w:t>
+      </w:r>
+      <w:proofErr w:type="spellEnd"/>
+      <w:r>
+        <w:rPr>
+          <w:rFonts w:asciiTheme="minorHAnsi" w:hAnsiTheme="minorHAnsi" w:cstheme="minorHAnsi"/>
+        </w:rPr>
+        <w:t xml:space="preserve">). These are </w:t>
       </w:r>
       <w:r>
         <w:rPr>
@@ -5868,8 +6114,39 @@
           <w:b w:val="0"/>
           <w:bCs w:val="0"/>
         </w:rPr>
-        <w:t>4.7 kΩ to 10 kΩ</w:t>
-      </w:r>
+        <w:t>4.7 </w:t>
+      </w:r>
+      <w:proofErr w:type="spellStart"/>
+      <w:r>
+        <w:rPr>
+          <w:rStyle w:val="Strong"/>
+          <w:rFonts w:asciiTheme="minorHAnsi" w:hAnsiTheme="minorHAnsi" w:cstheme="minorHAnsi"/>
+          <w:b w:val="0"/>
+          <w:bCs w:val="0"/>
+        </w:rPr>
+        <w:t>kΩ</w:t>
+      </w:r>
+      <w:proofErr w:type="spellEnd"/>
+      <w:r>
+        <w:rPr>
+          <w:rStyle w:val="Strong"/>
+          <w:rFonts w:asciiTheme="minorHAnsi" w:hAnsiTheme="minorHAnsi" w:cstheme="minorHAnsi"/>
+          <w:b w:val="0"/>
+          <w:bCs w:val="0"/>
+        </w:rPr>
+        <w:t xml:space="preserve"> to 10 </w:t>
+      </w:r>
+      <w:proofErr w:type="spellStart"/>
+      <w:r>
+        <w:rPr>
+          <w:rStyle w:val="Strong"/>
+          <w:rFonts w:asciiTheme="minorHAnsi" w:hAnsiTheme="minorHAnsi" w:cstheme="minorHAnsi"/>
+          <w:b w:val="0"/>
+          <w:bCs w:val="0"/>
+        </w:rPr>
+        <w:t>kΩ</w:t>
+      </w:r>
+      <w:proofErr w:type="spellEnd"/>
       <w:r>
         <w:rPr>
           <w:rFonts w:asciiTheme="minorHAnsi" w:hAnsiTheme="minorHAnsi" w:cstheme="minorHAnsi"/>
@@ -5902,7 +6179,27 @@
           <w:b w:val="0"/>
           <w:bCs w:val="0"/>
         </w:rPr>
-        <w:t>external 4.7 kΩ resistor</w:t>
+        <w:t>external 4.7 </w:t>
+      </w:r>
+      <w:proofErr w:type="spellStart"/>
+      <w:r>
+        <w:rPr>
+          <w:rStyle w:val="Strong"/>
+          <w:rFonts w:asciiTheme="minorHAnsi" w:hAnsiTheme="minorHAnsi" w:cstheme="minorHAnsi"/>
+          <w:b w:val="0"/>
+          <w:bCs w:val="0"/>
+        </w:rPr>
+        <w:t>kΩ</w:t>
+      </w:r>
+      <w:proofErr w:type="spellEnd"/>
+      <w:r>
+        <w:rPr>
+          <w:rStyle w:val="Strong"/>
+          <w:rFonts w:asciiTheme="minorHAnsi" w:hAnsiTheme="minorHAnsi" w:cstheme="minorHAnsi"/>
+          <w:b w:val="0"/>
+          <w:bCs w:val="0"/>
+        </w:rPr>
+        <w:t xml:space="preserve"> resistor</w:t>
       </w:r>
       <w:r>
         <w:rPr>
@@ -6189,7 +6486,23 @@
           <w:szCs w:val="24"/>
         </w:rPr>
         <w:lastRenderedPageBreak/>
-        <w:t>hangs. To start communication, the MCU drives the data pin low for 20 ms, then releases it and switches the pin to input mode; the DHT22 responds with a specific low</w:t>
+        <w:t>hangs. To start communication, the MCU drives the data pin low for 20 </w:t>
+      </w:r>
+      <w:proofErr w:type="spellStart"/>
+      <w:r>
+        <w:rPr>
+          <w:sz w:val="24"/>
+          <w:szCs w:val="24"/>
+        </w:rPr>
+        <w:t>ms</w:t>
+      </w:r>
+      <w:proofErr w:type="spellEnd"/>
+      <w:r>
+        <w:rPr>
+          <w:sz w:val="24"/>
+          <w:szCs w:val="24"/>
+        </w:rPr>
+        <w:t>, then releases it and switches the pin to input mode; the DHT22 responds with a specific low</w:t>
       </w:r>
       <w:r>
         <w:rPr>
@@ -6365,13 +6678,23 @@
         </w:rPr>
         <w:t xml:space="preserve">HX711 </w:t>
       </w:r>
-      <w:r>
-        <w:rPr>
-          <w:sz w:val="24"/>
-          <w:szCs w:val="24"/>
-          <w:lang w:val="en-US"/>
-        </w:rPr>
-        <w:t>Vcc:</w:t>
+      <w:proofErr w:type="spellStart"/>
+      <w:r>
+        <w:rPr>
+          <w:sz w:val="24"/>
+          <w:szCs w:val="24"/>
+          <w:lang w:val="en-US"/>
+        </w:rPr>
+        <w:t>Vcc</w:t>
+      </w:r>
+      <w:proofErr w:type="spellEnd"/>
+      <w:r>
+        <w:rPr>
+          <w:sz w:val="24"/>
+          <w:szCs w:val="24"/>
+          <w:lang w:val="en-US"/>
+        </w:rPr>
+        <w:t>:</w:t>
       </w:r>
       <w:r>
         <w:rPr>
@@ -7133,8 +7456,17 @@
           <w:sz w:val="24"/>
           <w:szCs w:val="24"/>
         </w:rPr>
-        <w:t>HX711 internal oscillator frequency-11.059 MHz.</w:t>
-      </w:r>
+        <w:t xml:space="preserve">HX711 internal oscillator frequency-11.059 </w:t>
+      </w:r>
+      <w:proofErr w:type="spellStart"/>
+      <w:r>
+        <w:rPr>
+          <w:sz w:val="24"/>
+          <w:szCs w:val="24"/>
+        </w:rPr>
+        <w:t>MHz.</w:t>
+      </w:r>
+      <w:proofErr w:type="spellEnd"/>
     </w:p>
     <w:p>
       <w:pPr>
@@ -7214,7 +7546,23 @@
           <w:szCs w:val="24"/>
         </w:rPr>
         <w:lastRenderedPageBreak/>
-        <w:t>By default, DOUT is held high, when data is ready DOUT is pulled low, followed by SCK generation. At the end of 24 th pulse, DOUT goes high for conversion proces</w:t>
+        <w:t xml:space="preserve">By default, DOUT is held high, when data is ready DOUT is pulled low, followed by SCK generation. At the end of 24 </w:t>
+      </w:r>
+      <w:proofErr w:type="spellStart"/>
+      <w:r>
+        <w:rPr>
+          <w:sz w:val="24"/>
+          <w:szCs w:val="24"/>
+        </w:rPr>
+        <w:t>th</w:t>
+      </w:r>
+      <w:proofErr w:type="spellEnd"/>
+      <w:r>
+        <w:rPr>
+          <w:sz w:val="24"/>
+          <w:szCs w:val="24"/>
+        </w:rPr>
+        <w:t xml:space="preserve"> pulse, DOUT goes high for conversion proces</w:t>
       </w:r>
       <w:r>
         <w:rPr>
@@ -7427,13 +7775,25 @@
                 <w:lang w:val="en-US"/>
               </w:rPr>
             </w:pPr>
+            <w:proofErr w:type="spellStart"/>
+            <w:proofErr w:type="gramStart"/>
             <w:r>
               <w:rPr>
                 <w:sz w:val="24"/>
                 <w:szCs w:val="24"/>
                 <w:lang w:val="en-US"/>
               </w:rPr>
-              <w:t>LPG,i-butane, propane, methane, alcohol, hydrogen, smoke</w:t>
+              <w:t>LPG,i</w:t>
+            </w:r>
+            <w:proofErr w:type="spellEnd"/>
+            <w:proofErr w:type="gramEnd"/>
+            <w:r>
+              <w:rPr>
+                <w:sz w:val="24"/>
+                <w:szCs w:val="24"/>
+                <w:lang w:val="en-US"/>
+              </w:rPr>
+              <w:t>-butane, propane, methane, alcohol, hydrogen, smoke</w:t>
             </w:r>
           </w:p>
         </w:tc>
@@ -7458,6 +7818,7 @@
                 <w:lang w:val="en-US"/>
               </w:rPr>
             </w:pPr>
+            <w:proofErr w:type="spellStart"/>
             <w:r>
               <w:rPr>
                 <w:sz w:val="24"/>
@@ -7465,6 +7826,7 @@
               </w:rPr>
               <w:t>Vc</w:t>
             </w:r>
+            <w:proofErr w:type="spellEnd"/>
             <w:r>
               <w:rPr>
                 <w:sz w:val="24"/>
@@ -7527,6 +7889,8 @@
                 <w:lang w:val="en-US"/>
               </w:rPr>
             </w:pPr>
+            <w:proofErr w:type="spellStart"/>
+            <w:proofErr w:type="gramStart"/>
             <w:r>
               <w:rPr>
                 <w:sz w:val="24"/>
@@ -7546,7 +7910,16 @@
                 <w:sz w:val="24"/>
                 <w:szCs w:val="24"/>
               </w:rPr>
-              <w:t>Heating voltage</w:t>
+              <w:t>Heating</w:t>
+            </w:r>
+            <w:proofErr w:type="spellEnd"/>
+            <w:proofErr w:type="gramEnd"/>
+            <w:r>
+              <w:rPr>
+                <w:sz w:val="24"/>
+                <w:szCs w:val="24"/>
+              </w:rPr>
+              <w:t xml:space="preserve"> voltage</w:t>
             </w:r>
           </w:p>
         </w:tc>
@@ -8349,6 +8722,7 @@
                 <w:lang w:val="en-US"/>
               </w:rPr>
             </w:pPr>
+            <w:proofErr w:type="spellStart"/>
             <w:r>
               <w:rPr>
                 <w:sz w:val="24"/>
@@ -8356,6 +8730,7 @@
               </w:rPr>
               <w:t>Vc</w:t>
             </w:r>
+            <w:proofErr w:type="spellEnd"/>
             <w:r>
               <w:rPr>
                 <w:sz w:val="24"/>
@@ -8418,6 +8793,8 @@
                 <w:lang w:val="en-US"/>
               </w:rPr>
             </w:pPr>
+            <w:proofErr w:type="spellStart"/>
+            <w:proofErr w:type="gramStart"/>
             <w:r>
               <w:rPr>
                 <w:sz w:val="24"/>
@@ -8437,7 +8814,16 @@
                 <w:sz w:val="24"/>
                 <w:szCs w:val="24"/>
               </w:rPr>
-              <w:t>Heating voltage</w:t>
+              <w:t>Heating</w:t>
+            </w:r>
+            <w:proofErr w:type="spellEnd"/>
+            <w:proofErr w:type="gramEnd"/>
+            <w:r>
+              <w:rPr>
+                <w:sz w:val="24"/>
+                <w:szCs w:val="24"/>
+              </w:rPr>
+              <w:t xml:space="preserve"> voltage</w:t>
             </w:r>
           </w:p>
         </w:tc>
@@ -9278,8 +9664,20 @@
                 <w:szCs w:val="24"/>
                 <w:lang w:val="en-US"/>
               </w:rPr>
-              <w:t>Methane, natural gas,LNG</w:t>
-            </w:r>
+              <w:t xml:space="preserve">Methane, natural </w:t>
+            </w:r>
+            <w:proofErr w:type="spellStart"/>
+            <w:proofErr w:type="gramStart"/>
+            <w:r>
+              <w:rPr>
+                <w:sz w:val="24"/>
+                <w:szCs w:val="24"/>
+                <w:lang w:val="en-US"/>
+              </w:rPr>
+              <w:t>gas,LNG</w:t>
+            </w:r>
+            <w:proofErr w:type="spellEnd"/>
+            <w:proofErr w:type="gramEnd"/>
           </w:p>
         </w:tc>
       </w:tr>
@@ -9300,6 +9698,7 @@
                 <w:lang w:val="en-US"/>
               </w:rPr>
             </w:pPr>
+            <w:proofErr w:type="spellStart"/>
             <w:r>
               <w:rPr>
                 <w:sz w:val="24"/>
@@ -9307,6 +9706,7 @@
               </w:rPr>
               <w:t>Vc</w:t>
             </w:r>
+            <w:proofErr w:type="spellEnd"/>
             <w:r>
               <w:rPr>
                 <w:sz w:val="24"/>
@@ -11176,8 +11576,18 @@
                 <w:szCs w:val="24"/>
                 <w:lang w:val="en-US"/>
               </w:rPr>
-              <w:t>100 ms</w:t>
-            </w:r>
+              <w:t xml:space="preserve">100 </w:t>
+            </w:r>
+            <w:proofErr w:type="spellStart"/>
+            <w:r>
+              <w:rPr>
+                <w:sz w:val="24"/>
+                <w:szCs w:val="24"/>
+                <w:lang w:val="en-US"/>
+              </w:rPr>
+              <w:t>ms</w:t>
+            </w:r>
+            <w:proofErr w:type="spellEnd"/>
           </w:p>
         </w:tc>
       </w:tr>
@@ -11515,7 +11925,7 @@
           <w:szCs w:val="24"/>
           <w:lang w:val="en-US"/>
         </w:rPr>
-        <w:t>Figure below shows the PuTTY output terminal when RTOS code is executed.</w:t>
+        <w:t>Inter Process Communication Mechanism Queue was implemented to facilitate communication between the task.</w:t>
       </w:r>
     </w:p>
     <w:p>
@@ -11538,7 +11948,15 @@
           <w:szCs w:val="24"/>
           <w:lang w:val="en-US"/>
         </w:rPr>
-        <w:t>Inter Process Communication Mechanism Queue was implemented to facilitate communication between the task.</w:t>
+        <w:t xml:space="preserve">Two queues are named sensor queue and status queue respectively. Sensor queue is used to push the </w:t>
+      </w:r>
+      <w:r>
+        <w:rPr>
+          <w:sz w:val="24"/>
+          <w:szCs w:val="24"/>
+          <w:lang w:val="en-US"/>
+        </w:rPr>
+        <w:t>data to the processing task. The raw values from the ADC are packed into the structure sensor data which is passed to the process task for PPM calculation and other mathematical calculation.</w:t>
       </w:r>
     </w:p>
     <w:p>
@@ -11561,15 +11979,7 @@
           <w:szCs w:val="24"/>
           <w:lang w:val="en-US"/>
         </w:rPr>
-        <w:t xml:space="preserve">Two queues are named sensor queue and status queue respectively. Sensor queue is used to push the </w:t>
-      </w:r>
-      <w:r>
-        <w:rPr>
-          <w:sz w:val="24"/>
-          <w:szCs w:val="24"/>
-          <w:lang w:val="en-US"/>
-        </w:rPr>
-        <w:t>data to the processing task. The raw values from the ADC are packed into the structure sensor data which is passed to the process task for PPM calculation and other mathematical calculation.</w:t>
+        <w:t>The status queue communicates between processing task and other tasks like control task, communication task and compensation task.</w:t>
       </w:r>
     </w:p>
     <w:p>
@@ -11592,7 +12002,7 @@
           <w:szCs w:val="24"/>
           <w:lang w:val="en-US"/>
         </w:rPr>
-        <w:t>The status queue communicates between processing task and other tasks like control task, communication task and compensation task.</w:t>
+        <w:t>A python code was generated to plot the gas concentration values of MQ2, MQ4 and MQ7.Figure below shows the output numerical values and graphical plot of sensor PPM output (time vs PPM).</w:t>
       </w:r>
     </w:p>
     <w:p>
@@ -11628,10 +12038,10 @@
           <w:lang w:val="en-US"/>
         </w:rPr>
         <w:drawing>
-          <wp:inline distT="0" distB="0" distL="0" distR="0" wp14:anchorId="463C711B" wp14:editId="53E83271">
-            <wp:extent cx="5364480" cy="3284220"/>
-            <wp:effectExtent l="0" t="0" r="7620" b="0"/>
-            <wp:docPr id="2123205416" name="Picture 1"/>
+          <wp:inline distT="0" distB="0" distL="0" distR="0" wp14:anchorId="5AD32411" wp14:editId="41C86443">
+            <wp:extent cx="5731510" cy="1906270"/>
+            <wp:effectExtent l="0" t="0" r="2540" b="0"/>
+            <wp:docPr id="1379265371" name="Picture 1"/>
             <wp:cNvGraphicFramePr>
               <a:graphicFrameLocks xmlns:a="http://schemas.openxmlformats.org/drawingml/2006/main" noChangeAspect="1"/>
             </wp:cNvGraphicFramePr>
@@ -11639,32 +12049,210 @@
               <a:graphicData uri="http://schemas.openxmlformats.org/drawingml/2006/picture">
                 <pic:pic xmlns:pic="http://schemas.openxmlformats.org/drawingml/2006/picture">
                   <pic:nvPicPr>
-                    <pic:cNvPr id="2123205416" name=""/>
+                    <pic:cNvPr id="1379265371" name=""/>
                     <pic:cNvPicPr/>
                   </pic:nvPicPr>
-                  <pic:blipFill rotWithShape="1">
+                  <pic:blipFill>
                     <a:blip r:embed="rId24"/>
-                    <a:srcRect r="-428" b="56333"/>
                     <a:stretch>
                       <a:fillRect/>
                     </a:stretch>
                   </pic:blipFill>
-                  <pic:spPr bwMode="auto">
+                  <pic:spPr>
                     <a:xfrm>
                       <a:off x="0" y="0"/>
-                      <a:ext cx="5364945" cy="3284505"/>
+                      <a:ext cx="5731510" cy="1906270"/>
                     </a:xfrm>
                     <a:prstGeom prst="rect">
                       <a:avLst/>
                     </a:prstGeom>
-                    <a:ln>
-                      <a:noFill/>
-                    </a:ln>
-                    <a:extLst>
-                      <a:ext uri="{53640926-AAD7-44D8-BBD7-CCE9431645EC}">
-                        <a14:shadowObscured xmlns:a14="http://schemas.microsoft.com/office/drawing/2010/main"/>
-                      </a:ext>
-                    </a:extLst>
+                  </pic:spPr>
+                </pic:pic>
+              </a:graphicData>
+            </a:graphic>
+          </wp:inline>
+        </w:drawing>
+      </w:r>
+    </w:p>
+    <w:p>
+      <w:pPr>
+        <w:pStyle w:val="ListParagraph"/>
+        <w:jc w:val="both"/>
+        <w:rPr>
+          <w:b/>
+          <w:bCs/>
+          <w:sz w:val="24"/>
+          <w:szCs w:val="24"/>
+          <w:lang w:val="en-US"/>
+        </w:rPr>
+      </w:pPr>
+    </w:p>
+    <w:p>
+      <w:pPr>
+        <w:pStyle w:val="ListParagraph"/>
+        <w:jc w:val="both"/>
+        <w:rPr>
+          <w:b/>
+          <w:bCs/>
+          <w:sz w:val="24"/>
+          <w:szCs w:val="24"/>
+          <w:lang w:val="en-US"/>
+        </w:rPr>
+      </w:pPr>
+    </w:p>
+    <w:p>
+      <w:pPr>
+        <w:pStyle w:val="ListParagraph"/>
+        <w:jc w:val="both"/>
+        <w:rPr>
+          <w:b/>
+          <w:bCs/>
+          <w:sz w:val="24"/>
+          <w:szCs w:val="24"/>
+          <w:lang w:val="en-US"/>
+        </w:rPr>
+      </w:pPr>
+    </w:p>
+    <w:p>
+      <w:pPr>
+        <w:pStyle w:val="ListParagraph"/>
+        <w:jc w:val="both"/>
+        <w:rPr>
+          <w:b/>
+          <w:bCs/>
+          <w:sz w:val="24"/>
+          <w:szCs w:val="24"/>
+          <w:lang w:val="en-US"/>
+        </w:rPr>
+      </w:pPr>
+    </w:p>
+    <w:p>
+      <w:pPr>
+        <w:pStyle w:val="ListParagraph"/>
+        <w:jc w:val="both"/>
+        <w:rPr>
+          <w:b/>
+          <w:bCs/>
+          <w:sz w:val="24"/>
+          <w:szCs w:val="24"/>
+          <w:lang w:val="en-US"/>
+        </w:rPr>
+      </w:pPr>
+    </w:p>
+    <w:p>
+      <w:pPr>
+        <w:pStyle w:val="ListParagraph"/>
+        <w:jc w:val="both"/>
+        <w:rPr>
+          <w:b/>
+          <w:bCs/>
+          <w:sz w:val="24"/>
+          <w:szCs w:val="24"/>
+          <w:lang w:val="en-US"/>
+        </w:rPr>
+      </w:pPr>
+    </w:p>
+    <w:p>
+      <w:pPr>
+        <w:pStyle w:val="ListParagraph"/>
+        <w:jc w:val="both"/>
+        <w:rPr>
+          <w:b/>
+          <w:bCs/>
+          <w:sz w:val="24"/>
+          <w:szCs w:val="24"/>
+          <w:lang w:val="en-US"/>
+        </w:rPr>
+      </w:pPr>
+    </w:p>
+    <w:p>
+      <w:pPr>
+        <w:pStyle w:val="ListParagraph"/>
+        <w:jc w:val="both"/>
+        <w:rPr>
+          <w:b/>
+          <w:bCs/>
+          <w:sz w:val="24"/>
+          <w:szCs w:val="24"/>
+          <w:lang w:val="en-US"/>
+        </w:rPr>
+      </w:pPr>
+    </w:p>
+    <w:p>
+      <w:pPr>
+        <w:pStyle w:val="ListParagraph"/>
+        <w:jc w:val="both"/>
+        <w:rPr>
+          <w:b/>
+          <w:bCs/>
+          <w:sz w:val="24"/>
+          <w:szCs w:val="24"/>
+          <w:lang w:val="en-US"/>
+        </w:rPr>
+      </w:pPr>
+    </w:p>
+    <w:p>
+      <w:pPr>
+        <w:pStyle w:val="ListParagraph"/>
+        <w:jc w:val="both"/>
+        <w:rPr>
+          <w:b/>
+          <w:bCs/>
+          <w:sz w:val="24"/>
+          <w:szCs w:val="24"/>
+          <w:lang w:val="en-US"/>
+        </w:rPr>
+      </w:pPr>
+    </w:p>
+    <w:p>
+      <w:pPr>
+        <w:pStyle w:val="ListParagraph"/>
+        <w:jc w:val="both"/>
+        <w:rPr>
+          <w:b/>
+          <w:bCs/>
+          <w:sz w:val="24"/>
+          <w:szCs w:val="24"/>
+          <w:lang w:val="en-US"/>
+        </w:rPr>
+      </w:pPr>
+      <w:r>
+        <w:rPr>
+          <w:b/>
+          <w:bCs/>
+          <w:sz w:val="24"/>
+          <w:szCs w:val="24"/>
+          <w:lang w:val="en-US"/>
+        </w:rPr>
+        <w:drawing>
+          <wp:inline distT="0" distB="0" distL="0" distR="0" wp14:anchorId="5345E025" wp14:editId="755D8755">
+            <wp:extent cx="5731510" cy="4351020"/>
+            <wp:effectExtent l="0" t="0" r="2540" b="0"/>
+            <wp:docPr id="1675650757" name="Picture 1"/>
+            <wp:cNvGraphicFramePr>
+              <a:graphicFrameLocks xmlns:a="http://schemas.openxmlformats.org/drawingml/2006/main" noChangeAspect="1"/>
+            </wp:cNvGraphicFramePr>
+            <a:graphic xmlns:a="http://schemas.openxmlformats.org/drawingml/2006/main">
+              <a:graphicData uri="http://schemas.openxmlformats.org/drawingml/2006/picture">
+                <pic:pic xmlns:pic="http://schemas.openxmlformats.org/drawingml/2006/picture">
+                  <pic:nvPicPr>
+                    <pic:cNvPr id="1675650757" name=""/>
+                    <pic:cNvPicPr/>
+                  </pic:nvPicPr>
+                  <pic:blipFill>
+                    <a:blip r:embed="rId25"/>
+                    <a:stretch>
+                      <a:fillRect/>
+                    </a:stretch>
+                  </pic:blipFill>
+                  <pic:spPr>
+                    <a:xfrm>
+                      <a:off x="0" y="0"/>
+                      <a:ext cx="5731510" cy="4351020"/>
+                    </a:xfrm>
+                    <a:prstGeom prst="rect">
+                      <a:avLst/>
+                    </a:prstGeom>
                   </pic:spPr>
                 </pic:pic>
               </a:graphicData>

--- a/Documents/Safe Flame_V1.docx
+++ b/Documents/Safe Flame_V1.docx
@@ -6748,42 +6748,6 @@
           <w:lang w:val="en-US"/>
         </w:rPr>
       </w:pPr>
-      <w:r>
-        <w:rPr>
-          <w:sz w:val="24"/>
-          <w:szCs w:val="24"/>
-          <w:lang w:val="en-US"/>
-        </w:rPr>
-        <w:t>HX711 E+: - load cell red wire</w:t>
-      </w:r>
-    </w:p>
-    <w:p>
-      <w:pPr>
-        <w:jc w:val="both"/>
-        <w:rPr>
-          <w:sz w:val="24"/>
-          <w:szCs w:val="24"/>
-          <w:lang w:val="en-US"/>
-        </w:rPr>
-      </w:pPr>
-      <w:r>
-        <w:rPr>
-          <w:sz w:val="24"/>
-          <w:szCs w:val="24"/>
-          <w:lang w:val="en-US"/>
-        </w:rPr>
-        <w:t>HX711 E-: - load cell black wire</w:t>
-      </w:r>
-    </w:p>
-    <w:p>
-      <w:pPr>
-        <w:jc w:val="both"/>
-        <w:rPr>
-          <w:sz w:val="24"/>
-          <w:szCs w:val="24"/>
-          <w:lang w:val="en-US"/>
-        </w:rPr>
-      </w:pPr>
     </w:p>
     <w:p>
       <w:pPr>
@@ -6801,7 +6765,6 @@
           <w:szCs w:val="24"/>
           <w:lang w:val="en-US"/>
         </w:rPr>
-        <w:lastRenderedPageBreak/>
         <w:drawing>
           <wp:inline distT="0" distB="0" distL="0" distR="0" wp14:anchorId="341E5B35" wp14:editId="13E0725F">
             <wp:extent cx="5731510" cy="3653790"/>
@@ -6852,6 +6815,7 @@
           <w:sz w:val="24"/>
           <w:szCs w:val="24"/>
         </w:rPr>
+        <w:lastRenderedPageBreak/>
         <w:t>A load cell is basically a metal bar with strain gauges that change resistance when the bar bends under force. This bending produces a very tiny voltage difference (in the range of millivolts). Because the signal is so small, the HX711 chip amplifies it about 128 times and then converts it into a 24</w:t>
       </w:r>
       <w:r>
@@ -7030,15 +6994,7 @@
           <w:szCs w:val="24"/>
         </w:rPr>
         <w:noBreakHyphen/>
-        <w:t xml:space="preserve">bit ADC register, which the code assembles into value. After the 24th bit, the code issues </w:t>
-      </w:r>
-      <w:r>
-        <w:rPr>
-          <w:sz w:val="24"/>
-          <w:szCs w:val="24"/>
-        </w:rPr>
-        <w:lastRenderedPageBreak/>
-        <w:t>one extra pulse (25th), which is not part of the data but re</w:t>
+        <w:t>bit ADC register, which the code assembles into value. After the 24th bit, the code issues one extra pulse (25th), which is not part of the data but re</w:t>
       </w:r>
       <w:r>
         <w:rPr>
@@ -7171,6 +7127,7 @@
           <w:sz w:val="24"/>
           <w:szCs w:val="24"/>
         </w:rPr>
+        <w:lastRenderedPageBreak/>
         <w:drawing>
           <wp:inline distT="0" distB="0" distL="0" distR="0" wp14:anchorId="41648481" wp14:editId="05B81FDC">
             <wp:extent cx="5731510" cy="1057910"/>
@@ -7545,7 +7502,6 @@
           <w:sz w:val="24"/>
           <w:szCs w:val="24"/>
         </w:rPr>
-        <w:lastRenderedPageBreak/>
         <w:t xml:space="preserve">By default, DOUT is held high, when data is ready DOUT is pulled low, followed by SCK generation. At the end of 24 </w:t>
       </w:r>
       <w:proofErr w:type="spellStart"/>
@@ -9417,102 +9373,6 @@
     </w:p>
     <w:p>
       <w:pPr>
-        <w:jc w:val="both"/>
-        <w:rPr>
-          <w:b/>
-          <w:bCs/>
-          <w:sz w:val="24"/>
-          <w:szCs w:val="24"/>
-          <w:lang w:val="en-US"/>
-        </w:rPr>
-      </w:pPr>
-    </w:p>
-    <w:p>
-      <w:pPr>
-        <w:jc w:val="both"/>
-        <w:rPr>
-          <w:b/>
-          <w:bCs/>
-          <w:sz w:val="24"/>
-          <w:szCs w:val="24"/>
-          <w:lang w:val="en-US"/>
-        </w:rPr>
-      </w:pPr>
-    </w:p>
-    <w:p>
-      <w:pPr>
-        <w:jc w:val="both"/>
-        <w:rPr>
-          <w:b/>
-          <w:bCs/>
-          <w:sz w:val="24"/>
-          <w:szCs w:val="24"/>
-          <w:lang w:val="en-US"/>
-        </w:rPr>
-      </w:pPr>
-    </w:p>
-    <w:p>
-      <w:pPr>
-        <w:jc w:val="both"/>
-        <w:rPr>
-          <w:b/>
-          <w:bCs/>
-          <w:sz w:val="24"/>
-          <w:szCs w:val="24"/>
-          <w:lang w:val="en-US"/>
-        </w:rPr>
-      </w:pPr>
-    </w:p>
-    <w:p>
-      <w:pPr>
-        <w:jc w:val="both"/>
-        <w:rPr>
-          <w:b/>
-          <w:bCs/>
-          <w:sz w:val="24"/>
-          <w:szCs w:val="24"/>
-          <w:lang w:val="en-US"/>
-        </w:rPr>
-      </w:pPr>
-    </w:p>
-    <w:p>
-      <w:pPr>
-        <w:jc w:val="both"/>
-        <w:rPr>
-          <w:b/>
-          <w:bCs/>
-          <w:sz w:val="24"/>
-          <w:szCs w:val="24"/>
-          <w:lang w:val="en-US"/>
-        </w:rPr>
-      </w:pPr>
-    </w:p>
-    <w:p>
-      <w:pPr>
-        <w:jc w:val="both"/>
-        <w:rPr>
-          <w:b/>
-          <w:bCs/>
-          <w:sz w:val="24"/>
-          <w:szCs w:val="24"/>
-          <w:lang w:val="en-US"/>
-        </w:rPr>
-      </w:pPr>
-    </w:p>
-    <w:p>
-      <w:pPr>
-        <w:jc w:val="both"/>
-        <w:rPr>
-          <w:b/>
-          <w:bCs/>
-          <w:sz w:val="24"/>
-          <w:szCs w:val="24"/>
-          <w:lang w:val="en-US"/>
-        </w:rPr>
-      </w:pPr>
-    </w:p>
-    <w:p>
-      <w:pPr>
         <w:pStyle w:val="ListParagraph"/>
         <w:numPr>
           <w:ilvl w:val="0"/>
@@ -9535,7 +9395,6 @@
           <w:szCs w:val="24"/>
           <w:lang w:val="en-US"/>
         </w:rPr>
-        <w:lastRenderedPageBreak/>
         <w:t>MQ7- Carbon Monoxide sensor</w:t>
       </w:r>
     </w:p>
@@ -11270,6 +11129,7 @@
                 <w:szCs w:val="24"/>
                 <w:lang w:val="en-US"/>
               </w:rPr>
+              <w:lastRenderedPageBreak/>
               <w:t>Output data coding</w:t>
             </w:r>
           </w:p>
@@ -11650,109 +11510,6 @@
     </w:tbl>
     <w:p>
       <w:pPr>
-        <w:pStyle w:val="ListParagraph"/>
-        <w:jc w:val="both"/>
-        <w:rPr>
-          <w:b/>
-          <w:bCs/>
-          <w:sz w:val="24"/>
-          <w:szCs w:val="24"/>
-          <w:lang w:val="en-US"/>
-        </w:rPr>
-      </w:pPr>
-    </w:p>
-    <w:p>
-      <w:pPr>
-        <w:pStyle w:val="ListParagraph"/>
-        <w:jc w:val="both"/>
-        <w:rPr>
-          <w:b/>
-          <w:bCs/>
-          <w:sz w:val="24"/>
-          <w:szCs w:val="24"/>
-          <w:lang w:val="en-US"/>
-        </w:rPr>
-      </w:pPr>
-    </w:p>
-    <w:p>
-      <w:pPr>
-        <w:pStyle w:val="ListParagraph"/>
-        <w:jc w:val="both"/>
-        <w:rPr>
-          <w:b/>
-          <w:bCs/>
-          <w:sz w:val="24"/>
-          <w:szCs w:val="24"/>
-          <w:lang w:val="en-US"/>
-        </w:rPr>
-      </w:pPr>
-    </w:p>
-    <w:p>
-      <w:pPr>
-        <w:pStyle w:val="ListParagraph"/>
-        <w:jc w:val="both"/>
-        <w:rPr>
-          <w:b/>
-          <w:bCs/>
-          <w:sz w:val="24"/>
-          <w:szCs w:val="24"/>
-          <w:lang w:val="en-US"/>
-        </w:rPr>
-      </w:pPr>
-    </w:p>
-    <w:p>
-      <w:pPr>
-        <w:pStyle w:val="ListParagraph"/>
-        <w:jc w:val="both"/>
-        <w:rPr>
-          <w:b/>
-          <w:bCs/>
-          <w:sz w:val="24"/>
-          <w:szCs w:val="24"/>
-          <w:lang w:val="en-US"/>
-        </w:rPr>
-      </w:pPr>
-    </w:p>
-    <w:p>
-      <w:pPr>
-        <w:pStyle w:val="ListParagraph"/>
-        <w:jc w:val="both"/>
-        <w:rPr>
-          <w:b/>
-          <w:bCs/>
-          <w:sz w:val="24"/>
-          <w:szCs w:val="24"/>
-          <w:lang w:val="en-US"/>
-        </w:rPr>
-      </w:pPr>
-    </w:p>
-    <w:p>
-      <w:pPr>
-        <w:pStyle w:val="ListParagraph"/>
-        <w:jc w:val="both"/>
-        <w:rPr>
-          <w:b/>
-          <w:bCs/>
-          <w:sz w:val="24"/>
-          <w:szCs w:val="24"/>
-          <w:lang w:val="en-US"/>
-        </w:rPr>
-      </w:pPr>
-    </w:p>
-    <w:p>
-      <w:pPr>
-        <w:jc w:val="both"/>
-        <w:rPr>
-          <w:b/>
-          <w:bCs/>
-          <w:sz w:val="24"/>
-          <w:szCs w:val="24"/>
-          <w:lang w:val="en-US"/>
-        </w:rPr>
-      </w:pPr>
-    </w:p>
-    <w:p>
-      <w:pPr>
         <w:jc w:val="both"/>
         <w:rPr>
           <w:b/>
@@ -12008,7 +11765,7 @@
     <w:p>
       <w:pPr>
         <w:pStyle w:val="ListParagraph"/>
-        <w:ind w:left="1500"/>
+        <w:ind w:left="-851" w:right="662" w:hanging="426"/>
         <w:jc w:val="both"/>
         <w:rPr>
           <w:sz w:val="24"/>
@@ -12033,15 +11790,17 @@
         <w:rPr>
           <w:b/>
           <w:bCs/>
-          <w:sz w:val="24"/>
-          <w:szCs w:val="24"/>
-          <w:lang w:val="en-US"/>
-        </w:rPr>
+          <w:noProof/>
+          <w:sz w:val="24"/>
+          <w:szCs w:val="24"/>
+          <w:lang w:val="en-US"/>
+        </w:rPr>
+        <w:lastRenderedPageBreak/>
         <w:drawing>
-          <wp:inline distT="0" distB="0" distL="0" distR="0" wp14:anchorId="5AD32411" wp14:editId="41C86443">
-            <wp:extent cx="5731510" cy="1906270"/>
+          <wp:inline distT="0" distB="0" distL="0" distR="0" wp14:anchorId="15C1411A" wp14:editId="15A22A5F">
+            <wp:extent cx="5731510" cy="3472180"/>
             <wp:effectExtent l="0" t="0" r="2540" b="0"/>
-            <wp:docPr id="1379265371" name="Picture 1"/>
+            <wp:docPr id="874071092" name="Picture 1"/>
             <wp:cNvGraphicFramePr>
               <a:graphicFrameLocks xmlns:a="http://schemas.openxmlformats.org/drawingml/2006/main" noChangeAspect="1"/>
             </wp:cNvGraphicFramePr>
@@ -12049,23 +11808,32 @@
               <a:graphicData uri="http://schemas.openxmlformats.org/drawingml/2006/picture">
                 <pic:pic xmlns:pic="http://schemas.openxmlformats.org/drawingml/2006/picture">
                   <pic:nvPicPr>
-                    <pic:cNvPr id="1379265371" name=""/>
+                    <pic:cNvPr id="874071092" name=""/>
                     <pic:cNvPicPr/>
                   </pic:nvPicPr>
-                  <pic:blipFill>
+                  <pic:blipFill rotWithShape="1">
                     <a:blip r:embed="rId24"/>
+                    <a:srcRect t="1884"/>
                     <a:stretch>
                       <a:fillRect/>
                     </a:stretch>
                   </pic:blipFill>
-                  <pic:spPr>
+                  <pic:spPr bwMode="auto">
                     <a:xfrm>
                       <a:off x="0" y="0"/>
-                      <a:ext cx="5731510" cy="1906270"/>
+                      <a:ext cx="5731510" cy="3472180"/>
                     </a:xfrm>
                     <a:prstGeom prst="rect">
                       <a:avLst/>
                     </a:prstGeom>
+                    <a:ln>
+                      <a:noFill/>
+                    </a:ln>
+                    <a:extLst>
+                      <a:ext uri="{53640926-AAD7-44D8-BBD7-CCE9431645EC}">
+                        <a14:shadowObscured xmlns:a14="http://schemas.microsoft.com/office/drawing/2010/main"/>
+                      </a:ext>
+                    </a:extLst>
                   </pic:spPr>
                 </pic:pic>
               </a:graphicData>
@@ -12076,7 +11844,6 @@
     </w:p>
     <w:p>
       <w:pPr>
-        <w:pStyle w:val="ListParagraph"/>
         <w:jc w:val="both"/>
         <w:rPr>
           <w:b/>
@@ -12099,127 +11866,11 @@
           <w:lang w:val="en-US"/>
         </w:rPr>
       </w:pPr>
-    </w:p>
-    <w:p>
-      <w:pPr>
-        <w:pStyle w:val="ListParagraph"/>
-        <w:jc w:val="both"/>
+      <w:r>
         <w:rPr>
           <w:b/>
           <w:bCs/>
-          <w:sz w:val="24"/>
-          <w:szCs w:val="24"/>
-          <w:lang w:val="en-US"/>
-        </w:rPr>
-      </w:pPr>
-    </w:p>
-    <w:p>
-      <w:pPr>
-        <w:pStyle w:val="ListParagraph"/>
-        <w:jc w:val="both"/>
-        <w:rPr>
-          <w:b/>
-          <w:bCs/>
-          <w:sz w:val="24"/>
-          <w:szCs w:val="24"/>
-          <w:lang w:val="en-US"/>
-        </w:rPr>
-      </w:pPr>
-    </w:p>
-    <w:p>
-      <w:pPr>
-        <w:pStyle w:val="ListParagraph"/>
-        <w:jc w:val="both"/>
-        <w:rPr>
-          <w:b/>
-          <w:bCs/>
-          <w:sz w:val="24"/>
-          <w:szCs w:val="24"/>
-          <w:lang w:val="en-US"/>
-        </w:rPr>
-      </w:pPr>
-    </w:p>
-    <w:p>
-      <w:pPr>
-        <w:pStyle w:val="ListParagraph"/>
-        <w:jc w:val="both"/>
-        <w:rPr>
-          <w:b/>
-          <w:bCs/>
-          <w:sz w:val="24"/>
-          <w:szCs w:val="24"/>
-          <w:lang w:val="en-US"/>
-        </w:rPr>
-      </w:pPr>
-    </w:p>
-    <w:p>
-      <w:pPr>
-        <w:pStyle w:val="ListParagraph"/>
-        <w:jc w:val="both"/>
-        <w:rPr>
-          <w:b/>
-          <w:bCs/>
-          <w:sz w:val="24"/>
-          <w:szCs w:val="24"/>
-          <w:lang w:val="en-US"/>
-        </w:rPr>
-      </w:pPr>
-    </w:p>
-    <w:p>
-      <w:pPr>
-        <w:pStyle w:val="ListParagraph"/>
-        <w:jc w:val="both"/>
-        <w:rPr>
-          <w:b/>
-          <w:bCs/>
-          <w:sz w:val="24"/>
-          <w:szCs w:val="24"/>
-          <w:lang w:val="en-US"/>
-        </w:rPr>
-      </w:pPr>
-    </w:p>
-    <w:p>
-      <w:pPr>
-        <w:pStyle w:val="ListParagraph"/>
-        <w:jc w:val="both"/>
-        <w:rPr>
-          <w:b/>
-          <w:bCs/>
-          <w:sz w:val="24"/>
-          <w:szCs w:val="24"/>
-          <w:lang w:val="en-US"/>
-        </w:rPr>
-      </w:pPr>
-    </w:p>
-    <w:p>
-      <w:pPr>
-        <w:pStyle w:val="ListParagraph"/>
-        <w:jc w:val="both"/>
-        <w:rPr>
-          <w:b/>
-          <w:bCs/>
-          <w:sz w:val="24"/>
-          <w:szCs w:val="24"/>
-          <w:lang w:val="en-US"/>
-        </w:rPr>
-      </w:pPr>
-    </w:p>
-    <w:p>
-      <w:pPr>
-        <w:pStyle w:val="ListParagraph"/>
-        <w:jc w:val="both"/>
-        <w:rPr>
-          <w:b/>
-          <w:bCs/>
-          <w:sz w:val="24"/>
-          <w:szCs w:val="24"/>
-          <w:lang w:val="en-US"/>
-        </w:rPr>
-      </w:pPr>
-      <w:r>
-        <w:rPr>
-          <w:b/>
-          <w:bCs/>
+          <w:noProof/>
           <w:sz w:val="24"/>
           <w:szCs w:val="24"/>
           <w:lang w:val="en-US"/>
@@ -12261,6 +11912,185 @@
         </w:drawing>
       </w:r>
     </w:p>
+    <w:p>
+      <w:pPr>
+        <w:pStyle w:val="ListParagraph"/>
+        <w:jc w:val="both"/>
+        <w:rPr>
+          <w:b/>
+          <w:bCs/>
+          <w:sz w:val="24"/>
+          <w:szCs w:val="24"/>
+          <w:lang w:val="en-US"/>
+        </w:rPr>
+      </w:pPr>
+    </w:p>
+    <w:p>
+      <w:pPr>
+        <w:pStyle w:val="ListParagraph"/>
+        <w:numPr>
+          <w:ilvl w:val="0"/>
+          <w:numId w:val="38"/>
+        </w:numPr>
+        <w:jc w:val="both"/>
+        <w:rPr>
+          <w:sz w:val="24"/>
+          <w:szCs w:val="24"/>
+          <w:lang w:val="en-US"/>
+        </w:rPr>
+      </w:pPr>
+      <w:r>
+        <w:rPr>
+          <w:sz w:val="24"/>
+          <w:szCs w:val="24"/>
+          <w:lang w:val="en-US"/>
+        </w:rPr>
+        <w:t>Load cell was interfaced in the following manner.</w:t>
+      </w:r>
+    </w:p>
+    <w:p>
+      <w:pPr>
+        <w:jc w:val="both"/>
+        <w:rPr>
+          <w:sz w:val="24"/>
+          <w:szCs w:val="24"/>
+          <w:lang w:val="en-US"/>
+        </w:rPr>
+      </w:pPr>
+      <w:r>
+        <w:rPr>
+          <w:sz w:val="24"/>
+          <w:szCs w:val="24"/>
+          <w:lang w:val="en-US"/>
+        </w:rPr>
+        <w:lastRenderedPageBreak/>
+        <w:drawing>
+          <wp:inline distT="0" distB="0" distL="0" distR="0" wp14:anchorId="5A3BFFE7" wp14:editId="4AD520C0">
+            <wp:extent cx="4762913" cy="3619814"/>
+            <wp:effectExtent l="0" t="0" r="0" b="0"/>
+            <wp:docPr id="1040958279" name="Picture 1"/>
+            <wp:cNvGraphicFramePr>
+              <a:graphicFrameLocks xmlns:a="http://schemas.openxmlformats.org/drawingml/2006/main" noChangeAspect="1"/>
+            </wp:cNvGraphicFramePr>
+            <a:graphic xmlns:a="http://schemas.openxmlformats.org/drawingml/2006/main">
+              <a:graphicData uri="http://schemas.openxmlformats.org/drawingml/2006/picture">
+                <pic:pic xmlns:pic="http://schemas.openxmlformats.org/drawingml/2006/picture">
+                  <pic:nvPicPr>
+                    <pic:cNvPr id="1040958279" name=""/>
+                    <pic:cNvPicPr/>
+                  </pic:nvPicPr>
+                  <pic:blipFill>
+                    <a:blip r:embed="rId26"/>
+                    <a:stretch>
+                      <a:fillRect/>
+                    </a:stretch>
+                  </pic:blipFill>
+                  <pic:spPr>
+                    <a:xfrm>
+                      <a:off x="0" y="0"/>
+                      <a:ext cx="4762913" cy="3619814"/>
+                    </a:xfrm>
+                    <a:prstGeom prst="rect">
+                      <a:avLst/>
+                    </a:prstGeom>
+                  </pic:spPr>
+                </pic:pic>
+              </a:graphicData>
+            </a:graphic>
+          </wp:inline>
+        </w:drawing>
+      </w:r>
+    </w:p>
+    <w:p>
+      <w:pPr>
+        <w:pStyle w:val="ListParagraph"/>
+        <w:numPr>
+          <w:ilvl w:val="0"/>
+          <w:numId w:val="38"/>
+        </w:numPr>
+        <w:ind w:left="-142" w:hanging="283"/>
+        <w:jc w:val="both"/>
+        <w:rPr>
+          <w:sz w:val="24"/>
+          <w:szCs w:val="24"/>
+          <w:lang w:val="en-US"/>
+        </w:rPr>
+      </w:pPr>
+      <w:r>
+        <w:rPr>
+          <w:sz w:val="24"/>
+          <w:szCs w:val="24"/>
+          <w:lang w:val="en-US"/>
+        </w:rPr>
+        <w:t xml:space="preserve">The </w:t>
+      </w:r>
+      <w:r>
+        <w:rPr>
+          <w:sz w:val="24"/>
+          <w:szCs w:val="24"/>
+          <w:lang w:val="en-US"/>
+        </w:rPr>
+        <w:t>white wire of two adjacent load cells is tied together. Likewise, the black wire of adjacent load cells is tied together. Again, the red wire of diagonally opposite load cells is connected as E+, E-, A+ and A-. The positive and negative ends of the supply are connected with E+ and E- respectively.</w:t>
+      </w:r>
+    </w:p>
+    <w:p>
+      <w:pPr>
+        <w:pStyle w:val="ListParagraph"/>
+        <w:numPr>
+          <w:ilvl w:val="0"/>
+          <w:numId w:val="38"/>
+        </w:numPr>
+        <w:ind w:left="-142" w:hanging="283"/>
+        <w:jc w:val="both"/>
+        <w:rPr>
+          <w:sz w:val="24"/>
+          <w:szCs w:val="24"/>
+          <w:lang w:val="en-US"/>
+        </w:rPr>
+      </w:pPr>
+      <w:r>
+        <w:rPr>
+          <w:sz w:val="24"/>
+          <w:szCs w:val="24"/>
+          <w:lang w:val="en-US"/>
+        </w:rPr>
+        <w:t>DT,</w:t>
+      </w:r>
+      <w:r>
+        <w:rPr>
+          <w:sz w:val="24"/>
+          <w:szCs w:val="24"/>
+          <w:lang w:val="en-US"/>
+        </w:rPr>
+        <w:t xml:space="preserve"> </w:t>
+      </w:r>
+      <w:r>
+        <w:rPr>
+          <w:sz w:val="24"/>
+          <w:szCs w:val="24"/>
+          <w:lang w:val="en-US"/>
+        </w:rPr>
+        <w:t xml:space="preserve">SCK are connected to PB0 and PB1 followed +5V </w:t>
+      </w:r>
+      <w:proofErr w:type="spellStart"/>
+      <w:r>
+        <w:rPr>
+          <w:sz w:val="24"/>
+          <w:szCs w:val="24"/>
+          <w:lang w:val="en-US"/>
+        </w:rPr>
+        <w:t>Vcc</w:t>
+      </w:r>
+      <w:proofErr w:type="spellEnd"/>
+      <w:r>
+        <w:rPr>
+          <w:sz w:val="24"/>
+          <w:szCs w:val="24"/>
+          <w:lang w:val="en-US"/>
+        </w:rPr>
+        <w:t xml:space="preserve"> and GND.</w:t>
+      </w:r>
+    </w:p>
     <w:sectPr>
       <w:pgSz w:w="11906" w:h="16838"/>
       <w:pgMar w:top="1440" w:right="1440" w:bottom="1440" w:left="1440" w:header="708" w:footer="708" w:gutter="0"/>
@@ -16662,6 +16492,119 @@
     </w:lvl>
   </w:abstractNum>
   <w:abstractNum w:abstractNumId="34" w15:restartNumberingAfterBreak="0">
+    <w:nsid w:val="7BD6162F"/>
+    <w:multiLevelType w:val="hybridMultilevel"/>
+    <w:tmpl w:val="854C5B0E"/>
+    <w:lvl w:ilvl="0" w:tplc="40090001">
+      <w:start w:val="1"/>
+      <w:numFmt w:val="bullet"/>
+      <w:lvlText w:val=""/>
+      <w:lvlJc w:val="left"/>
+      <w:pPr>
+        <w:ind w:left="1440" w:hanging="360"/>
+      </w:pPr>
+      <w:rPr>
+        <w:rFonts w:ascii="Symbol" w:hAnsi="Symbol" w:hint="default"/>
+      </w:rPr>
+    </w:lvl>
+    <w:lvl w:ilvl="1" w:tplc="40090003" w:tentative="1">
+      <w:start w:val="1"/>
+      <w:numFmt w:val="bullet"/>
+      <w:lvlText w:val="o"/>
+      <w:lvlJc w:val="left"/>
+      <w:pPr>
+        <w:ind w:left="2160" w:hanging="360"/>
+      </w:pPr>
+      <w:rPr>
+        <w:rFonts w:ascii="Courier New" w:hAnsi="Courier New" w:cs="Courier New" w:hint="default"/>
+      </w:rPr>
+    </w:lvl>
+    <w:lvl w:ilvl="2" w:tplc="40090005" w:tentative="1">
+      <w:start w:val="1"/>
+      <w:numFmt w:val="bullet"/>
+      <w:lvlText w:val=""/>
+      <w:lvlJc w:val="left"/>
+      <w:pPr>
+        <w:ind w:left="2880" w:hanging="360"/>
+      </w:pPr>
+      <w:rPr>
+        <w:rFonts w:ascii="Wingdings" w:hAnsi="Wingdings" w:hint="default"/>
+      </w:rPr>
+    </w:lvl>
+    <w:lvl w:ilvl="3" w:tplc="40090001" w:tentative="1">
+      <w:start w:val="1"/>
+      <w:numFmt w:val="bullet"/>
+      <w:lvlText w:val=""/>
+      <w:lvlJc w:val="left"/>
+      <w:pPr>
+        <w:ind w:left="3600" w:hanging="360"/>
+      </w:pPr>
+      <w:rPr>
+        <w:rFonts w:ascii="Symbol" w:hAnsi="Symbol" w:hint="default"/>
+      </w:rPr>
+    </w:lvl>
+    <w:lvl w:ilvl="4" w:tplc="40090003" w:tentative="1">
+      <w:start w:val="1"/>
+      <w:numFmt w:val="bullet"/>
+      <w:lvlText w:val="o"/>
+      <w:lvlJc w:val="left"/>
+      <w:pPr>
+        <w:ind w:left="4320" w:hanging="360"/>
+      </w:pPr>
+      <w:rPr>
+        <w:rFonts w:ascii="Courier New" w:hAnsi="Courier New" w:cs="Courier New" w:hint="default"/>
+      </w:rPr>
+    </w:lvl>
+    <w:lvl w:ilvl="5" w:tplc="40090005" w:tentative="1">
+      <w:start w:val="1"/>
+      <w:numFmt w:val="bullet"/>
+      <w:lvlText w:val=""/>
+      <w:lvlJc w:val="left"/>
+      <w:pPr>
+        <w:ind w:left="5040" w:hanging="360"/>
+      </w:pPr>
+      <w:rPr>
+        <w:rFonts w:ascii="Wingdings" w:hAnsi="Wingdings" w:hint="default"/>
+      </w:rPr>
+    </w:lvl>
+    <w:lvl w:ilvl="6" w:tplc="40090001" w:tentative="1">
+      <w:start w:val="1"/>
+      <w:numFmt w:val="bullet"/>
+      <w:lvlText w:val=""/>
+      <w:lvlJc w:val="left"/>
+      <w:pPr>
+        <w:ind w:left="5760" w:hanging="360"/>
+      </w:pPr>
+      <w:rPr>
+        <w:rFonts w:ascii="Symbol" w:hAnsi="Symbol" w:hint="default"/>
+      </w:rPr>
+    </w:lvl>
+    <w:lvl w:ilvl="7" w:tplc="40090003" w:tentative="1">
+      <w:start w:val="1"/>
+      <w:numFmt w:val="bullet"/>
+      <w:lvlText w:val="o"/>
+      <w:lvlJc w:val="left"/>
+      <w:pPr>
+        <w:ind w:left="6480" w:hanging="360"/>
+      </w:pPr>
+      <w:rPr>
+        <w:rFonts w:ascii="Courier New" w:hAnsi="Courier New" w:cs="Courier New" w:hint="default"/>
+      </w:rPr>
+    </w:lvl>
+    <w:lvl w:ilvl="8" w:tplc="40090005" w:tentative="1">
+      <w:start w:val="1"/>
+      <w:numFmt w:val="bullet"/>
+      <w:lvlText w:val=""/>
+      <w:lvlJc w:val="left"/>
+      <w:pPr>
+        <w:ind w:left="7200" w:hanging="360"/>
+      </w:pPr>
+      <w:rPr>
+        <w:rFonts w:ascii="Wingdings" w:hAnsi="Wingdings" w:hint="default"/>
+      </w:rPr>
+    </w:lvl>
+  </w:abstractNum>
+  <w:abstractNum w:abstractNumId="35" w15:restartNumberingAfterBreak="0">
     <w:nsid w:val="7EBD6CE2"/>
     <w:multiLevelType w:val="hybridMultilevel"/>
     <w:tmpl w:val="EE1A1C06"/>
@@ -16774,7 +16717,7 @@
       </w:rPr>
     </w:lvl>
   </w:abstractNum>
-  <w:abstractNum w:abstractNumId="35" w15:restartNumberingAfterBreak="0">
+  <w:abstractNum w:abstractNumId="36" w15:restartNumberingAfterBreak="0">
     <w:nsid w:val="7F3555A1"/>
     <w:multiLevelType w:val="hybridMultilevel"/>
     <w:tmpl w:val="ABEE4F4C"/>
@@ -16914,7 +16857,7 @@
       </w:rPr>
     </w:lvl>
   </w:abstractNum>
-  <w:abstractNum w:abstractNumId="36" w15:restartNumberingAfterBreak="0">
+  <w:abstractNum w:abstractNumId="37" w15:restartNumberingAfterBreak="0">
     <w:nsid w:val="7FA946F7"/>
     <w:multiLevelType w:val="hybridMultilevel"/>
     <w:tmpl w:val="5B0C56C4"/>
@@ -17088,7 +17031,7 @@
     <w:abstractNumId w:val="7"/>
   </w:num>
   <w:num w:numId="12" w16cid:durableId="1858158302">
-    <w:abstractNumId w:val="36"/>
+    <w:abstractNumId w:val="37"/>
   </w:num>
   <w:num w:numId="13" w16cid:durableId="1601644658">
     <w:abstractNumId w:val="22"/>
@@ -17097,7 +17040,7 @@
     <w:abstractNumId w:val="25"/>
   </w:num>
   <w:num w:numId="15" w16cid:durableId="1925803085">
-    <w:abstractNumId w:val="35"/>
+    <w:abstractNumId w:val="36"/>
   </w:num>
   <w:num w:numId="16" w16cid:durableId="807935079">
     <w:abstractNumId w:val="21"/>
@@ -17115,7 +17058,7 @@
     <w:abstractNumId w:val="17"/>
   </w:num>
   <w:num w:numId="21" w16cid:durableId="834228262">
-    <w:abstractNumId w:val="34"/>
+    <w:abstractNumId w:val="35"/>
   </w:num>
   <w:num w:numId="22" w16cid:durableId="1137603474">
     <w:abstractNumId w:val="13"/>
@@ -17164,6 +17107,9 @@
   </w:num>
   <w:num w:numId="37" w16cid:durableId="752626901">
     <w:abstractNumId w:val="8"/>
+  </w:num>
+  <w:num w:numId="38" w16cid:durableId="1828324101">
+    <w:abstractNumId w:val="34"/>
   </w:num>
 </w:numbering>
 </file>

--- a/Documents/Safe Flame_V1.docx
+++ b/Documents/Safe Flame_V1.docx
@@ -2,8 +2,307 @@
 <file path=word/document.xml><?xml version="1.0" encoding="utf-8"?>
 <w:document xmlns:wpc="http://schemas.microsoft.com/office/word/2010/wordprocessingCanvas" xmlns:cx="http://schemas.microsoft.com/office/drawing/2014/chartex" xmlns:cx1="http://schemas.microsoft.com/office/drawing/2015/9/8/chartex" xmlns:cx2="http://schemas.microsoft.com/office/drawing/2015/10/21/chartex" xmlns:cx3="http://schemas.microsoft.com/office/drawing/2016/5/9/chartex" xmlns:cx4="http://schemas.microsoft.com/office/drawing/2016/5/10/chartex" xmlns:cx5="http://schemas.microsoft.com/office/drawing/2016/5/11/chartex" xmlns:cx6="http://schemas.microsoft.com/office/drawing/2016/5/12/chartex" xmlns:cx7="http://schemas.microsoft.com/office/drawing/2016/5/13/chartex" xmlns:cx8="http://schemas.microsoft.com/office/drawing/2016/5/14/chartex" xmlns:mc="http://schemas.openxmlformats.org/markup-compatibility/2006" xmlns:aink="http://schemas.microsoft.com/office/drawing/2016/ink" xmlns:am3d="http://schemas.microsoft.com/office/drawing/2017/model3d" xmlns:o="urn:schemas-microsoft-com:office:office" xmlns:oel="http://schemas.microsoft.com/office/2019/extlst" xmlns:r="http://schemas.openxmlformats.org/officeDocument/2006/relationships" xmlns:m="http://schemas.openxmlformats.org/officeDocument/2006/math" xmlns:v="urn:schemas-microsoft-com:vml" xmlns:wp14="http://schemas.microsoft.com/office/word/2010/wordprocessingDrawing" xmlns:wp="http://schemas.openxmlformats.org/drawingml/2006/wordprocessingDrawing" xmlns:w10="urn:schemas-microsoft-com:office:word" xmlns:w="http://schemas.openxmlformats.org/wordprocessingml/2006/main" xmlns:w14="http://schemas.microsoft.com/office/word/2010/wordml" xmlns:w15="http://schemas.microsoft.com/office/word/2012/wordml" xmlns:w16cex="http://schemas.microsoft.com/office/word/2018/wordml/cex" xmlns:w16cid="http://schemas.microsoft.com/office/word/2016/wordml/cid" xmlns:w16="http://schemas.microsoft.com/office/word/2018/wordml" xmlns:w16du="http://schemas.microsoft.com/office/word/2023/wordml/word16du" xmlns:w16sdtdh="http://schemas.microsoft.com/office/word/2020/wordml/sdtdatahash" xmlns:w16sdtfl="http://schemas.microsoft.com/office/word/2024/wordml/sdtformatlock" xmlns:w16se="http://schemas.microsoft.com/office/word/2015/wordml/symex" xmlns:wpg="http://schemas.microsoft.com/office/word/2010/wordprocessingGroup" xmlns:wpi="http://schemas.microsoft.com/office/word/2010/wordprocessingInk" xmlns:wne="http://schemas.microsoft.com/office/word/2006/wordml" xmlns:wps="http://schemas.microsoft.com/office/word/2010/wordprocessingShape" mc:Ignorable="w14 w15 w16se w16cid w16 w16cex w16sdtdh w16sdtfl w16du wp14">
   <w:body>
-    <w:p>
-      <w:pPr>
+    <w:sdt>
+      <w:sdtPr>
+        <w:id w:val="-1493255945"/>
+        <w:docPartObj>
+          <w:docPartGallery w:val="Cover Pages"/>
+          <w:docPartUnique/>
+        </w:docPartObj>
+      </w:sdtPr>
+      <w:sdtEndPr>
+        <w:rPr>
+          <w:rFonts w:ascii="Times New Roman" w:hAnsi="Times New Roman" w:cs="Times New Roman"/>
+          <w:b/>
+          <w:bCs/>
+          <w:sz w:val="24"/>
+          <w:szCs w:val="24"/>
+          <w:lang w:val="en-US"/>
+        </w:rPr>
+      </w:sdtEndPr>
+      <w:sdtContent>
+        <w:p/>
+        <w:tbl>
+          <w:tblPr>
+            <w:tblpPr w:leftFromText="187" w:rightFromText="187" w:horzAnchor="margin" w:tblpXSpec="center" w:tblpY="2881"/>
+            <w:tblW w:w="4000" w:type="pct"/>
+            <w:tblBorders>
+              <w:left w:val="single" w:sz="12" w:space="0" w:color="4472C4" w:themeColor="accent1"/>
+            </w:tblBorders>
+            <w:tblCellMar>
+              <w:left w:w="144" w:type="dxa"/>
+              <w:right w:w="115" w:type="dxa"/>
+            </w:tblCellMar>
+            <w:tblLook w:val="04A0" w:firstRow="1" w:lastRow="0" w:firstColumn="1" w:lastColumn="0" w:noHBand="0" w:noVBand="1"/>
+          </w:tblPr>
+          <w:tblGrid>
+            <w:gridCol w:w="7209"/>
+          </w:tblGrid>
+          <w:tr>
+            <w:tc>
+              <w:tcPr>
+                <w:tcW w:w="7672" w:type="dxa"/>
+                <w:tcMar>
+                  <w:top w:w="216" w:type="dxa"/>
+                  <w:left w:w="115" w:type="dxa"/>
+                  <w:bottom w:w="216" w:type="dxa"/>
+                  <w:right w:w="115" w:type="dxa"/>
+                </w:tcMar>
+              </w:tcPr>
+              <w:p>
+                <w:pPr>
+                  <w:pStyle w:val="NoSpacing"/>
+                  <w:rPr>
+                    <w:color w:val="2F5496" w:themeColor="accent1" w:themeShade="BF"/>
+                    <w:sz w:val="24"/>
+                  </w:rPr>
+                </w:pPr>
+              </w:p>
+            </w:tc>
+          </w:tr>
+          <w:tr>
+            <w:tc>
+              <w:tcPr>
+                <w:tcW w:w="7672" w:type="dxa"/>
+              </w:tcPr>
+              <w:sdt>
+                <w:sdtPr>
+                  <w:rPr>
+                    <w:rFonts w:asciiTheme="majorHAnsi" w:eastAsiaTheme="majorEastAsia" w:hAnsiTheme="majorHAnsi" w:cstheme="majorBidi"/>
+                    <w:color w:val="4472C4" w:themeColor="accent1"/>
+                    <w:sz w:val="88"/>
+                    <w:szCs w:val="88"/>
+                  </w:rPr>
+                  <w:alias w:val="Title"/>
+                  <w:id w:val="13406919"/>
+                  <w:placeholder>
+                    <w:docPart w:val="C5A330D67FD648D68D4E1CD325E9C94C"/>
+                  </w:placeholder>
+                  <w:dataBinding w:prefixMappings="xmlns:ns0='http://schemas.openxmlformats.org/package/2006/metadata/core-properties' xmlns:ns1='http://purl.org/dc/elements/1.1/'" w:xpath="/ns0:coreProperties[1]/ns1:title[1]" w:storeItemID="{6C3C8BC8-F283-45AE-878A-BAB7291924A1}"/>
+                  <w:text/>
+                </w:sdtPr>
+                <w:sdtContent>
+                  <w:p>
+                    <w:pPr>
+                      <w:pStyle w:val="NoSpacing"/>
+                      <w:spacing w:line="216" w:lineRule="auto"/>
+                      <w:rPr>
+                        <w:rFonts w:asciiTheme="majorHAnsi" w:eastAsiaTheme="majorEastAsia" w:hAnsiTheme="majorHAnsi" w:cstheme="majorBidi"/>
+                        <w:color w:val="4472C4" w:themeColor="accent1"/>
+                        <w:sz w:val="88"/>
+                        <w:szCs w:val="88"/>
+                      </w:rPr>
+                    </w:pPr>
+                    <w:r>
+                      <w:rPr>
+                        <w:rFonts w:asciiTheme="majorHAnsi" w:eastAsiaTheme="majorEastAsia" w:hAnsiTheme="majorHAnsi" w:cstheme="majorBidi"/>
+                        <w:color w:val="4472C4" w:themeColor="accent1"/>
+                        <w:sz w:val="88"/>
+                        <w:szCs w:val="88"/>
+                      </w:rPr>
+                      <w:t>Safe Flame</w:t>
+                    </w:r>
+                  </w:p>
+                </w:sdtContent>
+              </w:sdt>
+            </w:tc>
+          </w:tr>
+          <w:tr>
+            <w:sdt>
+              <w:sdtPr>
+                <w:rPr>
+                  <w:color w:val="2F5496" w:themeColor="accent1" w:themeShade="BF"/>
+                  <w:sz w:val="24"/>
+                  <w:szCs w:val="24"/>
+                </w:rPr>
+                <w:alias w:val="Subtitle"/>
+                <w:id w:val="13406923"/>
+                <w:placeholder>
+                  <w:docPart w:val="863080313E1A432BAFF7234BEF85B946"/>
+                </w:placeholder>
+                <w:dataBinding w:prefixMappings="xmlns:ns0='http://schemas.openxmlformats.org/package/2006/metadata/core-properties' xmlns:ns1='http://purl.org/dc/elements/1.1/'" w:xpath="/ns0:coreProperties[1]/ns1:subject[1]" w:storeItemID="{6C3C8BC8-F283-45AE-878A-BAB7291924A1}"/>
+                <w:text/>
+              </w:sdtPr>
+              <w:sdtContent>
+                <w:tc>
+                  <w:tcPr>
+                    <w:tcW w:w="7672" w:type="dxa"/>
+                    <w:tcMar>
+                      <w:top w:w="216" w:type="dxa"/>
+                      <w:left w:w="115" w:type="dxa"/>
+                      <w:bottom w:w="216" w:type="dxa"/>
+                      <w:right w:w="115" w:type="dxa"/>
+                    </w:tcMar>
+                  </w:tcPr>
+                  <w:p>
+                    <w:pPr>
+                      <w:pStyle w:val="NoSpacing"/>
+                      <w:rPr>
+                        <w:color w:val="2F5496" w:themeColor="accent1" w:themeShade="BF"/>
+                        <w:sz w:val="24"/>
+                      </w:rPr>
+                    </w:pPr>
+                    <w:r>
+                      <w:rPr>
+                        <w:color w:val="2F5496" w:themeColor="accent1" w:themeShade="BF"/>
+                        <w:sz w:val="24"/>
+                        <w:szCs w:val="24"/>
+                      </w:rPr>
+                      <w:t>Behavior Aware LPG Safety and Consumption Prediction System</w:t>
+                    </w:r>
+                  </w:p>
+                </w:tc>
+              </w:sdtContent>
+            </w:sdt>
+          </w:tr>
+        </w:tbl>
+        <w:tbl>
+          <w:tblPr>
+            <w:tblpPr w:leftFromText="187" w:rightFromText="187" w:horzAnchor="margin" w:tblpXSpec="center" w:tblpYSpec="bottom"/>
+            <w:tblW w:w="3857" w:type="pct"/>
+            <w:tblLook w:val="04A0" w:firstRow="1" w:lastRow="0" w:firstColumn="1" w:lastColumn="0" w:noHBand="0" w:noVBand="1"/>
+          </w:tblPr>
+          <w:tblGrid>
+            <w:gridCol w:w="6963"/>
+          </w:tblGrid>
+          <w:tr>
+            <w:tc>
+              <w:tcPr>
+                <w:tcW w:w="7221" w:type="dxa"/>
+                <w:tcMar>
+                  <w:top w:w="216" w:type="dxa"/>
+                  <w:left w:w="115" w:type="dxa"/>
+                  <w:bottom w:w="216" w:type="dxa"/>
+                  <w:right w:w="115" w:type="dxa"/>
+                </w:tcMar>
+              </w:tcPr>
+              <w:sdt>
+                <w:sdtPr>
+                  <w:rPr>
+                    <w:color w:val="4472C4" w:themeColor="accent1"/>
+                    <w:sz w:val="28"/>
+                    <w:szCs w:val="28"/>
+                  </w:rPr>
+                  <w:alias w:val="Author"/>
+                  <w:id w:val="13406928"/>
+                  <w:placeholder>
+                    <w:docPart w:val="3FB190A53CC343EDB6249FF4A464419B"/>
+                  </w:placeholder>
+                  <w:dataBinding w:prefixMappings="xmlns:ns0='http://schemas.openxmlformats.org/package/2006/metadata/core-properties' xmlns:ns1='http://purl.org/dc/elements/1.1/'" w:xpath="/ns0:coreProperties[1]/ns1:creator[1]" w:storeItemID="{6C3C8BC8-F283-45AE-878A-BAB7291924A1}"/>
+                  <w:text/>
+                </w:sdtPr>
+                <w:sdtContent>
+                  <w:p>
+                    <w:pPr>
+                      <w:pStyle w:val="NoSpacing"/>
+                      <w:rPr>
+                        <w:color w:val="4472C4" w:themeColor="accent1"/>
+                        <w:sz w:val="28"/>
+                        <w:szCs w:val="28"/>
+                      </w:rPr>
+                    </w:pPr>
+                    <w:r>
+                      <w:rPr>
+                        <w:color w:val="4472C4" w:themeColor="accent1"/>
+                        <w:sz w:val="28"/>
+                        <w:szCs w:val="28"/>
+                      </w:rPr>
+                      <w:t xml:space="preserve">RITHIKA RAMESH K </w:t>
+                    </w:r>
+                    <w:proofErr w:type="spellStart"/>
+                    <w:r>
+                      <w:rPr>
+                        <w:color w:val="4472C4" w:themeColor="accent1"/>
+                        <w:sz w:val="28"/>
+                        <w:szCs w:val="28"/>
+                      </w:rPr>
+                      <w:t>K</w:t>
+                    </w:r>
+                    <w:proofErr w:type="spellEnd"/>
+                  </w:p>
+                </w:sdtContent>
+              </w:sdt>
+              <w:sdt>
+                <w:sdtPr>
+                  <w:rPr>
+                    <w:color w:val="4472C4" w:themeColor="accent1"/>
+                    <w:sz w:val="28"/>
+                    <w:szCs w:val="28"/>
+                  </w:rPr>
+                  <w:alias w:val="Date"/>
+                  <w:tag w:val="Date"/>
+                  <w:id w:val="13406932"/>
+                  <w:placeholder>
+                    <w:docPart w:val="A387F1A7EF1A4E488CEEABDB3DD6921C"/>
+                  </w:placeholder>
+                  <w:dataBinding w:prefixMappings="xmlns:ns0='http://schemas.microsoft.com/office/2006/coverPageProps'" w:xpath="/ns0:CoverPageProperties[1]/ns0:PublishDate[1]" w:storeItemID="{55AF091B-3C7A-41E3-B477-F2FDAA23CFDA}"/>
+                  <w:date w:fullDate="2026-07-16T00:00:00Z">
+                    <w:dateFormat w:val="M-d-yyyy"/>
+                    <w:lid w:val="en-US"/>
+                    <w:storeMappedDataAs w:val="dateTime"/>
+                    <w:calendar w:val="gregorian"/>
+                  </w:date>
+                </w:sdtPr>
+                <w:sdtContent>
+                  <w:p>
+                    <w:pPr>
+                      <w:pStyle w:val="NoSpacing"/>
+                      <w:rPr>
+                        <w:color w:val="4472C4" w:themeColor="accent1"/>
+                        <w:sz w:val="28"/>
+                        <w:szCs w:val="28"/>
+                      </w:rPr>
+                    </w:pPr>
+                    <w:r>
+                      <w:rPr>
+                        <w:color w:val="4472C4" w:themeColor="accent1"/>
+                        <w:sz w:val="28"/>
+                        <w:szCs w:val="28"/>
+                      </w:rPr>
+                      <w:t>7-16-2026</w:t>
+                    </w:r>
+                  </w:p>
+                </w:sdtContent>
+              </w:sdt>
+              <w:p>
+                <w:pPr>
+                  <w:pStyle w:val="NoSpacing"/>
+                  <w:rPr>
+                    <w:color w:val="4472C4" w:themeColor="accent1"/>
+                  </w:rPr>
+                </w:pPr>
+              </w:p>
+            </w:tc>
+          </w:tr>
+        </w:tbl>
+        <w:p>
+          <w:pPr>
+            <w:rPr>
+              <w:rFonts w:ascii="Times New Roman" w:hAnsi="Times New Roman" w:cs="Times New Roman"/>
+              <w:b/>
+              <w:bCs/>
+              <w:sz w:val="24"/>
+              <w:szCs w:val="24"/>
+              <w:lang w:val="en-US"/>
+            </w:rPr>
+          </w:pPr>
+          <w:r>
+            <w:rPr>
+              <w:rFonts w:ascii="Times New Roman" w:hAnsi="Times New Roman" w:cs="Times New Roman"/>
+              <w:b/>
+              <w:bCs/>
+              <w:sz w:val="24"/>
+              <w:szCs w:val="24"/>
+              <w:lang w:val="en-US"/>
+            </w:rPr>
+            <w:br w:type="page"/>
+          </w:r>
+        </w:p>
+      </w:sdtContent>
+    </w:sdt>
+    <w:p>
+      <w:pPr>
+        <w:spacing w:line="360" w:lineRule="auto"/>
         <w:rPr>
           <w:rFonts w:ascii="Times New Roman" w:hAnsi="Times New Roman" w:cs="Times New Roman"/>
           <w:b/>
@@ -22,71 +321,51 @@
           <w:szCs w:val="28"/>
           <w:lang w:val="en-US"/>
         </w:rPr>
-        <w:t>Safe Flame: Behavior Aware LPG Safety and Consumption Prediction System</w:t>
-      </w:r>
-    </w:p>
-    <w:p>
-      <w:pPr>
+        <w:lastRenderedPageBreak/>
+        <w:t>Introduction</w:t>
+      </w:r>
+    </w:p>
+    <w:p>
+      <w:pPr>
+        <w:spacing w:line="360" w:lineRule="auto"/>
+        <w:jc w:val="both"/>
+        <w:rPr>
+          <w:rFonts w:ascii="Times New Roman" w:hAnsi="Times New Roman" w:cs="Times New Roman"/>
+          <w:sz w:val="24"/>
+          <w:szCs w:val="24"/>
+          <w:lang w:val="en-US"/>
+        </w:rPr>
+      </w:pPr>
+      <w:r>
+        <w:rPr>
+          <w:rFonts w:ascii="Times New Roman" w:hAnsi="Times New Roman" w:cs="Times New Roman"/>
+          <w:sz w:val="24"/>
+          <w:szCs w:val="24"/>
+          <w:lang w:val="en-US"/>
+        </w:rPr>
+        <w:t>Some similar work exists upon literature review in 2025 and 2026.These systems are mostly implemented using IoT and AI. Several LPG monitoring and safety systems have been developed in recent years focusing primarily on gas leakage detection and alert mechanism. They typically use gas sensors interfaced with microcontroller, to detect the presence of LPG in the surrounding environment.</w:t>
+      </w:r>
+    </w:p>
+    <w:p>
+      <w:pPr>
+        <w:spacing w:line="360" w:lineRule="auto"/>
+        <w:jc w:val="both"/>
+        <w:rPr>
+          <w:rFonts w:ascii="Times New Roman" w:hAnsi="Times New Roman" w:cs="Times New Roman"/>
+          <w:b/>
+          <w:bCs/>
+          <w:sz w:val="24"/>
+          <w:szCs w:val="24"/>
+          <w:lang w:val="en-US"/>
+        </w:rPr>
+      </w:pPr>
+      <w:r>
         <w:rPr>
           <w:rFonts w:ascii="Times New Roman" w:hAnsi="Times New Roman" w:cs="Times New Roman"/>
           <w:b/>
           <w:bCs/>
           <w:sz w:val="28"/>
           <w:szCs w:val="28"/>
-          <w:lang w:val="en-US"/>
-        </w:rPr>
-      </w:pPr>
-      <w:r>
-        <w:rPr>
-          <w:rFonts w:ascii="Times New Roman" w:hAnsi="Times New Roman" w:cs="Times New Roman"/>
-          <w:b/>
-          <w:bCs/>
-          <w:sz w:val="28"/>
-          <w:szCs w:val="28"/>
-          <w:lang w:val="en-US"/>
-        </w:rPr>
-        <w:t>Introduction</w:t>
-      </w:r>
-    </w:p>
-    <w:p>
-      <w:pPr>
-        <w:jc w:val="both"/>
-        <w:rPr>
-          <w:rFonts w:ascii="Times New Roman" w:hAnsi="Times New Roman" w:cs="Times New Roman"/>
-          <w:sz w:val="24"/>
-          <w:szCs w:val="24"/>
-          <w:lang w:val="en-US"/>
-        </w:rPr>
-      </w:pPr>
-      <w:r>
-        <w:rPr>
-          <w:rFonts w:ascii="Times New Roman" w:hAnsi="Times New Roman" w:cs="Times New Roman"/>
-          <w:sz w:val="24"/>
-          <w:szCs w:val="24"/>
-          <w:lang w:val="en-US"/>
-        </w:rPr>
-        <w:t>Some similar work exists upon literature review in 2025 and 2026.These systems are mostly implemented using IoT and AI. Several LPG monitoring and safety systems have been developed in recent years focusing primarily on gas leakage detection and alert mechanism. They typically use gas sensors interfaced with microcontroller, to detect the presence of LPG in the surrounding environment.</w:t>
-      </w:r>
-    </w:p>
-    <w:p>
-      <w:pPr>
-        <w:jc w:val="both"/>
-        <w:rPr>
-          <w:rFonts w:ascii="Times New Roman" w:hAnsi="Times New Roman" w:cs="Times New Roman"/>
-          <w:b/>
-          <w:bCs/>
-          <w:sz w:val="24"/>
-          <w:szCs w:val="24"/>
-          <w:lang w:val="en-US"/>
-        </w:rPr>
-      </w:pPr>
-      <w:r>
-        <w:rPr>
-          <w:rFonts w:ascii="Times New Roman" w:hAnsi="Times New Roman" w:cs="Times New Roman"/>
-          <w:b/>
-          <w:bCs/>
-          <w:sz w:val="24"/>
-          <w:szCs w:val="24"/>
           <w:lang w:val="en-US"/>
         </w:rPr>
         <w:t>Common Features of Existing Systems</w:t>
@@ -99,6 +378,7 @@
           <w:ilvl w:val="0"/>
           <w:numId w:val="1"/>
         </w:numPr>
+        <w:spacing w:line="360" w:lineRule="auto"/>
         <w:jc w:val="both"/>
         <w:rPr>
           <w:rFonts w:ascii="Times New Roman" w:hAnsi="Times New Roman" w:cs="Times New Roman"/>
@@ -124,6 +404,7 @@
           <w:ilvl w:val="0"/>
           <w:numId w:val="1"/>
         </w:numPr>
+        <w:spacing w:line="360" w:lineRule="auto"/>
         <w:jc w:val="both"/>
         <w:rPr>
           <w:rFonts w:ascii="Times New Roman" w:hAnsi="Times New Roman" w:cs="Times New Roman"/>
@@ -149,6 +430,7 @@
           <w:ilvl w:val="0"/>
           <w:numId w:val="1"/>
         </w:numPr>
+        <w:spacing w:line="360" w:lineRule="auto"/>
         <w:jc w:val="both"/>
         <w:rPr>
           <w:rFonts w:ascii="Times New Roman" w:hAnsi="Times New Roman" w:cs="Times New Roman"/>
@@ -174,6 +456,7 @@
           <w:ilvl w:val="0"/>
           <w:numId w:val="1"/>
         </w:numPr>
+        <w:spacing w:line="360" w:lineRule="auto"/>
         <w:jc w:val="both"/>
         <w:rPr>
           <w:rFonts w:ascii="Times New Roman" w:hAnsi="Times New Roman" w:cs="Times New Roman"/>
@@ -199,6 +482,7 @@
           <w:ilvl w:val="0"/>
           <w:numId w:val="1"/>
         </w:numPr>
+        <w:spacing w:line="360" w:lineRule="auto"/>
         <w:jc w:val="both"/>
         <w:rPr>
           <w:rFonts w:ascii="Times New Roman" w:hAnsi="Times New Roman" w:cs="Times New Roman"/>
@@ -219,6 +503,7 @@
     </w:p>
     <w:p>
       <w:pPr>
+        <w:spacing w:line="360" w:lineRule="auto"/>
         <w:jc w:val="both"/>
         <w:rPr>
           <w:rFonts w:ascii="Times New Roman" w:hAnsi="Times New Roman" w:cs="Times New Roman"/>
@@ -239,13 +524,14 @@
     </w:p>
     <w:p>
       <w:pPr>
+        <w:spacing w:line="360" w:lineRule="auto"/>
         <w:jc w:val="both"/>
         <w:rPr>
           <w:rFonts w:ascii="Times New Roman" w:hAnsi="Times New Roman" w:cs="Times New Roman"/>
           <w:b/>
           <w:bCs/>
-          <w:sz w:val="24"/>
-          <w:szCs w:val="24"/>
+          <w:sz w:val="28"/>
+          <w:szCs w:val="28"/>
           <w:lang w:val="en-US"/>
         </w:rPr>
       </w:pPr>
@@ -254,8 +540,8 @@
           <w:rFonts w:ascii="Times New Roman" w:hAnsi="Times New Roman" w:cs="Times New Roman"/>
           <w:b/>
           <w:bCs/>
-          <w:sz w:val="24"/>
-          <w:szCs w:val="24"/>
+          <w:sz w:val="28"/>
+          <w:szCs w:val="28"/>
           <w:lang w:val="en-US"/>
         </w:rPr>
         <w:t>Limitations of Existing System</w:t>
@@ -267,6 +553,7 @@
           <w:ilvl w:val="0"/>
           <w:numId w:val="2"/>
         </w:numPr>
+        <w:spacing w:line="360" w:lineRule="auto"/>
         <w:jc w:val="both"/>
         <w:rPr>
           <w:rFonts w:ascii="Times New Roman" w:hAnsi="Times New Roman" w:cs="Times New Roman"/>
@@ -290,6 +577,7 @@
           <w:ilvl w:val="0"/>
           <w:numId w:val="2"/>
         </w:numPr>
+        <w:spacing w:line="360" w:lineRule="auto"/>
         <w:jc w:val="both"/>
         <w:rPr>
           <w:rFonts w:ascii="Times New Roman" w:hAnsi="Times New Roman" w:cs="Times New Roman"/>
@@ -349,6 +637,7 @@
           <w:ilvl w:val="0"/>
           <w:numId w:val="2"/>
         </w:numPr>
+        <w:spacing w:line="360" w:lineRule="auto"/>
         <w:jc w:val="both"/>
         <w:rPr>
           <w:rFonts w:ascii="Times New Roman" w:hAnsi="Times New Roman" w:cs="Times New Roman"/>
@@ -390,6 +679,7 @@
           <w:ilvl w:val="0"/>
           <w:numId w:val="3"/>
         </w:numPr>
+        <w:spacing w:line="360" w:lineRule="auto"/>
         <w:jc w:val="both"/>
         <w:rPr>
           <w:rFonts w:ascii="Times New Roman" w:hAnsi="Times New Roman" w:cs="Times New Roman"/>
@@ -413,6 +703,7 @@
           <w:ilvl w:val="0"/>
           <w:numId w:val="3"/>
         </w:numPr>
+        <w:spacing w:line="360" w:lineRule="auto"/>
         <w:jc w:val="both"/>
         <w:rPr>
           <w:rFonts w:ascii="Times New Roman" w:hAnsi="Times New Roman" w:cs="Times New Roman"/>
@@ -436,6 +727,7 @@
           <w:ilvl w:val="0"/>
           <w:numId w:val="4"/>
         </w:numPr>
+        <w:spacing w:line="360" w:lineRule="auto"/>
         <w:jc w:val="both"/>
         <w:rPr>
           <w:rFonts w:ascii="Times New Roman" w:hAnsi="Times New Roman" w:cs="Times New Roman"/>
@@ -459,6 +751,7 @@
           <w:ilvl w:val="0"/>
           <w:numId w:val="4"/>
         </w:numPr>
+        <w:spacing w:line="360" w:lineRule="auto"/>
         <w:jc w:val="both"/>
         <w:rPr>
           <w:rFonts w:ascii="Times New Roman" w:hAnsi="Times New Roman" w:cs="Times New Roman"/>
@@ -482,6 +775,7 @@
           <w:ilvl w:val="0"/>
           <w:numId w:val="4"/>
         </w:numPr>
+        <w:spacing w:line="360" w:lineRule="auto"/>
         <w:jc w:val="both"/>
         <w:rPr>
           <w:rFonts w:ascii="Times New Roman" w:hAnsi="Times New Roman" w:cs="Times New Roman"/>
@@ -501,26 +795,58 @@
     </w:p>
     <w:p>
       <w:pPr>
+        <w:spacing w:line="360" w:lineRule="auto"/>
         <w:ind w:left="360"/>
         <w:jc w:val="both"/>
         <w:rPr>
           <w:rFonts w:ascii="Times New Roman" w:hAnsi="Times New Roman" w:cs="Times New Roman"/>
           <w:b/>
           <w:bCs/>
-          <w:sz w:val="24"/>
-          <w:szCs w:val="24"/>
-          <w:lang w:val="en-US"/>
-        </w:rPr>
-      </w:pPr>
-      <w:r>
+          <w:sz w:val="28"/>
+          <w:szCs w:val="28"/>
+          <w:lang w:val="en-US"/>
+        </w:rPr>
+      </w:pPr>
+    </w:p>
+    <w:p>
+      <w:pPr>
+        <w:spacing w:line="360" w:lineRule="auto"/>
+        <w:ind w:left="360"/>
+        <w:jc w:val="both"/>
         <w:rPr>
           <w:rFonts w:ascii="Times New Roman" w:hAnsi="Times New Roman" w:cs="Times New Roman"/>
           <w:b/>
           <w:bCs/>
-          <w:sz w:val="24"/>
-          <w:szCs w:val="24"/>
-          <w:lang w:val="en-US"/>
-        </w:rPr>
+          <w:sz w:val="28"/>
+          <w:szCs w:val="28"/>
+          <w:lang w:val="en-US"/>
+        </w:rPr>
+      </w:pPr>
+    </w:p>
+    <w:p>
+      <w:pPr>
+        <w:spacing w:line="360" w:lineRule="auto"/>
+        <w:ind w:left="360"/>
+        <w:jc w:val="both"/>
+        <w:rPr>
+          <w:rFonts w:ascii="Times New Roman" w:hAnsi="Times New Roman" w:cs="Times New Roman"/>
+          <w:b/>
+          <w:bCs/>
+          <w:sz w:val="28"/>
+          <w:szCs w:val="28"/>
+          <w:lang w:val="en-US"/>
+        </w:rPr>
+      </w:pPr>
+      <w:r>
+        <w:rPr>
+          <w:rFonts w:ascii="Times New Roman" w:hAnsi="Times New Roman" w:cs="Times New Roman"/>
+          <w:b/>
+          <w:bCs/>
+          <w:sz w:val="28"/>
+          <w:szCs w:val="28"/>
+          <w:lang w:val="en-US"/>
+        </w:rPr>
+        <w:lastRenderedPageBreak/>
         <w:t>Key Enhancement of Proposed System</w:t>
       </w:r>
     </w:p>
@@ -530,6 +856,7 @@
           <w:ilvl w:val="0"/>
           <w:numId w:val="5"/>
         </w:numPr>
+        <w:spacing w:line="360" w:lineRule="auto"/>
         <w:jc w:val="both"/>
         <w:rPr>
           <w:rFonts w:ascii="Times New Roman" w:hAnsi="Times New Roman" w:cs="Times New Roman"/>
@@ -564,6 +891,7 @@
           <w:ilvl w:val="0"/>
           <w:numId w:val="5"/>
         </w:numPr>
+        <w:spacing w:line="360" w:lineRule="auto"/>
         <w:jc w:val="both"/>
         <w:rPr>
           <w:rFonts w:ascii="Times New Roman" w:hAnsi="Times New Roman" w:cs="Times New Roman"/>
@@ -589,6 +917,7 @@
           <w:ilvl w:val="0"/>
           <w:numId w:val="6"/>
         </w:numPr>
+        <w:spacing w:line="360" w:lineRule="auto"/>
         <w:jc w:val="both"/>
         <w:rPr>
           <w:rFonts w:ascii="Times New Roman" w:hAnsi="Times New Roman" w:cs="Times New Roman"/>
@@ -612,6 +941,7 @@
           <w:ilvl w:val="0"/>
           <w:numId w:val="6"/>
         </w:numPr>
+        <w:spacing w:line="360" w:lineRule="auto"/>
         <w:jc w:val="both"/>
         <w:rPr>
           <w:rFonts w:ascii="Times New Roman" w:hAnsi="Times New Roman" w:cs="Times New Roman"/>
@@ -635,6 +965,7 @@
           <w:ilvl w:val="0"/>
           <w:numId w:val="6"/>
         </w:numPr>
+        <w:spacing w:line="360" w:lineRule="auto"/>
         <w:jc w:val="both"/>
         <w:rPr>
           <w:rFonts w:ascii="Times New Roman" w:hAnsi="Times New Roman" w:cs="Times New Roman"/>
@@ -658,6 +989,7 @@
           <w:ilvl w:val="0"/>
           <w:numId w:val="7"/>
         </w:numPr>
+        <w:spacing w:line="360" w:lineRule="auto"/>
         <w:jc w:val="both"/>
         <w:rPr>
           <w:rFonts w:ascii="Times New Roman" w:hAnsi="Times New Roman" w:cs="Times New Roman"/>
@@ -674,7 +1006,6 @@
           <w:szCs w:val="24"/>
           <w:lang w:val="en-US"/>
         </w:rPr>
-        <w:lastRenderedPageBreak/>
         <w:t>Predictive gas consumption</w:t>
       </w:r>
       <w:r>
@@ -693,6 +1024,7 @@
           <w:ilvl w:val="0"/>
           <w:numId w:val="8"/>
         </w:numPr>
+        <w:spacing w:line="360" w:lineRule="auto"/>
         <w:jc w:val="both"/>
         <w:rPr>
           <w:rFonts w:ascii="Times New Roman" w:hAnsi="Times New Roman" w:cs="Times New Roman"/>
@@ -716,6 +1048,7 @@
           <w:ilvl w:val="0"/>
           <w:numId w:val="8"/>
         </w:numPr>
+        <w:spacing w:line="360" w:lineRule="auto"/>
         <w:jc w:val="both"/>
         <w:rPr>
           <w:rFonts w:ascii="Times New Roman" w:hAnsi="Times New Roman" w:cs="Times New Roman"/>
@@ -739,6 +1072,7 @@
           <w:ilvl w:val="0"/>
           <w:numId w:val="9"/>
         </w:numPr>
+        <w:spacing w:line="360" w:lineRule="auto"/>
         <w:jc w:val="both"/>
         <w:rPr>
           <w:rFonts w:ascii="Times New Roman" w:hAnsi="Times New Roman" w:cs="Times New Roman"/>
@@ -773,6 +1107,7 @@
           <w:ilvl w:val="0"/>
           <w:numId w:val="10"/>
         </w:numPr>
+        <w:spacing w:line="360" w:lineRule="auto"/>
         <w:jc w:val="both"/>
         <w:rPr>
           <w:rFonts w:ascii="Times New Roman" w:hAnsi="Times New Roman" w:cs="Times New Roman"/>
@@ -796,6 +1131,7 @@
           <w:ilvl w:val="0"/>
           <w:numId w:val="10"/>
         </w:numPr>
+        <w:spacing w:line="360" w:lineRule="auto"/>
         <w:jc w:val="both"/>
         <w:rPr>
           <w:rFonts w:ascii="Times New Roman" w:hAnsi="Times New Roman" w:cs="Times New Roman"/>
@@ -819,6 +1155,7 @@
           <w:ilvl w:val="0"/>
           <w:numId w:val="10"/>
         </w:numPr>
+        <w:spacing w:line="360" w:lineRule="auto"/>
         <w:jc w:val="both"/>
         <w:rPr>
           <w:rFonts w:ascii="Times New Roman" w:hAnsi="Times New Roman" w:cs="Times New Roman"/>
@@ -842,6 +1179,7 @@
           <w:ilvl w:val="0"/>
           <w:numId w:val="11"/>
         </w:numPr>
+        <w:spacing w:line="360" w:lineRule="auto"/>
         <w:jc w:val="both"/>
         <w:rPr>
           <w:rFonts w:ascii="Times New Roman" w:hAnsi="Times New Roman" w:cs="Times New Roman"/>
@@ -876,6 +1214,7 @@
           <w:ilvl w:val="0"/>
           <w:numId w:val="12"/>
         </w:numPr>
+        <w:spacing w:line="360" w:lineRule="auto"/>
         <w:jc w:val="both"/>
         <w:rPr>
           <w:rFonts w:ascii="Times New Roman" w:hAnsi="Times New Roman" w:cs="Times New Roman"/>
@@ -899,6 +1238,7 @@
           <w:ilvl w:val="0"/>
           <w:numId w:val="12"/>
         </w:numPr>
+        <w:spacing w:line="360" w:lineRule="auto"/>
         <w:jc w:val="both"/>
         <w:rPr>
           <w:rFonts w:ascii="Times New Roman" w:hAnsi="Times New Roman" w:cs="Times New Roman"/>
@@ -918,6 +1258,7 @@
     </w:p>
     <w:p>
       <w:pPr>
+        <w:spacing w:line="360" w:lineRule="auto"/>
         <w:ind w:left="360"/>
         <w:jc w:val="both"/>
         <w:rPr>
@@ -938,6 +1279,7 @@
     </w:p>
     <w:p>
       <w:pPr>
+        <w:spacing w:line="360" w:lineRule="auto"/>
         <w:ind w:left="360"/>
         <w:jc w:val="both"/>
         <w:rPr>
@@ -949,6 +1291,7 @@
     </w:p>
     <w:p>
       <w:pPr>
+        <w:spacing w:line="360" w:lineRule="auto"/>
         <w:jc w:val="both"/>
         <w:rPr>
           <w:rFonts w:ascii="Times New Roman" w:hAnsi="Times New Roman" w:cs="Times New Roman"/>
@@ -964,8 +1307,8 @@
           <w:rFonts w:ascii="Times New Roman" w:hAnsi="Times New Roman" w:cs="Times New Roman"/>
           <w:b/>
           <w:bCs/>
-          <w:sz w:val="24"/>
-          <w:szCs w:val="24"/>
+          <w:sz w:val="28"/>
+          <w:szCs w:val="28"/>
           <w:lang w:val="en-US"/>
         </w:rPr>
         <w:t>Algorithm</w:t>
@@ -977,6 +1320,7 @@
           <w:ilvl w:val="0"/>
           <w:numId w:val="13"/>
         </w:numPr>
+        <w:spacing w:line="360" w:lineRule="auto"/>
         <w:jc w:val="both"/>
         <w:rPr>
           <w:rFonts w:ascii="Times New Roman" w:hAnsi="Times New Roman" w:cs="Times New Roman"/>
@@ -1007,6 +1351,7 @@
     </w:p>
     <w:p>
       <w:pPr>
+        <w:spacing w:line="360" w:lineRule="auto"/>
         <w:jc w:val="both"/>
         <w:rPr>
           <w:rFonts w:ascii="Times New Roman" w:hAnsi="Times New Roman" w:cs="Times New Roman"/>
@@ -1030,6 +1375,7 @@
           <w:ilvl w:val="0"/>
           <w:numId w:val="14"/>
         </w:numPr>
+        <w:spacing w:line="360" w:lineRule="auto"/>
         <w:jc w:val="both"/>
         <w:rPr>
           <w:rFonts w:ascii="Times New Roman" w:hAnsi="Times New Roman" w:cs="Times New Roman"/>
@@ -1060,6 +1406,7 @@
     </w:p>
     <w:p>
       <w:pPr>
+        <w:spacing w:line="360" w:lineRule="auto"/>
         <w:jc w:val="both"/>
         <w:rPr>
           <w:rFonts w:ascii="Times New Roman" w:hAnsi="Times New Roman" w:cs="Times New Roman"/>
@@ -1101,6 +1448,7 @@
           <w:ilvl w:val="0"/>
           <w:numId w:val="15"/>
         </w:numPr>
+        <w:spacing w:line="360" w:lineRule="auto"/>
         <w:jc w:val="both"/>
         <w:rPr>
           <w:rFonts w:ascii="Times New Roman" w:hAnsi="Times New Roman" w:cs="Times New Roman"/>
@@ -1117,11 +1465,13 @@
           <w:szCs w:val="24"/>
           <w:lang w:val="en-US"/>
         </w:rPr>
+        <w:lastRenderedPageBreak/>
         <w:t>Classification</w:t>
       </w:r>
     </w:p>
     <w:p>
       <w:pPr>
+        <w:spacing w:line="360" w:lineRule="auto"/>
         <w:jc w:val="both"/>
         <w:rPr>
           <w:rFonts w:ascii="Times New Roman" w:hAnsi="Times New Roman" w:cs="Times New Roman"/>
@@ -1141,6 +1491,7 @@
     </w:p>
     <w:p>
       <w:pPr>
+        <w:spacing w:line="360" w:lineRule="auto"/>
         <w:jc w:val="both"/>
         <w:rPr>
           <w:rFonts w:ascii="Times New Roman" w:hAnsi="Times New Roman" w:cs="Times New Roman"/>
@@ -1160,6 +1511,7 @@
     </w:p>
     <w:p>
       <w:pPr>
+        <w:spacing w:line="360" w:lineRule="auto"/>
         <w:jc w:val="both"/>
         <w:rPr>
           <w:rFonts w:ascii="Times New Roman" w:hAnsi="Times New Roman" w:cs="Times New Roman"/>
@@ -1184,6 +1536,7 @@
           <w:ilvl w:val="0"/>
           <w:numId w:val="16"/>
         </w:numPr>
+        <w:spacing w:line="360" w:lineRule="auto"/>
         <w:jc w:val="both"/>
         <w:rPr>
           <w:rFonts w:ascii="Times New Roman" w:hAnsi="Times New Roman" w:cs="Times New Roman"/>
@@ -1207,6 +1560,7 @@
     </w:p>
     <w:p>
       <w:pPr>
+        <w:spacing w:line="360" w:lineRule="auto"/>
         <w:jc w:val="both"/>
         <w:rPr>
           <w:rFonts w:ascii="Times New Roman" w:hAnsi="Times New Roman" w:cs="Times New Roman"/>
@@ -1230,6 +1584,7 @@
           <w:ilvl w:val="0"/>
           <w:numId w:val="17"/>
         </w:numPr>
+        <w:spacing w:line="360" w:lineRule="auto"/>
         <w:jc w:val="both"/>
         <w:rPr>
           <w:rFonts w:ascii="Times New Roman" w:hAnsi="Times New Roman" w:cs="Times New Roman"/>
@@ -1253,6 +1608,7 @@
     </w:p>
     <w:p>
       <w:pPr>
+        <w:spacing w:line="360" w:lineRule="auto"/>
         <w:jc w:val="both"/>
         <w:rPr>
           <w:rFonts w:ascii="Times New Roman" w:hAnsi="Times New Roman" w:cs="Times New Roman"/>
@@ -1272,16 +1628,18 @@
     </w:p>
     <w:p>
       <w:pPr>
-        <w:jc w:val="both"/>
-        <w:rPr>
-          <w:rFonts w:ascii="Times New Roman" w:hAnsi="Times New Roman" w:cs="Times New Roman"/>
-          <w:sz w:val="24"/>
-          <w:szCs w:val="24"/>
-        </w:rPr>
-      </w:pPr>
-    </w:p>
-    <w:p>
-      <w:pPr>
+        <w:spacing w:line="360" w:lineRule="auto"/>
+        <w:jc w:val="both"/>
+        <w:rPr>
+          <w:rFonts w:ascii="Times New Roman" w:hAnsi="Times New Roman" w:cs="Times New Roman"/>
+          <w:sz w:val="24"/>
+          <w:szCs w:val="24"/>
+        </w:rPr>
+      </w:pPr>
+    </w:p>
+    <w:p>
+      <w:pPr>
+        <w:spacing w:line="360" w:lineRule="auto"/>
         <w:jc w:val="both"/>
         <w:rPr>
           <w:rFonts w:ascii="Times New Roman" w:hAnsi="Times New Roman" w:cs="Times New Roman"/>
@@ -1311,11 +1669,12 @@
     </w:p>
     <w:p>
       <w:pPr>
-        <w:jc w:val="both"/>
-        <w:rPr>
-          <w:rFonts w:ascii="Times New Roman" w:hAnsi="Times New Roman" w:cs="Times New Roman"/>
-          <w:sz w:val="24"/>
-          <w:szCs w:val="24"/>
+        <w:spacing w:line="360" w:lineRule="auto"/>
+        <w:jc w:val="both"/>
+        <w:rPr>
+          <w:rFonts w:ascii="Times New Roman" w:hAnsi="Times New Roman" w:cs="Times New Roman"/>
+          <w:sz w:val="28"/>
+          <w:szCs w:val="28"/>
           <w:lang w:val="en-US"/>
         </w:rPr>
       </w:pPr>
@@ -1324,8 +1683,8 @@
           <w:rFonts w:ascii="Times New Roman" w:hAnsi="Times New Roman" w:cs="Times New Roman"/>
           <w:b/>
           <w:bCs/>
-          <w:sz w:val="24"/>
-          <w:szCs w:val="24"/>
+          <w:sz w:val="28"/>
+          <w:szCs w:val="28"/>
           <w:lang w:val="en-US"/>
         </w:rPr>
         <w:t>System Level Block Diagram</w:t>
@@ -1333,6 +1692,7 @@
     </w:p>
     <w:p>
       <w:pPr>
+        <w:spacing w:line="360" w:lineRule="auto"/>
         <w:jc w:val="both"/>
         <w:rPr>
           <w:rFonts w:ascii="Times New Roman" w:hAnsi="Times New Roman" w:cs="Times New Roman"/>
@@ -1353,11 +1713,10 @@
           <w:szCs w:val="24"/>
           <w:lang w:val="en-US"/>
         </w:rPr>
-        <w:lastRenderedPageBreak/>
         <w:drawing>
-          <wp:inline distT="0" distB="0" distL="0" distR="0" wp14:anchorId="41A774CB" wp14:editId="763B286D">
-            <wp:extent cx="5481879" cy="3984171"/>
-            <wp:effectExtent l="0" t="0" r="5080" b="0"/>
+          <wp:inline distT="0" distB="0" distL="0" distR="0" wp14:anchorId="41A774CB" wp14:editId="763550A9">
+            <wp:extent cx="5130800" cy="3729011"/>
+            <wp:effectExtent l="0" t="0" r="0" b="5080"/>
             <wp:docPr id="1254533600" name="Picture 1"/>
             <wp:cNvGraphicFramePr>
               <a:graphicFrameLocks xmlns:a="http://schemas.openxmlformats.org/drawingml/2006/main" noChangeAspect="1"/>
@@ -1370,7 +1729,7 @@
                     <pic:cNvPicPr/>
                   </pic:nvPicPr>
                   <pic:blipFill>
-                    <a:blip r:embed="rId5"/>
+                    <a:blip r:embed="rId7"/>
                     <a:stretch>
                       <a:fillRect/>
                     </a:stretch>
@@ -1378,7 +1737,7 @@
                   <pic:spPr>
                     <a:xfrm>
                       <a:off x="0" y="0"/>
-                      <a:ext cx="5487531" cy="3988279"/>
+                      <a:ext cx="5140988" cy="3736416"/>
                     </a:xfrm>
                     <a:prstGeom prst="rect">
                       <a:avLst/>
@@ -1393,6 +1752,7 @@
     </w:p>
     <w:p>
       <w:pPr>
+        <w:spacing w:line="360" w:lineRule="auto"/>
         <w:jc w:val="both"/>
         <w:rPr>
           <w:rFonts w:ascii="Times New Roman" w:hAnsi="Times New Roman" w:cs="Times New Roman"/>
@@ -1406,19 +1766,7 @@
     </w:p>
     <w:p>
       <w:pPr>
-        <w:jc w:val="both"/>
-        <w:rPr>
-          <w:rFonts w:ascii="Times New Roman" w:hAnsi="Times New Roman" w:cs="Times New Roman"/>
-          <w:b/>
-          <w:bCs/>
-          <w:sz w:val="24"/>
-          <w:szCs w:val="24"/>
-          <w:lang w:val="en-US"/>
-        </w:rPr>
-      </w:pPr>
-    </w:p>
-    <w:p>
-      <w:pPr>
+        <w:spacing w:line="360" w:lineRule="auto"/>
         <w:jc w:val="both"/>
         <w:rPr>
           <w:rFonts w:ascii="Times New Roman" w:hAnsi="Times New Roman" w:cs="Times New Roman"/>
@@ -1455,7 +1803,7 @@
                     <pic:cNvPicPr/>
                   </pic:nvPicPr>
                   <pic:blipFill>
-                    <a:blip r:embed="rId6" cstate="print">
+                    <a:blip r:embed="rId8" cstate="print">
                       <a:extLst>
                         <a:ext uri="{28A0092B-C50C-407E-A947-70E740481C1C}">
                           <a14:useLocalDpi xmlns:a14="http://schemas.microsoft.com/office/drawing/2010/main" val="0"/>
@@ -1484,7 +1832,8 @@
     </w:p>
     <w:p>
       <w:pPr>
-        <w:jc w:val="both"/>
+        <w:spacing w:line="360" w:lineRule="auto"/>
+        <w:jc w:val="center"/>
         <w:rPr>
           <w:rFonts w:ascii="Times New Roman" w:hAnsi="Times New Roman" w:cs="Times New Roman"/>
           <w:b/>
@@ -1506,9 +1855,9 @@
         </w:rPr>
         <w:lastRenderedPageBreak/>
         <w:drawing>
-          <wp:inline distT="0" distB="0" distL="0" distR="0" wp14:anchorId="3A4F86F5" wp14:editId="3CB9505D">
-            <wp:extent cx="5419453" cy="8129179"/>
-            <wp:effectExtent l="0" t="0" r="0" b="5715"/>
+          <wp:inline distT="0" distB="0" distL="0" distR="0" wp14:anchorId="3A4F86F5" wp14:editId="706DC527">
+            <wp:extent cx="4940300" cy="7188200"/>
+            <wp:effectExtent l="0" t="0" r="0" b="0"/>
             <wp:docPr id="1348354832" name="Picture 2"/>
             <wp:cNvGraphicFramePr>
               <a:graphicFrameLocks xmlns:a="http://schemas.openxmlformats.org/drawingml/2006/main" noChangeAspect="1"/>
@@ -1521,7 +1870,7 @@
                     <pic:cNvPicPr/>
                   </pic:nvPicPr>
                   <pic:blipFill>
-                    <a:blip r:embed="rId7">
+                    <a:blip r:embed="rId9">
                       <a:extLst>
                         <a:ext uri="{28A0092B-C50C-407E-A947-70E740481C1C}">
                           <a14:useLocalDpi xmlns:a14="http://schemas.microsoft.com/office/drawing/2010/main" val="0"/>
@@ -1535,7 +1884,7 @@
                   <pic:spPr>
                     <a:xfrm>
                       <a:off x="0" y="0"/>
-                      <a:ext cx="5423410" cy="8135115"/>
+                      <a:ext cx="4944239" cy="7193932"/>
                     </a:xfrm>
                     <a:prstGeom prst="rect">
                       <a:avLst/>
@@ -1550,6 +1899,7 @@
     </w:p>
     <w:p>
       <w:pPr>
+        <w:spacing w:line="360" w:lineRule="auto"/>
         <w:jc w:val="both"/>
         <w:rPr>
           <w:rFonts w:ascii="Times New Roman" w:hAnsi="Times New Roman" w:cs="Times New Roman"/>
@@ -1563,6 +1913,7 @@
     </w:p>
     <w:p>
       <w:pPr>
+        <w:spacing w:line="360" w:lineRule="auto"/>
         <w:jc w:val="both"/>
         <w:rPr>
           <w:rFonts w:ascii="Times New Roman" w:hAnsi="Times New Roman" w:cs="Times New Roman"/>
@@ -1576,6 +1927,7 @@
     </w:p>
     <w:p>
       <w:pPr>
+        <w:spacing w:line="360" w:lineRule="auto"/>
         <w:jc w:val="both"/>
         <w:rPr>
           <w:rFonts w:ascii="Times New Roman" w:hAnsi="Times New Roman" w:cs="Times New Roman"/>
@@ -1586,13 +1938,41 @@
           <w:lang w:val="en-US"/>
         </w:rPr>
       </w:pPr>
-      <w:r>
+    </w:p>
+    <w:p>
+      <w:pPr>
+        <w:spacing w:line="360" w:lineRule="auto"/>
+        <w:jc w:val="both"/>
         <w:rPr>
           <w:rFonts w:ascii="Times New Roman" w:hAnsi="Times New Roman" w:cs="Times New Roman"/>
           <w:b/>
           <w:bCs/>
           <w:sz w:val="24"/>
           <w:szCs w:val="24"/>
+          <w:lang w:val="en-US"/>
+        </w:rPr>
+      </w:pPr>
+    </w:p>
+    <w:p>
+      <w:pPr>
+        <w:spacing w:line="360" w:lineRule="auto"/>
+        <w:jc w:val="both"/>
+        <w:rPr>
+          <w:rFonts w:ascii="Times New Roman" w:hAnsi="Times New Roman" w:cs="Times New Roman"/>
+          <w:b/>
+          <w:bCs/>
+          <w:sz w:val="28"/>
+          <w:szCs w:val="28"/>
+          <w:lang w:val="en-US"/>
+        </w:rPr>
+      </w:pPr>
+      <w:r>
+        <w:rPr>
+          <w:rFonts w:ascii="Times New Roman" w:hAnsi="Times New Roman" w:cs="Times New Roman"/>
+          <w:b/>
+          <w:bCs/>
+          <w:sz w:val="28"/>
+          <w:szCs w:val="28"/>
           <w:lang w:val="en-US"/>
         </w:rPr>
         <w:lastRenderedPageBreak/>
@@ -1606,6 +1986,7 @@
           <w:ilvl w:val="0"/>
           <w:numId w:val="19"/>
         </w:numPr>
+        <w:spacing w:line="360" w:lineRule="auto"/>
         <w:jc w:val="both"/>
         <w:rPr>
           <w:rFonts w:ascii="Times New Roman" w:hAnsi="Times New Roman" w:cs="Times New Roman"/>
@@ -1623,7 +2004,25 @@
           <w:szCs w:val="24"/>
           <w:lang w:val="en-US"/>
         </w:rPr>
-        <w:t>50 kg load cell with HX711 amplifier</w:t>
+        <w:t xml:space="preserve">50 kg load cell </w:t>
+      </w:r>
+      <w:r>
+        <w:rPr>
+          <w:rFonts w:ascii="Times New Roman" w:hAnsi="Times New Roman" w:cs="Times New Roman"/>
+          <w:sz w:val="24"/>
+          <w:szCs w:val="24"/>
+          <w:lang w:val="en-US"/>
+        </w:rPr>
+        <w:t xml:space="preserve">x 4 </w:t>
+      </w:r>
+      <w:r>
+        <w:rPr>
+          <w:rFonts w:ascii="Times New Roman" w:hAnsi="Times New Roman" w:cs="Times New Roman"/>
+          <w:sz w:val="24"/>
+          <w:szCs w:val="24"/>
+          <w:lang w:val="en-US"/>
+        </w:rPr>
+        <w:t>with HX711 amplifier</w:t>
       </w:r>
     </w:p>
     <w:p>
@@ -1633,6 +2032,7 @@
           <w:ilvl w:val="0"/>
           <w:numId w:val="19"/>
         </w:numPr>
+        <w:spacing w:line="360" w:lineRule="auto"/>
         <w:jc w:val="both"/>
         <w:rPr>
           <w:rFonts w:ascii="Times New Roman" w:hAnsi="Times New Roman" w:cs="Times New Roman"/>
@@ -1660,6 +2060,7 @@
           <w:ilvl w:val="0"/>
           <w:numId w:val="19"/>
         </w:numPr>
+        <w:spacing w:line="360" w:lineRule="auto"/>
         <w:jc w:val="both"/>
         <w:rPr>
           <w:rFonts w:ascii="Times New Roman" w:hAnsi="Times New Roman" w:cs="Times New Roman"/>
@@ -1687,6 +2088,7 @@
           <w:ilvl w:val="0"/>
           <w:numId w:val="19"/>
         </w:numPr>
+        <w:spacing w:line="360" w:lineRule="auto"/>
         <w:jc w:val="both"/>
         <w:rPr>
           <w:rFonts w:ascii="Times New Roman" w:hAnsi="Times New Roman" w:cs="Times New Roman"/>
@@ -1714,6 +2116,7 @@
           <w:ilvl w:val="0"/>
           <w:numId w:val="19"/>
         </w:numPr>
+        <w:spacing w:line="360" w:lineRule="auto"/>
         <w:jc w:val="both"/>
         <w:rPr>
           <w:rFonts w:ascii="Times New Roman" w:hAnsi="Times New Roman" w:cs="Times New Roman"/>
@@ -1736,6 +2139,63 @@
     </w:p>
     <w:p>
       <w:pPr>
+        <w:pStyle w:val="ListParagraph"/>
+        <w:numPr>
+          <w:ilvl w:val="0"/>
+          <w:numId w:val="19"/>
+        </w:numPr>
+        <w:spacing w:line="360" w:lineRule="auto"/>
+        <w:jc w:val="both"/>
+        <w:rPr>
+          <w:rFonts w:ascii="Times New Roman" w:hAnsi="Times New Roman" w:cs="Times New Roman"/>
+          <w:b/>
+          <w:bCs/>
+          <w:sz w:val="24"/>
+          <w:szCs w:val="24"/>
+          <w:lang w:val="en-US"/>
+        </w:rPr>
+      </w:pPr>
+      <w:r>
+        <w:rPr>
+          <w:rFonts w:ascii="Times New Roman" w:hAnsi="Times New Roman" w:cs="Times New Roman"/>
+          <w:sz w:val="24"/>
+          <w:szCs w:val="24"/>
+          <w:lang w:val="en-US"/>
+        </w:rPr>
+        <w:t>LCD display</w:t>
+      </w:r>
+    </w:p>
+    <w:p>
+      <w:pPr>
+        <w:pStyle w:val="ListParagraph"/>
+        <w:numPr>
+          <w:ilvl w:val="0"/>
+          <w:numId w:val="19"/>
+        </w:numPr>
+        <w:spacing w:line="360" w:lineRule="auto"/>
+        <w:jc w:val="both"/>
+        <w:rPr>
+          <w:rFonts w:ascii="Times New Roman" w:hAnsi="Times New Roman" w:cs="Times New Roman"/>
+          <w:b/>
+          <w:bCs/>
+          <w:sz w:val="24"/>
+          <w:szCs w:val="24"/>
+          <w:lang w:val="en-US"/>
+        </w:rPr>
+      </w:pPr>
+      <w:r>
+        <w:rPr>
+          <w:rFonts w:ascii="Times New Roman" w:hAnsi="Times New Roman" w:cs="Times New Roman"/>
+          <w:sz w:val="24"/>
+          <w:szCs w:val="24"/>
+          <w:lang w:val="en-US"/>
+        </w:rPr>
+        <w:t>Buzzer</w:t>
+      </w:r>
+    </w:p>
+    <w:p>
+      <w:pPr>
+        <w:spacing w:line="360" w:lineRule="auto"/>
         <w:jc w:val="both"/>
         <w:rPr>
           <w:rFonts w:ascii="Times New Roman" w:hAnsi="Times New Roman" w:cs="Times New Roman"/>
@@ -1765,6 +2225,7 @@
     </w:p>
     <w:p>
       <w:pPr>
+        <w:spacing w:line="360" w:lineRule="auto"/>
         <w:jc w:val="both"/>
         <w:rPr>
           <w:rFonts w:ascii="Times New Roman" w:hAnsi="Times New Roman" w:cs="Times New Roman"/>
@@ -1803,6 +2264,7 @@
     </w:p>
     <w:p>
       <w:pPr>
+        <w:spacing w:line="360" w:lineRule="auto"/>
         <w:jc w:val="both"/>
         <w:rPr>
           <w:rFonts w:ascii="Times New Roman" w:hAnsi="Times New Roman" w:cs="Times New Roman"/>
@@ -1841,6 +2303,7 @@
     </w:p>
     <w:p>
       <w:pPr>
+        <w:spacing w:line="360" w:lineRule="auto"/>
         <w:jc w:val="both"/>
         <w:rPr>
           <w:rFonts w:ascii="Times New Roman" w:hAnsi="Times New Roman" w:cs="Times New Roman"/>
@@ -1879,17 +2342,19 @@
     </w:p>
     <w:p>
       <w:pPr>
-        <w:jc w:val="both"/>
-        <w:rPr>
-          <w:rFonts w:ascii="Times New Roman" w:hAnsi="Times New Roman" w:cs="Times New Roman"/>
-          <w:sz w:val="24"/>
-          <w:szCs w:val="24"/>
-          <w:lang w:val="en-US"/>
-        </w:rPr>
-      </w:pPr>
-    </w:p>
-    <w:p>
-      <w:pPr>
+        <w:spacing w:line="360" w:lineRule="auto"/>
+        <w:jc w:val="both"/>
+        <w:rPr>
+          <w:rFonts w:ascii="Times New Roman" w:hAnsi="Times New Roman" w:cs="Times New Roman"/>
+          <w:sz w:val="24"/>
+          <w:szCs w:val="24"/>
+          <w:lang w:val="en-US"/>
+        </w:rPr>
+      </w:pPr>
+    </w:p>
+    <w:p>
+      <w:pPr>
+        <w:spacing w:line="360" w:lineRule="auto"/>
         <w:jc w:val="both"/>
         <w:rPr>
           <w:rFonts w:ascii="Times New Roman" w:hAnsi="Times New Roman" w:cs="Times New Roman"/>
@@ -1910,17 +2375,19 @@
     </w:p>
     <w:p>
       <w:pPr>
-        <w:jc w:val="both"/>
-        <w:rPr>
-          <w:rFonts w:ascii="Times New Roman" w:hAnsi="Times New Roman" w:cs="Times New Roman"/>
-          <w:sz w:val="24"/>
-          <w:szCs w:val="24"/>
-          <w:lang w:val="en-US"/>
-        </w:rPr>
-      </w:pPr>
-    </w:p>
-    <w:p>
-      <w:pPr>
+        <w:spacing w:line="360" w:lineRule="auto"/>
+        <w:jc w:val="both"/>
+        <w:rPr>
+          <w:rFonts w:ascii="Times New Roman" w:hAnsi="Times New Roman" w:cs="Times New Roman"/>
+          <w:sz w:val="24"/>
+          <w:szCs w:val="24"/>
+          <w:lang w:val="en-US"/>
+        </w:rPr>
+      </w:pPr>
+    </w:p>
+    <w:p>
+      <w:pPr>
+        <w:spacing w:line="360" w:lineRule="auto"/>
         <w:jc w:val="both"/>
         <w:rPr>
           <w:rFonts w:ascii="Times New Roman" w:hAnsi="Times New Roman" w:cs="Times New Roman"/>
@@ -1937,6 +2404,7 @@
           <w:szCs w:val="24"/>
           <w:lang w:val="en-US"/>
         </w:rPr>
+        <w:lastRenderedPageBreak/>
         <w:drawing>
           <wp:inline distT="0" distB="0" distL="0" distR="0" wp14:anchorId="6A701019" wp14:editId="74CF1D36">
             <wp:extent cx="5731510" cy="3842385"/>
@@ -1953,7 +2421,7 @@
                     <pic:cNvPicPr/>
                   </pic:nvPicPr>
                   <pic:blipFill>
-                    <a:blip r:embed="rId8"/>
+                    <a:blip r:embed="rId10"/>
                     <a:stretch>
                       <a:fillRect/>
                     </a:stretch>
@@ -1976,6 +2444,21 @@
     </w:p>
     <w:p>
       <w:pPr>
+        <w:spacing w:line="360" w:lineRule="auto"/>
+        <w:jc w:val="both"/>
+        <w:rPr>
+          <w:rFonts w:ascii="Times New Roman" w:hAnsi="Times New Roman" w:cs="Times New Roman"/>
+          <w:b/>
+          <w:bCs/>
+          <w:sz w:val="24"/>
+          <w:szCs w:val="24"/>
+          <w:lang w:val="en-US"/>
+        </w:rPr>
+      </w:pPr>
+    </w:p>
+    <w:p>
+      <w:pPr>
+        <w:spacing w:line="360" w:lineRule="auto"/>
         <w:jc w:val="both"/>
         <w:rPr>
           <w:rFonts w:ascii="Times New Roman" w:hAnsi="Times New Roman" w:cs="Times New Roman"/>
@@ -2017,13 +2500,14 @@
           </w:tcPr>
           <w:p>
             <w:pPr>
+              <w:spacing w:line="360" w:lineRule="auto"/>
               <w:jc w:val="both"/>
               <w:rPr>
                 <w:rFonts w:ascii="Times New Roman" w:hAnsi="Times New Roman" w:cs="Times New Roman"/>
                 <w:b/>
                 <w:bCs/>
-                <w:sz w:val="24"/>
-                <w:szCs w:val="24"/>
+                <w:sz w:val="28"/>
+                <w:szCs w:val="28"/>
                 <w:lang w:val="en-US"/>
               </w:rPr>
             </w:pPr>
@@ -2032,11 +2516,10 @@
                 <w:rFonts w:ascii="Times New Roman" w:hAnsi="Times New Roman" w:cs="Times New Roman"/>
                 <w:b/>
                 <w:bCs/>
-                <w:sz w:val="24"/>
-                <w:szCs w:val="24"/>
+                <w:sz w:val="28"/>
+                <w:szCs w:val="28"/>
                 <w:lang w:val="en-US"/>
               </w:rPr>
-              <w:lastRenderedPageBreak/>
               <w:t xml:space="preserve">Peripheral </w:t>
             </w:r>
           </w:p>
@@ -2047,13 +2530,14 @@
           </w:tcPr>
           <w:p>
             <w:pPr>
+              <w:spacing w:line="360" w:lineRule="auto"/>
               <w:jc w:val="both"/>
               <w:rPr>
                 <w:rFonts w:ascii="Times New Roman" w:hAnsi="Times New Roman" w:cs="Times New Roman"/>
                 <w:b/>
                 <w:bCs/>
-                <w:sz w:val="24"/>
-                <w:szCs w:val="24"/>
+                <w:sz w:val="28"/>
+                <w:szCs w:val="28"/>
                 <w:lang w:val="en-US"/>
               </w:rPr>
             </w:pPr>
@@ -2062,8 +2546,8 @@
                 <w:rFonts w:ascii="Times New Roman" w:hAnsi="Times New Roman" w:cs="Times New Roman"/>
                 <w:b/>
                 <w:bCs/>
-                <w:sz w:val="24"/>
-                <w:szCs w:val="24"/>
+                <w:sz w:val="28"/>
+                <w:szCs w:val="28"/>
                 <w:lang w:val="en-US"/>
               </w:rPr>
               <w:t>STM32 Pin</w:t>
@@ -2076,13 +2560,14 @@
           </w:tcPr>
           <w:p>
             <w:pPr>
+              <w:spacing w:line="360" w:lineRule="auto"/>
               <w:jc w:val="both"/>
               <w:rPr>
                 <w:rFonts w:ascii="Times New Roman" w:hAnsi="Times New Roman" w:cs="Times New Roman"/>
                 <w:b/>
                 <w:bCs/>
-                <w:sz w:val="24"/>
-                <w:szCs w:val="24"/>
+                <w:sz w:val="28"/>
+                <w:szCs w:val="28"/>
                 <w:lang w:val="en-US"/>
               </w:rPr>
             </w:pPr>
@@ -2091,8 +2576,8 @@
                 <w:rFonts w:ascii="Times New Roman" w:hAnsi="Times New Roman" w:cs="Times New Roman"/>
                 <w:b/>
                 <w:bCs/>
-                <w:sz w:val="24"/>
-                <w:szCs w:val="24"/>
+                <w:sz w:val="28"/>
+                <w:szCs w:val="28"/>
                 <w:lang w:val="en-US"/>
               </w:rPr>
               <w:t>Connector</w:t>
@@ -2105,13 +2590,14 @@
           </w:tcPr>
           <w:p>
             <w:pPr>
+              <w:spacing w:line="360" w:lineRule="auto"/>
               <w:jc w:val="both"/>
               <w:rPr>
                 <w:rFonts w:ascii="Times New Roman" w:hAnsi="Times New Roman" w:cs="Times New Roman"/>
                 <w:b/>
                 <w:bCs/>
-                <w:sz w:val="24"/>
-                <w:szCs w:val="24"/>
+                <w:sz w:val="28"/>
+                <w:szCs w:val="28"/>
                 <w:lang w:val="en-US"/>
               </w:rPr>
             </w:pPr>
@@ -2120,8 +2606,8 @@
                 <w:rFonts w:ascii="Times New Roman" w:hAnsi="Times New Roman" w:cs="Times New Roman"/>
                 <w:b/>
                 <w:bCs/>
-                <w:sz w:val="24"/>
-                <w:szCs w:val="24"/>
+                <w:sz w:val="28"/>
+                <w:szCs w:val="28"/>
                 <w:lang w:val="en-US"/>
               </w:rPr>
               <w:t>Function</w:t>
@@ -2136,6 +2622,7 @@
           </w:tcPr>
           <w:p>
             <w:pPr>
+              <w:spacing w:line="360" w:lineRule="auto"/>
               <w:jc w:val="both"/>
               <w:rPr>
                 <w:rFonts w:ascii="Times New Roman" w:hAnsi="Times New Roman" w:cs="Times New Roman"/>
@@ -2161,6 +2648,7 @@
           </w:tcPr>
           <w:p>
             <w:pPr>
+              <w:spacing w:line="360" w:lineRule="auto"/>
               <w:jc w:val="both"/>
               <w:rPr>
                 <w:rFonts w:ascii="Times New Roman" w:hAnsi="Times New Roman" w:cs="Times New Roman"/>
@@ -2186,6 +2674,7 @@
           </w:tcPr>
           <w:p>
             <w:pPr>
+              <w:spacing w:line="360" w:lineRule="auto"/>
               <w:jc w:val="both"/>
               <w:rPr>
                 <w:rFonts w:ascii="Times New Roman" w:hAnsi="Times New Roman" w:cs="Times New Roman"/>
@@ -2211,6 +2700,7 @@
           </w:tcPr>
           <w:p>
             <w:pPr>
+              <w:spacing w:line="360" w:lineRule="auto"/>
               <w:jc w:val="both"/>
               <w:rPr>
                 <w:rFonts w:ascii="Times New Roman" w:hAnsi="Times New Roman" w:cs="Times New Roman"/>
@@ -2238,6 +2728,7 @@
           </w:tcPr>
           <w:p>
             <w:pPr>
+              <w:spacing w:line="360" w:lineRule="auto"/>
               <w:jc w:val="both"/>
               <w:rPr>
                 <w:rFonts w:ascii="Times New Roman" w:hAnsi="Times New Roman" w:cs="Times New Roman"/>
@@ -2263,6 +2754,7 @@
           </w:tcPr>
           <w:p>
             <w:pPr>
+              <w:spacing w:line="360" w:lineRule="auto"/>
               <w:jc w:val="both"/>
               <w:rPr>
                 <w:rFonts w:ascii="Times New Roman" w:hAnsi="Times New Roman" w:cs="Times New Roman"/>
@@ -2288,6 +2780,7 @@
           </w:tcPr>
           <w:p>
             <w:pPr>
+              <w:spacing w:line="360" w:lineRule="auto"/>
               <w:jc w:val="both"/>
               <w:rPr>
                 <w:rFonts w:ascii="Times New Roman" w:hAnsi="Times New Roman" w:cs="Times New Roman"/>
@@ -2313,6 +2806,7 @@
           </w:tcPr>
           <w:p>
             <w:pPr>
+              <w:spacing w:line="360" w:lineRule="auto"/>
               <w:jc w:val="both"/>
               <w:rPr>
                 <w:rFonts w:ascii="Times New Roman" w:hAnsi="Times New Roman" w:cs="Times New Roman"/>
@@ -2340,6 +2834,7 @@
           </w:tcPr>
           <w:p>
             <w:pPr>
+              <w:spacing w:line="360" w:lineRule="auto"/>
               <w:jc w:val="both"/>
               <w:rPr>
                 <w:rFonts w:ascii="Times New Roman" w:hAnsi="Times New Roman" w:cs="Times New Roman"/>
@@ -2365,6 +2860,7 @@
           </w:tcPr>
           <w:p>
             <w:pPr>
+              <w:spacing w:line="360" w:lineRule="auto"/>
               <w:jc w:val="both"/>
               <w:rPr>
                 <w:rFonts w:ascii="Times New Roman" w:hAnsi="Times New Roman" w:cs="Times New Roman"/>
@@ -2390,6 +2886,7 @@
           </w:tcPr>
           <w:p>
             <w:pPr>
+              <w:spacing w:line="360" w:lineRule="auto"/>
               <w:jc w:val="both"/>
               <w:rPr>
                 <w:rFonts w:ascii="Times New Roman" w:hAnsi="Times New Roman" w:cs="Times New Roman"/>
@@ -2415,6 +2912,7 @@
           </w:tcPr>
           <w:p>
             <w:pPr>
+              <w:spacing w:line="360" w:lineRule="auto"/>
               <w:jc w:val="both"/>
               <w:rPr>
                 <w:rFonts w:ascii="Times New Roman" w:hAnsi="Times New Roman" w:cs="Times New Roman"/>
@@ -2443,6 +2941,7 @@
           </w:tcPr>
           <w:p>
             <w:pPr>
+              <w:spacing w:line="360" w:lineRule="auto"/>
               <w:jc w:val="both"/>
               <w:rPr>
                 <w:rFonts w:ascii="Times New Roman" w:hAnsi="Times New Roman" w:cs="Times New Roman"/>
@@ -2468,6 +2967,7 @@
           </w:tcPr>
           <w:p>
             <w:pPr>
+              <w:spacing w:line="360" w:lineRule="auto"/>
               <w:jc w:val="both"/>
               <w:rPr>
                 <w:rFonts w:ascii="Times New Roman" w:hAnsi="Times New Roman" w:cs="Times New Roman"/>
@@ -2493,6 +2993,7 @@
           </w:tcPr>
           <w:p>
             <w:pPr>
+              <w:spacing w:line="360" w:lineRule="auto"/>
               <w:jc w:val="both"/>
               <w:rPr>
                 <w:rFonts w:ascii="Times New Roman" w:hAnsi="Times New Roman" w:cs="Times New Roman"/>
@@ -2518,6 +3019,7 @@
           </w:tcPr>
           <w:p>
             <w:pPr>
+              <w:spacing w:line="360" w:lineRule="auto"/>
               <w:jc w:val="both"/>
               <w:rPr>
                 <w:rFonts w:ascii="Times New Roman" w:hAnsi="Times New Roman" w:cs="Times New Roman"/>
@@ -2546,6 +3048,7 @@
           </w:tcPr>
           <w:p>
             <w:pPr>
+              <w:spacing w:line="360" w:lineRule="auto"/>
               <w:jc w:val="both"/>
               <w:rPr>
                 <w:rFonts w:ascii="Times New Roman" w:hAnsi="Times New Roman" w:cs="Times New Roman"/>
@@ -2562,6 +3065,7 @@
           </w:tcPr>
           <w:p>
             <w:pPr>
+              <w:spacing w:line="360" w:lineRule="auto"/>
               <w:jc w:val="both"/>
               <w:rPr>
                 <w:rFonts w:ascii="Times New Roman" w:hAnsi="Times New Roman" w:cs="Times New Roman"/>
@@ -2587,6 +3091,7 @@
           </w:tcPr>
           <w:p>
             <w:pPr>
+              <w:spacing w:line="360" w:lineRule="auto"/>
               <w:jc w:val="both"/>
               <w:rPr>
                 <w:rFonts w:ascii="Times New Roman" w:hAnsi="Times New Roman" w:cs="Times New Roman"/>
@@ -2612,6 +3117,7 @@
           </w:tcPr>
           <w:p>
             <w:pPr>
+              <w:spacing w:line="360" w:lineRule="auto"/>
               <w:jc w:val="both"/>
               <w:rPr>
                 <w:rFonts w:ascii="Times New Roman" w:hAnsi="Times New Roman" w:cs="Times New Roman"/>
@@ -2639,6 +3145,7 @@
           </w:tcPr>
           <w:p>
             <w:pPr>
+              <w:spacing w:line="360" w:lineRule="auto"/>
               <w:jc w:val="both"/>
               <w:rPr>
                 <w:rFonts w:ascii="Times New Roman" w:hAnsi="Times New Roman" w:cs="Times New Roman"/>
@@ -2664,6 +3171,7 @@
           </w:tcPr>
           <w:p>
             <w:pPr>
+              <w:spacing w:line="360" w:lineRule="auto"/>
               <w:jc w:val="both"/>
               <w:rPr>
                 <w:rFonts w:ascii="Times New Roman" w:hAnsi="Times New Roman" w:cs="Times New Roman"/>
@@ -2689,6 +3197,7 @@
           </w:tcPr>
           <w:p>
             <w:pPr>
+              <w:spacing w:line="360" w:lineRule="auto"/>
               <w:jc w:val="both"/>
               <w:rPr>
                 <w:rFonts w:ascii="Times New Roman" w:hAnsi="Times New Roman" w:cs="Times New Roman"/>
@@ -2714,6 +3223,7 @@
           </w:tcPr>
           <w:p>
             <w:pPr>
+              <w:spacing w:line="360" w:lineRule="auto"/>
               <w:jc w:val="both"/>
               <w:rPr>
                 <w:rFonts w:ascii="Times New Roman" w:hAnsi="Times New Roman" w:cs="Times New Roman"/>
@@ -2742,6 +3252,7 @@
           </w:tcPr>
           <w:p>
             <w:pPr>
+              <w:spacing w:line="360" w:lineRule="auto"/>
               <w:jc w:val="both"/>
               <w:rPr>
                 <w:rFonts w:ascii="Times New Roman" w:hAnsi="Times New Roman" w:cs="Times New Roman"/>
@@ -2767,6 +3278,7 @@
           </w:tcPr>
           <w:p>
             <w:pPr>
+              <w:spacing w:line="360" w:lineRule="auto"/>
               <w:jc w:val="both"/>
               <w:rPr>
                 <w:rFonts w:ascii="Times New Roman" w:hAnsi="Times New Roman" w:cs="Times New Roman"/>
@@ -2792,6 +3304,7 @@
           </w:tcPr>
           <w:p>
             <w:pPr>
+              <w:spacing w:line="360" w:lineRule="auto"/>
               <w:jc w:val="both"/>
               <w:rPr>
                 <w:rFonts w:ascii="Times New Roman" w:hAnsi="Times New Roman" w:cs="Times New Roman"/>
@@ -2817,6 +3330,7 @@
           </w:tcPr>
           <w:p>
             <w:pPr>
+              <w:spacing w:line="360" w:lineRule="auto"/>
               <w:jc w:val="both"/>
               <w:rPr>
                 <w:rFonts w:ascii="Times New Roman" w:hAnsi="Times New Roman" w:cs="Times New Roman"/>
@@ -2845,6 +3359,7 @@
           </w:tcPr>
           <w:p>
             <w:pPr>
+              <w:spacing w:line="360" w:lineRule="auto"/>
               <w:jc w:val="both"/>
               <w:rPr>
                 <w:rFonts w:ascii="Times New Roman" w:hAnsi="Times New Roman" w:cs="Times New Roman"/>
@@ -2861,6 +3376,7 @@
           </w:tcPr>
           <w:p>
             <w:pPr>
+              <w:spacing w:line="360" w:lineRule="auto"/>
               <w:jc w:val="both"/>
               <w:rPr>
                 <w:rFonts w:ascii="Times New Roman" w:hAnsi="Times New Roman" w:cs="Times New Roman"/>
@@ -2886,6 +3402,7 @@
           </w:tcPr>
           <w:p>
             <w:pPr>
+              <w:spacing w:line="360" w:lineRule="auto"/>
               <w:jc w:val="both"/>
               <w:rPr>
                 <w:rFonts w:ascii="Times New Roman" w:hAnsi="Times New Roman" w:cs="Times New Roman"/>
@@ -2911,6 +3428,7 @@
           </w:tcPr>
           <w:p>
             <w:pPr>
+              <w:spacing w:line="360" w:lineRule="auto"/>
               <w:jc w:val="both"/>
               <w:rPr>
                 <w:rFonts w:ascii="Times New Roman" w:hAnsi="Times New Roman" w:cs="Times New Roman"/>
@@ -2934,30 +3452,138 @@
     </w:tbl>
     <w:p>
       <w:pPr>
+        <w:spacing w:line="360" w:lineRule="auto"/>
         <w:jc w:val="both"/>
         <w:rPr>
           <w:rFonts w:ascii="Times New Roman" w:hAnsi="Times New Roman" w:cs="Times New Roman"/>
           <w:b/>
           <w:bCs/>
-          <w:sz w:val="24"/>
-          <w:szCs w:val="24"/>
-          <w:lang w:val="en-US"/>
-        </w:rPr>
-      </w:pPr>
-    </w:p>
-    <w:p>
-      <w:pPr>
-        <w:jc w:val="both"/>
-        <w:rPr>
-          <w:rFonts w:ascii="Times New Roman" w:hAnsi="Times New Roman" w:cs="Times New Roman"/>
-          <w:sz w:val="24"/>
-          <w:szCs w:val="24"/>
-          <w:lang w:val="en-US"/>
-        </w:rPr>
-      </w:pPr>
-    </w:p>
-    <w:p>
-      <w:pPr>
+          <w:sz w:val="28"/>
+          <w:szCs w:val="28"/>
+          <w:lang w:val="en-US"/>
+        </w:rPr>
+      </w:pPr>
+    </w:p>
+    <w:p>
+      <w:pPr>
+        <w:spacing w:line="360" w:lineRule="auto"/>
+        <w:jc w:val="both"/>
+        <w:rPr>
+          <w:rFonts w:ascii="Times New Roman" w:hAnsi="Times New Roman" w:cs="Times New Roman"/>
+          <w:b/>
+          <w:bCs/>
+          <w:sz w:val="28"/>
+          <w:szCs w:val="28"/>
+          <w:lang w:val="en-US"/>
+        </w:rPr>
+      </w:pPr>
+    </w:p>
+    <w:p>
+      <w:pPr>
+        <w:spacing w:line="360" w:lineRule="auto"/>
+        <w:jc w:val="both"/>
+        <w:rPr>
+          <w:rFonts w:ascii="Times New Roman" w:hAnsi="Times New Roman" w:cs="Times New Roman"/>
+          <w:b/>
+          <w:bCs/>
+          <w:sz w:val="28"/>
+          <w:szCs w:val="28"/>
+          <w:lang w:val="en-US"/>
+        </w:rPr>
+      </w:pPr>
+    </w:p>
+    <w:p>
+      <w:pPr>
+        <w:spacing w:line="360" w:lineRule="auto"/>
+        <w:jc w:val="both"/>
+        <w:rPr>
+          <w:rFonts w:ascii="Times New Roman" w:hAnsi="Times New Roman" w:cs="Times New Roman"/>
+          <w:b/>
+          <w:bCs/>
+          <w:sz w:val="28"/>
+          <w:szCs w:val="28"/>
+          <w:lang w:val="en-US"/>
+        </w:rPr>
+      </w:pPr>
+    </w:p>
+    <w:p>
+      <w:pPr>
+        <w:pStyle w:val="ListParagraph"/>
+        <w:numPr>
+          <w:ilvl w:val="0"/>
+          <w:numId w:val="39"/>
+        </w:numPr>
+        <w:spacing w:line="360" w:lineRule="auto"/>
+        <w:jc w:val="both"/>
+        <w:rPr>
+          <w:rFonts w:ascii="Times New Roman" w:hAnsi="Times New Roman" w:cs="Times New Roman"/>
+          <w:b/>
+          <w:bCs/>
+          <w:sz w:val="28"/>
+          <w:szCs w:val="28"/>
+          <w:lang w:val="en-US"/>
+        </w:rPr>
+      </w:pPr>
+      <w:r>
+        <w:rPr>
+          <w:rFonts w:ascii="Times New Roman" w:hAnsi="Times New Roman" w:cs="Times New Roman"/>
+          <w:b/>
+          <w:bCs/>
+          <w:sz w:val="28"/>
+          <w:szCs w:val="28"/>
+          <w:lang w:val="en-US"/>
+        </w:rPr>
+        <w:lastRenderedPageBreak/>
+        <w:t>Interfacing MQ2,</w:t>
+      </w:r>
+      <w:r>
+        <w:rPr>
+          <w:rFonts w:ascii="Times New Roman" w:hAnsi="Times New Roman" w:cs="Times New Roman"/>
+          <w:b/>
+          <w:bCs/>
+          <w:sz w:val="28"/>
+          <w:szCs w:val="28"/>
+          <w:lang w:val="en-US"/>
+        </w:rPr>
+        <w:t xml:space="preserve"> </w:t>
+      </w:r>
+      <w:r>
+        <w:rPr>
+          <w:rFonts w:ascii="Times New Roman" w:hAnsi="Times New Roman" w:cs="Times New Roman"/>
+          <w:b/>
+          <w:bCs/>
+          <w:sz w:val="28"/>
+          <w:szCs w:val="28"/>
+          <w:lang w:val="en-US"/>
+        </w:rPr>
+        <w:t>MQ4,</w:t>
+      </w:r>
+      <w:r>
+        <w:rPr>
+          <w:rFonts w:ascii="Times New Roman" w:hAnsi="Times New Roman" w:cs="Times New Roman"/>
+          <w:b/>
+          <w:bCs/>
+          <w:sz w:val="28"/>
+          <w:szCs w:val="28"/>
+          <w:lang w:val="en-US"/>
+        </w:rPr>
+        <w:t xml:space="preserve"> </w:t>
+      </w:r>
+      <w:r>
+        <w:rPr>
+          <w:rFonts w:ascii="Times New Roman" w:hAnsi="Times New Roman" w:cs="Times New Roman"/>
+          <w:b/>
+          <w:bCs/>
+          <w:sz w:val="28"/>
+          <w:szCs w:val="28"/>
+          <w:lang w:val="en-US"/>
+        </w:rPr>
+        <w:t xml:space="preserve">MQ7 gas sensor </w:t>
+      </w:r>
+    </w:p>
+    <w:p>
+      <w:pPr>
+        <w:spacing w:line="360" w:lineRule="auto"/>
         <w:jc w:val="both"/>
         <w:rPr>
           <w:rFonts w:ascii="Times New Roman" w:hAnsi="Times New Roman" w:cs="Times New Roman"/>
@@ -2990,7 +3616,7 @@
                     <pic:cNvPicPr/>
                   </pic:nvPicPr>
                   <pic:blipFill>
-                    <a:blip r:embed="rId9"/>
+                    <a:blip r:embed="rId11"/>
                     <a:stretch>
                       <a:fillRect/>
                     </a:stretch>
@@ -3013,28 +3639,31 @@
     </w:p>
     <w:p>
       <w:pPr>
-        <w:jc w:val="both"/>
-        <w:rPr>
-          <w:rFonts w:ascii="Times New Roman" w:hAnsi="Times New Roman" w:cs="Times New Roman"/>
-          <w:sz w:val="24"/>
-          <w:szCs w:val="24"/>
-          <w:lang w:val="en-US"/>
-        </w:rPr>
-      </w:pPr>
-    </w:p>
-    <w:p>
-      <w:pPr>
-        <w:jc w:val="both"/>
-        <w:rPr>
-          <w:rFonts w:ascii="Times New Roman" w:hAnsi="Times New Roman" w:cs="Times New Roman"/>
-          <w:sz w:val="24"/>
-          <w:szCs w:val="24"/>
-          <w:lang w:val="en-US"/>
-        </w:rPr>
-      </w:pPr>
-    </w:p>
-    <w:p>
-      <w:pPr>
+        <w:spacing w:line="360" w:lineRule="auto"/>
+        <w:jc w:val="both"/>
+        <w:rPr>
+          <w:rFonts w:ascii="Times New Roman" w:hAnsi="Times New Roman" w:cs="Times New Roman"/>
+          <w:sz w:val="24"/>
+          <w:szCs w:val="24"/>
+          <w:lang w:val="en-US"/>
+        </w:rPr>
+      </w:pPr>
+    </w:p>
+    <w:p>
+      <w:pPr>
+        <w:spacing w:line="360" w:lineRule="auto"/>
+        <w:jc w:val="both"/>
+        <w:rPr>
+          <w:rFonts w:ascii="Times New Roman" w:hAnsi="Times New Roman" w:cs="Times New Roman"/>
+          <w:sz w:val="24"/>
+          <w:szCs w:val="24"/>
+          <w:lang w:val="en-US"/>
+        </w:rPr>
+      </w:pPr>
+    </w:p>
+    <w:p>
+      <w:pPr>
+        <w:spacing w:line="360" w:lineRule="auto"/>
         <w:jc w:val="both"/>
         <w:rPr>
           <w:rFonts w:ascii="Times New Roman" w:hAnsi="Times New Roman" w:cs="Times New Roman"/>
@@ -3067,7 +3696,7 @@
                     <pic:cNvPicPr/>
                   </pic:nvPicPr>
                   <pic:blipFill>
-                    <a:blip r:embed="rId10"/>
+                    <a:blip r:embed="rId12"/>
                     <a:stretch>
                       <a:fillRect/>
                     </a:stretch>
@@ -3090,17 +3719,19 @@
     </w:p>
     <w:p>
       <w:pPr>
-        <w:jc w:val="both"/>
-        <w:rPr>
-          <w:rFonts w:ascii="Times New Roman" w:hAnsi="Times New Roman" w:cs="Times New Roman"/>
-          <w:sz w:val="24"/>
-          <w:szCs w:val="24"/>
-          <w:lang w:val="en-US"/>
-        </w:rPr>
-      </w:pPr>
-    </w:p>
-    <w:p>
-      <w:pPr>
+        <w:spacing w:line="360" w:lineRule="auto"/>
+        <w:jc w:val="both"/>
+        <w:rPr>
+          <w:rFonts w:ascii="Times New Roman" w:hAnsi="Times New Roman" w:cs="Times New Roman"/>
+          <w:sz w:val="24"/>
+          <w:szCs w:val="24"/>
+          <w:lang w:val="en-US"/>
+        </w:rPr>
+      </w:pPr>
+    </w:p>
+    <w:p>
+      <w:pPr>
+        <w:spacing w:line="360" w:lineRule="auto"/>
         <w:jc w:val="both"/>
         <w:rPr>
           <w:rFonts w:ascii="Times New Roman" w:hAnsi="Times New Roman" w:cs="Times New Roman"/>
@@ -3117,6 +3748,7 @@
           <w:szCs w:val="24"/>
           <w:lang w:val="en-US"/>
         </w:rPr>
+        <w:lastRenderedPageBreak/>
         <w:drawing>
           <wp:inline distT="0" distB="0" distL="0" distR="0" wp14:anchorId="0151E75F" wp14:editId="1B4160EE">
             <wp:extent cx="5731510" cy="3619500"/>
@@ -3133,7 +3765,7 @@
                     <pic:cNvPicPr/>
                   </pic:nvPicPr>
                   <pic:blipFill>
-                    <a:blip r:embed="rId11"/>
+                    <a:blip r:embed="rId13"/>
                     <a:stretch>
                       <a:fillRect/>
                     </a:stretch>
@@ -3156,17 +3788,19 @@
     </w:p>
     <w:p>
       <w:pPr>
-        <w:jc w:val="both"/>
-        <w:rPr>
-          <w:rFonts w:ascii="Times New Roman" w:hAnsi="Times New Roman" w:cs="Times New Roman"/>
-          <w:sz w:val="24"/>
-          <w:szCs w:val="24"/>
-          <w:lang w:val="en-US"/>
-        </w:rPr>
-      </w:pPr>
-    </w:p>
-    <w:p>
-      <w:pPr>
+        <w:spacing w:line="360" w:lineRule="auto"/>
+        <w:jc w:val="both"/>
+        <w:rPr>
+          <w:rFonts w:ascii="Times New Roman" w:hAnsi="Times New Roman" w:cs="Times New Roman"/>
+          <w:sz w:val="24"/>
+          <w:szCs w:val="24"/>
+          <w:lang w:val="en-US"/>
+        </w:rPr>
+      </w:pPr>
+    </w:p>
+    <w:p>
+      <w:pPr>
+        <w:spacing w:line="360" w:lineRule="auto"/>
         <w:jc w:val="both"/>
         <w:rPr>
           <w:rFonts w:ascii="Times New Roman" w:hAnsi="Times New Roman" w:cs="Times New Roman"/>
@@ -3199,7 +3833,7 @@
                     <pic:cNvPicPr/>
                   </pic:nvPicPr>
                   <pic:blipFill>
-                    <a:blip r:embed="rId12"/>
+                    <a:blip r:embed="rId14"/>
                     <a:stretch>
                       <a:fillRect/>
                     </a:stretch>
@@ -3222,17 +3856,19 @@
     </w:p>
     <w:p>
       <w:pPr>
-        <w:jc w:val="both"/>
-        <w:rPr>
-          <w:rFonts w:ascii="Times New Roman" w:hAnsi="Times New Roman" w:cs="Times New Roman"/>
-          <w:sz w:val="24"/>
-          <w:szCs w:val="24"/>
-          <w:lang w:val="en-US"/>
-        </w:rPr>
-      </w:pPr>
-    </w:p>
-    <w:p>
-      <w:pPr>
+        <w:spacing w:line="360" w:lineRule="auto"/>
+        <w:jc w:val="both"/>
+        <w:rPr>
+          <w:rFonts w:ascii="Times New Roman" w:hAnsi="Times New Roman" w:cs="Times New Roman"/>
+          <w:sz w:val="24"/>
+          <w:szCs w:val="24"/>
+          <w:lang w:val="en-US"/>
+        </w:rPr>
+      </w:pPr>
+    </w:p>
+    <w:p>
+      <w:pPr>
+        <w:spacing w:line="360" w:lineRule="auto"/>
         <w:jc w:val="both"/>
         <w:rPr>
           <w:rFonts w:ascii="Times New Roman" w:hAnsi="Times New Roman" w:cs="Times New Roman"/>
@@ -3266,7 +3902,7 @@
                     <pic:cNvPicPr/>
                   </pic:nvPicPr>
                   <pic:blipFill>
-                    <a:blip r:embed="rId13"/>
+                    <a:blip r:embed="rId15"/>
                     <a:stretch>
                       <a:fillRect/>
                     </a:stretch>
@@ -3289,17 +3925,19 @@
     </w:p>
     <w:p>
       <w:pPr>
-        <w:jc w:val="both"/>
-        <w:rPr>
-          <w:rFonts w:ascii="Times New Roman" w:hAnsi="Times New Roman" w:cs="Times New Roman"/>
-          <w:sz w:val="24"/>
-          <w:szCs w:val="24"/>
-          <w:lang w:val="en-US"/>
-        </w:rPr>
-      </w:pPr>
-    </w:p>
-    <w:p>
-      <w:pPr>
+        <w:spacing w:line="360" w:lineRule="auto"/>
+        <w:jc w:val="both"/>
+        <w:rPr>
+          <w:rFonts w:ascii="Times New Roman" w:hAnsi="Times New Roman" w:cs="Times New Roman"/>
+          <w:sz w:val="24"/>
+          <w:szCs w:val="24"/>
+          <w:lang w:val="en-US"/>
+        </w:rPr>
+      </w:pPr>
+    </w:p>
+    <w:p>
+      <w:pPr>
+        <w:spacing w:line="360" w:lineRule="auto"/>
         <w:jc w:val="both"/>
         <w:rPr>
           <w:rFonts w:ascii="Times New Roman" w:hAnsi="Times New Roman" w:cs="Times New Roman"/>
@@ -3332,7 +3970,7 @@
                     <pic:cNvPicPr/>
                   </pic:nvPicPr>
                   <pic:blipFill>
-                    <a:blip r:embed="rId14"/>
+                    <a:blip r:embed="rId16"/>
                     <a:stretch>
                       <a:fillRect/>
                     </a:stretch>
@@ -3355,17 +3993,19 @@
     </w:p>
     <w:p>
       <w:pPr>
-        <w:jc w:val="both"/>
-        <w:rPr>
-          <w:rFonts w:ascii="Times New Roman" w:hAnsi="Times New Roman" w:cs="Times New Roman"/>
-          <w:sz w:val="24"/>
-          <w:szCs w:val="24"/>
-          <w:lang w:val="en-US"/>
-        </w:rPr>
-      </w:pPr>
-    </w:p>
-    <w:p>
-      <w:pPr>
+        <w:spacing w:line="360" w:lineRule="auto"/>
+        <w:jc w:val="both"/>
+        <w:rPr>
+          <w:rFonts w:ascii="Times New Roman" w:hAnsi="Times New Roman" w:cs="Times New Roman"/>
+          <w:sz w:val="24"/>
+          <w:szCs w:val="24"/>
+          <w:lang w:val="en-US"/>
+        </w:rPr>
+      </w:pPr>
+    </w:p>
+    <w:p>
+      <w:pPr>
+        <w:spacing w:line="360" w:lineRule="auto"/>
         <w:jc w:val="both"/>
         <w:rPr>
           <w:rFonts w:ascii="Times New Roman" w:hAnsi="Times New Roman" w:cs="Times New Roman"/>
@@ -3419,6 +4059,7 @@
           <w:ilvl w:val="0"/>
           <w:numId w:val="20"/>
         </w:numPr>
+        <w:spacing w:line="360" w:lineRule="auto"/>
         <w:jc w:val="both"/>
         <w:rPr>
           <w:rFonts w:ascii="Times New Roman" w:hAnsi="Times New Roman" w:cs="Times New Roman"/>
@@ -3440,6 +4081,7 @@
     <w:p>
       <w:pPr>
         <w:pStyle w:val="ListParagraph"/>
+        <w:spacing w:line="360" w:lineRule="auto"/>
         <w:jc w:val="both"/>
         <w:rPr>
           <w:rFonts w:ascii="Times New Roman" w:hAnsi="Times New Roman" w:cs="Times New Roman"/>
@@ -3505,6 +4147,7 @@
           <w:ilvl w:val="0"/>
           <w:numId w:val="20"/>
         </w:numPr>
+        <w:spacing w:line="360" w:lineRule="auto"/>
         <w:jc w:val="both"/>
         <w:rPr>
           <w:rFonts w:ascii="Times New Roman" w:hAnsi="Times New Roman" w:cs="Times New Roman"/>
@@ -3526,6 +4169,7 @@
     <w:p>
       <w:pPr>
         <w:pStyle w:val="ListParagraph"/>
+        <w:spacing w:line="360" w:lineRule="auto"/>
         <w:jc w:val="both"/>
         <w:rPr>
           <w:rFonts w:ascii="Times New Roman" w:hAnsi="Times New Roman" w:cs="Times New Roman"/>
@@ -3638,6 +4282,7 @@
           <w:ilvl w:val="0"/>
           <w:numId w:val="20"/>
         </w:numPr>
+        <w:spacing w:line="360" w:lineRule="auto"/>
         <w:jc w:val="both"/>
         <w:rPr>
           <w:rFonts w:ascii="Times New Roman" w:hAnsi="Times New Roman" w:cs="Times New Roman"/>
@@ -3659,6 +4304,7 @@
     <w:p>
       <w:pPr>
         <w:pStyle w:val="ListParagraph"/>
+        <w:spacing w:line="360" w:lineRule="auto"/>
         <w:jc w:val="both"/>
         <w:rPr>
           <w:rFonts w:ascii="Times New Roman" w:hAnsi="Times New Roman" w:cs="Times New Roman"/>
@@ -3684,6 +4330,7 @@
           <w:ilvl w:val="0"/>
           <w:numId w:val="20"/>
         </w:numPr>
+        <w:spacing w:line="360" w:lineRule="auto"/>
         <w:jc w:val="both"/>
         <w:rPr>
           <w:rFonts w:ascii="Times New Roman" w:hAnsi="Times New Roman" w:cs="Times New Roman"/>
@@ -3705,6 +4352,7 @@
     <w:p>
       <w:pPr>
         <w:pStyle w:val="ListParagraph"/>
+        <w:spacing w:line="360" w:lineRule="auto"/>
         <w:jc w:val="both"/>
         <w:rPr>
           <w:rFonts w:ascii="Times New Roman" w:hAnsi="Times New Roman" w:cs="Times New Roman"/>
@@ -3726,6 +4374,7 @@
     <w:p>
       <w:pPr>
         <w:pStyle w:val="ListParagraph"/>
+        <w:spacing w:line="360" w:lineRule="auto"/>
         <w:jc w:val="both"/>
         <w:rPr>
           <w:rFonts w:ascii="Times New Roman" w:hAnsi="Times New Roman" w:cs="Times New Roman"/>
@@ -3765,6 +4414,7 @@
     <w:p>
       <w:pPr>
         <w:pStyle w:val="ListParagraph"/>
+        <w:spacing w:line="360" w:lineRule="auto"/>
         <w:jc w:val="both"/>
         <w:rPr>
           <w:rFonts w:ascii="Times New Roman" w:hAnsi="Times New Roman" w:cs="Times New Roman"/>
@@ -3777,6 +4427,7 @@
     <w:p>
       <w:pPr>
         <w:pStyle w:val="ListParagraph"/>
+        <w:spacing w:line="360" w:lineRule="auto"/>
         <w:jc w:val="both"/>
         <w:rPr>
           <w:rFonts w:ascii="Times New Roman" w:hAnsi="Times New Roman" w:cs="Times New Roman"/>
@@ -3789,6 +4440,7 @@
     <w:p>
       <w:pPr>
         <w:pStyle w:val="ListParagraph"/>
+        <w:spacing w:line="360" w:lineRule="auto"/>
         <w:jc w:val="both"/>
         <w:rPr>
           <w:rFonts w:ascii="Times New Roman" w:hAnsi="Times New Roman" w:cs="Times New Roman"/>
@@ -3802,13 +4454,19 @@
     </w:p>
     <w:p>
       <w:pPr>
+        <w:pStyle w:val="ListParagraph"/>
+        <w:numPr>
+          <w:ilvl w:val="0"/>
+          <w:numId w:val="39"/>
+        </w:numPr>
+        <w:spacing w:line="360" w:lineRule="auto"/>
         <w:jc w:val="both"/>
         <w:rPr>
           <w:rFonts w:ascii="Times New Roman" w:hAnsi="Times New Roman" w:cs="Times New Roman"/>
           <w:b/>
           <w:bCs/>
-          <w:sz w:val="24"/>
-          <w:szCs w:val="24"/>
+          <w:sz w:val="28"/>
+          <w:szCs w:val="28"/>
           <w:lang w:val="en-US"/>
         </w:rPr>
       </w:pPr>
@@ -3817,8 +4475,8 @@
           <w:rFonts w:ascii="Times New Roman" w:hAnsi="Times New Roman" w:cs="Times New Roman"/>
           <w:b/>
           <w:bCs/>
-          <w:sz w:val="24"/>
-          <w:szCs w:val="24"/>
+          <w:sz w:val="28"/>
+          <w:szCs w:val="28"/>
           <w:lang w:val="en-US"/>
         </w:rPr>
         <w:t>Temperature and Humidity sensor-DHT22</w:t>
@@ -3826,6 +4484,7 @@
     </w:p>
     <w:p>
       <w:pPr>
+        <w:spacing w:line="360" w:lineRule="auto"/>
         <w:jc w:val="both"/>
         <w:rPr>
           <w:rFonts w:ascii="Times New Roman" w:hAnsi="Times New Roman" w:cs="Times New Roman"/>
@@ -3844,6 +4503,7 @@
     </w:p>
     <w:p>
       <w:pPr>
+        <w:spacing w:line="360" w:lineRule="auto"/>
         <w:jc w:val="both"/>
         <w:rPr>
           <w:rFonts w:ascii="Times New Roman" w:hAnsi="Times New Roman" w:cs="Times New Roman"/>
@@ -3866,6 +4526,7 @@
     </w:p>
     <w:p>
       <w:pPr>
+        <w:spacing w:line="360" w:lineRule="auto"/>
         <w:jc w:val="both"/>
         <w:rPr>
           <w:rFonts w:ascii="Times New Roman" w:hAnsi="Times New Roman" w:cs="Times New Roman"/>
@@ -3906,6 +4567,7 @@
           <w:ilvl w:val="0"/>
           <w:numId w:val="23"/>
         </w:numPr>
+        <w:spacing w:line="360" w:lineRule="auto"/>
         <w:jc w:val="both"/>
         <w:rPr>
           <w:rFonts w:ascii="Times New Roman" w:hAnsi="Times New Roman" w:cs="Times New Roman"/>
@@ -3928,6 +4590,7 @@
           <w:ilvl w:val="0"/>
           <w:numId w:val="23"/>
         </w:numPr>
+        <w:spacing w:line="360" w:lineRule="auto"/>
         <w:jc w:val="both"/>
         <w:rPr>
           <w:rFonts w:ascii="Times New Roman" w:hAnsi="Times New Roman" w:cs="Times New Roman"/>
@@ -3950,6 +4613,7 @@
           <w:ilvl w:val="0"/>
           <w:numId w:val="23"/>
         </w:numPr>
+        <w:spacing w:line="360" w:lineRule="auto"/>
         <w:jc w:val="both"/>
         <w:rPr>
           <w:rFonts w:ascii="Times New Roman" w:hAnsi="Times New Roman" w:cs="Times New Roman"/>
@@ -3968,6 +4632,7 @@
     </w:p>
     <w:p>
       <w:pPr>
+        <w:spacing w:line="360" w:lineRule="auto"/>
         <w:jc w:val="both"/>
         <w:rPr>
           <w:rFonts w:ascii="Times New Roman" w:hAnsi="Times New Roman" w:cs="Times New Roman"/>
@@ -3990,6 +4655,7 @@
     </w:p>
     <w:p>
       <w:pPr>
+        <w:spacing w:line="360" w:lineRule="auto"/>
         <w:jc w:val="both"/>
         <w:rPr>
           <w:rFonts w:ascii="Times New Roman" w:hAnsi="Times New Roman" w:cs="Times New Roman"/>
@@ -4026,6 +4692,7 @@
     </w:p>
     <w:p>
       <w:pPr>
+        <w:spacing w:line="360" w:lineRule="auto"/>
         <w:jc w:val="both"/>
         <w:rPr>
           <w:rFonts w:ascii="Times New Roman" w:hAnsi="Times New Roman" w:cs="Times New Roman"/>
@@ -4048,6 +4715,7 @@
           <w:ilvl w:val="0"/>
           <w:numId w:val="24"/>
         </w:numPr>
+        <w:spacing w:line="360" w:lineRule="auto"/>
         <w:jc w:val="both"/>
         <w:rPr>
           <w:rFonts w:ascii="Times New Roman" w:hAnsi="Times New Roman" w:cs="Times New Roman"/>
@@ -4066,24 +4734,27 @@
     </w:p>
     <w:p>
       <w:pPr>
-        <w:jc w:val="both"/>
-        <w:rPr>
-          <w:rFonts w:ascii="Times New Roman" w:hAnsi="Times New Roman" w:cs="Times New Roman"/>
-          <w:sz w:val="24"/>
-          <w:szCs w:val="24"/>
-        </w:rPr>
-      </w:pPr>
-      <w:r>
-        <w:rPr>
-          <w:rFonts w:ascii="Times New Roman" w:hAnsi="Times New Roman" w:cs="Times New Roman"/>
-          <w:sz w:val="24"/>
-          <w:szCs w:val="24"/>
-        </w:rPr>
+        <w:spacing w:line="360" w:lineRule="auto"/>
+        <w:jc w:val="both"/>
+        <w:rPr>
+          <w:rFonts w:ascii="Times New Roman" w:hAnsi="Times New Roman" w:cs="Times New Roman"/>
+          <w:sz w:val="24"/>
+          <w:szCs w:val="24"/>
+        </w:rPr>
+      </w:pPr>
+      <w:r>
+        <w:rPr>
+          <w:rFonts w:ascii="Times New Roman" w:hAnsi="Times New Roman" w:cs="Times New Roman"/>
+          <w:sz w:val="24"/>
+          <w:szCs w:val="24"/>
+        </w:rPr>
+        <w:lastRenderedPageBreak/>
         <w:t>The internal chip measures this resistance and converts it into temperature.</w:t>
       </w:r>
     </w:p>
     <w:p>
       <w:pPr>
+        <w:spacing w:line="360" w:lineRule="auto"/>
         <w:jc w:val="both"/>
         <w:rPr>
           <w:rFonts w:ascii="Times New Roman" w:hAnsi="Times New Roman" w:cs="Times New Roman"/>
@@ -4106,6 +4777,7 @@
     </w:p>
     <w:p>
       <w:pPr>
+        <w:spacing w:line="360" w:lineRule="auto"/>
         <w:jc w:val="both"/>
         <w:rPr>
           <w:rFonts w:ascii="Times New Roman" w:hAnsi="Times New Roman" w:cs="Times New Roman"/>
@@ -4128,6 +4800,7 @@
           <w:ilvl w:val="0"/>
           <w:numId w:val="25"/>
         </w:numPr>
+        <w:spacing w:line="360" w:lineRule="auto"/>
         <w:jc w:val="both"/>
         <w:rPr>
           <w:rFonts w:ascii="Times New Roman" w:hAnsi="Times New Roman" w:cs="Times New Roman"/>
@@ -4150,6 +4823,7 @@
           <w:ilvl w:val="0"/>
           <w:numId w:val="25"/>
         </w:numPr>
+        <w:spacing w:line="360" w:lineRule="auto"/>
         <w:jc w:val="both"/>
         <w:rPr>
           <w:rFonts w:ascii="Times New Roman" w:hAnsi="Times New Roman" w:cs="Times New Roman"/>
@@ -4172,6 +4846,7 @@
           <w:ilvl w:val="0"/>
           <w:numId w:val="25"/>
         </w:numPr>
+        <w:spacing w:line="360" w:lineRule="auto"/>
         <w:jc w:val="both"/>
         <w:rPr>
           <w:rFonts w:ascii="Times New Roman" w:hAnsi="Times New Roman" w:cs="Times New Roman"/>
@@ -4212,6 +4887,7 @@
           <w:ilvl w:val="0"/>
           <w:numId w:val="25"/>
         </w:numPr>
+        <w:spacing w:line="360" w:lineRule="auto"/>
         <w:jc w:val="both"/>
         <w:rPr>
           <w:rFonts w:ascii="Times New Roman" w:hAnsi="Times New Roman" w:cs="Times New Roman"/>
@@ -4230,6 +4906,7 @@
     </w:p>
     <w:p>
       <w:pPr>
+        <w:spacing w:line="360" w:lineRule="auto"/>
         <w:jc w:val="both"/>
         <w:rPr>
           <w:rFonts w:ascii="Times New Roman" w:hAnsi="Times New Roman" w:cs="Times New Roman"/>
@@ -4244,7 +4921,6 @@
           <w:sz w:val="24"/>
           <w:szCs w:val="24"/>
         </w:rPr>
-        <w:lastRenderedPageBreak/>
         <w:drawing>
           <wp:inline distT="0" distB="0" distL="0" distR="0" wp14:anchorId="0B60079A" wp14:editId="4FD7749C">
             <wp:extent cx="5731510" cy="3103418"/>
@@ -4261,7 +4937,7 @@
                     <pic:cNvPicPr/>
                   </pic:nvPicPr>
                   <pic:blipFill rotWithShape="1">
-                    <a:blip r:embed="rId15"/>
+                    <a:blip r:embed="rId17"/>
                     <a:srcRect b="2625"/>
                     <a:stretch>
                       <a:fillRect/>
@@ -4293,13 +4969,14 @@
     </w:p>
     <w:p>
       <w:pPr>
+        <w:spacing w:line="360" w:lineRule="auto"/>
         <w:jc w:val="both"/>
         <w:rPr>
           <w:rFonts w:ascii="Times New Roman" w:hAnsi="Times New Roman" w:cs="Times New Roman"/>
           <w:b/>
           <w:bCs/>
-          <w:sz w:val="24"/>
-          <w:szCs w:val="24"/>
+          <w:sz w:val="28"/>
+          <w:szCs w:val="28"/>
         </w:rPr>
       </w:pPr>
       <w:r>
@@ -4307,26 +4984,47 @@
           <w:rFonts w:ascii="Times New Roman" w:hAnsi="Times New Roman" w:cs="Times New Roman"/>
           <w:b/>
           <w:bCs/>
-          <w:sz w:val="24"/>
-          <w:szCs w:val="24"/>
-        </w:rPr>
-        <w:t>Communication Interface for DHT22</w:t>
-      </w:r>
-    </w:p>
-    <w:p>
-      <w:pPr>
-        <w:jc w:val="both"/>
-        <w:rPr>
-          <w:rFonts w:ascii="Times New Roman" w:hAnsi="Times New Roman" w:cs="Times New Roman"/>
-          <w:sz w:val="24"/>
-          <w:szCs w:val="24"/>
-        </w:rPr>
-      </w:pPr>
+          <w:sz w:val="28"/>
+          <w:szCs w:val="28"/>
+        </w:rPr>
+        <w:t xml:space="preserve">Communication </w:t>
+      </w:r>
       <w:r>
         <w:rPr>
           <w:rFonts w:ascii="Times New Roman" w:hAnsi="Times New Roman" w:cs="Times New Roman"/>
           <w:b/>
           <w:bCs/>
+          <w:sz w:val="28"/>
+          <w:szCs w:val="28"/>
+        </w:rPr>
+        <w:t>with</w:t>
+      </w:r>
+      <w:r>
+        <w:rPr>
+          <w:rFonts w:ascii="Times New Roman" w:hAnsi="Times New Roman" w:cs="Times New Roman"/>
+          <w:b/>
+          <w:bCs/>
+          <w:sz w:val="28"/>
+          <w:szCs w:val="28"/>
+        </w:rPr>
+        <w:t xml:space="preserve"> DHT22</w:t>
+      </w:r>
+    </w:p>
+    <w:p>
+      <w:pPr>
+        <w:spacing w:line="360" w:lineRule="auto"/>
+        <w:jc w:val="both"/>
+        <w:rPr>
+          <w:rFonts w:ascii="Times New Roman" w:hAnsi="Times New Roman" w:cs="Times New Roman"/>
+          <w:sz w:val="24"/>
+          <w:szCs w:val="24"/>
+        </w:rPr>
+      </w:pPr>
+      <w:r>
+        <w:rPr>
+          <w:rFonts w:ascii="Times New Roman" w:hAnsi="Times New Roman" w:cs="Times New Roman"/>
+          <w:b/>
+          <w:bCs/>
           <w:sz w:val="24"/>
           <w:szCs w:val="24"/>
         </w:rPr>
@@ -4343,6 +5041,7 @@
     </w:p>
     <w:p>
       <w:pPr>
+        <w:spacing w:line="360" w:lineRule="auto"/>
         <w:jc w:val="both"/>
         <w:rPr>
           <w:rFonts w:ascii="Times New Roman" w:hAnsi="Times New Roman" w:cs="Times New Roman"/>
@@ -4365,6 +5064,7 @@
           <w:ilvl w:val="0"/>
           <w:numId w:val="26"/>
         </w:numPr>
+        <w:spacing w:line="360" w:lineRule="auto"/>
         <w:jc w:val="both"/>
         <w:rPr>
           <w:rFonts w:ascii="Times New Roman" w:hAnsi="Times New Roman" w:cs="Times New Roman"/>
@@ -4401,6 +5101,7 @@
     </w:p>
     <w:p>
       <w:pPr>
+        <w:spacing w:line="360" w:lineRule="auto"/>
         <w:jc w:val="both"/>
         <w:rPr>
           <w:rFonts w:ascii="Times New Roman" w:hAnsi="Times New Roman" w:cs="Times New Roman"/>
@@ -4419,16 +5120,18 @@
     </w:p>
     <w:p>
       <w:pPr>
-        <w:jc w:val="both"/>
-        <w:rPr>
-          <w:rFonts w:ascii="Times New Roman" w:hAnsi="Times New Roman" w:cs="Times New Roman"/>
-          <w:sz w:val="24"/>
-          <w:szCs w:val="24"/>
-        </w:rPr>
-      </w:pPr>
-    </w:p>
-    <w:p>
-      <w:pPr>
+        <w:spacing w:line="360" w:lineRule="auto"/>
+        <w:jc w:val="both"/>
+        <w:rPr>
+          <w:rFonts w:ascii="Times New Roman" w:hAnsi="Times New Roman" w:cs="Times New Roman"/>
+          <w:sz w:val="24"/>
+          <w:szCs w:val="24"/>
+        </w:rPr>
+      </w:pPr>
+    </w:p>
+    <w:p>
+      <w:pPr>
+        <w:spacing w:line="360" w:lineRule="auto"/>
         <w:jc w:val="both"/>
         <w:rPr>
           <w:rFonts w:ascii="Times New Roman" w:hAnsi="Times New Roman" w:cs="Times New Roman"/>
@@ -4457,6 +5160,7 @@
     </w:p>
     <w:p>
       <w:pPr>
+        <w:spacing w:line="360" w:lineRule="auto"/>
         <w:jc w:val="both"/>
         <w:rPr>
           <w:rFonts w:ascii="Times New Roman" w:hAnsi="Times New Roman" w:cs="Times New Roman"/>
@@ -4479,19 +5183,21 @@
           <w:ilvl w:val="0"/>
           <w:numId w:val="27"/>
         </w:numPr>
-        <w:jc w:val="both"/>
-        <w:rPr>
-          <w:rFonts w:ascii="Times New Roman" w:hAnsi="Times New Roman" w:cs="Times New Roman"/>
-          <w:sz w:val="24"/>
-          <w:szCs w:val="24"/>
-        </w:rPr>
-      </w:pPr>
-      <w:r>
-        <w:rPr>
-          <w:rFonts w:ascii="Times New Roman" w:hAnsi="Times New Roman" w:cs="Times New Roman"/>
-          <w:sz w:val="24"/>
-          <w:szCs w:val="24"/>
-        </w:rPr>
+        <w:spacing w:line="360" w:lineRule="auto"/>
+        <w:jc w:val="both"/>
+        <w:rPr>
+          <w:rFonts w:ascii="Times New Roman" w:hAnsi="Times New Roman" w:cs="Times New Roman"/>
+          <w:sz w:val="24"/>
+          <w:szCs w:val="24"/>
+        </w:rPr>
+      </w:pPr>
+      <w:r>
+        <w:rPr>
+          <w:rFonts w:ascii="Times New Roman" w:hAnsi="Times New Roman" w:cs="Times New Roman"/>
+          <w:sz w:val="24"/>
+          <w:szCs w:val="24"/>
+        </w:rPr>
+        <w:lastRenderedPageBreak/>
         <w:t xml:space="preserve">LOW for 80 µs </w:t>
       </w:r>
     </w:p>
@@ -4501,6 +5207,7 @@
           <w:ilvl w:val="0"/>
           <w:numId w:val="27"/>
         </w:numPr>
+        <w:spacing w:line="360" w:lineRule="auto"/>
         <w:jc w:val="both"/>
         <w:rPr>
           <w:rFonts w:ascii="Times New Roman" w:hAnsi="Times New Roman" w:cs="Times New Roman"/>
@@ -4519,6 +5226,7 @@
     </w:p>
     <w:p>
       <w:pPr>
+        <w:spacing w:line="360" w:lineRule="auto"/>
         <w:jc w:val="both"/>
         <w:rPr>
           <w:rFonts w:ascii="Times New Roman" w:hAnsi="Times New Roman" w:cs="Times New Roman"/>
@@ -4555,6 +5263,7 @@
     </w:p>
     <w:p>
       <w:pPr>
+        <w:spacing w:line="360" w:lineRule="auto"/>
         <w:jc w:val="both"/>
         <w:rPr>
           <w:rFonts w:ascii="Times New Roman" w:hAnsi="Times New Roman" w:cs="Times New Roman"/>
@@ -4567,6 +5276,7 @@
     </w:p>
     <w:p>
       <w:pPr>
+        <w:spacing w:line="360" w:lineRule="auto"/>
         <w:jc w:val="both"/>
         <w:rPr>
           <w:rFonts w:ascii="Times New Roman" w:hAnsi="Times New Roman" w:cs="Times New Roman"/>
@@ -4595,6 +5305,7 @@
     </w:p>
     <w:p>
       <w:pPr>
+        <w:spacing w:line="360" w:lineRule="auto"/>
         <w:jc w:val="both"/>
         <w:rPr>
           <w:rFonts w:ascii="Times New Roman" w:hAnsi="Times New Roman" w:cs="Times New Roman"/>
@@ -4613,16 +5324,18 @@
     </w:p>
     <w:p>
       <w:pPr>
-        <w:jc w:val="both"/>
-        <w:rPr>
-          <w:rFonts w:ascii="Times New Roman" w:hAnsi="Times New Roman" w:cs="Times New Roman"/>
-          <w:sz w:val="24"/>
-          <w:szCs w:val="24"/>
-        </w:rPr>
-      </w:pPr>
-    </w:p>
-    <w:p>
-      <w:pPr>
+        <w:spacing w:line="360" w:lineRule="auto"/>
+        <w:jc w:val="both"/>
+        <w:rPr>
+          <w:rFonts w:ascii="Times New Roman" w:hAnsi="Times New Roman" w:cs="Times New Roman"/>
+          <w:sz w:val="24"/>
+          <w:szCs w:val="24"/>
+        </w:rPr>
+      </w:pPr>
+    </w:p>
+    <w:p>
+      <w:pPr>
+        <w:spacing w:line="360" w:lineRule="auto"/>
         <w:jc w:val="both"/>
         <w:rPr>
           <w:rFonts w:ascii="Times New Roman" w:hAnsi="Times New Roman" w:cs="Times New Roman"/>
@@ -4663,6 +5376,7 @@
           </w:tcPr>
           <w:p>
             <w:pPr>
+              <w:spacing w:line="360" w:lineRule="auto"/>
               <w:jc w:val="both"/>
               <w:rPr>
                 <w:rFonts w:ascii="Times New Roman" w:hAnsi="Times New Roman" w:cs="Times New Roman"/>
@@ -4692,6 +5406,7 @@
           </w:tcPr>
           <w:p>
             <w:pPr>
+              <w:spacing w:line="360" w:lineRule="auto"/>
               <w:jc w:val="both"/>
               <w:rPr>
                 <w:rFonts w:ascii="Times New Roman" w:hAnsi="Times New Roman" w:cs="Times New Roman"/>
@@ -4726,6 +5441,7 @@
           </w:tcPr>
           <w:p>
             <w:pPr>
+              <w:spacing w:line="360" w:lineRule="auto"/>
               <w:jc w:val="both"/>
               <w:rPr>
                 <w:rFonts w:ascii="Times New Roman" w:hAnsi="Times New Roman" w:cs="Times New Roman"/>
@@ -4751,6 +5467,7 @@
           </w:tcPr>
           <w:p>
             <w:pPr>
+              <w:spacing w:line="360" w:lineRule="auto"/>
               <w:jc w:val="both"/>
               <w:rPr>
                 <w:rFonts w:ascii="Times New Roman" w:hAnsi="Times New Roman" w:cs="Times New Roman"/>
@@ -4781,6 +5498,7 @@
           </w:tcPr>
           <w:p>
             <w:pPr>
+              <w:spacing w:line="360" w:lineRule="auto"/>
               <w:jc w:val="both"/>
               <w:rPr>
                 <w:rFonts w:ascii="Times New Roman" w:hAnsi="Times New Roman" w:cs="Times New Roman"/>
@@ -4794,7 +5512,6 @@
                 <w:sz w:val="24"/>
                 <w:szCs w:val="24"/>
               </w:rPr>
-              <w:lastRenderedPageBreak/>
               <w:t>16 bits</w:t>
             </w:r>
           </w:p>
@@ -4807,6 +5524,7 @@
           </w:tcPr>
           <w:p>
             <w:pPr>
+              <w:spacing w:line="360" w:lineRule="auto"/>
               <w:jc w:val="both"/>
               <w:rPr>
                 <w:rFonts w:ascii="Times New Roman" w:hAnsi="Times New Roman" w:cs="Times New Roman"/>
@@ -4837,6 +5555,7 @@
           </w:tcPr>
           <w:p>
             <w:pPr>
+              <w:spacing w:line="360" w:lineRule="auto"/>
               <w:jc w:val="both"/>
               <w:rPr>
                 <w:rFonts w:ascii="Times New Roman" w:hAnsi="Times New Roman" w:cs="Times New Roman"/>
@@ -4862,6 +5581,7 @@
           </w:tcPr>
           <w:p>
             <w:pPr>
+              <w:spacing w:line="360" w:lineRule="auto"/>
               <w:jc w:val="both"/>
               <w:rPr>
                 <w:rFonts w:ascii="Times New Roman" w:hAnsi="Times New Roman" w:cs="Times New Roman"/>
@@ -4883,6 +5603,7 @@
     </w:tbl>
     <w:p>
       <w:pPr>
+        <w:spacing w:line="360" w:lineRule="auto"/>
         <w:jc w:val="both"/>
         <w:rPr>
           <w:rFonts w:ascii="Times New Roman" w:hAnsi="Times New Roman" w:cs="Times New Roman"/>
@@ -4905,6 +5626,7 @@
     </w:p>
     <w:p>
       <w:pPr>
+        <w:spacing w:line="360" w:lineRule="auto"/>
         <w:jc w:val="both"/>
         <w:rPr>
           <w:rFonts w:ascii="Times New Roman" w:hAnsi="Times New Roman" w:cs="Times New Roman"/>
@@ -4927,6 +5649,7 @@
           <w:ilvl w:val="0"/>
           <w:numId w:val="28"/>
         </w:numPr>
+        <w:spacing w:line="360" w:lineRule="auto"/>
         <w:jc w:val="both"/>
         <w:rPr>
           <w:rFonts w:ascii="Times New Roman" w:hAnsi="Times New Roman" w:cs="Times New Roman"/>
@@ -4945,6 +5668,7 @@
     </w:p>
     <w:p>
       <w:pPr>
+        <w:spacing w:line="360" w:lineRule="auto"/>
         <w:jc w:val="both"/>
         <w:rPr>
           <w:rFonts w:ascii="Times New Roman" w:hAnsi="Times New Roman" w:cs="Times New Roman"/>
@@ -4990,6 +5714,7 @@
           </w:tcPr>
           <w:p>
             <w:pPr>
+              <w:spacing w:line="360" w:lineRule="auto"/>
               <w:jc w:val="both"/>
               <w:rPr>
                 <w:rFonts w:ascii="Times New Roman" w:hAnsi="Times New Roman" w:cs="Times New Roman"/>
@@ -5019,6 +5744,7 @@
           </w:tcPr>
           <w:p>
             <w:pPr>
+              <w:spacing w:line="360" w:lineRule="auto"/>
               <w:jc w:val="both"/>
               <w:rPr>
                 <w:rFonts w:ascii="Times New Roman" w:hAnsi="Times New Roman" w:cs="Times New Roman"/>
@@ -5053,6 +5779,7 @@
           </w:tcPr>
           <w:p>
             <w:pPr>
+              <w:spacing w:line="360" w:lineRule="auto"/>
               <w:jc w:val="both"/>
               <w:rPr>
                 <w:rFonts w:ascii="Times New Roman" w:hAnsi="Times New Roman" w:cs="Times New Roman"/>
@@ -5078,6 +5805,7 @@
           </w:tcPr>
           <w:p>
             <w:pPr>
+              <w:spacing w:line="360" w:lineRule="auto"/>
               <w:jc w:val="both"/>
               <w:rPr>
                 <w:rFonts w:ascii="Times New Roman" w:hAnsi="Times New Roman" w:cs="Times New Roman"/>
@@ -5108,6 +5836,7 @@
           </w:tcPr>
           <w:p>
             <w:pPr>
+              <w:spacing w:line="360" w:lineRule="auto"/>
               <w:jc w:val="both"/>
               <w:rPr>
                 <w:rFonts w:ascii="Times New Roman" w:hAnsi="Times New Roman" w:cs="Times New Roman"/>
@@ -5133,6 +5862,7 @@
           </w:tcPr>
           <w:p>
             <w:pPr>
+              <w:spacing w:line="360" w:lineRule="auto"/>
               <w:jc w:val="both"/>
               <w:rPr>
                 <w:rFonts w:ascii="Times New Roman" w:hAnsi="Times New Roman" w:cs="Times New Roman"/>
@@ -5154,6 +5884,7 @@
     </w:tbl>
     <w:p>
       <w:pPr>
+        <w:spacing w:line="360" w:lineRule="auto"/>
         <w:jc w:val="both"/>
         <w:rPr>
           <w:rFonts w:ascii="Times New Roman" w:hAnsi="Times New Roman" w:cs="Times New Roman"/>
@@ -5172,6 +5903,7 @@
     </w:p>
     <w:p>
       <w:pPr>
+        <w:spacing w:line="360" w:lineRule="auto"/>
         <w:jc w:val="both"/>
         <w:rPr>
           <w:rFonts w:ascii="Times New Roman" w:hAnsi="Times New Roman" w:cs="Times New Roman"/>
@@ -5215,6 +5947,7 @@
     </w:p>
     <w:p>
       <w:pPr>
+        <w:spacing w:line="360" w:lineRule="auto"/>
         <w:jc w:val="both"/>
         <w:rPr>
           <w:rFonts w:ascii="Times New Roman" w:hAnsi="Times New Roman" w:cs="Times New Roman"/>
@@ -5286,6 +6019,7 @@
           <w:ilvl w:val="0"/>
           <w:numId w:val="29"/>
         </w:numPr>
+        <w:spacing w:line="360" w:lineRule="auto"/>
         <w:jc w:val="both"/>
         <w:rPr>
           <w:rFonts w:ascii="Times New Roman" w:hAnsi="Times New Roman" w:cs="Times New Roman"/>
@@ -5317,6 +6051,7 @@
           <w:ilvl w:val="0"/>
           <w:numId w:val="29"/>
         </w:numPr>
+        <w:spacing w:line="360" w:lineRule="auto"/>
         <w:jc w:val="both"/>
         <w:rPr>
           <w:rFonts w:ascii="Times New Roman" w:hAnsi="Times New Roman" w:cs="Times New Roman"/>
@@ -5348,19 +6083,21 @@
           <w:ilvl w:val="0"/>
           <w:numId w:val="29"/>
         </w:numPr>
-        <w:jc w:val="both"/>
-        <w:rPr>
-          <w:rFonts w:ascii="Times New Roman" w:hAnsi="Times New Roman" w:cs="Times New Roman"/>
-          <w:sz w:val="24"/>
-          <w:szCs w:val="24"/>
-        </w:rPr>
-      </w:pPr>
-      <w:r>
-        <w:rPr>
-          <w:rFonts w:ascii="Times New Roman" w:hAnsi="Times New Roman" w:cs="Times New Roman"/>
-          <w:sz w:val="24"/>
-          <w:szCs w:val="24"/>
-        </w:rPr>
+        <w:spacing w:line="360" w:lineRule="auto"/>
+        <w:jc w:val="both"/>
+        <w:rPr>
+          <w:rFonts w:ascii="Times New Roman" w:hAnsi="Times New Roman" w:cs="Times New Roman"/>
+          <w:sz w:val="24"/>
+          <w:szCs w:val="24"/>
+        </w:rPr>
+      </w:pPr>
+      <w:r>
+        <w:rPr>
+          <w:rFonts w:ascii="Times New Roman" w:hAnsi="Times New Roman" w:cs="Times New Roman"/>
+          <w:sz w:val="24"/>
+          <w:szCs w:val="24"/>
+        </w:rPr>
+        <w:lastRenderedPageBreak/>
         <w:t xml:space="preserve">Byte 3: - </w:t>
       </w:r>
       <w:r>
@@ -5379,6 +6116,7 @@
           <w:ilvl w:val="0"/>
           <w:numId w:val="29"/>
         </w:numPr>
+        <w:spacing w:line="360" w:lineRule="auto"/>
         <w:jc w:val="both"/>
         <w:rPr>
           <w:rFonts w:ascii="Times New Roman" w:hAnsi="Times New Roman" w:cs="Times New Roman"/>
@@ -5410,6 +6148,7 @@
           <w:ilvl w:val="0"/>
           <w:numId w:val="29"/>
         </w:numPr>
+        <w:spacing w:line="360" w:lineRule="auto"/>
         <w:jc w:val="both"/>
         <w:rPr>
           <w:rFonts w:ascii="Times New Roman" w:hAnsi="Times New Roman" w:cs="Times New Roman"/>
@@ -5436,6 +6175,7 @@
     </w:p>
     <w:p>
       <w:pPr>
+        <w:spacing w:line="360" w:lineRule="auto"/>
         <w:jc w:val="both"/>
         <w:rPr>
           <w:rFonts w:ascii="Times New Roman" w:hAnsi="Times New Roman" w:cs="Times New Roman"/>
@@ -5464,6 +6204,7 @@
     </w:p>
     <w:p>
       <w:pPr>
+        <w:spacing w:line="360" w:lineRule="auto"/>
         <w:jc w:val="both"/>
         <w:rPr>
           <w:rFonts w:ascii="Times New Roman" w:hAnsi="Times New Roman" w:cs="Times New Roman"/>
@@ -5482,6 +6223,7 @@
     </w:p>
     <w:p>
       <w:pPr>
+        <w:spacing w:line="360" w:lineRule="auto"/>
         <w:jc w:val="center"/>
         <w:rPr>
           <w:rFonts w:ascii="Times New Roman" w:hAnsi="Times New Roman" w:cs="Times New Roman"/>
@@ -5512,7 +6254,7 @@
                     <pic:cNvPicPr/>
                   </pic:nvPicPr>
                   <pic:blipFill>
-                    <a:blip r:embed="rId16"/>
+                    <a:blip r:embed="rId18"/>
                     <a:stretch>
                       <a:fillRect/>
                     </a:stretch>
@@ -5535,16 +6277,18 @@
     </w:p>
     <w:p>
       <w:pPr>
-        <w:jc w:val="both"/>
-        <w:rPr>
-          <w:rFonts w:ascii="Times New Roman" w:hAnsi="Times New Roman" w:cs="Times New Roman"/>
-          <w:sz w:val="24"/>
-          <w:szCs w:val="24"/>
-        </w:rPr>
-      </w:pPr>
-    </w:p>
-    <w:p>
-      <w:pPr>
+        <w:spacing w:line="360" w:lineRule="auto"/>
+        <w:jc w:val="both"/>
+        <w:rPr>
+          <w:rFonts w:ascii="Times New Roman" w:hAnsi="Times New Roman" w:cs="Times New Roman"/>
+          <w:sz w:val="24"/>
+          <w:szCs w:val="24"/>
+        </w:rPr>
+      </w:pPr>
+    </w:p>
+    <w:p>
+      <w:pPr>
+        <w:spacing w:line="360" w:lineRule="auto"/>
         <w:jc w:val="both"/>
         <w:rPr>
           <w:rFonts w:ascii="Times New Roman" w:hAnsi="Times New Roman" w:cs="Times New Roman"/>
@@ -5579,6 +6323,7 @@
           <w:ilvl w:val="0"/>
           <w:numId w:val="30"/>
         </w:numPr>
+        <w:spacing w:line="360" w:lineRule="auto"/>
         <w:jc w:val="both"/>
         <w:rPr>
           <w:rFonts w:ascii="Times New Roman" w:hAnsi="Times New Roman" w:cs="Times New Roman"/>
@@ -5629,6 +6374,7 @@
           <w:ilvl w:val="0"/>
           <w:numId w:val="30"/>
         </w:numPr>
+        <w:spacing w:line="360" w:lineRule="auto"/>
         <w:jc w:val="both"/>
         <w:rPr>
           <w:rFonts w:ascii="Times New Roman" w:hAnsi="Times New Roman" w:cs="Times New Roman"/>
@@ -5677,6 +6423,7 @@
           <w:ilvl w:val="0"/>
           <w:numId w:val="30"/>
         </w:numPr>
+        <w:spacing w:line="360" w:lineRule="auto"/>
         <w:jc w:val="both"/>
         <w:rPr>
           <w:rFonts w:ascii="Times New Roman" w:hAnsi="Times New Roman" w:cs="Times New Roman"/>
@@ -5701,6 +6448,7 @@
           <w:ilvl w:val="0"/>
           <w:numId w:val="30"/>
         </w:numPr>
+        <w:spacing w:line="360" w:lineRule="auto"/>
         <w:jc w:val="both"/>
         <w:rPr>
           <w:rFonts w:ascii="Times New Roman" w:hAnsi="Times New Roman" w:cs="Times New Roman"/>
@@ -5735,6 +6483,7 @@
           <w:ilvl w:val="0"/>
           <w:numId w:val="30"/>
         </w:numPr>
+        <w:spacing w:line="360" w:lineRule="auto"/>
         <w:jc w:val="both"/>
         <w:rPr>
           <w:rFonts w:ascii="Times New Roman" w:hAnsi="Times New Roman" w:cs="Times New Roman"/>
@@ -5751,7 +6500,6 @@
           <w:sz w:val="24"/>
           <w:szCs w:val="24"/>
         </w:rPr>
-        <w:lastRenderedPageBreak/>
         <w:t>Note that checksum must equal Byte5, otherwise reading is invalid</w:t>
       </w:r>
       <w:r>
@@ -5772,6 +6520,7 @@
           <w:ilvl w:val="0"/>
           <w:numId w:val="30"/>
         </w:numPr>
+        <w:spacing w:line="360" w:lineRule="auto"/>
         <w:jc w:val="both"/>
         <w:rPr>
           <w:rFonts w:ascii="Times New Roman" w:hAnsi="Times New Roman" w:cs="Times New Roman"/>
@@ -5820,6 +6569,7 @@
           <w:ilvl w:val="0"/>
           <w:numId w:val="30"/>
         </w:numPr>
+        <w:spacing w:line="360" w:lineRule="auto"/>
         <w:jc w:val="both"/>
         <w:rPr>
           <w:rFonts w:ascii="Times New Roman" w:hAnsi="Times New Roman" w:cs="Times New Roman"/>
@@ -5862,6 +6612,7 @@
           <w:ilvl w:val="0"/>
           <w:numId w:val="30"/>
         </w:numPr>
+        <w:spacing w:line="360" w:lineRule="auto"/>
         <w:jc w:val="both"/>
         <w:rPr>
           <w:rFonts w:ascii="Times New Roman" w:hAnsi="Times New Roman" w:cs="Times New Roman"/>
@@ -5886,6 +6637,7 @@
           <w:ilvl w:val="0"/>
           <w:numId w:val="30"/>
         </w:numPr>
+        <w:spacing w:line="360" w:lineRule="auto"/>
       </w:pPr>
       <w:r>
         <w:t>The sum of the first 4 bytes could be larger than 255 (since each byte can be up to 255).</w:t>
@@ -5898,6 +6650,7 @@
           <w:ilvl w:val="0"/>
           <w:numId w:val="30"/>
         </w:numPr>
+        <w:spacing w:line="360" w:lineRule="auto"/>
       </w:pPr>
       <w:r>
         <w:t xml:space="preserve"> But the checksum is only </w:t>
@@ -5925,8 +6678,10 @@
           <w:ilvl w:val="0"/>
           <w:numId w:val="30"/>
         </w:numPr>
-      </w:pPr>
-      <w:r>
+        <w:spacing w:line="360" w:lineRule="auto"/>
+      </w:pPr>
+      <w:r>
+        <w:lastRenderedPageBreak/>
         <w:t xml:space="preserve"> 0xFF masks the result so only the </w:t>
       </w:r>
       <w:r>
@@ -5943,6 +6698,7 @@
     </w:p>
     <w:p>
       <w:pPr>
+        <w:spacing w:line="360" w:lineRule="auto"/>
         <w:jc w:val="both"/>
         <w:rPr>
           <w:rFonts w:ascii="Times New Roman" w:hAnsi="Times New Roman" w:cs="Times New Roman"/>
@@ -5956,13 +6712,14 @@
     </w:p>
     <w:p>
       <w:pPr>
+        <w:spacing w:line="360" w:lineRule="auto"/>
         <w:jc w:val="both"/>
         <w:rPr>
           <w:rFonts w:ascii="Times New Roman" w:hAnsi="Times New Roman" w:cs="Times New Roman"/>
           <w:b/>
           <w:bCs/>
-          <w:sz w:val="24"/>
-          <w:szCs w:val="24"/>
+          <w:sz w:val="28"/>
+          <w:szCs w:val="28"/>
           <w:lang w:val="en-US"/>
         </w:rPr>
       </w:pPr>
@@ -5971,8 +6728,8 @@
           <w:rFonts w:ascii="Times New Roman" w:hAnsi="Times New Roman" w:cs="Times New Roman"/>
           <w:b/>
           <w:bCs/>
-          <w:sz w:val="24"/>
-          <w:szCs w:val="24"/>
+          <w:sz w:val="28"/>
+          <w:szCs w:val="28"/>
           <w:lang w:val="en-US"/>
         </w:rPr>
         <w:t>Interfacing DHT22 with STM32</w:t>
@@ -5985,6 +6742,7 @@
           <w:ilvl w:val="0"/>
           <w:numId w:val="21"/>
         </w:numPr>
+        <w:spacing w:line="360" w:lineRule="auto"/>
         <w:jc w:val="both"/>
         <w:rPr>
           <w:rFonts w:ascii="Times New Roman" w:hAnsi="Times New Roman" w:cs="Times New Roman"/>
@@ -6068,6 +6826,7 @@
           <w:ilvl w:val="0"/>
           <w:numId w:val="21"/>
         </w:numPr>
+        <w:spacing w:line="360" w:lineRule="auto"/>
         <w:jc w:val="both"/>
         <w:rPr>
           <w:rFonts w:ascii="Times New Roman" w:hAnsi="Times New Roman" w:cs="Times New Roman"/>
@@ -6093,6 +6852,7 @@
           <w:ilvl w:val="0"/>
           <w:numId w:val="21"/>
         </w:numPr>
+        <w:spacing w:line="360" w:lineRule="auto"/>
         <w:jc w:val="both"/>
         <w:rPr>
           <w:rFonts w:ascii="Times New Roman" w:hAnsi="Times New Roman" w:cs="Times New Roman"/>
@@ -6138,6 +6898,7 @@
           <w:ilvl w:val="0"/>
           <w:numId w:val="21"/>
         </w:numPr>
+        <w:spacing w:line="360" w:lineRule="auto"/>
         <w:jc w:val="both"/>
         <w:rPr>
           <w:rFonts w:ascii="Times New Roman" w:hAnsi="Times New Roman" w:cs="Times New Roman"/>
@@ -6241,6 +7002,7 @@
           <w:ilvl w:val="0"/>
           <w:numId w:val="21"/>
         </w:numPr>
+        <w:spacing w:line="360" w:lineRule="auto"/>
         <w:jc w:val="both"/>
         <w:rPr>
           <w:rFonts w:ascii="Times New Roman" w:hAnsi="Times New Roman" w:cs="Times New Roman"/>
@@ -6265,6 +7027,7 @@
           <w:ilvl w:val="0"/>
           <w:numId w:val="21"/>
         </w:numPr>
+        <w:spacing w:line="360" w:lineRule="auto"/>
         <w:jc w:val="both"/>
       </w:pPr>
       <w:r>
@@ -6306,6 +7069,7 @@
           <w:ilvl w:val="0"/>
           <w:numId w:val="21"/>
         </w:numPr>
+        <w:spacing w:line="360" w:lineRule="auto"/>
         <w:jc w:val="both"/>
       </w:pPr>
       <w:r>
@@ -6330,6 +7094,7 @@
           <w:ilvl w:val="0"/>
           <w:numId w:val="21"/>
         </w:numPr>
+        <w:spacing w:line="360" w:lineRule="auto"/>
         <w:jc w:val="both"/>
       </w:pPr>
       <w:r>
@@ -6343,6 +7108,7 @@
           <w:ilvl w:val="0"/>
           <w:numId w:val="21"/>
         </w:numPr>
+        <w:spacing w:line="360" w:lineRule="auto"/>
         <w:jc w:val="both"/>
       </w:pPr>
       <w:r>
@@ -6377,6 +7143,7 @@
           <w:ilvl w:val="0"/>
           <w:numId w:val="21"/>
         </w:numPr>
+        <w:spacing w:line="360" w:lineRule="auto"/>
         <w:jc w:val="both"/>
       </w:pPr>
       <w:r>
@@ -6429,6 +7196,7 @@
           <w:ilvl w:val="0"/>
           <w:numId w:val="21"/>
         </w:numPr>
+        <w:spacing w:line="360" w:lineRule="auto"/>
         <w:jc w:val="both"/>
       </w:pPr>
       <w:r>
@@ -6469,6 +7237,7 @@
           <w:ilvl w:val="0"/>
           <w:numId w:val="21"/>
         </w:numPr>
+        <w:spacing w:line="360" w:lineRule="auto"/>
         <w:jc w:val="both"/>
         <w:rPr>
           <w:rFonts w:ascii="Times New Roman" w:hAnsi="Times New Roman" w:cs="Times New Roman"/>
@@ -6489,7 +7258,8 @@
     </w:p>
     <w:p>
       <w:pPr>
-        <w:jc w:val="both"/>
+        <w:spacing w:line="360" w:lineRule="auto"/>
+        <w:jc w:val="center"/>
         <w:rPr>
           <w:rFonts w:ascii="Times New Roman" w:hAnsi="Times New Roman" w:cs="Times New Roman"/>
           <w:sz w:val="24"/>
@@ -6507,8 +7277,8 @@
         </w:rPr>
         <w:lastRenderedPageBreak/>
         <w:drawing>
-          <wp:inline distT="0" distB="0" distL="0" distR="0" wp14:anchorId="238CF9E4" wp14:editId="7F793A10">
-            <wp:extent cx="5731510" cy="2287617"/>
+          <wp:inline distT="0" distB="0" distL="0" distR="0" wp14:anchorId="238CF9E4" wp14:editId="3DA036DA">
+            <wp:extent cx="5154713" cy="2057400"/>
             <wp:effectExtent l="0" t="0" r="0" b="0"/>
             <wp:docPr id="1914532706" name="Picture 1"/>
             <wp:cNvGraphicFramePr>
@@ -6522,7 +7292,7 @@
                     <pic:cNvPicPr/>
                   </pic:nvPicPr>
                   <pic:blipFill rotWithShape="1">
-                    <a:blip r:embed="rId17"/>
+                    <a:blip r:embed="rId19"/>
                     <a:srcRect l="-494" t="1784" r="-1512"/>
                     <a:stretch>
                       <a:fillRect/>
@@ -6531,7 +7301,7 @@
                   <pic:spPr bwMode="auto">
                     <a:xfrm>
                       <a:off x="0" y="0"/>
-                      <a:ext cx="5731510" cy="2287617"/>
+                      <a:ext cx="5167253" cy="2062405"/>
                     </a:xfrm>
                     <a:prstGeom prst="rect">
                       <a:avLst/>
@@ -6559,6 +7329,7 @@
           <w:ilvl w:val="0"/>
           <w:numId w:val="31"/>
         </w:numPr>
+        <w:spacing w:line="360" w:lineRule="auto"/>
         <w:jc w:val="both"/>
         <w:rPr>
           <w:rFonts w:ascii="Times New Roman" w:hAnsi="Times New Roman" w:cs="Times New Roman"/>
@@ -6579,6 +7350,7 @@
     </w:p>
     <w:p>
       <w:pPr>
+        <w:spacing w:line="360" w:lineRule="auto"/>
         <w:jc w:val="both"/>
         <w:rPr>
           <w:rFonts w:ascii="Times New Roman" w:hAnsi="Times New Roman" w:cs="Times New Roman"/>
@@ -6611,7 +7383,7 @@
                     <pic:cNvPicPr/>
                   </pic:nvPicPr>
                   <pic:blipFill>
-                    <a:blip r:embed="rId18"/>
+                    <a:blip r:embed="rId20"/>
                     <a:stretch>
                       <a:fillRect/>
                     </a:stretch>
@@ -6634,17 +7406,19 @@
     </w:p>
     <w:p>
       <w:pPr>
-        <w:jc w:val="both"/>
-        <w:rPr>
-          <w:rFonts w:ascii="Times New Roman" w:hAnsi="Times New Roman" w:cs="Times New Roman"/>
-          <w:sz w:val="24"/>
-          <w:szCs w:val="24"/>
-          <w:lang w:val="en-US"/>
-        </w:rPr>
-      </w:pPr>
-    </w:p>
-    <w:p>
-      <w:pPr>
+        <w:spacing w:line="360" w:lineRule="auto"/>
+        <w:jc w:val="both"/>
+        <w:rPr>
+          <w:rFonts w:ascii="Times New Roman" w:hAnsi="Times New Roman" w:cs="Times New Roman"/>
+          <w:sz w:val="24"/>
+          <w:szCs w:val="24"/>
+          <w:lang w:val="en-US"/>
+        </w:rPr>
+      </w:pPr>
+    </w:p>
+    <w:p>
+      <w:pPr>
+        <w:spacing w:line="360" w:lineRule="auto"/>
         <w:jc w:val="both"/>
         <w:rPr>
           <w:rFonts w:ascii="Times New Roman" w:hAnsi="Times New Roman" w:cs="Times New Roman"/>
@@ -6677,7 +7451,7 @@
                     <pic:cNvPicPr/>
                   </pic:nvPicPr>
                   <pic:blipFill>
-                    <a:blip r:embed="rId19"/>
+                    <a:blip r:embed="rId21"/>
                     <a:stretch>
                       <a:fillRect/>
                     </a:stretch>
@@ -6700,17 +7474,19 @@
     </w:p>
     <w:p>
       <w:pPr>
-        <w:jc w:val="both"/>
-        <w:rPr>
-          <w:rFonts w:ascii="Times New Roman" w:hAnsi="Times New Roman" w:cs="Times New Roman"/>
-          <w:sz w:val="24"/>
-          <w:szCs w:val="24"/>
-          <w:lang w:val="en-US"/>
-        </w:rPr>
-      </w:pPr>
-    </w:p>
-    <w:p>
-      <w:pPr>
+        <w:spacing w:line="360" w:lineRule="auto"/>
+        <w:jc w:val="both"/>
+        <w:rPr>
+          <w:rFonts w:ascii="Times New Roman" w:hAnsi="Times New Roman" w:cs="Times New Roman"/>
+          <w:sz w:val="24"/>
+          <w:szCs w:val="24"/>
+          <w:lang w:val="en-US"/>
+        </w:rPr>
+      </w:pPr>
+    </w:p>
+    <w:p>
+      <w:pPr>
+        <w:spacing w:line="360" w:lineRule="auto"/>
         <w:jc w:val="both"/>
         <w:rPr>
           <w:rFonts w:ascii="Times New Roman" w:hAnsi="Times New Roman" w:cs="Times New Roman"/>
@@ -6724,6 +7500,7 @@
     </w:p>
     <w:p>
       <w:pPr>
+        <w:spacing w:line="360" w:lineRule="auto"/>
         <w:jc w:val="both"/>
         <w:rPr>
           <w:rFonts w:ascii="Times New Roman" w:hAnsi="Times New Roman" w:cs="Times New Roman"/>
@@ -6774,7 +7551,7 @@
           <w:szCs w:val="24"/>
         </w:rPr>
         <w:noBreakHyphen/>
-        <w:t xml:space="preserve">high handshake. The main read loop then captures 40 bits: each bit begins with a low pulse, followed by a high pulse whose duration encodes 0 or 1. The code samples the line after ~40 µs to decide the bit value and assembles the result into five bytes. A checksum verifies data integrity, and the raw </w:t>
+        <w:t xml:space="preserve">high handshake. The </w:t>
       </w:r>
       <w:r>
         <w:rPr>
@@ -6783,7 +7560,7 @@
           <w:szCs w:val="24"/>
         </w:rPr>
         <w:lastRenderedPageBreak/>
-        <w:t>humidity and temperature values are extracted from the first four bytes, scaled by 10 to yield human</w:t>
+        <w:t>main read loop then captures 40 bits: each bit begins with a low pulse, followed by a high pulse whose duration encodes 0 or 1. The code samples the line after ~40 µs to decide the bit value and assembles the result into five bytes. A checksum verifies data integrity, and the raw humidity and temperature values are extracted from the first four bytes, scaled by 10 to yield human</w:t>
       </w:r>
       <w:r>
         <w:rPr>
@@ -6815,49 +7592,29 @@
     </w:p>
     <w:p>
       <w:pPr>
+        <w:pStyle w:val="ListParagraph"/>
+        <w:numPr>
+          <w:ilvl w:val="0"/>
+          <w:numId w:val="39"/>
+        </w:numPr>
+        <w:spacing w:line="360" w:lineRule="auto"/>
         <w:jc w:val="both"/>
         <w:rPr>
           <w:rFonts w:ascii="Times New Roman" w:hAnsi="Times New Roman" w:cs="Times New Roman"/>
           <w:b/>
           <w:bCs/>
-          <w:sz w:val="24"/>
-          <w:szCs w:val="24"/>
-          <w:lang w:val="en-US"/>
-        </w:rPr>
-      </w:pPr>
-    </w:p>
-    <w:p>
-      <w:pPr>
-        <w:jc w:val="both"/>
+          <w:sz w:val="28"/>
+          <w:szCs w:val="28"/>
+          <w:lang w:val="en-US"/>
+        </w:rPr>
+      </w:pPr>
+      <w:r>
         <w:rPr>
           <w:rFonts w:ascii="Times New Roman" w:hAnsi="Times New Roman" w:cs="Times New Roman"/>
           <w:b/>
           <w:bCs/>
-          <w:sz w:val="24"/>
-          <w:szCs w:val="24"/>
-          <w:lang w:val="en-US"/>
-        </w:rPr>
-      </w:pPr>
-    </w:p>
-    <w:p>
-      <w:pPr>
-        <w:jc w:val="both"/>
-        <w:rPr>
-          <w:rFonts w:ascii="Times New Roman" w:hAnsi="Times New Roman" w:cs="Times New Roman"/>
-          <w:b/>
-          <w:bCs/>
-          <w:sz w:val="24"/>
-          <w:szCs w:val="24"/>
-          <w:lang w:val="en-US"/>
-        </w:rPr>
-      </w:pPr>
-      <w:r>
-        <w:rPr>
-          <w:rFonts w:ascii="Times New Roman" w:hAnsi="Times New Roman" w:cs="Times New Roman"/>
-          <w:b/>
-          <w:bCs/>
-          <w:sz w:val="24"/>
-          <w:szCs w:val="24"/>
+          <w:sz w:val="28"/>
+          <w:szCs w:val="28"/>
           <w:lang w:val="en-US"/>
         </w:rPr>
         <w:t>Interfacing HX711+load cell with STM32</w:t>
@@ -6865,6 +7622,7 @@
     </w:p>
     <w:p>
       <w:pPr>
+        <w:spacing w:line="360" w:lineRule="auto"/>
         <w:jc w:val="both"/>
         <w:rPr>
           <w:rFonts w:ascii="Times New Roman" w:hAnsi="Times New Roman" w:cs="Times New Roman"/>
@@ -6912,6 +7670,7 @@
     </w:p>
     <w:p>
       <w:pPr>
+        <w:spacing w:line="360" w:lineRule="auto"/>
         <w:jc w:val="both"/>
         <w:rPr>
           <w:rFonts w:ascii="Times New Roman" w:hAnsi="Times New Roman" w:cs="Times New Roman"/>
@@ -6932,6 +7691,7 @@
     </w:p>
     <w:p>
       <w:pPr>
+        <w:spacing w:line="360" w:lineRule="auto"/>
         <w:jc w:val="both"/>
         <w:rPr>
           <w:rFonts w:ascii="Times New Roman" w:hAnsi="Times New Roman" w:cs="Times New Roman"/>
@@ -6952,6 +7712,7 @@
     </w:p>
     <w:p>
       <w:pPr>
+        <w:spacing w:line="360" w:lineRule="auto"/>
         <w:jc w:val="both"/>
         <w:rPr>
           <w:rFonts w:ascii="Times New Roman" w:hAnsi="Times New Roman" w:cs="Times New Roman"/>
@@ -7001,6 +7762,7 @@
     </w:p>
     <w:p>
       <w:pPr>
+        <w:spacing w:line="360" w:lineRule="auto"/>
         <w:jc w:val="both"/>
         <w:rPr>
           <w:rFonts w:ascii="Times New Roman" w:hAnsi="Times New Roman" w:cs="Times New Roman"/>
@@ -7039,18 +7801,20 @@
     </w:p>
     <w:p>
       <w:pPr>
-        <w:jc w:val="both"/>
-        <w:rPr>
-          <w:rFonts w:ascii="Times New Roman" w:hAnsi="Times New Roman" w:cs="Times New Roman"/>
-          <w:sz w:val="24"/>
-          <w:szCs w:val="24"/>
-          <w:lang w:val="en-US"/>
-        </w:rPr>
-      </w:pPr>
-    </w:p>
-    <w:p>
-      <w:pPr>
-        <w:jc w:val="both"/>
+        <w:spacing w:line="360" w:lineRule="auto"/>
+        <w:jc w:val="both"/>
+        <w:rPr>
+          <w:rFonts w:ascii="Times New Roman" w:hAnsi="Times New Roman" w:cs="Times New Roman"/>
+          <w:sz w:val="24"/>
+          <w:szCs w:val="24"/>
+          <w:lang w:val="en-US"/>
+        </w:rPr>
+      </w:pPr>
+    </w:p>
+    <w:p>
+      <w:pPr>
+        <w:spacing w:line="360" w:lineRule="auto"/>
+        <w:jc w:val="center"/>
         <w:rPr>
           <w:rFonts w:ascii="Times New Roman" w:hAnsi="Times New Roman" w:cs="Times New Roman"/>
           <w:sz w:val="24"/>
@@ -7067,9 +7831,9 @@
           <w:lang w:val="en-US"/>
         </w:rPr>
         <w:drawing>
-          <wp:inline distT="0" distB="0" distL="0" distR="0" wp14:anchorId="341E5B35" wp14:editId="13E0725F">
-            <wp:extent cx="5731510" cy="3653790"/>
-            <wp:effectExtent l="0" t="0" r="2540" b="3810"/>
+          <wp:inline distT="0" distB="0" distL="0" distR="0" wp14:anchorId="341E5B35" wp14:editId="558F81C1">
+            <wp:extent cx="5173980" cy="3298369"/>
+            <wp:effectExtent l="0" t="0" r="7620" b="0"/>
             <wp:docPr id="1003018432" name="Picture 1"/>
             <wp:cNvGraphicFramePr>
               <a:graphicFrameLocks xmlns:a="http://schemas.openxmlformats.org/drawingml/2006/main" noChangeAspect="1"/>
@@ -7082,7 +7846,7 @@
                     <pic:cNvPicPr/>
                   </pic:nvPicPr>
                   <pic:blipFill>
-                    <a:blip r:embed="rId20"/>
+                    <a:blip r:embed="rId22"/>
                     <a:stretch>
                       <a:fillRect/>
                     </a:stretch>
@@ -7090,7 +7854,7 @@
                   <pic:spPr>
                     <a:xfrm>
                       <a:off x="0" y="0"/>
-                      <a:ext cx="5731510" cy="3653790"/>
+                      <a:ext cx="5178382" cy="3301175"/>
                     </a:xfrm>
                     <a:prstGeom prst="rect">
                       <a:avLst/>
@@ -7105,20 +7869,30 @@
     </w:p>
     <w:p>
       <w:pPr>
-        <w:jc w:val="both"/>
-        <w:rPr>
-          <w:rFonts w:ascii="Times New Roman" w:hAnsi="Times New Roman" w:cs="Times New Roman"/>
-          <w:sz w:val="24"/>
-          <w:szCs w:val="24"/>
-        </w:rPr>
-      </w:pPr>
-      <w:r>
-        <w:rPr>
-          <w:rFonts w:ascii="Times New Roman" w:hAnsi="Times New Roman" w:cs="Times New Roman"/>
-          <w:sz w:val="24"/>
-          <w:szCs w:val="24"/>
-        </w:rPr>
-        <w:t>A load cell is basically a metal bar with strain gauges that change resistance when the bar bends under force. This bending produces a very tiny voltage difference (in the range of millivolts). Because the signal is so small, the HX711 chip amplifies it about 128 times and then converts it into a 24</w:t>
+        <w:spacing w:line="360" w:lineRule="auto"/>
+        <w:jc w:val="both"/>
+        <w:rPr>
+          <w:rFonts w:ascii="Times New Roman" w:hAnsi="Times New Roman" w:cs="Times New Roman"/>
+          <w:sz w:val="24"/>
+          <w:szCs w:val="24"/>
+        </w:rPr>
+      </w:pPr>
+      <w:r>
+        <w:rPr>
+          <w:rFonts w:ascii="Times New Roman" w:hAnsi="Times New Roman" w:cs="Times New Roman"/>
+          <w:sz w:val="24"/>
+          <w:szCs w:val="24"/>
+        </w:rPr>
+        <w:t xml:space="preserve">A load cell is basically a metal bar with strain gauges that change resistance when the bar bends under force. This bending produces a very tiny voltage difference (in the range of millivolts). </w:t>
+      </w:r>
+      <w:r>
+        <w:rPr>
+          <w:rFonts w:ascii="Times New Roman" w:hAnsi="Times New Roman" w:cs="Times New Roman"/>
+          <w:sz w:val="24"/>
+          <w:szCs w:val="24"/>
+        </w:rPr>
+        <w:lastRenderedPageBreak/>
+        <w:t>Because the signal is so small, the HX711 chip amplifies it about 128 times and then converts it into a 24</w:t>
       </w:r>
       <w:r>
         <w:rPr>
@@ -7132,25 +7906,26 @@
     </w:p>
     <w:p>
       <w:pPr>
-        <w:jc w:val="both"/>
-        <w:rPr>
-          <w:rFonts w:ascii="Times New Roman" w:hAnsi="Times New Roman" w:cs="Times New Roman"/>
-          <w:sz w:val="24"/>
-          <w:szCs w:val="24"/>
-        </w:rPr>
-      </w:pPr>
-      <w:r>
-        <w:rPr>
-          <w:rFonts w:ascii="Times New Roman" w:hAnsi="Times New Roman" w:cs="Times New Roman"/>
-          <w:sz w:val="24"/>
-          <w:szCs w:val="24"/>
-        </w:rPr>
-        <w:lastRenderedPageBreak/>
+        <w:spacing w:line="360" w:lineRule="auto"/>
+        <w:jc w:val="both"/>
+        <w:rPr>
+          <w:rFonts w:ascii="Times New Roman" w:hAnsi="Times New Roman" w:cs="Times New Roman"/>
+          <w:sz w:val="24"/>
+          <w:szCs w:val="24"/>
+        </w:rPr>
+      </w:pPr>
+      <w:r>
+        <w:rPr>
+          <w:rFonts w:ascii="Times New Roman" w:hAnsi="Times New Roman" w:cs="Times New Roman"/>
+          <w:sz w:val="24"/>
+          <w:szCs w:val="24"/>
+        </w:rPr>
         <w:t>The program first performs a tare: it measures the raw counts when the platform is empty and stores that baseline. This ensures that “no load” corresponds to zero. Next, it performs calibration: you place a known weight (say 5 kg), the program calculates how many counts correspond to that weight, and from this it derives a conversion factor (kg per count). After that, every new measurement follows the formula:</w:t>
       </w:r>
     </w:p>
     <w:p>
       <w:pPr>
+        <w:spacing w:line="360" w:lineRule="auto"/>
         <w:jc w:val="both"/>
         <w:rPr>
           <w:rFonts w:ascii="Times New Roman" w:hAnsi="Times New Roman" w:cs="Times New Roman"/>
@@ -7233,6 +8008,7 @@
     </w:p>
     <w:p>
       <w:pPr>
+        <w:spacing w:line="360" w:lineRule="auto"/>
         <w:jc w:val="both"/>
         <w:rPr>
           <w:rFonts w:ascii="Times New Roman" w:hAnsi="Times New Roman" w:cs="Times New Roman"/>
@@ -7251,16 +8027,18 @@
     </w:p>
     <w:p>
       <w:pPr>
-        <w:jc w:val="both"/>
-        <w:rPr>
-          <w:rFonts w:ascii="Times New Roman" w:hAnsi="Times New Roman" w:cs="Times New Roman"/>
-          <w:sz w:val="24"/>
-          <w:szCs w:val="24"/>
-        </w:rPr>
-      </w:pPr>
-    </w:p>
-    <w:p>
-      <w:pPr>
+        <w:spacing w:line="360" w:lineRule="auto"/>
+        <w:jc w:val="both"/>
+        <w:rPr>
+          <w:rFonts w:ascii="Times New Roman" w:hAnsi="Times New Roman" w:cs="Times New Roman"/>
+          <w:sz w:val="24"/>
+          <w:szCs w:val="24"/>
+        </w:rPr>
+      </w:pPr>
+    </w:p>
+    <w:p>
+      <w:pPr>
+        <w:spacing w:line="360" w:lineRule="auto"/>
         <w:jc w:val="both"/>
         <w:rPr>
           <w:rFonts w:ascii="Times New Roman" w:hAnsi="Times New Roman" w:cs="Times New Roman"/>
@@ -7315,6 +8093,7 @@
     </w:p>
     <w:p>
       <w:pPr>
+        <w:spacing w:line="360" w:lineRule="auto"/>
         <w:jc w:val="both"/>
         <w:rPr>
           <w:rFonts w:ascii="Times New Roman" w:hAnsi="Times New Roman" w:cs="Times New Roman"/>
@@ -7333,16 +8112,18 @@
     </w:p>
     <w:p>
       <w:pPr>
-        <w:jc w:val="both"/>
-        <w:rPr>
-          <w:rFonts w:ascii="Times New Roman" w:hAnsi="Times New Roman" w:cs="Times New Roman"/>
-          <w:sz w:val="24"/>
-          <w:szCs w:val="24"/>
-        </w:rPr>
-      </w:pPr>
-    </w:p>
-    <w:p>
-      <w:pPr>
+        <w:spacing w:line="360" w:lineRule="auto"/>
+        <w:jc w:val="both"/>
+        <w:rPr>
+          <w:rFonts w:ascii="Times New Roman" w:hAnsi="Times New Roman" w:cs="Times New Roman"/>
+          <w:sz w:val="24"/>
+          <w:szCs w:val="24"/>
+        </w:rPr>
+      </w:pPr>
+    </w:p>
+    <w:p>
+      <w:pPr>
+        <w:spacing w:line="360" w:lineRule="auto"/>
         <w:jc w:val="both"/>
         <w:rPr>
           <w:rFonts w:ascii="Times New Roman" w:hAnsi="Times New Roman" w:cs="Times New Roman"/>
@@ -7357,6 +8138,7 @@
           <w:sz w:val="24"/>
           <w:szCs w:val="24"/>
         </w:rPr>
+        <w:lastRenderedPageBreak/>
         <w:drawing>
           <wp:inline distT="0" distB="0" distL="0" distR="0" wp14:anchorId="591A3747" wp14:editId="28AFEE39">
             <wp:extent cx="5731510" cy="770890"/>
@@ -7373,7 +8155,7 @@
                     <pic:cNvPicPr/>
                   </pic:nvPicPr>
                   <pic:blipFill>
-                    <a:blip r:embed="rId21"/>
+                    <a:blip r:embed="rId23"/>
                     <a:stretch>
                       <a:fillRect/>
                     </a:stretch>
@@ -7396,6 +8178,7 @@
     </w:p>
     <w:p>
       <w:pPr>
+        <w:spacing w:line="360" w:lineRule="auto"/>
         <w:jc w:val="both"/>
         <w:rPr>
           <w:rFonts w:ascii="Times New Roman" w:hAnsi="Times New Roman" w:cs="Times New Roman"/>
@@ -7414,6 +8197,7 @@
     </w:p>
     <w:p>
       <w:pPr>
+        <w:spacing w:line="360" w:lineRule="auto"/>
         <w:jc w:val="both"/>
         <w:rPr>
           <w:rFonts w:ascii="Times New Roman" w:hAnsi="Times New Roman" w:cs="Times New Roman"/>
@@ -7444,7 +8228,7 @@
                     <pic:cNvPicPr/>
                   </pic:nvPicPr>
                   <pic:blipFill>
-                    <a:blip r:embed="rId22"/>
+                    <a:blip r:embed="rId24"/>
                     <a:stretch>
                       <a:fillRect/>
                     </a:stretch>
@@ -7472,6 +8256,7 @@
           <w:ilvl w:val="0"/>
           <w:numId w:val="31"/>
         </w:numPr>
+        <w:spacing w:line="360" w:lineRule="auto"/>
         <w:jc w:val="both"/>
         <w:rPr>
           <w:rFonts w:ascii="Times New Roman" w:hAnsi="Times New Roman" w:cs="Times New Roman"/>
@@ -7495,6 +8280,7 @@
           <w:ilvl w:val="0"/>
           <w:numId w:val="31"/>
         </w:numPr>
+        <w:spacing w:line="360" w:lineRule="auto"/>
         <w:jc w:val="both"/>
         <w:rPr>
           <w:rFonts w:ascii="Times New Roman" w:hAnsi="Times New Roman" w:cs="Times New Roman"/>
@@ -7518,6 +8304,7 @@
           <w:ilvl w:val="0"/>
           <w:numId w:val="31"/>
         </w:numPr>
+        <w:spacing w:line="360" w:lineRule="auto"/>
         <w:jc w:val="both"/>
         <w:rPr>
           <w:rFonts w:ascii="Times New Roman" w:hAnsi="Times New Roman" w:cs="Times New Roman"/>
@@ -7541,20 +8328,20 @@
           <w:ilvl w:val="0"/>
           <w:numId w:val="31"/>
         </w:numPr>
-        <w:jc w:val="both"/>
-        <w:rPr>
-          <w:rFonts w:ascii="Times New Roman" w:hAnsi="Times New Roman" w:cs="Times New Roman"/>
-          <w:sz w:val="24"/>
-          <w:szCs w:val="24"/>
-        </w:rPr>
-      </w:pPr>
-      <w:r>
-        <w:rPr>
-          <w:rFonts w:ascii="Times New Roman" w:hAnsi="Times New Roman" w:cs="Times New Roman"/>
-          <w:sz w:val="24"/>
-          <w:szCs w:val="24"/>
-        </w:rPr>
-        <w:lastRenderedPageBreak/>
+        <w:spacing w:line="360" w:lineRule="auto"/>
+        <w:jc w:val="both"/>
+        <w:rPr>
+          <w:rFonts w:ascii="Times New Roman" w:hAnsi="Times New Roman" w:cs="Times New Roman"/>
+          <w:sz w:val="24"/>
+          <w:szCs w:val="24"/>
+        </w:rPr>
+      </w:pPr>
+      <w:r>
+        <w:rPr>
+          <w:rFonts w:ascii="Times New Roman" w:hAnsi="Times New Roman" w:cs="Times New Roman"/>
+          <w:sz w:val="24"/>
+          <w:szCs w:val="24"/>
+        </w:rPr>
         <w:t>Clock Frequency- 1/ (20 us) =50kHz</w:t>
       </w:r>
     </w:p>
@@ -7565,6 +8352,7 @@
           <w:ilvl w:val="0"/>
           <w:numId w:val="31"/>
         </w:numPr>
+        <w:spacing w:line="360" w:lineRule="auto"/>
         <w:jc w:val="both"/>
         <w:rPr>
           <w:rFonts w:ascii="Times New Roman" w:hAnsi="Times New Roman" w:cs="Times New Roman"/>
@@ -7596,6 +8384,7 @@
           <w:ilvl w:val="0"/>
           <w:numId w:val="31"/>
         </w:numPr>
+        <w:spacing w:line="360" w:lineRule="auto"/>
         <w:jc w:val="both"/>
         <w:rPr>
           <w:rFonts w:ascii="Times New Roman" w:hAnsi="Times New Roman" w:cs="Times New Roman"/>
@@ -7619,6 +8408,7 @@
           <w:ilvl w:val="0"/>
           <w:numId w:val="31"/>
         </w:numPr>
+        <w:spacing w:line="360" w:lineRule="auto"/>
         <w:jc w:val="both"/>
         <w:rPr>
           <w:rFonts w:ascii="Times New Roman" w:hAnsi="Times New Roman" w:cs="Times New Roman"/>
@@ -7637,6 +8427,7 @@
     </w:p>
     <w:p>
       <w:pPr>
+        <w:spacing w:line="360" w:lineRule="auto"/>
         <w:rPr>
           <w:rFonts w:ascii="Times New Roman" w:hAnsi="Times New Roman" w:cs="Times New Roman"/>
           <w:sz w:val="24"/>
@@ -7651,8 +8442,8 @@
           <w:szCs w:val="24"/>
         </w:rPr>
         <w:drawing>
-          <wp:inline distT="0" distB="0" distL="0" distR="0" wp14:anchorId="2BD121E7" wp14:editId="36F2DFB9">
-            <wp:extent cx="5731510" cy="713740"/>
+          <wp:inline distT="0" distB="0" distL="0" distR="0" wp14:anchorId="2BD121E7" wp14:editId="55196A5B">
+            <wp:extent cx="5731510" cy="876300"/>
             <wp:effectExtent l="0" t="0" r="2540" b="0"/>
             <wp:docPr id="1295323340" name="Picture 1"/>
             <wp:cNvGraphicFramePr>
@@ -7666,7 +8457,7 @@
                     <pic:cNvPicPr/>
                   </pic:nvPicPr>
                   <pic:blipFill>
-                    <a:blip r:embed="rId23"/>
+                    <a:blip r:embed="rId25"/>
                     <a:stretch>
                       <a:fillRect/>
                     </a:stretch>
@@ -7674,7 +8465,7 @@
                   <pic:spPr>
                     <a:xfrm>
                       <a:off x="0" y="0"/>
-                      <a:ext cx="5731510" cy="713740"/>
+                      <a:ext cx="5731510" cy="876300"/>
                     </a:xfrm>
                     <a:prstGeom prst="rect">
                       <a:avLst/>
@@ -7694,6 +8485,7 @@
           <w:ilvl w:val="0"/>
           <w:numId w:val="36"/>
         </w:numPr>
+        <w:spacing w:line="360" w:lineRule="auto"/>
         <w:rPr>
           <w:rFonts w:ascii="Times New Roman" w:hAnsi="Times New Roman" w:cs="Times New Roman"/>
           <w:sz w:val="24"/>
@@ -7716,6 +8508,7 @@
           <w:ilvl w:val="0"/>
           <w:numId w:val="36"/>
         </w:numPr>
+        <w:spacing w:line="360" w:lineRule="auto"/>
         <w:rPr>
           <w:rFonts w:ascii="Times New Roman" w:hAnsi="Times New Roman" w:cs="Times New Roman"/>
           <w:sz w:val="24"/>
@@ -7756,6 +8549,7 @@
           <w:ilvl w:val="0"/>
           <w:numId w:val="36"/>
         </w:numPr>
+        <w:spacing w:line="360" w:lineRule="auto"/>
         <w:rPr>
           <w:rFonts w:ascii="Times New Roman" w:hAnsi="Times New Roman" w:cs="Times New Roman"/>
           <w:sz w:val="24"/>
@@ -7778,6 +8572,7 @@
           <w:ilvl w:val="0"/>
           <w:numId w:val="36"/>
         </w:numPr>
+        <w:spacing w:line="360" w:lineRule="auto"/>
         <w:rPr>
           <w:rFonts w:ascii="Times New Roman" w:hAnsi="Times New Roman" w:cs="Times New Roman"/>
           <w:sz w:val="24"/>
@@ -7800,6 +8595,7 @@
           <w:ilvl w:val="0"/>
           <w:numId w:val="36"/>
         </w:numPr>
+        <w:spacing w:line="360" w:lineRule="auto"/>
         <w:rPr>
           <w:rFonts w:ascii="Times New Roman" w:hAnsi="Times New Roman" w:cs="Times New Roman"/>
           <w:sz w:val="24"/>
@@ -7822,6 +8618,7 @@
           <w:ilvl w:val="0"/>
           <w:numId w:val="36"/>
         </w:numPr>
+        <w:spacing w:line="360" w:lineRule="auto"/>
         <w:rPr>
           <w:rFonts w:ascii="Times New Roman" w:hAnsi="Times New Roman" w:cs="Times New Roman"/>
           <w:sz w:val="24"/>
@@ -7875,23 +8672,38 @@
     </w:p>
     <w:p>
       <w:pPr>
+        <w:spacing w:line="360" w:lineRule="auto"/>
         <w:jc w:val="both"/>
         <w:rPr>
           <w:rFonts w:ascii="Times New Roman" w:hAnsi="Times New Roman" w:cs="Times New Roman"/>
           <w:b/>
           <w:bCs/>
-          <w:sz w:val="24"/>
-          <w:szCs w:val="24"/>
-        </w:rPr>
-      </w:pPr>
-      <w:r>
+          <w:sz w:val="28"/>
+          <w:szCs w:val="28"/>
+        </w:rPr>
+      </w:pPr>
+    </w:p>
+    <w:p>
+      <w:pPr>
+        <w:spacing w:line="360" w:lineRule="auto"/>
+        <w:jc w:val="both"/>
         <w:rPr>
           <w:rFonts w:ascii="Times New Roman" w:hAnsi="Times New Roman" w:cs="Times New Roman"/>
           <w:b/>
           <w:bCs/>
-          <w:sz w:val="24"/>
-          <w:szCs w:val="24"/>
-        </w:rPr>
+          <w:sz w:val="28"/>
+          <w:szCs w:val="28"/>
+        </w:rPr>
+      </w:pPr>
+      <w:r>
+        <w:rPr>
+          <w:rFonts w:ascii="Times New Roman" w:hAnsi="Times New Roman" w:cs="Times New Roman"/>
+          <w:b/>
+          <w:bCs/>
+          <w:sz w:val="28"/>
+          <w:szCs w:val="28"/>
+        </w:rPr>
+        <w:lastRenderedPageBreak/>
         <w:t>Sensor Specifications</w:t>
       </w:r>
     </w:p>
@@ -7902,6 +8714,7 @@
           <w:ilvl w:val="0"/>
           <w:numId w:val="32"/>
         </w:numPr>
+        <w:spacing w:line="360" w:lineRule="auto"/>
         <w:jc w:val="both"/>
         <w:rPr>
           <w:rFonts w:ascii="Times New Roman" w:hAnsi="Times New Roman" w:cs="Times New Roman"/>
@@ -7949,6 +8762,7 @@
     <w:p>
       <w:pPr>
         <w:pStyle w:val="ListParagraph"/>
+        <w:spacing w:line="360" w:lineRule="auto"/>
         <w:jc w:val="both"/>
         <w:rPr>
           <w:rFonts w:ascii="Times New Roman" w:hAnsi="Times New Roman" w:cs="Times New Roman"/>
@@ -7984,14 +8798,15 @@
           <w:p>
             <w:pPr>
               <w:pStyle w:val="ListParagraph"/>
+              <w:spacing w:line="360" w:lineRule="auto"/>
               <w:ind w:left="0"/>
               <w:jc w:val="center"/>
               <w:rPr>
                 <w:rFonts w:ascii="Times New Roman" w:hAnsi="Times New Roman" w:cs="Times New Roman"/>
                 <w:b/>
                 <w:bCs/>
-                <w:sz w:val="24"/>
-                <w:szCs w:val="24"/>
+                <w:sz w:val="28"/>
+                <w:szCs w:val="28"/>
                 <w:lang w:val="en-US"/>
               </w:rPr>
             </w:pPr>
@@ -8000,8 +8815,8 @@
                 <w:rFonts w:ascii="Times New Roman" w:hAnsi="Times New Roman" w:cs="Times New Roman"/>
                 <w:b/>
                 <w:bCs/>
-                <w:sz w:val="24"/>
-                <w:szCs w:val="24"/>
+                <w:sz w:val="28"/>
+                <w:szCs w:val="28"/>
                 <w:lang w:val="en-US"/>
               </w:rPr>
               <w:t>Parameter</w:t>
@@ -8016,14 +8831,15 @@
           <w:p>
             <w:pPr>
               <w:pStyle w:val="ListParagraph"/>
+              <w:spacing w:line="360" w:lineRule="auto"/>
               <w:ind w:left="0"/>
               <w:jc w:val="center"/>
               <w:rPr>
                 <w:rFonts w:ascii="Times New Roman" w:hAnsi="Times New Roman" w:cs="Times New Roman"/>
                 <w:b/>
                 <w:bCs/>
-                <w:sz w:val="24"/>
-                <w:szCs w:val="24"/>
+                <w:sz w:val="28"/>
+                <w:szCs w:val="28"/>
                 <w:lang w:val="en-US"/>
               </w:rPr>
             </w:pPr>
@@ -8032,8 +8848,8 @@
                 <w:rFonts w:ascii="Times New Roman" w:hAnsi="Times New Roman" w:cs="Times New Roman"/>
                 <w:b/>
                 <w:bCs/>
-                <w:sz w:val="24"/>
-                <w:szCs w:val="24"/>
+                <w:sz w:val="28"/>
+                <w:szCs w:val="28"/>
                 <w:lang w:val="en-US"/>
               </w:rPr>
               <w:t>Values</w:t>
@@ -8053,6 +8869,7 @@
           <w:p>
             <w:pPr>
               <w:pStyle w:val="ListParagraph"/>
+              <w:spacing w:line="360" w:lineRule="auto"/>
               <w:ind w:left="0"/>
               <w:jc w:val="center"/>
               <w:rPr>
@@ -8081,6 +8898,7 @@
           <w:p>
             <w:pPr>
               <w:pStyle w:val="ListParagraph"/>
+              <w:spacing w:line="360" w:lineRule="auto"/>
               <w:ind w:left="0"/>
               <w:jc w:val="center"/>
               <w:rPr>
@@ -8127,6 +8945,7 @@
           <w:p>
             <w:pPr>
               <w:pStyle w:val="ListParagraph"/>
+              <w:spacing w:line="360" w:lineRule="auto"/>
               <w:ind w:left="0"/>
               <w:jc w:val="center"/>
               <w:rPr>
@@ -8164,6 +8983,7 @@
           <w:p>
             <w:pPr>
               <w:pStyle w:val="ListParagraph"/>
+              <w:spacing w:line="360" w:lineRule="auto"/>
               <w:ind w:left="0"/>
               <w:jc w:val="center"/>
               <w:rPr>
@@ -8196,6 +9016,7 @@
           <w:p>
             <w:pPr>
               <w:pStyle w:val="ListParagraph"/>
+              <w:spacing w:line="360" w:lineRule="auto"/>
               <w:ind w:left="0"/>
               <w:jc w:val="center"/>
               <w:rPr>
@@ -8235,6 +9056,7 @@
           <w:p>
             <w:pPr>
               <w:pStyle w:val="ListParagraph"/>
+              <w:spacing w:line="360" w:lineRule="auto"/>
               <w:ind w:left="0"/>
               <w:jc w:val="center"/>
               <w:rPr>
@@ -8267,6 +9089,7 @@
           <w:p>
             <w:pPr>
               <w:pStyle w:val="ListParagraph"/>
+              <w:spacing w:line="360" w:lineRule="auto"/>
               <w:ind w:left="0"/>
               <w:jc w:val="center"/>
               <w:rPr>
@@ -8295,6 +9118,7 @@
           <w:p>
             <w:pPr>
               <w:pStyle w:val="ListParagraph"/>
+              <w:spacing w:line="360" w:lineRule="auto"/>
               <w:ind w:left="0"/>
               <w:jc w:val="center"/>
               <w:rPr>
@@ -8355,6 +9179,7 @@
           <w:p>
             <w:pPr>
               <w:pStyle w:val="ListParagraph"/>
+              <w:spacing w:line="360" w:lineRule="auto"/>
               <w:ind w:left="0"/>
               <w:jc w:val="center"/>
               <w:rPr>
@@ -8401,6 +9226,7 @@
           <w:p>
             <w:pPr>
               <w:pStyle w:val="ListParagraph"/>
+              <w:spacing w:line="360" w:lineRule="auto"/>
               <w:ind w:left="0"/>
               <w:jc w:val="center"/>
               <w:rPr>
@@ -8452,6 +9278,7 @@
           <w:p>
             <w:pPr>
               <w:pStyle w:val="ListParagraph"/>
+              <w:spacing w:line="360" w:lineRule="auto"/>
               <w:ind w:left="0"/>
               <w:jc w:val="center"/>
               <w:rPr>
@@ -8480,6 +9307,7 @@
           <w:p>
             <w:pPr>
               <w:pStyle w:val="ListParagraph"/>
+              <w:spacing w:line="360" w:lineRule="auto"/>
               <w:ind w:left="0"/>
               <w:jc w:val="center"/>
               <w:rPr>
@@ -8512,6 +9340,7 @@
           </w:tcPr>
           <w:p>
             <w:pPr>
+              <w:spacing w:line="360" w:lineRule="auto"/>
               <w:jc w:val="center"/>
               <w:rPr>
                 <w:rFonts w:ascii="Times New Roman" w:hAnsi="Times New Roman" w:cs="Times New Roman"/>
@@ -8539,6 +9368,7 @@
           <w:p>
             <w:pPr>
               <w:pStyle w:val="ListParagraph"/>
+              <w:spacing w:line="360" w:lineRule="auto"/>
               <w:ind w:left="0"/>
               <w:jc w:val="center"/>
               <w:rPr>
@@ -8571,6 +9401,7 @@
           </w:tcPr>
           <w:p>
             <w:pPr>
+              <w:spacing w:line="360" w:lineRule="auto"/>
               <w:jc w:val="center"/>
               <w:rPr>
                 <w:rFonts w:ascii="Times New Roman" w:hAnsi="Times New Roman" w:cs="Times New Roman"/>
@@ -8598,6 +9429,7 @@
           <w:p>
             <w:pPr>
               <w:pStyle w:val="ListParagraph"/>
+              <w:spacing w:line="360" w:lineRule="auto"/>
               <w:ind w:left="0"/>
               <w:jc w:val="center"/>
               <w:rPr>
@@ -8630,6 +9462,7 @@
           </w:tcPr>
           <w:p>
             <w:pPr>
+              <w:spacing w:line="360" w:lineRule="auto"/>
               <w:jc w:val="center"/>
               <w:rPr>
                 <w:rFonts w:ascii="Times New Roman" w:hAnsi="Times New Roman" w:cs="Times New Roman"/>
@@ -8657,6 +9490,7 @@
           <w:p>
             <w:pPr>
               <w:pStyle w:val="ListParagraph"/>
+              <w:spacing w:line="360" w:lineRule="auto"/>
               <w:ind w:left="0"/>
               <w:jc w:val="center"/>
               <w:rPr>
@@ -8682,6 +9516,7 @@
     <w:p>
       <w:pPr>
         <w:pStyle w:val="ListParagraph"/>
+        <w:spacing w:line="360" w:lineRule="auto"/>
         <w:jc w:val="both"/>
         <w:rPr>
           <w:rFonts w:ascii="Times New Roman" w:hAnsi="Times New Roman" w:cs="Times New Roman"/>
@@ -8700,6 +9535,7 @@
           <w:ilvl w:val="0"/>
           <w:numId w:val="32"/>
         </w:numPr>
+        <w:spacing w:line="360" w:lineRule="auto"/>
         <w:jc w:val="both"/>
         <w:rPr>
           <w:rFonts w:ascii="Times New Roman" w:hAnsi="Times New Roman" w:cs="Times New Roman"/>
@@ -8725,6 +9561,7 @@
     <w:p>
       <w:pPr>
         <w:pStyle w:val="ListParagraph"/>
+        <w:spacing w:line="360" w:lineRule="auto"/>
         <w:jc w:val="both"/>
         <w:rPr>
           <w:rFonts w:ascii="Times New Roman" w:hAnsi="Times New Roman" w:cs="Times New Roman"/>
@@ -8760,14 +9597,15 @@
           <w:p>
             <w:pPr>
               <w:pStyle w:val="ListParagraph"/>
+              <w:spacing w:line="360" w:lineRule="auto"/>
               <w:ind w:left="0"/>
               <w:jc w:val="center"/>
               <w:rPr>
                 <w:rFonts w:ascii="Times New Roman" w:hAnsi="Times New Roman" w:cs="Times New Roman"/>
                 <w:b/>
                 <w:bCs/>
-                <w:sz w:val="24"/>
-                <w:szCs w:val="24"/>
+                <w:sz w:val="28"/>
+                <w:szCs w:val="28"/>
                 <w:lang w:val="en-US"/>
               </w:rPr>
             </w:pPr>
@@ -8776,8 +9614,8 @@
                 <w:rFonts w:ascii="Times New Roman" w:hAnsi="Times New Roman" w:cs="Times New Roman"/>
                 <w:b/>
                 <w:bCs/>
-                <w:sz w:val="24"/>
-                <w:szCs w:val="24"/>
+                <w:sz w:val="28"/>
+                <w:szCs w:val="28"/>
                 <w:lang w:val="en-US"/>
               </w:rPr>
               <w:t>Parameter</w:t>
@@ -8792,14 +9630,15 @@
           <w:p>
             <w:pPr>
               <w:pStyle w:val="ListParagraph"/>
+              <w:spacing w:line="360" w:lineRule="auto"/>
               <w:ind w:left="0"/>
               <w:jc w:val="center"/>
               <w:rPr>
                 <w:rFonts w:ascii="Times New Roman" w:hAnsi="Times New Roman" w:cs="Times New Roman"/>
                 <w:b/>
                 <w:bCs/>
-                <w:sz w:val="24"/>
-                <w:szCs w:val="24"/>
+                <w:sz w:val="28"/>
+                <w:szCs w:val="28"/>
                 <w:lang w:val="en-US"/>
               </w:rPr>
             </w:pPr>
@@ -8808,8 +9647,8 @@
                 <w:rFonts w:ascii="Times New Roman" w:hAnsi="Times New Roman" w:cs="Times New Roman"/>
                 <w:b/>
                 <w:bCs/>
-                <w:sz w:val="24"/>
-                <w:szCs w:val="24"/>
+                <w:sz w:val="28"/>
+                <w:szCs w:val="28"/>
                 <w:lang w:val="en-US"/>
               </w:rPr>
               <w:t>Values</w:t>
@@ -8829,6 +9668,7 @@
           <w:p>
             <w:pPr>
               <w:pStyle w:val="ListParagraph"/>
+              <w:spacing w:line="360" w:lineRule="auto"/>
               <w:ind w:left="0"/>
               <w:jc w:val="center"/>
               <w:rPr>
@@ -8857,6 +9697,7 @@
           <w:p>
             <w:pPr>
               <w:pStyle w:val="ListParagraph"/>
+              <w:spacing w:line="360" w:lineRule="auto"/>
               <w:ind w:left="0"/>
               <w:jc w:val="center"/>
               <w:rPr>
@@ -8908,6 +9749,7 @@
           <w:p>
             <w:pPr>
               <w:pStyle w:val="ListParagraph"/>
+              <w:spacing w:line="360" w:lineRule="auto"/>
               <w:ind w:left="0"/>
               <w:jc w:val="center"/>
               <w:rPr>
@@ -8945,6 +9787,7 @@
           <w:p>
             <w:pPr>
               <w:pStyle w:val="ListParagraph"/>
+              <w:spacing w:line="360" w:lineRule="auto"/>
               <w:ind w:left="0"/>
               <w:jc w:val="center"/>
               <w:rPr>
@@ -8977,6 +9820,7 @@
           <w:p>
             <w:pPr>
               <w:pStyle w:val="ListParagraph"/>
+              <w:spacing w:line="360" w:lineRule="auto"/>
               <w:ind w:left="0"/>
               <w:jc w:val="center"/>
               <w:rPr>
@@ -9016,6 +9860,7 @@
           <w:p>
             <w:pPr>
               <w:pStyle w:val="ListParagraph"/>
+              <w:spacing w:line="360" w:lineRule="auto"/>
               <w:ind w:left="0"/>
               <w:jc w:val="center"/>
               <w:rPr>
@@ -9048,6 +9893,7 @@
           <w:p>
             <w:pPr>
               <w:pStyle w:val="ListParagraph"/>
+              <w:spacing w:line="360" w:lineRule="auto"/>
               <w:ind w:left="0"/>
               <w:jc w:val="center"/>
               <w:rPr>
@@ -9076,6 +9922,7 @@
           <w:p>
             <w:pPr>
               <w:pStyle w:val="ListParagraph"/>
+              <w:spacing w:line="360" w:lineRule="auto"/>
               <w:ind w:left="0"/>
               <w:jc w:val="center"/>
               <w:rPr>
@@ -9118,6 +9965,7 @@
           <w:p>
             <w:pPr>
               <w:pStyle w:val="ListParagraph"/>
+              <w:spacing w:line="360" w:lineRule="auto"/>
               <w:ind w:left="0"/>
               <w:jc w:val="center"/>
               <w:rPr>
@@ -9164,6 +10012,7 @@
           <w:p>
             <w:pPr>
               <w:pStyle w:val="ListParagraph"/>
+              <w:spacing w:line="360" w:lineRule="auto"/>
               <w:ind w:left="0"/>
               <w:jc w:val="center"/>
               <w:rPr>
@@ -9215,6 +10064,7 @@
           <w:p>
             <w:pPr>
               <w:pStyle w:val="ListParagraph"/>
+              <w:spacing w:line="360" w:lineRule="auto"/>
               <w:ind w:left="0"/>
               <w:jc w:val="center"/>
               <w:rPr>
@@ -9243,6 +10093,7 @@
           <w:p>
             <w:pPr>
               <w:pStyle w:val="ListParagraph"/>
+              <w:spacing w:line="360" w:lineRule="auto"/>
               <w:ind w:left="0"/>
               <w:jc w:val="center"/>
               <w:rPr>
@@ -9275,6 +10126,7 @@
           </w:tcPr>
           <w:p>
             <w:pPr>
+              <w:spacing w:line="360" w:lineRule="auto"/>
               <w:jc w:val="center"/>
               <w:rPr>
                 <w:rFonts w:ascii="Times New Roman" w:hAnsi="Times New Roman" w:cs="Times New Roman"/>
@@ -9302,6 +10154,7 @@
           <w:p>
             <w:pPr>
               <w:pStyle w:val="ListParagraph"/>
+              <w:spacing w:line="360" w:lineRule="auto"/>
               <w:ind w:left="0"/>
               <w:jc w:val="center"/>
               <w:rPr>
@@ -9334,6 +10187,7 @@
           </w:tcPr>
           <w:p>
             <w:pPr>
+              <w:spacing w:line="360" w:lineRule="auto"/>
               <w:jc w:val="center"/>
               <w:rPr>
                 <w:rFonts w:ascii="Times New Roman" w:hAnsi="Times New Roman" w:cs="Times New Roman"/>
@@ -9349,7 +10203,6 @@
                 <w:sz w:val="24"/>
                 <w:szCs w:val="24"/>
               </w:rPr>
-              <w:lastRenderedPageBreak/>
               <w:t>Rs/R0</w:t>
             </w:r>
           </w:p>
@@ -9362,6 +10215,7 @@
           <w:p>
             <w:pPr>
               <w:pStyle w:val="ListParagraph"/>
+              <w:spacing w:line="360" w:lineRule="auto"/>
               <w:ind w:left="0"/>
               <w:jc w:val="center"/>
               <w:rPr>
@@ -9394,6 +10248,7 @@
           </w:tcPr>
           <w:p>
             <w:pPr>
+              <w:spacing w:line="360" w:lineRule="auto"/>
               <w:jc w:val="center"/>
               <w:rPr>
                 <w:rFonts w:ascii="Times New Roman" w:hAnsi="Times New Roman" w:cs="Times New Roman"/>
@@ -9421,6 +10276,7 @@
           <w:p>
             <w:pPr>
               <w:pStyle w:val="ListParagraph"/>
+              <w:spacing w:line="360" w:lineRule="auto"/>
               <w:ind w:left="0"/>
               <w:jc w:val="center"/>
               <w:rPr>
@@ -9445,6 +10301,49 @@
     </w:tbl>
     <w:p>
       <w:pPr>
+        <w:spacing w:line="360" w:lineRule="auto"/>
+        <w:jc w:val="both"/>
+        <w:rPr>
+          <w:rFonts w:ascii="Times New Roman" w:hAnsi="Times New Roman" w:cs="Times New Roman"/>
+          <w:b/>
+          <w:bCs/>
+          <w:sz w:val="24"/>
+          <w:szCs w:val="24"/>
+          <w:lang w:val="en-US"/>
+        </w:rPr>
+      </w:pPr>
+    </w:p>
+    <w:p>
+      <w:pPr>
+        <w:spacing w:line="360" w:lineRule="auto"/>
+        <w:jc w:val="both"/>
+        <w:rPr>
+          <w:rFonts w:ascii="Times New Roman" w:hAnsi="Times New Roman" w:cs="Times New Roman"/>
+          <w:b/>
+          <w:bCs/>
+          <w:sz w:val="24"/>
+          <w:szCs w:val="24"/>
+          <w:lang w:val="en-US"/>
+        </w:rPr>
+      </w:pPr>
+    </w:p>
+    <w:p>
+      <w:pPr>
+        <w:spacing w:line="360" w:lineRule="auto"/>
+        <w:jc w:val="both"/>
+        <w:rPr>
+          <w:rFonts w:ascii="Times New Roman" w:hAnsi="Times New Roman" w:cs="Times New Roman"/>
+          <w:b/>
+          <w:bCs/>
+          <w:sz w:val="24"/>
+          <w:szCs w:val="24"/>
+          <w:lang w:val="en-US"/>
+        </w:rPr>
+      </w:pPr>
+    </w:p>
+    <w:p>
+      <w:pPr>
+        <w:spacing w:line="360" w:lineRule="auto"/>
         <w:jc w:val="both"/>
         <w:rPr>
           <w:rFonts w:ascii="Times New Roman" w:hAnsi="Times New Roman" w:cs="Times New Roman"/>
@@ -9463,6 +10362,7 @@
           <w:ilvl w:val="0"/>
           <w:numId w:val="32"/>
         </w:numPr>
+        <w:spacing w:line="360" w:lineRule="auto"/>
         <w:jc w:val="both"/>
         <w:rPr>
           <w:rFonts w:ascii="Times New Roman" w:hAnsi="Times New Roman" w:cs="Times New Roman"/>
@@ -9482,8 +10382,24 @@
           <w:szCs w:val="24"/>
           <w:lang w:val="en-US"/>
         </w:rPr>
+        <w:lastRenderedPageBreak/>
         <w:t>MQ7- Carbon Monoxide sensor</w:t>
       </w:r>
+    </w:p>
+    <w:p>
+      <w:pPr>
+        <w:pStyle w:val="ListParagraph"/>
+        <w:spacing w:line="360" w:lineRule="auto"/>
+        <w:jc w:val="both"/>
+        <w:rPr>
+          <w:rFonts w:ascii="Times New Roman" w:hAnsi="Times New Roman" w:cs="Times New Roman"/>
+          <w:b/>
+          <w:bCs/>
+          <w:sz w:val="24"/>
+          <w:szCs w:val="24"/>
+          <w:lang w:val="en-US"/>
+        </w:rPr>
+      </w:pPr>
     </w:p>
     <w:tbl>
       <w:tblPr>
@@ -9508,14 +10424,15 @@
           <w:p>
             <w:pPr>
               <w:pStyle w:val="ListParagraph"/>
+              <w:spacing w:line="360" w:lineRule="auto"/>
               <w:ind w:left="0"/>
               <w:jc w:val="center"/>
               <w:rPr>
                 <w:rFonts w:ascii="Times New Roman" w:hAnsi="Times New Roman" w:cs="Times New Roman"/>
                 <w:b/>
                 <w:bCs/>
-                <w:sz w:val="24"/>
-                <w:szCs w:val="24"/>
+                <w:sz w:val="28"/>
+                <w:szCs w:val="28"/>
                 <w:lang w:val="en-US"/>
               </w:rPr>
             </w:pPr>
@@ -9524,8 +10441,8 @@
                 <w:rFonts w:ascii="Times New Roman" w:hAnsi="Times New Roman" w:cs="Times New Roman"/>
                 <w:b/>
                 <w:bCs/>
-                <w:sz w:val="24"/>
-                <w:szCs w:val="24"/>
+                <w:sz w:val="28"/>
+                <w:szCs w:val="28"/>
                 <w:lang w:val="en-US"/>
               </w:rPr>
               <w:t>Parameter</w:t>
@@ -9540,14 +10457,15 @@
           <w:p>
             <w:pPr>
               <w:pStyle w:val="ListParagraph"/>
+              <w:spacing w:line="360" w:lineRule="auto"/>
               <w:ind w:left="0"/>
               <w:jc w:val="center"/>
               <w:rPr>
                 <w:rFonts w:ascii="Times New Roman" w:hAnsi="Times New Roman" w:cs="Times New Roman"/>
                 <w:b/>
                 <w:bCs/>
-                <w:sz w:val="24"/>
-                <w:szCs w:val="24"/>
+                <w:sz w:val="28"/>
+                <w:szCs w:val="28"/>
                 <w:lang w:val="en-US"/>
               </w:rPr>
             </w:pPr>
@@ -9556,8 +10474,8 @@
                 <w:rFonts w:ascii="Times New Roman" w:hAnsi="Times New Roman" w:cs="Times New Roman"/>
                 <w:b/>
                 <w:bCs/>
-                <w:sz w:val="24"/>
-                <w:szCs w:val="24"/>
+                <w:sz w:val="28"/>
+                <w:szCs w:val="28"/>
                 <w:lang w:val="en-US"/>
               </w:rPr>
               <w:t>Values</w:t>
@@ -9574,6 +10492,7 @@
           <w:p>
             <w:pPr>
               <w:pStyle w:val="ListParagraph"/>
+              <w:spacing w:line="360" w:lineRule="auto"/>
               <w:ind w:left="0"/>
               <w:jc w:val="center"/>
               <w:rPr>
@@ -9602,6 +10521,7 @@
           <w:p>
             <w:pPr>
               <w:pStyle w:val="ListParagraph"/>
+              <w:spacing w:line="360" w:lineRule="auto"/>
               <w:ind w:left="0"/>
               <w:jc w:val="center"/>
               <w:rPr>
@@ -9645,6 +10565,7 @@
           <w:p>
             <w:pPr>
               <w:pStyle w:val="ListParagraph"/>
+              <w:spacing w:line="360" w:lineRule="auto"/>
               <w:ind w:left="0"/>
               <w:jc w:val="center"/>
               <w:rPr>
@@ -9682,6 +10603,7 @@
           <w:p>
             <w:pPr>
               <w:pStyle w:val="ListParagraph"/>
+              <w:spacing w:line="360" w:lineRule="auto"/>
               <w:ind w:left="0"/>
               <w:jc w:val="center"/>
               <w:rPr>
@@ -9711,6 +10633,7 @@
           <w:p>
             <w:pPr>
               <w:pStyle w:val="ListParagraph"/>
+              <w:spacing w:line="360" w:lineRule="auto"/>
               <w:ind w:left="0"/>
               <w:jc w:val="center"/>
               <w:rPr>
@@ -9738,6 +10661,7 @@
           <w:p>
             <w:pPr>
               <w:pStyle w:val="ListParagraph"/>
+              <w:spacing w:line="360" w:lineRule="auto"/>
               <w:ind w:left="0"/>
               <w:jc w:val="center"/>
               <w:rPr>
@@ -9767,6 +10691,7 @@
           <w:p>
             <w:pPr>
               <w:pStyle w:val="ListParagraph"/>
+              <w:spacing w:line="360" w:lineRule="auto"/>
               <w:ind w:left="0"/>
               <w:jc w:val="center"/>
               <w:rPr>
@@ -9793,6 +10718,7 @@
           <w:p>
             <w:pPr>
               <w:pStyle w:val="ListParagraph"/>
+              <w:spacing w:line="360" w:lineRule="auto"/>
               <w:ind w:left="0"/>
               <w:jc w:val="center"/>
               <w:rPr>
@@ -9821,6 +10747,7 @@
           <w:p>
             <w:pPr>
               <w:pStyle w:val="ListParagraph"/>
+              <w:spacing w:line="360" w:lineRule="auto"/>
               <w:ind w:left="0"/>
               <w:jc w:val="center"/>
               <w:rPr>
@@ -9849,6 +10776,7 @@
           <w:p>
             <w:pPr>
               <w:pStyle w:val="ListParagraph"/>
+              <w:spacing w:line="360" w:lineRule="auto"/>
               <w:ind w:left="0"/>
               <w:jc w:val="center"/>
               <w:rPr>
@@ -9888,6 +10816,7 @@
           <w:p>
             <w:pPr>
               <w:pStyle w:val="ListParagraph"/>
+              <w:spacing w:line="360" w:lineRule="auto"/>
               <w:ind w:left="0"/>
               <w:jc w:val="center"/>
               <w:rPr>
@@ -9934,6 +10863,7 @@
           <w:p>
             <w:pPr>
               <w:pStyle w:val="ListParagraph"/>
+              <w:spacing w:line="360" w:lineRule="auto"/>
               <w:ind w:left="0"/>
               <w:jc w:val="center"/>
               <w:rPr>
@@ -9981,6 +10911,7 @@
           <w:p>
             <w:pPr>
               <w:pStyle w:val="ListParagraph"/>
+              <w:spacing w:line="360" w:lineRule="auto"/>
               <w:ind w:left="0"/>
               <w:rPr>
                 <w:rFonts w:ascii="Times New Roman" w:hAnsi="Times New Roman" w:cs="Times New Roman"/>
@@ -10007,6 +10938,7 @@
           <w:p>
             <w:pPr>
               <w:pStyle w:val="ListParagraph"/>
+              <w:spacing w:line="360" w:lineRule="auto"/>
               <w:ind w:left="0"/>
               <w:jc w:val="center"/>
               <w:rPr>
@@ -10036,6 +10968,7 @@
           <w:p>
             <w:pPr>
               <w:pStyle w:val="ListParagraph"/>
+              <w:spacing w:line="360" w:lineRule="auto"/>
               <w:ind w:left="0"/>
               <w:rPr>
                 <w:rFonts w:ascii="Times New Roman" w:hAnsi="Times New Roman" w:cs="Times New Roman"/>
@@ -10062,6 +10995,7 @@
           <w:p>
             <w:pPr>
               <w:pStyle w:val="ListParagraph"/>
+              <w:spacing w:line="360" w:lineRule="auto"/>
               <w:ind w:left="0"/>
               <w:jc w:val="center"/>
               <w:rPr>
@@ -10092,6 +11026,7 @@
           <w:p>
             <w:pPr>
               <w:pStyle w:val="ListParagraph"/>
+              <w:spacing w:line="360" w:lineRule="auto"/>
               <w:ind w:left="0"/>
               <w:jc w:val="center"/>
               <w:rPr>
@@ -10120,6 +11055,7 @@
           <w:p>
             <w:pPr>
               <w:pStyle w:val="ListParagraph"/>
+              <w:spacing w:line="360" w:lineRule="auto"/>
               <w:ind w:left="0"/>
               <w:jc w:val="center"/>
               <w:rPr>
@@ -10149,6 +11085,7 @@
           </w:tcPr>
           <w:p>
             <w:pPr>
+              <w:spacing w:line="360" w:lineRule="auto"/>
               <w:jc w:val="center"/>
               <w:rPr>
                 <w:rFonts w:ascii="Times New Roman" w:hAnsi="Times New Roman" w:cs="Times New Roman"/>
@@ -10176,6 +11113,7 @@
           <w:p>
             <w:pPr>
               <w:pStyle w:val="ListParagraph"/>
+              <w:spacing w:line="360" w:lineRule="auto"/>
               <w:ind w:left="0"/>
               <w:jc w:val="center"/>
               <w:rPr>
@@ -10205,6 +11143,7 @@
           </w:tcPr>
           <w:p>
             <w:pPr>
+              <w:spacing w:line="360" w:lineRule="auto"/>
               <w:jc w:val="center"/>
               <w:rPr>
                 <w:rFonts w:ascii="Times New Roman" w:hAnsi="Times New Roman" w:cs="Times New Roman"/>
@@ -10232,6 +11171,7 @@
           <w:p>
             <w:pPr>
               <w:pStyle w:val="ListParagraph"/>
+              <w:spacing w:line="360" w:lineRule="auto"/>
               <w:ind w:left="0"/>
               <w:jc w:val="center"/>
               <w:rPr>
@@ -10261,6 +11201,7 @@
           </w:tcPr>
           <w:p>
             <w:pPr>
+              <w:spacing w:line="360" w:lineRule="auto"/>
               <w:jc w:val="center"/>
               <w:rPr>
                 <w:rFonts w:ascii="Times New Roman" w:hAnsi="Times New Roman" w:cs="Times New Roman"/>
@@ -10288,6 +11229,7 @@
           <w:p>
             <w:pPr>
               <w:pStyle w:val="ListParagraph"/>
+              <w:spacing w:line="360" w:lineRule="auto"/>
               <w:ind w:left="0"/>
               <w:jc w:val="center"/>
               <w:rPr>
@@ -10312,6 +11254,7 @@
     </w:tbl>
     <w:p>
       <w:pPr>
+        <w:spacing w:line="360" w:lineRule="auto"/>
         <w:jc w:val="both"/>
         <w:rPr>
           <w:rFonts w:ascii="Times New Roman" w:hAnsi="Times New Roman" w:cs="Times New Roman"/>
@@ -10330,6 +11273,7 @@
           <w:ilvl w:val="0"/>
           <w:numId w:val="32"/>
         </w:numPr>
+        <w:spacing w:line="360" w:lineRule="auto"/>
         <w:jc w:val="both"/>
         <w:rPr>
           <w:rFonts w:ascii="Times New Roman" w:hAnsi="Times New Roman" w:cs="Times New Roman"/>
@@ -10355,6 +11299,7 @@
     <w:p>
       <w:pPr>
         <w:pStyle w:val="ListParagraph"/>
+        <w:spacing w:line="360" w:lineRule="auto"/>
         <w:jc w:val="both"/>
         <w:rPr>
           <w:rFonts w:ascii="Times New Roman" w:hAnsi="Times New Roman" w:cs="Times New Roman"/>
@@ -10386,14 +11331,15 @@
           <w:p>
             <w:pPr>
               <w:pStyle w:val="ListParagraph"/>
+              <w:spacing w:line="360" w:lineRule="auto"/>
               <w:ind w:left="0"/>
               <w:jc w:val="center"/>
               <w:rPr>
                 <w:rFonts w:ascii="Times New Roman" w:hAnsi="Times New Roman" w:cs="Times New Roman"/>
                 <w:b/>
                 <w:bCs/>
-                <w:sz w:val="24"/>
-                <w:szCs w:val="24"/>
+                <w:sz w:val="28"/>
+                <w:szCs w:val="28"/>
                 <w:lang w:val="en-US"/>
               </w:rPr>
             </w:pPr>
@@ -10402,8 +11348,8 @@
                 <w:rFonts w:ascii="Times New Roman" w:hAnsi="Times New Roman" w:cs="Times New Roman"/>
                 <w:b/>
                 <w:bCs/>
-                <w:sz w:val="24"/>
-                <w:szCs w:val="24"/>
+                <w:sz w:val="28"/>
+                <w:szCs w:val="28"/>
                 <w:lang w:val="en-US"/>
               </w:rPr>
               <w:t>Parameter</w:t>
@@ -10418,14 +11364,15 @@
           <w:p>
             <w:pPr>
               <w:pStyle w:val="ListParagraph"/>
+              <w:spacing w:line="360" w:lineRule="auto"/>
               <w:ind w:left="0"/>
               <w:jc w:val="center"/>
               <w:rPr>
                 <w:rFonts w:ascii="Times New Roman" w:hAnsi="Times New Roman" w:cs="Times New Roman"/>
                 <w:b/>
                 <w:bCs/>
-                <w:sz w:val="24"/>
-                <w:szCs w:val="24"/>
+                <w:sz w:val="28"/>
+                <w:szCs w:val="28"/>
                 <w:lang w:val="en-US"/>
               </w:rPr>
             </w:pPr>
@@ -10434,8 +11381,8 @@
                 <w:rFonts w:ascii="Times New Roman" w:hAnsi="Times New Roman" w:cs="Times New Roman"/>
                 <w:b/>
                 <w:bCs/>
-                <w:sz w:val="24"/>
-                <w:szCs w:val="24"/>
+                <w:sz w:val="28"/>
+                <w:szCs w:val="28"/>
                 <w:lang w:val="en-US"/>
               </w:rPr>
               <w:t>Values</w:t>
@@ -10451,6 +11398,7 @@
           <w:p>
             <w:pPr>
               <w:pStyle w:val="ListParagraph"/>
+              <w:spacing w:line="360" w:lineRule="auto"/>
               <w:ind w:left="0"/>
               <w:jc w:val="center"/>
               <w:rPr>
@@ -10478,6 +11426,7 @@
           <w:p>
             <w:pPr>
               <w:pStyle w:val="ListParagraph"/>
+              <w:spacing w:line="360" w:lineRule="auto"/>
               <w:ind w:left="0"/>
               <w:jc w:val="center"/>
               <w:rPr>
@@ -10507,6 +11456,7 @@
           <w:p>
             <w:pPr>
               <w:pStyle w:val="ListParagraph"/>
+              <w:spacing w:line="360" w:lineRule="auto"/>
               <w:ind w:left="0"/>
               <w:jc w:val="center"/>
               <w:rPr>
@@ -10534,6 +11484,7 @@
           <w:p>
             <w:pPr>
               <w:pStyle w:val="ListParagraph"/>
+              <w:spacing w:line="360" w:lineRule="auto"/>
               <w:ind w:left="0"/>
               <w:jc w:val="center"/>
               <w:rPr>
@@ -10563,6 +11514,7 @@
           <w:p>
             <w:pPr>
               <w:pStyle w:val="ListParagraph"/>
+              <w:spacing w:line="360" w:lineRule="auto"/>
               <w:ind w:left="0"/>
               <w:jc w:val="center"/>
               <w:rPr>
@@ -10590,6 +11542,7 @@
           <w:p>
             <w:pPr>
               <w:pStyle w:val="ListParagraph"/>
+              <w:spacing w:line="360" w:lineRule="auto"/>
               <w:ind w:left="0"/>
               <w:jc w:val="both"/>
               <w:rPr>
@@ -10638,6 +11591,7 @@
           <w:p>
             <w:pPr>
               <w:pStyle w:val="ListParagraph"/>
+              <w:spacing w:line="360" w:lineRule="auto"/>
               <w:ind w:left="0"/>
               <w:jc w:val="center"/>
               <w:rPr>
@@ -10665,6 +11619,7 @@
           <w:p>
             <w:pPr>
               <w:pStyle w:val="ListParagraph"/>
+              <w:spacing w:line="360" w:lineRule="auto"/>
               <w:ind w:left="0"/>
               <w:jc w:val="center"/>
               <w:rPr>
@@ -10714,6 +11669,7 @@
           <w:p>
             <w:pPr>
               <w:pStyle w:val="ListParagraph"/>
+              <w:spacing w:line="360" w:lineRule="auto"/>
               <w:ind w:left="0"/>
               <w:jc w:val="center"/>
               <w:rPr>
@@ -10742,6 +11698,7 @@
           <w:p>
             <w:pPr>
               <w:pStyle w:val="ListParagraph"/>
+              <w:spacing w:line="360" w:lineRule="auto"/>
               <w:ind w:left="0"/>
               <w:jc w:val="center"/>
               <w:rPr>
@@ -10767,6 +11724,7 @@
     <w:p>
       <w:pPr>
         <w:pStyle w:val="ListParagraph"/>
+        <w:spacing w:line="360" w:lineRule="auto"/>
         <w:jc w:val="both"/>
         <w:rPr>
           <w:rFonts w:ascii="Times New Roman" w:hAnsi="Times New Roman" w:cs="Times New Roman"/>
@@ -10785,6 +11743,7 @@
           <w:ilvl w:val="0"/>
           <w:numId w:val="32"/>
         </w:numPr>
+        <w:spacing w:line="360" w:lineRule="auto"/>
         <w:jc w:val="both"/>
         <w:rPr>
           <w:rFonts w:ascii="Times New Roman" w:hAnsi="Times New Roman" w:cs="Times New Roman"/>
@@ -10821,6 +11780,7 @@
     <w:p>
       <w:pPr>
         <w:pStyle w:val="ListParagraph"/>
+        <w:spacing w:line="360" w:lineRule="auto"/>
         <w:jc w:val="both"/>
         <w:rPr>
           <w:rFonts w:ascii="Times New Roman" w:hAnsi="Times New Roman" w:cs="Times New Roman"/>
@@ -10852,14 +11812,15 @@
           <w:p>
             <w:pPr>
               <w:pStyle w:val="ListParagraph"/>
+              <w:spacing w:line="360" w:lineRule="auto"/>
               <w:ind w:left="0"/>
               <w:jc w:val="center"/>
               <w:rPr>
                 <w:rFonts w:ascii="Times New Roman" w:hAnsi="Times New Roman" w:cs="Times New Roman"/>
                 <w:b/>
                 <w:bCs/>
-                <w:sz w:val="24"/>
-                <w:szCs w:val="24"/>
+                <w:sz w:val="28"/>
+                <w:szCs w:val="28"/>
                 <w:lang w:val="en-US"/>
               </w:rPr>
             </w:pPr>
@@ -10868,8 +11829,8 @@
                 <w:rFonts w:ascii="Times New Roman" w:hAnsi="Times New Roman" w:cs="Times New Roman"/>
                 <w:b/>
                 <w:bCs/>
-                <w:sz w:val="24"/>
-                <w:szCs w:val="24"/>
+                <w:sz w:val="28"/>
+                <w:szCs w:val="28"/>
                 <w:lang w:val="en-US"/>
               </w:rPr>
               <w:t>Parameter</w:t>
@@ -10884,14 +11845,15 @@
           <w:p>
             <w:pPr>
               <w:pStyle w:val="ListParagraph"/>
+              <w:spacing w:line="360" w:lineRule="auto"/>
               <w:ind w:left="0"/>
               <w:jc w:val="center"/>
               <w:rPr>
                 <w:rFonts w:ascii="Times New Roman" w:hAnsi="Times New Roman" w:cs="Times New Roman"/>
                 <w:b/>
                 <w:bCs/>
-                <w:sz w:val="24"/>
-                <w:szCs w:val="24"/>
+                <w:sz w:val="28"/>
+                <w:szCs w:val="28"/>
                 <w:lang w:val="en-US"/>
               </w:rPr>
             </w:pPr>
@@ -10900,8 +11862,8 @@
                 <w:rFonts w:ascii="Times New Roman" w:hAnsi="Times New Roman" w:cs="Times New Roman"/>
                 <w:b/>
                 <w:bCs/>
-                <w:sz w:val="24"/>
-                <w:szCs w:val="24"/>
+                <w:sz w:val="28"/>
+                <w:szCs w:val="28"/>
                 <w:lang w:val="en-US"/>
               </w:rPr>
               <w:t>Values</w:t>
@@ -10917,6 +11879,7 @@
           <w:p>
             <w:pPr>
               <w:pStyle w:val="ListParagraph"/>
+              <w:spacing w:line="360" w:lineRule="auto"/>
               <w:ind w:left="0"/>
               <w:jc w:val="center"/>
               <w:rPr>
@@ -10944,6 +11907,7 @@
           <w:p>
             <w:pPr>
               <w:pStyle w:val="ListParagraph"/>
+              <w:spacing w:line="360" w:lineRule="auto"/>
               <w:ind w:left="0"/>
               <w:jc w:val="center"/>
               <w:rPr>
@@ -10991,6 +11955,7 @@
           <w:p>
             <w:pPr>
               <w:pStyle w:val="ListParagraph"/>
+              <w:spacing w:line="360" w:lineRule="auto"/>
               <w:ind w:left="0"/>
               <w:jc w:val="center"/>
               <w:rPr>
@@ -11018,6 +11983,7 @@
           <w:p>
             <w:pPr>
               <w:pStyle w:val="ListParagraph"/>
+              <w:spacing w:line="360" w:lineRule="auto"/>
               <w:ind w:left="0"/>
               <w:jc w:val="center"/>
               <w:rPr>
@@ -11047,6 +12013,7 @@
           <w:p>
             <w:pPr>
               <w:pStyle w:val="ListParagraph"/>
+              <w:spacing w:line="360" w:lineRule="auto"/>
               <w:ind w:left="0"/>
               <w:jc w:val="center"/>
               <w:rPr>
@@ -11083,6 +12050,7 @@
           <w:p>
             <w:pPr>
               <w:pStyle w:val="ListParagraph"/>
+              <w:spacing w:line="360" w:lineRule="auto"/>
               <w:ind w:left="0"/>
               <w:jc w:val="center"/>
               <w:rPr>
@@ -11112,6 +12080,7 @@
           <w:p>
             <w:pPr>
               <w:pStyle w:val="ListParagraph"/>
+              <w:spacing w:line="360" w:lineRule="auto"/>
               <w:ind w:left="0"/>
               <w:jc w:val="center"/>
               <w:rPr>
@@ -11139,6 +12108,7 @@
           <w:p>
             <w:pPr>
               <w:pStyle w:val="ListParagraph"/>
+              <w:spacing w:line="360" w:lineRule="auto"/>
               <w:ind w:left="0"/>
               <w:jc w:val="center"/>
               <w:rPr>
@@ -11169,6 +12139,7 @@
           <w:p>
             <w:pPr>
               <w:pStyle w:val="ListParagraph"/>
+              <w:spacing w:line="360" w:lineRule="auto"/>
               <w:ind w:left="0"/>
               <w:jc w:val="center"/>
               <w:rPr>
@@ -11185,6 +12156,7 @@
                 <w:sz w:val="24"/>
                 <w:szCs w:val="24"/>
               </w:rPr>
+              <w:lastRenderedPageBreak/>
               <w:t>Interface type</w:t>
             </w:r>
           </w:p>
@@ -11197,6 +12169,7 @@
           <w:p>
             <w:pPr>
               <w:pStyle w:val="ListParagraph"/>
+              <w:spacing w:line="360" w:lineRule="auto"/>
               <w:ind w:left="0"/>
               <w:jc w:val="center"/>
               <w:rPr>
@@ -11227,6 +12200,7 @@
           <w:p>
             <w:pPr>
               <w:pStyle w:val="ListParagraph"/>
+              <w:spacing w:line="360" w:lineRule="auto"/>
               <w:ind w:left="0"/>
               <w:jc w:val="center"/>
               <w:rPr>
@@ -11255,6 +12229,7 @@
           <w:p>
             <w:pPr>
               <w:pStyle w:val="ListParagraph"/>
+              <w:spacing w:line="360" w:lineRule="auto"/>
               <w:ind w:left="0"/>
               <w:jc w:val="center"/>
               <w:rPr>
@@ -11285,6 +12260,7 @@
           <w:p>
             <w:pPr>
               <w:pStyle w:val="ListParagraph"/>
+              <w:spacing w:line="360" w:lineRule="auto"/>
               <w:ind w:left="0"/>
               <w:jc w:val="center"/>
               <w:rPr>
@@ -11313,6 +12289,7 @@
           <w:p>
             <w:pPr>
               <w:pStyle w:val="ListParagraph"/>
+              <w:spacing w:line="360" w:lineRule="auto"/>
               <w:ind w:left="0"/>
               <w:jc w:val="center"/>
               <w:rPr>
@@ -11354,6 +12331,7 @@
           <w:p>
             <w:pPr>
               <w:pStyle w:val="ListParagraph"/>
+              <w:spacing w:line="360" w:lineRule="auto"/>
               <w:ind w:left="0"/>
               <w:jc w:val="center"/>
               <w:rPr>
@@ -11382,6 +12360,7 @@
           <w:p>
             <w:pPr>
               <w:pStyle w:val="ListParagraph"/>
+              <w:spacing w:line="360" w:lineRule="auto"/>
               <w:ind w:left="0"/>
               <w:jc w:val="center"/>
               <w:rPr>
@@ -11406,6 +12385,7 @@
     </w:tbl>
     <w:p>
       <w:pPr>
+        <w:spacing w:line="360" w:lineRule="auto"/>
         <w:jc w:val="both"/>
         <w:rPr>
           <w:rFonts w:ascii="Times New Roman" w:hAnsi="Times New Roman" w:cs="Times New Roman"/>
@@ -11419,23 +12399,81 @@
     </w:p>
     <w:p>
       <w:pPr>
+        <w:spacing w:line="360" w:lineRule="auto"/>
+        <w:jc w:val="both"/>
+        <w:rPr>
+          <w:rFonts w:ascii="Times New Roman" w:hAnsi="Times New Roman" w:cs="Times New Roman"/>
+          <w:b/>
+          <w:bCs/>
+          <w:sz w:val="24"/>
+          <w:szCs w:val="24"/>
+          <w:lang w:val="en-US"/>
+        </w:rPr>
+      </w:pPr>
+    </w:p>
+    <w:p>
+      <w:pPr>
+        <w:spacing w:line="360" w:lineRule="auto"/>
+        <w:jc w:val="both"/>
+        <w:rPr>
+          <w:rFonts w:ascii="Times New Roman" w:hAnsi="Times New Roman" w:cs="Times New Roman"/>
+          <w:b/>
+          <w:bCs/>
+          <w:sz w:val="28"/>
+          <w:szCs w:val="28"/>
+          <w:lang w:val="en-US"/>
+        </w:rPr>
+      </w:pPr>
+      <w:r>
+        <w:rPr>
+          <w:rFonts w:ascii="Times New Roman" w:hAnsi="Times New Roman" w:cs="Times New Roman"/>
+          <w:b/>
+          <w:bCs/>
+          <w:sz w:val="28"/>
+          <w:szCs w:val="28"/>
+          <w:lang w:val="en-US"/>
+        </w:rPr>
+        <w:t>RTOS Implementation</w:t>
+      </w:r>
+    </w:p>
+    <w:p>
+      <w:pPr>
         <w:pStyle w:val="ListParagraph"/>
-        <w:jc w:val="both"/>
-        <w:rPr>
-          <w:rFonts w:ascii="Times New Roman" w:hAnsi="Times New Roman" w:cs="Times New Roman"/>
-          <w:sz w:val="24"/>
-          <w:szCs w:val="24"/>
-          <w:lang w:val="en-US"/>
-        </w:rPr>
-      </w:pPr>
-      <w:r>
-        <w:rPr>
-          <w:rFonts w:ascii="Times New Roman" w:hAnsi="Times New Roman" w:cs="Times New Roman"/>
-          <w:sz w:val="24"/>
-          <w:szCs w:val="24"/>
-          <w:lang w:val="en-US"/>
-        </w:rPr>
-        <w:t>STM32 flat firmware code is updated to RTOS implementation. Five tasks have been created namely:</w:t>
+        <w:spacing w:line="360" w:lineRule="auto"/>
+        <w:jc w:val="both"/>
+        <w:rPr>
+          <w:rFonts w:ascii="Times New Roman" w:hAnsi="Times New Roman" w:cs="Times New Roman"/>
+          <w:sz w:val="24"/>
+          <w:szCs w:val="24"/>
+          <w:lang w:val="en-US"/>
+        </w:rPr>
+      </w:pPr>
+      <w:r>
+        <w:rPr>
+          <w:rFonts w:ascii="Times New Roman" w:hAnsi="Times New Roman" w:cs="Times New Roman"/>
+          <w:sz w:val="24"/>
+          <w:szCs w:val="24"/>
+          <w:lang w:val="en-US"/>
+        </w:rPr>
+        <w:t xml:space="preserve">STM32 flat firmware code is updated to RTOS implementation. </w:t>
+      </w:r>
+      <w:r>
+        <w:rPr>
+          <w:rFonts w:ascii="Times New Roman" w:hAnsi="Times New Roman" w:cs="Times New Roman"/>
+          <w:sz w:val="24"/>
+          <w:szCs w:val="24"/>
+          <w:lang w:val="en-US"/>
+        </w:rPr>
+        <w:t>Six</w:t>
+      </w:r>
+      <w:r>
+        <w:rPr>
+          <w:rFonts w:ascii="Times New Roman" w:hAnsi="Times New Roman" w:cs="Times New Roman"/>
+          <w:sz w:val="24"/>
+          <w:szCs w:val="24"/>
+          <w:lang w:val="en-US"/>
+        </w:rPr>
+        <w:t xml:space="preserve"> tasks have been created namely:</w:t>
       </w:r>
     </w:p>
     <w:p>
@@ -11445,23 +12483,171 @@
           <w:ilvl w:val="0"/>
           <w:numId w:val="37"/>
         </w:numPr>
-        <w:jc w:val="both"/>
-        <w:rPr>
-          <w:rFonts w:ascii="Times New Roman" w:hAnsi="Times New Roman" w:cs="Times New Roman"/>
-          <w:sz w:val="24"/>
-          <w:szCs w:val="24"/>
-          <w:lang w:val="en-US"/>
-        </w:rPr>
-      </w:pPr>
-      <w:r>
-        <w:rPr>
-          <w:rFonts w:ascii="Times New Roman" w:hAnsi="Times New Roman" w:cs="Times New Roman"/>
-          <w:sz w:val="24"/>
-          <w:szCs w:val="24"/>
-          <w:lang w:val="en-US"/>
-        </w:rPr>
-        <w:t>Sensor Task- mq2, mq4, mq7, dht22, hx711 sensors.</w:t>
-      </w:r>
+        <w:spacing w:line="360" w:lineRule="auto"/>
+        <w:jc w:val="both"/>
+        <w:rPr>
+          <w:rFonts w:ascii="Times New Roman" w:hAnsi="Times New Roman" w:cs="Times New Roman"/>
+          <w:sz w:val="24"/>
+          <w:szCs w:val="24"/>
+          <w:lang w:val="en-US"/>
+        </w:rPr>
+      </w:pPr>
+      <w:r>
+        <w:rPr>
+          <w:rFonts w:ascii="Times New Roman" w:hAnsi="Times New Roman" w:cs="Times New Roman"/>
+          <w:b/>
+          <w:bCs/>
+          <w:sz w:val="24"/>
+          <w:szCs w:val="24"/>
+          <w:lang w:val="en-US"/>
+        </w:rPr>
+        <w:t>Sensor Task</w:t>
+      </w:r>
+      <w:r>
+        <w:rPr>
+          <w:rFonts w:ascii="Times New Roman" w:hAnsi="Times New Roman" w:cs="Times New Roman"/>
+          <w:sz w:val="24"/>
+          <w:szCs w:val="24"/>
+          <w:lang w:val="en-US"/>
+        </w:rPr>
+        <w:t xml:space="preserve"> (Priority-Normal, stack size-128)</w:t>
+      </w:r>
+    </w:p>
+    <w:p>
+      <w:pPr>
+        <w:pStyle w:val="ListParagraph"/>
+        <w:spacing w:line="360" w:lineRule="auto"/>
+        <w:ind w:left="1500"/>
+        <w:jc w:val="both"/>
+        <w:rPr>
+          <w:rFonts w:ascii="Times New Roman" w:hAnsi="Times New Roman" w:cs="Times New Roman"/>
+          <w:sz w:val="24"/>
+          <w:szCs w:val="24"/>
+          <w:lang w:val="en-US"/>
+        </w:rPr>
+      </w:pPr>
+      <w:r>
+        <w:rPr>
+          <w:rFonts w:ascii="Times New Roman" w:hAnsi="Times New Roman" w:cs="Times New Roman"/>
+          <w:sz w:val="24"/>
+          <w:szCs w:val="24"/>
+          <w:lang w:val="en-US"/>
+        </w:rPr>
+        <w:t>This task is responsible for fetching raw ADC values from the sensor like MQ</w:t>
+      </w:r>
+      <w:r>
+        <w:rPr>
+          <w:rFonts w:ascii="Times New Roman" w:hAnsi="Times New Roman" w:cs="Times New Roman"/>
+          <w:sz w:val="24"/>
+          <w:szCs w:val="24"/>
+          <w:lang w:val="en-US"/>
+        </w:rPr>
+        <w:t xml:space="preserve">2, </w:t>
+      </w:r>
+      <w:r>
+        <w:rPr>
+          <w:rFonts w:ascii="Times New Roman" w:hAnsi="Times New Roman" w:cs="Times New Roman"/>
+          <w:sz w:val="24"/>
+          <w:szCs w:val="24"/>
+          <w:lang w:val="en-US"/>
+        </w:rPr>
+        <w:t>MQ</w:t>
+      </w:r>
+      <w:r>
+        <w:rPr>
+          <w:rFonts w:ascii="Times New Roman" w:hAnsi="Times New Roman" w:cs="Times New Roman"/>
+          <w:sz w:val="24"/>
+          <w:szCs w:val="24"/>
+          <w:lang w:val="en-US"/>
+        </w:rPr>
+        <w:t xml:space="preserve">4, </w:t>
+      </w:r>
+      <w:r>
+        <w:rPr>
+          <w:rFonts w:ascii="Times New Roman" w:hAnsi="Times New Roman" w:cs="Times New Roman"/>
+          <w:sz w:val="24"/>
+          <w:szCs w:val="24"/>
+          <w:lang w:val="en-US"/>
+        </w:rPr>
+        <w:t>MQ</w:t>
+      </w:r>
+      <w:r>
+        <w:rPr>
+          <w:rFonts w:ascii="Times New Roman" w:hAnsi="Times New Roman" w:cs="Times New Roman"/>
+          <w:sz w:val="24"/>
+          <w:szCs w:val="24"/>
+          <w:lang w:val="en-US"/>
+        </w:rPr>
+        <w:t xml:space="preserve">7, </w:t>
+      </w:r>
+      <w:r>
+        <w:rPr>
+          <w:rFonts w:ascii="Times New Roman" w:hAnsi="Times New Roman" w:cs="Times New Roman"/>
+          <w:sz w:val="24"/>
+          <w:szCs w:val="24"/>
+          <w:lang w:val="en-US"/>
+        </w:rPr>
+        <w:t>DHT22</w:t>
+      </w:r>
+      <w:r>
+        <w:rPr>
+          <w:rFonts w:ascii="Times New Roman" w:hAnsi="Times New Roman" w:cs="Times New Roman"/>
+          <w:sz w:val="24"/>
+          <w:szCs w:val="24"/>
+          <w:lang w:val="en-US"/>
+        </w:rPr>
+        <w:t xml:space="preserve">22, </w:t>
+      </w:r>
+      <w:r>
+        <w:rPr>
+          <w:rFonts w:ascii="Times New Roman" w:hAnsi="Times New Roman" w:cs="Times New Roman"/>
+          <w:sz w:val="24"/>
+          <w:szCs w:val="24"/>
+          <w:lang w:val="en-US"/>
+        </w:rPr>
+        <w:t>HX</w:t>
+      </w:r>
+      <w:r>
+        <w:rPr>
+          <w:rFonts w:ascii="Times New Roman" w:hAnsi="Times New Roman" w:cs="Times New Roman"/>
+          <w:sz w:val="24"/>
+          <w:szCs w:val="24"/>
+          <w:lang w:val="en-US"/>
+        </w:rPr>
+        <w:t>71</w:t>
+      </w:r>
+      <w:r>
+        <w:rPr>
+          <w:rFonts w:ascii="Times New Roman" w:hAnsi="Times New Roman" w:cs="Times New Roman"/>
+          <w:sz w:val="24"/>
+          <w:szCs w:val="24"/>
+          <w:lang w:val="en-US"/>
+        </w:rPr>
+        <w:t xml:space="preserve"> and converting them into PPM concentration values.</w:t>
+      </w:r>
+      <w:r>
+        <w:rPr>
+          <w:rFonts w:ascii="Times New Roman" w:hAnsi="Times New Roman" w:cs="Times New Roman"/>
+          <w:sz w:val="24"/>
+          <w:szCs w:val="24"/>
+          <w:lang w:val="en-US"/>
+        </w:rPr>
+        <w:t xml:space="preserve"> The acquired data is pushed into sensor queue.</w:t>
+      </w:r>
+    </w:p>
+    <w:p>
+      <w:pPr>
+        <w:pStyle w:val="ListParagraph"/>
+        <w:spacing w:line="360" w:lineRule="auto"/>
+        <w:ind w:left="1500"/>
+        <w:jc w:val="both"/>
+        <w:rPr>
+          <w:rFonts w:ascii="Times New Roman" w:hAnsi="Times New Roman" w:cs="Times New Roman"/>
+          <w:sz w:val="24"/>
+          <w:szCs w:val="24"/>
+          <w:lang w:val="en-US"/>
+        </w:rPr>
+      </w:pPr>
     </w:p>
     <w:p>
       <w:pPr>
@@ -11470,23 +12656,164 @@
           <w:ilvl w:val="0"/>
           <w:numId w:val="37"/>
         </w:numPr>
-        <w:jc w:val="both"/>
-        <w:rPr>
-          <w:rFonts w:ascii="Times New Roman" w:hAnsi="Times New Roman" w:cs="Times New Roman"/>
-          <w:sz w:val="24"/>
-          <w:szCs w:val="24"/>
-          <w:lang w:val="en-US"/>
-        </w:rPr>
-      </w:pPr>
-      <w:r>
-        <w:rPr>
-          <w:rFonts w:ascii="Times New Roman" w:hAnsi="Times New Roman" w:cs="Times New Roman"/>
-          <w:sz w:val="24"/>
-          <w:szCs w:val="24"/>
-          <w:lang w:val="en-US"/>
-        </w:rPr>
-        <w:t>Process Task – core logic of the project such as weight monitoring, leak prediction etc.</w:t>
-      </w:r>
+        <w:spacing w:line="360" w:lineRule="auto"/>
+        <w:jc w:val="both"/>
+        <w:rPr>
+          <w:rFonts w:ascii="Times New Roman" w:hAnsi="Times New Roman" w:cs="Times New Roman"/>
+          <w:b/>
+          <w:bCs/>
+          <w:sz w:val="24"/>
+          <w:szCs w:val="24"/>
+          <w:lang w:val="en-US"/>
+        </w:rPr>
+      </w:pPr>
+      <w:r>
+        <w:rPr>
+          <w:rFonts w:ascii="Times New Roman" w:hAnsi="Times New Roman" w:cs="Times New Roman"/>
+          <w:b/>
+          <w:bCs/>
+          <w:sz w:val="24"/>
+          <w:szCs w:val="24"/>
+          <w:lang w:val="en-US"/>
+        </w:rPr>
+        <w:t xml:space="preserve">Process Task </w:t>
+      </w:r>
+      <w:r>
+        <w:rPr>
+          <w:rFonts w:ascii="Times New Roman" w:hAnsi="Times New Roman" w:cs="Times New Roman"/>
+          <w:sz w:val="24"/>
+          <w:szCs w:val="24"/>
+          <w:lang w:val="en-US"/>
+        </w:rPr>
+        <w:t>(Priority- Real time, stack size</w:t>
+      </w:r>
+      <w:r>
+        <w:rPr>
+          <w:rFonts w:ascii="Times New Roman" w:hAnsi="Times New Roman" w:cs="Times New Roman"/>
+          <w:sz w:val="24"/>
+          <w:szCs w:val="24"/>
+          <w:lang w:val="en-US"/>
+        </w:rPr>
+        <w:t>-</w:t>
+      </w:r>
+      <w:r>
+        <w:rPr>
+          <w:rFonts w:ascii="Times New Roman" w:hAnsi="Times New Roman" w:cs="Times New Roman"/>
+          <w:sz w:val="24"/>
+          <w:szCs w:val="24"/>
+          <w:lang w:val="en-US"/>
+        </w:rPr>
+        <w:t>256)</w:t>
+      </w:r>
+    </w:p>
+    <w:p>
+      <w:pPr>
+        <w:pStyle w:val="ListParagraph"/>
+        <w:spacing w:line="360" w:lineRule="auto"/>
+        <w:ind w:left="1500"/>
+        <w:jc w:val="both"/>
+        <w:rPr>
+          <w:rFonts w:ascii="Times New Roman" w:hAnsi="Times New Roman" w:cs="Times New Roman"/>
+          <w:sz w:val="24"/>
+          <w:szCs w:val="24"/>
+          <w:lang w:val="en-US"/>
+        </w:rPr>
+      </w:pPr>
+      <w:r>
+        <w:rPr>
+          <w:rFonts w:ascii="Times New Roman" w:hAnsi="Times New Roman" w:cs="Times New Roman"/>
+          <w:sz w:val="24"/>
+          <w:szCs w:val="24"/>
+          <w:lang w:val="en-US"/>
+        </w:rPr>
+        <w:t>Core logic such as leak detection, classification and monitoring the gas weight</w:t>
+      </w:r>
+      <w:r>
+        <w:rPr>
+          <w:rFonts w:ascii="Times New Roman" w:hAnsi="Times New Roman" w:cs="Times New Roman"/>
+          <w:sz w:val="24"/>
+          <w:szCs w:val="24"/>
+          <w:lang w:val="en-US"/>
+        </w:rPr>
+        <w:t xml:space="preserve"> to predict the number of days LPG lasts based on user consumption pattern is implemented in this task. Taking into account of environmental conditions such as changing temperature and humidity especially in kitchen a compensation factor is calculated cyclically to determine the threshold for gas leak detection on periodic basis to ensure no false alarm occurs. </w:t>
+      </w:r>
+      <w:r>
+        <w:rPr>
+          <w:rFonts w:ascii="Times New Roman" w:hAnsi="Times New Roman" w:cs="Times New Roman"/>
+          <w:sz w:val="24"/>
+          <w:szCs w:val="24"/>
+          <w:lang w:val="en-US"/>
+        </w:rPr>
+        <w:t>High MQ2+high MQ4 can indicate the presence of LPG/methane</w:t>
+      </w:r>
+      <w:r>
+        <w:rPr>
+          <w:rFonts w:ascii="Times New Roman" w:hAnsi="Times New Roman" w:cs="Times New Roman"/>
+          <w:sz w:val="24"/>
+          <w:szCs w:val="24"/>
+          <w:lang w:val="en-US"/>
+        </w:rPr>
+        <w:t xml:space="preserve"> </w:t>
+      </w:r>
+      <w:r>
+        <w:rPr>
+          <w:rFonts w:ascii="Times New Roman" w:hAnsi="Times New Roman" w:cs="Times New Roman"/>
+          <w:sz w:val="24"/>
+          <w:szCs w:val="24"/>
+          <w:lang w:val="en-US"/>
+        </w:rPr>
+        <w:t xml:space="preserve">High MQ7+high MQ2 can indicate presence of CO accounting for incomplete </w:t>
+      </w:r>
+      <w:r>
+        <w:rPr>
+          <w:rFonts w:ascii="Times New Roman" w:hAnsi="Times New Roman" w:cs="Times New Roman"/>
+          <w:sz w:val="24"/>
+          <w:szCs w:val="24"/>
+          <w:lang w:val="en-US"/>
+        </w:rPr>
+        <w:t>combustion</w:t>
+      </w:r>
+      <w:r>
+        <w:rPr>
+          <w:rFonts w:ascii="Times New Roman" w:hAnsi="Times New Roman" w:cs="Times New Roman"/>
+          <w:sz w:val="24"/>
+          <w:szCs w:val="24"/>
+          <w:lang w:val="en-US"/>
+        </w:rPr>
+        <w:t xml:space="preserve"> or even faulty burners.</w:t>
+      </w:r>
+      <w:r>
+        <w:rPr>
+          <w:rFonts w:ascii="Times New Roman" w:hAnsi="Times New Roman" w:cs="Times New Roman"/>
+          <w:sz w:val="24"/>
+          <w:szCs w:val="24"/>
+          <w:lang w:val="en-US"/>
+        </w:rPr>
+        <w:t xml:space="preserve"> Here the output of the sensor array together with weight monitoring is used to alert any possible leaks. The presence of any of these gases beyond a set threshold clubbed with rapid weight change indicate a potential threat. The user is alerted with a buzzer and shut off valve is closed to prevent further leakage. The exhaust fan is also turned ON to facilitate ventilation.</w:t>
+      </w:r>
+      <w:r>
+        <w:rPr>
+          <w:rFonts w:ascii="Times New Roman" w:hAnsi="Times New Roman" w:cs="Times New Roman"/>
+          <w:sz w:val="24"/>
+          <w:szCs w:val="24"/>
+          <w:lang w:val="en-US"/>
+        </w:rPr>
+        <w:t xml:space="preserve"> The data from this task is pushed to multiple tasks so that no tasks will starve for status data. The process task gets data from sensor queue, performs mathematical operations and push the data to status queue. Also, data is broadcasted to control queue, communication queue, compensation queue and LCD queue at this stage.</w:t>
+      </w:r>
+    </w:p>
+    <w:p>
+      <w:pPr>
+        <w:pStyle w:val="ListParagraph"/>
+        <w:spacing w:line="360" w:lineRule="auto"/>
+        <w:ind w:left="1500"/>
+        <w:jc w:val="both"/>
+        <w:rPr>
+          <w:rFonts w:ascii="Times New Roman" w:hAnsi="Times New Roman" w:cs="Times New Roman"/>
+          <w:sz w:val="24"/>
+          <w:szCs w:val="24"/>
+          <w:lang w:val="en-US"/>
+        </w:rPr>
+      </w:pPr>
     </w:p>
     <w:p>
       <w:pPr>
@@ -11495,23 +12822,86 @@
           <w:ilvl w:val="0"/>
           <w:numId w:val="37"/>
         </w:numPr>
-        <w:jc w:val="both"/>
-        <w:rPr>
-          <w:rFonts w:ascii="Times New Roman" w:hAnsi="Times New Roman" w:cs="Times New Roman"/>
-          <w:sz w:val="24"/>
-          <w:szCs w:val="24"/>
-          <w:lang w:val="en-US"/>
-        </w:rPr>
-      </w:pPr>
-      <w:r>
-        <w:rPr>
-          <w:rFonts w:ascii="Times New Roman" w:hAnsi="Times New Roman" w:cs="Times New Roman"/>
-          <w:sz w:val="24"/>
-          <w:szCs w:val="24"/>
-          <w:lang w:val="en-US"/>
-        </w:rPr>
-        <w:lastRenderedPageBreak/>
-        <w:t>Control Task – In case of gas leakage or any other anomaly the auto cut of valve closes and buzzer sounds alarm.</w:t>
+        <w:spacing w:line="360" w:lineRule="auto"/>
+        <w:jc w:val="both"/>
+        <w:rPr>
+          <w:rFonts w:ascii="Times New Roman" w:hAnsi="Times New Roman" w:cs="Times New Roman"/>
+          <w:b/>
+          <w:bCs/>
+          <w:sz w:val="24"/>
+          <w:szCs w:val="24"/>
+          <w:lang w:val="en-US"/>
+        </w:rPr>
+      </w:pPr>
+      <w:r>
+        <w:rPr>
+          <w:rFonts w:ascii="Times New Roman" w:hAnsi="Times New Roman" w:cs="Times New Roman"/>
+          <w:b/>
+          <w:bCs/>
+          <w:sz w:val="24"/>
+          <w:szCs w:val="24"/>
+          <w:lang w:val="en-US"/>
+        </w:rPr>
+        <w:t xml:space="preserve">Control Task </w:t>
+      </w:r>
+      <w:r>
+        <w:rPr>
+          <w:rFonts w:ascii="Times New Roman" w:hAnsi="Times New Roman" w:cs="Times New Roman"/>
+          <w:sz w:val="24"/>
+          <w:szCs w:val="24"/>
+          <w:lang w:val="en-US"/>
+        </w:rPr>
+        <w:t>(Priority-High, stack size</w:t>
+      </w:r>
+      <w:r>
+        <w:rPr>
+          <w:rFonts w:ascii="Times New Roman" w:hAnsi="Times New Roman" w:cs="Times New Roman"/>
+          <w:sz w:val="24"/>
+          <w:szCs w:val="24"/>
+          <w:lang w:val="en-US"/>
+        </w:rPr>
+        <w:t>-</w:t>
+      </w:r>
+      <w:r>
+        <w:rPr>
+          <w:rFonts w:ascii="Times New Roman" w:hAnsi="Times New Roman" w:cs="Times New Roman"/>
+          <w:sz w:val="24"/>
+          <w:szCs w:val="24"/>
+          <w:lang w:val="en-US"/>
+        </w:rPr>
+        <w:t>256)</w:t>
+      </w:r>
+    </w:p>
+    <w:p>
+      <w:pPr>
+        <w:pStyle w:val="ListParagraph"/>
+        <w:spacing w:line="360" w:lineRule="auto"/>
+        <w:ind w:left="1500"/>
+        <w:jc w:val="both"/>
+        <w:rPr>
+          <w:rFonts w:ascii="Times New Roman" w:hAnsi="Times New Roman" w:cs="Times New Roman"/>
+          <w:sz w:val="24"/>
+          <w:szCs w:val="24"/>
+          <w:lang w:val="en-US"/>
+        </w:rPr>
+      </w:pPr>
+      <w:r>
+        <w:rPr>
+          <w:rFonts w:ascii="Times New Roman" w:hAnsi="Times New Roman" w:cs="Times New Roman"/>
+          <w:sz w:val="24"/>
+          <w:szCs w:val="24"/>
+          <w:lang w:val="en-US"/>
+        </w:rPr>
+        <w:t>In case of gas leakage or any other anomaly the auto cut of valve closes and buzzer sounds alarm.</w:t>
+      </w:r>
+      <w:r>
+        <w:rPr>
+          <w:rFonts w:ascii="Times New Roman" w:hAnsi="Times New Roman" w:cs="Times New Roman"/>
+          <w:sz w:val="24"/>
+          <w:szCs w:val="24"/>
+          <w:lang w:val="en-US"/>
+        </w:rPr>
+        <w:t xml:space="preserve"> The task gets data from control queue handle and executes predefined function calls associated with scenarios such as sudden leak, slow leak and normal. </w:t>
       </w:r>
     </w:p>
     <w:p>
@@ -11521,22 +12911,113 @@
           <w:ilvl w:val="0"/>
           <w:numId w:val="37"/>
         </w:numPr>
-        <w:jc w:val="both"/>
-        <w:rPr>
-          <w:rFonts w:ascii="Times New Roman" w:hAnsi="Times New Roman" w:cs="Times New Roman"/>
-          <w:sz w:val="24"/>
-          <w:szCs w:val="24"/>
-          <w:lang w:val="en-US"/>
-        </w:rPr>
-      </w:pPr>
-      <w:r>
-        <w:rPr>
-          <w:rFonts w:ascii="Times New Roman" w:hAnsi="Times New Roman" w:cs="Times New Roman"/>
-          <w:sz w:val="24"/>
-          <w:szCs w:val="24"/>
-          <w:lang w:val="en-US"/>
-        </w:rPr>
-        <w:t>Communication Task-All the output values from different sensors displayed through UART.</w:t>
+        <w:spacing w:line="360" w:lineRule="auto"/>
+        <w:jc w:val="both"/>
+        <w:rPr>
+          <w:rFonts w:ascii="Times New Roman" w:hAnsi="Times New Roman" w:cs="Times New Roman"/>
+          <w:sz w:val="24"/>
+          <w:szCs w:val="24"/>
+          <w:lang w:val="en-US"/>
+        </w:rPr>
+      </w:pPr>
+      <w:r>
+        <w:rPr>
+          <w:rFonts w:ascii="Times New Roman" w:hAnsi="Times New Roman" w:cs="Times New Roman"/>
+          <w:b/>
+          <w:bCs/>
+          <w:sz w:val="24"/>
+          <w:szCs w:val="24"/>
+          <w:lang w:val="en-US"/>
+        </w:rPr>
+        <w:t>Communication Task</w:t>
+      </w:r>
+      <w:r>
+        <w:rPr>
+          <w:rFonts w:ascii="Times New Roman" w:hAnsi="Times New Roman" w:cs="Times New Roman"/>
+          <w:b/>
+          <w:bCs/>
+          <w:sz w:val="24"/>
+          <w:szCs w:val="24"/>
+          <w:lang w:val="en-US"/>
+        </w:rPr>
+        <w:t xml:space="preserve"> </w:t>
+      </w:r>
+      <w:r>
+        <w:rPr>
+          <w:rFonts w:ascii="Times New Roman" w:hAnsi="Times New Roman" w:cs="Times New Roman"/>
+          <w:sz w:val="24"/>
+          <w:szCs w:val="24"/>
+          <w:lang w:val="en-US"/>
+        </w:rPr>
+        <w:t>(Priority-</w:t>
+      </w:r>
+      <w:r>
+        <w:rPr>
+          <w:rFonts w:ascii="Times New Roman" w:hAnsi="Times New Roman" w:cs="Times New Roman"/>
+          <w:sz w:val="24"/>
+          <w:szCs w:val="24"/>
+          <w:lang w:val="en-US"/>
+        </w:rPr>
+        <w:t>L</w:t>
+      </w:r>
+      <w:r>
+        <w:rPr>
+          <w:rFonts w:ascii="Times New Roman" w:hAnsi="Times New Roman" w:cs="Times New Roman"/>
+          <w:sz w:val="24"/>
+          <w:szCs w:val="24"/>
+          <w:lang w:val="en-US"/>
+        </w:rPr>
+        <w:t>ow, stack size-256)</w:t>
+      </w:r>
+    </w:p>
+    <w:p>
+      <w:pPr>
+        <w:pStyle w:val="ListParagraph"/>
+        <w:spacing w:line="360" w:lineRule="auto"/>
+        <w:ind w:left="1500"/>
+        <w:jc w:val="both"/>
+        <w:rPr>
+          <w:rFonts w:ascii="Times New Roman" w:hAnsi="Times New Roman" w:cs="Times New Roman"/>
+          <w:sz w:val="24"/>
+          <w:szCs w:val="24"/>
+          <w:lang w:val="en-US"/>
+        </w:rPr>
+      </w:pPr>
+      <w:r>
+        <w:rPr>
+          <w:rFonts w:ascii="Times New Roman" w:hAnsi="Times New Roman" w:cs="Times New Roman"/>
+          <w:sz w:val="24"/>
+          <w:szCs w:val="24"/>
+          <w:lang w:val="en-US"/>
+        </w:rPr>
+        <w:t xml:space="preserve">This task prints all the sensor outputs and data from process task in UART console every </w:t>
+      </w:r>
+      <w:r>
+        <w:rPr>
+          <w:rFonts w:ascii="Times New Roman" w:hAnsi="Times New Roman" w:cs="Times New Roman"/>
+          <w:sz w:val="24"/>
+          <w:szCs w:val="24"/>
+          <w:lang w:val="en-US"/>
+        </w:rPr>
+        <w:t>ten</w:t>
+      </w:r>
+      <w:r>
+        <w:rPr>
+          <w:rFonts w:ascii="Times New Roman" w:hAnsi="Times New Roman" w:cs="Times New Roman"/>
+          <w:sz w:val="24"/>
+          <w:szCs w:val="24"/>
+          <w:lang w:val="en-US"/>
+        </w:rPr>
+        <w:t xml:space="preserve"> second</w:t>
+      </w:r>
+      <w:r>
+        <w:rPr>
+          <w:rFonts w:ascii="Times New Roman" w:hAnsi="Times New Roman" w:cs="Times New Roman"/>
+          <w:sz w:val="24"/>
+          <w:szCs w:val="24"/>
+          <w:lang w:val="en-US"/>
+        </w:rPr>
+        <w:t>. The communication task gets the data from communication queue.</w:t>
       </w:r>
     </w:p>
     <w:p>
@@ -11546,31 +13027,122 @@
           <w:ilvl w:val="0"/>
           <w:numId w:val="37"/>
         </w:numPr>
-        <w:jc w:val="both"/>
-        <w:rPr>
-          <w:rFonts w:ascii="Times New Roman" w:hAnsi="Times New Roman" w:cs="Times New Roman"/>
-          <w:sz w:val="24"/>
-          <w:szCs w:val="24"/>
-          <w:lang w:val="en-US"/>
-        </w:rPr>
-      </w:pPr>
-      <w:r>
-        <w:rPr>
-          <w:rFonts w:ascii="Times New Roman" w:hAnsi="Times New Roman" w:cs="Times New Roman"/>
-          <w:sz w:val="24"/>
-          <w:szCs w:val="24"/>
-          <w:lang w:val="en-US"/>
-        </w:rPr>
-        <w:t>Compensation Task-</w:t>
-      </w:r>
-      <w:r>
-        <w:rPr>
-          <w:rFonts w:ascii="Times New Roman" w:hAnsi="Times New Roman" w:cs="Times New Roman"/>
-          <w:sz w:val="24"/>
-          <w:szCs w:val="24"/>
-          <w:lang w:val="en-US"/>
-        </w:rPr>
-        <w:t xml:space="preserve"> mq2, mq4 and mq7 gas sensor readings may vary with accumulating temperature and humidity. Applying small compensation to the sensor curve reduce the chance of false alarm and trigger.</w:t>
+        <w:spacing w:line="360" w:lineRule="auto"/>
+        <w:jc w:val="both"/>
+        <w:rPr>
+          <w:rFonts w:ascii="Times New Roman" w:hAnsi="Times New Roman" w:cs="Times New Roman"/>
+          <w:sz w:val="24"/>
+          <w:szCs w:val="24"/>
+          <w:lang w:val="en-US"/>
+        </w:rPr>
+      </w:pPr>
+      <w:r>
+        <w:rPr>
+          <w:rFonts w:ascii="Times New Roman" w:hAnsi="Times New Roman" w:cs="Times New Roman"/>
+          <w:b/>
+          <w:bCs/>
+          <w:sz w:val="24"/>
+          <w:szCs w:val="24"/>
+          <w:lang w:val="en-US"/>
+        </w:rPr>
+        <w:t>Compensation Task</w:t>
+      </w:r>
+      <w:r>
+        <w:rPr>
+          <w:rFonts w:ascii="Times New Roman" w:hAnsi="Times New Roman" w:cs="Times New Roman"/>
+          <w:b/>
+          <w:bCs/>
+          <w:sz w:val="24"/>
+          <w:szCs w:val="24"/>
+          <w:lang w:val="en-US"/>
+        </w:rPr>
+        <w:t xml:space="preserve"> </w:t>
+      </w:r>
+      <w:r>
+        <w:rPr>
+          <w:rFonts w:ascii="Times New Roman" w:hAnsi="Times New Roman" w:cs="Times New Roman"/>
+          <w:sz w:val="24"/>
+          <w:szCs w:val="24"/>
+          <w:lang w:val="en-US"/>
+        </w:rPr>
+        <w:t>(Priority-Low, stack size-128)</w:t>
+      </w:r>
+    </w:p>
+    <w:p>
+      <w:pPr>
+        <w:pStyle w:val="ListParagraph"/>
+        <w:spacing w:line="360" w:lineRule="auto"/>
+        <w:ind w:left="1500"/>
+        <w:jc w:val="both"/>
+        <w:rPr>
+          <w:rFonts w:ascii="Times New Roman" w:hAnsi="Times New Roman" w:cs="Times New Roman"/>
+          <w:sz w:val="24"/>
+          <w:szCs w:val="24"/>
+          <w:lang w:val="en-US"/>
+        </w:rPr>
+      </w:pPr>
+      <w:r>
+        <w:rPr>
+          <w:rFonts w:ascii="Times New Roman" w:hAnsi="Times New Roman" w:cs="Times New Roman"/>
+          <w:sz w:val="24"/>
+          <w:szCs w:val="24"/>
+          <w:lang w:val="en-US"/>
+        </w:rPr>
+        <w:t>MQ</w:t>
+      </w:r>
+      <w:r>
+        <w:rPr>
+          <w:rFonts w:ascii="Times New Roman" w:hAnsi="Times New Roman" w:cs="Times New Roman"/>
+          <w:sz w:val="24"/>
+          <w:szCs w:val="24"/>
+          <w:lang w:val="en-US"/>
+        </w:rPr>
+        <w:t xml:space="preserve">2, </w:t>
+      </w:r>
+      <w:r>
+        <w:rPr>
+          <w:rFonts w:ascii="Times New Roman" w:hAnsi="Times New Roman" w:cs="Times New Roman"/>
+          <w:sz w:val="24"/>
+          <w:szCs w:val="24"/>
+          <w:lang w:val="en-US"/>
+        </w:rPr>
+        <w:t>MQ</w:t>
+      </w:r>
+      <w:r>
+        <w:rPr>
+          <w:rFonts w:ascii="Times New Roman" w:hAnsi="Times New Roman" w:cs="Times New Roman"/>
+          <w:sz w:val="24"/>
+          <w:szCs w:val="24"/>
+          <w:lang w:val="en-US"/>
+        </w:rPr>
+        <w:t xml:space="preserve">4 and </w:t>
+      </w:r>
+      <w:r>
+        <w:rPr>
+          <w:rFonts w:ascii="Times New Roman" w:hAnsi="Times New Roman" w:cs="Times New Roman"/>
+          <w:sz w:val="24"/>
+          <w:szCs w:val="24"/>
+          <w:lang w:val="en-US"/>
+        </w:rPr>
+        <w:t>MQ</w:t>
+      </w:r>
+      <w:r>
+        <w:rPr>
+          <w:rFonts w:ascii="Times New Roman" w:hAnsi="Times New Roman" w:cs="Times New Roman"/>
+          <w:sz w:val="24"/>
+          <w:szCs w:val="24"/>
+          <w:lang w:val="en-US"/>
+        </w:rPr>
+        <w:t xml:space="preserve">7 gas sensor readings may vary with accumulating temperature and humidity. </w:t>
+      </w:r>
+      <w:r>
+        <w:rPr>
+          <w:rFonts w:ascii="Times New Roman" w:hAnsi="Times New Roman" w:cs="Times New Roman"/>
+          <w:sz w:val="24"/>
+          <w:szCs w:val="24"/>
+          <w:lang w:val="en-US"/>
+        </w:rPr>
+        <w:t>To avoid false alarm or triggers a n environmental compensation factor is applied to gas thresholds dynamically based on temperature and humidity.</w:t>
       </w:r>
     </w:p>
     <w:p>
@@ -11580,22 +13152,133 @@
           <w:ilvl w:val="0"/>
           <w:numId w:val="37"/>
         </w:numPr>
-        <w:jc w:val="both"/>
-        <w:rPr>
-          <w:rFonts w:ascii="Times New Roman" w:hAnsi="Times New Roman" w:cs="Times New Roman"/>
-          <w:sz w:val="24"/>
-          <w:szCs w:val="24"/>
-          <w:lang w:val="en-US"/>
-        </w:rPr>
-      </w:pPr>
-      <w:r>
-        <w:rPr>
-          <w:rFonts w:ascii="Times New Roman" w:hAnsi="Times New Roman" w:cs="Times New Roman"/>
-          <w:sz w:val="24"/>
-          <w:szCs w:val="24"/>
-          <w:lang w:val="en-US"/>
-        </w:rPr>
-        <w:t>Inter Process Communication Mechanism Queue was implemented to facilitate communication between the task.</w:t>
+        <w:spacing w:line="360" w:lineRule="auto"/>
+        <w:jc w:val="both"/>
+        <w:rPr>
+          <w:rFonts w:ascii="Times New Roman" w:hAnsi="Times New Roman" w:cs="Times New Roman"/>
+          <w:b/>
+          <w:bCs/>
+          <w:sz w:val="24"/>
+          <w:szCs w:val="24"/>
+          <w:lang w:val="en-US"/>
+        </w:rPr>
+      </w:pPr>
+      <w:r>
+        <w:rPr>
+          <w:rFonts w:ascii="Times New Roman" w:hAnsi="Times New Roman" w:cs="Times New Roman"/>
+          <w:b/>
+          <w:bCs/>
+          <w:sz w:val="24"/>
+          <w:szCs w:val="24"/>
+          <w:lang w:val="en-US"/>
+        </w:rPr>
+        <w:t>LCD Task</w:t>
+      </w:r>
+      <w:r>
+        <w:rPr>
+          <w:rFonts w:ascii="Times New Roman" w:hAnsi="Times New Roman" w:cs="Times New Roman"/>
+          <w:b/>
+          <w:bCs/>
+          <w:sz w:val="24"/>
+          <w:szCs w:val="24"/>
+          <w:lang w:val="en-US"/>
+        </w:rPr>
+        <w:t xml:space="preserve"> (</w:t>
+      </w:r>
+      <w:r>
+        <w:rPr>
+          <w:rFonts w:ascii="Times New Roman" w:hAnsi="Times New Roman" w:cs="Times New Roman"/>
+          <w:sz w:val="24"/>
+          <w:szCs w:val="24"/>
+          <w:lang w:val="en-US"/>
+        </w:rPr>
+        <w:t>Priority-Normal, stack size-256)</w:t>
+      </w:r>
+    </w:p>
+    <w:p>
+      <w:pPr>
+        <w:pStyle w:val="ListParagraph"/>
+        <w:spacing w:line="360" w:lineRule="auto"/>
+        <w:ind w:left="1500"/>
+        <w:jc w:val="both"/>
+        <w:rPr>
+          <w:rFonts w:ascii="Times New Roman" w:hAnsi="Times New Roman" w:cs="Times New Roman"/>
+          <w:sz w:val="24"/>
+          <w:szCs w:val="24"/>
+          <w:lang w:val="en-US"/>
+        </w:rPr>
+      </w:pPr>
+      <w:r>
+        <w:rPr>
+          <w:rFonts w:ascii="Times New Roman" w:hAnsi="Times New Roman" w:cs="Times New Roman"/>
+          <w:sz w:val="24"/>
+          <w:szCs w:val="24"/>
+          <w:lang w:val="en-US"/>
+        </w:rPr>
+        <w:t>The task displays key information’s like cylinder weight,</w:t>
+      </w:r>
+      <w:r>
+        <w:rPr>
+          <w:rFonts w:ascii="Times New Roman" w:hAnsi="Times New Roman" w:cs="Times New Roman"/>
+          <w:sz w:val="24"/>
+          <w:szCs w:val="24"/>
+          <w:lang w:val="en-US"/>
+        </w:rPr>
+        <w:t xml:space="preserve"> </w:t>
+      </w:r>
+      <w:r>
+        <w:rPr>
+          <w:rFonts w:ascii="Times New Roman" w:hAnsi="Times New Roman" w:cs="Times New Roman"/>
+          <w:sz w:val="24"/>
+          <w:szCs w:val="24"/>
+          <w:lang w:val="en-US"/>
+        </w:rPr>
+        <w:t>temperature,</w:t>
+      </w:r>
+      <w:r>
+        <w:rPr>
+          <w:rFonts w:ascii="Times New Roman" w:hAnsi="Times New Roman" w:cs="Times New Roman"/>
+          <w:sz w:val="24"/>
+          <w:szCs w:val="24"/>
+          <w:lang w:val="en-US"/>
+        </w:rPr>
+        <w:t xml:space="preserve"> </w:t>
+      </w:r>
+      <w:r>
+        <w:rPr>
+          <w:rFonts w:ascii="Times New Roman" w:hAnsi="Times New Roman" w:cs="Times New Roman"/>
+          <w:sz w:val="24"/>
+          <w:szCs w:val="24"/>
+          <w:lang w:val="en-US"/>
+        </w:rPr>
+        <w:t>humidity,</w:t>
+      </w:r>
+      <w:r>
+        <w:rPr>
+          <w:rFonts w:ascii="Times New Roman" w:hAnsi="Times New Roman" w:cs="Times New Roman"/>
+          <w:sz w:val="24"/>
+          <w:szCs w:val="24"/>
+          <w:lang w:val="en-US"/>
+        </w:rPr>
+        <w:t xml:space="preserve"> </w:t>
+      </w:r>
+      <w:r>
+        <w:rPr>
+          <w:rFonts w:ascii="Times New Roman" w:hAnsi="Times New Roman" w:cs="Times New Roman"/>
+          <w:sz w:val="24"/>
+          <w:szCs w:val="24"/>
+          <w:lang w:val="en-US"/>
+        </w:rPr>
+        <w:t>leak status,</w:t>
+      </w:r>
+      <w:r>
+        <w:rPr>
+          <w:rFonts w:ascii="Times New Roman" w:hAnsi="Times New Roman" w:cs="Times New Roman"/>
+          <w:sz w:val="24"/>
+          <w:szCs w:val="24"/>
+          <w:lang w:val="en-US"/>
+        </w:rPr>
+        <w:t xml:space="preserve"> identified gas, remaining days in cycles every two seconds.</w:t>
       </w:r>
     </w:p>
     <w:p>
@@ -11605,99 +13288,43 @@
           <w:ilvl w:val="0"/>
           <w:numId w:val="37"/>
         </w:numPr>
-        <w:jc w:val="both"/>
-        <w:rPr>
-          <w:rFonts w:ascii="Times New Roman" w:hAnsi="Times New Roman" w:cs="Times New Roman"/>
-          <w:sz w:val="24"/>
-          <w:szCs w:val="24"/>
-          <w:lang w:val="en-US"/>
-        </w:rPr>
-      </w:pPr>
-      <w:r>
-        <w:rPr>
-          <w:rFonts w:ascii="Times New Roman" w:hAnsi="Times New Roman" w:cs="Times New Roman"/>
-          <w:sz w:val="24"/>
-          <w:szCs w:val="24"/>
-          <w:lang w:val="en-US"/>
-        </w:rPr>
-        <w:t xml:space="preserve">Two queues are named sensor queue and status queue respectively. Sensor queue is used to push the </w:t>
-      </w:r>
-      <w:r>
-        <w:rPr>
-          <w:rFonts w:ascii="Times New Roman" w:hAnsi="Times New Roman" w:cs="Times New Roman"/>
-          <w:sz w:val="24"/>
-          <w:szCs w:val="24"/>
-          <w:lang w:val="en-US"/>
-        </w:rPr>
-        <w:t>data to the processing task. The raw values from the ADC are packed into the structure sensor data which is passed to the process task for PPM calculation and other mathematical calculation.</w:t>
+        <w:spacing w:line="360" w:lineRule="auto"/>
+        <w:jc w:val="both"/>
+        <w:rPr>
+          <w:rFonts w:ascii="Times New Roman" w:hAnsi="Times New Roman" w:cs="Times New Roman"/>
+          <w:sz w:val="24"/>
+          <w:szCs w:val="24"/>
+          <w:lang w:val="en-US"/>
+        </w:rPr>
+      </w:pPr>
+      <w:r>
+        <w:rPr>
+          <w:rFonts w:ascii="Times New Roman" w:hAnsi="Times New Roman" w:cs="Times New Roman"/>
+          <w:sz w:val="24"/>
+          <w:szCs w:val="24"/>
+          <w:lang w:val="en-US"/>
+        </w:rPr>
+        <w:t>A python code was generated to plot the gas concentration values of MQ2, MQ4 and MQ7.Figure below shows the output numerical values and graphical plot of sensor PPM output (time vs PPM).</w:t>
       </w:r>
     </w:p>
     <w:p>
       <w:pPr>
         <w:pStyle w:val="ListParagraph"/>
-        <w:numPr>
-          <w:ilvl w:val="0"/>
-          <w:numId w:val="37"/>
-        </w:numPr>
-        <w:jc w:val="both"/>
-        <w:rPr>
-          <w:rFonts w:ascii="Times New Roman" w:hAnsi="Times New Roman" w:cs="Times New Roman"/>
-          <w:sz w:val="24"/>
-          <w:szCs w:val="24"/>
-          <w:lang w:val="en-US"/>
-        </w:rPr>
-      </w:pPr>
-      <w:r>
-        <w:rPr>
-          <w:rFonts w:ascii="Times New Roman" w:hAnsi="Times New Roman" w:cs="Times New Roman"/>
-          <w:sz w:val="24"/>
-          <w:szCs w:val="24"/>
-          <w:lang w:val="en-US"/>
-        </w:rPr>
-        <w:t>The status queue communicates between processing task and other tasks like control task, communication task and compensation task.</w:t>
-      </w:r>
+        <w:spacing w:line="360" w:lineRule="auto"/>
+        <w:ind w:left="-851" w:right="662" w:hanging="426"/>
+        <w:jc w:val="both"/>
+        <w:rPr>
+          <w:rFonts w:ascii="Times New Roman" w:hAnsi="Times New Roman" w:cs="Times New Roman"/>
+          <w:sz w:val="24"/>
+          <w:szCs w:val="24"/>
+          <w:lang w:val="en-US"/>
+        </w:rPr>
+      </w:pPr>
     </w:p>
     <w:p>
       <w:pPr>
         <w:pStyle w:val="ListParagraph"/>
-        <w:numPr>
-          <w:ilvl w:val="0"/>
-          <w:numId w:val="37"/>
-        </w:numPr>
-        <w:jc w:val="both"/>
-        <w:rPr>
-          <w:rFonts w:ascii="Times New Roman" w:hAnsi="Times New Roman" w:cs="Times New Roman"/>
-          <w:sz w:val="24"/>
-          <w:szCs w:val="24"/>
-          <w:lang w:val="en-US"/>
-        </w:rPr>
-      </w:pPr>
-      <w:r>
-        <w:rPr>
-          <w:rFonts w:ascii="Times New Roman" w:hAnsi="Times New Roman" w:cs="Times New Roman"/>
-          <w:sz w:val="24"/>
-          <w:szCs w:val="24"/>
-          <w:lang w:val="en-US"/>
-        </w:rPr>
-        <w:t>A python code was generated to plot the gas concentration values of MQ2, MQ4 and MQ7.Figure below shows the output numerical values and graphical plot of sensor PPM output (time vs PPM).</w:t>
-      </w:r>
-    </w:p>
-    <w:p>
-      <w:pPr>
-        <w:pStyle w:val="ListParagraph"/>
-        <w:ind w:left="-851" w:right="662" w:hanging="426"/>
-        <w:jc w:val="both"/>
-        <w:rPr>
-          <w:rFonts w:ascii="Times New Roman" w:hAnsi="Times New Roman" w:cs="Times New Roman"/>
-          <w:sz w:val="24"/>
-          <w:szCs w:val="24"/>
-          <w:lang w:val="en-US"/>
-        </w:rPr>
-      </w:pPr>
-    </w:p>
-    <w:p>
-      <w:pPr>
-        <w:pStyle w:val="ListParagraph"/>
+        <w:spacing w:line="360" w:lineRule="auto"/>
         <w:jc w:val="both"/>
         <w:rPr>
           <w:rFonts w:ascii="Times New Roman" w:hAnsi="Times New Roman" w:cs="Times New Roman"/>
@@ -11718,10 +13345,11 @@
           <w:szCs w:val="24"/>
           <w:lang w:val="en-US"/>
         </w:rPr>
+        <w:lastRenderedPageBreak/>
         <w:drawing>
-          <wp:inline distT="0" distB="0" distL="0" distR="0" wp14:anchorId="15C1411A" wp14:editId="15A22A5F">
-            <wp:extent cx="5731510" cy="3472180"/>
-            <wp:effectExtent l="0" t="0" r="2540" b="0"/>
+          <wp:inline distT="0" distB="0" distL="0" distR="0" wp14:anchorId="15C1411A" wp14:editId="714A9BAC">
+            <wp:extent cx="5106788" cy="3093720"/>
+            <wp:effectExtent l="0" t="0" r="0" b="0"/>
             <wp:docPr id="874071092" name="Picture 1"/>
             <wp:cNvGraphicFramePr>
               <a:graphicFrameLocks xmlns:a="http://schemas.openxmlformats.org/drawingml/2006/main" noChangeAspect="1"/>
@@ -11734,7 +13362,7 @@
                     <pic:cNvPicPr/>
                   </pic:nvPicPr>
                   <pic:blipFill rotWithShape="1">
-                    <a:blip r:embed="rId24"/>
+                    <a:blip r:embed="rId26"/>
                     <a:srcRect t="1884"/>
                     <a:stretch>
                       <a:fillRect/>
@@ -11743,7 +13371,7 @@
                   <pic:spPr bwMode="auto">
                     <a:xfrm>
                       <a:off x="0" y="0"/>
-                      <a:ext cx="5731510" cy="3472180"/>
+                      <a:ext cx="5111688" cy="3096689"/>
                     </a:xfrm>
                     <a:prstGeom prst="rect">
                       <a:avLst/>
@@ -11766,6 +13394,7 @@
     </w:p>
     <w:p>
       <w:pPr>
+        <w:spacing w:line="360" w:lineRule="auto"/>
         <w:jc w:val="both"/>
         <w:rPr>
           <w:rFonts w:ascii="Times New Roman" w:hAnsi="Times New Roman" w:cs="Times New Roman"/>
@@ -11780,7 +13409,8 @@
     <w:p>
       <w:pPr>
         <w:pStyle w:val="ListParagraph"/>
-        <w:jc w:val="both"/>
+        <w:spacing w:line="360" w:lineRule="auto"/>
+        <w:jc w:val="center"/>
         <w:rPr>
           <w:rFonts w:ascii="Times New Roman" w:hAnsi="Times New Roman" w:cs="Times New Roman"/>
           <w:b/>
@@ -11800,11 +13430,10 @@
           <w:szCs w:val="24"/>
           <w:lang w:val="en-US"/>
         </w:rPr>
-        <w:lastRenderedPageBreak/>
         <w:drawing>
-          <wp:inline distT="0" distB="0" distL="0" distR="0" wp14:anchorId="5345E025" wp14:editId="755D8755">
-            <wp:extent cx="5731510" cy="4351020"/>
-            <wp:effectExtent l="0" t="0" r="2540" b="0"/>
+          <wp:inline distT="0" distB="0" distL="0" distR="0" wp14:anchorId="5345E025" wp14:editId="4D821342">
+            <wp:extent cx="4580890" cy="3477538"/>
+            <wp:effectExtent l="0" t="0" r="0" b="8890"/>
             <wp:docPr id="1675650757" name="Picture 1"/>
             <wp:cNvGraphicFramePr>
               <a:graphicFrameLocks xmlns:a="http://schemas.openxmlformats.org/drawingml/2006/main" noChangeAspect="1"/>
@@ -11817,7 +13446,7 @@
                     <pic:cNvPicPr/>
                   </pic:nvPicPr>
                   <pic:blipFill>
-                    <a:blip r:embed="rId25"/>
+                    <a:blip r:embed="rId27"/>
                     <a:stretch>
                       <a:fillRect/>
                     </a:stretch>
@@ -11825,7 +13454,7 @@
                   <pic:spPr>
                     <a:xfrm>
                       <a:off x="0" y="0"/>
-                      <a:ext cx="5731510" cy="4351020"/>
+                      <a:ext cx="4585987" cy="3481407"/>
                     </a:xfrm>
                     <a:prstGeom prst="rect">
                       <a:avLst/>
@@ -11841,6 +13470,7 @@
     <w:p>
       <w:pPr>
         <w:pStyle w:val="ListParagraph"/>
+        <w:spacing w:line="360" w:lineRule="auto"/>
         <w:jc w:val="both"/>
         <w:rPr>
           <w:rFonts w:ascii="Times New Roman" w:hAnsi="Times New Roman" w:cs="Times New Roman"/>
@@ -11859,6 +13489,7 @@
           <w:ilvl w:val="0"/>
           <w:numId w:val="38"/>
         </w:numPr>
+        <w:spacing w:line="360" w:lineRule="auto"/>
         <w:jc w:val="both"/>
         <w:rPr>
           <w:rFonts w:ascii="Times New Roman" w:hAnsi="Times New Roman" w:cs="Times New Roman"/>
@@ -11879,7 +13510,8 @@
     </w:p>
     <w:p>
       <w:pPr>
-        <w:jc w:val="both"/>
+        <w:spacing w:line="360" w:lineRule="auto"/>
+        <w:jc w:val="center"/>
         <w:rPr>
           <w:rFonts w:ascii="Times New Roman" w:hAnsi="Times New Roman" w:cs="Times New Roman"/>
           <w:sz w:val="24"/>
@@ -11895,10 +13527,11 @@
           <w:szCs w:val="24"/>
           <w:lang w:val="en-US"/>
         </w:rPr>
+        <w:lastRenderedPageBreak/>
         <w:drawing>
-          <wp:inline distT="0" distB="0" distL="0" distR="0" wp14:anchorId="5A3BFFE7" wp14:editId="4AD520C0">
-            <wp:extent cx="4762913" cy="3619814"/>
-            <wp:effectExtent l="0" t="0" r="0" b="0"/>
+          <wp:inline distT="0" distB="0" distL="0" distR="0" wp14:anchorId="5A3BFFE7" wp14:editId="03F63182">
+            <wp:extent cx="3779921" cy="2872740"/>
+            <wp:effectExtent l="0" t="0" r="0" b="3810"/>
             <wp:docPr id="1040958279" name="Picture 1"/>
             <wp:cNvGraphicFramePr>
               <a:graphicFrameLocks xmlns:a="http://schemas.openxmlformats.org/drawingml/2006/main" noChangeAspect="1"/>
@@ -11911,7 +13544,7 @@
                     <pic:cNvPicPr/>
                   </pic:nvPicPr>
                   <pic:blipFill>
-                    <a:blip r:embed="rId26"/>
+                    <a:blip r:embed="rId28"/>
                     <a:stretch>
                       <a:fillRect/>
                     </a:stretch>
@@ -11919,7 +13552,7 @@
                   <pic:spPr>
                     <a:xfrm>
                       <a:off x="0" y="0"/>
-                      <a:ext cx="4762913" cy="3619814"/>
+                      <a:ext cx="3782168" cy="2874448"/>
                     </a:xfrm>
                     <a:prstGeom prst="rect">
                       <a:avLst/>
@@ -11939,23 +13572,23 @@
           <w:ilvl w:val="0"/>
           <w:numId w:val="38"/>
         </w:numPr>
-        <w:ind w:left="-142" w:hanging="283"/>
-        <w:jc w:val="both"/>
-        <w:rPr>
-          <w:rFonts w:ascii="Times New Roman" w:hAnsi="Times New Roman" w:cs="Times New Roman"/>
-          <w:sz w:val="24"/>
-          <w:szCs w:val="24"/>
-          <w:lang w:val="en-US"/>
-        </w:rPr>
-      </w:pPr>
-      <w:r>
-        <w:rPr>
-          <w:rFonts w:ascii="Times New Roman" w:hAnsi="Times New Roman" w:cs="Times New Roman"/>
-          <w:sz w:val="24"/>
-          <w:szCs w:val="24"/>
-          <w:lang w:val="en-US"/>
-        </w:rPr>
-        <w:lastRenderedPageBreak/>
+        <w:spacing w:line="360" w:lineRule="auto"/>
+        <w:ind w:left="284" w:hanging="283"/>
+        <w:jc w:val="both"/>
+        <w:rPr>
+          <w:rFonts w:ascii="Times New Roman" w:hAnsi="Times New Roman" w:cs="Times New Roman"/>
+          <w:sz w:val="24"/>
+          <w:szCs w:val="24"/>
+          <w:lang w:val="en-US"/>
+        </w:rPr>
+      </w:pPr>
+      <w:r>
+        <w:rPr>
+          <w:rFonts w:ascii="Times New Roman" w:hAnsi="Times New Roman" w:cs="Times New Roman"/>
+          <w:sz w:val="24"/>
+          <w:szCs w:val="24"/>
+          <w:lang w:val="en-US"/>
+        </w:rPr>
         <w:t>The white wire of two adjacent load cells is tied together. Likewise, the black wire of adjacent load cells is tied together. Again, the red wire of diagonally opposite load cells is connected as E+, E-, A+ and A-. The positive and negative ends of the supply are connected with E+ and E- respectively.</w:t>
       </w:r>
     </w:p>
@@ -11966,7 +13599,8 @@
           <w:ilvl w:val="0"/>
           <w:numId w:val="38"/>
         </w:numPr>
-        <w:ind w:left="-142" w:hanging="283"/>
+        <w:spacing w:line="360" w:lineRule="auto"/>
+        <w:ind w:left="284" w:hanging="283"/>
         <w:jc w:val="both"/>
         <w:rPr>
           <w:rFonts w:ascii="Times New Roman" w:hAnsi="Times New Roman" w:cs="Times New Roman"/>
@@ -12010,7 +13644,17 @@
           <w:szCs w:val="24"/>
           <w:lang w:val="en-US"/>
         </w:rPr>
-        <w:t>Vcc</w:t>
+        <w:t>V</w:t>
+      </w:r>
+      <w:r>
+        <w:rPr>
+          <w:rFonts w:ascii="Times New Roman" w:hAnsi="Times New Roman" w:cs="Times New Roman"/>
+          <w:sz w:val="24"/>
+          <w:szCs w:val="24"/>
+          <w:vertAlign w:val="subscript"/>
+          <w:lang w:val="en-US"/>
+        </w:rPr>
+        <w:t>cc</w:t>
       </w:r>
       <w:proofErr w:type="spellEnd"/>
       <w:r>
@@ -12026,7 +13670,15 @@
     <w:sectPr>
       <w:pgSz w:w="11906" w:h="16838"/>
       <w:pgMar w:top="1440" w:right="1440" w:bottom="1440" w:left="1440" w:header="708" w:footer="708" w:gutter="0"/>
+      <w:pgBorders w:offsetFrom="page">
+        <w:top w:val="single" w:sz="18" w:space="24" w:color="auto"/>
+        <w:left w:val="single" w:sz="18" w:space="24" w:color="auto"/>
+        <w:bottom w:val="single" w:sz="18" w:space="24" w:color="auto"/>
+        <w:right w:val="single" w:sz="18" w:space="24" w:color="auto"/>
+      </w:pgBorders>
+      <w:pgNumType w:start="0"/>
       <w:cols w:space="708"/>
+      <w:titlePg/>
       <w:docGrid w:linePitch="360"/>
     </w:sectPr>
   </w:body>
@@ -13059,7 +14711,7 @@
   <w:abstractNum w:abstractNumId="8" w15:restartNumberingAfterBreak="0">
     <w:nsid w:val="1C0F1307"/>
     <w:multiLevelType w:val="hybridMultilevel"/>
-    <w:tmpl w:val="33BC3352"/>
+    <w:tmpl w:val="B1440618"/>
     <w:lvl w:ilvl="0" w:tplc="40090001">
       <w:start w:val="1"/>
       <w:numFmt w:val="bullet"/>
@@ -15060,6 +16712,95 @@
     </w:lvl>
   </w:abstractNum>
   <w:abstractNum w:abstractNumId="24" w15:restartNumberingAfterBreak="0">
+    <w:nsid w:val="5EE000DD"/>
+    <w:multiLevelType w:val="hybridMultilevel"/>
+    <w:tmpl w:val="7F30D7C0"/>
+    <w:lvl w:ilvl="0" w:tplc="4009000F">
+      <w:start w:val="1"/>
+      <w:numFmt w:val="decimal"/>
+      <w:lvlText w:val="%1."/>
+      <w:lvlJc w:val="left"/>
+      <w:pPr>
+        <w:ind w:left="720" w:hanging="360"/>
+      </w:pPr>
+      <w:rPr>
+        <w:rFonts w:hint="default"/>
+      </w:rPr>
+    </w:lvl>
+    <w:lvl w:ilvl="1" w:tplc="40090019" w:tentative="1">
+      <w:start w:val="1"/>
+      <w:numFmt w:val="lowerLetter"/>
+      <w:lvlText w:val="%2."/>
+      <w:lvlJc w:val="left"/>
+      <w:pPr>
+        <w:ind w:left="1440" w:hanging="360"/>
+      </w:pPr>
+    </w:lvl>
+    <w:lvl w:ilvl="2" w:tplc="4009001B" w:tentative="1">
+      <w:start w:val="1"/>
+      <w:numFmt w:val="lowerRoman"/>
+      <w:lvlText w:val="%3."/>
+      <w:lvlJc w:val="right"/>
+      <w:pPr>
+        <w:ind w:left="2160" w:hanging="180"/>
+      </w:pPr>
+    </w:lvl>
+    <w:lvl w:ilvl="3" w:tplc="4009000F" w:tentative="1">
+      <w:start w:val="1"/>
+      <w:numFmt w:val="decimal"/>
+      <w:lvlText w:val="%4."/>
+      <w:lvlJc w:val="left"/>
+      <w:pPr>
+        <w:ind w:left="2880" w:hanging="360"/>
+      </w:pPr>
+    </w:lvl>
+    <w:lvl w:ilvl="4" w:tplc="40090019" w:tentative="1">
+      <w:start w:val="1"/>
+      <w:numFmt w:val="lowerLetter"/>
+      <w:lvlText w:val="%5."/>
+      <w:lvlJc w:val="left"/>
+      <w:pPr>
+        <w:ind w:left="3600" w:hanging="360"/>
+      </w:pPr>
+    </w:lvl>
+    <w:lvl w:ilvl="5" w:tplc="4009001B" w:tentative="1">
+      <w:start w:val="1"/>
+      <w:numFmt w:val="lowerRoman"/>
+      <w:lvlText w:val="%6."/>
+      <w:lvlJc w:val="right"/>
+      <w:pPr>
+        <w:ind w:left="4320" w:hanging="180"/>
+      </w:pPr>
+    </w:lvl>
+    <w:lvl w:ilvl="6" w:tplc="4009000F" w:tentative="1">
+      <w:start w:val="1"/>
+      <w:numFmt w:val="decimal"/>
+      <w:lvlText w:val="%7."/>
+      <w:lvlJc w:val="left"/>
+      <w:pPr>
+        <w:ind w:left="5040" w:hanging="360"/>
+      </w:pPr>
+    </w:lvl>
+    <w:lvl w:ilvl="7" w:tplc="40090019" w:tentative="1">
+      <w:start w:val="1"/>
+      <w:numFmt w:val="lowerLetter"/>
+      <w:lvlText w:val="%8."/>
+      <w:lvlJc w:val="left"/>
+      <w:pPr>
+        <w:ind w:left="5760" w:hanging="360"/>
+      </w:pPr>
+    </w:lvl>
+    <w:lvl w:ilvl="8" w:tplc="4009001B" w:tentative="1">
+      <w:start w:val="1"/>
+      <w:numFmt w:val="lowerRoman"/>
+      <w:lvlText w:val="%9."/>
+      <w:lvlJc w:val="right"/>
+      <w:pPr>
+        <w:ind w:left="6480" w:hanging="180"/>
+      </w:pPr>
+    </w:lvl>
+  </w:abstractNum>
+  <w:abstractNum w:abstractNumId="25" w15:restartNumberingAfterBreak="0">
     <w:nsid w:val="606C69CB"/>
     <w:multiLevelType w:val="multilevel"/>
     <w:tmpl w:val="C9FC62F8"/>
@@ -15208,7 +16949,7 @@
       </w:rPr>
     </w:lvl>
   </w:abstractNum>
-  <w:abstractNum w:abstractNumId="25" w15:restartNumberingAfterBreak="0">
+  <w:abstractNum w:abstractNumId="26" w15:restartNumberingAfterBreak="0">
     <w:nsid w:val="69BB0BE0"/>
     <w:multiLevelType w:val="hybridMultilevel"/>
     <w:tmpl w:val="617EB404"/>
@@ -15348,7 +17089,7 @@
       </w:rPr>
     </w:lvl>
   </w:abstractNum>
-  <w:abstractNum w:abstractNumId="26" w15:restartNumberingAfterBreak="0">
+  <w:abstractNum w:abstractNumId="27" w15:restartNumberingAfterBreak="0">
     <w:nsid w:val="6AB030F7"/>
     <w:multiLevelType w:val="hybridMultilevel"/>
     <w:tmpl w:val="496ABADA"/>
@@ -15461,7 +17202,7 @@
       </w:rPr>
     </w:lvl>
   </w:abstractNum>
-  <w:abstractNum w:abstractNumId="27" w15:restartNumberingAfterBreak="0">
+  <w:abstractNum w:abstractNumId="28" w15:restartNumberingAfterBreak="0">
     <w:nsid w:val="6B962F89"/>
     <w:multiLevelType w:val="hybridMultilevel"/>
     <w:tmpl w:val="BACCB840"/>
@@ -15601,7 +17342,7 @@
       </w:rPr>
     </w:lvl>
   </w:abstractNum>
-  <w:abstractNum w:abstractNumId="28" w15:restartNumberingAfterBreak="0">
+  <w:abstractNum w:abstractNumId="29" w15:restartNumberingAfterBreak="0">
     <w:nsid w:val="6CDA336A"/>
     <w:multiLevelType w:val="hybridMultilevel"/>
     <w:tmpl w:val="4E7670AE"/>
@@ -15741,7 +17482,7 @@
       </w:rPr>
     </w:lvl>
   </w:abstractNum>
-  <w:abstractNum w:abstractNumId="29" w15:restartNumberingAfterBreak="0">
+  <w:abstractNum w:abstractNumId="30" w15:restartNumberingAfterBreak="0">
     <w:nsid w:val="6F2B0C99"/>
     <w:multiLevelType w:val="hybridMultilevel"/>
     <w:tmpl w:val="01F8D37E"/>
@@ -15854,7 +17595,7 @@
       </w:rPr>
     </w:lvl>
   </w:abstractNum>
-  <w:abstractNum w:abstractNumId="30" w15:restartNumberingAfterBreak="0">
+  <w:abstractNum w:abstractNumId="31" w15:restartNumberingAfterBreak="0">
     <w:nsid w:val="6F6E201E"/>
     <w:multiLevelType w:val="hybridMultilevel"/>
     <w:tmpl w:val="8E980682"/>
@@ -15994,7 +17735,7 @@
       </w:rPr>
     </w:lvl>
   </w:abstractNum>
-  <w:abstractNum w:abstractNumId="31" w15:restartNumberingAfterBreak="0">
+  <w:abstractNum w:abstractNumId="32" w15:restartNumberingAfterBreak="0">
     <w:nsid w:val="70CD4AED"/>
     <w:multiLevelType w:val="hybridMultilevel"/>
     <w:tmpl w:val="4B1274F0"/>
@@ -16134,7 +17875,7 @@
       </w:rPr>
     </w:lvl>
   </w:abstractNum>
-  <w:abstractNum w:abstractNumId="32" w15:restartNumberingAfterBreak="0">
+  <w:abstractNum w:abstractNumId="33" w15:restartNumberingAfterBreak="0">
     <w:nsid w:val="783B3D5F"/>
     <w:multiLevelType w:val="hybridMultilevel"/>
     <w:tmpl w:val="5ED474B2"/>
@@ -16274,7 +18015,7 @@
       </w:rPr>
     </w:lvl>
   </w:abstractNum>
-  <w:abstractNum w:abstractNumId="33" w15:restartNumberingAfterBreak="0">
+  <w:abstractNum w:abstractNumId="34" w15:restartNumberingAfterBreak="0">
     <w:nsid w:val="79A91BB6"/>
     <w:multiLevelType w:val="multilevel"/>
     <w:tmpl w:val="A36A922A"/>
@@ -16423,7 +18164,7 @@
       </w:rPr>
     </w:lvl>
   </w:abstractNum>
-  <w:abstractNum w:abstractNumId="34" w15:restartNumberingAfterBreak="0">
+  <w:abstractNum w:abstractNumId="35" w15:restartNumberingAfterBreak="0">
     <w:nsid w:val="7BD6162F"/>
     <w:multiLevelType w:val="hybridMultilevel"/>
     <w:tmpl w:val="854C5B0E"/>
@@ -16536,7 +18277,7 @@
       </w:rPr>
     </w:lvl>
   </w:abstractNum>
-  <w:abstractNum w:abstractNumId="35" w15:restartNumberingAfterBreak="0">
+  <w:abstractNum w:abstractNumId="36" w15:restartNumberingAfterBreak="0">
     <w:nsid w:val="7EBD6CE2"/>
     <w:multiLevelType w:val="hybridMultilevel"/>
     <w:tmpl w:val="EE1A1C06"/>
@@ -16649,7 +18390,7 @@
       </w:rPr>
     </w:lvl>
   </w:abstractNum>
-  <w:abstractNum w:abstractNumId="36" w15:restartNumberingAfterBreak="0">
+  <w:abstractNum w:abstractNumId="37" w15:restartNumberingAfterBreak="0">
     <w:nsid w:val="7F3555A1"/>
     <w:multiLevelType w:val="hybridMultilevel"/>
     <w:tmpl w:val="ABEE4F4C"/>
@@ -16789,7 +18530,7 @@
       </w:rPr>
     </w:lvl>
   </w:abstractNum>
-  <w:abstractNum w:abstractNumId="37" w15:restartNumberingAfterBreak="0">
+  <w:abstractNum w:abstractNumId="38" w15:restartNumberingAfterBreak="0">
     <w:nsid w:val="7FA946F7"/>
     <w:multiLevelType w:val="hybridMultilevel"/>
     <w:tmpl w:val="5B0C56C4"/>
@@ -16933,13 +18674,13 @@
     <w:abstractNumId w:val="1"/>
   </w:num>
   <w:num w:numId="2" w16cid:durableId="207378518">
-    <w:abstractNumId w:val="30"/>
+    <w:abstractNumId w:val="31"/>
   </w:num>
   <w:num w:numId="3" w16cid:durableId="1622959244">
     <w:abstractNumId w:val="5"/>
   </w:num>
   <w:num w:numId="4" w16cid:durableId="1830710149">
-    <w:abstractNumId w:val="27"/>
+    <w:abstractNumId w:val="28"/>
   </w:num>
   <w:num w:numId="5" w16cid:durableId="6491571">
     <w:abstractNumId w:val="14"/>
@@ -16954,31 +18695,31 @@
     <w:abstractNumId w:val="10"/>
   </w:num>
   <w:num w:numId="9" w16cid:durableId="1467157761">
-    <w:abstractNumId w:val="28"/>
+    <w:abstractNumId w:val="29"/>
   </w:num>
   <w:num w:numId="10" w16cid:durableId="957296911">
-    <w:abstractNumId w:val="32"/>
+    <w:abstractNumId w:val="33"/>
   </w:num>
   <w:num w:numId="11" w16cid:durableId="1743676954">
     <w:abstractNumId w:val="7"/>
   </w:num>
   <w:num w:numId="12" w16cid:durableId="1858158302">
-    <w:abstractNumId w:val="37"/>
+    <w:abstractNumId w:val="38"/>
   </w:num>
   <w:num w:numId="13" w16cid:durableId="1601644658">
     <w:abstractNumId w:val="22"/>
   </w:num>
   <w:num w:numId="14" w16cid:durableId="928393718">
-    <w:abstractNumId w:val="25"/>
+    <w:abstractNumId w:val="26"/>
   </w:num>
   <w:num w:numId="15" w16cid:durableId="1925803085">
-    <w:abstractNumId w:val="36"/>
+    <w:abstractNumId w:val="37"/>
   </w:num>
   <w:num w:numId="16" w16cid:durableId="807935079">
     <w:abstractNumId w:val="21"/>
   </w:num>
   <w:num w:numId="17" w16cid:durableId="1368674603">
-    <w:abstractNumId w:val="31"/>
+    <w:abstractNumId w:val="32"/>
   </w:num>
   <w:num w:numId="18" w16cid:durableId="5452043">
     <w:abstractNumId w:val="9"/>
@@ -16990,7 +18731,7 @@
     <w:abstractNumId w:val="17"/>
   </w:num>
   <w:num w:numId="21" w16cid:durableId="834228262">
-    <w:abstractNumId w:val="35"/>
+    <w:abstractNumId w:val="36"/>
   </w:num>
   <w:num w:numId="22" w16cid:durableId="1137603474">
     <w:abstractNumId w:val="13"/>
@@ -16999,7 +18740,7 @@
     <w:abstractNumId w:val="3"/>
   </w:num>
   <w:num w:numId="24" w16cid:durableId="1953979480">
-    <w:abstractNumId w:val="33"/>
+    <w:abstractNumId w:val="34"/>
   </w:num>
   <w:num w:numId="25" w16cid:durableId="2111732095">
     <w:abstractNumId w:val="12"/>
@@ -17011,16 +18752,16 @@
     <w:abstractNumId w:val="16"/>
   </w:num>
   <w:num w:numId="28" w16cid:durableId="245845369">
-    <w:abstractNumId w:val="24"/>
+    <w:abstractNumId w:val="25"/>
   </w:num>
   <w:num w:numId="29" w16cid:durableId="1140420511">
     <w:abstractNumId w:val="2"/>
   </w:num>
   <w:num w:numId="30" w16cid:durableId="1112359595">
-    <w:abstractNumId w:val="29"/>
+    <w:abstractNumId w:val="30"/>
   </w:num>
   <w:num w:numId="31" w16cid:durableId="1308851327">
-    <w:abstractNumId w:val="26"/>
+    <w:abstractNumId w:val="27"/>
   </w:num>
   <w:num w:numId="32" w16cid:durableId="665280855">
     <w:abstractNumId w:val="11"/>
@@ -17041,7 +18782,10 @@
     <w:abstractNumId w:val="8"/>
   </w:num>
   <w:num w:numId="38" w16cid:durableId="1828324101">
-    <w:abstractNumId w:val="34"/>
+    <w:abstractNumId w:val="35"/>
+  </w:num>
+  <w:num w:numId="39" w16cid:durableId="1707440944">
+    <w:abstractNumId w:val="24"/>
   </w:num>
 </w:numbering>
 </file>
@@ -18026,7 +19770,735 @@
       <w:szCs w:val="20"/>
     </w:rPr>
   </w:style>
+  <w:style w:type="paragraph" w:styleId="NoSpacing">
+    <w:name w:val="No Spacing"/>
+    <w:link w:val="NoSpacingChar"/>
+    <w:uiPriority w:val="1"/>
+    <w:qFormat/>
+    <w:rsid w:val="002D4715"/>
+    <w:pPr>
+      <w:spacing w:after="0" w:line="240" w:lineRule="auto"/>
+    </w:pPr>
+    <w:rPr>
+      <w:rFonts w:eastAsiaTheme="minorEastAsia"/>
+      <w:kern w:val="0"/>
+      <w:lang w:val="en-US"/>
+      <w14:ligatures w14:val="none"/>
+    </w:rPr>
+  </w:style>
+  <w:style w:type="character" w:customStyle="1" w:styleId="NoSpacingChar">
+    <w:name w:val="No Spacing Char"/>
+    <w:basedOn w:val="DefaultParagraphFont"/>
+    <w:link w:val="NoSpacing"/>
+    <w:uiPriority w:val="1"/>
+    <w:rsid w:val="002D4715"/>
+    <w:rPr>
+      <w:rFonts w:eastAsiaTheme="minorEastAsia"/>
+      <w:kern w:val="0"/>
+      <w:lang w:val="en-US"/>
+      <w14:ligatures w14:val="none"/>
+    </w:rPr>
+  </w:style>
 </w:styles>
+</file>
+
+<file path=word/glossary/document.xml><?xml version="1.0" encoding="utf-8"?>
+<w:glossaryDocument xmlns:wpc="http://schemas.microsoft.com/office/word/2010/wordprocessingCanvas" xmlns:cx="http://schemas.microsoft.com/office/drawing/2014/chartex" xmlns:cx1="http://schemas.microsoft.com/office/drawing/2015/9/8/chartex" xmlns:cx2="http://schemas.microsoft.com/office/drawing/2015/10/21/chartex" xmlns:cx3="http://schemas.microsoft.com/office/drawing/2016/5/9/chartex" xmlns:cx4="http://schemas.microsoft.com/office/drawing/2016/5/10/chartex" xmlns:cx5="http://schemas.microsoft.com/office/drawing/2016/5/11/chartex" xmlns:cx6="http://schemas.microsoft.com/office/drawing/2016/5/12/chartex" xmlns:cx7="http://schemas.microsoft.com/office/drawing/2016/5/13/chartex" xmlns:cx8="http://schemas.microsoft.com/office/drawing/2016/5/14/chartex" xmlns:mc="http://schemas.openxmlformats.org/markup-compatibility/2006" xmlns:aink="http://schemas.microsoft.com/office/drawing/2016/ink" xmlns:am3d="http://schemas.microsoft.com/office/drawing/2017/model3d" xmlns:o="urn:schemas-microsoft-com:office:office" xmlns:oel="http://schemas.microsoft.com/office/2019/extlst" xmlns:r="http://schemas.openxmlformats.org/officeDocument/2006/relationships" xmlns:m="http://schemas.openxmlformats.org/officeDocument/2006/math" xmlns:v="urn:schemas-microsoft-com:vml" xmlns:wp14="http://schemas.microsoft.com/office/word/2010/wordprocessingDrawing" xmlns:wp="http://schemas.openxmlformats.org/drawingml/2006/wordprocessingDrawing" xmlns:w10="urn:schemas-microsoft-com:office:word" xmlns:w="http://schemas.openxmlformats.org/wordprocessingml/2006/main" xmlns:w14="http://schemas.microsoft.com/office/word/2010/wordml" xmlns:w15="http://schemas.microsoft.com/office/word/2012/wordml" xmlns:w16cex="http://schemas.microsoft.com/office/word/2018/wordml/cex" xmlns:w16cid="http://schemas.microsoft.com/office/word/2016/wordml/cid" xmlns:w16="http://schemas.microsoft.com/office/word/2018/wordml" xmlns:w16du="http://schemas.microsoft.com/office/word/2023/wordml/word16du" xmlns:w16sdtdh="http://schemas.microsoft.com/office/word/2020/wordml/sdtdatahash" xmlns:w16sdtfl="http://schemas.microsoft.com/office/word/2024/wordml/sdtformatlock" xmlns:w16se="http://schemas.microsoft.com/office/word/2015/wordml/symex" xmlns:wpg="http://schemas.microsoft.com/office/word/2010/wordprocessingGroup" xmlns:wpi="http://schemas.microsoft.com/office/word/2010/wordprocessingInk" xmlns:wne="http://schemas.microsoft.com/office/word/2006/wordml" xmlns:wps="http://schemas.microsoft.com/office/word/2010/wordprocessingShape" mc:Ignorable="w14 w15 w16se w16cid w16 w16cex w16sdtdh w16sdtfl w16du wp14">
+  <w:docParts>
+    <w:docPart>
+      <w:docPartPr>
+        <w:name w:val="C5A330D67FD648D68D4E1CD325E9C94C"/>
+        <w:category>
+          <w:name w:val="General"/>
+          <w:gallery w:val="placeholder"/>
+        </w:category>
+        <w:types>
+          <w:type w:val="bbPlcHdr"/>
+        </w:types>
+        <w:behaviors>
+          <w:behavior w:val="content"/>
+        </w:behaviors>
+        <w:guid w:val="{9F684E16-78E0-4996-B95C-AF68287962EB}"/>
+      </w:docPartPr>
+      <w:docPartBody>
+        <w:p>
+          <w:pPr>
+            <w:pStyle w:val="C5A330D67FD648D68D4E1CD325E9C94C"/>
+          </w:pPr>
+          <w:r>
+            <w:rPr>
+              <w:rFonts w:asciiTheme="majorHAnsi" w:eastAsiaTheme="majorEastAsia" w:hAnsiTheme="majorHAnsi" w:cstheme="majorBidi"/>
+              <w:color w:val="4472C4" w:themeColor="accent1"/>
+              <w:sz w:val="88"/>
+              <w:szCs w:val="88"/>
+            </w:rPr>
+            <w:t>[Document title]</w:t>
+          </w:r>
+        </w:p>
+      </w:docPartBody>
+    </w:docPart>
+    <w:docPart>
+      <w:docPartPr>
+        <w:name w:val="863080313E1A432BAFF7234BEF85B946"/>
+        <w:category>
+          <w:name w:val="General"/>
+          <w:gallery w:val="placeholder"/>
+        </w:category>
+        <w:types>
+          <w:type w:val="bbPlcHdr"/>
+        </w:types>
+        <w:behaviors>
+          <w:behavior w:val="content"/>
+        </w:behaviors>
+        <w:guid w:val="{63959B47-9855-44FE-AD5C-837AE5A4F1D8}"/>
+      </w:docPartPr>
+      <w:docPartBody>
+        <w:p>
+          <w:pPr>
+            <w:pStyle w:val="863080313E1A432BAFF7234BEF85B946"/>
+          </w:pPr>
+          <w:r>
+            <w:rPr>
+              <w:color w:val="2F5496" w:themeColor="accent1" w:themeShade="BF"/>
+            </w:rPr>
+            <w:t>[Document subtitle]</w:t>
+          </w:r>
+        </w:p>
+      </w:docPartBody>
+    </w:docPart>
+    <w:docPart>
+      <w:docPartPr>
+        <w:name w:val="3FB190A53CC343EDB6249FF4A464419B"/>
+        <w:category>
+          <w:name w:val="General"/>
+          <w:gallery w:val="placeholder"/>
+        </w:category>
+        <w:types>
+          <w:type w:val="bbPlcHdr"/>
+        </w:types>
+        <w:behaviors>
+          <w:behavior w:val="content"/>
+        </w:behaviors>
+        <w:guid w:val="{B9BD3989-84E3-433B-A766-8C9759F3D7E8}"/>
+      </w:docPartPr>
+      <w:docPartBody>
+        <w:p>
+          <w:pPr>
+            <w:pStyle w:val="3FB190A53CC343EDB6249FF4A464419B"/>
+          </w:pPr>
+          <w:r>
+            <w:rPr>
+              <w:color w:val="4472C4" w:themeColor="accent1"/>
+              <w:sz w:val="28"/>
+              <w:szCs w:val="28"/>
+            </w:rPr>
+            <w:t>[Author name]</w:t>
+          </w:r>
+        </w:p>
+      </w:docPartBody>
+    </w:docPart>
+    <w:docPart>
+      <w:docPartPr>
+        <w:name w:val="A387F1A7EF1A4E488CEEABDB3DD6921C"/>
+        <w:category>
+          <w:name w:val="General"/>
+          <w:gallery w:val="placeholder"/>
+        </w:category>
+        <w:types>
+          <w:type w:val="bbPlcHdr"/>
+        </w:types>
+        <w:behaviors>
+          <w:behavior w:val="content"/>
+        </w:behaviors>
+        <w:guid w:val="{EB27845F-4595-4A56-8900-3559B4BFBB8B}"/>
+      </w:docPartPr>
+      <w:docPartBody>
+        <w:p>
+          <w:pPr>
+            <w:pStyle w:val="A387F1A7EF1A4E488CEEABDB3DD6921C"/>
+          </w:pPr>
+          <w:r>
+            <w:rPr>
+              <w:color w:val="4472C4" w:themeColor="accent1"/>
+              <w:sz w:val="28"/>
+              <w:szCs w:val="28"/>
+            </w:rPr>
+            <w:t>[Date]</w:t>
+          </w:r>
+        </w:p>
+      </w:docPartBody>
+    </w:docPart>
+  </w:docParts>
+</w:glossaryDocument>
+</file>
+
+<file path=word/glossary/fontTable.xml><?xml version="1.0" encoding="utf-8"?>
+<w:fonts xmlns:mc="http://schemas.openxmlformats.org/markup-compatibility/2006" xmlns:r="http://schemas.openxmlformats.org/officeDocument/2006/relationships" xmlns:w="http://schemas.openxmlformats.org/wordprocessingml/2006/main" xmlns:w14="http://schemas.microsoft.com/office/word/2010/wordml" xmlns:w15="http://schemas.microsoft.com/office/word/2012/wordml" xmlns:w16cex="http://schemas.microsoft.com/office/word/2018/wordml/cex" xmlns:w16cid="http://schemas.microsoft.com/office/word/2016/wordml/cid" xmlns:w16="http://schemas.microsoft.com/office/word/2018/wordml" xmlns:w16du="http://schemas.microsoft.com/office/word/2023/wordml/word16du" xmlns:w16sdtdh="http://schemas.microsoft.com/office/word/2020/wordml/sdtdatahash" xmlns:w16sdtfl="http://schemas.microsoft.com/office/word/2024/wordml/sdtformatlock" xmlns:w16se="http://schemas.microsoft.com/office/word/2015/wordml/symex" mc:Ignorable="w14 w15 w16se w16cid w16 w16cex w16sdtdh w16sdtfl w16du">
+  <w:font w:name="Wingdings">
+    <w:panose1 w:val="05000000000000000000"/>
+    <w:charset w:val="02"/>
+    <w:family w:val="auto"/>
+    <w:pitch w:val="variable"/>
+    <w:sig w:usb0="00000000" w:usb1="10000000" w:usb2="00000000" w:usb3="00000000" w:csb0="80000000" w:csb1="00000000"/>
+  </w:font>
+  <w:font w:name="Times New Roman">
+    <w:panose1 w:val="02020603050405020304"/>
+    <w:charset w:val="00"/>
+    <w:family w:val="roman"/>
+    <w:pitch w:val="variable"/>
+    <w:sig w:usb0="E0002EFF" w:usb1="C000785B" w:usb2="00000009" w:usb3="00000000" w:csb0="000001FF" w:csb1="00000000"/>
+  </w:font>
+  <w:font w:name="Symbol">
+    <w:panose1 w:val="05050102010706020507"/>
+    <w:charset w:val="02"/>
+    <w:family w:val="roman"/>
+    <w:pitch w:val="variable"/>
+    <w:sig w:usb0="00000000" w:usb1="10000000" w:usb2="00000000" w:usb3="00000000" w:csb0="80000000" w:csb1="00000000"/>
+  </w:font>
+  <w:font w:name="Courier New">
+    <w:panose1 w:val="02070309020205020404"/>
+    <w:charset w:val="00"/>
+    <w:family w:val="modern"/>
+    <w:pitch w:val="fixed"/>
+    <w:sig w:usb0="E0002EFF" w:usb1="C0007843" w:usb2="00000009" w:usb3="00000000" w:csb0="000001FF" w:csb1="00000000"/>
+  </w:font>
+  <w:font w:name="Arial">
+    <w:panose1 w:val="020B0604020202020204"/>
+    <w:charset w:val="00"/>
+    <w:family w:val="swiss"/>
+    <w:pitch w:val="variable"/>
+    <w:sig w:usb0="E0002EFF" w:usb1="C000785B" w:usb2="00000009" w:usb3="00000000" w:csb0="000001FF" w:csb1="00000000"/>
+  </w:font>
+  <w:font w:name="Calibri">
+    <w:panose1 w:val="020F0502020204030204"/>
+    <w:charset w:val="00"/>
+    <w:family w:val="swiss"/>
+    <w:pitch w:val="variable"/>
+    <w:sig w:usb0="E4002EFF" w:usb1="C200247B" w:usb2="00000009" w:usb3="00000000" w:csb0="000001FF" w:csb1="00000000"/>
+  </w:font>
+  <w:font w:name="Calibri Light">
+    <w:panose1 w:val="020F0302020204030204"/>
+    <w:charset w:val="00"/>
+    <w:family w:val="swiss"/>
+    <w:pitch w:val="variable"/>
+    <w:sig w:usb0="E4002EFF" w:usb1="C200247B" w:usb2="00000009" w:usb3="00000000" w:csb0="000001FF" w:csb1="00000000"/>
+  </w:font>
+  <w:font w:name="Cambria Math">
+    <w:panose1 w:val="02040503050406030204"/>
+    <w:charset w:val="00"/>
+    <w:family w:val="roman"/>
+    <w:pitch w:val="variable"/>
+    <w:sig w:usb0="E00006FF" w:usb1="420024FF" w:usb2="02000000" w:usb3="00000000" w:csb0="0000019F" w:csb1="00000000"/>
+  </w:font>
+  <w:font w:name="ﾋﾎﾌ・">
+    <w:altName w:val="Yu Gothic"/>
+    <w:panose1 w:val="00000000000000000000"/>
+    <w:charset w:val="80"/>
+    <w:family w:val="auto"/>
+    <w:notTrueType/>
+    <w:pitch w:val="default"/>
+    <w:sig w:usb0="00000001" w:usb1="08070000" w:usb2="00000010" w:usb3="00000000" w:csb0="00020000" w:csb1="00000000"/>
+  </w:font>
+</w:fonts>
+</file>
+
+<file path=word/glossary/settings.xml><?xml version="1.0" encoding="utf-8"?>
+<w:settings xmlns:mc="http://schemas.openxmlformats.org/markup-compatibility/2006" xmlns:o="urn:schemas-microsoft-com:office:office" xmlns:r="http://schemas.openxmlformats.org/officeDocument/2006/relationships" xmlns:m="http://schemas.openxmlformats.org/officeDocument/2006/math" xmlns:v="urn:schemas-microsoft-com:vml" xmlns:w10="urn:schemas-microsoft-com:office:word" xmlns:w="http://schemas.openxmlformats.org/wordprocessingml/2006/main" xmlns:w14="http://schemas.microsoft.com/office/word/2010/wordml" xmlns:w15="http://schemas.microsoft.com/office/word/2012/wordml" xmlns:w16cex="http://schemas.microsoft.com/office/word/2018/wordml/cex" xmlns:w16cid="http://schemas.microsoft.com/office/word/2016/wordml/cid" xmlns:w16="http://schemas.microsoft.com/office/word/2018/wordml" xmlns:w16du="http://schemas.microsoft.com/office/word/2023/wordml/word16du" xmlns:w16sdtdh="http://schemas.microsoft.com/office/word/2020/wordml/sdtdatahash" xmlns:w16sdtfl="http://schemas.microsoft.com/office/word/2024/wordml/sdtformatlock" xmlns:w16se="http://schemas.microsoft.com/office/word/2015/wordml/symex" xmlns:sl="http://schemas.openxmlformats.org/schemaLibrary/2006/main" mc:Ignorable="w14 w15 w16se w16cid w16 w16cex w16sdtdh w16sdtfl w16du">
+  <w:view w:val="normal"/>
+  <w:defaultTabStop w:val="720"/>
+  <w:characterSpacingControl w:val="doNotCompress"/>
+  <w:compat>
+    <w:useFELayout/>
+    <w:compatSetting w:name="compatibilityMode" w:uri="http://schemas.microsoft.com/office/word" w:val="15"/>
+    <w:compatSetting w:name="overrideTableStyleFontSizeAndJustification" w:uri="http://schemas.microsoft.com/office/word" w:val="1"/>
+    <w:compatSetting w:name="enableOpenTypeFeatures" w:uri="http://schemas.microsoft.com/office/word" w:val="1"/>
+    <w:compatSetting w:name="doNotFlipMirrorIndents" w:uri="http://schemas.microsoft.com/office/word" w:val="1"/>
+    <w:compatSetting w:name="differentiateMultirowTableHeaders" w:uri="http://schemas.microsoft.com/office/word" w:val="1"/>
+    <w:compatSetting w:name="useWord2013TrackBottomHyphenation" w:uri="http://schemas.microsoft.com/office/word" w:val="0"/>
+  </w:compat>
+  <w:rsids>
+    <w:rsidRoot w:val="00AF53C9"/>
+    <w:rsid w:val="004A5E59"/>
+    <w:rsid w:val="008E23CD"/>
+    <w:rsid w:val="00AF53C9"/>
+  </w:rsids>
+  <m:mathPr>
+    <m:mathFont m:val="Cambria Math"/>
+    <m:brkBin m:val="before"/>
+    <m:brkBinSub m:val="--"/>
+    <m:smallFrac m:val="0"/>
+    <m:dispDef/>
+    <m:lMargin m:val="0"/>
+    <m:rMargin m:val="0"/>
+    <m:defJc m:val="centerGroup"/>
+    <m:wrapIndent m:val="1440"/>
+    <m:intLim m:val="subSup"/>
+    <m:naryLim m:val="undOvr"/>
+  </m:mathPr>
+  <w:themeFontLang w:val="en-IN"/>
+  <w:clrSchemeMapping w:bg1="light1" w:t1="dark1" w:bg2="light2" w:t2="dark2" w:accent1="accent1" w:accent2="accent2" w:accent3="accent3" w:accent4="accent4" w:accent5="accent5" w:accent6="accent6" w:hyperlink="hyperlink" w:followedHyperlink="followedHyperlink"/>
+  <w:decimalSymbol w:val="."/>
+  <w:listSeparator w:val=","/>
+  <w15:chartTrackingRefBased/>
+</w:settings>
+</file>
+
+<file path=word/glossary/styles.xml><?xml version="1.0" encoding="utf-8"?>
+<w:styles xmlns:mc="http://schemas.openxmlformats.org/markup-compatibility/2006" xmlns:r="http://schemas.openxmlformats.org/officeDocument/2006/relationships" xmlns:w="http://schemas.openxmlformats.org/wordprocessingml/2006/main" xmlns:w14="http://schemas.microsoft.com/office/word/2010/wordml" xmlns:w15="http://schemas.microsoft.com/office/word/2012/wordml" xmlns:w16cex="http://schemas.microsoft.com/office/word/2018/wordml/cex" xmlns:w16cid="http://schemas.microsoft.com/office/word/2016/wordml/cid" xmlns:w16="http://schemas.microsoft.com/office/word/2018/wordml" xmlns:w16du="http://schemas.microsoft.com/office/word/2023/wordml/word16du" xmlns:w16sdtdh="http://schemas.microsoft.com/office/word/2020/wordml/sdtdatahash" xmlns:w16sdtfl="http://schemas.microsoft.com/office/word/2024/wordml/sdtformatlock" xmlns:w16se="http://schemas.microsoft.com/office/word/2015/wordml/symex" mc:Ignorable="w14 w15 w16se w16cid w16 w16cex w16sdtdh w16sdtfl w16du">
+  <w:docDefaults>
+    <w:rPrDefault>
+      <w:rPr>
+        <w:rFonts w:asciiTheme="minorHAnsi" w:eastAsiaTheme="minorEastAsia" w:hAnsiTheme="minorHAnsi" w:cstheme="minorBidi"/>
+        <w:kern w:val="2"/>
+        <w:sz w:val="24"/>
+        <w:szCs w:val="24"/>
+        <w:lang w:val="en-IN" w:eastAsia="en-IN" w:bidi="ar-SA"/>
+        <w14:ligatures w14:val="standardContextual"/>
+      </w:rPr>
+    </w:rPrDefault>
+    <w:pPrDefault>
+      <w:pPr>
+        <w:spacing w:after="160" w:line="278" w:lineRule="auto"/>
+      </w:pPr>
+    </w:pPrDefault>
+  </w:docDefaults>
+  <w:latentStyles w:defLockedState="0" w:defUIPriority="99" w:defSemiHidden="0" w:defUnhideWhenUsed="0" w:defQFormat="0" w:count="376">
+    <w:lsdException w:name="Normal" w:uiPriority="0" w:qFormat="1"/>
+    <w:lsdException w:name="heading 1" w:uiPriority="9" w:qFormat="1"/>
+    <w:lsdException w:name="heading 2" w:semiHidden="1" w:uiPriority="9" w:unhideWhenUsed="1" w:qFormat="1"/>
+    <w:lsdException w:name="heading 3" w:semiHidden="1" w:uiPriority="9" w:unhideWhenUsed="1" w:qFormat="1"/>
+    <w:lsdException w:name="heading 4" w:semiHidden="1" w:uiPriority="9" w:unhideWhenUsed="1" w:qFormat="1"/>
+    <w:lsdException w:name="heading 5" w:semiHidden="1" w:uiPriority="9" w:unhideWhenUsed="1" w:qFormat="1"/>
+    <w:lsdException w:name="heading 6" w:semiHidden="1" w:uiPriority="9" w:unhideWhenUsed="1" w:qFormat="1"/>
+    <w:lsdException w:name="heading 7" w:semiHidden="1" w:uiPriority="9" w:unhideWhenUsed="1" w:qFormat="1"/>
+    <w:lsdException w:name="heading 8" w:semiHidden="1" w:uiPriority="9" w:unhideWhenUsed="1" w:qFormat="1"/>
+    <w:lsdException w:name="heading 9" w:semiHidden="1" w:uiPriority="9" w:unhideWhenUsed="1" w:qFormat="1"/>
+    <w:lsdException w:name="index 1" w:semiHidden="1" w:unhideWhenUsed="1"/>
+    <w:lsdException w:name="index 2" w:semiHidden="1" w:unhideWhenUsed="1"/>
+    <w:lsdException w:name="index 3" w:semiHidden="1" w:unhideWhenUsed="1"/>
+    <w:lsdException w:name="index 4" w:semiHidden="1" w:unhideWhenUsed="1"/>
+    <w:lsdException w:name="index 5" w:semiHidden="1" w:unhideWhenUsed="1"/>
+    <w:lsdException w:name="index 6" w:semiHidden="1" w:unhideWhenUsed="1"/>
+    <w:lsdException w:name="index 7" w:semiHidden="1" w:unhideWhenUsed="1"/>
+    <w:lsdException w:name="index 8" w:semiHidden="1" w:unhideWhenUsed="1"/>
+    <w:lsdException w:name="index 9" w:semiHidden="1" w:unhideWhenUsed="1"/>
+    <w:lsdException w:name="toc 1" w:semiHidden="1" w:uiPriority="39" w:unhideWhenUsed="1"/>
+    <w:lsdException w:name="toc 2" w:semiHidden="1" w:uiPriority="39" w:unhideWhenUsed="1"/>
+    <w:lsdException w:name="toc 3" w:semiHidden="1" w:uiPriority="39" w:unhideWhenUsed="1"/>
+    <w:lsdException w:name="toc 4" w:semiHidden="1" w:uiPriority="39" w:unhideWhenUsed="1"/>
+    <w:lsdException w:name="toc 5" w:semiHidden="1" w:uiPriority="39" w:unhideWhenUsed="1"/>
+    <w:lsdException w:name="toc 6" w:semiHidden="1" w:uiPriority="39" w:unhideWhenUsed="1"/>
+    <w:lsdException w:name="toc 7" w:semiHidden="1" w:uiPriority="39" w:unhideWhenUsed="1"/>
+    <w:lsdException w:name="toc 8" w:semiHidden="1" w:uiPriority="39" w:unhideWhenUsed="1"/>
+    <w:lsdException w:name="toc 9" w:semiHidden="1" w:uiPriority="39" w:unhideWhenUsed="1"/>
+    <w:lsdException w:name="Normal Indent" w:semiHidden="1" w:unhideWhenUsed="1"/>
+    <w:lsdException w:name="footnote text" w:semiHidden="1" w:unhideWhenUsed="1"/>
+    <w:lsdException w:name="annotation text" w:semiHidden="1" w:unhideWhenUsed="1"/>
+    <w:lsdException w:name="header" w:semiHidden="1" w:unhideWhenUsed="1"/>
+    <w:lsdException w:name="footer" w:semiHidden="1" w:unhideWhenUsed="1"/>
+    <w:lsdException w:name="index heading" w:semiHidden="1" w:unhideWhenUsed="1"/>
+    <w:lsdException w:name="caption" w:semiHidden="1" w:uiPriority="35" w:unhideWhenUsed="1" w:qFormat="1"/>
+    <w:lsdException w:name="table of figures" w:semiHidden="1" w:unhideWhenUsed="1"/>
+    <w:lsdException w:name="envelope address" w:semiHidden="1" w:unhideWhenUsed="1"/>
+    <w:lsdException w:name="envelope return" w:semiHidden="1" w:unhideWhenUsed="1"/>
+    <w:lsdException w:name="footnote reference" w:semiHidden="1" w:unhideWhenUsed="1"/>
+    <w:lsdException w:name="annotation reference" w:semiHidden="1" w:unhideWhenUsed="1"/>
+    <w:lsdException w:name="line number" w:semiHidden="1" w:unhideWhenUsed="1"/>
+    <w:lsdException w:name="page number" w:semiHidden="1" w:unhideWhenUsed="1"/>
+    <w:lsdException w:name="endnote reference" w:semiHidden="1" w:unhideWhenUsed="1"/>
+    <w:lsdException w:name="endnote text" w:semiHidden="1" w:unhideWhenUsed="1"/>
+    <w:lsdException w:name="table of authorities" w:semiHidden="1" w:unhideWhenUsed="1"/>
+    <w:lsdException w:name="macro" w:semiHidden="1" w:unhideWhenUsed="1"/>
+    <w:lsdException w:name="toa heading" w:semiHidden="1" w:unhideWhenUsed="1"/>
+    <w:lsdException w:name="List" w:semiHidden="1" w:unhideWhenUsed="1"/>
+    <w:lsdException w:name="List Bullet" w:semiHidden="1" w:unhideWhenUsed="1"/>
+    <w:lsdException w:name="List Number" w:semiHidden="1" w:unhideWhenUsed="1"/>
+    <w:lsdException w:name="List 2" w:semiHidden="1" w:unhideWhenUsed="1"/>
+    <w:lsdException w:name="List 3" w:semiHidden="1" w:unhideWhenUsed="1"/>
+    <w:lsdException w:name="List 4" w:semiHidden="1" w:unhideWhenUsed="1"/>
+    <w:lsdException w:name="List 5" w:semiHidden="1" w:unhideWhenUsed="1"/>
+    <w:lsdException w:name="List Bullet 2" w:semiHidden="1" w:unhideWhenUsed="1"/>
+    <w:lsdException w:name="List Bullet 3" w:semiHidden="1" w:unhideWhenUsed="1"/>
+    <w:lsdException w:name="List Bullet 4" w:semiHidden="1" w:unhideWhenUsed="1"/>
+    <w:lsdException w:name="List Bullet 5" w:semiHidden="1" w:unhideWhenUsed="1"/>
+    <w:lsdException w:name="List Number 2" w:semiHidden="1" w:unhideWhenUsed="1"/>
+    <w:lsdException w:name="List Number 3" w:semiHidden="1" w:unhideWhenUsed="1"/>
+    <w:lsdException w:name="List Number 4" w:semiHidden="1" w:unhideWhenUsed="1"/>
+    <w:lsdException w:name="List Number 5" w:semiHidden="1" w:unhideWhenUsed="1"/>
+    <w:lsdException w:name="Title" w:uiPriority="10" w:qFormat="1"/>
+    <w:lsdException w:name="Closing" w:semiHidden="1" w:unhideWhenUsed="1"/>
+    <w:lsdException w:name="Signature" w:semiHidden="1" w:unhideWhenUsed="1"/>
+    <w:lsdException w:name="Default Paragraph Font" w:semiHidden="1" w:uiPriority="1" w:unhideWhenUsed="1"/>
+    <w:lsdException w:name="Body Text" w:semiHidden="1" w:unhideWhenUsed="1"/>
+    <w:lsdException w:name="Body Text Indent" w:semiHidden="1" w:unhideWhenUsed="1"/>
+    <w:lsdException w:name="List Continue" w:semiHidden="1" w:unhideWhenUsed="1"/>
+    <w:lsdException w:name="List Continue 2" w:semiHidden="1" w:unhideWhenUsed="1"/>
+    <w:lsdException w:name="List Continue 3" w:semiHidden="1" w:unhideWhenUsed="1"/>
+    <w:lsdException w:name="List Continue 4" w:semiHidden="1" w:unhideWhenUsed="1"/>
+    <w:lsdException w:name="List Continue 5" w:semiHidden="1" w:unhideWhenUsed="1"/>
+    <w:lsdException w:name="Message Header" w:semiHidden="1" w:unhideWhenUsed="1"/>
+    <w:lsdException w:name="Subtitle" w:uiPriority="11" w:qFormat="1"/>
+    <w:lsdException w:name="Salutation" w:semiHidden="1" w:unhideWhenUsed="1"/>
+    <w:lsdException w:name="Date" w:semiHidden="1" w:unhideWhenUsed="1"/>
+    <w:lsdException w:name="Body Text First Indent" w:semiHidden="1" w:unhideWhenUsed="1"/>
+    <w:lsdException w:name="Body Text First Indent 2" w:semiHidden="1" w:unhideWhenUsed="1"/>
+    <w:lsdException w:name="Note Heading" w:semiHidden="1" w:unhideWhenUsed="1"/>
+    <w:lsdException w:name="Body Text 2" w:semiHidden="1" w:unhideWhenUsed="1"/>
+    <w:lsdException w:name="Body Text 3" w:semiHidden="1" w:unhideWhenUsed="1"/>
+    <w:lsdException w:name="Body Text Indent 2" w:semiHidden="1" w:unhideWhenUsed="1"/>
+    <w:lsdException w:name="Body Text Indent 3" w:semiHidden="1" w:unhideWhenUsed="1"/>
+    <w:lsdException w:name="Block Text" w:semiHidden="1" w:unhideWhenUsed="1"/>
+    <w:lsdException w:name="Hyperlink" w:semiHidden="1" w:unhideWhenUsed="1"/>
+    <w:lsdException w:name="FollowedHyperlink" w:semiHidden="1" w:unhideWhenUsed="1"/>
+    <w:lsdException w:name="Strong" w:uiPriority="22" w:qFormat="1"/>
+    <w:lsdException w:name="Emphasis" w:uiPriority="20" w:qFormat="1"/>
+    <w:lsdException w:name="Document Map" w:semiHidden="1" w:unhideWhenUsed="1"/>
+    <w:lsdException w:name="Plain Text" w:semiHidden="1" w:unhideWhenUsed="1"/>
+    <w:lsdException w:name="E-mail Signature" w:semiHidden="1" w:unhideWhenUsed="1"/>
+    <w:lsdException w:name="HTML Top of Form" w:semiHidden="1" w:unhideWhenUsed="1"/>
+    <w:lsdException w:name="HTML Bottom of Form" w:semiHidden="1" w:unhideWhenUsed="1"/>
+    <w:lsdException w:name="Normal (Web)" w:semiHidden="1" w:unhideWhenUsed="1"/>
+    <w:lsdException w:name="HTML Acronym" w:semiHidden="1" w:unhideWhenUsed="1"/>
+    <w:lsdException w:name="HTML Address" w:semiHidden="1" w:unhideWhenUsed="1"/>
+    <w:lsdException w:name="HTML Cite" w:semiHidden="1" w:unhideWhenUsed="1"/>
+    <w:lsdException w:name="HTML Code" w:semiHidden="1" w:unhideWhenUsed="1"/>
+    <w:lsdException w:name="HTML Definition" w:semiHidden="1" w:unhideWhenUsed="1"/>
+    <w:lsdException w:name="HTML Keyboard" w:semiHidden="1" w:unhideWhenUsed="1"/>
+    <w:lsdException w:name="HTML Preformatted" w:semiHidden="1" w:unhideWhenUsed="1"/>
+    <w:lsdException w:name="HTML Sample" w:semiHidden="1" w:unhideWhenUsed="1"/>
+    <w:lsdException w:name="HTML Typewriter" w:semiHidden="1" w:unhideWhenUsed="1"/>
+    <w:lsdException w:name="HTML Variable" w:semiHidden="1" w:unhideWhenUsed="1"/>
+    <w:lsdException w:name="Normal Table" w:semiHidden="1" w:unhideWhenUsed="1"/>
+    <w:lsdException w:name="annotation subject" w:semiHidden="1" w:unhideWhenUsed="1"/>
+    <w:lsdException w:name="No List" w:semiHidden="1" w:unhideWhenUsed="1"/>
+    <w:lsdException w:name="Outline List 1" w:semiHidden="1" w:unhideWhenUsed="1"/>
+    <w:lsdException w:name="Outline List 2" w:semiHidden="1" w:unhideWhenUsed="1"/>
+    <w:lsdException w:name="Outline List 3" w:semiHidden="1" w:unhideWhenUsed="1"/>
+    <w:lsdException w:name="Table Simple 1" w:semiHidden="1" w:unhideWhenUsed="1"/>
+    <w:lsdException w:name="Table Simple 2" w:semiHidden="1" w:unhideWhenUsed="1"/>
+    <w:lsdException w:name="Table Simple 3" w:semiHidden="1" w:unhideWhenUsed="1"/>
+    <w:lsdException w:name="Table Classic 1" w:semiHidden="1" w:unhideWhenUsed="1"/>
+    <w:lsdException w:name="Table Classic 2" w:semiHidden="1" w:unhideWhenUsed="1"/>
+    <w:lsdException w:name="Table Classic 3" w:semiHidden="1" w:unhideWhenUsed="1"/>
+    <w:lsdException w:name="Table Classic 4" w:semiHidden="1" w:unhideWhenUsed="1"/>
+    <w:lsdException w:name="Table Colorful 1" w:semiHidden="1" w:unhideWhenUsed="1"/>
+    <w:lsdException w:name="Table Colorful 2" w:semiHidden="1" w:unhideWhenUsed="1"/>
+    <w:lsdException w:name="Table Colorful 3" w:semiHidden="1" w:unhideWhenUsed="1"/>
+    <w:lsdException w:name="Table Columns 1" w:semiHidden="1" w:unhideWhenUsed="1"/>
+    <w:lsdException w:name="Table Columns 2" w:semiHidden="1" w:unhideWhenUsed="1"/>
+    <w:lsdException w:name="Table Columns 3" w:semiHidden="1" w:unhideWhenUsed="1"/>
+    <w:lsdException w:name="Table Columns 4" w:semiHidden="1" w:unhideWhenUsed="1"/>
+    <w:lsdException w:name="Table Columns 5" w:semiHidden="1" w:unhideWhenUsed="1"/>
+    <w:lsdException w:name="Table Grid 1" w:semiHidden="1" w:unhideWhenUsed="1"/>
+    <w:lsdException w:name="Table Grid 2" w:semiHidden="1" w:unhideWhenUsed="1"/>
+    <w:lsdException w:name="Table Grid 3" w:semiHidden="1" w:unhideWhenUsed="1"/>
+    <w:lsdException w:name="Table Grid 4" w:semiHidden="1" w:unhideWhenUsed="1"/>
+    <w:lsdException w:name="Table Grid 5" w:semiHidden="1" w:unhideWhenUsed="1"/>
+    <w:lsdException w:name="Table Grid 6" w:semiHidden="1" w:unhideWhenUsed="1"/>
+    <w:lsdException w:name="Table Grid 7" w:semiHidden="1" w:unhideWhenUsed="1"/>
+    <w:lsdException w:name="Table Grid 8" w:semiHidden="1" w:unhideWhenUsed="1"/>
+    <w:lsdException w:name="Table List 1" w:semiHidden="1" w:unhideWhenUsed="1"/>
+    <w:lsdException w:name="Table List 2" w:semiHidden="1" w:unhideWhenUsed="1"/>
+    <w:lsdException w:name="Table List 3" w:semiHidden="1" w:unhideWhenUsed="1"/>
+    <w:lsdException w:name="Table List 4" w:semiHidden="1" w:unhideWhenUsed="1"/>
+    <w:lsdException w:name="Table List 5" w:semiHidden="1" w:unhideWhenUsed="1"/>
+    <w:lsdException w:name="Table List 6" w:semiHidden="1" w:unhideWhenUsed="1"/>
+    <w:lsdException w:name="Table List 7" w:semiHidden="1" w:unhideWhenUsed="1"/>
+    <w:lsdException w:name="Table List 8" w:semiHidden="1" w:unhideWhenUsed="1"/>
+    <w:lsdException w:name="Table 3D effects 1" w:semiHidden="1" w:unhideWhenUsed="1"/>
+    <w:lsdException w:name="Table 3D effects 2" w:semiHidden="1" w:unhideWhenUsed="1"/>
+    <w:lsdException w:name="Table 3D effects 3" w:semiHidden="1" w:unhideWhenUsed="1"/>
+    <w:lsdException w:name="Table Contemporary" w:semiHidden="1" w:unhideWhenUsed="1"/>
+    <w:lsdException w:name="Table Elegant" w:semiHidden="1" w:unhideWhenUsed="1"/>
+    <w:lsdException w:name="Table Professional" w:semiHidden="1" w:unhideWhenUsed="1"/>
+    <w:lsdException w:name="Table Subtle 1" w:semiHidden="1" w:unhideWhenUsed="1"/>
+    <w:lsdException w:name="Table Subtle 2" w:semiHidden="1" w:unhideWhenUsed="1"/>
+    <w:lsdException w:name="Table Web 1" w:semiHidden="1" w:unhideWhenUsed="1"/>
+    <w:lsdException w:name="Table Web 2" w:semiHidden="1" w:unhideWhenUsed="1"/>
+    <w:lsdException w:name="Table Web 3" w:semiHidden="1" w:unhideWhenUsed="1"/>
+    <w:lsdException w:name="Balloon Text" w:semiHidden="1" w:unhideWhenUsed="1"/>
+    <w:lsdException w:name="Table Grid" w:uiPriority="39"/>
+    <w:lsdException w:name="Table Theme" w:semiHidden="1" w:unhideWhenUsed="1"/>
+    <w:lsdException w:name="Placeholder Text" w:semiHidden="1"/>
+    <w:lsdException w:name="No Spacing" w:uiPriority="1" w:qFormat="1"/>
+    <w:lsdException w:name="Light Shading" w:uiPriority="60"/>
+    <w:lsdException w:name="Light List" w:uiPriority="61"/>
+    <w:lsdException w:name="Light Grid" w:uiPriority="62"/>
+    <w:lsdException w:name="Medium Shading 1" w:uiPriority="63"/>
+    <w:lsdException w:name="Medium Shading 2" w:uiPriority="64"/>
+    <w:lsdException w:name="Medium List 1" w:uiPriority="65"/>
+    <w:lsdException w:name="Medium List 2" w:uiPriority="66"/>
+    <w:lsdException w:name="Medium Grid 1" w:uiPriority="67"/>
+    <w:lsdException w:name="Medium Grid 2" w:uiPriority="68"/>
+    <w:lsdException w:name="Medium Grid 3" w:uiPriority="69"/>
+    <w:lsdException w:name="Dark List" w:uiPriority="70"/>
+    <w:lsdException w:name="Colorful Shading" w:uiPriority="71"/>
+    <w:lsdException w:name="Colorful List" w:uiPriority="72"/>
+    <w:lsdException w:name="Colorful Grid" w:uiPriority="73"/>
+    <w:lsdException w:name="Light Shading Accent 1" w:uiPriority="60"/>
+    <w:lsdException w:name="Light List Accent 1" w:uiPriority="61"/>
+    <w:lsdException w:name="Light Grid Accent 1" w:uiPriority="62"/>
+    <w:lsdException w:name="Medium Shading 1 Accent 1" w:uiPriority="63"/>
+    <w:lsdException w:name="Medium Shading 2 Accent 1" w:uiPriority="64"/>
+    <w:lsdException w:name="Medium List 1 Accent 1" w:uiPriority="65"/>
+    <w:lsdException w:name="Revision" w:semiHidden="1"/>
+    <w:lsdException w:name="List Paragraph" w:uiPriority="34" w:qFormat="1"/>
+    <w:lsdException w:name="Quote" w:uiPriority="29" w:qFormat="1"/>
+    <w:lsdException w:name="Intense Quote" w:uiPriority="30" w:qFormat="1"/>
+    <w:lsdException w:name="Medium List 2 Accent 1" w:uiPriority="66"/>
+    <w:lsdException w:name="Medium Grid 1 Accent 1" w:uiPriority="67"/>
+    <w:lsdException w:name="Medium Grid 2 Accent 1" w:uiPriority="68"/>
+    <w:lsdException w:name="Medium Grid 3 Accent 1" w:uiPriority="69"/>
+    <w:lsdException w:name="Dark List Accent 1" w:uiPriority="70"/>
+    <w:lsdException w:name="Colorful Shading Accent 1" w:uiPriority="71"/>
+    <w:lsdException w:name="Colorful List Accent 1" w:uiPriority="72"/>
+    <w:lsdException w:name="Colorful Grid Accent 1" w:uiPriority="73"/>
+    <w:lsdException w:name="Light Shading Accent 2" w:uiPriority="60"/>
+    <w:lsdException w:name="Light List Accent 2" w:uiPriority="61"/>
+    <w:lsdException w:name="Light Grid Accent 2" w:uiPriority="62"/>
+    <w:lsdException w:name="Medium Shading 1 Accent 2" w:uiPriority="63"/>
+    <w:lsdException w:name="Medium Shading 2 Accent 2" w:uiPriority="64"/>
+    <w:lsdException w:name="Medium List 1 Accent 2" w:uiPriority="65"/>
+    <w:lsdException w:name="Medium List 2 Accent 2" w:uiPriority="66"/>
+    <w:lsdException w:name="Medium Grid 1 Accent 2" w:uiPriority="67"/>
+    <w:lsdException w:name="Medium Grid 2 Accent 2" w:uiPriority="68"/>
+    <w:lsdException w:name="Medium Grid 3 Accent 2" w:uiPriority="69"/>
+    <w:lsdException w:name="Dark List Accent 2" w:uiPriority="70"/>
+    <w:lsdException w:name="Colorful Shading Accent 2" w:uiPriority="71"/>
+    <w:lsdException w:name="Colorful List Accent 2" w:uiPriority="72"/>
+    <w:lsdException w:name="Colorful Grid Accent 2" w:uiPriority="73"/>
+    <w:lsdException w:name="Light Shading Accent 3" w:uiPriority="60"/>
+    <w:lsdException w:name="Light List Accent 3" w:uiPriority="61"/>
+    <w:lsdException w:name="Light Grid Accent 3" w:uiPriority="62"/>
+    <w:lsdException w:name="Medium Shading 1 Accent 3" w:uiPriority="63"/>
+    <w:lsdException w:name="Medium Shading 2 Accent 3" w:uiPriority="64"/>
+    <w:lsdException w:name="Medium List 1 Accent 3" w:uiPriority="65"/>
+    <w:lsdException w:name="Medium List 2 Accent 3" w:uiPriority="66"/>
+    <w:lsdException w:name="Medium Grid 1 Accent 3" w:uiPriority="67"/>
+    <w:lsdException w:name="Medium Grid 2 Accent 3" w:uiPriority="68"/>
+    <w:lsdException w:name="Medium Grid 3 Accent 3" w:uiPriority="69"/>
+    <w:lsdException w:name="Dark List Accent 3" w:uiPriority="70"/>
+    <w:lsdException w:name="Colorful Shading Accent 3" w:uiPriority="71"/>
+    <w:lsdException w:name="Colorful List Accent 3" w:uiPriority="72"/>
+    <w:lsdException w:name="Colorful Grid Accent 3" w:uiPriority="73"/>
+    <w:lsdException w:name="Light Shading Accent 4" w:uiPriority="60"/>
+    <w:lsdException w:name="Light List Accent 4" w:uiPriority="61"/>
+    <w:lsdException w:name="Light Grid Accent 4" w:uiPriority="62"/>
+    <w:lsdException w:name="Medium Shading 1 Accent 4" w:uiPriority="63"/>
+    <w:lsdException w:name="Medium Shading 2 Accent 4" w:uiPriority="64"/>
+    <w:lsdException w:name="Medium List 1 Accent 4" w:uiPriority="65"/>
+    <w:lsdException w:name="Medium List 2 Accent 4" w:uiPriority="66"/>
+    <w:lsdException w:name="Medium Grid 1 Accent 4" w:uiPriority="67"/>
+    <w:lsdException w:name="Medium Grid 2 Accent 4" w:uiPriority="68"/>
+    <w:lsdException w:name="Medium Grid 3 Accent 4" w:uiPriority="69"/>
+    <w:lsdException w:name="Dark List Accent 4" w:uiPriority="70"/>
+    <w:lsdException w:name="Colorful Shading Accent 4" w:uiPriority="71"/>
+    <w:lsdException w:name="Colorful List Accent 4" w:uiPriority="72"/>
+    <w:lsdException w:name="Colorful Grid Accent 4" w:uiPriority="73"/>
+    <w:lsdException w:name="Light Shading Accent 5" w:uiPriority="60"/>
+    <w:lsdException w:name="Light List Accent 5" w:uiPriority="61"/>
+    <w:lsdException w:name="Light Grid Accent 5" w:uiPriority="62"/>
+    <w:lsdException w:name="Medium Shading 1 Accent 5" w:uiPriority="63"/>
+    <w:lsdException w:name="Medium Shading 2 Accent 5" w:uiPriority="64"/>
+    <w:lsdException w:name="Medium List 1 Accent 5" w:uiPriority="65"/>
+    <w:lsdException w:name="Medium List 2 Accent 5" w:uiPriority="66"/>
+    <w:lsdException w:name="Medium Grid 1 Accent 5" w:uiPriority="67"/>
+    <w:lsdException w:name="Medium Grid 2 Accent 5" w:uiPriority="68"/>
+    <w:lsdException w:name="Medium Grid 3 Accent 5" w:uiPriority="69"/>
+    <w:lsdException w:name="Dark List Accent 5" w:uiPriority="70"/>
+    <w:lsdException w:name="Colorful Shading Accent 5" w:uiPriority="71"/>
+    <w:lsdException w:name="Colorful List Accent 5" w:uiPriority="72"/>
+    <w:lsdException w:name="Colorful Grid Accent 5" w:uiPriority="73"/>
+    <w:lsdException w:name="Light Shading Accent 6" w:uiPriority="60"/>
+    <w:lsdException w:name="Light List Accent 6" w:uiPriority="61"/>
+    <w:lsdException w:name="Light Grid Accent 6" w:uiPriority="62"/>
+    <w:lsdException w:name="Medium Shading 1 Accent 6" w:uiPriority="63"/>
+    <w:lsdException w:name="Medium Shading 2 Accent 6" w:uiPriority="64"/>
+    <w:lsdException w:name="Medium List 1 Accent 6" w:uiPriority="65"/>
+    <w:lsdException w:name="Medium List 2 Accent 6" w:uiPriority="66"/>
+    <w:lsdException w:name="Medium Grid 1 Accent 6" w:uiPriority="67"/>
+    <w:lsdException w:name="Medium Grid 2 Accent 6" w:uiPriority="68"/>
+    <w:lsdException w:name="Medium Grid 3 Accent 6" w:uiPriority="69"/>
+    <w:lsdException w:name="Dark List Accent 6" w:uiPriority="70"/>
+    <w:lsdException w:name="Colorful Shading Accent 6" w:uiPriority="71"/>
+    <w:lsdException w:name="Colorful List Accent 6" w:uiPriority="72"/>
+    <w:lsdException w:name="Colorful Grid Accent 6" w:uiPriority="73"/>
+    <w:lsdException w:name="Subtle Emphasis" w:uiPriority="19" w:qFormat="1"/>
+    <w:lsdException w:name="Intense Emphasis" w:uiPriority="21" w:qFormat="1"/>
+    <w:lsdException w:name="Subtle Reference" w:uiPriority="31" w:qFormat="1"/>
+    <w:lsdException w:name="Intense Reference" w:uiPriority="32" w:qFormat="1"/>
+    <w:lsdException w:name="Book Title" w:uiPriority="33" w:qFormat="1"/>
+    <w:lsdException w:name="Bibliography" w:semiHidden="1" w:uiPriority="37" w:unhideWhenUsed="1"/>
+    <w:lsdException w:name="TOC Heading" w:semiHidden="1" w:uiPriority="39" w:unhideWhenUsed="1" w:qFormat="1"/>
+    <w:lsdException w:name="Plain Table 1" w:uiPriority="41"/>
+    <w:lsdException w:name="Plain Table 2" w:uiPriority="42"/>
+    <w:lsdException w:name="Plain Table 3" w:uiPriority="43"/>
+    <w:lsdException w:name="Plain Table 4" w:uiPriority="44"/>
+    <w:lsdException w:name="Plain Table 5" w:uiPriority="45"/>
+    <w:lsdException w:name="Grid Table Light" w:uiPriority="40"/>
+    <w:lsdException w:name="Grid Table 1 Light" w:uiPriority="46"/>
+    <w:lsdException w:name="Grid Table 2" w:uiPriority="47"/>
+    <w:lsdException w:name="Grid Table 3" w:uiPriority="48"/>
+    <w:lsdException w:name="Grid Table 4" w:uiPriority="49"/>
+    <w:lsdException w:name="Grid Table 5 Dark" w:uiPriority="50"/>
+    <w:lsdException w:name="Grid Table 6 Colorful" w:uiPriority="51"/>
+    <w:lsdException w:name="Grid Table 7 Colorful" w:uiPriority="52"/>
+    <w:lsdException w:name="Grid Table 1 Light Accent 1" w:uiPriority="46"/>
+    <w:lsdException w:name="Grid Table 2 Accent 1" w:uiPriority="47"/>
+    <w:lsdException w:name="Grid Table 3 Accent 1" w:uiPriority="48"/>
+    <w:lsdException w:name="Grid Table 4 Accent 1" w:uiPriority="49"/>
+    <w:lsdException w:name="Grid Table 5 Dark Accent 1" w:uiPriority="50"/>
+    <w:lsdException w:name="Grid Table 6 Colorful Accent 1" w:uiPriority="51"/>
+    <w:lsdException w:name="Grid Table 7 Colorful Accent 1" w:uiPriority="52"/>
+    <w:lsdException w:name="Grid Table 1 Light Accent 2" w:uiPriority="46"/>
+    <w:lsdException w:name="Grid Table 2 Accent 2" w:uiPriority="47"/>
+    <w:lsdException w:name="Grid Table 3 Accent 2" w:uiPriority="48"/>
+    <w:lsdException w:name="Grid Table 4 Accent 2" w:uiPriority="49"/>
+    <w:lsdException w:name="Grid Table 5 Dark Accent 2" w:uiPriority="50"/>
+    <w:lsdException w:name="Grid Table 6 Colorful Accent 2" w:uiPriority="51"/>
+    <w:lsdException w:name="Grid Table 7 Colorful Accent 2" w:uiPriority="52"/>
+    <w:lsdException w:name="Grid Table 1 Light Accent 3" w:uiPriority="46"/>
+    <w:lsdException w:name="Grid Table 2 Accent 3" w:uiPriority="47"/>
+    <w:lsdException w:name="Grid Table 3 Accent 3" w:uiPriority="48"/>
+    <w:lsdException w:name="Grid Table 4 Accent 3" w:uiPriority="49"/>
+    <w:lsdException w:name="Grid Table 5 Dark Accent 3" w:uiPriority="50"/>
+    <w:lsdException w:name="Grid Table 6 Colorful Accent 3" w:uiPriority="51"/>
+    <w:lsdException w:name="Grid Table 7 Colorful Accent 3" w:uiPriority="52"/>
+    <w:lsdException w:name="Grid Table 1 Light Accent 4" w:uiPriority="46"/>
+    <w:lsdException w:name="Grid Table 2 Accent 4" w:uiPriority="47"/>
+    <w:lsdException w:name="Grid Table 3 Accent 4" w:uiPriority="48"/>
+    <w:lsdException w:name="Grid Table 4 Accent 4" w:uiPriority="49"/>
+    <w:lsdException w:name="Grid Table 5 Dark Accent 4" w:uiPriority="50"/>
+    <w:lsdException w:name="Grid Table 6 Colorful Accent 4" w:uiPriority="51"/>
+    <w:lsdException w:name="Grid Table 7 Colorful Accent 4" w:uiPriority="52"/>
+    <w:lsdException w:name="Grid Table 1 Light Accent 5" w:uiPriority="46"/>
+    <w:lsdException w:name="Grid Table 2 Accent 5" w:uiPriority="47"/>
+    <w:lsdException w:name="Grid Table 3 Accent 5" w:uiPriority="48"/>
+    <w:lsdException w:name="Grid Table 4 Accent 5" w:uiPriority="49"/>
+    <w:lsdException w:name="Grid Table 5 Dark Accent 5" w:uiPriority="50"/>
+    <w:lsdException w:name="Grid Table 6 Colorful Accent 5" w:uiPriority="51"/>
+    <w:lsdException w:name="Grid Table 7 Colorful Accent 5" w:uiPriority="52"/>
+    <w:lsdException w:name="Grid Table 1 Light Accent 6" w:uiPriority="46"/>
+    <w:lsdException w:name="Grid Table 2 Accent 6" w:uiPriority="47"/>
+    <w:lsdException w:name="Grid Table 3 Accent 6" w:uiPriority="48"/>
+    <w:lsdException w:name="Grid Table 4 Accent 6" w:uiPriority="49"/>
+    <w:lsdException w:name="Grid Table 5 Dark Accent 6" w:uiPriority="50"/>
+    <w:lsdException w:name="Grid Table 6 Colorful Accent 6" w:uiPriority="51"/>
+    <w:lsdException w:name="Grid Table 7 Colorful Accent 6" w:uiPriority="52"/>
+    <w:lsdException w:name="List Table 1 Light" w:uiPriority="46"/>
+    <w:lsdException w:name="List Table 2" w:uiPriority="47"/>
+    <w:lsdException w:name="List Table 3" w:uiPriority="48"/>
+    <w:lsdException w:name="List Table 4" w:uiPriority="49"/>
+    <w:lsdException w:name="List Table 5 Dark" w:uiPriority="50"/>
+    <w:lsdException w:name="List Table 6 Colorful" w:uiPriority="51"/>
+    <w:lsdException w:name="List Table 7 Colorful" w:uiPriority="52"/>
+    <w:lsdException w:name="List Table 1 Light Accent 1" w:uiPriority="46"/>
+    <w:lsdException w:name="List Table 2 Accent 1" w:uiPriority="47"/>
+    <w:lsdException w:name="List Table 3 Accent 1" w:uiPriority="48"/>
+    <w:lsdException w:name="List Table 4 Accent 1" w:uiPriority="49"/>
+    <w:lsdException w:name="List Table 5 Dark Accent 1" w:uiPriority="50"/>
+    <w:lsdException w:name="List Table 6 Colorful Accent 1" w:uiPriority="51"/>
+    <w:lsdException w:name="List Table 7 Colorful Accent 1" w:uiPriority="52"/>
+    <w:lsdException w:name="List Table 1 Light Accent 2" w:uiPriority="46"/>
+    <w:lsdException w:name="List Table 2 Accent 2" w:uiPriority="47"/>
+    <w:lsdException w:name="List Table 3 Accent 2" w:uiPriority="48"/>
+    <w:lsdException w:name="List Table 4 Accent 2" w:uiPriority="49"/>
+    <w:lsdException w:name="List Table 5 Dark Accent 2" w:uiPriority="50"/>
+    <w:lsdException w:name="List Table 6 Colorful Accent 2" w:uiPriority="51"/>
+    <w:lsdException w:name="List Table 7 Colorful Accent 2" w:uiPriority="52"/>
+    <w:lsdException w:name="List Table 1 Light Accent 3" w:uiPriority="46"/>
+    <w:lsdException w:name="List Table 2 Accent 3" w:uiPriority="47"/>
+    <w:lsdException w:name="List Table 3 Accent 3" w:uiPriority="48"/>
+    <w:lsdException w:name="List Table 4 Accent 3" w:uiPriority="49"/>
+    <w:lsdException w:name="List Table 5 Dark Accent 3" w:uiPriority="50"/>
+    <w:lsdException w:name="List Table 6 Colorful Accent 3" w:uiPriority="51"/>
+    <w:lsdException w:name="List Table 7 Colorful Accent 3" w:uiPriority="52"/>
+    <w:lsdException w:name="List Table 1 Light Accent 4" w:uiPriority="46"/>
+    <w:lsdException w:name="List Table 2 Accent 4" w:uiPriority="47"/>
+    <w:lsdException w:name="List Table 3 Accent 4" w:uiPriority="48"/>
+    <w:lsdException w:name="List Table 4 Accent 4" w:uiPriority="49"/>
+    <w:lsdException w:name="List Table 5 Dark Accent 4" w:uiPriority="50"/>
+    <w:lsdException w:name="List Table 6 Colorful Accent 4" w:uiPriority="51"/>
+    <w:lsdException w:name="List Table 7 Colorful Accent 4" w:uiPriority="52"/>
+    <w:lsdException w:name="List Table 1 Light Accent 5" w:uiPriority="46"/>
+    <w:lsdException w:name="List Table 2 Accent 5" w:uiPriority="47"/>
+    <w:lsdException w:name="List Table 3 Accent 5" w:uiPriority="48"/>
+    <w:lsdException w:name="List Table 4 Accent 5" w:uiPriority="49"/>
+    <w:lsdException w:name="List Table 5 Dark Accent 5" w:uiPriority="50"/>
+    <w:lsdException w:name="List Table 6 Colorful Accent 5" w:uiPriority="51"/>
+    <w:lsdException w:name="List Table 7 Colorful Accent 5" w:uiPriority="52"/>
+    <w:lsdException w:name="List Table 1 Light Accent 6" w:uiPriority="46"/>
+    <w:lsdException w:name="List Table 2 Accent 6" w:uiPriority="47"/>
+    <w:lsdException w:name="List Table 3 Accent 6" w:uiPriority="48"/>
+    <w:lsdException w:name="List Table 4 Accent 6" w:uiPriority="49"/>
+    <w:lsdException w:name="List Table 5 Dark Accent 6" w:uiPriority="50"/>
+    <w:lsdException w:name="List Table 6 Colorful Accent 6" w:uiPriority="51"/>
+    <w:lsdException w:name="List Table 7 Colorful Accent 6" w:uiPriority="52"/>
+    <w:lsdException w:name="Mention" w:semiHidden="1" w:unhideWhenUsed="1"/>
+    <w:lsdException w:name="Smart Hyperlink" w:semiHidden="1" w:unhideWhenUsed="1"/>
+    <w:lsdException w:name="Hashtag" w:semiHidden="1" w:unhideWhenUsed="1"/>
+    <w:lsdException w:name="Unresolved Mention" w:semiHidden="1" w:unhideWhenUsed="1"/>
+    <w:lsdException w:name="Smart Link" w:semiHidden="1" w:unhideWhenUsed="1"/>
+  </w:latentStyles>
+  <w:style w:type="paragraph" w:default="1" w:styleId="Normal">
+    <w:name w:val="Normal"/>
+    <w:qFormat/>
+  </w:style>
+  <w:style w:type="character" w:default="1" w:styleId="DefaultParagraphFont">
+    <w:name w:val="Default Paragraph Font"/>
+    <w:uiPriority w:val="1"/>
+    <w:semiHidden/>
+    <w:unhideWhenUsed/>
+  </w:style>
+  <w:style w:type="table" w:default="1" w:styleId="TableNormal">
+    <w:name w:val="Normal Table"/>
+    <w:uiPriority w:val="99"/>
+    <w:semiHidden/>
+    <w:unhideWhenUsed/>
+    <w:tblPr>
+      <w:tblInd w:w="0" w:type="dxa"/>
+      <w:tblCellMar>
+        <w:top w:w="0" w:type="dxa"/>
+        <w:left w:w="108" w:type="dxa"/>
+        <w:bottom w:w="0" w:type="dxa"/>
+        <w:right w:w="108" w:type="dxa"/>
+      </w:tblCellMar>
+    </w:tblPr>
+  </w:style>
+  <w:style w:type="numbering" w:default="1" w:styleId="NoList">
+    <w:name w:val="No List"/>
+    <w:uiPriority w:val="99"/>
+    <w:semiHidden/>
+    <w:unhideWhenUsed/>
+  </w:style>
+  <w:style w:type="paragraph" w:customStyle="1" w:styleId="2425407BD9794DC083D747BB9D06EE83">
+    <w:name w:val="2425407BD9794DC083D747BB9D06EE83"/>
+    <w:rsid w:val="00AF53C9"/>
+  </w:style>
+  <w:style w:type="paragraph" w:customStyle="1" w:styleId="C5A330D67FD648D68D4E1CD325E9C94C">
+    <w:name w:val="C5A330D67FD648D68D4E1CD325E9C94C"/>
+    <w:rsid w:val="00AF53C9"/>
+  </w:style>
+  <w:style w:type="paragraph" w:customStyle="1" w:styleId="863080313E1A432BAFF7234BEF85B946">
+    <w:name w:val="863080313E1A432BAFF7234BEF85B946"/>
+    <w:rsid w:val="00AF53C9"/>
+  </w:style>
+  <w:style w:type="paragraph" w:customStyle="1" w:styleId="3FB190A53CC343EDB6249FF4A464419B">
+    <w:name w:val="3FB190A53CC343EDB6249FF4A464419B"/>
+    <w:rsid w:val="00AF53C9"/>
+  </w:style>
+  <w:style w:type="paragraph" w:customStyle="1" w:styleId="A387F1A7EF1A4E488CEEABDB3DD6921C">
+    <w:name w:val="A387F1A7EF1A4E488CEEABDB3DD6921C"/>
+    <w:rsid w:val="00AF53C9"/>
+  </w:style>
+</w:styles>
+</file>
+
+<file path=word/glossary/webSettings.xml><?xml version="1.0" encoding="utf-8"?>
+<w:webSettings xmlns:mc="http://schemas.openxmlformats.org/markup-compatibility/2006" xmlns:r="http://schemas.openxmlformats.org/officeDocument/2006/relationships" xmlns:w="http://schemas.openxmlformats.org/wordprocessingml/2006/main" xmlns:w14="http://schemas.microsoft.com/office/word/2010/wordml" xmlns:w15="http://schemas.microsoft.com/office/word/2012/wordml" xmlns:w16cex="http://schemas.microsoft.com/office/word/2018/wordml/cex" xmlns:w16cid="http://schemas.microsoft.com/office/word/2016/wordml/cid" xmlns:w16="http://schemas.microsoft.com/office/word/2018/wordml" xmlns:w16du="http://schemas.microsoft.com/office/word/2023/wordml/word16du" xmlns:w16sdtdh="http://schemas.microsoft.com/office/word/2020/wordml/sdtdatahash" xmlns:w16sdtfl="http://schemas.microsoft.com/office/word/2024/wordml/sdtformatlock" xmlns:w16se="http://schemas.microsoft.com/office/word/2015/wordml/symex" mc:Ignorable="w14 w15 w16se w16cid w16 w16cex w16sdtdh w16sdtfl w16du">
+  <w:optimizeForBrowser/>
+  <w:allowPNG/>
+</w:webSettings>
 </file>
 
 <file path=word/theme/theme1.xml><?xml version="1.0" encoding="utf-8"?>
@@ -18342,4 +20814,35 @@
   <we:bindings/>
   <we:snapshot xmlns:r="http://schemas.openxmlformats.org/officeDocument/2006/relationships"/>
 </we:webextension>
+</file>
+
+<file path=customXml/item1.xml><?xml version="1.0" encoding="utf-8"?>
+<CoverPageProperties xmlns="http://schemas.microsoft.com/office/2006/coverPageProps">
+  <PublishDate>2026-07-16T00:00:00</PublishDate>
+  <Abstract/>
+  <CompanyAddress/>
+  <CompanyPhone/>
+  <CompanyFax/>
+  <CompanyEmail/>
+</CoverPageProperties>
+</file>
+
+<file path=customXml/item2.xml><?xml version="1.0" encoding="utf-8"?>
+<b:Sources xmlns:b="http://schemas.openxmlformats.org/officeDocument/2006/bibliography" xmlns="http://schemas.openxmlformats.org/officeDocument/2006/bibliography" SelectedStyle="\APASixthEditionOfficeOnline.xsl" StyleName="APA" Version="6"/>
+</file>
+
+<file path=customXml/itemProps1.xml><?xml version="1.0" encoding="utf-8"?>
+<ds:datastoreItem xmlns:ds="http://schemas.openxmlformats.org/officeDocument/2006/customXml" ds:itemID="{55AF091B-3C7A-41E3-B477-F2FDAA23CFDA}">
+  <ds:schemaRefs>
+    <ds:schemaRef ds:uri="http://schemas.microsoft.com/office/2006/coverPageProps"/>
+  </ds:schemaRefs>
+</ds:datastoreItem>
+</file>
+
+<file path=customXml/itemProps2.xml><?xml version="1.0" encoding="utf-8"?>
+<ds:datastoreItem xmlns:ds="http://schemas.openxmlformats.org/officeDocument/2006/customXml" ds:itemID="{FA2DA2C6-9E6E-42D0-B5E9-68DD79119D5F}">
+  <ds:schemaRefs>
+    <ds:schemaRef ds:uri="http://schemas.openxmlformats.org/officeDocument/2006/bibliography"/>
+  </ds:schemaRefs>
+</ds:datastoreItem>
 </file>
--- a/Documents/Safe Flame_V1.docx
+++ b/Documents/Safe Flame_V1.docx
@@ -15,6 +15,7 @@
           <w:rFonts w:ascii="Times New Roman" w:hAnsi="Times New Roman" w:cs="Times New Roman"/>
           <w:b/>
           <w:bCs/>
+          <w:color w:val="525252" w:themeColor="accent3" w:themeShade="80"/>
           <w:sz w:val="24"/>
           <w:szCs w:val="24"/>
           <w:lang w:val="en-US"/>
@@ -53,7 +54,8 @@
                 <w:pPr>
                   <w:pStyle w:val="NoSpacing"/>
                   <w:rPr>
-                    <w:color w:val="2F5496" w:themeColor="accent1" w:themeShade="BF"/>
+                    <w:rFonts w:ascii="Times New Roman" w:hAnsi="Times New Roman" w:cs="Times New Roman"/>
+                    <w:color w:val="525252" w:themeColor="accent3" w:themeShade="80"/>
                     <w:sz w:val="24"/>
                   </w:rPr>
                 </w:pPr>
@@ -68,8 +70,10 @@
               <w:sdt>
                 <w:sdtPr>
                   <w:rPr>
-                    <w:rFonts w:asciiTheme="majorHAnsi" w:eastAsiaTheme="majorEastAsia" w:hAnsiTheme="majorHAnsi" w:cstheme="majorBidi"/>
-                    <w:color w:val="4472C4" w:themeColor="accent1"/>
+                    <w:rFonts w:ascii="Times New Roman" w:eastAsiaTheme="majorEastAsia" w:hAnsi="Times New Roman" w:cs="Times New Roman"/>
+                    <w:b/>
+                    <w:bCs/>
+                    <w:color w:val="525252" w:themeColor="accent3" w:themeShade="80"/>
                     <w:sz w:val="88"/>
                     <w:szCs w:val="88"/>
                   </w:rPr>
@@ -87,16 +91,18 @@
                       <w:pStyle w:val="NoSpacing"/>
                       <w:spacing w:line="216" w:lineRule="auto"/>
                       <w:rPr>
-                        <w:rFonts w:asciiTheme="majorHAnsi" w:eastAsiaTheme="majorEastAsia" w:hAnsiTheme="majorHAnsi" w:cstheme="majorBidi"/>
-                        <w:color w:val="4472C4" w:themeColor="accent1"/>
+                        <w:rFonts w:ascii="Times New Roman" w:eastAsiaTheme="majorEastAsia" w:hAnsi="Times New Roman" w:cs="Times New Roman"/>
+                        <w:color w:val="525252" w:themeColor="accent3" w:themeShade="80"/>
                         <w:sz w:val="88"/>
                         <w:szCs w:val="88"/>
                       </w:rPr>
                     </w:pPr>
                     <w:r>
                       <w:rPr>
-                        <w:rFonts w:asciiTheme="majorHAnsi" w:eastAsiaTheme="majorEastAsia" w:hAnsiTheme="majorHAnsi" w:cstheme="majorBidi"/>
-                        <w:color w:val="4472C4" w:themeColor="accent1"/>
+                        <w:rFonts w:ascii="Times New Roman" w:eastAsiaTheme="majorEastAsia" w:hAnsi="Times New Roman" w:cs="Times New Roman"/>
+                        <w:b/>
+                        <w:bCs/>
+                        <w:color w:val="525252" w:themeColor="accent3" w:themeShade="80"/>
                         <w:sz w:val="88"/>
                         <w:szCs w:val="88"/>
                       </w:rPr>
@@ -111,7 +117,10 @@
             <w:sdt>
               <w:sdtPr>
                 <w:rPr>
-                  <w:color w:val="2F5496" w:themeColor="accent1" w:themeShade="BF"/>
+                  <w:rFonts w:ascii="Times New Roman" w:hAnsi="Times New Roman" w:cs="Times New Roman"/>
+                  <w:b/>
+                  <w:bCs/>
+                  <w:color w:val="525252" w:themeColor="accent3" w:themeShade="80"/>
                   <w:sz w:val="24"/>
                   <w:szCs w:val="24"/>
                 </w:rPr>
@@ -138,13 +147,17 @@
                     <w:pPr>
                       <w:pStyle w:val="NoSpacing"/>
                       <w:rPr>
-                        <w:color w:val="2F5496" w:themeColor="accent1" w:themeShade="BF"/>
+                        <w:rFonts w:ascii="Times New Roman" w:hAnsi="Times New Roman" w:cs="Times New Roman"/>
+                        <w:color w:val="525252" w:themeColor="accent3" w:themeShade="80"/>
                         <w:sz w:val="24"/>
                       </w:rPr>
                     </w:pPr>
                     <w:r>
                       <w:rPr>
-                        <w:color w:val="2F5496" w:themeColor="accent1" w:themeShade="BF"/>
+                        <w:rFonts w:ascii="Times New Roman" w:hAnsi="Times New Roman" w:cs="Times New Roman"/>
+                        <w:b/>
+                        <w:bCs/>
+                        <w:color w:val="525252" w:themeColor="accent3" w:themeShade="80"/>
                         <w:sz w:val="24"/>
                         <w:szCs w:val="24"/>
                       </w:rPr>
@@ -179,7 +192,10 @@
               <w:sdt>
                 <w:sdtPr>
                   <w:rPr>
-                    <w:color w:val="4472C4" w:themeColor="accent1"/>
+                    <w:rFonts w:ascii="Times New Roman" w:hAnsi="Times New Roman" w:cs="Times New Roman"/>
+                    <w:b/>
+                    <w:bCs/>
+                    <w:color w:val="525252" w:themeColor="accent3" w:themeShade="80"/>
                     <w:sz w:val="28"/>
                     <w:szCs w:val="28"/>
                   </w:rPr>
@@ -196,14 +212,20 @@
                     <w:pPr>
                       <w:pStyle w:val="NoSpacing"/>
                       <w:rPr>
-                        <w:color w:val="4472C4" w:themeColor="accent1"/>
+                        <w:rFonts w:ascii="Times New Roman" w:hAnsi="Times New Roman" w:cs="Times New Roman"/>
+                        <w:b/>
+                        <w:bCs/>
+                        <w:color w:val="525252" w:themeColor="accent3" w:themeShade="80"/>
                         <w:sz w:val="28"/>
                         <w:szCs w:val="28"/>
                       </w:rPr>
                     </w:pPr>
                     <w:r>
                       <w:rPr>
-                        <w:color w:val="4472C4" w:themeColor="accent1"/>
+                        <w:rFonts w:ascii="Times New Roman" w:hAnsi="Times New Roman" w:cs="Times New Roman"/>
+                        <w:b/>
+                        <w:bCs/>
+                        <w:color w:val="525252" w:themeColor="accent3" w:themeShade="80"/>
                         <w:sz w:val="28"/>
                         <w:szCs w:val="28"/>
                       </w:rPr>
@@ -212,7 +234,10 @@
                     <w:proofErr w:type="spellStart"/>
                     <w:r>
                       <w:rPr>
-                        <w:color w:val="4472C4" w:themeColor="accent1"/>
+                        <w:rFonts w:ascii="Times New Roman" w:hAnsi="Times New Roman" w:cs="Times New Roman"/>
+                        <w:b/>
+                        <w:bCs/>
+                        <w:color w:val="525252" w:themeColor="accent3" w:themeShade="80"/>
                         <w:sz w:val="28"/>
                         <w:szCs w:val="28"/>
                       </w:rPr>
@@ -225,7 +250,10 @@
               <w:sdt>
                 <w:sdtPr>
                   <w:rPr>
-                    <w:color w:val="4472C4" w:themeColor="accent1"/>
+                    <w:rFonts w:ascii="Times New Roman" w:hAnsi="Times New Roman" w:cs="Times New Roman"/>
+                    <w:b/>
+                    <w:bCs/>
+                    <w:color w:val="525252" w:themeColor="accent3" w:themeShade="80"/>
                     <w:sz w:val="28"/>
                     <w:szCs w:val="28"/>
                   </w:rPr>
@@ -248,14 +276,20 @@
                     <w:pPr>
                       <w:pStyle w:val="NoSpacing"/>
                       <w:rPr>
-                        <w:color w:val="4472C4" w:themeColor="accent1"/>
+                        <w:rFonts w:ascii="Times New Roman" w:hAnsi="Times New Roman" w:cs="Times New Roman"/>
+                        <w:b/>
+                        <w:bCs/>
+                        <w:color w:val="525252" w:themeColor="accent3" w:themeShade="80"/>
                         <w:sz w:val="28"/>
                         <w:szCs w:val="28"/>
                       </w:rPr>
                     </w:pPr>
                     <w:r>
                       <w:rPr>
-                        <w:color w:val="4472C4" w:themeColor="accent1"/>
+                        <w:rFonts w:ascii="Times New Roman" w:hAnsi="Times New Roman" w:cs="Times New Roman"/>
+                        <w:b/>
+                        <w:bCs/>
+                        <w:color w:val="525252" w:themeColor="accent3" w:themeShade="80"/>
                         <w:sz w:val="28"/>
                         <w:szCs w:val="28"/>
                       </w:rPr>
@@ -268,7 +302,10 @@
                 <w:pPr>
                   <w:pStyle w:val="NoSpacing"/>
                   <w:rPr>
-                    <w:color w:val="4472C4" w:themeColor="accent1"/>
+                    <w:rFonts w:ascii="Times New Roman" w:hAnsi="Times New Roman" w:cs="Times New Roman"/>
+                    <w:b/>
+                    <w:bCs/>
+                    <w:color w:val="525252" w:themeColor="accent3" w:themeShade="80"/>
                   </w:rPr>
                 </w:pPr>
               </w:p>
@@ -281,6 +318,7 @@
               <w:rFonts w:ascii="Times New Roman" w:hAnsi="Times New Roman" w:cs="Times New Roman"/>
               <w:b/>
               <w:bCs/>
+              <w:color w:val="525252" w:themeColor="accent3" w:themeShade="80"/>
               <w:sz w:val="24"/>
               <w:szCs w:val="24"/>
               <w:lang w:val="en-US"/>
@@ -291,6 +329,7 @@
               <w:rFonts w:ascii="Times New Roman" w:hAnsi="Times New Roman" w:cs="Times New Roman"/>
               <w:b/>
               <w:bCs/>
+              <w:color w:val="525252" w:themeColor="accent3" w:themeShade="80"/>
               <w:sz w:val="24"/>
               <w:szCs w:val="24"/>
               <w:lang w:val="en-US"/>
@@ -20018,8 +20057,8 @@
   </w:compat>
   <w:rsids>
     <w:rsidRoot w:val="00AF53C9"/>
+    <w:rsid w:val="00054C58"/>
     <w:rsid w:val="004A5E59"/>
-    <w:rsid w:val="008E23CD"/>
     <w:rsid w:val="00AF53C9"/>
   </w:rsids>
   <m:mathPr>

--- a/Documents/Safe Flame_V1.docx
+++ b/Documents/Safe Flame_V1.docx
@@ -229,21 +229,8 @@
                         <w:sz w:val="28"/>
                         <w:szCs w:val="28"/>
                       </w:rPr>
-                      <w:t xml:space="preserve">RITHIKA RAMESH K </w:t>
+                      <w:t>RITHIKA RAMESH K K</w:t>
                     </w:r>
-                    <w:proofErr w:type="spellStart"/>
-                    <w:r>
-                      <w:rPr>
-                        <w:rFonts w:ascii="Times New Roman" w:hAnsi="Times New Roman" w:cs="Times New Roman"/>
-                        <w:b/>
-                        <w:bCs/>
-                        <w:color w:val="525252" w:themeColor="accent3" w:themeShade="80"/>
-                        <w:sz w:val="28"/>
-                        <w:szCs w:val="28"/>
-                      </w:rPr>
-                      <w:t>K</w:t>
-                    </w:r>
-                    <w:proofErr w:type="spellEnd"/>
                   </w:p>
                 </w:sdtContent>
               </w:sdt>
@@ -2503,8 +2490,8 @@
           <w:rFonts w:ascii="Times New Roman" w:hAnsi="Times New Roman" w:cs="Times New Roman"/>
           <w:b/>
           <w:bCs/>
-          <w:sz w:val="24"/>
-          <w:szCs w:val="24"/>
+          <w:sz w:val="28"/>
+          <w:szCs w:val="28"/>
           <w:lang w:val="en-US"/>
         </w:rPr>
       </w:pPr>
@@ -2513,11 +2500,11 @@
           <w:rFonts w:ascii="Times New Roman" w:hAnsi="Times New Roman" w:cs="Times New Roman"/>
           <w:b/>
           <w:bCs/>
-          <w:sz w:val="24"/>
-          <w:szCs w:val="24"/>
-          <w:lang w:val="en-US"/>
-        </w:rPr>
-        <w:t>GPIO pin mapping</w:t>
+          <w:sz w:val="28"/>
+          <w:szCs w:val="28"/>
+          <w:lang w:val="en-US"/>
+        </w:rPr>
+        <w:t>GPIO in mapping</w:t>
       </w:r>
     </w:p>
     <w:tbl>
@@ -3488,6 +3475,191 @@
           </w:p>
         </w:tc>
       </w:tr>
+      <w:tr>
+        <w:tc>
+          <w:tcPr>
+            <w:tcW w:w="2254" w:type="dxa"/>
+          </w:tcPr>
+          <w:p>
+            <w:pPr>
+              <w:spacing w:line="360" w:lineRule="auto"/>
+              <w:jc w:val="both"/>
+              <w:rPr>
+                <w:rFonts w:ascii="Times New Roman" w:hAnsi="Times New Roman" w:cs="Times New Roman"/>
+                <w:sz w:val="24"/>
+                <w:szCs w:val="24"/>
+                <w:lang w:val="en-US"/>
+              </w:rPr>
+            </w:pPr>
+            <w:r>
+              <w:rPr>
+                <w:rFonts w:ascii="Times New Roman" w:hAnsi="Times New Roman" w:cs="Times New Roman"/>
+                <w:sz w:val="24"/>
+                <w:szCs w:val="24"/>
+                <w:lang w:val="en-US"/>
+              </w:rPr>
+              <w:t>Buzzer</w:t>
+            </w:r>
+          </w:p>
+        </w:tc>
+        <w:tc>
+          <w:tcPr>
+            <w:tcW w:w="2254" w:type="dxa"/>
+          </w:tcPr>
+          <w:p>
+            <w:pPr>
+              <w:spacing w:line="360" w:lineRule="auto"/>
+              <w:jc w:val="both"/>
+              <w:rPr>
+                <w:rFonts w:ascii="Times New Roman" w:hAnsi="Times New Roman" w:cs="Times New Roman"/>
+                <w:sz w:val="24"/>
+                <w:szCs w:val="24"/>
+                <w:lang w:val="en-US"/>
+              </w:rPr>
+            </w:pPr>
+            <w:r>
+              <w:rPr>
+                <w:rFonts w:ascii="Times New Roman" w:hAnsi="Times New Roman" w:cs="Times New Roman"/>
+                <w:sz w:val="24"/>
+                <w:szCs w:val="24"/>
+                <w:lang w:val="en-US"/>
+              </w:rPr>
+              <w:t>PA3</w:t>
+            </w:r>
+          </w:p>
+        </w:tc>
+        <w:tc>
+          <w:tcPr>
+            <w:tcW w:w="2254" w:type="dxa"/>
+          </w:tcPr>
+          <w:p>
+            <w:pPr>
+              <w:spacing w:line="360" w:lineRule="auto"/>
+              <w:jc w:val="both"/>
+              <w:rPr>
+                <w:rFonts w:ascii="Times New Roman" w:hAnsi="Times New Roman" w:cs="Times New Roman"/>
+                <w:sz w:val="24"/>
+                <w:szCs w:val="24"/>
+                <w:lang w:val="en-US"/>
+              </w:rPr>
+            </w:pPr>
+            <w:r>
+              <w:rPr>
+                <w:rFonts w:ascii="Times New Roman" w:hAnsi="Times New Roman" w:cs="Times New Roman"/>
+                <w:sz w:val="24"/>
+                <w:szCs w:val="24"/>
+                <w:lang w:val="en-US"/>
+              </w:rPr>
+              <w:t>CN9</w:t>
+            </w:r>
+          </w:p>
+        </w:tc>
+        <w:tc>
+          <w:tcPr>
+            <w:tcW w:w="2872" w:type="dxa"/>
+          </w:tcPr>
+          <w:p>
+            <w:pPr>
+              <w:spacing w:line="360" w:lineRule="auto"/>
+              <w:jc w:val="both"/>
+              <w:rPr>
+                <w:rFonts w:ascii="Times New Roman" w:hAnsi="Times New Roman" w:cs="Times New Roman"/>
+                <w:sz w:val="24"/>
+                <w:szCs w:val="24"/>
+                <w:lang w:val="en-US"/>
+              </w:rPr>
+            </w:pPr>
+            <w:r>
+              <w:rPr>
+                <w:rFonts w:ascii="Times New Roman" w:hAnsi="Times New Roman" w:cs="Times New Roman"/>
+                <w:sz w:val="24"/>
+                <w:szCs w:val="24"/>
+                <w:lang w:val="en-US"/>
+              </w:rPr>
+              <w:t>GPIO input output</w:t>
+            </w:r>
+          </w:p>
+        </w:tc>
+      </w:tr>
+      <w:tr>
+        <w:tc>
+          <w:tcPr>
+            <w:tcW w:w="2254" w:type="dxa"/>
+          </w:tcPr>
+          <w:p>
+            <w:pPr>
+              <w:spacing w:line="360" w:lineRule="auto"/>
+              <w:jc w:val="both"/>
+              <w:rPr>
+                <w:rFonts w:ascii="Times New Roman" w:hAnsi="Times New Roman" w:cs="Times New Roman"/>
+                <w:sz w:val="24"/>
+                <w:szCs w:val="24"/>
+                <w:lang w:val="en-US"/>
+              </w:rPr>
+            </w:pPr>
+            <w:r>
+              <w:rPr>
+                <w:rFonts w:ascii="Times New Roman" w:hAnsi="Times New Roman" w:cs="Times New Roman"/>
+                <w:sz w:val="24"/>
+                <w:szCs w:val="24"/>
+                <w:lang w:val="en-US"/>
+              </w:rPr>
+              <w:t>GSM Module</w:t>
+            </w:r>
+          </w:p>
+        </w:tc>
+        <w:tc>
+          <w:tcPr>
+            <w:tcW w:w="2254" w:type="dxa"/>
+          </w:tcPr>
+          <w:p>
+            <w:pPr>
+              <w:spacing w:line="360" w:lineRule="auto"/>
+              <w:jc w:val="both"/>
+              <w:rPr>
+                <w:rFonts w:ascii="Times New Roman" w:hAnsi="Times New Roman" w:cs="Times New Roman"/>
+                <w:sz w:val="24"/>
+                <w:szCs w:val="24"/>
+                <w:lang w:val="en-US"/>
+              </w:rPr>
+            </w:pPr>
+          </w:p>
+        </w:tc>
+        <w:tc>
+          <w:tcPr>
+            <w:tcW w:w="2254" w:type="dxa"/>
+          </w:tcPr>
+          <w:p>
+            <w:pPr>
+              <w:spacing w:line="360" w:lineRule="auto"/>
+              <w:jc w:val="both"/>
+              <w:rPr>
+                <w:rFonts w:ascii="Times New Roman" w:hAnsi="Times New Roman" w:cs="Times New Roman"/>
+                <w:sz w:val="24"/>
+                <w:szCs w:val="24"/>
+                <w:lang w:val="en-US"/>
+              </w:rPr>
+            </w:pPr>
+          </w:p>
+        </w:tc>
+        <w:tc>
+          <w:tcPr>
+            <w:tcW w:w="2872" w:type="dxa"/>
+          </w:tcPr>
+          <w:p>
+            <w:pPr>
+              <w:spacing w:line="360" w:lineRule="auto"/>
+              <w:jc w:val="both"/>
+              <w:rPr>
+                <w:rFonts w:ascii="Times New Roman" w:hAnsi="Times New Roman" w:cs="Times New Roman"/>
+                <w:sz w:val="24"/>
+                <w:szCs w:val="24"/>
+                <w:lang w:val="en-US"/>
+              </w:rPr>
+            </w:pPr>
+          </w:p>
+        </w:tc>
+      </w:tr>
     </w:tbl>
     <w:p>
       <w:pPr>
@@ -3572,7 +3744,6 @@
           <w:szCs w:val="28"/>
           <w:lang w:val="en-US"/>
         </w:rPr>
-        <w:lastRenderedPageBreak/>
         <w:t>Interfacing MQ2,</w:t>
       </w:r>
       <w:r>
@@ -4129,25 +4300,14 @@
           <w:lang w:val="en-US"/>
         </w:rPr>
       </w:pPr>
-      <w:proofErr w:type="spellStart"/>
-      <w:r>
-        <w:rPr>
-          <w:rFonts w:ascii="Times New Roman" w:hAnsi="Times New Roman" w:cs="Times New Roman"/>
-          <w:sz w:val="24"/>
-          <w:szCs w:val="24"/>
-          <w:lang w:val="en-US"/>
-        </w:rPr>
-        <w:t>Vout</w:t>
-      </w:r>
-      <w:proofErr w:type="spellEnd"/>
-      <w:r>
-        <w:rPr>
-          <w:rFonts w:ascii="Times New Roman" w:hAnsi="Times New Roman" w:cs="Times New Roman"/>
-          <w:sz w:val="24"/>
-          <w:szCs w:val="24"/>
-          <w:lang w:val="en-US"/>
-        </w:rPr>
-        <w:t>= (ADC value/</w:t>
+      <w:r>
+        <w:rPr>
+          <w:rFonts w:ascii="Times New Roman" w:hAnsi="Times New Roman" w:cs="Times New Roman"/>
+          <w:sz w:val="24"/>
+          <w:szCs w:val="24"/>
+          <w:lang w:val="en-US"/>
+        </w:rPr>
+        <w:t>Vout= (ADC value/</w:t>
       </w:r>
       <w:r>
         <w:rPr>
@@ -4165,19 +4325,8 @@
           <w:szCs w:val="24"/>
           <w:lang w:val="en-US"/>
         </w:rPr>
-        <w:t xml:space="preserve"> </w:t>
-      </w:r>
-      <w:proofErr w:type="spellStart"/>
-      <w:r>
-        <w:rPr>
-          <w:rFonts w:ascii="Times New Roman" w:hAnsi="Times New Roman" w:cs="Times New Roman"/>
-          <w:sz w:val="24"/>
-          <w:szCs w:val="24"/>
-          <w:lang w:val="en-US"/>
-        </w:rPr>
-        <w:t>Vref</w:t>
-      </w:r>
-      <w:proofErr w:type="spellEnd"/>
+        <w:t xml:space="preserve"> Vref</w:t>
+      </w:r>
     </w:p>
     <w:p>
       <w:pPr>
@@ -4224,47 +4373,7 @@
           <w:szCs w:val="24"/>
           <w:lang w:val="en-US"/>
         </w:rPr>
-        <w:t>Rs=((</w:t>
-      </w:r>
-      <w:proofErr w:type="spellStart"/>
-      <w:r>
-        <w:rPr>
-          <w:rFonts w:ascii="Times New Roman" w:hAnsi="Times New Roman" w:cs="Times New Roman"/>
-          <w:sz w:val="24"/>
-          <w:szCs w:val="24"/>
-          <w:lang w:val="en-US"/>
-        </w:rPr>
-        <w:t>Vref-Vout</w:t>
-      </w:r>
-      <w:proofErr w:type="spellEnd"/>
-      <w:r>
-        <w:rPr>
-          <w:rFonts w:ascii="Times New Roman" w:hAnsi="Times New Roman" w:cs="Times New Roman"/>
-          <w:sz w:val="24"/>
-          <w:szCs w:val="24"/>
-          <w:lang w:val="en-US"/>
-        </w:rPr>
-        <w:t>)/</w:t>
-      </w:r>
-      <w:proofErr w:type="spellStart"/>
-      <w:r>
-        <w:rPr>
-          <w:rFonts w:ascii="Times New Roman" w:hAnsi="Times New Roman" w:cs="Times New Roman"/>
-          <w:sz w:val="24"/>
-          <w:szCs w:val="24"/>
-          <w:lang w:val="en-US"/>
-        </w:rPr>
-        <w:t>Vout</w:t>
-      </w:r>
-      <w:proofErr w:type="spellEnd"/>
-      <w:r>
-        <w:rPr>
-          <w:rFonts w:ascii="Times New Roman" w:hAnsi="Times New Roman" w:cs="Times New Roman"/>
-          <w:sz w:val="24"/>
-          <w:szCs w:val="24"/>
-          <w:lang w:val="en-US"/>
-        </w:rPr>
-        <w:t>)</w:t>
+        <w:t>Rs=((Vref-Vout)/Vout)</w:t>
       </w:r>
       <w:r>
         <w:rPr>
@@ -4293,25 +4402,14 @@
         </w:rPr>
         <w:t xml:space="preserve"> </w:t>
       </w:r>
-      <w:proofErr w:type="spellStart"/>
-      <w:r>
-        <w:rPr>
-          <w:rFonts w:ascii="Times New Roman" w:hAnsi="Times New Roman" w:cs="Times New Roman"/>
-          <w:sz w:val="24"/>
-          <w:szCs w:val="24"/>
-          <w:lang w:val="en-US"/>
-        </w:rPr>
-        <w:t>Rl</w:t>
-      </w:r>
-      <w:proofErr w:type="spellEnd"/>
-      <w:r>
-        <w:rPr>
-          <w:rFonts w:ascii="Times New Roman" w:hAnsi="Times New Roman" w:cs="Times New Roman"/>
-          <w:sz w:val="24"/>
-          <w:szCs w:val="24"/>
-          <w:lang w:val="en-US"/>
-        </w:rPr>
-        <w:t xml:space="preserve"> </w:t>
+      <w:r>
+        <w:rPr>
+          <w:rFonts w:ascii="Times New Roman" w:hAnsi="Times New Roman" w:cs="Times New Roman"/>
+          <w:sz w:val="24"/>
+          <w:szCs w:val="24"/>
+          <w:lang w:val="en-US"/>
+        </w:rPr>
+        <w:t xml:space="preserve">Rl </w:t>
       </w:r>
     </w:p>
     <w:p>
@@ -4899,25 +4997,7 @@
           <w:sz w:val="24"/>
           <w:szCs w:val="24"/>
         </w:rPr>
-        <w:t xml:space="preserve">Converts </w:t>
-      </w:r>
-      <w:proofErr w:type="spellStart"/>
-      <w:r>
-        <w:rPr>
-          <w:rFonts w:ascii="Times New Roman" w:hAnsi="Times New Roman" w:cs="Times New Roman"/>
-          <w:sz w:val="24"/>
-          <w:szCs w:val="24"/>
-        </w:rPr>
-        <w:t>analog</w:t>
-      </w:r>
-      <w:proofErr w:type="spellEnd"/>
-      <w:r>
-        <w:rPr>
-          <w:rFonts w:ascii="Times New Roman" w:hAnsi="Times New Roman" w:cs="Times New Roman"/>
-          <w:sz w:val="24"/>
-          <w:szCs w:val="24"/>
-        </w:rPr>
-        <w:t xml:space="preserve"> values into digital form </w:t>
+        <w:t xml:space="preserve">Converts analog values into digital form </w:t>
       </w:r>
     </w:p>
     <w:p>
@@ -5117,25 +5197,7 @@
           <w:sz w:val="24"/>
           <w:szCs w:val="24"/>
         </w:rPr>
-        <w:t xml:space="preserve">&gt;1 </w:t>
-      </w:r>
-      <w:proofErr w:type="spellStart"/>
-      <w:r>
-        <w:rPr>
-          <w:rFonts w:ascii="Times New Roman" w:hAnsi="Times New Roman" w:cs="Times New Roman"/>
-          <w:sz w:val="24"/>
-          <w:szCs w:val="24"/>
-        </w:rPr>
-        <w:t>ms</w:t>
-      </w:r>
-      <w:proofErr w:type="spellEnd"/>
-      <w:r>
-        <w:rPr>
-          <w:rFonts w:ascii="Times New Roman" w:hAnsi="Times New Roman" w:cs="Times New Roman"/>
-          <w:sz w:val="24"/>
-          <w:szCs w:val="24"/>
-        </w:rPr>
-        <w:t xml:space="preserve"> </w:t>
+        <w:t xml:space="preserve">&gt;1 ms </w:t>
       </w:r>
     </w:p>
     <w:p>
@@ -5279,25 +5341,7 @@
           <w:sz w:val="24"/>
           <w:szCs w:val="24"/>
         </w:rPr>
-        <w:t xml:space="preserve">This </w:t>
-      </w:r>
-      <w:proofErr w:type="spellStart"/>
-      <w:r>
-        <w:rPr>
-          <w:rFonts w:ascii="Times New Roman" w:hAnsi="Times New Roman" w:cs="Times New Roman"/>
-          <w:sz w:val="24"/>
-          <w:szCs w:val="24"/>
-        </w:rPr>
-        <w:t>means:"I</w:t>
-      </w:r>
-      <w:proofErr w:type="spellEnd"/>
-      <w:r>
-        <w:rPr>
-          <w:rFonts w:ascii="Times New Roman" w:hAnsi="Times New Roman" w:cs="Times New Roman"/>
-          <w:sz w:val="24"/>
-          <w:szCs w:val="24"/>
-        </w:rPr>
-        <w:t xml:space="preserve"> am ready to transmit."</w:t>
+        <w:t>This means:"I am ready to transmit."</w:t>
       </w:r>
     </w:p>
     <w:p>
@@ -6797,27 +6841,7 @@
           <w:szCs w:val="24"/>
           <w:lang w:val="en-US"/>
         </w:rPr>
-        <w:t xml:space="preserve">Connect the sensor with STM32 board. There are only three pins </w:t>
-      </w:r>
-      <w:proofErr w:type="spellStart"/>
-      <w:r>
-        <w:rPr>
-          <w:rFonts w:ascii="Times New Roman" w:hAnsi="Times New Roman" w:cs="Times New Roman"/>
-          <w:sz w:val="24"/>
-          <w:szCs w:val="24"/>
-          <w:lang w:val="en-US"/>
-        </w:rPr>
-        <w:t>Vcc</w:t>
-      </w:r>
-      <w:proofErr w:type="spellEnd"/>
-      <w:r>
-        <w:rPr>
-          <w:rFonts w:ascii="Times New Roman" w:hAnsi="Times New Roman" w:cs="Times New Roman"/>
-          <w:sz w:val="24"/>
-          <w:szCs w:val="24"/>
-          <w:lang w:val="en-US"/>
-        </w:rPr>
-        <w:t>,</w:t>
+        <w:t>Connect the sensor with STM32 board. There are only three pins Vcc,</w:t>
       </w:r>
       <w:r>
         <w:rPr>
@@ -6835,27 +6859,7 @@
           <w:szCs w:val="24"/>
           <w:lang w:val="en-US"/>
         </w:rPr>
-        <w:t xml:space="preserve">GND and data. Connect </w:t>
-      </w:r>
-      <w:proofErr w:type="spellStart"/>
-      <w:r>
-        <w:rPr>
-          <w:rFonts w:ascii="Times New Roman" w:hAnsi="Times New Roman" w:cs="Times New Roman"/>
-          <w:sz w:val="24"/>
-          <w:szCs w:val="24"/>
-          <w:lang w:val="en-US"/>
-        </w:rPr>
-        <w:t>Vcc</w:t>
-      </w:r>
-      <w:proofErr w:type="spellEnd"/>
-      <w:r>
-        <w:rPr>
-          <w:rFonts w:ascii="Times New Roman" w:hAnsi="Times New Roman" w:cs="Times New Roman"/>
-          <w:sz w:val="24"/>
-          <w:szCs w:val="24"/>
-          <w:lang w:val="en-US"/>
-        </w:rPr>
-        <w:t xml:space="preserve"> with 3.3V supply from CN8, GND from CN8 and data pin is connected to PA0 in CN10 using jumper wires.</w:t>
+        <w:t>GND and data. Connect Vcc with 3.3V supply from CN8, GND from CN8 and data pin is connected to PA0 in CN10 using jumper wires.</w:t>
       </w:r>
     </w:p>
     <w:p>
@@ -6907,27 +6911,7 @@
           <w:szCs w:val="24"/>
           <w:lang w:val="en-US"/>
         </w:rPr>
-        <w:t xml:space="preserve">The DHT22 sensor does not have any LED indication to identify whether it is powered ON when connected to STM32.To ensure that the sensor module works fine, measure the voltage between </w:t>
-      </w:r>
-      <w:proofErr w:type="spellStart"/>
-      <w:r>
-        <w:rPr>
-          <w:rFonts w:ascii="Times New Roman" w:hAnsi="Times New Roman" w:cs="Times New Roman"/>
-          <w:sz w:val="24"/>
-          <w:szCs w:val="24"/>
-          <w:lang w:val="en-US"/>
-        </w:rPr>
-        <w:t>Vcc</w:t>
-      </w:r>
-      <w:proofErr w:type="spellEnd"/>
-      <w:r>
-        <w:rPr>
-          <w:rFonts w:ascii="Times New Roman" w:hAnsi="Times New Roman" w:cs="Times New Roman"/>
-          <w:sz w:val="24"/>
-          <w:szCs w:val="24"/>
-          <w:lang w:val="en-US"/>
-        </w:rPr>
-        <w:t xml:space="preserve"> and GND pin using a multimeter.</w:t>
+        <w:t>The DHT22 sensor does not have any LED indication to identify whether it is powered ON when connected to STM32.To ensure that the sensor module works fine, measure the voltage between Vcc and GND pin using a multimeter.</w:t>
       </w:r>
     </w:p>
     <w:p>
@@ -6953,47 +6937,7 @@
           <w:szCs w:val="24"/>
           <w:lang w:val="en-US"/>
         </w:rPr>
-        <w:t>In the .</w:t>
-      </w:r>
-      <w:proofErr w:type="spellStart"/>
-      <w:r>
-        <w:rPr>
-          <w:rFonts w:ascii="Times New Roman" w:hAnsi="Times New Roman" w:cs="Times New Roman"/>
-          <w:sz w:val="24"/>
-          <w:szCs w:val="24"/>
-          <w:lang w:val="en-US"/>
-        </w:rPr>
-        <w:t>ioc</w:t>
-      </w:r>
-      <w:proofErr w:type="spellEnd"/>
-      <w:r>
-        <w:rPr>
-          <w:rFonts w:ascii="Times New Roman" w:hAnsi="Times New Roman" w:cs="Times New Roman"/>
-          <w:sz w:val="24"/>
-          <w:szCs w:val="24"/>
-          <w:lang w:val="en-US"/>
-        </w:rPr>
-        <w:t xml:space="preserve"> file configure PA0 as </w:t>
-      </w:r>
-      <w:proofErr w:type="spellStart"/>
-      <w:r>
-        <w:rPr>
-          <w:rFonts w:ascii="Times New Roman" w:hAnsi="Times New Roman" w:cs="Times New Roman"/>
-          <w:sz w:val="24"/>
-          <w:szCs w:val="24"/>
-          <w:lang w:val="en-US"/>
-        </w:rPr>
-        <w:t>gpio</w:t>
-      </w:r>
-      <w:proofErr w:type="spellEnd"/>
-      <w:r>
-        <w:rPr>
-          <w:rFonts w:ascii="Times New Roman" w:hAnsi="Times New Roman" w:cs="Times New Roman"/>
-          <w:sz w:val="24"/>
-          <w:szCs w:val="24"/>
-          <w:lang w:val="en-US"/>
-        </w:rPr>
-        <w:t xml:space="preserve"> input with pull-up option enabled. This is because DHT22 sensor </w:t>
+        <w:t xml:space="preserve">In the .ioc file configure PA0 as gpio input with pull-up option enabled. This is because DHT22 sensor </w:t>
       </w:r>
       <w:r>
         <w:rPr>
@@ -7011,27 +6955,7 @@
           <w:szCs w:val="24"/>
           <w:lang w:val="en-US"/>
         </w:rPr>
-        <w:t xml:space="preserve"> a 4.7K pull up resistor between </w:t>
-      </w:r>
-      <w:proofErr w:type="spellStart"/>
-      <w:r>
-        <w:rPr>
-          <w:rFonts w:ascii="Times New Roman" w:hAnsi="Times New Roman" w:cs="Times New Roman"/>
-          <w:sz w:val="24"/>
-          <w:szCs w:val="24"/>
-          <w:lang w:val="en-US"/>
-        </w:rPr>
-        <w:t>Vcc</w:t>
-      </w:r>
-      <w:proofErr w:type="spellEnd"/>
-      <w:r>
-        <w:rPr>
-          <w:rFonts w:ascii="Times New Roman" w:hAnsi="Times New Roman" w:cs="Times New Roman"/>
-          <w:sz w:val="24"/>
-          <w:szCs w:val="24"/>
-          <w:lang w:val="en-US"/>
-        </w:rPr>
-        <w:t xml:space="preserve"> and data pin.</w:t>
+        <w:t xml:space="preserve"> a 4.7K pull up resistor between Vcc and data pin.</w:t>
       </w:r>
     </w:p>
     <w:p>
@@ -7563,25 +7487,7 @@
           <w:szCs w:val="24"/>
         </w:rPr>
         <w:noBreakHyphen/>
-        <w:t>wire protocol with precise timing control. The microsecond delay function uses the STM32’s DWT cycle counter to generate accurate delays, while DHT22_WaitForPin ensures transitions occur within a timeout so the MCU never hangs. To start communication, the MCU drives the data pin low for 20 </w:t>
-      </w:r>
-      <w:proofErr w:type="spellStart"/>
-      <w:r>
-        <w:rPr>
-          <w:rFonts w:ascii="Times New Roman" w:hAnsi="Times New Roman" w:cs="Times New Roman"/>
-          <w:sz w:val="24"/>
-          <w:szCs w:val="24"/>
-        </w:rPr>
-        <w:t>ms</w:t>
-      </w:r>
-      <w:proofErr w:type="spellEnd"/>
-      <w:r>
-        <w:rPr>
-          <w:rFonts w:ascii="Times New Roman" w:hAnsi="Times New Roman" w:cs="Times New Roman"/>
-          <w:sz w:val="24"/>
-          <w:szCs w:val="24"/>
-        </w:rPr>
-        <w:t>, then releases it and switches the pin to input mode; the DHT22 responds with a specific low</w:t>
+        <w:t>wire protocol with precise timing control. The microsecond delay function uses the STM32’s DWT cycle counter to generate accurate delays, while DHT22_WaitForPin ensures transitions occur within a timeout so the MCU never hangs. To start communication, the MCU drives the data pin low for 20 ms, then releases it and switches the pin to input mode; the DHT22 responds with a specific low</w:t>
       </w:r>
       <w:r>
         <w:rPr>
@@ -7769,25 +7675,14 @@
         </w:rPr>
         <w:t xml:space="preserve">HX711 </w:t>
       </w:r>
-      <w:proofErr w:type="spellStart"/>
-      <w:r>
-        <w:rPr>
-          <w:rFonts w:ascii="Times New Roman" w:hAnsi="Times New Roman" w:cs="Times New Roman"/>
-          <w:sz w:val="24"/>
-          <w:szCs w:val="24"/>
-          <w:lang w:val="en-US"/>
-        </w:rPr>
-        <w:t>Vcc</w:t>
-      </w:r>
-      <w:proofErr w:type="spellEnd"/>
-      <w:r>
-        <w:rPr>
-          <w:rFonts w:ascii="Times New Roman" w:hAnsi="Times New Roman" w:cs="Times New Roman"/>
-          <w:sz w:val="24"/>
-          <w:szCs w:val="24"/>
-          <w:lang w:val="en-US"/>
-        </w:rPr>
-        <w:t>:</w:t>
+      <w:r>
+        <w:rPr>
+          <w:rFonts w:ascii="Times New Roman" w:hAnsi="Times New Roman" w:cs="Times New Roman"/>
+          <w:sz w:val="24"/>
+          <w:szCs w:val="24"/>
+          <w:lang w:val="en-US"/>
+        </w:rPr>
+        <w:t>Vcc:</w:t>
       </w:r>
       <w:r>
         <w:rPr>
@@ -8562,7 +8457,6 @@
         </w:rPr>
         <w:t xml:space="preserve">HX711 internal oscillator frequency-11.059 </w:t>
       </w:r>
-      <w:proofErr w:type="spellStart"/>
       <w:r>
         <w:rPr>
           <w:rFonts w:ascii="Times New Roman" w:hAnsi="Times New Roman" w:cs="Times New Roman"/>
@@ -8579,7 +8473,6 @@
         </w:rPr>
         <w:t>.</w:t>
       </w:r>
-      <w:proofErr w:type="spellEnd"/>
     </w:p>
     <w:p>
       <w:pPr>
@@ -8679,19 +8572,8 @@
           <w:szCs w:val="24"/>
           <w:vertAlign w:val="superscript"/>
         </w:rPr>
-        <w:t xml:space="preserve"> </w:t>
-      </w:r>
-      <w:proofErr w:type="spellStart"/>
-      <w:r>
-        <w:rPr>
-          <w:rFonts w:ascii="Times New Roman" w:hAnsi="Times New Roman" w:cs="Times New Roman"/>
-          <w:sz w:val="24"/>
-          <w:szCs w:val="24"/>
-          <w:vertAlign w:val="superscript"/>
-        </w:rPr>
-        <w:t>th</w:t>
-      </w:r>
-      <w:proofErr w:type="spellEnd"/>
+        <w:t xml:space="preserve"> th</w:t>
+      </w:r>
       <w:r>
         <w:rPr>
           <w:rFonts w:ascii="Times New Roman" w:hAnsi="Times New Roman" w:cs="Times New Roman"/>
@@ -8947,8 +8829,6 @@
                 <w:lang w:val="en-US"/>
               </w:rPr>
             </w:pPr>
-            <w:proofErr w:type="spellStart"/>
-            <w:proofErr w:type="gramStart"/>
             <w:r>
               <w:rPr>
                 <w:rFonts w:ascii="Times New Roman" w:hAnsi="Times New Roman" w:cs="Times New Roman"/>
@@ -8956,18 +8836,7 @@
                 <w:szCs w:val="24"/>
                 <w:lang w:val="en-US"/>
               </w:rPr>
-              <w:t>LPG,i</w:t>
-            </w:r>
-            <w:proofErr w:type="spellEnd"/>
-            <w:proofErr w:type="gramEnd"/>
-            <w:r>
-              <w:rPr>
-                <w:rFonts w:ascii="Times New Roman" w:hAnsi="Times New Roman" w:cs="Times New Roman"/>
-                <w:sz w:val="24"/>
-                <w:szCs w:val="24"/>
-                <w:lang w:val="en-US"/>
-              </w:rPr>
-              <w:t>-butane, propane, methane, alcohol, hydrogen, smoke</w:t>
+              <w:t>LPG,i-butane, propane, methane, alcohol, hydrogen, smoke</w:t>
             </w:r>
           </w:p>
         </w:tc>
@@ -8994,23 +8863,13 @@
                 <w:lang w:val="en-US"/>
               </w:rPr>
             </w:pPr>
-            <w:proofErr w:type="spellStart"/>
             <w:r>
               <w:rPr>
                 <w:rFonts w:ascii="Times New Roman" w:hAnsi="Times New Roman" w:cs="Times New Roman"/>
                 <w:sz w:val="24"/>
                 <w:szCs w:val="24"/>
               </w:rPr>
-              <w:t>Vc</w:t>
-            </w:r>
-            <w:proofErr w:type="spellEnd"/>
-            <w:r>
-              <w:rPr>
-                <w:rFonts w:ascii="Times New Roman" w:hAnsi="Times New Roman" w:cs="Times New Roman"/>
-                <w:sz w:val="24"/>
-                <w:szCs w:val="24"/>
-              </w:rPr>
-              <w:t>, Circuit voltage</w:t>
+              <w:t>Vc, Circuit voltage</w:t>
             </w:r>
           </w:p>
         </w:tc>
@@ -9065,25 +8924,13 @@
                 <w:lang w:val="en-US"/>
               </w:rPr>
             </w:pPr>
-            <w:proofErr w:type="spellStart"/>
-            <w:proofErr w:type="gramStart"/>
             <w:r>
               <w:rPr>
                 <w:rFonts w:ascii="Times New Roman" w:hAnsi="Times New Roman" w:cs="Times New Roman"/>
                 <w:sz w:val="24"/>
                 <w:szCs w:val="24"/>
               </w:rPr>
-              <w:t>VH,Heating</w:t>
-            </w:r>
-            <w:proofErr w:type="spellEnd"/>
-            <w:proofErr w:type="gramEnd"/>
-            <w:r>
-              <w:rPr>
-                <w:rFonts w:ascii="Times New Roman" w:hAnsi="Times New Roman" w:cs="Times New Roman"/>
-                <w:sz w:val="24"/>
-                <w:szCs w:val="24"/>
-              </w:rPr>
-              <w:t xml:space="preserve"> voltage</w:t>
+              <w:t>VH,Heating voltage</w:t>
             </w:r>
           </w:p>
         </w:tc>
@@ -9798,23 +9645,13 @@
                 <w:lang w:val="en-US"/>
               </w:rPr>
             </w:pPr>
-            <w:proofErr w:type="spellStart"/>
             <w:r>
               <w:rPr>
                 <w:rFonts w:ascii="Times New Roman" w:hAnsi="Times New Roman" w:cs="Times New Roman"/>
                 <w:sz w:val="24"/>
                 <w:szCs w:val="24"/>
               </w:rPr>
-              <w:t>Vc</w:t>
-            </w:r>
-            <w:proofErr w:type="spellEnd"/>
-            <w:r>
-              <w:rPr>
-                <w:rFonts w:ascii="Times New Roman" w:hAnsi="Times New Roman" w:cs="Times New Roman"/>
-                <w:sz w:val="24"/>
-                <w:szCs w:val="24"/>
-              </w:rPr>
-              <w:t>, Circuit voltage</w:t>
+              <w:t>Vc, Circuit voltage</w:t>
             </w:r>
           </w:p>
         </w:tc>
@@ -9869,25 +9706,13 @@
                 <w:lang w:val="en-US"/>
               </w:rPr>
             </w:pPr>
-            <w:proofErr w:type="spellStart"/>
-            <w:proofErr w:type="gramStart"/>
             <w:r>
               <w:rPr>
                 <w:rFonts w:ascii="Times New Roman" w:hAnsi="Times New Roman" w:cs="Times New Roman"/>
                 <w:sz w:val="24"/>
                 <w:szCs w:val="24"/>
               </w:rPr>
-              <w:t>VH,Heating</w:t>
-            </w:r>
-            <w:proofErr w:type="spellEnd"/>
-            <w:proofErr w:type="gramEnd"/>
-            <w:r>
-              <w:rPr>
-                <w:rFonts w:ascii="Times New Roman" w:hAnsi="Times New Roman" w:cs="Times New Roman"/>
-                <w:sz w:val="24"/>
-                <w:szCs w:val="24"/>
-              </w:rPr>
-              <w:t xml:space="preserve"> voltage</w:t>
+              <w:t>VH,Heating voltage</w:t>
             </w:r>
           </w:p>
         </w:tc>
@@ -10577,21 +10402,8 @@
                 <w:szCs w:val="24"/>
                 <w:lang w:val="en-US"/>
               </w:rPr>
-              <w:t xml:space="preserve">Methane, natural </w:t>
+              <w:t>Methane, natural gas,LNG</w:t>
             </w:r>
-            <w:proofErr w:type="spellStart"/>
-            <w:proofErr w:type="gramStart"/>
-            <w:r>
-              <w:rPr>
-                <w:rFonts w:ascii="Times New Roman" w:hAnsi="Times New Roman" w:cs="Times New Roman"/>
-                <w:sz w:val="24"/>
-                <w:szCs w:val="24"/>
-                <w:lang w:val="en-US"/>
-              </w:rPr>
-              <w:t>gas,LNG</w:t>
-            </w:r>
-            <w:proofErr w:type="spellEnd"/>
-            <w:proofErr w:type="gramEnd"/>
           </w:p>
         </w:tc>
       </w:tr>
@@ -10614,23 +10426,13 @@
                 <w:lang w:val="en-US"/>
               </w:rPr>
             </w:pPr>
-            <w:proofErr w:type="spellStart"/>
             <w:r>
               <w:rPr>
                 <w:rFonts w:ascii="Times New Roman" w:hAnsi="Times New Roman" w:cs="Times New Roman"/>
                 <w:sz w:val="24"/>
                 <w:szCs w:val="24"/>
               </w:rPr>
-              <w:t>Vc</w:t>
-            </w:r>
-            <w:proofErr w:type="spellEnd"/>
-            <w:r>
-              <w:rPr>
-                <w:rFonts w:ascii="Times New Roman" w:hAnsi="Times New Roman" w:cs="Times New Roman"/>
-                <w:sz w:val="24"/>
-                <w:szCs w:val="24"/>
-              </w:rPr>
-              <w:t>, Circuit voltage</w:t>
+              <w:t>Vc, Circuit voltage</w:t>
             </w:r>
           </w:p>
         </w:tc>
@@ -12345,19 +12147,8 @@
                 <w:szCs w:val="24"/>
                 <w:lang w:val="en-US"/>
               </w:rPr>
-              <w:t xml:space="preserve">100 </w:t>
+              <w:t>100 ms</w:t>
             </w:r>
-            <w:proofErr w:type="spellStart"/>
-            <w:r>
-              <w:rPr>
-                <w:rFonts w:ascii="Times New Roman" w:hAnsi="Times New Roman" w:cs="Times New Roman"/>
-                <w:sz w:val="24"/>
-                <w:szCs w:val="24"/>
-                <w:lang w:val="en-US"/>
-              </w:rPr>
-              <w:t>ms</w:t>
-            </w:r>
-            <w:proofErr w:type="spellEnd"/>
           </w:p>
         </w:tc>
       </w:tr>
@@ -12424,6 +12215,11 @@
     </w:tbl>
     <w:p>
       <w:pPr>
+        <w:pStyle w:val="ListParagraph"/>
+        <w:numPr>
+          <w:ilvl w:val="0"/>
+          <w:numId w:val="32"/>
+        </w:numPr>
         <w:spacing w:line="360" w:lineRule="auto"/>
         <w:jc w:val="both"/>
         <w:rPr>
@@ -12435,7 +12231,424 @@
           <w:lang w:val="en-US"/>
         </w:rPr>
       </w:pPr>
-    </w:p>
+      <w:r>
+        <w:rPr>
+          <w:rFonts w:ascii="Times New Roman" w:hAnsi="Times New Roman" w:cs="Times New Roman"/>
+          <w:b/>
+          <w:bCs/>
+          <w:sz w:val="24"/>
+          <w:szCs w:val="24"/>
+          <w:lang w:val="en-US"/>
+        </w:rPr>
+        <w:t xml:space="preserve">I2C LCD </w:t>
+      </w:r>
+    </w:p>
+    <w:tbl>
+      <w:tblPr>
+        <w:tblStyle w:val="TableGrid"/>
+        <w:tblW w:w="0" w:type="auto"/>
+        <w:tblInd w:w="720" w:type="dxa"/>
+        <w:tblLook w:val="04A0" w:firstRow="1" w:lastRow="0" w:firstColumn="1" w:lastColumn="0" w:noHBand="0" w:noVBand="1"/>
+      </w:tblPr>
+      <w:tblGrid>
+        <w:gridCol w:w="4148"/>
+        <w:gridCol w:w="4148"/>
+      </w:tblGrid>
+      <w:tr>
+        <w:tc>
+          <w:tcPr>
+            <w:tcW w:w="4148" w:type="dxa"/>
+            <w:vAlign w:val="center"/>
+          </w:tcPr>
+          <w:p>
+            <w:pPr>
+              <w:pStyle w:val="ListParagraph"/>
+              <w:spacing w:line="360" w:lineRule="auto"/>
+              <w:ind w:left="0"/>
+              <w:jc w:val="center"/>
+              <w:rPr>
+                <w:rFonts w:ascii="Times New Roman" w:hAnsi="Times New Roman" w:cs="Times New Roman"/>
+                <w:b/>
+                <w:bCs/>
+                <w:sz w:val="28"/>
+                <w:szCs w:val="28"/>
+                <w:lang w:val="en-US"/>
+              </w:rPr>
+            </w:pPr>
+            <w:r>
+              <w:rPr>
+                <w:rFonts w:ascii="Times New Roman" w:hAnsi="Times New Roman" w:cs="Times New Roman"/>
+                <w:b/>
+                <w:bCs/>
+                <w:sz w:val="28"/>
+                <w:szCs w:val="28"/>
+                <w:lang w:val="en-US"/>
+              </w:rPr>
+              <w:t>Parameter</w:t>
+            </w:r>
+          </w:p>
+        </w:tc>
+        <w:tc>
+          <w:tcPr>
+            <w:tcW w:w="4148" w:type="dxa"/>
+            <w:vAlign w:val="center"/>
+          </w:tcPr>
+          <w:p>
+            <w:pPr>
+              <w:pStyle w:val="ListParagraph"/>
+              <w:spacing w:line="360" w:lineRule="auto"/>
+              <w:ind w:left="0"/>
+              <w:jc w:val="center"/>
+              <w:rPr>
+                <w:rFonts w:ascii="Times New Roman" w:hAnsi="Times New Roman" w:cs="Times New Roman"/>
+                <w:b/>
+                <w:bCs/>
+                <w:sz w:val="28"/>
+                <w:szCs w:val="28"/>
+                <w:lang w:val="en-US"/>
+              </w:rPr>
+            </w:pPr>
+            <w:r>
+              <w:rPr>
+                <w:rFonts w:ascii="Times New Roman" w:hAnsi="Times New Roman" w:cs="Times New Roman"/>
+                <w:b/>
+                <w:bCs/>
+                <w:sz w:val="28"/>
+                <w:szCs w:val="28"/>
+                <w:lang w:val="en-US"/>
+              </w:rPr>
+              <w:t>Values</w:t>
+            </w:r>
+          </w:p>
+        </w:tc>
+      </w:tr>
+      <w:tr>
+        <w:tc>
+          <w:tcPr>
+            <w:tcW w:w="4148" w:type="dxa"/>
+          </w:tcPr>
+          <w:p>
+            <w:pPr>
+              <w:pStyle w:val="ListParagraph"/>
+              <w:spacing w:line="360" w:lineRule="auto"/>
+              <w:ind w:left="0"/>
+              <w:jc w:val="center"/>
+              <w:rPr>
+                <w:rFonts w:ascii="Times New Roman" w:hAnsi="Times New Roman" w:cs="Times New Roman"/>
+                <w:sz w:val="24"/>
+                <w:szCs w:val="24"/>
+                <w:lang w:val="en-US"/>
+              </w:rPr>
+            </w:pPr>
+            <w:r>
+              <w:rPr>
+                <w:rFonts w:ascii="Times New Roman" w:hAnsi="Times New Roman" w:cs="Times New Roman"/>
+                <w:sz w:val="24"/>
+                <w:szCs w:val="24"/>
+                <w:lang w:val="en-US"/>
+              </w:rPr>
+              <w:t>Power supply</w:t>
+            </w:r>
+          </w:p>
+        </w:tc>
+        <w:tc>
+          <w:tcPr>
+            <w:tcW w:w="4148" w:type="dxa"/>
+          </w:tcPr>
+          <w:p>
+            <w:pPr>
+              <w:pStyle w:val="ListParagraph"/>
+              <w:spacing w:line="360" w:lineRule="auto"/>
+              <w:ind w:left="0"/>
+              <w:jc w:val="center"/>
+              <w:rPr>
+                <w:rFonts w:ascii="Times New Roman" w:hAnsi="Times New Roman" w:cs="Times New Roman"/>
+                <w:sz w:val="24"/>
+                <w:szCs w:val="24"/>
+                <w:lang w:val="en-US"/>
+              </w:rPr>
+            </w:pPr>
+            <w:r>
+              <w:rPr>
+                <w:rFonts w:ascii="Times New Roman" w:hAnsi="Times New Roman" w:cs="Times New Roman"/>
+                <w:sz w:val="24"/>
+                <w:szCs w:val="24"/>
+                <w:lang w:val="en-US"/>
+              </w:rPr>
+              <w:t>3.3 V (2.5V t0 6V)</w:t>
+            </w:r>
+          </w:p>
+        </w:tc>
+      </w:tr>
+      <w:tr>
+        <w:tc>
+          <w:tcPr>
+            <w:tcW w:w="4148" w:type="dxa"/>
+          </w:tcPr>
+          <w:p>
+            <w:pPr>
+              <w:pStyle w:val="ListParagraph"/>
+              <w:spacing w:line="360" w:lineRule="auto"/>
+              <w:ind w:left="0"/>
+              <w:jc w:val="center"/>
+              <w:rPr>
+                <w:rFonts w:ascii="Times New Roman" w:hAnsi="Times New Roman" w:cs="Times New Roman"/>
+                <w:sz w:val="24"/>
+                <w:szCs w:val="24"/>
+                <w:lang w:val="en-US"/>
+              </w:rPr>
+            </w:pPr>
+            <w:r>
+              <w:rPr>
+                <w:rFonts w:ascii="Times New Roman" w:hAnsi="Times New Roman" w:cs="Times New Roman"/>
+                <w:sz w:val="24"/>
+                <w:szCs w:val="24"/>
+                <w:lang w:val="en-US"/>
+              </w:rPr>
+              <w:t>I2C slave address</w:t>
+            </w:r>
+          </w:p>
+        </w:tc>
+        <w:tc>
+          <w:tcPr>
+            <w:tcW w:w="4148" w:type="dxa"/>
+          </w:tcPr>
+          <w:p>
+            <w:pPr>
+              <w:pStyle w:val="ListParagraph"/>
+              <w:spacing w:line="360" w:lineRule="auto"/>
+              <w:ind w:left="0"/>
+              <w:jc w:val="center"/>
+              <w:rPr>
+                <w:rFonts w:ascii="Times New Roman" w:hAnsi="Times New Roman" w:cs="Times New Roman"/>
+                <w:sz w:val="24"/>
+                <w:szCs w:val="24"/>
+                <w:lang w:val="en-US"/>
+              </w:rPr>
+            </w:pPr>
+            <w:r>
+              <w:rPr>
+                <w:rFonts w:ascii="Times New Roman" w:hAnsi="Times New Roman" w:cs="Times New Roman"/>
+                <w:sz w:val="24"/>
+                <w:szCs w:val="24"/>
+                <w:lang w:val="en-US"/>
+              </w:rPr>
+              <w:t>0x27</w:t>
+            </w:r>
+          </w:p>
+        </w:tc>
+      </w:tr>
+      <w:tr>
+        <w:tc>
+          <w:tcPr>
+            <w:tcW w:w="4148" w:type="dxa"/>
+          </w:tcPr>
+          <w:p>
+            <w:pPr>
+              <w:pStyle w:val="ListParagraph"/>
+              <w:spacing w:line="360" w:lineRule="auto"/>
+              <w:ind w:left="0"/>
+              <w:jc w:val="center"/>
+              <w:rPr>
+                <w:rFonts w:ascii="Times New Roman" w:hAnsi="Times New Roman" w:cs="Times New Roman"/>
+                <w:sz w:val="24"/>
+                <w:szCs w:val="24"/>
+                <w:lang w:val="en-US"/>
+              </w:rPr>
+            </w:pPr>
+            <w:r>
+              <w:rPr>
+                <w:rFonts w:ascii="Times New Roman" w:hAnsi="Times New Roman" w:cs="Times New Roman"/>
+                <w:sz w:val="24"/>
+                <w:szCs w:val="24"/>
+                <w:lang w:val="en-US"/>
+              </w:rPr>
+              <w:t>Fixed address portion</w:t>
+            </w:r>
+          </w:p>
+        </w:tc>
+        <w:tc>
+          <w:tcPr>
+            <w:tcW w:w="4148" w:type="dxa"/>
+          </w:tcPr>
+          <w:p>
+            <w:pPr>
+              <w:pStyle w:val="ListParagraph"/>
+              <w:spacing w:line="360" w:lineRule="auto"/>
+              <w:ind w:left="0"/>
+              <w:jc w:val="center"/>
+              <w:rPr>
+                <w:rFonts w:ascii="Times New Roman" w:hAnsi="Times New Roman" w:cs="Times New Roman"/>
+                <w:sz w:val="24"/>
+                <w:szCs w:val="24"/>
+                <w:lang w:val="en-US"/>
+              </w:rPr>
+            </w:pPr>
+            <w:r>
+              <w:rPr>
+                <w:rFonts w:ascii="Times New Roman" w:hAnsi="Times New Roman" w:cs="Times New Roman"/>
+                <w:sz w:val="24"/>
+                <w:szCs w:val="24"/>
+                <w:lang w:val="en-US"/>
+              </w:rPr>
+              <w:t>0100</w:t>
+            </w:r>
+          </w:p>
+        </w:tc>
+      </w:tr>
+      <w:tr>
+        <w:tc>
+          <w:tcPr>
+            <w:tcW w:w="4148" w:type="dxa"/>
+          </w:tcPr>
+          <w:p>
+            <w:pPr>
+              <w:pStyle w:val="ListParagraph"/>
+              <w:spacing w:line="360" w:lineRule="auto"/>
+              <w:ind w:left="0"/>
+              <w:jc w:val="center"/>
+              <w:rPr>
+                <w:rFonts w:ascii="Times New Roman" w:hAnsi="Times New Roman" w:cs="Times New Roman"/>
+                <w:sz w:val="24"/>
+                <w:szCs w:val="24"/>
+                <w:lang w:val="en-US"/>
+              </w:rPr>
+            </w:pPr>
+            <w:r>
+              <w:rPr>
+                <w:rFonts w:ascii="Times New Roman" w:hAnsi="Times New Roman" w:cs="Times New Roman"/>
+                <w:sz w:val="24"/>
+                <w:szCs w:val="24"/>
+                <w:lang w:val="en-US"/>
+              </w:rPr>
+              <w:t>I2C clock high time</w:t>
+            </w:r>
+          </w:p>
+        </w:tc>
+        <w:tc>
+          <w:tcPr>
+            <w:tcW w:w="4148" w:type="dxa"/>
+          </w:tcPr>
+          <w:p>
+            <w:pPr>
+              <w:pStyle w:val="ListParagraph"/>
+              <w:spacing w:line="360" w:lineRule="auto"/>
+              <w:ind w:left="0"/>
+              <w:jc w:val="center"/>
+              <w:rPr>
+                <w:rFonts w:ascii="Times New Roman" w:hAnsi="Times New Roman" w:cs="Times New Roman"/>
+                <w:sz w:val="24"/>
+                <w:szCs w:val="24"/>
+                <w:lang w:val="en-US"/>
+              </w:rPr>
+            </w:pPr>
+            <w:r>
+              <w:rPr>
+                <w:rFonts w:ascii="Times New Roman" w:hAnsi="Times New Roman" w:cs="Times New Roman"/>
+                <w:sz w:val="24"/>
+                <w:szCs w:val="24"/>
+                <w:lang w:val="en-US"/>
+              </w:rPr>
+              <w:t>4 us</w:t>
+            </w:r>
+          </w:p>
+        </w:tc>
+      </w:tr>
+      <w:tr>
+        <w:tc>
+          <w:tcPr>
+            <w:tcW w:w="4148" w:type="dxa"/>
+          </w:tcPr>
+          <w:p>
+            <w:pPr>
+              <w:pStyle w:val="ListParagraph"/>
+              <w:spacing w:line="360" w:lineRule="auto"/>
+              <w:ind w:left="0"/>
+              <w:jc w:val="center"/>
+              <w:rPr>
+                <w:rFonts w:ascii="Times New Roman" w:hAnsi="Times New Roman" w:cs="Times New Roman"/>
+                <w:sz w:val="24"/>
+                <w:szCs w:val="24"/>
+                <w:lang w:val="en-US"/>
+              </w:rPr>
+            </w:pPr>
+            <w:r>
+              <w:rPr>
+                <w:rFonts w:ascii="Times New Roman" w:hAnsi="Times New Roman" w:cs="Times New Roman"/>
+                <w:sz w:val="24"/>
+                <w:szCs w:val="24"/>
+                <w:lang w:val="en-US"/>
+              </w:rPr>
+              <w:t xml:space="preserve">I2C clock </w:t>
+            </w:r>
+            <w:r>
+              <w:rPr>
+                <w:rFonts w:ascii="Times New Roman" w:hAnsi="Times New Roman" w:cs="Times New Roman"/>
+                <w:sz w:val="24"/>
+                <w:szCs w:val="24"/>
+                <w:lang w:val="en-US"/>
+              </w:rPr>
+              <w:t>low</w:t>
+            </w:r>
+            <w:r>
+              <w:rPr>
+                <w:rFonts w:ascii="Times New Roman" w:hAnsi="Times New Roman" w:cs="Times New Roman"/>
+                <w:sz w:val="24"/>
+                <w:szCs w:val="24"/>
+                <w:lang w:val="en-US"/>
+              </w:rPr>
+              <w:t xml:space="preserve"> time</w:t>
+            </w:r>
+          </w:p>
+        </w:tc>
+        <w:tc>
+          <w:tcPr>
+            <w:tcW w:w="4148" w:type="dxa"/>
+          </w:tcPr>
+          <w:p>
+            <w:pPr>
+              <w:pStyle w:val="ListParagraph"/>
+              <w:spacing w:line="360" w:lineRule="auto"/>
+              <w:ind w:left="0"/>
+              <w:jc w:val="center"/>
+              <w:rPr>
+                <w:rFonts w:ascii="Times New Roman" w:hAnsi="Times New Roman" w:cs="Times New Roman"/>
+                <w:sz w:val="24"/>
+                <w:szCs w:val="24"/>
+                <w:lang w:val="en-US"/>
+              </w:rPr>
+            </w:pPr>
+            <w:r>
+              <w:rPr>
+                <w:rFonts w:ascii="Times New Roman" w:hAnsi="Times New Roman" w:cs="Times New Roman"/>
+                <w:sz w:val="24"/>
+                <w:szCs w:val="24"/>
+                <w:lang w:val="en-US"/>
+              </w:rPr>
+              <w:t>4</w:t>
+            </w:r>
+            <w:r>
+              <w:rPr>
+                <w:rFonts w:ascii="Times New Roman" w:hAnsi="Times New Roman" w:cs="Times New Roman"/>
+                <w:sz w:val="24"/>
+                <w:szCs w:val="24"/>
+                <w:lang w:val="en-US"/>
+              </w:rPr>
+              <w:t>.7</w:t>
+            </w:r>
+            <w:r>
+              <w:rPr>
+                <w:rFonts w:ascii="Times New Roman" w:hAnsi="Times New Roman" w:cs="Times New Roman"/>
+                <w:sz w:val="24"/>
+                <w:szCs w:val="24"/>
+                <w:lang w:val="en-US"/>
+              </w:rPr>
+              <w:t xml:space="preserve"> us</w:t>
+            </w:r>
+          </w:p>
+        </w:tc>
+      </w:tr>
+    </w:tbl>
     <w:p>
       <w:pPr>
         <w:spacing w:line="360" w:lineRule="auto"/>
@@ -12828,7 +13041,17 @@
           <w:szCs w:val="24"/>
           <w:lang w:val="en-US"/>
         </w:rPr>
-        <w:t xml:space="preserve"> Here the output of the sensor array together with weight monitoring is used to alert any possible leaks. The presence of any of these gases beyond a set threshold clubbed with rapid weight change indicate a potential threat. The user is alerted with a buzzer and shut off valve is closed to prevent further leakage. The exhaust fan is also turned ON to facilitate ventilation.</w:t>
+        <w:t xml:space="preserve"> Here the output of the sensor array together with weight monitoring is used to alert any possible leaks. The presence of any of these gases beyond a set threshold clubbed with rapid weight change indicate a potential threat. The user </w:t>
+      </w:r>
+      <w:r>
+        <w:rPr>
+          <w:rFonts w:ascii="Times New Roman" w:hAnsi="Times New Roman" w:cs="Times New Roman"/>
+          <w:sz w:val="24"/>
+          <w:szCs w:val="24"/>
+          <w:lang w:val="en-US"/>
+        </w:rPr>
+        <w:lastRenderedPageBreak/>
+        <w:t>is alerted with a buzzer and shut off valve is closed to prevent further leakage. The exhaust fan is also turned ON to facilitate ventilation.</w:t>
       </w:r>
       <w:r>
         <w:rPr>
@@ -13318,6 +13541,15 @@
           <w:lang w:val="en-US"/>
         </w:rPr>
         <w:t xml:space="preserve"> identified gas, remaining days in cycles every two seconds.</w:t>
+      </w:r>
+      <w:r>
+        <w:rPr>
+          <w:rFonts w:ascii="Times New Roman" w:hAnsi="Times New Roman" w:cs="Times New Roman"/>
+          <w:sz w:val="24"/>
+          <w:szCs w:val="24"/>
+          <w:lang w:val="en-US"/>
+        </w:rPr>
+        <w:t xml:space="preserve"> The LCD uses I2C2 for communication and operates at 100kHz.</w:t>
       </w:r>
     </w:p>
     <w:p>
@@ -13673,17 +13905,7 @@
           <w:szCs w:val="24"/>
           <w:lang w:val="en-US"/>
         </w:rPr>
-        <w:t xml:space="preserve">SCK are connected to PB0 and PB1 followed +5V </w:t>
-      </w:r>
-      <w:proofErr w:type="spellStart"/>
-      <w:r>
-        <w:rPr>
-          <w:rFonts w:ascii="Times New Roman" w:hAnsi="Times New Roman" w:cs="Times New Roman"/>
-          <w:sz w:val="24"/>
-          <w:szCs w:val="24"/>
-          <w:lang w:val="en-US"/>
-        </w:rPr>
-        <w:t>V</w:t>
+        <w:t>SCK are connected to PB0 and PB1 followed +5V V</w:t>
       </w:r>
       <w:r>
         <w:rPr>
@@ -13695,7 +13917,6 @@
         </w:rPr>
         <w:t>cc</w:t>
       </w:r>
-      <w:proofErr w:type="spellEnd"/>
       <w:r>
         <w:rPr>
           <w:rFonts w:ascii="Times New Roman" w:hAnsi="Times New Roman" w:cs="Times New Roman"/>
@@ -19229,7 +19450,7 @@
   <w:style w:type="paragraph" w:default="1" w:styleId="Normal">
     <w:name w:val="Normal"/>
     <w:qFormat/>
-    <w:rsid w:val="00E5640B"/>
+    <w:rsid w:val="000D5DAE"/>
   </w:style>
   <w:style w:type="paragraph" w:styleId="Heading1">
     <w:name w:val="heading 1"/>
@@ -20059,7 +20280,10 @@
     <w:rsidRoot w:val="00AF53C9"/>
     <w:rsid w:val="00054C58"/>
     <w:rsid w:val="004A5E59"/>
+    <w:rsid w:val="00860919"/>
+    <w:rsid w:val="00AF2922"/>
     <w:rsid w:val="00AF53C9"/>
+    <w:rsid w:val="00D979B0"/>
   </w:rsids>
   <m:mathPr>
     <m:mathFont m:val="Cambria Math"/>
@@ -20510,10 +20734,6 @@
     <w:semiHidden/>
     <w:unhideWhenUsed/>
   </w:style>
-  <w:style w:type="paragraph" w:customStyle="1" w:styleId="2425407BD9794DC083D747BB9D06EE83">
-    <w:name w:val="2425407BD9794DC083D747BB9D06EE83"/>
-    <w:rsid w:val="00AF53C9"/>
-  </w:style>
   <w:style w:type="paragraph" w:customStyle="1" w:styleId="C5A330D67FD648D68D4E1CD325E9C94C">
     <w:name w:val="C5A330D67FD648D68D4E1CD325E9C94C"/>
     <w:rsid w:val="00AF53C9"/>

--- a/Documents/Safe Flame_V1.docx
+++ b/Documents/Safe Flame_V1.docx
@@ -2515,9 +2515,9 @@
       </w:tblPr>
       <w:tblGrid>
         <w:gridCol w:w="2254"/>
-        <w:gridCol w:w="2254"/>
-        <w:gridCol w:w="2254"/>
-        <w:gridCol w:w="2872"/>
+        <w:gridCol w:w="2277"/>
+        <w:gridCol w:w="2127"/>
+        <w:gridCol w:w="2976"/>
       </w:tblGrid>
       <w:tr>
         <w:tc>
@@ -2552,7 +2552,7 @@
         </w:tc>
         <w:tc>
           <w:tcPr>
-            <w:tcW w:w="2254" w:type="dxa"/>
+            <w:tcW w:w="2277" w:type="dxa"/>
           </w:tcPr>
           <w:p>
             <w:pPr>
@@ -2582,7 +2582,7 @@
         </w:tc>
         <w:tc>
           <w:tcPr>
-            <w:tcW w:w="2254" w:type="dxa"/>
+            <w:tcW w:w="2127" w:type="dxa"/>
           </w:tcPr>
           <w:p>
             <w:pPr>
@@ -2612,7 +2612,7 @@
         </w:tc>
         <w:tc>
           <w:tcPr>
-            <w:tcW w:w="2872" w:type="dxa"/>
+            <w:tcW w:w="2976" w:type="dxa"/>
           </w:tcPr>
           <w:p>
             <w:pPr>
@@ -2670,7 +2670,7 @@
         </w:tc>
         <w:tc>
           <w:tcPr>
-            <w:tcW w:w="2254" w:type="dxa"/>
+            <w:tcW w:w="2277" w:type="dxa"/>
           </w:tcPr>
           <w:p>
             <w:pPr>
@@ -2696,7 +2696,7 @@
         </w:tc>
         <w:tc>
           <w:tcPr>
-            <w:tcW w:w="2254" w:type="dxa"/>
+            <w:tcW w:w="2127" w:type="dxa"/>
           </w:tcPr>
           <w:p>
             <w:pPr>
@@ -2722,7 +2722,7 @@
         </w:tc>
         <w:tc>
           <w:tcPr>
-            <w:tcW w:w="2872" w:type="dxa"/>
+            <w:tcW w:w="2976" w:type="dxa"/>
           </w:tcPr>
           <w:p>
             <w:pPr>
@@ -2776,7 +2776,7 @@
         </w:tc>
         <w:tc>
           <w:tcPr>
-            <w:tcW w:w="2254" w:type="dxa"/>
+            <w:tcW w:w="2277" w:type="dxa"/>
           </w:tcPr>
           <w:p>
             <w:pPr>
@@ -2802,7 +2802,7 @@
         </w:tc>
         <w:tc>
           <w:tcPr>
-            <w:tcW w:w="2254" w:type="dxa"/>
+            <w:tcW w:w="2127" w:type="dxa"/>
           </w:tcPr>
           <w:p>
             <w:pPr>
@@ -2828,7 +2828,7 @@
         </w:tc>
         <w:tc>
           <w:tcPr>
-            <w:tcW w:w="2872" w:type="dxa"/>
+            <w:tcW w:w="2976" w:type="dxa"/>
           </w:tcPr>
           <w:p>
             <w:pPr>
@@ -2882,7 +2882,7 @@
         </w:tc>
         <w:tc>
           <w:tcPr>
-            <w:tcW w:w="2254" w:type="dxa"/>
+            <w:tcW w:w="2277" w:type="dxa"/>
           </w:tcPr>
           <w:p>
             <w:pPr>
@@ -2908,7 +2908,7 @@
         </w:tc>
         <w:tc>
           <w:tcPr>
-            <w:tcW w:w="2254" w:type="dxa"/>
+            <w:tcW w:w="2127" w:type="dxa"/>
           </w:tcPr>
           <w:p>
             <w:pPr>
@@ -2934,7 +2934,7 @@
         </w:tc>
         <w:tc>
           <w:tcPr>
-            <w:tcW w:w="2872" w:type="dxa"/>
+            <w:tcW w:w="2976" w:type="dxa"/>
           </w:tcPr>
           <w:p>
             <w:pPr>
@@ -2989,7 +2989,7 @@
         </w:tc>
         <w:tc>
           <w:tcPr>
-            <w:tcW w:w="2254" w:type="dxa"/>
+            <w:tcW w:w="2277" w:type="dxa"/>
           </w:tcPr>
           <w:p>
             <w:pPr>
@@ -3015,7 +3015,7 @@
         </w:tc>
         <w:tc>
           <w:tcPr>
-            <w:tcW w:w="2254" w:type="dxa"/>
+            <w:tcW w:w="2127" w:type="dxa"/>
           </w:tcPr>
           <w:p>
             <w:pPr>
@@ -3041,7 +3041,7 @@
         </w:tc>
         <w:tc>
           <w:tcPr>
-            <w:tcW w:w="2872" w:type="dxa"/>
+            <w:tcW w:w="2976" w:type="dxa"/>
           </w:tcPr>
           <w:p>
             <w:pPr>
@@ -3087,7 +3087,7 @@
         </w:tc>
         <w:tc>
           <w:tcPr>
-            <w:tcW w:w="2254" w:type="dxa"/>
+            <w:tcW w:w="2277" w:type="dxa"/>
           </w:tcPr>
           <w:p>
             <w:pPr>
@@ -3113,7 +3113,7 @@
         </w:tc>
         <w:tc>
           <w:tcPr>
-            <w:tcW w:w="2254" w:type="dxa"/>
+            <w:tcW w:w="2127" w:type="dxa"/>
           </w:tcPr>
           <w:p>
             <w:pPr>
@@ -3139,7 +3139,7 @@
         </w:tc>
         <w:tc>
           <w:tcPr>
-            <w:tcW w:w="2872" w:type="dxa"/>
+            <w:tcW w:w="2976" w:type="dxa"/>
           </w:tcPr>
           <w:p>
             <w:pPr>
@@ -3193,7 +3193,7 @@
         </w:tc>
         <w:tc>
           <w:tcPr>
-            <w:tcW w:w="2254" w:type="dxa"/>
+            <w:tcW w:w="2277" w:type="dxa"/>
           </w:tcPr>
           <w:p>
             <w:pPr>
@@ -3219,7 +3219,7 @@
         </w:tc>
         <w:tc>
           <w:tcPr>
-            <w:tcW w:w="2254" w:type="dxa"/>
+            <w:tcW w:w="2127" w:type="dxa"/>
           </w:tcPr>
           <w:p>
             <w:pPr>
@@ -3245,7 +3245,7 @@
         </w:tc>
         <w:tc>
           <w:tcPr>
-            <w:tcW w:w="2872" w:type="dxa"/>
+            <w:tcW w:w="2976" w:type="dxa"/>
           </w:tcPr>
           <w:p>
             <w:pPr>
@@ -3300,7 +3300,7 @@
         </w:tc>
         <w:tc>
           <w:tcPr>
-            <w:tcW w:w="2254" w:type="dxa"/>
+            <w:tcW w:w="2277" w:type="dxa"/>
           </w:tcPr>
           <w:p>
             <w:pPr>
@@ -3326,7 +3326,7 @@
         </w:tc>
         <w:tc>
           <w:tcPr>
-            <w:tcW w:w="2254" w:type="dxa"/>
+            <w:tcW w:w="2127" w:type="dxa"/>
           </w:tcPr>
           <w:p>
             <w:pPr>
@@ -3352,7 +3352,7 @@
         </w:tc>
         <w:tc>
           <w:tcPr>
-            <w:tcW w:w="2872" w:type="dxa"/>
+            <w:tcW w:w="2976" w:type="dxa"/>
           </w:tcPr>
           <w:p>
             <w:pPr>
@@ -3398,7 +3398,7 @@
         </w:tc>
         <w:tc>
           <w:tcPr>
-            <w:tcW w:w="2254" w:type="dxa"/>
+            <w:tcW w:w="2277" w:type="dxa"/>
           </w:tcPr>
           <w:p>
             <w:pPr>
@@ -3424,7 +3424,7 @@
         </w:tc>
         <w:tc>
           <w:tcPr>
-            <w:tcW w:w="2254" w:type="dxa"/>
+            <w:tcW w:w="2127" w:type="dxa"/>
           </w:tcPr>
           <w:p>
             <w:pPr>
@@ -3450,7 +3450,7 @@
         </w:tc>
         <w:tc>
           <w:tcPr>
-            <w:tcW w:w="2872" w:type="dxa"/>
+            <w:tcW w:w="2976" w:type="dxa"/>
           </w:tcPr>
           <w:p>
             <w:pPr>
@@ -3504,7 +3504,7 @@
         </w:tc>
         <w:tc>
           <w:tcPr>
-            <w:tcW w:w="2254" w:type="dxa"/>
+            <w:tcW w:w="2277" w:type="dxa"/>
           </w:tcPr>
           <w:p>
             <w:pPr>
@@ -3530,7 +3530,7 @@
         </w:tc>
         <w:tc>
           <w:tcPr>
-            <w:tcW w:w="2254" w:type="dxa"/>
+            <w:tcW w:w="2127" w:type="dxa"/>
           </w:tcPr>
           <w:p>
             <w:pPr>
@@ -3556,7 +3556,7 @@
         </w:tc>
         <w:tc>
           <w:tcPr>
-            <w:tcW w:w="2872" w:type="dxa"/>
+            <w:tcW w:w="2976" w:type="dxa"/>
           </w:tcPr>
           <w:p>
             <w:pPr>
@@ -3582,9 +3582,13 @@
         </w:tc>
       </w:tr>
       <w:tr>
+        <w:trPr>
+          <w:trHeight w:val="255"/>
+        </w:trPr>
         <w:tc>
           <w:tcPr>
             <w:tcW w:w="2254" w:type="dxa"/>
+            <w:vMerge w:val="restart"/>
           </w:tcPr>
           <w:p>
             <w:pPr>
@@ -3610,7 +3614,7 @@
         </w:tc>
         <w:tc>
           <w:tcPr>
-            <w:tcW w:w="2254" w:type="dxa"/>
+            <w:tcW w:w="2277" w:type="dxa"/>
           </w:tcPr>
           <w:p>
             <w:pPr>
@@ -3623,11 +3627,20 @@
                 <w:lang w:val="en-US"/>
               </w:rPr>
             </w:pPr>
+            <w:r>
+              <w:rPr>
+                <w:rFonts w:ascii="Times New Roman" w:hAnsi="Times New Roman" w:cs="Times New Roman"/>
+                <w:sz w:val="24"/>
+                <w:szCs w:val="24"/>
+                <w:lang w:val="en-US"/>
+              </w:rPr>
+              <w:t>PD5</w:t>
+            </w:r>
           </w:p>
         </w:tc>
         <w:tc>
           <w:tcPr>
-            <w:tcW w:w="2254" w:type="dxa"/>
+            <w:tcW w:w="2127" w:type="dxa"/>
           </w:tcPr>
           <w:p>
             <w:pPr>
@@ -3640,11 +3653,20 @@
                 <w:lang w:val="en-US"/>
               </w:rPr>
             </w:pPr>
+            <w:r>
+              <w:rPr>
+                <w:rFonts w:ascii="Times New Roman" w:hAnsi="Times New Roman" w:cs="Times New Roman"/>
+                <w:sz w:val="24"/>
+                <w:szCs w:val="24"/>
+                <w:lang w:val="en-US"/>
+              </w:rPr>
+              <w:t>CN9</w:t>
+            </w:r>
           </w:p>
         </w:tc>
         <w:tc>
           <w:tcPr>
-            <w:tcW w:w="2872" w:type="dxa"/>
+            <w:tcW w:w="2976" w:type="dxa"/>
           </w:tcPr>
           <w:p>
             <w:pPr>
@@ -3657,6 +3679,134 @@
                 <w:lang w:val="en-US"/>
               </w:rPr>
             </w:pPr>
+            <w:r>
+              <w:rPr>
+                <w:rFonts w:ascii="Times New Roman" w:hAnsi="Times New Roman" w:cs="Times New Roman"/>
+                <w:sz w:val="24"/>
+                <w:szCs w:val="24"/>
+                <w:lang w:val="en-US"/>
+              </w:rPr>
+              <w:t>UART2-Tx</w:t>
+            </w:r>
+          </w:p>
+        </w:tc>
+      </w:tr>
+      <w:tr>
+        <w:trPr>
+          <w:trHeight w:val="255"/>
+        </w:trPr>
+        <w:tc>
+          <w:tcPr>
+            <w:tcW w:w="2254" w:type="dxa"/>
+            <w:vMerge/>
+          </w:tcPr>
+          <w:p>
+            <w:pPr>
+              <w:spacing w:line="360" w:lineRule="auto"/>
+              <w:jc w:val="both"/>
+              <w:rPr>
+                <w:rFonts w:ascii="Times New Roman" w:hAnsi="Times New Roman" w:cs="Times New Roman"/>
+                <w:sz w:val="24"/>
+                <w:szCs w:val="24"/>
+                <w:lang w:val="en-US"/>
+              </w:rPr>
+            </w:pPr>
+          </w:p>
+        </w:tc>
+        <w:tc>
+          <w:tcPr>
+            <w:tcW w:w="2277" w:type="dxa"/>
+          </w:tcPr>
+          <w:p>
+            <w:pPr>
+              <w:spacing w:line="360" w:lineRule="auto"/>
+              <w:jc w:val="both"/>
+              <w:rPr>
+                <w:rFonts w:ascii="Times New Roman" w:hAnsi="Times New Roman" w:cs="Times New Roman"/>
+                <w:sz w:val="24"/>
+                <w:szCs w:val="24"/>
+                <w:lang w:val="en-US"/>
+              </w:rPr>
+            </w:pPr>
+            <w:r>
+              <w:rPr>
+                <w:rFonts w:ascii="Times New Roman" w:hAnsi="Times New Roman" w:cs="Times New Roman"/>
+                <w:sz w:val="24"/>
+                <w:szCs w:val="24"/>
+                <w:lang w:val="en-US"/>
+              </w:rPr>
+              <w:t>PD6</w:t>
+            </w:r>
+          </w:p>
+        </w:tc>
+        <w:tc>
+          <w:tcPr>
+            <w:tcW w:w="2127" w:type="dxa"/>
+          </w:tcPr>
+          <w:p>
+            <w:pPr>
+              <w:spacing w:line="360" w:lineRule="auto"/>
+              <w:jc w:val="both"/>
+              <w:rPr>
+                <w:rFonts w:ascii="Times New Roman" w:hAnsi="Times New Roman" w:cs="Times New Roman"/>
+                <w:sz w:val="24"/>
+                <w:szCs w:val="24"/>
+                <w:lang w:val="en-US"/>
+              </w:rPr>
+            </w:pPr>
+            <w:r>
+              <w:rPr>
+                <w:rFonts w:ascii="Times New Roman" w:hAnsi="Times New Roman" w:cs="Times New Roman"/>
+                <w:sz w:val="24"/>
+                <w:szCs w:val="24"/>
+                <w:lang w:val="en-US"/>
+              </w:rPr>
+              <w:t>CN9</w:t>
+            </w:r>
+          </w:p>
+        </w:tc>
+        <w:tc>
+          <w:tcPr>
+            <w:tcW w:w="2976" w:type="dxa"/>
+          </w:tcPr>
+          <w:p>
+            <w:pPr>
+              <w:spacing w:line="360" w:lineRule="auto"/>
+              <w:jc w:val="both"/>
+              <w:rPr>
+                <w:rFonts w:ascii="Times New Roman" w:hAnsi="Times New Roman" w:cs="Times New Roman"/>
+                <w:sz w:val="24"/>
+                <w:szCs w:val="24"/>
+                <w:lang w:val="en-US"/>
+              </w:rPr>
+            </w:pPr>
+            <w:r>
+              <w:rPr>
+                <w:rFonts w:ascii="Times New Roman" w:hAnsi="Times New Roman" w:cs="Times New Roman"/>
+                <w:sz w:val="24"/>
+                <w:szCs w:val="24"/>
+                <w:lang w:val="en-US"/>
+              </w:rPr>
+              <w:t>UART2-</w:t>
+            </w:r>
+            <w:r>
+              <w:rPr>
+                <w:rFonts w:ascii="Times New Roman" w:hAnsi="Times New Roman" w:cs="Times New Roman"/>
+                <w:sz w:val="24"/>
+                <w:szCs w:val="24"/>
+                <w:lang w:val="en-US"/>
+              </w:rPr>
+              <w:t>R</w:t>
+            </w:r>
+            <w:r>
+              <w:rPr>
+                <w:rFonts w:ascii="Times New Roman" w:hAnsi="Times New Roman" w:cs="Times New Roman"/>
+                <w:sz w:val="24"/>
+                <w:szCs w:val="24"/>
+                <w:lang w:val="en-US"/>
+              </w:rPr>
+              <w:t>x</w:t>
+            </w:r>
           </w:p>
         </w:tc>
       </w:tr>
@@ -12579,25 +12729,7 @@
                 <w:szCs w:val="24"/>
                 <w:lang w:val="en-US"/>
               </w:rPr>
-              <w:t xml:space="preserve">I2C clock </w:t>
-            </w:r>
-            <w:r>
-              <w:rPr>
-                <w:rFonts w:ascii="Times New Roman" w:hAnsi="Times New Roman" w:cs="Times New Roman"/>
-                <w:sz w:val="24"/>
-                <w:szCs w:val="24"/>
-                <w:lang w:val="en-US"/>
-              </w:rPr>
-              <w:t>low</w:t>
-            </w:r>
-            <w:r>
-              <w:rPr>
-                <w:rFonts w:ascii="Times New Roman" w:hAnsi="Times New Roman" w:cs="Times New Roman"/>
-                <w:sz w:val="24"/>
-                <w:szCs w:val="24"/>
-                <w:lang w:val="en-US"/>
-              </w:rPr>
-              <w:t xml:space="preserve"> time</w:t>
+              <w:t>I2C clock low time</w:t>
             </w:r>
           </w:p>
         </w:tc>
@@ -12625,25 +12757,7 @@
                 <w:szCs w:val="24"/>
                 <w:lang w:val="en-US"/>
               </w:rPr>
-              <w:t>4</w:t>
-            </w:r>
-            <w:r>
-              <w:rPr>
-                <w:rFonts w:ascii="Times New Roman" w:hAnsi="Times New Roman" w:cs="Times New Roman"/>
-                <w:sz w:val="24"/>
-                <w:szCs w:val="24"/>
-                <w:lang w:val="en-US"/>
-              </w:rPr>
-              <w:t>.7</w:t>
-            </w:r>
-            <w:r>
-              <w:rPr>
-                <w:rFonts w:ascii="Times New Roman" w:hAnsi="Times New Roman" w:cs="Times New Roman"/>
-                <w:sz w:val="24"/>
-                <w:szCs w:val="24"/>
-                <w:lang w:val="en-US"/>
-              </w:rPr>
-              <w:t xml:space="preserve"> us</w:t>
+              <w:t>4.7 us</w:t>
             </w:r>
           </w:p>
         </w:tc>
@@ -20280,7 +20394,9 @@
     <w:rsidRoot w:val="00AF53C9"/>
     <w:rsid w:val="00054C58"/>
     <w:rsid w:val="004A5E59"/>
+    <w:rsid w:val="005D23DA"/>
     <w:rsid w:val="00860919"/>
+    <w:rsid w:val="008D01D8"/>
     <w:rsid w:val="00AF2922"/>
     <w:rsid w:val="00AF53C9"/>
     <w:rsid w:val="00D979B0"/>

--- a/Documents/Safe Flame_V1.docx
+++ b/Documents/Safe Flame_V1.docx
@@ -1,6 +1,6 @@
 
 <file path=word/document.xml><?xml version="1.0" encoding="utf-8"?>
-<w:document xmlns:wpc="http://schemas.microsoft.com/office/word/2010/wordprocessingCanvas" xmlns:cx="http://schemas.microsoft.com/office/drawing/2014/chartex" xmlns:cx1="http://schemas.microsoft.com/office/drawing/2015/9/8/chartex" xmlns:cx2="http://schemas.microsoft.com/office/drawing/2015/10/21/chartex" xmlns:cx3="http://schemas.microsoft.com/office/drawing/2016/5/9/chartex" xmlns:cx4="http://schemas.microsoft.com/office/drawing/2016/5/10/chartex" xmlns:cx5="http://schemas.microsoft.com/office/drawing/2016/5/11/chartex" xmlns:cx6="http://schemas.microsoft.com/office/drawing/2016/5/12/chartex" xmlns:cx7="http://schemas.microsoft.com/office/drawing/2016/5/13/chartex" xmlns:cx8="http://schemas.microsoft.com/office/drawing/2016/5/14/chartex" xmlns:mc="http://schemas.openxmlformats.org/markup-compatibility/2006" xmlns:aink="http://schemas.microsoft.com/office/drawing/2016/ink" xmlns:am3d="http://schemas.microsoft.com/office/drawing/2017/model3d" xmlns:o="urn:schemas-microsoft-com:office:office" xmlns:oel="http://schemas.microsoft.com/office/2019/extlst" xmlns:r="http://schemas.openxmlformats.org/officeDocument/2006/relationships" xmlns:m="http://schemas.openxmlformats.org/officeDocument/2006/math" xmlns:v="urn:schemas-microsoft-com:vml" xmlns:wp14="http://schemas.microsoft.com/office/word/2010/wordprocessingDrawing" xmlns:wp="http://schemas.openxmlformats.org/drawingml/2006/wordprocessingDrawing" xmlns:w10="urn:schemas-microsoft-com:office:word" xmlns:w="http://schemas.openxmlformats.org/wordprocessingml/2006/main" xmlns:w14="http://schemas.microsoft.com/office/word/2010/wordml" xmlns:w15="http://schemas.microsoft.com/office/word/2012/wordml" xmlns:w16cex="http://schemas.microsoft.com/office/word/2018/wordml/cex" xmlns:w16cid="http://schemas.microsoft.com/office/word/2016/wordml/cid" xmlns:w16="http://schemas.microsoft.com/office/word/2018/wordml" xmlns:w16du="http://schemas.microsoft.com/office/word/2023/wordml/word16du" xmlns:w16sdtdh="http://schemas.microsoft.com/office/word/2020/wordml/sdtdatahash" xmlns:w16sdtfl="http://schemas.microsoft.com/office/word/2024/wordml/sdtformatlock" xmlns:w16se="http://schemas.microsoft.com/office/word/2015/wordml/symex" xmlns:wpg="http://schemas.microsoft.com/office/word/2010/wordprocessingGroup" xmlns:wpi="http://schemas.microsoft.com/office/word/2010/wordprocessingInk" xmlns:wne="http://schemas.microsoft.com/office/word/2006/wordml" xmlns:wps="http://schemas.microsoft.com/office/word/2010/wordprocessingShape" mc:Ignorable="w14 w15 w16se w16cid w16 w16cex w16sdtdh w16sdtfl w16du wp14">
+<w:document xmlns:wpc="http://schemas.microsoft.com/office/word/2010/wordprocessingCanvas" xmlns:cx="http://schemas.microsoft.com/office/drawing/2014/chartex" xmlns:cx1="http://schemas.microsoft.com/office/drawing/2015/9/8/chartex" xmlns:cx2="http://schemas.microsoft.com/office/drawing/2015/10/21/chartex" xmlns:cx3="http://schemas.microsoft.com/office/drawing/2016/5/9/chartex" xmlns:cx4="http://schemas.microsoft.com/office/drawing/2016/5/10/chartex" xmlns:cx5="http://schemas.microsoft.com/office/drawing/2016/5/11/chartex" xmlns:cx6="http://schemas.microsoft.com/office/drawing/2016/5/12/chartex" xmlns:cx7="http://schemas.microsoft.com/office/drawing/2016/5/13/chartex" xmlns:cx8="http://schemas.microsoft.com/office/drawing/2016/5/14/chartex" xmlns:mc="http://schemas.openxmlformats.org/markup-compatibility/2006" xmlns:aink="http://schemas.microsoft.com/office/drawing/2016/ink" xmlns:am3d="http://schemas.microsoft.com/office/drawing/2017/model3d" xmlns:o="urn:schemas-microsoft-com:office:office" xmlns:oel="http://schemas.microsoft.com/office/2019/extlst" xmlns:r="http://schemas.openxmlformats.org/officeDocument/2006/relationships" xmlns:m="http://schemas.openxmlformats.org/officeDocument/2006/math" xmlns:v="urn:schemas-microsoft-com:vml" xmlns:wp14="http://schemas.microsoft.com/office/word/2010/wordprocessingDrawing" xmlns:wp="http://schemas.openxmlformats.org/drawingml/2006/wordprocessingDrawing" xmlns:w10="urn:schemas-microsoft-com:office:word" xmlns:w="http://schemas.openxmlformats.org/wordprocessingml/2006/main" xmlns:w14="http://schemas.microsoft.com/office/word/2010/wordml" xmlns:w15="http://schemas.microsoft.com/office/word/2012/wordml" xmlns:w16cei="http://schemas.microsoft.com/office/word/2026/wordml/cei" xmlns:w16cex="http://schemas.microsoft.com/office/word/2018/wordml/cex" xmlns:w16cid="http://schemas.microsoft.com/office/word/2016/wordml/cid" xmlns:w16="http://schemas.microsoft.com/office/word/2018/wordml" xmlns:w16du="http://schemas.microsoft.com/office/word/2023/wordml/word16du" xmlns:w16sdtdh="http://schemas.microsoft.com/office/word/2020/wordml/sdtdatahash" xmlns:w16sdtfl="http://schemas.microsoft.com/office/word/2024/wordml/sdtformatlock" xmlns:w16se="http://schemas.microsoft.com/office/word/2015/wordml/symex" xmlns:wpg="http://schemas.microsoft.com/office/word/2010/wordprocessingGroup" xmlns:wpi="http://schemas.microsoft.com/office/word/2010/wordprocessingInk" xmlns:wne="http://schemas.microsoft.com/office/word/2006/wordml" xmlns:wps="http://schemas.microsoft.com/office/word/2010/wordprocessingShape" mc:Ignorable="w14 w15 w16se w16cid w16 w16cex w16sdtdh w16sdtfl w16du wp14">
   <w:body>
     <w:sdt>
       <w:sdtPr>
@@ -229,8 +229,21 @@
                         <w:sz w:val="28"/>
                         <w:szCs w:val="28"/>
                       </w:rPr>
-                      <w:t>RITHIKA RAMESH K K</w:t>
+                      <w:t xml:space="preserve">RITHIKA RAMESH K </w:t>
                     </w:r>
+                    <w:proofErr w:type="spellStart"/>
+                    <w:r>
+                      <w:rPr>
+                        <w:rFonts w:ascii="Times New Roman" w:hAnsi="Times New Roman" w:cs="Times New Roman"/>
+                        <w:b/>
+                        <w:bCs/>
+                        <w:color w:val="525252" w:themeColor="accent3" w:themeShade="80"/>
+                        <w:sz w:val="28"/>
+                        <w:szCs w:val="28"/>
+                      </w:rPr>
+                      <w:t>K</w:t>
+                    </w:r>
+                    <w:proofErr w:type="spellEnd"/>
                   </w:p>
                 </w:sdtContent>
               </w:sdt>
@@ -3787,25 +3800,7 @@
                 <w:szCs w:val="24"/>
                 <w:lang w:val="en-US"/>
               </w:rPr>
-              <w:t>UART2-</w:t>
-            </w:r>
-            <w:r>
-              <w:rPr>
-                <w:rFonts w:ascii="Times New Roman" w:hAnsi="Times New Roman" w:cs="Times New Roman"/>
-                <w:sz w:val="24"/>
-                <w:szCs w:val="24"/>
-                <w:lang w:val="en-US"/>
-              </w:rPr>
-              <w:t>R</w:t>
-            </w:r>
-            <w:r>
-              <w:rPr>
-                <w:rFonts w:ascii="Times New Roman" w:hAnsi="Times New Roman" w:cs="Times New Roman"/>
-                <w:sz w:val="24"/>
-                <w:szCs w:val="24"/>
-                <w:lang w:val="en-US"/>
-              </w:rPr>
-              <w:t>x</w:t>
+              <w:t>UART2-Rx</w:t>
             </w:r>
           </w:p>
         </w:tc>
@@ -3841,34 +3836,6 @@
     </w:p>
     <w:p>
       <w:pPr>
-        <w:spacing w:line="360" w:lineRule="auto"/>
-        <w:jc w:val="both"/>
-        <w:rPr>
-          <w:rFonts w:ascii="Times New Roman" w:hAnsi="Times New Roman" w:cs="Times New Roman"/>
-          <w:b/>
-          <w:bCs/>
-          <w:sz w:val="28"/>
-          <w:szCs w:val="28"/>
-          <w:lang w:val="en-US"/>
-        </w:rPr>
-      </w:pPr>
-    </w:p>
-    <w:p>
-      <w:pPr>
-        <w:spacing w:line="360" w:lineRule="auto"/>
-        <w:jc w:val="both"/>
-        <w:rPr>
-          <w:rFonts w:ascii="Times New Roman" w:hAnsi="Times New Roman" w:cs="Times New Roman"/>
-          <w:b/>
-          <w:bCs/>
-          <w:sz w:val="28"/>
-          <w:szCs w:val="28"/>
-          <w:lang w:val="en-US"/>
-        </w:rPr>
-      </w:pPr>
-    </w:p>
-    <w:p>
-      <w:pPr>
         <w:pStyle w:val="ListParagraph"/>
         <w:numPr>
           <w:ilvl w:val="0"/>
@@ -3894,6 +3861,7 @@
           <w:szCs w:val="28"/>
           <w:lang w:val="en-US"/>
         </w:rPr>
+        <w:lastRenderedPageBreak/>
         <w:t>Interfacing MQ2,</w:t>
       </w:r>
       <w:r>
@@ -3940,6 +3908,21 @@
         </w:rPr>
         <w:t xml:space="preserve">MQ7 gas sensor </w:t>
       </w:r>
+    </w:p>
+    <w:p>
+      <w:pPr>
+        <w:pStyle w:val="ListParagraph"/>
+        <w:spacing w:line="360" w:lineRule="auto"/>
+        <w:jc w:val="both"/>
+        <w:rPr>
+          <w:rFonts w:ascii="Times New Roman" w:hAnsi="Times New Roman" w:cs="Times New Roman"/>
+          <w:b/>
+          <w:bCs/>
+          <w:sz w:val="28"/>
+          <w:szCs w:val="28"/>
+          <w:lang w:val="en-US"/>
+        </w:rPr>
+      </w:pPr>
     </w:p>
     <w:p>
       <w:pPr>
@@ -4450,14 +4433,25 @@
           <w:lang w:val="en-US"/>
         </w:rPr>
       </w:pPr>
-      <w:r>
-        <w:rPr>
-          <w:rFonts w:ascii="Times New Roman" w:hAnsi="Times New Roman" w:cs="Times New Roman"/>
-          <w:sz w:val="24"/>
-          <w:szCs w:val="24"/>
-          <w:lang w:val="en-US"/>
-        </w:rPr>
-        <w:t>Vout= (ADC value/</w:t>
+      <w:proofErr w:type="spellStart"/>
+      <w:r>
+        <w:rPr>
+          <w:rFonts w:ascii="Times New Roman" w:hAnsi="Times New Roman" w:cs="Times New Roman"/>
+          <w:sz w:val="24"/>
+          <w:szCs w:val="24"/>
+          <w:lang w:val="en-US"/>
+        </w:rPr>
+        <w:t>Vout</w:t>
+      </w:r>
+      <w:proofErr w:type="spellEnd"/>
+      <w:r>
+        <w:rPr>
+          <w:rFonts w:ascii="Times New Roman" w:hAnsi="Times New Roman" w:cs="Times New Roman"/>
+          <w:sz w:val="24"/>
+          <w:szCs w:val="24"/>
+          <w:lang w:val="en-US"/>
+        </w:rPr>
+        <w:t>= (ADC value/</w:t>
       </w:r>
       <w:r>
         <w:rPr>
@@ -4475,8 +4469,19 @@
           <w:szCs w:val="24"/>
           <w:lang w:val="en-US"/>
         </w:rPr>
-        <w:t xml:space="preserve"> Vref</w:t>
-      </w:r>
+        <w:t xml:space="preserve"> </w:t>
+      </w:r>
+      <w:proofErr w:type="spellStart"/>
+      <w:r>
+        <w:rPr>
+          <w:rFonts w:ascii="Times New Roman" w:hAnsi="Times New Roman" w:cs="Times New Roman"/>
+          <w:sz w:val="24"/>
+          <w:szCs w:val="24"/>
+          <w:lang w:val="en-US"/>
+        </w:rPr>
+        <w:t>Vref</w:t>
+      </w:r>
+      <w:proofErr w:type="spellEnd"/>
     </w:p>
     <w:p>
       <w:pPr>
@@ -4523,7 +4528,47 @@
           <w:szCs w:val="24"/>
           <w:lang w:val="en-US"/>
         </w:rPr>
-        <w:t>Rs=((Vref-Vout)/Vout)</w:t>
+        <w:t>Rs=((</w:t>
+      </w:r>
+      <w:proofErr w:type="spellStart"/>
+      <w:r>
+        <w:rPr>
+          <w:rFonts w:ascii="Times New Roman" w:hAnsi="Times New Roman" w:cs="Times New Roman"/>
+          <w:sz w:val="24"/>
+          <w:szCs w:val="24"/>
+          <w:lang w:val="en-US"/>
+        </w:rPr>
+        <w:t>Vref-Vout</w:t>
+      </w:r>
+      <w:proofErr w:type="spellEnd"/>
+      <w:r>
+        <w:rPr>
+          <w:rFonts w:ascii="Times New Roman" w:hAnsi="Times New Roman" w:cs="Times New Roman"/>
+          <w:sz w:val="24"/>
+          <w:szCs w:val="24"/>
+          <w:lang w:val="en-US"/>
+        </w:rPr>
+        <w:t>)/</w:t>
+      </w:r>
+      <w:proofErr w:type="spellStart"/>
+      <w:r>
+        <w:rPr>
+          <w:rFonts w:ascii="Times New Roman" w:hAnsi="Times New Roman" w:cs="Times New Roman"/>
+          <w:sz w:val="24"/>
+          <w:szCs w:val="24"/>
+          <w:lang w:val="en-US"/>
+        </w:rPr>
+        <w:t>Vout</w:t>
+      </w:r>
+      <w:proofErr w:type="spellEnd"/>
+      <w:r>
+        <w:rPr>
+          <w:rFonts w:ascii="Times New Roman" w:hAnsi="Times New Roman" w:cs="Times New Roman"/>
+          <w:sz w:val="24"/>
+          <w:szCs w:val="24"/>
+          <w:lang w:val="en-US"/>
+        </w:rPr>
+        <w:t>)</w:t>
       </w:r>
       <w:r>
         <w:rPr>
@@ -4552,14 +4597,25 @@
         </w:rPr>
         <w:t xml:space="preserve"> </w:t>
       </w:r>
-      <w:r>
-        <w:rPr>
-          <w:rFonts w:ascii="Times New Roman" w:hAnsi="Times New Roman" w:cs="Times New Roman"/>
-          <w:sz w:val="24"/>
-          <w:szCs w:val="24"/>
-          <w:lang w:val="en-US"/>
-        </w:rPr>
-        <w:t xml:space="preserve">Rl </w:t>
+      <w:proofErr w:type="spellStart"/>
+      <w:r>
+        <w:rPr>
+          <w:rFonts w:ascii="Times New Roman" w:hAnsi="Times New Roman" w:cs="Times New Roman"/>
+          <w:sz w:val="24"/>
+          <w:szCs w:val="24"/>
+          <w:lang w:val="en-US"/>
+        </w:rPr>
+        <w:t>Rl</w:t>
+      </w:r>
+      <w:proofErr w:type="spellEnd"/>
+      <w:r>
+        <w:rPr>
+          <w:rFonts w:ascii="Times New Roman" w:hAnsi="Times New Roman" w:cs="Times New Roman"/>
+          <w:sz w:val="24"/>
+          <w:szCs w:val="24"/>
+          <w:lang w:val="en-US"/>
+        </w:rPr>
+        <w:t xml:space="preserve"> </w:t>
       </w:r>
     </w:p>
     <w:p>
@@ -4700,33 +4756,6 @@
     </w:p>
     <w:p>
       <w:pPr>
-        <w:pStyle w:val="ListParagraph"/>
-        <w:spacing w:line="360" w:lineRule="auto"/>
-        <w:jc w:val="both"/>
-        <w:rPr>
-          <w:rFonts w:ascii="Times New Roman" w:hAnsi="Times New Roman" w:cs="Times New Roman"/>
-          <w:sz w:val="24"/>
-          <w:szCs w:val="24"/>
-          <w:lang w:val="en-US"/>
-        </w:rPr>
-      </w:pPr>
-    </w:p>
-    <w:p>
-      <w:pPr>
-        <w:pStyle w:val="ListParagraph"/>
-        <w:spacing w:line="360" w:lineRule="auto"/>
-        <w:jc w:val="both"/>
-        <w:rPr>
-          <w:rFonts w:ascii="Times New Roman" w:hAnsi="Times New Roman" w:cs="Times New Roman"/>
-          <w:sz w:val="24"/>
-          <w:szCs w:val="24"/>
-          <w:lang w:val="en-US"/>
-        </w:rPr>
-      </w:pPr>
-    </w:p>
-    <w:p>
-      <w:pPr>
-        <w:pStyle w:val="ListParagraph"/>
         <w:spacing w:line="360" w:lineRule="auto"/>
         <w:jc w:val="both"/>
         <w:rPr>
@@ -5035,7 +5064,6 @@
           <w:sz w:val="24"/>
           <w:szCs w:val="24"/>
         </w:rPr>
-        <w:lastRenderedPageBreak/>
         <w:t>The internal chip measures this resistance and converts it into temperature.</w:t>
       </w:r>
     </w:p>
@@ -5059,6 +5087,7 @@
           <w:sz w:val="24"/>
           <w:szCs w:val="24"/>
         </w:rPr>
+        <w:lastRenderedPageBreak/>
         <w:t>C) Internal ADC + Controller</w:t>
       </w:r>
     </w:p>
@@ -5147,7 +5176,25 @@
           <w:sz w:val="24"/>
           <w:szCs w:val="24"/>
         </w:rPr>
-        <w:t xml:space="preserve">Converts analog values into digital form </w:t>
+        <w:t xml:space="preserve">Converts </w:t>
+      </w:r>
+      <w:proofErr w:type="spellStart"/>
+      <w:r>
+        <w:rPr>
+          <w:rFonts w:ascii="Times New Roman" w:hAnsi="Times New Roman" w:cs="Times New Roman"/>
+          <w:sz w:val="24"/>
+          <w:szCs w:val="24"/>
+        </w:rPr>
+        <w:t>analog</w:t>
+      </w:r>
+      <w:proofErr w:type="spellEnd"/>
+      <w:r>
+        <w:rPr>
+          <w:rFonts w:ascii="Times New Roman" w:hAnsi="Times New Roman" w:cs="Times New Roman"/>
+          <w:sz w:val="24"/>
+          <w:szCs w:val="24"/>
+        </w:rPr>
+        <w:t xml:space="preserve"> values into digital form </w:t>
       </w:r>
     </w:p>
     <w:p>
@@ -5347,7 +5394,25 @@
           <w:sz w:val="24"/>
           <w:szCs w:val="24"/>
         </w:rPr>
-        <w:t xml:space="preserve">&gt;1 ms </w:t>
+        <w:t xml:space="preserve">&gt;1 </w:t>
+      </w:r>
+      <w:proofErr w:type="spellStart"/>
+      <w:r>
+        <w:rPr>
+          <w:rFonts w:ascii="Times New Roman" w:hAnsi="Times New Roman" w:cs="Times New Roman"/>
+          <w:sz w:val="24"/>
+          <w:szCs w:val="24"/>
+        </w:rPr>
+        <w:t>ms</w:t>
+      </w:r>
+      <w:proofErr w:type="spellEnd"/>
+      <w:r>
+        <w:rPr>
+          <w:rFonts w:ascii="Times New Roman" w:hAnsi="Times New Roman" w:cs="Times New Roman"/>
+          <w:sz w:val="24"/>
+          <w:szCs w:val="24"/>
+        </w:rPr>
+        <w:t xml:space="preserve"> </w:t>
       </w:r>
     </w:p>
     <w:p>
@@ -5448,7 +5513,6 @@
           <w:sz w:val="24"/>
           <w:szCs w:val="24"/>
         </w:rPr>
-        <w:lastRenderedPageBreak/>
         <w:t xml:space="preserve">LOW for 80 µs </w:t>
       </w:r>
     </w:p>
@@ -5472,6 +5536,7 @@
           <w:sz w:val="24"/>
           <w:szCs w:val="24"/>
         </w:rPr>
+        <w:lastRenderedPageBreak/>
         <w:t xml:space="preserve">HIGH for 80 µs </w:t>
       </w:r>
     </w:p>
@@ -5491,7 +5556,25 @@
           <w:sz w:val="24"/>
           <w:szCs w:val="24"/>
         </w:rPr>
-        <w:t>This means:"I am ready to transmit."</w:t>
+        <w:t xml:space="preserve">This </w:t>
+      </w:r>
+      <w:proofErr w:type="spellStart"/>
+      <w:r>
+        <w:rPr>
+          <w:rFonts w:ascii="Times New Roman" w:hAnsi="Times New Roman" w:cs="Times New Roman"/>
+          <w:sz w:val="24"/>
+          <w:szCs w:val="24"/>
+        </w:rPr>
+        <w:t>means:"I</w:t>
+      </w:r>
+      <w:proofErr w:type="spellEnd"/>
+      <w:r>
+        <w:rPr>
+          <w:rFonts w:ascii="Times New Roman" w:hAnsi="Times New Roman" w:cs="Times New Roman"/>
+          <w:sz w:val="24"/>
+          <w:szCs w:val="24"/>
+        </w:rPr>
+        <w:t xml:space="preserve"> am ready to transmit."</w:t>
       </w:r>
     </w:p>
     <w:p>
@@ -6330,7 +6413,6 @@
           <w:sz w:val="24"/>
           <w:szCs w:val="24"/>
         </w:rPr>
-        <w:lastRenderedPageBreak/>
         <w:t xml:space="preserve">Byte 3: - </w:t>
       </w:r>
       <w:r>
@@ -6363,6 +6445,7 @@
           <w:sz w:val="24"/>
           <w:szCs w:val="24"/>
         </w:rPr>
+        <w:lastRenderedPageBreak/>
         <w:t xml:space="preserve">Byte 4: - </w:t>
       </w:r>
       <w:r>
@@ -6914,7 +6997,6 @@
         <w:spacing w:line="360" w:lineRule="auto"/>
       </w:pPr>
       <w:r>
-        <w:lastRenderedPageBreak/>
         <w:t xml:space="preserve"> 0xFF masks the result so only the </w:t>
       </w:r>
       <w:r>
@@ -6991,7 +7073,27 @@
           <w:szCs w:val="24"/>
           <w:lang w:val="en-US"/>
         </w:rPr>
-        <w:t>Connect the sensor with STM32 board. There are only three pins Vcc,</w:t>
+        <w:t xml:space="preserve">Connect the sensor with STM32 board. There are only three pins </w:t>
+      </w:r>
+      <w:proofErr w:type="spellStart"/>
+      <w:r>
+        <w:rPr>
+          <w:rFonts w:ascii="Times New Roman" w:hAnsi="Times New Roman" w:cs="Times New Roman"/>
+          <w:sz w:val="24"/>
+          <w:szCs w:val="24"/>
+          <w:lang w:val="en-US"/>
+        </w:rPr>
+        <w:t>Vcc</w:t>
+      </w:r>
+      <w:proofErr w:type="spellEnd"/>
+      <w:r>
+        <w:rPr>
+          <w:rFonts w:ascii="Times New Roman" w:hAnsi="Times New Roman" w:cs="Times New Roman"/>
+          <w:sz w:val="24"/>
+          <w:szCs w:val="24"/>
+          <w:lang w:val="en-US"/>
+        </w:rPr>
+        <w:t>,</w:t>
       </w:r>
       <w:r>
         <w:rPr>
@@ -7009,7 +7111,27 @@
           <w:szCs w:val="24"/>
           <w:lang w:val="en-US"/>
         </w:rPr>
-        <w:t>GND and data. Connect Vcc with 3.3V supply from CN8, GND from CN8 and data pin is connected to PA0 in CN10 using jumper wires.</w:t>
+        <w:t xml:space="preserve">GND and data. Connect </w:t>
+      </w:r>
+      <w:proofErr w:type="spellStart"/>
+      <w:r>
+        <w:rPr>
+          <w:rFonts w:ascii="Times New Roman" w:hAnsi="Times New Roman" w:cs="Times New Roman"/>
+          <w:sz w:val="24"/>
+          <w:szCs w:val="24"/>
+          <w:lang w:val="en-US"/>
+        </w:rPr>
+        <w:t>Vcc</w:t>
+      </w:r>
+      <w:proofErr w:type="spellEnd"/>
+      <w:r>
+        <w:rPr>
+          <w:rFonts w:ascii="Times New Roman" w:hAnsi="Times New Roman" w:cs="Times New Roman"/>
+          <w:sz w:val="24"/>
+          <w:szCs w:val="24"/>
+          <w:lang w:val="en-US"/>
+        </w:rPr>
+        <w:t xml:space="preserve"> with 3.3V supply from CN8, GND from CN8 and data pin is connected to PA0 in CN10 using jumper wires.</w:t>
       </w:r>
     </w:p>
     <w:p>
@@ -7061,7 +7183,27 @@
           <w:szCs w:val="24"/>
           <w:lang w:val="en-US"/>
         </w:rPr>
-        <w:t>The DHT22 sensor does not have any LED indication to identify whether it is powered ON when connected to STM32.To ensure that the sensor module works fine, measure the voltage between Vcc and GND pin using a multimeter.</w:t>
+        <w:t xml:space="preserve">The DHT22 sensor does not have any LED indication to identify whether it is powered ON when connected to STM32.To ensure that the sensor module works fine, measure the voltage between </w:t>
+      </w:r>
+      <w:proofErr w:type="spellStart"/>
+      <w:r>
+        <w:rPr>
+          <w:rFonts w:ascii="Times New Roman" w:hAnsi="Times New Roman" w:cs="Times New Roman"/>
+          <w:sz w:val="24"/>
+          <w:szCs w:val="24"/>
+          <w:lang w:val="en-US"/>
+        </w:rPr>
+        <w:t>Vcc</w:t>
+      </w:r>
+      <w:proofErr w:type="spellEnd"/>
+      <w:r>
+        <w:rPr>
+          <w:rFonts w:ascii="Times New Roman" w:hAnsi="Times New Roman" w:cs="Times New Roman"/>
+          <w:sz w:val="24"/>
+          <w:szCs w:val="24"/>
+          <w:lang w:val="en-US"/>
+        </w:rPr>
+        <w:t xml:space="preserve"> and GND pin using a multimeter.</w:t>
       </w:r>
     </w:p>
     <w:p>
@@ -7087,7 +7229,47 @@
           <w:szCs w:val="24"/>
           <w:lang w:val="en-US"/>
         </w:rPr>
-        <w:t xml:space="preserve">In the .ioc file configure PA0 as gpio input with pull-up option enabled. This is because DHT22 sensor </w:t>
+        <w:t>In the .</w:t>
+      </w:r>
+      <w:proofErr w:type="spellStart"/>
+      <w:r>
+        <w:rPr>
+          <w:rFonts w:ascii="Times New Roman" w:hAnsi="Times New Roman" w:cs="Times New Roman"/>
+          <w:sz w:val="24"/>
+          <w:szCs w:val="24"/>
+          <w:lang w:val="en-US"/>
+        </w:rPr>
+        <w:t>ioc</w:t>
+      </w:r>
+      <w:proofErr w:type="spellEnd"/>
+      <w:r>
+        <w:rPr>
+          <w:rFonts w:ascii="Times New Roman" w:hAnsi="Times New Roman" w:cs="Times New Roman"/>
+          <w:sz w:val="24"/>
+          <w:szCs w:val="24"/>
+          <w:lang w:val="en-US"/>
+        </w:rPr>
+        <w:t xml:space="preserve"> file configure PA0 as </w:t>
+      </w:r>
+      <w:proofErr w:type="spellStart"/>
+      <w:r>
+        <w:rPr>
+          <w:rFonts w:ascii="Times New Roman" w:hAnsi="Times New Roman" w:cs="Times New Roman"/>
+          <w:sz w:val="24"/>
+          <w:szCs w:val="24"/>
+          <w:lang w:val="en-US"/>
+        </w:rPr>
+        <w:t>gpio</w:t>
+      </w:r>
+      <w:proofErr w:type="spellEnd"/>
+      <w:r>
+        <w:rPr>
+          <w:rFonts w:ascii="Times New Roman" w:hAnsi="Times New Roman" w:cs="Times New Roman"/>
+          <w:sz w:val="24"/>
+          <w:szCs w:val="24"/>
+          <w:lang w:val="en-US"/>
+        </w:rPr>
+        <w:t xml:space="preserve"> input with pull-up option enabled. This is because DHT22 sensor </w:t>
       </w:r>
       <w:r>
         <w:rPr>
@@ -7105,7 +7287,27 @@
           <w:szCs w:val="24"/>
           <w:lang w:val="en-US"/>
         </w:rPr>
-        <w:t xml:space="preserve"> a 4.7K pull up resistor between Vcc and data pin.</w:t>
+        <w:t xml:space="preserve"> a 4.7K pull up resistor between </w:t>
+      </w:r>
+      <w:proofErr w:type="spellStart"/>
+      <w:r>
+        <w:rPr>
+          <w:rFonts w:ascii="Times New Roman" w:hAnsi="Times New Roman" w:cs="Times New Roman"/>
+          <w:sz w:val="24"/>
+          <w:szCs w:val="24"/>
+          <w:lang w:val="en-US"/>
+        </w:rPr>
+        <w:t>Vcc</w:t>
+      </w:r>
+      <w:proofErr w:type="spellEnd"/>
+      <w:r>
+        <w:rPr>
+          <w:rFonts w:ascii="Times New Roman" w:hAnsi="Times New Roman" w:cs="Times New Roman"/>
+          <w:sz w:val="24"/>
+          <w:szCs w:val="24"/>
+          <w:lang w:val="en-US"/>
+        </w:rPr>
+        <w:t xml:space="preserve"> and data pin.</w:t>
       </w:r>
     </w:p>
     <w:p>
@@ -7637,7 +7839,25 @@
           <w:szCs w:val="24"/>
         </w:rPr>
         <w:noBreakHyphen/>
-        <w:t>wire protocol with precise timing control. The microsecond delay function uses the STM32’s DWT cycle counter to generate accurate delays, while DHT22_WaitForPin ensures transitions occur within a timeout so the MCU never hangs. To start communication, the MCU drives the data pin low for 20 ms, then releases it and switches the pin to input mode; the DHT22 responds with a specific low</w:t>
+        <w:t>wire protocol with precise timing control. The microsecond delay function uses the STM32’s DWT cycle counter to generate accurate delays, while DHT22_WaitForPin ensures transitions occur within a timeout so the MCU never hangs. To start communication, the MCU drives the data pin low for 20 </w:t>
+      </w:r>
+      <w:proofErr w:type="spellStart"/>
+      <w:r>
+        <w:rPr>
+          <w:rFonts w:ascii="Times New Roman" w:hAnsi="Times New Roman" w:cs="Times New Roman"/>
+          <w:sz w:val="24"/>
+          <w:szCs w:val="24"/>
+        </w:rPr>
+        <w:t>ms</w:t>
+      </w:r>
+      <w:proofErr w:type="spellEnd"/>
+      <w:r>
+        <w:rPr>
+          <w:rFonts w:ascii="Times New Roman" w:hAnsi="Times New Roman" w:cs="Times New Roman"/>
+          <w:sz w:val="24"/>
+          <w:szCs w:val="24"/>
+        </w:rPr>
+        <w:t>, then releases it and switches the pin to input mode; the DHT22 responds with a specific low</w:t>
       </w:r>
       <w:r>
         <w:rPr>
@@ -7825,14 +8045,25 @@
         </w:rPr>
         <w:t xml:space="preserve">HX711 </w:t>
       </w:r>
-      <w:r>
-        <w:rPr>
-          <w:rFonts w:ascii="Times New Roman" w:hAnsi="Times New Roman" w:cs="Times New Roman"/>
-          <w:sz w:val="24"/>
-          <w:szCs w:val="24"/>
-          <w:lang w:val="en-US"/>
-        </w:rPr>
-        <w:t>Vcc:</w:t>
+      <w:proofErr w:type="spellStart"/>
+      <w:r>
+        <w:rPr>
+          <w:rFonts w:ascii="Times New Roman" w:hAnsi="Times New Roman" w:cs="Times New Roman"/>
+          <w:sz w:val="24"/>
+          <w:szCs w:val="24"/>
+          <w:lang w:val="en-US"/>
+        </w:rPr>
+        <w:t>Vcc</w:t>
+      </w:r>
+      <w:proofErr w:type="spellEnd"/>
+      <w:r>
+        <w:rPr>
+          <w:rFonts w:ascii="Times New Roman" w:hAnsi="Times New Roman" w:cs="Times New Roman"/>
+          <w:sz w:val="24"/>
+          <w:szCs w:val="24"/>
+          <w:lang w:val="en-US"/>
+        </w:rPr>
+        <w:t>:</w:t>
       </w:r>
       <w:r>
         <w:rPr>
@@ -8615,14 +8846,6 @@
         </w:rPr>
         <w:t>MHz</w:t>
       </w:r>
-      <w:r>
-        <w:rPr>
-          <w:rFonts w:ascii="Times New Roman" w:hAnsi="Times New Roman" w:cs="Times New Roman"/>
-          <w:sz w:val="24"/>
-          <w:szCs w:val="24"/>
-        </w:rPr>
-        <w:t>.</w:t>
-      </w:r>
     </w:p>
     <w:p>
       <w:pPr>
@@ -8722,8 +8945,19 @@
           <w:szCs w:val="24"/>
           <w:vertAlign w:val="superscript"/>
         </w:rPr>
-        <w:t xml:space="preserve"> th</w:t>
-      </w:r>
+        <w:t xml:space="preserve"> </w:t>
+      </w:r>
+      <w:proofErr w:type="spellStart"/>
+      <w:r>
+        <w:rPr>
+          <w:rFonts w:ascii="Times New Roman" w:hAnsi="Times New Roman" w:cs="Times New Roman"/>
+          <w:sz w:val="24"/>
+          <w:szCs w:val="24"/>
+          <w:vertAlign w:val="superscript"/>
+        </w:rPr>
+        <w:t>th</w:t>
+      </w:r>
+      <w:proofErr w:type="spellEnd"/>
       <w:r>
         <w:rPr>
           <w:rFonts w:ascii="Times New Roman" w:hAnsi="Times New Roman" w:cs="Times New Roman"/>
@@ -8756,6 +8990,11 @@
     </w:p>
     <w:p>
       <w:pPr>
+        <w:pStyle w:val="ListParagraph"/>
+        <w:numPr>
+          <w:ilvl w:val="0"/>
+          <w:numId w:val="39"/>
+        </w:numPr>
         <w:spacing w:line="360" w:lineRule="auto"/>
         <w:jc w:val="both"/>
         <w:rPr>
@@ -8775,6 +9014,478 @@
           <w:szCs w:val="28"/>
         </w:rPr>
         <w:lastRenderedPageBreak/>
+        <w:t>Interfacing I2C LCD display</w:t>
+      </w:r>
+    </w:p>
+    <w:p>
+      <w:pPr>
+        <w:spacing w:line="360" w:lineRule="auto"/>
+        <w:jc w:val="both"/>
+        <w:rPr>
+          <w:rFonts w:ascii="Times New Roman" w:hAnsi="Times New Roman" w:cs="Times New Roman"/>
+          <w:sz w:val="28"/>
+          <w:szCs w:val="28"/>
+        </w:rPr>
+      </w:pPr>
+      <w:r>
+        <w:rPr>
+          <w:rFonts w:ascii="Times New Roman" w:hAnsi="Times New Roman" w:cs="Times New Roman"/>
+          <w:sz w:val="28"/>
+          <w:szCs w:val="28"/>
+        </w:rPr>
+        <w:t>An I2C LCD display is integrated into the system so that it displays key information’s such as weight of the cylinder, temperature, humidity leak status etc. The hardware used for this purpose is</w:t>
+      </w:r>
+      <w:r>
+        <w:rPr>
+          <w:rFonts w:ascii="Times New Roman" w:hAnsi="Times New Roman" w:cs="Times New Roman"/>
+          <w:sz w:val="28"/>
+          <w:szCs w:val="28"/>
+        </w:rPr>
+        <w:t xml:space="preserve"> a 16 x 2 PCF8574 I2C display. PCF8574 is an 8-bit I/O expander for two-line bidirectional bus (I2C). It provides general purpose remote I/O expansion for most micro controller families via I2C interface.</w:t>
+      </w:r>
+      <w:r>
+        <w:rPr>
+          <w:rFonts w:ascii="ArialMT" w:eastAsia="ArialMT" w:cs="ArialMT"/>
+          <w:kern w:val="0"/>
+          <w:sz w:val="20"/>
+          <w:szCs w:val="20"/>
+        </w:rPr>
+        <w:t xml:space="preserve"> </w:t>
+      </w:r>
+      <w:r>
+        <w:rPr>
+          <w:rFonts w:ascii="Times New Roman" w:hAnsi="Times New Roman" w:cs="Times New Roman"/>
+          <w:sz w:val="28"/>
+          <w:szCs w:val="28"/>
+        </w:rPr>
+        <w:t>I2C communication with this device is initiated by a controller sending a start condition, a high-to-low transition</w:t>
+      </w:r>
+      <w:r>
+        <w:rPr>
+          <w:rFonts w:ascii="Times New Roman" w:hAnsi="Times New Roman" w:cs="Times New Roman"/>
+          <w:sz w:val="28"/>
+          <w:szCs w:val="28"/>
+        </w:rPr>
+        <w:t xml:space="preserve"> </w:t>
+      </w:r>
+      <w:r>
+        <w:rPr>
+          <w:rFonts w:ascii="Times New Roman" w:hAnsi="Times New Roman" w:cs="Times New Roman"/>
+          <w:sz w:val="28"/>
+          <w:szCs w:val="28"/>
+        </w:rPr>
+        <w:t>on the SDA I/O while the SCL input is high. After the start condition, the device address byte is sent, most</w:t>
+      </w:r>
+      <w:r>
+        <w:rPr>
+          <w:rFonts w:ascii="Times New Roman" w:hAnsi="Times New Roman" w:cs="Times New Roman"/>
+          <w:sz w:val="28"/>
+          <w:szCs w:val="28"/>
+        </w:rPr>
+        <w:t xml:space="preserve"> </w:t>
+      </w:r>
+      <w:r>
+        <w:rPr>
+          <w:rFonts w:ascii="Times New Roman" w:hAnsi="Times New Roman" w:cs="Times New Roman"/>
+          <w:sz w:val="28"/>
+          <w:szCs w:val="28"/>
+        </w:rPr>
+        <w:t>significant</w:t>
+      </w:r>
+      <w:r>
+        <w:rPr>
+          <w:rFonts w:ascii="Times New Roman" w:hAnsi="Times New Roman" w:cs="Times New Roman"/>
+          <w:sz w:val="28"/>
+          <w:szCs w:val="28"/>
+        </w:rPr>
+        <w:t xml:space="preserve"> </w:t>
+      </w:r>
+      <w:r>
+        <w:rPr>
+          <w:rFonts w:ascii="Times New Roman" w:hAnsi="Times New Roman" w:cs="Times New Roman"/>
+          <w:sz w:val="28"/>
+          <w:szCs w:val="28"/>
+        </w:rPr>
+        <w:t>bit (MSB) first, including the data direction bit (R/ W). This device does not respond to the general call</w:t>
+      </w:r>
+      <w:r>
+        <w:rPr>
+          <w:rFonts w:ascii="Times New Roman" w:hAnsi="Times New Roman" w:cs="Times New Roman"/>
+          <w:sz w:val="28"/>
+          <w:szCs w:val="28"/>
+        </w:rPr>
+        <w:t xml:space="preserve"> </w:t>
+      </w:r>
+      <w:r>
+        <w:rPr>
+          <w:rFonts w:ascii="Times New Roman" w:hAnsi="Times New Roman" w:cs="Times New Roman"/>
+          <w:sz w:val="28"/>
+          <w:szCs w:val="28"/>
+        </w:rPr>
+        <w:t>address. After receiving the valid address byte, this device responds with an acknowledge, a low on the SDA I/O</w:t>
+      </w:r>
+      <w:r>
+        <w:rPr>
+          <w:rFonts w:ascii="Times New Roman" w:hAnsi="Times New Roman" w:cs="Times New Roman"/>
+          <w:sz w:val="28"/>
+          <w:szCs w:val="28"/>
+        </w:rPr>
+        <w:t xml:space="preserve"> </w:t>
+      </w:r>
+      <w:r>
+        <w:rPr>
+          <w:rFonts w:ascii="Times New Roman" w:hAnsi="Times New Roman" w:cs="Times New Roman"/>
+          <w:sz w:val="28"/>
+          <w:szCs w:val="28"/>
+        </w:rPr>
+        <w:t>during the high of the acknowledge-related clock pulse. The address inputs (A0–A2) of the target device must</w:t>
+      </w:r>
+      <w:r>
+        <w:rPr>
+          <w:rFonts w:ascii="Times New Roman" w:hAnsi="Times New Roman" w:cs="Times New Roman"/>
+          <w:sz w:val="28"/>
+          <w:szCs w:val="28"/>
+        </w:rPr>
+        <w:t xml:space="preserve"> </w:t>
+      </w:r>
+      <w:r>
+        <w:rPr>
+          <w:rFonts w:ascii="Times New Roman" w:hAnsi="Times New Roman" w:cs="Times New Roman"/>
+          <w:sz w:val="28"/>
+          <w:szCs w:val="28"/>
+        </w:rPr>
+        <w:t>not be changed between the start and the stop conditions.</w:t>
+      </w:r>
+      <w:r>
+        <w:rPr>
+          <w:rFonts w:ascii="Times New Roman" w:hAnsi="Times New Roman" w:cs="Times New Roman"/>
+          <w:sz w:val="28"/>
+          <w:szCs w:val="28"/>
+        </w:rPr>
+        <w:t xml:space="preserve"> </w:t>
+      </w:r>
+      <w:r>
+        <w:rPr>
+          <w:rFonts w:ascii="Times New Roman" w:hAnsi="Times New Roman" w:cs="Times New Roman"/>
+          <w:sz w:val="28"/>
+          <w:szCs w:val="28"/>
+        </w:rPr>
+        <w:t>The data byte follows the address acknowledge. If the R/ W bit is high, the data from this device are the values</w:t>
+      </w:r>
+      <w:r>
+        <w:rPr>
+          <w:rFonts w:ascii="Times New Roman" w:hAnsi="Times New Roman" w:cs="Times New Roman"/>
+          <w:sz w:val="28"/>
+          <w:szCs w:val="28"/>
+        </w:rPr>
+        <w:t xml:space="preserve"> </w:t>
+      </w:r>
+      <w:r>
+        <w:rPr>
+          <w:rFonts w:ascii="Times New Roman" w:hAnsi="Times New Roman" w:cs="Times New Roman"/>
+          <w:sz w:val="28"/>
+          <w:szCs w:val="28"/>
+        </w:rPr>
+        <w:t>read from the P port. If the R/ W bit is low, the data are from the controller, to be output to the P port. The</w:t>
+      </w:r>
+      <w:r>
+        <w:rPr>
+          <w:rFonts w:ascii="Times New Roman" w:hAnsi="Times New Roman" w:cs="Times New Roman"/>
+          <w:sz w:val="28"/>
+          <w:szCs w:val="28"/>
+        </w:rPr>
+        <w:t xml:space="preserve"> </w:t>
+      </w:r>
+      <w:r>
+        <w:rPr>
+          <w:rFonts w:ascii="Times New Roman" w:hAnsi="Times New Roman" w:cs="Times New Roman"/>
+          <w:sz w:val="28"/>
+          <w:szCs w:val="28"/>
+        </w:rPr>
+        <w:t>data byte is followed by an acknowledge sent from this device. If other data bytes are sent from the controller,</w:t>
+      </w:r>
+      <w:r>
+        <w:rPr>
+          <w:rFonts w:ascii="Times New Roman" w:hAnsi="Times New Roman" w:cs="Times New Roman"/>
+          <w:sz w:val="28"/>
+          <w:szCs w:val="28"/>
+        </w:rPr>
+        <w:t xml:space="preserve"> </w:t>
+      </w:r>
+      <w:r>
+        <w:rPr>
+          <w:rFonts w:ascii="Times New Roman" w:hAnsi="Times New Roman" w:cs="Times New Roman"/>
+          <w:sz w:val="28"/>
+          <w:szCs w:val="28"/>
+        </w:rPr>
+        <w:t>following the acknowledge, they are ignored by this device. Data are output only if complete bytes are received</w:t>
+      </w:r>
+      <w:r>
+        <w:rPr>
+          <w:rFonts w:ascii="Times New Roman" w:hAnsi="Times New Roman" w:cs="Times New Roman"/>
+          <w:sz w:val="28"/>
+          <w:szCs w:val="28"/>
+        </w:rPr>
+        <w:t xml:space="preserve"> </w:t>
+      </w:r>
+      <w:r>
+        <w:rPr>
+          <w:rFonts w:ascii="Times New Roman" w:hAnsi="Times New Roman" w:cs="Times New Roman"/>
+          <w:sz w:val="28"/>
+          <w:szCs w:val="28"/>
+        </w:rPr>
+        <w:t xml:space="preserve">and acknowledged. The output data will be valid at time, </w:t>
+      </w:r>
+      <w:proofErr w:type="spellStart"/>
+      <w:r>
+        <w:rPr>
+          <w:rFonts w:ascii="Times New Roman" w:hAnsi="Times New Roman" w:cs="Times New Roman"/>
+          <w:sz w:val="28"/>
+          <w:szCs w:val="28"/>
+        </w:rPr>
+        <w:t>tpv</w:t>
+      </w:r>
+      <w:proofErr w:type="spellEnd"/>
+      <w:r>
+        <w:rPr>
+          <w:rFonts w:ascii="Times New Roman" w:hAnsi="Times New Roman" w:cs="Times New Roman"/>
+          <w:sz w:val="28"/>
+          <w:szCs w:val="28"/>
+        </w:rPr>
+        <w:t>, after the low-to-high transition of SCL and during</w:t>
+      </w:r>
+      <w:r>
+        <w:rPr>
+          <w:rFonts w:ascii="Times New Roman" w:hAnsi="Times New Roman" w:cs="Times New Roman"/>
+          <w:sz w:val="28"/>
+          <w:szCs w:val="28"/>
+        </w:rPr>
+        <w:t xml:space="preserve"> </w:t>
+      </w:r>
+      <w:r>
+        <w:rPr>
+          <w:rFonts w:ascii="Times New Roman" w:hAnsi="Times New Roman" w:cs="Times New Roman"/>
+          <w:sz w:val="28"/>
+          <w:szCs w:val="28"/>
+        </w:rPr>
+        <w:t>the clock cycle for the acknowledge.</w:t>
+      </w:r>
+      <w:r>
+        <w:rPr>
+          <w:rFonts w:ascii="Times New Roman" w:hAnsi="Times New Roman" w:cs="Times New Roman"/>
+          <w:sz w:val="28"/>
+          <w:szCs w:val="28"/>
+        </w:rPr>
+        <w:t xml:space="preserve"> </w:t>
+      </w:r>
+      <w:r>
+        <w:rPr>
+          <w:rFonts w:ascii="Times New Roman" w:hAnsi="Times New Roman" w:cs="Times New Roman"/>
+          <w:sz w:val="28"/>
+          <w:szCs w:val="28"/>
+        </w:rPr>
+        <w:t>A stop condition, which is a low-to-high transition on the SDA I/O while the SCL input is high, is sent by the</w:t>
+      </w:r>
+      <w:r>
+        <w:rPr>
+          <w:rFonts w:ascii="Times New Roman" w:hAnsi="Times New Roman" w:cs="Times New Roman"/>
+          <w:sz w:val="28"/>
+          <w:szCs w:val="28"/>
+        </w:rPr>
+        <w:t xml:space="preserve"> </w:t>
+      </w:r>
+      <w:r>
+        <w:rPr>
+          <w:rFonts w:ascii="Times New Roman" w:hAnsi="Times New Roman" w:cs="Times New Roman"/>
+          <w:sz w:val="28"/>
+          <w:szCs w:val="28"/>
+        </w:rPr>
+        <w:t>controller.</w:t>
+      </w:r>
+    </w:p>
+    <w:p>
+      <w:pPr>
+        <w:spacing w:line="360" w:lineRule="auto"/>
+        <w:jc w:val="center"/>
+        <w:rPr>
+          <w:rFonts w:ascii="Times New Roman" w:hAnsi="Times New Roman" w:cs="Times New Roman"/>
+          <w:sz w:val="28"/>
+          <w:szCs w:val="28"/>
+        </w:rPr>
+      </w:pPr>
+      <w:r>
+        <w:rPr>
+          <w:rFonts w:ascii="Times New Roman" w:hAnsi="Times New Roman" w:cs="Times New Roman"/>
+          <w:sz w:val="28"/>
+          <w:szCs w:val="28"/>
+        </w:rPr>
+        <w:drawing>
+          <wp:inline distT="0" distB="0" distL="0" distR="0" wp14:anchorId="08E58FFC" wp14:editId="69D159C3">
+            <wp:extent cx="4595258" cy="815411"/>
+            <wp:effectExtent l="0" t="0" r="0" b="3810"/>
+            <wp:docPr id="1880301455" name="Picture 1"/>
+            <wp:cNvGraphicFramePr>
+              <a:graphicFrameLocks xmlns:a="http://schemas.openxmlformats.org/drawingml/2006/main" noChangeAspect="1"/>
+            </wp:cNvGraphicFramePr>
+            <a:graphic xmlns:a="http://schemas.openxmlformats.org/drawingml/2006/main">
+              <a:graphicData uri="http://schemas.openxmlformats.org/drawingml/2006/picture">
+                <pic:pic xmlns:pic="http://schemas.openxmlformats.org/drawingml/2006/picture">
+                  <pic:nvPicPr>
+                    <pic:cNvPr id="1880301455" name=""/>
+                    <pic:cNvPicPr/>
+                  </pic:nvPicPr>
+                  <pic:blipFill>
+                    <a:blip r:embed="rId26"/>
+                    <a:stretch>
+                      <a:fillRect/>
+                    </a:stretch>
+                  </pic:blipFill>
+                  <pic:spPr>
+                    <a:xfrm>
+                      <a:off x="0" y="0"/>
+                      <a:ext cx="4595258" cy="815411"/>
+                    </a:xfrm>
+                    <a:prstGeom prst="rect">
+                      <a:avLst/>
+                    </a:prstGeom>
+                  </pic:spPr>
+                </pic:pic>
+              </a:graphicData>
+            </a:graphic>
+          </wp:inline>
+        </w:drawing>
+      </w:r>
+    </w:p>
+    <w:p>
+      <w:pPr>
+        <w:spacing w:line="360" w:lineRule="auto"/>
+        <w:jc w:val="both"/>
+        <w:rPr>
+          <w:rFonts w:ascii="Times New Roman" w:hAnsi="Times New Roman" w:cs="Times New Roman"/>
+          <w:sz w:val="28"/>
+          <w:szCs w:val="28"/>
+        </w:rPr>
+      </w:pPr>
+    </w:p>
+    <w:p>
+      <w:pPr>
+        <w:spacing w:line="360" w:lineRule="auto"/>
+        <w:jc w:val="center"/>
+        <w:rPr>
+          <w:rFonts w:ascii="Times New Roman" w:hAnsi="Times New Roman" w:cs="Times New Roman"/>
+          <w:sz w:val="28"/>
+          <w:szCs w:val="28"/>
+        </w:rPr>
+      </w:pPr>
+      <w:r>
+        <w:rPr>
+          <w:rFonts w:ascii="Times New Roman" w:hAnsi="Times New Roman" w:cs="Times New Roman"/>
+          <w:sz w:val="28"/>
+          <w:szCs w:val="28"/>
+        </w:rPr>
+        <w:lastRenderedPageBreak/>
+        <w:drawing>
+          <wp:inline distT="0" distB="0" distL="0" distR="0" wp14:anchorId="6D43286E" wp14:editId="4472FCE5">
+            <wp:extent cx="3063505" cy="2751058"/>
+            <wp:effectExtent l="0" t="0" r="3810" b="0"/>
+            <wp:docPr id="230085809" name="Picture 1"/>
+            <wp:cNvGraphicFramePr>
+              <a:graphicFrameLocks xmlns:a="http://schemas.openxmlformats.org/drawingml/2006/main" noChangeAspect="1"/>
+            </wp:cNvGraphicFramePr>
+            <a:graphic xmlns:a="http://schemas.openxmlformats.org/drawingml/2006/main">
+              <a:graphicData uri="http://schemas.openxmlformats.org/drawingml/2006/picture">
+                <pic:pic xmlns:pic="http://schemas.openxmlformats.org/drawingml/2006/picture">
+                  <pic:nvPicPr>
+                    <pic:cNvPr id="230085809" name=""/>
+                    <pic:cNvPicPr/>
+                  </pic:nvPicPr>
+                  <pic:blipFill>
+                    <a:blip r:embed="rId27"/>
+                    <a:stretch>
+                      <a:fillRect/>
+                    </a:stretch>
+                  </pic:blipFill>
+                  <pic:spPr>
+                    <a:xfrm>
+                      <a:off x="0" y="0"/>
+                      <a:ext cx="3063505" cy="2751058"/>
+                    </a:xfrm>
+                    <a:prstGeom prst="rect">
+                      <a:avLst/>
+                    </a:prstGeom>
+                  </pic:spPr>
+                </pic:pic>
+              </a:graphicData>
+            </a:graphic>
+          </wp:inline>
+        </w:drawing>
+      </w:r>
+    </w:p>
+    <w:p>
+      <w:pPr>
+        <w:spacing w:line="360" w:lineRule="auto"/>
+        <w:jc w:val="both"/>
+        <w:rPr>
+          <w:rFonts w:ascii="Times New Roman" w:hAnsi="Times New Roman" w:cs="Times New Roman"/>
+          <w:sz w:val="28"/>
+          <w:szCs w:val="28"/>
+        </w:rPr>
+      </w:pPr>
+    </w:p>
+    <w:p>
+      <w:pPr>
+        <w:spacing w:line="360" w:lineRule="auto"/>
+        <w:jc w:val="both"/>
+        <w:rPr>
+          <w:rFonts w:ascii="Times New Roman" w:hAnsi="Times New Roman" w:cs="Times New Roman"/>
+          <w:b/>
+          <w:bCs/>
+          <w:sz w:val="28"/>
+          <w:szCs w:val="28"/>
+        </w:rPr>
+      </w:pPr>
+      <w:r>
+        <w:rPr>
+          <w:rFonts w:ascii="Times New Roman" w:hAnsi="Times New Roman" w:cs="Times New Roman"/>
+          <w:b/>
+          <w:bCs/>
+          <w:sz w:val="28"/>
+          <w:szCs w:val="28"/>
+        </w:rPr>
+        <w:t>NB: The device address of the selected LCD I2C module is 0x27</w:t>
+      </w:r>
+    </w:p>
+    <w:p>
+      <w:pPr>
+        <w:spacing w:line="360" w:lineRule="auto"/>
+        <w:jc w:val="both"/>
+        <w:rPr>
+          <w:rFonts w:ascii="Times New Roman" w:hAnsi="Times New Roman" w:cs="Times New Roman"/>
+          <w:sz w:val="28"/>
+          <w:szCs w:val="28"/>
+        </w:rPr>
+      </w:pPr>
+    </w:p>
+    <w:p>
+      <w:pPr>
+        <w:spacing w:line="360" w:lineRule="auto"/>
+        <w:jc w:val="both"/>
+        <w:rPr>
+          <w:rFonts w:ascii="Times New Roman" w:hAnsi="Times New Roman" w:cs="Times New Roman"/>
+          <w:b/>
+          <w:bCs/>
+          <w:sz w:val="28"/>
+          <w:szCs w:val="28"/>
+        </w:rPr>
+      </w:pPr>
+      <w:r>
+        <w:rPr>
+          <w:rFonts w:ascii="Times New Roman" w:hAnsi="Times New Roman" w:cs="Times New Roman"/>
+          <w:b/>
+          <w:bCs/>
+          <w:sz w:val="28"/>
+          <w:szCs w:val="28"/>
+        </w:rPr>
         <w:t>Sensor Specifications</w:t>
       </w:r>
     </w:p>
@@ -8979,6 +9690,8 @@
                 <w:lang w:val="en-US"/>
               </w:rPr>
             </w:pPr>
+            <w:proofErr w:type="spellStart"/>
+            <w:proofErr w:type="gramStart"/>
             <w:r>
               <w:rPr>
                 <w:rFonts w:ascii="Times New Roman" w:hAnsi="Times New Roman" w:cs="Times New Roman"/>
@@ -8986,7 +9699,18 @@
                 <w:szCs w:val="24"/>
                 <w:lang w:val="en-US"/>
               </w:rPr>
-              <w:t>LPG,i-butane, propane, methane, alcohol, hydrogen, smoke</w:t>
+              <w:t>LPG,i</w:t>
+            </w:r>
+            <w:proofErr w:type="spellEnd"/>
+            <w:proofErr w:type="gramEnd"/>
+            <w:r>
+              <w:rPr>
+                <w:rFonts w:ascii="Times New Roman" w:hAnsi="Times New Roman" w:cs="Times New Roman"/>
+                <w:sz w:val="24"/>
+                <w:szCs w:val="24"/>
+                <w:lang w:val="en-US"/>
+              </w:rPr>
+              <w:t>-butane, propane, methane, alcohol, hydrogen, smoke</w:t>
             </w:r>
           </w:p>
         </w:tc>
@@ -9013,13 +9737,23 @@
                 <w:lang w:val="en-US"/>
               </w:rPr>
             </w:pPr>
+            <w:proofErr w:type="spellStart"/>
             <w:r>
               <w:rPr>
                 <w:rFonts w:ascii="Times New Roman" w:hAnsi="Times New Roman" w:cs="Times New Roman"/>
                 <w:sz w:val="24"/>
                 <w:szCs w:val="24"/>
               </w:rPr>
-              <w:t>Vc, Circuit voltage</w:t>
+              <w:t>Vc</w:t>
+            </w:r>
+            <w:proofErr w:type="spellEnd"/>
+            <w:r>
+              <w:rPr>
+                <w:rFonts w:ascii="Times New Roman" w:hAnsi="Times New Roman" w:cs="Times New Roman"/>
+                <w:sz w:val="24"/>
+                <w:szCs w:val="24"/>
+              </w:rPr>
+              <w:t>, Circuit voltage</w:t>
             </w:r>
           </w:p>
         </w:tc>
@@ -9074,13 +9808,25 @@
                 <w:lang w:val="en-US"/>
               </w:rPr>
             </w:pPr>
+            <w:proofErr w:type="spellStart"/>
+            <w:proofErr w:type="gramStart"/>
             <w:r>
               <w:rPr>
                 <w:rFonts w:ascii="Times New Roman" w:hAnsi="Times New Roman" w:cs="Times New Roman"/>
                 <w:sz w:val="24"/>
                 <w:szCs w:val="24"/>
               </w:rPr>
-              <w:t>VH,Heating voltage</w:t>
+              <w:t>VH,Heating</w:t>
+            </w:r>
+            <w:proofErr w:type="spellEnd"/>
+            <w:proofErr w:type="gramEnd"/>
+            <w:r>
+              <w:rPr>
+                <w:rFonts w:ascii="Times New Roman" w:hAnsi="Times New Roman" w:cs="Times New Roman"/>
+                <w:sz w:val="24"/>
+                <w:szCs w:val="24"/>
+              </w:rPr>
+              <w:t xml:space="preserve"> voltage</w:t>
             </w:r>
           </w:p>
         </w:tc>
@@ -9654,6 +10400,7 @@
                 <w:szCs w:val="28"/>
                 <w:lang w:val="en-US"/>
               </w:rPr>
+              <w:lastRenderedPageBreak/>
               <w:t>Parameter</w:t>
             </w:r>
           </w:p>
@@ -9795,13 +10542,23 @@
                 <w:lang w:val="en-US"/>
               </w:rPr>
             </w:pPr>
+            <w:proofErr w:type="spellStart"/>
             <w:r>
               <w:rPr>
                 <w:rFonts w:ascii="Times New Roman" w:hAnsi="Times New Roman" w:cs="Times New Roman"/>
                 <w:sz w:val="24"/>
                 <w:szCs w:val="24"/>
               </w:rPr>
-              <w:t>Vc, Circuit voltage</w:t>
+              <w:t>Vc</w:t>
+            </w:r>
+            <w:proofErr w:type="spellEnd"/>
+            <w:r>
+              <w:rPr>
+                <w:rFonts w:ascii="Times New Roman" w:hAnsi="Times New Roman" w:cs="Times New Roman"/>
+                <w:sz w:val="24"/>
+                <w:szCs w:val="24"/>
+              </w:rPr>
+              <w:t>, Circuit voltage</w:t>
             </w:r>
           </w:p>
         </w:tc>
@@ -9856,13 +10613,25 @@
                 <w:lang w:val="en-US"/>
               </w:rPr>
             </w:pPr>
+            <w:proofErr w:type="spellStart"/>
+            <w:proofErr w:type="gramStart"/>
             <w:r>
               <w:rPr>
                 <w:rFonts w:ascii="Times New Roman" w:hAnsi="Times New Roman" w:cs="Times New Roman"/>
                 <w:sz w:val="24"/>
                 <w:szCs w:val="24"/>
               </w:rPr>
-              <w:t>VH,Heating voltage</w:t>
+              <w:t>VH,Heating</w:t>
+            </w:r>
+            <w:proofErr w:type="spellEnd"/>
+            <w:proofErr w:type="gramEnd"/>
+            <w:r>
+              <w:rPr>
+                <w:rFonts w:ascii="Times New Roman" w:hAnsi="Times New Roman" w:cs="Times New Roman"/>
+                <w:sz w:val="24"/>
+                <w:szCs w:val="24"/>
+              </w:rPr>
+              <w:t xml:space="preserve"> voltage</w:t>
             </w:r>
           </w:p>
         </w:tc>
@@ -10396,7 +11165,6 @@
           <w:szCs w:val="24"/>
           <w:lang w:val="en-US"/>
         </w:rPr>
-        <w:lastRenderedPageBreak/>
         <w:t>MQ7- Carbon Monoxide sensor</w:t>
       </w:r>
     </w:p>
@@ -10552,8 +11320,21 @@
                 <w:szCs w:val="24"/>
                 <w:lang w:val="en-US"/>
               </w:rPr>
-              <w:t>Methane, natural gas,LNG</w:t>
+              <w:t xml:space="preserve">Methane, natural </w:t>
             </w:r>
+            <w:proofErr w:type="spellStart"/>
+            <w:proofErr w:type="gramStart"/>
+            <w:r>
+              <w:rPr>
+                <w:rFonts w:ascii="Times New Roman" w:hAnsi="Times New Roman" w:cs="Times New Roman"/>
+                <w:sz w:val="24"/>
+                <w:szCs w:val="24"/>
+                <w:lang w:val="en-US"/>
+              </w:rPr>
+              <w:t>gas,LNG</w:t>
+            </w:r>
+            <w:proofErr w:type="spellEnd"/>
+            <w:proofErr w:type="gramEnd"/>
           </w:p>
         </w:tc>
       </w:tr>
@@ -10576,13 +11357,23 @@
                 <w:lang w:val="en-US"/>
               </w:rPr>
             </w:pPr>
+            <w:proofErr w:type="spellStart"/>
             <w:r>
               <w:rPr>
                 <w:rFonts w:ascii="Times New Roman" w:hAnsi="Times New Roman" w:cs="Times New Roman"/>
                 <w:sz w:val="24"/>
                 <w:szCs w:val="24"/>
               </w:rPr>
-              <w:t>Vc, Circuit voltage</w:t>
+              <w:t>Vc</w:t>
+            </w:r>
+            <w:proofErr w:type="spellEnd"/>
+            <w:r>
+              <w:rPr>
+                <w:rFonts w:ascii="Times New Roman" w:hAnsi="Times New Roman" w:cs="Times New Roman"/>
+                <w:sz w:val="24"/>
+                <w:szCs w:val="24"/>
+              </w:rPr>
+              <w:t>, Circuit voltage</w:t>
             </w:r>
           </w:p>
         </w:tc>
@@ -11284,6 +12075,7 @@
           <w:szCs w:val="24"/>
           <w:lang w:val="en-US"/>
         </w:rPr>
+        <w:lastRenderedPageBreak/>
         <w:t>DHT22-Temperature and Humidity Sensor</w:t>
       </w:r>
     </w:p>
@@ -12147,7 +12939,6 @@
                 <w:sz w:val="24"/>
                 <w:szCs w:val="24"/>
               </w:rPr>
-              <w:lastRenderedPageBreak/>
               <w:t>Interface type</w:t>
             </w:r>
           </w:p>
@@ -12297,8 +13088,19 @@
                 <w:szCs w:val="24"/>
                 <w:lang w:val="en-US"/>
               </w:rPr>
-              <w:t>100 ms</w:t>
+              <w:t xml:space="preserve">100 </w:t>
             </w:r>
+            <w:proofErr w:type="spellStart"/>
+            <w:r>
+              <w:rPr>
+                <w:rFonts w:ascii="Times New Roman" w:hAnsi="Times New Roman" w:cs="Times New Roman"/>
+                <w:sz w:val="24"/>
+                <w:szCs w:val="24"/>
+                <w:lang w:val="en-US"/>
+              </w:rPr>
+              <w:t>ms</w:t>
+            </w:r>
+            <w:proofErr w:type="spellEnd"/>
           </w:p>
         </w:tc>
       </w:tr>
@@ -12525,7 +13327,25 @@
                 <w:szCs w:val="24"/>
                 <w:lang w:val="en-US"/>
               </w:rPr>
-              <w:t>3.3 V (2.5V t0 6V)</w:t>
+              <w:t xml:space="preserve">3.3 V (2.5V </w:t>
+            </w:r>
+            <w:r>
+              <w:rPr>
+                <w:rFonts w:ascii="Times New Roman" w:hAnsi="Times New Roman" w:cs="Times New Roman"/>
+                <w:sz w:val="24"/>
+                <w:szCs w:val="24"/>
+                <w:lang w:val="en-US"/>
+              </w:rPr>
+              <w:t>-</w:t>
+            </w:r>
+            <w:r>
+              <w:rPr>
+                <w:rFonts w:ascii="Times New Roman" w:hAnsi="Times New Roman" w:cs="Times New Roman"/>
+                <w:sz w:val="24"/>
+                <w:szCs w:val="24"/>
+                <w:lang w:val="en-US"/>
+              </w:rPr>
+              <w:t xml:space="preserve"> 6V)</w:t>
             </w:r>
           </w:p>
         </w:tc>
@@ -12779,6 +13599,247 @@
     </w:p>
     <w:p>
       <w:pPr>
+        <w:pStyle w:val="ListParagraph"/>
+        <w:numPr>
+          <w:ilvl w:val="0"/>
+          <w:numId w:val="32"/>
+        </w:numPr>
+        <w:spacing w:line="360" w:lineRule="auto"/>
+        <w:jc w:val="both"/>
+        <w:rPr>
+          <w:rFonts w:ascii="Times New Roman" w:hAnsi="Times New Roman" w:cs="Times New Roman"/>
+          <w:b/>
+          <w:bCs/>
+          <w:sz w:val="24"/>
+          <w:szCs w:val="24"/>
+          <w:lang w:val="en-US"/>
+        </w:rPr>
+      </w:pPr>
+      <w:r>
+        <w:rPr>
+          <w:rFonts w:ascii="Times New Roman" w:hAnsi="Times New Roman" w:cs="Times New Roman"/>
+          <w:b/>
+          <w:bCs/>
+          <w:sz w:val="24"/>
+          <w:szCs w:val="24"/>
+          <w:lang w:val="en-US"/>
+        </w:rPr>
+        <w:t>GSM Module</w:t>
+      </w:r>
+    </w:p>
+    <w:tbl>
+      <w:tblPr>
+        <w:tblStyle w:val="TableGrid"/>
+        <w:tblW w:w="0" w:type="auto"/>
+        <w:tblInd w:w="720" w:type="dxa"/>
+        <w:tblLook w:val="04A0" w:firstRow="1" w:lastRow="0" w:firstColumn="1" w:lastColumn="0" w:noHBand="0" w:noVBand="1"/>
+      </w:tblPr>
+      <w:tblGrid>
+        <w:gridCol w:w="4148"/>
+        <w:gridCol w:w="4148"/>
+      </w:tblGrid>
+      <w:tr>
+        <w:tc>
+          <w:tcPr>
+            <w:tcW w:w="4148" w:type="dxa"/>
+            <w:vAlign w:val="center"/>
+          </w:tcPr>
+          <w:p>
+            <w:pPr>
+              <w:pStyle w:val="ListParagraph"/>
+              <w:spacing w:line="360" w:lineRule="auto"/>
+              <w:ind w:left="0"/>
+              <w:jc w:val="center"/>
+              <w:rPr>
+                <w:rFonts w:ascii="Times New Roman" w:hAnsi="Times New Roman" w:cs="Times New Roman"/>
+                <w:b/>
+                <w:bCs/>
+                <w:sz w:val="28"/>
+                <w:szCs w:val="28"/>
+                <w:lang w:val="en-US"/>
+              </w:rPr>
+            </w:pPr>
+            <w:r>
+              <w:rPr>
+                <w:rFonts w:ascii="Times New Roman" w:hAnsi="Times New Roman" w:cs="Times New Roman"/>
+                <w:b/>
+                <w:bCs/>
+                <w:sz w:val="28"/>
+                <w:szCs w:val="28"/>
+                <w:lang w:val="en-US"/>
+              </w:rPr>
+              <w:t>Parameter</w:t>
+            </w:r>
+          </w:p>
+        </w:tc>
+        <w:tc>
+          <w:tcPr>
+            <w:tcW w:w="4148" w:type="dxa"/>
+            <w:vAlign w:val="center"/>
+          </w:tcPr>
+          <w:p>
+            <w:pPr>
+              <w:pStyle w:val="ListParagraph"/>
+              <w:spacing w:line="360" w:lineRule="auto"/>
+              <w:ind w:left="0"/>
+              <w:jc w:val="center"/>
+              <w:rPr>
+                <w:rFonts w:ascii="Times New Roman" w:hAnsi="Times New Roman" w:cs="Times New Roman"/>
+                <w:b/>
+                <w:bCs/>
+                <w:sz w:val="28"/>
+                <w:szCs w:val="28"/>
+                <w:lang w:val="en-US"/>
+              </w:rPr>
+            </w:pPr>
+            <w:r>
+              <w:rPr>
+                <w:rFonts w:ascii="Times New Roman" w:hAnsi="Times New Roman" w:cs="Times New Roman"/>
+                <w:b/>
+                <w:bCs/>
+                <w:sz w:val="28"/>
+                <w:szCs w:val="28"/>
+                <w:lang w:val="en-US"/>
+              </w:rPr>
+              <w:t>Values</w:t>
+            </w:r>
+          </w:p>
+        </w:tc>
+      </w:tr>
+      <w:tr>
+        <w:tc>
+          <w:tcPr>
+            <w:tcW w:w="4148" w:type="dxa"/>
+          </w:tcPr>
+          <w:p>
+            <w:pPr>
+              <w:pStyle w:val="ListParagraph"/>
+              <w:spacing w:line="360" w:lineRule="auto"/>
+              <w:ind w:left="0"/>
+              <w:jc w:val="center"/>
+              <w:rPr>
+                <w:rFonts w:ascii="Times New Roman" w:hAnsi="Times New Roman" w:cs="Times New Roman"/>
+                <w:sz w:val="24"/>
+                <w:szCs w:val="24"/>
+                <w:lang w:val="en-US"/>
+              </w:rPr>
+            </w:pPr>
+            <w:r>
+              <w:rPr>
+                <w:rFonts w:ascii="Times New Roman" w:hAnsi="Times New Roman" w:cs="Times New Roman"/>
+                <w:sz w:val="24"/>
+                <w:szCs w:val="24"/>
+                <w:lang w:val="en-US"/>
+              </w:rPr>
+              <w:t>Power supply</w:t>
+            </w:r>
+          </w:p>
+        </w:tc>
+        <w:tc>
+          <w:tcPr>
+            <w:tcW w:w="4148" w:type="dxa"/>
+          </w:tcPr>
+          <w:p>
+            <w:pPr>
+              <w:pStyle w:val="ListParagraph"/>
+              <w:spacing w:line="360" w:lineRule="auto"/>
+              <w:ind w:left="0"/>
+              <w:jc w:val="center"/>
+              <w:rPr>
+                <w:rFonts w:ascii="Times New Roman" w:hAnsi="Times New Roman" w:cs="Times New Roman"/>
+                <w:sz w:val="24"/>
+                <w:szCs w:val="24"/>
+                <w:lang w:val="en-US"/>
+              </w:rPr>
+            </w:pPr>
+            <w:r>
+              <w:rPr>
+                <w:rFonts w:ascii="Times New Roman" w:hAnsi="Times New Roman" w:cs="Times New Roman"/>
+                <w:sz w:val="24"/>
+                <w:szCs w:val="24"/>
+                <w:lang w:val="en-US"/>
+              </w:rPr>
+              <w:t>3.4V to 4.4V, 2A</w:t>
+            </w:r>
+          </w:p>
+        </w:tc>
+      </w:tr>
+      <w:tr>
+        <w:tc>
+          <w:tcPr>
+            <w:tcW w:w="4148" w:type="dxa"/>
+          </w:tcPr>
+          <w:p>
+            <w:pPr>
+              <w:pStyle w:val="ListParagraph"/>
+              <w:spacing w:line="360" w:lineRule="auto"/>
+              <w:ind w:left="0"/>
+              <w:rPr>
+                <w:rFonts w:ascii="Times New Roman" w:hAnsi="Times New Roman" w:cs="Times New Roman"/>
+                <w:sz w:val="24"/>
+                <w:szCs w:val="24"/>
+                <w:lang w:val="en-US"/>
+              </w:rPr>
+            </w:pPr>
+            <w:r>
+              <w:rPr>
+                <w:rFonts w:ascii="Times New Roman" w:hAnsi="Times New Roman" w:cs="Times New Roman"/>
+                <w:sz w:val="24"/>
+                <w:szCs w:val="24"/>
+                <w:lang w:val="en-US"/>
+              </w:rPr>
+              <w:lastRenderedPageBreak/>
+              <w:t xml:space="preserve">                 Available interfaces</w:t>
+            </w:r>
+          </w:p>
+        </w:tc>
+        <w:tc>
+          <w:tcPr>
+            <w:tcW w:w="4148" w:type="dxa"/>
+          </w:tcPr>
+          <w:p>
+            <w:pPr>
+              <w:pStyle w:val="ListParagraph"/>
+              <w:spacing w:line="360" w:lineRule="auto"/>
+              <w:ind w:left="0"/>
+              <w:jc w:val="center"/>
+              <w:rPr>
+                <w:rFonts w:ascii="Times New Roman" w:hAnsi="Times New Roman" w:cs="Times New Roman"/>
+                <w:sz w:val="24"/>
+                <w:szCs w:val="24"/>
+                <w:lang w:val="en-US"/>
+              </w:rPr>
+            </w:pPr>
+            <w:r>
+              <w:rPr>
+                <w:rFonts w:ascii="Times New Roman" w:hAnsi="Times New Roman" w:cs="Times New Roman"/>
+                <w:sz w:val="24"/>
+                <w:szCs w:val="24"/>
+                <w:lang w:val="en-US"/>
+              </w:rPr>
+              <w:t>UART, SIM card</w:t>
+            </w:r>
+          </w:p>
+        </w:tc>
+      </w:tr>
+    </w:tbl>
+    <w:p>
+      <w:pPr>
+        <w:pStyle w:val="ListParagraph"/>
+        <w:spacing w:line="360" w:lineRule="auto"/>
+        <w:jc w:val="both"/>
+        <w:rPr>
+          <w:rFonts w:ascii="Times New Roman" w:hAnsi="Times New Roman" w:cs="Times New Roman"/>
+          <w:b/>
+          <w:bCs/>
+          <w:sz w:val="24"/>
+          <w:szCs w:val="24"/>
+          <w:lang w:val="en-US"/>
+        </w:rPr>
+      </w:pPr>
+    </w:p>
+    <w:p>
+      <w:pPr>
         <w:spacing w:line="360" w:lineRule="auto"/>
         <w:jc w:val="both"/>
         <w:rPr>
@@ -13155,17 +14216,7 @@
           <w:szCs w:val="24"/>
           <w:lang w:val="en-US"/>
         </w:rPr>
-        <w:t xml:space="preserve"> Here the output of the sensor array together with weight monitoring is used to alert any possible leaks. The presence of any of these gases beyond a set threshold clubbed with rapid weight change indicate a potential threat. The user </w:t>
-      </w:r>
-      <w:r>
-        <w:rPr>
-          <w:rFonts w:ascii="Times New Roman" w:hAnsi="Times New Roman" w:cs="Times New Roman"/>
-          <w:sz w:val="24"/>
-          <w:szCs w:val="24"/>
-          <w:lang w:val="en-US"/>
-        </w:rPr>
-        <w:lastRenderedPageBreak/>
-        <w:t>is alerted with a buzzer and shut off valve is closed to prevent further leakage. The exhaust fan is also turned ON to facilitate ventilation.</w:t>
+        <w:t xml:space="preserve"> Here the output of the sensor array together with weight monitoring is used to alert any possible leaks. The presence of any of these gases beyond a set threshold clubbed with rapid weight change indicate a potential threat. The user is alerted with a buzzer and shut off valve is closed to prevent further leakage. The exhaust fan is also turned ON to facilitate ventilation.</w:t>
       </w:r>
       <w:r>
         <w:rPr>
@@ -13277,7 +14328,17 @@
           <w:szCs w:val="24"/>
           <w:lang w:val="en-US"/>
         </w:rPr>
-        <w:t xml:space="preserve"> The task gets data from control queue handle and executes predefined function calls associated with scenarios such as sudden leak, slow leak and normal. </w:t>
+        <w:t xml:space="preserve"> The task gets data from control queue handle and </w:t>
+      </w:r>
+      <w:r>
+        <w:rPr>
+          <w:rFonts w:ascii="Times New Roman" w:hAnsi="Times New Roman" w:cs="Times New Roman"/>
+          <w:sz w:val="24"/>
+          <w:szCs w:val="24"/>
+          <w:lang w:val="en-US"/>
+        </w:rPr>
+        <w:lastRenderedPageBreak/>
+        <w:t xml:space="preserve">executes predefined function calls associated with scenarios such as sudden leak, slow leak and normal. </w:t>
       </w:r>
     </w:p>
     <w:p>
@@ -13730,7 +14791,6 @@
           <w:szCs w:val="24"/>
           <w:lang w:val="en-US"/>
         </w:rPr>
-        <w:lastRenderedPageBreak/>
         <w:drawing>
           <wp:inline distT="0" distB="0" distL="0" distR="0" wp14:anchorId="15C1411A" wp14:editId="714A9BAC">
             <wp:extent cx="5106788" cy="3093720"/>
@@ -13747,7 +14807,7 @@
                     <pic:cNvPicPr/>
                   </pic:nvPicPr>
                   <pic:blipFill rotWithShape="1">
-                    <a:blip r:embed="rId26"/>
+                    <a:blip r:embed="rId28"/>
                     <a:srcRect t="1884"/>
                     <a:stretch>
                       <a:fillRect/>
@@ -13815,6 +14875,7 @@
           <w:szCs w:val="24"/>
           <w:lang w:val="en-US"/>
         </w:rPr>
+        <w:lastRenderedPageBreak/>
         <w:drawing>
           <wp:inline distT="0" distB="0" distL="0" distR="0" wp14:anchorId="5345E025" wp14:editId="4D821342">
             <wp:extent cx="4580890" cy="3477538"/>
@@ -13831,7 +14892,7 @@
                     <pic:cNvPicPr/>
                   </pic:nvPicPr>
                   <pic:blipFill>
-                    <a:blip r:embed="rId27"/>
+                    <a:blip r:embed="rId29"/>
                     <a:stretch>
                       <a:fillRect/>
                     </a:stretch>
@@ -13912,7 +14973,6 @@
           <w:szCs w:val="24"/>
           <w:lang w:val="en-US"/>
         </w:rPr>
-        <w:lastRenderedPageBreak/>
         <w:drawing>
           <wp:inline distT="0" distB="0" distL="0" distR="0" wp14:anchorId="5A3BFFE7" wp14:editId="03F63182">
             <wp:extent cx="3779921" cy="2872740"/>
@@ -13929,7 +14989,7 @@
                     <pic:cNvPicPr/>
                   </pic:nvPicPr>
                   <pic:blipFill>
-                    <a:blip r:embed="rId28"/>
+                    <a:blip r:embed="rId30"/>
                     <a:stretch>
                       <a:fillRect/>
                     </a:stretch>
@@ -14019,7 +15079,17 @@
           <w:szCs w:val="24"/>
           <w:lang w:val="en-US"/>
         </w:rPr>
-        <w:t>SCK are connected to PB0 and PB1 followed +5V V</w:t>
+        <w:t xml:space="preserve">SCK are connected to PB0 and PB1 followed +5V </w:t>
+      </w:r>
+      <w:proofErr w:type="spellStart"/>
+      <w:r>
+        <w:rPr>
+          <w:rFonts w:ascii="Times New Roman" w:hAnsi="Times New Roman" w:cs="Times New Roman"/>
+          <w:sz w:val="24"/>
+          <w:szCs w:val="24"/>
+          <w:lang w:val="en-US"/>
+        </w:rPr>
+        <w:t>V</w:t>
       </w:r>
       <w:r>
         <w:rPr>
@@ -14031,6 +15101,7 @@
         </w:rPr>
         <w:t>cc</w:t>
       </w:r>
+      <w:proofErr w:type="spellEnd"/>
       <w:r>
         <w:rPr>
           <w:rFonts w:ascii="Times New Roman" w:hAnsi="Times New Roman" w:cs="Times New Roman"/>
@@ -14060,7 +15131,7 @@
 </file>
 
 <file path=word/numbering.xml><?xml version="1.0" encoding="utf-8"?>
-<w:numbering xmlns:wpc="http://schemas.microsoft.com/office/word/2010/wordprocessingCanvas" xmlns:cx="http://schemas.microsoft.com/office/drawing/2014/chartex" xmlns:cx1="http://schemas.microsoft.com/office/drawing/2015/9/8/chartex" xmlns:cx2="http://schemas.microsoft.com/office/drawing/2015/10/21/chartex" xmlns:cx3="http://schemas.microsoft.com/office/drawing/2016/5/9/chartex" xmlns:cx4="http://schemas.microsoft.com/office/drawing/2016/5/10/chartex" xmlns:cx5="http://schemas.microsoft.com/office/drawing/2016/5/11/chartex" xmlns:cx6="http://schemas.microsoft.com/office/drawing/2016/5/12/chartex" xmlns:cx7="http://schemas.microsoft.com/office/drawing/2016/5/13/chartex" xmlns:cx8="http://schemas.microsoft.com/office/drawing/2016/5/14/chartex" xmlns:mc="http://schemas.openxmlformats.org/markup-compatibility/2006" xmlns:aink="http://schemas.microsoft.com/office/drawing/2016/ink" xmlns:am3d="http://schemas.microsoft.com/office/drawing/2017/model3d" xmlns:o="urn:schemas-microsoft-com:office:office" xmlns:oel="http://schemas.microsoft.com/office/2019/extlst" xmlns:r="http://schemas.openxmlformats.org/officeDocument/2006/relationships" xmlns:m="http://schemas.openxmlformats.org/officeDocument/2006/math" xmlns:v="urn:schemas-microsoft-com:vml" xmlns:wp14="http://schemas.microsoft.com/office/word/2010/wordprocessingDrawing" xmlns:wp="http://schemas.openxmlformats.org/drawingml/2006/wordprocessingDrawing" xmlns:w10="urn:schemas-microsoft-com:office:word" xmlns:w="http://schemas.openxmlformats.org/wordprocessingml/2006/main" xmlns:w14="http://schemas.microsoft.com/office/word/2010/wordml" xmlns:w15="http://schemas.microsoft.com/office/word/2012/wordml" xmlns:w16cex="http://schemas.microsoft.com/office/word/2018/wordml/cex" xmlns:w16cid="http://schemas.microsoft.com/office/word/2016/wordml/cid" xmlns:w16="http://schemas.microsoft.com/office/word/2018/wordml" xmlns:w16du="http://schemas.microsoft.com/office/word/2023/wordml/word16du" xmlns:w16sdtdh="http://schemas.microsoft.com/office/word/2020/wordml/sdtdatahash" xmlns:w16sdtfl="http://schemas.microsoft.com/office/word/2024/wordml/sdtformatlock" xmlns:w16se="http://schemas.microsoft.com/office/word/2015/wordml/symex" xmlns:wpg="http://schemas.microsoft.com/office/word/2010/wordprocessingGroup" xmlns:wpi="http://schemas.microsoft.com/office/word/2010/wordprocessingInk" xmlns:wne="http://schemas.microsoft.com/office/word/2006/wordml" xmlns:wps="http://schemas.microsoft.com/office/word/2010/wordprocessingShape" mc:Ignorable="w14 w15 w16se w16cid w16 w16cex w16sdtdh w16sdtfl w16du wp14">
+<w:numbering xmlns:wpc="http://schemas.microsoft.com/office/word/2010/wordprocessingCanvas" xmlns:cx="http://schemas.microsoft.com/office/drawing/2014/chartex" xmlns:cx1="http://schemas.microsoft.com/office/drawing/2015/9/8/chartex" xmlns:cx2="http://schemas.microsoft.com/office/drawing/2015/10/21/chartex" xmlns:cx3="http://schemas.microsoft.com/office/drawing/2016/5/9/chartex" xmlns:cx4="http://schemas.microsoft.com/office/drawing/2016/5/10/chartex" xmlns:cx5="http://schemas.microsoft.com/office/drawing/2016/5/11/chartex" xmlns:cx6="http://schemas.microsoft.com/office/drawing/2016/5/12/chartex" xmlns:cx7="http://schemas.microsoft.com/office/drawing/2016/5/13/chartex" xmlns:cx8="http://schemas.microsoft.com/office/drawing/2016/5/14/chartex" xmlns:mc="http://schemas.openxmlformats.org/markup-compatibility/2006" xmlns:aink="http://schemas.microsoft.com/office/drawing/2016/ink" xmlns:am3d="http://schemas.microsoft.com/office/drawing/2017/model3d" xmlns:o="urn:schemas-microsoft-com:office:office" xmlns:oel="http://schemas.microsoft.com/office/2019/extlst" xmlns:r="http://schemas.openxmlformats.org/officeDocument/2006/relationships" xmlns:m="http://schemas.openxmlformats.org/officeDocument/2006/math" xmlns:v="urn:schemas-microsoft-com:vml" xmlns:wp14="http://schemas.microsoft.com/office/word/2010/wordprocessingDrawing" xmlns:wp="http://schemas.openxmlformats.org/drawingml/2006/wordprocessingDrawing" xmlns:w10="urn:schemas-microsoft-com:office:word" xmlns:w="http://schemas.openxmlformats.org/wordprocessingml/2006/main" xmlns:w14="http://schemas.microsoft.com/office/word/2010/wordml" xmlns:w15="http://schemas.microsoft.com/office/word/2012/wordml" xmlns:w16cei="http://schemas.microsoft.com/office/word/2026/wordml/cei" xmlns:w16cex="http://schemas.microsoft.com/office/word/2018/wordml/cex" xmlns:w16cid="http://schemas.microsoft.com/office/word/2016/wordml/cid" xmlns:w16="http://schemas.microsoft.com/office/word/2018/wordml" xmlns:w16du="http://schemas.microsoft.com/office/word/2023/wordml/word16du" xmlns:w16sdtdh="http://schemas.microsoft.com/office/word/2020/wordml/sdtdatahash" xmlns:w16sdtfl="http://schemas.microsoft.com/office/word/2024/wordml/sdtformatlock" xmlns:w16se="http://schemas.microsoft.com/office/word/2015/wordml/symex" xmlns:wpg="http://schemas.microsoft.com/office/word/2010/wordprocessingGroup" xmlns:wpi="http://schemas.microsoft.com/office/word/2010/wordprocessingInk" xmlns:wne="http://schemas.microsoft.com/office/word/2006/wordml" xmlns:wps="http://schemas.microsoft.com/office/word/2010/wordprocessingShape" mc:Ignorable="w14 w15 w16se w16cid w16 w16cex w16sdtdh w16sdtfl w16du wp14">
   <w:abstractNum w:abstractNumId="0" w15:restartNumberingAfterBreak="0">
     <w:nsid w:val="01D63020"/>
     <w:multiLevelType w:val="hybridMultilevel"/>
@@ -19564,7 +20635,7 @@
   <w:style w:type="paragraph" w:default="1" w:styleId="Normal">
     <w:name w:val="Normal"/>
     <w:qFormat/>
-    <w:rsid w:val="000D5DAE"/>
+    <w:rsid w:val="009A21D4"/>
   </w:style>
   <w:style w:type="paragraph" w:styleId="Heading1">
     <w:name w:val="heading 1"/>
@@ -19768,7 +20839,6 @@
   <w:style w:type="character" w:default="1" w:styleId="DefaultParagraphFont">
     <w:name w:val="Default Paragraph Font"/>
     <w:uiPriority w:val="1"/>
-    <w:semiHidden/>
     <w:unhideWhenUsed/>
   </w:style>
   <w:style w:type="table" w:default="1" w:styleId="TableNormal">
@@ -20177,7 +21247,7 @@
 </file>
 
 <file path=word/glossary/document.xml><?xml version="1.0" encoding="utf-8"?>
-<w:glossaryDocument xmlns:wpc="http://schemas.microsoft.com/office/word/2010/wordprocessingCanvas" xmlns:cx="http://schemas.microsoft.com/office/drawing/2014/chartex" xmlns:cx1="http://schemas.microsoft.com/office/drawing/2015/9/8/chartex" xmlns:cx2="http://schemas.microsoft.com/office/drawing/2015/10/21/chartex" xmlns:cx3="http://schemas.microsoft.com/office/drawing/2016/5/9/chartex" xmlns:cx4="http://schemas.microsoft.com/office/drawing/2016/5/10/chartex" xmlns:cx5="http://schemas.microsoft.com/office/drawing/2016/5/11/chartex" xmlns:cx6="http://schemas.microsoft.com/office/drawing/2016/5/12/chartex" xmlns:cx7="http://schemas.microsoft.com/office/drawing/2016/5/13/chartex" xmlns:cx8="http://schemas.microsoft.com/office/drawing/2016/5/14/chartex" xmlns:mc="http://schemas.openxmlformats.org/markup-compatibility/2006" xmlns:aink="http://schemas.microsoft.com/office/drawing/2016/ink" xmlns:am3d="http://schemas.microsoft.com/office/drawing/2017/model3d" xmlns:o="urn:schemas-microsoft-com:office:office" xmlns:oel="http://schemas.microsoft.com/office/2019/extlst" xmlns:r="http://schemas.openxmlformats.org/officeDocument/2006/relationships" xmlns:m="http://schemas.openxmlformats.org/officeDocument/2006/math" xmlns:v="urn:schemas-microsoft-com:vml" xmlns:wp14="http://schemas.microsoft.com/office/word/2010/wordprocessingDrawing" xmlns:wp="http://schemas.openxmlformats.org/drawingml/2006/wordprocessingDrawing" xmlns:w10="urn:schemas-microsoft-com:office:word" xmlns:w="http://schemas.openxmlformats.org/wordprocessingml/2006/main" xmlns:w14="http://schemas.microsoft.com/office/word/2010/wordml" xmlns:w15="http://schemas.microsoft.com/office/word/2012/wordml" xmlns:w16cex="http://schemas.microsoft.com/office/word/2018/wordml/cex" xmlns:w16cid="http://schemas.microsoft.com/office/word/2016/wordml/cid" xmlns:w16="http://schemas.microsoft.com/office/word/2018/wordml" xmlns:w16du="http://schemas.microsoft.com/office/word/2023/wordml/word16du" xmlns:w16sdtdh="http://schemas.microsoft.com/office/word/2020/wordml/sdtdatahash" xmlns:w16sdtfl="http://schemas.microsoft.com/office/word/2024/wordml/sdtformatlock" xmlns:w16se="http://schemas.microsoft.com/office/word/2015/wordml/symex" xmlns:wpg="http://schemas.microsoft.com/office/word/2010/wordprocessingGroup" xmlns:wpi="http://schemas.microsoft.com/office/word/2010/wordprocessingInk" xmlns:wne="http://schemas.microsoft.com/office/word/2006/wordml" xmlns:wps="http://schemas.microsoft.com/office/word/2010/wordprocessingShape" mc:Ignorable="w14 w15 w16se w16cid w16 w16cex w16sdtdh w16sdtfl w16du wp14">
+<w:glossaryDocument xmlns:wpc="http://schemas.microsoft.com/office/word/2010/wordprocessingCanvas" xmlns:cx="http://schemas.microsoft.com/office/drawing/2014/chartex" xmlns:cx1="http://schemas.microsoft.com/office/drawing/2015/9/8/chartex" xmlns:cx2="http://schemas.microsoft.com/office/drawing/2015/10/21/chartex" xmlns:cx3="http://schemas.microsoft.com/office/drawing/2016/5/9/chartex" xmlns:cx4="http://schemas.microsoft.com/office/drawing/2016/5/10/chartex" xmlns:cx5="http://schemas.microsoft.com/office/drawing/2016/5/11/chartex" xmlns:cx6="http://schemas.microsoft.com/office/drawing/2016/5/12/chartex" xmlns:cx7="http://schemas.microsoft.com/office/drawing/2016/5/13/chartex" xmlns:cx8="http://schemas.microsoft.com/office/drawing/2016/5/14/chartex" xmlns:mc="http://schemas.openxmlformats.org/markup-compatibility/2006" xmlns:aink="http://schemas.microsoft.com/office/drawing/2016/ink" xmlns:am3d="http://schemas.microsoft.com/office/drawing/2017/model3d" xmlns:o="urn:schemas-microsoft-com:office:office" xmlns:oel="http://schemas.microsoft.com/office/2019/extlst" xmlns:r="http://schemas.openxmlformats.org/officeDocument/2006/relationships" xmlns:m="http://schemas.openxmlformats.org/officeDocument/2006/math" xmlns:v="urn:schemas-microsoft-com:vml" xmlns:wp14="http://schemas.microsoft.com/office/word/2010/wordprocessingDrawing" xmlns:wp="http://schemas.openxmlformats.org/drawingml/2006/wordprocessingDrawing" xmlns:w10="urn:schemas-microsoft-com:office:word" xmlns:w="http://schemas.openxmlformats.org/wordprocessingml/2006/main" xmlns:w14="http://schemas.microsoft.com/office/word/2010/wordml" xmlns:w15="http://schemas.microsoft.com/office/word/2012/wordml" xmlns:w16cei="http://schemas.microsoft.com/office/word/2026/wordml/cei" xmlns:w16cex="http://schemas.microsoft.com/office/word/2018/wordml/cex" xmlns:w16cid="http://schemas.microsoft.com/office/word/2016/wordml/cid" xmlns:w16="http://schemas.microsoft.com/office/word/2018/wordml" xmlns:w16du="http://schemas.microsoft.com/office/word/2023/wordml/word16du" xmlns:w16sdtdh="http://schemas.microsoft.com/office/word/2020/wordml/sdtdatahash" xmlns:w16sdtfl="http://schemas.microsoft.com/office/word/2024/wordml/sdtformatlock" xmlns:w16se="http://schemas.microsoft.com/office/word/2015/wordml/symex" xmlns:wpg="http://schemas.microsoft.com/office/word/2010/wordprocessingGroup" xmlns:wpi="http://schemas.microsoft.com/office/word/2010/wordprocessingInk" xmlns:wne="http://schemas.microsoft.com/office/word/2006/wordml" xmlns:wps="http://schemas.microsoft.com/office/word/2010/wordprocessingShape" mc:Ignorable="w14 w15 w16se w16cid w16 w16cex w16sdtdh w16sdtfl w16du wp14">
   <w:docParts>
     <w:docPart>
       <w:docPartPr>
@@ -20364,6 +21434,15 @@
     <w:pitch w:val="variable"/>
     <w:sig w:usb0="E00006FF" w:usb1="420024FF" w:usb2="02000000" w:usb3="00000000" w:csb0="0000019F" w:csb1="00000000"/>
   </w:font>
+  <w:font w:name="ArialMT">
+    <w:altName w:val="Klee One"/>
+    <w:panose1 w:val="00000000000000000000"/>
+    <w:charset w:val="80"/>
+    <w:family w:val="auto"/>
+    <w:notTrueType/>
+    <w:pitch w:val="default"/>
+    <w:sig w:usb0="00000001" w:usb1="08070000" w:usb2="00000010" w:usb3="00000000" w:csb0="00020000" w:csb1="00000000"/>
+  </w:font>
   <w:font w:name="ﾋﾎﾌ・">
     <w:altName w:val="Yu Gothic"/>
     <w:panose1 w:val="00000000000000000000"/>
@@ -20395,11 +21474,13 @@
     <w:rsid w:val="00054C58"/>
     <w:rsid w:val="004A5E59"/>
     <w:rsid w:val="005D23DA"/>
+    <w:rsid w:val="0061615D"/>
     <w:rsid w:val="00860919"/>
     <w:rsid w:val="008D01D8"/>
     <w:rsid w:val="00AF2922"/>
     <w:rsid w:val="00AF53C9"/>
     <w:rsid w:val="00D979B0"/>
+    <w:rsid w:val="00FD0ECC"/>
   </w:rsids>
   <m:mathPr>
     <m:mathFont m:val="Cambria Math"/>

--- a/Documents/Safe Flame_V1.docx
+++ b/Documents/Safe Flame_V1.docx
@@ -229,21 +229,8 @@
                         <w:sz w:val="28"/>
                         <w:szCs w:val="28"/>
                       </w:rPr>
-                      <w:t xml:space="preserve">RITHIKA RAMESH K </w:t>
+                      <w:t>RITHIKA RAMESH K K</w:t>
                     </w:r>
-                    <w:proofErr w:type="spellStart"/>
-                    <w:r>
-                      <w:rPr>
-                        <w:rFonts w:ascii="Times New Roman" w:hAnsi="Times New Roman" w:cs="Times New Roman"/>
-                        <w:b/>
-                        <w:bCs/>
-                        <w:color w:val="525252" w:themeColor="accent3" w:themeShade="80"/>
-                        <w:sz w:val="28"/>
-                        <w:szCs w:val="28"/>
-                      </w:rPr>
-                      <w:t>K</w:t>
-                    </w:r>
-                    <w:proofErr w:type="spellEnd"/>
                   </w:p>
                 </w:sdtContent>
               </w:sdt>
@@ -1768,7 +1755,7 @@
                     <pic:cNvPicPr/>
                   </pic:nvPicPr>
                   <pic:blipFill>
-                    <a:blip r:embed="rId7"/>
+                    <a:blip r:embed="rId9"/>
                     <a:stretch>
                       <a:fillRect/>
                     </a:stretch>
@@ -1842,7 +1829,7 @@
                     <pic:cNvPicPr/>
                   </pic:nvPicPr>
                   <pic:blipFill>
-                    <a:blip r:embed="rId8" cstate="print">
+                    <a:blip r:embed="rId10" cstate="print">
                       <a:extLst>
                         <a:ext uri="{28A0092B-C50C-407E-A947-70E740481C1C}">
                           <a14:useLocalDpi xmlns:a14="http://schemas.microsoft.com/office/drawing/2010/main" val="0"/>
@@ -1909,7 +1896,7 @@
                     <pic:cNvPicPr/>
                   </pic:nvPicPr>
                   <pic:blipFill>
-                    <a:blip r:embed="rId9">
+                    <a:blip r:embed="rId11">
                       <a:extLst>
                         <a:ext uri="{28A0092B-C50C-407E-A947-70E740481C1C}">
                           <a14:useLocalDpi xmlns:a14="http://schemas.microsoft.com/office/drawing/2010/main" val="0"/>
@@ -2460,7 +2447,7 @@
                     <pic:cNvPicPr/>
                   </pic:nvPicPr>
                   <pic:blipFill>
-                    <a:blip r:embed="rId10"/>
+                    <a:blip r:embed="rId12"/>
                     <a:stretch>
                       <a:fillRect/>
                     </a:stretch>
@@ -3959,7 +3946,7 @@
                     <pic:cNvPicPr/>
                   </pic:nvPicPr>
                   <pic:blipFill>
-                    <a:blip r:embed="rId11"/>
+                    <a:blip r:embed="rId13"/>
                     <a:stretch>
                       <a:fillRect/>
                     </a:stretch>
@@ -4039,7 +4026,7 @@
                     <pic:cNvPicPr/>
                   </pic:nvPicPr>
                   <pic:blipFill>
-                    <a:blip r:embed="rId12"/>
+                    <a:blip r:embed="rId14"/>
                     <a:stretch>
                       <a:fillRect/>
                     </a:stretch>
@@ -4108,7 +4095,7 @@
                     <pic:cNvPicPr/>
                   </pic:nvPicPr>
                   <pic:blipFill>
-                    <a:blip r:embed="rId13"/>
+                    <a:blip r:embed="rId15"/>
                     <a:stretch>
                       <a:fillRect/>
                     </a:stretch>
@@ -4176,7 +4163,7 @@
                     <pic:cNvPicPr/>
                   </pic:nvPicPr>
                   <pic:blipFill>
-                    <a:blip r:embed="rId14"/>
+                    <a:blip r:embed="rId16"/>
                     <a:stretch>
                       <a:fillRect/>
                     </a:stretch>
@@ -4245,7 +4232,7 @@
                     <pic:cNvPicPr/>
                   </pic:nvPicPr>
                   <pic:blipFill>
-                    <a:blip r:embed="rId15"/>
+                    <a:blip r:embed="rId17"/>
                     <a:stretch>
                       <a:fillRect/>
                     </a:stretch>
@@ -4313,7 +4300,7 @@
                     <pic:cNvPicPr/>
                   </pic:nvPicPr>
                   <pic:blipFill>
-                    <a:blip r:embed="rId16"/>
+                    <a:blip r:embed="rId18"/>
                     <a:stretch>
                       <a:fillRect/>
                     </a:stretch>
@@ -4433,25 +4420,14 @@
           <w:lang w:val="en-US"/>
         </w:rPr>
       </w:pPr>
-      <w:proofErr w:type="spellStart"/>
-      <w:r>
-        <w:rPr>
-          <w:rFonts w:ascii="Times New Roman" w:hAnsi="Times New Roman" w:cs="Times New Roman"/>
-          <w:sz w:val="24"/>
-          <w:szCs w:val="24"/>
-          <w:lang w:val="en-US"/>
-        </w:rPr>
-        <w:t>Vout</w:t>
-      </w:r>
-      <w:proofErr w:type="spellEnd"/>
-      <w:r>
-        <w:rPr>
-          <w:rFonts w:ascii="Times New Roman" w:hAnsi="Times New Roman" w:cs="Times New Roman"/>
-          <w:sz w:val="24"/>
-          <w:szCs w:val="24"/>
-          <w:lang w:val="en-US"/>
-        </w:rPr>
-        <w:t>= (ADC value/</w:t>
+      <w:r>
+        <w:rPr>
+          <w:rFonts w:ascii="Times New Roman" w:hAnsi="Times New Roman" w:cs="Times New Roman"/>
+          <w:sz w:val="24"/>
+          <w:szCs w:val="24"/>
+          <w:lang w:val="en-US"/>
+        </w:rPr>
+        <w:t>Vout= (ADC value/</w:t>
       </w:r>
       <w:r>
         <w:rPr>
@@ -4469,19 +4445,8 @@
           <w:szCs w:val="24"/>
           <w:lang w:val="en-US"/>
         </w:rPr>
-        <w:t xml:space="preserve"> </w:t>
-      </w:r>
-      <w:proofErr w:type="spellStart"/>
-      <w:r>
-        <w:rPr>
-          <w:rFonts w:ascii="Times New Roman" w:hAnsi="Times New Roman" w:cs="Times New Roman"/>
-          <w:sz w:val="24"/>
-          <w:szCs w:val="24"/>
-          <w:lang w:val="en-US"/>
-        </w:rPr>
-        <w:t>Vref</w:t>
-      </w:r>
-      <w:proofErr w:type="spellEnd"/>
+        <w:t xml:space="preserve"> Vref</w:t>
+      </w:r>
     </w:p>
     <w:p>
       <w:pPr>
@@ -4528,47 +4493,7 @@
           <w:szCs w:val="24"/>
           <w:lang w:val="en-US"/>
         </w:rPr>
-        <w:t>Rs=((</w:t>
-      </w:r>
-      <w:proofErr w:type="spellStart"/>
-      <w:r>
-        <w:rPr>
-          <w:rFonts w:ascii="Times New Roman" w:hAnsi="Times New Roman" w:cs="Times New Roman"/>
-          <w:sz w:val="24"/>
-          <w:szCs w:val="24"/>
-          <w:lang w:val="en-US"/>
-        </w:rPr>
-        <w:t>Vref-Vout</w:t>
-      </w:r>
-      <w:proofErr w:type="spellEnd"/>
-      <w:r>
-        <w:rPr>
-          <w:rFonts w:ascii="Times New Roman" w:hAnsi="Times New Roman" w:cs="Times New Roman"/>
-          <w:sz w:val="24"/>
-          <w:szCs w:val="24"/>
-          <w:lang w:val="en-US"/>
-        </w:rPr>
-        <w:t>)/</w:t>
-      </w:r>
-      <w:proofErr w:type="spellStart"/>
-      <w:r>
-        <w:rPr>
-          <w:rFonts w:ascii="Times New Roman" w:hAnsi="Times New Roman" w:cs="Times New Roman"/>
-          <w:sz w:val="24"/>
-          <w:szCs w:val="24"/>
-          <w:lang w:val="en-US"/>
-        </w:rPr>
-        <w:t>Vout</w:t>
-      </w:r>
-      <w:proofErr w:type="spellEnd"/>
-      <w:r>
-        <w:rPr>
-          <w:rFonts w:ascii="Times New Roman" w:hAnsi="Times New Roman" w:cs="Times New Roman"/>
-          <w:sz w:val="24"/>
-          <w:szCs w:val="24"/>
-          <w:lang w:val="en-US"/>
-        </w:rPr>
-        <w:t>)</w:t>
+        <w:t>Rs=((Vref-Vout)/Vout)</w:t>
       </w:r>
       <w:r>
         <w:rPr>
@@ -4597,25 +4522,14 @@
         </w:rPr>
         <w:t xml:space="preserve"> </w:t>
       </w:r>
-      <w:proofErr w:type="spellStart"/>
-      <w:r>
-        <w:rPr>
-          <w:rFonts w:ascii="Times New Roman" w:hAnsi="Times New Roman" w:cs="Times New Roman"/>
-          <w:sz w:val="24"/>
-          <w:szCs w:val="24"/>
-          <w:lang w:val="en-US"/>
-        </w:rPr>
-        <w:t>Rl</w:t>
-      </w:r>
-      <w:proofErr w:type="spellEnd"/>
-      <w:r>
-        <w:rPr>
-          <w:rFonts w:ascii="Times New Roman" w:hAnsi="Times New Roman" w:cs="Times New Roman"/>
-          <w:sz w:val="24"/>
-          <w:szCs w:val="24"/>
-          <w:lang w:val="en-US"/>
-        </w:rPr>
-        <w:t xml:space="preserve"> </w:t>
+      <w:r>
+        <w:rPr>
+          <w:rFonts w:ascii="Times New Roman" w:hAnsi="Times New Roman" w:cs="Times New Roman"/>
+          <w:sz w:val="24"/>
+          <w:szCs w:val="24"/>
+          <w:lang w:val="en-US"/>
+        </w:rPr>
+        <w:t xml:space="preserve">Rl </w:t>
       </w:r>
     </w:p>
     <w:p>
@@ -5176,25 +5090,7 @@
           <w:sz w:val="24"/>
           <w:szCs w:val="24"/>
         </w:rPr>
-        <w:t xml:space="preserve">Converts </w:t>
-      </w:r>
-      <w:proofErr w:type="spellStart"/>
-      <w:r>
-        <w:rPr>
-          <w:rFonts w:ascii="Times New Roman" w:hAnsi="Times New Roman" w:cs="Times New Roman"/>
-          <w:sz w:val="24"/>
-          <w:szCs w:val="24"/>
-        </w:rPr>
-        <w:t>analog</w:t>
-      </w:r>
-      <w:proofErr w:type="spellEnd"/>
-      <w:r>
-        <w:rPr>
-          <w:rFonts w:ascii="Times New Roman" w:hAnsi="Times New Roman" w:cs="Times New Roman"/>
-          <w:sz w:val="24"/>
-          <w:szCs w:val="24"/>
-        </w:rPr>
-        <w:t xml:space="preserve"> values into digital form </w:t>
+        <w:t xml:space="preserve">Converts analog values into digital form </w:t>
       </w:r>
     </w:p>
     <w:p>
@@ -5253,7 +5149,7 @@
                     <pic:cNvPicPr/>
                   </pic:nvPicPr>
                   <pic:blipFill rotWithShape="1">
-                    <a:blip r:embed="rId17"/>
+                    <a:blip r:embed="rId19"/>
                     <a:srcRect b="2625"/>
                     <a:stretch>
                       <a:fillRect/>
@@ -5394,25 +5290,7 @@
           <w:sz w:val="24"/>
           <w:szCs w:val="24"/>
         </w:rPr>
-        <w:t xml:space="preserve">&gt;1 </w:t>
-      </w:r>
-      <w:proofErr w:type="spellStart"/>
-      <w:r>
-        <w:rPr>
-          <w:rFonts w:ascii="Times New Roman" w:hAnsi="Times New Roman" w:cs="Times New Roman"/>
-          <w:sz w:val="24"/>
-          <w:szCs w:val="24"/>
-        </w:rPr>
-        <w:t>ms</w:t>
-      </w:r>
-      <w:proofErr w:type="spellEnd"/>
-      <w:r>
-        <w:rPr>
-          <w:rFonts w:ascii="Times New Roman" w:hAnsi="Times New Roman" w:cs="Times New Roman"/>
-          <w:sz w:val="24"/>
-          <w:szCs w:val="24"/>
-        </w:rPr>
-        <w:t xml:space="preserve"> </w:t>
+        <w:t xml:space="preserve">&gt;1 ms </w:t>
       </w:r>
     </w:p>
     <w:p>
@@ -5556,25 +5434,7 @@
           <w:sz w:val="24"/>
           <w:szCs w:val="24"/>
         </w:rPr>
-        <w:t xml:space="preserve">This </w:t>
-      </w:r>
-      <w:proofErr w:type="spellStart"/>
-      <w:r>
-        <w:rPr>
-          <w:rFonts w:ascii="Times New Roman" w:hAnsi="Times New Roman" w:cs="Times New Roman"/>
-          <w:sz w:val="24"/>
-          <w:szCs w:val="24"/>
-        </w:rPr>
-        <w:t>means:"I</w:t>
-      </w:r>
-      <w:proofErr w:type="spellEnd"/>
-      <w:r>
-        <w:rPr>
-          <w:rFonts w:ascii="Times New Roman" w:hAnsi="Times New Roman" w:cs="Times New Roman"/>
-          <w:sz w:val="24"/>
-          <w:szCs w:val="24"/>
-        </w:rPr>
-        <w:t xml:space="preserve"> am ready to transmit."</w:t>
+        <w:t>This means:"I am ready to transmit."</w:t>
       </w:r>
     </w:p>
     <w:p>
@@ -6570,7 +6430,7 @@
                     <pic:cNvPicPr/>
                   </pic:nvPicPr>
                   <pic:blipFill>
-                    <a:blip r:embed="rId18"/>
+                    <a:blip r:embed="rId20"/>
                     <a:stretch>
                       <a:fillRect/>
                     </a:stretch>
@@ -7073,27 +6933,7 @@
           <w:szCs w:val="24"/>
           <w:lang w:val="en-US"/>
         </w:rPr>
-        <w:t xml:space="preserve">Connect the sensor with STM32 board. There are only three pins </w:t>
-      </w:r>
-      <w:proofErr w:type="spellStart"/>
-      <w:r>
-        <w:rPr>
-          <w:rFonts w:ascii="Times New Roman" w:hAnsi="Times New Roman" w:cs="Times New Roman"/>
-          <w:sz w:val="24"/>
-          <w:szCs w:val="24"/>
-          <w:lang w:val="en-US"/>
-        </w:rPr>
-        <w:t>Vcc</w:t>
-      </w:r>
-      <w:proofErr w:type="spellEnd"/>
-      <w:r>
-        <w:rPr>
-          <w:rFonts w:ascii="Times New Roman" w:hAnsi="Times New Roman" w:cs="Times New Roman"/>
-          <w:sz w:val="24"/>
-          <w:szCs w:val="24"/>
-          <w:lang w:val="en-US"/>
-        </w:rPr>
-        <w:t>,</w:t>
+        <w:t>Connect the sensor with STM32 board. There are only three pins Vcc,</w:t>
       </w:r>
       <w:r>
         <w:rPr>
@@ -7111,27 +6951,7 @@
           <w:szCs w:val="24"/>
           <w:lang w:val="en-US"/>
         </w:rPr>
-        <w:t xml:space="preserve">GND and data. Connect </w:t>
-      </w:r>
-      <w:proofErr w:type="spellStart"/>
-      <w:r>
-        <w:rPr>
-          <w:rFonts w:ascii="Times New Roman" w:hAnsi="Times New Roman" w:cs="Times New Roman"/>
-          <w:sz w:val="24"/>
-          <w:szCs w:val="24"/>
-          <w:lang w:val="en-US"/>
-        </w:rPr>
-        <w:t>Vcc</w:t>
-      </w:r>
-      <w:proofErr w:type="spellEnd"/>
-      <w:r>
-        <w:rPr>
-          <w:rFonts w:ascii="Times New Roman" w:hAnsi="Times New Roman" w:cs="Times New Roman"/>
-          <w:sz w:val="24"/>
-          <w:szCs w:val="24"/>
-          <w:lang w:val="en-US"/>
-        </w:rPr>
-        <w:t xml:space="preserve"> with 3.3V supply from CN8, GND from CN8 and data pin is connected to PA0 in CN10 using jumper wires.</w:t>
+        <w:t>GND and data. Connect Vcc with 3.3V supply from CN8, GND from CN8 and data pin is connected to PA0 in CN10 using jumper wires.</w:t>
       </w:r>
     </w:p>
     <w:p>
@@ -7183,27 +7003,7 @@
           <w:szCs w:val="24"/>
           <w:lang w:val="en-US"/>
         </w:rPr>
-        <w:t xml:space="preserve">The DHT22 sensor does not have any LED indication to identify whether it is powered ON when connected to STM32.To ensure that the sensor module works fine, measure the voltage between </w:t>
-      </w:r>
-      <w:proofErr w:type="spellStart"/>
-      <w:r>
-        <w:rPr>
-          <w:rFonts w:ascii="Times New Roman" w:hAnsi="Times New Roman" w:cs="Times New Roman"/>
-          <w:sz w:val="24"/>
-          <w:szCs w:val="24"/>
-          <w:lang w:val="en-US"/>
-        </w:rPr>
-        <w:t>Vcc</w:t>
-      </w:r>
-      <w:proofErr w:type="spellEnd"/>
-      <w:r>
-        <w:rPr>
-          <w:rFonts w:ascii="Times New Roman" w:hAnsi="Times New Roman" w:cs="Times New Roman"/>
-          <w:sz w:val="24"/>
-          <w:szCs w:val="24"/>
-          <w:lang w:val="en-US"/>
-        </w:rPr>
-        <w:t xml:space="preserve"> and GND pin using a multimeter.</w:t>
+        <w:t>The DHT22 sensor does not have any LED indication to identify whether it is powered ON when connected to STM32.To ensure that the sensor module works fine, measure the voltage between Vcc and GND pin using a multimeter.</w:t>
       </w:r>
     </w:p>
     <w:p>
@@ -7229,47 +7029,7 @@
           <w:szCs w:val="24"/>
           <w:lang w:val="en-US"/>
         </w:rPr>
-        <w:t>In the .</w:t>
-      </w:r>
-      <w:proofErr w:type="spellStart"/>
-      <w:r>
-        <w:rPr>
-          <w:rFonts w:ascii="Times New Roman" w:hAnsi="Times New Roman" w:cs="Times New Roman"/>
-          <w:sz w:val="24"/>
-          <w:szCs w:val="24"/>
-          <w:lang w:val="en-US"/>
-        </w:rPr>
-        <w:t>ioc</w:t>
-      </w:r>
-      <w:proofErr w:type="spellEnd"/>
-      <w:r>
-        <w:rPr>
-          <w:rFonts w:ascii="Times New Roman" w:hAnsi="Times New Roman" w:cs="Times New Roman"/>
-          <w:sz w:val="24"/>
-          <w:szCs w:val="24"/>
-          <w:lang w:val="en-US"/>
-        </w:rPr>
-        <w:t xml:space="preserve"> file configure PA0 as </w:t>
-      </w:r>
-      <w:proofErr w:type="spellStart"/>
-      <w:r>
-        <w:rPr>
-          <w:rFonts w:ascii="Times New Roman" w:hAnsi="Times New Roman" w:cs="Times New Roman"/>
-          <w:sz w:val="24"/>
-          <w:szCs w:val="24"/>
-          <w:lang w:val="en-US"/>
-        </w:rPr>
-        <w:t>gpio</w:t>
-      </w:r>
-      <w:proofErr w:type="spellEnd"/>
-      <w:r>
-        <w:rPr>
-          <w:rFonts w:ascii="Times New Roman" w:hAnsi="Times New Roman" w:cs="Times New Roman"/>
-          <w:sz w:val="24"/>
-          <w:szCs w:val="24"/>
-          <w:lang w:val="en-US"/>
-        </w:rPr>
-        <w:t xml:space="preserve"> input with pull-up option enabled. This is because DHT22 sensor </w:t>
+        <w:t xml:space="preserve">In the .ioc file configure PA0 as gpio input with pull-up option enabled. This is because DHT22 sensor </w:t>
       </w:r>
       <w:r>
         <w:rPr>
@@ -7287,27 +7047,7 @@
           <w:szCs w:val="24"/>
           <w:lang w:val="en-US"/>
         </w:rPr>
-        <w:t xml:space="preserve"> a 4.7K pull up resistor between </w:t>
-      </w:r>
-      <w:proofErr w:type="spellStart"/>
-      <w:r>
-        <w:rPr>
-          <w:rFonts w:ascii="Times New Roman" w:hAnsi="Times New Roman" w:cs="Times New Roman"/>
-          <w:sz w:val="24"/>
-          <w:szCs w:val="24"/>
-          <w:lang w:val="en-US"/>
-        </w:rPr>
-        <w:t>Vcc</w:t>
-      </w:r>
-      <w:proofErr w:type="spellEnd"/>
-      <w:r>
-        <w:rPr>
-          <w:rFonts w:ascii="Times New Roman" w:hAnsi="Times New Roman" w:cs="Times New Roman"/>
-          <w:sz w:val="24"/>
-          <w:szCs w:val="24"/>
-          <w:lang w:val="en-US"/>
-        </w:rPr>
-        <w:t xml:space="preserve"> and data pin.</w:t>
+        <w:t xml:space="preserve"> a 4.7K pull up resistor between Vcc and data pin.</w:t>
       </w:r>
     </w:p>
     <w:p>
@@ -7607,7 +7347,7 @@
                     <pic:cNvPicPr/>
                   </pic:nvPicPr>
                   <pic:blipFill rotWithShape="1">
-                    <a:blip r:embed="rId19"/>
+                    <a:blip r:embed="rId21"/>
                     <a:srcRect l="-494" t="1784" r="-1512"/>
                     <a:stretch>
                       <a:fillRect/>
@@ -7698,7 +7438,7 @@
                     <pic:cNvPicPr/>
                   </pic:nvPicPr>
                   <pic:blipFill>
-                    <a:blip r:embed="rId20"/>
+                    <a:blip r:embed="rId22"/>
                     <a:stretch>
                       <a:fillRect/>
                     </a:stretch>
@@ -7766,7 +7506,7 @@
                     <pic:cNvPicPr/>
                   </pic:nvPicPr>
                   <pic:blipFill>
-                    <a:blip r:embed="rId21"/>
+                    <a:blip r:embed="rId23"/>
                     <a:stretch>
                       <a:fillRect/>
                     </a:stretch>
@@ -7839,25 +7579,7 @@
           <w:szCs w:val="24"/>
         </w:rPr>
         <w:noBreakHyphen/>
-        <w:t>wire protocol with precise timing control. The microsecond delay function uses the STM32’s DWT cycle counter to generate accurate delays, while DHT22_WaitForPin ensures transitions occur within a timeout so the MCU never hangs. To start communication, the MCU drives the data pin low for 20 </w:t>
-      </w:r>
-      <w:proofErr w:type="spellStart"/>
-      <w:r>
-        <w:rPr>
-          <w:rFonts w:ascii="Times New Roman" w:hAnsi="Times New Roman" w:cs="Times New Roman"/>
-          <w:sz w:val="24"/>
-          <w:szCs w:val="24"/>
-        </w:rPr>
-        <w:t>ms</w:t>
-      </w:r>
-      <w:proofErr w:type="spellEnd"/>
-      <w:r>
-        <w:rPr>
-          <w:rFonts w:ascii="Times New Roman" w:hAnsi="Times New Roman" w:cs="Times New Roman"/>
-          <w:sz w:val="24"/>
-          <w:szCs w:val="24"/>
-        </w:rPr>
-        <w:t>, then releases it and switches the pin to input mode; the DHT22 responds with a specific low</w:t>
+        <w:t>wire protocol with precise timing control. The microsecond delay function uses the STM32’s DWT cycle counter to generate accurate delays, while DHT22_WaitForPin ensures transitions occur within a timeout so the MCU never hangs. To start communication, the MCU drives the data pin low for 20 ms, then releases it and switches the pin to input mode; the DHT22 responds with a specific low</w:t>
       </w:r>
       <w:r>
         <w:rPr>
@@ -8045,25 +7767,14 @@
         </w:rPr>
         <w:t xml:space="preserve">HX711 </w:t>
       </w:r>
-      <w:proofErr w:type="spellStart"/>
-      <w:r>
-        <w:rPr>
-          <w:rFonts w:ascii="Times New Roman" w:hAnsi="Times New Roman" w:cs="Times New Roman"/>
-          <w:sz w:val="24"/>
-          <w:szCs w:val="24"/>
-          <w:lang w:val="en-US"/>
-        </w:rPr>
-        <w:t>Vcc</w:t>
-      </w:r>
-      <w:proofErr w:type="spellEnd"/>
-      <w:r>
-        <w:rPr>
-          <w:rFonts w:ascii="Times New Roman" w:hAnsi="Times New Roman" w:cs="Times New Roman"/>
-          <w:sz w:val="24"/>
-          <w:szCs w:val="24"/>
-          <w:lang w:val="en-US"/>
-        </w:rPr>
-        <w:t>:</w:t>
+      <w:r>
+        <w:rPr>
+          <w:rFonts w:ascii="Times New Roman" w:hAnsi="Times New Roman" w:cs="Times New Roman"/>
+          <w:sz w:val="24"/>
+          <w:szCs w:val="24"/>
+          <w:lang w:val="en-US"/>
+        </w:rPr>
+        <w:t>Vcc:</w:t>
       </w:r>
       <w:r>
         <w:rPr>
@@ -8161,7 +7872,7 @@
                     <pic:cNvPicPr/>
                   </pic:nvPicPr>
                   <pic:blipFill>
-                    <a:blip r:embed="rId22"/>
+                    <a:blip r:embed="rId24"/>
                     <a:stretch>
                       <a:fillRect/>
                     </a:stretch>
@@ -8470,7 +8181,7 @@
                     <pic:cNvPicPr/>
                   </pic:nvPicPr>
                   <pic:blipFill>
-                    <a:blip r:embed="rId23"/>
+                    <a:blip r:embed="rId25"/>
                     <a:stretch>
                       <a:fillRect/>
                     </a:stretch>
@@ -8543,7 +8254,7 @@
                     <pic:cNvPicPr/>
                   </pic:nvPicPr>
                   <pic:blipFill>
-                    <a:blip r:embed="rId24"/>
+                    <a:blip r:embed="rId26"/>
                     <a:stretch>
                       <a:fillRect/>
                     </a:stretch>
@@ -8772,7 +8483,7 @@
                     <pic:cNvPicPr/>
                   </pic:nvPicPr>
                   <pic:blipFill>
-                    <a:blip r:embed="rId25"/>
+                    <a:blip r:embed="rId27"/>
                     <a:stretch>
                       <a:fillRect/>
                     </a:stretch>
@@ -8945,19 +8656,8 @@
           <w:szCs w:val="24"/>
           <w:vertAlign w:val="superscript"/>
         </w:rPr>
-        <w:t xml:space="preserve"> </w:t>
-      </w:r>
-      <w:proofErr w:type="spellStart"/>
-      <w:r>
-        <w:rPr>
-          <w:rFonts w:ascii="Times New Roman" w:hAnsi="Times New Roman" w:cs="Times New Roman"/>
-          <w:sz w:val="24"/>
-          <w:szCs w:val="24"/>
-          <w:vertAlign w:val="superscript"/>
-        </w:rPr>
-        <w:t>th</w:t>
-      </w:r>
-      <w:proofErr w:type="spellEnd"/>
+        <w:t xml:space="preserve"> th</w:t>
+      </w:r>
       <w:r>
         <w:rPr>
           <w:rFonts w:ascii="Times New Roman" w:hAnsi="Times New Roman" w:cs="Times New Roman"/>
@@ -9234,25 +8934,23 @@
           <w:sz w:val="28"/>
           <w:szCs w:val="28"/>
         </w:rPr>
-        <w:t xml:space="preserve">and acknowledged. The output data will be valid at time, </w:t>
-      </w:r>
-      <w:proofErr w:type="spellStart"/>
+        <w:t>and acknowledged. The output data will be valid at time, tpv, after the low-to-high transition of SCL and during</w:t>
+      </w:r>
       <w:r>
         <w:rPr>
           <w:rFonts w:ascii="Times New Roman" w:hAnsi="Times New Roman" w:cs="Times New Roman"/>
           <w:sz w:val="28"/>
           <w:szCs w:val="28"/>
         </w:rPr>
-        <w:t>tpv</w:t>
-      </w:r>
-      <w:proofErr w:type="spellEnd"/>
+        <w:t xml:space="preserve"> </w:t>
+      </w:r>
       <w:r>
         <w:rPr>
           <w:rFonts w:ascii="Times New Roman" w:hAnsi="Times New Roman" w:cs="Times New Roman"/>
           <w:sz w:val="28"/>
           <w:szCs w:val="28"/>
         </w:rPr>
-        <w:t>, after the low-to-high transition of SCL and during</w:t>
+        <w:t>the clock cycle for the acknowledge.</w:t>
       </w:r>
       <w:r>
         <w:rPr>
@@ -9268,7 +8966,7 @@
           <w:sz w:val="28"/>
           <w:szCs w:val="28"/>
         </w:rPr>
-        <w:t>the clock cycle for the acknowledge.</w:t>
+        <w:t>A stop condition, which is a low-to-high transition on the SDA I/O while the SCL input is high, is sent by the</w:t>
       </w:r>
       <w:r>
         <w:rPr>
@@ -9284,38 +8982,23 @@
           <w:sz w:val="28"/>
           <w:szCs w:val="28"/>
         </w:rPr>
-        <w:t>A stop condition, which is a low-to-high transition on the SDA I/O while the SCL input is high, is sent by the</w:t>
-      </w:r>
-      <w:r>
+        <w:t>controller.</w:t>
+      </w:r>
+    </w:p>
+    <w:p>
+      <w:pPr>
+        <w:spacing w:line="360" w:lineRule="auto"/>
+        <w:jc w:val="center"/>
         <w:rPr>
           <w:rFonts w:ascii="Times New Roman" w:hAnsi="Times New Roman" w:cs="Times New Roman"/>
           <w:sz w:val="28"/>
           <w:szCs w:val="28"/>
         </w:rPr>
-        <w:t xml:space="preserve"> </w:t>
-      </w:r>
-      <w:r>
-        <w:rPr>
-          <w:rFonts w:ascii="Times New Roman" w:hAnsi="Times New Roman" w:cs="Times New Roman"/>
-          <w:sz w:val="28"/>
-          <w:szCs w:val="28"/>
-        </w:rPr>
-        <w:t>controller.</w:t>
-      </w:r>
-    </w:p>
-    <w:p>
-      <w:pPr>
-        <w:spacing w:line="360" w:lineRule="auto"/>
-        <w:jc w:val="center"/>
-        <w:rPr>
-          <w:rFonts w:ascii="Times New Roman" w:hAnsi="Times New Roman" w:cs="Times New Roman"/>
-          <w:sz w:val="28"/>
-          <w:szCs w:val="28"/>
-        </w:rPr>
-      </w:pPr>
-      <w:r>
-        <w:rPr>
-          <w:rFonts w:ascii="Times New Roman" w:hAnsi="Times New Roman" w:cs="Times New Roman"/>
+      </w:pPr>
+      <w:r>
+        <w:rPr>
+          <w:rFonts w:ascii="Times New Roman" w:hAnsi="Times New Roman" w:cs="Times New Roman"/>
+          <w:noProof/>
           <w:sz w:val="28"/>
           <w:szCs w:val="28"/>
         </w:rPr>
@@ -9335,7 +9018,7 @@
                     <pic:cNvPicPr/>
                   </pic:nvPicPr>
                   <pic:blipFill>
-                    <a:blip r:embed="rId26"/>
+                    <a:blip r:embed="rId28"/>
                     <a:stretch>
                       <a:fillRect/>
                     </a:stretch>
@@ -9380,6 +9063,7 @@
       <w:r>
         <w:rPr>
           <w:rFonts w:ascii="Times New Roman" w:hAnsi="Times New Roman" w:cs="Times New Roman"/>
+          <w:noProof/>
           <w:sz w:val="28"/>
           <w:szCs w:val="28"/>
         </w:rPr>
@@ -9400,7 +9084,7 @@
                     <pic:cNvPicPr/>
                   </pic:nvPicPr>
                   <pic:blipFill>
-                    <a:blip r:embed="rId27"/>
+                    <a:blip r:embed="rId29"/>
                     <a:stretch>
                       <a:fillRect/>
                     </a:stretch>
@@ -9457,14 +9141,1302 @@
     </w:p>
     <w:p>
       <w:pPr>
-        <w:spacing w:line="360" w:lineRule="auto"/>
-        <w:jc w:val="both"/>
-        <w:rPr>
-          <w:rFonts w:ascii="Times New Roman" w:hAnsi="Times New Roman" w:cs="Times New Roman"/>
+        <w:pStyle w:val="ListParagraph"/>
+        <w:numPr>
+          <w:ilvl w:val="0"/>
+          <w:numId w:val="39"/>
+        </w:numPr>
+        <w:spacing w:line="360" w:lineRule="auto"/>
+        <w:jc w:val="both"/>
+        <w:rPr>
+          <w:rFonts w:ascii="Times New Roman" w:hAnsi="Times New Roman" w:cs="Times New Roman"/>
+          <w:b/>
+          <w:bCs/>
           <w:sz w:val="28"/>
           <w:szCs w:val="28"/>
         </w:rPr>
       </w:pPr>
+      <w:r>
+        <w:rPr>
+          <w:rFonts w:ascii="Times New Roman" w:hAnsi="Times New Roman" w:cs="Times New Roman"/>
+          <w:b/>
+          <w:bCs/>
+          <w:sz w:val="28"/>
+          <w:szCs w:val="28"/>
+        </w:rPr>
+        <w:t>Interfacing GSM module SIM800LA</w:t>
+      </w:r>
+    </w:p>
+    <w:p>
+      <w:pPr>
+        <w:spacing w:line="360" w:lineRule="auto"/>
+        <w:ind w:left="360"/>
+        <w:jc w:val="both"/>
+        <w:rPr>
+          <w:rFonts w:ascii="Times New Roman" w:hAnsi="Times New Roman" w:cs="Times New Roman"/>
+          <w:sz w:val="24"/>
+          <w:szCs w:val="24"/>
+        </w:rPr>
+      </w:pPr>
+      <w:r>
+        <w:rPr>
+          <w:rFonts w:ascii="Times New Roman" w:hAnsi="Times New Roman" w:cs="Times New Roman"/>
+          <w:sz w:val="24"/>
+          <w:szCs w:val="24"/>
+        </w:rPr>
+        <w:t xml:space="preserve">The SIM800L module is a tiny GSM modem that </w:t>
+      </w:r>
+      <w:r>
+        <w:rPr>
+          <w:rFonts w:ascii="Times New Roman" w:hAnsi="Times New Roman" w:cs="Times New Roman"/>
+          <w:sz w:val="24"/>
+          <w:szCs w:val="24"/>
+        </w:rPr>
+        <w:t>is capable of adding</w:t>
+      </w:r>
+      <w:r>
+        <w:rPr>
+          <w:rFonts w:ascii="Times New Roman" w:hAnsi="Times New Roman" w:cs="Times New Roman"/>
+          <w:sz w:val="24"/>
+          <w:szCs w:val="24"/>
+        </w:rPr>
+        <w:t xml:space="preserve"> cellular connectivity to </w:t>
+      </w:r>
+      <w:r>
+        <w:rPr>
+          <w:rFonts w:ascii="Times New Roman" w:hAnsi="Times New Roman" w:cs="Times New Roman"/>
+          <w:sz w:val="24"/>
+          <w:szCs w:val="24"/>
+        </w:rPr>
+        <w:t>our system.</w:t>
+      </w:r>
+      <w:r>
+        <w:rPr>
+          <w:rFonts w:ascii="Times New Roman" w:hAnsi="Times New Roman" w:cs="Times New Roman"/>
+          <w:sz w:val="24"/>
+          <w:szCs w:val="24"/>
+        </w:rPr>
+        <w:t xml:space="preserve"> Just</w:t>
+      </w:r>
+      <w:r>
+        <w:rPr>
+          <w:rFonts w:ascii="Times New Roman" w:hAnsi="Times New Roman" w:cs="Times New Roman"/>
+          <w:sz w:val="24"/>
+          <w:szCs w:val="24"/>
+        </w:rPr>
+        <w:t xml:space="preserve"> li</w:t>
+      </w:r>
+      <w:r>
+        <w:rPr>
+          <w:rFonts w:ascii="Times New Roman" w:hAnsi="Times New Roman" w:cs="Times New Roman"/>
+          <w:sz w:val="24"/>
+          <w:szCs w:val="24"/>
+        </w:rPr>
+        <w:t>ke</w:t>
+      </w:r>
+      <w:r>
+        <w:rPr>
+          <w:rFonts w:ascii="Times New Roman" w:hAnsi="Times New Roman" w:cs="Times New Roman"/>
+          <w:sz w:val="24"/>
+          <w:szCs w:val="24"/>
+        </w:rPr>
+        <w:t xml:space="preserve"> mobile phone, it can send text messages, make phone calls, and even connect to the internet using GPRS.</w:t>
+      </w:r>
+      <w:r>
+        <w:rPr>
+          <w:rFonts w:ascii="Times New Roman" w:hAnsi="Times New Roman" w:cs="Times New Roman"/>
+          <w:sz w:val="24"/>
+          <w:szCs w:val="24"/>
+        </w:rPr>
+        <w:t xml:space="preserve"> T</w:t>
+      </w:r>
+      <w:r>
+        <w:rPr>
+          <w:rFonts w:ascii="Times New Roman" w:hAnsi="Times New Roman" w:cs="Times New Roman"/>
+          <w:sz w:val="24"/>
+          <w:szCs w:val="24"/>
+        </w:rPr>
+        <w:t>he module connects to a microcontroller (like an Arduino) through UART.</w:t>
+      </w:r>
+      <w:r>
+        <w:rPr>
+          <w:rFonts w:ascii="Times New Roman" w:hAnsi="Times New Roman" w:cs="Times New Roman"/>
+          <w:sz w:val="24"/>
+          <w:szCs w:val="24"/>
+        </w:rPr>
+        <w:t xml:space="preserve"> </w:t>
+      </w:r>
+      <w:r>
+        <w:rPr>
+          <w:rFonts w:ascii="Times New Roman" w:hAnsi="Times New Roman" w:cs="Times New Roman"/>
+          <w:sz w:val="24"/>
+          <w:szCs w:val="24"/>
+        </w:rPr>
+        <w:t>When we send text-based commands over UART the module responds with text responses</w:t>
+      </w:r>
+      <w:r>
+        <w:rPr>
+          <w:rFonts w:ascii="Times New Roman" w:hAnsi="Times New Roman" w:cs="Times New Roman"/>
+          <w:sz w:val="24"/>
+          <w:szCs w:val="24"/>
+        </w:rPr>
+        <w:t>.</w:t>
+      </w:r>
+      <w:r>
+        <w:rPr>
+          <w:rFonts w:ascii="Times New Roman" w:hAnsi="Times New Roman" w:cs="Times New Roman"/>
+          <w:sz w:val="24"/>
+          <w:szCs w:val="24"/>
+        </w:rPr>
+        <w:t xml:space="preserve"> </w:t>
+      </w:r>
+      <w:r>
+        <w:rPr>
+          <w:rFonts w:ascii="Times New Roman" w:hAnsi="Times New Roman" w:cs="Times New Roman"/>
+          <w:sz w:val="24"/>
+          <w:szCs w:val="24"/>
+        </w:rPr>
+        <w:t>The GSM module is powered with an external 5V supply ,2A current (the module may behave erratic if not powered sufficiently).</w:t>
+      </w:r>
+      <w:r>
+        <w:rPr>
+          <w:rFonts w:ascii="Times New Roman" w:hAnsi="Times New Roman" w:cs="Times New Roman"/>
+          <w:sz w:val="24"/>
+          <w:szCs w:val="24"/>
+        </w:rPr>
+        <w:t xml:space="preserve"> </w:t>
+      </w:r>
+      <w:r>
+        <w:rPr>
+          <w:rFonts w:ascii="Times New Roman" w:hAnsi="Times New Roman" w:cs="Times New Roman"/>
+          <w:sz w:val="24"/>
+          <w:szCs w:val="24"/>
+        </w:rPr>
+        <w:t>It supports a wide range of baud rates, from 1200 bps to 115200 bps, and it even has an automatic baud rate detection feature. </w:t>
+      </w:r>
+    </w:p>
+    <w:p>
+      <w:pPr>
+        <w:spacing w:line="360" w:lineRule="auto"/>
+        <w:ind w:left="360"/>
+        <w:jc w:val="both"/>
+        <w:rPr>
+          <w:rFonts w:ascii="Times New Roman" w:hAnsi="Times New Roman" w:cs="Times New Roman"/>
+          <w:sz w:val="24"/>
+          <w:szCs w:val="24"/>
+        </w:rPr>
+      </w:pPr>
+      <w:r>
+        <w:rPr>
+          <w:rFonts w:ascii="Times New Roman" w:hAnsi="Times New Roman" w:cs="Times New Roman"/>
+          <w:sz w:val="24"/>
+          <w:szCs w:val="24"/>
+        </w:rPr>
+        <w:drawing>
+          <wp:inline distT="0" distB="0" distL="0" distR="0" wp14:anchorId="5310F5BD" wp14:editId="4CB02DCC">
+            <wp:extent cx="5067739" cy="2225233"/>
+            <wp:effectExtent l="0" t="0" r="0" b="3810"/>
+            <wp:docPr id="1329863410" name="Picture 1"/>
+            <wp:cNvGraphicFramePr>
+              <a:graphicFrameLocks xmlns:a="http://schemas.openxmlformats.org/drawingml/2006/main" noChangeAspect="1"/>
+            </wp:cNvGraphicFramePr>
+            <a:graphic xmlns:a="http://schemas.openxmlformats.org/drawingml/2006/main">
+              <a:graphicData uri="http://schemas.openxmlformats.org/drawingml/2006/picture">
+                <pic:pic xmlns:pic="http://schemas.openxmlformats.org/drawingml/2006/picture">
+                  <pic:nvPicPr>
+                    <pic:cNvPr id="1329863410" name=""/>
+                    <pic:cNvPicPr/>
+                  </pic:nvPicPr>
+                  <pic:blipFill>
+                    <a:blip r:embed="rId30"/>
+                    <a:stretch>
+                      <a:fillRect/>
+                    </a:stretch>
+                  </pic:blipFill>
+                  <pic:spPr>
+                    <a:xfrm>
+                      <a:off x="0" y="0"/>
+                      <a:ext cx="5067739" cy="2225233"/>
+                    </a:xfrm>
+                    <a:prstGeom prst="rect">
+                      <a:avLst/>
+                    </a:prstGeom>
+                  </pic:spPr>
+                </pic:pic>
+              </a:graphicData>
+            </a:graphic>
+          </wp:inline>
+        </w:drawing>
+      </w:r>
+    </w:p>
+    <w:p>
+      <w:pPr>
+        <w:spacing w:line="360" w:lineRule="auto"/>
+        <w:ind w:left="360"/>
+        <w:jc w:val="both"/>
+        <w:rPr>
+          <w:rFonts w:ascii="Times New Roman" w:hAnsi="Times New Roman" w:cs="Times New Roman"/>
+          <w:sz w:val="24"/>
+          <w:szCs w:val="24"/>
+        </w:rPr>
+      </w:pPr>
+      <w:r>
+        <w:rPr>
+          <w:rFonts w:ascii="Times New Roman" w:hAnsi="Times New Roman" w:cs="Times New Roman"/>
+          <w:sz w:val="24"/>
+          <w:szCs w:val="24"/>
+        </w:rPr>
+        <w:lastRenderedPageBreak/>
+        <w:t xml:space="preserve">For the module to connect to a cellular network, it needs an antenna. Usually, the module comes with a small helical antenna that you can solder directly onto the board. However, if you want to place the antenna away from the module—perhaps to get better reception—there’s also a special connector called a </w:t>
+      </w:r>
+      <w:r>
+        <w:rPr>
+          <w:rFonts w:ascii="Times New Roman" w:hAnsi="Times New Roman" w:cs="Times New Roman"/>
+          <w:sz w:val="24"/>
+          <w:szCs w:val="24"/>
+        </w:rPr>
+        <w:t>U. FL</w:t>
+      </w:r>
+      <w:r>
+        <w:rPr>
+          <w:rFonts w:ascii="Times New Roman" w:hAnsi="Times New Roman" w:cs="Times New Roman"/>
+          <w:sz w:val="24"/>
+          <w:szCs w:val="24"/>
+        </w:rPr>
+        <w:t xml:space="preserve"> connector. This allows you to attach an external antenna using a cable.</w:t>
+      </w:r>
+      <w:r>
+        <w:rPr>
+          <w:rFonts w:ascii="Segoe UI" w:hAnsi="Segoe UI" w:cs="Segoe UI"/>
+          <w:color w:val="2D3748"/>
+          <w:sz w:val="26"/>
+          <w:szCs w:val="26"/>
+          <w:shd w:val="clear" w:color="auto" w:fill="FFFFFF"/>
+        </w:rPr>
+        <w:t xml:space="preserve"> </w:t>
+      </w:r>
+      <w:r>
+        <w:rPr>
+          <w:rFonts w:ascii="Times New Roman" w:hAnsi="Times New Roman" w:cs="Times New Roman"/>
+          <w:sz w:val="24"/>
+          <w:szCs w:val="24"/>
+        </w:rPr>
+        <w:t xml:space="preserve">The 2G SIM card is inserted at the </w:t>
+      </w:r>
+      <w:r>
+        <w:rPr>
+          <w:rFonts w:ascii="Times New Roman" w:hAnsi="Times New Roman" w:cs="Times New Roman"/>
+          <w:sz w:val="24"/>
+          <w:szCs w:val="24"/>
+        </w:rPr>
+        <w:t>slot, behind</w:t>
+      </w:r>
+      <w:r>
+        <w:rPr>
+          <w:rFonts w:ascii="Times New Roman" w:hAnsi="Times New Roman" w:cs="Times New Roman"/>
+          <w:sz w:val="24"/>
+          <w:szCs w:val="24"/>
+        </w:rPr>
+        <w:t xml:space="preserve"> the module.</w:t>
+      </w:r>
+    </w:p>
+    <w:p>
+      <w:pPr>
+        <w:spacing w:line="360" w:lineRule="auto"/>
+        <w:ind w:left="360"/>
+        <w:jc w:val="both"/>
+        <w:rPr>
+          <w:rFonts w:ascii="Times New Roman" w:hAnsi="Times New Roman" w:cs="Times New Roman"/>
+          <w:sz w:val="24"/>
+          <w:szCs w:val="24"/>
+        </w:rPr>
+      </w:pPr>
+    </w:p>
+    <w:p>
+      <w:pPr>
+        <w:spacing w:line="360" w:lineRule="auto"/>
+        <w:ind w:left="360"/>
+        <w:jc w:val="both"/>
+        <w:rPr>
+          <w:rFonts w:ascii="Times New Roman" w:hAnsi="Times New Roman" w:cs="Times New Roman"/>
+          <w:sz w:val="24"/>
+          <w:szCs w:val="24"/>
+        </w:rPr>
+      </w:pPr>
+      <w:r>
+        <w:rPr>
+          <w:rFonts w:ascii="Times New Roman" w:hAnsi="Times New Roman" w:cs="Times New Roman"/>
+          <w:sz w:val="24"/>
+          <w:szCs w:val="24"/>
+        </w:rPr>
+        <w:drawing>
+          <wp:inline distT="0" distB="0" distL="0" distR="0" wp14:anchorId="5B08CA82" wp14:editId="7B4DBEA1">
+            <wp:extent cx="5044877" cy="2949196"/>
+            <wp:effectExtent l="0" t="0" r="3810" b="3810"/>
+            <wp:docPr id="442465116" name="Picture 1"/>
+            <wp:cNvGraphicFramePr>
+              <a:graphicFrameLocks xmlns:a="http://schemas.openxmlformats.org/drawingml/2006/main" noChangeAspect="1"/>
+            </wp:cNvGraphicFramePr>
+            <a:graphic xmlns:a="http://schemas.openxmlformats.org/drawingml/2006/main">
+              <a:graphicData uri="http://schemas.openxmlformats.org/drawingml/2006/picture">
+                <pic:pic xmlns:pic="http://schemas.openxmlformats.org/drawingml/2006/picture">
+                  <pic:nvPicPr>
+                    <pic:cNvPr id="442465116" name=""/>
+                    <pic:cNvPicPr/>
+                  </pic:nvPicPr>
+                  <pic:blipFill>
+                    <a:blip r:embed="rId31"/>
+                    <a:stretch>
+                      <a:fillRect/>
+                    </a:stretch>
+                  </pic:blipFill>
+                  <pic:spPr>
+                    <a:xfrm>
+                      <a:off x="0" y="0"/>
+                      <a:ext cx="5044877" cy="2949196"/>
+                    </a:xfrm>
+                    <a:prstGeom prst="rect">
+                      <a:avLst/>
+                    </a:prstGeom>
+                  </pic:spPr>
+                </pic:pic>
+              </a:graphicData>
+            </a:graphic>
+          </wp:inline>
+        </w:drawing>
+      </w:r>
+    </w:p>
+    <w:p>
+      <w:pPr>
+        <w:spacing w:line="360" w:lineRule="auto"/>
+        <w:ind w:left="360"/>
+        <w:jc w:val="both"/>
+        <w:rPr>
+          <w:rFonts w:ascii="Times New Roman" w:hAnsi="Times New Roman" w:cs="Times New Roman"/>
+          <w:sz w:val="24"/>
+          <w:szCs w:val="24"/>
+        </w:rPr>
+      </w:pPr>
+      <w:r>
+        <w:rPr>
+          <w:rFonts w:ascii="Times New Roman" w:hAnsi="Times New Roman" w:cs="Times New Roman"/>
+          <w:sz w:val="24"/>
+          <w:szCs w:val="24"/>
+        </w:rPr>
+        <w:t xml:space="preserve">A GSM module is interfaced with the </w:t>
+      </w:r>
+      <w:r>
+        <w:rPr>
+          <w:rFonts w:ascii="Times New Roman" w:hAnsi="Times New Roman" w:cs="Times New Roman"/>
+          <w:sz w:val="24"/>
+          <w:szCs w:val="24"/>
+        </w:rPr>
+        <w:t xml:space="preserve">system to alert the user on occurrence of sudden and dangerous gas leaks. The GSM transceiver SIM800LA is a baseband processor and RF circuitry that handle the actual communication with the cellular </w:t>
+      </w:r>
+      <w:r>
+        <w:rPr>
+          <w:rFonts w:ascii="Times New Roman" w:hAnsi="Times New Roman" w:cs="Times New Roman"/>
+          <w:sz w:val="24"/>
+          <w:szCs w:val="24"/>
+        </w:rPr>
+        <w:t>network</w:t>
+      </w:r>
+      <w:r>
+        <w:rPr>
+          <w:rFonts w:ascii="Times New Roman" w:hAnsi="Times New Roman" w:cs="Times New Roman"/>
+          <w:sz w:val="24"/>
+          <w:szCs w:val="24"/>
+        </w:rPr>
+        <w:t>.</w:t>
+      </w:r>
+      <w:r>
+        <w:rPr>
+          <w:rFonts w:ascii="Segoe UI" w:hAnsi="Segoe UI" w:cs="Segoe UI"/>
+          <w:color w:val="2D3748"/>
+          <w:sz w:val="26"/>
+          <w:szCs w:val="26"/>
+          <w:shd w:val="clear" w:color="auto" w:fill="FFFFFF"/>
+        </w:rPr>
+        <w:t xml:space="preserve"> </w:t>
+      </w:r>
+      <w:r>
+        <w:rPr>
+          <w:rFonts w:ascii="Times New Roman" w:hAnsi="Times New Roman" w:cs="Times New Roman"/>
+          <w:sz w:val="24"/>
+          <w:szCs w:val="24"/>
+        </w:rPr>
+        <w:t xml:space="preserve">The SIM800L module has an LED that </w:t>
+      </w:r>
+      <w:r>
+        <w:rPr>
+          <w:rFonts w:ascii="Times New Roman" w:hAnsi="Times New Roman" w:cs="Times New Roman"/>
+          <w:sz w:val="24"/>
+          <w:szCs w:val="24"/>
+        </w:rPr>
+        <w:t xml:space="preserve">indicate </w:t>
+      </w:r>
+      <w:r>
+        <w:rPr>
+          <w:rFonts w:ascii="Times New Roman" w:hAnsi="Times New Roman" w:cs="Times New Roman"/>
+          <w:sz w:val="24"/>
+          <w:szCs w:val="24"/>
+        </w:rPr>
+        <w:t>the status of your cellular network connection. The LED will blink at different rates depending on what the module is doing:</w:t>
+      </w:r>
+      <w:r>
+        <w:rPr>
+          <w:rFonts w:ascii="Times New Roman" w:hAnsi="Times New Roman" w:cs="Times New Roman"/>
+          <w:sz w:val="24"/>
+          <w:szCs w:val="24"/>
+        </w:rPr>
+        <w:t xml:space="preserve"> </w:t>
+      </w:r>
+    </w:p>
+    <w:p>
+      <w:pPr>
+        <w:spacing w:line="360" w:lineRule="auto"/>
+        <w:ind w:left="360"/>
+        <w:jc w:val="both"/>
+        <w:rPr>
+          <w:rFonts w:ascii="Times New Roman" w:hAnsi="Times New Roman" w:cs="Times New Roman"/>
+          <w:sz w:val="24"/>
+          <w:szCs w:val="24"/>
+        </w:rPr>
+      </w:pPr>
+    </w:p>
+    <w:p>
+      <w:pPr>
+        <w:spacing w:line="360" w:lineRule="auto"/>
+        <w:ind w:left="360"/>
+        <w:jc w:val="both"/>
+        <w:rPr>
+          <w:rFonts w:ascii="Times New Roman" w:hAnsi="Times New Roman" w:cs="Times New Roman"/>
+          <w:sz w:val="24"/>
+          <w:szCs w:val="24"/>
+        </w:rPr>
+      </w:pPr>
+      <w:r>
+        <w:rPr>
+          <w:rFonts w:ascii="Times New Roman" w:hAnsi="Times New Roman" w:cs="Times New Roman"/>
+          <w:sz w:val="24"/>
+          <w:szCs w:val="24"/>
+        </w:rPr>
+        <w:lastRenderedPageBreak/>
+        <w:drawing>
+          <wp:inline distT="0" distB="0" distL="0" distR="0" wp14:anchorId="6594611B" wp14:editId="58BA3E12">
+            <wp:extent cx="5731510" cy="2823845"/>
+            <wp:effectExtent l="0" t="0" r="2540" b="0"/>
+            <wp:docPr id="757509076" name="Picture 1"/>
+            <wp:cNvGraphicFramePr>
+              <a:graphicFrameLocks xmlns:a="http://schemas.openxmlformats.org/drawingml/2006/main" noChangeAspect="1"/>
+            </wp:cNvGraphicFramePr>
+            <a:graphic xmlns:a="http://schemas.openxmlformats.org/drawingml/2006/main">
+              <a:graphicData uri="http://schemas.openxmlformats.org/drawingml/2006/picture">
+                <pic:pic xmlns:pic="http://schemas.openxmlformats.org/drawingml/2006/picture">
+                  <pic:nvPicPr>
+                    <pic:cNvPr id="757509076" name=""/>
+                    <pic:cNvPicPr/>
+                  </pic:nvPicPr>
+                  <pic:blipFill>
+                    <a:blip r:embed="rId32"/>
+                    <a:stretch>
+                      <a:fillRect/>
+                    </a:stretch>
+                  </pic:blipFill>
+                  <pic:spPr>
+                    <a:xfrm>
+                      <a:off x="0" y="0"/>
+                      <a:ext cx="5731510" cy="2823845"/>
+                    </a:xfrm>
+                    <a:prstGeom prst="rect">
+                      <a:avLst/>
+                    </a:prstGeom>
+                  </pic:spPr>
+                </pic:pic>
+              </a:graphicData>
+            </a:graphic>
+          </wp:inline>
+        </w:drawing>
+      </w:r>
+    </w:p>
+    <w:p>
+      <w:pPr>
+        <w:spacing w:line="360" w:lineRule="auto"/>
+        <w:ind w:left="360"/>
+        <w:jc w:val="both"/>
+        <w:rPr>
+          <w:rFonts w:ascii="Times New Roman" w:hAnsi="Times New Roman" w:cs="Times New Roman"/>
+          <w:sz w:val="24"/>
+          <w:szCs w:val="24"/>
+        </w:rPr>
+      </w:pPr>
+      <w:r>
+        <w:rPr>
+          <w:rFonts w:ascii="Times New Roman" w:hAnsi="Times New Roman" w:cs="Times New Roman"/>
+          <w:sz w:val="24"/>
+          <w:szCs w:val="24"/>
+        </w:rPr>
+        <w:t>The SIM800L module needs an external antenna to connect to the cellular network</w:t>
+      </w:r>
+      <w:r>
+        <w:rPr>
+          <w:rFonts w:ascii="Times New Roman" w:hAnsi="Times New Roman" w:cs="Times New Roman"/>
+          <w:sz w:val="24"/>
+          <w:szCs w:val="24"/>
+        </w:rPr>
+        <w:t>. A helical antenna usually comes with the module and can be soldered directly onto the board. Here we have used a 3dBi GSM antenna with U. FL to SMA adapter. This type of antenna works much better than the helical antenna.</w:t>
+      </w:r>
+    </w:p>
+    <w:p>
+      <w:pPr>
+        <w:spacing w:line="360" w:lineRule="auto"/>
+        <w:ind w:left="360"/>
+        <w:jc w:val="center"/>
+        <w:rPr>
+          <w:rFonts w:ascii="Times New Roman" w:hAnsi="Times New Roman" w:cs="Times New Roman"/>
+          <w:sz w:val="24"/>
+          <w:szCs w:val="24"/>
+        </w:rPr>
+      </w:pPr>
+      <w:r>
+        <w:rPr>
+          <w:rFonts w:ascii="Times New Roman" w:hAnsi="Times New Roman" w:cs="Times New Roman"/>
+          <w:sz w:val="24"/>
+          <w:szCs w:val="24"/>
+        </w:rPr>
+        <w:drawing>
+          <wp:inline distT="0" distB="0" distL="0" distR="0" wp14:anchorId="568E1F3A" wp14:editId="2550DA93">
+            <wp:extent cx="3368332" cy="2872989"/>
+            <wp:effectExtent l="0" t="0" r="3810" b="3810"/>
+            <wp:docPr id="1376811772" name="Picture 1"/>
+            <wp:cNvGraphicFramePr>
+              <a:graphicFrameLocks xmlns:a="http://schemas.openxmlformats.org/drawingml/2006/main" noChangeAspect="1"/>
+            </wp:cNvGraphicFramePr>
+            <a:graphic xmlns:a="http://schemas.openxmlformats.org/drawingml/2006/main">
+              <a:graphicData uri="http://schemas.openxmlformats.org/drawingml/2006/picture">
+                <pic:pic xmlns:pic="http://schemas.openxmlformats.org/drawingml/2006/picture">
+                  <pic:nvPicPr>
+                    <pic:cNvPr id="1376811772" name=""/>
+                    <pic:cNvPicPr/>
+                  </pic:nvPicPr>
+                  <pic:blipFill>
+                    <a:blip r:embed="rId33"/>
+                    <a:stretch>
+                      <a:fillRect/>
+                    </a:stretch>
+                  </pic:blipFill>
+                  <pic:spPr>
+                    <a:xfrm>
+                      <a:off x="0" y="0"/>
+                      <a:ext cx="3368332" cy="2872989"/>
+                    </a:xfrm>
+                    <a:prstGeom prst="rect">
+                      <a:avLst/>
+                    </a:prstGeom>
+                  </pic:spPr>
+                </pic:pic>
+              </a:graphicData>
+            </a:graphic>
+          </wp:inline>
+        </w:drawing>
+      </w:r>
+    </w:p>
+    <w:p>
+      <w:pPr>
+        <w:spacing w:line="360" w:lineRule="auto"/>
+        <w:ind w:left="360"/>
+        <w:jc w:val="both"/>
+        <w:rPr>
+          <w:rFonts w:ascii="Times New Roman" w:hAnsi="Times New Roman" w:cs="Times New Roman"/>
+          <w:sz w:val="24"/>
+          <w:szCs w:val="24"/>
+        </w:rPr>
+      </w:pPr>
+      <w:r>
+        <w:rPr>
+          <w:rFonts w:ascii="Times New Roman" w:hAnsi="Times New Roman" w:cs="Times New Roman"/>
+          <w:sz w:val="24"/>
+          <w:szCs w:val="24"/>
+        </w:rPr>
+        <w:t>Attention commands or AT commands are used to communicate with the GSM module.</w:t>
+      </w:r>
+      <w:r>
+        <w:rPr>
+          <w:rFonts w:ascii="Times New Roman" w:hAnsi="Times New Roman" w:cs="Times New Roman"/>
+          <w:sz w:val="24"/>
+          <w:szCs w:val="24"/>
+        </w:rPr>
+        <w:t xml:space="preserve"> The commands are sent as ASCII strings over UART, terminated with \r\n. Some of the AT commands are given below. The module replies with status messages like </w:t>
+      </w:r>
+      <w:r>
+        <w:rPr>
+          <w:rFonts w:ascii="Times New Roman" w:hAnsi="Times New Roman" w:cs="Times New Roman"/>
+          <w:sz w:val="24"/>
+          <w:szCs w:val="24"/>
+        </w:rPr>
+        <w:t>OK, ERROR</w:t>
+      </w:r>
+      <w:r>
+        <w:rPr>
+          <w:rFonts w:ascii="Times New Roman" w:hAnsi="Times New Roman" w:cs="Times New Roman"/>
+          <w:sz w:val="24"/>
+          <w:szCs w:val="24"/>
+        </w:rPr>
+        <w:t xml:space="preserve"> or data.</w:t>
+      </w:r>
+    </w:p>
+    <w:p>
+      <w:pPr>
+        <w:pStyle w:val="ListParagraph"/>
+        <w:numPr>
+          <w:ilvl w:val="0"/>
+          <w:numId w:val="40"/>
+        </w:numPr>
+        <w:spacing w:line="360" w:lineRule="auto"/>
+        <w:jc w:val="both"/>
+        <w:rPr>
+          <w:rFonts w:ascii="Times New Roman" w:hAnsi="Times New Roman" w:cs="Times New Roman"/>
+          <w:sz w:val="24"/>
+          <w:szCs w:val="24"/>
+        </w:rPr>
+      </w:pPr>
+      <w:r>
+        <w:rPr>
+          <w:rFonts w:ascii="Times New Roman" w:hAnsi="Times New Roman" w:cs="Times New Roman"/>
+          <w:sz w:val="24"/>
+          <w:szCs w:val="24"/>
+        </w:rPr>
+        <w:t>AT → checks if the module is alive (responds OK).</w:t>
+      </w:r>
+    </w:p>
+    <w:p>
+      <w:pPr>
+        <w:pStyle w:val="ListParagraph"/>
+        <w:numPr>
+          <w:ilvl w:val="0"/>
+          <w:numId w:val="40"/>
+        </w:numPr>
+        <w:spacing w:line="360" w:lineRule="auto"/>
+        <w:jc w:val="both"/>
+        <w:rPr>
+          <w:rFonts w:ascii="Times New Roman" w:hAnsi="Times New Roman" w:cs="Times New Roman"/>
+          <w:sz w:val="24"/>
+          <w:szCs w:val="24"/>
+        </w:rPr>
+      </w:pPr>
+      <w:r>
+        <w:rPr>
+          <w:rFonts w:ascii="Times New Roman" w:hAnsi="Times New Roman" w:cs="Times New Roman"/>
+          <w:sz w:val="24"/>
+          <w:szCs w:val="24"/>
+        </w:rPr>
+        <w:t>AT+CSQ → signal quality.</w:t>
+      </w:r>
+    </w:p>
+    <w:p>
+      <w:pPr>
+        <w:pStyle w:val="ListParagraph"/>
+        <w:numPr>
+          <w:ilvl w:val="0"/>
+          <w:numId w:val="40"/>
+        </w:numPr>
+        <w:spacing w:line="360" w:lineRule="auto"/>
+        <w:jc w:val="both"/>
+        <w:rPr>
+          <w:rFonts w:ascii="Times New Roman" w:hAnsi="Times New Roman" w:cs="Times New Roman"/>
+          <w:sz w:val="24"/>
+          <w:szCs w:val="24"/>
+        </w:rPr>
+      </w:pPr>
+      <w:r>
+        <w:rPr>
+          <w:rFonts w:ascii="Times New Roman" w:hAnsi="Times New Roman" w:cs="Times New Roman"/>
+          <w:sz w:val="24"/>
+          <w:szCs w:val="24"/>
+        </w:rPr>
+        <w:lastRenderedPageBreak/>
+        <w:t>AT+CMGF=1 → set SMS mode to text.</w:t>
+      </w:r>
+    </w:p>
+    <w:p>
+      <w:pPr>
+        <w:pStyle w:val="ListParagraph"/>
+        <w:numPr>
+          <w:ilvl w:val="0"/>
+          <w:numId w:val="40"/>
+        </w:numPr>
+        <w:spacing w:line="360" w:lineRule="auto"/>
+        <w:jc w:val="both"/>
+        <w:rPr>
+          <w:rFonts w:ascii="Times New Roman" w:hAnsi="Times New Roman" w:cs="Times New Roman"/>
+          <w:sz w:val="24"/>
+          <w:szCs w:val="24"/>
+        </w:rPr>
+      </w:pPr>
+      <w:r>
+        <w:rPr>
+          <w:rFonts w:ascii="Times New Roman" w:hAnsi="Times New Roman" w:cs="Times New Roman"/>
+          <w:sz w:val="24"/>
+          <w:szCs w:val="24"/>
+        </w:rPr>
+        <w:t>AT+CMGS="+919876543210" → send SMS to a number.</w:t>
+      </w:r>
+    </w:p>
+    <w:p>
+      <w:pPr>
+        <w:pStyle w:val="ListParagraph"/>
+        <w:numPr>
+          <w:ilvl w:val="0"/>
+          <w:numId w:val="40"/>
+        </w:numPr>
+        <w:spacing w:line="360" w:lineRule="auto"/>
+        <w:jc w:val="both"/>
+        <w:rPr>
+          <w:rFonts w:ascii="Times New Roman" w:hAnsi="Times New Roman" w:cs="Times New Roman"/>
+          <w:sz w:val="24"/>
+          <w:szCs w:val="24"/>
+        </w:rPr>
+      </w:pPr>
+      <w:r>
+        <w:rPr>
+          <w:rFonts w:ascii="Times New Roman" w:hAnsi="Times New Roman" w:cs="Times New Roman"/>
+          <w:sz w:val="24"/>
+          <w:szCs w:val="24"/>
+        </w:rPr>
+        <w:t>ATD123456789; → dial a number.</w:t>
+      </w:r>
+    </w:p>
+    <w:p>
+      <w:pPr>
+        <w:spacing w:line="360" w:lineRule="auto"/>
+        <w:ind w:left="360"/>
+        <w:jc w:val="both"/>
+        <w:rPr>
+          <w:rFonts w:ascii="Times New Roman" w:hAnsi="Times New Roman" w:cs="Times New Roman"/>
+          <w:sz w:val="24"/>
+          <w:szCs w:val="24"/>
+        </w:rPr>
+      </w:pPr>
+      <w:r>
+        <w:rPr>
+          <w:rFonts w:ascii="Times New Roman" w:hAnsi="Times New Roman" w:cs="Times New Roman"/>
+          <w:sz w:val="24"/>
+          <w:szCs w:val="24"/>
+        </w:rPr>
+        <w:t>To test the working of GSM module a tool named Docklight that allows us to send and receive raw serial data is used. The application downloaded from internet, complete the installation and open Docklight. An external UART converter module is used to interface with SIM800LA GSM module.</w:t>
+      </w:r>
+    </w:p>
+    <w:p>
+      <w:pPr>
+        <w:numPr>
+          <w:ilvl w:val="0"/>
+          <w:numId w:val="41"/>
+        </w:numPr>
+        <w:spacing w:line="360" w:lineRule="auto"/>
+        <w:jc w:val="both"/>
+        <w:rPr>
+          <w:rFonts w:ascii="Times New Roman" w:hAnsi="Times New Roman" w:cs="Times New Roman"/>
+          <w:sz w:val="24"/>
+          <w:szCs w:val="24"/>
+        </w:rPr>
+      </w:pPr>
+      <w:r>
+        <w:rPr>
+          <w:rFonts w:ascii="Times New Roman" w:hAnsi="Times New Roman" w:cs="Times New Roman"/>
+          <w:sz w:val="24"/>
+          <w:szCs w:val="24"/>
+        </w:rPr>
+        <w:t xml:space="preserve">SIM800L </w:t>
+      </w:r>
+      <w:r>
+        <w:rPr>
+          <w:rFonts w:ascii="Times New Roman" w:hAnsi="Times New Roman" w:cs="Times New Roman"/>
+          <w:b/>
+          <w:bCs/>
+          <w:sz w:val="24"/>
+          <w:szCs w:val="24"/>
+        </w:rPr>
+        <w:t>TX → RX</w:t>
+      </w:r>
+      <w:r>
+        <w:rPr>
+          <w:rFonts w:ascii="Times New Roman" w:hAnsi="Times New Roman" w:cs="Times New Roman"/>
+          <w:sz w:val="24"/>
+          <w:szCs w:val="24"/>
+        </w:rPr>
+        <w:t xml:space="preserve"> of adapter</w:t>
+      </w:r>
+    </w:p>
+    <w:p>
+      <w:pPr>
+        <w:numPr>
+          <w:ilvl w:val="0"/>
+          <w:numId w:val="41"/>
+        </w:numPr>
+        <w:spacing w:line="360" w:lineRule="auto"/>
+        <w:jc w:val="both"/>
+        <w:rPr>
+          <w:rFonts w:ascii="Times New Roman" w:hAnsi="Times New Roman" w:cs="Times New Roman"/>
+          <w:sz w:val="24"/>
+          <w:szCs w:val="24"/>
+        </w:rPr>
+      </w:pPr>
+      <w:r>
+        <w:rPr>
+          <w:rFonts w:ascii="Times New Roman" w:hAnsi="Times New Roman" w:cs="Times New Roman"/>
+          <w:sz w:val="24"/>
+          <w:szCs w:val="24"/>
+        </w:rPr>
+        <w:t xml:space="preserve">SIM800L </w:t>
+      </w:r>
+      <w:r>
+        <w:rPr>
+          <w:rFonts w:ascii="Times New Roman" w:hAnsi="Times New Roman" w:cs="Times New Roman"/>
+          <w:b/>
+          <w:bCs/>
+          <w:sz w:val="24"/>
+          <w:szCs w:val="24"/>
+        </w:rPr>
+        <w:t>RX → TX</w:t>
+      </w:r>
+      <w:r>
+        <w:rPr>
+          <w:rFonts w:ascii="Times New Roman" w:hAnsi="Times New Roman" w:cs="Times New Roman"/>
+          <w:sz w:val="24"/>
+          <w:szCs w:val="24"/>
+        </w:rPr>
+        <w:t xml:space="preserve"> of adapter</w:t>
+      </w:r>
+    </w:p>
+    <w:p>
+      <w:pPr>
+        <w:numPr>
+          <w:ilvl w:val="0"/>
+          <w:numId w:val="41"/>
+        </w:numPr>
+        <w:spacing w:line="360" w:lineRule="auto"/>
+        <w:jc w:val="both"/>
+        <w:rPr>
+          <w:rFonts w:ascii="Times New Roman" w:hAnsi="Times New Roman" w:cs="Times New Roman"/>
+          <w:sz w:val="24"/>
+          <w:szCs w:val="24"/>
+        </w:rPr>
+      </w:pPr>
+      <w:r>
+        <w:rPr>
+          <w:rFonts w:ascii="Times New Roman" w:hAnsi="Times New Roman" w:cs="Times New Roman"/>
+          <w:sz w:val="24"/>
+          <w:szCs w:val="24"/>
+        </w:rPr>
+        <w:t xml:space="preserve">Common </w:t>
+      </w:r>
+      <w:r>
+        <w:rPr>
+          <w:rFonts w:ascii="Times New Roman" w:hAnsi="Times New Roman" w:cs="Times New Roman"/>
+          <w:b/>
+          <w:bCs/>
+          <w:sz w:val="24"/>
+          <w:szCs w:val="24"/>
+        </w:rPr>
+        <w:t>GND</w:t>
+      </w:r>
+    </w:p>
+    <w:p>
+      <w:pPr>
+        <w:numPr>
+          <w:ilvl w:val="0"/>
+          <w:numId w:val="41"/>
+        </w:numPr>
+        <w:spacing w:line="360" w:lineRule="auto"/>
+        <w:jc w:val="both"/>
+        <w:rPr>
+          <w:rFonts w:ascii="Times New Roman" w:hAnsi="Times New Roman" w:cs="Times New Roman"/>
+          <w:sz w:val="24"/>
+          <w:szCs w:val="24"/>
+        </w:rPr>
+      </w:pPr>
+      <w:r>
+        <w:rPr>
+          <w:rFonts w:ascii="Times New Roman" w:hAnsi="Times New Roman" w:cs="Times New Roman"/>
+          <w:sz w:val="24"/>
+          <w:szCs w:val="24"/>
+        </w:rPr>
+        <w:t>Power supply: 3.7–4.2 V, capable of 2 A bursts</w:t>
+      </w:r>
+      <w:r>
+        <w:rPr>
+          <w:rFonts w:ascii="Times New Roman" w:hAnsi="Times New Roman" w:cs="Times New Roman"/>
+          <w:sz w:val="24"/>
+          <w:szCs w:val="24"/>
+        </w:rPr>
+        <w:t xml:space="preserve"> (GSM module)</w:t>
+      </w:r>
+    </w:p>
+    <w:p>
+      <w:pPr>
+        <w:spacing w:line="360" w:lineRule="auto"/>
+        <w:ind w:left="360"/>
+        <w:jc w:val="both"/>
+        <w:rPr>
+          <w:rFonts w:ascii="Times New Roman" w:hAnsi="Times New Roman" w:cs="Times New Roman"/>
+          <w:sz w:val="24"/>
+          <w:szCs w:val="24"/>
+        </w:rPr>
+      </w:pPr>
+      <w:r>
+        <w:rPr>
+          <w:rFonts w:ascii="Times New Roman" w:hAnsi="Times New Roman" w:cs="Times New Roman"/>
+          <w:sz w:val="24"/>
+          <w:szCs w:val="24"/>
+        </w:rPr>
+        <w:t xml:space="preserve">Next Docklight has to be configured, for this go to </w:t>
+      </w:r>
+      <w:r>
+        <w:rPr>
+          <w:rFonts w:ascii="Times New Roman" w:hAnsi="Times New Roman" w:cs="Times New Roman"/>
+          <w:sz w:val="24"/>
+          <w:szCs w:val="24"/>
+        </w:rPr>
+        <w:t>Docklight → Project → Settings → COM Port</w:t>
+      </w:r>
+      <w:r>
+        <w:rPr>
+          <w:rFonts w:ascii="Times New Roman" w:hAnsi="Times New Roman" w:cs="Times New Roman"/>
+          <w:sz w:val="24"/>
+          <w:szCs w:val="24"/>
+        </w:rPr>
+        <w:t>. Select your COM port,set baud rate as 9600 and click OK.</w:t>
+      </w:r>
+    </w:p>
+    <w:p>
+      <w:pPr>
+        <w:spacing w:line="360" w:lineRule="auto"/>
+        <w:ind w:left="360"/>
+        <w:jc w:val="both"/>
+        <w:rPr>
+          <w:rFonts w:ascii="Times New Roman" w:hAnsi="Times New Roman" w:cs="Times New Roman"/>
+          <w:sz w:val="24"/>
+          <w:szCs w:val="24"/>
+        </w:rPr>
+      </w:pPr>
+      <w:r>
+        <w:rPr>
+          <w:rFonts w:ascii="Times New Roman" w:hAnsi="Times New Roman" w:cs="Times New Roman"/>
+          <w:sz w:val="24"/>
+          <w:szCs w:val="24"/>
+        </w:rPr>
+        <w:drawing>
+          <wp:inline distT="0" distB="0" distL="0" distR="0" wp14:anchorId="434BFE52" wp14:editId="135418D1">
+            <wp:extent cx="5731510" cy="3242310"/>
+            <wp:effectExtent l="0" t="0" r="2540" b="0"/>
+            <wp:docPr id="322274440" name="Picture 1"/>
+            <wp:cNvGraphicFramePr>
+              <a:graphicFrameLocks xmlns:a="http://schemas.openxmlformats.org/drawingml/2006/main" noChangeAspect="1"/>
+            </wp:cNvGraphicFramePr>
+            <a:graphic xmlns:a="http://schemas.openxmlformats.org/drawingml/2006/main">
+              <a:graphicData uri="http://schemas.openxmlformats.org/drawingml/2006/picture">
+                <pic:pic xmlns:pic="http://schemas.openxmlformats.org/drawingml/2006/picture">
+                  <pic:nvPicPr>
+                    <pic:cNvPr id="322274440" name=""/>
+                    <pic:cNvPicPr/>
+                  </pic:nvPicPr>
+                  <pic:blipFill>
+                    <a:blip r:embed="rId34"/>
+                    <a:stretch>
+                      <a:fillRect/>
+                    </a:stretch>
+                  </pic:blipFill>
+                  <pic:spPr>
+                    <a:xfrm>
+                      <a:off x="0" y="0"/>
+                      <a:ext cx="5731510" cy="3242310"/>
+                    </a:xfrm>
+                    <a:prstGeom prst="rect">
+                      <a:avLst/>
+                    </a:prstGeom>
+                  </pic:spPr>
+                </pic:pic>
+              </a:graphicData>
+            </a:graphic>
+          </wp:inline>
+        </w:drawing>
+      </w:r>
+    </w:p>
+    <w:p>
+      <w:pPr>
+        <w:tabs>
+          <w:tab w:val="left" w:pos="900"/>
+        </w:tabs>
+        <w:spacing w:line="360" w:lineRule="auto"/>
+        <w:jc w:val="both"/>
+        <w:rPr>
+          <w:rFonts w:ascii="Times New Roman" w:hAnsi="Times New Roman" w:cs="Times New Roman"/>
+          <w:sz w:val="24"/>
+          <w:szCs w:val="24"/>
+        </w:rPr>
+      </w:pPr>
+      <w:r>
+        <w:rPr>
+          <w:rFonts w:ascii="Times New Roman" w:hAnsi="Times New Roman" w:cs="Times New Roman"/>
+          <w:sz w:val="24"/>
+          <w:szCs w:val="24"/>
+        </w:rPr>
+        <w:t xml:space="preserve">   In home page, under ‘send sequences’ double tap on the empty’ name’ field. A new window ‘edit send sequence’ opens. Under the heading sequence definition give a name, select ASCII mode and type the AT command in the name box. Take care that AT command end with ctrl+enter (\r) and shift+ctrl+enter (\n). Note that simply entering \n and \r will not work, after </w:t>
+      </w:r>
+      <w:r>
+        <w:rPr>
+          <w:rFonts w:ascii="Times New Roman" w:hAnsi="Times New Roman" w:cs="Times New Roman"/>
+          <w:sz w:val="24"/>
+          <w:szCs w:val="24"/>
+        </w:rPr>
+        <w:lastRenderedPageBreak/>
+        <w:t>entering proper command sequence we have to press the afore mentioned shortcut keys. Then click on ‘Apply’ button</w:t>
+      </w:r>
+      <w:r>
+        <w:rPr>
+          <w:rFonts w:ascii="Times New Roman" w:hAnsi="Times New Roman" w:cs="Times New Roman"/>
+          <w:sz w:val="24"/>
+          <w:szCs w:val="24"/>
+        </w:rPr>
+        <w:t>, then OK.</w:t>
+      </w:r>
+      <w:r>
+        <w:rPr>
+          <w:rFonts w:ascii="Times New Roman" w:hAnsi="Times New Roman" w:cs="Times New Roman"/>
+          <w:sz w:val="24"/>
+          <w:szCs w:val="24"/>
+        </w:rPr>
+        <w:t xml:space="preserve">   </w:t>
+      </w:r>
+    </w:p>
+    <w:p>
+      <w:pPr>
+        <w:spacing w:line="360" w:lineRule="auto"/>
+        <w:ind w:left="360"/>
+        <w:jc w:val="center"/>
+        <w:rPr>
+          <w:rFonts w:ascii="Times New Roman" w:hAnsi="Times New Roman" w:cs="Times New Roman"/>
+          <w:sz w:val="24"/>
+          <w:szCs w:val="24"/>
+        </w:rPr>
+      </w:pPr>
+      <w:r>
+        <w:rPr>
+          <w:rFonts w:ascii="Times New Roman" w:hAnsi="Times New Roman" w:cs="Times New Roman"/>
+          <w:sz w:val="24"/>
+          <w:szCs w:val="24"/>
+        </w:rPr>
+        <w:drawing>
+          <wp:inline distT="0" distB="0" distL="0" distR="0" wp14:anchorId="221CF045" wp14:editId="499DE7D2">
+            <wp:extent cx="4524375" cy="4439662"/>
+            <wp:effectExtent l="0" t="0" r="0" b="0"/>
+            <wp:docPr id="9601596" name="Picture 1"/>
+            <wp:cNvGraphicFramePr>
+              <a:graphicFrameLocks xmlns:a="http://schemas.openxmlformats.org/drawingml/2006/main" noChangeAspect="1"/>
+            </wp:cNvGraphicFramePr>
+            <a:graphic xmlns:a="http://schemas.openxmlformats.org/drawingml/2006/main">
+              <a:graphicData uri="http://schemas.openxmlformats.org/drawingml/2006/picture">
+                <pic:pic xmlns:pic="http://schemas.openxmlformats.org/drawingml/2006/picture">
+                  <pic:nvPicPr>
+                    <pic:cNvPr id="9601596" name=""/>
+                    <pic:cNvPicPr/>
+                  </pic:nvPicPr>
+                  <pic:blipFill>
+                    <a:blip r:embed="rId35"/>
+                    <a:stretch>
+                      <a:fillRect/>
+                    </a:stretch>
+                  </pic:blipFill>
+                  <pic:spPr>
+                    <a:xfrm>
+                      <a:off x="0" y="0"/>
+                      <a:ext cx="4534460" cy="4449558"/>
+                    </a:xfrm>
+                    <a:prstGeom prst="rect">
+                      <a:avLst/>
+                    </a:prstGeom>
+                  </pic:spPr>
+                </pic:pic>
+              </a:graphicData>
+            </a:graphic>
+          </wp:inline>
+        </w:drawing>
+      </w:r>
+    </w:p>
+    <w:p>
+      <w:pPr>
+        <w:spacing w:line="360" w:lineRule="auto"/>
+        <w:ind w:left="360"/>
+        <w:jc w:val="both"/>
+        <w:rPr>
+          <w:rFonts w:ascii="Times New Roman" w:hAnsi="Times New Roman" w:cs="Times New Roman"/>
+          <w:sz w:val="24"/>
+          <w:szCs w:val="24"/>
+        </w:rPr>
+      </w:pPr>
+      <w:r>
+        <w:rPr>
+          <w:rFonts w:ascii="Times New Roman" w:hAnsi="Times New Roman" w:cs="Times New Roman"/>
+          <w:sz w:val="24"/>
+          <w:szCs w:val="24"/>
+        </w:rPr>
+        <w:t>On top right corner we can see a heading control character shortcut. Click on the same to view different shortcut and their respective code or even define new shortcut.</w:t>
+      </w:r>
+      <w:r>
+        <w:rPr>
+          <w:rFonts w:ascii="Times New Roman" w:hAnsi="Times New Roman" w:cs="Times New Roman"/>
+          <w:sz w:val="24"/>
+          <w:szCs w:val="24"/>
+        </w:rPr>
+        <w:t xml:space="preserve"> In the home window under ‘sequence now we can see the AT command we entered along with a send button. Press the send button and in the main window we can see [TX] -AT in green (transmitted data)</w:t>
+      </w:r>
+    </w:p>
+    <w:p>
+      <w:pPr>
+        <w:spacing w:line="360" w:lineRule="auto"/>
+        <w:ind w:left="360"/>
+        <w:jc w:val="center"/>
+        <w:rPr>
+          <w:rFonts w:ascii="Times New Roman" w:hAnsi="Times New Roman" w:cs="Times New Roman"/>
+          <w:sz w:val="24"/>
+          <w:szCs w:val="24"/>
+        </w:rPr>
+      </w:pPr>
+      <w:r>
+        <w:rPr>
+          <w:rFonts w:ascii="Times New Roman" w:hAnsi="Times New Roman" w:cs="Times New Roman"/>
+          <w:sz w:val="24"/>
+          <w:szCs w:val="24"/>
+        </w:rPr>
+        <w:drawing>
+          <wp:inline distT="0" distB="0" distL="0" distR="0" wp14:anchorId="39597665" wp14:editId="381FC5B4">
+            <wp:extent cx="3162574" cy="1767993"/>
+            <wp:effectExtent l="0" t="0" r="0" b="3810"/>
+            <wp:docPr id="384347336" name="Picture 1"/>
+            <wp:cNvGraphicFramePr>
+              <a:graphicFrameLocks xmlns:a="http://schemas.openxmlformats.org/drawingml/2006/main" noChangeAspect="1"/>
+            </wp:cNvGraphicFramePr>
+            <a:graphic xmlns:a="http://schemas.openxmlformats.org/drawingml/2006/main">
+              <a:graphicData uri="http://schemas.openxmlformats.org/drawingml/2006/picture">
+                <pic:pic xmlns:pic="http://schemas.openxmlformats.org/drawingml/2006/picture">
+                  <pic:nvPicPr>
+                    <pic:cNvPr id="384347336" name=""/>
+                    <pic:cNvPicPr/>
+                  </pic:nvPicPr>
+                  <pic:blipFill>
+                    <a:blip r:embed="rId36"/>
+                    <a:stretch>
+                      <a:fillRect/>
+                    </a:stretch>
+                  </pic:blipFill>
+                  <pic:spPr>
+                    <a:xfrm>
+                      <a:off x="0" y="0"/>
+                      <a:ext cx="3162574" cy="1767993"/>
+                    </a:xfrm>
+                    <a:prstGeom prst="rect">
+                      <a:avLst/>
+                    </a:prstGeom>
+                  </pic:spPr>
+                </pic:pic>
+              </a:graphicData>
+            </a:graphic>
+          </wp:inline>
+        </w:drawing>
+      </w:r>
+    </w:p>
+    <w:p>
+      <w:pPr>
+        <w:spacing w:line="360" w:lineRule="auto"/>
+        <w:ind w:left="360"/>
+        <w:jc w:val="center"/>
+        <w:rPr>
+          <w:rFonts w:ascii="Times New Roman" w:hAnsi="Times New Roman" w:cs="Times New Roman"/>
+          <w:sz w:val="24"/>
+          <w:szCs w:val="24"/>
+        </w:rPr>
+      </w:pPr>
+    </w:p>
+    <w:p>
+      <w:pPr>
+        <w:spacing w:line="360" w:lineRule="auto"/>
+        <w:ind w:left="360"/>
+        <w:jc w:val="center"/>
+        <w:rPr>
+          <w:rFonts w:ascii="Times New Roman" w:hAnsi="Times New Roman" w:cs="Times New Roman"/>
+          <w:sz w:val="24"/>
+          <w:szCs w:val="24"/>
+        </w:rPr>
+      </w:pPr>
+      <w:r>
+        <w:rPr>
+          <w:rFonts w:ascii="Times New Roman" w:hAnsi="Times New Roman" w:cs="Times New Roman"/>
+          <w:sz w:val="24"/>
+          <w:szCs w:val="24"/>
+        </w:rPr>
+        <w:lastRenderedPageBreak/>
+        <w:drawing>
+          <wp:inline distT="0" distB="0" distL="0" distR="0" wp14:anchorId="600A4011" wp14:editId="0448ABB7">
+            <wp:extent cx="4648603" cy="1463167"/>
+            <wp:effectExtent l="0" t="0" r="0" b="3810"/>
+            <wp:docPr id="483206446" name="Picture 1"/>
+            <wp:cNvGraphicFramePr>
+              <a:graphicFrameLocks xmlns:a="http://schemas.openxmlformats.org/drawingml/2006/main" noChangeAspect="1"/>
+            </wp:cNvGraphicFramePr>
+            <a:graphic xmlns:a="http://schemas.openxmlformats.org/drawingml/2006/main">
+              <a:graphicData uri="http://schemas.openxmlformats.org/drawingml/2006/picture">
+                <pic:pic xmlns:pic="http://schemas.openxmlformats.org/drawingml/2006/picture">
+                  <pic:nvPicPr>
+                    <pic:cNvPr id="483206446" name=""/>
+                    <pic:cNvPicPr/>
+                  </pic:nvPicPr>
+                  <pic:blipFill>
+                    <a:blip r:embed="rId37"/>
+                    <a:stretch>
+                      <a:fillRect/>
+                    </a:stretch>
+                  </pic:blipFill>
+                  <pic:spPr>
+                    <a:xfrm>
+                      <a:off x="0" y="0"/>
+                      <a:ext cx="4648603" cy="1463167"/>
+                    </a:xfrm>
+                    <a:prstGeom prst="rect">
+                      <a:avLst/>
+                    </a:prstGeom>
+                  </pic:spPr>
+                </pic:pic>
+              </a:graphicData>
+            </a:graphic>
+          </wp:inline>
+        </w:drawing>
+      </w:r>
+    </w:p>
+    <w:p>
+      <w:pPr>
+        <w:spacing w:line="360" w:lineRule="auto"/>
+        <w:ind w:left="360"/>
+        <w:jc w:val="center"/>
+        <w:rPr>
+          <w:rFonts w:ascii="Times New Roman" w:hAnsi="Times New Roman" w:cs="Times New Roman"/>
+          <w:b/>
+          <w:bCs/>
+          <w:color w:val="EE0000"/>
+          <w:sz w:val="24"/>
+          <w:szCs w:val="24"/>
+        </w:rPr>
+      </w:pPr>
+      <w:r>
+        <w:rPr>
+          <w:rFonts w:ascii="Times New Roman" w:hAnsi="Times New Roman" w:cs="Times New Roman"/>
+          <w:b/>
+          <w:bCs/>
+          <w:color w:val="EE0000"/>
+          <w:sz w:val="24"/>
+          <w:szCs w:val="24"/>
+        </w:rPr>
+        <w:t>NEED TO BE CHANGED</w:t>
+      </w:r>
     </w:p>
     <w:p>
       <w:pPr>
@@ -9690,8 +10662,6 @@
                 <w:lang w:val="en-US"/>
               </w:rPr>
             </w:pPr>
-            <w:proofErr w:type="spellStart"/>
-            <w:proofErr w:type="gramStart"/>
             <w:r>
               <w:rPr>
                 <w:rFonts w:ascii="Times New Roman" w:hAnsi="Times New Roman" w:cs="Times New Roman"/>
@@ -9699,10 +10669,17 @@
                 <w:szCs w:val="24"/>
                 <w:lang w:val="en-US"/>
               </w:rPr>
-              <w:t>LPG,i</w:t>
+              <w:t>LPG,</w:t>
             </w:r>
-            <w:proofErr w:type="spellEnd"/>
-            <w:proofErr w:type="gramEnd"/>
+            <w:r>
+              <w:rPr>
+                <w:rFonts w:ascii="Times New Roman" w:hAnsi="Times New Roman" w:cs="Times New Roman"/>
+                <w:sz w:val="24"/>
+                <w:szCs w:val="24"/>
+                <w:lang w:val="en-US"/>
+              </w:rPr>
+              <w:t xml:space="preserve"> I </w:t>
+            </w:r>
             <w:r>
               <w:rPr>
                 <w:rFonts w:ascii="Times New Roman" w:hAnsi="Times New Roman" w:cs="Times New Roman"/>
@@ -9737,23 +10714,13 @@
                 <w:lang w:val="en-US"/>
               </w:rPr>
             </w:pPr>
-            <w:proofErr w:type="spellStart"/>
             <w:r>
               <w:rPr>
                 <w:rFonts w:ascii="Times New Roman" w:hAnsi="Times New Roman" w:cs="Times New Roman"/>
                 <w:sz w:val="24"/>
                 <w:szCs w:val="24"/>
               </w:rPr>
-              <w:t>Vc</w:t>
-            </w:r>
-            <w:proofErr w:type="spellEnd"/>
-            <w:r>
-              <w:rPr>
-                <w:rFonts w:ascii="Times New Roman" w:hAnsi="Times New Roman" w:cs="Times New Roman"/>
-                <w:sz w:val="24"/>
-                <w:szCs w:val="24"/>
-              </w:rPr>
-              <w:t>, Circuit voltage</w:t>
+              <w:t>Vc, Circuit voltage</w:t>
             </w:r>
           </w:p>
         </w:tc>
@@ -9808,25 +10775,46 @@
                 <w:lang w:val="en-US"/>
               </w:rPr>
             </w:pPr>
-            <w:proofErr w:type="spellStart"/>
-            <w:proofErr w:type="gramStart"/>
             <w:r>
               <w:rPr>
                 <w:rFonts w:ascii="Times New Roman" w:hAnsi="Times New Roman" w:cs="Times New Roman"/>
                 <w:sz w:val="24"/>
                 <w:szCs w:val="24"/>
               </w:rPr>
-              <w:t>VH,Heating</w:t>
+              <w:t>V</w:t>
             </w:r>
-            <w:proofErr w:type="spellEnd"/>
-            <w:proofErr w:type="gramEnd"/>
             <w:r>
               <w:rPr>
                 <w:rFonts w:ascii="Times New Roman" w:hAnsi="Times New Roman" w:cs="Times New Roman"/>
                 <w:sz w:val="24"/>
                 <w:szCs w:val="24"/>
-              </w:rPr>
-              <w:t xml:space="preserve"> voltage</w:t>
+                <w:vertAlign w:val="subscript"/>
+              </w:rPr>
+              <w:t>H</w:t>
+            </w:r>
+            <w:r>
+              <w:rPr>
+                <w:rFonts w:ascii="Times New Roman" w:hAnsi="Times New Roman" w:cs="Times New Roman"/>
+                <w:sz w:val="24"/>
+                <w:szCs w:val="24"/>
+              </w:rPr>
+              <w:t>,</w:t>
+            </w:r>
+            <w:r>
+              <w:rPr>
+                <w:rFonts w:ascii="Times New Roman" w:hAnsi="Times New Roman" w:cs="Times New Roman"/>
+                <w:sz w:val="24"/>
+                <w:szCs w:val="24"/>
+              </w:rPr>
+              <w:t xml:space="preserve"> </w:t>
+            </w:r>
+            <w:r>
+              <w:rPr>
+                <w:rFonts w:ascii="Times New Roman" w:hAnsi="Times New Roman" w:cs="Times New Roman"/>
+                <w:sz w:val="24"/>
+                <w:szCs w:val="24"/>
+              </w:rPr>
+              <w:t>Heating voltage</w:t>
             </w:r>
           </w:p>
         </w:tc>
@@ -10400,7 +11388,6 @@
                 <w:szCs w:val="28"/>
                 <w:lang w:val="en-US"/>
               </w:rPr>
-              <w:lastRenderedPageBreak/>
               <w:t>Parameter</w:t>
             </w:r>
           </w:p>
@@ -10542,23 +11529,13 @@
                 <w:lang w:val="en-US"/>
               </w:rPr>
             </w:pPr>
-            <w:proofErr w:type="spellStart"/>
             <w:r>
               <w:rPr>
                 <w:rFonts w:ascii="Times New Roman" w:hAnsi="Times New Roman" w:cs="Times New Roman"/>
                 <w:sz w:val="24"/>
                 <w:szCs w:val="24"/>
               </w:rPr>
-              <w:t>Vc</w:t>
-            </w:r>
-            <w:proofErr w:type="spellEnd"/>
-            <w:r>
-              <w:rPr>
-                <w:rFonts w:ascii="Times New Roman" w:hAnsi="Times New Roman" w:cs="Times New Roman"/>
-                <w:sz w:val="24"/>
-                <w:szCs w:val="24"/>
-              </w:rPr>
-              <w:t>, Circuit voltage</w:t>
+              <w:t>Vc, Circuit voltage</w:t>
             </w:r>
           </w:p>
         </w:tc>
@@ -10613,25 +11590,13 @@
                 <w:lang w:val="en-US"/>
               </w:rPr>
             </w:pPr>
-            <w:proofErr w:type="spellStart"/>
-            <w:proofErr w:type="gramStart"/>
             <w:r>
               <w:rPr>
                 <w:rFonts w:ascii="Times New Roman" w:hAnsi="Times New Roman" w:cs="Times New Roman"/>
                 <w:sz w:val="24"/>
                 <w:szCs w:val="24"/>
               </w:rPr>
-              <w:t>VH,Heating</w:t>
-            </w:r>
-            <w:proofErr w:type="spellEnd"/>
-            <w:proofErr w:type="gramEnd"/>
-            <w:r>
-              <w:rPr>
-                <w:rFonts w:ascii="Times New Roman" w:hAnsi="Times New Roman" w:cs="Times New Roman"/>
-                <w:sz w:val="24"/>
-                <w:szCs w:val="24"/>
-              </w:rPr>
-              <w:t xml:space="preserve"> voltage</w:t>
+              <w:t>VH,Heating voltage</w:t>
             </w:r>
           </w:p>
         </w:tc>
@@ -10925,6 +11890,7 @@
                 <w:sz w:val="24"/>
                 <w:szCs w:val="24"/>
               </w:rPr>
+              <w:lastRenderedPageBreak/>
               <w:t>Rs, Sensing Resistance</w:t>
             </w:r>
           </w:p>
@@ -11082,34 +12048,6 @@
         </w:tc>
       </w:tr>
     </w:tbl>
-    <w:p>
-      <w:pPr>
-        <w:spacing w:line="360" w:lineRule="auto"/>
-        <w:jc w:val="both"/>
-        <w:rPr>
-          <w:rFonts w:ascii="Times New Roman" w:hAnsi="Times New Roman" w:cs="Times New Roman"/>
-          <w:b/>
-          <w:bCs/>
-          <w:sz w:val="24"/>
-          <w:szCs w:val="24"/>
-          <w:lang w:val="en-US"/>
-        </w:rPr>
-      </w:pPr>
-    </w:p>
-    <w:p>
-      <w:pPr>
-        <w:spacing w:line="360" w:lineRule="auto"/>
-        <w:jc w:val="both"/>
-        <w:rPr>
-          <w:rFonts w:ascii="Times New Roman" w:hAnsi="Times New Roman" w:cs="Times New Roman"/>
-          <w:b/>
-          <w:bCs/>
-          <w:sz w:val="24"/>
-          <w:szCs w:val="24"/>
-          <w:lang w:val="en-US"/>
-        </w:rPr>
-      </w:pPr>
-    </w:p>
     <w:p>
       <w:pPr>
         <w:spacing w:line="360" w:lineRule="auto"/>
@@ -11320,10 +12258,8 @@
                 <w:szCs w:val="24"/>
                 <w:lang w:val="en-US"/>
               </w:rPr>
-              <w:t xml:space="preserve">Methane, natural </w:t>
+              <w:t>Methane, natural gas,</w:t>
             </w:r>
-            <w:proofErr w:type="spellStart"/>
-            <w:proofErr w:type="gramStart"/>
             <w:r>
               <w:rPr>
                 <w:rFonts w:ascii="Times New Roman" w:hAnsi="Times New Roman" w:cs="Times New Roman"/>
@@ -11331,10 +12267,17 @@
                 <w:szCs w:val="24"/>
                 <w:lang w:val="en-US"/>
               </w:rPr>
-              <w:t>gas,LNG</w:t>
+              <w:t xml:space="preserve"> </w:t>
             </w:r>
-            <w:proofErr w:type="spellEnd"/>
-            <w:proofErr w:type="gramEnd"/>
+            <w:r>
+              <w:rPr>
+                <w:rFonts w:ascii="Times New Roman" w:hAnsi="Times New Roman" w:cs="Times New Roman"/>
+                <w:sz w:val="24"/>
+                <w:szCs w:val="24"/>
+                <w:lang w:val="en-US"/>
+              </w:rPr>
+              <w:t>LNG</w:t>
+            </w:r>
           </w:p>
         </w:tc>
       </w:tr>
@@ -11357,23 +12300,13 @@
                 <w:lang w:val="en-US"/>
               </w:rPr>
             </w:pPr>
-            <w:proofErr w:type="spellStart"/>
             <w:r>
               <w:rPr>
                 <w:rFonts w:ascii="Times New Roman" w:hAnsi="Times New Roman" w:cs="Times New Roman"/>
                 <w:sz w:val="24"/>
                 <w:szCs w:val="24"/>
               </w:rPr>
-              <w:t>Vc</w:t>
-            </w:r>
-            <w:proofErr w:type="spellEnd"/>
-            <w:r>
-              <w:rPr>
-                <w:rFonts w:ascii="Times New Roman" w:hAnsi="Times New Roman" w:cs="Times New Roman"/>
-                <w:sz w:val="24"/>
-                <w:szCs w:val="24"/>
-              </w:rPr>
-              <w:t>, Circuit voltage</w:t>
+              <w:t>Vc, Circuit voltage</w:t>
             </w:r>
           </w:p>
         </w:tc>
@@ -12075,7 +13008,6 @@
           <w:szCs w:val="24"/>
           <w:lang w:val="en-US"/>
         </w:rPr>
-        <w:lastRenderedPageBreak/>
         <w:t>DHT22-Temperature and Humidity Sensor</w:t>
       </w:r>
     </w:p>
@@ -12557,23 +13489,8 @@
           <w:szCs w:val="24"/>
           <w:lang w:val="en-US"/>
         </w:rPr>
-        <w:t>HX711</w:t>
-      </w:r>
-    </w:p>
-    <w:p>
-      <w:pPr>
-        <w:pStyle w:val="ListParagraph"/>
-        <w:spacing w:line="360" w:lineRule="auto"/>
-        <w:jc w:val="both"/>
-        <w:rPr>
-          <w:rFonts w:ascii="Times New Roman" w:hAnsi="Times New Roman" w:cs="Times New Roman"/>
-          <w:b/>
-          <w:bCs/>
-          <w:sz w:val="24"/>
-          <w:szCs w:val="24"/>
-          <w:lang w:val="en-US"/>
-        </w:rPr>
-      </w:pPr>
+        <w:t>HX71</w:t>
+      </w:r>
     </w:p>
     <w:tbl>
       <w:tblPr>
@@ -12616,6 +13533,7 @@
                 <w:szCs w:val="28"/>
                 <w:lang w:val="en-US"/>
               </w:rPr>
+              <w:lastRenderedPageBreak/>
               <w:t>Parameter</w:t>
             </w:r>
           </w:p>
@@ -13088,19 +14006,8 @@
                 <w:szCs w:val="24"/>
                 <w:lang w:val="en-US"/>
               </w:rPr>
-              <w:t xml:space="preserve">100 </w:t>
+              <w:t>100 ms</w:t>
             </w:r>
-            <w:proofErr w:type="spellStart"/>
-            <w:r>
-              <w:rPr>
-                <w:rFonts w:ascii="Times New Roman" w:hAnsi="Times New Roman" w:cs="Times New Roman"/>
-                <w:sz w:val="24"/>
-                <w:szCs w:val="24"/>
-                <w:lang w:val="en-US"/>
-              </w:rPr>
-              <w:t>ms</w:t>
-            </w:r>
-            <w:proofErr w:type="spellEnd"/>
           </w:p>
         </w:tc>
       </w:tr>
@@ -13165,6 +14072,21 @@
         </w:tc>
       </w:tr>
     </w:tbl>
+    <w:p>
+      <w:pPr>
+        <w:pStyle w:val="ListParagraph"/>
+        <w:spacing w:line="360" w:lineRule="auto"/>
+        <w:jc w:val="both"/>
+        <w:rPr>
+          <w:rFonts w:ascii="Times New Roman" w:hAnsi="Times New Roman" w:cs="Times New Roman"/>
+          <w:b/>
+          <w:bCs/>
+          <w:sz w:val="24"/>
+          <w:szCs w:val="24"/>
+          <w:lang w:val="en-US"/>
+        </w:rPr>
+      </w:pPr>
+    </w:p>
     <w:p>
       <w:pPr>
         <w:pStyle w:val="ListParagraph"/>
@@ -13788,7 +14710,6 @@
                 <w:szCs w:val="24"/>
                 <w:lang w:val="en-US"/>
               </w:rPr>
-              <w:lastRenderedPageBreak/>
               <w:t xml:space="preserve">                 Available interfaces</w:t>
             </w:r>
           </w:p>
@@ -13825,7 +14746,6 @@
     </w:tbl>
     <w:p>
       <w:pPr>
-        <w:pStyle w:val="ListParagraph"/>
         <w:spacing w:line="360" w:lineRule="auto"/>
         <w:jc w:val="both"/>
         <w:rPr>
@@ -13865,7 +14785,6 @@
     </w:p>
     <w:p>
       <w:pPr>
-        <w:pStyle w:val="ListParagraph"/>
         <w:spacing w:line="360" w:lineRule="auto"/>
         <w:jc w:val="both"/>
         <w:rPr>
@@ -13908,7 +14827,7 @@
         <w:pStyle w:val="ListParagraph"/>
         <w:numPr>
           <w:ilvl w:val="0"/>
-          <w:numId w:val="37"/>
+          <w:numId w:val="42"/>
         </w:numPr>
         <w:spacing w:line="360" w:lineRule="auto"/>
         <w:jc w:val="both"/>
@@ -13939,12 +14858,20 @@
         </w:rPr>
         <w:t xml:space="preserve"> (Priority-Normal, stack size-128)</w:t>
       </w:r>
+      <w:r>
+        <w:rPr>
+          <w:rFonts w:ascii="Times New Roman" w:hAnsi="Times New Roman" w:cs="Times New Roman"/>
+          <w:sz w:val="24"/>
+          <w:szCs w:val="24"/>
+          <w:lang w:val="en-US"/>
+        </w:rPr>
+        <w:t xml:space="preserve"> </w:t>
+      </w:r>
     </w:p>
     <w:p>
       <w:pPr>
         <w:pStyle w:val="ListParagraph"/>
         <w:spacing w:line="360" w:lineRule="auto"/>
-        <w:ind w:left="1500"/>
         <w:jc w:val="both"/>
         <w:rPr>
           <w:rFonts w:ascii="Times New Roman" w:hAnsi="Times New Roman" w:cs="Times New Roman"/>
@@ -14081,7 +15008,7 @@
         <w:pStyle w:val="ListParagraph"/>
         <w:numPr>
           <w:ilvl w:val="0"/>
-          <w:numId w:val="37"/>
+          <w:numId w:val="42"/>
         </w:numPr>
         <w:spacing w:line="360" w:lineRule="auto"/>
         <w:jc w:val="both"/>
@@ -14103,6 +15030,7 @@
           <w:szCs w:val="24"/>
           <w:lang w:val="en-US"/>
         </w:rPr>
+        <w:lastRenderedPageBreak/>
         <w:t xml:space="preserve">Process Task </w:t>
       </w:r>
       <w:r>
@@ -14135,17 +15063,24 @@
     </w:p>
     <w:p>
       <w:pPr>
-        <w:pStyle w:val="ListParagraph"/>
-        <w:spacing w:line="360" w:lineRule="auto"/>
-        <w:ind w:left="1500"/>
-        <w:jc w:val="both"/>
-        <w:rPr>
-          <w:rFonts w:ascii="Times New Roman" w:hAnsi="Times New Roman" w:cs="Times New Roman"/>
-          <w:sz w:val="24"/>
-          <w:szCs w:val="24"/>
-          <w:lang w:val="en-US"/>
-        </w:rPr>
-      </w:pPr>
+        <w:spacing w:line="360" w:lineRule="auto"/>
+        <w:jc w:val="both"/>
+        <w:rPr>
+          <w:rFonts w:ascii="Times New Roman" w:hAnsi="Times New Roman" w:cs="Times New Roman"/>
+          <w:sz w:val="24"/>
+          <w:szCs w:val="24"/>
+          <w:lang w:val="en-US"/>
+        </w:rPr>
+      </w:pPr>
+      <w:r>
+        <w:rPr>
+          <w:rFonts w:ascii="Times New Roman" w:hAnsi="Times New Roman" w:cs="Times New Roman"/>
+          <w:sz w:val="24"/>
+          <w:szCs w:val="24"/>
+          <w:lang w:val="en-US"/>
+        </w:rPr>
+        <w:t xml:space="preserve"> </w:t>
+      </w:r>
       <w:r>
         <w:rPr>
           <w:rFonts w:ascii="Times New Roman" w:hAnsi="Times New Roman" w:cs="Times New Roman"/>
@@ -14162,61 +15097,7 @@
           <w:szCs w:val="24"/>
           <w:lang w:val="en-US"/>
         </w:rPr>
-        <w:t xml:space="preserve"> to predict the number of days LPG lasts based on user consumption pattern is implemented in this task. Taking into account of environmental conditions such as changing temperature and humidity especially in kitchen a compensation factor is calculated cyclically to determine the threshold for gas leak detection on periodic basis to ensure no false alarm occurs. </w:t>
-      </w:r>
-      <w:r>
-        <w:rPr>
-          <w:rFonts w:ascii="Times New Roman" w:hAnsi="Times New Roman" w:cs="Times New Roman"/>
-          <w:sz w:val="24"/>
-          <w:szCs w:val="24"/>
-          <w:lang w:val="en-US"/>
-        </w:rPr>
-        <w:t>High MQ2+high MQ4 can indicate the presence of LPG/methane</w:t>
-      </w:r>
-      <w:r>
-        <w:rPr>
-          <w:rFonts w:ascii="Times New Roman" w:hAnsi="Times New Roman" w:cs="Times New Roman"/>
-          <w:sz w:val="24"/>
-          <w:szCs w:val="24"/>
-          <w:lang w:val="en-US"/>
-        </w:rPr>
-        <w:t xml:space="preserve"> </w:t>
-      </w:r>
-      <w:r>
-        <w:rPr>
-          <w:rFonts w:ascii="Times New Roman" w:hAnsi="Times New Roman" w:cs="Times New Roman"/>
-          <w:sz w:val="24"/>
-          <w:szCs w:val="24"/>
-          <w:lang w:val="en-US"/>
-        </w:rPr>
-        <w:t xml:space="preserve">High MQ7+high MQ2 can indicate presence of CO accounting for incomplete </w:t>
-      </w:r>
-      <w:r>
-        <w:rPr>
-          <w:rFonts w:ascii="Times New Roman" w:hAnsi="Times New Roman" w:cs="Times New Roman"/>
-          <w:sz w:val="24"/>
-          <w:szCs w:val="24"/>
-          <w:lang w:val="en-US"/>
-        </w:rPr>
-        <w:t>combustion</w:t>
-      </w:r>
-      <w:r>
-        <w:rPr>
-          <w:rFonts w:ascii="Times New Roman" w:hAnsi="Times New Roman" w:cs="Times New Roman"/>
-          <w:sz w:val="24"/>
-          <w:szCs w:val="24"/>
-          <w:lang w:val="en-US"/>
-        </w:rPr>
-        <w:t xml:space="preserve"> or even faulty burners.</w:t>
-      </w:r>
-      <w:r>
-        <w:rPr>
-          <w:rFonts w:ascii="Times New Roman" w:hAnsi="Times New Roman" w:cs="Times New Roman"/>
-          <w:sz w:val="24"/>
-          <w:szCs w:val="24"/>
-          <w:lang w:val="en-US"/>
-        </w:rPr>
-        <w:t xml:space="preserve"> Here the output of the sensor array together with weight monitoring is used to alert any possible leaks. The presence of any of these gases beyond a set threshold clubbed with rapid weight change indicate a potential threat. The user is alerted with a buzzer and shut off valve is closed to prevent further leakage. The exhaust fan is also turned ON to facilitate ventilation.</w:t>
+        <w:t xml:space="preserve"> to predict the number of days LPG lasts based on user consumption pattern is implemented in this task. Taking into account of environmental conditions such as changing temperature and humidity especially in kitchen a compensation factor is calculated cyclically to determine the threshold for gas leak detection on periodic basis to ensure no false alarm occurs. High MQ2+high MQ4 can indicate the presence of LPG/methane High MQ7+high MQ2 can indicate presence of CO accounting for incomplete combustion or even faulty burners. Here the output of the sensor array together with weight monitoring is used to alert any possible leaks. The presence of any of these gases beyond a set threshold clubbed with rapid weight change indicate a potential threat. The user is alerted with a buzzer and shut off valve is closed to prevent further leakage. The exhaust fan is also turned ON to facilitate ventilation.</w:t>
       </w:r>
       <w:r>
         <w:rPr>
@@ -14247,7 +15128,7 @@
         <w:pStyle w:val="ListParagraph"/>
         <w:numPr>
           <w:ilvl w:val="0"/>
-          <w:numId w:val="37"/>
+          <w:numId w:val="42"/>
         </w:numPr>
         <w:spacing w:line="360" w:lineRule="auto"/>
         <w:jc w:val="both"/>
@@ -14301,9 +15182,7 @@
     </w:p>
     <w:p>
       <w:pPr>
-        <w:pStyle w:val="ListParagraph"/>
-        <w:spacing w:line="360" w:lineRule="auto"/>
-        <w:ind w:left="1500"/>
+        <w:spacing w:line="360" w:lineRule="auto"/>
         <w:jc w:val="both"/>
         <w:rPr>
           <w:rFonts w:ascii="Times New Roman" w:hAnsi="Times New Roman" w:cs="Times New Roman"/>
@@ -14328,17 +15207,7 @@
           <w:szCs w:val="24"/>
           <w:lang w:val="en-US"/>
         </w:rPr>
-        <w:t xml:space="preserve"> The task gets data from control queue handle and </w:t>
-      </w:r>
-      <w:r>
-        <w:rPr>
-          <w:rFonts w:ascii="Times New Roman" w:hAnsi="Times New Roman" w:cs="Times New Roman"/>
-          <w:sz w:val="24"/>
-          <w:szCs w:val="24"/>
-          <w:lang w:val="en-US"/>
-        </w:rPr>
-        <w:lastRenderedPageBreak/>
-        <w:t xml:space="preserve">executes predefined function calls associated with scenarios such as sudden leak, slow leak and normal. </w:t>
+        <w:t xml:space="preserve"> The task gets data from control queue handle and executes predefined function calls associated with scenarios such as sudden leak, slow leak and normal. </w:t>
       </w:r>
     </w:p>
     <w:p>
@@ -14346,7 +15215,7 @@
         <w:pStyle w:val="ListParagraph"/>
         <w:numPr>
           <w:ilvl w:val="0"/>
-          <w:numId w:val="37"/>
+          <w:numId w:val="42"/>
         </w:numPr>
         <w:spacing w:line="360" w:lineRule="auto"/>
         <w:jc w:val="both"/>
@@ -14409,9 +15278,7 @@
     </w:p>
     <w:p>
       <w:pPr>
-        <w:pStyle w:val="ListParagraph"/>
-        <w:spacing w:line="360" w:lineRule="auto"/>
-        <w:ind w:left="1500"/>
+        <w:spacing w:line="360" w:lineRule="auto"/>
         <w:jc w:val="both"/>
         <w:rPr>
           <w:rFonts w:ascii="Times New Roman" w:hAnsi="Times New Roman" w:cs="Times New Roman"/>
@@ -14462,7 +15329,7 @@
         <w:pStyle w:val="ListParagraph"/>
         <w:numPr>
           <w:ilvl w:val="0"/>
-          <w:numId w:val="37"/>
+          <w:numId w:val="42"/>
         </w:numPr>
         <w:spacing w:line="360" w:lineRule="auto"/>
         <w:jc w:val="both"/>
@@ -14507,9 +15374,7 @@
     </w:p>
     <w:p>
       <w:pPr>
-        <w:pStyle w:val="ListParagraph"/>
-        <w:spacing w:line="360" w:lineRule="auto"/>
-        <w:ind w:left="1500"/>
+        <w:spacing w:line="360" w:lineRule="auto"/>
         <w:jc w:val="both"/>
         <w:rPr>
           <w:rFonts w:ascii="Times New Roman" w:hAnsi="Times New Roman" w:cs="Times New Roman"/>
@@ -14587,7 +15452,7 @@
         <w:pStyle w:val="ListParagraph"/>
         <w:numPr>
           <w:ilvl w:val="0"/>
-          <w:numId w:val="37"/>
+          <w:numId w:val="42"/>
         </w:numPr>
         <w:spacing w:line="360" w:lineRule="auto"/>
         <w:jc w:val="both"/>
@@ -14609,18 +15474,7 @@
           <w:szCs w:val="24"/>
           <w:lang w:val="en-US"/>
         </w:rPr>
-        <w:t>LCD Task</w:t>
-      </w:r>
-      <w:r>
-        <w:rPr>
-          <w:rFonts w:ascii="Times New Roman" w:hAnsi="Times New Roman" w:cs="Times New Roman"/>
-          <w:b/>
-          <w:bCs/>
-          <w:sz w:val="24"/>
-          <w:szCs w:val="24"/>
-          <w:lang w:val="en-US"/>
-        </w:rPr>
-        <w:t xml:space="preserve"> (</w:t>
+        <w:t>LCD Task (</w:t>
       </w:r>
       <w:r>
         <w:rPr>
@@ -14634,24 +15488,23 @@
     </w:p>
     <w:p>
       <w:pPr>
-        <w:pStyle w:val="ListParagraph"/>
-        <w:spacing w:line="360" w:lineRule="auto"/>
-        <w:ind w:left="1500"/>
-        <w:jc w:val="both"/>
-        <w:rPr>
-          <w:rFonts w:ascii="Times New Roman" w:hAnsi="Times New Roman" w:cs="Times New Roman"/>
-          <w:sz w:val="24"/>
-          <w:szCs w:val="24"/>
-          <w:lang w:val="en-US"/>
-        </w:rPr>
-      </w:pPr>
-      <w:r>
-        <w:rPr>
-          <w:rFonts w:ascii="Times New Roman" w:hAnsi="Times New Roman" w:cs="Times New Roman"/>
-          <w:sz w:val="24"/>
-          <w:szCs w:val="24"/>
-          <w:lang w:val="en-US"/>
-        </w:rPr>
+        <w:spacing w:line="360" w:lineRule="auto"/>
+        <w:jc w:val="both"/>
+        <w:rPr>
+          <w:rFonts w:ascii="Times New Roman" w:hAnsi="Times New Roman" w:cs="Times New Roman"/>
+          <w:sz w:val="24"/>
+          <w:szCs w:val="24"/>
+          <w:lang w:val="en-US"/>
+        </w:rPr>
+      </w:pPr>
+      <w:r>
+        <w:rPr>
+          <w:rFonts w:ascii="Times New Roman" w:hAnsi="Times New Roman" w:cs="Times New Roman"/>
+          <w:sz w:val="24"/>
+          <w:szCs w:val="24"/>
+          <w:lang w:val="en-US"/>
+        </w:rPr>
+        <w:lastRenderedPageBreak/>
         <w:t>The task displays key information’s like cylinder weight,</w:t>
       </w:r>
       <w:r>
@@ -14732,7 +15585,57 @@
         <w:pStyle w:val="ListParagraph"/>
         <w:numPr>
           <w:ilvl w:val="0"/>
-          <w:numId w:val="37"/>
+          <w:numId w:val="42"/>
+        </w:numPr>
+        <w:spacing w:line="360" w:lineRule="auto"/>
+        <w:jc w:val="both"/>
+        <w:rPr>
+          <w:rFonts w:ascii="Times New Roman" w:hAnsi="Times New Roman" w:cs="Times New Roman"/>
+          <w:b/>
+          <w:bCs/>
+          <w:sz w:val="24"/>
+          <w:szCs w:val="24"/>
+          <w:lang w:val="en-US"/>
+        </w:rPr>
+      </w:pPr>
+      <w:r>
+        <w:rPr>
+          <w:rFonts w:ascii="Times New Roman" w:hAnsi="Times New Roman" w:cs="Times New Roman"/>
+          <w:b/>
+          <w:bCs/>
+          <w:sz w:val="24"/>
+          <w:szCs w:val="24"/>
+          <w:lang w:val="en-US"/>
+        </w:rPr>
+        <w:t>GSM Task</w:t>
+      </w:r>
+      <w:r>
+        <w:rPr>
+          <w:rFonts w:ascii="Times New Roman" w:hAnsi="Times New Roman" w:cs="Times New Roman"/>
+          <w:b/>
+          <w:bCs/>
+          <w:sz w:val="24"/>
+          <w:szCs w:val="24"/>
+          <w:lang w:val="en-US"/>
+        </w:rPr>
+        <w:t xml:space="preserve"> (</w:t>
+      </w:r>
+      <w:r>
+        <w:rPr>
+          <w:rFonts w:ascii="Times New Roman" w:hAnsi="Times New Roman" w:cs="Times New Roman"/>
+          <w:sz w:val="24"/>
+          <w:szCs w:val="24"/>
+          <w:lang w:val="en-US"/>
+        </w:rPr>
+        <w:t>Priority-Real Time, stack size- 128)</w:t>
+      </w:r>
+    </w:p>
+    <w:p>
+      <w:pPr>
+        <w:pStyle w:val="ListParagraph"/>
+        <w:numPr>
+          <w:ilvl w:val="0"/>
+          <w:numId w:val="42"/>
         </w:numPr>
         <w:spacing w:line="360" w:lineRule="auto"/>
         <w:jc w:val="both"/>
@@ -14807,7 +15710,7 @@
                     <pic:cNvPicPr/>
                   </pic:nvPicPr>
                   <pic:blipFill rotWithShape="1">
-                    <a:blip r:embed="rId28"/>
+                    <a:blip r:embed="rId38"/>
                     <a:srcRect t="1884"/>
                     <a:stretch>
                       <a:fillRect/>
@@ -14892,7 +15795,7 @@
                     <pic:cNvPicPr/>
                   </pic:nvPicPr>
                   <pic:blipFill>
-                    <a:blip r:embed="rId29"/>
+                    <a:blip r:embed="rId39"/>
                     <a:stretch>
                       <a:fillRect/>
                     </a:stretch>
@@ -14989,7 +15892,7 @@
                     <pic:cNvPicPr/>
                   </pic:nvPicPr>
                   <pic:blipFill>
-                    <a:blip r:embed="rId30"/>
+                    <a:blip r:embed="rId40"/>
                     <a:stretch>
                       <a:fillRect/>
                     </a:stretch>
@@ -15079,17 +15982,7 @@
           <w:szCs w:val="24"/>
           <w:lang w:val="en-US"/>
         </w:rPr>
-        <w:t xml:space="preserve">SCK are connected to PB0 and PB1 followed +5V </w:t>
-      </w:r>
-      <w:proofErr w:type="spellStart"/>
-      <w:r>
-        <w:rPr>
-          <w:rFonts w:ascii="Times New Roman" w:hAnsi="Times New Roman" w:cs="Times New Roman"/>
-          <w:sz w:val="24"/>
-          <w:szCs w:val="24"/>
-          <w:lang w:val="en-US"/>
-        </w:rPr>
-        <w:t>V</w:t>
+        <w:t>SCK are connected to PB0 and PB1 followed +5V V</w:t>
       </w:r>
       <w:r>
         <w:rPr>
@@ -15101,7 +15994,6 @@
         </w:rPr>
         <w:t>cc</w:t>
       </w:r>
-      <w:proofErr w:type="spellEnd"/>
       <w:r>
         <w:rPr>
           <w:rFonts w:ascii="Times New Roman" w:hAnsi="Times New Roman" w:cs="Times New Roman"/>
@@ -15130,6 +16022,56 @@
 </w:document>
 </file>
 
+<file path=word/endnotes.xml><?xml version="1.0" encoding="utf-8"?>
+<w:endnotes xmlns:wpc="http://schemas.microsoft.com/office/word/2010/wordprocessingCanvas" xmlns:cx="http://schemas.microsoft.com/office/drawing/2014/chartex" xmlns:cx1="http://schemas.microsoft.com/office/drawing/2015/9/8/chartex" xmlns:cx2="http://schemas.microsoft.com/office/drawing/2015/10/21/chartex" xmlns:cx3="http://schemas.microsoft.com/office/drawing/2016/5/9/chartex" xmlns:cx4="http://schemas.microsoft.com/office/drawing/2016/5/10/chartex" xmlns:cx5="http://schemas.microsoft.com/office/drawing/2016/5/11/chartex" xmlns:cx6="http://schemas.microsoft.com/office/drawing/2016/5/12/chartex" xmlns:cx7="http://schemas.microsoft.com/office/drawing/2016/5/13/chartex" xmlns:cx8="http://schemas.microsoft.com/office/drawing/2016/5/14/chartex" xmlns:mc="http://schemas.openxmlformats.org/markup-compatibility/2006" xmlns:aink="http://schemas.microsoft.com/office/drawing/2016/ink" xmlns:am3d="http://schemas.microsoft.com/office/drawing/2017/model3d" xmlns:o="urn:schemas-microsoft-com:office:office" xmlns:oel="http://schemas.microsoft.com/office/2019/extlst" xmlns:r="http://schemas.openxmlformats.org/officeDocument/2006/relationships" xmlns:m="http://schemas.openxmlformats.org/officeDocument/2006/math" xmlns:v="urn:schemas-microsoft-com:vml" xmlns:wp14="http://schemas.microsoft.com/office/word/2010/wordprocessingDrawing" xmlns:wp="http://schemas.openxmlformats.org/drawingml/2006/wordprocessingDrawing" xmlns:w10="urn:schemas-microsoft-com:office:word" xmlns:w="http://schemas.openxmlformats.org/wordprocessingml/2006/main" xmlns:w14="http://schemas.microsoft.com/office/word/2010/wordml" xmlns:w15="http://schemas.microsoft.com/office/word/2012/wordml" xmlns:w16cei="http://schemas.microsoft.com/office/word/2026/wordml/cei" xmlns:w16cex="http://schemas.microsoft.com/office/word/2018/wordml/cex" xmlns:w16cid="http://schemas.microsoft.com/office/word/2016/wordml/cid" xmlns:w16="http://schemas.microsoft.com/office/word/2018/wordml" xmlns:w16du="http://schemas.microsoft.com/office/word/2023/wordml/word16du" xmlns:w16sdtdh="http://schemas.microsoft.com/office/word/2020/wordml/sdtdatahash" xmlns:w16sdtfl="http://schemas.microsoft.com/office/word/2024/wordml/sdtformatlock" xmlns:w16se="http://schemas.microsoft.com/office/word/2015/wordml/symex" xmlns:wpg="http://schemas.microsoft.com/office/word/2010/wordprocessingGroup" xmlns:wpi="http://schemas.microsoft.com/office/word/2010/wordprocessingInk" xmlns:wne="http://schemas.microsoft.com/office/word/2006/wordml" xmlns:wps="http://schemas.microsoft.com/office/word/2010/wordprocessingShape" mc:Ignorable="w14 w15 w16se w16cid w16 w16cex w16sdtdh w16sdtfl w16du wp14">
+  <w:endnote w:type="separator" w:id="-1">
+    <w:p>
+      <w:pPr>
+        <w:spacing w:after="0" w:line="240" w:lineRule="auto"/>
+      </w:pPr>
+      <w:r>
+        <w:separator/>
+      </w:r>
+    </w:p>
+  </w:endnote>
+  <w:endnote w:type="continuationSeparator" w:id="0">
+    <w:p>
+      <w:pPr>
+        <w:spacing w:after="0" w:line="240" w:lineRule="auto"/>
+      </w:pPr>
+      <w:r>
+        <w:continuationSeparator/>
+      </w:r>
+    </w:p>
+  </w:endnote>
+</w:endnotes>
+</file>
+
+<file path=word/footnotes.xml><?xml version="1.0" encoding="utf-8"?>
+<w:footnotes xmlns:wpc="http://schemas.microsoft.com/office/word/2010/wordprocessingCanvas" xmlns:cx="http://schemas.microsoft.com/office/drawing/2014/chartex" xmlns:cx1="http://schemas.microsoft.com/office/drawing/2015/9/8/chartex" xmlns:cx2="http://schemas.microsoft.com/office/drawing/2015/10/21/chartex" xmlns:cx3="http://schemas.microsoft.com/office/drawing/2016/5/9/chartex" xmlns:cx4="http://schemas.microsoft.com/office/drawing/2016/5/10/chartex" xmlns:cx5="http://schemas.microsoft.com/office/drawing/2016/5/11/chartex" xmlns:cx6="http://schemas.microsoft.com/office/drawing/2016/5/12/chartex" xmlns:cx7="http://schemas.microsoft.com/office/drawing/2016/5/13/chartex" xmlns:cx8="http://schemas.microsoft.com/office/drawing/2016/5/14/chartex" xmlns:mc="http://schemas.openxmlformats.org/markup-compatibility/2006" xmlns:aink="http://schemas.microsoft.com/office/drawing/2016/ink" xmlns:am3d="http://schemas.microsoft.com/office/drawing/2017/model3d" xmlns:o="urn:schemas-microsoft-com:office:office" xmlns:oel="http://schemas.microsoft.com/office/2019/extlst" xmlns:r="http://schemas.openxmlformats.org/officeDocument/2006/relationships" xmlns:m="http://schemas.openxmlformats.org/officeDocument/2006/math" xmlns:v="urn:schemas-microsoft-com:vml" xmlns:wp14="http://schemas.microsoft.com/office/word/2010/wordprocessingDrawing" xmlns:wp="http://schemas.openxmlformats.org/drawingml/2006/wordprocessingDrawing" xmlns:w10="urn:schemas-microsoft-com:office:word" xmlns:w="http://schemas.openxmlformats.org/wordprocessingml/2006/main" xmlns:w14="http://schemas.microsoft.com/office/word/2010/wordml" xmlns:w15="http://schemas.microsoft.com/office/word/2012/wordml" xmlns:w16cei="http://schemas.microsoft.com/office/word/2026/wordml/cei" xmlns:w16cex="http://schemas.microsoft.com/office/word/2018/wordml/cex" xmlns:w16cid="http://schemas.microsoft.com/office/word/2016/wordml/cid" xmlns:w16="http://schemas.microsoft.com/office/word/2018/wordml" xmlns:w16du="http://schemas.microsoft.com/office/word/2023/wordml/word16du" xmlns:w16sdtdh="http://schemas.microsoft.com/office/word/2020/wordml/sdtdatahash" xmlns:w16sdtfl="http://schemas.microsoft.com/office/word/2024/wordml/sdtformatlock" xmlns:w16se="http://schemas.microsoft.com/office/word/2015/wordml/symex" xmlns:wpg="http://schemas.microsoft.com/office/word/2010/wordprocessingGroup" xmlns:wpi="http://schemas.microsoft.com/office/word/2010/wordprocessingInk" xmlns:wne="http://schemas.microsoft.com/office/word/2006/wordml" xmlns:wps="http://schemas.microsoft.com/office/word/2010/wordprocessingShape" mc:Ignorable="w14 w15 w16se w16cid w16 w16cex w16sdtdh w16sdtfl w16du wp14">
+  <w:footnote w:type="separator" w:id="-1">
+    <w:p>
+      <w:pPr>
+        <w:spacing w:after="0" w:line="240" w:lineRule="auto"/>
+      </w:pPr>
+      <w:r>
+        <w:separator/>
+      </w:r>
+    </w:p>
+  </w:footnote>
+  <w:footnote w:type="continuationSeparator" w:id="0">
+    <w:p>
+      <w:pPr>
+        <w:spacing w:after="0" w:line="240" w:lineRule="auto"/>
+      </w:pPr>
+      <w:r>
+        <w:continuationSeparator/>
+      </w:r>
+    </w:p>
+  </w:footnote>
+</w:footnotes>
+</file>
+
 <file path=word/numbering.xml><?xml version="1.0" encoding="utf-8"?>
 <w:numbering xmlns:wpc="http://schemas.microsoft.com/office/word/2010/wordprocessingCanvas" xmlns:cx="http://schemas.microsoft.com/office/drawing/2014/chartex" xmlns:cx1="http://schemas.microsoft.com/office/drawing/2015/9/8/chartex" xmlns:cx2="http://schemas.microsoft.com/office/drawing/2015/10/21/chartex" xmlns:cx3="http://schemas.microsoft.com/office/drawing/2016/5/9/chartex" xmlns:cx4="http://schemas.microsoft.com/office/drawing/2016/5/10/chartex" xmlns:cx5="http://schemas.microsoft.com/office/drawing/2016/5/11/chartex" xmlns:cx6="http://schemas.microsoft.com/office/drawing/2016/5/12/chartex" xmlns:cx7="http://schemas.microsoft.com/office/drawing/2016/5/13/chartex" xmlns:cx8="http://schemas.microsoft.com/office/drawing/2016/5/14/chartex" xmlns:mc="http://schemas.openxmlformats.org/markup-compatibility/2006" xmlns:aink="http://schemas.microsoft.com/office/drawing/2016/ink" xmlns:am3d="http://schemas.microsoft.com/office/drawing/2017/model3d" xmlns:o="urn:schemas-microsoft-com:office:office" xmlns:oel="http://schemas.microsoft.com/office/2019/extlst" xmlns:r="http://schemas.openxmlformats.org/officeDocument/2006/relationships" xmlns:m="http://schemas.openxmlformats.org/officeDocument/2006/math" xmlns:v="urn:schemas-microsoft-com:vml" xmlns:wp14="http://schemas.microsoft.com/office/word/2010/wordprocessingDrawing" xmlns:wp="http://schemas.openxmlformats.org/drawingml/2006/wordprocessingDrawing" xmlns:w10="urn:schemas-microsoft-com:office:word" xmlns:w="http://schemas.openxmlformats.org/wordprocessingml/2006/main" xmlns:w14="http://schemas.microsoft.com/office/word/2010/wordml" xmlns:w15="http://schemas.microsoft.com/office/word/2012/wordml" xmlns:w16cei="http://schemas.microsoft.com/office/word/2026/wordml/cei" xmlns:w16cex="http://schemas.microsoft.com/office/word/2018/wordml/cex" xmlns:w16cid="http://schemas.microsoft.com/office/word/2016/wordml/cid" xmlns:w16="http://schemas.microsoft.com/office/word/2018/wordml" xmlns:w16du="http://schemas.microsoft.com/office/word/2023/wordml/word16du" xmlns:w16sdtdh="http://schemas.microsoft.com/office/word/2020/wordml/sdtdatahash" xmlns:w16sdtfl="http://schemas.microsoft.com/office/word/2024/wordml/sdtformatlock" xmlns:w16se="http://schemas.microsoft.com/office/word/2015/wordml/symex" xmlns:wpg="http://schemas.microsoft.com/office/word/2010/wordprocessingGroup" xmlns:wpi="http://schemas.microsoft.com/office/word/2010/wordprocessingInk" xmlns:wne="http://schemas.microsoft.com/office/word/2006/wordml" xmlns:wps="http://schemas.microsoft.com/office/word/2010/wordprocessingShape" mc:Ignorable="w14 w15 w16se w16cid w16 w16cex w16sdtdh w16sdtfl w16du wp14">
   <w:abstractNum w:abstractNumId="0" w15:restartNumberingAfterBreak="0">
@@ -16722,6 +17664,119 @@
     </w:lvl>
   </w:abstractNum>
   <w:abstractNum w:abstractNumId="13" w15:restartNumberingAfterBreak="0">
+    <w:nsid w:val="2DF96CEE"/>
+    <w:multiLevelType w:val="hybridMultilevel"/>
+    <w:tmpl w:val="CB1215B0"/>
+    <w:lvl w:ilvl="0" w:tplc="40090001">
+      <w:start w:val="1"/>
+      <w:numFmt w:val="bullet"/>
+      <w:lvlText w:val=""/>
+      <w:lvlJc w:val="left"/>
+      <w:pPr>
+        <w:ind w:left="720" w:hanging="360"/>
+      </w:pPr>
+      <w:rPr>
+        <w:rFonts w:ascii="Symbol" w:hAnsi="Symbol" w:hint="default"/>
+      </w:rPr>
+    </w:lvl>
+    <w:lvl w:ilvl="1" w:tplc="40090003" w:tentative="1">
+      <w:start w:val="1"/>
+      <w:numFmt w:val="bullet"/>
+      <w:lvlText w:val="o"/>
+      <w:lvlJc w:val="left"/>
+      <w:pPr>
+        <w:ind w:left="1440" w:hanging="360"/>
+      </w:pPr>
+      <w:rPr>
+        <w:rFonts w:ascii="Courier New" w:hAnsi="Courier New" w:cs="Courier New" w:hint="default"/>
+      </w:rPr>
+    </w:lvl>
+    <w:lvl w:ilvl="2" w:tplc="40090005" w:tentative="1">
+      <w:start w:val="1"/>
+      <w:numFmt w:val="bullet"/>
+      <w:lvlText w:val=""/>
+      <w:lvlJc w:val="left"/>
+      <w:pPr>
+        <w:ind w:left="2160" w:hanging="360"/>
+      </w:pPr>
+      <w:rPr>
+        <w:rFonts w:ascii="Wingdings" w:hAnsi="Wingdings" w:hint="default"/>
+      </w:rPr>
+    </w:lvl>
+    <w:lvl w:ilvl="3" w:tplc="40090001" w:tentative="1">
+      <w:start w:val="1"/>
+      <w:numFmt w:val="bullet"/>
+      <w:lvlText w:val=""/>
+      <w:lvlJc w:val="left"/>
+      <w:pPr>
+        <w:ind w:left="2880" w:hanging="360"/>
+      </w:pPr>
+      <w:rPr>
+        <w:rFonts w:ascii="Symbol" w:hAnsi="Symbol" w:hint="default"/>
+      </w:rPr>
+    </w:lvl>
+    <w:lvl w:ilvl="4" w:tplc="40090003" w:tentative="1">
+      <w:start w:val="1"/>
+      <w:numFmt w:val="bullet"/>
+      <w:lvlText w:val="o"/>
+      <w:lvlJc w:val="left"/>
+      <w:pPr>
+        <w:ind w:left="3600" w:hanging="360"/>
+      </w:pPr>
+      <w:rPr>
+        <w:rFonts w:ascii="Courier New" w:hAnsi="Courier New" w:cs="Courier New" w:hint="default"/>
+      </w:rPr>
+    </w:lvl>
+    <w:lvl w:ilvl="5" w:tplc="40090005" w:tentative="1">
+      <w:start w:val="1"/>
+      <w:numFmt w:val="bullet"/>
+      <w:lvlText w:val=""/>
+      <w:lvlJc w:val="left"/>
+      <w:pPr>
+        <w:ind w:left="4320" w:hanging="360"/>
+      </w:pPr>
+      <w:rPr>
+        <w:rFonts w:ascii="Wingdings" w:hAnsi="Wingdings" w:hint="default"/>
+      </w:rPr>
+    </w:lvl>
+    <w:lvl w:ilvl="6" w:tplc="40090001" w:tentative="1">
+      <w:start w:val="1"/>
+      <w:numFmt w:val="bullet"/>
+      <w:lvlText w:val=""/>
+      <w:lvlJc w:val="left"/>
+      <w:pPr>
+        <w:ind w:left="5040" w:hanging="360"/>
+      </w:pPr>
+      <w:rPr>
+        <w:rFonts w:ascii="Symbol" w:hAnsi="Symbol" w:hint="default"/>
+      </w:rPr>
+    </w:lvl>
+    <w:lvl w:ilvl="7" w:tplc="40090003" w:tentative="1">
+      <w:start w:val="1"/>
+      <w:numFmt w:val="bullet"/>
+      <w:lvlText w:val="o"/>
+      <w:lvlJc w:val="left"/>
+      <w:pPr>
+        <w:ind w:left="5760" w:hanging="360"/>
+      </w:pPr>
+      <w:rPr>
+        <w:rFonts w:ascii="Courier New" w:hAnsi="Courier New" w:cs="Courier New" w:hint="default"/>
+      </w:rPr>
+    </w:lvl>
+    <w:lvl w:ilvl="8" w:tplc="40090005" w:tentative="1">
+      <w:start w:val="1"/>
+      <w:numFmt w:val="bullet"/>
+      <w:lvlText w:val=""/>
+      <w:lvlJc w:val="left"/>
+      <w:pPr>
+        <w:ind w:left="6480" w:hanging="360"/>
+      </w:pPr>
+      <w:rPr>
+        <w:rFonts w:ascii="Wingdings" w:hAnsi="Wingdings" w:hint="default"/>
+      </w:rPr>
+    </w:lvl>
+  </w:abstractNum>
+  <w:abstractNum w:abstractNumId="14" w15:restartNumberingAfterBreak="0">
     <w:nsid w:val="358149EA"/>
     <w:multiLevelType w:val="multilevel"/>
     <w:tmpl w:val="93B4ECF8"/>
@@ -16870,7 +17925,7 @@
       </w:rPr>
     </w:lvl>
   </w:abstractNum>
-  <w:abstractNum w:abstractNumId="14" w15:restartNumberingAfterBreak="0">
+  <w:abstractNum w:abstractNumId="15" w15:restartNumberingAfterBreak="0">
     <w:nsid w:val="36D95C30"/>
     <w:multiLevelType w:val="hybridMultilevel"/>
     <w:tmpl w:val="C7D003F2"/>
@@ -17010,7 +18065,269 @@
       </w:rPr>
     </w:lvl>
   </w:abstractNum>
-  <w:abstractNum w:abstractNumId="15" w15:restartNumberingAfterBreak="0">
+  <w:abstractNum w:abstractNumId="16" w15:restartNumberingAfterBreak="0">
+    <w:nsid w:val="44715FAA"/>
+    <w:multiLevelType w:val="multilevel"/>
+    <w:tmpl w:val="A39647AA"/>
+    <w:lvl w:ilvl="0">
+      <w:start w:val="1"/>
+      <w:numFmt w:val="bullet"/>
+      <w:lvlText w:val=""/>
+      <w:lvlJc w:val="left"/>
+      <w:pPr>
+        <w:tabs>
+          <w:tab w:val="num" w:pos="720"/>
+        </w:tabs>
+        <w:ind w:left="720" w:hanging="360"/>
+      </w:pPr>
+      <w:rPr>
+        <w:rFonts w:ascii="Symbol" w:hAnsi="Symbol" w:hint="default"/>
+        <w:sz w:val="20"/>
+      </w:rPr>
+    </w:lvl>
+    <w:lvl w:ilvl="1" w:tentative="1">
+      <w:start w:val="1"/>
+      <w:numFmt w:val="bullet"/>
+      <w:lvlText w:val="o"/>
+      <w:lvlJc w:val="left"/>
+      <w:pPr>
+        <w:tabs>
+          <w:tab w:val="num" w:pos="1440"/>
+        </w:tabs>
+        <w:ind w:left="1440" w:hanging="360"/>
+      </w:pPr>
+      <w:rPr>
+        <w:rFonts w:ascii="Courier New" w:hAnsi="Courier New" w:hint="default"/>
+        <w:sz w:val="20"/>
+      </w:rPr>
+    </w:lvl>
+    <w:lvl w:ilvl="2" w:tentative="1">
+      <w:start w:val="1"/>
+      <w:numFmt w:val="bullet"/>
+      <w:lvlText w:val=""/>
+      <w:lvlJc w:val="left"/>
+      <w:pPr>
+        <w:tabs>
+          <w:tab w:val="num" w:pos="2160"/>
+        </w:tabs>
+        <w:ind w:left="2160" w:hanging="360"/>
+      </w:pPr>
+      <w:rPr>
+        <w:rFonts w:ascii="Wingdings" w:hAnsi="Wingdings" w:hint="default"/>
+        <w:sz w:val="20"/>
+      </w:rPr>
+    </w:lvl>
+    <w:lvl w:ilvl="3" w:tentative="1">
+      <w:start w:val="1"/>
+      <w:numFmt w:val="bullet"/>
+      <w:lvlText w:val=""/>
+      <w:lvlJc w:val="left"/>
+      <w:pPr>
+        <w:tabs>
+          <w:tab w:val="num" w:pos="2880"/>
+        </w:tabs>
+        <w:ind w:left="2880" w:hanging="360"/>
+      </w:pPr>
+      <w:rPr>
+        <w:rFonts w:ascii="Wingdings" w:hAnsi="Wingdings" w:hint="default"/>
+        <w:sz w:val="20"/>
+      </w:rPr>
+    </w:lvl>
+    <w:lvl w:ilvl="4" w:tentative="1">
+      <w:start w:val="1"/>
+      <w:numFmt w:val="bullet"/>
+      <w:lvlText w:val=""/>
+      <w:lvlJc w:val="left"/>
+      <w:pPr>
+        <w:tabs>
+          <w:tab w:val="num" w:pos="3600"/>
+        </w:tabs>
+        <w:ind w:left="3600" w:hanging="360"/>
+      </w:pPr>
+      <w:rPr>
+        <w:rFonts w:ascii="Wingdings" w:hAnsi="Wingdings" w:hint="default"/>
+        <w:sz w:val="20"/>
+      </w:rPr>
+    </w:lvl>
+    <w:lvl w:ilvl="5" w:tentative="1">
+      <w:start w:val="1"/>
+      <w:numFmt w:val="bullet"/>
+      <w:lvlText w:val=""/>
+      <w:lvlJc w:val="left"/>
+      <w:pPr>
+        <w:tabs>
+          <w:tab w:val="num" w:pos="4320"/>
+        </w:tabs>
+        <w:ind w:left="4320" w:hanging="360"/>
+      </w:pPr>
+      <w:rPr>
+        <w:rFonts w:ascii="Wingdings" w:hAnsi="Wingdings" w:hint="default"/>
+        <w:sz w:val="20"/>
+      </w:rPr>
+    </w:lvl>
+    <w:lvl w:ilvl="6" w:tentative="1">
+      <w:start w:val="1"/>
+      <w:numFmt w:val="bullet"/>
+      <w:lvlText w:val=""/>
+      <w:lvlJc w:val="left"/>
+      <w:pPr>
+        <w:tabs>
+          <w:tab w:val="num" w:pos="5040"/>
+        </w:tabs>
+        <w:ind w:left="5040" w:hanging="360"/>
+      </w:pPr>
+      <w:rPr>
+        <w:rFonts w:ascii="Wingdings" w:hAnsi="Wingdings" w:hint="default"/>
+        <w:sz w:val="20"/>
+      </w:rPr>
+    </w:lvl>
+    <w:lvl w:ilvl="7" w:tentative="1">
+      <w:start w:val="1"/>
+      <w:numFmt w:val="bullet"/>
+      <w:lvlText w:val=""/>
+      <w:lvlJc w:val="left"/>
+      <w:pPr>
+        <w:tabs>
+          <w:tab w:val="num" w:pos="5760"/>
+        </w:tabs>
+        <w:ind w:left="5760" w:hanging="360"/>
+      </w:pPr>
+      <w:rPr>
+        <w:rFonts w:ascii="Wingdings" w:hAnsi="Wingdings" w:hint="default"/>
+        <w:sz w:val="20"/>
+      </w:rPr>
+    </w:lvl>
+    <w:lvl w:ilvl="8" w:tentative="1">
+      <w:start w:val="1"/>
+      <w:numFmt w:val="bullet"/>
+      <w:lvlText w:val=""/>
+      <w:lvlJc w:val="left"/>
+      <w:pPr>
+        <w:tabs>
+          <w:tab w:val="num" w:pos="6480"/>
+        </w:tabs>
+        <w:ind w:left="6480" w:hanging="360"/>
+      </w:pPr>
+      <w:rPr>
+        <w:rFonts w:ascii="Wingdings" w:hAnsi="Wingdings" w:hint="default"/>
+        <w:sz w:val="20"/>
+      </w:rPr>
+    </w:lvl>
+  </w:abstractNum>
+  <w:abstractNum w:abstractNumId="17" w15:restartNumberingAfterBreak="0">
+    <w:nsid w:val="45144DB2"/>
+    <w:multiLevelType w:val="hybridMultilevel"/>
+    <w:tmpl w:val="264ECCAE"/>
+    <w:lvl w:ilvl="0" w:tplc="40090001">
+      <w:start w:val="1"/>
+      <w:numFmt w:val="bullet"/>
+      <w:lvlText w:val=""/>
+      <w:lvlJc w:val="left"/>
+      <w:pPr>
+        <w:ind w:left="1125" w:hanging="360"/>
+      </w:pPr>
+      <w:rPr>
+        <w:rFonts w:ascii="Symbol" w:hAnsi="Symbol" w:hint="default"/>
+      </w:rPr>
+    </w:lvl>
+    <w:lvl w:ilvl="1" w:tplc="40090003" w:tentative="1">
+      <w:start w:val="1"/>
+      <w:numFmt w:val="bullet"/>
+      <w:lvlText w:val="o"/>
+      <w:lvlJc w:val="left"/>
+      <w:pPr>
+        <w:ind w:left="1845" w:hanging="360"/>
+      </w:pPr>
+      <w:rPr>
+        <w:rFonts w:ascii="Courier New" w:hAnsi="Courier New" w:cs="Courier New" w:hint="default"/>
+      </w:rPr>
+    </w:lvl>
+    <w:lvl w:ilvl="2" w:tplc="40090005" w:tentative="1">
+      <w:start w:val="1"/>
+      <w:numFmt w:val="bullet"/>
+      <w:lvlText w:val=""/>
+      <w:lvlJc w:val="left"/>
+      <w:pPr>
+        <w:ind w:left="2565" w:hanging="360"/>
+      </w:pPr>
+      <w:rPr>
+        <w:rFonts w:ascii="Wingdings" w:hAnsi="Wingdings" w:hint="default"/>
+      </w:rPr>
+    </w:lvl>
+    <w:lvl w:ilvl="3" w:tplc="40090001" w:tentative="1">
+      <w:start w:val="1"/>
+      <w:numFmt w:val="bullet"/>
+      <w:lvlText w:val=""/>
+      <w:lvlJc w:val="left"/>
+      <w:pPr>
+        <w:ind w:left="3285" w:hanging="360"/>
+      </w:pPr>
+      <w:rPr>
+        <w:rFonts w:ascii="Symbol" w:hAnsi="Symbol" w:hint="default"/>
+      </w:rPr>
+    </w:lvl>
+    <w:lvl w:ilvl="4" w:tplc="40090003" w:tentative="1">
+      <w:start w:val="1"/>
+      <w:numFmt w:val="bullet"/>
+      <w:lvlText w:val="o"/>
+      <w:lvlJc w:val="left"/>
+      <w:pPr>
+        <w:ind w:left="4005" w:hanging="360"/>
+      </w:pPr>
+      <w:rPr>
+        <w:rFonts w:ascii="Courier New" w:hAnsi="Courier New" w:cs="Courier New" w:hint="default"/>
+      </w:rPr>
+    </w:lvl>
+    <w:lvl w:ilvl="5" w:tplc="40090005" w:tentative="1">
+      <w:start w:val="1"/>
+      <w:numFmt w:val="bullet"/>
+      <w:lvlText w:val=""/>
+      <w:lvlJc w:val="left"/>
+      <w:pPr>
+        <w:ind w:left="4725" w:hanging="360"/>
+      </w:pPr>
+      <w:rPr>
+        <w:rFonts w:ascii="Wingdings" w:hAnsi="Wingdings" w:hint="default"/>
+      </w:rPr>
+    </w:lvl>
+    <w:lvl w:ilvl="6" w:tplc="40090001" w:tentative="1">
+      <w:start w:val="1"/>
+      <w:numFmt w:val="bullet"/>
+      <w:lvlText w:val=""/>
+      <w:lvlJc w:val="left"/>
+      <w:pPr>
+        <w:ind w:left="5445" w:hanging="360"/>
+      </w:pPr>
+      <w:rPr>
+        <w:rFonts w:ascii="Symbol" w:hAnsi="Symbol" w:hint="default"/>
+      </w:rPr>
+    </w:lvl>
+    <w:lvl w:ilvl="7" w:tplc="40090003" w:tentative="1">
+      <w:start w:val="1"/>
+      <w:numFmt w:val="bullet"/>
+      <w:lvlText w:val="o"/>
+      <w:lvlJc w:val="left"/>
+      <w:pPr>
+        <w:ind w:left="6165" w:hanging="360"/>
+      </w:pPr>
+      <w:rPr>
+        <w:rFonts w:ascii="Courier New" w:hAnsi="Courier New" w:cs="Courier New" w:hint="default"/>
+      </w:rPr>
+    </w:lvl>
+    <w:lvl w:ilvl="8" w:tplc="40090005" w:tentative="1">
+      <w:start w:val="1"/>
+      <w:numFmt w:val="bullet"/>
+      <w:lvlText w:val=""/>
+      <w:lvlJc w:val="left"/>
+      <w:pPr>
+        <w:ind w:left="6885" w:hanging="360"/>
+      </w:pPr>
+      <w:rPr>
+        <w:rFonts w:ascii="Wingdings" w:hAnsi="Wingdings" w:hint="default"/>
+      </w:rPr>
+    </w:lvl>
+  </w:abstractNum>
+  <w:abstractNum w:abstractNumId="18" w15:restartNumberingAfterBreak="0">
     <w:nsid w:val="45F517DB"/>
     <w:multiLevelType w:val="hybridMultilevel"/>
     <w:tmpl w:val="CE8EB636"/>
@@ -17123,7 +18440,7 @@
       </w:rPr>
     </w:lvl>
   </w:abstractNum>
-  <w:abstractNum w:abstractNumId="16" w15:restartNumberingAfterBreak="0">
+  <w:abstractNum w:abstractNumId="19" w15:restartNumberingAfterBreak="0">
     <w:nsid w:val="49EB7ADD"/>
     <w:multiLevelType w:val="multilevel"/>
     <w:tmpl w:val="AB58E030"/>
@@ -17272,7 +18589,7 @@
       </w:rPr>
     </w:lvl>
   </w:abstractNum>
-  <w:abstractNum w:abstractNumId="17" w15:restartNumberingAfterBreak="0">
+  <w:abstractNum w:abstractNumId="20" w15:restartNumberingAfterBreak="0">
     <w:nsid w:val="4B302BD4"/>
     <w:multiLevelType w:val="hybridMultilevel"/>
     <w:tmpl w:val="9D36AA86"/>
@@ -17361,7 +18678,7 @@
       </w:pPr>
     </w:lvl>
   </w:abstractNum>
-  <w:abstractNum w:abstractNumId="18" w15:restartNumberingAfterBreak="0">
+  <w:abstractNum w:abstractNumId="21" w15:restartNumberingAfterBreak="0">
     <w:nsid w:val="4B7B77DE"/>
     <w:multiLevelType w:val="hybridMultilevel"/>
     <w:tmpl w:val="882A3756"/>
@@ -17474,7 +18791,7 @@
       </w:rPr>
     </w:lvl>
   </w:abstractNum>
-  <w:abstractNum w:abstractNumId="19" w15:restartNumberingAfterBreak="0">
+  <w:abstractNum w:abstractNumId="22" w15:restartNumberingAfterBreak="0">
     <w:nsid w:val="504766EF"/>
     <w:multiLevelType w:val="hybridMultilevel"/>
     <w:tmpl w:val="5F300F94"/>
@@ -17587,7 +18904,7 @@
       </w:rPr>
     </w:lvl>
   </w:abstractNum>
-  <w:abstractNum w:abstractNumId="20" w15:restartNumberingAfterBreak="0">
+  <w:abstractNum w:abstractNumId="23" w15:restartNumberingAfterBreak="0">
     <w:nsid w:val="56CE5A07"/>
     <w:multiLevelType w:val="hybridMultilevel"/>
     <w:tmpl w:val="305460F4"/>
@@ -17727,7 +19044,7 @@
       </w:rPr>
     </w:lvl>
   </w:abstractNum>
-  <w:abstractNum w:abstractNumId="21" w15:restartNumberingAfterBreak="0">
+  <w:abstractNum w:abstractNumId="24" w15:restartNumberingAfterBreak="0">
     <w:nsid w:val="57E41D64"/>
     <w:multiLevelType w:val="hybridMultilevel"/>
     <w:tmpl w:val="9F0ACD00"/>
@@ -17867,7 +19184,7 @@
       </w:rPr>
     </w:lvl>
   </w:abstractNum>
-  <w:abstractNum w:abstractNumId="22" w15:restartNumberingAfterBreak="0">
+  <w:abstractNum w:abstractNumId="25" w15:restartNumberingAfterBreak="0">
     <w:nsid w:val="5A303293"/>
     <w:multiLevelType w:val="hybridMultilevel"/>
     <w:tmpl w:val="D7184CF6"/>
@@ -18007,7 +19324,7 @@
       </w:rPr>
     </w:lvl>
   </w:abstractNum>
-  <w:abstractNum w:abstractNumId="23" w15:restartNumberingAfterBreak="0">
+  <w:abstractNum w:abstractNumId="26" w15:restartNumberingAfterBreak="0">
     <w:nsid w:val="5C6315DD"/>
     <w:multiLevelType w:val="multilevel"/>
     <w:tmpl w:val="E4728940"/>
@@ -18156,7 +19473,7 @@
       </w:rPr>
     </w:lvl>
   </w:abstractNum>
-  <w:abstractNum w:abstractNumId="24" w15:restartNumberingAfterBreak="0">
+  <w:abstractNum w:abstractNumId="27" w15:restartNumberingAfterBreak="0">
     <w:nsid w:val="5EE000DD"/>
     <w:multiLevelType w:val="hybridMultilevel"/>
     <w:tmpl w:val="7F30D7C0"/>
@@ -18245,7 +19562,7 @@
       </w:pPr>
     </w:lvl>
   </w:abstractNum>
-  <w:abstractNum w:abstractNumId="25" w15:restartNumberingAfterBreak="0">
+  <w:abstractNum w:abstractNumId="28" w15:restartNumberingAfterBreak="0">
     <w:nsid w:val="606C69CB"/>
     <w:multiLevelType w:val="multilevel"/>
     <w:tmpl w:val="C9FC62F8"/>
@@ -18394,7 +19711,7 @@
       </w:rPr>
     </w:lvl>
   </w:abstractNum>
-  <w:abstractNum w:abstractNumId="26" w15:restartNumberingAfterBreak="0">
+  <w:abstractNum w:abstractNumId="29" w15:restartNumberingAfterBreak="0">
     <w:nsid w:val="69BB0BE0"/>
     <w:multiLevelType w:val="hybridMultilevel"/>
     <w:tmpl w:val="617EB404"/>
@@ -18534,7 +19851,7 @@
       </w:rPr>
     </w:lvl>
   </w:abstractNum>
-  <w:abstractNum w:abstractNumId="27" w15:restartNumberingAfterBreak="0">
+  <w:abstractNum w:abstractNumId="30" w15:restartNumberingAfterBreak="0">
     <w:nsid w:val="6AB030F7"/>
     <w:multiLevelType w:val="hybridMultilevel"/>
     <w:tmpl w:val="496ABADA"/>
@@ -18647,7 +19964,7 @@
       </w:rPr>
     </w:lvl>
   </w:abstractNum>
-  <w:abstractNum w:abstractNumId="28" w15:restartNumberingAfterBreak="0">
+  <w:abstractNum w:abstractNumId="31" w15:restartNumberingAfterBreak="0">
     <w:nsid w:val="6B962F89"/>
     <w:multiLevelType w:val="hybridMultilevel"/>
     <w:tmpl w:val="BACCB840"/>
@@ -18787,7 +20104,7 @@
       </w:rPr>
     </w:lvl>
   </w:abstractNum>
-  <w:abstractNum w:abstractNumId="29" w15:restartNumberingAfterBreak="0">
+  <w:abstractNum w:abstractNumId="32" w15:restartNumberingAfterBreak="0">
     <w:nsid w:val="6CDA336A"/>
     <w:multiLevelType w:val="hybridMultilevel"/>
     <w:tmpl w:val="4E7670AE"/>
@@ -18927,7 +20244,7 @@
       </w:rPr>
     </w:lvl>
   </w:abstractNum>
-  <w:abstractNum w:abstractNumId="30" w15:restartNumberingAfterBreak="0">
+  <w:abstractNum w:abstractNumId="33" w15:restartNumberingAfterBreak="0">
     <w:nsid w:val="6F2B0C99"/>
     <w:multiLevelType w:val="hybridMultilevel"/>
     <w:tmpl w:val="01F8D37E"/>
@@ -19040,7 +20357,7 @@
       </w:rPr>
     </w:lvl>
   </w:abstractNum>
-  <w:abstractNum w:abstractNumId="31" w15:restartNumberingAfterBreak="0">
+  <w:abstractNum w:abstractNumId="34" w15:restartNumberingAfterBreak="0">
     <w:nsid w:val="6F6E201E"/>
     <w:multiLevelType w:val="hybridMultilevel"/>
     <w:tmpl w:val="8E980682"/>
@@ -19180,7 +20497,7 @@
       </w:rPr>
     </w:lvl>
   </w:abstractNum>
-  <w:abstractNum w:abstractNumId="32" w15:restartNumberingAfterBreak="0">
+  <w:abstractNum w:abstractNumId="35" w15:restartNumberingAfterBreak="0">
     <w:nsid w:val="70CD4AED"/>
     <w:multiLevelType w:val="hybridMultilevel"/>
     <w:tmpl w:val="4B1274F0"/>
@@ -19320,7 +20637,7 @@
       </w:rPr>
     </w:lvl>
   </w:abstractNum>
-  <w:abstractNum w:abstractNumId="33" w15:restartNumberingAfterBreak="0">
+  <w:abstractNum w:abstractNumId="36" w15:restartNumberingAfterBreak="0">
     <w:nsid w:val="783B3D5F"/>
     <w:multiLevelType w:val="hybridMultilevel"/>
     <w:tmpl w:val="5ED474B2"/>
@@ -19460,7 +20777,7 @@
       </w:rPr>
     </w:lvl>
   </w:abstractNum>
-  <w:abstractNum w:abstractNumId="34" w15:restartNumberingAfterBreak="0">
+  <w:abstractNum w:abstractNumId="37" w15:restartNumberingAfterBreak="0">
     <w:nsid w:val="79A91BB6"/>
     <w:multiLevelType w:val="multilevel"/>
     <w:tmpl w:val="A36A922A"/>
@@ -19609,7 +20926,7 @@
       </w:rPr>
     </w:lvl>
   </w:abstractNum>
-  <w:abstractNum w:abstractNumId="35" w15:restartNumberingAfterBreak="0">
+  <w:abstractNum w:abstractNumId="38" w15:restartNumberingAfterBreak="0">
     <w:nsid w:val="7BD6162F"/>
     <w:multiLevelType w:val="hybridMultilevel"/>
     <w:tmpl w:val="854C5B0E"/>
@@ -19722,7 +21039,7 @@
       </w:rPr>
     </w:lvl>
   </w:abstractNum>
-  <w:abstractNum w:abstractNumId="36" w15:restartNumberingAfterBreak="0">
+  <w:abstractNum w:abstractNumId="39" w15:restartNumberingAfterBreak="0">
     <w:nsid w:val="7EBD6CE2"/>
     <w:multiLevelType w:val="hybridMultilevel"/>
     <w:tmpl w:val="EE1A1C06"/>
@@ -19835,7 +21152,7 @@
       </w:rPr>
     </w:lvl>
   </w:abstractNum>
-  <w:abstractNum w:abstractNumId="37" w15:restartNumberingAfterBreak="0">
+  <w:abstractNum w:abstractNumId="40" w15:restartNumberingAfterBreak="0">
     <w:nsid w:val="7F3555A1"/>
     <w:multiLevelType w:val="hybridMultilevel"/>
     <w:tmpl w:val="ABEE4F4C"/>
@@ -19975,7 +21292,7 @@
       </w:rPr>
     </w:lvl>
   </w:abstractNum>
-  <w:abstractNum w:abstractNumId="38" w15:restartNumberingAfterBreak="0">
+  <w:abstractNum w:abstractNumId="41" w15:restartNumberingAfterBreak="0">
     <w:nsid w:val="7FA946F7"/>
     <w:multiLevelType w:val="hybridMultilevel"/>
     <w:tmpl w:val="5B0C56C4"/>
@@ -20119,100 +21436,100 @@
     <w:abstractNumId w:val="1"/>
   </w:num>
   <w:num w:numId="2" w16cid:durableId="207378518">
-    <w:abstractNumId w:val="31"/>
+    <w:abstractNumId w:val="34"/>
   </w:num>
   <w:num w:numId="3" w16cid:durableId="1622959244">
     <w:abstractNumId w:val="5"/>
   </w:num>
   <w:num w:numId="4" w16cid:durableId="1830710149">
-    <w:abstractNumId w:val="28"/>
+    <w:abstractNumId w:val="31"/>
   </w:num>
   <w:num w:numId="5" w16cid:durableId="6491571">
-    <w:abstractNumId w:val="14"/>
+    <w:abstractNumId w:val="15"/>
   </w:num>
   <w:num w:numId="6" w16cid:durableId="1906722806">
     <w:abstractNumId w:val="0"/>
   </w:num>
   <w:num w:numId="7" w16cid:durableId="227495081">
-    <w:abstractNumId w:val="20"/>
+    <w:abstractNumId w:val="23"/>
   </w:num>
   <w:num w:numId="8" w16cid:durableId="1906182019">
     <w:abstractNumId w:val="10"/>
   </w:num>
   <w:num w:numId="9" w16cid:durableId="1467157761">
-    <w:abstractNumId w:val="29"/>
+    <w:abstractNumId w:val="32"/>
   </w:num>
   <w:num w:numId="10" w16cid:durableId="957296911">
-    <w:abstractNumId w:val="33"/>
+    <w:abstractNumId w:val="36"/>
   </w:num>
   <w:num w:numId="11" w16cid:durableId="1743676954">
     <w:abstractNumId w:val="7"/>
   </w:num>
   <w:num w:numId="12" w16cid:durableId="1858158302">
-    <w:abstractNumId w:val="38"/>
+    <w:abstractNumId w:val="41"/>
   </w:num>
   <w:num w:numId="13" w16cid:durableId="1601644658">
-    <w:abstractNumId w:val="22"/>
+    <w:abstractNumId w:val="25"/>
   </w:num>
   <w:num w:numId="14" w16cid:durableId="928393718">
-    <w:abstractNumId w:val="26"/>
+    <w:abstractNumId w:val="29"/>
   </w:num>
   <w:num w:numId="15" w16cid:durableId="1925803085">
-    <w:abstractNumId w:val="37"/>
+    <w:abstractNumId w:val="40"/>
   </w:num>
   <w:num w:numId="16" w16cid:durableId="807935079">
-    <w:abstractNumId w:val="21"/>
+    <w:abstractNumId w:val="24"/>
   </w:num>
   <w:num w:numId="17" w16cid:durableId="1368674603">
-    <w:abstractNumId w:val="32"/>
+    <w:abstractNumId w:val="35"/>
   </w:num>
   <w:num w:numId="18" w16cid:durableId="5452043">
     <w:abstractNumId w:val="9"/>
   </w:num>
   <w:num w:numId="19" w16cid:durableId="1854493569">
-    <w:abstractNumId w:val="15"/>
+    <w:abstractNumId w:val="18"/>
   </w:num>
   <w:num w:numId="20" w16cid:durableId="950207302">
-    <w:abstractNumId w:val="17"/>
+    <w:abstractNumId w:val="20"/>
   </w:num>
   <w:num w:numId="21" w16cid:durableId="834228262">
-    <w:abstractNumId w:val="36"/>
+    <w:abstractNumId w:val="39"/>
   </w:num>
   <w:num w:numId="22" w16cid:durableId="1137603474">
-    <w:abstractNumId w:val="13"/>
+    <w:abstractNumId w:val="14"/>
   </w:num>
   <w:num w:numId="23" w16cid:durableId="1406420481">
     <w:abstractNumId w:val="3"/>
   </w:num>
   <w:num w:numId="24" w16cid:durableId="1953979480">
-    <w:abstractNumId w:val="34"/>
+    <w:abstractNumId w:val="37"/>
   </w:num>
   <w:num w:numId="25" w16cid:durableId="2111732095">
     <w:abstractNumId w:val="12"/>
   </w:num>
   <w:num w:numId="26" w16cid:durableId="1644651298">
-    <w:abstractNumId w:val="23"/>
+    <w:abstractNumId w:val="26"/>
   </w:num>
   <w:num w:numId="27" w16cid:durableId="731387957">
-    <w:abstractNumId w:val="16"/>
+    <w:abstractNumId w:val="19"/>
   </w:num>
   <w:num w:numId="28" w16cid:durableId="245845369">
-    <w:abstractNumId w:val="25"/>
+    <w:abstractNumId w:val="28"/>
   </w:num>
   <w:num w:numId="29" w16cid:durableId="1140420511">
     <w:abstractNumId w:val="2"/>
   </w:num>
   <w:num w:numId="30" w16cid:durableId="1112359595">
-    <w:abstractNumId w:val="30"/>
+    <w:abstractNumId w:val="33"/>
   </w:num>
   <w:num w:numId="31" w16cid:durableId="1308851327">
-    <w:abstractNumId w:val="27"/>
+    <w:abstractNumId w:val="30"/>
   </w:num>
   <w:num w:numId="32" w16cid:durableId="665280855">
     <w:abstractNumId w:val="11"/>
   </w:num>
   <w:num w:numId="33" w16cid:durableId="2096826486">
-    <w:abstractNumId w:val="18"/>
+    <w:abstractNumId w:val="21"/>
   </w:num>
   <w:num w:numId="34" w16cid:durableId="1238399404">
     <w:abstractNumId w:val="4"/>
@@ -20221,16 +21538,25 @@
     <w:abstractNumId w:val="6"/>
   </w:num>
   <w:num w:numId="36" w16cid:durableId="311445063">
-    <w:abstractNumId w:val="19"/>
+    <w:abstractNumId w:val="22"/>
   </w:num>
   <w:num w:numId="37" w16cid:durableId="752626901">
     <w:abstractNumId w:val="8"/>
   </w:num>
   <w:num w:numId="38" w16cid:durableId="1828324101">
-    <w:abstractNumId w:val="35"/>
+    <w:abstractNumId w:val="38"/>
   </w:num>
   <w:num w:numId="39" w16cid:durableId="1707440944">
-    <w:abstractNumId w:val="24"/>
+    <w:abstractNumId w:val="27"/>
+  </w:num>
+  <w:num w:numId="40" w16cid:durableId="1030643556">
+    <w:abstractNumId w:val="17"/>
+  </w:num>
+  <w:num w:numId="41" w16cid:durableId="1289433848">
+    <w:abstractNumId w:val="16"/>
+  </w:num>
+  <w:num w:numId="42" w16cid:durableId="2040427538">
+    <w:abstractNumId w:val="13"/>
   </w:num>
 </w:numbering>
 </file>
@@ -21243,6 +22569,50 @@
       <w14:ligatures w14:val="none"/>
     </w:rPr>
   </w:style>
+  <w:style w:type="paragraph" w:styleId="Header">
+    <w:name w:val="header"/>
+    <w:basedOn w:val="Normal"/>
+    <w:link w:val="HeaderChar"/>
+    <w:uiPriority w:val="99"/>
+    <w:unhideWhenUsed/>
+    <w:rsid w:val="00D26D2C"/>
+    <w:pPr>
+      <w:tabs>
+        <w:tab w:val="center" w:pos="4513"/>
+        <w:tab w:val="right" w:pos="9026"/>
+      </w:tabs>
+      <w:spacing w:after="0" w:line="240" w:lineRule="auto"/>
+    </w:pPr>
+  </w:style>
+  <w:style w:type="character" w:customStyle="1" w:styleId="HeaderChar">
+    <w:name w:val="Header Char"/>
+    <w:basedOn w:val="DefaultParagraphFont"/>
+    <w:link w:val="Header"/>
+    <w:uiPriority w:val="99"/>
+    <w:rsid w:val="00D26D2C"/>
+  </w:style>
+  <w:style w:type="paragraph" w:styleId="Footer">
+    <w:name w:val="footer"/>
+    <w:basedOn w:val="Normal"/>
+    <w:link w:val="FooterChar"/>
+    <w:uiPriority w:val="99"/>
+    <w:unhideWhenUsed/>
+    <w:rsid w:val="00D26D2C"/>
+    <w:pPr>
+      <w:tabs>
+        <w:tab w:val="center" w:pos="4513"/>
+        <w:tab w:val="right" w:pos="9026"/>
+      </w:tabs>
+      <w:spacing w:after="0" w:line="240" w:lineRule="auto"/>
+    </w:pPr>
+  </w:style>
+  <w:style w:type="character" w:customStyle="1" w:styleId="FooterChar">
+    <w:name w:val="Footer Char"/>
+    <w:basedOn w:val="DefaultParagraphFont"/>
+    <w:link w:val="Footer"/>
+    <w:uiPriority w:val="99"/>
+    <w:rsid w:val="00D26D2C"/>
+  </w:style>
 </w:styles>
 </file>
 
@@ -21443,6 +22813,13 @@
     <w:pitch w:val="default"/>
     <w:sig w:usb0="00000001" w:usb1="08070000" w:usb2="00000010" w:usb3="00000000" w:csb0="00020000" w:csb1="00000000"/>
   </w:font>
+  <w:font w:name="Segoe UI">
+    <w:panose1 w:val="020B0502040204020203"/>
+    <w:charset w:val="00"/>
+    <w:family w:val="swiss"/>
+    <w:pitch w:val="variable"/>
+    <w:sig w:usb0="E4002EFF" w:usb1="C000E47F" w:usb2="00000009" w:usb3="00000000" w:csb0="000001FF" w:csb1="00000000"/>
+  </w:font>
   <w:font w:name="ﾋﾎﾌ・">
     <w:altName w:val="Yu Gothic"/>
     <w:panose1 w:val="00000000000000000000"/>
@@ -21475,6 +22852,8 @@
     <w:rsid w:val="004A5E59"/>
     <w:rsid w:val="005D23DA"/>
     <w:rsid w:val="0061615D"/>
+    <w:rsid w:val="00762484"/>
+    <w:rsid w:val="007E5B39"/>
     <w:rsid w:val="00860919"/>
     <w:rsid w:val="008D01D8"/>
     <w:rsid w:val="00AF2922"/>

--- a/Documents/Safe Flame_V1.docx
+++ b/Documents/Safe Flame_V1.docx
@@ -229,8 +229,21 @@
                         <w:sz w:val="28"/>
                         <w:szCs w:val="28"/>
                       </w:rPr>
-                      <w:t>RITHIKA RAMESH K K</w:t>
+                      <w:t xml:space="preserve">RITHIKA RAMESH K </w:t>
                     </w:r>
+                    <w:proofErr w:type="spellStart"/>
+                    <w:r>
+                      <w:rPr>
+                        <w:rFonts w:ascii="Times New Roman" w:hAnsi="Times New Roman" w:cs="Times New Roman"/>
+                        <w:b/>
+                        <w:bCs/>
+                        <w:color w:val="525252" w:themeColor="accent3" w:themeShade="80"/>
+                        <w:sz w:val="28"/>
+                        <w:szCs w:val="28"/>
+                      </w:rPr>
+                      <w:t>K</w:t>
+                    </w:r>
+                    <w:proofErr w:type="spellEnd"/>
                   </w:p>
                 </w:sdtContent>
               </w:sdt>
@@ -4420,14 +4433,25 @@
           <w:lang w:val="en-US"/>
         </w:rPr>
       </w:pPr>
-      <w:r>
-        <w:rPr>
-          <w:rFonts w:ascii="Times New Roman" w:hAnsi="Times New Roman" w:cs="Times New Roman"/>
-          <w:sz w:val="24"/>
-          <w:szCs w:val="24"/>
-          <w:lang w:val="en-US"/>
-        </w:rPr>
-        <w:t>Vout= (ADC value/</w:t>
+      <w:proofErr w:type="spellStart"/>
+      <w:r>
+        <w:rPr>
+          <w:rFonts w:ascii="Times New Roman" w:hAnsi="Times New Roman" w:cs="Times New Roman"/>
+          <w:sz w:val="24"/>
+          <w:szCs w:val="24"/>
+          <w:lang w:val="en-US"/>
+        </w:rPr>
+        <w:t>Vout</w:t>
+      </w:r>
+      <w:proofErr w:type="spellEnd"/>
+      <w:r>
+        <w:rPr>
+          <w:rFonts w:ascii="Times New Roman" w:hAnsi="Times New Roman" w:cs="Times New Roman"/>
+          <w:sz w:val="24"/>
+          <w:szCs w:val="24"/>
+          <w:lang w:val="en-US"/>
+        </w:rPr>
+        <w:t>= (ADC value/</w:t>
       </w:r>
       <w:r>
         <w:rPr>
@@ -4445,8 +4469,19 @@
           <w:szCs w:val="24"/>
           <w:lang w:val="en-US"/>
         </w:rPr>
-        <w:t xml:space="preserve"> Vref</w:t>
-      </w:r>
+        <w:t xml:space="preserve"> </w:t>
+      </w:r>
+      <w:proofErr w:type="spellStart"/>
+      <w:r>
+        <w:rPr>
+          <w:rFonts w:ascii="Times New Roman" w:hAnsi="Times New Roman" w:cs="Times New Roman"/>
+          <w:sz w:val="24"/>
+          <w:szCs w:val="24"/>
+          <w:lang w:val="en-US"/>
+        </w:rPr>
+        <w:t>Vref</w:t>
+      </w:r>
+      <w:proofErr w:type="spellEnd"/>
     </w:p>
     <w:p>
       <w:pPr>
@@ -4493,7 +4528,47 @@
           <w:szCs w:val="24"/>
           <w:lang w:val="en-US"/>
         </w:rPr>
-        <w:t>Rs=((Vref-Vout)/Vout)</w:t>
+        <w:t>Rs=((</w:t>
+      </w:r>
+      <w:proofErr w:type="spellStart"/>
+      <w:r>
+        <w:rPr>
+          <w:rFonts w:ascii="Times New Roman" w:hAnsi="Times New Roman" w:cs="Times New Roman"/>
+          <w:sz w:val="24"/>
+          <w:szCs w:val="24"/>
+          <w:lang w:val="en-US"/>
+        </w:rPr>
+        <w:t>Vref-Vout</w:t>
+      </w:r>
+      <w:proofErr w:type="spellEnd"/>
+      <w:r>
+        <w:rPr>
+          <w:rFonts w:ascii="Times New Roman" w:hAnsi="Times New Roman" w:cs="Times New Roman"/>
+          <w:sz w:val="24"/>
+          <w:szCs w:val="24"/>
+          <w:lang w:val="en-US"/>
+        </w:rPr>
+        <w:t>)/</w:t>
+      </w:r>
+      <w:proofErr w:type="spellStart"/>
+      <w:r>
+        <w:rPr>
+          <w:rFonts w:ascii="Times New Roman" w:hAnsi="Times New Roman" w:cs="Times New Roman"/>
+          <w:sz w:val="24"/>
+          <w:szCs w:val="24"/>
+          <w:lang w:val="en-US"/>
+        </w:rPr>
+        <w:t>Vout</w:t>
+      </w:r>
+      <w:proofErr w:type="spellEnd"/>
+      <w:r>
+        <w:rPr>
+          <w:rFonts w:ascii="Times New Roman" w:hAnsi="Times New Roman" w:cs="Times New Roman"/>
+          <w:sz w:val="24"/>
+          <w:szCs w:val="24"/>
+          <w:lang w:val="en-US"/>
+        </w:rPr>
+        <w:t>)</w:t>
       </w:r>
       <w:r>
         <w:rPr>
@@ -4522,14 +4597,25 @@
         </w:rPr>
         <w:t xml:space="preserve"> </w:t>
       </w:r>
-      <w:r>
-        <w:rPr>
-          <w:rFonts w:ascii="Times New Roman" w:hAnsi="Times New Roman" w:cs="Times New Roman"/>
-          <w:sz w:val="24"/>
-          <w:szCs w:val="24"/>
-          <w:lang w:val="en-US"/>
-        </w:rPr>
-        <w:t xml:space="preserve">Rl </w:t>
+      <w:proofErr w:type="spellStart"/>
+      <w:r>
+        <w:rPr>
+          <w:rFonts w:ascii="Times New Roman" w:hAnsi="Times New Roman" w:cs="Times New Roman"/>
+          <w:sz w:val="24"/>
+          <w:szCs w:val="24"/>
+          <w:lang w:val="en-US"/>
+        </w:rPr>
+        <w:t>Rl</w:t>
+      </w:r>
+      <w:proofErr w:type="spellEnd"/>
+      <w:r>
+        <w:rPr>
+          <w:rFonts w:ascii="Times New Roman" w:hAnsi="Times New Roman" w:cs="Times New Roman"/>
+          <w:sz w:val="24"/>
+          <w:szCs w:val="24"/>
+          <w:lang w:val="en-US"/>
+        </w:rPr>
+        <w:t xml:space="preserve"> </w:t>
       </w:r>
     </w:p>
     <w:p>
@@ -5090,7 +5176,25 @@
           <w:sz w:val="24"/>
           <w:szCs w:val="24"/>
         </w:rPr>
-        <w:t xml:space="preserve">Converts analog values into digital form </w:t>
+        <w:t xml:space="preserve">Converts </w:t>
+      </w:r>
+      <w:proofErr w:type="spellStart"/>
+      <w:r>
+        <w:rPr>
+          <w:rFonts w:ascii="Times New Roman" w:hAnsi="Times New Roman" w:cs="Times New Roman"/>
+          <w:sz w:val="24"/>
+          <w:szCs w:val="24"/>
+        </w:rPr>
+        <w:t>analog</w:t>
+      </w:r>
+      <w:proofErr w:type="spellEnd"/>
+      <w:r>
+        <w:rPr>
+          <w:rFonts w:ascii="Times New Roman" w:hAnsi="Times New Roman" w:cs="Times New Roman"/>
+          <w:sz w:val="24"/>
+          <w:szCs w:val="24"/>
+        </w:rPr>
+        <w:t xml:space="preserve"> values into digital form </w:t>
       </w:r>
     </w:p>
     <w:p>
@@ -5290,7 +5394,25 @@
           <w:sz w:val="24"/>
           <w:szCs w:val="24"/>
         </w:rPr>
-        <w:t xml:space="preserve">&gt;1 ms </w:t>
+        <w:t xml:space="preserve">&gt;1 </w:t>
+      </w:r>
+      <w:proofErr w:type="spellStart"/>
+      <w:r>
+        <w:rPr>
+          <w:rFonts w:ascii="Times New Roman" w:hAnsi="Times New Roman" w:cs="Times New Roman"/>
+          <w:sz w:val="24"/>
+          <w:szCs w:val="24"/>
+        </w:rPr>
+        <w:t>ms</w:t>
+      </w:r>
+      <w:proofErr w:type="spellEnd"/>
+      <w:r>
+        <w:rPr>
+          <w:rFonts w:ascii="Times New Roman" w:hAnsi="Times New Roman" w:cs="Times New Roman"/>
+          <w:sz w:val="24"/>
+          <w:szCs w:val="24"/>
+        </w:rPr>
+        <w:t xml:space="preserve"> </w:t>
       </w:r>
     </w:p>
     <w:p>
@@ -5434,7 +5556,25 @@
           <w:sz w:val="24"/>
           <w:szCs w:val="24"/>
         </w:rPr>
-        <w:t>This means:"I am ready to transmit."</w:t>
+        <w:t xml:space="preserve">This </w:t>
+      </w:r>
+      <w:proofErr w:type="spellStart"/>
+      <w:r>
+        <w:rPr>
+          <w:rFonts w:ascii="Times New Roman" w:hAnsi="Times New Roman" w:cs="Times New Roman"/>
+          <w:sz w:val="24"/>
+          <w:szCs w:val="24"/>
+        </w:rPr>
+        <w:t>means:"I</w:t>
+      </w:r>
+      <w:proofErr w:type="spellEnd"/>
+      <w:r>
+        <w:rPr>
+          <w:rFonts w:ascii="Times New Roman" w:hAnsi="Times New Roman" w:cs="Times New Roman"/>
+          <w:sz w:val="24"/>
+          <w:szCs w:val="24"/>
+        </w:rPr>
+        <w:t xml:space="preserve"> am ready to transmit."</w:t>
       </w:r>
     </w:p>
     <w:p>
@@ -6933,7 +7073,27 @@
           <w:szCs w:val="24"/>
           <w:lang w:val="en-US"/>
         </w:rPr>
-        <w:t>Connect the sensor with STM32 board. There are only three pins Vcc,</w:t>
+        <w:t xml:space="preserve">Connect the sensor with STM32 board. There are only three pins </w:t>
+      </w:r>
+      <w:proofErr w:type="spellStart"/>
+      <w:r>
+        <w:rPr>
+          <w:rFonts w:ascii="Times New Roman" w:hAnsi="Times New Roman" w:cs="Times New Roman"/>
+          <w:sz w:val="24"/>
+          <w:szCs w:val="24"/>
+          <w:lang w:val="en-US"/>
+        </w:rPr>
+        <w:t>Vcc</w:t>
+      </w:r>
+      <w:proofErr w:type="spellEnd"/>
+      <w:r>
+        <w:rPr>
+          <w:rFonts w:ascii="Times New Roman" w:hAnsi="Times New Roman" w:cs="Times New Roman"/>
+          <w:sz w:val="24"/>
+          <w:szCs w:val="24"/>
+          <w:lang w:val="en-US"/>
+        </w:rPr>
+        <w:t>,</w:t>
       </w:r>
       <w:r>
         <w:rPr>
@@ -6951,7 +7111,27 @@
           <w:szCs w:val="24"/>
           <w:lang w:val="en-US"/>
         </w:rPr>
-        <w:t>GND and data. Connect Vcc with 3.3V supply from CN8, GND from CN8 and data pin is connected to PA0 in CN10 using jumper wires.</w:t>
+        <w:t xml:space="preserve">GND and data. Connect </w:t>
+      </w:r>
+      <w:proofErr w:type="spellStart"/>
+      <w:r>
+        <w:rPr>
+          <w:rFonts w:ascii="Times New Roman" w:hAnsi="Times New Roman" w:cs="Times New Roman"/>
+          <w:sz w:val="24"/>
+          <w:szCs w:val="24"/>
+          <w:lang w:val="en-US"/>
+        </w:rPr>
+        <w:t>Vcc</w:t>
+      </w:r>
+      <w:proofErr w:type="spellEnd"/>
+      <w:r>
+        <w:rPr>
+          <w:rFonts w:ascii="Times New Roman" w:hAnsi="Times New Roman" w:cs="Times New Roman"/>
+          <w:sz w:val="24"/>
+          <w:szCs w:val="24"/>
+          <w:lang w:val="en-US"/>
+        </w:rPr>
+        <w:t xml:space="preserve"> with 3.3V supply from CN8, GND from CN8 and data pin is connected to PA0 in CN10 using jumper wires.</w:t>
       </w:r>
     </w:p>
     <w:p>
@@ -7003,7 +7183,27 @@
           <w:szCs w:val="24"/>
           <w:lang w:val="en-US"/>
         </w:rPr>
-        <w:t>The DHT22 sensor does not have any LED indication to identify whether it is powered ON when connected to STM32.To ensure that the sensor module works fine, measure the voltage between Vcc and GND pin using a multimeter.</w:t>
+        <w:t xml:space="preserve">The DHT22 sensor does not have any LED indication to identify whether it is powered ON when connected to STM32.To ensure that the sensor module works fine, measure the voltage between </w:t>
+      </w:r>
+      <w:proofErr w:type="spellStart"/>
+      <w:r>
+        <w:rPr>
+          <w:rFonts w:ascii="Times New Roman" w:hAnsi="Times New Roman" w:cs="Times New Roman"/>
+          <w:sz w:val="24"/>
+          <w:szCs w:val="24"/>
+          <w:lang w:val="en-US"/>
+        </w:rPr>
+        <w:t>Vcc</w:t>
+      </w:r>
+      <w:proofErr w:type="spellEnd"/>
+      <w:r>
+        <w:rPr>
+          <w:rFonts w:ascii="Times New Roman" w:hAnsi="Times New Roman" w:cs="Times New Roman"/>
+          <w:sz w:val="24"/>
+          <w:szCs w:val="24"/>
+          <w:lang w:val="en-US"/>
+        </w:rPr>
+        <w:t xml:space="preserve"> and GND pin using a multimeter.</w:t>
       </w:r>
     </w:p>
     <w:p>
@@ -7029,7 +7229,47 @@
           <w:szCs w:val="24"/>
           <w:lang w:val="en-US"/>
         </w:rPr>
-        <w:t xml:space="preserve">In the .ioc file configure PA0 as gpio input with pull-up option enabled. This is because DHT22 sensor </w:t>
+        <w:t>In the .</w:t>
+      </w:r>
+      <w:proofErr w:type="spellStart"/>
+      <w:r>
+        <w:rPr>
+          <w:rFonts w:ascii="Times New Roman" w:hAnsi="Times New Roman" w:cs="Times New Roman"/>
+          <w:sz w:val="24"/>
+          <w:szCs w:val="24"/>
+          <w:lang w:val="en-US"/>
+        </w:rPr>
+        <w:t>ioc</w:t>
+      </w:r>
+      <w:proofErr w:type="spellEnd"/>
+      <w:r>
+        <w:rPr>
+          <w:rFonts w:ascii="Times New Roman" w:hAnsi="Times New Roman" w:cs="Times New Roman"/>
+          <w:sz w:val="24"/>
+          <w:szCs w:val="24"/>
+          <w:lang w:val="en-US"/>
+        </w:rPr>
+        <w:t xml:space="preserve"> file configure PA0 as </w:t>
+      </w:r>
+      <w:proofErr w:type="spellStart"/>
+      <w:r>
+        <w:rPr>
+          <w:rFonts w:ascii="Times New Roman" w:hAnsi="Times New Roman" w:cs="Times New Roman"/>
+          <w:sz w:val="24"/>
+          <w:szCs w:val="24"/>
+          <w:lang w:val="en-US"/>
+        </w:rPr>
+        <w:t>gpio</w:t>
+      </w:r>
+      <w:proofErr w:type="spellEnd"/>
+      <w:r>
+        <w:rPr>
+          <w:rFonts w:ascii="Times New Roman" w:hAnsi="Times New Roman" w:cs="Times New Roman"/>
+          <w:sz w:val="24"/>
+          <w:szCs w:val="24"/>
+          <w:lang w:val="en-US"/>
+        </w:rPr>
+        <w:t xml:space="preserve"> input with pull-up option enabled. This is because DHT22 sensor </w:t>
       </w:r>
       <w:r>
         <w:rPr>
@@ -7047,7 +7287,27 @@
           <w:szCs w:val="24"/>
           <w:lang w:val="en-US"/>
         </w:rPr>
-        <w:t xml:space="preserve"> a 4.7K pull up resistor between Vcc and data pin.</w:t>
+        <w:t xml:space="preserve"> a 4.7K pull up resistor between </w:t>
+      </w:r>
+      <w:proofErr w:type="spellStart"/>
+      <w:r>
+        <w:rPr>
+          <w:rFonts w:ascii="Times New Roman" w:hAnsi="Times New Roman" w:cs="Times New Roman"/>
+          <w:sz w:val="24"/>
+          <w:szCs w:val="24"/>
+          <w:lang w:val="en-US"/>
+        </w:rPr>
+        <w:t>Vcc</w:t>
+      </w:r>
+      <w:proofErr w:type="spellEnd"/>
+      <w:r>
+        <w:rPr>
+          <w:rFonts w:ascii="Times New Roman" w:hAnsi="Times New Roman" w:cs="Times New Roman"/>
+          <w:sz w:val="24"/>
+          <w:szCs w:val="24"/>
+          <w:lang w:val="en-US"/>
+        </w:rPr>
+        <w:t xml:space="preserve"> and data pin.</w:t>
       </w:r>
     </w:p>
     <w:p>
@@ -7579,7 +7839,25 @@
           <w:szCs w:val="24"/>
         </w:rPr>
         <w:noBreakHyphen/>
-        <w:t>wire protocol with precise timing control. The microsecond delay function uses the STM32’s DWT cycle counter to generate accurate delays, while DHT22_WaitForPin ensures transitions occur within a timeout so the MCU never hangs. To start communication, the MCU drives the data pin low for 20 ms, then releases it and switches the pin to input mode; the DHT22 responds with a specific low</w:t>
+        <w:t>wire protocol with precise timing control. The microsecond delay function uses the STM32’s DWT cycle counter to generate accurate delays, while DHT22_WaitForPin ensures transitions occur within a timeout so the MCU never hangs. To start communication, the MCU drives the data pin low for 20 </w:t>
+      </w:r>
+      <w:proofErr w:type="spellStart"/>
+      <w:r>
+        <w:rPr>
+          <w:rFonts w:ascii="Times New Roman" w:hAnsi="Times New Roman" w:cs="Times New Roman"/>
+          <w:sz w:val="24"/>
+          <w:szCs w:val="24"/>
+        </w:rPr>
+        <w:t>ms</w:t>
+      </w:r>
+      <w:proofErr w:type="spellEnd"/>
+      <w:r>
+        <w:rPr>
+          <w:rFonts w:ascii="Times New Roman" w:hAnsi="Times New Roman" w:cs="Times New Roman"/>
+          <w:sz w:val="24"/>
+          <w:szCs w:val="24"/>
+        </w:rPr>
+        <w:t>, then releases it and switches the pin to input mode; the DHT22 responds with a specific low</w:t>
       </w:r>
       <w:r>
         <w:rPr>
@@ -7767,14 +8045,25 @@
         </w:rPr>
         <w:t xml:space="preserve">HX711 </w:t>
       </w:r>
-      <w:r>
-        <w:rPr>
-          <w:rFonts w:ascii="Times New Roman" w:hAnsi="Times New Roman" w:cs="Times New Roman"/>
-          <w:sz w:val="24"/>
-          <w:szCs w:val="24"/>
-          <w:lang w:val="en-US"/>
-        </w:rPr>
-        <w:t>Vcc:</w:t>
+      <w:proofErr w:type="spellStart"/>
+      <w:r>
+        <w:rPr>
+          <w:rFonts w:ascii="Times New Roman" w:hAnsi="Times New Roman" w:cs="Times New Roman"/>
+          <w:sz w:val="24"/>
+          <w:szCs w:val="24"/>
+          <w:lang w:val="en-US"/>
+        </w:rPr>
+        <w:t>Vcc</w:t>
+      </w:r>
+      <w:proofErr w:type="spellEnd"/>
+      <w:r>
+        <w:rPr>
+          <w:rFonts w:ascii="Times New Roman" w:hAnsi="Times New Roman" w:cs="Times New Roman"/>
+          <w:sz w:val="24"/>
+          <w:szCs w:val="24"/>
+          <w:lang w:val="en-US"/>
+        </w:rPr>
+        <w:t>:</w:t>
       </w:r>
       <w:r>
         <w:rPr>
@@ -8656,8 +8945,19 @@
           <w:szCs w:val="24"/>
           <w:vertAlign w:val="superscript"/>
         </w:rPr>
-        <w:t xml:space="preserve"> th</w:t>
-      </w:r>
+        <w:t xml:space="preserve"> </w:t>
+      </w:r>
+      <w:proofErr w:type="spellStart"/>
+      <w:r>
+        <w:rPr>
+          <w:rFonts w:ascii="Times New Roman" w:hAnsi="Times New Roman" w:cs="Times New Roman"/>
+          <w:sz w:val="24"/>
+          <w:szCs w:val="24"/>
+          <w:vertAlign w:val="superscript"/>
+        </w:rPr>
+        <w:t>th</w:t>
+      </w:r>
+      <w:proofErr w:type="spellEnd"/>
       <w:r>
         <w:rPr>
           <w:rFonts w:ascii="Times New Roman" w:hAnsi="Times New Roman" w:cs="Times New Roman"/>
@@ -8934,7 +9234,25 @@
           <w:sz w:val="28"/>
           <w:szCs w:val="28"/>
         </w:rPr>
-        <w:t>and acknowledged. The output data will be valid at time, tpv, after the low-to-high transition of SCL and during</w:t>
+        <w:t xml:space="preserve">and acknowledged. The output data will be valid at time, </w:t>
+      </w:r>
+      <w:proofErr w:type="spellStart"/>
+      <w:r>
+        <w:rPr>
+          <w:rFonts w:ascii="Times New Roman" w:hAnsi="Times New Roman" w:cs="Times New Roman"/>
+          <w:sz w:val="28"/>
+          <w:szCs w:val="28"/>
+        </w:rPr>
+        <w:t>tpv</w:t>
+      </w:r>
+      <w:proofErr w:type="spellEnd"/>
+      <w:r>
+        <w:rPr>
+          <w:rFonts w:ascii="Times New Roman" w:hAnsi="Times New Roman" w:cs="Times New Roman"/>
+          <w:sz w:val="28"/>
+          <w:szCs w:val="28"/>
+        </w:rPr>
+        <w:t>, after the low-to-high transition of SCL and during</w:t>
       </w:r>
       <w:r>
         <w:rPr>
@@ -9216,15 +9534,7 @@
           <w:sz w:val="24"/>
           <w:szCs w:val="24"/>
         </w:rPr>
-        <w:t xml:space="preserve"> Just</w:t>
-      </w:r>
-      <w:r>
-        <w:rPr>
-          <w:rFonts w:ascii="Times New Roman" w:hAnsi="Times New Roman" w:cs="Times New Roman"/>
-          <w:sz w:val="24"/>
-          <w:szCs w:val="24"/>
-        </w:rPr>
-        <w:t xml:space="preserve"> li</w:t>
+        <w:t xml:space="preserve"> Just li</w:t>
       </w:r>
       <w:r>
         <w:rPr>
@@ -9264,6 +9574,14 @@
           <w:sz w:val="24"/>
           <w:szCs w:val="24"/>
         </w:rPr>
+        <w:t xml:space="preserve"> When we send text-based commands over UART the module responds with text responses.</w:t>
+      </w:r>
+      <w:r>
+        <w:rPr>
+          <w:rFonts w:ascii="Times New Roman" w:hAnsi="Times New Roman" w:cs="Times New Roman"/>
+          <w:sz w:val="24"/>
+          <w:szCs w:val="24"/>
+        </w:rPr>
         <w:t xml:space="preserve"> </w:t>
       </w:r>
       <w:r>
@@ -9272,39 +9590,7 @@
           <w:sz w:val="24"/>
           <w:szCs w:val="24"/>
         </w:rPr>
-        <w:t>When we send text-based commands over UART the module responds with text responses</w:t>
-      </w:r>
-      <w:r>
-        <w:rPr>
-          <w:rFonts w:ascii="Times New Roman" w:hAnsi="Times New Roman" w:cs="Times New Roman"/>
-          <w:sz w:val="24"/>
-          <w:szCs w:val="24"/>
-        </w:rPr>
-        <w:t>.</w:t>
-      </w:r>
-      <w:r>
-        <w:rPr>
-          <w:rFonts w:ascii="Times New Roman" w:hAnsi="Times New Roman" w:cs="Times New Roman"/>
-          <w:sz w:val="24"/>
-          <w:szCs w:val="24"/>
-        </w:rPr>
-        <w:t xml:space="preserve"> </w:t>
-      </w:r>
-      <w:r>
-        <w:rPr>
-          <w:rFonts w:ascii="Times New Roman" w:hAnsi="Times New Roman" w:cs="Times New Roman"/>
-          <w:sz w:val="24"/>
-          <w:szCs w:val="24"/>
-        </w:rPr>
-        <w:t>The GSM module is powered with an external 5V supply ,2A current (the module may behave erratic if not powered sufficiently).</w:t>
-      </w:r>
-      <w:r>
-        <w:rPr>
-          <w:rFonts w:ascii="Times New Roman" w:hAnsi="Times New Roman" w:cs="Times New Roman"/>
-          <w:sz w:val="24"/>
-          <w:szCs w:val="24"/>
-        </w:rPr>
-        <w:t xml:space="preserve"> </w:t>
+        <w:t xml:space="preserve">The GSM module is powered with an external 5V supply ,2A current (the module may behave erratic if not powered sufficiently). </w:t>
       </w:r>
       <w:r>
         <w:rPr>
@@ -9329,6 +9615,7 @@
       <w:r>
         <w:rPr>
           <w:rFonts w:ascii="Times New Roman" w:hAnsi="Times New Roman" w:cs="Times New Roman"/>
+          <w:noProof/>
           <w:sz w:val="24"/>
           <w:szCs w:val="24"/>
         </w:rPr>
@@ -9387,23 +9674,7 @@
           <w:szCs w:val="24"/>
         </w:rPr>
         <w:lastRenderedPageBreak/>
-        <w:t xml:space="preserve">For the module to connect to a cellular network, it needs an antenna. Usually, the module comes with a small helical antenna that you can solder directly onto the board. However, if you want to place the antenna away from the module—perhaps to get better reception—there’s also a special connector called a </w:t>
-      </w:r>
-      <w:r>
-        <w:rPr>
-          <w:rFonts w:ascii="Times New Roman" w:hAnsi="Times New Roman" w:cs="Times New Roman"/>
-          <w:sz w:val="24"/>
-          <w:szCs w:val="24"/>
-        </w:rPr>
-        <w:t>U. FL</w:t>
-      </w:r>
-      <w:r>
-        <w:rPr>
-          <w:rFonts w:ascii="Times New Roman" w:hAnsi="Times New Roman" w:cs="Times New Roman"/>
-          <w:sz w:val="24"/>
-          <w:szCs w:val="24"/>
-        </w:rPr>
-        <w:t xml:space="preserve"> connector. This allows you to attach an external antenna using a cable.</w:t>
+        <w:t>For the module to connect to a cellular network, it needs an antenna. Usually, the module comes with a small helical antenna that you can solder directly onto the board. However, if you want to place the antenna away from the module—perhaps to get better reception—there’s also a special connector called a U. FL connector. This allows you to attach an external antenna using a cable.</w:t>
       </w:r>
       <w:r>
         <w:rPr>
@@ -9466,6 +9737,7 @@
       <w:r>
         <w:rPr>
           <w:rFonts w:ascii="Times New Roman" w:hAnsi="Times New Roman" w:cs="Times New Roman"/>
+          <w:noProof/>
           <w:sz w:val="24"/>
           <w:szCs w:val="24"/>
         </w:rPr>
@@ -9618,6 +9890,7 @@
       <w:r>
         <w:rPr>
           <w:rFonts w:ascii="Times New Roman" w:hAnsi="Times New Roman" w:cs="Times New Roman"/>
+          <w:noProof/>
           <w:sz w:val="24"/>
           <w:szCs w:val="24"/>
         </w:rPr>
@@ -9701,6 +9974,7 @@
       <w:r>
         <w:rPr>
           <w:rFonts w:ascii="Times New Roman" w:hAnsi="Times New Roman" w:cs="Times New Roman"/>
+          <w:noProof/>
           <w:sz w:val="24"/>
           <w:szCs w:val="24"/>
         </w:rPr>
@@ -9923,7 +10197,43 @@
           <w:sz w:val="24"/>
           <w:szCs w:val="24"/>
         </w:rPr>
-        <w:t>To test the working of GSM module a tool named Docklight that allows us to send and receive raw serial data is used. The application downloaded from internet, complete the installation and open Docklight. An external UART converter module is used to interface with SIM800LA GSM module.</w:t>
+        <w:t xml:space="preserve">To test the working of GSM module a tool named </w:t>
+      </w:r>
+      <w:proofErr w:type="spellStart"/>
+      <w:r>
+        <w:rPr>
+          <w:rFonts w:ascii="Times New Roman" w:hAnsi="Times New Roman" w:cs="Times New Roman"/>
+          <w:sz w:val="24"/>
+          <w:szCs w:val="24"/>
+        </w:rPr>
+        <w:t>Docklight</w:t>
+      </w:r>
+      <w:proofErr w:type="spellEnd"/>
+      <w:r>
+        <w:rPr>
+          <w:rFonts w:ascii="Times New Roman" w:hAnsi="Times New Roman" w:cs="Times New Roman"/>
+          <w:sz w:val="24"/>
+          <w:szCs w:val="24"/>
+        </w:rPr>
+        <w:t xml:space="preserve"> that allows us to send and receive raw serial data is used. The application downloaded from internet, complete the installation and open </w:t>
+      </w:r>
+      <w:proofErr w:type="spellStart"/>
+      <w:r>
+        <w:rPr>
+          <w:rFonts w:ascii="Times New Roman" w:hAnsi="Times New Roman" w:cs="Times New Roman"/>
+          <w:sz w:val="24"/>
+          <w:szCs w:val="24"/>
+        </w:rPr>
+        <w:t>Docklight</w:t>
+      </w:r>
+      <w:proofErr w:type="spellEnd"/>
+      <w:r>
+        <w:rPr>
+          <w:rFonts w:ascii="Times New Roman" w:hAnsi="Times New Roman" w:cs="Times New Roman"/>
+          <w:sz w:val="24"/>
+          <w:szCs w:val="24"/>
+        </w:rPr>
+        <w:t>. An external UART converter module is used to interface with SIM800LA GSM module.</w:t>
       </w:r>
     </w:p>
     <w:p>
@@ -10089,23 +10399,71 @@
           <w:sz w:val="24"/>
           <w:szCs w:val="24"/>
         </w:rPr>
-        <w:t xml:space="preserve">Next Docklight has to be configured, for this go to </w:t>
-      </w:r>
-      <w:r>
-        <w:rPr>
-          <w:rFonts w:ascii="Times New Roman" w:hAnsi="Times New Roman" w:cs="Times New Roman"/>
-          <w:sz w:val="24"/>
-          <w:szCs w:val="24"/>
-        </w:rPr>
-        <w:t>Docklight → Project → Settings → COM Port</w:t>
-      </w:r>
-      <w:r>
-        <w:rPr>
-          <w:rFonts w:ascii="Times New Roman" w:hAnsi="Times New Roman" w:cs="Times New Roman"/>
-          <w:sz w:val="24"/>
-          <w:szCs w:val="24"/>
-        </w:rPr>
-        <w:t>. Select your COM port,set baud rate as 9600 and click OK.</w:t>
+        <w:t xml:space="preserve">Next </w:t>
+      </w:r>
+      <w:proofErr w:type="spellStart"/>
+      <w:r>
+        <w:rPr>
+          <w:rFonts w:ascii="Times New Roman" w:hAnsi="Times New Roman" w:cs="Times New Roman"/>
+          <w:sz w:val="24"/>
+          <w:szCs w:val="24"/>
+        </w:rPr>
+        <w:t>Docklight</w:t>
+      </w:r>
+      <w:proofErr w:type="spellEnd"/>
+      <w:r>
+        <w:rPr>
+          <w:rFonts w:ascii="Times New Roman" w:hAnsi="Times New Roman" w:cs="Times New Roman"/>
+          <w:sz w:val="24"/>
+          <w:szCs w:val="24"/>
+        </w:rPr>
+        <w:t xml:space="preserve"> has to be configured, for this go to </w:t>
+      </w:r>
+      <w:proofErr w:type="spellStart"/>
+      <w:r>
+        <w:rPr>
+          <w:rFonts w:ascii="Times New Roman" w:hAnsi="Times New Roman" w:cs="Times New Roman"/>
+          <w:sz w:val="24"/>
+          <w:szCs w:val="24"/>
+        </w:rPr>
+        <w:t>Docklight</w:t>
+      </w:r>
+      <w:proofErr w:type="spellEnd"/>
+      <w:r>
+        <w:rPr>
+          <w:rFonts w:ascii="Times New Roman" w:hAnsi="Times New Roman" w:cs="Times New Roman"/>
+          <w:sz w:val="24"/>
+          <w:szCs w:val="24"/>
+        </w:rPr>
+        <w:t xml:space="preserve"> → Project → Settings → COM Port</w:t>
+      </w:r>
+      <w:r>
+        <w:rPr>
+          <w:rFonts w:ascii="Times New Roman" w:hAnsi="Times New Roman" w:cs="Times New Roman"/>
+          <w:sz w:val="24"/>
+          <w:szCs w:val="24"/>
+        </w:rPr>
+        <w:t xml:space="preserve">. Select your COM </w:t>
+      </w:r>
+      <w:proofErr w:type="spellStart"/>
+      <w:proofErr w:type="gramStart"/>
+      <w:r>
+        <w:rPr>
+          <w:rFonts w:ascii="Times New Roman" w:hAnsi="Times New Roman" w:cs="Times New Roman"/>
+          <w:sz w:val="24"/>
+          <w:szCs w:val="24"/>
+        </w:rPr>
+        <w:t>port,set</w:t>
+      </w:r>
+      <w:proofErr w:type="spellEnd"/>
+      <w:proofErr w:type="gramEnd"/>
+      <w:r>
+        <w:rPr>
+          <w:rFonts w:ascii="Times New Roman" w:hAnsi="Times New Roman" w:cs="Times New Roman"/>
+          <w:sz w:val="24"/>
+          <w:szCs w:val="24"/>
+        </w:rPr>
+        <w:t xml:space="preserve"> baud rate as 9600 and click OK.</w:t>
       </w:r>
     </w:p>
     <w:p>
@@ -10122,6 +10480,7 @@
       <w:r>
         <w:rPr>
           <w:rFonts w:ascii="Times New Roman" w:hAnsi="Times New Roman" w:cs="Times New Roman"/>
+          <w:noProof/>
           <w:sz w:val="24"/>
           <w:szCs w:val="24"/>
         </w:rPr>
@@ -10181,7 +10540,55 @@
           <w:sz w:val="24"/>
           <w:szCs w:val="24"/>
         </w:rPr>
-        <w:t xml:space="preserve">   In home page, under ‘send sequences’ double tap on the empty’ name’ field. A new window ‘edit send sequence’ opens. Under the heading sequence definition give a name, select ASCII mode and type the AT command in the name box. Take care that AT command end with ctrl+enter (\r) and shift+ctrl+enter (\n). Note that simply entering \n and \r will not work, after </w:t>
+        <w:t xml:space="preserve">   In home page, under ‘send sequences’ double tap on the empty’ name’ field. A new window ‘edit send sequence’ opens. Under the heading sequence definition give a name, select ASCII mode and type the AT command in the name box. Take care that AT command end with ctrl</w:t>
+      </w:r>
+      <w:r>
+        <w:rPr>
+          <w:rFonts w:ascii="Times New Roman" w:hAnsi="Times New Roman" w:cs="Times New Roman"/>
+          <w:sz w:val="24"/>
+          <w:szCs w:val="24"/>
+        </w:rPr>
+        <w:t xml:space="preserve"> </w:t>
+      </w:r>
+      <w:r>
+        <w:rPr>
+          <w:rFonts w:ascii="Times New Roman" w:hAnsi="Times New Roman" w:cs="Times New Roman"/>
+          <w:sz w:val="24"/>
+          <w:szCs w:val="24"/>
+        </w:rPr>
+        <w:t>+enter (\r) and shift</w:t>
+      </w:r>
+      <w:r>
+        <w:rPr>
+          <w:rFonts w:ascii="Times New Roman" w:hAnsi="Times New Roman" w:cs="Times New Roman"/>
+          <w:sz w:val="24"/>
+          <w:szCs w:val="24"/>
+        </w:rPr>
+        <w:t xml:space="preserve"> </w:t>
+      </w:r>
+      <w:r>
+        <w:rPr>
+          <w:rFonts w:ascii="Times New Roman" w:hAnsi="Times New Roman" w:cs="Times New Roman"/>
+          <w:sz w:val="24"/>
+          <w:szCs w:val="24"/>
+        </w:rPr>
+        <w:t>+ctrl</w:t>
+      </w:r>
+      <w:r>
+        <w:rPr>
+          <w:rFonts w:ascii="Times New Roman" w:hAnsi="Times New Roman" w:cs="Times New Roman"/>
+          <w:sz w:val="24"/>
+          <w:szCs w:val="24"/>
+        </w:rPr>
+        <w:t xml:space="preserve"> </w:t>
+      </w:r>
+      <w:r>
+        <w:rPr>
+          <w:rFonts w:ascii="Times New Roman" w:hAnsi="Times New Roman" w:cs="Times New Roman"/>
+          <w:sz w:val="24"/>
+          <w:szCs w:val="24"/>
+        </w:rPr>
+        <w:t xml:space="preserve">+enter (\n). Note that simply entering \n and \r will not work, after </w:t>
       </w:r>
       <w:r>
         <w:rPr>
@@ -10223,6 +10630,7 @@
       <w:r>
         <w:rPr>
           <w:rFonts w:ascii="Times New Roman" w:hAnsi="Times New Roman" w:cs="Times New Roman"/>
+          <w:noProof/>
           <w:sz w:val="24"/>
           <w:szCs w:val="24"/>
         </w:rPr>
@@ -10305,6 +10713,7 @@
       <w:r>
         <w:rPr>
           <w:rFonts w:ascii="Times New Roman" w:hAnsi="Times New Roman" w:cs="Times New Roman"/>
+          <w:noProof/>
           <w:sz w:val="24"/>
           <w:szCs w:val="24"/>
         </w:rPr>
@@ -10371,6 +10780,7 @@
       <w:r>
         <w:rPr>
           <w:rFonts w:ascii="Times New Roman" w:hAnsi="Times New Roman" w:cs="Times New Roman"/>
+          <w:noProof/>
           <w:sz w:val="24"/>
           <w:szCs w:val="24"/>
         </w:rPr>
@@ -10415,32 +10825,6 @@
     <w:p>
       <w:pPr>
         <w:spacing w:line="360" w:lineRule="auto"/>
-        <w:ind w:left="360"/>
-        <w:jc w:val="center"/>
-        <w:rPr>
-          <w:rFonts w:ascii="Times New Roman" w:hAnsi="Times New Roman" w:cs="Times New Roman"/>
-          <w:b/>
-          <w:bCs/>
-          <w:color w:val="EE0000"/>
-          <w:sz w:val="24"/>
-          <w:szCs w:val="24"/>
-        </w:rPr>
-      </w:pPr>
-      <w:r>
-        <w:rPr>
-          <w:rFonts w:ascii="Times New Roman" w:hAnsi="Times New Roman" w:cs="Times New Roman"/>
-          <w:b/>
-          <w:bCs/>
-          <w:color w:val="EE0000"/>
-          <w:sz w:val="24"/>
-          <w:szCs w:val="24"/>
-        </w:rPr>
-        <w:t>NEED TO BE CHANGED</w:t>
-      </w:r>
-    </w:p>
-    <w:p>
-      <w:pPr>
-        <w:spacing w:line="360" w:lineRule="auto"/>
         <w:jc w:val="both"/>
         <w:rPr>
           <w:rFonts w:ascii="Times New Roman" w:hAnsi="Times New Roman" w:cs="Times New Roman"/>
@@ -10714,13 +11098,23 @@
                 <w:lang w:val="en-US"/>
               </w:rPr>
             </w:pPr>
+            <w:proofErr w:type="spellStart"/>
             <w:r>
               <w:rPr>
                 <w:rFonts w:ascii="Times New Roman" w:hAnsi="Times New Roman" w:cs="Times New Roman"/>
                 <w:sz w:val="24"/>
                 <w:szCs w:val="24"/>
               </w:rPr>
-              <w:t>Vc, Circuit voltage</w:t>
+              <w:t>Vc</w:t>
+            </w:r>
+            <w:proofErr w:type="spellEnd"/>
+            <w:r>
+              <w:rPr>
+                <w:rFonts w:ascii="Times New Roman" w:hAnsi="Times New Roman" w:cs="Times New Roman"/>
+                <w:sz w:val="24"/>
+                <w:szCs w:val="24"/>
+              </w:rPr>
+              <w:t>, Circuit voltage</w:t>
             </w:r>
           </w:p>
         </w:tc>
@@ -11529,13 +11923,23 @@
                 <w:lang w:val="en-US"/>
               </w:rPr>
             </w:pPr>
+            <w:proofErr w:type="spellStart"/>
             <w:r>
               <w:rPr>
                 <w:rFonts w:ascii="Times New Roman" w:hAnsi="Times New Roman" w:cs="Times New Roman"/>
                 <w:sz w:val="24"/>
                 <w:szCs w:val="24"/>
               </w:rPr>
-              <w:t>Vc, Circuit voltage</w:t>
+              <w:t>Vc</w:t>
+            </w:r>
+            <w:proofErr w:type="spellEnd"/>
+            <w:r>
+              <w:rPr>
+                <w:rFonts w:ascii="Times New Roman" w:hAnsi="Times New Roman" w:cs="Times New Roman"/>
+                <w:sz w:val="24"/>
+                <w:szCs w:val="24"/>
+              </w:rPr>
+              <w:t>, Circuit voltage</w:t>
             </w:r>
           </w:p>
         </w:tc>
@@ -11590,13 +11994,25 @@
                 <w:lang w:val="en-US"/>
               </w:rPr>
             </w:pPr>
+            <w:proofErr w:type="spellStart"/>
+            <w:proofErr w:type="gramStart"/>
             <w:r>
               <w:rPr>
                 <w:rFonts w:ascii="Times New Roman" w:hAnsi="Times New Roman" w:cs="Times New Roman"/>
                 <w:sz w:val="24"/>
                 <w:szCs w:val="24"/>
               </w:rPr>
-              <w:t>VH,Heating voltage</w:t>
+              <w:t>VH,Heating</w:t>
+            </w:r>
+            <w:proofErr w:type="spellEnd"/>
+            <w:proofErr w:type="gramEnd"/>
+            <w:r>
+              <w:rPr>
+                <w:rFonts w:ascii="Times New Roman" w:hAnsi="Times New Roman" w:cs="Times New Roman"/>
+                <w:sz w:val="24"/>
+                <w:szCs w:val="24"/>
+              </w:rPr>
+              <w:t xml:space="preserve"> voltage</w:t>
             </w:r>
           </w:p>
         </w:tc>
@@ -11890,7 +12306,6 @@
                 <w:sz w:val="24"/>
                 <w:szCs w:val="24"/>
               </w:rPr>
-              <w:lastRenderedPageBreak/>
               <w:t>Rs, Sensing Resistance</w:t>
             </w:r>
           </w:p>
@@ -11952,6 +12367,7 @@
                 <w:sz w:val="24"/>
                 <w:szCs w:val="24"/>
               </w:rPr>
+              <w:lastRenderedPageBreak/>
               <w:t>Rs/R0</w:t>
             </w:r>
           </w:p>
@@ -12048,20 +12464,6 @@
         </w:tc>
       </w:tr>
     </w:tbl>
-    <w:p>
-      <w:pPr>
-        <w:spacing w:line="360" w:lineRule="auto"/>
-        <w:jc w:val="both"/>
-        <w:rPr>
-          <w:rFonts w:ascii="Times New Roman" w:hAnsi="Times New Roman" w:cs="Times New Roman"/>
-          <w:b/>
-          <w:bCs/>
-          <w:sz w:val="24"/>
-          <w:szCs w:val="24"/>
-          <w:lang w:val="en-US"/>
-        </w:rPr>
-      </w:pPr>
-    </w:p>
     <w:p>
       <w:pPr>
         <w:spacing w:line="360" w:lineRule="auto"/>
@@ -12300,13 +12702,23 @@
                 <w:lang w:val="en-US"/>
               </w:rPr>
             </w:pPr>
+            <w:proofErr w:type="spellStart"/>
             <w:r>
               <w:rPr>
                 <w:rFonts w:ascii="Times New Roman" w:hAnsi="Times New Roman" w:cs="Times New Roman"/>
                 <w:sz w:val="24"/>
                 <w:szCs w:val="24"/>
               </w:rPr>
-              <w:t>Vc, Circuit voltage</w:t>
+              <w:t>Vc</w:t>
+            </w:r>
+            <w:proofErr w:type="spellEnd"/>
+            <w:r>
+              <w:rPr>
+                <w:rFonts w:ascii="Times New Roman" w:hAnsi="Times New Roman" w:cs="Times New Roman"/>
+                <w:sz w:val="24"/>
+                <w:szCs w:val="24"/>
+              </w:rPr>
+              <w:t>, Circuit voltage</w:t>
             </w:r>
           </w:p>
         </w:tc>
@@ -13454,6 +13866,66 @@
     <w:p>
       <w:pPr>
         <w:pStyle w:val="ListParagraph"/>
+        <w:spacing w:line="360" w:lineRule="auto"/>
+        <w:jc w:val="both"/>
+        <w:rPr>
+          <w:rFonts w:ascii="Times New Roman" w:hAnsi="Times New Roman" w:cs="Times New Roman"/>
+          <w:b/>
+          <w:bCs/>
+          <w:sz w:val="24"/>
+          <w:szCs w:val="24"/>
+          <w:lang w:val="en-US"/>
+        </w:rPr>
+      </w:pPr>
+    </w:p>
+    <w:p>
+      <w:pPr>
+        <w:pStyle w:val="ListParagraph"/>
+        <w:spacing w:line="360" w:lineRule="auto"/>
+        <w:jc w:val="both"/>
+        <w:rPr>
+          <w:rFonts w:ascii="Times New Roman" w:hAnsi="Times New Roman" w:cs="Times New Roman"/>
+          <w:b/>
+          <w:bCs/>
+          <w:sz w:val="24"/>
+          <w:szCs w:val="24"/>
+          <w:lang w:val="en-US"/>
+        </w:rPr>
+      </w:pPr>
+    </w:p>
+    <w:p>
+      <w:pPr>
+        <w:pStyle w:val="ListParagraph"/>
+        <w:spacing w:line="360" w:lineRule="auto"/>
+        <w:jc w:val="both"/>
+        <w:rPr>
+          <w:rFonts w:ascii="Times New Roman" w:hAnsi="Times New Roman" w:cs="Times New Roman"/>
+          <w:b/>
+          <w:bCs/>
+          <w:sz w:val="24"/>
+          <w:szCs w:val="24"/>
+          <w:lang w:val="en-US"/>
+        </w:rPr>
+      </w:pPr>
+    </w:p>
+    <w:p>
+      <w:pPr>
+        <w:pStyle w:val="ListParagraph"/>
+        <w:spacing w:line="360" w:lineRule="auto"/>
+        <w:jc w:val="both"/>
+        <w:rPr>
+          <w:rFonts w:ascii="Times New Roman" w:hAnsi="Times New Roman" w:cs="Times New Roman"/>
+          <w:b/>
+          <w:bCs/>
+          <w:sz w:val="24"/>
+          <w:szCs w:val="24"/>
+          <w:lang w:val="en-US"/>
+        </w:rPr>
+      </w:pPr>
+    </w:p>
+    <w:p>
+      <w:pPr>
+        <w:pStyle w:val="ListParagraph"/>
         <w:numPr>
           <w:ilvl w:val="0"/>
           <w:numId w:val="32"/>
@@ -13478,6 +13950,7 @@
           <w:szCs w:val="24"/>
           <w:lang w:val="en-US"/>
         </w:rPr>
+        <w:lastRenderedPageBreak/>
         <w:t>Load cell +</w:t>
       </w:r>
       <w:r>
@@ -13533,7 +14006,6 @@
                 <w:szCs w:val="28"/>
                 <w:lang w:val="en-US"/>
               </w:rPr>
-              <w:lastRenderedPageBreak/>
               <w:t>Parameter</w:t>
             </w:r>
           </w:p>
@@ -14006,8 +14478,19 @@
                 <w:szCs w:val="24"/>
                 <w:lang w:val="en-US"/>
               </w:rPr>
-              <w:t>100 ms</w:t>
+              <w:t xml:space="preserve">100 </w:t>
             </w:r>
+            <w:proofErr w:type="spellStart"/>
+            <w:r>
+              <w:rPr>
+                <w:rFonts w:ascii="Times New Roman" w:hAnsi="Times New Roman" w:cs="Times New Roman"/>
+                <w:sz w:val="24"/>
+                <w:szCs w:val="24"/>
+                <w:lang w:val="en-US"/>
+              </w:rPr>
+              <w:t>ms</w:t>
+            </w:r>
+            <w:proofErr w:type="spellEnd"/>
           </w:p>
         </w:tc>
       </w:tr>
@@ -14760,6 +15243,355 @@
     </w:p>
     <w:p>
       <w:pPr>
+        <w:pStyle w:val="ListParagraph"/>
+        <w:numPr>
+          <w:ilvl w:val="0"/>
+          <w:numId w:val="32"/>
+        </w:numPr>
+        <w:spacing w:line="360" w:lineRule="auto"/>
+        <w:jc w:val="both"/>
+        <w:rPr>
+          <w:rFonts w:ascii="Times New Roman" w:hAnsi="Times New Roman" w:cs="Times New Roman"/>
+          <w:b/>
+          <w:bCs/>
+          <w:sz w:val="24"/>
+          <w:szCs w:val="24"/>
+          <w:lang w:val="en-US"/>
+        </w:rPr>
+      </w:pPr>
+      <w:r>
+        <w:rPr>
+          <w:rFonts w:ascii="Times New Roman" w:hAnsi="Times New Roman" w:cs="Times New Roman"/>
+          <w:b/>
+          <w:bCs/>
+          <w:sz w:val="24"/>
+          <w:szCs w:val="24"/>
+          <w:lang w:val="en-US"/>
+        </w:rPr>
+        <w:t>Buzzer (Active)</w:t>
+      </w:r>
+    </w:p>
+    <w:tbl>
+      <w:tblPr>
+        <w:tblStyle w:val="TableGrid"/>
+        <w:tblW w:w="0" w:type="auto"/>
+        <w:tblInd w:w="720" w:type="dxa"/>
+        <w:tblLook w:val="04A0" w:firstRow="1" w:lastRow="0" w:firstColumn="1" w:lastColumn="0" w:noHBand="0" w:noVBand="1"/>
+      </w:tblPr>
+      <w:tblGrid>
+        <w:gridCol w:w="4148"/>
+        <w:gridCol w:w="4148"/>
+      </w:tblGrid>
+      <w:tr>
+        <w:tc>
+          <w:tcPr>
+            <w:tcW w:w="4148" w:type="dxa"/>
+            <w:vAlign w:val="center"/>
+          </w:tcPr>
+          <w:p>
+            <w:pPr>
+              <w:pStyle w:val="ListParagraph"/>
+              <w:spacing w:line="360" w:lineRule="auto"/>
+              <w:ind w:left="0"/>
+              <w:jc w:val="center"/>
+              <w:rPr>
+                <w:rFonts w:ascii="Times New Roman" w:hAnsi="Times New Roman" w:cs="Times New Roman"/>
+                <w:b/>
+                <w:bCs/>
+                <w:sz w:val="28"/>
+                <w:szCs w:val="28"/>
+                <w:lang w:val="en-US"/>
+              </w:rPr>
+            </w:pPr>
+            <w:r>
+              <w:rPr>
+                <w:rFonts w:ascii="Times New Roman" w:hAnsi="Times New Roman" w:cs="Times New Roman"/>
+                <w:b/>
+                <w:bCs/>
+                <w:sz w:val="28"/>
+                <w:szCs w:val="28"/>
+                <w:lang w:val="en-US"/>
+              </w:rPr>
+              <w:t>Parameter</w:t>
+            </w:r>
+          </w:p>
+        </w:tc>
+        <w:tc>
+          <w:tcPr>
+            <w:tcW w:w="4148" w:type="dxa"/>
+            <w:vAlign w:val="center"/>
+          </w:tcPr>
+          <w:p>
+            <w:pPr>
+              <w:pStyle w:val="ListParagraph"/>
+              <w:spacing w:line="360" w:lineRule="auto"/>
+              <w:ind w:left="0"/>
+              <w:jc w:val="center"/>
+              <w:rPr>
+                <w:rFonts w:ascii="Times New Roman" w:hAnsi="Times New Roman" w:cs="Times New Roman"/>
+                <w:b/>
+                <w:bCs/>
+                <w:sz w:val="28"/>
+                <w:szCs w:val="28"/>
+                <w:lang w:val="en-US"/>
+              </w:rPr>
+            </w:pPr>
+            <w:r>
+              <w:rPr>
+                <w:rFonts w:ascii="Times New Roman" w:hAnsi="Times New Roman" w:cs="Times New Roman"/>
+                <w:b/>
+                <w:bCs/>
+                <w:sz w:val="28"/>
+                <w:szCs w:val="28"/>
+                <w:lang w:val="en-US"/>
+              </w:rPr>
+              <w:t>Values</w:t>
+            </w:r>
+          </w:p>
+        </w:tc>
+      </w:tr>
+      <w:tr>
+        <w:tc>
+          <w:tcPr>
+            <w:tcW w:w="4148" w:type="dxa"/>
+          </w:tcPr>
+          <w:p>
+            <w:pPr>
+              <w:pStyle w:val="ListParagraph"/>
+              <w:spacing w:line="360" w:lineRule="auto"/>
+              <w:ind w:left="0"/>
+              <w:jc w:val="center"/>
+              <w:rPr>
+                <w:rFonts w:ascii="Times New Roman" w:hAnsi="Times New Roman" w:cs="Times New Roman"/>
+                <w:sz w:val="24"/>
+                <w:szCs w:val="24"/>
+                <w:lang w:val="en-US"/>
+              </w:rPr>
+            </w:pPr>
+            <w:r>
+              <w:rPr>
+                <w:rFonts w:ascii="Times New Roman" w:hAnsi="Times New Roman" w:cs="Times New Roman"/>
+                <w:sz w:val="24"/>
+                <w:szCs w:val="24"/>
+                <w:lang w:val="en-US"/>
+              </w:rPr>
+              <w:t>Power supply</w:t>
+            </w:r>
+          </w:p>
+        </w:tc>
+        <w:tc>
+          <w:tcPr>
+            <w:tcW w:w="4148" w:type="dxa"/>
+          </w:tcPr>
+          <w:p>
+            <w:pPr>
+              <w:pStyle w:val="ListParagraph"/>
+              <w:spacing w:line="360" w:lineRule="auto"/>
+              <w:ind w:left="0"/>
+              <w:jc w:val="center"/>
+              <w:rPr>
+                <w:rFonts w:ascii="Times New Roman" w:hAnsi="Times New Roman" w:cs="Times New Roman"/>
+                <w:sz w:val="24"/>
+                <w:szCs w:val="24"/>
+                <w:lang w:val="en-US"/>
+              </w:rPr>
+            </w:pPr>
+            <w:r>
+              <w:rPr>
+                <w:rFonts w:ascii="Times New Roman" w:hAnsi="Times New Roman" w:cs="Times New Roman"/>
+                <w:sz w:val="24"/>
+                <w:szCs w:val="24"/>
+                <w:lang w:val="en-US"/>
+              </w:rPr>
+              <w:t>3.</w:t>
+            </w:r>
+            <w:r>
+              <w:rPr>
+                <w:rFonts w:ascii="Times New Roman" w:hAnsi="Times New Roman" w:cs="Times New Roman"/>
+                <w:sz w:val="24"/>
+                <w:szCs w:val="24"/>
+                <w:lang w:val="en-US"/>
+              </w:rPr>
+              <w:t>3 V to 5 V</w:t>
+            </w:r>
+          </w:p>
+        </w:tc>
+      </w:tr>
+      <w:tr>
+        <w:tc>
+          <w:tcPr>
+            <w:tcW w:w="4148" w:type="dxa"/>
+          </w:tcPr>
+          <w:p>
+            <w:pPr>
+              <w:pStyle w:val="ListParagraph"/>
+              <w:spacing w:line="360" w:lineRule="auto"/>
+              <w:ind w:left="0"/>
+              <w:rPr>
+                <w:rFonts w:ascii="Times New Roman" w:hAnsi="Times New Roman" w:cs="Times New Roman"/>
+                <w:sz w:val="24"/>
+                <w:szCs w:val="24"/>
+                <w:lang w:val="en-US"/>
+              </w:rPr>
+            </w:pPr>
+            <w:r>
+              <w:rPr>
+                <w:rFonts w:ascii="Times New Roman" w:hAnsi="Times New Roman" w:cs="Times New Roman"/>
+                <w:sz w:val="24"/>
+                <w:szCs w:val="24"/>
+                <w:lang w:val="en-US"/>
+              </w:rPr>
+              <w:t xml:space="preserve">                 </w:t>
+            </w:r>
+            <w:r>
+              <w:rPr>
+                <w:rFonts w:ascii="Times New Roman" w:hAnsi="Times New Roman" w:cs="Times New Roman"/>
+                <w:sz w:val="24"/>
+                <w:szCs w:val="24"/>
+                <w:lang w:val="en-US"/>
+              </w:rPr>
+              <w:t>I</w:t>
+            </w:r>
+            <w:r>
+              <w:rPr>
+                <w:rFonts w:ascii="Times New Roman" w:hAnsi="Times New Roman" w:cs="Times New Roman"/>
+                <w:sz w:val="24"/>
+                <w:szCs w:val="24"/>
+                <w:lang w:val="en-US"/>
+              </w:rPr>
+              <w:t>nterface</w:t>
+            </w:r>
+            <w:r>
+              <w:rPr>
+                <w:rFonts w:ascii="Times New Roman" w:hAnsi="Times New Roman" w:cs="Times New Roman"/>
+                <w:sz w:val="24"/>
+                <w:szCs w:val="24"/>
+                <w:lang w:val="en-US"/>
+              </w:rPr>
+              <w:t xml:space="preserve"> type</w:t>
+            </w:r>
+          </w:p>
+        </w:tc>
+        <w:tc>
+          <w:tcPr>
+            <w:tcW w:w="4148" w:type="dxa"/>
+          </w:tcPr>
+          <w:p>
+            <w:pPr>
+              <w:pStyle w:val="ListParagraph"/>
+              <w:spacing w:line="360" w:lineRule="auto"/>
+              <w:ind w:left="0"/>
+              <w:jc w:val="center"/>
+              <w:rPr>
+                <w:rFonts w:ascii="Times New Roman" w:hAnsi="Times New Roman" w:cs="Times New Roman"/>
+                <w:sz w:val="24"/>
+                <w:szCs w:val="24"/>
+                <w:lang w:val="en-US"/>
+              </w:rPr>
+            </w:pPr>
+            <w:r>
+              <w:rPr>
+                <w:rFonts w:ascii="Times New Roman" w:hAnsi="Times New Roman" w:cs="Times New Roman"/>
+                <w:sz w:val="24"/>
+                <w:szCs w:val="24"/>
+                <w:lang w:val="en-US"/>
+              </w:rPr>
+              <w:t>GPIO</w:t>
+            </w:r>
+          </w:p>
+        </w:tc>
+      </w:tr>
+      <w:tr>
+        <w:tc>
+          <w:tcPr>
+            <w:tcW w:w="4148" w:type="dxa"/>
+          </w:tcPr>
+          <w:p>
+            <w:pPr>
+              <w:pStyle w:val="ListParagraph"/>
+              <w:spacing w:line="360" w:lineRule="auto"/>
+              <w:ind w:left="0"/>
+              <w:jc w:val="center"/>
+              <w:rPr>
+                <w:rFonts w:ascii="Times New Roman" w:hAnsi="Times New Roman" w:cs="Times New Roman"/>
+                <w:sz w:val="24"/>
+                <w:szCs w:val="24"/>
+                <w:lang w:val="en-US"/>
+              </w:rPr>
+            </w:pPr>
+            <w:r>
+              <w:rPr>
+                <w:rFonts w:ascii="Times New Roman" w:hAnsi="Times New Roman" w:cs="Times New Roman"/>
+                <w:sz w:val="24"/>
+                <w:szCs w:val="24"/>
+                <w:lang w:val="en-US"/>
+              </w:rPr>
+              <w:t>Input logic</w:t>
+            </w:r>
+          </w:p>
+        </w:tc>
+        <w:tc>
+          <w:tcPr>
+            <w:tcW w:w="4148" w:type="dxa"/>
+          </w:tcPr>
+          <w:p>
+            <w:pPr>
+              <w:pStyle w:val="ListParagraph"/>
+              <w:spacing w:line="360" w:lineRule="auto"/>
+              <w:ind w:left="0"/>
+              <w:jc w:val="center"/>
+              <w:rPr>
+                <w:rFonts w:ascii="Times New Roman" w:hAnsi="Times New Roman" w:cs="Times New Roman"/>
+                <w:sz w:val="24"/>
+                <w:szCs w:val="24"/>
+                <w:lang w:val="en-US"/>
+              </w:rPr>
+            </w:pPr>
+            <w:r>
+              <w:rPr>
+                <w:rFonts w:ascii="Times New Roman" w:hAnsi="Times New Roman" w:cs="Times New Roman"/>
+                <w:sz w:val="24"/>
+                <w:szCs w:val="24"/>
+                <w:lang w:val="en-US"/>
+              </w:rPr>
+              <w:t>Active low</w:t>
+            </w:r>
+          </w:p>
+        </w:tc>
+      </w:tr>
+    </w:tbl>
+    <w:p>
+      <w:pPr>
+        <w:pStyle w:val="ListParagraph"/>
+        <w:spacing w:line="360" w:lineRule="auto"/>
+        <w:jc w:val="both"/>
+        <w:rPr>
+          <w:rFonts w:ascii="Times New Roman" w:hAnsi="Times New Roman" w:cs="Times New Roman"/>
+          <w:b/>
+          <w:bCs/>
+          <w:sz w:val="24"/>
+          <w:szCs w:val="24"/>
+          <w:lang w:val="en-US"/>
+        </w:rPr>
+      </w:pPr>
+    </w:p>
+    <w:p>
+      <w:pPr>
+        <w:pStyle w:val="ListParagraph"/>
+        <w:spacing w:line="360" w:lineRule="auto"/>
+        <w:jc w:val="both"/>
+        <w:rPr>
+          <w:rFonts w:ascii="Times New Roman" w:hAnsi="Times New Roman" w:cs="Times New Roman"/>
+          <w:b/>
+          <w:bCs/>
+          <w:sz w:val="24"/>
+          <w:szCs w:val="24"/>
+          <w:lang w:val="en-US"/>
+        </w:rPr>
+      </w:pPr>
+    </w:p>
+    <w:p>
+      <w:pPr>
         <w:spacing w:line="360" w:lineRule="auto"/>
         <w:jc w:val="both"/>
         <w:rPr>
@@ -14780,6 +15612,7 @@
           <w:szCs w:val="28"/>
           <w:lang w:val="en-US"/>
         </w:rPr>
+        <w:lastRenderedPageBreak/>
         <w:t>RTOS Implementation</w:t>
       </w:r>
     </w:p>
@@ -14821,6 +15654,186 @@
         </w:rPr>
         <w:t xml:space="preserve"> tasks have been created namely:</w:t>
       </w:r>
+    </w:p>
+    <w:p>
+      <w:pPr>
+        <w:pStyle w:val="ListParagraph"/>
+        <w:numPr>
+          <w:ilvl w:val="0"/>
+          <w:numId w:val="43"/>
+        </w:numPr>
+        <w:spacing w:line="360" w:lineRule="auto"/>
+        <w:jc w:val="both"/>
+        <w:rPr>
+          <w:rFonts w:ascii="Times New Roman" w:hAnsi="Times New Roman" w:cs="Times New Roman"/>
+          <w:sz w:val="24"/>
+          <w:szCs w:val="24"/>
+          <w:lang w:val="en-US"/>
+        </w:rPr>
+      </w:pPr>
+      <w:r>
+        <w:rPr>
+          <w:rFonts w:ascii="Times New Roman" w:hAnsi="Times New Roman" w:cs="Times New Roman"/>
+          <w:b/>
+          <w:bCs/>
+          <w:sz w:val="24"/>
+          <w:szCs w:val="24"/>
+          <w:lang w:val="en-US"/>
+        </w:rPr>
+        <w:t>Sensor Task</w:t>
+      </w:r>
+      <w:r>
+        <w:rPr>
+          <w:rFonts w:ascii="Times New Roman" w:hAnsi="Times New Roman" w:cs="Times New Roman"/>
+          <w:sz w:val="24"/>
+          <w:szCs w:val="24"/>
+          <w:lang w:val="en-US"/>
+        </w:rPr>
+        <w:t xml:space="preserve"> (Priority-Normal, stack size-128)</w:t>
+      </w:r>
+      <w:r>
+        <w:rPr>
+          <w:rFonts w:ascii="Times New Roman" w:hAnsi="Times New Roman" w:cs="Times New Roman"/>
+          <w:sz w:val="24"/>
+          <w:szCs w:val="24"/>
+          <w:lang w:val="en-US"/>
+        </w:rPr>
+        <w:t xml:space="preserve"> </w:t>
+      </w:r>
+    </w:p>
+    <w:p>
+      <w:pPr>
+        <w:spacing w:line="360" w:lineRule="auto"/>
+        <w:jc w:val="both"/>
+        <w:rPr>
+          <w:rFonts w:ascii="Times New Roman" w:hAnsi="Times New Roman" w:cs="Times New Roman"/>
+          <w:sz w:val="24"/>
+          <w:szCs w:val="24"/>
+          <w:lang w:val="en-US"/>
+        </w:rPr>
+      </w:pPr>
+      <w:r>
+        <w:rPr>
+          <w:rFonts w:ascii="Times New Roman" w:hAnsi="Times New Roman" w:cs="Times New Roman"/>
+          <w:sz w:val="24"/>
+          <w:szCs w:val="24"/>
+          <w:lang w:val="en-US"/>
+        </w:rPr>
+        <w:t>This task is responsible for fetching raw ADC values from the sensor like MQ</w:t>
+      </w:r>
+      <w:r>
+        <w:rPr>
+          <w:rFonts w:ascii="Times New Roman" w:hAnsi="Times New Roman" w:cs="Times New Roman"/>
+          <w:sz w:val="24"/>
+          <w:szCs w:val="24"/>
+          <w:lang w:val="en-US"/>
+        </w:rPr>
+        <w:t xml:space="preserve">2, </w:t>
+      </w:r>
+      <w:r>
+        <w:rPr>
+          <w:rFonts w:ascii="Times New Roman" w:hAnsi="Times New Roman" w:cs="Times New Roman"/>
+          <w:sz w:val="24"/>
+          <w:szCs w:val="24"/>
+          <w:lang w:val="en-US"/>
+        </w:rPr>
+        <w:t>MQ</w:t>
+      </w:r>
+      <w:r>
+        <w:rPr>
+          <w:rFonts w:ascii="Times New Roman" w:hAnsi="Times New Roman" w:cs="Times New Roman"/>
+          <w:sz w:val="24"/>
+          <w:szCs w:val="24"/>
+          <w:lang w:val="en-US"/>
+        </w:rPr>
+        <w:t xml:space="preserve">4, </w:t>
+      </w:r>
+      <w:r>
+        <w:rPr>
+          <w:rFonts w:ascii="Times New Roman" w:hAnsi="Times New Roman" w:cs="Times New Roman"/>
+          <w:sz w:val="24"/>
+          <w:szCs w:val="24"/>
+          <w:lang w:val="en-US"/>
+        </w:rPr>
+        <w:t>MQ</w:t>
+      </w:r>
+      <w:r>
+        <w:rPr>
+          <w:rFonts w:ascii="Times New Roman" w:hAnsi="Times New Roman" w:cs="Times New Roman"/>
+          <w:sz w:val="24"/>
+          <w:szCs w:val="24"/>
+          <w:lang w:val="en-US"/>
+        </w:rPr>
+        <w:t xml:space="preserve">7, </w:t>
+      </w:r>
+      <w:r>
+        <w:rPr>
+          <w:rFonts w:ascii="Times New Roman" w:hAnsi="Times New Roman" w:cs="Times New Roman"/>
+          <w:sz w:val="24"/>
+          <w:szCs w:val="24"/>
+          <w:lang w:val="en-US"/>
+        </w:rPr>
+        <w:t>DHT22</w:t>
+      </w:r>
+      <w:r>
+        <w:rPr>
+          <w:rFonts w:ascii="Times New Roman" w:hAnsi="Times New Roman" w:cs="Times New Roman"/>
+          <w:sz w:val="24"/>
+          <w:szCs w:val="24"/>
+          <w:lang w:val="en-US"/>
+        </w:rPr>
+        <w:t xml:space="preserve">22, </w:t>
+      </w:r>
+      <w:r>
+        <w:rPr>
+          <w:rFonts w:ascii="Times New Roman" w:hAnsi="Times New Roman" w:cs="Times New Roman"/>
+          <w:sz w:val="24"/>
+          <w:szCs w:val="24"/>
+          <w:lang w:val="en-US"/>
+        </w:rPr>
+        <w:t>HX</w:t>
+      </w:r>
+      <w:r>
+        <w:rPr>
+          <w:rFonts w:ascii="Times New Roman" w:hAnsi="Times New Roman" w:cs="Times New Roman"/>
+          <w:sz w:val="24"/>
+          <w:szCs w:val="24"/>
+          <w:lang w:val="en-US"/>
+        </w:rPr>
+        <w:t>71</w:t>
+      </w:r>
+      <w:r>
+        <w:rPr>
+          <w:rFonts w:ascii="Times New Roman" w:hAnsi="Times New Roman" w:cs="Times New Roman"/>
+          <w:sz w:val="24"/>
+          <w:szCs w:val="24"/>
+          <w:lang w:val="en-US"/>
+        </w:rPr>
+        <w:t xml:space="preserve"> and converting them into PPM concentration values.</w:t>
+      </w:r>
+      <w:r>
+        <w:rPr>
+          <w:rFonts w:ascii="Times New Roman" w:hAnsi="Times New Roman" w:cs="Times New Roman"/>
+          <w:sz w:val="24"/>
+          <w:szCs w:val="24"/>
+          <w:lang w:val="en-US"/>
+        </w:rPr>
+        <w:t xml:space="preserve"> The acquired data is pushed into sensor queue.</w:t>
+      </w:r>
+    </w:p>
+    <w:p>
+      <w:pPr>
+        <w:pStyle w:val="ListParagraph"/>
+        <w:spacing w:line="360" w:lineRule="auto"/>
+        <w:ind w:left="1500"/>
+        <w:jc w:val="both"/>
+        <w:rPr>
+          <w:rFonts w:ascii="Times New Roman" w:hAnsi="Times New Roman" w:cs="Times New Roman"/>
+          <w:sz w:val="24"/>
+          <w:szCs w:val="24"/>
+          <w:lang w:val="en-US"/>
+        </w:rPr>
+      </w:pPr>
     </w:p>
     <w:p>
       <w:pPr>
@@ -14833,31 +15846,63 @@
         <w:jc w:val="both"/>
         <w:rPr>
           <w:rFonts w:ascii="Times New Roman" w:hAnsi="Times New Roman" w:cs="Times New Roman"/>
-          <w:sz w:val="24"/>
-          <w:szCs w:val="24"/>
-          <w:lang w:val="en-US"/>
-        </w:rPr>
-      </w:pPr>
-      <w:r>
-        <w:rPr>
-          <w:rFonts w:ascii="Times New Roman" w:hAnsi="Times New Roman" w:cs="Times New Roman"/>
           <w:b/>
           <w:bCs/>
           <w:sz w:val="24"/>
           <w:szCs w:val="24"/>
           <w:lang w:val="en-US"/>
         </w:rPr>
-        <w:t>Sensor Task</w:t>
-      </w:r>
-      <w:r>
-        <w:rPr>
-          <w:rFonts w:ascii="Times New Roman" w:hAnsi="Times New Roman" w:cs="Times New Roman"/>
-          <w:sz w:val="24"/>
-          <w:szCs w:val="24"/>
-          <w:lang w:val="en-US"/>
-        </w:rPr>
-        <w:t xml:space="preserve"> (Priority-Normal, stack size-128)</w:t>
-      </w:r>
+      </w:pPr>
+      <w:r>
+        <w:rPr>
+          <w:rFonts w:ascii="Times New Roman" w:hAnsi="Times New Roman" w:cs="Times New Roman"/>
+          <w:b/>
+          <w:bCs/>
+          <w:sz w:val="24"/>
+          <w:szCs w:val="24"/>
+          <w:lang w:val="en-US"/>
+        </w:rPr>
+        <w:t xml:space="preserve">Process Task </w:t>
+      </w:r>
+      <w:r>
+        <w:rPr>
+          <w:rFonts w:ascii="Times New Roman" w:hAnsi="Times New Roman" w:cs="Times New Roman"/>
+          <w:sz w:val="24"/>
+          <w:szCs w:val="24"/>
+          <w:lang w:val="en-US"/>
+        </w:rPr>
+        <w:t>(Priority- Real time, stack size</w:t>
+      </w:r>
+      <w:r>
+        <w:rPr>
+          <w:rFonts w:ascii="Times New Roman" w:hAnsi="Times New Roman" w:cs="Times New Roman"/>
+          <w:sz w:val="24"/>
+          <w:szCs w:val="24"/>
+          <w:lang w:val="en-US"/>
+        </w:rPr>
+        <w:t>-</w:t>
+      </w:r>
+      <w:r>
+        <w:rPr>
+          <w:rFonts w:ascii="Times New Roman" w:hAnsi="Times New Roman" w:cs="Times New Roman"/>
+          <w:sz w:val="24"/>
+          <w:szCs w:val="24"/>
+          <w:lang w:val="en-US"/>
+        </w:rPr>
+        <w:t>256)</w:t>
+      </w:r>
+    </w:p>
+    <w:p>
+      <w:pPr>
+        <w:spacing w:line="360" w:lineRule="auto"/>
+        <w:jc w:val="both"/>
+        <w:rPr>
+          <w:rFonts w:ascii="Times New Roman" w:hAnsi="Times New Roman" w:cs="Times New Roman"/>
+          <w:sz w:val="24"/>
+          <w:szCs w:val="24"/>
+          <w:lang w:val="en-US"/>
+        </w:rPr>
+      </w:pPr>
       <w:r>
         <w:rPr>
           <w:rFonts w:ascii="Times New Roman" w:hAnsi="Times New Roman" w:cs="Times New Roman"/>
@@ -14867,141 +15912,33 @@
         </w:rPr>
         <w:t xml:space="preserve"> </w:t>
       </w:r>
-    </w:p>
-    <w:p>
-      <w:pPr>
-        <w:pStyle w:val="ListParagraph"/>
-        <w:spacing w:line="360" w:lineRule="auto"/>
-        <w:jc w:val="both"/>
-        <w:rPr>
-          <w:rFonts w:ascii="Times New Roman" w:hAnsi="Times New Roman" w:cs="Times New Roman"/>
-          <w:sz w:val="24"/>
-          <w:szCs w:val="24"/>
-          <w:lang w:val="en-US"/>
-        </w:rPr>
-      </w:pPr>
-      <w:r>
-        <w:rPr>
-          <w:rFonts w:ascii="Times New Roman" w:hAnsi="Times New Roman" w:cs="Times New Roman"/>
-          <w:sz w:val="24"/>
-          <w:szCs w:val="24"/>
-          <w:lang w:val="en-US"/>
-        </w:rPr>
-        <w:t>This task is responsible for fetching raw ADC values from the sensor like MQ</w:t>
-      </w:r>
-      <w:r>
-        <w:rPr>
-          <w:rFonts w:ascii="Times New Roman" w:hAnsi="Times New Roman" w:cs="Times New Roman"/>
-          <w:sz w:val="24"/>
-          <w:szCs w:val="24"/>
-          <w:lang w:val="en-US"/>
-        </w:rPr>
-        <w:t xml:space="preserve">2, </w:t>
-      </w:r>
-      <w:r>
-        <w:rPr>
-          <w:rFonts w:ascii="Times New Roman" w:hAnsi="Times New Roman" w:cs="Times New Roman"/>
-          <w:sz w:val="24"/>
-          <w:szCs w:val="24"/>
-          <w:lang w:val="en-US"/>
-        </w:rPr>
-        <w:t>MQ</w:t>
-      </w:r>
-      <w:r>
-        <w:rPr>
-          <w:rFonts w:ascii="Times New Roman" w:hAnsi="Times New Roman" w:cs="Times New Roman"/>
-          <w:sz w:val="24"/>
-          <w:szCs w:val="24"/>
-          <w:lang w:val="en-US"/>
-        </w:rPr>
-        <w:t xml:space="preserve">4, </w:t>
-      </w:r>
-      <w:r>
-        <w:rPr>
-          <w:rFonts w:ascii="Times New Roman" w:hAnsi="Times New Roman" w:cs="Times New Roman"/>
-          <w:sz w:val="24"/>
-          <w:szCs w:val="24"/>
-          <w:lang w:val="en-US"/>
-        </w:rPr>
-        <w:t>MQ</w:t>
-      </w:r>
-      <w:r>
-        <w:rPr>
-          <w:rFonts w:ascii="Times New Roman" w:hAnsi="Times New Roman" w:cs="Times New Roman"/>
-          <w:sz w:val="24"/>
-          <w:szCs w:val="24"/>
-          <w:lang w:val="en-US"/>
-        </w:rPr>
-        <w:t xml:space="preserve">7, </w:t>
-      </w:r>
-      <w:r>
-        <w:rPr>
-          <w:rFonts w:ascii="Times New Roman" w:hAnsi="Times New Roman" w:cs="Times New Roman"/>
-          <w:sz w:val="24"/>
-          <w:szCs w:val="24"/>
-          <w:lang w:val="en-US"/>
-        </w:rPr>
-        <w:t>DHT22</w:t>
-      </w:r>
-      <w:r>
-        <w:rPr>
-          <w:rFonts w:ascii="Times New Roman" w:hAnsi="Times New Roman" w:cs="Times New Roman"/>
-          <w:sz w:val="24"/>
-          <w:szCs w:val="24"/>
-          <w:lang w:val="en-US"/>
-        </w:rPr>
-        <w:t xml:space="preserve">22, </w:t>
-      </w:r>
-      <w:r>
-        <w:rPr>
-          <w:rFonts w:ascii="Times New Roman" w:hAnsi="Times New Roman" w:cs="Times New Roman"/>
-          <w:sz w:val="24"/>
-          <w:szCs w:val="24"/>
-          <w:lang w:val="en-US"/>
-        </w:rPr>
-        <w:t>HX</w:t>
-      </w:r>
-      <w:r>
-        <w:rPr>
-          <w:rFonts w:ascii="Times New Roman" w:hAnsi="Times New Roman" w:cs="Times New Roman"/>
-          <w:sz w:val="24"/>
-          <w:szCs w:val="24"/>
-          <w:lang w:val="en-US"/>
-        </w:rPr>
-        <w:t>71</w:t>
-      </w:r>
-      <w:r>
-        <w:rPr>
-          <w:rFonts w:ascii="Times New Roman" w:hAnsi="Times New Roman" w:cs="Times New Roman"/>
-          <w:sz w:val="24"/>
-          <w:szCs w:val="24"/>
-          <w:lang w:val="en-US"/>
-        </w:rPr>
-        <w:t xml:space="preserve"> and converting them into PPM concentration values.</w:t>
-      </w:r>
-      <w:r>
-        <w:rPr>
-          <w:rFonts w:ascii="Times New Roman" w:hAnsi="Times New Roman" w:cs="Times New Roman"/>
-          <w:sz w:val="24"/>
-          <w:szCs w:val="24"/>
-          <w:lang w:val="en-US"/>
-        </w:rPr>
-        <w:t xml:space="preserve"> The acquired data is pushed into sensor queue.</w:t>
-      </w:r>
-    </w:p>
-    <w:p>
-      <w:pPr>
-        <w:pStyle w:val="ListParagraph"/>
-        <w:spacing w:line="360" w:lineRule="auto"/>
-        <w:ind w:left="1500"/>
-        <w:jc w:val="both"/>
-        <w:rPr>
-          <w:rFonts w:ascii="Times New Roman" w:hAnsi="Times New Roman" w:cs="Times New Roman"/>
-          <w:sz w:val="24"/>
-          <w:szCs w:val="24"/>
-          <w:lang w:val="en-US"/>
-        </w:rPr>
-      </w:pPr>
+      <w:r>
+        <w:rPr>
+          <w:rFonts w:ascii="Times New Roman" w:hAnsi="Times New Roman" w:cs="Times New Roman"/>
+          <w:sz w:val="24"/>
+          <w:szCs w:val="24"/>
+          <w:lang w:val="en-US"/>
+        </w:rPr>
+        <w:t>Core logic such as leak detection, classification and monitoring the gas weight</w:t>
+      </w:r>
+      <w:r>
+        <w:rPr>
+          <w:rFonts w:ascii="Times New Roman" w:hAnsi="Times New Roman" w:cs="Times New Roman"/>
+          <w:sz w:val="24"/>
+          <w:szCs w:val="24"/>
+          <w:lang w:val="en-US"/>
+        </w:rPr>
+        <w:t xml:space="preserve"> to predict the number of days LPG lasts based on user consumption pattern is implemented in this task. Taking into account of environmental conditions such as changing temperature and humidity especially in kitchen a compensation factor is calculated cyclically to determine the threshold for gas leak detection on periodic basis to ensure no false alarm occurs. High MQ2+high MQ4 can indicate the presence of LPG/methane High MQ7+high MQ2 can indicate presence of CO accounting for incomplete combustion or even faulty burners. Here the output of the sensor array together with weight monitoring is used to alert any possible leaks. The presence of any of these gases beyond a set threshold clubbed with rapid weight change indicate a potential threat. The user is alerted with a buzzer and shut off valve is closed to prevent further leakage. The exhaust fan is also turned ON to facilitate ventilation.</w:t>
+      </w:r>
+      <w:r>
+        <w:rPr>
+          <w:rFonts w:ascii="Times New Roman" w:hAnsi="Times New Roman" w:cs="Times New Roman"/>
+          <w:sz w:val="24"/>
+          <w:szCs w:val="24"/>
+          <w:lang w:val="en-US"/>
+        </w:rPr>
+        <w:t xml:space="preserve"> The data from this task is pushed to multiple tasks so that no tasks will starve for status data. The process task gets data from sensor queue, performs mathematical operations and push the data to status queue. Also, data is broadcasted to control queue, communication queue, compensation queue and LCD queue at this stage.</w:t>
+      </w:r>
     </w:p>
     <w:p>
       <w:pPr>
@@ -15030,17 +15967,16 @@
           <w:szCs w:val="24"/>
           <w:lang w:val="en-US"/>
         </w:rPr>
-        <w:lastRenderedPageBreak/>
-        <w:t xml:space="preserve">Process Task </w:t>
-      </w:r>
-      <w:r>
-        <w:rPr>
-          <w:rFonts w:ascii="Times New Roman" w:hAnsi="Times New Roman" w:cs="Times New Roman"/>
-          <w:sz w:val="24"/>
-          <w:szCs w:val="24"/>
-          <w:lang w:val="en-US"/>
-        </w:rPr>
-        <w:t>(Priority- Real time, stack size</w:t>
+        <w:t xml:space="preserve">Control Task </w:t>
+      </w:r>
+      <w:r>
+        <w:rPr>
+          <w:rFonts w:ascii="Times New Roman" w:hAnsi="Times New Roman" w:cs="Times New Roman"/>
+          <w:sz w:val="24"/>
+          <w:szCs w:val="24"/>
+          <w:lang w:val="en-US"/>
+        </w:rPr>
+        <w:t>(Priority-High, stack size</w:t>
       </w:r>
       <w:r>
         <w:rPr>
@@ -15079,6 +16015,24 @@
           <w:szCs w:val="24"/>
           <w:lang w:val="en-US"/>
         </w:rPr>
+        <w:t xml:space="preserve">In case of gas </w:t>
+      </w:r>
+      <w:r>
+        <w:rPr>
+          <w:rFonts w:ascii="Times New Roman" w:hAnsi="Times New Roman" w:cs="Times New Roman"/>
+          <w:sz w:val="24"/>
+          <w:szCs w:val="24"/>
+          <w:lang w:val="en-US"/>
+        </w:rPr>
+        <w:t>leakage,</w:t>
+      </w:r>
+      <w:r>
+        <w:rPr>
+          <w:rFonts w:ascii="Times New Roman" w:hAnsi="Times New Roman" w:cs="Times New Roman"/>
+          <w:sz w:val="24"/>
+          <w:szCs w:val="24"/>
+          <w:lang w:val="en-US"/>
+        </w:rPr>
         <w:t xml:space="preserve"> </w:t>
       </w:r>
       <w:r>
@@ -15088,40 +16042,26 @@
           <w:szCs w:val="24"/>
           <w:lang w:val="en-US"/>
         </w:rPr>
-        <w:t>Core logic such as leak detection, classification and monitoring the gas weight</w:t>
-      </w:r>
-      <w:r>
-        <w:rPr>
-          <w:rFonts w:ascii="Times New Roman" w:hAnsi="Times New Roman" w:cs="Times New Roman"/>
-          <w:sz w:val="24"/>
-          <w:szCs w:val="24"/>
-          <w:lang w:val="en-US"/>
-        </w:rPr>
-        <w:t xml:space="preserve"> to predict the number of days LPG lasts based on user consumption pattern is implemented in this task. Taking into account of environmental conditions such as changing temperature and humidity especially in kitchen a compensation factor is calculated cyclically to determine the threshold for gas leak detection on periodic basis to ensure no false alarm occurs. High MQ2+high MQ4 can indicate the presence of LPG/methane High MQ7+high MQ2 can indicate presence of CO accounting for incomplete combustion or even faulty burners. Here the output of the sensor array together with weight monitoring is used to alert any possible leaks. The presence of any of these gases beyond a set threshold clubbed with rapid weight change indicate a potential threat. The user is alerted with a buzzer and shut off valve is closed to prevent further leakage. The exhaust fan is also turned ON to facilitate ventilation.</w:t>
-      </w:r>
-      <w:r>
-        <w:rPr>
-          <w:rFonts w:ascii="Times New Roman" w:hAnsi="Times New Roman" w:cs="Times New Roman"/>
-          <w:sz w:val="24"/>
-          <w:szCs w:val="24"/>
-          <w:lang w:val="en-US"/>
-        </w:rPr>
-        <w:t xml:space="preserve"> The data from this task is pushed to multiple tasks so that no tasks will starve for status data. The process task gets data from sensor queue, performs mathematical operations and push the data to status queue. Also, data is broadcasted to control queue, communication queue, compensation queue and LCD queue at this stage.</w:t>
-      </w:r>
-    </w:p>
-    <w:p>
-      <w:pPr>
-        <w:pStyle w:val="ListParagraph"/>
-        <w:spacing w:line="360" w:lineRule="auto"/>
-        <w:ind w:left="1500"/>
-        <w:jc w:val="both"/>
-        <w:rPr>
-          <w:rFonts w:ascii="Times New Roman" w:hAnsi="Times New Roman" w:cs="Times New Roman"/>
-          <w:sz w:val="24"/>
-          <w:szCs w:val="24"/>
-          <w:lang w:val="en-US"/>
-        </w:rPr>
-      </w:pPr>
+        <w:t xml:space="preserve">the </w:t>
+      </w:r>
+      <w:r>
+        <w:rPr>
+          <w:rFonts w:ascii="Times New Roman" w:hAnsi="Times New Roman" w:cs="Times New Roman"/>
+          <w:sz w:val="24"/>
+          <w:szCs w:val="24"/>
+          <w:lang w:val="en-US"/>
+        </w:rPr>
+        <w:t>buzzer sounds alarm.</w:t>
+      </w:r>
+      <w:r>
+        <w:rPr>
+          <w:rFonts w:ascii="Times New Roman" w:hAnsi="Times New Roman" w:cs="Times New Roman"/>
+          <w:sz w:val="24"/>
+          <w:szCs w:val="24"/>
+          <w:lang w:val="en-US"/>
+        </w:rPr>
+        <w:t xml:space="preserve"> The task gets data from control queue handle and executes predefined function calls associated with scenarios such as sudden leak, slow leak and normal. </w:t>
+      </w:r>
     </w:p>
     <w:p>
       <w:pPr>
@@ -15134,13 +16074,22 @@
         <w:jc w:val="both"/>
         <w:rPr>
           <w:rFonts w:ascii="Times New Roman" w:hAnsi="Times New Roman" w:cs="Times New Roman"/>
+          <w:sz w:val="24"/>
+          <w:szCs w:val="24"/>
+          <w:lang w:val="en-US"/>
+        </w:rPr>
+      </w:pPr>
+      <w:r>
+        <w:rPr>
+          <w:rFonts w:ascii="Times New Roman" w:hAnsi="Times New Roman" w:cs="Times New Roman"/>
           <w:b/>
           <w:bCs/>
           <w:sz w:val="24"/>
           <w:szCs w:val="24"/>
           <w:lang w:val="en-US"/>
         </w:rPr>
-      </w:pPr>
+        <w:t>Communication Task</w:t>
+      </w:r>
       <w:r>
         <w:rPr>
           <w:rFonts w:ascii="Times New Roman" w:hAnsi="Times New Roman" w:cs="Times New Roman"/>
@@ -15150,64 +16099,83 @@
           <w:szCs w:val="24"/>
           <w:lang w:val="en-US"/>
         </w:rPr>
-        <w:t xml:space="preserve">Control Task </w:t>
-      </w:r>
-      <w:r>
-        <w:rPr>
-          <w:rFonts w:ascii="Times New Roman" w:hAnsi="Times New Roman" w:cs="Times New Roman"/>
-          <w:sz w:val="24"/>
-          <w:szCs w:val="24"/>
-          <w:lang w:val="en-US"/>
-        </w:rPr>
-        <w:t>(Priority-High, stack size</w:t>
-      </w:r>
-      <w:r>
-        <w:rPr>
-          <w:rFonts w:ascii="Times New Roman" w:hAnsi="Times New Roman" w:cs="Times New Roman"/>
-          <w:sz w:val="24"/>
-          <w:szCs w:val="24"/>
-          <w:lang w:val="en-US"/>
-        </w:rPr>
-        <w:t>-</w:t>
-      </w:r>
-      <w:r>
-        <w:rPr>
-          <w:rFonts w:ascii="Times New Roman" w:hAnsi="Times New Roman" w:cs="Times New Roman"/>
-          <w:sz w:val="24"/>
-          <w:szCs w:val="24"/>
-          <w:lang w:val="en-US"/>
-        </w:rPr>
-        <w:t>256)</w:t>
-      </w:r>
-    </w:p>
-    <w:p>
-      <w:pPr>
-        <w:spacing w:line="360" w:lineRule="auto"/>
-        <w:jc w:val="both"/>
-        <w:rPr>
-          <w:rFonts w:ascii="Times New Roman" w:hAnsi="Times New Roman" w:cs="Times New Roman"/>
-          <w:sz w:val="24"/>
-          <w:szCs w:val="24"/>
-          <w:lang w:val="en-US"/>
-        </w:rPr>
-      </w:pPr>
-      <w:r>
-        <w:rPr>
-          <w:rFonts w:ascii="Times New Roman" w:hAnsi="Times New Roman" w:cs="Times New Roman"/>
-          <w:sz w:val="24"/>
-          <w:szCs w:val="24"/>
-          <w:lang w:val="en-US"/>
-        </w:rPr>
-        <w:t>In case of gas leakage or any other anomaly the auto cut of valve closes and buzzer sounds alarm.</w:t>
-      </w:r>
-      <w:r>
-        <w:rPr>
-          <w:rFonts w:ascii="Times New Roman" w:hAnsi="Times New Roman" w:cs="Times New Roman"/>
-          <w:sz w:val="24"/>
-          <w:szCs w:val="24"/>
-          <w:lang w:val="en-US"/>
-        </w:rPr>
-        <w:t xml:space="preserve"> The task gets data from control queue handle and executes predefined function calls associated with scenarios such as sudden leak, slow leak and normal. </w:t>
+        <w:t xml:space="preserve"> </w:t>
+      </w:r>
+      <w:r>
+        <w:rPr>
+          <w:rFonts w:ascii="Times New Roman" w:hAnsi="Times New Roman" w:cs="Times New Roman"/>
+          <w:sz w:val="24"/>
+          <w:szCs w:val="24"/>
+          <w:lang w:val="en-US"/>
+        </w:rPr>
+        <w:t>(Priority-</w:t>
+      </w:r>
+      <w:r>
+        <w:rPr>
+          <w:rFonts w:ascii="Times New Roman" w:hAnsi="Times New Roman" w:cs="Times New Roman"/>
+          <w:sz w:val="24"/>
+          <w:szCs w:val="24"/>
+          <w:lang w:val="en-US"/>
+        </w:rPr>
+        <w:t>L</w:t>
+      </w:r>
+      <w:r>
+        <w:rPr>
+          <w:rFonts w:ascii="Times New Roman" w:hAnsi="Times New Roman" w:cs="Times New Roman"/>
+          <w:sz w:val="24"/>
+          <w:szCs w:val="24"/>
+          <w:lang w:val="en-US"/>
+        </w:rPr>
+        <w:t>ow, stack size-256)</w:t>
+      </w:r>
+    </w:p>
+    <w:p>
+      <w:pPr>
+        <w:spacing w:line="360" w:lineRule="auto"/>
+        <w:jc w:val="both"/>
+        <w:rPr>
+          <w:rFonts w:ascii="Times New Roman" w:hAnsi="Times New Roman" w:cs="Times New Roman"/>
+          <w:sz w:val="24"/>
+          <w:szCs w:val="24"/>
+          <w:lang w:val="en-US"/>
+        </w:rPr>
+      </w:pPr>
+      <w:r>
+        <w:rPr>
+          <w:rFonts w:ascii="Times New Roman" w:hAnsi="Times New Roman" w:cs="Times New Roman"/>
+          <w:sz w:val="24"/>
+          <w:szCs w:val="24"/>
+          <w:lang w:val="en-US"/>
+        </w:rPr>
+        <w:lastRenderedPageBreak/>
+        <w:t xml:space="preserve">This task prints all the sensor outputs and data from process task in UART console every </w:t>
+      </w:r>
+      <w:r>
+        <w:rPr>
+          <w:rFonts w:ascii="Times New Roman" w:hAnsi="Times New Roman" w:cs="Times New Roman"/>
+          <w:sz w:val="24"/>
+          <w:szCs w:val="24"/>
+          <w:lang w:val="en-US"/>
+        </w:rPr>
+        <w:t>ten</w:t>
+      </w:r>
+      <w:r>
+        <w:rPr>
+          <w:rFonts w:ascii="Times New Roman" w:hAnsi="Times New Roman" w:cs="Times New Roman"/>
+          <w:sz w:val="24"/>
+          <w:szCs w:val="24"/>
+          <w:lang w:val="en-US"/>
+        </w:rPr>
+        <w:t xml:space="preserve"> second</w:t>
+      </w:r>
+      <w:r>
+        <w:rPr>
+          <w:rFonts w:ascii="Times New Roman" w:hAnsi="Times New Roman" w:cs="Times New Roman"/>
+          <w:sz w:val="24"/>
+          <w:szCs w:val="24"/>
+          <w:lang w:val="en-US"/>
+        </w:rPr>
+        <w:t>. The communication task gets the data from communication queue.</w:t>
       </w:r>
     </w:p>
     <w:p>
@@ -15235,7 +16203,7 @@
           <w:szCs w:val="24"/>
           <w:lang w:val="en-US"/>
         </w:rPr>
-        <w:t>Communication Task</w:t>
+        <w:t>Compensation Task</w:t>
       </w:r>
       <w:r>
         <w:rPr>
@@ -15255,73 +16223,82 @@
           <w:szCs w:val="24"/>
           <w:lang w:val="en-US"/>
         </w:rPr>
-        <w:t>(Priority-</w:t>
-      </w:r>
-      <w:r>
-        <w:rPr>
-          <w:rFonts w:ascii="Times New Roman" w:hAnsi="Times New Roman" w:cs="Times New Roman"/>
-          <w:sz w:val="24"/>
-          <w:szCs w:val="24"/>
-          <w:lang w:val="en-US"/>
-        </w:rPr>
-        <w:t>L</w:t>
-      </w:r>
-      <w:r>
-        <w:rPr>
-          <w:rFonts w:ascii="Times New Roman" w:hAnsi="Times New Roman" w:cs="Times New Roman"/>
-          <w:sz w:val="24"/>
-          <w:szCs w:val="24"/>
-          <w:lang w:val="en-US"/>
-        </w:rPr>
-        <w:t>ow, stack size-256)</w:t>
-      </w:r>
-    </w:p>
-    <w:p>
-      <w:pPr>
-        <w:spacing w:line="360" w:lineRule="auto"/>
-        <w:jc w:val="both"/>
-        <w:rPr>
-          <w:rFonts w:ascii="Times New Roman" w:hAnsi="Times New Roman" w:cs="Times New Roman"/>
-          <w:sz w:val="24"/>
-          <w:szCs w:val="24"/>
-          <w:lang w:val="en-US"/>
-        </w:rPr>
-      </w:pPr>
-      <w:r>
-        <w:rPr>
-          <w:rFonts w:ascii="Times New Roman" w:hAnsi="Times New Roman" w:cs="Times New Roman"/>
-          <w:sz w:val="24"/>
-          <w:szCs w:val="24"/>
-          <w:lang w:val="en-US"/>
-        </w:rPr>
-        <w:t xml:space="preserve">This task prints all the sensor outputs and data from process task in UART console every </w:t>
-      </w:r>
-      <w:r>
-        <w:rPr>
-          <w:rFonts w:ascii="Times New Roman" w:hAnsi="Times New Roman" w:cs="Times New Roman"/>
-          <w:sz w:val="24"/>
-          <w:szCs w:val="24"/>
-          <w:lang w:val="en-US"/>
-        </w:rPr>
-        <w:t>ten</w:t>
-      </w:r>
-      <w:r>
-        <w:rPr>
-          <w:rFonts w:ascii="Times New Roman" w:hAnsi="Times New Roman" w:cs="Times New Roman"/>
-          <w:sz w:val="24"/>
-          <w:szCs w:val="24"/>
-          <w:lang w:val="en-US"/>
-        </w:rPr>
-        <w:t xml:space="preserve"> second</w:t>
-      </w:r>
-      <w:r>
-        <w:rPr>
-          <w:rFonts w:ascii="Times New Roman" w:hAnsi="Times New Roman" w:cs="Times New Roman"/>
-          <w:sz w:val="24"/>
-          <w:szCs w:val="24"/>
-          <w:lang w:val="en-US"/>
-        </w:rPr>
-        <w:t>. The communication task gets the data from communication queue.</w:t>
+        <w:t>(Priority-Low, stack size-128)</w:t>
+      </w:r>
+    </w:p>
+    <w:p>
+      <w:pPr>
+        <w:spacing w:line="360" w:lineRule="auto"/>
+        <w:jc w:val="both"/>
+        <w:rPr>
+          <w:rFonts w:ascii="Times New Roman" w:hAnsi="Times New Roman" w:cs="Times New Roman"/>
+          <w:sz w:val="24"/>
+          <w:szCs w:val="24"/>
+          <w:lang w:val="en-US"/>
+        </w:rPr>
+      </w:pPr>
+      <w:r>
+        <w:rPr>
+          <w:rFonts w:ascii="Times New Roman" w:hAnsi="Times New Roman" w:cs="Times New Roman"/>
+          <w:sz w:val="24"/>
+          <w:szCs w:val="24"/>
+          <w:lang w:val="en-US"/>
+        </w:rPr>
+        <w:t>MQ</w:t>
+      </w:r>
+      <w:r>
+        <w:rPr>
+          <w:rFonts w:ascii="Times New Roman" w:hAnsi="Times New Roman" w:cs="Times New Roman"/>
+          <w:sz w:val="24"/>
+          <w:szCs w:val="24"/>
+          <w:lang w:val="en-US"/>
+        </w:rPr>
+        <w:t xml:space="preserve">2, </w:t>
+      </w:r>
+      <w:r>
+        <w:rPr>
+          <w:rFonts w:ascii="Times New Roman" w:hAnsi="Times New Roman" w:cs="Times New Roman"/>
+          <w:sz w:val="24"/>
+          <w:szCs w:val="24"/>
+          <w:lang w:val="en-US"/>
+        </w:rPr>
+        <w:t>MQ</w:t>
+      </w:r>
+      <w:r>
+        <w:rPr>
+          <w:rFonts w:ascii="Times New Roman" w:hAnsi="Times New Roman" w:cs="Times New Roman"/>
+          <w:sz w:val="24"/>
+          <w:szCs w:val="24"/>
+          <w:lang w:val="en-US"/>
+        </w:rPr>
+        <w:t xml:space="preserve">4 and </w:t>
+      </w:r>
+      <w:r>
+        <w:rPr>
+          <w:rFonts w:ascii="Times New Roman" w:hAnsi="Times New Roman" w:cs="Times New Roman"/>
+          <w:sz w:val="24"/>
+          <w:szCs w:val="24"/>
+          <w:lang w:val="en-US"/>
+        </w:rPr>
+        <w:t>MQ</w:t>
+      </w:r>
+      <w:r>
+        <w:rPr>
+          <w:rFonts w:ascii="Times New Roman" w:hAnsi="Times New Roman" w:cs="Times New Roman"/>
+          <w:sz w:val="24"/>
+          <w:szCs w:val="24"/>
+          <w:lang w:val="en-US"/>
+        </w:rPr>
+        <w:t xml:space="preserve">7 gas sensor readings may vary with accumulating temperature and humidity. </w:t>
+      </w:r>
+      <w:r>
+        <w:rPr>
+          <w:rFonts w:ascii="Times New Roman" w:hAnsi="Times New Roman" w:cs="Times New Roman"/>
+          <w:sz w:val="24"/>
+          <w:szCs w:val="24"/>
+          <w:lang w:val="en-US"/>
+        </w:rPr>
+        <w:t>To avoid false alarm or triggers a n environmental compensation factor is applied to gas thresholds dynamically based on temperature and humidity.</w:t>
       </w:r>
     </w:p>
     <w:p>
@@ -15335,22 +16312,13 @@
         <w:jc w:val="both"/>
         <w:rPr>
           <w:rFonts w:ascii="Times New Roman" w:hAnsi="Times New Roman" w:cs="Times New Roman"/>
-          <w:sz w:val="24"/>
-          <w:szCs w:val="24"/>
-          <w:lang w:val="en-US"/>
-        </w:rPr>
-      </w:pPr>
-      <w:r>
-        <w:rPr>
-          <w:rFonts w:ascii="Times New Roman" w:hAnsi="Times New Roman" w:cs="Times New Roman"/>
           <w:b/>
           <w:bCs/>
           <w:sz w:val="24"/>
           <w:szCs w:val="24"/>
           <w:lang w:val="en-US"/>
         </w:rPr>
-        <w:t>Compensation Task</w:t>
-      </w:r>
+      </w:pPr>
       <w:r>
         <w:rPr>
           <w:rFonts w:ascii="Times New Roman" w:hAnsi="Times New Roman" w:cs="Times New Roman"/>
@@ -15360,6 +16328,45 @@
           <w:szCs w:val="24"/>
           <w:lang w:val="en-US"/>
         </w:rPr>
+        <w:t>LCD Task (</w:t>
+      </w:r>
+      <w:r>
+        <w:rPr>
+          <w:rFonts w:ascii="Times New Roman" w:hAnsi="Times New Roman" w:cs="Times New Roman"/>
+          <w:sz w:val="24"/>
+          <w:szCs w:val="24"/>
+          <w:lang w:val="en-US"/>
+        </w:rPr>
+        <w:t>Priority-Normal, stack size-256)</w:t>
+      </w:r>
+    </w:p>
+    <w:p>
+      <w:pPr>
+        <w:spacing w:line="360" w:lineRule="auto"/>
+        <w:jc w:val="both"/>
+        <w:rPr>
+          <w:rFonts w:ascii="Times New Roman" w:hAnsi="Times New Roman" w:cs="Times New Roman"/>
+          <w:sz w:val="24"/>
+          <w:szCs w:val="24"/>
+          <w:lang w:val="en-US"/>
+        </w:rPr>
+      </w:pPr>
+      <w:r>
+        <w:rPr>
+          <w:rFonts w:ascii="Times New Roman" w:hAnsi="Times New Roman" w:cs="Times New Roman"/>
+          <w:sz w:val="24"/>
+          <w:szCs w:val="24"/>
+          <w:lang w:val="en-US"/>
+        </w:rPr>
+        <w:t>The task displays key information’s like cylinder weight,</w:t>
+      </w:r>
+      <w:r>
+        <w:rPr>
+          <w:rFonts w:ascii="Times New Roman" w:hAnsi="Times New Roman" w:cs="Times New Roman"/>
+          <w:sz w:val="24"/>
+          <w:szCs w:val="24"/>
+          <w:lang w:val="en-US"/>
+        </w:rPr>
         <w:t xml:space="preserve"> </w:t>
       </w:r>
       <w:r>
@@ -15369,82 +16376,70 @@
           <w:szCs w:val="24"/>
           <w:lang w:val="en-US"/>
         </w:rPr>
-        <w:t>(Priority-Low, stack size-128)</w:t>
-      </w:r>
-    </w:p>
-    <w:p>
-      <w:pPr>
-        <w:spacing w:line="360" w:lineRule="auto"/>
-        <w:jc w:val="both"/>
-        <w:rPr>
-          <w:rFonts w:ascii="Times New Roman" w:hAnsi="Times New Roman" w:cs="Times New Roman"/>
-          <w:sz w:val="24"/>
-          <w:szCs w:val="24"/>
-          <w:lang w:val="en-US"/>
-        </w:rPr>
-      </w:pPr>
-      <w:r>
-        <w:rPr>
-          <w:rFonts w:ascii="Times New Roman" w:hAnsi="Times New Roman" w:cs="Times New Roman"/>
-          <w:sz w:val="24"/>
-          <w:szCs w:val="24"/>
-          <w:lang w:val="en-US"/>
-        </w:rPr>
-        <w:t>MQ</w:t>
-      </w:r>
-      <w:r>
-        <w:rPr>
-          <w:rFonts w:ascii="Times New Roman" w:hAnsi="Times New Roman" w:cs="Times New Roman"/>
-          <w:sz w:val="24"/>
-          <w:szCs w:val="24"/>
-          <w:lang w:val="en-US"/>
-        </w:rPr>
-        <w:t xml:space="preserve">2, </w:t>
-      </w:r>
-      <w:r>
-        <w:rPr>
-          <w:rFonts w:ascii="Times New Roman" w:hAnsi="Times New Roman" w:cs="Times New Roman"/>
-          <w:sz w:val="24"/>
-          <w:szCs w:val="24"/>
-          <w:lang w:val="en-US"/>
-        </w:rPr>
-        <w:t>MQ</w:t>
-      </w:r>
-      <w:r>
-        <w:rPr>
-          <w:rFonts w:ascii="Times New Roman" w:hAnsi="Times New Roman" w:cs="Times New Roman"/>
-          <w:sz w:val="24"/>
-          <w:szCs w:val="24"/>
-          <w:lang w:val="en-US"/>
-        </w:rPr>
-        <w:t xml:space="preserve">4 and </w:t>
-      </w:r>
-      <w:r>
-        <w:rPr>
-          <w:rFonts w:ascii="Times New Roman" w:hAnsi="Times New Roman" w:cs="Times New Roman"/>
-          <w:sz w:val="24"/>
-          <w:szCs w:val="24"/>
-          <w:lang w:val="en-US"/>
-        </w:rPr>
-        <w:t>MQ</w:t>
-      </w:r>
-      <w:r>
-        <w:rPr>
-          <w:rFonts w:ascii="Times New Roman" w:hAnsi="Times New Roman" w:cs="Times New Roman"/>
-          <w:sz w:val="24"/>
-          <w:szCs w:val="24"/>
-          <w:lang w:val="en-US"/>
-        </w:rPr>
-        <w:t xml:space="preserve">7 gas sensor readings may vary with accumulating temperature and humidity. </w:t>
-      </w:r>
-      <w:r>
-        <w:rPr>
-          <w:rFonts w:ascii="Times New Roman" w:hAnsi="Times New Roman" w:cs="Times New Roman"/>
-          <w:sz w:val="24"/>
-          <w:szCs w:val="24"/>
-          <w:lang w:val="en-US"/>
-        </w:rPr>
-        <w:t>To avoid false alarm or triggers a n environmental compensation factor is applied to gas thresholds dynamically based on temperature and humidity.</w:t>
+        <w:t>temperature,</w:t>
+      </w:r>
+      <w:r>
+        <w:rPr>
+          <w:rFonts w:ascii="Times New Roman" w:hAnsi="Times New Roman" w:cs="Times New Roman"/>
+          <w:sz w:val="24"/>
+          <w:szCs w:val="24"/>
+          <w:lang w:val="en-US"/>
+        </w:rPr>
+        <w:t xml:space="preserve"> </w:t>
+      </w:r>
+      <w:r>
+        <w:rPr>
+          <w:rFonts w:ascii="Times New Roman" w:hAnsi="Times New Roman" w:cs="Times New Roman"/>
+          <w:sz w:val="24"/>
+          <w:szCs w:val="24"/>
+          <w:lang w:val="en-US"/>
+        </w:rPr>
+        <w:t>humidity,</w:t>
+      </w:r>
+      <w:r>
+        <w:rPr>
+          <w:rFonts w:ascii="Times New Roman" w:hAnsi="Times New Roman" w:cs="Times New Roman"/>
+          <w:sz w:val="24"/>
+          <w:szCs w:val="24"/>
+          <w:lang w:val="en-US"/>
+        </w:rPr>
+        <w:t xml:space="preserve"> </w:t>
+      </w:r>
+      <w:r>
+        <w:rPr>
+          <w:rFonts w:ascii="Times New Roman" w:hAnsi="Times New Roman" w:cs="Times New Roman"/>
+          <w:sz w:val="24"/>
+          <w:szCs w:val="24"/>
+          <w:lang w:val="en-US"/>
+        </w:rPr>
+        <w:t>leak status,</w:t>
+      </w:r>
+      <w:r>
+        <w:rPr>
+          <w:rFonts w:ascii="Times New Roman" w:hAnsi="Times New Roman" w:cs="Times New Roman"/>
+          <w:sz w:val="24"/>
+          <w:szCs w:val="24"/>
+          <w:lang w:val="en-US"/>
+        </w:rPr>
+        <w:t xml:space="preserve"> identified gas, remaining days in cycles every two seconds.</w:t>
+      </w:r>
+      <w:r>
+        <w:rPr>
+          <w:rFonts w:ascii="Times New Roman" w:hAnsi="Times New Roman" w:cs="Times New Roman"/>
+          <w:sz w:val="24"/>
+          <w:szCs w:val="24"/>
+          <w:lang w:val="en-US"/>
+        </w:rPr>
+        <w:t xml:space="preserve"> The LCD uses I2C2 for communication and operates at 100kHz.</w:t>
+      </w:r>
+      <w:r>
+        <w:rPr>
+          <w:rFonts w:ascii="Times New Roman" w:hAnsi="Times New Roman" w:cs="Times New Roman"/>
+          <w:sz w:val="24"/>
+          <w:szCs w:val="24"/>
+          <w:lang w:val="en-US"/>
+        </w:rPr>
+        <w:t xml:space="preserve"> When the GSM module triggers alert, the warning information is also displayed on the LCD display.</w:t>
       </w:r>
     </w:p>
     <w:p>
@@ -15474,110 +16469,48 @@
           <w:szCs w:val="24"/>
           <w:lang w:val="en-US"/>
         </w:rPr>
-        <w:t>LCD Task (</w:t>
-      </w:r>
-      <w:r>
-        <w:rPr>
-          <w:rFonts w:ascii="Times New Roman" w:hAnsi="Times New Roman" w:cs="Times New Roman"/>
-          <w:sz w:val="24"/>
-          <w:szCs w:val="24"/>
-          <w:lang w:val="en-US"/>
-        </w:rPr>
-        <w:t>Priority-Normal, stack size-256)</w:t>
-      </w:r>
-    </w:p>
-    <w:p>
-      <w:pPr>
-        <w:spacing w:line="360" w:lineRule="auto"/>
-        <w:jc w:val="both"/>
-        <w:rPr>
-          <w:rFonts w:ascii="Times New Roman" w:hAnsi="Times New Roman" w:cs="Times New Roman"/>
-          <w:sz w:val="24"/>
-          <w:szCs w:val="24"/>
-          <w:lang w:val="en-US"/>
-        </w:rPr>
-      </w:pPr>
-      <w:r>
-        <w:rPr>
-          <w:rFonts w:ascii="Times New Roman" w:hAnsi="Times New Roman" w:cs="Times New Roman"/>
-          <w:sz w:val="24"/>
-          <w:szCs w:val="24"/>
-          <w:lang w:val="en-US"/>
-        </w:rPr>
-        <w:lastRenderedPageBreak/>
-        <w:t>The task displays key information’s like cylinder weight,</w:t>
-      </w:r>
-      <w:r>
-        <w:rPr>
-          <w:rFonts w:ascii="Times New Roman" w:hAnsi="Times New Roman" w:cs="Times New Roman"/>
-          <w:sz w:val="24"/>
-          <w:szCs w:val="24"/>
-          <w:lang w:val="en-US"/>
-        </w:rPr>
-        <w:t xml:space="preserve"> </w:t>
-      </w:r>
-      <w:r>
-        <w:rPr>
-          <w:rFonts w:ascii="Times New Roman" w:hAnsi="Times New Roman" w:cs="Times New Roman"/>
-          <w:sz w:val="24"/>
-          <w:szCs w:val="24"/>
-          <w:lang w:val="en-US"/>
-        </w:rPr>
-        <w:t>temperature,</w:t>
-      </w:r>
-      <w:r>
-        <w:rPr>
-          <w:rFonts w:ascii="Times New Roman" w:hAnsi="Times New Roman" w:cs="Times New Roman"/>
-          <w:sz w:val="24"/>
-          <w:szCs w:val="24"/>
-          <w:lang w:val="en-US"/>
-        </w:rPr>
-        <w:t xml:space="preserve"> </w:t>
-      </w:r>
-      <w:r>
-        <w:rPr>
-          <w:rFonts w:ascii="Times New Roman" w:hAnsi="Times New Roman" w:cs="Times New Roman"/>
-          <w:sz w:val="24"/>
-          <w:szCs w:val="24"/>
-          <w:lang w:val="en-US"/>
-        </w:rPr>
-        <w:t>humidity,</w:t>
-      </w:r>
-      <w:r>
-        <w:rPr>
-          <w:rFonts w:ascii="Times New Roman" w:hAnsi="Times New Roman" w:cs="Times New Roman"/>
-          <w:sz w:val="24"/>
-          <w:szCs w:val="24"/>
-          <w:lang w:val="en-US"/>
-        </w:rPr>
-        <w:t xml:space="preserve"> </w:t>
-      </w:r>
-      <w:r>
-        <w:rPr>
-          <w:rFonts w:ascii="Times New Roman" w:hAnsi="Times New Roman" w:cs="Times New Roman"/>
-          <w:sz w:val="24"/>
-          <w:szCs w:val="24"/>
-          <w:lang w:val="en-US"/>
-        </w:rPr>
-        <w:t>leak status,</w:t>
-      </w:r>
-      <w:r>
-        <w:rPr>
-          <w:rFonts w:ascii="Times New Roman" w:hAnsi="Times New Roman" w:cs="Times New Roman"/>
-          <w:sz w:val="24"/>
-          <w:szCs w:val="24"/>
-          <w:lang w:val="en-US"/>
-        </w:rPr>
-        <w:t xml:space="preserve"> identified gas, remaining days in cycles every two seconds.</w:t>
-      </w:r>
-      <w:r>
-        <w:rPr>
-          <w:rFonts w:ascii="Times New Roman" w:hAnsi="Times New Roman" w:cs="Times New Roman"/>
-          <w:sz w:val="24"/>
-          <w:szCs w:val="24"/>
-          <w:lang w:val="en-US"/>
-        </w:rPr>
-        <w:t xml:space="preserve"> The LCD uses I2C2 for communication and operates at 100kHz.</w:t>
+        <w:t>GSM Task</w:t>
+      </w:r>
+      <w:r>
+        <w:rPr>
+          <w:rFonts w:ascii="Times New Roman" w:hAnsi="Times New Roman" w:cs="Times New Roman"/>
+          <w:b/>
+          <w:bCs/>
+          <w:sz w:val="24"/>
+          <w:szCs w:val="24"/>
+          <w:lang w:val="en-US"/>
+        </w:rPr>
+        <w:t xml:space="preserve"> (</w:t>
+      </w:r>
+      <w:r>
+        <w:rPr>
+          <w:rFonts w:ascii="Times New Roman" w:hAnsi="Times New Roman" w:cs="Times New Roman"/>
+          <w:sz w:val="24"/>
+          <w:szCs w:val="24"/>
+          <w:lang w:val="en-US"/>
+        </w:rPr>
+        <w:t>Priority-Real Time, stack size- 128)</w:t>
+      </w:r>
+    </w:p>
+    <w:p>
+      <w:pPr>
+        <w:spacing w:line="360" w:lineRule="auto"/>
+        <w:jc w:val="both"/>
+        <w:rPr>
+          <w:rFonts w:ascii="Times New Roman" w:hAnsi="Times New Roman" w:cs="Times New Roman"/>
+          <w:sz w:val="24"/>
+          <w:szCs w:val="24"/>
+          <w:lang w:val="en-US"/>
+        </w:rPr>
+      </w:pPr>
+      <w:r>
+        <w:rPr>
+          <w:rFonts w:ascii="Times New Roman" w:hAnsi="Times New Roman" w:cs="Times New Roman"/>
+          <w:sz w:val="24"/>
+          <w:szCs w:val="24"/>
+          <w:lang w:val="en-US"/>
+        </w:rPr>
+        <w:t>The GSM task is responsible for initiating communication when a SLOW or SUDDEN gas leak is detected. The GSM queue handle receives the leak status from status queue. When a leak event occurs, an alert message is sent to the user. Once the alerting is completed a message is also displayed on the UART console. STM32 communicate with the GSM via UART2.</w:t>
       </w:r>
     </w:p>
     <w:p>
@@ -15591,6 +16524,42 @@
         <w:jc w:val="both"/>
         <w:rPr>
           <w:rFonts w:ascii="Times New Roman" w:hAnsi="Times New Roman" w:cs="Times New Roman"/>
+          <w:sz w:val="24"/>
+          <w:szCs w:val="24"/>
+          <w:lang w:val="en-US"/>
+        </w:rPr>
+      </w:pPr>
+      <w:r>
+        <w:rPr>
+          <w:rFonts w:ascii="Times New Roman" w:hAnsi="Times New Roman" w:cs="Times New Roman"/>
+          <w:sz w:val="24"/>
+          <w:szCs w:val="24"/>
+          <w:lang w:val="en-US"/>
+        </w:rPr>
+        <w:t>A python code was generated to plot the gas concentration values of MQ2, MQ4 and MQ7.Figure below shows the output numerical values and graphical plot of sensor PPM output (time vs PPM).</w:t>
+      </w:r>
+    </w:p>
+    <w:p>
+      <w:pPr>
+        <w:pStyle w:val="ListParagraph"/>
+        <w:spacing w:line="360" w:lineRule="auto"/>
+        <w:ind w:left="-851" w:right="662" w:hanging="426"/>
+        <w:jc w:val="both"/>
+        <w:rPr>
+          <w:rFonts w:ascii="Times New Roman" w:hAnsi="Times New Roman" w:cs="Times New Roman"/>
+          <w:sz w:val="24"/>
+          <w:szCs w:val="24"/>
+          <w:lang w:val="en-US"/>
+        </w:rPr>
+      </w:pPr>
+    </w:p>
+    <w:p>
+      <w:pPr>
+        <w:pStyle w:val="ListParagraph"/>
+        <w:spacing w:line="360" w:lineRule="auto"/>
+        <w:jc w:val="center"/>
+        <w:rPr>
+          <w:rFonts w:ascii="Times New Roman" w:hAnsi="Times New Roman" w:cs="Times New Roman"/>
           <w:b/>
           <w:bCs/>
           <w:sz w:val="24"/>
@@ -15607,98 +16576,12 @@
           <w:szCs w:val="24"/>
           <w:lang w:val="en-US"/>
         </w:rPr>
-        <w:t>GSM Task</w:t>
-      </w:r>
-      <w:r>
-        <w:rPr>
-          <w:rFonts w:ascii="Times New Roman" w:hAnsi="Times New Roman" w:cs="Times New Roman"/>
-          <w:b/>
-          <w:bCs/>
-          <w:sz w:val="24"/>
-          <w:szCs w:val="24"/>
-          <w:lang w:val="en-US"/>
-        </w:rPr>
-        <w:t xml:space="preserve"> (</w:t>
-      </w:r>
-      <w:r>
-        <w:rPr>
-          <w:rFonts w:ascii="Times New Roman" w:hAnsi="Times New Roman" w:cs="Times New Roman"/>
-          <w:sz w:val="24"/>
-          <w:szCs w:val="24"/>
-          <w:lang w:val="en-US"/>
-        </w:rPr>
-        <w:t>Priority-Real Time, stack size- 128)</w:t>
-      </w:r>
-    </w:p>
-    <w:p>
-      <w:pPr>
-        <w:pStyle w:val="ListParagraph"/>
-        <w:numPr>
-          <w:ilvl w:val="0"/>
-          <w:numId w:val="42"/>
-        </w:numPr>
-        <w:spacing w:line="360" w:lineRule="auto"/>
-        <w:jc w:val="both"/>
-        <w:rPr>
-          <w:rFonts w:ascii="Times New Roman" w:hAnsi="Times New Roman" w:cs="Times New Roman"/>
-          <w:sz w:val="24"/>
-          <w:szCs w:val="24"/>
-          <w:lang w:val="en-US"/>
-        </w:rPr>
-      </w:pPr>
-      <w:r>
-        <w:rPr>
-          <w:rFonts w:ascii="Times New Roman" w:hAnsi="Times New Roman" w:cs="Times New Roman"/>
-          <w:sz w:val="24"/>
-          <w:szCs w:val="24"/>
-          <w:lang w:val="en-US"/>
-        </w:rPr>
-        <w:t>A python code was generated to plot the gas concentration values of MQ2, MQ4 and MQ7.Figure below shows the output numerical values and graphical plot of sensor PPM output (time vs PPM).</w:t>
-      </w:r>
-    </w:p>
-    <w:p>
-      <w:pPr>
-        <w:pStyle w:val="ListParagraph"/>
-        <w:spacing w:line="360" w:lineRule="auto"/>
-        <w:ind w:left="-851" w:right="662" w:hanging="426"/>
-        <w:jc w:val="both"/>
-        <w:rPr>
-          <w:rFonts w:ascii="Times New Roman" w:hAnsi="Times New Roman" w:cs="Times New Roman"/>
-          <w:sz w:val="24"/>
-          <w:szCs w:val="24"/>
-          <w:lang w:val="en-US"/>
-        </w:rPr>
-      </w:pPr>
-    </w:p>
-    <w:p>
-      <w:pPr>
-        <w:pStyle w:val="ListParagraph"/>
-        <w:spacing w:line="360" w:lineRule="auto"/>
-        <w:jc w:val="both"/>
-        <w:rPr>
-          <w:rFonts w:ascii="Times New Roman" w:hAnsi="Times New Roman" w:cs="Times New Roman"/>
-          <w:b/>
-          <w:bCs/>
-          <w:sz w:val="24"/>
-          <w:szCs w:val="24"/>
-          <w:lang w:val="en-US"/>
-        </w:rPr>
-      </w:pPr>
-      <w:r>
-        <w:rPr>
-          <w:rFonts w:ascii="Times New Roman" w:hAnsi="Times New Roman" w:cs="Times New Roman"/>
-          <w:b/>
-          <w:bCs/>
-          <w:noProof/>
-          <w:sz w:val="24"/>
-          <w:szCs w:val="24"/>
-          <w:lang w:val="en-US"/>
-        </w:rPr>
+        <w:lastRenderedPageBreak/>
         <w:drawing>
-          <wp:inline distT="0" distB="0" distL="0" distR="0" wp14:anchorId="15C1411A" wp14:editId="714A9BAC">
-            <wp:extent cx="5106788" cy="3093720"/>
-            <wp:effectExtent l="0" t="0" r="0" b="0"/>
-            <wp:docPr id="874071092" name="Picture 1"/>
+          <wp:inline distT="0" distB="0" distL="0" distR="0" wp14:anchorId="331D8AA2" wp14:editId="4FFD6F8C">
+            <wp:extent cx="5219064" cy="3362960"/>
+            <wp:effectExtent l="0" t="0" r="1270" b="8890"/>
+            <wp:docPr id="475155000" name="Picture 1"/>
             <wp:cNvGraphicFramePr>
               <a:graphicFrameLocks xmlns:a="http://schemas.openxmlformats.org/drawingml/2006/main" noChangeAspect="1"/>
             </wp:cNvGraphicFramePr>
@@ -15706,32 +16589,23 @@
               <a:graphicData uri="http://schemas.openxmlformats.org/drawingml/2006/picture">
                 <pic:pic xmlns:pic="http://schemas.openxmlformats.org/drawingml/2006/picture">
                   <pic:nvPicPr>
-                    <pic:cNvPr id="874071092" name=""/>
+                    <pic:cNvPr id="475155000" name=""/>
                     <pic:cNvPicPr/>
                   </pic:nvPicPr>
-                  <pic:blipFill rotWithShape="1">
+                  <pic:blipFill>
                     <a:blip r:embed="rId38"/>
-                    <a:srcRect t="1884"/>
                     <a:stretch>
                       <a:fillRect/>
                     </a:stretch>
                   </pic:blipFill>
-                  <pic:spPr bwMode="auto">
+                  <pic:spPr>
                     <a:xfrm>
                       <a:off x="0" y="0"/>
-                      <a:ext cx="5111688" cy="3096689"/>
+                      <a:ext cx="5223639" cy="3365908"/>
                     </a:xfrm>
                     <a:prstGeom prst="rect">
                       <a:avLst/>
                     </a:prstGeom>
-                    <a:ln>
-                      <a:noFill/>
-                    </a:ln>
-                    <a:extLst>
-                      <a:ext uri="{53640926-AAD7-44D8-BBD7-CCE9431645EC}">
-                        <a14:shadowObscured xmlns:a14="http://schemas.microsoft.com/office/drawing/2010/main"/>
-                      </a:ext>
-                    </a:extLst>
                   </pic:spPr>
                 </pic:pic>
               </a:graphicData>
@@ -15778,7 +16652,6 @@
           <w:szCs w:val="24"/>
           <w:lang w:val="en-US"/>
         </w:rPr>
-        <w:lastRenderedPageBreak/>
         <w:drawing>
           <wp:inline distT="0" distB="0" distL="0" distR="0" wp14:anchorId="5345E025" wp14:editId="4D821342">
             <wp:extent cx="4580890" cy="3477538"/>
@@ -15876,6 +16749,7 @@
           <w:szCs w:val="24"/>
           <w:lang w:val="en-US"/>
         </w:rPr>
+        <w:lastRenderedPageBreak/>
         <w:drawing>
           <wp:inline distT="0" distB="0" distL="0" distR="0" wp14:anchorId="5A3BFFE7" wp14:editId="03F63182">
             <wp:extent cx="3779921" cy="2872740"/>
@@ -15982,7 +16856,17 @@
           <w:szCs w:val="24"/>
           <w:lang w:val="en-US"/>
         </w:rPr>
-        <w:t>SCK are connected to PB0 and PB1 followed +5V V</w:t>
+        <w:t xml:space="preserve">SCK are connected to PB0 and PB1 followed +5V </w:t>
+      </w:r>
+      <w:proofErr w:type="spellStart"/>
+      <w:r>
+        <w:rPr>
+          <w:rFonts w:ascii="Times New Roman" w:hAnsi="Times New Roman" w:cs="Times New Roman"/>
+          <w:sz w:val="24"/>
+          <w:szCs w:val="24"/>
+          <w:lang w:val="en-US"/>
+        </w:rPr>
+        <w:t>V</w:t>
       </w:r>
       <w:r>
         <w:rPr>
@@ -15994,6 +16878,7 @@
         </w:rPr>
         <w:t>cc</w:t>
       </w:r>
+      <w:proofErr w:type="spellEnd"/>
       <w:r>
         <w:rPr>
           <w:rFonts w:ascii="Times New Roman" w:hAnsi="Times New Roman" w:cs="Times New Roman"/>
@@ -17096,6 +17981,119 @@
     </w:lvl>
   </w:abstractNum>
   <w:abstractNum w:abstractNumId="8" w15:restartNumberingAfterBreak="0">
+    <w:nsid w:val="16E17A5A"/>
+    <w:multiLevelType w:val="hybridMultilevel"/>
+    <w:tmpl w:val="573869F2"/>
+    <w:lvl w:ilvl="0" w:tplc="40090001">
+      <w:start w:val="1"/>
+      <w:numFmt w:val="bullet"/>
+      <w:lvlText w:val=""/>
+      <w:lvlJc w:val="left"/>
+      <w:pPr>
+        <w:ind w:left="720" w:hanging="360"/>
+      </w:pPr>
+      <w:rPr>
+        <w:rFonts w:ascii="Symbol" w:hAnsi="Symbol" w:hint="default"/>
+      </w:rPr>
+    </w:lvl>
+    <w:lvl w:ilvl="1" w:tplc="40090003" w:tentative="1">
+      <w:start w:val="1"/>
+      <w:numFmt w:val="bullet"/>
+      <w:lvlText w:val="o"/>
+      <w:lvlJc w:val="left"/>
+      <w:pPr>
+        <w:ind w:left="1440" w:hanging="360"/>
+      </w:pPr>
+      <w:rPr>
+        <w:rFonts w:ascii="Courier New" w:hAnsi="Courier New" w:cs="Courier New" w:hint="default"/>
+      </w:rPr>
+    </w:lvl>
+    <w:lvl w:ilvl="2" w:tplc="40090005" w:tentative="1">
+      <w:start w:val="1"/>
+      <w:numFmt w:val="bullet"/>
+      <w:lvlText w:val=""/>
+      <w:lvlJc w:val="left"/>
+      <w:pPr>
+        <w:ind w:left="2160" w:hanging="360"/>
+      </w:pPr>
+      <w:rPr>
+        <w:rFonts w:ascii="Wingdings" w:hAnsi="Wingdings" w:hint="default"/>
+      </w:rPr>
+    </w:lvl>
+    <w:lvl w:ilvl="3" w:tplc="40090001" w:tentative="1">
+      <w:start w:val="1"/>
+      <w:numFmt w:val="bullet"/>
+      <w:lvlText w:val=""/>
+      <w:lvlJc w:val="left"/>
+      <w:pPr>
+        <w:ind w:left="2880" w:hanging="360"/>
+      </w:pPr>
+      <w:rPr>
+        <w:rFonts w:ascii="Symbol" w:hAnsi="Symbol" w:hint="default"/>
+      </w:rPr>
+    </w:lvl>
+    <w:lvl w:ilvl="4" w:tplc="40090003" w:tentative="1">
+      <w:start w:val="1"/>
+      <w:numFmt w:val="bullet"/>
+      <w:lvlText w:val="o"/>
+      <w:lvlJc w:val="left"/>
+      <w:pPr>
+        <w:ind w:left="3600" w:hanging="360"/>
+      </w:pPr>
+      <w:rPr>
+        <w:rFonts w:ascii="Courier New" w:hAnsi="Courier New" w:cs="Courier New" w:hint="default"/>
+      </w:rPr>
+    </w:lvl>
+    <w:lvl w:ilvl="5" w:tplc="40090005" w:tentative="1">
+      <w:start w:val="1"/>
+      <w:numFmt w:val="bullet"/>
+      <w:lvlText w:val=""/>
+      <w:lvlJc w:val="left"/>
+      <w:pPr>
+        <w:ind w:left="4320" w:hanging="360"/>
+      </w:pPr>
+      <w:rPr>
+        <w:rFonts w:ascii="Wingdings" w:hAnsi="Wingdings" w:hint="default"/>
+      </w:rPr>
+    </w:lvl>
+    <w:lvl w:ilvl="6" w:tplc="40090001" w:tentative="1">
+      <w:start w:val="1"/>
+      <w:numFmt w:val="bullet"/>
+      <w:lvlText w:val=""/>
+      <w:lvlJc w:val="left"/>
+      <w:pPr>
+        <w:ind w:left="5040" w:hanging="360"/>
+      </w:pPr>
+      <w:rPr>
+        <w:rFonts w:ascii="Symbol" w:hAnsi="Symbol" w:hint="default"/>
+      </w:rPr>
+    </w:lvl>
+    <w:lvl w:ilvl="7" w:tplc="40090003" w:tentative="1">
+      <w:start w:val="1"/>
+      <w:numFmt w:val="bullet"/>
+      <w:lvlText w:val="o"/>
+      <w:lvlJc w:val="left"/>
+      <w:pPr>
+        <w:ind w:left="5760" w:hanging="360"/>
+      </w:pPr>
+      <w:rPr>
+        <w:rFonts w:ascii="Courier New" w:hAnsi="Courier New" w:cs="Courier New" w:hint="default"/>
+      </w:rPr>
+    </w:lvl>
+    <w:lvl w:ilvl="8" w:tplc="40090005" w:tentative="1">
+      <w:start w:val="1"/>
+      <w:numFmt w:val="bullet"/>
+      <w:lvlText w:val=""/>
+      <w:lvlJc w:val="left"/>
+      <w:pPr>
+        <w:ind w:left="6480" w:hanging="360"/>
+      </w:pPr>
+      <w:rPr>
+        <w:rFonts w:ascii="Wingdings" w:hAnsi="Wingdings" w:hint="default"/>
+      </w:rPr>
+    </w:lvl>
+  </w:abstractNum>
+  <w:abstractNum w:abstractNumId="9" w15:restartNumberingAfterBreak="0">
     <w:nsid w:val="1C0F1307"/>
     <w:multiLevelType w:val="hybridMultilevel"/>
     <w:tmpl w:val="B1440618"/>
@@ -17208,7 +18206,7 @@
       </w:rPr>
     </w:lvl>
   </w:abstractNum>
-  <w:abstractNum w:abstractNumId="9" w15:restartNumberingAfterBreak="0">
+  <w:abstractNum w:abstractNumId="10" w15:restartNumberingAfterBreak="0">
     <w:nsid w:val="22391C15"/>
     <w:multiLevelType w:val="hybridMultilevel"/>
     <w:tmpl w:val="2660756C"/>
@@ -17321,7 +18319,7 @@
       </w:rPr>
     </w:lvl>
   </w:abstractNum>
-  <w:abstractNum w:abstractNumId="10" w15:restartNumberingAfterBreak="0">
+  <w:abstractNum w:abstractNumId="11" w15:restartNumberingAfterBreak="0">
     <w:nsid w:val="2517284B"/>
     <w:multiLevelType w:val="hybridMultilevel"/>
     <w:tmpl w:val="1832A934"/>
@@ -17461,7 +18459,7 @@
       </w:rPr>
     </w:lvl>
   </w:abstractNum>
-  <w:abstractNum w:abstractNumId="11" w15:restartNumberingAfterBreak="0">
+  <w:abstractNum w:abstractNumId="12" w15:restartNumberingAfterBreak="0">
     <w:nsid w:val="251F539A"/>
     <w:multiLevelType w:val="hybridMultilevel"/>
     <w:tmpl w:val="232A62BA"/>
@@ -17550,7 +18548,7 @@
       </w:pPr>
     </w:lvl>
   </w:abstractNum>
-  <w:abstractNum w:abstractNumId="12" w15:restartNumberingAfterBreak="0">
+  <w:abstractNum w:abstractNumId="13" w15:restartNumberingAfterBreak="0">
     <w:nsid w:val="26FA764D"/>
     <w:multiLevelType w:val="multilevel"/>
     <w:tmpl w:val="56009C4E"/>
@@ -17663,7 +18661,7 @@
       </w:pPr>
     </w:lvl>
   </w:abstractNum>
-  <w:abstractNum w:abstractNumId="13" w15:restartNumberingAfterBreak="0">
+  <w:abstractNum w:abstractNumId="14" w15:restartNumberingAfterBreak="0">
     <w:nsid w:val="2DF96CEE"/>
     <w:multiLevelType w:val="hybridMultilevel"/>
     <w:tmpl w:val="CB1215B0"/>
@@ -17776,7 +18774,7 @@
       </w:rPr>
     </w:lvl>
   </w:abstractNum>
-  <w:abstractNum w:abstractNumId="14" w15:restartNumberingAfterBreak="0">
+  <w:abstractNum w:abstractNumId="15" w15:restartNumberingAfterBreak="0">
     <w:nsid w:val="358149EA"/>
     <w:multiLevelType w:val="multilevel"/>
     <w:tmpl w:val="93B4ECF8"/>
@@ -17925,7 +18923,7 @@
       </w:rPr>
     </w:lvl>
   </w:abstractNum>
-  <w:abstractNum w:abstractNumId="15" w15:restartNumberingAfterBreak="0">
+  <w:abstractNum w:abstractNumId="16" w15:restartNumberingAfterBreak="0">
     <w:nsid w:val="36D95C30"/>
     <w:multiLevelType w:val="hybridMultilevel"/>
     <w:tmpl w:val="C7D003F2"/>
@@ -18065,7 +19063,7 @@
       </w:rPr>
     </w:lvl>
   </w:abstractNum>
-  <w:abstractNum w:abstractNumId="16" w15:restartNumberingAfterBreak="0">
+  <w:abstractNum w:abstractNumId="17" w15:restartNumberingAfterBreak="0">
     <w:nsid w:val="44715FAA"/>
     <w:multiLevelType w:val="multilevel"/>
     <w:tmpl w:val="A39647AA"/>
@@ -18214,7 +19212,7 @@
       </w:rPr>
     </w:lvl>
   </w:abstractNum>
-  <w:abstractNum w:abstractNumId="17" w15:restartNumberingAfterBreak="0">
+  <w:abstractNum w:abstractNumId="18" w15:restartNumberingAfterBreak="0">
     <w:nsid w:val="45144DB2"/>
     <w:multiLevelType w:val="hybridMultilevel"/>
     <w:tmpl w:val="264ECCAE"/>
@@ -18327,7 +19325,7 @@
       </w:rPr>
     </w:lvl>
   </w:abstractNum>
-  <w:abstractNum w:abstractNumId="18" w15:restartNumberingAfterBreak="0">
+  <w:abstractNum w:abstractNumId="19" w15:restartNumberingAfterBreak="0">
     <w:nsid w:val="45F517DB"/>
     <w:multiLevelType w:val="hybridMultilevel"/>
     <w:tmpl w:val="CE8EB636"/>
@@ -18440,7 +19438,7 @@
       </w:rPr>
     </w:lvl>
   </w:abstractNum>
-  <w:abstractNum w:abstractNumId="19" w15:restartNumberingAfterBreak="0">
+  <w:abstractNum w:abstractNumId="20" w15:restartNumberingAfterBreak="0">
     <w:nsid w:val="49EB7ADD"/>
     <w:multiLevelType w:val="multilevel"/>
     <w:tmpl w:val="AB58E030"/>
@@ -18589,7 +19587,7 @@
       </w:rPr>
     </w:lvl>
   </w:abstractNum>
-  <w:abstractNum w:abstractNumId="20" w15:restartNumberingAfterBreak="0">
+  <w:abstractNum w:abstractNumId="21" w15:restartNumberingAfterBreak="0">
     <w:nsid w:val="4B302BD4"/>
     <w:multiLevelType w:val="hybridMultilevel"/>
     <w:tmpl w:val="9D36AA86"/>
@@ -18678,7 +19676,7 @@
       </w:pPr>
     </w:lvl>
   </w:abstractNum>
-  <w:abstractNum w:abstractNumId="21" w15:restartNumberingAfterBreak="0">
+  <w:abstractNum w:abstractNumId="22" w15:restartNumberingAfterBreak="0">
     <w:nsid w:val="4B7B77DE"/>
     <w:multiLevelType w:val="hybridMultilevel"/>
     <w:tmpl w:val="882A3756"/>
@@ -18791,7 +19789,7 @@
       </w:rPr>
     </w:lvl>
   </w:abstractNum>
-  <w:abstractNum w:abstractNumId="22" w15:restartNumberingAfterBreak="0">
+  <w:abstractNum w:abstractNumId="23" w15:restartNumberingAfterBreak="0">
     <w:nsid w:val="504766EF"/>
     <w:multiLevelType w:val="hybridMultilevel"/>
     <w:tmpl w:val="5F300F94"/>
@@ -18904,7 +19902,7 @@
       </w:rPr>
     </w:lvl>
   </w:abstractNum>
-  <w:abstractNum w:abstractNumId="23" w15:restartNumberingAfterBreak="0">
+  <w:abstractNum w:abstractNumId="24" w15:restartNumberingAfterBreak="0">
     <w:nsid w:val="56CE5A07"/>
     <w:multiLevelType w:val="hybridMultilevel"/>
     <w:tmpl w:val="305460F4"/>
@@ -19044,7 +20042,7 @@
       </w:rPr>
     </w:lvl>
   </w:abstractNum>
-  <w:abstractNum w:abstractNumId="24" w15:restartNumberingAfterBreak="0">
+  <w:abstractNum w:abstractNumId="25" w15:restartNumberingAfterBreak="0">
     <w:nsid w:val="57E41D64"/>
     <w:multiLevelType w:val="hybridMultilevel"/>
     <w:tmpl w:val="9F0ACD00"/>
@@ -19184,7 +20182,7 @@
       </w:rPr>
     </w:lvl>
   </w:abstractNum>
-  <w:abstractNum w:abstractNumId="25" w15:restartNumberingAfterBreak="0">
+  <w:abstractNum w:abstractNumId="26" w15:restartNumberingAfterBreak="0">
     <w:nsid w:val="5A303293"/>
     <w:multiLevelType w:val="hybridMultilevel"/>
     <w:tmpl w:val="D7184CF6"/>
@@ -19324,7 +20322,7 @@
       </w:rPr>
     </w:lvl>
   </w:abstractNum>
-  <w:abstractNum w:abstractNumId="26" w15:restartNumberingAfterBreak="0">
+  <w:abstractNum w:abstractNumId="27" w15:restartNumberingAfterBreak="0">
     <w:nsid w:val="5C6315DD"/>
     <w:multiLevelType w:val="multilevel"/>
     <w:tmpl w:val="E4728940"/>
@@ -19473,7 +20471,7 @@
       </w:rPr>
     </w:lvl>
   </w:abstractNum>
-  <w:abstractNum w:abstractNumId="27" w15:restartNumberingAfterBreak="0">
+  <w:abstractNum w:abstractNumId="28" w15:restartNumberingAfterBreak="0">
     <w:nsid w:val="5EE000DD"/>
     <w:multiLevelType w:val="hybridMultilevel"/>
     <w:tmpl w:val="7F30D7C0"/>
@@ -19562,7 +20560,7 @@
       </w:pPr>
     </w:lvl>
   </w:abstractNum>
-  <w:abstractNum w:abstractNumId="28" w15:restartNumberingAfterBreak="0">
+  <w:abstractNum w:abstractNumId="29" w15:restartNumberingAfterBreak="0">
     <w:nsid w:val="606C69CB"/>
     <w:multiLevelType w:val="multilevel"/>
     <w:tmpl w:val="C9FC62F8"/>
@@ -19711,7 +20709,7 @@
       </w:rPr>
     </w:lvl>
   </w:abstractNum>
-  <w:abstractNum w:abstractNumId="29" w15:restartNumberingAfterBreak="0">
+  <w:abstractNum w:abstractNumId="30" w15:restartNumberingAfterBreak="0">
     <w:nsid w:val="69BB0BE0"/>
     <w:multiLevelType w:val="hybridMultilevel"/>
     <w:tmpl w:val="617EB404"/>
@@ -19851,7 +20849,7 @@
       </w:rPr>
     </w:lvl>
   </w:abstractNum>
-  <w:abstractNum w:abstractNumId="30" w15:restartNumberingAfterBreak="0">
+  <w:abstractNum w:abstractNumId="31" w15:restartNumberingAfterBreak="0">
     <w:nsid w:val="6AB030F7"/>
     <w:multiLevelType w:val="hybridMultilevel"/>
     <w:tmpl w:val="496ABADA"/>
@@ -19964,7 +20962,7 @@
       </w:rPr>
     </w:lvl>
   </w:abstractNum>
-  <w:abstractNum w:abstractNumId="31" w15:restartNumberingAfterBreak="0">
+  <w:abstractNum w:abstractNumId="32" w15:restartNumberingAfterBreak="0">
     <w:nsid w:val="6B962F89"/>
     <w:multiLevelType w:val="hybridMultilevel"/>
     <w:tmpl w:val="BACCB840"/>
@@ -20104,7 +21102,7 @@
       </w:rPr>
     </w:lvl>
   </w:abstractNum>
-  <w:abstractNum w:abstractNumId="32" w15:restartNumberingAfterBreak="0">
+  <w:abstractNum w:abstractNumId="33" w15:restartNumberingAfterBreak="0">
     <w:nsid w:val="6CDA336A"/>
     <w:multiLevelType w:val="hybridMultilevel"/>
     <w:tmpl w:val="4E7670AE"/>
@@ -20244,7 +21242,7 @@
       </w:rPr>
     </w:lvl>
   </w:abstractNum>
-  <w:abstractNum w:abstractNumId="33" w15:restartNumberingAfterBreak="0">
+  <w:abstractNum w:abstractNumId="34" w15:restartNumberingAfterBreak="0">
     <w:nsid w:val="6F2B0C99"/>
     <w:multiLevelType w:val="hybridMultilevel"/>
     <w:tmpl w:val="01F8D37E"/>
@@ -20357,7 +21355,7 @@
       </w:rPr>
     </w:lvl>
   </w:abstractNum>
-  <w:abstractNum w:abstractNumId="34" w15:restartNumberingAfterBreak="0">
+  <w:abstractNum w:abstractNumId="35" w15:restartNumberingAfterBreak="0">
     <w:nsid w:val="6F6E201E"/>
     <w:multiLevelType w:val="hybridMultilevel"/>
     <w:tmpl w:val="8E980682"/>
@@ -20497,7 +21495,7 @@
       </w:rPr>
     </w:lvl>
   </w:abstractNum>
-  <w:abstractNum w:abstractNumId="35" w15:restartNumberingAfterBreak="0">
+  <w:abstractNum w:abstractNumId="36" w15:restartNumberingAfterBreak="0">
     <w:nsid w:val="70CD4AED"/>
     <w:multiLevelType w:val="hybridMultilevel"/>
     <w:tmpl w:val="4B1274F0"/>
@@ -20637,7 +21635,7 @@
       </w:rPr>
     </w:lvl>
   </w:abstractNum>
-  <w:abstractNum w:abstractNumId="36" w15:restartNumberingAfterBreak="0">
+  <w:abstractNum w:abstractNumId="37" w15:restartNumberingAfterBreak="0">
     <w:nsid w:val="783B3D5F"/>
     <w:multiLevelType w:val="hybridMultilevel"/>
     <w:tmpl w:val="5ED474B2"/>
@@ -20777,7 +21775,7 @@
       </w:rPr>
     </w:lvl>
   </w:abstractNum>
-  <w:abstractNum w:abstractNumId="37" w15:restartNumberingAfterBreak="0">
+  <w:abstractNum w:abstractNumId="38" w15:restartNumberingAfterBreak="0">
     <w:nsid w:val="79A91BB6"/>
     <w:multiLevelType w:val="multilevel"/>
     <w:tmpl w:val="A36A922A"/>
@@ -20926,7 +21924,7 @@
       </w:rPr>
     </w:lvl>
   </w:abstractNum>
-  <w:abstractNum w:abstractNumId="38" w15:restartNumberingAfterBreak="0">
+  <w:abstractNum w:abstractNumId="39" w15:restartNumberingAfterBreak="0">
     <w:nsid w:val="7BD6162F"/>
     <w:multiLevelType w:val="hybridMultilevel"/>
     <w:tmpl w:val="854C5B0E"/>
@@ -21039,7 +22037,7 @@
       </w:rPr>
     </w:lvl>
   </w:abstractNum>
-  <w:abstractNum w:abstractNumId="39" w15:restartNumberingAfterBreak="0">
+  <w:abstractNum w:abstractNumId="40" w15:restartNumberingAfterBreak="0">
     <w:nsid w:val="7EBD6CE2"/>
     <w:multiLevelType w:val="hybridMultilevel"/>
     <w:tmpl w:val="EE1A1C06"/>
@@ -21152,7 +22150,7 @@
       </w:rPr>
     </w:lvl>
   </w:abstractNum>
-  <w:abstractNum w:abstractNumId="40" w15:restartNumberingAfterBreak="0">
+  <w:abstractNum w:abstractNumId="41" w15:restartNumberingAfterBreak="0">
     <w:nsid w:val="7F3555A1"/>
     <w:multiLevelType w:val="hybridMultilevel"/>
     <w:tmpl w:val="ABEE4F4C"/>
@@ -21292,7 +22290,7 @@
       </w:rPr>
     </w:lvl>
   </w:abstractNum>
-  <w:abstractNum w:abstractNumId="41" w15:restartNumberingAfterBreak="0">
+  <w:abstractNum w:abstractNumId="42" w15:restartNumberingAfterBreak="0">
     <w:nsid w:val="7FA946F7"/>
     <w:multiLevelType w:val="hybridMultilevel"/>
     <w:tmpl w:val="5B0C56C4"/>
@@ -21436,100 +22434,100 @@
     <w:abstractNumId w:val="1"/>
   </w:num>
   <w:num w:numId="2" w16cid:durableId="207378518">
-    <w:abstractNumId w:val="34"/>
+    <w:abstractNumId w:val="35"/>
   </w:num>
   <w:num w:numId="3" w16cid:durableId="1622959244">
     <w:abstractNumId w:val="5"/>
   </w:num>
   <w:num w:numId="4" w16cid:durableId="1830710149">
-    <w:abstractNumId w:val="31"/>
+    <w:abstractNumId w:val="32"/>
   </w:num>
   <w:num w:numId="5" w16cid:durableId="6491571">
-    <w:abstractNumId w:val="15"/>
+    <w:abstractNumId w:val="16"/>
   </w:num>
   <w:num w:numId="6" w16cid:durableId="1906722806">
     <w:abstractNumId w:val="0"/>
   </w:num>
   <w:num w:numId="7" w16cid:durableId="227495081">
-    <w:abstractNumId w:val="23"/>
+    <w:abstractNumId w:val="24"/>
   </w:num>
   <w:num w:numId="8" w16cid:durableId="1906182019">
-    <w:abstractNumId w:val="10"/>
+    <w:abstractNumId w:val="11"/>
   </w:num>
   <w:num w:numId="9" w16cid:durableId="1467157761">
-    <w:abstractNumId w:val="32"/>
+    <w:abstractNumId w:val="33"/>
   </w:num>
   <w:num w:numId="10" w16cid:durableId="957296911">
-    <w:abstractNumId w:val="36"/>
+    <w:abstractNumId w:val="37"/>
   </w:num>
   <w:num w:numId="11" w16cid:durableId="1743676954">
     <w:abstractNumId w:val="7"/>
   </w:num>
   <w:num w:numId="12" w16cid:durableId="1858158302">
+    <w:abstractNumId w:val="42"/>
+  </w:num>
+  <w:num w:numId="13" w16cid:durableId="1601644658">
+    <w:abstractNumId w:val="26"/>
+  </w:num>
+  <w:num w:numId="14" w16cid:durableId="928393718">
+    <w:abstractNumId w:val="30"/>
+  </w:num>
+  <w:num w:numId="15" w16cid:durableId="1925803085">
     <w:abstractNumId w:val="41"/>
   </w:num>
-  <w:num w:numId="13" w16cid:durableId="1601644658">
+  <w:num w:numId="16" w16cid:durableId="807935079">
     <w:abstractNumId w:val="25"/>
   </w:num>
-  <w:num w:numId="14" w16cid:durableId="928393718">
-    <w:abstractNumId w:val="29"/>
+  <w:num w:numId="17" w16cid:durableId="1368674603">
+    <w:abstractNumId w:val="36"/>
   </w:num>
-  <w:num w:numId="15" w16cid:durableId="1925803085">
+  <w:num w:numId="18" w16cid:durableId="5452043">
+    <w:abstractNumId w:val="10"/>
+  </w:num>
+  <w:num w:numId="19" w16cid:durableId="1854493569">
+    <w:abstractNumId w:val="19"/>
+  </w:num>
+  <w:num w:numId="20" w16cid:durableId="950207302">
+    <w:abstractNumId w:val="21"/>
+  </w:num>
+  <w:num w:numId="21" w16cid:durableId="834228262">
     <w:abstractNumId w:val="40"/>
   </w:num>
-  <w:num w:numId="16" w16cid:durableId="807935079">
-    <w:abstractNumId w:val="24"/>
-  </w:num>
-  <w:num w:numId="17" w16cid:durableId="1368674603">
-    <w:abstractNumId w:val="35"/>
-  </w:num>
-  <w:num w:numId="18" w16cid:durableId="5452043">
-    <w:abstractNumId w:val="9"/>
-  </w:num>
-  <w:num w:numId="19" w16cid:durableId="1854493569">
-    <w:abstractNumId w:val="18"/>
-  </w:num>
-  <w:num w:numId="20" w16cid:durableId="950207302">
-    <w:abstractNumId w:val="20"/>
-  </w:num>
-  <w:num w:numId="21" w16cid:durableId="834228262">
-    <w:abstractNumId w:val="39"/>
-  </w:num>
   <w:num w:numId="22" w16cid:durableId="1137603474">
-    <w:abstractNumId w:val="14"/>
+    <w:abstractNumId w:val="15"/>
   </w:num>
   <w:num w:numId="23" w16cid:durableId="1406420481">
     <w:abstractNumId w:val="3"/>
   </w:num>
   <w:num w:numId="24" w16cid:durableId="1953979480">
-    <w:abstractNumId w:val="37"/>
+    <w:abstractNumId w:val="38"/>
   </w:num>
   <w:num w:numId="25" w16cid:durableId="2111732095">
-    <w:abstractNumId w:val="12"/>
+    <w:abstractNumId w:val="13"/>
   </w:num>
   <w:num w:numId="26" w16cid:durableId="1644651298">
-    <w:abstractNumId w:val="26"/>
+    <w:abstractNumId w:val="27"/>
   </w:num>
   <w:num w:numId="27" w16cid:durableId="731387957">
-    <w:abstractNumId w:val="19"/>
+    <w:abstractNumId w:val="20"/>
   </w:num>
   <w:num w:numId="28" w16cid:durableId="245845369">
-    <w:abstractNumId w:val="28"/>
+    <w:abstractNumId w:val="29"/>
   </w:num>
   <w:num w:numId="29" w16cid:durableId="1140420511">
     <w:abstractNumId w:val="2"/>
   </w:num>
   <w:num w:numId="30" w16cid:durableId="1112359595">
-    <w:abstractNumId w:val="33"/>
+    <w:abstractNumId w:val="34"/>
   </w:num>
   <w:num w:numId="31" w16cid:durableId="1308851327">
-    <w:abstractNumId w:val="30"/>
+    <w:abstractNumId w:val="31"/>
   </w:num>
   <w:num w:numId="32" w16cid:durableId="665280855">
-    <w:abstractNumId w:val="11"/>
+    <w:abstractNumId w:val="12"/>
   </w:num>
   <w:num w:numId="33" w16cid:durableId="2096826486">
-    <w:abstractNumId w:val="21"/>
+    <w:abstractNumId w:val="22"/>
   </w:num>
   <w:num w:numId="34" w16cid:durableId="1238399404">
     <w:abstractNumId w:val="4"/>
@@ -21538,25 +22536,28 @@
     <w:abstractNumId w:val="6"/>
   </w:num>
   <w:num w:numId="36" w16cid:durableId="311445063">
-    <w:abstractNumId w:val="22"/>
+    <w:abstractNumId w:val="23"/>
   </w:num>
   <w:num w:numId="37" w16cid:durableId="752626901">
-    <w:abstractNumId w:val="8"/>
+    <w:abstractNumId w:val="9"/>
   </w:num>
   <w:num w:numId="38" w16cid:durableId="1828324101">
-    <w:abstractNumId w:val="38"/>
+    <w:abstractNumId w:val="39"/>
   </w:num>
   <w:num w:numId="39" w16cid:durableId="1707440944">
-    <w:abstractNumId w:val="27"/>
+    <w:abstractNumId w:val="28"/>
   </w:num>
   <w:num w:numId="40" w16cid:durableId="1030643556">
+    <w:abstractNumId w:val="18"/>
+  </w:num>
+  <w:num w:numId="41" w16cid:durableId="1289433848">
     <w:abstractNumId w:val="17"/>
   </w:num>
-  <w:num w:numId="41" w16cid:durableId="1289433848">
-    <w:abstractNumId w:val="16"/>
+  <w:num w:numId="42" w16cid:durableId="2040427538">
+    <w:abstractNumId w:val="14"/>
   </w:num>
-  <w:num w:numId="42" w16cid:durableId="2040427538">
-    <w:abstractNumId w:val="13"/>
+  <w:num w:numId="43" w16cid:durableId="1291328510">
+    <w:abstractNumId w:val="8"/>
   </w:num>
 </w:numbering>
 </file>
@@ -21961,7 +22962,7 @@
   <w:style w:type="paragraph" w:default="1" w:styleId="Normal">
     <w:name w:val="Normal"/>
     <w:qFormat/>
-    <w:rsid w:val="009A21D4"/>
+    <w:rsid w:val="00C02D58"/>
   </w:style>
   <w:style w:type="paragraph" w:styleId="Heading1">
     <w:name w:val="heading 1"/>
@@ -22165,6 +23166,7 @@
   <w:style w:type="character" w:default="1" w:styleId="DefaultParagraphFont">
     <w:name w:val="Default Paragraph Font"/>
     <w:uiPriority w:val="1"/>
+    <w:semiHidden/>
     <w:unhideWhenUsed/>
   </w:style>
   <w:style w:type="table" w:default="1" w:styleId="TableNormal">
@@ -22849,6 +23851,7 @@
   <w:rsids>
     <w:rsidRoot w:val="00AF53C9"/>
     <w:rsid w:val="00054C58"/>
+    <w:rsid w:val="004A335B"/>
     <w:rsid w:val="004A5E59"/>
     <w:rsid w:val="005D23DA"/>
     <w:rsid w:val="0061615D"/>
@@ -22859,6 +23862,7 @@
     <w:rsid w:val="00AF2922"/>
     <w:rsid w:val="00AF53C9"/>
     <w:rsid w:val="00D979B0"/>
+    <w:rsid w:val="00F34C16"/>
     <w:rsid w:val="00FD0ECC"/>
   </w:rsids>
   <m:mathPr>

--- a/Documents/Safe Flame_V1.docx
+++ b/Documents/Safe Flame_V1.docx
@@ -10858,8 +10858,8 @@
           <w:rFonts w:ascii="Times New Roman" w:hAnsi="Times New Roman" w:cs="Times New Roman"/>
           <w:b/>
           <w:bCs/>
-          <w:sz w:val="24"/>
-          <w:szCs w:val="24"/>
+          <w:sz w:val="28"/>
+          <w:szCs w:val="28"/>
           <w:lang w:val="en-US"/>
         </w:rPr>
       </w:pPr>
@@ -10868,8 +10868,8 @@
           <w:rFonts w:ascii="Times New Roman" w:hAnsi="Times New Roman" w:cs="Times New Roman"/>
           <w:b/>
           <w:bCs/>
-          <w:sz w:val="24"/>
-          <w:szCs w:val="24"/>
+          <w:sz w:val="28"/>
+          <w:szCs w:val="28"/>
           <w:lang w:val="en-US"/>
         </w:rPr>
         <w:t>MQ2</w:t>
@@ -10879,8 +10879,8 @@
           <w:rFonts w:ascii="Times New Roman" w:hAnsi="Times New Roman" w:cs="Times New Roman"/>
           <w:b/>
           <w:bCs/>
-          <w:sz w:val="24"/>
-          <w:szCs w:val="24"/>
+          <w:sz w:val="28"/>
+          <w:szCs w:val="28"/>
           <w:lang w:val="en-US"/>
         </w:rPr>
         <w:t>-</w:t>
@@ -10890,8 +10890,8 @@
           <w:rFonts w:ascii="Times New Roman" w:hAnsi="Times New Roman" w:cs="Times New Roman"/>
           <w:b/>
           <w:bCs/>
-          <w:sz w:val="24"/>
-          <w:szCs w:val="24"/>
+          <w:sz w:val="28"/>
+          <w:szCs w:val="28"/>
           <w:lang w:val="en-US"/>
         </w:rPr>
         <w:t>LPG sensor</w:t>
@@ -11705,8 +11705,8 @@
           <w:rFonts w:ascii="Times New Roman" w:hAnsi="Times New Roman" w:cs="Times New Roman"/>
           <w:b/>
           <w:bCs/>
-          <w:sz w:val="24"/>
-          <w:szCs w:val="24"/>
+          <w:sz w:val="28"/>
+          <w:szCs w:val="28"/>
           <w:lang w:val="en-US"/>
         </w:rPr>
       </w:pPr>
@@ -11715,8 +11715,8 @@
           <w:rFonts w:ascii="Times New Roman" w:hAnsi="Times New Roman" w:cs="Times New Roman"/>
           <w:b/>
           <w:bCs/>
-          <w:sz w:val="24"/>
-          <w:szCs w:val="24"/>
+          <w:sz w:val="28"/>
+          <w:szCs w:val="28"/>
           <w:lang w:val="en-US"/>
         </w:rPr>
         <w:t>MQ4-Methane sensor</w:t>
@@ -12491,8 +12491,8 @@
           <w:rFonts w:ascii="Times New Roman" w:hAnsi="Times New Roman" w:cs="Times New Roman"/>
           <w:b/>
           <w:bCs/>
-          <w:sz w:val="24"/>
-          <w:szCs w:val="24"/>
+          <w:sz w:val="28"/>
+          <w:szCs w:val="28"/>
           <w:lang w:val="en-US"/>
         </w:rPr>
       </w:pPr>
@@ -12501,8 +12501,8 @@
           <w:rFonts w:ascii="Times New Roman" w:hAnsi="Times New Roman" w:cs="Times New Roman"/>
           <w:b/>
           <w:bCs/>
-          <w:sz w:val="24"/>
-          <w:szCs w:val="24"/>
+          <w:sz w:val="28"/>
+          <w:szCs w:val="28"/>
           <w:lang w:val="en-US"/>
         </w:rPr>
         <w:t>MQ7- Carbon Monoxide sensor</w:t>
@@ -12773,120 +12773,6 @@
             <w:r>
               <w:rPr>
                 <w:rFonts w:ascii="Times New Roman" w:hAnsi="Times New Roman" w:cs="Times New Roman"/>
-                <w:sz w:val="24"/>
-                <w:szCs w:val="24"/>
-              </w:rPr>
-              <w:t>VH (H), Heating voltage high</w:t>
-            </w:r>
-          </w:p>
-        </w:tc>
-        <w:tc>
-          <w:tcPr>
-            <w:tcW w:w="4144" w:type="dxa"/>
-            <w:vAlign w:val="center"/>
-          </w:tcPr>
-          <w:p>
-            <w:pPr>
-              <w:pStyle w:val="ListParagraph"/>
-              <w:spacing w:line="360" w:lineRule="auto"/>
-              <w:ind w:left="0"/>
-              <w:jc w:val="center"/>
-              <w:rPr>
-                <w:rFonts w:ascii="Times New Roman" w:hAnsi="Times New Roman" w:cs="Times New Roman"/>
-                <w:sz w:val="24"/>
-                <w:szCs w:val="24"/>
-                <w:lang w:val="en-US"/>
-              </w:rPr>
-            </w:pPr>
-            <w:r>
-              <w:rPr>
-                <w:rFonts w:ascii="Times New Roman" w:hAnsi="Times New Roman" w:cs="Times New Roman"/>
-                <w:sz w:val="24"/>
-                <w:szCs w:val="24"/>
-              </w:rPr>
-              <w:t>5V±0.1 AC OR DC</w:t>
-            </w:r>
-          </w:p>
-        </w:tc>
-      </w:tr>
-      <w:tr>
-        <w:tc>
-          <w:tcPr>
-            <w:tcW w:w="4152" w:type="dxa"/>
-            <w:vAlign w:val="center"/>
-          </w:tcPr>
-          <w:p>
-            <w:pPr>
-              <w:pStyle w:val="ListParagraph"/>
-              <w:spacing w:line="360" w:lineRule="auto"/>
-              <w:ind w:left="0"/>
-              <w:jc w:val="center"/>
-              <w:rPr>
-                <w:rFonts w:ascii="Times New Roman" w:hAnsi="Times New Roman" w:cs="Times New Roman"/>
-                <w:sz w:val="24"/>
-                <w:szCs w:val="24"/>
-              </w:rPr>
-            </w:pPr>
-            <w:r>
-              <w:rPr>
-                <w:rFonts w:ascii="Times New Roman" w:hAnsi="Times New Roman" w:cs="Times New Roman"/>
-                <w:sz w:val="24"/>
-                <w:szCs w:val="24"/>
-              </w:rPr>
-              <w:t>VH (L), Heating voltage low</w:t>
-            </w:r>
-          </w:p>
-        </w:tc>
-        <w:tc>
-          <w:tcPr>
-            <w:tcW w:w="4144" w:type="dxa"/>
-            <w:vAlign w:val="center"/>
-          </w:tcPr>
-          <w:p>
-            <w:pPr>
-              <w:pStyle w:val="ListParagraph"/>
-              <w:spacing w:line="360" w:lineRule="auto"/>
-              <w:ind w:left="0"/>
-              <w:jc w:val="center"/>
-              <w:rPr>
-                <w:rFonts w:ascii="Times New Roman" w:hAnsi="Times New Roman" w:cs="Times New Roman"/>
-                <w:sz w:val="24"/>
-                <w:szCs w:val="24"/>
-              </w:rPr>
-            </w:pPr>
-            <w:r>
-              <w:rPr>
-                <w:rFonts w:ascii="Times New Roman" w:hAnsi="Times New Roman" w:cs="Times New Roman"/>
-                <w:sz w:val="24"/>
-                <w:szCs w:val="24"/>
-              </w:rPr>
-              <w:t>1.4V±0.1 AC OR DC</w:t>
-            </w:r>
-          </w:p>
-        </w:tc>
-      </w:tr>
-      <w:tr>
-        <w:tc>
-          <w:tcPr>
-            <w:tcW w:w="4152" w:type="dxa"/>
-            <w:vAlign w:val="center"/>
-          </w:tcPr>
-          <w:p>
-            <w:pPr>
-              <w:pStyle w:val="ListParagraph"/>
-              <w:spacing w:line="360" w:lineRule="auto"/>
-              <w:ind w:left="0"/>
-              <w:jc w:val="center"/>
-              <w:rPr>
-                <w:rFonts w:ascii="Times New Roman" w:hAnsi="Times New Roman" w:cs="Times New Roman"/>
-                <w:sz w:val="24"/>
-                <w:szCs w:val="24"/>
-                <w:lang w:val="en-US"/>
-              </w:rPr>
-            </w:pPr>
-            <w:r>
-              <w:rPr>
-                <w:rFonts w:ascii="Times New Roman" w:hAnsi="Times New Roman" w:cs="Times New Roman"/>
                 <w:kern w:val="0"/>
                 <w:sz w:val="24"/>
                 <w:szCs w:val="24"/>
@@ -13034,180 +12920,6 @@
         <w:tc>
           <w:tcPr>
             <w:tcW w:w="4152" w:type="dxa"/>
-          </w:tcPr>
-          <w:p>
-            <w:pPr>
-              <w:pStyle w:val="ListParagraph"/>
-              <w:spacing w:line="360" w:lineRule="auto"/>
-              <w:ind w:left="0"/>
-              <w:rPr>
-                <w:rFonts w:ascii="Times New Roman" w:hAnsi="Times New Roman" w:cs="Times New Roman"/>
-                <w:kern w:val="0"/>
-                <w:sz w:val="24"/>
-                <w:szCs w:val="24"/>
-              </w:rPr>
-            </w:pPr>
-            <w:r>
-              <w:rPr>
-                <w:rFonts w:ascii="Times New Roman" w:hAnsi="Times New Roman" w:cs="Times New Roman"/>
-                <w:kern w:val="0"/>
-                <w:sz w:val="24"/>
-                <w:szCs w:val="24"/>
-              </w:rPr>
-              <w:t xml:space="preserve">TH (H) Heating time (high) </w:t>
-            </w:r>
-          </w:p>
-        </w:tc>
-        <w:tc>
-          <w:tcPr>
-            <w:tcW w:w="4144" w:type="dxa"/>
-          </w:tcPr>
-          <w:p>
-            <w:pPr>
-              <w:pStyle w:val="ListParagraph"/>
-              <w:spacing w:line="360" w:lineRule="auto"/>
-              <w:ind w:left="0"/>
-              <w:jc w:val="center"/>
-              <w:rPr>
-                <w:rFonts w:ascii="Times New Roman" w:hAnsi="Times New Roman" w:cs="Times New Roman"/>
-                <w:kern w:val="0"/>
-                <w:sz w:val="24"/>
-                <w:szCs w:val="24"/>
-              </w:rPr>
-            </w:pPr>
-            <w:r>
-              <w:rPr>
-                <w:rFonts w:ascii="Times New Roman" w:hAnsi="Times New Roman" w:cs="Times New Roman"/>
-                <w:kern w:val="0"/>
-                <w:sz w:val="21"/>
-                <w:szCs w:val="21"/>
-              </w:rPr>
-              <w:t xml:space="preserve"> 60 ±1 seconds</w:t>
-            </w:r>
-          </w:p>
-        </w:tc>
-      </w:tr>
-      <w:tr>
-        <w:tc>
-          <w:tcPr>
-            <w:tcW w:w="4152" w:type="dxa"/>
-          </w:tcPr>
-          <w:p>
-            <w:pPr>
-              <w:pStyle w:val="ListParagraph"/>
-              <w:spacing w:line="360" w:lineRule="auto"/>
-              <w:ind w:left="0"/>
-              <w:rPr>
-                <w:rFonts w:ascii="Times New Roman" w:hAnsi="Times New Roman" w:cs="Times New Roman"/>
-                <w:kern w:val="0"/>
-                <w:sz w:val="24"/>
-                <w:szCs w:val="24"/>
-              </w:rPr>
-            </w:pPr>
-            <w:r>
-              <w:rPr>
-                <w:rFonts w:ascii="Times New Roman" w:hAnsi="Times New Roman" w:cs="Times New Roman"/>
-                <w:kern w:val="0"/>
-                <w:sz w:val="24"/>
-                <w:szCs w:val="24"/>
-              </w:rPr>
-              <w:t xml:space="preserve">TH (L) Heating time (low) </w:t>
-            </w:r>
-          </w:p>
-        </w:tc>
-        <w:tc>
-          <w:tcPr>
-            <w:tcW w:w="4144" w:type="dxa"/>
-          </w:tcPr>
-          <w:p>
-            <w:pPr>
-              <w:pStyle w:val="ListParagraph"/>
-              <w:spacing w:line="360" w:lineRule="auto"/>
-              <w:ind w:left="0"/>
-              <w:jc w:val="center"/>
-              <w:rPr>
-                <w:rFonts w:ascii="Times New Roman" w:hAnsi="Times New Roman" w:cs="Times New Roman"/>
-                <w:kern w:val="0"/>
-                <w:sz w:val="24"/>
-                <w:szCs w:val="24"/>
-              </w:rPr>
-            </w:pPr>
-            <w:r>
-              <w:rPr>
-                <w:rFonts w:ascii="Times New Roman" w:hAnsi="Times New Roman" w:cs="Times New Roman"/>
-                <w:kern w:val="0"/>
-                <w:sz w:val="21"/>
-                <w:szCs w:val="21"/>
-              </w:rPr>
-              <w:t xml:space="preserve"> 90±1 seconds</w:t>
-            </w:r>
-          </w:p>
-        </w:tc>
-      </w:tr>
-      <w:tr>
-        <w:tc>
-          <w:tcPr>
-            <w:tcW w:w="4152" w:type="dxa"/>
-            <w:vAlign w:val="center"/>
-          </w:tcPr>
-          <w:p>
-            <w:pPr>
-              <w:pStyle w:val="ListParagraph"/>
-              <w:spacing w:line="360" w:lineRule="auto"/>
-              <w:ind w:left="0"/>
-              <w:jc w:val="center"/>
-              <w:rPr>
-                <w:rFonts w:ascii="Times New Roman" w:hAnsi="Times New Roman" w:cs="Times New Roman"/>
-                <w:kern w:val="0"/>
-                <w:sz w:val="24"/>
-                <w:szCs w:val="24"/>
-              </w:rPr>
-            </w:pPr>
-            <w:r>
-              <w:rPr>
-                <w:rFonts w:ascii="Times New Roman" w:hAnsi="Times New Roman" w:cs="Times New Roman"/>
-                <w:kern w:val="0"/>
-                <w:sz w:val="24"/>
-                <w:szCs w:val="24"/>
-              </w:rPr>
-              <w:t>PH, Heating consumption</w:t>
-            </w:r>
-          </w:p>
-        </w:tc>
-        <w:tc>
-          <w:tcPr>
-            <w:tcW w:w="4144" w:type="dxa"/>
-            <w:vAlign w:val="center"/>
-          </w:tcPr>
-          <w:p>
-            <w:pPr>
-              <w:pStyle w:val="ListParagraph"/>
-              <w:spacing w:line="360" w:lineRule="auto"/>
-              <w:ind w:left="0"/>
-              <w:jc w:val="center"/>
-              <w:rPr>
-                <w:rFonts w:ascii="Times New Roman" w:hAnsi="Times New Roman" w:cs="Times New Roman"/>
-                <w:kern w:val="0"/>
-                <w:sz w:val="24"/>
-                <w:szCs w:val="24"/>
-              </w:rPr>
-            </w:pPr>
-            <w:r>
-              <w:rPr>
-                <w:rFonts w:ascii="Times New Roman" w:hAnsi="Times New Roman" w:cs="Times New Roman"/>
-                <w:kern w:val="0"/>
-                <w:sz w:val="24"/>
-                <w:szCs w:val="24"/>
-              </w:rPr>
-              <w:t>&lt; 350mw</w:t>
-            </w:r>
-          </w:p>
-        </w:tc>
-      </w:tr>
-      <w:tr>
-        <w:tc>
-          <w:tcPr>
-            <w:tcW w:w="4152" w:type="dxa"/>
             <w:vAlign w:val="center"/>
           </w:tcPr>
           <w:p>
@@ -13406,8 +13118,8 @@
           <w:rFonts w:ascii="Times New Roman" w:hAnsi="Times New Roman" w:cs="Times New Roman"/>
           <w:b/>
           <w:bCs/>
-          <w:sz w:val="24"/>
-          <w:szCs w:val="24"/>
+          <w:sz w:val="28"/>
+          <w:szCs w:val="28"/>
           <w:lang w:val="en-US"/>
         </w:rPr>
       </w:pPr>
@@ -13416,8 +13128,8 @@
           <w:rFonts w:ascii="Times New Roman" w:hAnsi="Times New Roman" w:cs="Times New Roman"/>
           <w:b/>
           <w:bCs/>
-          <w:sz w:val="24"/>
-          <w:szCs w:val="24"/>
+          <w:sz w:val="28"/>
+          <w:szCs w:val="28"/>
           <w:lang w:val="en-US"/>
         </w:rPr>
         <w:t>DHT22-Temperature and Humidity Sensor</w:t>
@@ -13850,67 +13562,6 @@
     </w:tbl>
     <w:p>
       <w:pPr>
-        <w:pStyle w:val="ListParagraph"/>
-        <w:spacing w:line="360" w:lineRule="auto"/>
-        <w:jc w:val="both"/>
-        <w:rPr>
-          <w:rFonts w:ascii="Times New Roman" w:hAnsi="Times New Roman" w:cs="Times New Roman"/>
-          <w:b/>
-          <w:bCs/>
-          <w:sz w:val="24"/>
-          <w:szCs w:val="24"/>
-          <w:lang w:val="en-US"/>
-        </w:rPr>
-      </w:pPr>
-    </w:p>
-    <w:p>
-      <w:pPr>
-        <w:pStyle w:val="ListParagraph"/>
-        <w:spacing w:line="360" w:lineRule="auto"/>
-        <w:jc w:val="both"/>
-        <w:rPr>
-          <w:rFonts w:ascii="Times New Roman" w:hAnsi="Times New Roman" w:cs="Times New Roman"/>
-          <w:b/>
-          <w:bCs/>
-          <w:sz w:val="24"/>
-          <w:szCs w:val="24"/>
-          <w:lang w:val="en-US"/>
-        </w:rPr>
-      </w:pPr>
-    </w:p>
-    <w:p>
-      <w:pPr>
-        <w:pStyle w:val="ListParagraph"/>
-        <w:spacing w:line="360" w:lineRule="auto"/>
-        <w:jc w:val="both"/>
-        <w:rPr>
-          <w:rFonts w:ascii="Times New Roman" w:hAnsi="Times New Roman" w:cs="Times New Roman"/>
-          <w:b/>
-          <w:bCs/>
-          <w:sz w:val="24"/>
-          <w:szCs w:val="24"/>
-          <w:lang w:val="en-US"/>
-        </w:rPr>
-      </w:pPr>
-    </w:p>
-    <w:p>
-      <w:pPr>
-        <w:pStyle w:val="ListParagraph"/>
-        <w:spacing w:line="360" w:lineRule="auto"/>
-        <w:jc w:val="both"/>
-        <w:rPr>
-          <w:rFonts w:ascii="Times New Roman" w:hAnsi="Times New Roman" w:cs="Times New Roman"/>
-          <w:b/>
-          <w:bCs/>
-          <w:sz w:val="24"/>
-          <w:szCs w:val="24"/>
-          <w:lang w:val="en-US"/>
-        </w:rPr>
-      </w:pPr>
-    </w:p>
-    <w:p>
-      <w:pPr>
-        <w:pStyle w:val="ListParagraph"/>
         <w:spacing w:line="360" w:lineRule="auto"/>
         <w:jc w:val="both"/>
         <w:rPr>
@@ -13936,8 +13587,8 @@
           <w:rFonts w:ascii="Times New Roman" w:hAnsi="Times New Roman" w:cs="Times New Roman"/>
           <w:b/>
           <w:bCs/>
-          <w:sz w:val="24"/>
-          <w:szCs w:val="24"/>
+          <w:sz w:val="28"/>
+          <w:szCs w:val="28"/>
           <w:lang w:val="en-US"/>
         </w:rPr>
       </w:pPr>
@@ -13946,11 +13597,10 @@
           <w:rFonts w:ascii="Times New Roman" w:hAnsi="Times New Roman" w:cs="Times New Roman"/>
           <w:b/>
           <w:bCs/>
-          <w:sz w:val="24"/>
-          <w:szCs w:val="24"/>
-          <w:lang w:val="en-US"/>
-        </w:rPr>
-        <w:lastRenderedPageBreak/>
+          <w:sz w:val="28"/>
+          <w:szCs w:val="28"/>
+          <w:lang w:val="en-US"/>
+        </w:rPr>
         <w:t>Load cell +</w:t>
       </w:r>
       <w:r>
@@ -13958,8 +13608,8 @@
           <w:rFonts w:ascii="Times New Roman" w:hAnsi="Times New Roman" w:cs="Times New Roman"/>
           <w:b/>
           <w:bCs/>
-          <w:sz w:val="24"/>
-          <w:szCs w:val="24"/>
+          <w:sz w:val="28"/>
+          <w:szCs w:val="28"/>
           <w:lang w:val="en-US"/>
         </w:rPr>
         <w:t>HX71</w:t>
@@ -14389,6 +14039,7 @@
                 <w:sz w:val="24"/>
                 <w:szCs w:val="24"/>
               </w:rPr>
+              <w:lastRenderedPageBreak/>
               <w:t>Output data rate</w:t>
             </w:r>
           </w:p>
@@ -15612,7 +15263,6 @@
           <w:szCs w:val="28"/>
           <w:lang w:val="en-US"/>
         </w:rPr>
-        <w:lastRenderedPageBreak/>
         <w:t>RTOS Implementation</w:t>
       </w:r>
     </w:p>
@@ -15719,6 +15369,7 @@
           <w:szCs w:val="24"/>
           <w:lang w:val="en-US"/>
         </w:rPr>
+        <w:lastRenderedPageBreak/>
         <w:t>This task is responsible for fetching raw ADC values from the sensor like MQ</w:t>
       </w:r>
       <w:r>
@@ -16147,7 +15798,6 @@
           <w:szCs w:val="24"/>
           <w:lang w:val="en-US"/>
         </w:rPr>
-        <w:lastRenderedPageBreak/>
         <w:t xml:space="preserve">This task prints all the sensor outputs and data from process task in UART console every </w:t>
       </w:r>
       <w:r>
@@ -16244,6 +15894,7 @@
           <w:szCs w:val="24"/>
           <w:lang w:val="en-US"/>
         </w:rPr>
+        <w:lastRenderedPageBreak/>
         <w:t>MQ</w:t>
       </w:r>
       <w:r>
@@ -16576,7 +16227,6 @@
           <w:szCs w:val="24"/>
           <w:lang w:val="en-US"/>
         </w:rPr>
-        <w:lastRenderedPageBreak/>
         <w:drawing>
           <wp:inline distT="0" distB="0" distL="0" distR="0" wp14:anchorId="331D8AA2" wp14:editId="4FFD6F8C">
             <wp:extent cx="5219064" cy="3362960"/>
@@ -16652,6 +16302,7 @@
           <w:szCs w:val="24"/>
           <w:lang w:val="en-US"/>
         </w:rPr>
+        <w:lastRenderedPageBreak/>
         <w:drawing>
           <wp:inline distT="0" distB="0" distL="0" distR="0" wp14:anchorId="5345E025" wp14:editId="4D821342">
             <wp:extent cx="4580890" cy="3477538"/>
@@ -16749,7 +16400,6 @@
           <w:szCs w:val="24"/>
           <w:lang w:val="en-US"/>
         </w:rPr>
-        <w:lastRenderedPageBreak/>
         <w:drawing>
           <wp:inline distT="0" distB="0" distL="0" distR="0" wp14:anchorId="5A3BFFE7" wp14:editId="03F63182">
             <wp:extent cx="3779921" cy="2872740"/>
@@ -18469,7 +18119,7 @@
       <w:lvlText w:val="%1."/>
       <w:lvlJc w:val="left"/>
       <w:pPr>
-        <w:ind w:left="720" w:hanging="360"/>
+        <w:ind w:left="643" w:hanging="360"/>
       </w:pPr>
       <w:rPr>
         <w:rFonts w:hint="default"/>
@@ -18481,7 +18131,7 @@
       <w:lvlText w:val="%2."/>
       <w:lvlJc w:val="left"/>
       <w:pPr>
-        <w:ind w:left="1440" w:hanging="360"/>
+        <w:ind w:left="1363" w:hanging="360"/>
       </w:pPr>
     </w:lvl>
     <w:lvl w:ilvl="2" w:tplc="4009001B" w:tentative="1">
@@ -18490,7 +18140,7 @@
       <w:lvlText w:val="%3."/>
       <w:lvlJc w:val="right"/>
       <w:pPr>
-        <w:ind w:left="2160" w:hanging="180"/>
+        <w:ind w:left="2083" w:hanging="180"/>
       </w:pPr>
     </w:lvl>
     <w:lvl w:ilvl="3" w:tplc="4009000F" w:tentative="1">
@@ -18499,7 +18149,7 @@
       <w:lvlText w:val="%4."/>
       <w:lvlJc w:val="left"/>
       <w:pPr>
-        <w:ind w:left="2880" w:hanging="360"/>
+        <w:ind w:left="2803" w:hanging="360"/>
       </w:pPr>
     </w:lvl>
     <w:lvl w:ilvl="4" w:tplc="40090019" w:tentative="1">
@@ -18508,7 +18158,7 @@
       <w:lvlText w:val="%5."/>
       <w:lvlJc w:val="left"/>
       <w:pPr>
-        <w:ind w:left="3600" w:hanging="360"/>
+        <w:ind w:left="3523" w:hanging="360"/>
       </w:pPr>
     </w:lvl>
     <w:lvl w:ilvl="5" w:tplc="4009001B" w:tentative="1">
@@ -18517,7 +18167,7 @@
       <w:lvlText w:val="%6."/>
       <w:lvlJc w:val="right"/>
       <w:pPr>
-        <w:ind w:left="4320" w:hanging="180"/>
+        <w:ind w:left="4243" w:hanging="180"/>
       </w:pPr>
     </w:lvl>
     <w:lvl w:ilvl="6" w:tplc="4009000F" w:tentative="1">
@@ -18526,7 +18176,7 @@
       <w:lvlText w:val="%7."/>
       <w:lvlJc w:val="left"/>
       <w:pPr>
-        <w:ind w:left="5040" w:hanging="360"/>
+        <w:ind w:left="4963" w:hanging="360"/>
       </w:pPr>
     </w:lvl>
     <w:lvl w:ilvl="7" w:tplc="40090019" w:tentative="1">
@@ -18535,7 +18185,7 @@
       <w:lvlText w:val="%8."/>
       <w:lvlJc w:val="left"/>
       <w:pPr>
-        <w:ind w:left="5760" w:hanging="360"/>
+        <w:ind w:left="5683" w:hanging="360"/>
       </w:pPr>
     </w:lvl>
     <w:lvl w:ilvl="8" w:tplc="4009001B" w:tentative="1">
@@ -18544,7 +18194,7 @@
       <w:lvlText w:val="%9."/>
       <w:lvlJc w:val="right"/>
       <w:pPr>
-        <w:ind w:left="6480" w:hanging="180"/>
+        <w:ind w:left="6403" w:hanging="180"/>
       </w:pPr>
     </w:lvl>
   </w:abstractNum>
@@ -23851,6 +23501,7 @@
   <w:rsids>
     <w:rsidRoot w:val="00AF53C9"/>
     <w:rsid w:val="00054C58"/>
+    <w:rsid w:val="00397086"/>
     <w:rsid w:val="004A335B"/>
     <w:rsid w:val="004A5E59"/>
     <w:rsid w:val="005D23DA"/>
@@ -23862,7 +23513,6 @@
     <w:rsid w:val="00AF2922"/>
     <w:rsid w:val="00AF53C9"/>
     <w:rsid w:val="00D979B0"/>
-    <w:rsid w:val="00F34C16"/>
     <w:rsid w:val="00FD0ECC"/>
   </w:rsids>
   <m:mathPr>
